--- a/documentation.docx
+++ b/documentation.docx
@@ -864,62 +864,25 @@
       </w:pPr>
       <w:bookmarkStart w:id="9" w:name="_Toc265989762"/>
       <w:r>
-        <w:t xml:space="preserve">4.10 Table and Figure </w:t>
-      </w:r>
-      <w:proofErr w:type="spellStart"/>
-      <w:r>
-        <w:t>labeling</w:t>
+        <w:t>4.10 Table and Figure labeling</w:t>
       </w:r>
       <w:bookmarkEnd w:id="9"/>
-      <w:proofErr w:type="spellEnd"/>
-    </w:p>
-    <w:p>
-      <w:pPr>
-        <w:spacing w:after="0" w:line="360" w:lineRule="auto"/>
-        <w:jc w:val="both"/>
-        <w:rPr>
-          <w:rFonts w:cs="Times New Roman"/>
-          <w:szCs w:val="24"/>
-        </w:rPr>
-      </w:pPr>
-      <w:r>
-        <w:rPr>
-          <w:rFonts w:cs="Times New Roman"/>
-          <w:szCs w:val="24"/>
-        </w:rPr>
-        <w:t xml:space="preserve">Table Section </w:t>
-      </w:r>
-      <w:proofErr w:type="spellStart"/>
-      <w:r>
-        <w:rPr>
-          <w:rFonts w:cs="Times New Roman"/>
-          <w:szCs w:val="24"/>
-        </w:rPr>
-        <w:t>No.Table</w:t>
-      </w:r>
-      <w:proofErr w:type="spellEnd"/>
-      <w:r>
-        <w:rPr>
-          <w:rFonts w:cs="Times New Roman"/>
-          <w:szCs w:val="24"/>
-        </w:rPr>
-        <w:t xml:space="preserve"> No – Table Name, Times New Roman, 10, Normal, </w:t>
-      </w:r>
-      <w:proofErr w:type="spellStart"/>
-      <w:r>
-        <w:rPr>
-          <w:rFonts w:cs="Times New Roman"/>
-          <w:szCs w:val="24"/>
-        </w:rPr>
-        <w:t>center</w:t>
-      </w:r>
-      <w:proofErr w:type="spellEnd"/>
-      <w:r>
-        <w:rPr>
-          <w:rFonts w:cs="Times New Roman"/>
-          <w:szCs w:val="24"/>
-        </w:rPr>
-        <w:t xml:space="preserve"> </w:t>
+    </w:p>
+    <w:p>
+      <w:pPr>
+        <w:spacing w:after="0" w:line="360" w:lineRule="auto"/>
+        <w:jc w:val="both"/>
+        <w:rPr>
+          <w:rFonts w:cs="Times New Roman"/>
+          <w:szCs w:val="24"/>
+        </w:rPr>
+      </w:pPr>
+      <w:r>
+        <w:rPr>
+          <w:rFonts w:cs="Times New Roman"/>
+          <w:szCs w:val="24"/>
+        </w:rPr>
+        <w:t xml:space="preserve">Table Section No.Table No – Table Name, Times New Roman, 10, Normal, center </w:t>
       </w:r>
     </w:p>
     <w:p>
@@ -993,40 +956,15 @@
           <w:rFonts w:cs="Times New Roman"/>
           <w:szCs w:val="20"/>
         </w:rPr>
-        <w:t xml:space="preserve">Figure Section </w:t>
-      </w:r>
-      <w:proofErr w:type="spellStart"/>
+        <w:t>Figure Section No.Figure No – Figure Name, Times New Roman, 10, Normal</w:t>
+      </w:r>
       <w:r>
         <w:rPr>
           <w:rFonts w:cs="Times New Roman"/>
           <w:szCs w:val="20"/>
         </w:rPr>
-        <w:t>No.Figure</w:t>
-      </w:r>
-      <w:proofErr w:type="spellEnd"/>
-      <w:r>
-        <w:rPr>
-          <w:rFonts w:cs="Times New Roman"/>
-          <w:szCs w:val="20"/>
-        </w:rPr>
-        <w:t xml:space="preserve"> No – Figure Name, Times New Roman, 10, Normal</w:t>
-      </w:r>
-      <w:r>
-        <w:rPr>
-          <w:rFonts w:cs="Times New Roman"/>
-          <w:szCs w:val="20"/>
-        </w:rPr>
-        <w:t xml:space="preserve">, </w:t>
-      </w:r>
-      <w:proofErr w:type="spellStart"/>
-      <w:r>
-        <w:rPr>
-          <w:rFonts w:cs="Times New Roman"/>
-          <w:szCs w:val="20"/>
-        </w:rPr>
-        <w:t>center</w:t>
-      </w:r>
-      <w:proofErr w:type="spellEnd"/>
+        <w:t>, center</w:t>
+      </w:r>
     </w:p>
     <w:p>
       <w:pPr>
@@ -1103,39 +1041,7 @@
           <w:rFonts w:cs="Times New Roman"/>
           <w:szCs w:val="20"/>
         </w:rPr>
-        <w:t xml:space="preserve">Proposal: Tape Binding (1 Copy during </w:t>
-      </w:r>
-      <w:proofErr w:type="spellStart"/>
-      <w:r>
-        <w:rPr>
-          <w:rFonts w:cs="Times New Roman"/>
-          <w:szCs w:val="20"/>
-        </w:rPr>
-        <w:t>defense</w:t>
-      </w:r>
-      <w:proofErr w:type="spellEnd"/>
-      <w:r>
-        <w:rPr>
-          <w:rFonts w:cs="Times New Roman"/>
-          <w:szCs w:val="20"/>
-        </w:rPr>
-        <w:t xml:space="preserve"> and after </w:t>
-      </w:r>
-      <w:proofErr w:type="spellStart"/>
-      <w:r>
-        <w:rPr>
-          <w:rFonts w:cs="Times New Roman"/>
-          <w:szCs w:val="20"/>
-        </w:rPr>
-        <w:t>defense</w:t>
-      </w:r>
-      <w:proofErr w:type="spellEnd"/>
-      <w:r>
-        <w:rPr>
-          <w:rFonts w:cs="Times New Roman"/>
-          <w:szCs w:val="20"/>
-        </w:rPr>
-        <w:t>, 2 copies of finalized version of the proposal with correction need to be submitted to the college).</w:t>
+        <w:t>Proposal: Tape Binding (1 Copy during defense and after defense, 2 copies of finalized version of the proposal with correction need to be submitted to the college).</w:t>
       </w:r>
     </w:p>
     <w:p>
@@ -1699,7 +1605,7 @@
           </mc:Choice>
           <mc:Fallback>
             <w:pict>
-              <v:group w14:anchorId="276D49EC" id="Group 5" o:spid="_x0000_s1026" style="width:68.5pt;height:110pt;mso-position-horizontal-relative:char;mso-position-vertical-relative:line" coordsize="6762,16097" o:gfxdata="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">
+              <v:group w14:anchorId="49CB1FCC" id="Group 5" o:spid="_x0000_s1026" style="width:68.5pt;height:110pt;mso-position-horizontal-relative:char;mso-position-vertical-relative:line" coordsize="6762,16097" o:gfxdata="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">
                 <v:line id="Straight Connector 2" o:spid="_x0000_s1027" style="position:absolute;visibility:visible;mso-wrap-style:square" from="3333,0" to="3333,16097" o:connectortype="straight" o:gfxdata="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" strokecolor="black [3200]" strokeweight="2.5pt">
                   <v:stroke joinstyle="miter"/>
                 </v:line>
@@ -1972,7 +1878,7 @@
                   <w:rPr>
                     <w:rFonts w:cs="Times New Roman"/>
                   </w:rPr>
-                  <w:t>Arpan Pokhrel</w:t>
+                  <w:t>Anish Giri</w:t>
                 </w:r>
               </w:p>
             </w:tc>
@@ -2064,15 +1970,13 @@
               <w:jc w:val="center"/>
               <w:rPr>
                 <w:rFonts w:cs="Times New Roman"/>
-                <w:b/>
-                <w:bCs/>
               </w:rPr>
             </w:pPr>
             <w:r>
               <w:rPr>
                 <w:rFonts w:cs="Times New Roman"/>
               </w:rPr>
-              <w:t>Generic Name</w:t>
+              <w:t>Ankit Sharma Paudel</w:t>
             </w:r>
           </w:p>
         </w:tc>
@@ -2168,15 +2072,13 @@
               <w:jc w:val="center"/>
               <w:rPr>
                 <w:rFonts w:cs="Times New Roman"/>
-                <w:b/>
-                <w:bCs/>
               </w:rPr>
             </w:pPr>
             <w:r>
               <w:rPr>
                 <w:rFonts w:cs="Times New Roman"/>
               </w:rPr>
-              <w:t>Generic Name</w:t>
+              <w:t>Saugat Paudel</w:t>
             </w:r>
           </w:p>
         </w:tc>
@@ -2257,110 +2159,6 @@
           </w:p>
         </w:tc>
       </w:tr>
-      <w:tr>
-        <w:trPr>
-          <w:trHeight w:val="20"/>
-        </w:trPr>
-        <w:tc>
-          <w:tcPr>
-            <w:tcW w:w="1250" w:type="pct"/>
-            <w:vAlign w:val="center"/>
-          </w:tcPr>
-          <w:p>
-            <w:pPr>
-              <w:spacing w:before="120" w:line="360" w:lineRule="auto"/>
-              <w:jc w:val="both"/>
-              <w:rPr>
-                <w:rFonts w:cs="Times New Roman"/>
-                <w:b/>
-                <w:bCs/>
-              </w:rPr>
-            </w:pPr>
-            <w:r>
-              <w:rPr>
-                <w:rFonts w:cs="Times New Roman"/>
-              </w:rPr>
-              <w:t>Generic Name</w:t>
-            </w:r>
-          </w:p>
-        </w:tc>
-        <w:tc>
-          <w:tcPr>
-            <w:tcW w:w="1250" w:type="pct"/>
-            <w:vAlign w:val="center"/>
-          </w:tcPr>
-          <w:p>
-            <w:pPr>
-              <w:spacing w:before="120" w:line="360" w:lineRule="auto"/>
-              <w:jc w:val="both"/>
-              <w:rPr>
-                <w:rFonts w:cs="Times New Roman"/>
-                <w:b/>
-                <w:bCs/>
-              </w:rPr>
-            </w:pPr>
-            <w:r>
-              <w:rPr>
-                <w:rFonts w:cs="Times New Roman"/>
-              </w:rPr>
-              <w:t>BCA</w:t>
-            </w:r>
-          </w:p>
-        </w:tc>
-        <w:tc>
-          <w:tcPr>
-            <w:tcW w:w="751" w:type="pct"/>
-            <w:vAlign w:val="center"/>
-          </w:tcPr>
-          <w:p>
-            <w:pPr>
-              <w:spacing w:before="120" w:line="360" w:lineRule="auto"/>
-              <w:jc w:val="both"/>
-              <w:rPr>
-                <w:rFonts w:cs="Times New Roman"/>
-                <w:b/>
-                <w:bCs/>
-              </w:rPr>
-            </w:pPr>
-            <w:r>
-              <w:rPr>
-                <w:rFonts w:cs="Times New Roman"/>
-              </w:rPr>
-              <w:t>2</w:t>
-            </w:r>
-            <w:r>
-              <w:rPr>
-                <w:rFonts w:cs="Times New Roman"/>
-                <w:vertAlign w:val="superscript"/>
-              </w:rPr>
-              <w:t>nd</w:t>
-            </w:r>
-          </w:p>
-        </w:tc>
-        <w:tc>
-          <w:tcPr>
-            <w:tcW w:w="1749" w:type="pct"/>
-            <w:vAlign w:val="center"/>
-          </w:tcPr>
-          <w:p>
-            <w:pPr>
-              <w:spacing w:before="120" w:line="360" w:lineRule="auto"/>
-              <w:jc w:val="both"/>
-              <w:rPr>
-                <w:rFonts w:cs="Times New Roman"/>
-                <w:b/>
-                <w:bCs/>
-              </w:rPr>
-            </w:pPr>
-            <w:r>
-              <w:rPr>
-                <w:rFonts w:cs="Times New Roman"/>
-              </w:rPr>
-              <w:t>2019-00-00-0000</w:t>
-            </w:r>
-          </w:p>
-        </w:tc>
-      </w:tr>
     </w:tbl>
     <w:p>
       <w:pPr>
@@ -2417,7 +2215,7 @@
           <w:noProof/>
           <w:szCs w:val="24"/>
         </w:rPr>
-        <w:t>02/05/2026</w:t>
+        <w:t>03/05/2026</w:t>
       </w:r>
       <w:r>
         <w:rPr>
@@ -2544,7 +2342,7 @@
         <w:jc w:val="both"/>
       </w:pPr>
       <w:r>
-        <w:t>Generic Thapa</w:t>
+        <w:t>Anish Giri</w:t>
       </w:r>
     </w:p>
     <w:p>
@@ -2553,7 +2351,7 @@
         <w:jc w:val="both"/>
       </w:pPr>
       <w:r>
-        <w:t>Generic Sharma</w:t>
+        <w:t>Ankit Sharma Paudel</w:t>
       </w:r>
     </w:p>
     <w:p>
@@ -2562,7 +2360,7 @@
         <w:jc w:val="both"/>
       </w:pPr>
       <w:r>
-        <w:t>Generic Gurung</w:t>
+        <w:t>Saugat Paudel</w:t>
       </w:r>
     </w:p>
     <w:p>
@@ -2570,9 +2368,6 @@
         <w:spacing w:before="120" w:after="0" w:line="360" w:lineRule="auto"/>
         <w:jc w:val="both"/>
       </w:pPr>
-      <w:r>
-        <w:t>Generic Nepali</w:t>
-      </w:r>
     </w:p>
     <w:p>
       <w:pPr>
@@ -2647,7 +2442,25 @@
           <w:sz w:val="32"/>
           <w:szCs w:val="32"/>
         </w:rPr>
-        <w:t>“Project Title”</w:t>
+        <w:t>“</w:t>
+      </w:r>
+      <w:r>
+        <w:rPr>
+          <w:rFonts w:cs="Times New Roman"/>
+          <w:b/>
+          <w:sz w:val="32"/>
+          <w:szCs w:val="32"/>
+        </w:rPr>
+        <w:t>Simple Banking System</w:t>
+      </w:r>
+      <w:r>
+        <w:rPr>
+          <w:rFonts w:cs="Times New Roman"/>
+          <w:b/>
+          <w:sz w:val="32"/>
+          <w:szCs w:val="32"/>
+        </w:rPr>
+        <w:t>”</w:t>
       </w:r>
     </w:p>
     <w:p>
@@ -2703,7 +2516,42 @@
           <w:rFonts w:cs="Times New Roman"/>
           <w:szCs w:val="24"/>
         </w:rPr>
-        <w:t>I (We) hereby declare that I (we) am (are) the only author(s) of this work and that no sources other than the listed here have been used in this work.</w:t>
+        <w:t>We</w:t>
+      </w:r>
+      <w:r>
+        <w:rPr>
+          <w:rFonts w:cs="Times New Roman"/>
+          <w:szCs w:val="24"/>
+        </w:rPr>
+        <w:t xml:space="preserve"> hereby declare that</w:t>
+      </w:r>
+      <w:r>
+        <w:rPr>
+          <w:rFonts w:cs="Times New Roman"/>
+          <w:szCs w:val="24"/>
+        </w:rPr>
+        <w:t xml:space="preserve"> </w:t>
+      </w:r>
+      <w:r>
+        <w:rPr>
+          <w:rFonts w:cs="Times New Roman"/>
+          <w:szCs w:val="24"/>
+        </w:rPr>
+        <w:t xml:space="preserve">we </w:t>
+      </w:r>
+      <w:r>
+        <w:rPr>
+          <w:rFonts w:cs="Times New Roman"/>
+          <w:szCs w:val="24"/>
+        </w:rPr>
+        <w:t xml:space="preserve">are </w:t>
+      </w:r>
+      <w:r>
+        <w:rPr>
+          <w:rFonts w:cs="Times New Roman"/>
+          <w:szCs w:val="24"/>
+        </w:rPr>
+        <w:t>the only authors of this work and that no sources other than the listed here have been used in this work.</w:t>
       </w:r>
     </w:p>
     <w:p>
@@ -2748,6 +2596,14 @@
           <w:szCs w:val="24"/>
         </w:rPr>
         <w:t>s</w:t>
+      </w:r>
+      <w:r>
+        <w:rPr>
+          <w:rFonts w:cs="Times New Roman"/>
+          <w:b/>
+          <w:szCs w:val="24"/>
+        </w:rPr>
+        <w:t xml:space="preserve"> </w:t>
       </w:r>
     </w:p>
     <w:p>
@@ -2866,7 +2722,14 @@
           <w:rFonts w:cs="Times New Roman"/>
           <w:szCs w:val="24"/>
         </w:rPr>
-        <w:t>I hereby recommend that this project entitled “</w:t>
+        <w:t>We</w:t>
+      </w:r>
+      <w:r>
+        <w:rPr>
+          <w:rFonts w:cs="Times New Roman"/>
+          <w:szCs w:val="24"/>
+        </w:rPr>
+        <w:t xml:space="preserve"> hereby recommend that this project entitled “</w:t>
       </w:r>
       <w:r>
         <w:rPr>
@@ -2874,14 +2737,28 @@
           <w:b/>
           <w:szCs w:val="24"/>
         </w:rPr>
-        <w:t>Project Title</w:t>
-      </w:r>
-      <w:r>
-        <w:rPr>
-          <w:rFonts w:cs="Times New Roman"/>
-          <w:szCs w:val="24"/>
-        </w:rPr>
-        <w:t xml:space="preserve">” is done under my supervision by </w:t>
+        <w:t>Simple Banking System</w:t>
+      </w:r>
+      <w:r>
+        <w:rPr>
+          <w:rFonts w:cs="Times New Roman"/>
+          <w:szCs w:val="24"/>
+        </w:rPr>
+        <w:t xml:space="preserve">” is done under </w:t>
+      </w:r>
+      <w:r>
+        <w:rPr>
+          <w:rFonts w:cs="Times New Roman"/>
+          <w:szCs w:val="24"/>
+        </w:rPr>
+        <w:t>our</w:t>
+      </w:r>
+      <w:r>
+        <w:rPr>
+          <w:rFonts w:cs="Times New Roman"/>
+          <w:szCs w:val="24"/>
+        </w:rPr>
+        <w:t xml:space="preserve"> supervision by </w:t>
       </w:r>
       <w:r>
         <w:rPr>
@@ -2889,7 +2766,7 @@
           <w:b/>
           <w:szCs w:val="24"/>
         </w:rPr>
-        <w:t>Student Name1</w:t>
+        <w:t>Anish Giri , Ankit Sharma Paudel</w:t>
       </w:r>
       <w:r>
         <w:rPr>
@@ -2905,7 +2782,15 @@
           <w:b/>
           <w:szCs w:val="24"/>
         </w:rPr>
-        <w:t xml:space="preserve"> Student Name 2</w:t>
+        <w:t xml:space="preserve"> </w:t>
+      </w:r>
+      <w:r>
+        <w:rPr>
+          <w:rFonts w:cs="Times New Roman"/>
+          <w:b/>
+          <w:szCs w:val="24"/>
+        </w:rPr>
+        <w:t>Saugat Paudel</w:t>
       </w:r>
       <w:r>
         <w:rPr>
@@ -2919,9 +2804,8 @@
           <w:rFonts w:cs="Times New Roman"/>
           <w:szCs w:val="24"/>
         </w:rPr>
-        <w:t>_</w:t>
-      </w:r>
-      <w:proofErr w:type="spellStart"/>
+        <w:t>2</w:t>
+      </w:r>
       <w:r>
         <w:rPr>
           <w:rFonts w:cs="Times New Roman"/>
@@ -2929,7 +2813,6 @@
         </w:rPr>
         <w:t>th</w:t>
       </w:r>
-      <w:proofErr w:type="spellEnd"/>
       <w:r>
         <w:rPr>
           <w:rFonts w:cs="Times New Roman"/>
@@ -2965,7 +2848,7 @@
           <w:b/>
           <w:szCs w:val="24"/>
         </w:rPr>
-        <w:t>Program Name</w:t>
+        <w:t>BCA</w:t>
       </w:r>
       <w:r>
         <w:rPr>
@@ -3115,7 +2998,7 @@
           <w:b/>
           <w:szCs w:val="24"/>
         </w:rPr>
-        <w:t>Project Title</w:t>
+        <w:t>Simple Banking System</w:t>
       </w:r>
       <w:r>
         <w:rPr>
@@ -3165,7 +3048,7 @@
           <w:b/>
           <w:szCs w:val="24"/>
         </w:rPr>
-        <w:t>Program Name</w:t>
+        <w:t>BCA</w:t>
       </w:r>
       <w:r>
         <w:rPr>
@@ -13735,7 +13618,7 @@
     <w:charset w:val="00"/>
     <w:family w:val="swiss"/>
     <w:pitch w:val="variable"/>
-    <w:sig w:usb0="E4002EFF" w:usb1="C200247B" w:usb2="00000009" w:usb3="00000000" w:csb0="000001FF" w:csb1="00000000"/>
+    <w:sig w:usb0="E4002EFF" w:usb1="C000247B" w:usb2="00000009" w:usb3="00000000" w:csb0="000001FF" w:csb1="00000000"/>
   </w:font>
   <w:font w:name="Tahoma">
     <w:panose1 w:val="020B0604030504040204"/>
@@ -13749,19 +13632,7 @@
     <w:charset w:val="00"/>
     <w:family w:val="swiss"/>
     <w:pitch w:val="variable"/>
-    <w:sig w:usb0="E4002EFF" w:usb1="C200247B" w:usb2="00000009" w:usb3="00000000" w:csb0="000001FF" w:csb1="00000000"/>
-  </w:font>
-  <w:font w:name="Aptos">
-    <w:charset w:val="00"/>
-    <w:family w:val="swiss"/>
-    <w:pitch w:val="variable"/>
-    <w:sig w:usb0="20000287" w:usb1="00000003" w:usb2="00000000" w:usb3="00000000" w:csb0="0000019F" w:csb1="00000000"/>
-  </w:font>
-  <w:font w:name="Aptos Display">
-    <w:charset w:val="00"/>
-    <w:family w:val="swiss"/>
-    <w:pitch w:val="variable"/>
-    <w:sig w:usb0="20000287" w:usb1="00000003" w:usb2="00000000" w:usb3="00000000" w:csb0="0000019F" w:csb1="00000000"/>
+    <w:sig w:usb0="E4002EFF" w:usb1="C000247B" w:usb2="00000009" w:usb3="00000000" w:csb0="000001FF" w:csb1="00000000"/>
   </w:font>
 </w:fonts>
 </file>
@@ -13785,7 +13656,9 @@
     <w:rsid w:val="001300FF"/>
     <w:rsid w:val="001B1BB0"/>
     <w:rsid w:val="0035202E"/>
+    <w:rsid w:val="0048741F"/>
     <w:rsid w:val="005047B6"/>
+    <w:rsid w:val="005619ED"/>
     <w:rsid w:val="00586AAF"/>
     <w:rsid w:val="005A53D4"/>
     <w:rsid w:val="00632E6A"/>
@@ -14567,12 +14440,6 @@
 </file>
 
 <file path=customXml/item1.xml><?xml version="1.0" encoding="utf-8"?>
-<p:properties xmlns:p="http://schemas.microsoft.com/office/2006/metadata/properties" xmlns:xsi="http://www.w3.org/2001/XMLSchema-instance" xmlns:pc="http://schemas.microsoft.com/office/infopath/2007/PartnerControls">
-  <documentManagement/>
-</p:properties>
-</file>
-
-<file path=customXml/item2.xml><?xml version="1.0" encoding="utf-8"?>
 <ct:contentTypeSchema xmlns:ct="http://schemas.microsoft.com/office/2006/metadata/contentType" xmlns:ma="http://schemas.microsoft.com/office/2006/metadata/properties/metaAttributes" ct:_="" ma:_="" ma:contentTypeName="Document" ma:contentTypeID="0x01010021A59588BC0053418FC88F40861DA871" ma:contentTypeVersion="10" ma:contentTypeDescription="Create a new document." ma:contentTypeScope="" ma:versionID="3673c1cf7550c71788a22a838bb0d9c0">
   <xsd:schema xmlns:xsd="http://www.w3.org/2001/XMLSchema" xmlns:xs="http://www.w3.org/2001/XMLSchema" xmlns:p="http://schemas.microsoft.com/office/2006/metadata/properties" xmlns:ns2="22f4eba5-1bf1-421f-a001-fd7acca9760c" targetNamespace="http://schemas.microsoft.com/office/2006/metadata/properties" ma:root="true" ma:fieldsID="ac330b6bfa0f539d41f40e8181b11b47" ns2:_="">
     <xsd:import namespace="22f4eba5-1bf1-421f-a001-fd7acca9760c"/>
@@ -14756,6 +14623,12 @@
 </ct:contentTypeSchema>
 </file>
 
+<file path=customXml/item2.xml><?xml version="1.0" encoding="utf-8"?>
+<p:properties xmlns:p="http://schemas.microsoft.com/office/2006/metadata/properties" xmlns:xsi="http://www.w3.org/2001/XMLSchema-instance" xmlns:pc="http://schemas.microsoft.com/office/infopath/2007/PartnerControls">
+  <documentManagement/>
+</p:properties>
+</file>
+
 <file path=customXml/item3.xml><?xml version="1.0" encoding="utf-8"?>
 <?mso-contentType ?>
 <FormTemplates xmlns="http://schemas.microsoft.com/sharepoint/v3/contenttype/forms">
@@ -14766,15 +14639,6 @@
 </file>
 
 <file path=customXml/itemProps1.xml><?xml version="1.0" encoding="utf-8"?>
-<ds:datastoreItem xmlns:ds="http://schemas.openxmlformats.org/officeDocument/2006/customXml" ds:itemID="{279A32A1-94B8-4C38-AF26-42DBFF0B0D86}">
-  <ds:schemaRefs>
-    <ds:schemaRef ds:uri="http://schemas.microsoft.com/office/2006/metadata/properties"/>
-    <ds:schemaRef ds:uri="http://schemas.microsoft.com/office/infopath/2007/PartnerControls"/>
-  </ds:schemaRefs>
-</ds:datastoreItem>
-</file>
-
-<file path=customXml/itemProps2.xml><?xml version="1.0" encoding="utf-8"?>
 <ds:datastoreItem xmlns:ds="http://schemas.openxmlformats.org/officeDocument/2006/customXml" ds:itemID="{65E5B5D4-677A-455F-8552-96943537CE77}">
   <ds:schemaRefs>
     <ds:schemaRef ds:uri="http://schemas.microsoft.com/office/2006/metadata/contentType"/>
@@ -14792,6 +14656,15 @@
 </ds:datastoreItem>
 </file>
 
+<file path=customXml/itemProps2.xml><?xml version="1.0" encoding="utf-8"?>
+<ds:datastoreItem xmlns:ds="http://schemas.openxmlformats.org/officeDocument/2006/customXml" ds:itemID="{279A32A1-94B8-4C38-AF26-42DBFF0B0D86}">
+  <ds:schemaRefs>
+    <ds:schemaRef ds:uri="http://schemas.microsoft.com/office/2006/metadata/properties"/>
+    <ds:schemaRef ds:uri="http://schemas.microsoft.com/office/infopath/2007/PartnerControls"/>
+  </ds:schemaRefs>
+</ds:datastoreItem>
+</file>
+
 <file path=customXml/itemProps3.xml><?xml version="1.0" encoding="utf-8"?>
 <ds:datastoreItem xmlns:ds="http://schemas.openxmlformats.org/officeDocument/2006/customXml" ds:itemID="{56C44748-5791-4773-80AF-F953C3055353}">
   <ds:schemaRefs>

--- a/documentation.docx
+++ b/documentation.docx
@@ -555,7 +555,23 @@
           <w:rFonts w:cs="Times New Roman"/>
           <w:szCs w:val="24"/>
         </w:rPr>
-        <w:t>Left side: 1.5 inch, Right side: 1 inch, Bottom: 1 inch, Top: 1 inch</w:t>
+        <w:t xml:space="preserve">Left side: </w:t>
+      </w:r>
+      <w:proofErr w:type="gramStart"/>
+      <w:r>
+        <w:rPr>
+          <w:rFonts w:cs="Times New Roman"/>
+          <w:szCs w:val="24"/>
+        </w:rPr>
+        <w:t>1.5 inch</w:t>
+      </w:r>
+      <w:proofErr w:type="gramEnd"/>
+      <w:r>
+        <w:rPr>
+          <w:rFonts w:cs="Times New Roman"/>
+          <w:szCs w:val="24"/>
+        </w:rPr>
+        <w:t>, Right side: 1 inch, Bottom: 1 inch, Top: 1 inch</w:t>
       </w:r>
     </w:p>
     <w:p>
@@ -620,14 +636,62 @@
           <w:rFonts w:cs="Times New Roman"/>
           <w:szCs w:val="24"/>
         </w:rPr>
-        <w:t>Space Before:  12 pt, After:  12 pt, Keep with next, Keep lines together</w:t>
-      </w:r>
-      <w:r>
-        <w:rPr>
-          <w:rFonts w:cs="Times New Roman"/>
-          <w:szCs w:val="24"/>
-        </w:rPr>
-        <w:t xml:space="preserve">, Every context word should start with Uppercase, </w:t>
+        <w:t xml:space="preserve">Space Before:  12 pt, After:  12 pt, </w:t>
+      </w:r>
+      <w:proofErr w:type="gramStart"/>
+      <w:r>
+        <w:rPr>
+          <w:rFonts w:cs="Times New Roman"/>
+          <w:szCs w:val="24"/>
+        </w:rPr>
+        <w:t>Keep</w:t>
+      </w:r>
+      <w:proofErr w:type="gramEnd"/>
+      <w:r>
+        <w:rPr>
+          <w:rFonts w:cs="Times New Roman"/>
+          <w:szCs w:val="24"/>
+        </w:rPr>
+        <w:t xml:space="preserve"> with next, </w:t>
+      </w:r>
+      <w:proofErr w:type="gramStart"/>
+      <w:r>
+        <w:rPr>
+          <w:rFonts w:cs="Times New Roman"/>
+          <w:szCs w:val="24"/>
+        </w:rPr>
+        <w:t>Keep</w:t>
+      </w:r>
+      <w:proofErr w:type="gramEnd"/>
+      <w:r>
+        <w:rPr>
+          <w:rFonts w:cs="Times New Roman"/>
+          <w:szCs w:val="24"/>
+        </w:rPr>
+        <w:t xml:space="preserve"> lines together</w:t>
+      </w:r>
+      <w:r>
+        <w:rPr>
+          <w:rFonts w:cs="Times New Roman"/>
+          <w:szCs w:val="24"/>
+        </w:rPr>
+        <w:t xml:space="preserve">, </w:t>
+      </w:r>
+      <w:proofErr w:type="gramStart"/>
+      <w:r>
+        <w:rPr>
+          <w:rFonts w:cs="Times New Roman"/>
+          <w:szCs w:val="24"/>
+        </w:rPr>
+        <w:t>Every</w:t>
+      </w:r>
+      <w:proofErr w:type="gramEnd"/>
+      <w:r>
+        <w:rPr>
+          <w:rFonts w:cs="Times New Roman"/>
+          <w:szCs w:val="24"/>
+        </w:rPr>
+        <w:t xml:space="preserve"> context word should start with Uppercase, </w:t>
       </w:r>
     </w:p>
     <w:p>
@@ -651,14 +715,62 @@
           <w:rFonts w:cs="Times New Roman"/>
           <w:szCs w:val="24"/>
         </w:rPr>
-        <w:t>Space Before:  12 pt, After:  12 pt, Keep with next, Keep lines together</w:t>
-      </w:r>
-      <w:r>
-        <w:rPr>
-          <w:rFonts w:cs="Times New Roman"/>
-          <w:szCs w:val="24"/>
-        </w:rPr>
-        <w:t>, Every context word should start with Uppercase</w:t>
+        <w:t xml:space="preserve">Space Before:  12 pt, After:  12 pt, </w:t>
+      </w:r>
+      <w:proofErr w:type="gramStart"/>
+      <w:r>
+        <w:rPr>
+          <w:rFonts w:cs="Times New Roman"/>
+          <w:szCs w:val="24"/>
+        </w:rPr>
+        <w:t>Keep</w:t>
+      </w:r>
+      <w:proofErr w:type="gramEnd"/>
+      <w:r>
+        <w:rPr>
+          <w:rFonts w:cs="Times New Roman"/>
+          <w:szCs w:val="24"/>
+        </w:rPr>
+        <w:t xml:space="preserve"> with next, </w:t>
+      </w:r>
+      <w:proofErr w:type="gramStart"/>
+      <w:r>
+        <w:rPr>
+          <w:rFonts w:cs="Times New Roman"/>
+          <w:szCs w:val="24"/>
+        </w:rPr>
+        <w:t>Keep</w:t>
+      </w:r>
+      <w:proofErr w:type="gramEnd"/>
+      <w:r>
+        <w:rPr>
+          <w:rFonts w:cs="Times New Roman"/>
+          <w:szCs w:val="24"/>
+        </w:rPr>
+        <w:t xml:space="preserve"> lines together</w:t>
+      </w:r>
+      <w:r>
+        <w:rPr>
+          <w:rFonts w:cs="Times New Roman"/>
+          <w:szCs w:val="24"/>
+        </w:rPr>
+        <w:t xml:space="preserve">, </w:t>
+      </w:r>
+      <w:proofErr w:type="gramStart"/>
+      <w:r>
+        <w:rPr>
+          <w:rFonts w:cs="Times New Roman"/>
+          <w:szCs w:val="24"/>
+        </w:rPr>
+        <w:t>Every</w:t>
+      </w:r>
+      <w:proofErr w:type="gramEnd"/>
+      <w:r>
+        <w:rPr>
+          <w:rFonts w:cs="Times New Roman"/>
+          <w:szCs w:val="24"/>
+        </w:rPr>
+        <w:t xml:space="preserve"> context word should start with Uppercase</w:t>
       </w:r>
     </w:p>
     <w:p>
@@ -682,31 +794,111 @@
           <w:rFonts w:cs="Times New Roman"/>
           <w:szCs w:val="24"/>
         </w:rPr>
-        <w:t xml:space="preserve">Space Before:  6 pt, After:  6 pt, Keep with next, Keep lines together </w:t>
-      </w:r>
-      <w:r>
-        <w:rPr>
-          <w:rFonts w:cs="Times New Roman"/>
-          <w:szCs w:val="24"/>
-        </w:rPr>
-        <w:t>, Every context word should start with Uppercase</w:t>
-      </w:r>
-    </w:p>
-    <w:p>
-      <w:pPr>
-        <w:spacing w:after="0" w:line="360" w:lineRule="auto"/>
-        <w:jc w:val="both"/>
-        <w:rPr>
-          <w:rFonts w:cs="Times New Roman"/>
-          <w:szCs w:val="24"/>
-        </w:rPr>
-      </w:pPr>
-      <w:r>
-        <w:rPr>
-          <w:rFonts w:cs="Times New Roman"/>
-          <w:szCs w:val="24"/>
-        </w:rPr>
-        <w:t>Heading 4: 12, Normal, Every context word should start with Uppercase</w:t>
+        <w:t xml:space="preserve">Space Before:  6 pt, After:  6 pt, </w:t>
+      </w:r>
+      <w:proofErr w:type="gramStart"/>
+      <w:r>
+        <w:rPr>
+          <w:rFonts w:cs="Times New Roman"/>
+          <w:szCs w:val="24"/>
+        </w:rPr>
+        <w:t>Keep</w:t>
+      </w:r>
+      <w:proofErr w:type="gramEnd"/>
+      <w:r>
+        <w:rPr>
+          <w:rFonts w:cs="Times New Roman"/>
+          <w:szCs w:val="24"/>
+        </w:rPr>
+        <w:t xml:space="preserve"> with next, </w:t>
+      </w:r>
+      <w:proofErr w:type="gramStart"/>
+      <w:r>
+        <w:rPr>
+          <w:rFonts w:cs="Times New Roman"/>
+          <w:szCs w:val="24"/>
+        </w:rPr>
+        <w:t>Keep</w:t>
+      </w:r>
+      <w:proofErr w:type="gramEnd"/>
+      <w:r>
+        <w:rPr>
+          <w:rFonts w:cs="Times New Roman"/>
+          <w:szCs w:val="24"/>
+        </w:rPr>
+        <w:t xml:space="preserve"> lines </w:t>
+      </w:r>
+      <w:proofErr w:type="gramStart"/>
+      <w:r>
+        <w:rPr>
+          <w:rFonts w:cs="Times New Roman"/>
+          <w:szCs w:val="24"/>
+        </w:rPr>
+        <w:t xml:space="preserve">together </w:t>
+      </w:r>
+      <w:r>
+        <w:rPr>
+          <w:rFonts w:cs="Times New Roman"/>
+          <w:szCs w:val="24"/>
+        </w:rPr>
+        <w:t>,</w:t>
+      </w:r>
+      <w:proofErr w:type="gramEnd"/>
+      <w:r>
+        <w:rPr>
+          <w:rFonts w:cs="Times New Roman"/>
+          <w:szCs w:val="24"/>
+        </w:rPr>
+        <w:t xml:space="preserve"> </w:t>
+      </w:r>
+      <w:proofErr w:type="gramStart"/>
+      <w:r>
+        <w:rPr>
+          <w:rFonts w:cs="Times New Roman"/>
+          <w:szCs w:val="24"/>
+        </w:rPr>
+        <w:t>Every</w:t>
+      </w:r>
+      <w:proofErr w:type="gramEnd"/>
+      <w:r>
+        <w:rPr>
+          <w:rFonts w:cs="Times New Roman"/>
+          <w:szCs w:val="24"/>
+        </w:rPr>
+        <w:t xml:space="preserve"> context word should start with Uppercase</w:t>
+      </w:r>
+    </w:p>
+    <w:p>
+      <w:pPr>
+        <w:spacing w:after="0" w:line="360" w:lineRule="auto"/>
+        <w:jc w:val="both"/>
+        <w:rPr>
+          <w:rFonts w:cs="Times New Roman"/>
+          <w:szCs w:val="24"/>
+        </w:rPr>
+      </w:pPr>
+      <w:r>
+        <w:rPr>
+          <w:rFonts w:cs="Times New Roman"/>
+          <w:szCs w:val="24"/>
+        </w:rPr>
+        <w:t xml:space="preserve">Heading 4: 12, Normal, </w:t>
+      </w:r>
+      <w:proofErr w:type="gramStart"/>
+      <w:r>
+        <w:rPr>
+          <w:rFonts w:cs="Times New Roman"/>
+          <w:szCs w:val="24"/>
+        </w:rPr>
+        <w:t>Every</w:t>
+      </w:r>
+      <w:proofErr w:type="gramEnd"/>
+      <w:r>
+        <w:rPr>
+          <w:rFonts w:cs="Times New Roman"/>
+          <w:szCs w:val="24"/>
+        </w:rPr>
+        <w:t xml:space="preserve"> context word should start with Uppercase</w:t>
       </w:r>
     </w:p>
     <w:p>
@@ -853,7 +1045,23 @@
           <w:rFonts w:cs="Times New Roman"/>
           <w:szCs w:val="24"/>
         </w:rPr>
-        <w:t>Natural numbers (1,2,3,…) from first page to end of the report including Annex. Roman numbering in the introductory pages like Acknowledgement, Table of Contents, List of Tables, List of Figures, and other if any.</w:t>
+        <w:t>Natural numbers (1,</w:t>
+      </w:r>
+      <w:proofErr w:type="gramStart"/>
+      <w:r>
+        <w:rPr>
+          <w:rFonts w:cs="Times New Roman"/>
+          <w:szCs w:val="24"/>
+        </w:rPr>
+        <w:t>2,3,…</w:t>
+      </w:r>
+      <w:proofErr w:type="gramEnd"/>
+      <w:r>
+        <w:rPr>
+          <w:rFonts w:cs="Times New Roman"/>
+          <w:szCs w:val="24"/>
+        </w:rPr>
+        <w:t>) from first page to end of the report including Annex. Roman numbering in the introductory pages like Acknowledgement, Table of Contents, List of Tables, List of Figures, and other if any.</w:t>
       </w:r>
     </w:p>
     <w:p>
@@ -864,25 +1072,64 @@
       </w:pPr>
       <w:bookmarkStart w:id="9" w:name="_Toc265989762"/>
       <w:r>
-        <w:t>4.10 Table and Figure labeling</w:t>
+        <w:t xml:space="preserve">4.10 Table and Figure </w:t>
+      </w:r>
+      <w:proofErr w:type="spellStart"/>
+      <w:r>
+        <w:t>labeling</w:t>
       </w:r>
       <w:bookmarkEnd w:id="9"/>
-    </w:p>
-    <w:p>
-      <w:pPr>
-        <w:spacing w:after="0" w:line="360" w:lineRule="auto"/>
-        <w:jc w:val="both"/>
-        <w:rPr>
-          <w:rFonts w:cs="Times New Roman"/>
-          <w:szCs w:val="24"/>
-        </w:rPr>
-      </w:pPr>
-      <w:r>
-        <w:rPr>
-          <w:rFonts w:cs="Times New Roman"/>
-          <w:szCs w:val="24"/>
-        </w:rPr>
-        <w:t xml:space="preserve">Table Section No.Table No – Table Name, Times New Roman, 10, Normal, center </w:t>
+      <w:proofErr w:type="spellEnd"/>
+    </w:p>
+    <w:p>
+      <w:pPr>
+        <w:spacing w:after="0" w:line="360" w:lineRule="auto"/>
+        <w:jc w:val="both"/>
+        <w:rPr>
+          <w:rFonts w:cs="Times New Roman"/>
+          <w:szCs w:val="24"/>
+        </w:rPr>
+      </w:pPr>
+      <w:r>
+        <w:rPr>
+          <w:rFonts w:cs="Times New Roman"/>
+          <w:szCs w:val="24"/>
+        </w:rPr>
+        <w:t xml:space="preserve">Table Section </w:t>
+      </w:r>
+      <w:proofErr w:type="spellStart"/>
+      <w:proofErr w:type="gramStart"/>
+      <w:r>
+        <w:rPr>
+          <w:rFonts w:cs="Times New Roman"/>
+          <w:szCs w:val="24"/>
+        </w:rPr>
+        <w:t>No.Table</w:t>
+      </w:r>
+      <w:proofErr w:type="spellEnd"/>
+      <w:proofErr w:type="gramEnd"/>
+      <w:r>
+        <w:rPr>
+          <w:rFonts w:cs="Times New Roman"/>
+          <w:szCs w:val="24"/>
+        </w:rPr>
+        <w:t xml:space="preserve"> No – Table Name, Times New Roman, 10, Normal, </w:t>
+      </w:r>
+      <w:proofErr w:type="spellStart"/>
+      <w:r>
+        <w:rPr>
+          <w:rFonts w:cs="Times New Roman"/>
+          <w:szCs w:val="24"/>
+        </w:rPr>
+        <w:t>center</w:t>
+      </w:r>
+      <w:proofErr w:type="spellEnd"/>
+      <w:r>
+        <w:rPr>
+          <w:rFonts w:cs="Times New Roman"/>
+          <w:szCs w:val="24"/>
+        </w:rPr>
+        <w:t xml:space="preserve"> </w:t>
       </w:r>
     </w:p>
     <w:p>
@@ -956,15 +1203,42 @@
           <w:rFonts w:cs="Times New Roman"/>
           <w:szCs w:val="20"/>
         </w:rPr>
-        <w:t>Figure Section No.Figure No – Figure Name, Times New Roman, 10, Normal</w:t>
-      </w:r>
+        <w:t xml:space="preserve">Figure Section </w:t>
+      </w:r>
+      <w:proofErr w:type="spellStart"/>
+      <w:proofErr w:type="gramStart"/>
       <w:r>
         <w:rPr>
           <w:rFonts w:cs="Times New Roman"/>
           <w:szCs w:val="20"/>
         </w:rPr>
-        <w:t>, center</w:t>
-      </w:r>
+        <w:t>No.Figure</w:t>
+      </w:r>
+      <w:proofErr w:type="spellEnd"/>
+      <w:proofErr w:type="gramEnd"/>
+      <w:r>
+        <w:rPr>
+          <w:rFonts w:cs="Times New Roman"/>
+          <w:szCs w:val="20"/>
+        </w:rPr>
+        <w:t xml:space="preserve"> No – Figure Name, Times New Roman, 10, Normal</w:t>
+      </w:r>
+      <w:r>
+        <w:rPr>
+          <w:rFonts w:cs="Times New Roman"/>
+          <w:szCs w:val="20"/>
+        </w:rPr>
+        <w:t xml:space="preserve">, </w:t>
+      </w:r>
+      <w:proofErr w:type="spellStart"/>
+      <w:r>
+        <w:rPr>
+          <w:rFonts w:cs="Times New Roman"/>
+          <w:szCs w:val="20"/>
+        </w:rPr>
+        <w:t>center</w:t>
+      </w:r>
+      <w:proofErr w:type="spellEnd"/>
     </w:p>
     <w:p>
       <w:pPr>
@@ -1041,7 +1315,39 @@
           <w:rFonts w:cs="Times New Roman"/>
           <w:szCs w:val="20"/>
         </w:rPr>
-        <w:t>Proposal: Tape Binding (1 Copy during defense and after defense, 2 copies of finalized version of the proposal with correction need to be submitted to the college).</w:t>
+        <w:t xml:space="preserve">Proposal: Tape Binding (1 Copy during </w:t>
+      </w:r>
+      <w:proofErr w:type="spellStart"/>
+      <w:r>
+        <w:rPr>
+          <w:rFonts w:cs="Times New Roman"/>
+          <w:szCs w:val="20"/>
+        </w:rPr>
+        <w:t>defense</w:t>
+      </w:r>
+      <w:proofErr w:type="spellEnd"/>
+      <w:r>
+        <w:rPr>
+          <w:rFonts w:cs="Times New Roman"/>
+          <w:szCs w:val="20"/>
+        </w:rPr>
+        <w:t xml:space="preserve"> and after </w:t>
+      </w:r>
+      <w:proofErr w:type="spellStart"/>
+      <w:r>
+        <w:rPr>
+          <w:rFonts w:cs="Times New Roman"/>
+          <w:szCs w:val="20"/>
+        </w:rPr>
+        <w:t>defense</w:t>
+      </w:r>
+      <w:proofErr w:type="spellEnd"/>
+      <w:r>
+        <w:rPr>
+          <w:rFonts w:cs="Times New Roman"/>
+          <w:szCs w:val="20"/>
+        </w:rPr>
+        <w:t>, 2 copies of finalized version of the proposal with correction need to be submitted to the college).</w:t>
       </w:r>
     </w:p>
     <w:p>
@@ -1605,7 +1911,7 @@
           </mc:Choice>
           <mc:Fallback>
             <w:pict>
-              <v:group w14:anchorId="49CB1FCC" id="Group 5" o:spid="_x0000_s1026" style="width:68.5pt;height:110pt;mso-position-horizontal-relative:char;mso-position-vertical-relative:line" coordsize="6762,16097" o:gfxdata="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">
+              <v:group w14:anchorId="1C0F8C70" id="Group 5" o:spid="_x0000_s1026" style="width:68.5pt;height:110pt;mso-position-horizontal-relative:char;mso-position-vertical-relative:line" coordsize="6762,16097" o:gfxdata="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">
                 <v:line id="Straight Connector 2" o:spid="_x0000_s1027" style="position:absolute;visibility:visible;mso-wrap-style:square" from="3333,0" to="3333,16097" o:connectortype="straight" o:gfxdata="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" strokecolor="black [3200]" strokeweight="2.5pt">
                   <v:stroke joinstyle="miter"/>
                 </v:line>
@@ -1653,7 +1959,19 @@
         <w:rPr>
           <w:rFonts w:cs="Times New Roman"/>
         </w:rPr>
-        <w:t>Bachelor of Computer Application(BCA) Program</w:t>
+        <w:t>Bachelor of Computer Application</w:t>
+      </w:r>
+      <w:r>
+        <w:rPr>
+          <w:rFonts w:cs="Times New Roman"/>
+        </w:rPr>
+        <w:t xml:space="preserve"> </w:t>
+      </w:r>
+      <w:r>
+        <w:rPr>
+          <w:rFonts w:cs="Times New Roman"/>
+        </w:rPr>
+        <w:t>(BCA) Program</w:t>
       </w:r>
     </w:p>
     <w:p>
@@ -2078,7 +2396,21 @@
               <w:rPr>
                 <w:rFonts w:cs="Times New Roman"/>
               </w:rPr>
-              <w:t>Saugat Paudel</w:t>
+              <w:t xml:space="preserve"> </w:t>
+            </w:r>
+            <w:proofErr w:type="spellStart"/>
+            <w:r>
+              <w:rPr>
+                <w:rFonts w:cs="Times New Roman"/>
+              </w:rPr>
+              <w:t>Khagaraj</w:t>
+            </w:r>
+            <w:proofErr w:type="spellEnd"/>
+            <w:r>
+              <w:rPr>
+                <w:rFonts w:cs="Times New Roman"/>
+              </w:rPr>
+              <w:t xml:space="preserve"> Paudel</w:t>
             </w:r>
           </w:p>
         </w:tc>
@@ -2215,7 +2547,7 @@
           <w:noProof/>
           <w:szCs w:val="24"/>
         </w:rPr>
-        <w:t>03/05/2026</w:t>
+        <w:t>06/05/2026</w:t>
       </w:r>
       <w:r>
         <w:rPr>
@@ -2359,8 +2691,19 @@
         <w:spacing w:before="120" w:after="0" w:line="360" w:lineRule="auto"/>
         <w:jc w:val="both"/>
       </w:pPr>
-      <w:r>
-        <w:t>Saugat Paudel</w:t>
+      <w:proofErr w:type="spellStart"/>
+      <w:r>
+        <w:rPr>
+          <w:rFonts w:cs="Times New Roman"/>
+        </w:rPr>
+        <w:t>Khagaraj</w:t>
+      </w:r>
+      <w:proofErr w:type="spellEnd"/>
+      <w:r>
+        <w:rPr>
+          <w:rFonts w:cs="Times New Roman"/>
+        </w:rPr>
+        <w:t xml:space="preserve"> Paudel</w:t>
       </w:r>
     </w:p>
     <w:p>
@@ -2651,12 +2994,21 @@
           <w:szCs w:val="24"/>
         </w:rPr>
       </w:pPr>
-      <w:r>
-        <w:rPr>
-          <w:rFonts w:cs="Times New Roman"/>
-          <w:szCs w:val="24"/>
-        </w:rPr>
-        <w:t>Date:____ / ____ / ________</w:t>
+      <w:proofErr w:type="gramStart"/>
+      <w:r>
+        <w:rPr>
+          <w:rFonts w:cs="Times New Roman"/>
+          <w:szCs w:val="24"/>
+        </w:rPr>
+        <w:t>Date:_</w:t>
+      </w:r>
+      <w:proofErr w:type="gramEnd"/>
+      <w:r>
+        <w:rPr>
+          <w:rFonts w:cs="Times New Roman"/>
+          <w:szCs w:val="24"/>
+        </w:rPr>
+        <w:t>___ / ____ / ________</w:t>
       </w:r>
     </w:p>
     <w:p>
@@ -2766,14 +3118,32 @@
           <w:b/>
           <w:szCs w:val="24"/>
         </w:rPr>
-        <w:t>Anish Giri , Ankit Sharma Paudel</w:t>
-      </w:r>
+        <w:t xml:space="preserve">Anish </w:t>
+      </w:r>
+      <w:proofErr w:type="gramStart"/>
       <w:r>
         <w:rPr>
           <w:rFonts w:cs="Times New Roman"/>
           <w:b/>
           <w:szCs w:val="24"/>
         </w:rPr>
+        <w:t>Giri ,</w:t>
+      </w:r>
+      <w:proofErr w:type="gramEnd"/>
+      <w:r>
+        <w:rPr>
+          <w:rFonts w:cs="Times New Roman"/>
+          <w:b/>
+          <w:szCs w:val="24"/>
+        </w:rPr>
+        <w:t xml:space="preserve"> Ankit Sharma Paudel</w:t>
+      </w:r>
+      <w:r>
+        <w:rPr>
+          <w:rFonts w:cs="Times New Roman"/>
+          <w:b/>
+          <w:szCs w:val="24"/>
+        </w:rPr>
         <w:t xml:space="preserve"> and</w:t>
       </w:r>
       <w:r>
@@ -2784,20 +3154,37 @@
         </w:rPr>
         <w:t xml:space="preserve"> </w:t>
       </w:r>
+      <w:proofErr w:type="spellStart"/>
       <w:r>
         <w:rPr>
           <w:rFonts w:cs="Times New Roman"/>
           <w:b/>
-          <w:szCs w:val="24"/>
-        </w:rPr>
-        <w:t>Saugat Paudel</w:t>
-      </w:r>
-      <w:r>
-        <w:rPr>
-          <w:rFonts w:cs="Times New Roman"/>
-          <w:szCs w:val="24"/>
-        </w:rPr>
-        <w:t xml:space="preserve"> during their </w:t>
+          <w:bCs/>
+        </w:rPr>
+        <w:t>Khagaraj</w:t>
+      </w:r>
+      <w:proofErr w:type="spellEnd"/>
+      <w:r>
+        <w:rPr>
+          <w:rFonts w:cs="Times New Roman"/>
+          <w:b/>
+          <w:bCs/>
+        </w:rPr>
+        <w:t xml:space="preserve"> Paudel</w:t>
+      </w:r>
+      <w:r>
+        <w:rPr>
+          <w:rFonts w:cs="Times New Roman"/>
+          <w:szCs w:val="24"/>
+        </w:rPr>
+        <w:t xml:space="preserve"> </w:t>
+      </w:r>
+      <w:r>
+        <w:rPr>
+          <w:rFonts w:cs="Times New Roman"/>
+          <w:szCs w:val="24"/>
+        </w:rPr>
+        <w:t xml:space="preserve">during their </w:t>
       </w:r>
       <w:r>
         <w:rPr>
@@ -2928,12 +3315,21 @@
           <w:szCs w:val="24"/>
         </w:rPr>
       </w:pPr>
-      <w:r>
-        <w:rPr>
-          <w:rFonts w:cs="Times New Roman"/>
-          <w:szCs w:val="24"/>
-        </w:rPr>
-        <w:t>Date:____ / ____ / ________</w:t>
+      <w:proofErr w:type="gramStart"/>
+      <w:r>
+        <w:rPr>
+          <w:rFonts w:cs="Times New Roman"/>
+          <w:szCs w:val="24"/>
+        </w:rPr>
+        <w:t>Date:_</w:t>
+      </w:r>
+      <w:proofErr w:type="gramEnd"/>
+      <w:r>
+        <w:rPr>
+          <w:rFonts w:cs="Times New Roman"/>
+          <w:szCs w:val="24"/>
+        </w:rPr>
+        <w:t>___ / ____ / ________</w:t>
       </w:r>
     </w:p>
     <w:p>
@@ -3267,12 +3663,21 @@
                 <w:szCs w:val="24"/>
               </w:rPr>
             </w:pPr>
+            <w:proofErr w:type="gramStart"/>
             <w:r>
               <w:rPr>
                 <w:rFonts w:cs="Times New Roman"/>
                 <w:szCs w:val="24"/>
               </w:rPr>
-              <w:t>Date:____ / ____ / ________</w:t>
+              <w:t>Date:_</w:t>
+            </w:r>
+            <w:proofErr w:type="gramEnd"/>
+            <w:r>
+              <w:rPr>
+                <w:rFonts w:cs="Times New Roman"/>
+                <w:szCs w:val="24"/>
+              </w:rPr>
+              <w:t>___ / ____ / ________</w:t>
             </w:r>
           </w:p>
           <w:p>
@@ -5224,7 +5629,15 @@
         <w:jc w:val="both"/>
       </w:pPr>
       <w:r>
-        <w:t>For our project, we divided work between us from the beginning. Documentation and coding was divided between all of us. Mainly, G</w:t>
+        <w:t xml:space="preserve">For our project, we divided work between us from the beginning. Documentation and coding </w:t>
+      </w:r>
+      <w:proofErr w:type="gramStart"/>
+      <w:r>
+        <w:t>was</w:t>
+      </w:r>
+      <w:proofErr w:type="gramEnd"/>
+      <w:r>
+        <w:t xml:space="preserve"> divided between all of us. Mainly, G</w:t>
       </w:r>
       <w:r>
         <w:t>antt chart was sketched and</w:t>
@@ -5293,29 +5706,61 @@
         <w:t xml:space="preserve">difficult while </w:t>
       </w:r>
       <w:r>
-        <w:t>changing. By keeping these difficulties we made this system and we were successful to minimize these difficulties using C++.</w:t>
-      </w:r>
-    </w:p>
-    <w:p>
-      <w:pPr>
-        <w:spacing w:after="0" w:line="360" w:lineRule="auto"/>
-        <w:jc w:val="both"/>
-      </w:pPr>
-    </w:p>
-    <w:p>
-      <w:pPr>
-        <w:spacing w:after="0" w:line="360" w:lineRule="auto"/>
-        <w:jc w:val="both"/>
-      </w:pPr>
-      <w:r>
-        <w:t xml:space="preserve">Going digitally is one of the great idea in this time period because each and every thing has been digitalized and many of the work pressures will be overcome, work will be much faster and we will be able to find each and every thing in much more </w:t>
+        <w:t xml:space="preserve">changing. By keeping these </w:t>
+      </w:r>
+      <w:proofErr w:type="gramStart"/>
+      <w:r>
+        <w:t>difficulties</w:t>
+      </w:r>
+      <w:proofErr w:type="gramEnd"/>
+      <w:r>
+        <w:t xml:space="preserve"> we made this system and we were successful to minimize these difficulties using C++.</w:t>
+      </w:r>
+    </w:p>
+    <w:p>
+      <w:pPr>
+        <w:spacing w:after="0" w:line="360" w:lineRule="auto"/>
+        <w:jc w:val="both"/>
+      </w:pPr>
+    </w:p>
+    <w:p>
+      <w:pPr>
+        <w:spacing w:after="0" w:line="360" w:lineRule="auto"/>
+        <w:jc w:val="both"/>
+      </w:pPr>
+      <w:r>
+        <w:t xml:space="preserve">Going digitally is one of the great </w:t>
+      </w:r>
+      <w:proofErr w:type="gramStart"/>
+      <w:r>
+        <w:t>idea</w:t>
+      </w:r>
+      <w:proofErr w:type="gramEnd"/>
+      <w:r>
+        <w:t xml:space="preserve"> in this time period because each and every thing has been digitalized and many of the work pressures will be overcome, work will be much faster and we will be able to find each and every thing in much more </w:t>
       </w:r>
       <w:r>
         <w:lastRenderedPageBreak/>
-        <w:t>efficient way. We will be able to deliver a better experience for our customers.Analyzing of data wi</w:t>
-      </w:r>
-      <w:r>
-        <w:t>ll be much more easier, so going digitally is best method.</w:t>
+        <w:t xml:space="preserve">efficient way. We will be able to deliver a better experience for our </w:t>
+      </w:r>
+      <w:proofErr w:type="gramStart"/>
+      <w:r>
+        <w:t>customers.Analyzing</w:t>
+      </w:r>
+      <w:proofErr w:type="gramEnd"/>
+      <w:r>
+        <w:t xml:space="preserve"> of data wi</w:t>
+      </w:r>
+      <w:r>
+        <w:t xml:space="preserve">ll be much </w:t>
+      </w:r>
+      <w:proofErr w:type="gramStart"/>
+      <w:r>
+        <w:t>more easier</w:t>
+      </w:r>
+      <w:proofErr w:type="gramEnd"/>
+      <w:r>
+        <w:t>, so going digitally is best method.</w:t>
       </w:r>
     </w:p>
     <w:p>
@@ -5397,7 +5842,23 @@
         </w:rPr>
       </w:pPr>
       <w:r>
-        <w:t>There were many difficulties as this was our first programming based project. Although there were many problems we were able to solve an implement it on our project.</w:t>
+        <w:t xml:space="preserve">There were many difficulties as this was our first </w:t>
+      </w:r>
+      <w:proofErr w:type="gramStart"/>
+      <w:r>
+        <w:t>programming based</w:t>
+      </w:r>
+      <w:proofErr w:type="gramEnd"/>
+      <w:r>
+        <w:t xml:space="preserve"> project. Although there were many </w:t>
+      </w:r>
+      <w:proofErr w:type="gramStart"/>
+      <w:r>
+        <w:t>problems</w:t>
+      </w:r>
+      <w:proofErr w:type="gramEnd"/>
+      <w:r>
+        <w:t xml:space="preserve"> we were able to solve an implement it on our project.</w:t>
       </w:r>
       <w:r>
         <w:rPr>
@@ -5439,7 +5900,15 @@
         <w:t xml:space="preserve">Data collection, multiple seat booking, data was inaccurate, adaptation in system according to government policy and organizational change were difficult in the existing </w:t>
       </w:r>
       <w:r>
-        <w:t>system. So to overcome these difficulties our program was intended.</w:t>
+        <w:t xml:space="preserve">system. </w:t>
+      </w:r>
+      <w:proofErr w:type="gramStart"/>
+      <w:r>
+        <w:t>So</w:t>
+      </w:r>
+      <w:proofErr w:type="gramEnd"/>
+      <w:r>
+        <w:t xml:space="preserve"> to overcome these difficulties our program was intended.</w:t>
       </w:r>
     </w:p>
     <w:p>
@@ -5849,6 +6318,7 @@
       <w:r>
         <w:t>The objectives always start from the preposition “</w:t>
       </w:r>
+      <w:proofErr w:type="gramStart"/>
       <w:r>
         <w:rPr>
           <w:b/>
@@ -5864,7 +6334,11 @@
         <w:t xml:space="preserve"> </w:t>
       </w:r>
       <w:r>
-        <w:t>in a</w:t>
+        <w:t>in</w:t>
+      </w:r>
+      <w:proofErr w:type="gramEnd"/>
+      <w:r>
+        <w:t xml:space="preserve"> a</w:t>
       </w:r>
       <w:r>
         <w:t xml:space="preserve"> sentence.</w:t>
@@ -8893,12 +9367,14 @@
                 <w:rFonts w:cs="Times New Roman"/>
               </w:rPr>
             </w:pPr>
+            <w:proofErr w:type="gramStart"/>
             <w:r>
               <w:rPr>
                 <w:rFonts w:cs="Times New Roman"/>
               </w:rPr>
               <w:t>S.N</w:t>
             </w:r>
+            <w:proofErr w:type="gramEnd"/>
           </w:p>
         </w:tc>
         <w:tc>
@@ -9371,7 +9847,23 @@
           <w:rFonts w:cs="Times New Roman"/>
           <w:highlight w:val="lightGray"/>
         </w:rPr>
-        <w:t xml:space="preserve">NOTE: UAT(User Acceptance Testing) must be addressed in the final report, so here it is not required in mid-term report. </w:t>
+        <w:t xml:space="preserve">NOTE: </w:t>
+      </w:r>
+      <w:proofErr w:type="gramStart"/>
+      <w:r>
+        <w:rPr>
+          <w:rFonts w:cs="Times New Roman"/>
+          <w:highlight w:val="lightGray"/>
+        </w:rPr>
+        <w:t>UAT(</w:t>
+      </w:r>
+      <w:proofErr w:type="gramEnd"/>
+      <w:r>
+        <w:rPr>
+          <w:rFonts w:cs="Times New Roman"/>
+          <w:highlight w:val="lightGray"/>
+        </w:rPr>
+        <w:t xml:space="preserve">User Acceptance Testing) must be addressed in the final report, so here it is not required in mid-term report. </w:t>
       </w:r>
     </w:p>
     <w:p>
@@ -9558,15 +10050,33 @@
                 <w:bCs/>
                 <w:szCs w:val="24"/>
               </w:rPr>
-              <w:t>Acceptance requirement</w:t>
-            </w:r>
+              <w:t xml:space="preserve">Acceptance </w:t>
+            </w:r>
+            <w:proofErr w:type="gramStart"/>
             <w:r>
               <w:rPr>
                 <w:rFonts w:eastAsiaTheme="majorEastAsia" w:cs="Times New Roman"/>
                 <w:bCs/>
                 <w:szCs w:val="24"/>
               </w:rPr>
-              <w:t>(USR)</w:t>
+              <w:t>requirement</w:t>
+            </w:r>
+            <w:r>
+              <w:rPr>
+                <w:rFonts w:eastAsiaTheme="majorEastAsia" w:cs="Times New Roman"/>
+                <w:bCs/>
+                <w:szCs w:val="24"/>
+              </w:rPr>
+              <w:t>(</w:t>
+            </w:r>
+            <w:proofErr w:type="gramEnd"/>
+            <w:r>
+              <w:rPr>
+                <w:rFonts w:eastAsiaTheme="majorEastAsia" w:cs="Times New Roman"/>
+                <w:bCs/>
+                <w:szCs w:val="24"/>
+              </w:rPr>
+              <w:t>USR)</w:t>
             </w:r>
           </w:p>
         </w:tc>
@@ -9625,15 +10135,33 @@
                 <w:bCs/>
                 <w:szCs w:val="24"/>
               </w:rPr>
-              <w:t>Test Results</w:t>
-            </w:r>
+              <w:t xml:space="preserve">Test </w:t>
+            </w:r>
+            <w:proofErr w:type="gramStart"/>
             <w:r>
               <w:rPr>
                 <w:rFonts w:eastAsiaTheme="majorEastAsia" w:cs="Times New Roman"/>
                 <w:bCs/>
                 <w:szCs w:val="24"/>
               </w:rPr>
-              <w:t>(DEV)</w:t>
+              <w:t>Results</w:t>
+            </w:r>
+            <w:r>
+              <w:rPr>
+                <w:rFonts w:eastAsiaTheme="majorEastAsia" w:cs="Times New Roman"/>
+                <w:bCs/>
+                <w:szCs w:val="24"/>
+              </w:rPr>
+              <w:t>(</w:t>
+            </w:r>
+            <w:proofErr w:type="gramEnd"/>
+            <w:r>
+              <w:rPr>
+                <w:rFonts w:eastAsiaTheme="majorEastAsia" w:cs="Times New Roman"/>
+                <w:bCs/>
+                <w:szCs w:val="24"/>
+              </w:rPr>
+              <w:t>DEV)</w:t>
             </w:r>
           </w:p>
         </w:tc>
@@ -9653,6 +10181,7 @@
                 <w:highlight w:val="lightGray"/>
               </w:rPr>
             </w:pPr>
+            <w:proofErr w:type="gramStart"/>
             <w:r>
               <w:rPr>
                 <w:rFonts w:eastAsiaTheme="majorEastAsia" w:cs="Times New Roman"/>
@@ -9667,7 +10196,16 @@
                 <w:bCs/>
                 <w:szCs w:val="24"/>
               </w:rPr>
-              <w:t>(USR)</w:t>
+              <w:t>(</w:t>
+            </w:r>
+            <w:proofErr w:type="gramEnd"/>
+            <w:r>
+              <w:rPr>
+                <w:rFonts w:eastAsiaTheme="majorEastAsia" w:cs="Times New Roman"/>
+                <w:bCs/>
+                <w:szCs w:val="24"/>
+              </w:rPr>
+              <w:t>USR)</w:t>
             </w:r>
           </w:p>
         </w:tc>
@@ -10472,8 +11010,13 @@
         <w:t>each</w:t>
       </w:r>
       <w:r>
-        <w:t xml:space="preserve"> headings</w:t>
-      </w:r>
+        <w:t xml:space="preserve"> </w:t>
+      </w:r>
+      <w:proofErr w:type="gramStart"/>
+      <w:r>
+        <w:t>headings</w:t>
+      </w:r>
+      <w:proofErr w:type="gramEnd"/>
       <w:r>
         <w:t>.</w:t>
       </w:r>
@@ -13655,18 +14198,20 @@
     <w:rsid w:val="000F3C26"/>
     <w:rsid w:val="001300FF"/>
     <w:rsid w:val="001B1BB0"/>
+    <w:rsid w:val="002311C2"/>
     <w:rsid w:val="0035202E"/>
-    <w:rsid w:val="0048741F"/>
     <w:rsid w:val="005047B6"/>
     <w:rsid w:val="005619ED"/>
     <w:rsid w:val="00586AAF"/>
     <w:rsid w:val="005A53D4"/>
+    <w:rsid w:val="005C4556"/>
     <w:rsid w:val="00632E6A"/>
     <w:rsid w:val="00743365"/>
     <w:rsid w:val="00C4473B"/>
     <w:rsid w:val="00C86294"/>
     <w:rsid w:val="00DD3B45"/>
     <w:rsid w:val="00DF390D"/>
+    <w:rsid w:val="00F21BD0"/>
     <w:rsid w:val="00F530A9"/>
     <w:rsid w:val="00F97161"/>
   </w:rsids>
@@ -14440,6 +14985,12 @@
 </file>
 
 <file path=customXml/item1.xml><?xml version="1.0" encoding="utf-8"?>
+<p:properties xmlns:p="http://schemas.microsoft.com/office/2006/metadata/properties" xmlns:xsi="http://www.w3.org/2001/XMLSchema-instance" xmlns:pc="http://schemas.microsoft.com/office/infopath/2007/PartnerControls">
+  <documentManagement/>
+</p:properties>
+</file>
+
+<file path=customXml/item2.xml><?xml version="1.0" encoding="utf-8"?>
 <ct:contentTypeSchema xmlns:ct="http://schemas.microsoft.com/office/2006/metadata/contentType" xmlns:ma="http://schemas.microsoft.com/office/2006/metadata/properties/metaAttributes" ct:_="" ma:_="" ma:contentTypeName="Document" ma:contentTypeID="0x01010021A59588BC0053418FC88F40861DA871" ma:contentTypeVersion="10" ma:contentTypeDescription="Create a new document." ma:contentTypeScope="" ma:versionID="3673c1cf7550c71788a22a838bb0d9c0">
   <xsd:schema xmlns:xsd="http://www.w3.org/2001/XMLSchema" xmlns:xs="http://www.w3.org/2001/XMLSchema" xmlns:p="http://schemas.microsoft.com/office/2006/metadata/properties" xmlns:ns2="22f4eba5-1bf1-421f-a001-fd7acca9760c" targetNamespace="http://schemas.microsoft.com/office/2006/metadata/properties" ma:root="true" ma:fieldsID="ac330b6bfa0f539d41f40e8181b11b47" ns2:_="">
     <xsd:import namespace="22f4eba5-1bf1-421f-a001-fd7acca9760c"/>
@@ -14623,12 +15174,6 @@
 </ct:contentTypeSchema>
 </file>
 
-<file path=customXml/item2.xml><?xml version="1.0" encoding="utf-8"?>
-<p:properties xmlns:p="http://schemas.microsoft.com/office/2006/metadata/properties" xmlns:xsi="http://www.w3.org/2001/XMLSchema-instance" xmlns:pc="http://schemas.microsoft.com/office/infopath/2007/PartnerControls">
-  <documentManagement/>
-</p:properties>
-</file>
-
 <file path=customXml/item3.xml><?xml version="1.0" encoding="utf-8"?>
 <?mso-contentType ?>
 <FormTemplates xmlns="http://schemas.microsoft.com/sharepoint/v3/contenttype/forms">
@@ -14639,6 +15184,15 @@
 </file>
 
 <file path=customXml/itemProps1.xml><?xml version="1.0" encoding="utf-8"?>
+<ds:datastoreItem xmlns:ds="http://schemas.openxmlformats.org/officeDocument/2006/customXml" ds:itemID="{279A32A1-94B8-4C38-AF26-42DBFF0B0D86}">
+  <ds:schemaRefs>
+    <ds:schemaRef ds:uri="http://schemas.microsoft.com/office/2006/metadata/properties"/>
+    <ds:schemaRef ds:uri="http://schemas.microsoft.com/office/infopath/2007/PartnerControls"/>
+  </ds:schemaRefs>
+</ds:datastoreItem>
+</file>
+
+<file path=customXml/itemProps2.xml><?xml version="1.0" encoding="utf-8"?>
 <ds:datastoreItem xmlns:ds="http://schemas.openxmlformats.org/officeDocument/2006/customXml" ds:itemID="{65E5B5D4-677A-455F-8552-96943537CE77}">
   <ds:schemaRefs>
     <ds:schemaRef ds:uri="http://schemas.microsoft.com/office/2006/metadata/contentType"/>
@@ -14656,15 +15210,6 @@
 </ds:datastoreItem>
 </file>
 
-<file path=customXml/itemProps2.xml><?xml version="1.0" encoding="utf-8"?>
-<ds:datastoreItem xmlns:ds="http://schemas.openxmlformats.org/officeDocument/2006/customXml" ds:itemID="{279A32A1-94B8-4C38-AF26-42DBFF0B0D86}">
-  <ds:schemaRefs>
-    <ds:schemaRef ds:uri="http://schemas.microsoft.com/office/2006/metadata/properties"/>
-    <ds:schemaRef ds:uri="http://schemas.microsoft.com/office/infopath/2007/PartnerControls"/>
-  </ds:schemaRefs>
-</ds:datastoreItem>
-</file>
-
 <file path=customXml/itemProps3.xml><?xml version="1.0" encoding="utf-8"?>
 <ds:datastoreItem xmlns:ds="http://schemas.openxmlformats.org/officeDocument/2006/customXml" ds:itemID="{56C44748-5791-4773-80AF-F953C3055353}">
   <ds:schemaRefs>

--- a/documentation.docx
+++ b/documentation.docx
@@ -1,6 +1,6 @@
 
 <file path=word/document.xml><?xml version="1.0" encoding="utf-8"?>
-<w:document xmlns:wpc="http://schemas.microsoft.com/office/word/2010/wordprocessingCanvas" xmlns:cx="http://schemas.microsoft.com/office/drawing/2014/chartex" xmlns:cx1="http://schemas.microsoft.com/office/drawing/2015/9/8/chartex" xmlns:cx2="http://schemas.microsoft.com/office/drawing/2015/10/21/chartex" xmlns:cx3="http://schemas.microsoft.com/office/drawing/2016/5/9/chartex" xmlns:cx4="http://schemas.microsoft.com/office/drawing/2016/5/10/chartex" xmlns:cx5="http://schemas.microsoft.com/office/drawing/2016/5/11/chartex" xmlns:cx6="http://schemas.microsoft.com/office/drawing/2016/5/12/chartex" xmlns:cx7="http://schemas.microsoft.com/office/drawing/2016/5/13/chartex" xmlns:cx8="http://schemas.microsoft.com/office/drawing/2016/5/14/chartex" xmlns:mc="http://schemas.openxmlformats.org/markup-compatibility/2006" xmlns:aink="http://schemas.microsoft.com/office/drawing/2016/ink" xmlns:am3d="http://schemas.microsoft.com/office/drawing/2017/model3d" xmlns:o="urn:schemas-microsoft-com:office:office" xmlns:oel="http://schemas.microsoft.com/office/2019/extlst" xmlns:r="http://schemas.openxmlformats.org/officeDocument/2006/relationships" xmlns:m="http://schemas.openxmlformats.org/officeDocument/2006/math" xmlns:v="urn:schemas-microsoft-com:vml" xmlns:wp14="http://schemas.microsoft.com/office/word/2010/wordprocessingDrawing" xmlns:wp="http://schemas.openxmlformats.org/drawingml/2006/wordprocessingDrawing" xmlns:w10="urn:schemas-microsoft-com:office:word" xmlns:w="http://schemas.openxmlformats.org/wordprocessingml/2006/main" xmlns:w14="http://schemas.microsoft.com/office/word/2010/wordml" xmlns:w15="http://schemas.microsoft.com/office/word/2012/wordml" xmlns:w16cex="http://schemas.microsoft.com/office/word/2018/wordml/cex" xmlns:w16cid="http://schemas.microsoft.com/office/word/2016/wordml/cid" xmlns:w16="http://schemas.microsoft.com/office/word/2018/wordml" xmlns:w16du="http://schemas.microsoft.com/office/word/2023/wordml/word16du" xmlns:w16sdtdh="http://schemas.microsoft.com/office/word/2020/wordml/sdtdatahash" xmlns:w16sdtfl="http://schemas.microsoft.com/office/word/2024/wordml/sdtformatlock" xmlns:w16se="http://schemas.microsoft.com/office/word/2015/wordml/symex" xmlns:wpg="http://schemas.microsoft.com/office/word/2010/wordprocessingGroup" xmlns:wpi="http://schemas.microsoft.com/office/word/2010/wordprocessingInk" xmlns:wne="http://schemas.microsoft.com/office/word/2006/wordml" xmlns:wps="http://schemas.microsoft.com/office/word/2010/wordprocessingShape" mc:Ignorable="w14 w15 w16se w16cid w16 w16cex w16sdtdh w16sdtfl w16du wp14">
+<w:document xmlns:wpc="http://schemas.microsoft.com/office/word/2010/wordprocessingCanvas" xmlns:cx="http://schemas.microsoft.com/office/drawing/2014/chartex" xmlns:cx1="http://schemas.microsoft.com/office/drawing/2015/9/8/chartex" xmlns:cx2="http://schemas.microsoft.com/office/drawing/2015/10/21/chartex" xmlns:cx3="http://schemas.microsoft.com/office/drawing/2016/5/9/chartex" xmlns:cx4="http://schemas.microsoft.com/office/drawing/2016/5/10/chartex" xmlns:cx5="http://schemas.microsoft.com/office/drawing/2016/5/11/chartex" xmlns:cx6="http://schemas.microsoft.com/office/drawing/2016/5/12/chartex" xmlns:cx7="http://schemas.microsoft.com/office/drawing/2016/5/13/chartex" xmlns:cx8="http://schemas.microsoft.com/office/drawing/2016/5/14/chartex" xmlns:mc="http://schemas.openxmlformats.org/markup-compatibility/2006" xmlns:aink="http://schemas.microsoft.com/office/drawing/2016/ink" xmlns:am3d="http://schemas.microsoft.com/office/drawing/2017/model3d" xmlns:o="urn:schemas-microsoft-com:office:office" xmlns:r="http://schemas.openxmlformats.org/officeDocument/2006/relationships" xmlns:m="http://schemas.openxmlformats.org/officeDocument/2006/math" xmlns:v="urn:schemas-microsoft-com:vml" xmlns:wp14="http://schemas.microsoft.com/office/word/2010/wordprocessingDrawing" xmlns:wp="http://schemas.openxmlformats.org/drawingml/2006/wordprocessingDrawing" xmlns:w10="urn:schemas-microsoft-com:office:word" xmlns:w="http://schemas.openxmlformats.org/wordprocessingml/2006/main" xmlns:w14="http://schemas.microsoft.com/office/word/2010/wordml" xmlns:w15="http://schemas.microsoft.com/office/word/2012/wordml" xmlns:w16cid="http://schemas.microsoft.com/office/word/2016/wordml/cid" xmlns:w16se="http://schemas.microsoft.com/office/word/2015/wordml/symex" xmlns:wpg="http://schemas.microsoft.com/office/word/2010/wordprocessingGroup" xmlns:wpi="http://schemas.microsoft.com/office/word/2010/wordprocessingInk" xmlns:wne="http://schemas.microsoft.com/office/word/2006/wordml" xmlns:wps="http://schemas.microsoft.com/office/word/2010/wordprocessingShape" mc:Ignorable="w14 w15 w16se w16cid wp14">
   <w:body>
     <w:p>
       <w:pPr>
@@ -636,7 +636,7 @@
           <w:rFonts w:cs="Times New Roman"/>
           <w:szCs w:val="24"/>
         </w:rPr>
-        <w:t xml:space="preserve">Space Before:  12 pt, After:  12 pt, </w:t>
+        <w:t xml:space="preserve">Space Before:  12 pt, </w:t>
       </w:r>
       <w:proofErr w:type="gramStart"/>
       <w:r>
@@ -644,7 +644,7 @@
           <w:rFonts w:cs="Times New Roman"/>
           <w:szCs w:val="24"/>
         </w:rPr>
-        <w:t>Keep</w:t>
+        <w:t>After</w:t>
       </w:r>
       <w:proofErr w:type="gramEnd"/>
       <w:r>
@@ -652,7 +652,38 @@
           <w:rFonts w:cs="Times New Roman"/>
           <w:szCs w:val="24"/>
         </w:rPr>
-        <w:t xml:space="preserve"> with next, </w:t>
+        <w:t>:  12 pt, Keep with next, Keep lines together</w:t>
+      </w:r>
+      <w:r>
+        <w:rPr>
+          <w:rFonts w:cs="Times New Roman"/>
+          <w:szCs w:val="24"/>
+        </w:rPr>
+        <w:t xml:space="preserve">, Every context word should start with Uppercase, </w:t>
+      </w:r>
+    </w:p>
+    <w:p>
+      <w:pPr>
+        <w:spacing w:after="0" w:line="360" w:lineRule="auto"/>
+        <w:jc w:val="both"/>
+        <w:rPr>
+          <w:rFonts w:cs="Times New Roman"/>
+          <w:szCs w:val="24"/>
+        </w:rPr>
+      </w:pPr>
+      <w:r>
+        <w:rPr>
+          <w:rFonts w:cs="Times New Roman"/>
+          <w:szCs w:val="24"/>
+        </w:rPr>
+        <w:t xml:space="preserve">Heading 2: 14, Bold, </w:t>
+      </w:r>
+      <w:r>
+        <w:rPr>
+          <w:rFonts w:cs="Times New Roman"/>
+          <w:szCs w:val="24"/>
+        </w:rPr>
+        <w:t xml:space="preserve">Space Before:  12 pt, </w:t>
       </w:r>
       <w:proofErr w:type="gramStart"/>
       <w:r>
@@ -660,7 +691,7 @@
           <w:rFonts w:cs="Times New Roman"/>
           <w:szCs w:val="24"/>
         </w:rPr>
-        <w:t>Keep</w:t>
+        <w:t>After</w:t>
       </w:r>
       <w:proofErr w:type="gramEnd"/>
       <w:r>
@@ -668,14 +699,38 @@
           <w:rFonts w:cs="Times New Roman"/>
           <w:szCs w:val="24"/>
         </w:rPr>
-        <w:t xml:space="preserve"> lines together</w:t>
-      </w:r>
-      <w:r>
-        <w:rPr>
-          <w:rFonts w:cs="Times New Roman"/>
-          <w:szCs w:val="24"/>
-        </w:rPr>
-        <w:t xml:space="preserve">, </w:t>
+        <w:t>:  12 pt, Keep with next, Keep lines together</w:t>
+      </w:r>
+      <w:r>
+        <w:rPr>
+          <w:rFonts w:cs="Times New Roman"/>
+          <w:szCs w:val="24"/>
+        </w:rPr>
+        <w:t>, Every context word should start with Uppercase</w:t>
+      </w:r>
+    </w:p>
+    <w:p>
+      <w:pPr>
+        <w:spacing w:after="0" w:line="360" w:lineRule="auto"/>
+        <w:jc w:val="both"/>
+        <w:rPr>
+          <w:rFonts w:cs="Times New Roman"/>
+          <w:szCs w:val="24"/>
+        </w:rPr>
+      </w:pPr>
+      <w:r>
+        <w:rPr>
+          <w:rFonts w:cs="Times New Roman"/>
+          <w:szCs w:val="24"/>
+        </w:rPr>
+        <w:t xml:space="preserve">Heading 3: 12, Bold, </w:t>
+      </w:r>
+      <w:r>
+        <w:rPr>
+          <w:rFonts w:cs="Times New Roman"/>
+          <w:szCs w:val="24"/>
+        </w:rPr>
+        <w:t xml:space="preserve">Space Before:  6 pt, After:  6 pt, Keep with next, Keep lines </w:t>
       </w:r>
       <w:proofErr w:type="gramStart"/>
       <w:r>
@@ -683,7 +738,14 @@
           <w:rFonts w:cs="Times New Roman"/>
           <w:szCs w:val="24"/>
         </w:rPr>
-        <w:t>Every</w:t>
+        <w:t xml:space="preserve">together </w:t>
+      </w:r>
+      <w:r>
+        <w:rPr>
+          <w:rFonts w:cs="Times New Roman"/>
+          <w:szCs w:val="24"/>
+        </w:rPr>
+        <w:t>,</w:t>
       </w:r>
       <w:proofErr w:type="gramEnd"/>
       <w:r>
@@ -691,181 +753,7 @@
           <w:rFonts w:cs="Times New Roman"/>
           <w:szCs w:val="24"/>
         </w:rPr>
-        <w:t xml:space="preserve"> context word should start with Uppercase, </w:t>
-      </w:r>
-    </w:p>
-    <w:p>
-      <w:pPr>
-        <w:spacing w:after="0" w:line="360" w:lineRule="auto"/>
-        <w:jc w:val="both"/>
-        <w:rPr>
-          <w:rFonts w:cs="Times New Roman"/>
-          <w:szCs w:val="24"/>
-        </w:rPr>
-      </w:pPr>
-      <w:r>
-        <w:rPr>
-          <w:rFonts w:cs="Times New Roman"/>
-          <w:szCs w:val="24"/>
-        </w:rPr>
-        <w:t xml:space="preserve">Heading 2: 14, Bold, </w:t>
-      </w:r>
-      <w:r>
-        <w:rPr>
-          <w:rFonts w:cs="Times New Roman"/>
-          <w:szCs w:val="24"/>
-        </w:rPr>
-        <w:t xml:space="preserve">Space Before:  12 pt, After:  12 pt, </w:t>
-      </w:r>
-      <w:proofErr w:type="gramStart"/>
-      <w:r>
-        <w:rPr>
-          <w:rFonts w:cs="Times New Roman"/>
-          <w:szCs w:val="24"/>
-        </w:rPr>
-        <w:t>Keep</w:t>
-      </w:r>
-      <w:proofErr w:type="gramEnd"/>
-      <w:r>
-        <w:rPr>
-          <w:rFonts w:cs="Times New Roman"/>
-          <w:szCs w:val="24"/>
-        </w:rPr>
-        <w:t xml:space="preserve"> with next, </w:t>
-      </w:r>
-      <w:proofErr w:type="gramStart"/>
-      <w:r>
-        <w:rPr>
-          <w:rFonts w:cs="Times New Roman"/>
-          <w:szCs w:val="24"/>
-        </w:rPr>
-        <w:t>Keep</w:t>
-      </w:r>
-      <w:proofErr w:type="gramEnd"/>
-      <w:r>
-        <w:rPr>
-          <w:rFonts w:cs="Times New Roman"/>
-          <w:szCs w:val="24"/>
-        </w:rPr>
-        <w:t xml:space="preserve"> lines together</w:t>
-      </w:r>
-      <w:r>
-        <w:rPr>
-          <w:rFonts w:cs="Times New Roman"/>
-          <w:szCs w:val="24"/>
-        </w:rPr>
-        <w:t xml:space="preserve">, </w:t>
-      </w:r>
-      <w:proofErr w:type="gramStart"/>
-      <w:r>
-        <w:rPr>
-          <w:rFonts w:cs="Times New Roman"/>
-          <w:szCs w:val="24"/>
-        </w:rPr>
-        <w:t>Every</w:t>
-      </w:r>
-      <w:proofErr w:type="gramEnd"/>
-      <w:r>
-        <w:rPr>
-          <w:rFonts w:cs="Times New Roman"/>
-          <w:szCs w:val="24"/>
-        </w:rPr>
-        <w:t xml:space="preserve"> context word should start with Uppercase</w:t>
-      </w:r>
-    </w:p>
-    <w:p>
-      <w:pPr>
-        <w:spacing w:after="0" w:line="360" w:lineRule="auto"/>
-        <w:jc w:val="both"/>
-        <w:rPr>
-          <w:rFonts w:cs="Times New Roman"/>
-          <w:szCs w:val="24"/>
-        </w:rPr>
-      </w:pPr>
-      <w:r>
-        <w:rPr>
-          <w:rFonts w:cs="Times New Roman"/>
-          <w:szCs w:val="24"/>
-        </w:rPr>
-        <w:t xml:space="preserve">Heading 3: 12, Bold, </w:t>
-      </w:r>
-      <w:r>
-        <w:rPr>
-          <w:rFonts w:cs="Times New Roman"/>
-          <w:szCs w:val="24"/>
-        </w:rPr>
-        <w:t xml:space="preserve">Space Before:  6 pt, After:  6 pt, </w:t>
-      </w:r>
-      <w:proofErr w:type="gramStart"/>
-      <w:r>
-        <w:rPr>
-          <w:rFonts w:cs="Times New Roman"/>
-          <w:szCs w:val="24"/>
-        </w:rPr>
-        <w:t>Keep</w:t>
-      </w:r>
-      <w:proofErr w:type="gramEnd"/>
-      <w:r>
-        <w:rPr>
-          <w:rFonts w:cs="Times New Roman"/>
-          <w:szCs w:val="24"/>
-        </w:rPr>
-        <w:t xml:space="preserve"> with next, </w:t>
-      </w:r>
-      <w:proofErr w:type="gramStart"/>
-      <w:r>
-        <w:rPr>
-          <w:rFonts w:cs="Times New Roman"/>
-          <w:szCs w:val="24"/>
-        </w:rPr>
-        <w:t>Keep</w:t>
-      </w:r>
-      <w:proofErr w:type="gramEnd"/>
-      <w:r>
-        <w:rPr>
-          <w:rFonts w:cs="Times New Roman"/>
-          <w:szCs w:val="24"/>
-        </w:rPr>
-        <w:t xml:space="preserve"> lines </w:t>
-      </w:r>
-      <w:proofErr w:type="gramStart"/>
-      <w:r>
-        <w:rPr>
-          <w:rFonts w:cs="Times New Roman"/>
-          <w:szCs w:val="24"/>
-        </w:rPr>
-        <w:t xml:space="preserve">together </w:t>
-      </w:r>
-      <w:r>
-        <w:rPr>
-          <w:rFonts w:cs="Times New Roman"/>
-          <w:szCs w:val="24"/>
-        </w:rPr>
-        <w:t>,</w:t>
-      </w:r>
-      <w:proofErr w:type="gramEnd"/>
-      <w:r>
-        <w:rPr>
-          <w:rFonts w:cs="Times New Roman"/>
-          <w:szCs w:val="24"/>
-        </w:rPr>
-        <w:t xml:space="preserve"> </w:t>
-      </w:r>
-      <w:proofErr w:type="gramStart"/>
-      <w:r>
-        <w:rPr>
-          <w:rFonts w:cs="Times New Roman"/>
-          <w:szCs w:val="24"/>
-        </w:rPr>
-        <w:t>Every</w:t>
-      </w:r>
-      <w:proofErr w:type="gramEnd"/>
-      <w:r>
-        <w:rPr>
-          <w:rFonts w:cs="Times New Roman"/>
-          <w:szCs w:val="24"/>
-        </w:rPr>
-        <w:t xml:space="preserve"> context word should start with Uppercase</w:t>
+        <w:t xml:space="preserve"> Every context word should start with Uppercase</w:t>
       </w:r>
     </w:p>
     <w:p>
@@ -1700,6 +1588,8 @@
         </w:rPr>
         <w:t>A Project Proposal</w:t>
       </w:r>
+      <w:bookmarkStart w:id="12" w:name="_GoBack"/>
+      <w:bookmarkEnd w:id="12"/>
     </w:p>
     <w:p>
       <w:pPr>
@@ -1728,8 +1618,8 @@
           <w:szCs w:val="28"/>
         </w:rPr>
       </w:pPr>
-      <w:bookmarkStart w:id="12" w:name="_Toc52226986"/>
-      <w:bookmarkStart w:id="13" w:name="_Toc52224142"/>
+      <w:bookmarkStart w:id="13" w:name="_Toc52226986"/>
+      <w:bookmarkStart w:id="14" w:name="_Toc52224142"/>
       <w:r>
         <w:rPr>
           <w:b/>
@@ -1739,7 +1629,7 @@
         </w:rPr>
         <w:t>“</w:t>
       </w:r>
-      <w:bookmarkEnd w:id="12"/>
+      <w:bookmarkEnd w:id="13"/>
       <w:sdt>
         <w:sdtPr>
           <w:rPr>
@@ -1754,16 +1644,19 @@
           <w:placeholder>
             <w:docPart w:val="272C1A22B7244BE3AEDB1C3778ACA723"/>
           </w:placeholder>
-          <w:showingPlcHdr/>
           <w:dataBinding w:prefixMappings="xmlns:ns0='http://purl.org/dc/elements/1.1/' xmlns:ns1='http://schemas.openxmlformats.org/package/2006/metadata/core-properties' " w:xpath="/ns1:coreProperties[1]/ns0:title[1]" w:storeItemID="{6C3C8BC8-F283-45AE-878A-BAB7291924A1}"/>
           <w:text/>
         </w:sdtPr>
+        <w:sdtEndPr/>
         <w:sdtContent>
           <w:r>
             <w:rPr>
-              <w:rStyle w:val="PlaceholderText"/>
+              <w:b/>
+              <w:bCs/>
+              <w:sz w:val="28"/>
+              <w:szCs w:val="28"/>
             </w:rPr>
-            <w:t>[Title]</w:t>
+            <w:t>Simple Banking System</w:t>
           </w:r>
         </w:sdtContent>
       </w:sdt>
@@ -1776,7 +1669,7 @@
         </w:rPr>
         <w:t>”</w:t>
       </w:r>
-      <w:bookmarkEnd w:id="13"/>
+      <w:bookmarkEnd w:id="14"/>
     </w:p>
     <w:p>
       <w:pPr>
@@ -1911,7 +1804,7 @@
           </mc:Choice>
           <mc:Fallback>
             <w:pict>
-              <v:group w14:anchorId="1C0F8C70" id="Group 5" o:spid="_x0000_s1026" style="width:68.5pt;height:110pt;mso-position-horizontal-relative:char;mso-position-vertical-relative:line" coordsize="6762,16097" o:gfxdata="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">
+              <v:group w14:anchorId="7BE548E8" id="Group 5" o:spid="_x0000_s1026" style="width:68.5pt;height:110pt;mso-position-horizontal-relative:char;mso-position-vertical-relative:line" coordsize="6762,16097" o:gfxdata="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">
                 <v:line id="Straight Connector 2" o:spid="_x0000_s1027" style="position:absolute;visibility:visible;mso-wrap-style:square" from="3333,0" to="3333,16097" o:connectortype="straight" o:gfxdata="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" strokecolor="black [3200]" strokeweight="2.5pt">
                   <v:stroke joinstyle="miter"/>
                 </v:line>
@@ -2178,6 +2071,7 @@
             <w:dataBinding w:prefixMappings="xmlns:ns0='http://purl.org/dc/elements/1.1/' xmlns:ns1='http://schemas.openxmlformats.org/package/2006/metadata/core-properties' " w:xpath="/ns1:coreProperties[1]/ns0:creator[1]" w:storeItemID="{6C3C8BC8-F283-45AE-878A-BAB7291924A1}"/>
             <w:text/>
           </w:sdtPr>
+          <w:sdtEndPr/>
           <w:sdtContent>
             <w:tc>
               <w:tcPr>
@@ -2410,8 +2304,16 @@
               <w:rPr>
                 <w:rFonts w:cs="Times New Roman"/>
               </w:rPr>
-              <w:t xml:space="preserve"> Paudel</w:t>
-            </w:r>
+              <w:t xml:space="preserve"> </w:t>
+            </w:r>
+            <w:proofErr w:type="spellStart"/>
+            <w:r>
+              <w:rPr>
+                <w:rFonts w:cs="Times New Roman"/>
+              </w:rPr>
+              <w:t>Paudel</w:t>
+            </w:r>
+            <w:proofErr w:type="spellEnd"/>
           </w:p>
         </w:tc>
         <w:tc>
@@ -2547,7 +2449,7 @@
           <w:noProof/>
           <w:szCs w:val="24"/>
         </w:rPr>
-        <w:t>06/05/2026</w:t>
+        <w:t>10/05/2026</w:t>
       </w:r>
       <w:r>
         <w:rPr>
@@ -2703,8 +2605,16 @@
         <w:rPr>
           <w:rFonts w:cs="Times New Roman"/>
         </w:rPr>
-        <w:t xml:space="preserve"> Paudel</w:t>
-      </w:r>
+        <w:t xml:space="preserve"> </w:t>
+      </w:r>
+      <w:proofErr w:type="spellStart"/>
+      <w:r>
+        <w:rPr>
+          <w:rFonts w:cs="Times New Roman"/>
+        </w:rPr>
+        <w:t>Paudel</w:t>
+      </w:r>
+      <w:proofErr w:type="spellEnd"/>
     </w:p>
     <w:p>
       <w:pPr>
@@ -3136,8 +3046,18 @@
           <w:b/>
           <w:szCs w:val="24"/>
         </w:rPr>
-        <w:t xml:space="preserve"> Ankit Sharma Paudel</w:t>
-      </w:r>
+        <w:t xml:space="preserve"> Ankit Sharma </w:t>
+      </w:r>
+      <w:proofErr w:type="spellStart"/>
+      <w:r>
+        <w:rPr>
+          <w:rFonts w:cs="Times New Roman"/>
+          <w:b/>
+          <w:szCs w:val="24"/>
+        </w:rPr>
+        <w:t>Paudel</w:t>
+      </w:r>
+      <w:proofErr w:type="spellEnd"/>
       <w:r>
         <w:rPr>
           <w:rFonts w:cs="Times New Roman"/>
@@ -3170,8 +3090,18 @@
           <w:b/>
           <w:bCs/>
         </w:rPr>
-        <w:t xml:space="preserve"> Paudel</w:t>
-      </w:r>
+        <w:t xml:space="preserve"> </w:t>
+      </w:r>
+      <w:proofErr w:type="spellStart"/>
+      <w:r>
+        <w:rPr>
+          <w:rFonts w:cs="Times New Roman"/>
+          <w:b/>
+          <w:bCs/>
+        </w:rPr>
+        <w:t>Paudel</w:t>
+      </w:r>
+      <w:proofErr w:type="spellEnd"/>
       <w:r>
         <w:rPr>
           <w:rFonts w:cs="Times New Roman"/>
@@ -5752,15 +5682,7 @@
         <w:t xml:space="preserve"> of data wi</w:t>
       </w:r>
       <w:r>
-        <w:t xml:space="preserve">ll be much </w:t>
-      </w:r>
-      <w:proofErr w:type="gramStart"/>
-      <w:r>
-        <w:t>more easier</w:t>
-      </w:r>
-      <w:proofErr w:type="gramEnd"/>
-      <w:r>
-        <w:t>, so going digitally is best method.</w:t>
+        <w:t>ll be much more easier, so going digitally is best method.</w:t>
       </w:r>
     </w:p>
     <w:p>
@@ -5850,15 +5772,7 @@
       </w:r>
       <w:proofErr w:type="gramEnd"/>
       <w:r>
-        <w:t xml:space="preserve"> project. Although there were many </w:t>
-      </w:r>
-      <w:proofErr w:type="gramStart"/>
-      <w:r>
-        <w:t>problems</w:t>
-      </w:r>
-      <w:proofErr w:type="gramEnd"/>
-      <w:r>
-        <w:t xml:space="preserve"> we were able to solve an implement it on our project.</w:t>
+        <w:t xml:space="preserve"> project. Although there were many problems we were able to solve an implement it on our project.</w:t>
       </w:r>
       <w:r>
         <w:rPr>
@@ -8308,7 +8222,7 @@
                                   <w:lang w:val="en-US"/>
                                 </w:rPr>
                               </w:pPr>
-                              <w:bookmarkStart w:id="14" w:name="_Toc56929757"/>
+                              <w:bookmarkStart w:id="15" w:name="_Toc56929757"/>
                               <w:r>
                                 <w:rPr>
                                   <w:rFonts w:cs="Times New Roman"/>
@@ -8394,7 +8308,7 @@
                                 </w:rPr>
                                 <w:t>: Software Testing Life Cycle</w:t>
                               </w:r>
-                              <w:bookmarkEnd w:id="14"/>
+                              <w:bookmarkEnd w:id="15"/>
                             </w:p>
                           </w:txbxContent>
                         </wps:txbx>
@@ -8419,7 +8333,7 @@
           </mc:Choice>
           <mc:Fallback>
             <w:pict>
-              <v:group w14:anchorId="7B020EE0" id="Group 14" o:spid="_x0000_s1026" style="position:absolute;left:0;text-align:left;margin-left:21.75pt;margin-top:16.8pt;width:337.5pt;height:263.4pt;z-index:251660288;mso-width-relative:margin;mso-height-relative:margin" coordsize="45732,35693" o:gfxdata="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">
+              <v:group w14:anchorId="7B020EE0" id="Group 14" o:spid="_x0000_s1026" style="position:absolute;left:0;text-align:left;margin-left:21.75pt;margin-top:16.8pt;width:337.5pt;height:263.4pt;z-index:251660288;mso-width-relative:margin;mso-height-relative:margin" coordsize="45732,35693" o:gfxdata="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">
                 <v:shapetype id="_x0000_t202" coordsize="21600,21600" o:spt="202" path="m,l,21600r21600,l21600,xe">
                   <v:stroke joinstyle="miter"/>
                   <v:path gradientshapeok="t" o:connecttype="rect"/>
@@ -8441,7 +8355,7 @@
                             <w:lang w:val="en-US"/>
                           </w:rPr>
                         </w:pPr>
-                        <w:bookmarkStart w:id="15" w:name="_Toc56929757"/>
+                        <w:bookmarkStart w:id="16" w:name="_Toc56929757"/>
                         <w:r>
                           <w:rPr>
                             <w:rFonts w:cs="Times New Roman"/>
@@ -8527,7 +8441,7 @@
                           </w:rPr>
                           <w:t>: Software Testing Life Cycle</w:t>
                         </w:r>
-                        <w:bookmarkEnd w:id="15"/>
+                        <w:bookmarkEnd w:id="16"/>
                       </w:p>
                     </w:txbxContent>
                   </v:textbox>
@@ -8743,14 +8657,14 @@
           <w:lang w:val="en-US"/>
         </w:rPr>
       </w:pPr>
-      <w:bookmarkStart w:id="16" w:name="_Toc57274838"/>
+      <w:bookmarkStart w:id="17" w:name="_Toc57274838"/>
       <w:r>
         <w:rPr>
           <w:lang w:val="en-US"/>
         </w:rPr>
         <w:t>EXAMPLE OF A TEST CASE,</w:t>
       </w:r>
-      <w:bookmarkEnd w:id="16"/>
+      <w:bookmarkEnd w:id="17"/>
       <w:r>
         <w:rPr>
           <w:lang w:val="en-US"/>
@@ -9052,7 +8966,7 @@
                                 <w:lang w:val="en-US"/>
                               </w:rPr>
                             </w:pPr>
-                            <w:bookmarkStart w:id="17" w:name="_Toc56929758"/>
+                            <w:bookmarkStart w:id="18" w:name="_Toc56929758"/>
                             <w:r>
                               <w:rPr>
                                 <w:rFonts w:cs="Times New Roman"/>
@@ -9138,7 +9052,7 @@
                               </w:rPr>
                               <w:t>: Test Case using Matrix</w:t>
                             </w:r>
-                            <w:bookmarkEnd w:id="17"/>
+                            <w:bookmarkEnd w:id="18"/>
                           </w:p>
                         </w:txbxContent>
                       </wps:txbx>
@@ -9156,7 +9070,7 @@
           </mc:Choice>
           <mc:Fallback>
             <w:pict>
-              <v:shape w14:anchorId="52A503B0" id="Text Box 13" o:spid="_x0000_s1029" type="#_x0000_t202" style="position:absolute;left:0;text-align:left;margin-left:-3pt;margin-top:150.95pt;width:415.3pt;height:.05pt;z-index:251661312;visibility:visible;mso-wrap-style:square;mso-wrap-distance-left:9pt;mso-wrap-distance-top:0;mso-wrap-distance-right:9pt;mso-wrap-distance-bottom:0;mso-position-horizontal:absolute;mso-position-horizontal-relative:text;mso-position-vertical:absolute;mso-position-vertical-relative:text;v-text-anchor:top" o:gfxdata="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" stroked="f">
+              <v:shape w14:anchorId="52A503B0" id="Text Box 13" o:spid="_x0000_s1029" type="#_x0000_t202" style="position:absolute;left:0;text-align:left;margin-left:-3pt;margin-top:150.95pt;width:415.3pt;height:.05pt;z-index:251661312;visibility:visible;mso-wrap-style:square;mso-wrap-distance-left:9pt;mso-wrap-distance-top:0;mso-wrap-distance-right:9pt;mso-wrap-distance-bottom:0;mso-position-horizontal:absolute;mso-position-horizontal-relative:text;mso-position-vertical:absolute;mso-position-vertical-relative:text;v-text-anchor:top" o:gfxdata="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" stroked="f">
                 <v:textbox style="mso-fit-shape-to-text:t" inset="0,0,0,0">
                   <w:txbxContent>
                     <w:p>
@@ -9173,7 +9087,7 @@
                           <w:lang w:val="en-US"/>
                         </w:rPr>
                       </w:pPr>
-                      <w:bookmarkStart w:id="18" w:name="_Toc56929758"/>
+                      <w:bookmarkStart w:id="19" w:name="_Toc56929758"/>
                       <w:r>
                         <w:rPr>
                           <w:rFonts w:cs="Times New Roman"/>
@@ -9259,7 +9173,7 @@
                         </w:rPr>
                         <w:t>: Test Case using Matrix</w:t>
                       </w:r>
-                      <w:bookmarkEnd w:id="18"/>
+                      <w:bookmarkEnd w:id="19"/>
                     </w:p>
                   </w:txbxContent>
                 </v:textbox>
@@ -9287,12 +9201,12 @@
         <w:spacing w:line="360" w:lineRule="auto"/>
         <w:ind w:left="360"/>
       </w:pPr>
-      <w:bookmarkStart w:id="19" w:name="_Toc57274839"/>
+      <w:bookmarkStart w:id="20" w:name="_Toc57274839"/>
       <w:r>
         <w:lastRenderedPageBreak/>
         <w:t>A Test Matrix with Tested modules or Requirement Traceability Matrix</w:t>
       </w:r>
-      <w:bookmarkEnd w:id="19"/>
+      <w:bookmarkEnd w:id="20"/>
     </w:p>
     <w:p>
       <w:pPr>
@@ -11130,7 +11044,7 @@
 </file>
 
 <file path=word/endnotes.xml><?xml version="1.0" encoding="utf-8"?>
-<w:endnotes xmlns:wpc="http://schemas.microsoft.com/office/word/2010/wordprocessingCanvas" xmlns:cx="http://schemas.microsoft.com/office/drawing/2014/chartex" xmlns:cx1="http://schemas.microsoft.com/office/drawing/2015/9/8/chartex" xmlns:cx2="http://schemas.microsoft.com/office/drawing/2015/10/21/chartex" xmlns:cx3="http://schemas.microsoft.com/office/drawing/2016/5/9/chartex" xmlns:cx4="http://schemas.microsoft.com/office/drawing/2016/5/10/chartex" xmlns:cx5="http://schemas.microsoft.com/office/drawing/2016/5/11/chartex" xmlns:cx6="http://schemas.microsoft.com/office/drawing/2016/5/12/chartex" xmlns:cx7="http://schemas.microsoft.com/office/drawing/2016/5/13/chartex" xmlns:cx8="http://schemas.microsoft.com/office/drawing/2016/5/14/chartex" xmlns:mc="http://schemas.openxmlformats.org/markup-compatibility/2006" xmlns:aink="http://schemas.microsoft.com/office/drawing/2016/ink" xmlns:am3d="http://schemas.microsoft.com/office/drawing/2017/model3d" xmlns:o="urn:schemas-microsoft-com:office:office" xmlns:oel="http://schemas.microsoft.com/office/2019/extlst" xmlns:r="http://schemas.openxmlformats.org/officeDocument/2006/relationships" xmlns:m="http://schemas.openxmlformats.org/officeDocument/2006/math" xmlns:v="urn:schemas-microsoft-com:vml" xmlns:wp14="http://schemas.microsoft.com/office/word/2010/wordprocessingDrawing" xmlns:wp="http://schemas.openxmlformats.org/drawingml/2006/wordprocessingDrawing" xmlns:w10="urn:schemas-microsoft-com:office:word" xmlns:w="http://schemas.openxmlformats.org/wordprocessingml/2006/main" xmlns:w14="http://schemas.microsoft.com/office/word/2010/wordml" xmlns:w15="http://schemas.microsoft.com/office/word/2012/wordml" xmlns:w16cex="http://schemas.microsoft.com/office/word/2018/wordml/cex" xmlns:w16cid="http://schemas.microsoft.com/office/word/2016/wordml/cid" xmlns:w16="http://schemas.microsoft.com/office/word/2018/wordml" xmlns:w16du="http://schemas.microsoft.com/office/word/2023/wordml/word16du" xmlns:w16sdtdh="http://schemas.microsoft.com/office/word/2020/wordml/sdtdatahash" xmlns:w16sdtfl="http://schemas.microsoft.com/office/word/2024/wordml/sdtformatlock" xmlns:w16se="http://schemas.microsoft.com/office/word/2015/wordml/symex" xmlns:wpg="http://schemas.microsoft.com/office/word/2010/wordprocessingGroup" xmlns:wpi="http://schemas.microsoft.com/office/word/2010/wordprocessingInk" xmlns:wne="http://schemas.microsoft.com/office/word/2006/wordml" xmlns:wps="http://schemas.microsoft.com/office/word/2010/wordprocessingShape" mc:Ignorable="w14 w15 w16se w16cid w16 w16cex w16sdtdh w16sdtfl w16du wp14">
+<w:endnotes xmlns:wpc="http://schemas.microsoft.com/office/word/2010/wordprocessingCanvas" xmlns:cx="http://schemas.microsoft.com/office/drawing/2014/chartex" xmlns:cx1="http://schemas.microsoft.com/office/drawing/2015/9/8/chartex" xmlns:cx2="http://schemas.microsoft.com/office/drawing/2015/10/21/chartex" xmlns:cx3="http://schemas.microsoft.com/office/drawing/2016/5/9/chartex" xmlns:cx4="http://schemas.microsoft.com/office/drawing/2016/5/10/chartex" xmlns:cx5="http://schemas.microsoft.com/office/drawing/2016/5/11/chartex" xmlns:cx6="http://schemas.microsoft.com/office/drawing/2016/5/12/chartex" xmlns:cx7="http://schemas.microsoft.com/office/drawing/2016/5/13/chartex" xmlns:cx8="http://schemas.microsoft.com/office/drawing/2016/5/14/chartex" xmlns:mc="http://schemas.openxmlformats.org/markup-compatibility/2006" xmlns:aink="http://schemas.microsoft.com/office/drawing/2016/ink" xmlns:am3d="http://schemas.microsoft.com/office/drawing/2017/model3d" xmlns:o="urn:schemas-microsoft-com:office:office" xmlns:r="http://schemas.openxmlformats.org/officeDocument/2006/relationships" xmlns:m="http://schemas.openxmlformats.org/officeDocument/2006/math" xmlns:v="urn:schemas-microsoft-com:vml" xmlns:wp14="http://schemas.microsoft.com/office/word/2010/wordprocessingDrawing" xmlns:wp="http://schemas.openxmlformats.org/drawingml/2006/wordprocessingDrawing" xmlns:w10="urn:schemas-microsoft-com:office:word" xmlns:w="http://schemas.openxmlformats.org/wordprocessingml/2006/main" xmlns:w14="http://schemas.microsoft.com/office/word/2010/wordml" xmlns:w15="http://schemas.microsoft.com/office/word/2012/wordml" xmlns:w16cid="http://schemas.microsoft.com/office/word/2016/wordml/cid" xmlns:w16se="http://schemas.microsoft.com/office/word/2015/wordml/symex" xmlns:wpg="http://schemas.microsoft.com/office/word/2010/wordprocessingGroup" xmlns:wpi="http://schemas.microsoft.com/office/word/2010/wordprocessingInk" xmlns:wne="http://schemas.microsoft.com/office/word/2006/wordml" xmlns:wps="http://schemas.microsoft.com/office/word/2010/wordprocessingShape" mc:Ignorable="w14 w15 w16se w16cid wp14">
   <w:endnote w:type="separator" w:id="-1">
     <w:p>
       <w:pPr>
@@ -11155,7 +11069,7 @@
 </file>
 
 <file path=word/footer1.xml><?xml version="1.0" encoding="utf-8"?>
-<w:ftr xmlns:wpc="http://schemas.microsoft.com/office/word/2010/wordprocessingCanvas" xmlns:cx="http://schemas.microsoft.com/office/drawing/2014/chartex" xmlns:cx1="http://schemas.microsoft.com/office/drawing/2015/9/8/chartex" xmlns:cx2="http://schemas.microsoft.com/office/drawing/2015/10/21/chartex" xmlns:cx3="http://schemas.microsoft.com/office/drawing/2016/5/9/chartex" xmlns:cx4="http://schemas.microsoft.com/office/drawing/2016/5/10/chartex" xmlns:cx5="http://schemas.microsoft.com/office/drawing/2016/5/11/chartex" xmlns:cx6="http://schemas.microsoft.com/office/drawing/2016/5/12/chartex" xmlns:cx7="http://schemas.microsoft.com/office/drawing/2016/5/13/chartex" xmlns:cx8="http://schemas.microsoft.com/office/drawing/2016/5/14/chartex" xmlns:mc="http://schemas.openxmlformats.org/markup-compatibility/2006" xmlns:aink="http://schemas.microsoft.com/office/drawing/2016/ink" xmlns:am3d="http://schemas.microsoft.com/office/drawing/2017/model3d" xmlns:o="urn:schemas-microsoft-com:office:office" xmlns:oel="http://schemas.microsoft.com/office/2019/extlst" xmlns:r="http://schemas.openxmlformats.org/officeDocument/2006/relationships" xmlns:m="http://schemas.openxmlformats.org/officeDocument/2006/math" xmlns:v="urn:schemas-microsoft-com:vml" xmlns:wp14="http://schemas.microsoft.com/office/word/2010/wordprocessingDrawing" xmlns:wp="http://schemas.openxmlformats.org/drawingml/2006/wordprocessingDrawing" xmlns:w10="urn:schemas-microsoft-com:office:word" xmlns:w="http://schemas.openxmlformats.org/wordprocessingml/2006/main" xmlns:w14="http://schemas.microsoft.com/office/word/2010/wordml" xmlns:w15="http://schemas.microsoft.com/office/word/2012/wordml" xmlns:w16cex="http://schemas.microsoft.com/office/word/2018/wordml/cex" xmlns:w16cid="http://schemas.microsoft.com/office/word/2016/wordml/cid" xmlns:w16="http://schemas.microsoft.com/office/word/2018/wordml" xmlns:w16du="http://schemas.microsoft.com/office/word/2023/wordml/word16du" xmlns:w16sdtdh="http://schemas.microsoft.com/office/word/2020/wordml/sdtdatahash" xmlns:w16sdtfl="http://schemas.microsoft.com/office/word/2024/wordml/sdtformatlock" xmlns:w16se="http://schemas.microsoft.com/office/word/2015/wordml/symex" xmlns:wpg="http://schemas.microsoft.com/office/word/2010/wordprocessingGroup" xmlns:wpi="http://schemas.microsoft.com/office/word/2010/wordprocessingInk" xmlns:wne="http://schemas.microsoft.com/office/word/2006/wordml" xmlns:wps="http://schemas.microsoft.com/office/word/2010/wordprocessingShape" mc:Ignorable="w14 w15 w16se w16cid w16 w16cex w16sdtdh w16sdtfl w16du wp14">
+<w:ftr xmlns:wpc="http://schemas.microsoft.com/office/word/2010/wordprocessingCanvas" xmlns:cx="http://schemas.microsoft.com/office/drawing/2014/chartex" xmlns:cx1="http://schemas.microsoft.com/office/drawing/2015/9/8/chartex" xmlns:cx2="http://schemas.microsoft.com/office/drawing/2015/10/21/chartex" xmlns:cx3="http://schemas.microsoft.com/office/drawing/2016/5/9/chartex" xmlns:cx4="http://schemas.microsoft.com/office/drawing/2016/5/10/chartex" xmlns:cx5="http://schemas.microsoft.com/office/drawing/2016/5/11/chartex" xmlns:cx6="http://schemas.microsoft.com/office/drawing/2016/5/12/chartex" xmlns:cx7="http://schemas.microsoft.com/office/drawing/2016/5/13/chartex" xmlns:cx8="http://schemas.microsoft.com/office/drawing/2016/5/14/chartex" xmlns:mc="http://schemas.openxmlformats.org/markup-compatibility/2006" xmlns:aink="http://schemas.microsoft.com/office/drawing/2016/ink" xmlns:am3d="http://schemas.microsoft.com/office/drawing/2017/model3d" xmlns:o="urn:schemas-microsoft-com:office:office" xmlns:r="http://schemas.openxmlformats.org/officeDocument/2006/relationships" xmlns:m="http://schemas.openxmlformats.org/officeDocument/2006/math" xmlns:v="urn:schemas-microsoft-com:vml" xmlns:wp14="http://schemas.microsoft.com/office/word/2010/wordprocessingDrawing" xmlns:wp="http://schemas.openxmlformats.org/drawingml/2006/wordprocessingDrawing" xmlns:w10="urn:schemas-microsoft-com:office:word" xmlns:w="http://schemas.openxmlformats.org/wordprocessingml/2006/main" xmlns:w14="http://schemas.microsoft.com/office/word/2010/wordml" xmlns:w15="http://schemas.microsoft.com/office/word/2012/wordml" xmlns:w16cid="http://schemas.microsoft.com/office/word/2016/wordml/cid" xmlns:w16se="http://schemas.microsoft.com/office/word/2015/wordml/symex" xmlns:wpg="http://schemas.microsoft.com/office/word/2010/wordprocessingGroup" xmlns:wpi="http://schemas.microsoft.com/office/word/2010/wordprocessingInk" xmlns:wne="http://schemas.microsoft.com/office/word/2006/wordml" xmlns:wps="http://schemas.microsoft.com/office/word/2010/wordprocessingShape" mc:Ignorable="w14 w15 w16se w16cid wp14">
   <w:p>
     <w:pPr>
       <w:pStyle w:val="Footer"/>
@@ -11165,7 +11079,7 @@
 </file>
 
 <file path=word/footer2.xml><?xml version="1.0" encoding="utf-8"?>
-<w:ftr xmlns:wpc="http://schemas.microsoft.com/office/word/2010/wordprocessingCanvas" xmlns:cx="http://schemas.microsoft.com/office/drawing/2014/chartex" xmlns:cx1="http://schemas.microsoft.com/office/drawing/2015/9/8/chartex" xmlns:cx2="http://schemas.microsoft.com/office/drawing/2015/10/21/chartex" xmlns:cx3="http://schemas.microsoft.com/office/drawing/2016/5/9/chartex" xmlns:cx4="http://schemas.microsoft.com/office/drawing/2016/5/10/chartex" xmlns:cx5="http://schemas.microsoft.com/office/drawing/2016/5/11/chartex" xmlns:cx6="http://schemas.microsoft.com/office/drawing/2016/5/12/chartex" xmlns:cx7="http://schemas.microsoft.com/office/drawing/2016/5/13/chartex" xmlns:cx8="http://schemas.microsoft.com/office/drawing/2016/5/14/chartex" xmlns:mc="http://schemas.openxmlformats.org/markup-compatibility/2006" xmlns:aink="http://schemas.microsoft.com/office/drawing/2016/ink" xmlns:am3d="http://schemas.microsoft.com/office/drawing/2017/model3d" xmlns:o="urn:schemas-microsoft-com:office:office" xmlns:oel="http://schemas.microsoft.com/office/2019/extlst" xmlns:r="http://schemas.openxmlformats.org/officeDocument/2006/relationships" xmlns:m="http://schemas.openxmlformats.org/officeDocument/2006/math" xmlns:v="urn:schemas-microsoft-com:vml" xmlns:wp14="http://schemas.microsoft.com/office/word/2010/wordprocessingDrawing" xmlns:wp="http://schemas.openxmlformats.org/drawingml/2006/wordprocessingDrawing" xmlns:w10="urn:schemas-microsoft-com:office:word" xmlns:w="http://schemas.openxmlformats.org/wordprocessingml/2006/main" xmlns:w14="http://schemas.microsoft.com/office/word/2010/wordml" xmlns:w15="http://schemas.microsoft.com/office/word/2012/wordml" xmlns:w16cex="http://schemas.microsoft.com/office/word/2018/wordml/cex" xmlns:w16cid="http://schemas.microsoft.com/office/word/2016/wordml/cid" xmlns:w16="http://schemas.microsoft.com/office/word/2018/wordml" xmlns:w16du="http://schemas.microsoft.com/office/word/2023/wordml/word16du" xmlns:w16sdtdh="http://schemas.microsoft.com/office/word/2020/wordml/sdtdatahash" xmlns:w16sdtfl="http://schemas.microsoft.com/office/word/2024/wordml/sdtformatlock" xmlns:w16se="http://schemas.microsoft.com/office/word/2015/wordml/symex" xmlns:wpg="http://schemas.microsoft.com/office/word/2010/wordprocessingGroup" xmlns:wpi="http://schemas.microsoft.com/office/word/2010/wordprocessingInk" xmlns:wne="http://schemas.microsoft.com/office/word/2006/wordml" xmlns:wps="http://schemas.microsoft.com/office/word/2010/wordprocessingShape" mc:Ignorable="w14 w15 w16se w16cid w16 w16cex w16sdtdh w16sdtfl w16du wp14">
+<w:ftr xmlns:wpc="http://schemas.microsoft.com/office/word/2010/wordprocessingCanvas" xmlns:cx="http://schemas.microsoft.com/office/drawing/2014/chartex" xmlns:cx1="http://schemas.microsoft.com/office/drawing/2015/9/8/chartex" xmlns:cx2="http://schemas.microsoft.com/office/drawing/2015/10/21/chartex" xmlns:cx3="http://schemas.microsoft.com/office/drawing/2016/5/9/chartex" xmlns:cx4="http://schemas.microsoft.com/office/drawing/2016/5/10/chartex" xmlns:cx5="http://schemas.microsoft.com/office/drawing/2016/5/11/chartex" xmlns:cx6="http://schemas.microsoft.com/office/drawing/2016/5/12/chartex" xmlns:cx7="http://schemas.microsoft.com/office/drawing/2016/5/13/chartex" xmlns:cx8="http://schemas.microsoft.com/office/drawing/2016/5/14/chartex" xmlns:mc="http://schemas.openxmlformats.org/markup-compatibility/2006" xmlns:aink="http://schemas.microsoft.com/office/drawing/2016/ink" xmlns:am3d="http://schemas.microsoft.com/office/drawing/2017/model3d" xmlns:o="urn:schemas-microsoft-com:office:office" xmlns:r="http://schemas.openxmlformats.org/officeDocument/2006/relationships" xmlns:m="http://schemas.openxmlformats.org/officeDocument/2006/math" xmlns:v="urn:schemas-microsoft-com:vml" xmlns:wp14="http://schemas.microsoft.com/office/word/2010/wordprocessingDrawing" xmlns:wp="http://schemas.openxmlformats.org/drawingml/2006/wordprocessingDrawing" xmlns:w10="urn:schemas-microsoft-com:office:word" xmlns:w="http://schemas.openxmlformats.org/wordprocessingml/2006/main" xmlns:w14="http://schemas.microsoft.com/office/word/2010/wordml" xmlns:w15="http://schemas.microsoft.com/office/word/2012/wordml" xmlns:w16cid="http://schemas.microsoft.com/office/word/2016/wordml/cid" xmlns:w16se="http://schemas.microsoft.com/office/word/2015/wordml/symex" xmlns:wpg="http://schemas.microsoft.com/office/word/2010/wordprocessingGroup" xmlns:wpi="http://schemas.microsoft.com/office/word/2010/wordprocessingInk" xmlns:wne="http://schemas.microsoft.com/office/word/2006/wordml" xmlns:wps="http://schemas.microsoft.com/office/word/2010/wordprocessingShape" mc:Ignorable="w14 w15 w16se w16cid wp14">
   <w:sdt>
     <w:sdtPr>
       <w:id w:val="1769740165"/>
@@ -11218,7 +11132,7 @@
 </file>
 
 <file path=word/footer3.xml><?xml version="1.0" encoding="utf-8"?>
-<w:ftr xmlns:wpc="http://schemas.microsoft.com/office/word/2010/wordprocessingCanvas" xmlns:cx="http://schemas.microsoft.com/office/drawing/2014/chartex" xmlns:cx1="http://schemas.microsoft.com/office/drawing/2015/9/8/chartex" xmlns:cx2="http://schemas.microsoft.com/office/drawing/2015/10/21/chartex" xmlns:cx3="http://schemas.microsoft.com/office/drawing/2016/5/9/chartex" xmlns:cx4="http://schemas.microsoft.com/office/drawing/2016/5/10/chartex" xmlns:cx5="http://schemas.microsoft.com/office/drawing/2016/5/11/chartex" xmlns:cx6="http://schemas.microsoft.com/office/drawing/2016/5/12/chartex" xmlns:cx7="http://schemas.microsoft.com/office/drawing/2016/5/13/chartex" xmlns:cx8="http://schemas.microsoft.com/office/drawing/2016/5/14/chartex" xmlns:mc="http://schemas.openxmlformats.org/markup-compatibility/2006" xmlns:aink="http://schemas.microsoft.com/office/drawing/2016/ink" xmlns:am3d="http://schemas.microsoft.com/office/drawing/2017/model3d" xmlns:o="urn:schemas-microsoft-com:office:office" xmlns:oel="http://schemas.microsoft.com/office/2019/extlst" xmlns:r="http://schemas.openxmlformats.org/officeDocument/2006/relationships" xmlns:m="http://schemas.openxmlformats.org/officeDocument/2006/math" xmlns:v="urn:schemas-microsoft-com:vml" xmlns:wp14="http://schemas.microsoft.com/office/word/2010/wordprocessingDrawing" xmlns:wp="http://schemas.openxmlformats.org/drawingml/2006/wordprocessingDrawing" xmlns:w10="urn:schemas-microsoft-com:office:word" xmlns:w="http://schemas.openxmlformats.org/wordprocessingml/2006/main" xmlns:w14="http://schemas.microsoft.com/office/word/2010/wordml" xmlns:w15="http://schemas.microsoft.com/office/word/2012/wordml" xmlns:w16cex="http://schemas.microsoft.com/office/word/2018/wordml/cex" xmlns:w16cid="http://schemas.microsoft.com/office/word/2016/wordml/cid" xmlns:w16="http://schemas.microsoft.com/office/word/2018/wordml" xmlns:w16du="http://schemas.microsoft.com/office/word/2023/wordml/word16du" xmlns:w16sdtdh="http://schemas.microsoft.com/office/word/2020/wordml/sdtdatahash" xmlns:w16sdtfl="http://schemas.microsoft.com/office/word/2024/wordml/sdtformatlock" xmlns:w16se="http://schemas.microsoft.com/office/word/2015/wordml/symex" xmlns:wpg="http://schemas.microsoft.com/office/word/2010/wordprocessingGroup" xmlns:wpi="http://schemas.microsoft.com/office/word/2010/wordprocessingInk" xmlns:wne="http://schemas.microsoft.com/office/word/2006/wordml" xmlns:wps="http://schemas.microsoft.com/office/word/2010/wordprocessingShape" mc:Ignorable="w14 w15 w16se w16cid w16 w16cex w16sdtdh w16sdtfl w16du wp14">
+<w:ftr xmlns:wpc="http://schemas.microsoft.com/office/word/2010/wordprocessingCanvas" xmlns:cx="http://schemas.microsoft.com/office/drawing/2014/chartex" xmlns:cx1="http://schemas.microsoft.com/office/drawing/2015/9/8/chartex" xmlns:cx2="http://schemas.microsoft.com/office/drawing/2015/10/21/chartex" xmlns:cx3="http://schemas.microsoft.com/office/drawing/2016/5/9/chartex" xmlns:cx4="http://schemas.microsoft.com/office/drawing/2016/5/10/chartex" xmlns:cx5="http://schemas.microsoft.com/office/drawing/2016/5/11/chartex" xmlns:cx6="http://schemas.microsoft.com/office/drawing/2016/5/12/chartex" xmlns:cx7="http://schemas.microsoft.com/office/drawing/2016/5/13/chartex" xmlns:cx8="http://schemas.microsoft.com/office/drawing/2016/5/14/chartex" xmlns:mc="http://schemas.openxmlformats.org/markup-compatibility/2006" xmlns:aink="http://schemas.microsoft.com/office/drawing/2016/ink" xmlns:am3d="http://schemas.microsoft.com/office/drawing/2017/model3d" xmlns:o="urn:schemas-microsoft-com:office:office" xmlns:r="http://schemas.openxmlformats.org/officeDocument/2006/relationships" xmlns:m="http://schemas.openxmlformats.org/officeDocument/2006/math" xmlns:v="urn:schemas-microsoft-com:vml" xmlns:wp14="http://schemas.microsoft.com/office/word/2010/wordprocessingDrawing" xmlns:wp="http://schemas.openxmlformats.org/drawingml/2006/wordprocessingDrawing" xmlns:w10="urn:schemas-microsoft-com:office:word" xmlns:w="http://schemas.openxmlformats.org/wordprocessingml/2006/main" xmlns:w14="http://schemas.microsoft.com/office/word/2010/wordml" xmlns:w15="http://schemas.microsoft.com/office/word/2012/wordml" xmlns:w16cid="http://schemas.microsoft.com/office/word/2016/wordml/cid" xmlns:w16se="http://schemas.microsoft.com/office/word/2015/wordml/symex" xmlns:wpg="http://schemas.microsoft.com/office/word/2010/wordprocessingGroup" xmlns:wpi="http://schemas.microsoft.com/office/word/2010/wordprocessingInk" xmlns:wne="http://schemas.microsoft.com/office/word/2006/wordml" xmlns:wps="http://schemas.microsoft.com/office/word/2010/wordprocessingShape" mc:Ignorable="w14 w15 w16se w16cid wp14">
   <w:p>
     <w:pPr>
       <w:pStyle w:val="Footer"/>
@@ -11228,7 +11142,7 @@
 </file>
 
 <file path=word/footnotes.xml><?xml version="1.0" encoding="utf-8"?>
-<w:footnotes xmlns:wpc="http://schemas.microsoft.com/office/word/2010/wordprocessingCanvas" xmlns:cx="http://schemas.microsoft.com/office/drawing/2014/chartex" xmlns:cx1="http://schemas.microsoft.com/office/drawing/2015/9/8/chartex" xmlns:cx2="http://schemas.microsoft.com/office/drawing/2015/10/21/chartex" xmlns:cx3="http://schemas.microsoft.com/office/drawing/2016/5/9/chartex" xmlns:cx4="http://schemas.microsoft.com/office/drawing/2016/5/10/chartex" xmlns:cx5="http://schemas.microsoft.com/office/drawing/2016/5/11/chartex" xmlns:cx6="http://schemas.microsoft.com/office/drawing/2016/5/12/chartex" xmlns:cx7="http://schemas.microsoft.com/office/drawing/2016/5/13/chartex" xmlns:cx8="http://schemas.microsoft.com/office/drawing/2016/5/14/chartex" xmlns:mc="http://schemas.openxmlformats.org/markup-compatibility/2006" xmlns:aink="http://schemas.microsoft.com/office/drawing/2016/ink" xmlns:am3d="http://schemas.microsoft.com/office/drawing/2017/model3d" xmlns:o="urn:schemas-microsoft-com:office:office" xmlns:oel="http://schemas.microsoft.com/office/2019/extlst" xmlns:r="http://schemas.openxmlformats.org/officeDocument/2006/relationships" xmlns:m="http://schemas.openxmlformats.org/officeDocument/2006/math" xmlns:v="urn:schemas-microsoft-com:vml" xmlns:wp14="http://schemas.microsoft.com/office/word/2010/wordprocessingDrawing" xmlns:wp="http://schemas.openxmlformats.org/drawingml/2006/wordprocessingDrawing" xmlns:w10="urn:schemas-microsoft-com:office:word" xmlns:w="http://schemas.openxmlformats.org/wordprocessingml/2006/main" xmlns:w14="http://schemas.microsoft.com/office/word/2010/wordml" xmlns:w15="http://schemas.microsoft.com/office/word/2012/wordml" xmlns:w16cex="http://schemas.microsoft.com/office/word/2018/wordml/cex" xmlns:w16cid="http://schemas.microsoft.com/office/word/2016/wordml/cid" xmlns:w16="http://schemas.microsoft.com/office/word/2018/wordml" xmlns:w16du="http://schemas.microsoft.com/office/word/2023/wordml/word16du" xmlns:w16sdtdh="http://schemas.microsoft.com/office/word/2020/wordml/sdtdatahash" xmlns:w16sdtfl="http://schemas.microsoft.com/office/word/2024/wordml/sdtformatlock" xmlns:w16se="http://schemas.microsoft.com/office/word/2015/wordml/symex" xmlns:wpg="http://schemas.microsoft.com/office/word/2010/wordprocessingGroup" xmlns:wpi="http://schemas.microsoft.com/office/word/2010/wordprocessingInk" xmlns:wne="http://schemas.microsoft.com/office/word/2006/wordml" xmlns:wps="http://schemas.microsoft.com/office/word/2010/wordprocessingShape" mc:Ignorable="w14 w15 w16se w16cid w16 w16cex w16sdtdh w16sdtfl w16du wp14">
+<w:footnotes xmlns:wpc="http://schemas.microsoft.com/office/word/2010/wordprocessingCanvas" xmlns:cx="http://schemas.microsoft.com/office/drawing/2014/chartex" xmlns:cx1="http://schemas.microsoft.com/office/drawing/2015/9/8/chartex" xmlns:cx2="http://schemas.microsoft.com/office/drawing/2015/10/21/chartex" xmlns:cx3="http://schemas.microsoft.com/office/drawing/2016/5/9/chartex" xmlns:cx4="http://schemas.microsoft.com/office/drawing/2016/5/10/chartex" xmlns:cx5="http://schemas.microsoft.com/office/drawing/2016/5/11/chartex" xmlns:cx6="http://schemas.microsoft.com/office/drawing/2016/5/12/chartex" xmlns:cx7="http://schemas.microsoft.com/office/drawing/2016/5/13/chartex" xmlns:cx8="http://schemas.microsoft.com/office/drawing/2016/5/14/chartex" xmlns:mc="http://schemas.openxmlformats.org/markup-compatibility/2006" xmlns:aink="http://schemas.microsoft.com/office/drawing/2016/ink" xmlns:am3d="http://schemas.microsoft.com/office/drawing/2017/model3d" xmlns:o="urn:schemas-microsoft-com:office:office" xmlns:r="http://schemas.openxmlformats.org/officeDocument/2006/relationships" xmlns:m="http://schemas.openxmlformats.org/officeDocument/2006/math" xmlns:v="urn:schemas-microsoft-com:vml" xmlns:wp14="http://schemas.microsoft.com/office/word/2010/wordprocessingDrawing" xmlns:wp="http://schemas.openxmlformats.org/drawingml/2006/wordprocessingDrawing" xmlns:w10="urn:schemas-microsoft-com:office:word" xmlns:w="http://schemas.openxmlformats.org/wordprocessingml/2006/main" xmlns:w14="http://schemas.microsoft.com/office/word/2010/wordml" xmlns:w15="http://schemas.microsoft.com/office/word/2012/wordml" xmlns:w16cid="http://schemas.microsoft.com/office/word/2016/wordml/cid" xmlns:w16se="http://schemas.microsoft.com/office/word/2015/wordml/symex" xmlns:wpg="http://schemas.microsoft.com/office/word/2010/wordprocessingGroup" xmlns:wpi="http://schemas.microsoft.com/office/word/2010/wordprocessingInk" xmlns:wne="http://schemas.microsoft.com/office/word/2006/wordml" xmlns:wps="http://schemas.microsoft.com/office/word/2010/wordprocessingShape" mc:Ignorable="w14 w15 w16se w16cid wp14">
   <w:footnote w:type="separator" w:id="-1">
     <w:p>
       <w:pPr>
@@ -11253,7 +11167,7 @@
 </file>
 
 <file path=word/header1.xml><?xml version="1.0" encoding="utf-8"?>
-<w:hdr xmlns:wpc="http://schemas.microsoft.com/office/word/2010/wordprocessingCanvas" xmlns:cx="http://schemas.microsoft.com/office/drawing/2014/chartex" xmlns:cx1="http://schemas.microsoft.com/office/drawing/2015/9/8/chartex" xmlns:cx2="http://schemas.microsoft.com/office/drawing/2015/10/21/chartex" xmlns:cx3="http://schemas.microsoft.com/office/drawing/2016/5/9/chartex" xmlns:cx4="http://schemas.microsoft.com/office/drawing/2016/5/10/chartex" xmlns:cx5="http://schemas.microsoft.com/office/drawing/2016/5/11/chartex" xmlns:cx6="http://schemas.microsoft.com/office/drawing/2016/5/12/chartex" xmlns:cx7="http://schemas.microsoft.com/office/drawing/2016/5/13/chartex" xmlns:cx8="http://schemas.microsoft.com/office/drawing/2016/5/14/chartex" xmlns:mc="http://schemas.openxmlformats.org/markup-compatibility/2006" xmlns:aink="http://schemas.microsoft.com/office/drawing/2016/ink" xmlns:am3d="http://schemas.microsoft.com/office/drawing/2017/model3d" xmlns:o="urn:schemas-microsoft-com:office:office" xmlns:oel="http://schemas.microsoft.com/office/2019/extlst" xmlns:r="http://schemas.openxmlformats.org/officeDocument/2006/relationships" xmlns:m="http://schemas.openxmlformats.org/officeDocument/2006/math" xmlns:v="urn:schemas-microsoft-com:vml" xmlns:wp14="http://schemas.microsoft.com/office/word/2010/wordprocessingDrawing" xmlns:wp="http://schemas.openxmlformats.org/drawingml/2006/wordprocessingDrawing" xmlns:w10="urn:schemas-microsoft-com:office:word" xmlns:w="http://schemas.openxmlformats.org/wordprocessingml/2006/main" xmlns:w14="http://schemas.microsoft.com/office/word/2010/wordml" xmlns:w15="http://schemas.microsoft.com/office/word/2012/wordml" xmlns:w16cex="http://schemas.microsoft.com/office/word/2018/wordml/cex" xmlns:w16cid="http://schemas.microsoft.com/office/word/2016/wordml/cid" xmlns:w16="http://schemas.microsoft.com/office/word/2018/wordml" xmlns:w16du="http://schemas.microsoft.com/office/word/2023/wordml/word16du" xmlns:w16sdtdh="http://schemas.microsoft.com/office/word/2020/wordml/sdtdatahash" xmlns:w16sdtfl="http://schemas.microsoft.com/office/word/2024/wordml/sdtformatlock" xmlns:w16se="http://schemas.microsoft.com/office/word/2015/wordml/symex" xmlns:wpg="http://schemas.microsoft.com/office/word/2010/wordprocessingGroup" xmlns:wpi="http://schemas.microsoft.com/office/word/2010/wordprocessingInk" xmlns:wne="http://schemas.microsoft.com/office/word/2006/wordml" xmlns:wps="http://schemas.microsoft.com/office/word/2010/wordprocessingShape" mc:Ignorable="w14 w15 w16se w16cid w16 w16cex w16sdtdh w16sdtfl w16du wp14">
+<w:hdr xmlns:wpc="http://schemas.microsoft.com/office/word/2010/wordprocessingCanvas" xmlns:cx="http://schemas.microsoft.com/office/drawing/2014/chartex" xmlns:cx1="http://schemas.microsoft.com/office/drawing/2015/9/8/chartex" xmlns:cx2="http://schemas.microsoft.com/office/drawing/2015/10/21/chartex" xmlns:cx3="http://schemas.microsoft.com/office/drawing/2016/5/9/chartex" xmlns:cx4="http://schemas.microsoft.com/office/drawing/2016/5/10/chartex" xmlns:cx5="http://schemas.microsoft.com/office/drawing/2016/5/11/chartex" xmlns:cx6="http://schemas.microsoft.com/office/drawing/2016/5/12/chartex" xmlns:cx7="http://schemas.microsoft.com/office/drawing/2016/5/13/chartex" xmlns:cx8="http://schemas.microsoft.com/office/drawing/2016/5/14/chartex" xmlns:mc="http://schemas.openxmlformats.org/markup-compatibility/2006" xmlns:aink="http://schemas.microsoft.com/office/drawing/2016/ink" xmlns:am3d="http://schemas.microsoft.com/office/drawing/2017/model3d" xmlns:o="urn:schemas-microsoft-com:office:office" xmlns:r="http://schemas.openxmlformats.org/officeDocument/2006/relationships" xmlns:m="http://schemas.openxmlformats.org/officeDocument/2006/math" xmlns:v="urn:schemas-microsoft-com:vml" xmlns:wp14="http://schemas.microsoft.com/office/word/2010/wordprocessingDrawing" xmlns:wp="http://schemas.openxmlformats.org/drawingml/2006/wordprocessingDrawing" xmlns:w10="urn:schemas-microsoft-com:office:word" xmlns:w="http://schemas.openxmlformats.org/wordprocessingml/2006/main" xmlns:w14="http://schemas.microsoft.com/office/word/2010/wordml" xmlns:w15="http://schemas.microsoft.com/office/word/2012/wordml" xmlns:w16cid="http://schemas.microsoft.com/office/word/2016/wordml/cid" xmlns:w16se="http://schemas.microsoft.com/office/word/2015/wordml/symex" xmlns:wpg="http://schemas.microsoft.com/office/word/2010/wordprocessingGroup" xmlns:wpi="http://schemas.microsoft.com/office/word/2010/wordprocessingInk" xmlns:wne="http://schemas.microsoft.com/office/word/2006/wordml" xmlns:wps="http://schemas.microsoft.com/office/word/2010/wordprocessingShape" mc:Ignorable="w14 w15 w16se w16cid wp14">
   <w:p>
     <w:pPr>
       <w:pStyle w:val="Header"/>
@@ -11263,7 +11177,7 @@
 </file>
 
 <file path=word/header2.xml><?xml version="1.0" encoding="utf-8"?>
-<w:hdr xmlns:wpc="http://schemas.microsoft.com/office/word/2010/wordprocessingCanvas" xmlns:cx="http://schemas.microsoft.com/office/drawing/2014/chartex" xmlns:cx1="http://schemas.microsoft.com/office/drawing/2015/9/8/chartex" xmlns:cx2="http://schemas.microsoft.com/office/drawing/2015/10/21/chartex" xmlns:cx3="http://schemas.microsoft.com/office/drawing/2016/5/9/chartex" xmlns:cx4="http://schemas.microsoft.com/office/drawing/2016/5/10/chartex" xmlns:cx5="http://schemas.microsoft.com/office/drawing/2016/5/11/chartex" xmlns:cx6="http://schemas.microsoft.com/office/drawing/2016/5/12/chartex" xmlns:cx7="http://schemas.microsoft.com/office/drawing/2016/5/13/chartex" xmlns:cx8="http://schemas.microsoft.com/office/drawing/2016/5/14/chartex" xmlns:mc="http://schemas.openxmlformats.org/markup-compatibility/2006" xmlns:aink="http://schemas.microsoft.com/office/drawing/2016/ink" xmlns:am3d="http://schemas.microsoft.com/office/drawing/2017/model3d" xmlns:o="urn:schemas-microsoft-com:office:office" xmlns:oel="http://schemas.microsoft.com/office/2019/extlst" xmlns:r="http://schemas.openxmlformats.org/officeDocument/2006/relationships" xmlns:m="http://schemas.openxmlformats.org/officeDocument/2006/math" xmlns:v="urn:schemas-microsoft-com:vml" xmlns:wp14="http://schemas.microsoft.com/office/word/2010/wordprocessingDrawing" xmlns:wp="http://schemas.openxmlformats.org/drawingml/2006/wordprocessingDrawing" xmlns:w10="urn:schemas-microsoft-com:office:word" xmlns:w="http://schemas.openxmlformats.org/wordprocessingml/2006/main" xmlns:w14="http://schemas.microsoft.com/office/word/2010/wordml" xmlns:w15="http://schemas.microsoft.com/office/word/2012/wordml" xmlns:w16cex="http://schemas.microsoft.com/office/word/2018/wordml/cex" xmlns:w16cid="http://schemas.microsoft.com/office/word/2016/wordml/cid" xmlns:w16="http://schemas.microsoft.com/office/word/2018/wordml" xmlns:w16du="http://schemas.microsoft.com/office/word/2023/wordml/word16du" xmlns:w16sdtdh="http://schemas.microsoft.com/office/word/2020/wordml/sdtdatahash" xmlns:w16sdtfl="http://schemas.microsoft.com/office/word/2024/wordml/sdtformatlock" xmlns:w16se="http://schemas.microsoft.com/office/word/2015/wordml/symex" xmlns:wpg="http://schemas.microsoft.com/office/word/2010/wordprocessingGroup" xmlns:wpi="http://schemas.microsoft.com/office/word/2010/wordprocessingInk" xmlns:wne="http://schemas.microsoft.com/office/word/2006/wordml" xmlns:wps="http://schemas.microsoft.com/office/word/2010/wordprocessingShape" mc:Ignorable="w14 w15 w16se w16cid w16 w16cex w16sdtdh w16sdtfl w16du wp14">
+<w:hdr xmlns:wpc="http://schemas.microsoft.com/office/word/2010/wordprocessingCanvas" xmlns:cx="http://schemas.microsoft.com/office/drawing/2014/chartex" xmlns:cx1="http://schemas.microsoft.com/office/drawing/2015/9/8/chartex" xmlns:cx2="http://schemas.microsoft.com/office/drawing/2015/10/21/chartex" xmlns:cx3="http://schemas.microsoft.com/office/drawing/2016/5/9/chartex" xmlns:cx4="http://schemas.microsoft.com/office/drawing/2016/5/10/chartex" xmlns:cx5="http://schemas.microsoft.com/office/drawing/2016/5/11/chartex" xmlns:cx6="http://schemas.microsoft.com/office/drawing/2016/5/12/chartex" xmlns:cx7="http://schemas.microsoft.com/office/drawing/2016/5/13/chartex" xmlns:cx8="http://schemas.microsoft.com/office/drawing/2016/5/14/chartex" xmlns:mc="http://schemas.openxmlformats.org/markup-compatibility/2006" xmlns:aink="http://schemas.microsoft.com/office/drawing/2016/ink" xmlns:am3d="http://schemas.microsoft.com/office/drawing/2017/model3d" xmlns:o="urn:schemas-microsoft-com:office:office" xmlns:r="http://schemas.openxmlformats.org/officeDocument/2006/relationships" xmlns:m="http://schemas.openxmlformats.org/officeDocument/2006/math" xmlns:v="urn:schemas-microsoft-com:vml" xmlns:wp14="http://schemas.microsoft.com/office/word/2010/wordprocessingDrawing" xmlns:wp="http://schemas.openxmlformats.org/drawingml/2006/wordprocessingDrawing" xmlns:w10="urn:schemas-microsoft-com:office:word" xmlns:w="http://schemas.openxmlformats.org/wordprocessingml/2006/main" xmlns:w14="http://schemas.microsoft.com/office/word/2010/wordml" xmlns:w15="http://schemas.microsoft.com/office/word/2012/wordml" xmlns:w16cid="http://schemas.microsoft.com/office/word/2016/wordml/cid" xmlns:w16se="http://schemas.microsoft.com/office/word/2015/wordml/symex" xmlns:wpg="http://schemas.microsoft.com/office/word/2010/wordprocessingGroup" xmlns:wpi="http://schemas.microsoft.com/office/word/2010/wordprocessingInk" xmlns:wne="http://schemas.microsoft.com/office/word/2006/wordml" xmlns:wps="http://schemas.microsoft.com/office/word/2010/wordprocessingShape" mc:Ignorable="w14 w15 w16se w16cid wp14">
   <w:p>
     <w:pPr>
       <w:pStyle w:val="Header"/>
@@ -11273,7 +11187,7 @@
 </file>
 
 <file path=word/header3.xml><?xml version="1.0" encoding="utf-8"?>
-<w:hdr xmlns:wpc="http://schemas.microsoft.com/office/word/2010/wordprocessingCanvas" xmlns:cx="http://schemas.microsoft.com/office/drawing/2014/chartex" xmlns:cx1="http://schemas.microsoft.com/office/drawing/2015/9/8/chartex" xmlns:cx2="http://schemas.microsoft.com/office/drawing/2015/10/21/chartex" xmlns:cx3="http://schemas.microsoft.com/office/drawing/2016/5/9/chartex" xmlns:cx4="http://schemas.microsoft.com/office/drawing/2016/5/10/chartex" xmlns:cx5="http://schemas.microsoft.com/office/drawing/2016/5/11/chartex" xmlns:cx6="http://schemas.microsoft.com/office/drawing/2016/5/12/chartex" xmlns:cx7="http://schemas.microsoft.com/office/drawing/2016/5/13/chartex" xmlns:cx8="http://schemas.microsoft.com/office/drawing/2016/5/14/chartex" xmlns:mc="http://schemas.openxmlformats.org/markup-compatibility/2006" xmlns:aink="http://schemas.microsoft.com/office/drawing/2016/ink" xmlns:am3d="http://schemas.microsoft.com/office/drawing/2017/model3d" xmlns:o="urn:schemas-microsoft-com:office:office" xmlns:oel="http://schemas.microsoft.com/office/2019/extlst" xmlns:r="http://schemas.openxmlformats.org/officeDocument/2006/relationships" xmlns:m="http://schemas.openxmlformats.org/officeDocument/2006/math" xmlns:v="urn:schemas-microsoft-com:vml" xmlns:wp14="http://schemas.microsoft.com/office/word/2010/wordprocessingDrawing" xmlns:wp="http://schemas.openxmlformats.org/drawingml/2006/wordprocessingDrawing" xmlns:w10="urn:schemas-microsoft-com:office:word" xmlns:w="http://schemas.openxmlformats.org/wordprocessingml/2006/main" xmlns:w14="http://schemas.microsoft.com/office/word/2010/wordml" xmlns:w15="http://schemas.microsoft.com/office/word/2012/wordml" xmlns:w16cex="http://schemas.microsoft.com/office/word/2018/wordml/cex" xmlns:w16cid="http://schemas.microsoft.com/office/word/2016/wordml/cid" xmlns:w16="http://schemas.microsoft.com/office/word/2018/wordml" xmlns:w16du="http://schemas.microsoft.com/office/word/2023/wordml/word16du" xmlns:w16sdtdh="http://schemas.microsoft.com/office/word/2020/wordml/sdtdatahash" xmlns:w16sdtfl="http://schemas.microsoft.com/office/word/2024/wordml/sdtformatlock" xmlns:w16se="http://schemas.microsoft.com/office/word/2015/wordml/symex" xmlns:wpg="http://schemas.microsoft.com/office/word/2010/wordprocessingGroup" xmlns:wpi="http://schemas.microsoft.com/office/word/2010/wordprocessingInk" xmlns:wne="http://schemas.microsoft.com/office/word/2006/wordml" xmlns:wps="http://schemas.microsoft.com/office/word/2010/wordprocessingShape" mc:Ignorable="w14 w15 w16se w16cid w16 w16cex w16sdtdh w16sdtfl w16du wp14">
+<w:hdr xmlns:wpc="http://schemas.microsoft.com/office/word/2010/wordprocessingCanvas" xmlns:cx="http://schemas.microsoft.com/office/drawing/2014/chartex" xmlns:cx1="http://schemas.microsoft.com/office/drawing/2015/9/8/chartex" xmlns:cx2="http://schemas.microsoft.com/office/drawing/2015/10/21/chartex" xmlns:cx3="http://schemas.microsoft.com/office/drawing/2016/5/9/chartex" xmlns:cx4="http://schemas.microsoft.com/office/drawing/2016/5/10/chartex" xmlns:cx5="http://schemas.microsoft.com/office/drawing/2016/5/11/chartex" xmlns:cx6="http://schemas.microsoft.com/office/drawing/2016/5/12/chartex" xmlns:cx7="http://schemas.microsoft.com/office/drawing/2016/5/13/chartex" xmlns:cx8="http://schemas.microsoft.com/office/drawing/2016/5/14/chartex" xmlns:mc="http://schemas.openxmlformats.org/markup-compatibility/2006" xmlns:aink="http://schemas.microsoft.com/office/drawing/2016/ink" xmlns:am3d="http://schemas.microsoft.com/office/drawing/2017/model3d" xmlns:o="urn:schemas-microsoft-com:office:office" xmlns:r="http://schemas.openxmlformats.org/officeDocument/2006/relationships" xmlns:m="http://schemas.openxmlformats.org/officeDocument/2006/math" xmlns:v="urn:schemas-microsoft-com:vml" xmlns:wp14="http://schemas.microsoft.com/office/word/2010/wordprocessingDrawing" xmlns:wp="http://schemas.openxmlformats.org/drawingml/2006/wordprocessingDrawing" xmlns:w10="urn:schemas-microsoft-com:office:word" xmlns:w="http://schemas.openxmlformats.org/wordprocessingml/2006/main" xmlns:w14="http://schemas.microsoft.com/office/word/2010/wordml" xmlns:w15="http://schemas.microsoft.com/office/word/2012/wordml" xmlns:w16cid="http://schemas.microsoft.com/office/word/2016/wordml/cid" xmlns:w16se="http://schemas.microsoft.com/office/word/2015/wordml/symex" xmlns:wpg="http://schemas.microsoft.com/office/word/2010/wordprocessingGroup" xmlns:wpi="http://schemas.microsoft.com/office/word/2010/wordprocessingInk" xmlns:wne="http://schemas.microsoft.com/office/word/2006/wordml" xmlns:wps="http://schemas.microsoft.com/office/word/2010/wordprocessingShape" mc:Ignorable="w14 w15 w16se w16cid wp14">
   <w:p>
     <w:pPr>
       <w:pStyle w:val="Header"/>
@@ -11283,7 +11197,7 @@
 </file>
 
 <file path=word/numbering.xml><?xml version="1.0" encoding="utf-8"?>
-<w:numbering xmlns:wpc="http://schemas.microsoft.com/office/word/2010/wordprocessingCanvas" xmlns:cx="http://schemas.microsoft.com/office/drawing/2014/chartex" xmlns:cx1="http://schemas.microsoft.com/office/drawing/2015/9/8/chartex" xmlns:cx2="http://schemas.microsoft.com/office/drawing/2015/10/21/chartex" xmlns:cx3="http://schemas.microsoft.com/office/drawing/2016/5/9/chartex" xmlns:cx4="http://schemas.microsoft.com/office/drawing/2016/5/10/chartex" xmlns:cx5="http://schemas.microsoft.com/office/drawing/2016/5/11/chartex" xmlns:cx6="http://schemas.microsoft.com/office/drawing/2016/5/12/chartex" xmlns:cx7="http://schemas.microsoft.com/office/drawing/2016/5/13/chartex" xmlns:cx8="http://schemas.microsoft.com/office/drawing/2016/5/14/chartex" xmlns:mc="http://schemas.openxmlformats.org/markup-compatibility/2006" xmlns:aink="http://schemas.microsoft.com/office/drawing/2016/ink" xmlns:am3d="http://schemas.microsoft.com/office/drawing/2017/model3d" xmlns:o="urn:schemas-microsoft-com:office:office" xmlns:oel="http://schemas.microsoft.com/office/2019/extlst" xmlns:r="http://schemas.openxmlformats.org/officeDocument/2006/relationships" xmlns:m="http://schemas.openxmlformats.org/officeDocument/2006/math" xmlns:v="urn:schemas-microsoft-com:vml" xmlns:wp14="http://schemas.microsoft.com/office/word/2010/wordprocessingDrawing" xmlns:wp="http://schemas.openxmlformats.org/drawingml/2006/wordprocessingDrawing" xmlns:w10="urn:schemas-microsoft-com:office:word" xmlns:w="http://schemas.openxmlformats.org/wordprocessingml/2006/main" xmlns:w14="http://schemas.microsoft.com/office/word/2010/wordml" xmlns:w15="http://schemas.microsoft.com/office/word/2012/wordml" xmlns:w16cex="http://schemas.microsoft.com/office/word/2018/wordml/cex" xmlns:w16cid="http://schemas.microsoft.com/office/word/2016/wordml/cid" xmlns:w16="http://schemas.microsoft.com/office/word/2018/wordml" xmlns:w16du="http://schemas.microsoft.com/office/word/2023/wordml/word16du" xmlns:w16sdtdh="http://schemas.microsoft.com/office/word/2020/wordml/sdtdatahash" xmlns:w16sdtfl="http://schemas.microsoft.com/office/word/2024/wordml/sdtformatlock" xmlns:w16se="http://schemas.microsoft.com/office/word/2015/wordml/symex" xmlns:wpg="http://schemas.microsoft.com/office/word/2010/wordprocessingGroup" xmlns:wpi="http://schemas.microsoft.com/office/word/2010/wordprocessingInk" xmlns:wne="http://schemas.microsoft.com/office/word/2006/wordml" xmlns:wps="http://schemas.microsoft.com/office/word/2010/wordprocessingShape" mc:Ignorable="w14 w15 w16se w16cid w16 w16cex w16sdtdh w16sdtfl w16du wp14">
+<w:numbering xmlns:wpc="http://schemas.microsoft.com/office/word/2010/wordprocessingCanvas" xmlns:cx="http://schemas.microsoft.com/office/drawing/2014/chartex" xmlns:cx1="http://schemas.microsoft.com/office/drawing/2015/9/8/chartex" xmlns:cx2="http://schemas.microsoft.com/office/drawing/2015/10/21/chartex" xmlns:cx3="http://schemas.microsoft.com/office/drawing/2016/5/9/chartex" xmlns:cx4="http://schemas.microsoft.com/office/drawing/2016/5/10/chartex" xmlns:cx5="http://schemas.microsoft.com/office/drawing/2016/5/11/chartex" xmlns:cx6="http://schemas.microsoft.com/office/drawing/2016/5/12/chartex" xmlns:cx7="http://schemas.microsoft.com/office/drawing/2016/5/13/chartex" xmlns:cx8="http://schemas.microsoft.com/office/drawing/2016/5/14/chartex" xmlns:mc="http://schemas.openxmlformats.org/markup-compatibility/2006" xmlns:aink="http://schemas.microsoft.com/office/drawing/2016/ink" xmlns:am3d="http://schemas.microsoft.com/office/drawing/2017/model3d" xmlns:o="urn:schemas-microsoft-com:office:office" xmlns:r="http://schemas.openxmlformats.org/officeDocument/2006/relationships" xmlns:m="http://schemas.openxmlformats.org/officeDocument/2006/math" xmlns:v="urn:schemas-microsoft-com:vml" xmlns:wp14="http://schemas.microsoft.com/office/word/2010/wordprocessingDrawing" xmlns:wp="http://schemas.openxmlformats.org/drawingml/2006/wordprocessingDrawing" xmlns:w10="urn:schemas-microsoft-com:office:word" xmlns:w="http://schemas.openxmlformats.org/wordprocessingml/2006/main" xmlns:w14="http://schemas.microsoft.com/office/word/2010/wordml" xmlns:w15="http://schemas.microsoft.com/office/word/2012/wordml" xmlns:w16cid="http://schemas.microsoft.com/office/word/2016/wordml/cid" xmlns:w16se="http://schemas.microsoft.com/office/word/2015/wordml/symex" xmlns:wpg="http://schemas.microsoft.com/office/word/2010/wordprocessingGroup" xmlns:wpi="http://schemas.microsoft.com/office/word/2010/wordprocessingInk" xmlns:wne="http://schemas.microsoft.com/office/word/2006/wordml" xmlns:wps="http://schemas.microsoft.com/office/word/2010/wordprocessingShape" mc:Ignorable="w14 w15 w16se w16cid wp14">
   <w:abstractNum w:abstractNumId="0" w15:restartNumberingAfterBreak="0">
     <w:nsid w:val="0FA97372"/>
     <w:multiLevelType w:val="multilevel"/>
@@ -13112,62 +13026,62 @@
       </w:rPr>
     </w:lvl>
   </w:abstractNum>
-  <w:num w:numId="1" w16cid:durableId="1572424820">
+  <w:num w:numId="1">
     <w:abstractNumId w:val="4"/>
   </w:num>
-  <w:num w:numId="2" w16cid:durableId="273564089">
+  <w:num w:numId="2">
     <w:abstractNumId w:val="12"/>
   </w:num>
-  <w:num w:numId="3" w16cid:durableId="55931572">
+  <w:num w:numId="3">
     <w:abstractNumId w:val="5"/>
   </w:num>
-  <w:num w:numId="4" w16cid:durableId="2126657140">
+  <w:num w:numId="4">
     <w:abstractNumId w:val="10"/>
   </w:num>
-  <w:num w:numId="5" w16cid:durableId="113409846">
+  <w:num w:numId="5">
     <w:abstractNumId w:val="13"/>
   </w:num>
-  <w:num w:numId="6" w16cid:durableId="1283607070">
+  <w:num w:numId="6">
     <w:abstractNumId w:val="14"/>
   </w:num>
-  <w:num w:numId="7" w16cid:durableId="2010210873">
+  <w:num w:numId="7">
     <w:abstractNumId w:val="6"/>
   </w:num>
-  <w:num w:numId="8" w16cid:durableId="1397240825">
+  <w:num w:numId="8">
     <w:abstractNumId w:val="2"/>
   </w:num>
-  <w:num w:numId="9" w16cid:durableId="1086148396">
+  <w:num w:numId="9">
     <w:abstractNumId w:val="9"/>
   </w:num>
-  <w:num w:numId="10" w16cid:durableId="688261492">
+  <w:num w:numId="10">
     <w:abstractNumId w:val="0"/>
   </w:num>
-  <w:num w:numId="11" w16cid:durableId="1288197777">
+  <w:num w:numId="11">
     <w:abstractNumId w:val="7"/>
   </w:num>
-  <w:num w:numId="12" w16cid:durableId="1765493050">
+  <w:num w:numId="12">
     <w:abstractNumId w:val="11"/>
   </w:num>
-  <w:num w:numId="13" w16cid:durableId="1742799083">
+  <w:num w:numId="13">
     <w:abstractNumId w:val="8"/>
   </w:num>
-  <w:num w:numId="14" w16cid:durableId="68432105">
+  <w:num w:numId="14">
     <w:abstractNumId w:val="3"/>
   </w:num>
-  <w:num w:numId="15" w16cid:durableId="1096710375">
+  <w:num w:numId="15">
     <w:abstractNumId w:val="16"/>
   </w:num>
-  <w:num w:numId="16" w16cid:durableId="323629972">
+  <w:num w:numId="16">
     <w:abstractNumId w:val="1"/>
   </w:num>
-  <w:num w:numId="17" w16cid:durableId="130946410">
+  <w:num w:numId="17">
     <w:abstractNumId w:val="15"/>
   </w:num>
 </w:numbering>
 </file>
 
 <file path=word/styles.xml><?xml version="1.0" encoding="utf-8"?>
-<w:styles xmlns:mc="http://schemas.openxmlformats.org/markup-compatibility/2006" xmlns:r="http://schemas.openxmlformats.org/officeDocument/2006/relationships" xmlns:w="http://schemas.openxmlformats.org/wordprocessingml/2006/main" xmlns:w14="http://schemas.microsoft.com/office/word/2010/wordml" xmlns:w15="http://schemas.microsoft.com/office/word/2012/wordml" xmlns:w16cex="http://schemas.microsoft.com/office/word/2018/wordml/cex" xmlns:w16cid="http://schemas.microsoft.com/office/word/2016/wordml/cid" xmlns:w16="http://schemas.microsoft.com/office/word/2018/wordml" xmlns:w16du="http://schemas.microsoft.com/office/word/2023/wordml/word16du" xmlns:w16sdtdh="http://schemas.microsoft.com/office/word/2020/wordml/sdtdatahash" xmlns:w16sdtfl="http://schemas.microsoft.com/office/word/2024/wordml/sdtformatlock" xmlns:w16se="http://schemas.microsoft.com/office/word/2015/wordml/symex" mc:Ignorable="w14 w15 w16se w16cid w16 w16cex w16sdtdh w16sdtfl w16du">
+<w:styles xmlns:mc="http://schemas.openxmlformats.org/markup-compatibility/2006" xmlns:r="http://schemas.openxmlformats.org/officeDocument/2006/relationships" xmlns:w="http://schemas.openxmlformats.org/wordprocessingml/2006/main" xmlns:w14="http://schemas.microsoft.com/office/word/2010/wordml" xmlns:w15="http://schemas.microsoft.com/office/word/2012/wordml" xmlns:w16cid="http://schemas.microsoft.com/office/word/2016/wordml/cid" xmlns:w16se="http://schemas.microsoft.com/office/word/2015/wordml/symex" mc:Ignorable="w14 w15 w16se w16cid">
   <w:docDefaults>
     <w:rPrDefault>
       <w:rPr>
@@ -13183,7 +13097,7 @@
       </w:pPr>
     </w:pPrDefault>
   </w:docDefaults>
-  <w:latentStyles w:defLockedState="0" w:defUIPriority="99" w:defSemiHidden="0" w:defUnhideWhenUsed="0" w:defQFormat="0" w:count="376">
+  <w:latentStyles w:defLockedState="0" w:defUIPriority="99" w:defSemiHidden="0" w:defUnhideWhenUsed="0" w:defQFormat="0" w:count="375">
     <w:lsdException w:name="Normal" w:uiPriority="0" w:qFormat="1"/>
     <w:lsdException w:name="heading 1" w:uiPriority="9" w:qFormat="1"/>
     <w:lsdException w:name="heading 2" w:semiHidden="1" w:uiPriority="9" w:unhideWhenUsed="1" w:qFormat="1"/>
@@ -13559,7 +13473,6 @@
     <w:lsdException w:name="Smart Hyperlink" w:semiHidden="1" w:unhideWhenUsed="1"/>
     <w:lsdException w:name="Hashtag" w:semiHidden="1" w:unhideWhenUsed="1"/>
     <w:lsdException w:name="Unresolved Mention" w:semiHidden="1" w:unhideWhenUsed="1"/>
-    <w:lsdException w:name="Smart Link" w:semiHidden="1" w:unhideWhenUsed="1"/>
   </w:latentStyles>
   <w:style w:type="paragraph" w:default="1" w:styleId="Normal">
     <w:name w:val="Normal"/>
@@ -14062,7 +13975,7 @@
 </file>
 
 <file path=word/glossary/document.xml><?xml version="1.0" encoding="utf-8"?>
-<w:glossaryDocument xmlns:wpc="http://schemas.microsoft.com/office/word/2010/wordprocessingCanvas" xmlns:cx="http://schemas.microsoft.com/office/drawing/2014/chartex" xmlns:cx1="http://schemas.microsoft.com/office/drawing/2015/9/8/chartex" xmlns:cx2="http://schemas.microsoft.com/office/drawing/2015/10/21/chartex" xmlns:cx3="http://schemas.microsoft.com/office/drawing/2016/5/9/chartex" xmlns:cx4="http://schemas.microsoft.com/office/drawing/2016/5/10/chartex" xmlns:cx5="http://schemas.microsoft.com/office/drawing/2016/5/11/chartex" xmlns:cx6="http://schemas.microsoft.com/office/drawing/2016/5/12/chartex" xmlns:cx7="http://schemas.microsoft.com/office/drawing/2016/5/13/chartex" xmlns:cx8="http://schemas.microsoft.com/office/drawing/2016/5/14/chartex" xmlns:mc="http://schemas.openxmlformats.org/markup-compatibility/2006" xmlns:aink="http://schemas.microsoft.com/office/drawing/2016/ink" xmlns:am3d="http://schemas.microsoft.com/office/drawing/2017/model3d" xmlns:o="urn:schemas-microsoft-com:office:office" xmlns:oel="http://schemas.microsoft.com/office/2019/extlst" xmlns:r="http://schemas.openxmlformats.org/officeDocument/2006/relationships" xmlns:m="http://schemas.openxmlformats.org/officeDocument/2006/math" xmlns:v="urn:schemas-microsoft-com:vml" xmlns:wp14="http://schemas.microsoft.com/office/word/2010/wordprocessingDrawing" xmlns:wp="http://schemas.openxmlformats.org/drawingml/2006/wordprocessingDrawing" xmlns:w10="urn:schemas-microsoft-com:office:word" xmlns:w="http://schemas.openxmlformats.org/wordprocessingml/2006/main" xmlns:w14="http://schemas.microsoft.com/office/word/2010/wordml" xmlns:w15="http://schemas.microsoft.com/office/word/2012/wordml" xmlns:w16cex="http://schemas.microsoft.com/office/word/2018/wordml/cex" xmlns:w16cid="http://schemas.microsoft.com/office/word/2016/wordml/cid" xmlns:w16="http://schemas.microsoft.com/office/word/2018/wordml" xmlns:w16du="http://schemas.microsoft.com/office/word/2023/wordml/word16du" xmlns:w16sdtdh="http://schemas.microsoft.com/office/word/2020/wordml/sdtdatahash" xmlns:w16sdtfl="http://schemas.microsoft.com/office/word/2024/wordml/sdtformatlock" xmlns:w16se="http://schemas.microsoft.com/office/word/2015/wordml/symex" xmlns:wpg="http://schemas.microsoft.com/office/word/2010/wordprocessingGroup" xmlns:wpi="http://schemas.microsoft.com/office/word/2010/wordprocessingInk" xmlns:wne="http://schemas.microsoft.com/office/word/2006/wordml" xmlns:wps="http://schemas.microsoft.com/office/word/2010/wordprocessingShape" mc:Ignorable="w14 w15 w16se w16cid w16 w16cex w16sdtdh w16sdtfl w16du wp14">
+<w:glossaryDocument xmlns:wpc="http://schemas.microsoft.com/office/word/2010/wordprocessingCanvas" xmlns:cx="http://schemas.microsoft.com/office/drawing/2014/chartex" xmlns:cx1="http://schemas.microsoft.com/office/drawing/2015/9/8/chartex" xmlns:cx2="http://schemas.microsoft.com/office/drawing/2015/10/21/chartex" xmlns:cx3="http://schemas.microsoft.com/office/drawing/2016/5/9/chartex" xmlns:cx4="http://schemas.microsoft.com/office/drawing/2016/5/10/chartex" xmlns:cx5="http://schemas.microsoft.com/office/drawing/2016/5/11/chartex" xmlns:cx6="http://schemas.microsoft.com/office/drawing/2016/5/12/chartex" xmlns:cx7="http://schemas.microsoft.com/office/drawing/2016/5/13/chartex" xmlns:cx8="http://schemas.microsoft.com/office/drawing/2016/5/14/chartex" xmlns:mc="http://schemas.openxmlformats.org/markup-compatibility/2006" xmlns:aink="http://schemas.microsoft.com/office/drawing/2016/ink" xmlns:am3d="http://schemas.microsoft.com/office/drawing/2017/model3d" xmlns:o="urn:schemas-microsoft-com:office:office" xmlns:r="http://schemas.openxmlformats.org/officeDocument/2006/relationships" xmlns:m="http://schemas.openxmlformats.org/officeDocument/2006/math" xmlns:v="urn:schemas-microsoft-com:vml" xmlns:wp14="http://schemas.microsoft.com/office/word/2010/wordprocessingDrawing" xmlns:wp="http://schemas.openxmlformats.org/drawingml/2006/wordprocessingDrawing" xmlns:w10="urn:schemas-microsoft-com:office:word" xmlns:w="http://schemas.openxmlformats.org/wordprocessingml/2006/main" xmlns:w14="http://schemas.microsoft.com/office/word/2010/wordml" xmlns:w15="http://schemas.microsoft.com/office/word/2012/wordml" xmlns:w16cid="http://schemas.microsoft.com/office/word/2016/wordml/cid" xmlns:w16se="http://schemas.microsoft.com/office/word/2015/wordml/symex" xmlns:wpg="http://schemas.microsoft.com/office/word/2010/wordprocessingGroup" xmlns:wpi="http://schemas.microsoft.com/office/word/2010/wordprocessingInk" xmlns:wne="http://schemas.microsoft.com/office/word/2006/wordml" xmlns:wps="http://schemas.microsoft.com/office/word/2010/wordprocessingShape" mc:Ignorable="w14 w15 w16se w16cid wp14">
   <w:docParts>
     <w:docPart>
       <w:docPartPr>
@@ -14127,7 +14040,7 @@
 </file>
 
 <file path=word/glossary/fontTable.xml><?xml version="1.0" encoding="utf-8"?>
-<w:fonts xmlns:mc="http://schemas.openxmlformats.org/markup-compatibility/2006" xmlns:r="http://schemas.openxmlformats.org/officeDocument/2006/relationships" xmlns:w="http://schemas.openxmlformats.org/wordprocessingml/2006/main" xmlns:w14="http://schemas.microsoft.com/office/word/2010/wordml" xmlns:w15="http://schemas.microsoft.com/office/word/2012/wordml" xmlns:w16cex="http://schemas.microsoft.com/office/word/2018/wordml/cex" xmlns:w16cid="http://schemas.microsoft.com/office/word/2016/wordml/cid" xmlns:w16="http://schemas.microsoft.com/office/word/2018/wordml" xmlns:w16du="http://schemas.microsoft.com/office/word/2023/wordml/word16du" xmlns:w16sdtdh="http://schemas.microsoft.com/office/word/2020/wordml/sdtdatahash" xmlns:w16sdtfl="http://schemas.microsoft.com/office/word/2024/wordml/sdtformatlock" xmlns:w16se="http://schemas.microsoft.com/office/word/2015/wordml/symex" mc:Ignorable="w14 w15 w16se w16cid w16 w16cex w16sdtdh w16sdtfl w16du">
+<w:fonts xmlns:mc="http://schemas.openxmlformats.org/markup-compatibility/2006" xmlns:r="http://schemas.openxmlformats.org/officeDocument/2006/relationships" xmlns:w="http://schemas.openxmlformats.org/wordprocessingml/2006/main" xmlns:w14="http://schemas.microsoft.com/office/word/2010/wordml" xmlns:w15="http://schemas.microsoft.com/office/word/2012/wordml" xmlns:w16cid="http://schemas.microsoft.com/office/word/2016/wordml/cid" xmlns:w16se="http://schemas.microsoft.com/office/word/2015/wordml/symex" mc:Ignorable="w14 w15 w16se w16cid">
   <w:font w:name="Times New Roman">
     <w:panose1 w:val="02020603050405020304"/>
     <w:charset w:val="00"/>
@@ -14161,7 +14074,7 @@
     <w:charset w:val="00"/>
     <w:family w:val="swiss"/>
     <w:pitch w:val="variable"/>
-    <w:sig w:usb0="E4002EFF" w:usb1="C000247B" w:usb2="00000009" w:usb3="00000000" w:csb0="000001FF" w:csb1="00000000"/>
+    <w:sig w:usb0="E4002EFF" w:usb1="C200247B" w:usb2="00000009" w:usb3="00000000" w:csb0="000001FF" w:csb1="00000000"/>
   </w:font>
   <w:font w:name="Tahoma">
     <w:panose1 w:val="020B0604030504040204"/>
@@ -14175,13 +14088,13 @@
     <w:charset w:val="00"/>
     <w:family w:val="swiss"/>
     <w:pitch w:val="variable"/>
-    <w:sig w:usb0="E4002EFF" w:usb1="C000247B" w:usb2="00000009" w:usb3="00000000" w:csb0="000001FF" w:csb1="00000000"/>
+    <w:sig w:usb0="E4002EFF" w:usb1="C200247B" w:usb2="00000009" w:usb3="00000000" w:csb0="000001FF" w:csb1="00000000"/>
   </w:font>
 </w:fonts>
 </file>
 
 <file path=word/glossary/settings.xml><?xml version="1.0" encoding="utf-8"?>
-<w:settings xmlns:mc="http://schemas.openxmlformats.org/markup-compatibility/2006" xmlns:o="urn:schemas-microsoft-com:office:office" xmlns:r="http://schemas.openxmlformats.org/officeDocument/2006/relationships" xmlns:m="http://schemas.openxmlformats.org/officeDocument/2006/math" xmlns:v="urn:schemas-microsoft-com:vml" xmlns:w10="urn:schemas-microsoft-com:office:word" xmlns:w="http://schemas.openxmlformats.org/wordprocessingml/2006/main" xmlns:w14="http://schemas.microsoft.com/office/word/2010/wordml" xmlns:w15="http://schemas.microsoft.com/office/word/2012/wordml" xmlns:w16cex="http://schemas.microsoft.com/office/word/2018/wordml/cex" xmlns:w16cid="http://schemas.microsoft.com/office/word/2016/wordml/cid" xmlns:w16="http://schemas.microsoft.com/office/word/2018/wordml" xmlns:w16du="http://schemas.microsoft.com/office/word/2023/wordml/word16du" xmlns:w16sdtdh="http://schemas.microsoft.com/office/word/2020/wordml/sdtdatahash" xmlns:w16sdtfl="http://schemas.microsoft.com/office/word/2024/wordml/sdtformatlock" xmlns:w16se="http://schemas.microsoft.com/office/word/2015/wordml/symex" xmlns:sl="http://schemas.openxmlformats.org/schemaLibrary/2006/main" mc:Ignorable="w14 w15 w16se w16cid w16 w16cex w16sdtdh w16sdtfl w16du">
+<w:settings xmlns:mc="http://schemas.openxmlformats.org/markup-compatibility/2006" xmlns:o="urn:schemas-microsoft-com:office:office" xmlns:r="http://schemas.openxmlformats.org/officeDocument/2006/relationships" xmlns:m="http://schemas.openxmlformats.org/officeDocument/2006/math" xmlns:v="urn:schemas-microsoft-com:vml" xmlns:w10="urn:schemas-microsoft-com:office:word" xmlns:w="http://schemas.openxmlformats.org/wordprocessingml/2006/main" xmlns:w14="http://schemas.microsoft.com/office/word/2010/wordml" xmlns:w15="http://schemas.microsoft.com/office/word/2012/wordml" xmlns:w16cid="http://schemas.microsoft.com/office/word/2016/wordml/cid" xmlns:w16se="http://schemas.microsoft.com/office/word/2015/wordml/symex" xmlns:sl="http://schemas.openxmlformats.org/schemaLibrary/2006/main" mc:Ignorable="w14 w15 w16se w16cid">
   <w:view w:val="normal"/>
   <w:defaultTabStop w:val="720"/>
   <w:characterSpacingControl w:val="doNotCompress"/>
@@ -14209,6 +14122,7 @@
     <w:rsid w:val="00743365"/>
     <w:rsid w:val="00C4473B"/>
     <w:rsid w:val="00C86294"/>
+    <w:rsid w:val="00D104C8"/>
     <w:rsid w:val="00DD3B45"/>
     <w:rsid w:val="00DF390D"/>
     <w:rsid w:val="00F21BD0"/>
@@ -14236,7 +14150,7 @@
 </file>
 
 <file path=word/glossary/styles.xml><?xml version="1.0" encoding="utf-8"?>
-<w:styles xmlns:mc="http://schemas.openxmlformats.org/markup-compatibility/2006" xmlns:r="http://schemas.openxmlformats.org/officeDocument/2006/relationships" xmlns:w="http://schemas.openxmlformats.org/wordprocessingml/2006/main" xmlns:w14="http://schemas.microsoft.com/office/word/2010/wordml" xmlns:w15="http://schemas.microsoft.com/office/word/2012/wordml" xmlns:w16cex="http://schemas.microsoft.com/office/word/2018/wordml/cex" xmlns:w16cid="http://schemas.microsoft.com/office/word/2016/wordml/cid" xmlns:w16="http://schemas.microsoft.com/office/word/2018/wordml" xmlns:w16du="http://schemas.microsoft.com/office/word/2023/wordml/word16du" xmlns:w16sdtdh="http://schemas.microsoft.com/office/word/2020/wordml/sdtdatahash" xmlns:w16sdtfl="http://schemas.microsoft.com/office/word/2024/wordml/sdtformatlock" xmlns:w16se="http://schemas.microsoft.com/office/word/2015/wordml/symex" mc:Ignorable="w14 w15 w16se w16cid w16 w16cex w16sdtdh w16sdtfl w16du">
+<w:styles xmlns:mc="http://schemas.openxmlformats.org/markup-compatibility/2006" xmlns:r="http://schemas.openxmlformats.org/officeDocument/2006/relationships" xmlns:w="http://schemas.openxmlformats.org/wordprocessingml/2006/main" xmlns:w14="http://schemas.microsoft.com/office/word/2010/wordml" xmlns:w15="http://schemas.microsoft.com/office/word/2012/wordml" xmlns:w16cid="http://schemas.microsoft.com/office/word/2016/wordml/cid" xmlns:w16se="http://schemas.microsoft.com/office/word/2015/wordml/symex" mc:Ignorable="w14 w15 w16se w16cid">
   <w:docDefaults>
     <w:rPrDefault>
       <w:rPr>
@@ -14252,7 +14166,7 @@
       </w:pPr>
     </w:pPrDefault>
   </w:docDefaults>
-  <w:latentStyles w:defLockedState="0" w:defUIPriority="99" w:defSemiHidden="0" w:defUnhideWhenUsed="0" w:defQFormat="0" w:count="376">
+  <w:latentStyles w:defLockedState="0" w:defUIPriority="99" w:defSemiHidden="0" w:defUnhideWhenUsed="0" w:defQFormat="0" w:count="375">
     <w:lsdException w:name="Normal" w:uiPriority="0" w:qFormat="1"/>
     <w:lsdException w:name="heading 1" w:uiPriority="9" w:qFormat="1"/>
     <w:lsdException w:name="heading 2" w:semiHidden="1" w:uiPriority="9" w:unhideWhenUsed="1" w:qFormat="1"/>
@@ -14628,7 +14542,6 @@
     <w:lsdException w:name="Smart Hyperlink" w:semiHidden="1" w:unhideWhenUsed="1"/>
     <w:lsdException w:name="Hashtag" w:semiHidden="1" w:unhideWhenUsed="1"/>
     <w:lsdException w:name="Unresolved Mention" w:semiHidden="1" w:unhideWhenUsed="1"/>
-    <w:lsdException w:name="Smart Link" w:semiHidden="1" w:unhideWhenUsed="1"/>
   </w:latentStyles>
   <w:style w:type="paragraph" w:default="1" w:styleId="Normal">
     <w:name w:val="Normal"/>
@@ -14683,7 +14596,7 @@
 </file>
 
 <file path=word/glossary/webSettings.xml><?xml version="1.0" encoding="utf-8"?>
-<w:webSettings xmlns:mc="http://schemas.openxmlformats.org/markup-compatibility/2006" xmlns:r="http://schemas.openxmlformats.org/officeDocument/2006/relationships" xmlns:w="http://schemas.openxmlformats.org/wordprocessingml/2006/main" xmlns:w14="http://schemas.microsoft.com/office/word/2010/wordml" xmlns:w15="http://schemas.microsoft.com/office/word/2012/wordml" xmlns:w16cex="http://schemas.microsoft.com/office/word/2018/wordml/cex" xmlns:w16cid="http://schemas.microsoft.com/office/word/2016/wordml/cid" xmlns:w16="http://schemas.microsoft.com/office/word/2018/wordml" xmlns:w16du="http://schemas.microsoft.com/office/word/2023/wordml/word16du" xmlns:w16sdtdh="http://schemas.microsoft.com/office/word/2020/wordml/sdtdatahash" xmlns:w16sdtfl="http://schemas.microsoft.com/office/word/2024/wordml/sdtformatlock" xmlns:w16se="http://schemas.microsoft.com/office/word/2015/wordml/symex" mc:Ignorable="w14 w15 w16se w16cid w16 w16cex w16sdtdh w16sdtfl w16du">
+<w:webSettings xmlns:mc="http://schemas.openxmlformats.org/markup-compatibility/2006" xmlns:r="http://schemas.openxmlformats.org/officeDocument/2006/relationships" xmlns:w="http://schemas.openxmlformats.org/wordprocessingml/2006/main" xmlns:w14="http://schemas.microsoft.com/office/word/2010/wordml" xmlns:w15="http://schemas.microsoft.com/office/word/2012/wordml" xmlns:w16cid="http://schemas.microsoft.com/office/word/2016/wordml/cid" xmlns:w16se="http://schemas.microsoft.com/office/word/2015/wordml/symex" mc:Ignorable="w14 w15 w16se w16cid">
   <w:optimizeForBrowser/>
   <w:allowPNG/>
 </w:webSettings>
@@ -14985,12 +14898,6 @@
 </file>
 
 <file path=customXml/item1.xml><?xml version="1.0" encoding="utf-8"?>
-<p:properties xmlns:p="http://schemas.microsoft.com/office/2006/metadata/properties" xmlns:xsi="http://www.w3.org/2001/XMLSchema-instance" xmlns:pc="http://schemas.microsoft.com/office/infopath/2007/PartnerControls">
-  <documentManagement/>
-</p:properties>
-</file>
-
-<file path=customXml/item2.xml><?xml version="1.0" encoding="utf-8"?>
 <ct:contentTypeSchema xmlns:ct="http://schemas.microsoft.com/office/2006/metadata/contentType" xmlns:ma="http://schemas.microsoft.com/office/2006/metadata/properties/metaAttributes" ct:_="" ma:_="" ma:contentTypeName="Document" ma:contentTypeID="0x01010021A59588BC0053418FC88F40861DA871" ma:contentTypeVersion="10" ma:contentTypeDescription="Create a new document." ma:contentTypeScope="" ma:versionID="3673c1cf7550c71788a22a838bb0d9c0">
   <xsd:schema xmlns:xsd="http://www.w3.org/2001/XMLSchema" xmlns:xs="http://www.w3.org/2001/XMLSchema" xmlns:p="http://schemas.microsoft.com/office/2006/metadata/properties" xmlns:ns2="22f4eba5-1bf1-421f-a001-fd7acca9760c" targetNamespace="http://schemas.microsoft.com/office/2006/metadata/properties" ma:root="true" ma:fieldsID="ac330b6bfa0f539d41f40e8181b11b47" ns2:_="">
     <xsd:import namespace="22f4eba5-1bf1-421f-a001-fd7acca9760c"/>
@@ -15174,6 +15081,12 @@
 </ct:contentTypeSchema>
 </file>
 
+<file path=customXml/item2.xml><?xml version="1.0" encoding="utf-8"?>
+<p:properties xmlns:p="http://schemas.microsoft.com/office/2006/metadata/properties" xmlns:xsi="http://www.w3.org/2001/XMLSchema-instance" xmlns:pc="http://schemas.microsoft.com/office/infopath/2007/PartnerControls">
+  <documentManagement/>
+</p:properties>
+</file>
+
 <file path=customXml/item3.xml><?xml version="1.0" encoding="utf-8"?>
 <?mso-contentType ?>
 <FormTemplates xmlns="http://schemas.microsoft.com/sharepoint/v3/contenttype/forms">
@@ -15184,15 +15097,6 @@
 </file>
 
 <file path=customXml/itemProps1.xml><?xml version="1.0" encoding="utf-8"?>
-<ds:datastoreItem xmlns:ds="http://schemas.openxmlformats.org/officeDocument/2006/customXml" ds:itemID="{279A32A1-94B8-4C38-AF26-42DBFF0B0D86}">
-  <ds:schemaRefs>
-    <ds:schemaRef ds:uri="http://schemas.microsoft.com/office/2006/metadata/properties"/>
-    <ds:schemaRef ds:uri="http://schemas.microsoft.com/office/infopath/2007/PartnerControls"/>
-  </ds:schemaRefs>
-</ds:datastoreItem>
-</file>
-
-<file path=customXml/itemProps2.xml><?xml version="1.0" encoding="utf-8"?>
 <ds:datastoreItem xmlns:ds="http://schemas.openxmlformats.org/officeDocument/2006/customXml" ds:itemID="{65E5B5D4-677A-455F-8552-96943537CE77}">
   <ds:schemaRefs>
     <ds:schemaRef ds:uri="http://schemas.microsoft.com/office/2006/metadata/contentType"/>
@@ -15210,6 +15114,15 @@
 </ds:datastoreItem>
 </file>
 
+<file path=customXml/itemProps2.xml><?xml version="1.0" encoding="utf-8"?>
+<ds:datastoreItem xmlns:ds="http://schemas.openxmlformats.org/officeDocument/2006/customXml" ds:itemID="{279A32A1-94B8-4C38-AF26-42DBFF0B0D86}">
+  <ds:schemaRefs>
+    <ds:schemaRef ds:uri="http://schemas.microsoft.com/office/2006/metadata/properties"/>
+    <ds:schemaRef ds:uri="http://schemas.microsoft.com/office/infopath/2007/PartnerControls"/>
+  </ds:schemaRefs>
+</ds:datastoreItem>
+</file>
+
 <file path=customXml/itemProps3.xml><?xml version="1.0" encoding="utf-8"?>
 <ds:datastoreItem xmlns:ds="http://schemas.openxmlformats.org/officeDocument/2006/customXml" ds:itemID="{56C44748-5791-4773-80AF-F953C3055353}">
   <ds:schemaRefs>

--- a/documentation.docx
+++ b/documentation.docx
@@ -1588,8 +1588,6 @@
         </w:rPr>
         <w:t>A Project Proposal</w:t>
       </w:r>
-      <w:bookmarkStart w:id="12" w:name="_GoBack"/>
-      <w:bookmarkEnd w:id="12"/>
     </w:p>
     <w:p>
       <w:pPr>
@@ -1618,8 +1616,8 @@
           <w:szCs w:val="28"/>
         </w:rPr>
       </w:pPr>
-      <w:bookmarkStart w:id="13" w:name="_Toc52226986"/>
-      <w:bookmarkStart w:id="14" w:name="_Toc52224142"/>
+      <w:bookmarkStart w:id="12" w:name="_Toc52226986"/>
+      <w:bookmarkStart w:id="13" w:name="_Toc52224142"/>
       <w:r>
         <w:rPr>
           <w:b/>
@@ -1629,7 +1627,7 @@
         </w:rPr>
         <w:t>“</w:t>
       </w:r>
-      <w:bookmarkEnd w:id="13"/>
+      <w:bookmarkEnd w:id="12"/>
       <w:sdt>
         <w:sdtPr>
           <w:rPr>
@@ -1669,7 +1667,7 @@
         </w:rPr>
         <w:t>”</w:t>
       </w:r>
-      <w:bookmarkEnd w:id="14"/>
+      <w:bookmarkEnd w:id="13"/>
     </w:p>
     <w:p>
       <w:pPr>
@@ -1804,7 +1802,7 @@
           </mc:Choice>
           <mc:Fallback>
             <w:pict>
-              <v:group w14:anchorId="7BE548E8" id="Group 5" o:spid="_x0000_s1026" style="width:68.5pt;height:110pt;mso-position-horizontal-relative:char;mso-position-vertical-relative:line" coordsize="6762,16097" o:gfxdata="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">
+              <v:group w14:anchorId="320CB21E" id="Group 5" o:spid="_x0000_s1026" style="width:68.5pt;height:110pt;mso-position-horizontal-relative:char;mso-position-vertical-relative:line" coordsize="6762,16097" o:gfxdata="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">
                 <v:line id="Straight Connector 2" o:spid="_x0000_s1027" style="position:absolute;visibility:visible;mso-wrap-style:square" from="3333,0" to="3333,16097" o:connectortype="straight" o:gfxdata="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" strokecolor="black [3200]" strokeweight="2.5pt">
                   <v:stroke joinstyle="miter"/>
                 </v:line>
@@ -2449,7 +2447,7 @@
           <w:noProof/>
           <w:szCs w:val="24"/>
         </w:rPr>
-        <w:t>10/05/2026</w:t>
+        <w:t>12/05/2026</w:t>
       </w:r>
       <w:r>
         <w:rPr>
@@ -5757,289 +5755,101 @@
     </w:p>
     <w:p>
       <w:pPr>
-        <w:spacing w:line="360" w:lineRule="auto"/>
-        <w:jc w:val="both"/>
-        <w:rPr>
-          <w:color w:val="000000" w:themeColor="text1"/>
-        </w:rPr>
-      </w:pPr>
-      <w:r>
-        <w:t xml:space="preserve">There were many difficulties as this was our first </w:t>
-      </w:r>
-      <w:proofErr w:type="gramStart"/>
-      <w:r>
-        <w:t>programming based</w:t>
-      </w:r>
-      <w:proofErr w:type="gramEnd"/>
-      <w:r>
-        <w:t xml:space="preserve"> project. Although there were many problems we were able to solve an implement it on our project.</w:t>
-      </w:r>
-      <w:r>
-        <w:rPr>
-          <w:color w:val="000000" w:themeColor="text1"/>
-        </w:rPr>
-        <w:t xml:space="preserve"> </w:t>
-      </w:r>
-      <w:r>
-        <w:rPr>
-          <w:color w:val="000000" w:themeColor="text1"/>
-        </w:rPr>
-        <w:t xml:space="preserve">Lots of errors and many failures occur while attempting </w:t>
-      </w:r>
-      <w:r>
-        <w:rPr>
-          <w:color w:val="000000" w:themeColor="text1"/>
-        </w:rPr>
-        <w:t>the entire</w:t>
-      </w:r>
-      <w:r>
-        <w:rPr>
-          <w:color w:val="000000" w:themeColor="text1"/>
-        </w:rPr>
-        <w:t xml:space="preserve"> task given in this </w:t>
-      </w:r>
-      <w:r>
-        <w:rPr>
-          <w:color w:val="000000" w:themeColor="text1"/>
-        </w:rPr>
-        <w:t>project.</w:t>
-      </w:r>
-      <w:r>
-        <w:rPr>
-          <w:color w:val="000000" w:themeColor="text1"/>
-        </w:rPr>
-        <w:t xml:space="preserve"> </w:t>
-      </w:r>
-      <w:r>
-        <w:t xml:space="preserve">Data collection, multiple seat booking, data was inaccurate, adaptation in system according to government policy and organizational change were difficult in the existing </w:t>
-      </w:r>
-      <w:r>
-        <w:t xml:space="preserve">system. </w:t>
-      </w:r>
-      <w:proofErr w:type="gramStart"/>
-      <w:r>
-        <w:t>So</w:t>
-      </w:r>
-      <w:proofErr w:type="gramEnd"/>
-      <w:r>
-        <w:t xml:space="preserve"> to overcome these difficulties our program was intended.</w:t>
-      </w:r>
-    </w:p>
-    <w:p>
-      <w:pPr>
-        <w:spacing w:line="360" w:lineRule="auto"/>
-        <w:jc w:val="both"/>
-        <w:rPr>
-          <w:color w:val="000000" w:themeColor="text1"/>
-        </w:rPr>
-      </w:pPr>
-    </w:p>
-    <w:p>
-      <w:pPr>
-        <w:spacing w:before="120" w:after="0" w:line="360" w:lineRule="auto"/>
-        <w:jc w:val="both"/>
-      </w:pPr>
-      <w:r>
-        <w:t xml:space="preserve">At beginning people used to store/write data in manual form which results misplaced or loss of data. </w:t>
-      </w:r>
-      <w:r>
-        <w:t>Previous system used to take</w:t>
-      </w:r>
-      <w:r>
-        <w:t xml:space="preserve"> a lot of </w:t>
-      </w:r>
-      <w:r>
-        <w:t>spaces, prone</w:t>
-      </w:r>
-      <w:r>
-        <w:t xml:space="preserve"> to damage and being </w:t>
-      </w:r>
-      <w:r>
-        <w:t xml:space="preserve">misplaced, hard </w:t>
-      </w:r>
-      <w:r>
-        <w:t xml:space="preserve">to make </w:t>
-      </w:r>
-      <w:r>
-        <w:t>changes, take</w:t>
-      </w:r>
-      <w:r>
-        <w:t xml:space="preserve"> a lot of access </w:t>
-      </w:r>
-      <w:r>
-        <w:t>time, lack</w:t>
-      </w:r>
-      <w:r>
-        <w:t xml:space="preserve"> of </w:t>
-      </w:r>
-      <w:r>
-        <w:t>security, higher</w:t>
-      </w:r>
-      <w:r>
-        <w:t xml:space="preserve"> </w:t>
-      </w:r>
-      <w:r>
-        <w:t>cost, large</w:t>
-      </w:r>
-      <w:r>
-        <w:t xml:space="preserve"> ongoing staff </w:t>
-      </w:r>
-      <w:r>
-        <w:t>training</w:t>
-      </w:r>
-      <w:r>
-        <w:t xml:space="preserve"> </w:t>
-      </w:r>
-      <w:r>
-        <w:t>cost, system</w:t>
-      </w:r>
-      <w:r>
-        <w:t xml:space="preserve"> is dependent on good </w:t>
-      </w:r>
-      <w:r>
-        <w:t>individual, misinterpretation among peoples.</w:t>
-      </w:r>
-    </w:p>
-    <w:p>
-      <w:pPr>
-        <w:spacing w:before="120" w:after="0" w:line="360" w:lineRule="auto"/>
-        <w:jc w:val="both"/>
-      </w:pPr>
-      <w:r>
-        <w:t>List of the following issues as secondary but prominent issues – can make problem statements in both micro and macro-level.</w:t>
-      </w:r>
-    </w:p>
-    <w:p>
-      <w:pPr>
-        <w:pStyle w:val="ListParagraph"/>
-        <w:numPr>
-          <w:ilvl w:val="0"/>
-          <w:numId w:val="3"/>
-        </w:numPr>
-        <w:spacing w:before="120" w:after="0" w:line="360" w:lineRule="auto"/>
-        <w:jc w:val="both"/>
-      </w:pPr>
-      <w:r>
-        <w:t>Data redundancies</w:t>
-      </w:r>
-    </w:p>
-    <w:p>
-      <w:pPr>
-        <w:pStyle w:val="ListParagraph"/>
-        <w:numPr>
-          <w:ilvl w:val="0"/>
-          <w:numId w:val="3"/>
-        </w:numPr>
-        <w:spacing w:before="120" w:after="0" w:line="360" w:lineRule="auto"/>
-        <w:jc w:val="both"/>
-      </w:pPr>
-      <w:r>
-        <w:t>Paperwork(hardcopy)</w:t>
-      </w:r>
-    </w:p>
-    <w:p>
-      <w:pPr>
-        <w:pStyle w:val="ListParagraph"/>
-        <w:numPr>
-          <w:ilvl w:val="0"/>
-          <w:numId w:val="3"/>
-        </w:numPr>
-        <w:spacing w:before="120" w:after="0" w:line="360" w:lineRule="auto"/>
-        <w:jc w:val="both"/>
-      </w:pPr>
-      <w:r>
-        <w:t>Lesser flexibility of current system</w:t>
-      </w:r>
-    </w:p>
-    <w:p>
-      <w:pPr>
-        <w:pStyle w:val="ListParagraph"/>
-        <w:numPr>
-          <w:ilvl w:val="0"/>
-          <w:numId w:val="3"/>
-        </w:numPr>
-        <w:spacing w:before="120" w:after="0" w:line="360" w:lineRule="auto"/>
-        <w:jc w:val="both"/>
-      </w:pPr>
-      <w:r>
-        <w:t>Security</w:t>
-      </w:r>
-    </w:p>
-    <w:p>
-      <w:pPr>
-        <w:pStyle w:val="ListParagraph"/>
-        <w:numPr>
-          <w:ilvl w:val="0"/>
-          <w:numId w:val="3"/>
-        </w:numPr>
-        <w:spacing w:before="120" w:after="0" w:line="360" w:lineRule="auto"/>
-        <w:jc w:val="both"/>
-      </w:pPr>
-      <w:r>
-        <w:t>Storage issues</w:t>
-      </w:r>
-    </w:p>
-    <w:p>
-      <w:pPr>
-        <w:pStyle w:val="ListParagraph"/>
-        <w:numPr>
-          <w:ilvl w:val="0"/>
-          <w:numId w:val="3"/>
-        </w:numPr>
-        <w:spacing w:before="120" w:after="0" w:line="360" w:lineRule="auto"/>
-        <w:jc w:val="both"/>
-      </w:pPr>
-      <w:r>
-        <w:t>Unorganised tasks</w:t>
-      </w:r>
-    </w:p>
-    <w:p>
-      <w:pPr>
-        <w:pStyle w:val="ListParagraph"/>
-        <w:numPr>
-          <w:ilvl w:val="0"/>
-          <w:numId w:val="3"/>
-        </w:numPr>
-        <w:spacing w:before="120" w:after="0" w:line="360" w:lineRule="auto"/>
-        <w:jc w:val="both"/>
-      </w:pPr>
-      <w:r>
+        <w:spacing w:after="0" w:line="360" w:lineRule="auto"/>
+        <w:jc w:val="both"/>
+      </w:pPr>
+      <w:r>
+        <w:t>The traditional banking system mostly depends on manual operations and paperwork, which creates several problems in managing customer information and transaction records. Manual systems are time-consuming, less secure, and difficult to maintain. Employees often face difficulties handling multiple customers at the same time, especially during busy hours. Data redundancies</w:t>
+      </w:r>
+    </w:p>
+    <w:p>
+      <w:pPr>
+        <w:spacing w:after="0" w:line="360" w:lineRule="auto"/>
+        <w:jc w:val="both"/>
+      </w:pPr>
+      <w:r>
+        <w:t>•</w:t>
+      </w:r>
+      <w:r>
+        <w:tab/>
+        <w:t>Security Issue</w:t>
+      </w:r>
+    </w:p>
+    <w:p>
+      <w:pPr>
+        <w:spacing w:after="0" w:line="360" w:lineRule="auto"/>
+        <w:jc w:val="both"/>
+      </w:pPr>
+      <w:r>
+        <w:t>•</w:t>
+      </w:r>
+      <w:r>
+        <w:tab/>
+        <w:t>Poor management</w:t>
+      </w:r>
+    </w:p>
+    <w:p>
+      <w:pPr>
+        <w:spacing w:after="0" w:line="360" w:lineRule="auto"/>
+        <w:jc w:val="both"/>
+      </w:pPr>
+      <w:r>
+        <w:t>•</w:t>
+      </w:r>
+      <w:r>
+        <w:tab/>
+        <w:t>Data Redundancy</w:t>
+      </w:r>
+    </w:p>
+    <w:p>
+      <w:pPr>
+        <w:spacing w:after="0" w:line="360" w:lineRule="auto"/>
+        <w:jc w:val="both"/>
+      </w:pPr>
+      <w:r>
+        <w:t>•</w:t>
+      </w:r>
+      <w:r>
+        <w:tab/>
+        <w:t>Data loss Risk</w:t>
+      </w:r>
+    </w:p>
+    <w:p>
+      <w:pPr>
+        <w:spacing w:after="0" w:line="360" w:lineRule="auto"/>
+        <w:jc w:val="both"/>
+      </w:pPr>
+      <w:r>
+        <w:t>•</w:t>
+      </w:r>
+      <w:r>
+        <w:tab/>
+        <w:t>Inaccurate Records</w:t>
+      </w:r>
+    </w:p>
+    <w:p>
+      <w:pPr>
+        <w:spacing w:after="0" w:line="360" w:lineRule="auto"/>
+        <w:jc w:val="both"/>
+      </w:pPr>
+      <w:r>
+        <w:t>•</w:t>
+      </w:r>
+      <w:r>
+        <w:tab/>
         <w:t>Out-dated technology</w:t>
       </w:r>
     </w:p>
     <w:p>
       <w:pPr>
-        <w:pStyle w:val="ListParagraph"/>
-        <w:numPr>
-          <w:ilvl w:val="0"/>
-          <w:numId w:val="3"/>
-        </w:numPr>
-        <w:spacing w:before="120" w:after="0" w:line="360" w:lineRule="auto"/>
-        <w:jc w:val="both"/>
-      </w:pPr>
-      <w:r>
-        <w:t>Zero technology adaptation</w:t>
-      </w:r>
-    </w:p>
-    <w:p>
-      <w:pPr>
-        <w:pStyle w:val="ListParagraph"/>
-        <w:numPr>
-          <w:ilvl w:val="0"/>
-          <w:numId w:val="3"/>
-        </w:numPr>
-        <w:spacing w:before="120" w:after="0" w:line="360" w:lineRule="auto"/>
-        <w:jc w:val="both"/>
-      </w:pPr>
-      <w:r>
-        <w:t>Few functions and functionality</w:t>
-      </w:r>
-    </w:p>
-    <w:p>
-      <w:pPr>
-        <w:spacing w:after="0" w:line="360" w:lineRule="auto"/>
-        <w:jc w:val="both"/>
-      </w:pPr>
+        <w:spacing w:after="0" w:line="360" w:lineRule="auto"/>
+        <w:jc w:val="both"/>
+      </w:pPr>
+      <w:r>
+        <w:t> </w:t>
+      </w:r>
+      <w:bookmarkStart w:id="14" w:name="_GoBack"/>
+      <w:bookmarkEnd w:id="14"/>
       <w:r>
         <w:br w:type="page"/>
       </w:r>
@@ -14128,6 +13938,7 @@
     <w:rsid w:val="00F21BD0"/>
     <w:rsid w:val="00F530A9"/>
     <w:rsid w:val="00F97161"/>
+    <w:rsid w:val="00FC0089"/>
   </w:rsids>
   <m:mathPr>
     <m:mathFont m:val="Cambria Math"/>
@@ -14898,6 +14709,12 @@
 </file>
 
 <file path=customXml/item1.xml><?xml version="1.0" encoding="utf-8"?>
+<p:properties xmlns:p="http://schemas.microsoft.com/office/2006/metadata/properties" xmlns:xsi="http://www.w3.org/2001/XMLSchema-instance" xmlns:pc="http://schemas.microsoft.com/office/infopath/2007/PartnerControls">
+  <documentManagement/>
+</p:properties>
+</file>
+
+<file path=customXml/item2.xml><?xml version="1.0" encoding="utf-8"?>
 <ct:contentTypeSchema xmlns:ct="http://schemas.microsoft.com/office/2006/metadata/contentType" xmlns:ma="http://schemas.microsoft.com/office/2006/metadata/properties/metaAttributes" ct:_="" ma:_="" ma:contentTypeName="Document" ma:contentTypeID="0x01010021A59588BC0053418FC88F40861DA871" ma:contentTypeVersion="10" ma:contentTypeDescription="Create a new document." ma:contentTypeScope="" ma:versionID="3673c1cf7550c71788a22a838bb0d9c0">
   <xsd:schema xmlns:xsd="http://www.w3.org/2001/XMLSchema" xmlns:xs="http://www.w3.org/2001/XMLSchema" xmlns:p="http://schemas.microsoft.com/office/2006/metadata/properties" xmlns:ns2="22f4eba5-1bf1-421f-a001-fd7acca9760c" targetNamespace="http://schemas.microsoft.com/office/2006/metadata/properties" ma:root="true" ma:fieldsID="ac330b6bfa0f539d41f40e8181b11b47" ns2:_="">
     <xsd:import namespace="22f4eba5-1bf1-421f-a001-fd7acca9760c"/>
@@ -15081,12 +14898,6 @@
 </ct:contentTypeSchema>
 </file>
 
-<file path=customXml/item2.xml><?xml version="1.0" encoding="utf-8"?>
-<p:properties xmlns:p="http://schemas.microsoft.com/office/2006/metadata/properties" xmlns:xsi="http://www.w3.org/2001/XMLSchema-instance" xmlns:pc="http://schemas.microsoft.com/office/infopath/2007/PartnerControls">
-  <documentManagement/>
-</p:properties>
-</file>
-
 <file path=customXml/item3.xml><?xml version="1.0" encoding="utf-8"?>
 <?mso-contentType ?>
 <FormTemplates xmlns="http://schemas.microsoft.com/sharepoint/v3/contenttype/forms">
@@ -15097,6 +14908,15 @@
 </file>
 
 <file path=customXml/itemProps1.xml><?xml version="1.0" encoding="utf-8"?>
+<ds:datastoreItem xmlns:ds="http://schemas.openxmlformats.org/officeDocument/2006/customXml" ds:itemID="{279A32A1-94B8-4C38-AF26-42DBFF0B0D86}">
+  <ds:schemaRefs>
+    <ds:schemaRef ds:uri="http://schemas.microsoft.com/office/2006/metadata/properties"/>
+    <ds:schemaRef ds:uri="http://schemas.microsoft.com/office/infopath/2007/PartnerControls"/>
+  </ds:schemaRefs>
+</ds:datastoreItem>
+</file>
+
+<file path=customXml/itemProps2.xml><?xml version="1.0" encoding="utf-8"?>
 <ds:datastoreItem xmlns:ds="http://schemas.openxmlformats.org/officeDocument/2006/customXml" ds:itemID="{65E5B5D4-677A-455F-8552-96943537CE77}">
   <ds:schemaRefs>
     <ds:schemaRef ds:uri="http://schemas.microsoft.com/office/2006/metadata/contentType"/>
@@ -15114,15 +14934,6 @@
 </ds:datastoreItem>
 </file>
 
-<file path=customXml/itemProps2.xml><?xml version="1.0" encoding="utf-8"?>
-<ds:datastoreItem xmlns:ds="http://schemas.openxmlformats.org/officeDocument/2006/customXml" ds:itemID="{279A32A1-94B8-4C38-AF26-42DBFF0B0D86}">
-  <ds:schemaRefs>
-    <ds:schemaRef ds:uri="http://schemas.microsoft.com/office/2006/metadata/properties"/>
-    <ds:schemaRef ds:uri="http://schemas.microsoft.com/office/infopath/2007/PartnerControls"/>
-  </ds:schemaRefs>
-</ds:datastoreItem>
-</file>
-
 <file path=customXml/itemProps3.xml><?xml version="1.0" encoding="utf-8"?>
 <ds:datastoreItem xmlns:ds="http://schemas.openxmlformats.org/officeDocument/2006/customXml" ds:itemID="{56C44748-5791-4773-80AF-F953C3055353}">
   <ds:schemaRefs>

--- a/documentation.docx
+++ b/documentation.docx
@@ -1607,7 +1607,7 @@
           </mc:Choice>
           <mc:Fallback>
             <w:pict>
-              <v:group w14:anchorId="73F21022" id="Group 5" o:spid="_x0000_s1026" style="width:68.5pt;height:110pt;mso-position-horizontal-relative:char;mso-position-vertical-relative:line" coordsize="6762,16097" o:gfxdata="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">
+              <v:group w14:anchorId="07500CF0" id="Group 5" o:spid="_x0000_s1026" style="width:68.5pt;height:110pt;mso-position-horizontal-relative:char;mso-position-vertical-relative:line" coordsize="6762,16097" o:gfxdata="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">
                 <v:line id="Straight Connector 2" o:spid="_x0000_s1027" style="position:absolute;visibility:visible;mso-wrap-style:square" from="3333,0" to="3333,16097" o:connectortype="straight" o:gfxdata="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" strokecolor="black [3200]" strokeweight="2.5pt">
                   <v:stroke joinstyle="miter"/>
                 </v:line>
@@ -2336,7 +2336,7 @@
           <w:noProof/>
           <w:szCs w:val="24"/>
         </w:rPr>
-        <w:t>23/06/2026</w:t>
+        <w:t>24/06/2026</w:t>
       </w:r>
       <w:r>
         <w:rPr>
@@ -5233,7 +5233,10 @@
         <w:spacing w:line="360" w:lineRule="auto"/>
       </w:pPr>
       <w:r>
-        <w:t>This system helps to minimize the workload of bank staff at service counters and increase the efficiency and productivity of the organization. Currently, bank employees cannot handle all customers simultaneously if operations are performed manually. Hence, in order to reduce this problem, a computerized banking system is required according to today’s technological environment. Therefore, we developed a system called Banking Management System.</w:t>
+        <w:t>This system helps to minimize the workload of bank staff at service counters and increase the efficiency and productivity of the organization. Currently, bank employees cannot handle all customers simultaneously if operations are performed manually. Hence, in order to reduce this problem, a computerized banking system is required according to today’s technological environment. Therefore, we developed a system called Banking Management System</w:t>
+      </w:r>
+      <w:r>
+        <w:t>.</w:t>
       </w:r>
     </w:p>
     <w:p>
@@ -13509,8 +13512,10 @@
     <w:rsid w:val="005047B6"/>
     <w:rsid w:val="00586AAF"/>
     <w:rsid w:val="005A53D4"/>
+    <w:rsid w:val="005B2798"/>
     <w:rsid w:val="00632E6A"/>
     <w:rsid w:val="00743365"/>
+    <w:rsid w:val="00911117"/>
     <w:rsid w:val="00B00F7A"/>
     <w:rsid w:val="00C4473B"/>
     <w:rsid w:val="00C86294"/>
@@ -14290,18 +14295,18 @@
 </file>
 
 <file path=customXml/item1.xml><?xml version="1.0" encoding="utf-8"?>
+<p:properties xmlns:p="http://schemas.microsoft.com/office/2006/metadata/properties" xmlns:xsi="http://www.w3.org/2001/XMLSchema-instance" xmlns:pc="http://schemas.microsoft.com/office/infopath/2007/PartnerControls">
+  <documentManagement/>
+</p:properties>
+</file>
+
+<file path=customXml/item2.xml><?xml version="1.0" encoding="utf-8"?>
 <?mso-contentType ?>
 <FormTemplates xmlns="http://schemas.microsoft.com/sharepoint/v3/contenttype/forms">
   <Display>DocumentLibraryForm</Display>
   <Edit>DocumentLibraryForm</Edit>
   <New>DocumentLibraryForm</New>
 </FormTemplates>
-</file>
-
-<file path=customXml/item2.xml><?xml version="1.0" encoding="utf-8"?>
-<p:properties xmlns:p="http://schemas.microsoft.com/office/2006/metadata/properties" xmlns:xsi="http://www.w3.org/2001/XMLSchema-instance" xmlns:pc="http://schemas.microsoft.com/office/infopath/2007/PartnerControls">
-  <documentManagement/>
-</p:properties>
 </file>
 
 <file path=customXml/item3.xml><?xml version="1.0" encoding="utf-8"?>
@@ -14489,18 +14494,18 @@
 </file>
 
 <file path=customXml/itemProps1.xml><?xml version="1.0" encoding="utf-8"?>
-<ds:datastoreItem xmlns:ds="http://schemas.openxmlformats.org/officeDocument/2006/customXml" ds:itemID="{56C44748-5791-4773-80AF-F953C3055353}">
+<ds:datastoreItem xmlns:ds="http://schemas.openxmlformats.org/officeDocument/2006/customXml" ds:itemID="{279A32A1-94B8-4C38-AF26-42DBFF0B0D86}">
   <ds:schemaRefs>
-    <ds:schemaRef ds:uri="http://schemas.microsoft.com/sharepoint/v3/contenttype/forms"/>
+    <ds:schemaRef ds:uri="http://schemas.microsoft.com/office/2006/metadata/properties"/>
+    <ds:schemaRef ds:uri="http://schemas.microsoft.com/office/infopath/2007/PartnerControls"/>
   </ds:schemaRefs>
 </ds:datastoreItem>
 </file>
 
 <file path=customXml/itemProps2.xml><?xml version="1.0" encoding="utf-8"?>
-<ds:datastoreItem xmlns:ds="http://schemas.openxmlformats.org/officeDocument/2006/customXml" ds:itemID="{279A32A1-94B8-4C38-AF26-42DBFF0B0D86}">
+<ds:datastoreItem xmlns:ds="http://schemas.openxmlformats.org/officeDocument/2006/customXml" ds:itemID="{56C44748-5791-4773-80AF-F953C3055353}">
   <ds:schemaRefs>
-    <ds:schemaRef ds:uri="http://schemas.microsoft.com/office/2006/metadata/properties"/>
-    <ds:schemaRef ds:uri="http://schemas.microsoft.com/office/infopath/2007/PartnerControls"/>
+    <ds:schemaRef ds:uri="http://schemas.microsoft.com/sharepoint/v3/contenttype/forms"/>
   </ds:schemaRefs>
 </ds:datastoreItem>
 </file>

--- a/documentation.docx
+++ b/documentation.docx
@@ -1278,11 +1278,11 @@
                     <pic:cNvPicPr/>
                   </pic:nvPicPr>
                   <pic:blipFill>
-                    <a:blip r:embed="rId10">
+                    <a:blip r:embed="rId11">
                       <a:extLst>
                         <a:ext uri="{BEBA8EAE-BF5A-486C-A8C5-ECC9F3942E4B}">
                           <a14:imgProps xmlns:a14="http://schemas.microsoft.com/office/drawing/2010/main">
-                            <a14:imgLayer r:embed="rId11">
+                            <a14:imgLayer r:embed="rId12">
                               <a14:imgEffect>
                                 <a14:saturation sat="0"/>
                               </a14:imgEffect>
@@ -1607,7 +1607,7 @@
           </mc:Choice>
           <mc:Fallback>
             <w:pict>
-              <v:group w14:anchorId="07500CF0" id="Group 5" o:spid="_x0000_s1026" style="width:68.5pt;height:110pt;mso-position-horizontal-relative:char;mso-position-vertical-relative:line" coordsize="6762,16097" o:gfxdata="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">
+              <v:group w14:anchorId="09C916B9" id="Group 5" o:spid="_x0000_s1026" style="width:68.5pt;height:110pt;mso-position-horizontal-relative:char;mso-position-vertical-relative:line" coordsize="6762,16097" o:gfxdata="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">
                 <v:line id="Straight Connector 2" o:spid="_x0000_s1027" style="position:absolute;visibility:visible;mso-wrap-style:square" from="3333,0" to="3333,16097" o:connectortype="straight" o:gfxdata="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" strokecolor="black [3200]" strokeweight="2.5pt">
                   <v:stroke joinstyle="miter"/>
                 </v:line>
@@ -5516,250 +5516,141 @@
       </w:r>
     </w:p>
     <w:p>
-      <w:pPr>
-        <w:spacing w:after="0" w:line="360" w:lineRule="auto"/>
-        <w:jc w:val="both"/>
-      </w:pPr>
-      <w:r>
-        <w:t xml:space="preserve">Still important and pivotal section and as everything else in the project development is centred around it, so the objectives must be clearly defined, </w:t>
-      </w:r>
-      <w:r>
-        <w:rPr>
-          <w:color w:val="FF0000"/>
-        </w:rPr>
-        <w:t>but based on what objectives you were able to achieve, disregard the objectives you were not able to achieve</w:t>
-      </w:r>
-      <w:r>
-        <w:t xml:space="preserve">. At least </w:t>
-      </w:r>
-      <w:r>
-        <w:rPr>
-          <w:color w:val="FF0000"/>
-        </w:rPr>
-        <w:t xml:space="preserve">7 objectives </w:t>
-      </w:r>
-      <w:r>
-        <w:t>should be completed</w:t>
-      </w:r>
-      <w:r>
-        <w:t xml:space="preserve"> by </w:t>
-      </w:r>
-      <w:r>
-        <w:t>the project.</w:t>
-      </w:r>
-    </w:p>
-    <w:p>
-      <w:pPr>
-        <w:spacing w:after="0" w:line="360" w:lineRule="auto"/>
-        <w:jc w:val="both"/>
-      </w:pPr>
-      <w:r>
-        <w:t>Still, the objective should be SMART (Specific, Measurable, Achievable, Realistic, and Time-bound)</w:t>
-      </w:r>
-    </w:p>
-    <w:p>
-      <w:pPr>
-        <w:pStyle w:val="ListParagraph"/>
+      <w:r>
+        <w:t>The main objective of this project is to develop a Simple Banking System that facilitates efficient and secure management of basic banking operations. The specific objectives achieved through this project are:</w:t>
+      </w:r>
+    </w:p>
+    <w:p>
+      <w:pPr>
         <w:numPr>
           <w:ilvl w:val="0"/>
-          <w:numId w:val="4"/>
+          <w:numId w:val="18"/>
         </w:numPr>
         <w:spacing w:after="0" w:line="360" w:lineRule="auto"/>
         <w:jc w:val="both"/>
-      </w:pPr>
-      <w:r>
-        <w:rPr>
-          <w:b/>
-          <w:bCs/>
-        </w:rPr>
-        <w:t>Specific</w:t>
-      </w:r>
-      <w:r>
-        <w:t>: Indicate precisely what you intend to achieve through this objective</w:t>
-      </w:r>
-    </w:p>
-    <w:p>
-      <w:pPr>
-        <w:pStyle w:val="ListParagraph"/>
+        <w:rPr>
+          <w:lang w:val="en-US"/>
+        </w:rPr>
+      </w:pPr>
+      <w:r>
+        <w:rPr>
+          <w:lang w:val="en-US"/>
+        </w:rPr>
+        <w:t>To identify the requirements of a simple banking system within the project period.</w:t>
+      </w:r>
+    </w:p>
+    <w:p>
+      <w:pPr>
         <w:numPr>
           <w:ilvl w:val="0"/>
-          <w:numId w:val="4"/>
+          <w:numId w:val="18"/>
         </w:numPr>
         <w:spacing w:after="0" w:line="360" w:lineRule="auto"/>
         <w:jc w:val="both"/>
-      </w:pPr>
-      <w:r>
-        <w:rPr>
-          <w:b/>
-          <w:bCs/>
-        </w:rPr>
-        <w:t>Measurable</w:t>
-      </w:r>
-      <w:r>
-        <w:t>: What you accept as proof of project success</w:t>
-      </w:r>
-    </w:p>
-    <w:p>
-      <w:pPr>
-        <w:pStyle w:val="ListParagraph"/>
+        <w:rPr>
+          <w:lang w:val="en-US"/>
+        </w:rPr>
+      </w:pPr>
+      <w:r>
+        <w:rPr>
+          <w:lang w:val="en-US"/>
+        </w:rPr>
+        <w:t>To design a database for managing customer and transaction records before implementation.</w:t>
+      </w:r>
+    </w:p>
+    <w:p>
+      <w:pPr>
         <w:numPr>
           <w:ilvl w:val="0"/>
-          <w:numId w:val="4"/>
+          <w:numId w:val="18"/>
         </w:numPr>
         <w:spacing w:after="0" w:line="360" w:lineRule="auto"/>
         <w:jc w:val="both"/>
-      </w:pPr>
-      <w:r>
-        <w:rPr>
-          <w:b/>
-          <w:bCs/>
-        </w:rPr>
-        <w:t>Attainable</w:t>
-      </w:r>
-      <w:r>
-        <w:t>: Given the resources available</w:t>
-      </w:r>
-    </w:p>
-    <w:p>
-      <w:pPr>
-        <w:pStyle w:val="ListParagraph"/>
+        <w:rPr>
+          <w:lang w:val="en-US"/>
+        </w:rPr>
+      </w:pPr>
+      <w:r>
+        <w:rPr>
+          <w:lang w:val="en-US"/>
+        </w:rPr>
+        <w:t>To develop an account creation and management module during system development.</w:t>
+      </w:r>
+    </w:p>
+    <w:p>
+      <w:pPr>
         <w:numPr>
           <w:ilvl w:val="0"/>
-          <w:numId w:val="4"/>
+          <w:numId w:val="18"/>
         </w:numPr>
         <w:spacing w:after="0" w:line="360" w:lineRule="auto"/>
         <w:jc w:val="both"/>
-      </w:pPr>
-      <w:r>
-        <w:rPr>
-          <w:b/>
-          <w:bCs/>
-        </w:rPr>
-        <w:t>Relevant</w:t>
-      </w:r>
-      <w:r>
-        <w:t>: Related to the overall goal of the project</w:t>
-      </w:r>
-    </w:p>
-    <w:p>
-      <w:pPr>
-        <w:pStyle w:val="ListParagraph"/>
+        <w:rPr>
+          <w:lang w:val="en-US"/>
+        </w:rPr>
+      </w:pPr>
+      <w:r>
+        <w:rPr>
+          <w:lang w:val="en-US"/>
+        </w:rPr>
+        <w:t>To implement deposit and withdrawal functionalities with accurate balance updates by project completion.</w:t>
+      </w:r>
+    </w:p>
+    <w:p>
+      <w:pPr>
         <w:numPr>
           <w:ilvl w:val="0"/>
-          <w:numId w:val="4"/>
+          <w:numId w:val="18"/>
         </w:numPr>
         <w:spacing w:after="0" w:line="360" w:lineRule="auto"/>
         <w:jc w:val="both"/>
-      </w:pPr>
-      <w:r>
-        <w:rPr>
-          <w:b/>
-          <w:bCs/>
-        </w:rPr>
-        <w:t>Time bound</w:t>
-      </w:r>
-      <w:r>
-        <w:t xml:space="preserve">: Can be achieved in the given </w:t>
-      </w:r>
-      <w:r>
-        <w:t>time.</w:t>
-      </w:r>
-      <w:r>
-        <w:t xml:space="preserve"> </w:t>
-      </w:r>
-    </w:p>
-    <w:p>
-      <w:pPr>
+        <w:rPr>
+          <w:lang w:val="en-US"/>
+        </w:rPr>
+      </w:pPr>
+      <w:r>
+        <w:rPr>
+          <w:lang w:val="en-US"/>
+        </w:rPr>
+        <w:t>To assure secure user authentication and authorized system access within the development timeframe.</w:t>
+      </w:r>
+    </w:p>
+    <w:p>
+      <w:pPr>
+        <w:numPr>
+          <w:ilvl w:val="0"/>
+          <w:numId w:val="18"/>
+        </w:numPr>
         <w:spacing w:after="0" w:line="360" w:lineRule="auto"/>
         <w:jc w:val="both"/>
-      </w:pPr>
-      <w:r>
-        <w:t xml:space="preserve">Do not focus on many objectives, rather focus on what is </w:t>
-      </w:r>
-      <w:r>
-        <w:t>completed.</w:t>
-      </w:r>
-    </w:p>
-    <w:p>
-      <w:pPr>
+        <w:rPr>
+          <w:lang w:val="en-US"/>
+        </w:rPr>
+      </w:pPr>
+      <w:r>
+        <w:rPr>
+          <w:lang w:val="en-US"/>
+        </w:rPr>
+        <w:t>To evaluate system performance through functional testing before project submission.</w:t>
+      </w:r>
+    </w:p>
+    <w:p>
+      <w:pPr>
+        <w:numPr>
+          <w:ilvl w:val="0"/>
+          <w:numId w:val="18"/>
+        </w:numPr>
         <w:spacing w:after="0" w:line="360" w:lineRule="auto"/>
         <w:jc w:val="both"/>
-      </w:pPr>
-      <w:r>
-        <w:t>The objectives always start from the preposition “</w:t>
-      </w:r>
-      <w:r>
-        <w:rPr>
-          <w:b/>
-          <w:bCs/>
-        </w:rPr>
-        <w:t xml:space="preserve">TO” </w:t>
-      </w:r>
-      <w:r>
-        <w:rPr>
-          <w:b/>
-          <w:bCs/>
-        </w:rPr>
-        <w:t xml:space="preserve"> </w:t>
-      </w:r>
-      <w:r>
-        <w:t>in a</w:t>
-      </w:r>
-      <w:r>
-        <w:t xml:space="preserve"> sentence.</w:t>
-      </w:r>
-    </w:p>
-    <w:p>
-      <w:pPr>
-        <w:spacing w:after="0" w:line="360" w:lineRule="auto"/>
-        <w:jc w:val="both"/>
-      </w:pPr>
-      <w:r>
-        <w:rPr>
-          <w:b/>
-          <w:bCs/>
-        </w:rPr>
-        <w:t>Use Actionable verbs like</w:t>
-      </w:r>
-      <w:r>
-        <w:t xml:space="preserve"> to identify, to examine, to compare, to evaluate, to discern, to explore, to investigate, to translate, to illustrate, to justify, to assure.</w:t>
-      </w:r>
-    </w:p>
-    <w:p>
-      <w:pPr>
-        <w:spacing w:after="0" w:line="360" w:lineRule="auto"/>
-        <w:jc w:val="both"/>
-      </w:pPr>
-      <w:r>
-        <w:rPr>
-          <w:b/>
-          <w:bCs/>
-        </w:rPr>
-        <w:t xml:space="preserve">Avoid </w:t>
-      </w:r>
-      <w:r>
-        <w:rPr>
-          <w:b/>
-          <w:bCs/>
-        </w:rPr>
-        <w:t>weak</w:t>
-      </w:r>
-      <w:r>
-        <w:rPr>
-          <w:b/>
-          <w:bCs/>
-        </w:rPr>
-        <w:t xml:space="preserve"> action verbs like</w:t>
-      </w:r>
-      <w:r>
-        <w:rPr>
-          <w:b/>
-          <w:bCs/>
-        </w:rPr>
-        <w:t xml:space="preserve"> </w:t>
-      </w:r>
-      <w:r>
-        <w:t>to study, to find out, to describe, to conclude, to see, to look into, to recommend.</w:t>
+        <w:rPr>
+          <w:lang w:val="en-US"/>
+        </w:rPr>
+      </w:pPr>
+      <w:r>
+        <w:rPr>
+          <w:lang w:val="en-US"/>
+        </w:rPr>
+        <w:t>To illustrate transaction history records for effective account monitoring by the end of the project.</w:t>
       </w:r>
     </w:p>
     <w:p>
@@ -5791,7 +5682,7 @@
                     </pic:cNvPicPr>
                   </pic:nvPicPr>
                   <pic:blipFill rotWithShape="1">
-                    <a:blip r:embed="rId12">
+                    <a:blip r:embed="rId13">
                       <a:extLst>
                         <a:ext uri="{28A0092B-C50C-407E-A947-70E740481C1C}">
                           <a14:useLocalDpi xmlns:a14="http://schemas.microsoft.com/office/drawing/2010/main" val="0"/>
@@ -6196,7 +6087,7 @@
         </w:rPr>
         <w:t>Productivity: Less rework and </w:t>
       </w:r>
-      <w:hyperlink r:id="rId13" w:history="1">
+      <w:hyperlink r:id="rId14" w:history="1">
         <w:r>
           <w:rPr>
             <w:color w:val="FF0000"/>
@@ -6843,7 +6734,7 @@
                     <pic:cNvPicPr/>
                   </pic:nvPicPr>
                   <pic:blipFill>
-                    <a:blip r:embed="rId14">
+                    <a:blip r:embed="rId15">
                       <a:extLst>
                         <a:ext uri="{28A0092B-C50C-407E-A947-70E740481C1C}">
                           <a14:useLocalDpi xmlns:a14="http://schemas.microsoft.com/office/drawing/2010/main" val="0"/>
@@ -7610,7 +7501,7 @@
                           </pic:cNvPicPr>
                         </pic:nvPicPr>
                         <pic:blipFill rotWithShape="1">
-                          <a:blip r:embed="rId15">
+                          <a:blip r:embed="rId16">
                             <a:extLst>
                               <a:ext uri="{28A0092B-C50C-407E-A947-70E740481C1C}">
                                 <a14:useLocalDpi xmlns:a14="http://schemas.microsoft.com/office/drawing/2010/main" val="0"/>
@@ -8329,7 +8220,7 @@
                     </pic:cNvPicPr>
                   </pic:nvPicPr>
                   <pic:blipFill>
-                    <a:blip r:embed="rId16">
+                    <a:blip r:embed="rId17">
                       <a:extLst>
                         <a:ext uri="{28A0092B-C50C-407E-A947-70E740481C1C}">
                           <a14:useLocalDpi xmlns:a14="http://schemas.microsoft.com/office/drawing/2010/main" val="0"/>
@@ -9252,11 +9143,11 @@
                     <pic:cNvPicPr/>
                   </pic:nvPicPr>
                   <pic:blipFill>
-                    <a:blip r:embed="rId17">
+                    <a:blip r:embed="rId18">
                       <a:extLst>
                         <a:ext uri="{BEBA8EAE-BF5A-486C-A8C5-ECC9F3942E4B}">
                           <a14:imgProps xmlns:a14="http://schemas.microsoft.com/office/drawing/2010/main">
-                            <a14:imgLayer r:embed="rId18">
+                            <a14:imgLayer r:embed="rId19">
                               <a14:imgEffect>
                                 <a14:backgroundRemoval t="8511" b="91135" l="4330" r="95464">
                                   <a14:foregroundMark x1="11753" y1="40780" x2="11753" y2="40780"/>
@@ -10410,12 +10301,12 @@
       </w:pPr>
     </w:p>
     <w:sectPr>
-      <w:headerReference w:type="even" r:id="rId19"/>
-      <w:headerReference w:type="default" r:id="rId20"/>
-      <w:footerReference w:type="even" r:id="rId21"/>
-      <w:footerReference w:type="default" r:id="rId22"/>
-      <w:headerReference w:type="first" r:id="rId23"/>
-      <w:footerReference w:type="first" r:id="rId24"/>
+      <w:headerReference w:type="even" r:id="rId20"/>
+      <w:headerReference w:type="default" r:id="rId21"/>
+      <w:footerReference w:type="even" r:id="rId22"/>
+      <w:footerReference w:type="default" r:id="rId23"/>
+      <w:headerReference w:type="first" r:id="rId24"/>
+      <w:footerReference w:type="first" r:id="rId25"/>
       <w:pgSz w:w="11906" w:h="16838" w:code="9"/>
       <w:pgMar w:top="1440" w:right="1440" w:bottom="1440" w:left="2160" w:header="720" w:footer="720" w:gutter="0"/>
       <w:cols w:space="720"/>
@@ -10843,6 +10734,119 @@
     </w:lvl>
   </w:abstractNum>
   <w:abstractNum w:abstractNumId="2" w15:restartNumberingAfterBreak="0">
+    <w:nsid w:val="1215531E"/>
+    <w:multiLevelType w:val="multilevel"/>
+    <w:tmpl w:val="E040942E"/>
+    <w:lvl w:ilvl="0">
+      <w:start w:val="1"/>
+      <w:numFmt w:val="decimal"/>
+      <w:lvlText w:val="%1."/>
+      <w:lvlJc w:val="left"/>
+      <w:pPr>
+        <w:tabs>
+          <w:tab w:val="num" w:pos="720"/>
+        </w:tabs>
+        <w:ind w:left="720" w:hanging="360"/>
+      </w:pPr>
+    </w:lvl>
+    <w:lvl w:ilvl="1" w:tentative="1">
+      <w:start w:val="1"/>
+      <w:numFmt w:val="decimal"/>
+      <w:lvlText w:val="%2."/>
+      <w:lvlJc w:val="left"/>
+      <w:pPr>
+        <w:tabs>
+          <w:tab w:val="num" w:pos="1440"/>
+        </w:tabs>
+        <w:ind w:left="1440" w:hanging="360"/>
+      </w:pPr>
+    </w:lvl>
+    <w:lvl w:ilvl="2" w:tentative="1">
+      <w:start w:val="1"/>
+      <w:numFmt w:val="decimal"/>
+      <w:lvlText w:val="%3."/>
+      <w:lvlJc w:val="left"/>
+      <w:pPr>
+        <w:tabs>
+          <w:tab w:val="num" w:pos="2160"/>
+        </w:tabs>
+        <w:ind w:left="2160" w:hanging="360"/>
+      </w:pPr>
+    </w:lvl>
+    <w:lvl w:ilvl="3" w:tentative="1">
+      <w:start w:val="1"/>
+      <w:numFmt w:val="decimal"/>
+      <w:lvlText w:val="%4."/>
+      <w:lvlJc w:val="left"/>
+      <w:pPr>
+        <w:tabs>
+          <w:tab w:val="num" w:pos="2880"/>
+        </w:tabs>
+        <w:ind w:left="2880" w:hanging="360"/>
+      </w:pPr>
+    </w:lvl>
+    <w:lvl w:ilvl="4" w:tentative="1">
+      <w:start w:val="1"/>
+      <w:numFmt w:val="decimal"/>
+      <w:lvlText w:val="%5."/>
+      <w:lvlJc w:val="left"/>
+      <w:pPr>
+        <w:tabs>
+          <w:tab w:val="num" w:pos="3600"/>
+        </w:tabs>
+        <w:ind w:left="3600" w:hanging="360"/>
+      </w:pPr>
+    </w:lvl>
+    <w:lvl w:ilvl="5" w:tentative="1">
+      <w:start w:val="1"/>
+      <w:numFmt w:val="decimal"/>
+      <w:lvlText w:val="%6."/>
+      <w:lvlJc w:val="left"/>
+      <w:pPr>
+        <w:tabs>
+          <w:tab w:val="num" w:pos="4320"/>
+        </w:tabs>
+        <w:ind w:left="4320" w:hanging="360"/>
+      </w:pPr>
+    </w:lvl>
+    <w:lvl w:ilvl="6" w:tentative="1">
+      <w:start w:val="1"/>
+      <w:numFmt w:val="decimal"/>
+      <w:lvlText w:val="%7."/>
+      <w:lvlJc w:val="left"/>
+      <w:pPr>
+        <w:tabs>
+          <w:tab w:val="num" w:pos="5040"/>
+        </w:tabs>
+        <w:ind w:left="5040" w:hanging="360"/>
+      </w:pPr>
+    </w:lvl>
+    <w:lvl w:ilvl="7" w:tentative="1">
+      <w:start w:val="1"/>
+      <w:numFmt w:val="decimal"/>
+      <w:lvlText w:val="%8."/>
+      <w:lvlJc w:val="left"/>
+      <w:pPr>
+        <w:tabs>
+          <w:tab w:val="num" w:pos="5760"/>
+        </w:tabs>
+        <w:ind w:left="5760" w:hanging="360"/>
+      </w:pPr>
+    </w:lvl>
+    <w:lvl w:ilvl="8" w:tentative="1">
+      <w:start w:val="1"/>
+      <w:numFmt w:val="decimal"/>
+      <w:lvlText w:val="%9."/>
+      <w:lvlJc w:val="left"/>
+      <w:pPr>
+        <w:tabs>
+          <w:tab w:val="num" w:pos="6480"/>
+        </w:tabs>
+        <w:ind w:left="6480" w:hanging="360"/>
+      </w:pPr>
+    </w:lvl>
+  </w:abstractNum>
+  <w:abstractNum w:abstractNumId="3" w15:restartNumberingAfterBreak="0">
     <w:nsid w:val="1F5B20BF"/>
     <w:multiLevelType w:val="hybridMultilevel"/>
     <w:tmpl w:val="0B148300"/>
@@ -10928,7 +10932,7 @@
       </w:pPr>
     </w:lvl>
   </w:abstractNum>
-  <w:abstractNum w:abstractNumId="3" w15:restartNumberingAfterBreak="0">
+  <w:abstractNum w:abstractNumId="4" w15:restartNumberingAfterBreak="0">
     <w:nsid w:val="28D53AAE"/>
     <w:multiLevelType w:val="multilevel"/>
     <w:tmpl w:val="E0D85A56"/>
@@ -11049,7 +11053,7 @@
       </w:rPr>
     </w:lvl>
   </w:abstractNum>
-  <w:abstractNum w:abstractNumId="4" w15:restartNumberingAfterBreak="0">
+  <w:abstractNum w:abstractNumId="5" w15:restartNumberingAfterBreak="0">
     <w:nsid w:val="304450E7"/>
     <w:multiLevelType w:val="hybridMultilevel"/>
     <w:tmpl w:val="179C1F3A"/>
@@ -11138,7 +11142,7 @@
       </w:pPr>
     </w:lvl>
   </w:abstractNum>
-  <w:abstractNum w:abstractNumId="5" w15:restartNumberingAfterBreak="0">
+  <w:abstractNum w:abstractNumId="6" w15:restartNumberingAfterBreak="0">
     <w:nsid w:val="354143F8"/>
     <w:multiLevelType w:val="hybridMultilevel"/>
     <w:tmpl w:val="80A26312"/>
@@ -11251,7 +11255,7 @@
       </w:rPr>
     </w:lvl>
   </w:abstractNum>
-  <w:abstractNum w:abstractNumId="6" w15:restartNumberingAfterBreak="0">
+  <w:abstractNum w:abstractNumId="7" w15:restartNumberingAfterBreak="0">
     <w:nsid w:val="37B976D2"/>
     <w:multiLevelType w:val="hybridMultilevel"/>
     <w:tmpl w:val="C686B4C6"/>
@@ -11340,7 +11344,7 @@
       </w:pPr>
     </w:lvl>
   </w:abstractNum>
-  <w:abstractNum w:abstractNumId="7" w15:restartNumberingAfterBreak="0">
+  <w:abstractNum w:abstractNumId="8" w15:restartNumberingAfterBreak="0">
     <w:nsid w:val="3A103230"/>
     <w:multiLevelType w:val="hybridMultilevel"/>
     <w:tmpl w:val="420E5E74"/>
@@ -11429,7 +11433,7 @@
       </w:pPr>
     </w:lvl>
   </w:abstractNum>
-  <w:abstractNum w:abstractNumId="8" w15:restartNumberingAfterBreak="0">
+  <w:abstractNum w:abstractNumId="9" w15:restartNumberingAfterBreak="0">
     <w:nsid w:val="3D85501A"/>
     <w:multiLevelType w:val="hybridMultilevel"/>
     <w:tmpl w:val="7ED8929C"/>
@@ -11515,7 +11519,7 @@
       </w:pPr>
     </w:lvl>
   </w:abstractNum>
-  <w:abstractNum w:abstractNumId="9" w15:restartNumberingAfterBreak="0">
+  <w:abstractNum w:abstractNumId="10" w15:restartNumberingAfterBreak="0">
     <w:nsid w:val="40EC6F4B"/>
     <w:multiLevelType w:val="hybridMultilevel"/>
     <w:tmpl w:val="CCFC8B78"/>
@@ -11628,7 +11632,7 @@
       </w:rPr>
     </w:lvl>
   </w:abstractNum>
-  <w:abstractNum w:abstractNumId="10" w15:restartNumberingAfterBreak="0">
+  <w:abstractNum w:abstractNumId="11" w15:restartNumberingAfterBreak="0">
     <w:nsid w:val="510C12AC"/>
     <w:multiLevelType w:val="hybridMultilevel"/>
     <w:tmpl w:val="1EECA868"/>
@@ -11741,7 +11745,7 @@
       </w:rPr>
     </w:lvl>
   </w:abstractNum>
-  <w:abstractNum w:abstractNumId="11" w15:restartNumberingAfterBreak="0">
+  <w:abstractNum w:abstractNumId="12" w15:restartNumberingAfterBreak="0">
     <w:nsid w:val="5CFE4A2C"/>
     <w:multiLevelType w:val="hybridMultilevel"/>
     <w:tmpl w:val="07B62302"/>
@@ -11830,7 +11834,7 @@
       </w:pPr>
     </w:lvl>
   </w:abstractNum>
-  <w:abstractNum w:abstractNumId="12" w15:restartNumberingAfterBreak="0">
+  <w:abstractNum w:abstractNumId="13" w15:restartNumberingAfterBreak="0">
     <w:nsid w:val="60975DAC"/>
     <w:multiLevelType w:val="hybridMultilevel"/>
     <w:tmpl w:val="BC9058BE"/>
@@ -11920,7 +11924,7 @@
       </w:pPr>
     </w:lvl>
   </w:abstractNum>
-  <w:abstractNum w:abstractNumId="13" w15:restartNumberingAfterBreak="0">
+  <w:abstractNum w:abstractNumId="14" w15:restartNumberingAfterBreak="0">
     <w:nsid w:val="60B12A81"/>
     <w:multiLevelType w:val="multilevel"/>
     <w:tmpl w:val="BBE6D7CC"/>
@@ -12069,7 +12073,7 @@
       </w:rPr>
     </w:lvl>
   </w:abstractNum>
-  <w:abstractNum w:abstractNumId="14" w15:restartNumberingAfterBreak="0">
+  <w:abstractNum w:abstractNumId="15" w15:restartNumberingAfterBreak="0">
     <w:nsid w:val="69CA3B02"/>
     <w:multiLevelType w:val="hybridMultilevel"/>
     <w:tmpl w:val="F642E598"/>
@@ -12182,7 +12186,7 @@
       </w:rPr>
     </w:lvl>
   </w:abstractNum>
-  <w:abstractNum w:abstractNumId="15" w15:restartNumberingAfterBreak="0">
+  <w:abstractNum w:abstractNumId="16" w15:restartNumberingAfterBreak="0">
     <w:nsid w:val="72BA1947"/>
     <w:multiLevelType w:val="hybridMultilevel"/>
     <w:tmpl w:val="CCE4C876"/>
@@ -12295,7 +12299,7 @@
       </w:rPr>
     </w:lvl>
   </w:abstractNum>
-  <w:abstractNum w:abstractNumId="16" w15:restartNumberingAfterBreak="0">
+  <w:abstractNum w:abstractNumId="17" w15:restartNumberingAfterBreak="0">
     <w:nsid w:val="7A3B0902"/>
     <w:multiLevelType w:val="hybridMultilevel"/>
     <w:tmpl w:val="8F7AAA36"/>
@@ -12409,55 +12413,58 @@
     </w:lvl>
   </w:abstractNum>
   <w:num w:numId="1" w16cid:durableId="1572424820">
-    <w:abstractNumId w:val="4"/>
+    <w:abstractNumId w:val="5"/>
   </w:num>
   <w:num w:numId="2" w16cid:durableId="273564089">
-    <w:abstractNumId w:val="12"/>
+    <w:abstractNumId w:val="13"/>
   </w:num>
   <w:num w:numId="3" w16cid:durableId="55931572">
-    <w:abstractNumId w:val="5"/>
+    <w:abstractNumId w:val="6"/>
   </w:num>
   <w:num w:numId="4" w16cid:durableId="2126657140">
-    <w:abstractNumId w:val="10"/>
+    <w:abstractNumId w:val="11"/>
   </w:num>
   <w:num w:numId="5" w16cid:durableId="113409846">
-    <w:abstractNumId w:val="13"/>
+    <w:abstractNumId w:val="14"/>
   </w:num>
   <w:num w:numId="6" w16cid:durableId="1283607070">
-    <w:abstractNumId w:val="14"/>
+    <w:abstractNumId w:val="15"/>
   </w:num>
   <w:num w:numId="7" w16cid:durableId="2010210873">
-    <w:abstractNumId w:val="6"/>
+    <w:abstractNumId w:val="7"/>
   </w:num>
   <w:num w:numId="8" w16cid:durableId="1397240825">
-    <w:abstractNumId w:val="2"/>
+    <w:abstractNumId w:val="3"/>
   </w:num>
   <w:num w:numId="9" w16cid:durableId="1086148396">
-    <w:abstractNumId w:val="9"/>
+    <w:abstractNumId w:val="10"/>
   </w:num>
   <w:num w:numId="10" w16cid:durableId="688261492">
     <w:abstractNumId w:val="0"/>
   </w:num>
   <w:num w:numId="11" w16cid:durableId="1288197777">
-    <w:abstractNumId w:val="7"/>
+    <w:abstractNumId w:val="8"/>
   </w:num>
   <w:num w:numId="12" w16cid:durableId="1765493050">
-    <w:abstractNumId w:val="11"/>
+    <w:abstractNumId w:val="12"/>
   </w:num>
   <w:num w:numId="13" w16cid:durableId="1742799083">
-    <w:abstractNumId w:val="8"/>
+    <w:abstractNumId w:val="9"/>
   </w:num>
   <w:num w:numId="14" w16cid:durableId="68432105">
-    <w:abstractNumId w:val="3"/>
+    <w:abstractNumId w:val="4"/>
   </w:num>
   <w:num w:numId="15" w16cid:durableId="1096710375">
-    <w:abstractNumId w:val="16"/>
+    <w:abstractNumId w:val="17"/>
   </w:num>
   <w:num w:numId="16" w16cid:durableId="323629972">
     <w:abstractNumId w:val="1"/>
   </w:num>
   <w:num w:numId="17" w16cid:durableId="130946410">
-    <w:abstractNumId w:val="15"/>
+    <w:abstractNumId w:val="16"/>
+  </w:num>
+  <w:num w:numId="18" w16cid:durableId="416100346">
+    <w:abstractNumId w:val="2"/>
   </w:num>
 </w:numbering>
 </file>
@@ -12910,10 +12917,31 @@
       <w:szCs w:val="26"/>
     </w:rPr>
   </w:style>
+  <w:style w:type="paragraph" w:styleId="Heading3">
+    <w:name w:val="heading 3"/>
+    <w:basedOn w:val="Normal"/>
+    <w:next w:val="Normal"/>
+    <w:link w:val="Heading3Char"/>
+    <w:uiPriority w:val="9"/>
+    <w:semiHidden/>
+    <w:unhideWhenUsed/>
+    <w:qFormat/>
+    <w:rsid w:val="00C87BA3"/>
+    <w:pPr>
+      <w:keepNext/>
+      <w:keepLines/>
+      <w:spacing w:before="40" w:after="0"/>
+      <w:outlineLvl w:val="2"/>
+    </w:pPr>
+    <w:rPr>
+      <w:rFonts w:asciiTheme="majorHAnsi" w:eastAsiaTheme="majorEastAsia" w:hAnsiTheme="majorHAnsi" w:cstheme="majorBidi"/>
+      <w:color w:val="1F3763" w:themeColor="accent1" w:themeShade="7F"/>
+      <w:szCs w:val="24"/>
+    </w:rPr>
+  </w:style>
   <w:style w:type="character" w:default="1" w:styleId="DefaultParagraphFont">
     <w:name w:val="Default Paragraph Font"/>
     <w:uiPriority w:val="1"/>
-    <w:semiHidden/>
     <w:unhideWhenUsed/>
   </w:style>
   <w:style w:type="table" w:default="1" w:styleId="TableNormal">
@@ -13354,6 +13382,21 @@
       <w:lang w:val="en-GB"/>
     </w:rPr>
   </w:style>
+  <w:style w:type="character" w:customStyle="1" w:styleId="Heading3Char">
+    <w:name w:val="Heading 3 Char"/>
+    <w:basedOn w:val="DefaultParagraphFont"/>
+    <w:link w:val="Heading3"/>
+    <w:uiPriority w:val="9"/>
+    <w:semiHidden/>
+    <w:rsid w:val="00C87BA3"/>
+    <w:rPr>
+      <w:rFonts w:asciiTheme="majorHAnsi" w:eastAsiaTheme="majorEastAsia" w:hAnsiTheme="majorHAnsi" w:cstheme="majorBidi"/>
+      <w:color w:val="1F3763" w:themeColor="accent1" w:themeShade="7F"/>
+      <w:sz w:val="24"/>
+      <w:szCs w:val="24"/>
+      <w:lang w:val="en-GB"/>
+    </w:rPr>
+  </w:style>
 </w:styles>
 </file>
 
@@ -13457,7 +13500,14 @@
     <w:charset w:val="00"/>
     <w:family w:val="swiss"/>
     <w:pitch w:val="variable"/>
-    <w:sig w:usb0="E4002EFF" w:usb1="C200247B" w:usb2="00000009" w:usb3="00000000" w:csb0="000001FF" w:csb1="00000000"/>
+    <w:sig w:usb0="E4002EFF" w:usb1="C000247B" w:usb2="00000009" w:usb3="00000000" w:csb0="000001FF" w:csb1="00000000"/>
+  </w:font>
+  <w:font w:name="Calibri Light">
+    <w:panose1 w:val="020F0302020204030204"/>
+    <w:charset w:val="00"/>
+    <w:family w:val="swiss"/>
+    <w:pitch w:val="variable"/>
+    <w:sig w:usb0="E4002EFF" w:usb1="C000247B" w:usb2="00000009" w:usb3="00000000" w:csb0="000001FF" w:csb1="00000000"/>
   </w:font>
   <w:font w:name="Tahoma">
     <w:panose1 w:val="020B0604030504040204"/>
@@ -13465,25 +13515,6 @@
     <w:family w:val="swiss"/>
     <w:pitch w:val="variable"/>
     <w:sig w:usb0="E1002EFF" w:usb1="C000605B" w:usb2="00000029" w:usb3="00000000" w:csb0="000101FF" w:csb1="00000000"/>
-  </w:font>
-  <w:font w:name="Calibri Light">
-    <w:panose1 w:val="020F0302020204030204"/>
-    <w:charset w:val="00"/>
-    <w:family w:val="swiss"/>
-    <w:pitch w:val="variable"/>
-    <w:sig w:usb0="E4002EFF" w:usb1="C200247B" w:usb2="00000009" w:usb3="00000000" w:csb0="000001FF" w:csb1="00000000"/>
-  </w:font>
-  <w:font w:name="Aptos">
-    <w:charset w:val="00"/>
-    <w:family w:val="swiss"/>
-    <w:pitch w:val="variable"/>
-    <w:sig w:usb0="20000287" w:usb1="00000003" w:usb2="00000000" w:usb3="00000000" w:csb0="0000019F" w:csb1="00000000"/>
-  </w:font>
-  <w:font w:name="Aptos Display">
-    <w:charset w:val="00"/>
-    <w:family w:val="swiss"/>
-    <w:pitch w:val="variable"/>
-    <w:sig w:usb0="20000287" w:usb1="00000003" w:usb2="00000000" w:usb3="00000000" w:csb0="0000019F" w:csb1="00000000"/>
   </w:font>
 </w:fonts>
 </file>
@@ -13515,6 +13546,7 @@
     <w:rsid w:val="005B2798"/>
     <w:rsid w:val="00632E6A"/>
     <w:rsid w:val="00743365"/>
+    <w:rsid w:val="00840937"/>
     <w:rsid w:val="00911117"/>
     <w:rsid w:val="00B00F7A"/>
     <w:rsid w:val="00C4473B"/>
@@ -13524,6 +13556,7 @@
     <w:rsid w:val="00F1248B"/>
     <w:rsid w:val="00F530A9"/>
     <w:rsid w:val="00F97161"/>
+    <w:rsid w:val="00FF73DC"/>
   </w:rsids>
   <m:mathPr>
     <m:mathFont m:val="Cambria Math"/>
@@ -14295,18 +14328,18 @@
 </file>
 
 <file path=customXml/item1.xml><?xml version="1.0" encoding="utf-8"?>
-<p:properties xmlns:p="http://schemas.microsoft.com/office/2006/metadata/properties" xmlns:xsi="http://www.w3.org/2001/XMLSchema-instance" xmlns:pc="http://schemas.microsoft.com/office/infopath/2007/PartnerControls">
-  <documentManagement/>
-</p:properties>
-</file>
-
-<file path=customXml/item2.xml><?xml version="1.0" encoding="utf-8"?>
 <?mso-contentType ?>
 <FormTemplates xmlns="http://schemas.microsoft.com/sharepoint/v3/contenttype/forms">
   <Display>DocumentLibraryForm</Display>
   <Edit>DocumentLibraryForm</Edit>
   <New>DocumentLibraryForm</New>
 </FormTemplates>
+</file>
+
+<file path=customXml/item2.xml><?xml version="1.0" encoding="utf-8"?>
+<p:properties xmlns:p="http://schemas.microsoft.com/office/2006/metadata/properties" xmlns:xsi="http://www.w3.org/2001/XMLSchema-instance" xmlns:pc="http://schemas.microsoft.com/office/infopath/2007/PartnerControls">
+  <documentManagement/>
+</p:properties>
 </file>
 
 <file path=customXml/item3.xml><?xml version="1.0" encoding="utf-8"?>
@@ -14493,19 +14526,23 @@
 </ct:contentTypeSchema>
 </file>
 
+<file path=customXml/item4.xml><?xml version="1.0" encoding="utf-8"?>
+<b:Sources xmlns:b="http://schemas.openxmlformats.org/officeDocument/2006/bibliography" xmlns="http://schemas.openxmlformats.org/officeDocument/2006/bibliography" SelectedStyle="\APASixthEditionOfficeOnline.xsl" StyleName="APA" Version="6"/>
+</file>
+
 <file path=customXml/itemProps1.xml><?xml version="1.0" encoding="utf-8"?>
-<ds:datastoreItem xmlns:ds="http://schemas.openxmlformats.org/officeDocument/2006/customXml" ds:itemID="{279A32A1-94B8-4C38-AF26-42DBFF0B0D86}">
+<ds:datastoreItem xmlns:ds="http://schemas.openxmlformats.org/officeDocument/2006/customXml" ds:itemID="{56C44748-5791-4773-80AF-F953C3055353}">
   <ds:schemaRefs>
-    <ds:schemaRef ds:uri="http://schemas.microsoft.com/office/2006/metadata/properties"/>
-    <ds:schemaRef ds:uri="http://schemas.microsoft.com/office/infopath/2007/PartnerControls"/>
+    <ds:schemaRef ds:uri="http://schemas.microsoft.com/sharepoint/v3/contenttype/forms"/>
   </ds:schemaRefs>
 </ds:datastoreItem>
 </file>
 
 <file path=customXml/itemProps2.xml><?xml version="1.0" encoding="utf-8"?>
-<ds:datastoreItem xmlns:ds="http://schemas.openxmlformats.org/officeDocument/2006/customXml" ds:itemID="{56C44748-5791-4773-80AF-F953C3055353}">
+<ds:datastoreItem xmlns:ds="http://schemas.openxmlformats.org/officeDocument/2006/customXml" ds:itemID="{279A32A1-94B8-4C38-AF26-42DBFF0B0D86}">
   <ds:schemaRefs>
-    <ds:schemaRef ds:uri="http://schemas.microsoft.com/sharepoint/v3/contenttype/forms"/>
+    <ds:schemaRef ds:uri="http://schemas.microsoft.com/office/2006/metadata/properties"/>
+    <ds:schemaRef ds:uri="http://schemas.microsoft.com/office/infopath/2007/PartnerControls"/>
   </ds:schemaRefs>
 </ds:datastoreItem>
 </file>
@@ -14526,4 +14563,12 @@
     <ds:schemaRef ds:uri="http://schemas.microsoft.com/internal/obd"/>
   </ds:schemaRefs>
 </ds:datastoreItem>
+</file>
+
+<file path=customXml/itemProps4.xml><?xml version="1.0" encoding="utf-8"?>
+<ds:datastoreItem xmlns:ds="http://schemas.openxmlformats.org/officeDocument/2006/customXml" ds:itemID="{1E912AB2-4C49-4FBF-B791-48C7A28EDDCF}">
+  <ds:schemaRefs>
+    <ds:schemaRef ds:uri="http://schemas.openxmlformats.org/officeDocument/2006/bibliography"/>
+  </ds:schemaRefs>
+</ds:datastoreItem>
 </file>
--- a/documentation.docx
+++ b/documentation.docx
@@ -555,7 +555,23 @@
           <w:rFonts w:cs="Times New Roman"/>
           <w:szCs w:val="24"/>
         </w:rPr>
-        <w:t>Left side: 1.5 inch, Right side: 1 inch, Bottom: 1 inch, Top: 1 inch</w:t>
+        <w:t xml:space="preserve">Left side: </w:t>
+      </w:r>
+      <w:proofErr w:type="gramStart"/>
+      <w:r>
+        <w:rPr>
+          <w:rFonts w:cs="Times New Roman"/>
+          <w:szCs w:val="24"/>
+        </w:rPr>
+        <w:t>1.5 inch</w:t>
+      </w:r>
+      <w:proofErr w:type="gramEnd"/>
+      <w:r>
+        <w:rPr>
+          <w:rFonts w:cs="Times New Roman"/>
+          <w:szCs w:val="24"/>
+        </w:rPr>
+        <w:t>, Right side: 1 inch, Bottom: 1 inch, Top: 1 inch</w:t>
       </w:r>
     </w:p>
     <w:p>
@@ -620,14 +636,62 @@
           <w:rFonts w:cs="Times New Roman"/>
           <w:szCs w:val="24"/>
         </w:rPr>
-        <w:t>Space Before:  12 pt, After:  12 pt, Keep with next, Keep lines together</w:t>
-      </w:r>
-      <w:r>
-        <w:rPr>
-          <w:rFonts w:cs="Times New Roman"/>
-          <w:szCs w:val="24"/>
-        </w:rPr>
-        <w:t xml:space="preserve">, Every context word should start with Uppercase, </w:t>
+        <w:t xml:space="preserve">Space Before:  12 pt, After:  12 pt, </w:t>
+      </w:r>
+      <w:proofErr w:type="gramStart"/>
+      <w:r>
+        <w:rPr>
+          <w:rFonts w:cs="Times New Roman"/>
+          <w:szCs w:val="24"/>
+        </w:rPr>
+        <w:t>Keep</w:t>
+      </w:r>
+      <w:proofErr w:type="gramEnd"/>
+      <w:r>
+        <w:rPr>
+          <w:rFonts w:cs="Times New Roman"/>
+          <w:szCs w:val="24"/>
+        </w:rPr>
+        <w:t xml:space="preserve"> with next, </w:t>
+      </w:r>
+      <w:proofErr w:type="gramStart"/>
+      <w:r>
+        <w:rPr>
+          <w:rFonts w:cs="Times New Roman"/>
+          <w:szCs w:val="24"/>
+        </w:rPr>
+        <w:t>Keep</w:t>
+      </w:r>
+      <w:proofErr w:type="gramEnd"/>
+      <w:r>
+        <w:rPr>
+          <w:rFonts w:cs="Times New Roman"/>
+          <w:szCs w:val="24"/>
+        </w:rPr>
+        <w:t xml:space="preserve"> lines together</w:t>
+      </w:r>
+      <w:r>
+        <w:rPr>
+          <w:rFonts w:cs="Times New Roman"/>
+          <w:szCs w:val="24"/>
+        </w:rPr>
+        <w:t xml:space="preserve">, </w:t>
+      </w:r>
+      <w:proofErr w:type="gramStart"/>
+      <w:r>
+        <w:rPr>
+          <w:rFonts w:cs="Times New Roman"/>
+          <w:szCs w:val="24"/>
+        </w:rPr>
+        <w:t>Every</w:t>
+      </w:r>
+      <w:proofErr w:type="gramEnd"/>
+      <w:r>
+        <w:rPr>
+          <w:rFonts w:cs="Times New Roman"/>
+          <w:szCs w:val="24"/>
+        </w:rPr>
+        <w:t xml:space="preserve"> context word should start with Uppercase, </w:t>
       </w:r>
     </w:p>
     <w:p>
@@ -651,14 +715,62 @@
           <w:rFonts w:cs="Times New Roman"/>
           <w:szCs w:val="24"/>
         </w:rPr>
-        <w:t>Space Before:  12 pt, After:  12 pt, Keep with next, Keep lines together</w:t>
-      </w:r>
-      <w:r>
-        <w:rPr>
-          <w:rFonts w:cs="Times New Roman"/>
-          <w:szCs w:val="24"/>
-        </w:rPr>
-        <w:t>, Every context word should start with Uppercase</w:t>
+        <w:t xml:space="preserve">Space Before:  12 pt, After:  12 pt, </w:t>
+      </w:r>
+      <w:proofErr w:type="gramStart"/>
+      <w:r>
+        <w:rPr>
+          <w:rFonts w:cs="Times New Roman"/>
+          <w:szCs w:val="24"/>
+        </w:rPr>
+        <w:t>Keep</w:t>
+      </w:r>
+      <w:proofErr w:type="gramEnd"/>
+      <w:r>
+        <w:rPr>
+          <w:rFonts w:cs="Times New Roman"/>
+          <w:szCs w:val="24"/>
+        </w:rPr>
+        <w:t xml:space="preserve"> with next, </w:t>
+      </w:r>
+      <w:proofErr w:type="gramStart"/>
+      <w:r>
+        <w:rPr>
+          <w:rFonts w:cs="Times New Roman"/>
+          <w:szCs w:val="24"/>
+        </w:rPr>
+        <w:t>Keep</w:t>
+      </w:r>
+      <w:proofErr w:type="gramEnd"/>
+      <w:r>
+        <w:rPr>
+          <w:rFonts w:cs="Times New Roman"/>
+          <w:szCs w:val="24"/>
+        </w:rPr>
+        <w:t xml:space="preserve"> lines together</w:t>
+      </w:r>
+      <w:r>
+        <w:rPr>
+          <w:rFonts w:cs="Times New Roman"/>
+          <w:szCs w:val="24"/>
+        </w:rPr>
+        <w:t xml:space="preserve">, </w:t>
+      </w:r>
+      <w:proofErr w:type="gramStart"/>
+      <w:r>
+        <w:rPr>
+          <w:rFonts w:cs="Times New Roman"/>
+          <w:szCs w:val="24"/>
+        </w:rPr>
+        <w:t>Every</w:t>
+      </w:r>
+      <w:proofErr w:type="gramEnd"/>
+      <w:r>
+        <w:rPr>
+          <w:rFonts w:cs="Times New Roman"/>
+          <w:szCs w:val="24"/>
+        </w:rPr>
+        <w:t xml:space="preserve"> context word should start with Uppercase</w:t>
       </w:r>
     </w:p>
     <w:p>
@@ -682,31 +794,111 @@
           <w:rFonts w:cs="Times New Roman"/>
           <w:szCs w:val="24"/>
         </w:rPr>
-        <w:t xml:space="preserve">Space Before:  6 pt, After:  6 pt, Keep with next, Keep lines together </w:t>
-      </w:r>
-      <w:r>
-        <w:rPr>
-          <w:rFonts w:cs="Times New Roman"/>
-          <w:szCs w:val="24"/>
-        </w:rPr>
-        <w:t>, Every context word should start with Uppercase</w:t>
-      </w:r>
-    </w:p>
-    <w:p>
-      <w:pPr>
-        <w:spacing w:after="0" w:line="360" w:lineRule="auto"/>
-        <w:jc w:val="both"/>
-        <w:rPr>
-          <w:rFonts w:cs="Times New Roman"/>
-          <w:szCs w:val="24"/>
-        </w:rPr>
-      </w:pPr>
-      <w:r>
-        <w:rPr>
-          <w:rFonts w:cs="Times New Roman"/>
-          <w:szCs w:val="24"/>
-        </w:rPr>
-        <w:t>Heading 4: 12, Normal, Every context word should start with Uppercase</w:t>
+        <w:t xml:space="preserve">Space Before:  6 pt, After:  6 pt, </w:t>
+      </w:r>
+      <w:proofErr w:type="gramStart"/>
+      <w:r>
+        <w:rPr>
+          <w:rFonts w:cs="Times New Roman"/>
+          <w:szCs w:val="24"/>
+        </w:rPr>
+        <w:t>Keep</w:t>
+      </w:r>
+      <w:proofErr w:type="gramEnd"/>
+      <w:r>
+        <w:rPr>
+          <w:rFonts w:cs="Times New Roman"/>
+          <w:szCs w:val="24"/>
+        </w:rPr>
+        <w:t xml:space="preserve"> with next, </w:t>
+      </w:r>
+      <w:proofErr w:type="gramStart"/>
+      <w:r>
+        <w:rPr>
+          <w:rFonts w:cs="Times New Roman"/>
+          <w:szCs w:val="24"/>
+        </w:rPr>
+        <w:t>Keep</w:t>
+      </w:r>
+      <w:proofErr w:type="gramEnd"/>
+      <w:r>
+        <w:rPr>
+          <w:rFonts w:cs="Times New Roman"/>
+          <w:szCs w:val="24"/>
+        </w:rPr>
+        <w:t xml:space="preserve"> lines </w:t>
+      </w:r>
+      <w:proofErr w:type="gramStart"/>
+      <w:r>
+        <w:rPr>
+          <w:rFonts w:cs="Times New Roman"/>
+          <w:szCs w:val="24"/>
+        </w:rPr>
+        <w:t xml:space="preserve">together </w:t>
+      </w:r>
+      <w:r>
+        <w:rPr>
+          <w:rFonts w:cs="Times New Roman"/>
+          <w:szCs w:val="24"/>
+        </w:rPr>
+        <w:t>,</w:t>
+      </w:r>
+      <w:proofErr w:type="gramEnd"/>
+      <w:r>
+        <w:rPr>
+          <w:rFonts w:cs="Times New Roman"/>
+          <w:szCs w:val="24"/>
+        </w:rPr>
+        <w:t xml:space="preserve"> </w:t>
+      </w:r>
+      <w:proofErr w:type="gramStart"/>
+      <w:r>
+        <w:rPr>
+          <w:rFonts w:cs="Times New Roman"/>
+          <w:szCs w:val="24"/>
+        </w:rPr>
+        <w:t>Every</w:t>
+      </w:r>
+      <w:proofErr w:type="gramEnd"/>
+      <w:r>
+        <w:rPr>
+          <w:rFonts w:cs="Times New Roman"/>
+          <w:szCs w:val="24"/>
+        </w:rPr>
+        <w:t xml:space="preserve"> context word should start with Uppercase</w:t>
+      </w:r>
+    </w:p>
+    <w:p>
+      <w:pPr>
+        <w:spacing w:after="0" w:line="360" w:lineRule="auto"/>
+        <w:jc w:val="both"/>
+        <w:rPr>
+          <w:rFonts w:cs="Times New Roman"/>
+          <w:szCs w:val="24"/>
+        </w:rPr>
+      </w:pPr>
+      <w:r>
+        <w:rPr>
+          <w:rFonts w:cs="Times New Roman"/>
+          <w:szCs w:val="24"/>
+        </w:rPr>
+        <w:t xml:space="preserve">Heading 4: 12, Normal, </w:t>
+      </w:r>
+      <w:proofErr w:type="gramStart"/>
+      <w:r>
+        <w:rPr>
+          <w:rFonts w:cs="Times New Roman"/>
+          <w:szCs w:val="24"/>
+        </w:rPr>
+        <w:t>Every</w:t>
+      </w:r>
+      <w:proofErr w:type="gramEnd"/>
+      <w:r>
+        <w:rPr>
+          <w:rFonts w:cs="Times New Roman"/>
+          <w:szCs w:val="24"/>
+        </w:rPr>
+        <w:t xml:space="preserve"> context word should start with Uppercase</w:t>
       </w:r>
     </w:p>
     <w:p>
@@ -853,7 +1045,23 @@
           <w:rFonts w:cs="Times New Roman"/>
           <w:szCs w:val="24"/>
         </w:rPr>
-        <w:t>Natural numbers (1,2,3,…) from first page to end of the report including Annex. Roman numbering in the introductory pages like Acknowledgement, Table of Contents, List of Tables, List of Figures, and other if any.</w:t>
+        <w:t>Natural numbers (1,</w:t>
+      </w:r>
+      <w:proofErr w:type="gramStart"/>
+      <w:r>
+        <w:rPr>
+          <w:rFonts w:cs="Times New Roman"/>
+          <w:szCs w:val="24"/>
+        </w:rPr>
+        <w:t>2,3,…</w:t>
+      </w:r>
+      <w:proofErr w:type="gramEnd"/>
+      <w:r>
+        <w:rPr>
+          <w:rFonts w:cs="Times New Roman"/>
+          <w:szCs w:val="24"/>
+        </w:rPr>
+        <w:t>) from first page to end of the report including Annex. Roman numbering in the introductory pages like Acknowledgement, Table of Contents, List of Tables, List of Figures, and other if any.</w:t>
       </w:r>
     </w:p>
     <w:p>
@@ -864,25 +1072,64 @@
       </w:pPr>
       <w:bookmarkStart w:id="9" w:name="_Toc265989762"/>
       <w:r>
-        <w:t>4.10 Table and Figure labeling</w:t>
+        <w:t xml:space="preserve">4.10 Table and Figure </w:t>
+      </w:r>
+      <w:proofErr w:type="spellStart"/>
+      <w:r>
+        <w:t>labeling</w:t>
       </w:r>
       <w:bookmarkEnd w:id="9"/>
-    </w:p>
-    <w:p>
-      <w:pPr>
-        <w:spacing w:after="0" w:line="360" w:lineRule="auto"/>
-        <w:jc w:val="both"/>
-        <w:rPr>
-          <w:rFonts w:cs="Times New Roman"/>
-          <w:szCs w:val="24"/>
-        </w:rPr>
-      </w:pPr>
-      <w:r>
-        <w:rPr>
-          <w:rFonts w:cs="Times New Roman"/>
-          <w:szCs w:val="24"/>
-        </w:rPr>
-        <w:t xml:space="preserve">Table Section No.Table No – Table Name, Times New Roman, 10, Normal, center </w:t>
+      <w:proofErr w:type="spellEnd"/>
+    </w:p>
+    <w:p>
+      <w:pPr>
+        <w:spacing w:after="0" w:line="360" w:lineRule="auto"/>
+        <w:jc w:val="both"/>
+        <w:rPr>
+          <w:rFonts w:cs="Times New Roman"/>
+          <w:szCs w:val="24"/>
+        </w:rPr>
+      </w:pPr>
+      <w:r>
+        <w:rPr>
+          <w:rFonts w:cs="Times New Roman"/>
+          <w:szCs w:val="24"/>
+        </w:rPr>
+        <w:t xml:space="preserve">Table Section </w:t>
+      </w:r>
+      <w:proofErr w:type="spellStart"/>
+      <w:proofErr w:type="gramStart"/>
+      <w:r>
+        <w:rPr>
+          <w:rFonts w:cs="Times New Roman"/>
+          <w:szCs w:val="24"/>
+        </w:rPr>
+        <w:t>No.Table</w:t>
+      </w:r>
+      <w:proofErr w:type="spellEnd"/>
+      <w:proofErr w:type="gramEnd"/>
+      <w:r>
+        <w:rPr>
+          <w:rFonts w:cs="Times New Roman"/>
+          <w:szCs w:val="24"/>
+        </w:rPr>
+        <w:t xml:space="preserve"> No – Table Name, Times New Roman, 10, Normal, </w:t>
+      </w:r>
+      <w:proofErr w:type="spellStart"/>
+      <w:r>
+        <w:rPr>
+          <w:rFonts w:cs="Times New Roman"/>
+          <w:szCs w:val="24"/>
+        </w:rPr>
+        <w:t>center</w:t>
+      </w:r>
+      <w:proofErr w:type="spellEnd"/>
+      <w:r>
+        <w:rPr>
+          <w:rFonts w:cs="Times New Roman"/>
+          <w:szCs w:val="24"/>
+        </w:rPr>
+        <w:t xml:space="preserve"> </w:t>
       </w:r>
     </w:p>
     <w:p>
@@ -956,15 +1203,42 @@
           <w:rFonts w:cs="Times New Roman"/>
           <w:szCs w:val="20"/>
         </w:rPr>
-        <w:t>Figure Section No.Figure No – Figure Name, Times New Roman, 10, Normal</w:t>
-      </w:r>
+        <w:t xml:space="preserve">Figure Section </w:t>
+      </w:r>
+      <w:proofErr w:type="spellStart"/>
+      <w:proofErr w:type="gramStart"/>
       <w:r>
         <w:rPr>
           <w:rFonts w:cs="Times New Roman"/>
           <w:szCs w:val="20"/>
         </w:rPr>
-        <w:t>, center</w:t>
-      </w:r>
+        <w:t>No.Figure</w:t>
+      </w:r>
+      <w:proofErr w:type="spellEnd"/>
+      <w:proofErr w:type="gramEnd"/>
+      <w:r>
+        <w:rPr>
+          <w:rFonts w:cs="Times New Roman"/>
+          <w:szCs w:val="20"/>
+        </w:rPr>
+        <w:t xml:space="preserve"> No – Figure Name, Times New Roman, 10, Normal</w:t>
+      </w:r>
+      <w:r>
+        <w:rPr>
+          <w:rFonts w:cs="Times New Roman"/>
+          <w:szCs w:val="20"/>
+        </w:rPr>
+        <w:t xml:space="preserve">, </w:t>
+      </w:r>
+      <w:proofErr w:type="spellStart"/>
+      <w:r>
+        <w:rPr>
+          <w:rFonts w:cs="Times New Roman"/>
+          <w:szCs w:val="20"/>
+        </w:rPr>
+        <w:t>center</w:t>
+      </w:r>
+      <w:proofErr w:type="spellEnd"/>
     </w:p>
     <w:p>
       <w:pPr>
@@ -1041,7 +1315,39 @@
           <w:rFonts w:cs="Times New Roman"/>
           <w:szCs w:val="20"/>
         </w:rPr>
-        <w:t>Proposal: Tape Binding (1 Copy during defense and after defense, 2 copies of finalized version of the proposal with correction need to be submitted to the college).</w:t>
+        <w:t xml:space="preserve">Proposal: Tape Binding (1 Copy during </w:t>
+      </w:r>
+      <w:proofErr w:type="spellStart"/>
+      <w:r>
+        <w:rPr>
+          <w:rFonts w:cs="Times New Roman"/>
+          <w:szCs w:val="20"/>
+        </w:rPr>
+        <w:t>defense</w:t>
+      </w:r>
+      <w:proofErr w:type="spellEnd"/>
+      <w:r>
+        <w:rPr>
+          <w:rFonts w:cs="Times New Roman"/>
+          <w:szCs w:val="20"/>
+        </w:rPr>
+        <w:t xml:space="preserve"> and after </w:t>
+      </w:r>
+      <w:proofErr w:type="spellStart"/>
+      <w:r>
+        <w:rPr>
+          <w:rFonts w:cs="Times New Roman"/>
+          <w:szCs w:val="20"/>
+        </w:rPr>
+        <w:t>defense</w:t>
+      </w:r>
+      <w:proofErr w:type="spellEnd"/>
+      <w:r>
+        <w:rPr>
+          <w:rFonts w:cs="Times New Roman"/>
+          <w:szCs w:val="20"/>
+        </w:rPr>
+        <w:t>, 2 copies of finalized version of the proposal with correction need to be submitted to the college).</w:t>
       </w:r>
     </w:p>
     <w:p>
@@ -1349,6 +1655,7 @@
           <w:szCs w:val="28"/>
         </w:rPr>
       </w:pPr>
+      <w:proofErr w:type="spellStart"/>
       <w:r>
         <w:rPr>
           <w:rFonts w:cs="Times New Roman"/>
@@ -1357,7 +1664,18 @@
           <w:sz w:val="28"/>
           <w:szCs w:val="28"/>
         </w:rPr>
-        <w:t>Simalchaur, Pokhara</w:t>
+        <w:t>Simalchaur</w:t>
+      </w:r>
+      <w:proofErr w:type="spellEnd"/>
+      <w:r>
+        <w:rPr>
+          <w:rFonts w:cs="Times New Roman"/>
+          <w:b/>
+          <w:bCs/>
+          <w:sz w:val="28"/>
+          <w:szCs w:val="28"/>
+        </w:rPr>
+        <w:t>, Pokhara</w:t>
       </w:r>
       <w:r>
         <w:rPr>
@@ -1607,7 +1925,7 @@
           </mc:Choice>
           <mc:Fallback>
             <w:pict>
-              <v:group w14:anchorId="09C916B9" id="Group 5" o:spid="_x0000_s1026" style="width:68.5pt;height:110pt;mso-position-horizontal-relative:char;mso-position-vertical-relative:line" coordsize="6762,16097" o:gfxdata="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">
+              <v:group w14:anchorId="59674FEC" id="Group 5" o:spid="_x0000_s1026" style="width:68.5pt;height:110pt;mso-position-horizontal-relative:char;mso-position-vertical-relative:line" coordsize="6762,16097" o:gfxdata="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">
                 <v:line id="Straight Connector 2" o:spid="_x0000_s1027" style="position:absolute;visibility:visible;mso-wrap-style:square" from="3333,0" to="3333,16097" o:connectortype="straight" o:gfxdata="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" strokecolor="black [3200]" strokeweight="2.5pt">
                   <v:stroke joinstyle="miter"/>
                 </v:line>
@@ -1655,7 +1973,21 @@
         <w:rPr>
           <w:rFonts w:cs="Times New Roman"/>
         </w:rPr>
-        <w:t>Bachelor of Computer Application(BCA) Program</w:t>
+        <w:t xml:space="preserve">Bachelor of Computer </w:t>
+      </w:r>
+      <w:proofErr w:type="gramStart"/>
+      <w:r>
+        <w:rPr>
+          <w:rFonts w:cs="Times New Roman"/>
+        </w:rPr>
+        <w:t>Application(</w:t>
+      </w:r>
+      <w:proofErr w:type="gramEnd"/>
+      <w:r>
+        <w:rPr>
+          <w:rFonts w:cs="Times New Roman"/>
+        </w:rPr>
+        <w:t>BCA) Program</w:t>
       </w:r>
     </w:p>
     <w:p>
@@ -1876,11 +2208,19 @@
                     <w:rFonts w:cs="Times New Roman"/>
                   </w:rPr>
                 </w:pPr>
+                <w:proofErr w:type="spellStart"/>
                 <w:r>
                   <w:rPr>
                     <w:rFonts w:cs="Times New Roman"/>
                   </w:rPr>
-                  <w:t>Khagaraj Poudel</w:t>
+                  <w:t>Khagaraj</w:t>
+                </w:r>
+                <w:proofErr w:type="spellEnd"/>
+                <w:r>
+                  <w:rPr>
+                    <w:rFonts w:cs="Times New Roman"/>
+                  </w:rPr>
+                  <w:t xml:space="preserve"> Poudel</w:t>
                 </w:r>
               </w:p>
             </w:tc>
@@ -2483,8 +2823,13 @@
         <w:spacing w:before="120" w:after="0" w:line="360" w:lineRule="auto"/>
         <w:jc w:val="both"/>
       </w:pPr>
-      <w:r>
-        <w:t xml:space="preserve">Khagaraj Poudel </w:t>
+      <w:proofErr w:type="spellStart"/>
+      <w:r>
+        <w:t>Khagaraj</w:t>
+      </w:r>
+      <w:proofErr w:type="spellEnd"/>
+      <w:r>
+        <w:t xml:space="preserve"> Poudel </w:t>
       </w:r>
     </w:p>
     <w:p>
@@ -2708,12 +3053,21 @@
           <w:szCs w:val="24"/>
         </w:rPr>
       </w:pPr>
-      <w:r>
-        <w:rPr>
-          <w:rFonts w:cs="Times New Roman"/>
-          <w:szCs w:val="24"/>
-        </w:rPr>
-        <w:t>Date:____ / ____ / ________</w:t>
+      <w:proofErr w:type="gramStart"/>
+      <w:r>
+        <w:rPr>
+          <w:rFonts w:cs="Times New Roman"/>
+          <w:szCs w:val="24"/>
+        </w:rPr>
+        <w:t>Date:_</w:t>
+      </w:r>
+      <w:proofErr w:type="gramEnd"/>
+      <w:r>
+        <w:rPr>
+          <w:rFonts w:cs="Times New Roman"/>
+          <w:szCs w:val="24"/>
+        </w:rPr>
+        <w:t>___ / ____ / ________</w:t>
       </w:r>
     </w:p>
     <w:p>
@@ -2797,6 +3151,7 @@
         </w:rPr>
         <w:t xml:space="preserve">” is done under my supervision by </w:t>
       </w:r>
+      <w:proofErr w:type="spellStart"/>
       <w:r>
         <w:rPr>
           <w:rFonts w:cs="Times New Roman"/>
@@ -2811,14 +3166,23 @@
           <w:b/>
           <w:szCs w:val="24"/>
         </w:rPr>
-        <w:t xml:space="preserve">hagaraj </w:t>
-      </w:r>
+        <w:t>hagaraj</w:t>
+      </w:r>
+      <w:proofErr w:type="spellEnd"/>
       <w:r>
         <w:rPr>
           <w:rFonts w:cs="Times New Roman"/>
           <w:b/>
           <w:szCs w:val="24"/>
         </w:rPr>
+        <w:t xml:space="preserve"> </w:t>
+      </w:r>
+      <w:r>
+        <w:rPr>
+          <w:rFonts w:cs="Times New Roman"/>
+          <w:b/>
+          <w:szCs w:val="24"/>
+        </w:rPr>
         <w:t>P</w:t>
       </w:r>
       <w:r>
@@ -2982,12 +3346,21 @@
           <w:szCs w:val="24"/>
         </w:rPr>
       </w:pPr>
-      <w:r>
-        <w:rPr>
-          <w:rFonts w:cs="Times New Roman"/>
-          <w:szCs w:val="24"/>
-        </w:rPr>
-        <w:t>Date:____ / ____ / ________</w:t>
+      <w:proofErr w:type="gramStart"/>
+      <w:r>
+        <w:rPr>
+          <w:rFonts w:cs="Times New Roman"/>
+          <w:szCs w:val="24"/>
+        </w:rPr>
+        <w:t>Date:_</w:t>
+      </w:r>
+      <w:proofErr w:type="gramEnd"/>
+      <w:r>
+        <w:rPr>
+          <w:rFonts w:cs="Times New Roman"/>
+          <w:szCs w:val="24"/>
+        </w:rPr>
+        <w:t>___ / ____ / ________</w:t>
       </w:r>
     </w:p>
     <w:p>
@@ -3321,12 +3694,21 @@
                 <w:szCs w:val="24"/>
               </w:rPr>
             </w:pPr>
+            <w:proofErr w:type="gramStart"/>
             <w:r>
               <w:rPr>
                 <w:rFonts w:cs="Times New Roman"/>
                 <w:szCs w:val="24"/>
               </w:rPr>
-              <w:t>Date:____ / ____ / ________</w:t>
+              <w:t>Date:_</w:t>
+            </w:r>
+            <w:proofErr w:type="gramEnd"/>
+            <w:r>
+              <w:rPr>
+                <w:rFonts w:cs="Times New Roman"/>
+                <w:szCs w:val="24"/>
+              </w:rPr>
+              <w:t>___ / ____ / ________</w:t>
             </w:r>
           </w:p>
           <w:p>
@@ -5253,8 +5635,13 @@
       <w:r>
         <w:t xml:space="preserve">. Similarly, the flowchart was graphically designed by </w:t>
       </w:r>
-      <w:r>
-        <w:t>Khagaraj Poudel</w:t>
+      <w:proofErr w:type="spellStart"/>
+      <w:r>
+        <w:t>Khagaraj</w:t>
+      </w:r>
+      <w:proofErr w:type="spellEnd"/>
+      <w:r>
+        <w:t xml:space="preserve"> Poudel</w:t>
       </w:r>
       <w:r>
         <w:t xml:space="preserve">. </w:t>
@@ -5520,11 +5907,13 @@
         <w:t>The main objective of this project is to develop a Simple Banking System that facilitates efficient and secure management of basic banking operations. The specific objectives achieved through this project are:</w:t>
       </w:r>
     </w:p>
-    <w:p>
-      <w:pPr>
+    <w:p/>
+    <w:p>
+      <w:pPr>
+        <w:pStyle w:val="ListParagraph"/>
         <w:numPr>
           <w:ilvl w:val="0"/>
-          <w:numId w:val="18"/>
+          <w:numId w:val="19"/>
         </w:numPr>
         <w:spacing w:after="0" w:line="360" w:lineRule="auto"/>
         <w:jc w:val="both"/>
@@ -5536,14 +5925,25 @@
         <w:rPr>
           <w:lang w:val="en-US"/>
         </w:rPr>
-        <w:t>To identify the requirements of a simple banking system within the project period.</w:t>
-      </w:r>
-    </w:p>
-    <w:p>
-      <w:pPr>
+        <w:t>To design a database for managing customer and transaction records, and account creation.</w:t>
+      </w:r>
+    </w:p>
+    <w:p>
+      <w:pPr>
+        <w:pStyle w:val="ListParagraph"/>
+        <w:spacing w:after="0" w:line="360" w:lineRule="auto"/>
+        <w:jc w:val="both"/>
+        <w:rPr>
+          <w:lang w:val="en-US"/>
+        </w:rPr>
+      </w:pPr>
+    </w:p>
+    <w:p>
+      <w:pPr>
+        <w:pStyle w:val="ListParagraph"/>
         <w:numPr>
           <w:ilvl w:val="0"/>
-          <w:numId w:val="18"/>
+          <w:numId w:val="19"/>
         </w:numPr>
         <w:spacing w:after="0" w:line="360" w:lineRule="auto"/>
         <w:jc w:val="both"/>
@@ -5555,14 +5955,36 @@
         <w:rPr>
           <w:lang w:val="en-US"/>
         </w:rPr>
-        <w:t>To design a database for managing customer and transaction records before implementation.</w:t>
-      </w:r>
-    </w:p>
-    <w:p>
-      <w:pPr>
+        <w:t xml:space="preserve">To implement secure user authentication and authorized access, as well as deposit with accurate balance updates and transaction history recording for effective account monitoring </w:t>
+      </w:r>
+      <w:r>
+        <w:rPr>
+          <w:lang w:val="en-US"/>
+        </w:rPr>
+        <w:t>effective</w:t>
+      </w:r>
+      <w:r>
+        <w:rPr>
+          <w:lang w:val="en-US"/>
+        </w:rPr>
+        <w:t xml:space="preserve"> monitoring transaction.</w:t>
+      </w:r>
+    </w:p>
+    <w:p>
+      <w:pPr>
+        <w:spacing w:after="0" w:line="360" w:lineRule="auto"/>
+        <w:jc w:val="both"/>
+        <w:rPr>
+          <w:lang w:val="en-US"/>
+        </w:rPr>
+      </w:pPr>
+    </w:p>
+    <w:p>
+      <w:pPr>
+        <w:pStyle w:val="ListParagraph"/>
         <w:numPr>
           <w:ilvl w:val="0"/>
-          <w:numId w:val="18"/>
+          <w:numId w:val="19"/>
         </w:numPr>
         <w:spacing w:after="0" w:line="360" w:lineRule="auto"/>
         <w:jc w:val="both"/>
@@ -5574,84 +5996,134 @@
         <w:rPr>
           <w:lang w:val="en-US"/>
         </w:rPr>
-        <w:t>To develop an account creation and management module during system development.</w:t>
-      </w:r>
-    </w:p>
-    <w:p>
-      <w:pPr>
-        <w:numPr>
-          <w:ilvl w:val="0"/>
-          <w:numId w:val="18"/>
-        </w:numPr>
+        <w:t>To develop a reliable password-reset function that securely handles user credential updates, encrypts the new password, and synchronizes the change with the system files.</w:t>
+      </w:r>
+    </w:p>
+    <w:p>
+      <w:pPr>
         <w:spacing w:after="0" w:line="360" w:lineRule="auto"/>
         <w:jc w:val="both"/>
         <w:rPr>
           <w:lang w:val="en-US"/>
         </w:rPr>
       </w:pPr>
-      <w:r>
+    </w:p>
+    <w:p>
+      <w:pPr>
+        <w:spacing w:after="0" w:line="360" w:lineRule="auto"/>
+        <w:jc w:val="both"/>
         <w:rPr>
           <w:lang w:val="en-US"/>
         </w:rPr>
-        <w:t>To implement deposit and withdrawal functionalities with accurate balance updates by project completion.</w:t>
-      </w:r>
-    </w:p>
-    <w:p>
-      <w:pPr>
-        <w:numPr>
-          <w:ilvl w:val="0"/>
-          <w:numId w:val="18"/>
-        </w:numPr>
+      </w:pPr>
+    </w:p>
+    <w:p>
+      <w:pPr>
         <w:spacing w:after="0" w:line="360" w:lineRule="auto"/>
         <w:jc w:val="both"/>
         <w:rPr>
           <w:lang w:val="en-US"/>
         </w:rPr>
       </w:pPr>
-      <w:r>
+    </w:p>
+    <w:p>
+      <w:pPr>
+        <w:spacing w:after="0" w:line="360" w:lineRule="auto"/>
+        <w:jc w:val="both"/>
         <w:rPr>
           <w:lang w:val="en-US"/>
         </w:rPr>
-        <w:t>To assure secure user authentication and authorized system access within the development timeframe.</w:t>
-      </w:r>
-    </w:p>
-    <w:p>
-      <w:pPr>
-        <w:numPr>
-          <w:ilvl w:val="0"/>
-          <w:numId w:val="18"/>
-        </w:numPr>
+      </w:pPr>
+    </w:p>
+    <w:p>
+      <w:pPr>
         <w:spacing w:after="0" w:line="360" w:lineRule="auto"/>
         <w:jc w:val="both"/>
         <w:rPr>
           <w:lang w:val="en-US"/>
         </w:rPr>
       </w:pPr>
-      <w:r>
+    </w:p>
+    <w:p>
+      <w:pPr>
+        <w:spacing w:after="0" w:line="360" w:lineRule="auto"/>
+        <w:jc w:val="both"/>
         <w:rPr>
           <w:lang w:val="en-US"/>
         </w:rPr>
-        <w:t>To evaluate system performance through functional testing before project submission.</w:t>
-      </w:r>
-    </w:p>
-    <w:p>
-      <w:pPr>
-        <w:numPr>
-          <w:ilvl w:val="0"/>
-          <w:numId w:val="18"/>
-        </w:numPr>
+      </w:pPr>
+    </w:p>
+    <w:p>
+      <w:pPr>
         <w:spacing w:after="0" w:line="360" w:lineRule="auto"/>
         <w:jc w:val="both"/>
         <w:rPr>
           <w:lang w:val="en-US"/>
         </w:rPr>
       </w:pPr>
-      <w:r>
+    </w:p>
+    <w:p>
+      <w:pPr>
+        <w:spacing w:after="0" w:line="360" w:lineRule="auto"/>
+        <w:jc w:val="both"/>
         <w:rPr>
           <w:lang w:val="en-US"/>
         </w:rPr>
-        <w:t>To illustrate transaction history records for effective account monitoring by the end of the project.</w:t>
-      </w:r>
+      </w:pPr>
+    </w:p>
+    <w:p>
+      <w:pPr>
+        <w:spacing w:after="0" w:line="360" w:lineRule="auto"/>
+        <w:jc w:val="both"/>
+        <w:rPr>
+          <w:lang w:val="en-US"/>
+        </w:rPr>
+      </w:pPr>
+    </w:p>
+    <w:p>
+      <w:pPr>
+        <w:spacing w:after="0" w:line="360" w:lineRule="auto"/>
+        <w:jc w:val="both"/>
+        <w:rPr>
+          <w:lang w:val="en-US"/>
+        </w:rPr>
+      </w:pPr>
+    </w:p>
+    <w:p>
+      <w:pPr>
+        <w:spacing w:after="0" w:line="360" w:lineRule="auto"/>
+        <w:jc w:val="both"/>
+        <w:rPr>
+          <w:lang w:val="en-US"/>
+        </w:rPr>
+      </w:pPr>
+    </w:p>
+    <w:p>
+      <w:pPr>
+        <w:spacing w:after="0" w:line="360" w:lineRule="auto"/>
+        <w:jc w:val="both"/>
+        <w:rPr>
+          <w:lang w:val="en-US"/>
+        </w:rPr>
+      </w:pPr>
+    </w:p>
+    <w:p>
+      <w:pPr>
+        <w:spacing w:after="0" w:line="360" w:lineRule="auto"/>
+        <w:jc w:val="both"/>
+        <w:rPr>
+          <w:lang w:val="en-US"/>
+        </w:rPr>
+      </w:pPr>
+    </w:p>
+    <w:p>
+      <w:pPr>
+        <w:spacing w:after="0" w:line="360" w:lineRule="auto"/>
+        <w:jc w:val="both"/>
+        <w:rPr>
+          <w:lang w:val="en-US"/>
+        </w:rPr>
+      </w:pPr>
     </w:p>
     <w:p>
       <w:pPr>
@@ -5659,148 +6131,6 @@
         <w:spacing w:after="0" w:line="360" w:lineRule="auto"/>
         <w:jc w:val="both"/>
       </w:pPr>
-      <w:r>
-        <w:rPr>
-          <w:noProof/>
-          <w:lang w:val="en-US"/>
-        </w:rPr>
-        <w:drawing>
-          <wp:inline distT="0" distB="0" distL="0" distR="0" wp14:anchorId="0BCC94B0" wp14:editId="43DAC30A">
-            <wp:extent cx="5236488" cy="2862688"/>
-            <wp:effectExtent l="0" t="0" r="2540" b="0"/>
-            <wp:docPr id="6" name="Picture 6" descr="Writing instructional goals and objectives"/>
-            <wp:cNvGraphicFramePr>
-              <a:graphicFrameLocks xmlns:a="http://schemas.openxmlformats.org/drawingml/2006/main" noChangeAspect="1"/>
-            </wp:cNvGraphicFramePr>
-            <a:graphic xmlns:a="http://schemas.openxmlformats.org/drawingml/2006/main">
-              <a:graphicData uri="http://schemas.openxmlformats.org/drawingml/2006/picture">
-                <pic:pic xmlns:pic="http://schemas.openxmlformats.org/drawingml/2006/picture">
-                  <pic:nvPicPr>
-                    <pic:cNvPr id="0" name="Picture 1" descr="Writing instructional goals and objectives"/>
-                    <pic:cNvPicPr>
-                      <a:picLocks noChangeAspect="1" noChangeArrowheads="1"/>
-                    </pic:cNvPicPr>
-                  </pic:nvPicPr>
-                  <pic:blipFill rotWithShape="1">
-                    <a:blip r:embed="rId13">
-                      <a:extLst>
-                        <a:ext uri="{28A0092B-C50C-407E-A947-70E740481C1C}">
-                          <a14:useLocalDpi xmlns:a14="http://schemas.microsoft.com/office/drawing/2010/main" val="0"/>
-                        </a:ext>
-                      </a:extLst>
-                    </a:blip>
-                    <a:srcRect l="5923" t="7196" r="5803" b="10302"/>
-                    <a:stretch/>
-                  </pic:blipFill>
-                  <pic:spPr bwMode="auto">
-                    <a:xfrm>
-                      <a:off x="0" y="0"/>
-                      <a:ext cx="5287292" cy="2890461"/>
-                    </a:xfrm>
-                    <a:prstGeom prst="rect">
-                      <a:avLst/>
-                    </a:prstGeom>
-                    <a:noFill/>
-                    <a:ln>
-                      <a:noFill/>
-                    </a:ln>
-                    <a:extLst>
-                      <a:ext uri="{53640926-AAD7-44D8-BBD7-CCE9431645EC}">
-                        <a14:shadowObscured xmlns:a14="http://schemas.microsoft.com/office/drawing/2010/main"/>
-                      </a:ext>
-                    </a:extLst>
-                  </pic:spPr>
-                </pic:pic>
-              </a:graphicData>
-            </a:graphic>
-          </wp:inline>
-        </w:drawing>
-      </w:r>
-    </w:p>
-    <w:p>
-      <w:pPr>
-        <w:pStyle w:val="Caption"/>
-        <w:spacing w:after="0" w:line="360" w:lineRule="auto"/>
-        <w:jc w:val="center"/>
-        <w:rPr>
-          <w:i w:val="0"/>
-          <w:iCs w:val="0"/>
-          <w:color w:val="auto"/>
-          <w:sz w:val="24"/>
-          <w:szCs w:val="24"/>
-        </w:rPr>
-      </w:pPr>
-      <w:r>
-        <w:rPr>
-          <w:i w:val="0"/>
-          <w:iCs w:val="0"/>
-          <w:color w:val="auto"/>
-          <w:sz w:val="24"/>
-          <w:szCs w:val="24"/>
-        </w:rPr>
-        <w:t xml:space="preserve">Figure </w:t>
-      </w:r>
-      <w:r>
-        <w:rPr>
-          <w:i w:val="0"/>
-          <w:iCs w:val="0"/>
-          <w:color w:val="auto"/>
-          <w:sz w:val="24"/>
-          <w:szCs w:val="24"/>
-        </w:rPr>
-        <w:fldChar w:fldCharType="begin"/>
-      </w:r>
-      <w:r>
-        <w:rPr>
-          <w:i w:val="0"/>
-          <w:iCs w:val="0"/>
-          <w:color w:val="auto"/>
-          <w:sz w:val="24"/>
-          <w:szCs w:val="24"/>
-        </w:rPr>
-        <w:instrText xml:space="preserve"> SEQ Figure \* ARABIC </w:instrText>
-      </w:r>
-      <w:r>
-        <w:rPr>
-          <w:i w:val="0"/>
-          <w:iCs w:val="0"/>
-          <w:color w:val="auto"/>
-          <w:sz w:val="24"/>
-          <w:szCs w:val="24"/>
-        </w:rPr>
-        <w:fldChar w:fldCharType="separate"/>
-      </w:r>
-      <w:r>
-        <w:rPr>
-          <w:i w:val="0"/>
-          <w:iCs w:val="0"/>
-          <w:noProof/>
-          <w:color w:val="auto"/>
-          <w:sz w:val="24"/>
-          <w:szCs w:val="24"/>
-        </w:rPr>
-        <w:t>1</w:t>
-      </w:r>
-      <w:r>
-        <w:rPr>
-          <w:i w:val="0"/>
-          <w:iCs w:val="0"/>
-          <w:color w:val="auto"/>
-          <w:sz w:val="24"/>
-          <w:szCs w:val="24"/>
-        </w:rPr>
-        <w:fldChar w:fldCharType="end"/>
-      </w:r>
-      <w:r>
-        <w:rPr>
-          <w:i w:val="0"/>
-          <w:iCs w:val="0"/>
-          <w:color w:val="auto"/>
-          <w:sz w:val="24"/>
-          <w:szCs w:val="24"/>
-        </w:rPr>
-        <w:t>: Actionable Verbs Examples</w:t>
-      </w:r>
     </w:p>
     <w:p>
       <w:pPr>
@@ -5813,7 +6143,6 @@
         <w:jc w:val="both"/>
       </w:pPr>
       <w:r>
-        <w:lastRenderedPageBreak/>
         <w:t>Background Study</w:t>
       </w:r>
     </w:p>
@@ -6087,7 +6416,7 @@
         </w:rPr>
         <w:t>Productivity: Less rework and </w:t>
       </w:r>
-      <w:hyperlink r:id="rId14" w:history="1">
+      <w:hyperlink r:id="rId13" w:history="1">
         <w:r>
           <w:rPr>
             <w:color w:val="FF0000"/>
@@ -6734,7 +7063,7 @@
                     <pic:cNvPicPr/>
                   </pic:nvPicPr>
                   <pic:blipFill>
-                    <a:blip r:embed="rId15">
+                    <a:blip r:embed="rId14">
                       <a:extLst>
                         <a:ext uri="{28A0092B-C50C-407E-A947-70E740481C1C}">
                           <a14:useLocalDpi xmlns:a14="http://schemas.microsoft.com/office/drawing/2010/main" val="0"/>
@@ -7501,7 +7830,7 @@
                           </pic:cNvPicPr>
                         </pic:nvPicPr>
                         <pic:blipFill rotWithShape="1">
-                          <a:blip r:embed="rId16">
+                          <a:blip r:embed="rId15">
                             <a:extLst>
                               <a:ext uri="{28A0092B-C50C-407E-A947-70E740481C1C}">
                                 <a14:useLocalDpi xmlns:a14="http://schemas.microsoft.com/office/drawing/2010/main" val="0"/>
@@ -8220,7 +8549,7 @@
                     </pic:cNvPicPr>
                   </pic:nvPicPr>
                   <pic:blipFill>
-                    <a:blip r:embed="rId17">
+                    <a:blip r:embed="rId16">
                       <a:extLst>
                         <a:ext uri="{28A0092B-C50C-407E-A947-70E740481C1C}">
                           <a14:useLocalDpi xmlns:a14="http://schemas.microsoft.com/office/drawing/2010/main" val="0"/>
@@ -8623,12 +8952,14 @@
                 <w:rFonts w:cs="Times New Roman"/>
               </w:rPr>
             </w:pPr>
+            <w:proofErr w:type="gramStart"/>
             <w:r>
               <w:rPr>
                 <w:rFonts w:cs="Times New Roman"/>
               </w:rPr>
               <w:t>S.N</w:t>
             </w:r>
+            <w:proofErr w:type="gramEnd"/>
           </w:p>
         </w:tc>
         <w:tc>
@@ -9101,7 +9432,23 @@
           <w:rFonts w:cs="Times New Roman"/>
           <w:highlight w:val="lightGray"/>
         </w:rPr>
-        <w:t xml:space="preserve">NOTE: UAT(User Acceptance Testing) must be addressed in the final report, so here it is not required in mid-term report. </w:t>
+        <w:t xml:space="preserve">NOTE: </w:t>
+      </w:r>
+      <w:proofErr w:type="gramStart"/>
+      <w:r>
+        <w:rPr>
+          <w:rFonts w:cs="Times New Roman"/>
+          <w:highlight w:val="lightGray"/>
+        </w:rPr>
+        <w:t>UAT(</w:t>
+      </w:r>
+      <w:proofErr w:type="gramEnd"/>
+      <w:r>
+        <w:rPr>
+          <w:rFonts w:cs="Times New Roman"/>
+          <w:highlight w:val="lightGray"/>
+        </w:rPr>
+        <w:t xml:space="preserve">User Acceptance Testing) must be addressed in the final report, so here it is not required in mid-term report. </w:t>
       </w:r>
     </w:p>
     <w:p>
@@ -9143,11 +9490,11 @@
                     <pic:cNvPicPr/>
                   </pic:nvPicPr>
                   <pic:blipFill>
-                    <a:blip r:embed="rId18">
+                    <a:blip r:embed="rId17">
                       <a:extLst>
                         <a:ext uri="{BEBA8EAE-BF5A-486C-A8C5-ECC9F3942E4B}">
                           <a14:imgProps xmlns:a14="http://schemas.microsoft.com/office/drawing/2010/main">
-                            <a14:imgLayer r:embed="rId19">
+                            <a14:imgLayer r:embed="rId18">
                               <a14:imgEffect>
                                 <a14:backgroundRemoval t="8511" b="91135" l="4330" r="95464">
                                   <a14:foregroundMark x1="11753" y1="40780" x2="11753" y2="40780"/>
@@ -9288,15 +9635,33 @@
                 <w:bCs/>
                 <w:szCs w:val="24"/>
               </w:rPr>
-              <w:t>Acceptance requirement</w:t>
-            </w:r>
+              <w:t xml:space="preserve">Acceptance </w:t>
+            </w:r>
+            <w:proofErr w:type="gramStart"/>
             <w:r>
               <w:rPr>
                 <w:rFonts w:eastAsiaTheme="majorEastAsia" w:cs="Times New Roman"/>
                 <w:bCs/>
                 <w:szCs w:val="24"/>
               </w:rPr>
-              <w:t>(USR)</w:t>
+              <w:t>requirement</w:t>
+            </w:r>
+            <w:r>
+              <w:rPr>
+                <w:rFonts w:eastAsiaTheme="majorEastAsia" w:cs="Times New Roman"/>
+                <w:bCs/>
+                <w:szCs w:val="24"/>
+              </w:rPr>
+              <w:t>(</w:t>
+            </w:r>
+            <w:proofErr w:type="gramEnd"/>
+            <w:r>
+              <w:rPr>
+                <w:rFonts w:eastAsiaTheme="majorEastAsia" w:cs="Times New Roman"/>
+                <w:bCs/>
+                <w:szCs w:val="24"/>
+              </w:rPr>
+              <w:t>USR)</w:t>
             </w:r>
           </w:p>
         </w:tc>
@@ -9355,15 +9720,33 @@
                 <w:bCs/>
                 <w:szCs w:val="24"/>
               </w:rPr>
-              <w:t>Test Results</w:t>
-            </w:r>
+              <w:t xml:space="preserve">Test </w:t>
+            </w:r>
+            <w:proofErr w:type="gramStart"/>
             <w:r>
               <w:rPr>
                 <w:rFonts w:eastAsiaTheme="majorEastAsia" w:cs="Times New Roman"/>
                 <w:bCs/>
                 <w:szCs w:val="24"/>
               </w:rPr>
-              <w:t>(DEV)</w:t>
+              <w:t>Results</w:t>
+            </w:r>
+            <w:r>
+              <w:rPr>
+                <w:rFonts w:eastAsiaTheme="majorEastAsia" w:cs="Times New Roman"/>
+                <w:bCs/>
+                <w:szCs w:val="24"/>
+              </w:rPr>
+              <w:t>(</w:t>
+            </w:r>
+            <w:proofErr w:type="gramEnd"/>
+            <w:r>
+              <w:rPr>
+                <w:rFonts w:eastAsiaTheme="majorEastAsia" w:cs="Times New Roman"/>
+                <w:bCs/>
+                <w:szCs w:val="24"/>
+              </w:rPr>
+              <w:t>DEV)</w:t>
             </w:r>
           </w:p>
         </w:tc>
@@ -9383,6 +9766,7 @@
                 <w:highlight w:val="lightGray"/>
               </w:rPr>
             </w:pPr>
+            <w:proofErr w:type="gramStart"/>
             <w:r>
               <w:rPr>
                 <w:rFonts w:eastAsiaTheme="majorEastAsia" w:cs="Times New Roman"/>
@@ -9397,7 +9781,16 @@
                 <w:bCs/>
                 <w:szCs w:val="24"/>
               </w:rPr>
-              <w:t>(USR)</w:t>
+              <w:t>(</w:t>
+            </w:r>
+            <w:proofErr w:type="gramEnd"/>
+            <w:r>
+              <w:rPr>
+                <w:rFonts w:eastAsiaTheme="majorEastAsia" w:cs="Times New Roman"/>
+                <w:bCs/>
+                <w:szCs w:val="24"/>
+              </w:rPr>
+              <w:t>USR)</w:t>
             </w:r>
           </w:p>
         </w:tc>
@@ -10202,8 +10595,13 @@
         <w:t>each</w:t>
       </w:r>
       <w:r>
-        <w:t xml:space="preserve"> headings</w:t>
-      </w:r>
+        <w:t xml:space="preserve"> </w:t>
+      </w:r>
+      <w:proofErr w:type="gramStart"/>
+      <w:r>
+        <w:t>headings</w:t>
+      </w:r>
+      <w:proofErr w:type="gramEnd"/>
       <w:r>
         <w:t>.</w:t>
       </w:r>
@@ -10301,12 +10699,12 @@
       </w:pPr>
     </w:p>
     <w:sectPr>
-      <w:headerReference w:type="even" r:id="rId20"/>
-      <w:headerReference w:type="default" r:id="rId21"/>
-      <w:footerReference w:type="even" r:id="rId22"/>
-      <w:footerReference w:type="default" r:id="rId23"/>
-      <w:headerReference w:type="first" r:id="rId24"/>
-      <w:footerReference w:type="first" r:id="rId25"/>
+      <w:headerReference w:type="even" r:id="rId19"/>
+      <w:headerReference w:type="default" r:id="rId20"/>
+      <w:footerReference w:type="even" r:id="rId21"/>
+      <w:footerReference w:type="default" r:id="rId22"/>
+      <w:headerReference w:type="first" r:id="rId23"/>
+      <w:footerReference w:type="first" r:id="rId24"/>
       <w:pgSz w:w="11906" w:h="16838" w:code="9"/>
       <w:pgMar w:top="1440" w:right="1440" w:bottom="1440" w:left="2160" w:header="720" w:footer="720" w:gutter="0"/>
       <w:cols w:space="720"/>
@@ -10736,18 +11134,21 @@
   <w:abstractNum w:abstractNumId="2" w15:restartNumberingAfterBreak="0">
     <w:nsid w:val="1215531E"/>
     <w:multiLevelType w:val="multilevel"/>
-    <w:tmpl w:val="E040942E"/>
+    <w:tmpl w:val="77D6AD6A"/>
     <w:lvl w:ilvl="0">
       <w:start w:val="1"/>
-      <w:numFmt w:val="decimal"/>
+      <w:numFmt w:val="lowerRoman"/>
       <w:lvlText w:val="%1."/>
-      <w:lvlJc w:val="left"/>
+      <w:lvlJc w:val="right"/>
       <w:pPr>
         <w:tabs>
           <w:tab w:val="num" w:pos="720"/>
         </w:tabs>
         <w:ind w:left="720" w:hanging="360"/>
       </w:pPr>
+      <w:rPr>
+        <w:rFonts w:hint="default"/>
+      </w:rPr>
     </w:lvl>
     <w:lvl w:ilvl="1" w:tentative="1">
       <w:start w:val="1"/>
@@ -10847,6 +11248,92 @@
     </w:lvl>
   </w:abstractNum>
   <w:abstractNum w:abstractNumId="3" w15:restartNumberingAfterBreak="0">
+    <w:nsid w:val="13304D52"/>
+    <w:multiLevelType w:val="hybridMultilevel"/>
+    <w:tmpl w:val="1F38EE78"/>
+    <w:lvl w:ilvl="0" w:tplc="0409001B">
+      <w:start w:val="1"/>
+      <w:numFmt w:val="lowerRoman"/>
+      <w:lvlText w:val="%1."/>
+      <w:lvlJc w:val="right"/>
+      <w:pPr>
+        <w:ind w:left="720" w:hanging="360"/>
+      </w:pPr>
+    </w:lvl>
+    <w:lvl w:ilvl="1" w:tplc="04090019" w:tentative="1">
+      <w:start w:val="1"/>
+      <w:numFmt w:val="lowerLetter"/>
+      <w:lvlText w:val="%2."/>
+      <w:lvlJc w:val="left"/>
+      <w:pPr>
+        <w:ind w:left="1440" w:hanging="360"/>
+      </w:pPr>
+    </w:lvl>
+    <w:lvl w:ilvl="2" w:tplc="0409001B" w:tentative="1">
+      <w:start w:val="1"/>
+      <w:numFmt w:val="lowerRoman"/>
+      <w:lvlText w:val="%3."/>
+      <w:lvlJc w:val="right"/>
+      <w:pPr>
+        <w:ind w:left="2160" w:hanging="180"/>
+      </w:pPr>
+    </w:lvl>
+    <w:lvl w:ilvl="3" w:tplc="0409000F" w:tentative="1">
+      <w:start w:val="1"/>
+      <w:numFmt w:val="decimal"/>
+      <w:lvlText w:val="%4."/>
+      <w:lvlJc w:val="left"/>
+      <w:pPr>
+        <w:ind w:left="2880" w:hanging="360"/>
+      </w:pPr>
+    </w:lvl>
+    <w:lvl w:ilvl="4" w:tplc="04090019" w:tentative="1">
+      <w:start w:val="1"/>
+      <w:numFmt w:val="lowerLetter"/>
+      <w:lvlText w:val="%5."/>
+      <w:lvlJc w:val="left"/>
+      <w:pPr>
+        <w:ind w:left="3600" w:hanging="360"/>
+      </w:pPr>
+    </w:lvl>
+    <w:lvl w:ilvl="5" w:tplc="0409001B" w:tentative="1">
+      <w:start w:val="1"/>
+      <w:numFmt w:val="lowerRoman"/>
+      <w:lvlText w:val="%6."/>
+      <w:lvlJc w:val="right"/>
+      <w:pPr>
+        <w:ind w:left="4320" w:hanging="180"/>
+      </w:pPr>
+    </w:lvl>
+    <w:lvl w:ilvl="6" w:tplc="0409000F" w:tentative="1">
+      <w:start w:val="1"/>
+      <w:numFmt w:val="decimal"/>
+      <w:lvlText w:val="%7."/>
+      <w:lvlJc w:val="left"/>
+      <w:pPr>
+        <w:ind w:left="5040" w:hanging="360"/>
+      </w:pPr>
+    </w:lvl>
+    <w:lvl w:ilvl="7" w:tplc="04090019" w:tentative="1">
+      <w:start w:val="1"/>
+      <w:numFmt w:val="lowerLetter"/>
+      <w:lvlText w:val="%8."/>
+      <w:lvlJc w:val="left"/>
+      <w:pPr>
+        <w:ind w:left="5760" w:hanging="360"/>
+      </w:pPr>
+    </w:lvl>
+    <w:lvl w:ilvl="8" w:tplc="0409001B" w:tentative="1">
+      <w:start w:val="1"/>
+      <w:numFmt w:val="lowerRoman"/>
+      <w:lvlText w:val="%9."/>
+      <w:lvlJc w:val="right"/>
+      <w:pPr>
+        <w:ind w:left="6480" w:hanging="180"/>
+      </w:pPr>
+    </w:lvl>
+  </w:abstractNum>
+  <w:abstractNum w:abstractNumId="4" w15:restartNumberingAfterBreak="0">
     <w:nsid w:val="1F5B20BF"/>
     <w:multiLevelType w:val="hybridMultilevel"/>
     <w:tmpl w:val="0B148300"/>
@@ -10932,7 +11419,7 @@
       </w:pPr>
     </w:lvl>
   </w:abstractNum>
-  <w:abstractNum w:abstractNumId="4" w15:restartNumberingAfterBreak="0">
+  <w:abstractNum w:abstractNumId="5" w15:restartNumberingAfterBreak="0">
     <w:nsid w:val="28D53AAE"/>
     <w:multiLevelType w:val="multilevel"/>
     <w:tmpl w:val="E0D85A56"/>
@@ -11053,7 +11540,7 @@
       </w:rPr>
     </w:lvl>
   </w:abstractNum>
-  <w:abstractNum w:abstractNumId="5" w15:restartNumberingAfterBreak="0">
+  <w:abstractNum w:abstractNumId="6" w15:restartNumberingAfterBreak="0">
     <w:nsid w:val="304450E7"/>
     <w:multiLevelType w:val="hybridMultilevel"/>
     <w:tmpl w:val="179C1F3A"/>
@@ -11142,7 +11629,7 @@
       </w:pPr>
     </w:lvl>
   </w:abstractNum>
-  <w:abstractNum w:abstractNumId="6" w15:restartNumberingAfterBreak="0">
+  <w:abstractNum w:abstractNumId="7" w15:restartNumberingAfterBreak="0">
     <w:nsid w:val="354143F8"/>
     <w:multiLevelType w:val="hybridMultilevel"/>
     <w:tmpl w:val="80A26312"/>
@@ -11255,7 +11742,7 @@
       </w:rPr>
     </w:lvl>
   </w:abstractNum>
-  <w:abstractNum w:abstractNumId="7" w15:restartNumberingAfterBreak="0">
+  <w:abstractNum w:abstractNumId="8" w15:restartNumberingAfterBreak="0">
     <w:nsid w:val="37B976D2"/>
     <w:multiLevelType w:val="hybridMultilevel"/>
     <w:tmpl w:val="C686B4C6"/>
@@ -11344,7 +11831,7 @@
       </w:pPr>
     </w:lvl>
   </w:abstractNum>
-  <w:abstractNum w:abstractNumId="8" w15:restartNumberingAfterBreak="0">
+  <w:abstractNum w:abstractNumId="9" w15:restartNumberingAfterBreak="0">
     <w:nsid w:val="3A103230"/>
     <w:multiLevelType w:val="hybridMultilevel"/>
     <w:tmpl w:val="420E5E74"/>
@@ -11433,7 +11920,7 @@
       </w:pPr>
     </w:lvl>
   </w:abstractNum>
-  <w:abstractNum w:abstractNumId="9" w15:restartNumberingAfterBreak="0">
+  <w:abstractNum w:abstractNumId="10" w15:restartNumberingAfterBreak="0">
     <w:nsid w:val="3D85501A"/>
     <w:multiLevelType w:val="hybridMultilevel"/>
     <w:tmpl w:val="7ED8929C"/>
@@ -11519,7 +12006,7 @@
       </w:pPr>
     </w:lvl>
   </w:abstractNum>
-  <w:abstractNum w:abstractNumId="10" w15:restartNumberingAfterBreak="0">
+  <w:abstractNum w:abstractNumId="11" w15:restartNumberingAfterBreak="0">
     <w:nsid w:val="40EC6F4B"/>
     <w:multiLevelType w:val="hybridMultilevel"/>
     <w:tmpl w:val="CCFC8B78"/>
@@ -11632,7 +12119,7 @@
       </w:rPr>
     </w:lvl>
   </w:abstractNum>
-  <w:abstractNum w:abstractNumId="11" w15:restartNumberingAfterBreak="0">
+  <w:abstractNum w:abstractNumId="12" w15:restartNumberingAfterBreak="0">
     <w:nsid w:val="510C12AC"/>
     <w:multiLevelType w:val="hybridMultilevel"/>
     <w:tmpl w:val="1EECA868"/>
@@ -11745,7 +12232,7 @@
       </w:rPr>
     </w:lvl>
   </w:abstractNum>
-  <w:abstractNum w:abstractNumId="12" w15:restartNumberingAfterBreak="0">
+  <w:abstractNum w:abstractNumId="13" w15:restartNumberingAfterBreak="0">
     <w:nsid w:val="5CFE4A2C"/>
     <w:multiLevelType w:val="hybridMultilevel"/>
     <w:tmpl w:val="07B62302"/>
@@ -11834,7 +12321,7 @@
       </w:pPr>
     </w:lvl>
   </w:abstractNum>
-  <w:abstractNum w:abstractNumId="13" w15:restartNumberingAfterBreak="0">
+  <w:abstractNum w:abstractNumId="14" w15:restartNumberingAfterBreak="0">
     <w:nsid w:val="60975DAC"/>
     <w:multiLevelType w:val="hybridMultilevel"/>
     <w:tmpl w:val="BC9058BE"/>
@@ -11924,7 +12411,7 @@
       </w:pPr>
     </w:lvl>
   </w:abstractNum>
-  <w:abstractNum w:abstractNumId="14" w15:restartNumberingAfterBreak="0">
+  <w:abstractNum w:abstractNumId="15" w15:restartNumberingAfterBreak="0">
     <w:nsid w:val="60B12A81"/>
     <w:multiLevelType w:val="multilevel"/>
     <w:tmpl w:val="BBE6D7CC"/>
@@ -12073,7 +12560,7 @@
       </w:rPr>
     </w:lvl>
   </w:abstractNum>
-  <w:abstractNum w:abstractNumId="15" w15:restartNumberingAfterBreak="0">
+  <w:abstractNum w:abstractNumId="16" w15:restartNumberingAfterBreak="0">
     <w:nsid w:val="69CA3B02"/>
     <w:multiLevelType w:val="hybridMultilevel"/>
     <w:tmpl w:val="F642E598"/>
@@ -12186,7 +12673,7 @@
       </w:rPr>
     </w:lvl>
   </w:abstractNum>
-  <w:abstractNum w:abstractNumId="16" w15:restartNumberingAfterBreak="0">
+  <w:abstractNum w:abstractNumId="17" w15:restartNumberingAfterBreak="0">
     <w:nsid w:val="72BA1947"/>
     <w:multiLevelType w:val="hybridMultilevel"/>
     <w:tmpl w:val="CCE4C876"/>
@@ -12299,7 +12786,7 @@
       </w:rPr>
     </w:lvl>
   </w:abstractNum>
-  <w:abstractNum w:abstractNumId="17" w15:restartNumberingAfterBreak="0">
+  <w:abstractNum w:abstractNumId="18" w15:restartNumberingAfterBreak="0">
     <w:nsid w:val="7A3B0902"/>
     <w:multiLevelType w:val="hybridMultilevel"/>
     <w:tmpl w:val="8F7AAA36"/>
@@ -12413,58 +12900,61 @@
     </w:lvl>
   </w:abstractNum>
   <w:num w:numId="1" w16cid:durableId="1572424820">
-    <w:abstractNumId w:val="5"/>
+    <w:abstractNumId w:val="6"/>
   </w:num>
   <w:num w:numId="2" w16cid:durableId="273564089">
-    <w:abstractNumId w:val="13"/>
+    <w:abstractNumId w:val="14"/>
   </w:num>
   <w:num w:numId="3" w16cid:durableId="55931572">
-    <w:abstractNumId w:val="6"/>
+    <w:abstractNumId w:val="7"/>
   </w:num>
   <w:num w:numId="4" w16cid:durableId="2126657140">
-    <w:abstractNumId w:val="11"/>
+    <w:abstractNumId w:val="12"/>
   </w:num>
   <w:num w:numId="5" w16cid:durableId="113409846">
-    <w:abstractNumId w:val="14"/>
+    <w:abstractNumId w:val="15"/>
   </w:num>
   <w:num w:numId="6" w16cid:durableId="1283607070">
-    <w:abstractNumId w:val="15"/>
+    <w:abstractNumId w:val="16"/>
   </w:num>
   <w:num w:numId="7" w16cid:durableId="2010210873">
-    <w:abstractNumId w:val="7"/>
+    <w:abstractNumId w:val="8"/>
   </w:num>
   <w:num w:numId="8" w16cid:durableId="1397240825">
-    <w:abstractNumId w:val="3"/>
+    <w:abstractNumId w:val="4"/>
   </w:num>
   <w:num w:numId="9" w16cid:durableId="1086148396">
-    <w:abstractNumId w:val="10"/>
+    <w:abstractNumId w:val="11"/>
   </w:num>
   <w:num w:numId="10" w16cid:durableId="688261492">
     <w:abstractNumId w:val="0"/>
   </w:num>
   <w:num w:numId="11" w16cid:durableId="1288197777">
-    <w:abstractNumId w:val="8"/>
+    <w:abstractNumId w:val="9"/>
   </w:num>
   <w:num w:numId="12" w16cid:durableId="1765493050">
-    <w:abstractNumId w:val="12"/>
+    <w:abstractNumId w:val="13"/>
   </w:num>
   <w:num w:numId="13" w16cid:durableId="1742799083">
-    <w:abstractNumId w:val="9"/>
+    <w:abstractNumId w:val="10"/>
   </w:num>
   <w:num w:numId="14" w16cid:durableId="68432105">
-    <w:abstractNumId w:val="4"/>
+    <w:abstractNumId w:val="5"/>
   </w:num>
   <w:num w:numId="15" w16cid:durableId="1096710375">
-    <w:abstractNumId w:val="17"/>
+    <w:abstractNumId w:val="18"/>
   </w:num>
   <w:num w:numId="16" w16cid:durableId="323629972">
     <w:abstractNumId w:val="1"/>
   </w:num>
   <w:num w:numId="17" w16cid:durableId="130946410">
-    <w:abstractNumId w:val="16"/>
+    <w:abstractNumId w:val="17"/>
   </w:num>
   <w:num w:numId="18" w16cid:durableId="416100346">
     <w:abstractNumId w:val="2"/>
+  </w:num>
+  <w:num w:numId="19" w16cid:durableId="1334378919">
+    <w:abstractNumId w:val="3"/>
   </w:num>
 </w:numbering>
 </file>
@@ -13545,12 +14035,14 @@
     <w:rsid w:val="005A53D4"/>
     <w:rsid w:val="005B2798"/>
     <w:rsid w:val="00632E6A"/>
+    <w:rsid w:val="006A5C13"/>
     <w:rsid w:val="00743365"/>
     <w:rsid w:val="00840937"/>
     <w:rsid w:val="00911117"/>
     <w:rsid w:val="00B00F7A"/>
     <w:rsid w:val="00C4473B"/>
     <w:rsid w:val="00C86294"/>
+    <w:rsid w:val="00D647C2"/>
     <w:rsid w:val="00DD3B45"/>
     <w:rsid w:val="00DF390D"/>
     <w:rsid w:val="00F1248B"/>
@@ -14328,6 +14820,12 @@
 </file>
 
 <file path=customXml/item1.xml><?xml version="1.0" encoding="utf-8"?>
+<p:properties xmlns:p="http://schemas.microsoft.com/office/2006/metadata/properties" xmlns:xsi="http://www.w3.org/2001/XMLSchema-instance" xmlns:pc="http://schemas.microsoft.com/office/infopath/2007/PartnerControls">
+  <documentManagement/>
+</p:properties>
+</file>
+
+<file path=customXml/item2.xml><?xml version="1.0" encoding="utf-8"?>
 <?mso-contentType ?>
 <FormTemplates xmlns="http://schemas.microsoft.com/sharepoint/v3/contenttype/forms">
   <Display>DocumentLibraryForm</Display>
@@ -14336,13 +14834,11 @@
 </FormTemplates>
 </file>
 
-<file path=customXml/item2.xml><?xml version="1.0" encoding="utf-8"?>
-<p:properties xmlns:p="http://schemas.microsoft.com/office/2006/metadata/properties" xmlns:xsi="http://www.w3.org/2001/XMLSchema-instance" xmlns:pc="http://schemas.microsoft.com/office/infopath/2007/PartnerControls">
-  <documentManagement/>
-</p:properties>
+<file path=customXml/item3.xml><?xml version="1.0" encoding="utf-8"?>
+<b:Sources xmlns:b="http://schemas.openxmlformats.org/officeDocument/2006/bibliography" xmlns="http://schemas.openxmlformats.org/officeDocument/2006/bibliography" SelectedStyle="\APASixthEditionOfficeOnline.xsl" StyleName="APA" Version="6"/>
 </file>
 
-<file path=customXml/item3.xml><?xml version="1.0" encoding="utf-8"?>
+<file path=customXml/item4.xml><?xml version="1.0" encoding="utf-8"?>
 <ct:contentTypeSchema xmlns:ct="http://schemas.microsoft.com/office/2006/metadata/contentType" xmlns:ma="http://schemas.microsoft.com/office/2006/metadata/properties/metaAttributes" ct:_="" ma:_="" ma:contentTypeName="Document" ma:contentTypeID="0x01010021A59588BC0053418FC88F40861DA871" ma:contentTypeVersion="10" ma:contentTypeDescription="Create a new document." ma:contentTypeScope="" ma:versionID="3673c1cf7550c71788a22a838bb0d9c0">
   <xsd:schema xmlns:xsd="http://www.w3.org/2001/XMLSchema" xmlns:xs="http://www.w3.org/2001/XMLSchema" xmlns:p="http://schemas.microsoft.com/office/2006/metadata/properties" xmlns:ns2="22f4eba5-1bf1-421f-a001-fd7acca9760c" targetNamespace="http://schemas.microsoft.com/office/2006/metadata/properties" ma:root="true" ma:fieldsID="ac330b6bfa0f539d41f40e8181b11b47" ns2:_="">
     <xsd:import namespace="22f4eba5-1bf1-421f-a001-fd7acca9760c"/>
@@ -14526,19 +15022,7 @@
 </ct:contentTypeSchema>
 </file>
 
-<file path=customXml/item4.xml><?xml version="1.0" encoding="utf-8"?>
-<b:Sources xmlns:b="http://schemas.openxmlformats.org/officeDocument/2006/bibliography" xmlns="http://schemas.openxmlformats.org/officeDocument/2006/bibliography" SelectedStyle="\APASixthEditionOfficeOnline.xsl" StyleName="APA" Version="6"/>
-</file>
-
 <file path=customXml/itemProps1.xml><?xml version="1.0" encoding="utf-8"?>
-<ds:datastoreItem xmlns:ds="http://schemas.openxmlformats.org/officeDocument/2006/customXml" ds:itemID="{56C44748-5791-4773-80AF-F953C3055353}">
-  <ds:schemaRefs>
-    <ds:schemaRef ds:uri="http://schemas.microsoft.com/sharepoint/v3/contenttype/forms"/>
-  </ds:schemaRefs>
-</ds:datastoreItem>
-</file>
-
-<file path=customXml/itemProps2.xml><?xml version="1.0" encoding="utf-8"?>
 <ds:datastoreItem xmlns:ds="http://schemas.openxmlformats.org/officeDocument/2006/customXml" ds:itemID="{279A32A1-94B8-4C38-AF26-42DBFF0B0D86}">
   <ds:schemaRefs>
     <ds:schemaRef ds:uri="http://schemas.microsoft.com/office/2006/metadata/properties"/>
@@ -14547,7 +15031,23 @@
 </ds:datastoreItem>
 </file>
 
+<file path=customXml/itemProps2.xml><?xml version="1.0" encoding="utf-8"?>
+<ds:datastoreItem xmlns:ds="http://schemas.openxmlformats.org/officeDocument/2006/customXml" ds:itemID="{56C44748-5791-4773-80AF-F953C3055353}">
+  <ds:schemaRefs>
+    <ds:schemaRef ds:uri="http://schemas.microsoft.com/sharepoint/v3/contenttype/forms"/>
+  </ds:schemaRefs>
+</ds:datastoreItem>
+</file>
+
 <file path=customXml/itemProps3.xml><?xml version="1.0" encoding="utf-8"?>
+<ds:datastoreItem xmlns:ds="http://schemas.openxmlformats.org/officeDocument/2006/customXml" ds:itemID="{1E912AB2-4C49-4FBF-B791-48C7A28EDDCF}">
+  <ds:schemaRefs>
+    <ds:schemaRef ds:uri="http://schemas.openxmlformats.org/officeDocument/2006/bibliography"/>
+  </ds:schemaRefs>
+</ds:datastoreItem>
+</file>
+
+<file path=customXml/itemProps4.xml><?xml version="1.0" encoding="utf-8"?>
 <ds:datastoreItem xmlns:ds="http://schemas.openxmlformats.org/officeDocument/2006/customXml" ds:itemID="{65E5B5D4-677A-455F-8552-96943537CE77}">
   <ds:schemaRefs>
     <ds:schemaRef ds:uri="http://schemas.microsoft.com/office/2006/metadata/contentType"/>
@@ -14563,12 +15063,4 @@
     <ds:schemaRef ds:uri="http://schemas.microsoft.com/internal/obd"/>
   </ds:schemaRefs>
 </ds:datastoreItem>
-</file>
-
-<file path=customXml/itemProps4.xml><?xml version="1.0" encoding="utf-8"?>
-<ds:datastoreItem xmlns:ds="http://schemas.openxmlformats.org/officeDocument/2006/customXml" ds:itemID="{1E912AB2-4C49-4FBF-B791-48C7A28EDDCF}">
-  <ds:schemaRefs>
-    <ds:schemaRef ds:uri="http://schemas.openxmlformats.org/officeDocument/2006/bibliography"/>
-  </ds:schemaRefs>
-</ds:datastoreItem>
 </file>
--- a/documentation.docx
+++ b/documentation.docx
@@ -1072,14 +1072,9 @@
       </w:pPr>
       <w:bookmarkStart w:id="9" w:name="_Toc265989762"/>
       <w:r>
-        <w:t xml:space="preserve">4.10 Table and Figure </w:t>
-      </w:r>
-      <w:proofErr w:type="spellStart"/>
-      <w:r>
-        <w:t>labeling</w:t>
+        <w:t>4.10 Table and Figure labeling</w:t>
       </w:r>
       <w:bookmarkEnd w:id="9"/>
-      <w:proofErr w:type="spellEnd"/>
     </w:p>
     <w:p>
       <w:pPr>
@@ -1097,7 +1092,6 @@
         </w:rPr>
         <w:t xml:space="preserve">Table Section </w:t>
       </w:r>
-      <w:proofErr w:type="spellStart"/>
       <w:proofErr w:type="gramStart"/>
       <w:r>
         <w:rPr>
@@ -1106,30 +1100,13 @@
         </w:rPr>
         <w:t>No.Table</w:t>
       </w:r>
-      <w:proofErr w:type="spellEnd"/>
       <w:proofErr w:type="gramEnd"/>
       <w:r>
         <w:rPr>
           <w:rFonts w:cs="Times New Roman"/>
           <w:szCs w:val="24"/>
         </w:rPr>
-        <w:t xml:space="preserve"> No – Table Name, Times New Roman, 10, Normal, </w:t>
-      </w:r>
-      <w:proofErr w:type="spellStart"/>
-      <w:r>
-        <w:rPr>
-          <w:rFonts w:cs="Times New Roman"/>
-          <w:szCs w:val="24"/>
-        </w:rPr>
-        <w:t>center</w:t>
-      </w:r>
-      <w:proofErr w:type="spellEnd"/>
-      <w:r>
-        <w:rPr>
-          <w:rFonts w:cs="Times New Roman"/>
-          <w:szCs w:val="24"/>
-        </w:rPr>
-        <w:t xml:space="preserve"> </w:t>
+        <w:t xml:space="preserve"> No – Table Name, Times New Roman, 10, Normal, center </w:t>
       </w:r>
     </w:p>
     <w:p>
@@ -1205,7 +1182,6 @@
         </w:rPr>
         <w:t xml:space="preserve">Figure Section </w:t>
       </w:r>
-      <w:proofErr w:type="spellStart"/>
       <w:proofErr w:type="gramStart"/>
       <w:r>
         <w:rPr>
@@ -1214,7 +1190,6 @@
         </w:rPr>
         <w:t>No.Figure</w:t>
       </w:r>
-      <w:proofErr w:type="spellEnd"/>
       <w:proofErr w:type="gramEnd"/>
       <w:r>
         <w:rPr>
@@ -1228,17 +1203,8 @@
           <w:rFonts w:cs="Times New Roman"/>
           <w:szCs w:val="20"/>
         </w:rPr>
-        <w:t xml:space="preserve">, </w:t>
-      </w:r>
-      <w:proofErr w:type="spellStart"/>
-      <w:r>
-        <w:rPr>
-          <w:rFonts w:cs="Times New Roman"/>
-          <w:szCs w:val="20"/>
-        </w:rPr>
-        <w:t>center</w:t>
-      </w:r>
-      <w:proofErr w:type="spellEnd"/>
+        <w:t>, center</w:t>
+      </w:r>
     </w:p>
     <w:p>
       <w:pPr>
@@ -1315,39 +1281,7 @@
           <w:rFonts w:cs="Times New Roman"/>
           <w:szCs w:val="20"/>
         </w:rPr>
-        <w:t xml:space="preserve">Proposal: Tape Binding (1 Copy during </w:t>
-      </w:r>
-      <w:proofErr w:type="spellStart"/>
-      <w:r>
-        <w:rPr>
-          <w:rFonts w:cs="Times New Roman"/>
-          <w:szCs w:val="20"/>
-        </w:rPr>
-        <w:t>defense</w:t>
-      </w:r>
-      <w:proofErr w:type="spellEnd"/>
-      <w:r>
-        <w:rPr>
-          <w:rFonts w:cs="Times New Roman"/>
-          <w:szCs w:val="20"/>
-        </w:rPr>
-        <w:t xml:space="preserve"> and after </w:t>
-      </w:r>
-      <w:proofErr w:type="spellStart"/>
-      <w:r>
-        <w:rPr>
-          <w:rFonts w:cs="Times New Roman"/>
-          <w:szCs w:val="20"/>
-        </w:rPr>
-        <w:t>defense</w:t>
-      </w:r>
-      <w:proofErr w:type="spellEnd"/>
-      <w:r>
-        <w:rPr>
-          <w:rFonts w:cs="Times New Roman"/>
-          <w:szCs w:val="20"/>
-        </w:rPr>
-        <w:t>, 2 copies of finalized version of the proposal with correction need to be submitted to the college).</w:t>
+        <w:t>Proposal: Tape Binding (1 Copy during defense and after defense, 2 copies of finalized version of the proposal with correction need to be submitted to the college).</w:t>
       </w:r>
     </w:p>
     <w:p>
@@ -1655,7 +1589,6 @@
           <w:szCs w:val="28"/>
         </w:rPr>
       </w:pPr>
-      <w:proofErr w:type="spellStart"/>
       <w:r>
         <w:rPr>
           <w:rFonts w:cs="Times New Roman"/>
@@ -1664,18 +1597,7 @@
           <w:sz w:val="28"/>
           <w:szCs w:val="28"/>
         </w:rPr>
-        <w:t>Simalchaur</w:t>
-      </w:r>
-      <w:proofErr w:type="spellEnd"/>
-      <w:r>
-        <w:rPr>
-          <w:rFonts w:cs="Times New Roman"/>
-          <w:b/>
-          <w:bCs/>
-          <w:sz w:val="28"/>
-          <w:szCs w:val="28"/>
-        </w:rPr>
-        <w:t>, Pokhara</w:t>
+        <w:t>Simalchaur, Pokhara</w:t>
       </w:r>
       <w:r>
         <w:rPr>
@@ -1925,7 +1847,7 @@
           </mc:Choice>
           <mc:Fallback>
             <w:pict>
-              <v:group w14:anchorId="59674FEC" id="Group 5" o:spid="_x0000_s1026" style="width:68.5pt;height:110pt;mso-position-horizontal-relative:char;mso-position-vertical-relative:line" coordsize="6762,16097" o:gfxdata="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">
+              <v:group w14:anchorId="7B70C76F" id="Group 5" o:spid="_x0000_s1026" style="width:68.5pt;height:110pt;mso-position-horizontal-relative:char;mso-position-vertical-relative:line" coordsize="6762,16097" o:gfxdata="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">
                 <v:line id="Straight Connector 2" o:spid="_x0000_s1027" style="position:absolute;visibility:visible;mso-wrap-style:square" from="3333,0" to="3333,16097" o:connectortype="straight" o:gfxdata="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" strokecolor="black [3200]" strokeweight="2.5pt">
                   <v:stroke joinstyle="miter"/>
                 </v:line>
@@ -2208,19 +2130,11 @@
                     <w:rFonts w:cs="Times New Roman"/>
                   </w:rPr>
                 </w:pPr>
-                <w:proofErr w:type="spellStart"/>
                 <w:r>
                   <w:rPr>
                     <w:rFonts w:cs="Times New Roman"/>
                   </w:rPr>
-                  <w:t>Khagaraj</w:t>
-                </w:r>
-                <w:proofErr w:type="spellEnd"/>
-                <w:r>
-                  <w:rPr>
-                    <w:rFonts w:cs="Times New Roman"/>
-                  </w:rPr>
-                  <w:t xml:space="preserve"> Poudel</w:t>
+                  <w:t>Khagaraj Poudel</w:t>
                 </w:r>
               </w:p>
             </w:tc>
@@ -2823,13 +2737,8 @@
         <w:spacing w:before="120" w:after="0" w:line="360" w:lineRule="auto"/>
         <w:jc w:val="both"/>
       </w:pPr>
-      <w:proofErr w:type="spellStart"/>
-      <w:r>
-        <w:t>Khagaraj</w:t>
-      </w:r>
-      <w:proofErr w:type="spellEnd"/>
-      <w:r>
-        <w:t xml:space="preserve"> Poudel </w:t>
+      <w:r>
+        <w:t xml:space="preserve">Khagaraj Poudel </w:t>
       </w:r>
     </w:p>
     <w:p>
@@ -3151,7 +3060,6 @@
         </w:rPr>
         <w:t xml:space="preserve">” is done under my supervision by </w:t>
       </w:r>
-      <w:proofErr w:type="spellStart"/>
       <w:r>
         <w:rPr>
           <w:rFonts w:cs="Times New Roman"/>
@@ -3166,16 +3074,7 @@
           <w:b/>
           <w:szCs w:val="24"/>
         </w:rPr>
-        <w:t>hagaraj</w:t>
-      </w:r>
-      <w:proofErr w:type="spellEnd"/>
-      <w:r>
-        <w:rPr>
-          <w:rFonts w:cs="Times New Roman"/>
-          <w:b/>
-          <w:szCs w:val="24"/>
-        </w:rPr>
-        <w:t xml:space="preserve"> </w:t>
+        <w:t xml:space="preserve">hagaraj </w:t>
       </w:r>
       <w:r>
         <w:rPr>
@@ -5635,13 +5534,8 @@
       <w:r>
         <w:t xml:space="preserve">. Similarly, the flowchart was graphically designed by </w:t>
       </w:r>
-      <w:proofErr w:type="spellStart"/>
-      <w:r>
-        <w:t>Khagaraj</w:t>
-      </w:r>
-      <w:proofErr w:type="spellEnd"/>
-      <w:r>
-        <w:t xml:space="preserve"> Poudel</w:t>
+      <w:r>
+        <w:t>Khagaraj Poudel</w:t>
       </w:r>
       <w:r>
         <w:t xml:space="preserve">. </w:t>
@@ -6118,6 +6012,25 @@
     </w:p>
     <w:p>
       <w:pPr>
+        <w:spacing w:after="0" w:line="360" w:lineRule="auto"/>
+        <w:jc w:val="both"/>
+        <w:rPr>
+          <w:lang w:val="en-US"/>
+        </w:rPr>
+      </w:pPr>
+    </w:p>
+    <w:p>
+      <w:pPr>
+        <w:spacing w:after="0" w:line="360" w:lineRule="auto"/>
+        <w:jc w:val="both"/>
+        <w:rPr>
+          <w:lang w:val="en-US"/>
+        </w:rPr>
+      </w:pPr>
+    </w:p>
+    <w:p>
+      <w:pPr>
+        <w:keepNext/>
         <w:spacing w:after="0" w:line="360" w:lineRule="auto"/>
         <w:jc w:val="both"/>
         <w:rPr>
@@ -6148,92 +6061,80 @@
     </w:p>
     <w:p>
       <w:pPr>
-        <w:spacing w:after="0" w:line="360" w:lineRule="auto"/>
-        <w:jc w:val="both"/>
-      </w:pPr>
-      <w:r>
-        <w:t xml:space="preserve">The background section should discuss your findings in a </w:t>
-      </w:r>
-      <w:r>
-        <w:rPr>
-          <w:b/>
-          <w:bCs/>
-        </w:rPr>
-        <w:t>chronological</w:t>
-      </w:r>
-      <w:r>
-        <w:rPr>
-          <w:b/>
-          <w:bCs/>
-        </w:rPr>
-        <w:t xml:space="preserve"> </w:t>
-      </w:r>
-      <w:r>
-        <w:t>(</w:t>
-      </w:r>
-      <w:r>
-        <w:rPr>
-          <w:b/>
-          <w:bCs/>
-        </w:rPr>
-        <w:t>Sequential</w:t>
-      </w:r>
-      <w:r>
-        <w:t xml:space="preserve"> </w:t>
-      </w:r>
-      <w:r>
-        <w:rPr>
-          <w:b/>
-          <w:bCs/>
-        </w:rPr>
-        <w:t>Manner</w:t>
-      </w:r>
-      <w:r>
-        <w:t>)</w:t>
-      </w:r>
-      <w:r>
-        <w:t xml:space="preserve"> manner to accentuate the progress in the field and the missing points that need to be addressed. </w:t>
-      </w:r>
-    </w:p>
-    <w:p>
-      <w:pPr>
-        <w:spacing w:after="0" w:line="360" w:lineRule="auto"/>
-        <w:jc w:val="both"/>
-      </w:pPr>
-      <w:r>
-        <w:t>The project background should include information about the reasoning why you want to implement this specific project in this specific location in this specific manner. It must explain the current situation and its problems and the way in which you want to solve these problems.</w:t>
-      </w:r>
-    </w:p>
-    <w:p>
-      <w:pPr>
-        <w:spacing w:after="0" w:line="360" w:lineRule="auto"/>
-        <w:jc w:val="both"/>
-        <w:rPr>
-          <w:color w:val="FF0000"/>
-        </w:rPr>
-      </w:pPr>
-      <w:r>
-        <w:rPr>
-          <w:color w:val="FF0000"/>
-        </w:rPr>
-        <w:t>May use research findings</w:t>
-      </w:r>
-      <w:r>
-        <w:rPr>
-          <w:color w:val="FF0000"/>
-        </w:rPr>
-        <w:t xml:space="preserve"> in the study, for example, traditional system is more prone to theft, loss of data, hazards, and forgetfulness. The research should be authentic, it can be from a book, website, or a scholarly article.</w:t>
-      </w:r>
-    </w:p>
-    <w:p>
-      <w:pPr>
-        <w:spacing w:after="0" w:line="360" w:lineRule="auto"/>
-        <w:jc w:val="both"/>
-      </w:pPr>
-      <w:r>
-        <w:br w:type="page"/>
-      </w:r>
-    </w:p>
+        <w:pStyle w:val="NormalWeb"/>
+      </w:pPr>
+      <w:r>
+        <w:t>In the past, banks managed customer records and transactions manually using paper files and registers. Although this method worked, it was slow, time-consuming, and prone to human errors, theft, data loss, damage from hazards, and forgetfulness. As the number of customers increased, managing records manually became more difficult. This limitation of manual information systems has been widely discussed in Management Information Systems: Managing the Digital Firm by Laudon and Laudon (2022).</w:t>
+      </w:r>
+    </w:p>
+    <w:p>
+      <w:pPr>
+        <w:pStyle w:val="NormalWeb"/>
+      </w:pPr>
+      <w:r>
+        <w:t>With the advancement of technology, computerized banking systems were introduced to improve efficiency, accuracy, and security. Research shows that digital systems reduce errors, protect data, speed up transactions, and make information easier to store and retrieve. These benefits are explained in Principles of Information Systems by Stair and Reynolds (2021) and in Pearson's overview of modern management information systems.</w:t>
+      </w:r>
+    </w:p>
+    <w:p>
+      <w:pPr>
+        <w:pStyle w:val="NormalWeb"/>
+      </w:pPr>
+      <w:r>
+        <w:t>However, many small organizations and educational projects still use manual or basic systems that lack proper security and efficient record management. Therefore, this project proposes a *Simple Banking System* that allows users to create accounts, deposit and withdraw money, check balances, view transaction history, and securely change passwords. The system stores data in a database, updates records</w:t>
+      </w:r>
+      <w:r>
+        <w:t>.</w:t>
+      </w:r>
+      <w:r>
+        <w:t xml:space="preserve"> automatically, and improves accuracy, security, and overall banking operations while reducing paperwork and manual effort. This approach follows the principles of computerized information systems discussed by Laudon and Laudon (2022).</w:t>
+      </w:r>
+    </w:p>
+    <w:p>
+      <w:pPr>
+        <w:pStyle w:val="NormalWeb"/>
+      </w:pPr>
+    </w:p>
+    <w:p>
+      <w:pPr>
+        <w:pStyle w:val="NormalWeb"/>
+      </w:pPr>
+    </w:p>
+    <w:p>
+      <w:pPr>
+        <w:pStyle w:val="NormalWeb"/>
+      </w:pPr>
+    </w:p>
+    <w:p>
+      <w:pPr>
+        <w:pStyle w:val="NormalWeb"/>
+      </w:pPr>
+    </w:p>
+    <w:p>
+      <w:pPr>
+        <w:pStyle w:val="NormalWeb"/>
+      </w:pPr>
+    </w:p>
+    <w:p>
+      <w:pPr>
+        <w:pStyle w:val="NormalWeb"/>
+      </w:pPr>
+    </w:p>
+    <w:p/>
+    <w:p/>
+    <w:p/>
+    <w:p/>
+    <w:p/>
+    <w:p/>
+    <w:p/>
+    <w:p/>
+    <w:p/>
+    <w:p/>
+    <w:p/>
+    <w:p/>
+    <w:p/>
+    <w:p/>
+    <w:p/>
+    <w:p/>
     <w:p>
       <w:pPr>
         <w:pStyle w:val="Heading1"/>
@@ -6245,7 +6146,6 @@
         <w:jc w:val="both"/>
       </w:pPr>
       <w:r>
-        <w:lastRenderedPageBreak/>
         <w:t>Requirement Document</w:t>
       </w:r>
     </w:p>
@@ -6453,6 +6353,7 @@
         <w:jc w:val="both"/>
       </w:pPr>
       <w:r>
+        <w:lastRenderedPageBreak/>
         <w:t>It does not define how to project will be created and delivered only the requirements are mentioned. The requirement document should also implement the quality control of the project, must also mention how they should implement the quality control of the project.</w:t>
       </w:r>
     </w:p>
@@ -6641,7 +6542,6 @@
               <w:jc w:val="both"/>
             </w:pPr>
             <w:r>
-              <w:lastRenderedPageBreak/>
               <w:t>1.</w:t>
             </w:r>
           </w:p>
@@ -11250,7 +11150,7 @@
   <w:abstractNum w:abstractNumId="3" w15:restartNumberingAfterBreak="0">
     <w:nsid w:val="13304D52"/>
     <w:multiLevelType w:val="hybridMultilevel"/>
-    <w:tmpl w:val="1F38EE78"/>
+    <w:tmpl w:val="E7BA769C"/>
     <w:lvl w:ilvl="0" w:tplc="0409001B">
       <w:start w:val="1"/>
       <w:numFmt w:val="lowerRoman"/>
@@ -11260,14 +11160,16 @@
         <w:ind w:left="720" w:hanging="360"/>
       </w:pPr>
     </w:lvl>
-    <w:lvl w:ilvl="1" w:tplc="04090019" w:tentative="1">
-      <w:start w:val="1"/>
-      <w:numFmt w:val="lowerLetter"/>
-      <w:lvlText w:val="%2."/>
+    <w:lvl w:ilvl="1" w:tplc="AC12CDAC">
+      <w:numFmt w:val="bullet"/>
+      <w:lvlText w:val=""/>
       <w:lvlJc w:val="left"/>
       <w:pPr>
         <w:ind w:left="1440" w:hanging="360"/>
       </w:pPr>
+      <w:rPr>
+        <w:rFonts w:ascii="Times New Roman" w:eastAsia="Times New Roman" w:hAnsi="Times New Roman" w:cs="Times New Roman" w:hint="default"/>
+      </w:rPr>
     </w:lvl>
     <w:lvl w:ilvl="2" w:tplc="0409001B" w:tentative="1">
       <w:start w:val="1"/>
@@ -12120,6 +12022,178 @@
     </w:lvl>
   </w:abstractNum>
   <w:abstractNum w:abstractNumId="12" w15:restartNumberingAfterBreak="0">
+    <w:nsid w:val="45B02F2C"/>
+    <w:multiLevelType w:val="hybridMultilevel"/>
+    <w:tmpl w:val="32100D38"/>
+    <w:lvl w:ilvl="0" w:tplc="0409000F">
+      <w:start w:val="1"/>
+      <w:numFmt w:val="decimal"/>
+      <w:lvlText w:val="%1."/>
+      <w:lvlJc w:val="left"/>
+      <w:pPr>
+        <w:ind w:left="720" w:hanging="360"/>
+      </w:pPr>
+    </w:lvl>
+    <w:lvl w:ilvl="1" w:tplc="04090019" w:tentative="1">
+      <w:start w:val="1"/>
+      <w:numFmt w:val="lowerLetter"/>
+      <w:lvlText w:val="%2."/>
+      <w:lvlJc w:val="left"/>
+      <w:pPr>
+        <w:ind w:left="1440" w:hanging="360"/>
+      </w:pPr>
+    </w:lvl>
+    <w:lvl w:ilvl="2" w:tplc="0409001B" w:tentative="1">
+      <w:start w:val="1"/>
+      <w:numFmt w:val="lowerRoman"/>
+      <w:lvlText w:val="%3."/>
+      <w:lvlJc w:val="right"/>
+      <w:pPr>
+        <w:ind w:left="2160" w:hanging="180"/>
+      </w:pPr>
+    </w:lvl>
+    <w:lvl w:ilvl="3" w:tplc="0409000F" w:tentative="1">
+      <w:start w:val="1"/>
+      <w:numFmt w:val="decimal"/>
+      <w:lvlText w:val="%4."/>
+      <w:lvlJc w:val="left"/>
+      <w:pPr>
+        <w:ind w:left="2880" w:hanging="360"/>
+      </w:pPr>
+    </w:lvl>
+    <w:lvl w:ilvl="4" w:tplc="04090019" w:tentative="1">
+      <w:start w:val="1"/>
+      <w:numFmt w:val="lowerLetter"/>
+      <w:lvlText w:val="%5."/>
+      <w:lvlJc w:val="left"/>
+      <w:pPr>
+        <w:ind w:left="3600" w:hanging="360"/>
+      </w:pPr>
+    </w:lvl>
+    <w:lvl w:ilvl="5" w:tplc="0409001B" w:tentative="1">
+      <w:start w:val="1"/>
+      <w:numFmt w:val="lowerRoman"/>
+      <w:lvlText w:val="%6."/>
+      <w:lvlJc w:val="right"/>
+      <w:pPr>
+        <w:ind w:left="4320" w:hanging="180"/>
+      </w:pPr>
+    </w:lvl>
+    <w:lvl w:ilvl="6" w:tplc="0409000F" w:tentative="1">
+      <w:start w:val="1"/>
+      <w:numFmt w:val="decimal"/>
+      <w:lvlText w:val="%7."/>
+      <w:lvlJc w:val="left"/>
+      <w:pPr>
+        <w:ind w:left="5040" w:hanging="360"/>
+      </w:pPr>
+    </w:lvl>
+    <w:lvl w:ilvl="7" w:tplc="04090019" w:tentative="1">
+      <w:start w:val="1"/>
+      <w:numFmt w:val="lowerLetter"/>
+      <w:lvlText w:val="%8."/>
+      <w:lvlJc w:val="left"/>
+      <w:pPr>
+        <w:ind w:left="5760" w:hanging="360"/>
+      </w:pPr>
+    </w:lvl>
+    <w:lvl w:ilvl="8" w:tplc="0409001B" w:tentative="1">
+      <w:start w:val="1"/>
+      <w:numFmt w:val="lowerRoman"/>
+      <w:lvlText w:val="%9."/>
+      <w:lvlJc w:val="right"/>
+      <w:pPr>
+        <w:ind w:left="6480" w:hanging="180"/>
+      </w:pPr>
+    </w:lvl>
+  </w:abstractNum>
+  <w:abstractNum w:abstractNumId="13" w15:restartNumberingAfterBreak="0">
+    <w:nsid w:val="487E4398"/>
+    <w:multiLevelType w:val="hybridMultilevel"/>
+    <w:tmpl w:val="A2AC2C1E"/>
+    <w:lvl w:ilvl="0" w:tplc="0409000F">
+      <w:start w:val="1"/>
+      <w:numFmt w:val="decimal"/>
+      <w:lvlText w:val="%1."/>
+      <w:lvlJc w:val="left"/>
+      <w:pPr>
+        <w:ind w:left="720" w:hanging="360"/>
+      </w:pPr>
+    </w:lvl>
+    <w:lvl w:ilvl="1" w:tplc="04090019">
+      <w:start w:val="1"/>
+      <w:numFmt w:val="lowerLetter"/>
+      <w:lvlText w:val="%2."/>
+      <w:lvlJc w:val="left"/>
+      <w:pPr>
+        <w:ind w:left="1440" w:hanging="360"/>
+      </w:pPr>
+    </w:lvl>
+    <w:lvl w:ilvl="2" w:tplc="0409001B" w:tentative="1">
+      <w:start w:val="1"/>
+      <w:numFmt w:val="lowerRoman"/>
+      <w:lvlText w:val="%3."/>
+      <w:lvlJc w:val="right"/>
+      <w:pPr>
+        <w:ind w:left="2160" w:hanging="180"/>
+      </w:pPr>
+    </w:lvl>
+    <w:lvl w:ilvl="3" w:tplc="0409000F" w:tentative="1">
+      <w:start w:val="1"/>
+      <w:numFmt w:val="decimal"/>
+      <w:lvlText w:val="%4."/>
+      <w:lvlJc w:val="left"/>
+      <w:pPr>
+        <w:ind w:left="2880" w:hanging="360"/>
+      </w:pPr>
+    </w:lvl>
+    <w:lvl w:ilvl="4" w:tplc="04090019" w:tentative="1">
+      <w:start w:val="1"/>
+      <w:numFmt w:val="lowerLetter"/>
+      <w:lvlText w:val="%5."/>
+      <w:lvlJc w:val="left"/>
+      <w:pPr>
+        <w:ind w:left="3600" w:hanging="360"/>
+      </w:pPr>
+    </w:lvl>
+    <w:lvl w:ilvl="5" w:tplc="0409001B" w:tentative="1">
+      <w:start w:val="1"/>
+      <w:numFmt w:val="lowerRoman"/>
+      <w:lvlText w:val="%6."/>
+      <w:lvlJc w:val="right"/>
+      <w:pPr>
+        <w:ind w:left="4320" w:hanging="180"/>
+      </w:pPr>
+    </w:lvl>
+    <w:lvl w:ilvl="6" w:tplc="0409000F" w:tentative="1">
+      <w:start w:val="1"/>
+      <w:numFmt w:val="decimal"/>
+      <w:lvlText w:val="%7."/>
+      <w:lvlJc w:val="left"/>
+      <w:pPr>
+        <w:ind w:left="5040" w:hanging="360"/>
+      </w:pPr>
+    </w:lvl>
+    <w:lvl w:ilvl="7" w:tplc="04090019" w:tentative="1">
+      <w:start w:val="1"/>
+      <w:numFmt w:val="lowerLetter"/>
+      <w:lvlText w:val="%8."/>
+      <w:lvlJc w:val="left"/>
+      <w:pPr>
+        <w:ind w:left="5760" w:hanging="360"/>
+      </w:pPr>
+    </w:lvl>
+    <w:lvl w:ilvl="8" w:tplc="0409001B" w:tentative="1">
+      <w:start w:val="1"/>
+      <w:numFmt w:val="lowerRoman"/>
+      <w:lvlText w:val="%9."/>
+      <w:lvlJc w:val="right"/>
+      <w:pPr>
+        <w:ind w:left="6480" w:hanging="180"/>
+      </w:pPr>
+    </w:lvl>
+  </w:abstractNum>
+  <w:abstractNum w:abstractNumId="14" w15:restartNumberingAfterBreak="0">
     <w:nsid w:val="510C12AC"/>
     <w:multiLevelType w:val="hybridMultilevel"/>
     <w:tmpl w:val="1EECA868"/>
@@ -12232,7 +12306,7 @@
       </w:rPr>
     </w:lvl>
   </w:abstractNum>
-  <w:abstractNum w:abstractNumId="13" w15:restartNumberingAfterBreak="0">
+  <w:abstractNum w:abstractNumId="15" w15:restartNumberingAfterBreak="0">
     <w:nsid w:val="5CFE4A2C"/>
     <w:multiLevelType w:val="hybridMultilevel"/>
     <w:tmpl w:val="07B62302"/>
@@ -12321,7 +12395,7 @@
       </w:pPr>
     </w:lvl>
   </w:abstractNum>
-  <w:abstractNum w:abstractNumId="14" w15:restartNumberingAfterBreak="0">
+  <w:abstractNum w:abstractNumId="16" w15:restartNumberingAfterBreak="0">
     <w:nsid w:val="60975DAC"/>
     <w:multiLevelType w:val="hybridMultilevel"/>
     <w:tmpl w:val="BC9058BE"/>
@@ -12411,7 +12485,7 @@
       </w:pPr>
     </w:lvl>
   </w:abstractNum>
-  <w:abstractNum w:abstractNumId="15" w15:restartNumberingAfterBreak="0">
+  <w:abstractNum w:abstractNumId="17" w15:restartNumberingAfterBreak="0">
     <w:nsid w:val="60B12A81"/>
     <w:multiLevelType w:val="multilevel"/>
     <w:tmpl w:val="BBE6D7CC"/>
@@ -12560,7 +12634,7 @@
       </w:rPr>
     </w:lvl>
   </w:abstractNum>
-  <w:abstractNum w:abstractNumId="16" w15:restartNumberingAfterBreak="0">
+  <w:abstractNum w:abstractNumId="18" w15:restartNumberingAfterBreak="0">
     <w:nsid w:val="69CA3B02"/>
     <w:multiLevelType w:val="hybridMultilevel"/>
     <w:tmpl w:val="F642E598"/>
@@ -12673,7 +12747,7 @@
       </w:rPr>
     </w:lvl>
   </w:abstractNum>
-  <w:abstractNum w:abstractNumId="17" w15:restartNumberingAfterBreak="0">
+  <w:abstractNum w:abstractNumId="19" w15:restartNumberingAfterBreak="0">
     <w:nsid w:val="72BA1947"/>
     <w:multiLevelType w:val="hybridMultilevel"/>
     <w:tmpl w:val="CCE4C876"/>
@@ -12786,7 +12860,7 @@
       </w:rPr>
     </w:lvl>
   </w:abstractNum>
-  <w:abstractNum w:abstractNumId="18" w15:restartNumberingAfterBreak="0">
+  <w:abstractNum w:abstractNumId="20" w15:restartNumberingAfterBreak="0">
     <w:nsid w:val="7A3B0902"/>
     <w:multiLevelType w:val="hybridMultilevel"/>
     <w:tmpl w:val="8F7AAA36"/>
@@ -12903,19 +12977,19 @@
     <w:abstractNumId w:val="6"/>
   </w:num>
   <w:num w:numId="2" w16cid:durableId="273564089">
-    <w:abstractNumId w:val="14"/>
+    <w:abstractNumId w:val="16"/>
   </w:num>
   <w:num w:numId="3" w16cid:durableId="55931572">
     <w:abstractNumId w:val="7"/>
   </w:num>
   <w:num w:numId="4" w16cid:durableId="2126657140">
-    <w:abstractNumId w:val="12"/>
+    <w:abstractNumId w:val="14"/>
   </w:num>
   <w:num w:numId="5" w16cid:durableId="113409846">
-    <w:abstractNumId w:val="15"/>
+    <w:abstractNumId w:val="17"/>
   </w:num>
   <w:num w:numId="6" w16cid:durableId="1283607070">
-    <w:abstractNumId w:val="16"/>
+    <w:abstractNumId w:val="18"/>
   </w:num>
   <w:num w:numId="7" w16cid:durableId="2010210873">
     <w:abstractNumId w:val="8"/>
@@ -12933,7 +13007,7 @@
     <w:abstractNumId w:val="9"/>
   </w:num>
   <w:num w:numId="12" w16cid:durableId="1765493050">
-    <w:abstractNumId w:val="13"/>
+    <w:abstractNumId w:val="15"/>
   </w:num>
   <w:num w:numId="13" w16cid:durableId="1742799083">
     <w:abstractNumId w:val="10"/>
@@ -12942,19 +13016,25 @@
     <w:abstractNumId w:val="5"/>
   </w:num>
   <w:num w:numId="15" w16cid:durableId="1096710375">
-    <w:abstractNumId w:val="18"/>
+    <w:abstractNumId w:val="20"/>
   </w:num>
   <w:num w:numId="16" w16cid:durableId="323629972">
     <w:abstractNumId w:val="1"/>
   </w:num>
   <w:num w:numId="17" w16cid:durableId="130946410">
-    <w:abstractNumId w:val="17"/>
+    <w:abstractNumId w:val="19"/>
   </w:num>
   <w:num w:numId="18" w16cid:durableId="416100346">
     <w:abstractNumId w:val="2"/>
   </w:num>
   <w:num w:numId="19" w16cid:durableId="1334378919">
     <w:abstractNumId w:val="3"/>
+  </w:num>
+  <w:num w:numId="20" w16cid:durableId="690182324">
+    <w:abstractNumId w:val="13"/>
+  </w:num>
+  <w:num w:numId="21" w16cid:durableId="1097286351">
+    <w:abstractNumId w:val="12"/>
   </w:num>
 </w:numbering>
 </file>
@@ -14036,13 +14116,13 @@
     <w:rsid w:val="005B2798"/>
     <w:rsid w:val="00632E6A"/>
     <w:rsid w:val="006A5C13"/>
+    <w:rsid w:val="007361A8"/>
     <w:rsid w:val="00743365"/>
     <w:rsid w:val="00840937"/>
     <w:rsid w:val="00911117"/>
     <w:rsid w:val="00B00F7A"/>
     <w:rsid w:val="00C4473B"/>
     <w:rsid w:val="00C86294"/>
-    <w:rsid w:val="00D647C2"/>
     <w:rsid w:val="00DD3B45"/>
     <w:rsid w:val="00DF390D"/>
     <w:rsid w:val="00F1248B"/>
@@ -14835,10 +14915,6 @@
 </file>
 
 <file path=customXml/item3.xml><?xml version="1.0" encoding="utf-8"?>
-<b:Sources xmlns:b="http://schemas.openxmlformats.org/officeDocument/2006/bibliography" xmlns="http://schemas.openxmlformats.org/officeDocument/2006/bibliography" SelectedStyle="\APASixthEditionOfficeOnline.xsl" StyleName="APA" Version="6"/>
-</file>
-
-<file path=customXml/item4.xml><?xml version="1.0" encoding="utf-8"?>
 <ct:contentTypeSchema xmlns:ct="http://schemas.microsoft.com/office/2006/metadata/contentType" xmlns:ma="http://schemas.microsoft.com/office/2006/metadata/properties/metaAttributes" ct:_="" ma:_="" ma:contentTypeName="Document" ma:contentTypeID="0x01010021A59588BC0053418FC88F40861DA871" ma:contentTypeVersion="10" ma:contentTypeDescription="Create a new document." ma:contentTypeScope="" ma:versionID="3673c1cf7550c71788a22a838bb0d9c0">
   <xsd:schema xmlns:xsd="http://www.w3.org/2001/XMLSchema" xmlns:xs="http://www.w3.org/2001/XMLSchema" xmlns:p="http://schemas.microsoft.com/office/2006/metadata/properties" xmlns:ns2="22f4eba5-1bf1-421f-a001-fd7acca9760c" targetNamespace="http://schemas.microsoft.com/office/2006/metadata/properties" ma:root="true" ma:fieldsID="ac330b6bfa0f539d41f40e8181b11b47" ns2:_="">
     <xsd:import namespace="22f4eba5-1bf1-421f-a001-fd7acca9760c"/>
@@ -15022,6 +15098,28 @@
 </ct:contentTypeSchema>
 </file>
 
+<file path=customXml/item4.xml><?xml version="1.0" encoding="utf-8"?>
+<b:Sources xmlns:b="http://schemas.openxmlformats.org/officeDocument/2006/bibliography" xmlns="http://schemas.openxmlformats.org/officeDocument/2006/bibliography" SelectedStyle="\APASixthEditionOfficeOnline.xsl" StyleName="APA" Version="6">
+  <b:Source>
+    <b:Tag>Lau</b:Tag>
+    <b:SourceType>InternetSite</b:SourceType>
+    <b:Guid>{DCB13D93-B085-4654-89B6-F8FCD73B8306}</b:Guid>
+    <b:Title>Management Information System</b:Title>
+    <b:Author>
+      <b:Author>
+        <b:NameList>
+          <b:Person>
+            <b:Last>K.C</b:Last>
+            <b:First>Laudon</b:First>
+          </b:Person>
+        </b:NameList>
+      </b:Author>
+    </b:Author>
+    <b:RefOrder>1</b:RefOrder>
+  </b:Source>
+</b:Sources>
+</file>
+
 <file path=customXml/itemProps1.xml><?xml version="1.0" encoding="utf-8"?>
 <ds:datastoreItem xmlns:ds="http://schemas.openxmlformats.org/officeDocument/2006/customXml" ds:itemID="{279A32A1-94B8-4C38-AF26-42DBFF0B0D86}">
   <ds:schemaRefs>
@@ -15040,14 +15138,6 @@
 </file>
 
 <file path=customXml/itemProps3.xml><?xml version="1.0" encoding="utf-8"?>
-<ds:datastoreItem xmlns:ds="http://schemas.openxmlformats.org/officeDocument/2006/customXml" ds:itemID="{1E912AB2-4C49-4FBF-B791-48C7A28EDDCF}">
-  <ds:schemaRefs>
-    <ds:schemaRef ds:uri="http://schemas.openxmlformats.org/officeDocument/2006/bibliography"/>
-  </ds:schemaRefs>
-</ds:datastoreItem>
-</file>
-
-<file path=customXml/itemProps4.xml><?xml version="1.0" encoding="utf-8"?>
 <ds:datastoreItem xmlns:ds="http://schemas.openxmlformats.org/officeDocument/2006/customXml" ds:itemID="{65E5B5D4-677A-455F-8552-96943537CE77}">
   <ds:schemaRefs>
     <ds:schemaRef ds:uri="http://schemas.microsoft.com/office/2006/metadata/contentType"/>
@@ -15063,4 +15153,12 @@
     <ds:schemaRef ds:uri="http://schemas.microsoft.com/internal/obd"/>
   </ds:schemaRefs>
 </ds:datastoreItem>
+</file>
+
+<file path=customXml/itemProps4.xml><?xml version="1.0" encoding="utf-8"?>
+<ds:datastoreItem xmlns:ds="http://schemas.openxmlformats.org/officeDocument/2006/customXml" ds:itemID="{1965A6F5-E7C0-437A-BAAE-CE2F0C25D007}">
+  <ds:schemaRefs>
+    <ds:schemaRef ds:uri="http://schemas.openxmlformats.org/officeDocument/2006/bibliography"/>
+  </ds:schemaRefs>
+</ds:datastoreItem>
 </file>
--- a/documentation.docx
+++ b/documentation.docx
@@ -1072,9 +1072,14 @@
       </w:pPr>
       <w:bookmarkStart w:id="9" w:name="_Toc265989762"/>
       <w:r>
-        <w:t>4.10 Table and Figure labeling</w:t>
+        <w:t xml:space="preserve">4.10 Table and Figure </w:t>
+      </w:r>
+      <w:proofErr w:type="spellStart"/>
+      <w:r>
+        <w:t>labeling</w:t>
       </w:r>
       <w:bookmarkEnd w:id="9"/>
+      <w:proofErr w:type="spellEnd"/>
     </w:p>
     <w:p>
       <w:pPr>
@@ -1092,6 +1097,7 @@
         </w:rPr>
         <w:t xml:space="preserve">Table Section </w:t>
       </w:r>
+      <w:proofErr w:type="spellStart"/>
       <w:proofErr w:type="gramStart"/>
       <w:r>
         <w:rPr>
@@ -1100,13 +1106,30 @@
         </w:rPr>
         <w:t>No.Table</w:t>
       </w:r>
+      <w:proofErr w:type="spellEnd"/>
       <w:proofErr w:type="gramEnd"/>
       <w:r>
         <w:rPr>
           <w:rFonts w:cs="Times New Roman"/>
           <w:szCs w:val="24"/>
         </w:rPr>
-        <w:t xml:space="preserve"> No – Table Name, Times New Roman, 10, Normal, center </w:t>
+        <w:t xml:space="preserve"> No – Table Name, Times New Roman, 10, Normal, </w:t>
+      </w:r>
+      <w:proofErr w:type="spellStart"/>
+      <w:r>
+        <w:rPr>
+          <w:rFonts w:cs="Times New Roman"/>
+          <w:szCs w:val="24"/>
+        </w:rPr>
+        <w:t>center</w:t>
+      </w:r>
+      <w:proofErr w:type="spellEnd"/>
+      <w:r>
+        <w:rPr>
+          <w:rFonts w:cs="Times New Roman"/>
+          <w:szCs w:val="24"/>
+        </w:rPr>
+        <w:t xml:space="preserve"> </w:t>
       </w:r>
     </w:p>
     <w:p>
@@ -1182,6 +1205,7 @@
         </w:rPr>
         <w:t xml:space="preserve">Figure Section </w:t>
       </w:r>
+      <w:proofErr w:type="spellStart"/>
       <w:proofErr w:type="gramStart"/>
       <w:r>
         <w:rPr>
@@ -1190,6 +1214,7 @@
         </w:rPr>
         <w:t>No.Figure</w:t>
       </w:r>
+      <w:proofErr w:type="spellEnd"/>
       <w:proofErr w:type="gramEnd"/>
       <w:r>
         <w:rPr>
@@ -1203,8 +1228,17 @@
           <w:rFonts w:cs="Times New Roman"/>
           <w:szCs w:val="20"/>
         </w:rPr>
-        <w:t>, center</w:t>
-      </w:r>
+        <w:t xml:space="preserve">, </w:t>
+      </w:r>
+      <w:proofErr w:type="spellStart"/>
+      <w:r>
+        <w:rPr>
+          <w:rFonts w:cs="Times New Roman"/>
+          <w:szCs w:val="20"/>
+        </w:rPr>
+        <w:t>center</w:t>
+      </w:r>
+      <w:proofErr w:type="spellEnd"/>
     </w:p>
     <w:p>
       <w:pPr>
@@ -1281,7 +1315,39 @@
           <w:rFonts w:cs="Times New Roman"/>
           <w:szCs w:val="20"/>
         </w:rPr>
-        <w:t>Proposal: Tape Binding (1 Copy during defense and after defense, 2 copies of finalized version of the proposal with correction need to be submitted to the college).</w:t>
+        <w:t xml:space="preserve">Proposal: Tape Binding (1 Copy during </w:t>
+      </w:r>
+      <w:proofErr w:type="spellStart"/>
+      <w:r>
+        <w:rPr>
+          <w:rFonts w:cs="Times New Roman"/>
+          <w:szCs w:val="20"/>
+        </w:rPr>
+        <w:t>defense</w:t>
+      </w:r>
+      <w:proofErr w:type="spellEnd"/>
+      <w:r>
+        <w:rPr>
+          <w:rFonts w:cs="Times New Roman"/>
+          <w:szCs w:val="20"/>
+        </w:rPr>
+        <w:t xml:space="preserve"> and after </w:t>
+      </w:r>
+      <w:proofErr w:type="spellStart"/>
+      <w:r>
+        <w:rPr>
+          <w:rFonts w:cs="Times New Roman"/>
+          <w:szCs w:val="20"/>
+        </w:rPr>
+        <w:t>defense</w:t>
+      </w:r>
+      <w:proofErr w:type="spellEnd"/>
+      <w:r>
+        <w:rPr>
+          <w:rFonts w:cs="Times New Roman"/>
+          <w:szCs w:val="20"/>
+        </w:rPr>
+        <w:t>, 2 copies of finalized version of the proposal with correction need to be submitted to the college).</w:t>
       </w:r>
     </w:p>
     <w:p>
@@ -1589,6 +1655,7 @@
           <w:szCs w:val="28"/>
         </w:rPr>
       </w:pPr>
+      <w:proofErr w:type="spellStart"/>
       <w:r>
         <w:rPr>
           <w:rFonts w:cs="Times New Roman"/>
@@ -1597,7 +1664,18 @@
           <w:sz w:val="28"/>
           <w:szCs w:val="28"/>
         </w:rPr>
-        <w:t>Simalchaur, Pokhara</w:t>
+        <w:t>Simalchaur</w:t>
+      </w:r>
+      <w:proofErr w:type="spellEnd"/>
+      <w:r>
+        <w:rPr>
+          <w:rFonts w:cs="Times New Roman"/>
+          <w:b/>
+          <w:bCs/>
+          <w:sz w:val="28"/>
+          <w:szCs w:val="28"/>
+        </w:rPr>
+        <w:t>, Pokhara</w:t>
       </w:r>
       <w:r>
         <w:rPr>
@@ -1847,7 +1925,7 @@
           </mc:Choice>
           <mc:Fallback>
             <w:pict>
-              <v:group w14:anchorId="7B70C76F" id="Group 5" o:spid="_x0000_s1026" style="width:68.5pt;height:110pt;mso-position-horizontal-relative:char;mso-position-vertical-relative:line" coordsize="6762,16097" o:gfxdata="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">
+              <v:group w14:anchorId="7ED600EF" id="Group 5" o:spid="_x0000_s1026" style="width:68.5pt;height:110pt;mso-position-horizontal-relative:char;mso-position-vertical-relative:line" coordsize="6762,16097" o:gfxdata="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">
                 <v:line id="Straight Connector 2" o:spid="_x0000_s1027" style="position:absolute;visibility:visible;mso-wrap-style:square" from="3333,0" to="3333,16097" o:connectortype="straight" o:gfxdata="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" strokecolor="black [3200]" strokeweight="2.5pt">
                   <v:stroke joinstyle="miter"/>
                 </v:line>
@@ -2130,11 +2208,19 @@
                     <w:rFonts w:cs="Times New Roman"/>
                   </w:rPr>
                 </w:pPr>
+                <w:proofErr w:type="spellStart"/>
                 <w:r>
                   <w:rPr>
                     <w:rFonts w:cs="Times New Roman"/>
                   </w:rPr>
-                  <w:t>Khagaraj Poudel</w:t>
+                  <w:t>Khagaraj</w:t>
+                </w:r>
+                <w:proofErr w:type="spellEnd"/>
+                <w:r>
+                  <w:rPr>
+                    <w:rFonts w:cs="Times New Roman"/>
+                  </w:rPr>
+                  <w:t xml:space="preserve"> Poudel</w:t>
                 </w:r>
               </w:p>
             </w:tc>
@@ -2737,8 +2823,13 @@
         <w:spacing w:before="120" w:after="0" w:line="360" w:lineRule="auto"/>
         <w:jc w:val="both"/>
       </w:pPr>
-      <w:r>
-        <w:t xml:space="preserve">Khagaraj Poudel </w:t>
+      <w:proofErr w:type="spellStart"/>
+      <w:r>
+        <w:t>Khagaraj</w:t>
+      </w:r>
+      <w:proofErr w:type="spellEnd"/>
+      <w:r>
+        <w:t xml:space="preserve"> Poudel </w:t>
       </w:r>
     </w:p>
     <w:p>
@@ -3060,6 +3151,7 @@
         </w:rPr>
         <w:t xml:space="preserve">” is done under my supervision by </w:t>
       </w:r>
+      <w:proofErr w:type="spellStart"/>
       <w:r>
         <w:rPr>
           <w:rFonts w:cs="Times New Roman"/>
@@ -3074,7 +3166,16 @@
           <w:b/>
           <w:szCs w:val="24"/>
         </w:rPr>
-        <w:t xml:space="preserve">hagaraj </w:t>
+        <w:t>hagaraj</w:t>
+      </w:r>
+      <w:proofErr w:type="spellEnd"/>
+      <w:r>
+        <w:rPr>
+          <w:rFonts w:cs="Times New Roman"/>
+          <w:b/>
+          <w:szCs w:val="24"/>
+        </w:rPr>
+        <w:t xml:space="preserve"> </w:t>
       </w:r>
       <w:r>
         <w:rPr>
@@ -5534,8 +5635,13 @@
       <w:r>
         <w:t xml:space="preserve">. Similarly, the flowchart was graphically designed by </w:t>
       </w:r>
-      <w:r>
-        <w:t>Khagaraj Poudel</w:t>
+      <w:proofErr w:type="spellStart"/>
+      <w:r>
+        <w:t>Khagaraj</w:t>
+      </w:r>
+      <w:proofErr w:type="spellEnd"/>
+      <w:r>
+        <w:t xml:space="preserve"> Poudel</w:t>
       </w:r>
       <w:r>
         <w:t xml:space="preserve">. </w:t>
@@ -5849,19 +5955,7 @@
         <w:rPr>
           <w:lang w:val="en-US"/>
         </w:rPr>
-        <w:t xml:space="preserve">To implement secure user authentication and authorized access, as well as deposit with accurate balance updates and transaction history recording for effective account monitoring </w:t>
-      </w:r>
-      <w:r>
-        <w:rPr>
-          <w:lang w:val="en-US"/>
-        </w:rPr>
-        <w:t>effective</w:t>
-      </w:r>
-      <w:r>
-        <w:rPr>
-          <w:lang w:val="en-US"/>
-        </w:rPr>
-        <w:t xml:space="preserve"> monitoring transaction.</w:t>
+        <w:t>To implement secure user authentication and authorized access, as well as deposit with accurate balance updates and transaction history recording for effective account monitoring effective monitoring transaction.</w:t>
       </w:r>
     </w:p>
     <w:p>
@@ -6062,6 +6156,7 @@
     <w:p>
       <w:pPr>
         <w:pStyle w:val="NormalWeb"/>
+        <w:spacing w:line="360" w:lineRule="auto"/>
       </w:pPr>
       <w:r>
         <w:t>In the past, banks managed customer records and transactions manually using paper files and registers. Although this method worked, it was slow, time-consuming, and prone to human errors, theft, data loss, damage from hazards, and forgetfulness. As the number of customers increased, managing records manually became more difficult. This limitation of manual information systems has been widely discussed in Management Information Systems: Managing the Digital Firm by Laudon and Laudon (2022).</w:t>
@@ -6070,6 +6165,7 @@
     <w:p>
       <w:pPr>
         <w:pStyle w:val="NormalWeb"/>
+        <w:spacing w:line="360" w:lineRule="auto"/>
       </w:pPr>
       <w:r>
         <w:t>With the advancement of technology, computerized banking systems were introduced to improve efficiency, accuracy, and security. Research shows that digital systems reduce errors, protect data, speed up transactions, and make information easier to store and retrieve. These benefits are explained in Principles of Information Systems by Stair and Reynolds (2021) and in Pearson's overview of modern management information systems.</w:t>
@@ -6078,6 +6174,7 @@
     <w:p>
       <w:pPr>
         <w:pStyle w:val="NormalWeb"/>
+        <w:spacing w:line="360" w:lineRule="auto"/>
       </w:pPr>
       <w:r>
         <w:t>However, many small organizations and educational projects still use manual or basic systems that lack proper security and efficient record management. Therefore, this project proposes a *Simple Banking System* that allows users to create accounts, deposit and withdraw money, check balances, view transaction history, and securely change passwords. The system stores data in a database, updates records</w:t>
@@ -6274,6 +6371,7 @@
         <w:rPr>
           <w:color w:val="FF0000"/>
         </w:rPr>
+        <w:lastRenderedPageBreak/>
         <w:t>Direction: Information for design, development, QA, or vendor teams.</w:t>
       </w:r>
     </w:p>
@@ -6353,7 +6451,6 @@
         <w:jc w:val="both"/>
       </w:pPr>
       <w:r>
-        <w:lastRenderedPageBreak/>
         <w:t>It does not define how to project will be created and delivered only the requirements are mentioned. The requirement document should also implement the quality control of the project, must also mention how they should implement the quality control of the project.</w:t>
       </w:r>
     </w:p>
@@ -6803,6 +6900,7 @@
         <w:rPr>
           <w:color w:val="FF0000"/>
         </w:rPr>
+        <w:lastRenderedPageBreak/>
         <w:t xml:space="preserve">Segmenting the requirements based on the above-mentioned requirements will help you improve your </w:t>
       </w:r>
       <w:r>
@@ -13512,6 +13610,7 @@
   <w:style w:type="character" w:default="1" w:styleId="DefaultParagraphFont">
     <w:name w:val="Default Paragraph Font"/>
     <w:uiPriority w:val="1"/>
+    <w:semiHidden/>
     <w:unhideWhenUsed/>
   </w:style>
   <w:style w:type="table" w:default="1" w:styleId="TableNormal">
@@ -14108,10 +14207,12 @@
     <w:rsid w:val="001300FF"/>
     <w:rsid w:val="001B1BB0"/>
     <w:rsid w:val="001E1CC9"/>
+    <w:rsid w:val="001F40DB"/>
     <w:rsid w:val="002071AE"/>
     <w:rsid w:val="0035202E"/>
     <w:rsid w:val="005047B6"/>
     <w:rsid w:val="00586AAF"/>
+    <w:rsid w:val="005954E5"/>
     <w:rsid w:val="005A53D4"/>
     <w:rsid w:val="005B2798"/>
     <w:rsid w:val="00632E6A"/>
@@ -14900,12 +15001,6 @@
 </file>
 
 <file path=customXml/item1.xml><?xml version="1.0" encoding="utf-8"?>
-<p:properties xmlns:p="http://schemas.microsoft.com/office/2006/metadata/properties" xmlns:xsi="http://www.w3.org/2001/XMLSchema-instance" xmlns:pc="http://schemas.microsoft.com/office/infopath/2007/PartnerControls">
-  <documentManagement/>
-</p:properties>
-</file>
-
-<file path=customXml/item2.xml><?xml version="1.0" encoding="utf-8"?>
 <?mso-contentType ?>
 <FormTemplates xmlns="http://schemas.microsoft.com/sharepoint/v3/contenttype/forms">
   <Display>DocumentLibraryForm</Display>
@@ -14914,7 +15009,35 @@
 </FormTemplates>
 </file>
 
+<file path=customXml/item2.xml><?xml version="1.0" encoding="utf-8"?>
+<p:properties xmlns:p="http://schemas.microsoft.com/office/2006/metadata/properties" xmlns:xsi="http://www.w3.org/2001/XMLSchema-instance" xmlns:pc="http://schemas.microsoft.com/office/infopath/2007/PartnerControls">
+  <documentManagement/>
+</p:properties>
+</file>
+
 <file path=customXml/item3.xml><?xml version="1.0" encoding="utf-8"?>
+<b:Sources xmlns:b="http://schemas.openxmlformats.org/officeDocument/2006/bibliography" xmlns="http://schemas.openxmlformats.org/officeDocument/2006/bibliography" SelectedStyle="\APASixthEditionOfficeOnline.xsl" StyleName="APA" Version="6">
+  <b:Source>
+    <b:Tag>Lau</b:Tag>
+    <b:SourceType>InternetSite</b:SourceType>
+    <b:Guid>{DCB13D93-B085-4654-89B6-F8FCD73B8306}</b:Guid>
+    <b:Title>Management Information System</b:Title>
+    <b:Author>
+      <b:Author>
+        <b:NameList>
+          <b:Person>
+            <b:Last>K.C</b:Last>
+            <b:First>Laudon</b:First>
+          </b:Person>
+        </b:NameList>
+      </b:Author>
+    </b:Author>
+    <b:RefOrder>1</b:RefOrder>
+  </b:Source>
+</b:Sources>
+</file>
+
+<file path=customXml/item4.xml><?xml version="1.0" encoding="utf-8"?>
 <ct:contentTypeSchema xmlns:ct="http://schemas.microsoft.com/office/2006/metadata/contentType" xmlns:ma="http://schemas.microsoft.com/office/2006/metadata/properties/metaAttributes" ct:_="" ma:_="" ma:contentTypeName="Document" ma:contentTypeID="0x01010021A59588BC0053418FC88F40861DA871" ma:contentTypeVersion="10" ma:contentTypeDescription="Create a new document." ma:contentTypeScope="" ma:versionID="3673c1cf7550c71788a22a838bb0d9c0">
   <xsd:schema xmlns:xsd="http://www.w3.org/2001/XMLSchema" xmlns:xs="http://www.w3.org/2001/XMLSchema" xmlns:p="http://schemas.microsoft.com/office/2006/metadata/properties" xmlns:ns2="22f4eba5-1bf1-421f-a001-fd7acca9760c" targetNamespace="http://schemas.microsoft.com/office/2006/metadata/properties" ma:root="true" ma:fieldsID="ac330b6bfa0f539d41f40e8181b11b47" ns2:_="">
     <xsd:import namespace="22f4eba5-1bf1-421f-a001-fd7acca9760c"/>
@@ -15098,29 +15221,15 @@
 </ct:contentTypeSchema>
 </file>
 
-<file path=customXml/item4.xml><?xml version="1.0" encoding="utf-8"?>
-<b:Sources xmlns:b="http://schemas.openxmlformats.org/officeDocument/2006/bibliography" xmlns="http://schemas.openxmlformats.org/officeDocument/2006/bibliography" SelectedStyle="\APASixthEditionOfficeOnline.xsl" StyleName="APA" Version="6">
-  <b:Source>
-    <b:Tag>Lau</b:Tag>
-    <b:SourceType>InternetSite</b:SourceType>
-    <b:Guid>{DCB13D93-B085-4654-89B6-F8FCD73B8306}</b:Guid>
-    <b:Title>Management Information System</b:Title>
-    <b:Author>
-      <b:Author>
-        <b:NameList>
-          <b:Person>
-            <b:Last>K.C</b:Last>
-            <b:First>Laudon</b:First>
-          </b:Person>
-        </b:NameList>
-      </b:Author>
-    </b:Author>
-    <b:RefOrder>1</b:RefOrder>
-  </b:Source>
-</b:Sources>
+<file path=customXml/itemProps1.xml><?xml version="1.0" encoding="utf-8"?>
+<ds:datastoreItem xmlns:ds="http://schemas.openxmlformats.org/officeDocument/2006/customXml" ds:itemID="{56C44748-5791-4773-80AF-F953C3055353}">
+  <ds:schemaRefs>
+    <ds:schemaRef ds:uri="http://schemas.microsoft.com/sharepoint/v3/contenttype/forms"/>
+  </ds:schemaRefs>
+</ds:datastoreItem>
 </file>
 
-<file path=customXml/itemProps1.xml><?xml version="1.0" encoding="utf-8"?>
+<file path=customXml/itemProps2.xml><?xml version="1.0" encoding="utf-8"?>
 <ds:datastoreItem xmlns:ds="http://schemas.openxmlformats.org/officeDocument/2006/customXml" ds:itemID="{279A32A1-94B8-4C38-AF26-42DBFF0B0D86}">
   <ds:schemaRefs>
     <ds:schemaRef ds:uri="http://schemas.microsoft.com/office/2006/metadata/properties"/>
@@ -15129,15 +15238,15 @@
 </ds:datastoreItem>
 </file>
 
-<file path=customXml/itemProps2.xml><?xml version="1.0" encoding="utf-8"?>
-<ds:datastoreItem xmlns:ds="http://schemas.openxmlformats.org/officeDocument/2006/customXml" ds:itemID="{56C44748-5791-4773-80AF-F953C3055353}">
+<file path=customXml/itemProps3.xml><?xml version="1.0" encoding="utf-8"?>
+<ds:datastoreItem xmlns:ds="http://schemas.openxmlformats.org/officeDocument/2006/customXml" ds:itemID="{1965A6F5-E7C0-437A-BAAE-CE2F0C25D007}">
   <ds:schemaRefs>
-    <ds:schemaRef ds:uri="http://schemas.microsoft.com/sharepoint/v3/contenttype/forms"/>
+    <ds:schemaRef ds:uri="http://schemas.openxmlformats.org/officeDocument/2006/bibliography"/>
   </ds:schemaRefs>
 </ds:datastoreItem>
 </file>
 
-<file path=customXml/itemProps3.xml><?xml version="1.0" encoding="utf-8"?>
+<file path=customXml/itemProps4.xml><?xml version="1.0" encoding="utf-8"?>
 <ds:datastoreItem xmlns:ds="http://schemas.openxmlformats.org/officeDocument/2006/customXml" ds:itemID="{65E5B5D4-677A-455F-8552-96943537CE77}">
   <ds:schemaRefs>
     <ds:schemaRef ds:uri="http://schemas.microsoft.com/office/2006/metadata/contentType"/>
@@ -15153,12 +15262,4 @@
     <ds:schemaRef ds:uri="http://schemas.microsoft.com/internal/obd"/>
   </ds:schemaRefs>
 </ds:datastoreItem>
-</file>
-
-<file path=customXml/itemProps4.xml><?xml version="1.0" encoding="utf-8"?>
-<ds:datastoreItem xmlns:ds="http://schemas.openxmlformats.org/officeDocument/2006/customXml" ds:itemID="{1965A6F5-E7C0-437A-BAAE-CE2F0C25D007}">
-  <ds:schemaRefs>
-    <ds:schemaRef ds:uri="http://schemas.openxmlformats.org/officeDocument/2006/bibliography"/>
-  </ds:schemaRefs>
-</ds:datastoreItem>
 </file>
--- a/documentation.docx
+++ b/documentation.docx
@@ -1925,7 +1925,7 @@
           </mc:Choice>
           <mc:Fallback>
             <w:pict>
-              <v:group w14:anchorId="7ED600EF" id="Group 5" o:spid="_x0000_s1026" style="width:68.5pt;height:110pt;mso-position-horizontal-relative:char;mso-position-vertical-relative:line" coordsize="6762,16097" o:gfxdata="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">
+              <v:group w14:anchorId="102F196D" id="Group 5" o:spid="_x0000_s1026" style="width:68.5pt;height:110pt;mso-position-horizontal-relative:char;mso-position-vertical-relative:line" coordsize="6762,16097" o:gfxdata="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">
                 <v:line id="Straight Connector 2" o:spid="_x0000_s1027" style="position:absolute;visibility:visible;mso-wrap-style:square" from="3333,0" to="3333,16097" o:connectortype="straight" o:gfxdata="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" strokecolor="black [3200]" strokeweight="2.5pt">
                   <v:stroke joinstyle="miter"/>
                 </v:line>
@@ -2676,7 +2676,7 @@
           <w:noProof/>
           <w:szCs w:val="24"/>
         </w:rPr>
-        <w:t>24/06/2026</w:t>
+        <w:t>25/06/2026</w:t>
       </w:r>
       <w:r>
         <w:rPr>
@@ -5594,132 +5594,55 @@
         </w:numPr>
         <w:spacing w:after="0" w:line="360" w:lineRule="auto"/>
         <w:jc w:val="both"/>
-      </w:pPr>
-      <w:r>
+        <w:rPr>
+          <w:sz w:val="24"/>
+          <w:szCs w:val="24"/>
+        </w:rPr>
+      </w:pPr>
+      <w:r>
+        <w:rPr>
+          <w:sz w:val="24"/>
+          <w:szCs w:val="24"/>
+        </w:rPr>
         <w:lastRenderedPageBreak/>
         <w:t>Introduction</w:t>
       </w:r>
     </w:p>
     <w:p>
       <w:pPr>
+        <w:pStyle w:val="isselectedend"/>
+        <w:spacing w:line="360" w:lineRule="auto"/>
+      </w:pPr>
+      <w:r>
+        <w:t>The Banking Management System is a computerized application that enables customers to perform banking activities such as account creation, deposits, withdrawals, fund transfers, and balance inquiries while securely maintaining customer records. The main objective of this project is to provide a convenient, efficient, and secure method for managing banking operations.</w:t>
+      </w:r>
+    </w:p>
+    <w:p>
+      <w:pPr>
+        <w:pStyle w:val="isselectedend"/>
+        <w:spacing w:line="360" w:lineRule="auto"/>
+      </w:pPr>
+      <w:r>
+        <w:t>The traditional banking system relies heavily on manual record-keeping, which often results in delays, data redundancy, security risks, and difficulties in managing customer information. Retrieving records and processing transactions can be time-consuming and less reliable. To overcome these limitations, we developed a computerized Banking Management System using C.</w:t>
+      </w:r>
+    </w:p>
+    <w:p>
+      <w:pPr>
+        <w:pStyle w:val="isselectedend"/>
+        <w:spacing w:line="360" w:lineRule="auto"/>
+      </w:pPr>
+      <w:r>
+        <w:t>The project work was divided among team members, including documentation, system design, research, coding, and testing. During development, we faced several challenges related to customer data management, transaction processing, data accuracy, and system security. However, these challenges helped us improve the quality and functionality of the system.</w:t>
+      </w:r>
+    </w:p>
+    <w:p>
+      <w:pPr>
         <w:pStyle w:val="NormalWeb"/>
         <w:spacing w:line="360" w:lineRule="auto"/>
       </w:pPr>
       <w:r>
-        <w:t>Banking Management System is a system process whereby customers can directly access banking services such as account creation, deposits, withdrawals, fund transfers, and balance inquiries, which helps to maintain records and store customer details securely. The main purpose of this project is to provide customers with an alternative and convenient way to perform banking transactions according to their needs. In the existing system there are several drawbacks. To overcome all the existing problems, this project was chosen because it provides customers with a secure and efficient method of managing their banking activities. This system helps generate customer account records and allows adding, updating, and managing financial information. The traditional paper-based banking system is transformed into a computerized system which is more reliable, accurate, and user-friendly.</w:t>
-      </w:r>
-    </w:p>
-    <w:p>
-      <w:pPr>
-        <w:pStyle w:val="NormalWeb"/>
-        <w:spacing w:line="360" w:lineRule="auto"/>
-      </w:pPr>
-      <w:r>
-        <w:t>This system helps to minimize the workload of bank staff at service counters and increase the efficiency and productivity of the organization. Currently, bank employees cannot handle all customers simultaneously if operations are performed manually. Hence, in order to reduce this problem, a computerized banking system is required according to today’s technological environment. Therefore, we developed a system called Banking Management System</w:t>
-      </w:r>
-      <w:r>
-        <w:t>.</w:t>
-      </w:r>
-    </w:p>
-    <w:p>
-      <w:pPr>
-        <w:pStyle w:val="NormalWeb"/>
-        <w:spacing w:line="360" w:lineRule="auto"/>
-      </w:pPr>
-      <w:r>
-        <w:t xml:space="preserve">For our project, we divided the work among ourselves from the beginning. Documentation and coding tasks were shared equally among all members. Mainly, the Gantt chart was prepared and the requirement traceability matrix was completed by </w:t>
-      </w:r>
-      <w:r>
-        <w:t>Ankit Sharma</w:t>
-      </w:r>
-      <w:r>
-        <w:t xml:space="preserve">. Similarly, the flowchart was graphically designed by </w:t>
-      </w:r>
-      <w:proofErr w:type="spellStart"/>
-      <w:r>
-        <w:t>Khagaraj</w:t>
-      </w:r>
-      <w:proofErr w:type="spellEnd"/>
-      <w:r>
-        <w:t xml:space="preserve"> Poudel</w:t>
-      </w:r>
-      <w:r>
-        <w:t xml:space="preserve">. </w:t>
-      </w:r>
-      <w:r>
-        <w:t xml:space="preserve">Anish Giri </w:t>
-      </w:r>
-      <w:r>
-        <w:t>designed the DFD. Research on project-related information and testing platforms was handled by Arpan Pokhrel. However, every team member contributed to the coding and testing of each module and provided valuable suggestions to improve the system.</w:t>
-      </w:r>
-    </w:p>
-    <w:p>
-      <w:pPr>
-        <w:pStyle w:val="NormalWeb"/>
-        <w:spacing w:line="360" w:lineRule="auto"/>
-      </w:pPr>
-      <w:r>
-        <w:t>While conducting research, we found many difficulties regarding customer data management, transaction processing, data accuracy, security concerns, and adapting the system according to changing banking regulations. By considering these challenges, we developed this system and successfully minimized these difficulties using C.</w:t>
-      </w:r>
-    </w:p>
-    <w:p>
-      <w:pPr>
-        <w:pStyle w:val="NormalWeb"/>
-        <w:spacing w:line="360" w:lineRule="auto"/>
-      </w:pPr>
-      <w:r>
-        <w:lastRenderedPageBreak/>
-        <w:t>Going digital is one of the best approaches in the current era because almost every sector has been computerized. Many work pressures can be reduced, processes become faster, and information can be accessed in a more efficient way. We can provide a better banking experience for customers. Data analysis and report generation become much easier; therefore, adopting a digital banking system is an effective solution.</w:t>
-      </w:r>
-    </w:p>
-    <w:p>
-      <w:pPr>
-        <w:pStyle w:val="NormalWeb"/>
-        <w:spacing w:line="360" w:lineRule="auto"/>
-      </w:pPr>
-      <w:r>
-        <w:t>Existing banking systems that rely heavily on manual operations are slow and there is a higher risk of data loss due to external factors. Retrieving customer account details and transaction histories is time-consuming. To address these issues and improve efficiency, reliability, and security, we developed the Banking Management System.</w:t>
-      </w:r>
-    </w:p>
-    <w:p>
-      <w:pPr>
-        <w:pStyle w:val="NormalWeb"/>
-      </w:pPr>
-    </w:p>
-    <w:p>
-      <w:pPr>
-        <w:pStyle w:val="NormalWeb"/>
-      </w:pPr>
-    </w:p>
-    <w:p>
-      <w:pPr>
-        <w:pStyle w:val="NormalWeb"/>
-      </w:pPr>
-    </w:p>
-    <w:p>
-      <w:pPr>
-        <w:pStyle w:val="NormalWeb"/>
-      </w:pPr>
-    </w:p>
-    <w:p>
-      <w:pPr>
-        <w:pStyle w:val="NormalWeb"/>
-      </w:pPr>
-    </w:p>
-    <w:p>
-      <w:pPr>
-        <w:pStyle w:val="NormalWeb"/>
-      </w:pPr>
-    </w:p>
-    <w:p>
-      <w:pPr>
-        <w:pStyle w:val="NormalWeb"/>
-      </w:pPr>
-    </w:p>
-    <w:p>
-      <w:pPr>
-        <w:pStyle w:val="NormalWeb"/>
-      </w:pPr>
+        <w:t>The developed system reduces paperwork, improves data accuracy and security, speeds up transaction processing, and simplifies record management. As a result, it enhances the efficiency of banking operations and provides better services for both customers and bank employees.</w:t>
+      </w:r>
     </w:p>
     <w:p>
       <w:pPr>
@@ -5787,95 +5710,147 @@
     </w:p>
     <w:p>
       <w:pPr>
-        <w:pStyle w:val="NormalWeb"/>
-        <w:spacing w:line="360" w:lineRule="auto"/>
-      </w:pPr>
-      <w:r>
-        <w:t>There were many difficulties as this was our first programming-based project. Although we encountered numerous challenges, we were able to solve them and successfully implement the system. Many errors and failures occurred during the development process, but each issue helped us improve the quality of the project. Problems such as customer data management, transaction processing, data inaccuracy, adapting the system to changing banking regulations, and organizational changes were common in the existing system. Therefore, our program was designed to overcome these difficulties and provide a more efficient solution.</w:t>
-      </w:r>
-    </w:p>
-    <w:p>
-      <w:pPr>
-        <w:pStyle w:val="NormalWeb"/>
-        <w:spacing w:line="360" w:lineRule="auto"/>
-      </w:pPr>
-      <w:r>
-        <w:t>In the beginning, banks and financial institutions relied heavily on manual methods of storing and maintaining records, which often resulted in misplaced documents, loss of information, and difficulties in retrieving customer data. The previous system required a large amount of physical storage space, was vulnerable to damage, and made updating records a time-consuming process. It also suffered from a lack of security, higher operational costs, increased staff training expenses, dependency on individual employees, and the possibility of misunderstandings due to manual handling of information.</w:t>
-      </w:r>
-    </w:p>
-    <w:p>
-      <w:pPr>
-        <w:pStyle w:val="NormalWeb"/>
-        <w:spacing w:line="360" w:lineRule="auto"/>
-      </w:pPr>
-      <w:r>
-        <w:t>The following issues were identified as secondary but significant problems that affected the performance of the existing banking system and can be considered at both micro and macro levels:</w:t>
-      </w:r>
-    </w:p>
-    <w:p>
-      <w:pPr>
-        <w:pStyle w:val="NormalWeb"/>
-        <w:spacing w:line="360" w:lineRule="auto"/>
-      </w:pPr>
-      <w:r>
-        <w:rPr>
-          <w:b/>
-          <w:bCs/>
-        </w:rPr>
-        <w:t>•</w:t>
-      </w:r>
-      <w:r>
-        <w:t xml:space="preserve"> Data redundancy and duplication of customer records</w:t>
-      </w:r>
-      <w:r>
-        <w:br/>
-        <w:t>• Excessive paperwork and dependence on hardcopy documents</w:t>
-      </w:r>
-      <w:r>
-        <w:br/>
-        <w:t>• Limited flexibility in the existing banking system</w:t>
-      </w:r>
-      <w:r>
-        <w:br/>
-        <w:t>• Security risks related to customer and transaction data</w:t>
-      </w:r>
-      <w:r>
-        <w:br/>
-        <w:t>• Storage and record management issues</w:t>
-      </w:r>
-      <w:r>
-        <w:br/>
-        <w:t>• Unorganized banking operations and tasks</w:t>
-      </w:r>
-      <w:r>
-        <w:br/>
-        <w:t>• Use of outdated technology and manual processes</w:t>
-      </w:r>
-      <w:r>
-        <w:br/>
-        <w:t>• Lack of technology adoption in daily banking activities</w:t>
-      </w:r>
-      <w:r>
-        <w:br/>
-        <w:t>• Limited functions and features for customers and staff</w:t>
-      </w:r>
-      <w:r>
-        <w:br/>
-        <w:t>• Delays in processing transactions and generating reports</w:t>
-      </w:r>
-      <w:r>
-        <w:br/>
-        <w:t>• Difficulty in tracking customer account information accurately</w:t>
-      </w:r>
-    </w:p>
-    <w:p>
-      <w:pPr>
-        <w:pStyle w:val="NormalWeb"/>
-        <w:spacing w:line="360" w:lineRule="auto"/>
-      </w:pPr>
-      <w:r>
-        <w:lastRenderedPageBreak/>
-        <w:t>To address these challenges, the Banking Management System was developed with the objective of providing secure, organized, and efficient banking operations. The computerized system reduces paperwork, improves data security, minimizes redundancy, speeds up transaction processing, and enhances the overall banking experience for both customers and employees.</w:t>
+        <w:spacing w:after="0" w:line="360" w:lineRule="auto"/>
+        <w:jc w:val="both"/>
+        <w:rPr>
+          <w:rFonts w:eastAsia="Times New Roman" w:cs="Times New Roman"/>
+          <w:szCs w:val="24"/>
+          <w:lang w:val="en-US"/>
+        </w:rPr>
+      </w:pPr>
+      <w:r>
+        <w:rPr>
+          <w:rFonts w:eastAsia="Times New Roman" w:cs="Times New Roman"/>
+          <w:szCs w:val="24"/>
+          <w:lang w:val="en-US"/>
+        </w:rPr>
+        <w:t>As this was our first programming-based project, we faced several challenges during the development process. Many errors and technical issues arose while designing and implementing the system, but overcoming these difficulties helped us gain valuable experience and improve the overall quality of the project.</w:t>
+      </w:r>
+    </w:p>
+    <w:p>
+      <w:pPr>
+        <w:spacing w:after="0" w:line="360" w:lineRule="auto"/>
+        <w:jc w:val="both"/>
+        <w:rPr>
+          <w:rFonts w:eastAsia="Times New Roman" w:cs="Times New Roman"/>
+          <w:szCs w:val="24"/>
+          <w:lang w:val="en-US"/>
+        </w:rPr>
+      </w:pPr>
+      <w:r>
+        <w:rPr>
+          <w:rFonts w:eastAsia="Times New Roman" w:cs="Times New Roman"/>
+          <w:szCs w:val="24"/>
+          <w:lang w:val="en-US"/>
+        </w:rPr>
+        <w:t>The existing banking system relied heavily on manual record-keeping, which often led to data duplication, security risks, excessive paperwork, and delays in processing transactions. Managing customer information and maintaining records were time-consuming tasks, making the system less efficient and more prone to errors.</w:t>
+      </w:r>
+    </w:p>
+    <w:p>
+      <w:pPr>
+        <w:spacing w:after="0" w:line="360" w:lineRule="auto"/>
+        <w:jc w:val="both"/>
+        <w:rPr>
+          <w:rFonts w:eastAsia="Times New Roman" w:cs="Times New Roman"/>
+          <w:szCs w:val="24"/>
+          <w:lang w:val="en-US"/>
+        </w:rPr>
+      </w:pPr>
+      <w:r>
+        <w:rPr>
+          <w:rFonts w:eastAsia="Times New Roman" w:cs="Times New Roman"/>
+          <w:szCs w:val="24"/>
+          <w:lang w:val="en-US"/>
+        </w:rPr>
+        <w:t>The major issues identified were:</w:t>
+      </w:r>
+    </w:p>
+    <w:p>
+      <w:pPr>
+        <w:numPr>
+          <w:ilvl w:val="0"/>
+          <w:numId w:val="22"/>
+        </w:numPr>
+        <w:spacing w:after="0" w:line="360" w:lineRule="auto"/>
+        <w:jc w:val="both"/>
+        <w:rPr>
+          <w:rFonts w:eastAsia="Times New Roman" w:cs="Times New Roman"/>
+          <w:szCs w:val="24"/>
+          <w:lang w:val="en-US"/>
+        </w:rPr>
+      </w:pPr>
+      <w:r>
+        <w:rPr>
+          <w:rFonts w:eastAsia="Times New Roman" w:cs="Times New Roman"/>
+          <w:szCs w:val="24"/>
+          <w:lang w:val="en-US"/>
+        </w:rPr>
+        <w:t>Data redundancy and paperwork</w:t>
+      </w:r>
+    </w:p>
+    <w:p>
+      <w:pPr>
+        <w:numPr>
+          <w:ilvl w:val="0"/>
+          <w:numId w:val="22"/>
+        </w:numPr>
+        <w:spacing w:after="0" w:line="360" w:lineRule="auto"/>
+        <w:jc w:val="both"/>
+        <w:rPr>
+          <w:rFonts w:eastAsia="Times New Roman" w:cs="Times New Roman"/>
+          <w:szCs w:val="24"/>
+          <w:lang w:val="en-US"/>
+        </w:rPr>
+      </w:pPr>
+      <w:r>
+        <w:rPr>
+          <w:rFonts w:eastAsia="Times New Roman" w:cs="Times New Roman"/>
+          <w:szCs w:val="24"/>
+          <w:lang w:val="en-US"/>
+        </w:rPr>
+        <w:t>Security and record management problems</w:t>
+      </w:r>
+    </w:p>
+    <w:p>
+      <w:pPr>
+        <w:numPr>
+          <w:ilvl w:val="0"/>
+          <w:numId w:val="22"/>
+        </w:numPr>
+        <w:spacing w:after="0" w:line="360" w:lineRule="auto"/>
+        <w:jc w:val="both"/>
+        <w:rPr>
+          <w:rFonts w:eastAsia="Times New Roman" w:cs="Times New Roman"/>
+          <w:szCs w:val="24"/>
+          <w:lang w:val="en-US"/>
+        </w:rPr>
+      </w:pPr>
+      <w:r>
+        <w:rPr>
+          <w:rFonts w:eastAsia="Times New Roman" w:cs="Times New Roman"/>
+          <w:szCs w:val="24"/>
+          <w:lang w:val="en-US"/>
+        </w:rPr>
+        <w:t>Slow and outdated manual processes</w:t>
+      </w:r>
+    </w:p>
+    <w:p>
+      <w:pPr>
+        <w:spacing w:after="0" w:line="360" w:lineRule="auto"/>
+        <w:jc w:val="both"/>
+        <w:rPr>
+          <w:rFonts w:eastAsia="Times New Roman" w:cs="Times New Roman"/>
+          <w:szCs w:val="24"/>
+          <w:lang w:val="en-US"/>
+        </w:rPr>
+      </w:pPr>
+      <w:r>
+        <w:rPr>
+          <w:rFonts w:eastAsia="Times New Roman" w:cs="Times New Roman"/>
+          <w:szCs w:val="24"/>
+          <w:lang w:val="en-US"/>
+        </w:rPr>
+        <w:t>To overcome these challenges, the Banking Management System was developed to provide a secure, organized, and efficient solution. The computerized system reduces paperwork, improves data accuracy and security, speeds up transaction processing, and simplifies record management. As a result, it enhances overall banking operations and provides better services for both customers and employees.</w:t>
       </w:r>
     </w:p>
     <w:p>
@@ -5903,11 +5878,13 @@
       </w:r>
     </w:p>
     <w:p>
+      <w:pPr>
+        <w:spacing w:line="360" w:lineRule="auto"/>
+      </w:pPr>
       <w:r>
         <w:t>The main objective of this project is to develop a Simple Banking System that facilitates efficient and secure management of basic banking operations. The specific objectives achieved through this project are:</w:t>
       </w:r>
     </w:p>
-    <w:p/>
     <w:p>
       <w:pPr>
         <w:pStyle w:val="ListParagraph"/>
@@ -5931,12 +5908,22 @@
     <w:p>
       <w:pPr>
         <w:pStyle w:val="ListParagraph"/>
+        <w:numPr>
+          <w:ilvl w:val="0"/>
+          <w:numId w:val="19"/>
+        </w:numPr>
         <w:spacing w:after="0" w:line="360" w:lineRule="auto"/>
         <w:jc w:val="both"/>
         <w:rPr>
           <w:lang w:val="en-US"/>
         </w:rPr>
       </w:pPr>
+      <w:r>
+        <w:rPr>
+          <w:lang w:val="en-US"/>
+        </w:rPr>
+        <w:t>To implement secure user authentication and authorized access, as well as deposit with accurate balance updates and transaction history recording for effective account monitoring effective monitoring transaction.</w:t>
+      </w:r>
     </w:p>
     <w:p>
       <w:pPr>
@@ -5955,7 +5942,7 @@
         <w:rPr>
           <w:lang w:val="en-US"/>
         </w:rPr>
-        <w:t>To implement secure user authentication and authorized access, as well as deposit with accurate balance updates and transaction history recording for effective account monitoring effective monitoring transaction.</w:t>
+        <w:t>To develop a reliable password-reset function that securely handles user credential updates, encrypts the new password, and synchronizes the change with the system files.</w:t>
       </w:r>
     </w:p>
     <w:p>
@@ -5969,23 +5956,21 @@
     </w:p>
     <w:p>
       <w:pPr>
-        <w:pStyle w:val="ListParagraph"/>
-        <w:numPr>
-          <w:ilvl w:val="0"/>
-          <w:numId w:val="19"/>
-        </w:numPr>
         <w:spacing w:after="0" w:line="360" w:lineRule="auto"/>
         <w:jc w:val="both"/>
         <w:rPr>
           <w:lang w:val="en-US"/>
         </w:rPr>
       </w:pPr>
-      <w:r>
+    </w:p>
+    <w:p>
+      <w:pPr>
+        <w:spacing w:after="0" w:line="360" w:lineRule="auto"/>
+        <w:jc w:val="both"/>
         <w:rPr>
           <w:lang w:val="en-US"/>
         </w:rPr>
-        <w:t>To develop a reliable password-reset function that securely handles user credential updates, encrypts the new password, and synchronizes the change with the system files.</w:t>
-      </w:r>
+      </w:pPr>
     </w:p>
     <w:p>
       <w:pPr>
@@ -6097,6 +6082,7 @@
     </w:p>
     <w:p>
       <w:pPr>
+        <w:keepNext/>
         <w:spacing w:after="0" w:line="360" w:lineRule="auto"/>
         <w:jc w:val="both"/>
         <w:rPr>
@@ -6104,41 +6090,8 @@
         </w:rPr>
       </w:pPr>
     </w:p>
-    <w:p>
-      <w:pPr>
-        <w:spacing w:after="0" w:line="360" w:lineRule="auto"/>
-        <w:jc w:val="both"/>
-        <w:rPr>
-          <w:lang w:val="en-US"/>
-        </w:rPr>
-      </w:pPr>
-    </w:p>
-    <w:p>
-      <w:pPr>
-        <w:spacing w:after="0" w:line="360" w:lineRule="auto"/>
-        <w:jc w:val="both"/>
-        <w:rPr>
-          <w:lang w:val="en-US"/>
-        </w:rPr>
-      </w:pPr>
-    </w:p>
-    <w:p>
-      <w:pPr>
-        <w:keepNext/>
-        <w:spacing w:after="0" w:line="360" w:lineRule="auto"/>
-        <w:jc w:val="both"/>
-        <w:rPr>
-          <w:lang w:val="en-US"/>
-        </w:rPr>
-      </w:pPr>
-    </w:p>
-    <w:p>
-      <w:pPr>
-        <w:keepNext/>
-        <w:spacing w:after="0" w:line="360" w:lineRule="auto"/>
-        <w:jc w:val="both"/>
-      </w:pPr>
-    </w:p>
+    <w:p/>
+    <w:p/>
     <w:p>
       <w:pPr>
         <w:pStyle w:val="Heading1"/>
@@ -6150,6 +6103,7 @@
         <w:jc w:val="both"/>
       </w:pPr>
       <w:r>
+        <w:lastRenderedPageBreak/>
         <w:t>Background Study</w:t>
       </w:r>
     </w:p>
@@ -6206,31 +6160,6 @@
         <w:pStyle w:val="NormalWeb"/>
       </w:pPr>
     </w:p>
-    <w:p>
-      <w:pPr>
-        <w:pStyle w:val="NormalWeb"/>
-      </w:pPr>
-    </w:p>
-    <w:p>
-      <w:pPr>
-        <w:pStyle w:val="NormalWeb"/>
-      </w:pPr>
-    </w:p>
-    <w:p/>
-    <w:p/>
-    <w:p/>
-    <w:p/>
-    <w:p/>
-    <w:p/>
-    <w:p/>
-    <w:p/>
-    <w:p/>
-    <w:p/>
-    <w:p/>
-    <w:p/>
-    <w:p/>
-    <w:p/>
-    <w:p/>
     <w:p/>
     <w:p>
       <w:pPr>
@@ -6243,6 +6172,7 @@
         <w:jc w:val="both"/>
       </w:pPr>
       <w:r>
+        <w:lastRenderedPageBreak/>
         <w:t>Requirement Document</w:t>
       </w:r>
     </w:p>
@@ -6371,7 +6301,6 @@
         <w:rPr>
           <w:color w:val="FF0000"/>
         </w:rPr>
-        <w:lastRenderedPageBreak/>
         <w:t>Direction: Information for design, development, QA, or vendor teams.</w:t>
       </w:r>
     </w:p>
@@ -6639,6 +6568,7 @@
               <w:jc w:val="both"/>
             </w:pPr>
             <w:r>
+              <w:lastRenderedPageBreak/>
               <w:t>1.</w:t>
             </w:r>
           </w:p>
@@ -6900,7 +6830,6 @@
         <w:rPr>
           <w:color w:val="FF0000"/>
         </w:rPr>
-        <w:lastRenderedPageBreak/>
         <w:t xml:space="preserve">Segmenting the requirements based on the above-mentioned requirements will help you improve your </w:t>
       </w:r>
       <w:r>
@@ -12959,6 +12888,155 @@
     </w:lvl>
   </w:abstractNum>
   <w:abstractNum w:abstractNumId="20" w15:restartNumberingAfterBreak="0">
+    <w:nsid w:val="7A196E75"/>
+    <w:multiLevelType w:val="multilevel"/>
+    <w:tmpl w:val="A75E5CC4"/>
+    <w:lvl w:ilvl="0">
+      <w:start w:val="1"/>
+      <w:numFmt w:val="bullet"/>
+      <w:lvlText w:val=""/>
+      <w:lvlJc w:val="left"/>
+      <w:pPr>
+        <w:tabs>
+          <w:tab w:val="num" w:pos="720"/>
+        </w:tabs>
+        <w:ind w:left="720" w:hanging="360"/>
+      </w:pPr>
+      <w:rPr>
+        <w:rFonts w:ascii="Symbol" w:hAnsi="Symbol" w:hint="default"/>
+        <w:sz w:val="20"/>
+      </w:rPr>
+    </w:lvl>
+    <w:lvl w:ilvl="1" w:tentative="1">
+      <w:start w:val="1"/>
+      <w:numFmt w:val="bullet"/>
+      <w:lvlText w:val="o"/>
+      <w:lvlJc w:val="left"/>
+      <w:pPr>
+        <w:tabs>
+          <w:tab w:val="num" w:pos="1440"/>
+        </w:tabs>
+        <w:ind w:left="1440" w:hanging="360"/>
+      </w:pPr>
+      <w:rPr>
+        <w:rFonts w:ascii="Courier New" w:hAnsi="Courier New" w:hint="default"/>
+        <w:sz w:val="20"/>
+      </w:rPr>
+    </w:lvl>
+    <w:lvl w:ilvl="2" w:tentative="1">
+      <w:start w:val="1"/>
+      <w:numFmt w:val="bullet"/>
+      <w:lvlText w:val=""/>
+      <w:lvlJc w:val="left"/>
+      <w:pPr>
+        <w:tabs>
+          <w:tab w:val="num" w:pos="2160"/>
+        </w:tabs>
+        <w:ind w:left="2160" w:hanging="360"/>
+      </w:pPr>
+      <w:rPr>
+        <w:rFonts w:ascii="Wingdings" w:hAnsi="Wingdings" w:hint="default"/>
+        <w:sz w:val="20"/>
+      </w:rPr>
+    </w:lvl>
+    <w:lvl w:ilvl="3" w:tentative="1">
+      <w:start w:val="1"/>
+      <w:numFmt w:val="bullet"/>
+      <w:lvlText w:val=""/>
+      <w:lvlJc w:val="left"/>
+      <w:pPr>
+        <w:tabs>
+          <w:tab w:val="num" w:pos="2880"/>
+        </w:tabs>
+        <w:ind w:left="2880" w:hanging="360"/>
+      </w:pPr>
+      <w:rPr>
+        <w:rFonts w:ascii="Wingdings" w:hAnsi="Wingdings" w:hint="default"/>
+        <w:sz w:val="20"/>
+      </w:rPr>
+    </w:lvl>
+    <w:lvl w:ilvl="4" w:tentative="1">
+      <w:start w:val="1"/>
+      <w:numFmt w:val="bullet"/>
+      <w:lvlText w:val=""/>
+      <w:lvlJc w:val="left"/>
+      <w:pPr>
+        <w:tabs>
+          <w:tab w:val="num" w:pos="3600"/>
+        </w:tabs>
+        <w:ind w:left="3600" w:hanging="360"/>
+      </w:pPr>
+      <w:rPr>
+        <w:rFonts w:ascii="Wingdings" w:hAnsi="Wingdings" w:hint="default"/>
+        <w:sz w:val="20"/>
+      </w:rPr>
+    </w:lvl>
+    <w:lvl w:ilvl="5" w:tentative="1">
+      <w:start w:val="1"/>
+      <w:numFmt w:val="bullet"/>
+      <w:lvlText w:val=""/>
+      <w:lvlJc w:val="left"/>
+      <w:pPr>
+        <w:tabs>
+          <w:tab w:val="num" w:pos="4320"/>
+        </w:tabs>
+        <w:ind w:left="4320" w:hanging="360"/>
+      </w:pPr>
+      <w:rPr>
+        <w:rFonts w:ascii="Wingdings" w:hAnsi="Wingdings" w:hint="default"/>
+        <w:sz w:val="20"/>
+      </w:rPr>
+    </w:lvl>
+    <w:lvl w:ilvl="6" w:tentative="1">
+      <w:start w:val="1"/>
+      <w:numFmt w:val="bullet"/>
+      <w:lvlText w:val=""/>
+      <w:lvlJc w:val="left"/>
+      <w:pPr>
+        <w:tabs>
+          <w:tab w:val="num" w:pos="5040"/>
+        </w:tabs>
+        <w:ind w:left="5040" w:hanging="360"/>
+      </w:pPr>
+      <w:rPr>
+        <w:rFonts w:ascii="Wingdings" w:hAnsi="Wingdings" w:hint="default"/>
+        <w:sz w:val="20"/>
+      </w:rPr>
+    </w:lvl>
+    <w:lvl w:ilvl="7" w:tentative="1">
+      <w:start w:val="1"/>
+      <w:numFmt w:val="bullet"/>
+      <w:lvlText w:val=""/>
+      <w:lvlJc w:val="left"/>
+      <w:pPr>
+        <w:tabs>
+          <w:tab w:val="num" w:pos="5760"/>
+        </w:tabs>
+        <w:ind w:left="5760" w:hanging="360"/>
+      </w:pPr>
+      <w:rPr>
+        <w:rFonts w:ascii="Wingdings" w:hAnsi="Wingdings" w:hint="default"/>
+        <w:sz w:val="20"/>
+      </w:rPr>
+    </w:lvl>
+    <w:lvl w:ilvl="8" w:tentative="1">
+      <w:start w:val="1"/>
+      <w:numFmt w:val="bullet"/>
+      <w:lvlText w:val=""/>
+      <w:lvlJc w:val="left"/>
+      <w:pPr>
+        <w:tabs>
+          <w:tab w:val="num" w:pos="6480"/>
+        </w:tabs>
+        <w:ind w:left="6480" w:hanging="360"/>
+      </w:pPr>
+      <w:rPr>
+        <w:rFonts w:ascii="Wingdings" w:hAnsi="Wingdings" w:hint="default"/>
+        <w:sz w:val="20"/>
+      </w:rPr>
+    </w:lvl>
+  </w:abstractNum>
+  <w:abstractNum w:abstractNumId="21" w15:restartNumberingAfterBreak="0">
     <w:nsid w:val="7A3B0902"/>
     <w:multiLevelType w:val="hybridMultilevel"/>
     <w:tmpl w:val="8F7AAA36"/>
@@ -13114,7 +13192,7 @@
     <w:abstractNumId w:val="5"/>
   </w:num>
   <w:num w:numId="15" w16cid:durableId="1096710375">
-    <w:abstractNumId w:val="20"/>
+    <w:abstractNumId w:val="21"/>
   </w:num>
   <w:num w:numId="16" w16cid:durableId="323629972">
     <w:abstractNumId w:val="1"/>
@@ -13133,6 +13211,9 @@
   </w:num>
   <w:num w:numId="21" w16cid:durableId="1097286351">
     <w:abstractNumId w:val="12"/>
+  </w:num>
+  <w:num w:numId="22" w16cid:durableId="843129158">
+    <w:abstractNumId w:val="20"/>
   </w:num>
 </w:numbering>
 </file>
@@ -13610,7 +13691,6 @@
   <w:style w:type="character" w:default="1" w:styleId="DefaultParagraphFont">
     <w:name w:val="Default Paragraph Font"/>
     <w:uiPriority w:val="1"/>
-    <w:semiHidden/>
     <w:unhideWhenUsed/>
   </w:style>
   <w:style w:type="table" w:default="1" w:styleId="TableNormal">
@@ -14066,6 +14146,19 @@
       <w:lang w:val="en-GB"/>
     </w:rPr>
   </w:style>
+  <w:style w:type="paragraph" w:customStyle="1" w:styleId="isselectedend">
+    <w:name w:val="isselectedend"/>
+    <w:basedOn w:val="Normal"/>
+    <w:rsid w:val="00680E27"/>
+    <w:pPr>
+      <w:spacing w:before="100" w:beforeAutospacing="1" w:after="100" w:afterAutospacing="1" w:line="240" w:lineRule="auto"/>
+    </w:pPr>
+    <w:rPr>
+      <w:rFonts w:eastAsia="Times New Roman" w:cs="Times New Roman"/>
+      <w:szCs w:val="24"/>
+      <w:lang w:val="en-US"/>
+    </w:rPr>
+  </w:style>
 </w:styles>
 </file>
 
@@ -14169,14 +14262,14 @@
     <w:charset w:val="00"/>
     <w:family w:val="swiss"/>
     <w:pitch w:val="variable"/>
-    <w:sig w:usb0="E4002EFF" w:usb1="C000247B" w:usb2="00000009" w:usb3="00000000" w:csb0="000001FF" w:csb1="00000000"/>
+    <w:sig w:usb0="E4002EFF" w:usb1="C200247B" w:usb2="00000009" w:usb3="00000000" w:csb0="000001FF" w:csb1="00000000"/>
   </w:font>
   <w:font w:name="Calibri Light">
     <w:panose1 w:val="020F0302020204030204"/>
     <w:charset w:val="00"/>
     <w:family w:val="swiss"/>
     <w:pitch w:val="variable"/>
-    <w:sig w:usb0="E4002EFF" w:usb1="C000247B" w:usb2="00000009" w:usb3="00000000" w:csb0="000001FF" w:csb1="00000000"/>
+    <w:sig w:usb0="E4002EFF" w:usb1="C200247B" w:usb2="00000009" w:usb3="00000000" w:csb0="000001FF" w:csb1="00000000"/>
   </w:font>
   <w:font w:name="Tahoma">
     <w:panose1 w:val="020B0604030504040204"/>
@@ -14184,6 +14277,18 @@
     <w:family w:val="swiss"/>
     <w:pitch w:val="variable"/>
     <w:sig w:usb0="E1002EFF" w:usb1="C000605B" w:usb2="00000029" w:usb3="00000000" w:csb0="000101FF" w:csb1="00000000"/>
+  </w:font>
+  <w:font w:name="Aptos">
+    <w:charset w:val="00"/>
+    <w:family w:val="swiss"/>
+    <w:pitch w:val="variable"/>
+    <w:sig w:usb0="20000287" w:usb1="00000003" w:usb2="00000000" w:usb3="00000000" w:csb0="0000019F" w:csb1="00000000"/>
+  </w:font>
+  <w:font w:name="Aptos Display">
+    <w:charset w:val="00"/>
+    <w:family w:val="swiss"/>
+    <w:pitch w:val="variable"/>
+    <w:sig w:usb0="20000287" w:usb1="00000003" w:usb2="00000000" w:usb3="00000000" w:csb0="0000019F" w:csb1="00000000"/>
   </w:font>
 </w:fonts>
 </file>
@@ -14209,12 +14314,14 @@
     <w:rsid w:val="001E1CC9"/>
     <w:rsid w:val="001F40DB"/>
     <w:rsid w:val="002071AE"/>
+    <w:rsid w:val="002228AC"/>
     <w:rsid w:val="0035202E"/>
     <w:rsid w:val="005047B6"/>
     <w:rsid w:val="00586AAF"/>
     <w:rsid w:val="005954E5"/>
     <w:rsid w:val="005A53D4"/>
     <w:rsid w:val="005B2798"/>
+    <w:rsid w:val="00621A13"/>
     <w:rsid w:val="00632E6A"/>
     <w:rsid w:val="006A5C13"/>
     <w:rsid w:val="007361A8"/>
@@ -15001,6 +15108,12 @@
 </file>
 
 <file path=customXml/item1.xml><?xml version="1.0" encoding="utf-8"?>
+<p:properties xmlns:p="http://schemas.microsoft.com/office/2006/metadata/properties" xmlns:xsi="http://www.w3.org/2001/XMLSchema-instance" xmlns:pc="http://schemas.microsoft.com/office/infopath/2007/PartnerControls">
+  <documentManagement/>
+</p:properties>
+</file>
+
+<file path=customXml/item2.xml><?xml version="1.0" encoding="utf-8"?>
 <?mso-contentType ?>
 <FormTemplates xmlns="http://schemas.microsoft.com/sharepoint/v3/contenttype/forms">
   <Display>DocumentLibraryForm</Display>
@@ -15009,35 +15122,7 @@
 </FormTemplates>
 </file>
 
-<file path=customXml/item2.xml><?xml version="1.0" encoding="utf-8"?>
-<p:properties xmlns:p="http://schemas.microsoft.com/office/2006/metadata/properties" xmlns:xsi="http://www.w3.org/2001/XMLSchema-instance" xmlns:pc="http://schemas.microsoft.com/office/infopath/2007/PartnerControls">
-  <documentManagement/>
-</p:properties>
-</file>
-
 <file path=customXml/item3.xml><?xml version="1.0" encoding="utf-8"?>
-<b:Sources xmlns:b="http://schemas.openxmlformats.org/officeDocument/2006/bibliography" xmlns="http://schemas.openxmlformats.org/officeDocument/2006/bibliography" SelectedStyle="\APASixthEditionOfficeOnline.xsl" StyleName="APA" Version="6">
-  <b:Source>
-    <b:Tag>Lau</b:Tag>
-    <b:SourceType>InternetSite</b:SourceType>
-    <b:Guid>{DCB13D93-B085-4654-89B6-F8FCD73B8306}</b:Guid>
-    <b:Title>Management Information System</b:Title>
-    <b:Author>
-      <b:Author>
-        <b:NameList>
-          <b:Person>
-            <b:Last>K.C</b:Last>
-            <b:First>Laudon</b:First>
-          </b:Person>
-        </b:NameList>
-      </b:Author>
-    </b:Author>
-    <b:RefOrder>1</b:RefOrder>
-  </b:Source>
-</b:Sources>
-</file>
-
-<file path=customXml/item4.xml><?xml version="1.0" encoding="utf-8"?>
 <ct:contentTypeSchema xmlns:ct="http://schemas.microsoft.com/office/2006/metadata/contentType" xmlns:ma="http://schemas.microsoft.com/office/2006/metadata/properties/metaAttributes" ct:_="" ma:_="" ma:contentTypeName="Document" ma:contentTypeID="0x01010021A59588BC0053418FC88F40861DA871" ma:contentTypeVersion="10" ma:contentTypeDescription="Create a new document." ma:contentTypeScope="" ma:versionID="3673c1cf7550c71788a22a838bb0d9c0">
   <xsd:schema xmlns:xsd="http://www.w3.org/2001/XMLSchema" xmlns:xs="http://www.w3.org/2001/XMLSchema" xmlns:p="http://schemas.microsoft.com/office/2006/metadata/properties" xmlns:ns2="22f4eba5-1bf1-421f-a001-fd7acca9760c" targetNamespace="http://schemas.microsoft.com/office/2006/metadata/properties" ma:root="true" ma:fieldsID="ac330b6bfa0f539d41f40e8181b11b47" ns2:_="">
     <xsd:import namespace="22f4eba5-1bf1-421f-a001-fd7acca9760c"/>
@@ -15221,15 +15306,29 @@
 </ct:contentTypeSchema>
 </file>
 
-<file path=customXml/itemProps1.xml><?xml version="1.0" encoding="utf-8"?>
-<ds:datastoreItem xmlns:ds="http://schemas.openxmlformats.org/officeDocument/2006/customXml" ds:itemID="{56C44748-5791-4773-80AF-F953C3055353}">
-  <ds:schemaRefs>
-    <ds:schemaRef ds:uri="http://schemas.microsoft.com/sharepoint/v3/contenttype/forms"/>
-  </ds:schemaRefs>
-</ds:datastoreItem>
+<file path=customXml/item4.xml><?xml version="1.0" encoding="utf-8"?>
+<b:Sources xmlns:b="http://schemas.openxmlformats.org/officeDocument/2006/bibliography" xmlns="http://schemas.openxmlformats.org/officeDocument/2006/bibliography" SelectedStyle="\APASixthEditionOfficeOnline.xsl" StyleName="APA" Version="6">
+  <b:Source>
+    <b:Tag>Lau</b:Tag>
+    <b:SourceType>InternetSite</b:SourceType>
+    <b:Guid>{DCB13D93-B085-4654-89B6-F8FCD73B8306}</b:Guid>
+    <b:Title>Management Information System</b:Title>
+    <b:Author>
+      <b:Author>
+        <b:NameList>
+          <b:Person>
+            <b:Last>K.C</b:Last>
+            <b:First>Laudon</b:First>
+          </b:Person>
+        </b:NameList>
+      </b:Author>
+    </b:Author>
+    <b:RefOrder>1</b:RefOrder>
+  </b:Source>
+</b:Sources>
 </file>
 
-<file path=customXml/itemProps2.xml><?xml version="1.0" encoding="utf-8"?>
+<file path=customXml/itemProps1.xml><?xml version="1.0" encoding="utf-8"?>
 <ds:datastoreItem xmlns:ds="http://schemas.openxmlformats.org/officeDocument/2006/customXml" ds:itemID="{279A32A1-94B8-4C38-AF26-42DBFF0B0D86}">
   <ds:schemaRefs>
     <ds:schemaRef ds:uri="http://schemas.microsoft.com/office/2006/metadata/properties"/>
@@ -15238,15 +15337,15 @@
 </ds:datastoreItem>
 </file>
 
-<file path=customXml/itemProps3.xml><?xml version="1.0" encoding="utf-8"?>
-<ds:datastoreItem xmlns:ds="http://schemas.openxmlformats.org/officeDocument/2006/customXml" ds:itemID="{1965A6F5-E7C0-437A-BAAE-CE2F0C25D007}">
+<file path=customXml/itemProps2.xml><?xml version="1.0" encoding="utf-8"?>
+<ds:datastoreItem xmlns:ds="http://schemas.openxmlformats.org/officeDocument/2006/customXml" ds:itemID="{56C44748-5791-4773-80AF-F953C3055353}">
   <ds:schemaRefs>
-    <ds:schemaRef ds:uri="http://schemas.openxmlformats.org/officeDocument/2006/bibliography"/>
+    <ds:schemaRef ds:uri="http://schemas.microsoft.com/sharepoint/v3/contenttype/forms"/>
   </ds:schemaRefs>
 </ds:datastoreItem>
 </file>
 
-<file path=customXml/itemProps4.xml><?xml version="1.0" encoding="utf-8"?>
+<file path=customXml/itemProps3.xml><?xml version="1.0" encoding="utf-8"?>
 <ds:datastoreItem xmlns:ds="http://schemas.openxmlformats.org/officeDocument/2006/customXml" ds:itemID="{65E5B5D4-677A-455F-8552-96943537CE77}">
   <ds:schemaRefs>
     <ds:schemaRef ds:uri="http://schemas.microsoft.com/office/2006/metadata/contentType"/>
@@ -15262,4 +15361,12 @@
     <ds:schemaRef ds:uri="http://schemas.microsoft.com/internal/obd"/>
   </ds:schemaRefs>
 </ds:datastoreItem>
+</file>
+
+<file path=customXml/itemProps4.xml><?xml version="1.0" encoding="utf-8"?>
+<ds:datastoreItem xmlns:ds="http://schemas.openxmlformats.org/officeDocument/2006/customXml" ds:itemID="{1965A6F5-E7C0-437A-BAAE-CE2F0C25D007}">
+  <ds:schemaRefs>
+    <ds:schemaRef ds:uri="http://schemas.openxmlformats.org/officeDocument/2006/bibliography"/>
+  </ds:schemaRefs>
+</ds:datastoreItem>
 </file>
--- a/documentation.docx
+++ b/documentation.docx
@@ -1925,7 +1925,7 @@
           </mc:Choice>
           <mc:Fallback>
             <w:pict>
-              <v:group w14:anchorId="102F196D" id="Group 5" o:spid="_x0000_s1026" style="width:68.5pt;height:110pt;mso-position-horizontal-relative:char;mso-position-vertical-relative:line" coordsize="6762,16097" o:gfxdata="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">
+              <v:group w14:anchorId="71F5740A" id="Group 5" o:spid="_x0000_s1026" style="width:68.5pt;height:110pt;mso-position-horizontal-relative:char;mso-position-vertical-relative:line" coordsize="6762,16097" o:gfxdata="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">
                 <v:line id="Straight Connector 2" o:spid="_x0000_s1027" style="position:absolute;visibility:visible;mso-wrap-style:square" from="3333,0" to="3333,16097" o:connectortype="straight" o:gfxdata="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" strokecolor="black [3200]" strokeweight="2.5pt">
                   <v:stroke joinstyle="miter"/>
                 </v:line>
@@ -1973,21 +1973,19 @@
         <w:rPr>
           <w:rFonts w:cs="Times New Roman"/>
         </w:rPr>
-        <w:t xml:space="preserve">Bachelor of Computer </w:t>
-      </w:r>
-      <w:proofErr w:type="gramStart"/>
-      <w:r>
-        <w:rPr>
-          <w:rFonts w:cs="Times New Roman"/>
-        </w:rPr>
-        <w:t>Application(</w:t>
-      </w:r>
-      <w:proofErr w:type="gramEnd"/>
-      <w:r>
-        <w:rPr>
-          <w:rFonts w:cs="Times New Roman"/>
-        </w:rPr>
-        <w:t>BCA) Program</w:t>
+        <w:t>Bachelor of Computer Application</w:t>
+      </w:r>
+      <w:r>
+        <w:rPr>
+          <w:rFonts w:cs="Times New Roman"/>
+        </w:rPr>
+        <w:t xml:space="preserve"> </w:t>
+      </w:r>
+      <w:r>
+        <w:rPr>
+          <w:rFonts w:cs="Times New Roman"/>
+        </w:rPr>
+        <w:t>(BCA) Program</w:t>
       </w:r>
     </w:p>
     <w:p>
@@ -2676,7 +2674,7 @@
           <w:noProof/>
           <w:szCs w:val="24"/>
         </w:rPr>
-        <w:t>25/06/2026</w:t>
+        <w:t>02/07/2026</w:t>
       </w:r>
       <w:r>
         <w:rPr>
@@ -13691,6 +13689,7 @@
   <w:style w:type="character" w:default="1" w:styleId="DefaultParagraphFont">
     <w:name w:val="Default Paragraph Font"/>
     <w:uiPriority w:val="1"/>
+    <w:semiHidden/>
     <w:unhideWhenUsed/>
   </w:style>
   <w:style w:type="table" w:default="1" w:styleId="TableNormal">
@@ -14262,14 +14261,14 @@
     <w:charset w:val="00"/>
     <w:family w:val="swiss"/>
     <w:pitch w:val="variable"/>
-    <w:sig w:usb0="E4002EFF" w:usb1="C200247B" w:usb2="00000009" w:usb3="00000000" w:csb0="000001FF" w:csb1="00000000"/>
+    <w:sig w:usb0="E4002EFF" w:usb1="C000247B" w:usb2="00000009" w:usb3="00000000" w:csb0="000001FF" w:csb1="00000000"/>
   </w:font>
   <w:font w:name="Calibri Light">
     <w:panose1 w:val="020F0302020204030204"/>
     <w:charset w:val="00"/>
     <w:family w:val="swiss"/>
     <w:pitch w:val="variable"/>
-    <w:sig w:usb0="E4002EFF" w:usb1="C200247B" w:usb2="00000009" w:usb3="00000000" w:csb0="000001FF" w:csb1="00000000"/>
+    <w:sig w:usb0="E4002EFF" w:usb1="C000247B" w:usb2="00000009" w:usb3="00000000" w:csb0="000001FF" w:csb1="00000000"/>
   </w:font>
   <w:font w:name="Tahoma">
     <w:panose1 w:val="020B0604030504040204"/>
@@ -14277,18 +14276,6 @@
     <w:family w:val="swiss"/>
     <w:pitch w:val="variable"/>
     <w:sig w:usb0="E1002EFF" w:usb1="C000605B" w:usb2="00000029" w:usb3="00000000" w:csb0="000101FF" w:csb1="00000000"/>
-  </w:font>
-  <w:font w:name="Aptos">
-    <w:charset w:val="00"/>
-    <w:family w:val="swiss"/>
-    <w:pitch w:val="variable"/>
-    <w:sig w:usb0="20000287" w:usb1="00000003" w:usb2="00000000" w:usb3="00000000" w:csb0="0000019F" w:csb1="00000000"/>
-  </w:font>
-  <w:font w:name="Aptos Display">
-    <w:charset w:val="00"/>
-    <w:family w:val="swiss"/>
-    <w:pitch w:val="variable"/>
-    <w:sig w:usb0="20000287" w:usb1="00000003" w:usb2="00000000" w:usb3="00000000" w:csb0="0000019F" w:csb1="00000000"/>
   </w:font>
 </w:fonts>
 </file>
@@ -14328,6 +14315,8 @@
     <w:rsid w:val="00743365"/>
     <w:rsid w:val="00840937"/>
     <w:rsid w:val="00911117"/>
+    <w:rsid w:val="00952ECC"/>
+    <w:rsid w:val="00A170AD"/>
     <w:rsid w:val="00B00F7A"/>
     <w:rsid w:val="00C4473B"/>
     <w:rsid w:val="00C86294"/>
@@ -15108,12 +15097,6 @@
 </file>
 
 <file path=customXml/item1.xml><?xml version="1.0" encoding="utf-8"?>
-<p:properties xmlns:p="http://schemas.microsoft.com/office/2006/metadata/properties" xmlns:xsi="http://www.w3.org/2001/XMLSchema-instance" xmlns:pc="http://schemas.microsoft.com/office/infopath/2007/PartnerControls">
-  <documentManagement/>
-</p:properties>
-</file>
-
-<file path=customXml/item2.xml><?xml version="1.0" encoding="utf-8"?>
 <?mso-contentType ?>
 <FormTemplates xmlns="http://schemas.microsoft.com/sharepoint/v3/contenttype/forms">
   <Display>DocumentLibraryForm</Display>
@@ -15122,7 +15105,35 @@
 </FormTemplates>
 </file>
 
+<file path=customXml/item2.xml><?xml version="1.0" encoding="utf-8"?>
+<p:properties xmlns:p="http://schemas.microsoft.com/office/2006/metadata/properties" xmlns:xsi="http://www.w3.org/2001/XMLSchema-instance" xmlns:pc="http://schemas.microsoft.com/office/infopath/2007/PartnerControls">
+  <documentManagement/>
+</p:properties>
+</file>
+
 <file path=customXml/item3.xml><?xml version="1.0" encoding="utf-8"?>
+<b:Sources xmlns:b="http://schemas.openxmlformats.org/officeDocument/2006/bibliography" xmlns="http://schemas.openxmlformats.org/officeDocument/2006/bibliography" SelectedStyle="\APASixthEditionOfficeOnline.xsl" StyleName="APA" Version="6">
+  <b:Source>
+    <b:Tag>Lau</b:Tag>
+    <b:SourceType>InternetSite</b:SourceType>
+    <b:Guid>{DCB13D93-B085-4654-89B6-F8FCD73B8306}</b:Guid>
+    <b:Title>Management Information System</b:Title>
+    <b:Author>
+      <b:Author>
+        <b:NameList>
+          <b:Person>
+            <b:Last>K.C</b:Last>
+            <b:First>Laudon</b:First>
+          </b:Person>
+        </b:NameList>
+      </b:Author>
+    </b:Author>
+    <b:RefOrder>1</b:RefOrder>
+  </b:Source>
+</b:Sources>
+</file>
+
+<file path=customXml/item4.xml><?xml version="1.0" encoding="utf-8"?>
 <ct:contentTypeSchema xmlns:ct="http://schemas.microsoft.com/office/2006/metadata/contentType" xmlns:ma="http://schemas.microsoft.com/office/2006/metadata/properties/metaAttributes" ct:_="" ma:_="" ma:contentTypeName="Document" ma:contentTypeID="0x01010021A59588BC0053418FC88F40861DA871" ma:contentTypeVersion="10" ma:contentTypeDescription="Create a new document." ma:contentTypeScope="" ma:versionID="3673c1cf7550c71788a22a838bb0d9c0">
   <xsd:schema xmlns:xsd="http://www.w3.org/2001/XMLSchema" xmlns:xs="http://www.w3.org/2001/XMLSchema" xmlns:p="http://schemas.microsoft.com/office/2006/metadata/properties" xmlns:ns2="22f4eba5-1bf1-421f-a001-fd7acca9760c" targetNamespace="http://schemas.microsoft.com/office/2006/metadata/properties" ma:root="true" ma:fieldsID="ac330b6bfa0f539d41f40e8181b11b47" ns2:_="">
     <xsd:import namespace="22f4eba5-1bf1-421f-a001-fd7acca9760c"/>
@@ -15306,29 +15317,15 @@
 </ct:contentTypeSchema>
 </file>
 
-<file path=customXml/item4.xml><?xml version="1.0" encoding="utf-8"?>
-<b:Sources xmlns:b="http://schemas.openxmlformats.org/officeDocument/2006/bibliography" xmlns="http://schemas.openxmlformats.org/officeDocument/2006/bibliography" SelectedStyle="\APASixthEditionOfficeOnline.xsl" StyleName="APA" Version="6">
-  <b:Source>
-    <b:Tag>Lau</b:Tag>
-    <b:SourceType>InternetSite</b:SourceType>
-    <b:Guid>{DCB13D93-B085-4654-89B6-F8FCD73B8306}</b:Guid>
-    <b:Title>Management Information System</b:Title>
-    <b:Author>
-      <b:Author>
-        <b:NameList>
-          <b:Person>
-            <b:Last>K.C</b:Last>
-            <b:First>Laudon</b:First>
-          </b:Person>
-        </b:NameList>
-      </b:Author>
-    </b:Author>
-    <b:RefOrder>1</b:RefOrder>
-  </b:Source>
-</b:Sources>
+<file path=customXml/itemProps1.xml><?xml version="1.0" encoding="utf-8"?>
+<ds:datastoreItem xmlns:ds="http://schemas.openxmlformats.org/officeDocument/2006/customXml" ds:itemID="{56C44748-5791-4773-80AF-F953C3055353}">
+  <ds:schemaRefs>
+    <ds:schemaRef ds:uri="http://schemas.microsoft.com/sharepoint/v3/contenttype/forms"/>
+  </ds:schemaRefs>
+</ds:datastoreItem>
 </file>
 
-<file path=customXml/itemProps1.xml><?xml version="1.0" encoding="utf-8"?>
+<file path=customXml/itemProps2.xml><?xml version="1.0" encoding="utf-8"?>
 <ds:datastoreItem xmlns:ds="http://schemas.openxmlformats.org/officeDocument/2006/customXml" ds:itemID="{279A32A1-94B8-4C38-AF26-42DBFF0B0D86}">
   <ds:schemaRefs>
     <ds:schemaRef ds:uri="http://schemas.microsoft.com/office/2006/metadata/properties"/>
@@ -15337,15 +15334,15 @@
 </ds:datastoreItem>
 </file>
 
-<file path=customXml/itemProps2.xml><?xml version="1.0" encoding="utf-8"?>
-<ds:datastoreItem xmlns:ds="http://schemas.openxmlformats.org/officeDocument/2006/customXml" ds:itemID="{56C44748-5791-4773-80AF-F953C3055353}">
+<file path=customXml/itemProps3.xml><?xml version="1.0" encoding="utf-8"?>
+<ds:datastoreItem xmlns:ds="http://schemas.openxmlformats.org/officeDocument/2006/customXml" ds:itemID="{1965A6F5-E7C0-437A-BAAE-CE2F0C25D007}">
   <ds:schemaRefs>
-    <ds:schemaRef ds:uri="http://schemas.microsoft.com/sharepoint/v3/contenttype/forms"/>
+    <ds:schemaRef ds:uri="http://schemas.openxmlformats.org/officeDocument/2006/bibliography"/>
   </ds:schemaRefs>
 </ds:datastoreItem>
 </file>
 
-<file path=customXml/itemProps3.xml><?xml version="1.0" encoding="utf-8"?>
+<file path=customXml/itemProps4.xml><?xml version="1.0" encoding="utf-8"?>
 <ds:datastoreItem xmlns:ds="http://schemas.openxmlformats.org/officeDocument/2006/customXml" ds:itemID="{65E5B5D4-677A-455F-8552-96943537CE77}">
   <ds:schemaRefs>
     <ds:schemaRef ds:uri="http://schemas.microsoft.com/office/2006/metadata/contentType"/>
@@ -15361,12 +15358,4 @@
     <ds:schemaRef ds:uri="http://schemas.microsoft.com/internal/obd"/>
   </ds:schemaRefs>
 </ds:datastoreItem>
-</file>
-
-<file path=customXml/itemProps4.xml><?xml version="1.0" encoding="utf-8"?>
-<ds:datastoreItem xmlns:ds="http://schemas.openxmlformats.org/officeDocument/2006/customXml" ds:itemID="{1965A6F5-E7C0-437A-BAAE-CE2F0C25D007}">
-  <ds:schemaRefs>
-    <ds:schemaRef ds:uri="http://schemas.openxmlformats.org/officeDocument/2006/bibliography"/>
-  </ds:schemaRefs>
-</ds:datastoreItem>
 </file>
--- a/documentation.docx
+++ b/documentation.docx
@@ -4,1561 +4,6 @@
   <w:body>
     <w:p>
       <w:pPr>
-        <w:pStyle w:val="Heading2"/>
-        <w:spacing w:after="0" w:line="360" w:lineRule="auto"/>
-        <w:jc w:val="both"/>
-      </w:pPr>
-      <w:r>
-        <w:t xml:space="preserve"> </w:t>
-      </w:r>
-      <w:r>
-        <w:t>FINAL REPORT FORMAT</w:t>
-      </w:r>
-    </w:p>
-    <w:p>
-      <w:pPr>
-        <w:pStyle w:val="Heading2"/>
-        <w:spacing w:after="0" w:line="360" w:lineRule="auto"/>
-        <w:jc w:val="both"/>
-      </w:pPr>
-      <w:r>
-        <w:t>Contents</w:t>
-      </w:r>
-    </w:p>
-    <w:p>
-      <w:pPr>
-        <w:pStyle w:val="ListParagraph"/>
-        <w:spacing w:after="0" w:line="360" w:lineRule="auto"/>
-        <w:ind w:left="1440"/>
-        <w:jc w:val="both"/>
-        <w:rPr>
-          <w:rFonts w:cs="Times New Roman"/>
-          <w:szCs w:val="24"/>
-        </w:rPr>
-      </w:pPr>
-      <w:r>
-        <w:rPr>
-          <w:rFonts w:cs="Times New Roman"/>
-          <w:szCs w:val="24"/>
-        </w:rPr>
-        <w:t>Title Page</w:t>
-      </w:r>
-    </w:p>
-    <w:p>
-      <w:pPr>
-        <w:pStyle w:val="ListParagraph"/>
-        <w:spacing w:after="0" w:line="360" w:lineRule="auto"/>
-        <w:ind w:left="1440"/>
-        <w:jc w:val="both"/>
-        <w:rPr>
-          <w:rFonts w:cs="Times New Roman"/>
-          <w:szCs w:val="24"/>
-        </w:rPr>
-      </w:pPr>
-      <w:r>
-        <w:rPr>
-          <w:rFonts w:cs="Times New Roman"/>
-          <w:szCs w:val="24"/>
-        </w:rPr>
-        <w:t>Acknowledgement</w:t>
-      </w:r>
-    </w:p>
-    <w:p>
-      <w:pPr>
-        <w:pStyle w:val="ListParagraph"/>
-        <w:spacing w:after="0" w:line="360" w:lineRule="auto"/>
-        <w:ind w:left="1440"/>
-        <w:jc w:val="both"/>
-        <w:rPr>
-          <w:rFonts w:cs="Times New Roman"/>
-          <w:szCs w:val="24"/>
-        </w:rPr>
-      </w:pPr>
-      <w:r>
-        <w:rPr>
-          <w:rFonts w:cs="Times New Roman"/>
-          <w:szCs w:val="24"/>
-        </w:rPr>
-        <w:t>Declaration and Recommendation</w:t>
-      </w:r>
-    </w:p>
-    <w:p>
-      <w:pPr>
-        <w:pStyle w:val="ListParagraph"/>
-        <w:spacing w:after="0" w:line="360" w:lineRule="auto"/>
-        <w:ind w:left="1440"/>
-        <w:jc w:val="both"/>
-        <w:rPr>
-          <w:rFonts w:cs="Times New Roman"/>
-          <w:szCs w:val="24"/>
-        </w:rPr>
-      </w:pPr>
-      <w:r>
-        <w:rPr>
-          <w:rFonts w:cs="Times New Roman"/>
-          <w:szCs w:val="24"/>
-        </w:rPr>
-        <w:t>Letter of Approval</w:t>
-      </w:r>
-    </w:p>
-    <w:p>
-      <w:pPr>
-        <w:pStyle w:val="ListParagraph"/>
-        <w:spacing w:after="0" w:line="360" w:lineRule="auto"/>
-        <w:ind w:left="1440"/>
-        <w:jc w:val="both"/>
-        <w:rPr>
-          <w:rFonts w:cs="Times New Roman"/>
-          <w:szCs w:val="24"/>
-        </w:rPr>
-      </w:pPr>
-      <w:r>
-        <w:rPr>
-          <w:rFonts w:cs="Times New Roman"/>
-          <w:szCs w:val="24"/>
-        </w:rPr>
-        <w:t>Abstract</w:t>
-      </w:r>
-    </w:p>
-    <w:p>
-      <w:pPr>
-        <w:pStyle w:val="ListParagraph"/>
-        <w:spacing w:after="0" w:line="360" w:lineRule="auto"/>
-        <w:ind w:left="1440"/>
-        <w:jc w:val="both"/>
-        <w:rPr>
-          <w:rFonts w:cs="Times New Roman"/>
-          <w:szCs w:val="24"/>
-        </w:rPr>
-      </w:pPr>
-      <w:r>
-        <w:rPr>
-          <w:rFonts w:cs="Times New Roman"/>
-          <w:szCs w:val="24"/>
-        </w:rPr>
-        <w:t>Table of Contents</w:t>
-      </w:r>
-    </w:p>
-    <w:p>
-      <w:pPr>
-        <w:pStyle w:val="ListParagraph"/>
-        <w:spacing w:after="0" w:line="360" w:lineRule="auto"/>
-        <w:ind w:left="1440"/>
-        <w:jc w:val="both"/>
-        <w:rPr>
-          <w:rFonts w:cs="Times New Roman"/>
-          <w:szCs w:val="24"/>
-        </w:rPr>
-      </w:pPr>
-      <w:r>
-        <w:rPr>
-          <w:rFonts w:cs="Times New Roman"/>
-          <w:szCs w:val="24"/>
-        </w:rPr>
-        <w:t>List of Tables</w:t>
-      </w:r>
-    </w:p>
-    <w:p>
-      <w:pPr>
-        <w:pStyle w:val="ListParagraph"/>
-        <w:spacing w:after="0" w:line="360" w:lineRule="auto"/>
-        <w:ind w:left="1440"/>
-        <w:jc w:val="both"/>
-        <w:rPr>
-          <w:rFonts w:cs="Times New Roman"/>
-          <w:szCs w:val="24"/>
-        </w:rPr>
-      </w:pPr>
-      <w:r>
-        <w:rPr>
-          <w:rFonts w:cs="Times New Roman"/>
-          <w:szCs w:val="24"/>
-        </w:rPr>
-        <w:t>List of Figures</w:t>
-      </w:r>
-    </w:p>
-    <w:p>
-      <w:pPr>
-        <w:pStyle w:val="ListParagraph"/>
-        <w:spacing w:after="0" w:line="360" w:lineRule="auto"/>
-        <w:ind w:left="1440"/>
-        <w:jc w:val="both"/>
-        <w:rPr>
-          <w:rFonts w:cs="Times New Roman"/>
-          <w:szCs w:val="24"/>
-        </w:rPr>
-      </w:pPr>
-      <w:r>
-        <w:rPr>
-          <w:rFonts w:cs="Times New Roman"/>
-          <w:szCs w:val="24"/>
-        </w:rPr>
-        <w:t>Abbreviations</w:t>
-      </w:r>
-    </w:p>
-    <w:p>
-      <w:pPr>
-        <w:pStyle w:val="ListParagraph"/>
-        <w:numPr>
-          <w:ilvl w:val="0"/>
-          <w:numId w:val="8"/>
-        </w:numPr>
-        <w:spacing w:after="0" w:line="360" w:lineRule="auto"/>
-        <w:jc w:val="both"/>
-        <w:rPr>
-          <w:rFonts w:cs="Times New Roman"/>
-          <w:szCs w:val="24"/>
-        </w:rPr>
-      </w:pPr>
-      <w:r>
-        <w:rPr>
-          <w:rFonts w:cs="Times New Roman"/>
-          <w:szCs w:val="24"/>
-        </w:rPr>
-        <w:t>Introduction</w:t>
-      </w:r>
-    </w:p>
-    <w:p>
-      <w:pPr>
-        <w:pStyle w:val="ListParagraph"/>
-        <w:numPr>
-          <w:ilvl w:val="0"/>
-          <w:numId w:val="8"/>
-        </w:numPr>
-        <w:spacing w:after="0" w:line="360" w:lineRule="auto"/>
-        <w:jc w:val="both"/>
-        <w:rPr>
-          <w:rFonts w:cs="Times New Roman"/>
-          <w:szCs w:val="24"/>
-        </w:rPr>
-      </w:pPr>
-      <w:r>
-        <w:rPr>
-          <w:rFonts w:cs="Times New Roman"/>
-          <w:szCs w:val="24"/>
-        </w:rPr>
-        <w:t>Problem Statement</w:t>
-      </w:r>
-    </w:p>
-    <w:p>
-      <w:pPr>
-        <w:pStyle w:val="ListParagraph"/>
-        <w:numPr>
-          <w:ilvl w:val="0"/>
-          <w:numId w:val="8"/>
-        </w:numPr>
-        <w:spacing w:after="0" w:line="360" w:lineRule="auto"/>
-        <w:jc w:val="both"/>
-        <w:rPr>
-          <w:rFonts w:cs="Times New Roman"/>
-          <w:szCs w:val="24"/>
-        </w:rPr>
-      </w:pPr>
-      <w:r>
-        <w:rPr>
-          <w:rFonts w:cs="Times New Roman"/>
-          <w:szCs w:val="24"/>
-        </w:rPr>
-        <w:t>Objectives</w:t>
-      </w:r>
-    </w:p>
-    <w:p>
-      <w:pPr>
-        <w:pStyle w:val="ListParagraph"/>
-        <w:numPr>
-          <w:ilvl w:val="0"/>
-          <w:numId w:val="8"/>
-        </w:numPr>
-        <w:spacing w:after="0" w:line="360" w:lineRule="auto"/>
-        <w:jc w:val="both"/>
-        <w:rPr>
-          <w:rFonts w:cs="Times New Roman"/>
-          <w:szCs w:val="24"/>
-        </w:rPr>
-      </w:pPr>
-      <w:r>
-        <w:rPr>
-          <w:rFonts w:cs="Times New Roman"/>
-          <w:szCs w:val="24"/>
-        </w:rPr>
-        <w:t>Background Study</w:t>
-      </w:r>
-    </w:p>
-    <w:p>
-      <w:pPr>
-        <w:pStyle w:val="ListParagraph"/>
-        <w:numPr>
-          <w:ilvl w:val="0"/>
-          <w:numId w:val="8"/>
-        </w:numPr>
-        <w:spacing w:after="0" w:line="360" w:lineRule="auto"/>
-        <w:jc w:val="both"/>
-        <w:rPr>
-          <w:rFonts w:cs="Times New Roman"/>
-          <w:szCs w:val="24"/>
-        </w:rPr>
-      </w:pPr>
-      <w:r>
-        <w:rPr>
-          <w:rFonts w:cs="Times New Roman"/>
-          <w:szCs w:val="24"/>
-        </w:rPr>
-        <w:t>Requirement Document</w:t>
-      </w:r>
-    </w:p>
-    <w:p>
-      <w:pPr>
-        <w:pStyle w:val="ListParagraph"/>
-        <w:numPr>
-          <w:ilvl w:val="0"/>
-          <w:numId w:val="8"/>
-        </w:numPr>
-        <w:spacing w:after="0" w:line="360" w:lineRule="auto"/>
-        <w:jc w:val="both"/>
-        <w:rPr>
-          <w:rFonts w:cs="Times New Roman"/>
-          <w:szCs w:val="24"/>
-        </w:rPr>
-      </w:pPr>
-      <w:r>
-        <w:rPr>
-          <w:rFonts w:cs="Times New Roman"/>
-          <w:szCs w:val="24"/>
-        </w:rPr>
-        <w:t xml:space="preserve">System Design </w:t>
-      </w:r>
-    </w:p>
-    <w:p>
-      <w:pPr>
-        <w:pStyle w:val="ListParagraph"/>
-        <w:numPr>
-          <w:ilvl w:val="0"/>
-          <w:numId w:val="8"/>
-        </w:numPr>
-        <w:spacing w:after="0" w:line="360" w:lineRule="auto"/>
-        <w:jc w:val="both"/>
-        <w:rPr>
-          <w:rFonts w:cs="Times New Roman"/>
-          <w:szCs w:val="24"/>
-        </w:rPr>
-      </w:pPr>
-      <w:r>
-        <w:rPr>
-          <w:rFonts w:cs="Times New Roman"/>
-          <w:szCs w:val="24"/>
-        </w:rPr>
-        <w:t>Development</w:t>
-      </w:r>
-    </w:p>
-    <w:p>
-      <w:pPr>
-        <w:pStyle w:val="ListParagraph"/>
-        <w:numPr>
-          <w:ilvl w:val="0"/>
-          <w:numId w:val="8"/>
-        </w:numPr>
-        <w:spacing w:after="0" w:line="360" w:lineRule="auto"/>
-        <w:jc w:val="both"/>
-        <w:rPr>
-          <w:rFonts w:cs="Times New Roman"/>
-          <w:szCs w:val="24"/>
-        </w:rPr>
-      </w:pPr>
-      <w:r>
-        <w:rPr>
-          <w:rFonts w:cs="Times New Roman"/>
-          <w:szCs w:val="24"/>
-        </w:rPr>
-        <w:t>Testing</w:t>
-      </w:r>
-    </w:p>
-    <w:p>
-      <w:pPr>
-        <w:pStyle w:val="ListParagraph"/>
-        <w:numPr>
-          <w:ilvl w:val="0"/>
-          <w:numId w:val="8"/>
-        </w:numPr>
-        <w:spacing w:after="0" w:line="360" w:lineRule="auto"/>
-        <w:jc w:val="both"/>
-        <w:rPr>
-          <w:rFonts w:cs="Times New Roman"/>
-          <w:szCs w:val="24"/>
-        </w:rPr>
-      </w:pPr>
-      <w:r>
-        <w:rPr>
-          <w:rFonts w:cs="Times New Roman"/>
-          <w:szCs w:val="24"/>
-        </w:rPr>
-        <w:t>Project Result (Should supplement this topic with a Demo)</w:t>
-      </w:r>
-    </w:p>
-    <w:p>
-      <w:pPr>
-        <w:pStyle w:val="ListParagraph"/>
-        <w:numPr>
-          <w:ilvl w:val="0"/>
-          <w:numId w:val="8"/>
-        </w:numPr>
-        <w:spacing w:after="0" w:line="360" w:lineRule="auto"/>
-        <w:jc w:val="both"/>
-        <w:rPr>
-          <w:rFonts w:cs="Times New Roman"/>
-          <w:szCs w:val="24"/>
-        </w:rPr>
-      </w:pPr>
-      <w:r>
-        <w:rPr>
-          <w:rFonts w:cs="Times New Roman"/>
-          <w:szCs w:val="24"/>
-        </w:rPr>
-        <w:t>Future Enhancements</w:t>
-      </w:r>
-    </w:p>
-    <w:p>
-      <w:pPr>
-        <w:pStyle w:val="ListParagraph"/>
-        <w:numPr>
-          <w:ilvl w:val="0"/>
-          <w:numId w:val="8"/>
-        </w:numPr>
-        <w:spacing w:after="0" w:line="360" w:lineRule="auto"/>
-        <w:jc w:val="both"/>
-        <w:rPr>
-          <w:rFonts w:cs="Times New Roman"/>
-          <w:szCs w:val="24"/>
-        </w:rPr>
-      </w:pPr>
-      <w:r>
-        <w:rPr>
-          <w:rFonts w:cs="Times New Roman"/>
-          <w:szCs w:val="24"/>
-        </w:rPr>
-        <w:t>Conclusion</w:t>
-      </w:r>
-    </w:p>
-    <w:p>
-      <w:pPr>
-        <w:pStyle w:val="ListParagraph"/>
-        <w:numPr>
-          <w:ilvl w:val="0"/>
-          <w:numId w:val="8"/>
-        </w:numPr>
-        <w:spacing w:after="0" w:line="360" w:lineRule="auto"/>
-        <w:jc w:val="both"/>
-        <w:rPr>
-          <w:rFonts w:cs="Times New Roman"/>
-          <w:szCs w:val="24"/>
-        </w:rPr>
-      </w:pPr>
-      <w:r>
-        <w:rPr>
-          <w:rFonts w:cs="Times New Roman"/>
-          <w:szCs w:val="24"/>
-        </w:rPr>
-        <w:t>Annex</w:t>
-      </w:r>
-    </w:p>
-    <w:p>
-      <w:pPr>
-        <w:pStyle w:val="Heading1"/>
-        <w:spacing w:after="0" w:line="360" w:lineRule="auto"/>
-        <w:jc w:val="both"/>
-      </w:pPr>
-      <w:r>
-        <w:t>4. Formatting Guidelines</w:t>
-      </w:r>
-    </w:p>
-    <w:p>
-      <w:pPr>
-        <w:pStyle w:val="Heading2"/>
-        <w:spacing w:after="0" w:line="360" w:lineRule="auto"/>
-        <w:jc w:val="both"/>
-      </w:pPr>
-      <w:bookmarkStart w:id="0" w:name="_Toc265989753"/>
-      <w:r>
-        <w:t>4.1 Paper</w:t>
-      </w:r>
-      <w:bookmarkEnd w:id="0"/>
-    </w:p>
-    <w:p>
-      <w:pPr>
-        <w:spacing w:after="0" w:line="360" w:lineRule="auto"/>
-        <w:jc w:val="both"/>
-        <w:rPr>
-          <w:rFonts w:cs="Times New Roman"/>
-          <w:szCs w:val="24"/>
-        </w:rPr>
-      </w:pPr>
-      <w:r>
-        <w:rPr>
-          <w:rFonts w:cs="Times New Roman"/>
-          <w:szCs w:val="24"/>
-        </w:rPr>
-        <w:t>Use A4 size white paper and print only on single side of the paper.</w:t>
-      </w:r>
-    </w:p>
-    <w:p>
-      <w:pPr>
-        <w:pStyle w:val="Heading2"/>
-        <w:spacing w:after="0" w:line="360" w:lineRule="auto"/>
-        <w:jc w:val="both"/>
-      </w:pPr>
-      <w:bookmarkStart w:id="1" w:name="_Toc265989754"/>
-      <w:r>
-        <w:t>4.2 Length of the Report</w:t>
-      </w:r>
-      <w:bookmarkEnd w:id="1"/>
-    </w:p>
-    <w:p>
-      <w:pPr>
-        <w:spacing w:after="0" w:line="360" w:lineRule="auto"/>
-        <w:jc w:val="both"/>
-        <w:rPr>
-          <w:rFonts w:cs="Times New Roman"/>
-          <w:szCs w:val="24"/>
-        </w:rPr>
-      </w:pPr>
-      <w:r>
-        <w:rPr>
-          <w:rFonts w:cs="Times New Roman"/>
-          <w:szCs w:val="24"/>
-        </w:rPr>
-        <w:t>It depends on the nature of the project. The valid length is under the jurisdiction of the supervisor and the department.</w:t>
-      </w:r>
-    </w:p>
-    <w:p>
-      <w:pPr>
-        <w:pStyle w:val="Heading2"/>
-        <w:spacing w:after="0" w:line="360" w:lineRule="auto"/>
-        <w:jc w:val="both"/>
-      </w:pPr>
-      <w:bookmarkStart w:id="2" w:name="_Toc265989755"/>
-      <w:r>
-        <w:lastRenderedPageBreak/>
-        <w:t>4.3 Margins</w:t>
-      </w:r>
-      <w:bookmarkEnd w:id="2"/>
-    </w:p>
-    <w:p>
-      <w:pPr>
-        <w:spacing w:after="0" w:line="360" w:lineRule="auto"/>
-        <w:jc w:val="both"/>
-        <w:rPr>
-          <w:rFonts w:cs="Times New Roman"/>
-          <w:szCs w:val="24"/>
-        </w:rPr>
-      </w:pPr>
-      <w:r>
-        <w:rPr>
-          <w:rFonts w:cs="Times New Roman"/>
-          <w:szCs w:val="24"/>
-        </w:rPr>
-        <w:t xml:space="preserve">Left side: </w:t>
-      </w:r>
-      <w:proofErr w:type="gramStart"/>
-      <w:r>
-        <w:rPr>
-          <w:rFonts w:cs="Times New Roman"/>
-          <w:szCs w:val="24"/>
-        </w:rPr>
-        <w:t>1.5 inch</w:t>
-      </w:r>
-      <w:proofErr w:type="gramEnd"/>
-      <w:r>
-        <w:rPr>
-          <w:rFonts w:cs="Times New Roman"/>
-          <w:szCs w:val="24"/>
-        </w:rPr>
-        <w:t>, Right side: 1 inch, Bottom: 1 inch, Top: 1 inch</w:t>
-      </w:r>
-    </w:p>
-    <w:p>
-      <w:pPr>
-        <w:pStyle w:val="Heading2"/>
-        <w:spacing w:after="0" w:line="360" w:lineRule="auto"/>
-        <w:jc w:val="both"/>
-      </w:pPr>
-      <w:bookmarkStart w:id="3" w:name="_Toc265989756"/>
-      <w:r>
-        <w:t>4.4 Font</w:t>
-      </w:r>
-      <w:bookmarkEnd w:id="3"/>
-    </w:p>
-    <w:p>
-      <w:pPr>
-        <w:spacing w:after="0" w:line="360" w:lineRule="auto"/>
-        <w:jc w:val="both"/>
-        <w:rPr>
-          <w:rFonts w:cs="Times New Roman"/>
-          <w:szCs w:val="24"/>
-        </w:rPr>
-      </w:pPr>
-      <w:r>
-        <w:rPr>
-          <w:rFonts w:cs="Times New Roman"/>
-          <w:szCs w:val="24"/>
-        </w:rPr>
-        <w:t>Times New Roman, Black</w:t>
-      </w:r>
-    </w:p>
-    <w:p>
-      <w:pPr>
-        <w:pStyle w:val="Heading2"/>
-        <w:spacing w:after="0" w:line="360" w:lineRule="auto"/>
-        <w:jc w:val="both"/>
-      </w:pPr>
-      <w:bookmarkStart w:id="4" w:name="_Toc265989757"/>
-      <w:r>
-        <w:t>4.5 Font Size</w:t>
-      </w:r>
-      <w:bookmarkEnd w:id="4"/>
-    </w:p>
-    <w:p>
-      <w:pPr>
-        <w:spacing w:after="0" w:line="360" w:lineRule="auto"/>
-        <w:jc w:val="both"/>
-        <w:rPr>
-          <w:rFonts w:cs="Times New Roman"/>
-          <w:szCs w:val="24"/>
-        </w:rPr>
-      </w:pPr>
-      <w:r>
-        <w:rPr>
-          <w:rFonts w:cs="Times New Roman"/>
-          <w:szCs w:val="24"/>
-        </w:rPr>
-        <w:t xml:space="preserve">Heading 1: 16, Bold, </w:t>
-      </w:r>
-      <w:r>
-        <w:rPr>
-          <w:rFonts w:cs="Times New Roman"/>
-          <w:szCs w:val="24"/>
-        </w:rPr>
-        <w:t xml:space="preserve">Space Before:  12 pt, After:  12 pt, </w:t>
-      </w:r>
-      <w:proofErr w:type="gramStart"/>
-      <w:r>
-        <w:rPr>
-          <w:rFonts w:cs="Times New Roman"/>
-          <w:szCs w:val="24"/>
-        </w:rPr>
-        <w:t>Keep</w:t>
-      </w:r>
-      <w:proofErr w:type="gramEnd"/>
-      <w:r>
-        <w:rPr>
-          <w:rFonts w:cs="Times New Roman"/>
-          <w:szCs w:val="24"/>
-        </w:rPr>
-        <w:t xml:space="preserve"> with next, </w:t>
-      </w:r>
-      <w:proofErr w:type="gramStart"/>
-      <w:r>
-        <w:rPr>
-          <w:rFonts w:cs="Times New Roman"/>
-          <w:szCs w:val="24"/>
-        </w:rPr>
-        <w:t>Keep</w:t>
-      </w:r>
-      <w:proofErr w:type="gramEnd"/>
-      <w:r>
-        <w:rPr>
-          <w:rFonts w:cs="Times New Roman"/>
-          <w:szCs w:val="24"/>
-        </w:rPr>
-        <w:t xml:space="preserve"> lines together</w:t>
-      </w:r>
-      <w:r>
-        <w:rPr>
-          <w:rFonts w:cs="Times New Roman"/>
-          <w:szCs w:val="24"/>
-        </w:rPr>
-        <w:t xml:space="preserve">, </w:t>
-      </w:r>
-      <w:proofErr w:type="gramStart"/>
-      <w:r>
-        <w:rPr>
-          <w:rFonts w:cs="Times New Roman"/>
-          <w:szCs w:val="24"/>
-        </w:rPr>
-        <w:t>Every</w:t>
-      </w:r>
-      <w:proofErr w:type="gramEnd"/>
-      <w:r>
-        <w:rPr>
-          <w:rFonts w:cs="Times New Roman"/>
-          <w:szCs w:val="24"/>
-        </w:rPr>
-        <w:t xml:space="preserve"> context word should start with Uppercase, </w:t>
-      </w:r>
-    </w:p>
-    <w:p>
-      <w:pPr>
-        <w:spacing w:after="0" w:line="360" w:lineRule="auto"/>
-        <w:jc w:val="both"/>
-        <w:rPr>
-          <w:rFonts w:cs="Times New Roman"/>
-          <w:szCs w:val="24"/>
-        </w:rPr>
-      </w:pPr>
-      <w:r>
-        <w:rPr>
-          <w:rFonts w:cs="Times New Roman"/>
-          <w:szCs w:val="24"/>
-        </w:rPr>
-        <w:t xml:space="preserve">Heading 2: 14, Bold, </w:t>
-      </w:r>
-      <w:r>
-        <w:rPr>
-          <w:rFonts w:cs="Times New Roman"/>
-          <w:szCs w:val="24"/>
-        </w:rPr>
-        <w:t xml:space="preserve">Space Before:  12 pt, After:  12 pt, </w:t>
-      </w:r>
-      <w:proofErr w:type="gramStart"/>
-      <w:r>
-        <w:rPr>
-          <w:rFonts w:cs="Times New Roman"/>
-          <w:szCs w:val="24"/>
-        </w:rPr>
-        <w:t>Keep</w:t>
-      </w:r>
-      <w:proofErr w:type="gramEnd"/>
-      <w:r>
-        <w:rPr>
-          <w:rFonts w:cs="Times New Roman"/>
-          <w:szCs w:val="24"/>
-        </w:rPr>
-        <w:t xml:space="preserve"> with next, </w:t>
-      </w:r>
-      <w:proofErr w:type="gramStart"/>
-      <w:r>
-        <w:rPr>
-          <w:rFonts w:cs="Times New Roman"/>
-          <w:szCs w:val="24"/>
-        </w:rPr>
-        <w:t>Keep</w:t>
-      </w:r>
-      <w:proofErr w:type="gramEnd"/>
-      <w:r>
-        <w:rPr>
-          <w:rFonts w:cs="Times New Roman"/>
-          <w:szCs w:val="24"/>
-        </w:rPr>
-        <w:t xml:space="preserve"> lines together</w:t>
-      </w:r>
-      <w:r>
-        <w:rPr>
-          <w:rFonts w:cs="Times New Roman"/>
-          <w:szCs w:val="24"/>
-        </w:rPr>
-        <w:t xml:space="preserve">, </w:t>
-      </w:r>
-      <w:proofErr w:type="gramStart"/>
-      <w:r>
-        <w:rPr>
-          <w:rFonts w:cs="Times New Roman"/>
-          <w:szCs w:val="24"/>
-        </w:rPr>
-        <w:t>Every</w:t>
-      </w:r>
-      <w:proofErr w:type="gramEnd"/>
-      <w:r>
-        <w:rPr>
-          <w:rFonts w:cs="Times New Roman"/>
-          <w:szCs w:val="24"/>
-        </w:rPr>
-        <w:t xml:space="preserve"> context word should start with Uppercase</w:t>
-      </w:r>
-    </w:p>
-    <w:p>
-      <w:pPr>
-        <w:spacing w:after="0" w:line="360" w:lineRule="auto"/>
-        <w:jc w:val="both"/>
-        <w:rPr>
-          <w:rFonts w:cs="Times New Roman"/>
-          <w:szCs w:val="24"/>
-        </w:rPr>
-      </w:pPr>
-      <w:r>
-        <w:rPr>
-          <w:rFonts w:cs="Times New Roman"/>
-          <w:szCs w:val="24"/>
-        </w:rPr>
-        <w:t xml:space="preserve">Heading 3: 12, Bold, </w:t>
-      </w:r>
-      <w:r>
-        <w:rPr>
-          <w:rFonts w:cs="Times New Roman"/>
-          <w:szCs w:val="24"/>
-        </w:rPr>
-        <w:t xml:space="preserve">Space Before:  6 pt, After:  6 pt, </w:t>
-      </w:r>
-      <w:proofErr w:type="gramStart"/>
-      <w:r>
-        <w:rPr>
-          <w:rFonts w:cs="Times New Roman"/>
-          <w:szCs w:val="24"/>
-        </w:rPr>
-        <w:t>Keep</w:t>
-      </w:r>
-      <w:proofErr w:type="gramEnd"/>
-      <w:r>
-        <w:rPr>
-          <w:rFonts w:cs="Times New Roman"/>
-          <w:szCs w:val="24"/>
-        </w:rPr>
-        <w:t xml:space="preserve"> with next, </w:t>
-      </w:r>
-      <w:proofErr w:type="gramStart"/>
-      <w:r>
-        <w:rPr>
-          <w:rFonts w:cs="Times New Roman"/>
-          <w:szCs w:val="24"/>
-        </w:rPr>
-        <w:t>Keep</w:t>
-      </w:r>
-      <w:proofErr w:type="gramEnd"/>
-      <w:r>
-        <w:rPr>
-          <w:rFonts w:cs="Times New Roman"/>
-          <w:szCs w:val="24"/>
-        </w:rPr>
-        <w:t xml:space="preserve"> lines </w:t>
-      </w:r>
-      <w:proofErr w:type="gramStart"/>
-      <w:r>
-        <w:rPr>
-          <w:rFonts w:cs="Times New Roman"/>
-          <w:szCs w:val="24"/>
-        </w:rPr>
-        <w:t xml:space="preserve">together </w:t>
-      </w:r>
-      <w:r>
-        <w:rPr>
-          <w:rFonts w:cs="Times New Roman"/>
-          <w:szCs w:val="24"/>
-        </w:rPr>
-        <w:t>,</w:t>
-      </w:r>
-      <w:proofErr w:type="gramEnd"/>
-      <w:r>
-        <w:rPr>
-          <w:rFonts w:cs="Times New Roman"/>
-          <w:szCs w:val="24"/>
-        </w:rPr>
-        <w:t xml:space="preserve"> </w:t>
-      </w:r>
-      <w:proofErr w:type="gramStart"/>
-      <w:r>
-        <w:rPr>
-          <w:rFonts w:cs="Times New Roman"/>
-          <w:szCs w:val="24"/>
-        </w:rPr>
-        <w:t>Every</w:t>
-      </w:r>
-      <w:proofErr w:type="gramEnd"/>
-      <w:r>
-        <w:rPr>
-          <w:rFonts w:cs="Times New Roman"/>
-          <w:szCs w:val="24"/>
-        </w:rPr>
-        <w:t xml:space="preserve"> context word should start with Uppercase</w:t>
-      </w:r>
-    </w:p>
-    <w:p>
-      <w:pPr>
-        <w:spacing w:after="0" w:line="360" w:lineRule="auto"/>
-        <w:jc w:val="both"/>
-        <w:rPr>
-          <w:rFonts w:cs="Times New Roman"/>
-          <w:szCs w:val="24"/>
-        </w:rPr>
-      </w:pPr>
-      <w:r>
-        <w:rPr>
-          <w:rFonts w:cs="Times New Roman"/>
-          <w:szCs w:val="24"/>
-        </w:rPr>
-        <w:t xml:space="preserve">Heading 4: 12, Normal, </w:t>
-      </w:r>
-      <w:proofErr w:type="gramStart"/>
-      <w:r>
-        <w:rPr>
-          <w:rFonts w:cs="Times New Roman"/>
-          <w:szCs w:val="24"/>
-        </w:rPr>
-        <w:t>Every</w:t>
-      </w:r>
-      <w:proofErr w:type="gramEnd"/>
-      <w:r>
-        <w:rPr>
-          <w:rFonts w:cs="Times New Roman"/>
-          <w:szCs w:val="24"/>
-        </w:rPr>
-        <w:t xml:space="preserve"> context word should start with Uppercase</w:t>
-      </w:r>
-    </w:p>
-    <w:p>
-      <w:pPr>
-        <w:spacing w:after="0" w:line="360" w:lineRule="auto"/>
-        <w:jc w:val="both"/>
-        <w:rPr>
-          <w:rFonts w:cs="Times New Roman"/>
-          <w:szCs w:val="24"/>
-        </w:rPr>
-      </w:pPr>
-      <w:r>
-        <w:rPr>
-          <w:rFonts w:cs="Times New Roman"/>
-          <w:szCs w:val="24"/>
-        </w:rPr>
-        <w:t>Main Text: 12, Normal and Justified, Italics and Bold are permitted for emphasis as and when required.</w:t>
-      </w:r>
-    </w:p>
-    <w:p>
-      <w:pPr>
-        <w:pStyle w:val="Heading2"/>
-        <w:spacing w:after="0" w:line="360" w:lineRule="auto"/>
-        <w:jc w:val="both"/>
-      </w:pPr>
-      <w:bookmarkStart w:id="5" w:name="_Toc265989758"/>
-      <w:r>
-        <w:t>4.6 Line Spacing</w:t>
-      </w:r>
-      <w:bookmarkEnd w:id="5"/>
-    </w:p>
-    <w:p>
-      <w:pPr>
-        <w:spacing w:after="0" w:line="360" w:lineRule="auto"/>
-        <w:jc w:val="both"/>
-        <w:rPr>
-          <w:rFonts w:cs="Times New Roman"/>
-          <w:szCs w:val="24"/>
-        </w:rPr>
-      </w:pPr>
-      <w:r>
-        <w:rPr>
-          <w:rFonts w:cs="Times New Roman"/>
-          <w:szCs w:val="24"/>
-        </w:rPr>
-        <w:t>1.5 lines</w:t>
-      </w:r>
-    </w:p>
-    <w:p>
-      <w:pPr>
-        <w:pStyle w:val="Heading2"/>
-        <w:numPr>
-          <w:ilvl w:val="1"/>
-          <w:numId w:val="10"/>
-        </w:numPr>
-        <w:spacing w:after="0" w:line="360" w:lineRule="auto"/>
-        <w:jc w:val="both"/>
-      </w:pPr>
-      <w:bookmarkStart w:id="6" w:name="_Toc265989759"/>
-      <w:r>
-        <w:t>Paragraph</w:t>
-      </w:r>
-      <w:bookmarkEnd w:id="6"/>
-      <w:r>
-        <w:t xml:space="preserve"> </w:t>
-      </w:r>
-    </w:p>
-    <w:p>
-      <w:pPr>
-        <w:spacing w:after="0" w:line="360" w:lineRule="auto"/>
-        <w:jc w:val="both"/>
-        <w:rPr>
-          <w:rFonts w:cs="Times New Roman"/>
-          <w:szCs w:val="24"/>
-        </w:rPr>
-      </w:pPr>
-      <w:r>
-        <w:rPr>
-          <w:rFonts w:cs="Times New Roman"/>
-          <w:szCs w:val="24"/>
-        </w:rPr>
-        <w:t>N</w:t>
-      </w:r>
-      <w:r>
-        <w:rPr>
-          <w:rFonts w:cs="Times New Roman"/>
-          <w:szCs w:val="24"/>
-        </w:rPr>
-        <w:t xml:space="preserve">o indentation </w:t>
-      </w:r>
-    </w:p>
-    <w:p>
-      <w:pPr>
-        <w:pStyle w:val="Heading2"/>
-        <w:spacing w:after="0" w:line="360" w:lineRule="auto"/>
-        <w:jc w:val="both"/>
-      </w:pPr>
-      <w:bookmarkStart w:id="7" w:name="_Toc265989760"/>
-      <w:r>
-        <w:t>4.8. Page Number</w:t>
-      </w:r>
-      <w:bookmarkEnd w:id="7"/>
-    </w:p>
-    <w:p>
-      <w:pPr>
-        <w:spacing w:after="0" w:line="360" w:lineRule="auto"/>
-        <w:jc w:val="both"/>
-        <w:rPr>
-          <w:rFonts w:cs="Times New Roman"/>
-          <w:szCs w:val="24"/>
-        </w:rPr>
-      </w:pPr>
-      <w:r>
-        <w:rPr>
-          <w:rFonts w:cs="Times New Roman"/>
-          <w:szCs w:val="24"/>
-        </w:rPr>
-        <w:t>At the right of the page, Times New Roman, 10, Black, Normal</w:t>
-      </w:r>
-    </w:p>
-    <w:p>
-      <w:pPr>
-        <w:pStyle w:val="Heading2"/>
-        <w:spacing w:after="0" w:line="360" w:lineRule="auto"/>
-        <w:jc w:val="both"/>
-      </w:pPr>
-      <w:bookmarkStart w:id="8" w:name="_Toc265989761"/>
-      <w:r>
-        <w:t>4.9 Pagination</w:t>
-      </w:r>
-      <w:bookmarkEnd w:id="8"/>
-    </w:p>
-    <w:p>
-      <w:pPr>
-        <w:spacing w:after="0" w:line="360" w:lineRule="auto"/>
-        <w:jc w:val="both"/>
-        <w:rPr>
-          <w:rFonts w:cs="Times New Roman"/>
-          <w:szCs w:val="24"/>
-        </w:rPr>
-      </w:pPr>
-      <w:r>
-        <w:rPr>
-          <w:rFonts w:cs="Times New Roman"/>
-          <w:szCs w:val="24"/>
-        </w:rPr>
-        <w:t>Natural numbers (1,</w:t>
-      </w:r>
-      <w:proofErr w:type="gramStart"/>
-      <w:r>
-        <w:rPr>
-          <w:rFonts w:cs="Times New Roman"/>
-          <w:szCs w:val="24"/>
-        </w:rPr>
-        <w:t>2,3,…</w:t>
-      </w:r>
-      <w:proofErr w:type="gramEnd"/>
-      <w:r>
-        <w:rPr>
-          <w:rFonts w:cs="Times New Roman"/>
-          <w:szCs w:val="24"/>
-        </w:rPr>
-        <w:t>) from first page to end of the report including Annex. Roman numbering in the introductory pages like Acknowledgement, Table of Contents, List of Tables, List of Figures, and other if any.</w:t>
-      </w:r>
-    </w:p>
-    <w:p>
-      <w:pPr>
-        <w:pStyle w:val="Heading2"/>
-        <w:spacing w:after="0" w:line="360" w:lineRule="auto"/>
-        <w:jc w:val="both"/>
-      </w:pPr>
-      <w:bookmarkStart w:id="9" w:name="_Toc265989762"/>
-      <w:r>
-        <w:t xml:space="preserve">4.10 Table and Figure </w:t>
-      </w:r>
-      <w:proofErr w:type="spellStart"/>
-      <w:r>
-        <w:t>labeling</w:t>
-      </w:r>
-      <w:bookmarkEnd w:id="9"/>
-      <w:proofErr w:type="spellEnd"/>
-    </w:p>
-    <w:p>
-      <w:pPr>
-        <w:spacing w:after="0" w:line="360" w:lineRule="auto"/>
-        <w:jc w:val="both"/>
-        <w:rPr>
-          <w:rFonts w:cs="Times New Roman"/>
-          <w:szCs w:val="24"/>
-        </w:rPr>
-      </w:pPr>
-      <w:r>
-        <w:rPr>
-          <w:rFonts w:cs="Times New Roman"/>
-          <w:szCs w:val="24"/>
-        </w:rPr>
-        <w:t xml:space="preserve">Table Section </w:t>
-      </w:r>
-      <w:proofErr w:type="spellStart"/>
-      <w:proofErr w:type="gramStart"/>
-      <w:r>
-        <w:rPr>
-          <w:rFonts w:cs="Times New Roman"/>
-          <w:szCs w:val="24"/>
-        </w:rPr>
-        <w:t>No.Table</w:t>
-      </w:r>
-      <w:proofErr w:type="spellEnd"/>
-      <w:proofErr w:type="gramEnd"/>
-      <w:r>
-        <w:rPr>
-          <w:rFonts w:cs="Times New Roman"/>
-          <w:szCs w:val="24"/>
-        </w:rPr>
-        <w:t xml:space="preserve"> No – Table Name, Times New Roman, 10, Normal, </w:t>
-      </w:r>
-      <w:proofErr w:type="spellStart"/>
-      <w:r>
-        <w:rPr>
-          <w:rFonts w:cs="Times New Roman"/>
-          <w:szCs w:val="24"/>
-        </w:rPr>
-        <w:t>center</w:t>
-      </w:r>
-      <w:proofErr w:type="spellEnd"/>
-      <w:r>
-        <w:rPr>
-          <w:rFonts w:cs="Times New Roman"/>
-          <w:szCs w:val="24"/>
-        </w:rPr>
-        <w:t xml:space="preserve"> </w:t>
-      </w:r>
-    </w:p>
-    <w:p>
-      <w:pPr>
-        <w:spacing w:after="0" w:line="360" w:lineRule="auto"/>
-        <w:jc w:val="both"/>
-        <w:rPr>
-          <w:rFonts w:cs="Times New Roman"/>
-          <w:sz w:val="20"/>
-          <w:szCs w:val="20"/>
-        </w:rPr>
-      </w:pPr>
-      <w:r>
-        <w:rPr>
-          <w:rFonts w:cs="Times New Roman"/>
-          <w:szCs w:val="24"/>
-        </w:rPr>
-        <w:t>e.g.,</w:t>
-      </w:r>
-      <w:r>
-        <w:rPr>
-          <w:rFonts w:cs="Times New Roman"/>
-          <w:szCs w:val="24"/>
-        </w:rPr>
-        <w:t xml:space="preserve"> </w:t>
-      </w:r>
-      <w:r>
-        <w:rPr>
-          <w:rFonts w:cs="Times New Roman"/>
-          <w:sz w:val="20"/>
-          <w:szCs w:val="20"/>
-        </w:rPr>
-        <w:t xml:space="preserve">Table </w:t>
-      </w:r>
-      <w:r>
-        <w:rPr>
-          <w:rFonts w:cs="Times New Roman"/>
-          <w:sz w:val="20"/>
-          <w:szCs w:val="20"/>
-        </w:rPr>
-        <w:t>4.</w:t>
-      </w:r>
-      <w:r>
-        <w:rPr>
-          <w:rFonts w:cs="Times New Roman"/>
-          <w:sz w:val="20"/>
-          <w:szCs w:val="20"/>
-        </w:rPr>
-        <w:t>10</w:t>
-      </w:r>
-      <w:r>
-        <w:rPr>
-          <w:rFonts w:cs="Times New Roman"/>
-          <w:sz w:val="20"/>
-          <w:szCs w:val="20"/>
-        </w:rPr>
-        <w:t>.1- Table Naming Example</w:t>
-      </w:r>
-    </w:p>
-    <w:p>
-      <w:pPr>
-        <w:spacing w:after="0" w:line="360" w:lineRule="auto"/>
-        <w:jc w:val="both"/>
-        <w:rPr>
-          <w:rFonts w:cs="Times New Roman"/>
-          <w:szCs w:val="20"/>
-        </w:rPr>
-      </w:pPr>
-      <w:r>
-        <w:rPr>
-          <w:rFonts w:cs="Times New Roman"/>
-          <w:szCs w:val="20"/>
-        </w:rPr>
-        <w:t xml:space="preserve">Figure Section </w:t>
-      </w:r>
-      <w:proofErr w:type="spellStart"/>
-      <w:proofErr w:type="gramStart"/>
-      <w:r>
-        <w:rPr>
-          <w:rFonts w:cs="Times New Roman"/>
-          <w:szCs w:val="20"/>
-        </w:rPr>
-        <w:t>No.Figure</w:t>
-      </w:r>
-      <w:proofErr w:type="spellEnd"/>
-      <w:proofErr w:type="gramEnd"/>
-      <w:r>
-        <w:rPr>
-          <w:rFonts w:cs="Times New Roman"/>
-          <w:szCs w:val="20"/>
-        </w:rPr>
-        <w:t xml:space="preserve"> No – Figure Name, Times New Roman, 10, Normal</w:t>
-      </w:r>
-      <w:r>
-        <w:rPr>
-          <w:rFonts w:cs="Times New Roman"/>
-          <w:szCs w:val="20"/>
-        </w:rPr>
-        <w:t xml:space="preserve">, </w:t>
-      </w:r>
-      <w:proofErr w:type="spellStart"/>
-      <w:r>
-        <w:rPr>
-          <w:rFonts w:cs="Times New Roman"/>
-          <w:szCs w:val="20"/>
-        </w:rPr>
-        <w:t>center</w:t>
-      </w:r>
-      <w:proofErr w:type="spellEnd"/>
-    </w:p>
-    <w:p>
-      <w:pPr>
-        <w:spacing w:after="0" w:line="360" w:lineRule="auto"/>
-        <w:jc w:val="both"/>
-        <w:rPr>
-          <w:rFonts w:cs="Times New Roman"/>
-          <w:szCs w:val="20"/>
-        </w:rPr>
-      </w:pPr>
-      <w:r>
-        <w:rPr>
-          <w:rFonts w:cs="Times New Roman"/>
-          <w:szCs w:val="20"/>
-        </w:rPr>
-        <w:t>e.g.,</w:t>
-      </w:r>
-      <w:r>
-        <w:rPr>
-          <w:rFonts w:cs="Times New Roman"/>
-          <w:szCs w:val="20"/>
-        </w:rPr>
-        <w:t xml:space="preserve"> </w:t>
-      </w:r>
-      <w:r>
-        <w:rPr>
-          <w:rFonts w:cs="Times New Roman"/>
-          <w:sz w:val="20"/>
-          <w:szCs w:val="20"/>
-        </w:rPr>
-        <w:t>Figure 4.</w:t>
-      </w:r>
-      <w:r>
-        <w:rPr>
-          <w:rFonts w:cs="Times New Roman"/>
-          <w:sz w:val="20"/>
-          <w:szCs w:val="20"/>
-        </w:rPr>
-        <w:t>10</w:t>
-      </w:r>
-      <w:r>
-        <w:rPr>
-          <w:rFonts w:cs="Times New Roman"/>
-          <w:sz w:val="20"/>
-          <w:szCs w:val="20"/>
-        </w:rPr>
-        <w:t>.1 – Figure Naming Example</w:t>
-      </w:r>
-    </w:p>
-    <w:p>
-      <w:pPr>
-        <w:pStyle w:val="Heading2"/>
-        <w:spacing w:after="0" w:line="360" w:lineRule="auto"/>
-        <w:jc w:val="both"/>
-      </w:pPr>
-      <w:bookmarkStart w:id="10" w:name="_Toc265989763"/>
-      <w:r>
-        <w:lastRenderedPageBreak/>
-        <w:t>4.11 Binding</w:t>
-      </w:r>
-      <w:bookmarkEnd w:id="10"/>
-    </w:p>
-    <w:p>
-      <w:pPr>
-        <w:spacing w:after="0" w:line="360" w:lineRule="auto"/>
-        <w:jc w:val="both"/>
-        <w:rPr>
-          <w:rFonts w:cs="Times New Roman"/>
-          <w:szCs w:val="20"/>
-        </w:rPr>
-      </w:pPr>
-      <w:r>
-        <w:rPr>
-          <w:rFonts w:cs="Times New Roman"/>
-          <w:szCs w:val="20"/>
-        </w:rPr>
-        <w:t xml:space="preserve">Proposal: Tape Binding (1 Copy during </w:t>
-      </w:r>
-      <w:proofErr w:type="spellStart"/>
-      <w:r>
-        <w:rPr>
-          <w:rFonts w:cs="Times New Roman"/>
-          <w:szCs w:val="20"/>
-        </w:rPr>
-        <w:t>defense</w:t>
-      </w:r>
-      <w:proofErr w:type="spellEnd"/>
-      <w:r>
-        <w:rPr>
-          <w:rFonts w:cs="Times New Roman"/>
-          <w:szCs w:val="20"/>
-        </w:rPr>
-        <w:t xml:space="preserve"> and after </w:t>
-      </w:r>
-      <w:proofErr w:type="spellStart"/>
-      <w:r>
-        <w:rPr>
-          <w:rFonts w:cs="Times New Roman"/>
-          <w:szCs w:val="20"/>
-        </w:rPr>
-        <w:t>defense</w:t>
-      </w:r>
-      <w:proofErr w:type="spellEnd"/>
-      <w:r>
-        <w:rPr>
-          <w:rFonts w:cs="Times New Roman"/>
-          <w:szCs w:val="20"/>
-        </w:rPr>
-        <w:t>, 2 copies of finalized version of the proposal with correction need to be submitted to the college).</w:t>
-      </w:r>
-    </w:p>
-    <w:p>
-      <w:pPr>
-        <w:spacing w:after="0" w:line="360" w:lineRule="auto"/>
-        <w:jc w:val="both"/>
-        <w:rPr>
-          <w:rFonts w:cs="Times New Roman"/>
-          <w:szCs w:val="20"/>
-        </w:rPr>
-      </w:pPr>
-      <w:r>
-        <w:rPr>
-          <w:rFonts w:cs="Times New Roman"/>
-          <w:szCs w:val="20"/>
-        </w:rPr>
-        <w:t>Mid Term Progress Report: Tape Binding (1 copy to the supervisor)</w:t>
-      </w:r>
-    </w:p>
-    <w:p>
-      <w:pPr>
-        <w:spacing w:after="0" w:line="360" w:lineRule="auto"/>
-        <w:jc w:val="both"/>
-        <w:rPr>
-          <w:rFonts w:cs="Times New Roman"/>
-          <w:szCs w:val="20"/>
-        </w:rPr>
-      </w:pPr>
-    </w:p>
-    <w:p>
-      <w:pPr>
-        <w:spacing w:after="0" w:line="360" w:lineRule="auto"/>
-        <w:jc w:val="both"/>
-        <w:rPr>
-          <w:rFonts w:cs="Times New Roman"/>
-          <w:b/>
-          <w:bCs/>
-          <w:szCs w:val="20"/>
-        </w:rPr>
-      </w:pPr>
-      <w:r>
-        <w:rPr>
-          <w:rFonts w:cs="Times New Roman"/>
-          <w:b/>
-          <w:bCs/>
-          <w:szCs w:val="20"/>
-        </w:rPr>
-        <w:t xml:space="preserve">Final Project Report: </w:t>
-      </w:r>
-    </w:p>
-    <w:p>
-      <w:pPr>
-        <w:spacing w:after="0" w:line="360" w:lineRule="auto"/>
-        <w:ind w:firstLine="720"/>
-        <w:jc w:val="both"/>
-        <w:rPr>
-          <w:rFonts w:cs="Times New Roman"/>
-          <w:szCs w:val="20"/>
-        </w:rPr>
-      </w:pPr>
-      <w:r>
-        <w:rPr>
-          <w:rFonts w:cs="Times New Roman"/>
-          <w:szCs w:val="20"/>
-        </w:rPr>
-        <w:t>For 2</w:t>
-      </w:r>
-      <w:r>
-        <w:rPr>
-          <w:rFonts w:cs="Times New Roman"/>
-          <w:szCs w:val="20"/>
-          <w:vertAlign w:val="superscript"/>
-        </w:rPr>
-        <w:t>nd</w:t>
-      </w:r>
-      <w:r>
-        <w:rPr>
-          <w:rFonts w:cs="Times New Roman"/>
-          <w:szCs w:val="20"/>
-        </w:rPr>
-        <w:t xml:space="preserve"> and 4</w:t>
-      </w:r>
-      <w:r>
-        <w:rPr>
-          <w:rFonts w:cs="Times New Roman"/>
-          <w:szCs w:val="20"/>
-          <w:vertAlign w:val="superscript"/>
-        </w:rPr>
-        <w:t>th</w:t>
-      </w:r>
-      <w:r>
-        <w:rPr>
-          <w:rFonts w:cs="Times New Roman"/>
-          <w:szCs w:val="20"/>
-        </w:rPr>
-        <w:t xml:space="preserve"> Semester</w:t>
-      </w:r>
-    </w:p>
-    <w:p>
-      <w:pPr>
-        <w:spacing w:after="0" w:line="360" w:lineRule="auto"/>
-        <w:ind w:left="720"/>
-        <w:jc w:val="both"/>
-        <w:rPr>
-          <w:rFonts w:cs="Times New Roman"/>
-          <w:szCs w:val="20"/>
-        </w:rPr>
-      </w:pPr>
-      <w:r>
-        <w:rPr>
-          <w:rFonts w:cs="Times New Roman"/>
-          <w:szCs w:val="20"/>
-        </w:rPr>
-        <w:t>Tape Binding (Total 4 Copies: Pokhara University – 1 Copy, College – 2 Copies, Student – 1 Copy). No. of student copies may differ according to the number of members in the project group.</w:t>
-      </w:r>
-    </w:p>
-    <w:p>
-      <w:pPr>
-        <w:spacing w:after="0" w:line="360" w:lineRule="auto"/>
-        <w:ind w:firstLine="720"/>
-        <w:jc w:val="both"/>
-        <w:rPr>
-          <w:rFonts w:cs="Times New Roman"/>
-          <w:szCs w:val="20"/>
-        </w:rPr>
-      </w:pPr>
-      <w:r>
-        <w:rPr>
-          <w:rFonts w:cs="Times New Roman"/>
-          <w:szCs w:val="20"/>
-        </w:rPr>
-        <w:t>For 6</w:t>
-      </w:r>
-      <w:r>
-        <w:rPr>
-          <w:rFonts w:cs="Times New Roman"/>
-          <w:szCs w:val="20"/>
-          <w:vertAlign w:val="superscript"/>
-        </w:rPr>
-        <w:t>th</w:t>
-      </w:r>
-      <w:r>
-        <w:rPr>
-          <w:rFonts w:cs="Times New Roman"/>
-          <w:szCs w:val="20"/>
-        </w:rPr>
-        <w:t xml:space="preserve"> and 8</w:t>
-      </w:r>
-      <w:r>
-        <w:rPr>
-          <w:rFonts w:cs="Times New Roman"/>
-          <w:szCs w:val="20"/>
-          <w:vertAlign w:val="superscript"/>
-        </w:rPr>
-        <w:t>th</w:t>
-      </w:r>
-      <w:r>
-        <w:rPr>
-          <w:rFonts w:cs="Times New Roman"/>
-          <w:szCs w:val="20"/>
-        </w:rPr>
-        <w:t xml:space="preserve"> Semester</w:t>
-      </w:r>
-    </w:p>
-    <w:p>
-      <w:pPr>
-        <w:spacing w:after="0" w:line="360" w:lineRule="auto"/>
-        <w:ind w:left="720"/>
-        <w:jc w:val="both"/>
-        <w:rPr>
-          <w:rFonts w:cs="Times New Roman"/>
-          <w:szCs w:val="20"/>
-        </w:rPr>
-      </w:pPr>
-      <w:r>
-        <w:rPr>
-          <w:rFonts w:cs="Times New Roman"/>
-          <w:szCs w:val="20"/>
-        </w:rPr>
-        <w:t>Hard Binding (Total 4 Copies: Pokhara University – 1 Copy, College – 2 Copies, Student – 1 Copy). No. of student copies may differ according to the number of members in the project group.</w:t>
-      </w:r>
-    </w:p>
-    <w:p>
-      <w:pPr>
-        <w:spacing w:after="0" w:line="360" w:lineRule="auto"/>
-        <w:jc w:val="both"/>
-        <w:rPr>
-          <w:rFonts w:cs="Times New Roman"/>
-          <w:szCs w:val="24"/>
-        </w:rPr>
-      </w:pPr>
-    </w:p>
-    <w:p>
-      <w:pPr>
-        <w:spacing w:after="0" w:line="360" w:lineRule="auto"/>
-        <w:jc w:val="both"/>
-        <w:rPr>
-          <w:rFonts w:cs="Times New Roman"/>
-          <w:szCs w:val="24"/>
-        </w:rPr>
-      </w:pPr>
-      <w:r>
-        <w:rPr>
-          <w:rFonts w:cs="Times New Roman"/>
-          <w:szCs w:val="24"/>
-        </w:rPr>
-        <w:br w:type="page"/>
-      </w:r>
-    </w:p>
-    <w:p>
-      <w:pPr>
         <w:spacing w:before="120" w:after="0" w:line="360" w:lineRule="auto"/>
         <w:jc w:val="center"/>
       </w:pPr>
@@ -1567,7 +12,6 @@
           <w:noProof/>
           <w:lang w:val="en-US"/>
         </w:rPr>
-        <w:lastRenderedPageBreak/>
         <w:drawing>
           <wp:inline distT="0" distB="0" distL="0" distR="0" wp14:anchorId="7ED736C8" wp14:editId="19800969">
             <wp:extent cx="2379345" cy="694055"/>
@@ -1631,7 +75,7 @@
           <w:szCs w:val="28"/>
         </w:rPr>
       </w:pPr>
-      <w:bookmarkStart w:id="11" w:name="_Toc52224141"/>
+      <w:bookmarkStart w:id="0" w:name="_Toc52224141"/>
       <w:r>
         <w:rPr>
           <w:b/>
@@ -1641,7 +85,7 @@
         </w:rPr>
         <w:t>LA GRANDEE INTERNATIONAL COLLEGE</w:t>
       </w:r>
-      <w:bookmarkEnd w:id="11"/>
+      <w:bookmarkEnd w:id="0"/>
     </w:p>
     <w:p>
       <w:pPr>
@@ -1740,8 +184,8 @@
           <w:szCs w:val="28"/>
         </w:rPr>
       </w:pPr>
-      <w:bookmarkStart w:id="12" w:name="_Toc52226986"/>
-      <w:bookmarkStart w:id="13" w:name="_Toc52224142"/>
+      <w:bookmarkStart w:id="1" w:name="_Toc52226986"/>
+      <w:bookmarkStart w:id="2" w:name="_Toc52224142"/>
       <w:r>
         <w:rPr>
           <w:b/>
@@ -1751,7 +195,7 @@
         </w:rPr>
         <w:t>“</w:t>
       </w:r>
-      <w:bookmarkEnd w:id="12"/>
+      <w:bookmarkEnd w:id="1"/>
       <w:sdt>
         <w:sdtPr>
           <w:rPr>
@@ -1790,7 +234,7 @@
         </w:rPr>
         <w:t>”</w:t>
       </w:r>
-      <w:bookmarkEnd w:id="13"/>
+      <w:bookmarkEnd w:id="2"/>
     </w:p>
     <w:p>
       <w:pPr>
@@ -1925,7 +369,7 @@
           </mc:Choice>
           <mc:Fallback>
             <w:pict>
-              <v:group w14:anchorId="71F5740A" id="Group 5" o:spid="_x0000_s1026" style="width:68.5pt;height:110pt;mso-position-horizontal-relative:char;mso-position-vertical-relative:line" coordsize="6762,16097" o:gfxdata="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">
+              <v:group w14:anchorId="4E0A5B98" id="Group 5" o:spid="_x0000_s1026" style="width:68.5pt;height:110pt;mso-position-horizontal-relative:char;mso-position-vertical-relative:line" coordsize="6762,16097" o:gfxdata="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">
                 <v:line id="Straight Connector 2" o:spid="_x0000_s1027" style="position:absolute;visibility:visible;mso-wrap-style:square" from="3333,0" to="3333,16097" o:connectortype="straight" o:gfxdata="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" strokecolor="black [3200]" strokeweight="2.5pt">
                   <v:stroke joinstyle="miter"/>
                 </v:line>
@@ -2674,7 +1118,7 @@
           <w:noProof/>
           <w:szCs w:val="24"/>
         </w:rPr>
-        <w:t>02/07/2026</w:t>
+        <w:t>09/07/2026</w:t>
       </w:r>
       <w:r>
         <w:rPr>
@@ -3887,13 +2331,13 @@
     <w:p>
       <w:pPr>
         <w:pStyle w:val="TOC1"/>
-        <w:spacing w:after="0" w:line="360" w:lineRule="auto"/>
-        <w:jc w:val="both"/>
         <w:rPr>
           <w:rFonts w:asciiTheme="minorHAnsi" w:eastAsiaTheme="minorEastAsia" w:hAnsiTheme="minorHAnsi"/>
           <w:noProof/>
-          <w:sz w:val="22"/>
+          <w:kern w:val="2"/>
+          <w:szCs w:val="24"/>
           <w:lang w:val="en-US"/>
+          <w14:ligatures w14:val="standardContextual"/>
         </w:rPr>
       </w:pPr>
       <w:r>
@@ -3905,13 +2349,31 @@
       <w:r>
         <w:fldChar w:fldCharType="separate"/>
       </w:r>
-      <w:hyperlink w:anchor="_Toc52261128" w:history="1">
+      <w:hyperlink w:anchor="_Toc234473276" w:history="1">
         <w:r>
           <w:rPr>
             <w:rStyle w:val="Hyperlink"/>
             <w:noProof/>
           </w:rPr>
-          <w:t>ACKNOWLEDGEMENT</w:t>
+          <w:t>1.</w:t>
+        </w:r>
+        <w:r>
+          <w:rPr>
+            <w:rFonts w:asciiTheme="minorHAnsi" w:eastAsiaTheme="minorEastAsia" w:hAnsiTheme="minorHAnsi"/>
+            <w:noProof/>
+            <w:kern w:val="2"/>
+            <w:szCs w:val="24"/>
+            <w:lang w:val="en-US"/>
+            <w14:ligatures w14:val="standardContextual"/>
+          </w:rPr>
+          <w:tab/>
+        </w:r>
+        <w:r>
+          <w:rPr>
+            <w:rStyle w:val="Hyperlink"/>
+            <w:noProof/>
+          </w:rPr>
+          <w:t>Introduction</w:t>
         </w:r>
         <w:r>
           <w:rPr>
@@ -3932,7 +2394,7 @@
             <w:noProof/>
             <w:webHidden/>
           </w:rPr>
-          <w:instrText xml:space="preserve"> PAGEREF _Toc52261128 \h </w:instrText>
+          <w:instrText xml:space="preserve"> PAGEREF _Toc234473276 \h </w:instrText>
         </w:r>
         <w:r>
           <w:rPr>
@@ -3952,7 +2414,7 @@
             <w:noProof/>
             <w:webHidden/>
           </w:rPr>
-          <w:t>ii</w:t>
+          <w:t>9</w:t>
         </w:r>
         <w:r>
           <w:rPr>
@@ -3966,22 +2428,40 @@
     <w:p>
       <w:pPr>
         <w:pStyle w:val="TOC1"/>
-        <w:spacing w:after="0" w:line="360" w:lineRule="auto"/>
-        <w:jc w:val="both"/>
         <w:rPr>
           <w:rFonts w:asciiTheme="minorHAnsi" w:eastAsiaTheme="minorEastAsia" w:hAnsiTheme="minorHAnsi"/>
           <w:noProof/>
-          <w:sz w:val="22"/>
+          <w:kern w:val="2"/>
+          <w:szCs w:val="24"/>
           <w:lang w:val="en-US"/>
-        </w:rPr>
-      </w:pPr>
-      <w:hyperlink w:anchor="_Toc52261129" w:history="1">
+          <w14:ligatures w14:val="standardContextual"/>
+        </w:rPr>
+      </w:pPr>
+      <w:hyperlink w:anchor="_Toc234473277" w:history="1">
         <w:r>
           <w:rPr>
             <w:rStyle w:val="Hyperlink"/>
             <w:noProof/>
           </w:rPr>
-          <w:t>STUDENT’S DECLARATION</w:t>
+          <w:t>1.</w:t>
+        </w:r>
+        <w:r>
+          <w:rPr>
+            <w:rFonts w:asciiTheme="minorHAnsi" w:eastAsiaTheme="minorEastAsia" w:hAnsiTheme="minorHAnsi"/>
+            <w:noProof/>
+            <w:kern w:val="2"/>
+            <w:szCs w:val="24"/>
+            <w:lang w:val="en-US"/>
+            <w14:ligatures w14:val="standardContextual"/>
+          </w:rPr>
+          <w:tab/>
+        </w:r>
+        <w:r>
+          <w:rPr>
+            <w:rStyle w:val="Hyperlink"/>
+            <w:noProof/>
+          </w:rPr>
+          <w:t>Problem Statement</w:t>
         </w:r>
         <w:r>
           <w:rPr>
@@ -4002,7 +2482,7 @@
             <w:noProof/>
             <w:webHidden/>
           </w:rPr>
-          <w:instrText xml:space="preserve"> PAGEREF _Toc52261129 \h </w:instrText>
+          <w:instrText xml:space="preserve"> PAGEREF _Toc234473277 \h </w:instrText>
         </w:r>
         <w:r>
           <w:rPr>
@@ -4022,7 +2502,7 @@
             <w:noProof/>
             <w:webHidden/>
           </w:rPr>
-          <w:t>iii</w:t>
+          <w:t>10</w:t>
         </w:r>
         <w:r>
           <w:rPr>
@@ -4036,22 +2516,40 @@
     <w:p>
       <w:pPr>
         <w:pStyle w:val="TOC1"/>
-        <w:spacing w:after="0" w:line="360" w:lineRule="auto"/>
-        <w:jc w:val="both"/>
         <w:rPr>
           <w:rFonts w:asciiTheme="minorHAnsi" w:eastAsiaTheme="minorEastAsia" w:hAnsiTheme="minorHAnsi"/>
           <w:noProof/>
-          <w:sz w:val="22"/>
+          <w:kern w:val="2"/>
+          <w:szCs w:val="24"/>
           <w:lang w:val="en-US"/>
-        </w:rPr>
-      </w:pPr>
-      <w:hyperlink w:anchor="_Toc52261130" w:history="1">
+          <w14:ligatures w14:val="standardContextual"/>
+        </w:rPr>
+      </w:pPr>
+      <w:hyperlink w:anchor="_Toc234473278" w:history="1">
         <w:r>
           <w:rPr>
             <w:rStyle w:val="Hyperlink"/>
             <w:noProof/>
           </w:rPr>
-          <w:t>SUPERVISOR’S DECLARATION</w:t>
+          <w:t>2.</w:t>
+        </w:r>
+        <w:r>
+          <w:rPr>
+            <w:rFonts w:asciiTheme="minorHAnsi" w:eastAsiaTheme="minorEastAsia" w:hAnsiTheme="minorHAnsi"/>
+            <w:noProof/>
+            <w:kern w:val="2"/>
+            <w:szCs w:val="24"/>
+            <w:lang w:val="en-US"/>
+            <w14:ligatures w14:val="standardContextual"/>
+          </w:rPr>
+          <w:tab/>
+        </w:r>
+        <w:r>
+          <w:rPr>
+            <w:rStyle w:val="Hyperlink"/>
+            <w:noProof/>
+          </w:rPr>
+          <w:t>Objectives</w:t>
         </w:r>
         <w:r>
           <w:rPr>
@@ -4072,7 +2570,7 @@
             <w:noProof/>
             <w:webHidden/>
           </w:rPr>
-          <w:instrText xml:space="preserve"> PAGEREF _Toc52261130 \h </w:instrText>
+          <w:instrText xml:space="preserve"> PAGEREF _Toc234473278 \h </w:instrText>
         </w:r>
         <w:r>
           <w:rPr>
@@ -4092,7 +2590,7 @@
             <w:noProof/>
             <w:webHidden/>
           </w:rPr>
-          <w:t>iv</w:t>
+          <w:t>11</w:t>
         </w:r>
         <w:r>
           <w:rPr>
@@ -4106,29 +2604,31 @@
     <w:p>
       <w:pPr>
         <w:pStyle w:val="TOC1"/>
-        <w:spacing w:after="0" w:line="360" w:lineRule="auto"/>
-        <w:jc w:val="both"/>
         <w:rPr>
           <w:rFonts w:asciiTheme="minorHAnsi" w:eastAsiaTheme="minorEastAsia" w:hAnsiTheme="minorHAnsi"/>
           <w:noProof/>
-          <w:sz w:val="22"/>
+          <w:kern w:val="2"/>
+          <w:szCs w:val="24"/>
           <w:lang w:val="en-US"/>
-        </w:rPr>
-      </w:pPr>
-      <w:hyperlink w:anchor="_Toc52261131" w:history="1">
+          <w14:ligatures w14:val="standardContextual"/>
+        </w:rPr>
+      </w:pPr>
+      <w:hyperlink w:anchor="_Toc234473279" w:history="1">
         <w:r>
           <w:rPr>
             <w:rStyle w:val="Hyperlink"/>
             <w:noProof/>
           </w:rPr>
-          <w:t>1.</w:t>
+          <w:t>3.</w:t>
         </w:r>
         <w:r>
           <w:rPr>
             <w:rFonts w:asciiTheme="minorHAnsi" w:eastAsiaTheme="minorEastAsia" w:hAnsiTheme="minorHAnsi"/>
             <w:noProof/>
-            <w:sz w:val="22"/>
+            <w:kern w:val="2"/>
+            <w:szCs w:val="24"/>
             <w:lang w:val="en-US"/>
+            <w14:ligatures w14:val="standardContextual"/>
           </w:rPr>
           <w:tab/>
         </w:r>
@@ -4137,7 +2637,7 @@
             <w:rStyle w:val="Hyperlink"/>
             <w:noProof/>
           </w:rPr>
-          <w:t>INTRODUCTION</w:t>
+          <w:t>Background Study</w:t>
         </w:r>
         <w:r>
           <w:rPr>
@@ -4158,7 +2658,7 @@
             <w:noProof/>
             <w:webHidden/>
           </w:rPr>
-          <w:instrText xml:space="preserve"> PAGEREF _Toc52261131 \h </w:instrText>
+          <w:instrText xml:space="preserve"> PAGEREF _Toc234473279 \h </w:instrText>
         </w:r>
         <w:r>
           <w:rPr>
@@ -4178,7 +2678,7 @@
             <w:noProof/>
             <w:webHidden/>
           </w:rPr>
-          <w:t>1</w:t>
+          <w:t>12</w:t>
         </w:r>
         <w:r>
           <w:rPr>
@@ -4192,29 +2692,31 @@
     <w:p>
       <w:pPr>
         <w:pStyle w:val="TOC1"/>
-        <w:spacing w:after="0" w:line="360" w:lineRule="auto"/>
-        <w:jc w:val="both"/>
         <w:rPr>
           <w:rFonts w:asciiTheme="minorHAnsi" w:eastAsiaTheme="minorEastAsia" w:hAnsiTheme="minorHAnsi"/>
           <w:noProof/>
-          <w:sz w:val="22"/>
+          <w:kern w:val="2"/>
+          <w:szCs w:val="24"/>
           <w:lang w:val="en-US"/>
-        </w:rPr>
-      </w:pPr>
-      <w:hyperlink w:anchor="_Toc52261132" w:history="1">
+          <w14:ligatures w14:val="standardContextual"/>
+        </w:rPr>
+      </w:pPr>
+      <w:hyperlink w:anchor="_Toc234473280" w:history="1">
         <w:r>
           <w:rPr>
             <w:rStyle w:val="Hyperlink"/>
             <w:noProof/>
           </w:rPr>
-          <w:t>2.</w:t>
+          <w:t>4.</w:t>
         </w:r>
         <w:r>
           <w:rPr>
             <w:rFonts w:asciiTheme="minorHAnsi" w:eastAsiaTheme="minorEastAsia" w:hAnsiTheme="minorHAnsi"/>
             <w:noProof/>
-            <w:sz w:val="22"/>
+            <w:kern w:val="2"/>
+            <w:szCs w:val="24"/>
             <w:lang w:val="en-US"/>
+            <w14:ligatures w14:val="standardContextual"/>
           </w:rPr>
           <w:tab/>
         </w:r>
@@ -4223,7 +2725,7 @@
             <w:rStyle w:val="Hyperlink"/>
             <w:noProof/>
           </w:rPr>
-          <w:t>PROBLEM STATEMENT</w:t>
+          <w:t>Requirement Document</w:t>
         </w:r>
         <w:r>
           <w:rPr>
@@ -4244,7 +2746,7 @@
             <w:noProof/>
             <w:webHidden/>
           </w:rPr>
-          <w:instrText xml:space="preserve"> PAGEREF _Toc52261132 \h </w:instrText>
+          <w:instrText xml:space="preserve"> PAGEREF _Toc234473280 \h </w:instrText>
         </w:r>
         <w:r>
           <w:rPr>
@@ -4264,7 +2766,7 @@
             <w:noProof/>
             <w:webHidden/>
           </w:rPr>
-          <w:t>2</w:t>
+          <w:t>13</w:t>
         </w:r>
         <w:r>
           <w:rPr>
@@ -4277,30 +2779,36 @@
     </w:p>
     <w:p>
       <w:pPr>
-        <w:pStyle w:val="TOC1"/>
-        <w:spacing w:after="0" w:line="360" w:lineRule="auto"/>
-        <w:jc w:val="both"/>
+        <w:pStyle w:val="TOC2"/>
+        <w:tabs>
+          <w:tab w:val="left" w:pos="720"/>
+          <w:tab w:val="right" w:leader="dot" w:pos="8296"/>
+        </w:tabs>
         <w:rPr>
           <w:rFonts w:asciiTheme="minorHAnsi" w:eastAsiaTheme="minorEastAsia" w:hAnsiTheme="minorHAnsi"/>
           <w:noProof/>
-          <w:sz w:val="22"/>
+          <w:kern w:val="2"/>
+          <w:szCs w:val="24"/>
           <w:lang w:val="en-US"/>
-        </w:rPr>
-      </w:pPr>
-      <w:hyperlink w:anchor="_Toc52261133" w:history="1">
+          <w14:ligatures w14:val="standardContextual"/>
+        </w:rPr>
+      </w:pPr>
+      <w:hyperlink w:anchor="_Toc234473281" w:history="1">
         <w:r>
           <w:rPr>
             <w:rStyle w:val="Hyperlink"/>
             <w:noProof/>
           </w:rPr>
-          <w:t>3.</w:t>
+          <w:t>1.</w:t>
         </w:r>
         <w:r>
           <w:rPr>
             <w:rFonts w:asciiTheme="minorHAnsi" w:eastAsiaTheme="minorEastAsia" w:hAnsiTheme="minorHAnsi"/>
             <w:noProof/>
-            <w:sz w:val="22"/>
+            <w:kern w:val="2"/>
+            <w:szCs w:val="24"/>
             <w:lang w:val="en-US"/>
+            <w14:ligatures w14:val="standardContextual"/>
           </w:rPr>
           <w:tab/>
         </w:r>
@@ -4309,7 +2817,7 @@
             <w:rStyle w:val="Hyperlink"/>
             <w:noProof/>
           </w:rPr>
-          <w:t>OBJECTIVES</w:t>
+          <w:t>Requirement Matrix:</w:t>
         </w:r>
         <w:r>
           <w:rPr>
@@ -4330,7 +2838,7 @@
             <w:noProof/>
             <w:webHidden/>
           </w:rPr>
-          <w:instrText xml:space="preserve"> PAGEREF _Toc52261133 \h </w:instrText>
+          <w:instrText xml:space="preserve"> PAGEREF _Toc234473281 \h </w:instrText>
         </w:r>
         <w:r>
           <w:rPr>
@@ -4350,7 +2858,7 @@
             <w:noProof/>
             <w:webHidden/>
           </w:rPr>
-          <w:t>3</w:t>
+          <w:t>14</w:t>
         </w:r>
         <w:r>
           <w:rPr>
@@ -4364,29 +2872,31 @@
     <w:p>
       <w:pPr>
         <w:pStyle w:val="TOC1"/>
-        <w:spacing w:after="0" w:line="360" w:lineRule="auto"/>
-        <w:jc w:val="both"/>
         <w:rPr>
           <w:rFonts w:asciiTheme="minorHAnsi" w:eastAsiaTheme="minorEastAsia" w:hAnsiTheme="minorHAnsi"/>
           <w:noProof/>
-          <w:sz w:val="22"/>
+          <w:kern w:val="2"/>
+          <w:szCs w:val="24"/>
           <w:lang w:val="en-US"/>
-        </w:rPr>
-      </w:pPr>
-      <w:hyperlink w:anchor="_Toc52261134" w:history="1">
+          <w14:ligatures w14:val="standardContextual"/>
+        </w:rPr>
+      </w:pPr>
+      <w:hyperlink w:anchor="_Toc234473282" w:history="1">
         <w:r>
           <w:rPr>
             <w:rStyle w:val="Hyperlink"/>
             <w:noProof/>
           </w:rPr>
-          <w:t>4.</w:t>
+          <w:t>5.</w:t>
         </w:r>
         <w:r>
           <w:rPr>
             <w:rFonts w:asciiTheme="minorHAnsi" w:eastAsiaTheme="minorEastAsia" w:hAnsiTheme="minorHAnsi"/>
             <w:noProof/>
-            <w:sz w:val="22"/>
+            <w:kern w:val="2"/>
+            <w:szCs w:val="24"/>
             <w:lang w:val="en-US"/>
+            <w14:ligatures w14:val="standardContextual"/>
           </w:rPr>
           <w:tab/>
         </w:r>
@@ -4395,7 +2905,7 @@
             <w:rStyle w:val="Hyperlink"/>
             <w:noProof/>
           </w:rPr>
-          <w:t>METHODOLOGY</w:t>
+          <w:t>System Design</w:t>
         </w:r>
         <w:r>
           <w:rPr>
@@ -4416,7 +2926,7 @@
             <w:noProof/>
             <w:webHidden/>
           </w:rPr>
-          <w:instrText xml:space="preserve"> PAGEREF _Toc52261134 \h </w:instrText>
+          <w:instrText xml:space="preserve"> PAGEREF _Toc234473282 \h </w:instrText>
         </w:r>
         <w:r>
           <w:rPr>
@@ -4436,7 +2946,7 @@
             <w:noProof/>
             <w:webHidden/>
           </w:rPr>
-          <w:t>4</w:t>
+          <w:t>15</w:t>
         </w:r>
         <w:r>
           <w:rPr>
@@ -4450,29 +2960,31 @@
     <w:p>
       <w:pPr>
         <w:pStyle w:val="TOC1"/>
-        <w:spacing w:after="0" w:line="360" w:lineRule="auto"/>
-        <w:jc w:val="both"/>
         <w:rPr>
           <w:rFonts w:asciiTheme="minorHAnsi" w:eastAsiaTheme="minorEastAsia" w:hAnsiTheme="minorHAnsi"/>
           <w:noProof/>
-          <w:sz w:val="22"/>
+          <w:kern w:val="2"/>
+          <w:szCs w:val="24"/>
           <w:lang w:val="en-US"/>
-        </w:rPr>
-      </w:pPr>
-      <w:hyperlink w:anchor="_Toc52261135" w:history="1">
+          <w14:ligatures w14:val="standardContextual"/>
+        </w:rPr>
+      </w:pPr>
+      <w:hyperlink w:anchor="_Toc234473283" w:history="1">
         <w:r>
           <w:rPr>
             <w:rStyle w:val="Hyperlink"/>
             <w:noProof/>
           </w:rPr>
-          <w:t>5.</w:t>
+          <w:t>6.</w:t>
         </w:r>
         <w:r>
           <w:rPr>
             <w:rFonts w:asciiTheme="minorHAnsi" w:eastAsiaTheme="minorEastAsia" w:hAnsiTheme="minorHAnsi"/>
             <w:noProof/>
-            <w:sz w:val="22"/>
+            <w:kern w:val="2"/>
+            <w:szCs w:val="24"/>
             <w:lang w:val="en-US"/>
+            <w14:ligatures w14:val="standardContextual"/>
           </w:rPr>
           <w:tab/>
         </w:r>
@@ -4481,7 +2993,7 @@
             <w:rStyle w:val="Hyperlink"/>
             <w:noProof/>
           </w:rPr>
-          <w:t>DATA FLOW DIAGRAM</w:t>
+          <w:t>Development</w:t>
         </w:r>
         <w:r>
           <w:rPr>
@@ -4502,7 +3014,7 @@
             <w:noProof/>
             <w:webHidden/>
           </w:rPr>
-          <w:instrText xml:space="preserve"> PAGEREF _Toc52261135 \h </w:instrText>
+          <w:instrText xml:space="preserve"> PAGEREF _Toc234473283 \h </w:instrText>
         </w:r>
         <w:r>
           <w:rPr>
@@ -4522,7 +3034,7 @@
             <w:noProof/>
             <w:webHidden/>
           </w:rPr>
-          <w:t>5</w:t>
+          <w:t>16</w:t>
         </w:r>
         <w:r>
           <w:rPr>
@@ -4536,29 +3048,31 @@
     <w:p>
       <w:pPr>
         <w:pStyle w:val="TOC1"/>
-        <w:spacing w:after="0" w:line="360" w:lineRule="auto"/>
-        <w:jc w:val="both"/>
         <w:rPr>
           <w:rFonts w:asciiTheme="minorHAnsi" w:eastAsiaTheme="minorEastAsia" w:hAnsiTheme="minorHAnsi"/>
           <w:noProof/>
-          <w:sz w:val="22"/>
+          <w:kern w:val="2"/>
+          <w:szCs w:val="24"/>
           <w:lang w:val="en-US"/>
-        </w:rPr>
-      </w:pPr>
-      <w:hyperlink w:anchor="_Toc52261136" w:history="1">
+          <w14:ligatures w14:val="standardContextual"/>
+        </w:rPr>
+      </w:pPr>
+      <w:hyperlink w:anchor="_Toc234473284" w:history="1">
         <w:r>
           <w:rPr>
             <w:rStyle w:val="Hyperlink"/>
             <w:noProof/>
           </w:rPr>
-          <w:t>6.</w:t>
+          <w:t>7.</w:t>
         </w:r>
         <w:r>
           <w:rPr>
             <w:rFonts w:asciiTheme="minorHAnsi" w:eastAsiaTheme="minorEastAsia" w:hAnsiTheme="minorHAnsi"/>
             <w:noProof/>
-            <w:sz w:val="22"/>
+            <w:kern w:val="2"/>
+            <w:szCs w:val="24"/>
             <w:lang w:val="en-US"/>
+            <w14:ligatures w14:val="standardContextual"/>
           </w:rPr>
           <w:tab/>
         </w:r>
@@ -4567,7 +3081,7 @@
             <w:rStyle w:val="Hyperlink"/>
             <w:noProof/>
           </w:rPr>
-          <w:t>PROJECT GANTT CHART/ TIMELINE CHART</w:t>
+          <w:t>Testing</w:t>
         </w:r>
         <w:r>
           <w:rPr>
@@ -4588,7 +3102,7 @@
             <w:noProof/>
             <w:webHidden/>
           </w:rPr>
-          <w:instrText xml:space="preserve"> PAGEREF _Toc52261136 \h </w:instrText>
+          <w:instrText xml:space="preserve"> PAGEREF _Toc234473284 \h </w:instrText>
         </w:r>
         <w:r>
           <w:rPr>
@@ -4608,7 +3122,7 @@
             <w:noProof/>
             <w:webHidden/>
           </w:rPr>
-          <w:t>6</w:t>
+          <w:t>17</w:t>
         </w:r>
         <w:r>
           <w:rPr>
@@ -4621,31 +3135,37 @@
     </w:p>
     <w:p>
       <w:pPr>
-        <w:pStyle w:val="TOC1"/>
-        <w:spacing w:after="0" w:line="360" w:lineRule="auto"/>
-        <w:jc w:val="both"/>
+        <w:pStyle w:val="TOC2"/>
+        <w:tabs>
+          <w:tab w:val="left" w:pos="960"/>
+          <w:tab w:val="right" w:leader="dot" w:pos="8296"/>
+        </w:tabs>
         <w:rPr>
           <w:rFonts w:asciiTheme="minorHAnsi" w:eastAsiaTheme="minorEastAsia" w:hAnsiTheme="minorHAnsi"/>
           <w:noProof/>
-          <w:sz w:val="22"/>
+          <w:kern w:val="2"/>
+          <w:szCs w:val="24"/>
           <w:lang w:val="en-US"/>
-        </w:rPr>
-      </w:pPr>
-      <w:hyperlink w:anchor="_Toc52261137" w:history="1">
+          <w14:ligatures w14:val="standardContextual"/>
+        </w:rPr>
+      </w:pPr>
+      <w:hyperlink w:anchor="_Toc234473285" w:history="1">
         <w:r>
           <w:rPr>
             <w:rStyle w:val="Hyperlink"/>
             <w:noProof/>
             <w:lang w:val="en-US"/>
           </w:rPr>
-          <w:t>7.</w:t>
+          <w:t>1.1.</w:t>
         </w:r>
         <w:r>
           <w:rPr>
             <w:rFonts w:asciiTheme="minorHAnsi" w:eastAsiaTheme="minorEastAsia" w:hAnsiTheme="minorHAnsi"/>
             <w:noProof/>
-            <w:sz w:val="22"/>
+            <w:kern w:val="2"/>
+            <w:szCs w:val="24"/>
             <w:lang w:val="en-US"/>
+            <w14:ligatures w14:val="standardContextual"/>
           </w:rPr>
           <w:tab/>
         </w:r>
@@ -4655,7 +3175,7 @@
             <w:noProof/>
             <w:lang w:val="en-US"/>
           </w:rPr>
-          <w:t>DELIVERABLES</w:t>
+          <w:t>EXAMPLE OF A TEST CASE,</w:t>
         </w:r>
         <w:r>
           <w:rPr>
@@ -4676,7 +3196,7 @@
             <w:noProof/>
             <w:webHidden/>
           </w:rPr>
-          <w:instrText xml:space="preserve"> PAGEREF _Toc52261137 \h </w:instrText>
+          <w:instrText xml:space="preserve"> PAGEREF _Toc234473285 \h </w:instrText>
         </w:r>
         <w:r>
           <w:rPr>
@@ -4696,7 +3216,7 @@
             <w:noProof/>
             <w:webHidden/>
           </w:rPr>
-          <w:t>7</w:t>
+          <w:t>18</w:t>
         </w:r>
         <w:r>
           <w:rPr>
@@ -4709,31 +3229,36 @@
     </w:p>
     <w:p>
       <w:pPr>
-        <w:pStyle w:val="TOC1"/>
-        <w:spacing w:after="0" w:line="360" w:lineRule="auto"/>
-        <w:jc w:val="both"/>
+        <w:pStyle w:val="TOC2"/>
+        <w:tabs>
+          <w:tab w:val="left" w:pos="960"/>
+          <w:tab w:val="right" w:leader="dot" w:pos="8296"/>
+        </w:tabs>
         <w:rPr>
           <w:rFonts w:asciiTheme="minorHAnsi" w:eastAsiaTheme="minorEastAsia" w:hAnsiTheme="minorHAnsi"/>
           <w:noProof/>
-          <w:sz w:val="22"/>
+          <w:kern w:val="2"/>
+          <w:szCs w:val="24"/>
           <w:lang w:val="en-US"/>
-        </w:rPr>
-      </w:pPr>
-      <w:hyperlink w:anchor="_Toc52261138" w:history="1">
+          <w14:ligatures w14:val="standardContextual"/>
+        </w:rPr>
+      </w:pPr>
+      <w:hyperlink w:anchor="_Toc234473286" w:history="1">
         <w:r>
           <w:rPr>
             <w:rStyle w:val="Hyperlink"/>
             <w:noProof/>
-            <w:lang w:val="en-US"/>
           </w:rPr>
-          <w:t>8.</w:t>
+          <w:t>1.2.</w:t>
         </w:r>
         <w:r>
           <w:rPr>
             <w:rFonts w:asciiTheme="minorHAnsi" w:eastAsiaTheme="minorEastAsia" w:hAnsiTheme="minorHAnsi"/>
             <w:noProof/>
-            <w:sz w:val="22"/>
+            <w:kern w:val="2"/>
+            <w:szCs w:val="24"/>
             <w:lang w:val="en-US"/>
+            <w14:ligatures w14:val="standardContextual"/>
           </w:rPr>
           <w:tab/>
         </w:r>
@@ -4741,9 +3266,8 @@
           <w:rPr>
             <w:rStyle w:val="Hyperlink"/>
             <w:noProof/>
-            <w:lang w:val="en-US"/>
           </w:rPr>
-          <w:t>CONCLUSION</w:t>
+          <w:t>A Test Matrix with Tested modules or Requirement Traceability Matrix</w:t>
         </w:r>
         <w:r>
           <w:rPr>
@@ -4764,7 +3288,7 @@
             <w:noProof/>
             <w:webHidden/>
           </w:rPr>
-          <w:instrText xml:space="preserve"> PAGEREF _Toc52261138 \h </w:instrText>
+          <w:instrText xml:space="preserve"> PAGEREF _Toc234473286 \h </w:instrText>
         </w:r>
         <w:r>
           <w:rPr>
@@ -4784,7 +3308,419 @@
             <w:noProof/>
             <w:webHidden/>
           </w:rPr>
-          <w:t>8</w:t>
+          <w:t>19</w:t>
+        </w:r>
+        <w:r>
+          <w:rPr>
+            <w:noProof/>
+            <w:webHidden/>
+          </w:rPr>
+          <w:fldChar w:fldCharType="end"/>
+        </w:r>
+      </w:hyperlink>
+    </w:p>
+    <w:p>
+      <w:pPr>
+        <w:pStyle w:val="TOC1"/>
+        <w:rPr>
+          <w:rFonts w:asciiTheme="minorHAnsi" w:eastAsiaTheme="minorEastAsia" w:hAnsiTheme="minorHAnsi"/>
+          <w:noProof/>
+          <w:kern w:val="2"/>
+          <w:szCs w:val="24"/>
+          <w:lang w:val="en-US"/>
+          <w14:ligatures w14:val="standardContextual"/>
+        </w:rPr>
+      </w:pPr>
+      <w:hyperlink w:anchor="_Toc234473287" w:history="1">
+        <w:r>
+          <w:rPr>
+            <w:rStyle w:val="Hyperlink"/>
+            <w:rFonts w:cs="Times New Roman"/>
+            <w:noProof/>
+            <w:highlight w:val="lightGray"/>
+          </w:rPr>
+          <w:t>2.</w:t>
+        </w:r>
+        <w:r>
+          <w:rPr>
+            <w:noProof/>
+            <w:webHidden/>
+          </w:rPr>
+          <w:tab/>
+        </w:r>
+        <w:r>
+          <w:rPr>
+            <w:noProof/>
+            <w:webHidden/>
+          </w:rPr>
+          <w:fldChar w:fldCharType="begin"/>
+        </w:r>
+        <w:r>
+          <w:rPr>
+            <w:noProof/>
+            <w:webHidden/>
+          </w:rPr>
+          <w:instrText xml:space="preserve"> PAGEREF _Toc234473287 \h </w:instrText>
+        </w:r>
+        <w:r>
+          <w:rPr>
+            <w:noProof/>
+            <w:webHidden/>
+          </w:rPr>
+        </w:r>
+        <w:r>
+          <w:rPr>
+            <w:noProof/>
+            <w:webHidden/>
+          </w:rPr>
+          <w:fldChar w:fldCharType="separate"/>
+        </w:r>
+        <w:r>
+          <w:rPr>
+            <w:noProof/>
+            <w:webHidden/>
+          </w:rPr>
+          <w:t>19</w:t>
+        </w:r>
+        <w:r>
+          <w:rPr>
+            <w:noProof/>
+            <w:webHidden/>
+          </w:rPr>
+          <w:fldChar w:fldCharType="end"/>
+        </w:r>
+      </w:hyperlink>
+    </w:p>
+    <w:p>
+      <w:pPr>
+        <w:pStyle w:val="TOC1"/>
+        <w:rPr>
+          <w:rFonts w:asciiTheme="minorHAnsi" w:eastAsiaTheme="minorEastAsia" w:hAnsiTheme="minorHAnsi"/>
+          <w:noProof/>
+          <w:kern w:val="2"/>
+          <w:szCs w:val="24"/>
+          <w:lang w:val="en-US"/>
+          <w14:ligatures w14:val="standardContextual"/>
+        </w:rPr>
+      </w:pPr>
+      <w:hyperlink w:anchor="_Toc234473288" w:history="1">
+        <w:r>
+          <w:rPr>
+            <w:rStyle w:val="Hyperlink"/>
+            <w:noProof/>
+          </w:rPr>
+          <w:t>3.</w:t>
+        </w:r>
+        <w:r>
+          <w:rPr>
+            <w:noProof/>
+            <w:webHidden/>
+          </w:rPr>
+          <w:tab/>
+        </w:r>
+        <w:r>
+          <w:rPr>
+            <w:noProof/>
+            <w:webHidden/>
+          </w:rPr>
+          <w:fldChar w:fldCharType="begin"/>
+        </w:r>
+        <w:r>
+          <w:rPr>
+            <w:noProof/>
+            <w:webHidden/>
+          </w:rPr>
+          <w:instrText xml:space="preserve"> PAGEREF _Toc234473288 \h </w:instrText>
+        </w:r>
+        <w:r>
+          <w:rPr>
+            <w:noProof/>
+            <w:webHidden/>
+          </w:rPr>
+        </w:r>
+        <w:r>
+          <w:rPr>
+            <w:noProof/>
+            <w:webHidden/>
+          </w:rPr>
+          <w:fldChar w:fldCharType="separate"/>
+        </w:r>
+        <w:r>
+          <w:rPr>
+            <w:noProof/>
+            <w:webHidden/>
+          </w:rPr>
+          <w:t>20</w:t>
+        </w:r>
+        <w:r>
+          <w:rPr>
+            <w:noProof/>
+            <w:webHidden/>
+          </w:rPr>
+          <w:fldChar w:fldCharType="end"/>
+        </w:r>
+      </w:hyperlink>
+    </w:p>
+    <w:p>
+      <w:pPr>
+        <w:pStyle w:val="TOC1"/>
+        <w:rPr>
+          <w:rFonts w:asciiTheme="minorHAnsi" w:eastAsiaTheme="minorEastAsia" w:hAnsiTheme="minorHAnsi"/>
+          <w:noProof/>
+          <w:kern w:val="2"/>
+          <w:szCs w:val="24"/>
+          <w:lang w:val="en-US"/>
+          <w14:ligatures w14:val="standardContextual"/>
+        </w:rPr>
+      </w:pPr>
+      <w:hyperlink w:anchor="_Toc234473289" w:history="1">
+        <w:r>
+          <w:rPr>
+            <w:rStyle w:val="Hyperlink"/>
+            <w:bCs/>
+            <w:noProof/>
+          </w:rPr>
+          <w:t>8.</w:t>
+        </w:r>
+        <w:r>
+          <w:rPr>
+            <w:rFonts w:asciiTheme="minorHAnsi" w:eastAsiaTheme="minorEastAsia" w:hAnsiTheme="minorHAnsi"/>
+            <w:noProof/>
+            <w:kern w:val="2"/>
+            <w:szCs w:val="24"/>
+            <w:lang w:val="en-US"/>
+            <w14:ligatures w14:val="standardContextual"/>
+          </w:rPr>
+          <w:tab/>
+        </w:r>
+        <w:r>
+          <w:rPr>
+            <w:rStyle w:val="Hyperlink"/>
+            <w:bCs/>
+            <w:noProof/>
+          </w:rPr>
+          <w:t>Project Results</w:t>
+        </w:r>
+        <w:r>
+          <w:rPr>
+            <w:noProof/>
+            <w:webHidden/>
+          </w:rPr>
+          <w:tab/>
+        </w:r>
+        <w:r>
+          <w:rPr>
+            <w:noProof/>
+            <w:webHidden/>
+          </w:rPr>
+          <w:fldChar w:fldCharType="begin"/>
+        </w:r>
+        <w:r>
+          <w:rPr>
+            <w:noProof/>
+            <w:webHidden/>
+          </w:rPr>
+          <w:instrText xml:space="preserve"> PAGEREF _Toc234473289 \h </w:instrText>
+        </w:r>
+        <w:r>
+          <w:rPr>
+            <w:noProof/>
+            <w:webHidden/>
+          </w:rPr>
+        </w:r>
+        <w:r>
+          <w:rPr>
+            <w:noProof/>
+            <w:webHidden/>
+          </w:rPr>
+          <w:fldChar w:fldCharType="separate"/>
+        </w:r>
+        <w:r>
+          <w:rPr>
+            <w:noProof/>
+            <w:webHidden/>
+          </w:rPr>
+          <w:t>21</w:t>
+        </w:r>
+        <w:r>
+          <w:rPr>
+            <w:noProof/>
+            <w:webHidden/>
+          </w:rPr>
+          <w:fldChar w:fldCharType="end"/>
+        </w:r>
+      </w:hyperlink>
+    </w:p>
+    <w:p>
+      <w:pPr>
+        <w:pStyle w:val="TOC1"/>
+        <w:rPr>
+          <w:rFonts w:asciiTheme="minorHAnsi" w:eastAsiaTheme="minorEastAsia" w:hAnsiTheme="minorHAnsi"/>
+          <w:noProof/>
+          <w:kern w:val="2"/>
+          <w:szCs w:val="24"/>
+          <w:lang w:val="en-US"/>
+          <w14:ligatures w14:val="standardContextual"/>
+        </w:rPr>
+      </w:pPr>
+      <w:hyperlink w:anchor="_Toc234473290" w:history="1">
+        <w:r>
+          <w:rPr>
+            <w:rStyle w:val="Hyperlink"/>
+            <w:noProof/>
+          </w:rPr>
+          <w:t>9.</w:t>
+        </w:r>
+        <w:r>
+          <w:rPr>
+            <w:rFonts w:asciiTheme="minorHAnsi" w:eastAsiaTheme="minorEastAsia" w:hAnsiTheme="minorHAnsi"/>
+            <w:noProof/>
+            <w:kern w:val="2"/>
+            <w:szCs w:val="24"/>
+            <w:lang w:val="en-US"/>
+            <w14:ligatures w14:val="standardContextual"/>
+          </w:rPr>
+          <w:tab/>
+        </w:r>
+        <w:r>
+          <w:rPr>
+            <w:rStyle w:val="Hyperlink"/>
+            <w:noProof/>
+          </w:rPr>
+          <w:t>Future Enhancements</w:t>
+        </w:r>
+        <w:r>
+          <w:rPr>
+            <w:noProof/>
+            <w:webHidden/>
+          </w:rPr>
+          <w:tab/>
+        </w:r>
+        <w:r>
+          <w:rPr>
+            <w:noProof/>
+            <w:webHidden/>
+          </w:rPr>
+          <w:fldChar w:fldCharType="begin"/>
+        </w:r>
+        <w:r>
+          <w:rPr>
+            <w:noProof/>
+            <w:webHidden/>
+          </w:rPr>
+          <w:instrText xml:space="preserve"> PAGEREF _Toc234473290 \h </w:instrText>
+        </w:r>
+        <w:r>
+          <w:rPr>
+            <w:noProof/>
+            <w:webHidden/>
+          </w:rPr>
+        </w:r>
+        <w:r>
+          <w:rPr>
+            <w:noProof/>
+            <w:webHidden/>
+          </w:rPr>
+          <w:fldChar w:fldCharType="separate"/>
+        </w:r>
+        <w:r>
+          <w:rPr>
+            <w:noProof/>
+            <w:webHidden/>
+          </w:rPr>
+          <w:t>23</w:t>
+        </w:r>
+        <w:r>
+          <w:rPr>
+            <w:noProof/>
+            <w:webHidden/>
+          </w:rPr>
+          <w:fldChar w:fldCharType="end"/>
+        </w:r>
+      </w:hyperlink>
+    </w:p>
+    <w:p>
+      <w:pPr>
+        <w:pStyle w:val="TOC2"/>
+        <w:tabs>
+          <w:tab w:val="left" w:pos="720"/>
+          <w:tab w:val="right" w:leader="dot" w:pos="8296"/>
+        </w:tabs>
+        <w:rPr>
+          <w:rFonts w:asciiTheme="minorHAnsi" w:eastAsiaTheme="minorEastAsia" w:hAnsiTheme="minorHAnsi"/>
+          <w:noProof/>
+          <w:kern w:val="2"/>
+          <w:szCs w:val="24"/>
+          <w:lang w:val="en-US"/>
+          <w14:ligatures w14:val="standardContextual"/>
+        </w:rPr>
+      </w:pPr>
+      <w:hyperlink w:anchor="_Toc234473291" w:history="1">
+        <w:r>
+          <w:rPr>
+            <w:rStyle w:val="Hyperlink"/>
+            <w:noProof/>
+          </w:rPr>
+          <w:t>1.</w:t>
+        </w:r>
+        <w:r>
+          <w:rPr>
+            <w:rFonts w:asciiTheme="minorHAnsi" w:eastAsiaTheme="minorEastAsia" w:hAnsiTheme="minorHAnsi"/>
+            <w:noProof/>
+            <w:kern w:val="2"/>
+            <w:szCs w:val="24"/>
+            <w:lang w:val="en-US"/>
+            <w14:ligatures w14:val="standardContextual"/>
+          </w:rPr>
+          <w:tab/>
+        </w:r>
+        <w:r>
+          <w:rPr>
+            <w:rStyle w:val="Hyperlink"/>
+            <w:noProof/>
+          </w:rPr>
+          <w:t>12. Annexures</w:t>
+        </w:r>
+        <w:r>
+          <w:rPr>
+            <w:noProof/>
+            <w:webHidden/>
+          </w:rPr>
+          <w:tab/>
+        </w:r>
+        <w:r>
+          <w:rPr>
+            <w:noProof/>
+            <w:webHidden/>
+          </w:rPr>
+          <w:fldChar w:fldCharType="begin"/>
+        </w:r>
+        <w:r>
+          <w:rPr>
+            <w:noProof/>
+            <w:webHidden/>
+          </w:rPr>
+          <w:instrText xml:space="preserve"> PAGEREF _Toc234473291 \h </w:instrText>
+        </w:r>
+        <w:r>
+          <w:rPr>
+            <w:noProof/>
+            <w:webHidden/>
+          </w:rPr>
+        </w:r>
+        <w:r>
+          <w:rPr>
+            <w:noProof/>
+            <w:webHidden/>
+          </w:rPr>
+          <w:fldChar w:fldCharType="separate"/>
+        </w:r>
+        <w:r>
+          <w:rPr>
+            <w:noProof/>
+            <w:webHidden/>
+          </w:rPr>
+          <w:t>25</w:t>
         </w:r>
         <w:r>
           <w:rPr>
@@ -5586,101 +4522,2025 @@
     <w:p>
       <w:pPr>
         <w:pStyle w:val="Heading1"/>
+      </w:pPr>
+      <w:bookmarkStart w:id="3" w:name="_Toc234473276"/>
+      <w:r>
+        <w:lastRenderedPageBreak/>
+        <w:t>Introduction</w:t>
+      </w:r>
+      <w:bookmarkEnd w:id="3"/>
+    </w:p>
+    <w:p>
+      <w:pPr>
+        <w:pStyle w:val="isselectedend"/>
+        <w:spacing w:line="360" w:lineRule="auto"/>
+      </w:pPr>
+      <w:r>
+        <w:t>The Banking Management System is a computerized application that enables customers to perform banking activities such as account creation, deposits, withdrawals, fund transfers, and balance inquiries while securely maintaining customer records. The main objective of this project is to provide a convenient, efficient, and secure method for managing banking operations.</w:t>
+      </w:r>
+    </w:p>
+    <w:p>
+      <w:pPr>
+        <w:pStyle w:val="isselectedend"/>
+        <w:spacing w:line="360" w:lineRule="auto"/>
+      </w:pPr>
+      <w:r>
+        <w:t>The traditional banking system relies heavily on manual record-keeping, which often results in delays, data redundancy, security risks, and difficulties in managing customer information. Retrieving records and processing transactions can be time-consuming and less reliable. To overcome these limitations, we developed a computerized Banking Management System using C.</w:t>
+      </w:r>
+    </w:p>
+    <w:p>
+      <w:pPr>
+        <w:pStyle w:val="isselectedend"/>
+        <w:spacing w:line="360" w:lineRule="auto"/>
+      </w:pPr>
+      <w:r>
+        <w:t>The project work was divided among team members, including documentation, system design, research, coding, and testing. During development, we faced several challenges related to customer data management, transaction processing, data accuracy, and system security. However, these challenges helped us improve the quality and functionality of the system.</w:t>
+      </w:r>
+    </w:p>
+    <w:p>
+      <w:pPr>
+        <w:pStyle w:val="NormalWeb"/>
+        <w:spacing w:line="360" w:lineRule="auto"/>
+      </w:pPr>
+      <w:r>
+        <w:t>The developed system reduces paperwork, improves data accuracy and security, speeds up transaction processing, and simplifies record management. As a result, it enhances the efficiency of banking operations and provides better services for both customers and bank employees.</w:t>
+      </w:r>
+    </w:p>
+    <w:p>
+      <w:pPr>
+        <w:pStyle w:val="NormalWeb"/>
+      </w:pPr>
+    </w:p>
+    <w:p>
+      <w:pPr>
+        <w:pStyle w:val="NormalWeb"/>
+      </w:pPr>
+    </w:p>
+    <w:p>
+      <w:pPr>
+        <w:pStyle w:val="NormalWeb"/>
+      </w:pPr>
+    </w:p>
+    <w:p>
+      <w:pPr>
+        <w:pStyle w:val="NormalWeb"/>
+      </w:pPr>
+    </w:p>
+    <w:p>
+      <w:pPr>
+        <w:pStyle w:val="NormalWeb"/>
+      </w:pPr>
+    </w:p>
+    <w:p>
+      <w:pPr>
+        <w:pStyle w:val="NormalWeb"/>
+      </w:pPr>
+    </w:p>
+    <w:p>
+      <w:pPr>
+        <w:pStyle w:val="NormalWeb"/>
+      </w:pPr>
+    </w:p>
+    <w:p>
+      <w:pPr>
+        <w:pStyle w:val="NormalWeb"/>
+      </w:pPr>
+    </w:p>
+    <w:p>
+      <w:pPr>
+        <w:pStyle w:val="Heading1"/>
+      </w:pPr>
+      <w:bookmarkStart w:id="4" w:name="_Toc234473277"/>
+      <w:r>
+        <w:lastRenderedPageBreak/>
+        <w:t>P</w:t>
+      </w:r>
+      <w:r>
+        <w:t xml:space="preserve">roblem </w:t>
+      </w:r>
+      <w:r>
+        <w:t>S</w:t>
+      </w:r>
+      <w:r>
+        <w:t>tatement</w:t>
+      </w:r>
+      <w:bookmarkEnd w:id="4"/>
+    </w:p>
+    <w:p>
+      <w:pPr>
+        <w:spacing w:after="0" w:line="360" w:lineRule="auto"/>
+        <w:jc w:val="both"/>
+        <w:rPr>
+          <w:rFonts w:eastAsia="Times New Roman" w:cs="Times New Roman"/>
+          <w:szCs w:val="24"/>
+          <w:lang w:val="en-US"/>
+        </w:rPr>
+      </w:pPr>
+      <w:r>
+        <w:rPr>
+          <w:rFonts w:eastAsia="Times New Roman" w:cs="Times New Roman"/>
+          <w:szCs w:val="24"/>
+          <w:lang w:val="en-US"/>
+        </w:rPr>
+        <w:t>As this was our first programming-based project, we faced several challenges during the development process. Many errors and technical issues arose while designing and implementing the system, but overcoming these difficulties helped us gain valuable experience and improve the overall quality of the project.</w:t>
+      </w:r>
+    </w:p>
+    <w:p>
+      <w:pPr>
+        <w:spacing w:after="0" w:line="360" w:lineRule="auto"/>
+        <w:jc w:val="both"/>
+        <w:rPr>
+          <w:rFonts w:eastAsia="Times New Roman" w:cs="Times New Roman"/>
+          <w:szCs w:val="24"/>
+          <w:lang w:val="en-US"/>
+        </w:rPr>
+      </w:pPr>
+      <w:r>
+        <w:rPr>
+          <w:rFonts w:eastAsia="Times New Roman" w:cs="Times New Roman"/>
+          <w:szCs w:val="24"/>
+          <w:lang w:val="en-US"/>
+        </w:rPr>
+        <w:t>The existing banking system relied heavily on manual record-keeping, which often led to data duplication, security risks, excessive paperwork, and delays in processing transactions. Managing customer information and maintaining records were time-consuming tasks, making the system less efficient and more prone to errors.</w:t>
+      </w:r>
+    </w:p>
+    <w:p>
+      <w:pPr>
+        <w:spacing w:after="0" w:line="360" w:lineRule="auto"/>
+        <w:jc w:val="both"/>
+        <w:rPr>
+          <w:rFonts w:eastAsia="Times New Roman" w:cs="Times New Roman"/>
+          <w:szCs w:val="24"/>
+          <w:lang w:val="en-US"/>
+        </w:rPr>
+      </w:pPr>
+      <w:r>
+        <w:rPr>
+          <w:rFonts w:eastAsia="Times New Roman" w:cs="Times New Roman"/>
+          <w:szCs w:val="24"/>
+          <w:lang w:val="en-US"/>
+        </w:rPr>
+        <w:t>The major issues identified were:</w:t>
+      </w:r>
+    </w:p>
+    <w:p>
+      <w:pPr>
+        <w:numPr>
+          <w:ilvl w:val="0"/>
+          <w:numId w:val="22"/>
+        </w:numPr>
+        <w:spacing w:after="0" w:line="360" w:lineRule="auto"/>
+        <w:jc w:val="both"/>
+        <w:rPr>
+          <w:rFonts w:eastAsia="Times New Roman" w:cs="Times New Roman"/>
+          <w:szCs w:val="24"/>
+          <w:lang w:val="en-US"/>
+        </w:rPr>
+      </w:pPr>
+      <w:r>
+        <w:rPr>
+          <w:rFonts w:eastAsia="Times New Roman" w:cs="Times New Roman"/>
+          <w:szCs w:val="24"/>
+          <w:lang w:val="en-US"/>
+        </w:rPr>
+        <w:t>Data redundancy and paperwork</w:t>
+      </w:r>
+    </w:p>
+    <w:p>
+      <w:pPr>
+        <w:numPr>
+          <w:ilvl w:val="0"/>
+          <w:numId w:val="22"/>
+        </w:numPr>
+        <w:spacing w:after="0" w:line="360" w:lineRule="auto"/>
+        <w:jc w:val="both"/>
+        <w:rPr>
+          <w:rFonts w:eastAsia="Times New Roman" w:cs="Times New Roman"/>
+          <w:szCs w:val="24"/>
+          <w:lang w:val="en-US"/>
+        </w:rPr>
+      </w:pPr>
+      <w:r>
+        <w:rPr>
+          <w:rFonts w:eastAsia="Times New Roman" w:cs="Times New Roman"/>
+          <w:szCs w:val="24"/>
+          <w:lang w:val="en-US"/>
+        </w:rPr>
+        <w:t>Security and record management problems</w:t>
+      </w:r>
+    </w:p>
+    <w:p>
+      <w:pPr>
+        <w:numPr>
+          <w:ilvl w:val="0"/>
+          <w:numId w:val="22"/>
+        </w:numPr>
+        <w:spacing w:after="0" w:line="360" w:lineRule="auto"/>
+        <w:jc w:val="both"/>
+        <w:rPr>
+          <w:rFonts w:eastAsia="Times New Roman" w:cs="Times New Roman"/>
+          <w:szCs w:val="24"/>
+          <w:lang w:val="en-US"/>
+        </w:rPr>
+      </w:pPr>
+      <w:r>
+        <w:rPr>
+          <w:rFonts w:eastAsia="Times New Roman" w:cs="Times New Roman"/>
+          <w:szCs w:val="24"/>
+          <w:lang w:val="en-US"/>
+        </w:rPr>
+        <w:t>Slow and outdated manual processes</w:t>
+      </w:r>
+    </w:p>
+    <w:p>
+      <w:pPr>
+        <w:spacing w:after="0" w:line="360" w:lineRule="auto"/>
+        <w:jc w:val="both"/>
+        <w:rPr>
+          <w:rFonts w:eastAsia="Times New Roman" w:cs="Times New Roman"/>
+          <w:szCs w:val="24"/>
+          <w:lang w:val="en-US"/>
+        </w:rPr>
+      </w:pPr>
+      <w:r>
+        <w:rPr>
+          <w:rFonts w:eastAsia="Times New Roman" w:cs="Times New Roman"/>
+          <w:szCs w:val="24"/>
+          <w:lang w:val="en-US"/>
+        </w:rPr>
+        <w:t>To overcome these challenges, the Banking Management System was developed to provide a secure, organized, and efficient solution. The computerized system reduces paperwork, improves data accuracy and security, speeds up transaction processing, and simplifies record management. As a result, it enhances overall banking operations and provides better services for both customers and employees.</w:t>
+      </w:r>
+    </w:p>
+    <w:p>
+      <w:pPr>
+        <w:spacing w:after="0" w:line="360" w:lineRule="auto"/>
+        <w:jc w:val="both"/>
+      </w:pPr>
+      <w:r>
+        <w:br w:type="page"/>
+      </w:r>
+    </w:p>
+    <w:p>
+      <w:pPr>
+        <w:pStyle w:val="Heading1"/>
+      </w:pPr>
+      <w:bookmarkStart w:id="5" w:name="_Toc234473278"/>
+      <w:r>
+        <w:lastRenderedPageBreak/>
+        <w:t>Objectives</w:t>
+      </w:r>
+      <w:bookmarkEnd w:id="5"/>
+    </w:p>
+    <w:p>
+      <w:pPr>
+        <w:spacing w:line="360" w:lineRule="auto"/>
+      </w:pPr>
+      <w:r>
+        <w:t>The main objective of this project is to develop a Simple Banking System that facilitates efficient and secure management of basic banking operations. The specific objectives achieved through this project are:</w:t>
+      </w:r>
+    </w:p>
+    <w:p>
+      <w:pPr>
+        <w:pStyle w:val="ListParagraph"/>
+        <w:numPr>
+          <w:ilvl w:val="0"/>
+          <w:numId w:val="19"/>
+        </w:numPr>
+        <w:spacing w:after="0" w:line="360" w:lineRule="auto"/>
+        <w:jc w:val="both"/>
+        <w:rPr>
+          <w:lang w:val="en-US"/>
+        </w:rPr>
+      </w:pPr>
+      <w:r>
+        <w:rPr>
+          <w:lang w:val="en-US"/>
+        </w:rPr>
+        <w:t>To design a database for managing customer and transaction records, and account creation.</w:t>
+      </w:r>
+    </w:p>
+    <w:p>
+      <w:pPr>
+        <w:pStyle w:val="ListParagraph"/>
+        <w:numPr>
+          <w:ilvl w:val="0"/>
+          <w:numId w:val="19"/>
+        </w:numPr>
+        <w:spacing w:after="0" w:line="360" w:lineRule="auto"/>
+        <w:jc w:val="both"/>
+        <w:rPr>
+          <w:lang w:val="en-US"/>
+        </w:rPr>
+      </w:pPr>
+      <w:r>
+        <w:rPr>
+          <w:lang w:val="en-US"/>
+        </w:rPr>
+        <w:t>To implement secure user authentication and authorized access, as well as deposit with accurate balance updates and transaction history recording for effective account monitoring effective monitoring transaction.</w:t>
+      </w:r>
+    </w:p>
+    <w:p>
+      <w:pPr>
+        <w:pStyle w:val="ListParagraph"/>
+        <w:numPr>
+          <w:ilvl w:val="0"/>
+          <w:numId w:val="19"/>
+        </w:numPr>
+        <w:spacing w:after="0" w:line="360" w:lineRule="auto"/>
+        <w:jc w:val="both"/>
+        <w:rPr>
+          <w:lang w:val="en-US"/>
+        </w:rPr>
+      </w:pPr>
+      <w:r>
+        <w:rPr>
+          <w:lang w:val="en-US"/>
+        </w:rPr>
+        <w:t>To develop a reliable password-reset function that securely handles user credential updates, encrypts the new password, and synchronizes the change with the system files.</w:t>
+      </w:r>
+    </w:p>
+    <w:p>
+      <w:pPr>
+        <w:spacing w:after="0" w:line="360" w:lineRule="auto"/>
+        <w:jc w:val="both"/>
+        <w:rPr>
+          <w:lang w:val="en-US"/>
+        </w:rPr>
+      </w:pPr>
+    </w:p>
+    <w:p>
+      <w:pPr>
+        <w:spacing w:after="0" w:line="360" w:lineRule="auto"/>
+        <w:jc w:val="both"/>
+        <w:rPr>
+          <w:lang w:val="en-US"/>
+        </w:rPr>
+      </w:pPr>
+    </w:p>
+    <w:p>
+      <w:pPr>
+        <w:spacing w:after="0" w:line="360" w:lineRule="auto"/>
+        <w:jc w:val="both"/>
+        <w:rPr>
+          <w:lang w:val="en-US"/>
+        </w:rPr>
+      </w:pPr>
+    </w:p>
+    <w:p>
+      <w:pPr>
+        <w:spacing w:after="0" w:line="360" w:lineRule="auto"/>
+        <w:jc w:val="both"/>
+        <w:rPr>
+          <w:lang w:val="en-US"/>
+        </w:rPr>
+      </w:pPr>
+    </w:p>
+    <w:p>
+      <w:pPr>
+        <w:spacing w:after="0" w:line="360" w:lineRule="auto"/>
+        <w:jc w:val="both"/>
+        <w:rPr>
+          <w:lang w:val="en-US"/>
+        </w:rPr>
+      </w:pPr>
+    </w:p>
+    <w:p>
+      <w:pPr>
+        <w:spacing w:after="0" w:line="360" w:lineRule="auto"/>
+        <w:jc w:val="both"/>
+        <w:rPr>
+          <w:lang w:val="en-US"/>
+        </w:rPr>
+      </w:pPr>
+    </w:p>
+    <w:p>
+      <w:pPr>
+        <w:spacing w:after="0" w:line="360" w:lineRule="auto"/>
+        <w:jc w:val="both"/>
+        <w:rPr>
+          <w:lang w:val="en-US"/>
+        </w:rPr>
+      </w:pPr>
+    </w:p>
+    <w:p>
+      <w:pPr>
+        <w:spacing w:after="0" w:line="360" w:lineRule="auto"/>
+        <w:jc w:val="both"/>
+        <w:rPr>
+          <w:lang w:val="en-US"/>
+        </w:rPr>
+      </w:pPr>
+    </w:p>
+    <w:p>
+      <w:pPr>
+        <w:spacing w:after="0" w:line="360" w:lineRule="auto"/>
+        <w:jc w:val="both"/>
+        <w:rPr>
+          <w:lang w:val="en-US"/>
+        </w:rPr>
+      </w:pPr>
+    </w:p>
+    <w:p>
+      <w:pPr>
+        <w:spacing w:after="0" w:line="360" w:lineRule="auto"/>
+        <w:jc w:val="both"/>
+        <w:rPr>
+          <w:lang w:val="en-US"/>
+        </w:rPr>
+      </w:pPr>
+    </w:p>
+    <w:p>
+      <w:pPr>
+        <w:spacing w:after="0" w:line="360" w:lineRule="auto"/>
+        <w:jc w:val="both"/>
+        <w:rPr>
+          <w:lang w:val="en-US"/>
+        </w:rPr>
+      </w:pPr>
+    </w:p>
+    <w:p>
+      <w:pPr>
+        <w:spacing w:after="0" w:line="360" w:lineRule="auto"/>
+        <w:jc w:val="both"/>
+        <w:rPr>
+          <w:lang w:val="en-US"/>
+        </w:rPr>
+      </w:pPr>
+    </w:p>
+    <w:p>
+      <w:pPr>
+        <w:spacing w:after="0" w:line="360" w:lineRule="auto"/>
+        <w:jc w:val="both"/>
+        <w:rPr>
+          <w:lang w:val="en-US"/>
+        </w:rPr>
+      </w:pPr>
+    </w:p>
+    <w:p>
+      <w:pPr>
+        <w:spacing w:after="0" w:line="360" w:lineRule="auto"/>
+        <w:jc w:val="both"/>
+        <w:rPr>
+          <w:lang w:val="en-US"/>
+        </w:rPr>
+      </w:pPr>
+    </w:p>
+    <w:p>
+      <w:pPr>
+        <w:spacing w:after="0" w:line="360" w:lineRule="auto"/>
+        <w:jc w:val="both"/>
+        <w:rPr>
+          <w:lang w:val="en-US"/>
+        </w:rPr>
+      </w:pPr>
+    </w:p>
+    <w:p>
+      <w:pPr>
+        <w:keepNext/>
+        <w:spacing w:after="0" w:line="360" w:lineRule="auto"/>
+        <w:jc w:val="both"/>
+        <w:rPr>
+          <w:lang w:val="en-US"/>
+        </w:rPr>
+      </w:pPr>
+    </w:p>
+    <w:p/>
+    <w:p/>
+    <w:p>
+      <w:pPr>
+        <w:pStyle w:val="Heading1"/>
         <w:numPr>
           <w:ilvl w:val="0"/>
           <w:numId w:val="2"/>
         </w:numPr>
+        <w:spacing w:line="360" w:lineRule="auto"/>
+        <w:jc w:val="both"/>
+      </w:pPr>
+      <w:bookmarkStart w:id="6" w:name="_Toc234473279"/>
+      <w:r>
+        <w:lastRenderedPageBreak/>
+        <w:t>Background Study</w:t>
+      </w:r>
+      <w:bookmarkEnd w:id="6"/>
+    </w:p>
+    <w:p>
+      <w:pPr>
+        <w:pStyle w:val="NormalWeb"/>
+        <w:spacing w:line="360" w:lineRule="auto"/>
+      </w:pPr>
+      <w:r>
+        <w:t>In the past, banks managed customer records and transactions manually using paper files and registers. Although this method worked, it was slow, time-consuming, and prone to human errors, theft, data loss, damage from hazards, and forgetfulness. As the number of customers increased, managing records manually became more difficult. This limitation of manual information systems has been widely discussed in Management Information Systems: Managing the Digital Firm by Laudon and Laudon (2022).</w:t>
+      </w:r>
+    </w:p>
+    <w:p>
+      <w:pPr>
+        <w:pStyle w:val="NormalWeb"/>
+        <w:spacing w:line="360" w:lineRule="auto"/>
+      </w:pPr>
+      <w:r>
+        <w:t>With the advancement of technology, computerized banking systems were introduced to improve efficiency, accuracy, and security. Research shows that digital systems reduce errors, protect data, speed up transactions, and make information easier to store and retrieve. These benefits are explained in Principles of Information Systems by Stair and Reynolds (2021) and in Pearson's overview of modern management information systems.</w:t>
+      </w:r>
+    </w:p>
+    <w:p>
+      <w:pPr>
+        <w:pStyle w:val="NormalWeb"/>
+        <w:spacing w:line="360" w:lineRule="auto"/>
+      </w:pPr>
+      <w:r>
+        <w:t>However, many small organizations and educational projects still use manual or basic systems that lack proper security and efficient record management. Therefore, this project proposes a *Simple Banking System* that allows users to create accounts, deposit and withdraw money, check balances, view transaction history, and securely change passwords. The system stores data in a database, updates records</w:t>
+      </w:r>
+      <w:r>
+        <w:t>.</w:t>
+      </w:r>
+      <w:r>
+        <w:t xml:space="preserve"> automatically, and improves accuracy, security, and overall banking operations while reducing paperwork and manual effort. This approach follows the principles of computerized information systems discussed by Laudon and Laudon (2022).</w:t>
+      </w:r>
+    </w:p>
+    <w:p>
+      <w:pPr>
+        <w:pStyle w:val="NormalWeb"/>
+      </w:pPr>
+    </w:p>
+    <w:p>
+      <w:pPr>
+        <w:pStyle w:val="NormalWeb"/>
+      </w:pPr>
+    </w:p>
+    <w:p>
+      <w:pPr>
+        <w:pStyle w:val="NormalWeb"/>
+      </w:pPr>
+    </w:p>
+    <w:p>
+      <w:pPr>
+        <w:pStyle w:val="NormalWeb"/>
+      </w:pPr>
+    </w:p>
+    <w:p/>
+    <w:p>
+      <w:pPr>
+        <w:pStyle w:val="Heading1"/>
+      </w:pPr>
+      <w:bookmarkStart w:id="7" w:name="_Toc234473280"/>
+      <w:r>
+        <w:lastRenderedPageBreak/>
+        <w:t>Requirement Document</w:t>
+      </w:r>
+      <w:bookmarkEnd w:id="7"/>
+    </w:p>
+    <w:p>
+      <w:pPr>
+        <w:pStyle w:val="NormalWeb"/>
+        <w:shd w:val="clear" w:color="auto" w:fill="FFFFFF"/>
+        <w:rPr>
+          <w:color w:val="000000" w:themeColor="text1"/>
+        </w:rPr>
+      </w:pPr>
+      <w:r>
+        <w:rPr>
+          <w:color w:val="000000" w:themeColor="text1"/>
+        </w:rPr>
+        <w:t>A project cannot be implemented without proper requirements being studied. Requirements help communicate and define business needs and problems. The process involves requirements gathering, analysis and documentation, which together act as a compass for the project from beginning to end.</w:t>
+      </w:r>
+    </w:p>
+    <w:p>
+      <w:pPr>
+        <w:pStyle w:val="NormalWeb"/>
+        <w:shd w:val="clear" w:color="auto" w:fill="FFFFFF"/>
+        <w:rPr>
+          <w:color w:val="000000" w:themeColor="text1"/>
+        </w:rPr>
+      </w:pPr>
+      <w:r>
+        <w:rPr>
+          <w:color w:val="000000" w:themeColor="text1"/>
+        </w:rPr>
+        <w:t>The benefits of preparing a requirement document include:</w:t>
+      </w:r>
+    </w:p>
+    <w:p>
+      <w:pPr>
+        <w:pStyle w:val="NormalWeb"/>
+        <w:numPr>
+          <w:ilvl w:val="0"/>
+          <w:numId w:val="23"/>
+        </w:numPr>
+        <w:shd w:val="clear" w:color="auto" w:fill="FFFFFF"/>
+        <w:rPr>
+          <w:color w:val="000000" w:themeColor="text1"/>
+        </w:rPr>
+      </w:pPr>
+      <w:r>
+        <w:rPr>
+          <w:color w:val="000000" w:themeColor="text1"/>
+        </w:rPr>
+        <w:t>Alignment: Consensus and agreement among all team members and the supervisor.</w:t>
+      </w:r>
+    </w:p>
+    <w:p>
+      <w:pPr>
+        <w:pStyle w:val="NormalWeb"/>
+        <w:numPr>
+          <w:ilvl w:val="0"/>
+          <w:numId w:val="23"/>
+        </w:numPr>
+        <w:shd w:val="clear" w:color="auto" w:fill="FFFFFF"/>
+        <w:rPr>
+          <w:color w:val="000000" w:themeColor="text1"/>
+        </w:rPr>
+      </w:pPr>
+      <w:r>
+        <w:rPr>
+          <w:color w:val="000000" w:themeColor="text1"/>
+        </w:rPr>
+        <w:t>Preparation: More accurate estimates of the time needed for each module.</w:t>
+      </w:r>
+    </w:p>
+    <w:p>
+      <w:pPr>
+        <w:pStyle w:val="NormalWeb"/>
+        <w:numPr>
+          <w:ilvl w:val="0"/>
+          <w:numId w:val="23"/>
+        </w:numPr>
+        <w:shd w:val="clear" w:color="auto" w:fill="FFFFFF"/>
+        <w:rPr>
+          <w:color w:val="000000" w:themeColor="text1"/>
+        </w:rPr>
+      </w:pPr>
+      <w:r>
+        <w:rPr>
+          <w:color w:val="000000" w:themeColor="text1"/>
+        </w:rPr>
+        <w:t>Direction: Clear information for design, development and testing work.</w:t>
+      </w:r>
+    </w:p>
+    <w:p>
+      <w:pPr>
+        <w:pStyle w:val="NormalWeb"/>
+        <w:numPr>
+          <w:ilvl w:val="0"/>
+          <w:numId w:val="23"/>
+        </w:numPr>
+        <w:shd w:val="clear" w:color="auto" w:fill="FFFFFF"/>
+        <w:rPr>
+          <w:color w:val="000000" w:themeColor="text1"/>
+        </w:rPr>
+      </w:pPr>
+      <w:r>
+        <w:rPr>
+          <w:color w:val="000000" w:themeColor="text1"/>
+        </w:rPr>
+        <w:t>Efficiency: A defined plan before starting design and coding work.</w:t>
+      </w:r>
+    </w:p>
+    <w:p>
+      <w:pPr>
+        <w:pStyle w:val="NormalWeb"/>
+        <w:numPr>
+          <w:ilvl w:val="0"/>
+          <w:numId w:val="23"/>
+        </w:numPr>
+        <w:shd w:val="clear" w:color="auto" w:fill="FFFFFF"/>
+        <w:rPr>
+          <w:color w:val="000000" w:themeColor="text1"/>
+        </w:rPr>
+      </w:pPr>
+      <w:r>
+        <w:rPr>
+          <w:color w:val="000000" w:themeColor="text1"/>
+        </w:rPr>
+        <w:t>Productivity: Less rework and prevention of scope creep.</w:t>
+      </w:r>
+    </w:p>
+    <w:p>
+      <w:pPr>
+        <w:pStyle w:val="Heading2"/>
+        <w:numPr>
+          <w:ilvl w:val="0"/>
+          <w:numId w:val="37"/>
+        </w:numPr>
+        <w:rPr>
+          <w:rFonts w:eastAsia="Times New Roman" w:cs="Times New Roman"/>
+          <w:sz w:val="28"/>
+          <w:szCs w:val="28"/>
+        </w:rPr>
+      </w:pPr>
+      <w:r>
+        <w:rPr>
+          <w:rStyle w:val="Heading2Char"/>
+          <w:lang w:val="en-US"/>
+        </w:rPr>
+        <w:t>Types of Requirements</w:t>
+      </w:r>
+    </w:p>
+    <w:p>
+      <w:pPr>
+        <w:pStyle w:val="NormalWeb"/>
+        <w:shd w:val="clear" w:color="auto" w:fill="FFFFFF"/>
+        <w:spacing w:before="0" w:after="0"/>
+        <w:jc w:val="both"/>
+        <w:rPr>
+          <w:color w:val="000000" w:themeColor="text1"/>
+          <w:sz w:val="28"/>
+          <w:szCs w:val="28"/>
+        </w:rPr>
+      </w:pPr>
+      <w:r>
+        <w:rPr>
+          <w:b/>
+          <w:bCs/>
+          <w:color w:val="000000" w:themeColor="text1"/>
+          <w:sz w:val="28"/>
+          <w:szCs w:val="28"/>
+        </w:rPr>
+        <w:t>5.1.1 Business Requirements</w:t>
+      </w:r>
+    </w:p>
+    <w:p>
+      <w:pPr>
+        <w:pStyle w:val="NormalWeb"/>
+        <w:shd w:val="clear" w:color="auto" w:fill="FFFFFF"/>
+        <w:rPr>
+          <w:color w:val="000000" w:themeColor="text1"/>
+        </w:rPr>
+      </w:pPr>
+      <w:r>
+        <w:rPr>
+          <w:color w:val="000000" w:themeColor="text1"/>
+        </w:rPr>
+        <w:t>The system should computerize basic banking operations so that account and transaction records are accurate, secure and permanently stored, reducing the paperwork and errors of a manual process.</w:t>
+      </w:r>
+    </w:p>
+    <w:p>
+      <w:pPr>
+        <w:pStyle w:val="NormalWeb"/>
+        <w:shd w:val="clear" w:color="auto" w:fill="FFFFFF"/>
+        <w:spacing w:before="0" w:after="0"/>
+        <w:jc w:val="both"/>
+        <w:rPr>
+          <w:color w:val="000000" w:themeColor="text1"/>
+        </w:rPr>
+      </w:pPr>
+      <w:r>
+        <w:rPr>
+          <w:b/>
+          <w:bCs/>
+          <w:color w:val="000000" w:themeColor="text1"/>
+        </w:rPr>
+        <w:t>5.1.2 User Requirements</w:t>
+      </w:r>
+    </w:p>
+    <w:p>
+      <w:pPr>
+        <w:pStyle w:val="NormalWeb"/>
+        <w:shd w:val="clear" w:color="auto" w:fill="FFFFFF"/>
+        <w:rPr>
+          <w:color w:val="000000" w:themeColor="text1"/>
+        </w:rPr>
+      </w:pPr>
+      <w:r>
+        <w:rPr>
+          <w:color w:val="000000" w:themeColor="text1"/>
+        </w:rPr>
+        <w:t>Users want to create a personal account with a unique username, log in securely, deposit money, view their current balance and past transactions, change their password when needed and delete their account if they no longer wish to use the system.</w:t>
+      </w:r>
+    </w:p>
+    <w:p>
+      <w:pPr>
+        <w:pStyle w:val="NormalWeb"/>
+        <w:shd w:val="clear" w:color="auto" w:fill="FFFFFF"/>
+        <w:spacing w:before="0" w:after="0"/>
+        <w:jc w:val="both"/>
+        <w:rPr>
+          <w:color w:val="000000" w:themeColor="text1"/>
+        </w:rPr>
+      </w:pPr>
+      <w:r>
+        <w:rPr>
+          <w:b/>
+          <w:bCs/>
+          <w:color w:val="000000" w:themeColor="text1"/>
+        </w:rPr>
+        <w:t>5.1.3 Functional Requirements</w:t>
+      </w:r>
+    </w:p>
+    <w:p>
+      <w:pPr>
+        <w:pStyle w:val="NormalWeb"/>
+        <w:shd w:val="clear" w:color="auto" w:fill="FFFFFF"/>
+        <w:rPr>
+          <w:color w:val="000000" w:themeColor="text1"/>
+        </w:rPr>
+      </w:pPr>
+      <w:r>
+        <w:rPr>
+          <w:color w:val="000000" w:themeColor="text1"/>
+        </w:rPr>
+        <w:t>The functional (must-have) requirements of the system are: sign up with duplicate-username checking, login authentication, deposit with amount validation, balance enquiry, transaction history listing, password change with verification of the current password, account deletion with confirmation, and automatic saving and loading of all data to and from the file bankdata.txt.</w:t>
+      </w:r>
+    </w:p>
+    <w:p>
+      <w:pPr>
+        <w:pStyle w:val="NormalWeb"/>
+        <w:shd w:val="clear" w:color="auto" w:fill="FFFFFF"/>
+        <w:spacing w:before="0" w:after="0"/>
+        <w:jc w:val="both"/>
+        <w:rPr>
+          <w:color w:val="000000" w:themeColor="text1"/>
+        </w:rPr>
+      </w:pPr>
+      <w:r>
+        <w:rPr>
+          <w:b/>
+          <w:bCs/>
+          <w:color w:val="000000" w:themeColor="text1"/>
+        </w:rPr>
+        <w:t>5.1.4 Non-Functional Requirements</w:t>
+      </w:r>
+    </w:p>
+    <w:p>
+      <w:pPr>
+        <w:pStyle w:val="NormalWeb"/>
+        <w:shd w:val="clear" w:color="auto" w:fill="FFFFFF"/>
+        <w:rPr>
+          <w:color w:val="000000" w:themeColor="text1"/>
+        </w:rPr>
+      </w:pPr>
+      <w:r>
+        <w:rPr>
+          <w:color w:val="000000" w:themeColor="text1"/>
+        </w:rPr>
+        <w:t>The non-functional requirements identified are: data persistence across program runs, immediate saving after every change so that data is not lost on unexpected exit, simple menu-driven usability, and low resource usage so the program runs on any computer with a C compiler.</w:t>
+      </w:r>
+    </w:p>
+    <w:p>
+      <w:pPr>
+        <w:pStyle w:val="NormalWeb"/>
+        <w:shd w:val="clear" w:color="auto" w:fill="FFFFFF"/>
+        <w:rPr>
+          <w:color w:val="000000" w:themeColor="text1"/>
+        </w:rPr>
+      </w:pPr>
+    </w:p>
+    <w:p>
+      <w:pPr>
+        <w:pStyle w:val="NormalWeb"/>
+        <w:shd w:val="clear" w:color="auto" w:fill="FFFFFF"/>
+        <w:rPr>
+          <w:color w:val="000000" w:themeColor="text1"/>
+        </w:rPr>
+      </w:pPr>
+    </w:p>
+    <w:p>
+      <w:pPr>
+        <w:pStyle w:val="Heading2"/>
+        <w:numPr>
+          <w:ilvl w:val="0"/>
+          <w:numId w:val="31"/>
+        </w:numPr>
+      </w:pPr>
+      <w:bookmarkStart w:id="8" w:name="_Toc234473281"/>
+      <w:r>
+        <w:lastRenderedPageBreak/>
+        <w:t>Requirement Matrix:</w:t>
+      </w:r>
+      <w:bookmarkEnd w:id="8"/>
+    </w:p>
+    <w:p>
+      <w:pPr>
+        <w:pStyle w:val="NormalWeb"/>
+        <w:shd w:val="clear" w:color="auto" w:fill="FFFFFF"/>
+        <w:rPr>
+          <w:color w:val="000000" w:themeColor="text1"/>
+        </w:rPr>
+      </w:pPr>
+      <w:r>
+        <w:rPr>
+          <w:color w:val="000000" w:themeColor="text1"/>
+        </w:rPr>
+        <w:t>The requirements were prioritized using the following requirements matrix:</w:t>
+      </w:r>
+    </w:p>
+    <w:tbl>
+      <w:tblPr>
+        <w:tblW w:w="8310" w:type="dxa"/>
+        <w:tblBorders>
+          <w:top w:val="single" w:sz="4" w:space="0" w:color="auto"/>
+          <w:left w:val="single" w:sz="4" w:space="0" w:color="auto"/>
+          <w:bottom w:val="single" w:sz="4" w:space="0" w:color="auto"/>
+          <w:right w:val="single" w:sz="4" w:space="0" w:color="auto"/>
+          <w:insideH w:val="single" w:sz="4" w:space="0" w:color="auto"/>
+          <w:insideV w:val="single" w:sz="4" w:space="0" w:color="auto"/>
+        </w:tblBorders>
+        <w:tblCellMar>
+          <w:left w:w="10" w:type="dxa"/>
+          <w:right w:w="10" w:type="dxa"/>
+        </w:tblCellMar>
+        <w:tblLook w:val="04A0" w:firstRow="1" w:lastRow="0" w:firstColumn="1" w:lastColumn="0" w:noHBand="0" w:noVBand="1"/>
+      </w:tblPr>
+      <w:tblGrid>
+        <w:gridCol w:w="640"/>
+        <w:gridCol w:w="2060"/>
+        <w:gridCol w:w="3100"/>
+        <w:gridCol w:w="1100"/>
+        <w:gridCol w:w="1410"/>
+      </w:tblGrid>
+      <w:tr>
+        <w:trPr>
+          <w:trHeight w:val="413"/>
+          <w:tblHeader/>
+        </w:trPr>
+        <w:tc>
+          <w:tcPr>
+            <w:tcW w:w="640" w:type="dxa"/>
+            <w:tcBorders>
+              <w:top w:val="single" w:sz="4" w:space="0" w:color="000000"/>
+              <w:left w:val="single" w:sz="4" w:space="0" w:color="000000"/>
+              <w:bottom w:val="single" w:sz="4" w:space="0" w:color="000000"/>
+              <w:right w:val="single" w:sz="4" w:space="0" w:color="000000"/>
+            </w:tcBorders>
+            <w:shd w:val="clear" w:color="auto" w:fill="FFFFFF" w:themeFill="background1"/>
+            <w:vAlign w:val="center"/>
+            <w:hideMark/>
+          </w:tcPr>
+          <w:p>
+            <w:pPr>
+              <w:pStyle w:val="NormalWeb"/>
+              <w:shd w:val="clear" w:color="auto" w:fill="FFFFFF"/>
+              <w:rPr>
+                <w:color w:val="000000" w:themeColor="text1"/>
+              </w:rPr>
+            </w:pPr>
+            <w:r>
+              <w:rPr>
+                <w:b/>
+                <w:bCs/>
+                <w:color w:val="000000" w:themeColor="text1"/>
+              </w:rPr>
+              <w:t>S.N.</w:t>
+            </w:r>
+          </w:p>
+        </w:tc>
+        <w:tc>
+          <w:tcPr>
+            <w:tcW w:w="2060" w:type="dxa"/>
+            <w:tcBorders>
+              <w:top w:val="single" w:sz="4" w:space="0" w:color="000000"/>
+              <w:left w:val="single" w:sz="4" w:space="0" w:color="000000"/>
+              <w:bottom w:val="single" w:sz="4" w:space="0" w:color="000000"/>
+              <w:right w:val="single" w:sz="4" w:space="0" w:color="000000"/>
+            </w:tcBorders>
+            <w:shd w:val="clear" w:color="auto" w:fill="E7E7E7"/>
+            <w:vAlign w:val="center"/>
+            <w:hideMark/>
+          </w:tcPr>
+          <w:p>
+            <w:pPr>
+              <w:pStyle w:val="NormalWeb"/>
+              <w:shd w:val="clear" w:color="auto" w:fill="FFFFFF"/>
+              <w:rPr>
+                <w:color w:val="000000" w:themeColor="text1"/>
+              </w:rPr>
+            </w:pPr>
+            <w:r>
+              <w:rPr>
+                <w:b/>
+                <w:bCs/>
+                <w:color w:val="000000" w:themeColor="text1"/>
+              </w:rPr>
+              <w:t>Required Module / System</w:t>
+            </w:r>
+          </w:p>
+        </w:tc>
+        <w:tc>
+          <w:tcPr>
+            <w:tcW w:w="3100" w:type="dxa"/>
+            <w:tcBorders>
+              <w:top w:val="single" w:sz="4" w:space="0" w:color="000000"/>
+              <w:left w:val="single" w:sz="4" w:space="0" w:color="000000"/>
+              <w:bottom w:val="single" w:sz="4" w:space="0" w:color="000000"/>
+              <w:right w:val="single" w:sz="4" w:space="0" w:color="000000"/>
+            </w:tcBorders>
+            <w:vAlign w:val="center"/>
+            <w:hideMark/>
+          </w:tcPr>
+          <w:p>
+            <w:pPr>
+              <w:pStyle w:val="NormalWeb"/>
+              <w:shd w:val="clear" w:color="auto" w:fill="FFFFFF"/>
+              <w:rPr>
+                <w:b/>
+                <w:bCs/>
+                <w:color w:val="000000" w:themeColor="text1"/>
+              </w:rPr>
+            </w:pPr>
+            <w:r>
+              <w:rPr>
+                <w:b/>
+                <w:bCs/>
+                <w:color w:val="000000" w:themeColor="text1"/>
+              </w:rPr>
+              <w:t>Description</w:t>
+            </w:r>
+          </w:p>
+        </w:tc>
+        <w:tc>
+          <w:tcPr>
+            <w:tcW w:w="1100" w:type="dxa"/>
+            <w:tcBorders>
+              <w:top w:val="single" w:sz="4" w:space="0" w:color="000000"/>
+              <w:left w:val="single" w:sz="4" w:space="0" w:color="000000"/>
+              <w:bottom w:val="single" w:sz="4" w:space="0" w:color="000000"/>
+              <w:right w:val="single" w:sz="4" w:space="0" w:color="000000"/>
+            </w:tcBorders>
+            <w:shd w:val="clear" w:color="auto" w:fill="FFFFFF" w:themeFill="background1"/>
+            <w:vAlign w:val="center"/>
+            <w:hideMark/>
+          </w:tcPr>
+          <w:p>
+            <w:pPr>
+              <w:pStyle w:val="NormalWeb"/>
+              <w:shd w:val="clear" w:color="auto" w:fill="FFFFFF"/>
+              <w:rPr>
+                <w:color w:val="000000" w:themeColor="text1"/>
+              </w:rPr>
+            </w:pPr>
+            <w:r>
+              <w:rPr>
+                <w:b/>
+                <w:bCs/>
+                <w:color w:val="000000" w:themeColor="text1"/>
+              </w:rPr>
+              <w:t>Priority</w:t>
+            </w:r>
+          </w:p>
+        </w:tc>
+        <w:tc>
+          <w:tcPr>
+            <w:tcW w:w="1410" w:type="dxa"/>
+            <w:tcBorders>
+              <w:top w:val="single" w:sz="4" w:space="0" w:color="000000"/>
+              <w:left w:val="single" w:sz="4" w:space="0" w:color="000000"/>
+              <w:bottom w:val="single" w:sz="4" w:space="0" w:color="000000"/>
+              <w:right w:val="single" w:sz="4" w:space="0" w:color="000000"/>
+            </w:tcBorders>
+            <w:shd w:val="clear" w:color="auto" w:fill="FFFFFF" w:themeFill="background1"/>
+            <w:vAlign w:val="center"/>
+            <w:hideMark/>
+          </w:tcPr>
+          <w:p>
+            <w:pPr>
+              <w:pStyle w:val="NormalWeb"/>
+              <w:shd w:val="clear" w:color="auto" w:fill="FFFFFF"/>
+              <w:rPr>
+                <w:color w:val="000000" w:themeColor="text1"/>
+              </w:rPr>
+            </w:pPr>
+            <w:r>
+              <w:rPr>
+                <w:b/>
+                <w:bCs/>
+                <w:color w:val="000000" w:themeColor="text1"/>
+              </w:rPr>
+              <w:t>Remarks</w:t>
+            </w:r>
+          </w:p>
+        </w:tc>
+      </w:tr>
+      <w:tr>
+        <w:tc>
+          <w:tcPr>
+            <w:tcW w:w="640" w:type="dxa"/>
+            <w:tcBorders>
+              <w:top w:val="single" w:sz="4" w:space="0" w:color="000000"/>
+              <w:left w:val="single" w:sz="4" w:space="0" w:color="000000"/>
+              <w:bottom w:val="single" w:sz="4" w:space="0" w:color="000000"/>
+              <w:right w:val="single" w:sz="4" w:space="0" w:color="000000"/>
+            </w:tcBorders>
+            <w:vAlign w:val="center"/>
+            <w:hideMark/>
+          </w:tcPr>
+          <w:p>
+            <w:pPr>
+              <w:pStyle w:val="NormalWeb"/>
+              <w:shd w:val="clear" w:color="auto" w:fill="FFFFFF"/>
+              <w:rPr>
+                <w:color w:val="000000" w:themeColor="text1"/>
+              </w:rPr>
+            </w:pPr>
+            <w:r>
+              <w:rPr>
+                <w:color w:val="000000" w:themeColor="text1"/>
+              </w:rPr>
+              <w:t>1</w:t>
+            </w:r>
+          </w:p>
+        </w:tc>
+        <w:tc>
+          <w:tcPr>
+            <w:tcW w:w="2060" w:type="dxa"/>
+            <w:tcBorders>
+              <w:top w:val="single" w:sz="4" w:space="0" w:color="000000"/>
+              <w:left w:val="single" w:sz="4" w:space="0" w:color="000000"/>
+              <w:bottom w:val="single" w:sz="4" w:space="0" w:color="000000"/>
+              <w:right w:val="single" w:sz="4" w:space="0" w:color="000000"/>
+            </w:tcBorders>
+            <w:vAlign w:val="center"/>
+            <w:hideMark/>
+          </w:tcPr>
+          <w:p>
+            <w:pPr>
+              <w:pStyle w:val="NormalWeb"/>
+              <w:shd w:val="clear" w:color="auto" w:fill="FFFFFF"/>
+              <w:rPr>
+                <w:color w:val="000000" w:themeColor="text1"/>
+              </w:rPr>
+            </w:pPr>
+            <w:r>
+              <w:rPr>
+                <w:color w:val="000000" w:themeColor="text1"/>
+              </w:rPr>
+              <w:t>Sign Up and Login (security system)</w:t>
+            </w:r>
+          </w:p>
+        </w:tc>
+        <w:tc>
+          <w:tcPr>
+            <w:tcW w:w="3100" w:type="dxa"/>
+            <w:tcBorders>
+              <w:top w:val="single" w:sz="4" w:space="0" w:color="000000"/>
+              <w:left w:val="single" w:sz="4" w:space="0" w:color="000000"/>
+              <w:bottom w:val="single" w:sz="4" w:space="0" w:color="000000"/>
+              <w:right w:val="single" w:sz="4" w:space="0" w:color="000000"/>
+            </w:tcBorders>
+            <w:vAlign w:val="center"/>
+            <w:hideMark/>
+          </w:tcPr>
+          <w:p>
+            <w:pPr>
+              <w:pStyle w:val="NormalWeb"/>
+              <w:shd w:val="clear" w:color="auto" w:fill="FFFFFF"/>
+              <w:rPr>
+                <w:color w:val="000000" w:themeColor="text1"/>
+              </w:rPr>
+            </w:pPr>
+            <w:r>
+              <w:rPr>
+                <w:color w:val="000000" w:themeColor="text1"/>
+              </w:rPr>
+              <w:t>Only registered users with a valid username and password can access an account; duplicate usernames are rejected.</w:t>
+            </w:r>
+          </w:p>
+        </w:tc>
+        <w:tc>
+          <w:tcPr>
+            <w:tcW w:w="1100" w:type="dxa"/>
+            <w:tcBorders>
+              <w:top w:val="single" w:sz="4" w:space="0" w:color="000000"/>
+              <w:left w:val="single" w:sz="4" w:space="0" w:color="000000"/>
+              <w:bottom w:val="single" w:sz="4" w:space="0" w:color="000000"/>
+              <w:right w:val="single" w:sz="4" w:space="0" w:color="000000"/>
+            </w:tcBorders>
+            <w:vAlign w:val="center"/>
+            <w:hideMark/>
+          </w:tcPr>
+          <w:p>
+            <w:pPr>
+              <w:pStyle w:val="NormalWeb"/>
+              <w:shd w:val="clear" w:color="auto" w:fill="FFFFFF"/>
+              <w:rPr>
+                <w:color w:val="000000" w:themeColor="text1"/>
+              </w:rPr>
+            </w:pPr>
+            <w:r>
+              <w:rPr>
+                <w:color w:val="000000" w:themeColor="text1"/>
+              </w:rPr>
+              <w:t>High</w:t>
+            </w:r>
+          </w:p>
+        </w:tc>
+        <w:tc>
+          <w:tcPr>
+            <w:tcW w:w="1410" w:type="dxa"/>
+            <w:tcBorders>
+              <w:top w:val="single" w:sz="4" w:space="0" w:color="000000"/>
+              <w:left w:val="single" w:sz="4" w:space="0" w:color="000000"/>
+              <w:bottom w:val="single" w:sz="4" w:space="0" w:color="000000"/>
+              <w:right w:val="single" w:sz="4" w:space="0" w:color="000000"/>
+            </w:tcBorders>
+            <w:vAlign w:val="center"/>
+            <w:hideMark/>
+          </w:tcPr>
+          <w:p>
+            <w:pPr>
+              <w:pStyle w:val="NormalWeb"/>
+              <w:shd w:val="clear" w:color="auto" w:fill="FFFFFF"/>
+              <w:rPr>
+                <w:color w:val="000000" w:themeColor="text1"/>
+              </w:rPr>
+            </w:pPr>
+            <w:proofErr w:type="spellStart"/>
+            <w:r>
+              <w:rPr>
+                <w:color w:val="000000" w:themeColor="text1"/>
+              </w:rPr>
+              <w:t>Khagaraj</w:t>
+            </w:r>
+            <w:proofErr w:type="spellEnd"/>
+            <w:r>
+              <w:rPr>
+                <w:color w:val="000000" w:themeColor="text1"/>
+              </w:rPr>
+              <w:t xml:space="preserve"> looked after this feature.</w:t>
+            </w:r>
+          </w:p>
+        </w:tc>
+      </w:tr>
+      <w:tr>
+        <w:tc>
+          <w:tcPr>
+            <w:tcW w:w="640" w:type="dxa"/>
+            <w:tcBorders>
+              <w:top w:val="single" w:sz="4" w:space="0" w:color="000000"/>
+              <w:left w:val="single" w:sz="4" w:space="0" w:color="000000"/>
+              <w:bottom w:val="single" w:sz="4" w:space="0" w:color="000000"/>
+              <w:right w:val="single" w:sz="4" w:space="0" w:color="000000"/>
+            </w:tcBorders>
+            <w:vAlign w:val="center"/>
+            <w:hideMark/>
+          </w:tcPr>
+          <w:p>
+            <w:pPr>
+              <w:pStyle w:val="NormalWeb"/>
+              <w:shd w:val="clear" w:color="auto" w:fill="FFFFFF"/>
+              <w:rPr>
+                <w:color w:val="000000" w:themeColor="text1"/>
+              </w:rPr>
+            </w:pPr>
+            <w:r>
+              <w:rPr>
+                <w:color w:val="000000" w:themeColor="text1"/>
+              </w:rPr>
+              <w:t>2</w:t>
+            </w:r>
+          </w:p>
+        </w:tc>
+        <w:tc>
+          <w:tcPr>
+            <w:tcW w:w="2060" w:type="dxa"/>
+            <w:tcBorders>
+              <w:top w:val="single" w:sz="4" w:space="0" w:color="000000"/>
+              <w:left w:val="single" w:sz="4" w:space="0" w:color="000000"/>
+              <w:bottom w:val="single" w:sz="4" w:space="0" w:color="000000"/>
+              <w:right w:val="single" w:sz="4" w:space="0" w:color="000000"/>
+            </w:tcBorders>
+            <w:vAlign w:val="center"/>
+            <w:hideMark/>
+          </w:tcPr>
+          <w:p>
+            <w:pPr>
+              <w:pStyle w:val="NormalWeb"/>
+              <w:shd w:val="clear" w:color="auto" w:fill="FFFFFF"/>
+              <w:rPr>
+                <w:color w:val="000000" w:themeColor="text1"/>
+              </w:rPr>
+            </w:pPr>
+            <w:r>
+              <w:rPr>
+                <w:color w:val="000000" w:themeColor="text1"/>
+              </w:rPr>
+              <w:t>Add Balance (deposit)</w:t>
+            </w:r>
+          </w:p>
+        </w:tc>
+        <w:tc>
+          <w:tcPr>
+            <w:tcW w:w="3100" w:type="dxa"/>
+            <w:tcBorders>
+              <w:top w:val="single" w:sz="4" w:space="0" w:color="000000"/>
+              <w:left w:val="single" w:sz="4" w:space="0" w:color="000000"/>
+              <w:bottom w:val="single" w:sz="4" w:space="0" w:color="000000"/>
+              <w:right w:val="single" w:sz="4" w:space="0" w:color="000000"/>
+            </w:tcBorders>
+            <w:vAlign w:val="center"/>
+            <w:hideMark/>
+          </w:tcPr>
+          <w:p>
+            <w:pPr>
+              <w:pStyle w:val="NormalWeb"/>
+              <w:shd w:val="clear" w:color="auto" w:fill="FFFFFF"/>
+              <w:rPr>
+                <w:color w:val="000000" w:themeColor="text1"/>
+              </w:rPr>
+            </w:pPr>
+            <w:r>
+              <w:rPr>
+                <w:color w:val="000000" w:themeColor="text1"/>
+              </w:rPr>
+              <w:t>Deposit amount must be validated (greater than zero), added to the balance and recorded in history.</w:t>
+            </w:r>
+          </w:p>
+        </w:tc>
+        <w:tc>
+          <w:tcPr>
+            <w:tcW w:w="1100" w:type="dxa"/>
+            <w:tcBorders>
+              <w:top w:val="single" w:sz="4" w:space="0" w:color="000000"/>
+              <w:left w:val="single" w:sz="4" w:space="0" w:color="000000"/>
+              <w:bottom w:val="single" w:sz="4" w:space="0" w:color="000000"/>
+              <w:right w:val="single" w:sz="4" w:space="0" w:color="000000"/>
+            </w:tcBorders>
+            <w:vAlign w:val="center"/>
+            <w:hideMark/>
+          </w:tcPr>
+          <w:p>
+            <w:pPr>
+              <w:pStyle w:val="NormalWeb"/>
+              <w:shd w:val="clear" w:color="auto" w:fill="FFFFFF"/>
+              <w:rPr>
+                <w:color w:val="000000" w:themeColor="text1"/>
+              </w:rPr>
+            </w:pPr>
+            <w:r>
+              <w:rPr>
+                <w:color w:val="000000" w:themeColor="text1"/>
+              </w:rPr>
+              <w:t>High</w:t>
+            </w:r>
+          </w:p>
+        </w:tc>
+        <w:tc>
+          <w:tcPr>
+            <w:tcW w:w="1410" w:type="dxa"/>
+            <w:tcBorders>
+              <w:top w:val="single" w:sz="4" w:space="0" w:color="000000"/>
+              <w:left w:val="single" w:sz="4" w:space="0" w:color="000000"/>
+              <w:bottom w:val="single" w:sz="4" w:space="0" w:color="000000"/>
+              <w:right w:val="single" w:sz="4" w:space="0" w:color="000000"/>
+            </w:tcBorders>
+            <w:vAlign w:val="center"/>
+            <w:hideMark/>
+          </w:tcPr>
+          <w:p>
+            <w:pPr>
+              <w:pStyle w:val="NormalWeb"/>
+              <w:shd w:val="clear" w:color="auto" w:fill="FFFFFF"/>
+              <w:rPr>
+                <w:color w:val="000000" w:themeColor="text1"/>
+              </w:rPr>
+            </w:pPr>
+            <w:r>
+              <w:rPr>
+                <w:color w:val="000000" w:themeColor="text1"/>
+              </w:rPr>
+              <w:t>Anish looked after this feature.</w:t>
+            </w:r>
+          </w:p>
+        </w:tc>
+      </w:tr>
+      <w:tr>
+        <w:tc>
+          <w:tcPr>
+            <w:tcW w:w="640" w:type="dxa"/>
+            <w:tcBorders>
+              <w:top w:val="single" w:sz="4" w:space="0" w:color="000000"/>
+              <w:left w:val="single" w:sz="4" w:space="0" w:color="000000"/>
+              <w:bottom w:val="single" w:sz="4" w:space="0" w:color="000000"/>
+              <w:right w:val="single" w:sz="4" w:space="0" w:color="000000"/>
+            </w:tcBorders>
+            <w:vAlign w:val="center"/>
+            <w:hideMark/>
+          </w:tcPr>
+          <w:p>
+            <w:pPr>
+              <w:pStyle w:val="NormalWeb"/>
+              <w:shd w:val="clear" w:color="auto" w:fill="FFFFFF"/>
+              <w:rPr>
+                <w:color w:val="000000" w:themeColor="text1"/>
+              </w:rPr>
+            </w:pPr>
+            <w:r>
+              <w:rPr>
+                <w:color w:val="000000" w:themeColor="text1"/>
+              </w:rPr>
+              <w:t>3</w:t>
+            </w:r>
+          </w:p>
+        </w:tc>
+        <w:tc>
+          <w:tcPr>
+            <w:tcW w:w="2060" w:type="dxa"/>
+            <w:tcBorders>
+              <w:top w:val="single" w:sz="4" w:space="0" w:color="000000"/>
+              <w:left w:val="single" w:sz="4" w:space="0" w:color="000000"/>
+              <w:bottom w:val="single" w:sz="4" w:space="0" w:color="000000"/>
+              <w:right w:val="single" w:sz="4" w:space="0" w:color="000000"/>
+            </w:tcBorders>
+            <w:vAlign w:val="center"/>
+            <w:hideMark/>
+          </w:tcPr>
+          <w:p>
+            <w:pPr>
+              <w:pStyle w:val="NormalWeb"/>
+              <w:shd w:val="clear" w:color="auto" w:fill="FFFFFF"/>
+              <w:rPr>
+                <w:color w:val="000000" w:themeColor="text1"/>
+              </w:rPr>
+            </w:pPr>
+            <w:r>
+              <w:rPr>
+                <w:color w:val="000000" w:themeColor="text1"/>
+              </w:rPr>
+              <w:t>Check Balance and View History</w:t>
+            </w:r>
+          </w:p>
+        </w:tc>
+        <w:tc>
+          <w:tcPr>
+            <w:tcW w:w="3100" w:type="dxa"/>
+            <w:tcBorders>
+              <w:top w:val="single" w:sz="4" w:space="0" w:color="000000"/>
+              <w:left w:val="single" w:sz="4" w:space="0" w:color="000000"/>
+              <w:bottom w:val="single" w:sz="4" w:space="0" w:color="000000"/>
+              <w:right w:val="single" w:sz="4" w:space="0" w:color="000000"/>
+            </w:tcBorders>
+            <w:vAlign w:val="center"/>
+            <w:hideMark/>
+          </w:tcPr>
+          <w:p>
+            <w:pPr>
+              <w:pStyle w:val="NormalWeb"/>
+              <w:shd w:val="clear" w:color="auto" w:fill="FFFFFF"/>
+              <w:rPr>
+                <w:color w:val="000000" w:themeColor="text1"/>
+              </w:rPr>
+            </w:pPr>
+            <w:r>
+              <w:rPr>
+                <w:color w:val="000000" w:themeColor="text1"/>
+              </w:rPr>
+              <w:t>Display the current balance and the numbered list of all past deposits.</w:t>
+            </w:r>
+          </w:p>
+        </w:tc>
+        <w:tc>
+          <w:tcPr>
+            <w:tcW w:w="1100" w:type="dxa"/>
+            <w:tcBorders>
+              <w:top w:val="single" w:sz="4" w:space="0" w:color="000000"/>
+              <w:left w:val="single" w:sz="4" w:space="0" w:color="000000"/>
+              <w:bottom w:val="single" w:sz="4" w:space="0" w:color="000000"/>
+              <w:right w:val="single" w:sz="4" w:space="0" w:color="000000"/>
+            </w:tcBorders>
+            <w:vAlign w:val="center"/>
+            <w:hideMark/>
+          </w:tcPr>
+          <w:p>
+            <w:pPr>
+              <w:pStyle w:val="NormalWeb"/>
+              <w:shd w:val="clear" w:color="auto" w:fill="FFFFFF"/>
+              <w:rPr>
+                <w:color w:val="000000" w:themeColor="text1"/>
+              </w:rPr>
+            </w:pPr>
+            <w:r>
+              <w:rPr>
+                <w:color w:val="000000" w:themeColor="text1"/>
+              </w:rPr>
+              <w:t>High</w:t>
+            </w:r>
+          </w:p>
+        </w:tc>
+        <w:tc>
+          <w:tcPr>
+            <w:tcW w:w="1410" w:type="dxa"/>
+            <w:tcBorders>
+              <w:top w:val="single" w:sz="4" w:space="0" w:color="000000"/>
+              <w:left w:val="single" w:sz="4" w:space="0" w:color="000000"/>
+              <w:bottom w:val="single" w:sz="4" w:space="0" w:color="000000"/>
+              <w:right w:val="single" w:sz="4" w:space="0" w:color="000000"/>
+            </w:tcBorders>
+            <w:vAlign w:val="center"/>
+            <w:hideMark/>
+          </w:tcPr>
+          <w:p>
+            <w:pPr>
+              <w:pStyle w:val="NormalWeb"/>
+              <w:shd w:val="clear" w:color="auto" w:fill="FFFFFF"/>
+              <w:rPr>
+                <w:color w:val="000000" w:themeColor="text1"/>
+              </w:rPr>
+            </w:pPr>
+            <w:r>
+              <w:rPr>
+                <w:color w:val="000000" w:themeColor="text1"/>
+              </w:rPr>
+              <w:t>Ankit looked after this feature.</w:t>
+            </w:r>
+          </w:p>
+        </w:tc>
+      </w:tr>
+      <w:tr>
+        <w:tc>
+          <w:tcPr>
+            <w:tcW w:w="640" w:type="dxa"/>
+            <w:tcBorders>
+              <w:top w:val="single" w:sz="4" w:space="0" w:color="000000"/>
+              <w:left w:val="single" w:sz="4" w:space="0" w:color="000000"/>
+              <w:bottom w:val="single" w:sz="4" w:space="0" w:color="000000"/>
+              <w:right w:val="single" w:sz="4" w:space="0" w:color="000000"/>
+            </w:tcBorders>
+            <w:vAlign w:val="center"/>
+            <w:hideMark/>
+          </w:tcPr>
+          <w:p>
+            <w:pPr>
+              <w:pStyle w:val="NormalWeb"/>
+              <w:shd w:val="clear" w:color="auto" w:fill="FFFFFF"/>
+              <w:rPr>
+                <w:color w:val="000000" w:themeColor="text1"/>
+              </w:rPr>
+            </w:pPr>
+            <w:r>
+              <w:rPr>
+                <w:color w:val="000000" w:themeColor="text1"/>
+              </w:rPr>
+              <w:t>4</w:t>
+            </w:r>
+          </w:p>
+        </w:tc>
+        <w:tc>
+          <w:tcPr>
+            <w:tcW w:w="2060" w:type="dxa"/>
+            <w:tcBorders>
+              <w:top w:val="single" w:sz="4" w:space="0" w:color="000000"/>
+              <w:left w:val="single" w:sz="4" w:space="0" w:color="000000"/>
+              <w:bottom w:val="single" w:sz="4" w:space="0" w:color="000000"/>
+              <w:right w:val="single" w:sz="4" w:space="0" w:color="000000"/>
+            </w:tcBorders>
+            <w:vAlign w:val="center"/>
+            <w:hideMark/>
+          </w:tcPr>
+          <w:p>
+            <w:pPr>
+              <w:pStyle w:val="NormalWeb"/>
+              <w:shd w:val="clear" w:color="auto" w:fill="FFFFFF"/>
+              <w:rPr>
+                <w:color w:val="000000" w:themeColor="text1"/>
+              </w:rPr>
+            </w:pPr>
+            <w:r>
+              <w:rPr>
+                <w:color w:val="000000" w:themeColor="text1"/>
+              </w:rPr>
+              <w:t>Change Password</w:t>
+            </w:r>
+          </w:p>
+        </w:tc>
+        <w:tc>
+          <w:tcPr>
+            <w:tcW w:w="3100" w:type="dxa"/>
+            <w:tcBorders>
+              <w:top w:val="single" w:sz="4" w:space="0" w:color="000000"/>
+              <w:left w:val="single" w:sz="4" w:space="0" w:color="000000"/>
+              <w:bottom w:val="single" w:sz="4" w:space="0" w:color="000000"/>
+              <w:right w:val="single" w:sz="4" w:space="0" w:color="000000"/>
+            </w:tcBorders>
+            <w:vAlign w:val="center"/>
+            <w:hideMark/>
+          </w:tcPr>
+          <w:p>
+            <w:pPr>
+              <w:pStyle w:val="NormalWeb"/>
+              <w:shd w:val="clear" w:color="auto" w:fill="FFFFFF"/>
+              <w:rPr>
+                <w:color w:val="000000" w:themeColor="text1"/>
+              </w:rPr>
+            </w:pPr>
+            <w:r>
+              <w:rPr>
+                <w:color w:val="000000" w:themeColor="text1"/>
+              </w:rPr>
+              <w:t>Current password must be verified before the new password is saved.</w:t>
+            </w:r>
+          </w:p>
+        </w:tc>
+        <w:tc>
+          <w:tcPr>
+            <w:tcW w:w="1100" w:type="dxa"/>
+            <w:tcBorders>
+              <w:top w:val="single" w:sz="4" w:space="0" w:color="000000"/>
+              <w:left w:val="single" w:sz="4" w:space="0" w:color="000000"/>
+              <w:bottom w:val="single" w:sz="4" w:space="0" w:color="000000"/>
+              <w:right w:val="single" w:sz="4" w:space="0" w:color="000000"/>
+            </w:tcBorders>
+            <w:vAlign w:val="center"/>
+            <w:hideMark/>
+          </w:tcPr>
+          <w:p>
+            <w:pPr>
+              <w:pStyle w:val="NormalWeb"/>
+              <w:shd w:val="clear" w:color="auto" w:fill="FFFFFF"/>
+              <w:rPr>
+                <w:color w:val="000000" w:themeColor="text1"/>
+              </w:rPr>
+            </w:pPr>
+            <w:r>
+              <w:rPr>
+                <w:color w:val="000000" w:themeColor="text1"/>
+              </w:rPr>
+              <w:t>Moderate</w:t>
+            </w:r>
+          </w:p>
+        </w:tc>
+        <w:tc>
+          <w:tcPr>
+            <w:tcW w:w="1410" w:type="dxa"/>
+            <w:tcBorders>
+              <w:top w:val="single" w:sz="4" w:space="0" w:color="000000"/>
+              <w:left w:val="single" w:sz="4" w:space="0" w:color="000000"/>
+              <w:bottom w:val="single" w:sz="4" w:space="0" w:color="000000"/>
+              <w:right w:val="single" w:sz="4" w:space="0" w:color="000000"/>
+            </w:tcBorders>
+            <w:vAlign w:val="center"/>
+            <w:hideMark/>
+          </w:tcPr>
+          <w:p>
+            <w:pPr>
+              <w:pStyle w:val="NormalWeb"/>
+              <w:shd w:val="clear" w:color="auto" w:fill="FFFFFF"/>
+              <w:rPr>
+                <w:color w:val="000000" w:themeColor="text1"/>
+              </w:rPr>
+            </w:pPr>
+            <w:r>
+              <w:rPr>
+                <w:color w:val="000000" w:themeColor="text1"/>
+              </w:rPr>
+              <w:t>Entire team worked together.</w:t>
+            </w:r>
+          </w:p>
+        </w:tc>
+      </w:tr>
+      <w:tr>
+        <w:tc>
+          <w:tcPr>
+            <w:tcW w:w="640" w:type="dxa"/>
+            <w:tcBorders>
+              <w:top w:val="single" w:sz="4" w:space="0" w:color="000000"/>
+              <w:left w:val="single" w:sz="4" w:space="0" w:color="000000"/>
+              <w:bottom w:val="single" w:sz="4" w:space="0" w:color="000000"/>
+              <w:right w:val="single" w:sz="4" w:space="0" w:color="000000"/>
+            </w:tcBorders>
+            <w:vAlign w:val="center"/>
+            <w:hideMark/>
+          </w:tcPr>
+          <w:p>
+            <w:pPr>
+              <w:pStyle w:val="NormalWeb"/>
+              <w:shd w:val="clear" w:color="auto" w:fill="FFFFFF"/>
+              <w:rPr>
+                <w:color w:val="000000" w:themeColor="text1"/>
+              </w:rPr>
+            </w:pPr>
+            <w:r>
+              <w:rPr>
+                <w:color w:val="000000" w:themeColor="text1"/>
+              </w:rPr>
+              <w:t>5</w:t>
+            </w:r>
+          </w:p>
+        </w:tc>
+        <w:tc>
+          <w:tcPr>
+            <w:tcW w:w="2060" w:type="dxa"/>
+            <w:tcBorders>
+              <w:top w:val="single" w:sz="4" w:space="0" w:color="000000"/>
+              <w:left w:val="single" w:sz="4" w:space="0" w:color="000000"/>
+              <w:bottom w:val="single" w:sz="4" w:space="0" w:color="000000"/>
+              <w:right w:val="single" w:sz="4" w:space="0" w:color="000000"/>
+            </w:tcBorders>
+            <w:vAlign w:val="center"/>
+            <w:hideMark/>
+          </w:tcPr>
+          <w:p>
+            <w:pPr>
+              <w:pStyle w:val="NormalWeb"/>
+              <w:shd w:val="clear" w:color="auto" w:fill="FFFFFF"/>
+              <w:rPr>
+                <w:color w:val="000000" w:themeColor="text1"/>
+              </w:rPr>
+            </w:pPr>
+            <w:r>
+              <w:rPr>
+                <w:color w:val="000000" w:themeColor="text1"/>
+              </w:rPr>
+              <w:t>Delete Account</w:t>
+            </w:r>
+          </w:p>
+        </w:tc>
+        <w:tc>
+          <w:tcPr>
+            <w:tcW w:w="3100" w:type="dxa"/>
+            <w:tcBorders>
+              <w:top w:val="single" w:sz="4" w:space="0" w:color="000000"/>
+              <w:left w:val="single" w:sz="4" w:space="0" w:color="000000"/>
+              <w:bottom w:val="single" w:sz="4" w:space="0" w:color="000000"/>
+              <w:right w:val="single" w:sz="4" w:space="0" w:color="000000"/>
+            </w:tcBorders>
+            <w:vAlign w:val="center"/>
+            <w:hideMark/>
+          </w:tcPr>
+          <w:p>
+            <w:pPr>
+              <w:pStyle w:val="NormalWeb"/>
+              <w:shd w:val="clear" w:color="auto" w:fill="FFFFFF"/>
+              <w:rPr>
+                <w:color w:val="000000" w:themeColor="text1"/>
+              </w:rPr>
+            </w:pPr>
+            <w:r>
+              <w:rPr>
+                <w:color w:val="000000" w:themeColor="text1"/>
+              </w:rPr>
+              <w:t>Y/N confirmation before the record is removed from the file.</w:t>
+            </w:r>
+          </w:p>
+        </w:tc>
+        <w:tc>
+          <w:tcPr>
+            <w:tcW w:w="1100" w:type="dxa"/>
+            <w:tcBorders>
+              <w:top w:val="single" w:sz="4" w:space="0" w:color="000000"/>
+              <w:left w:val="single" w:sz="4" w:space="0" w:color="000000"/>
+              <w:bottom w:val="single" w:sz="4" w:space="0" w:color="000000"/>
+              <w:right w:val="single" w:sz="4" w:space="0" w:color="000000"/>
+            </w:tcBorders>
+            <w:vAlign w:val="center"/>
+            <w:hideMark/>
+          </w:tcPr>
+          <w:p>
+            <w:pPr>
+              <w:pStyle w:val="NormalWeb"/>
+              <w:shd w:val="clear" w:color="auto" w:fill="FFFFFF"/>
+              <w:rPr>
+                <w:color w:val="000000" w:themeColor="text1"/>
+              </w:rPr>
+            </w:pPr>
+            <w:r>
+              <w:rPr>
+                <w:color w:val="000000" w:themeColor="text1"/>
+              </w:rPr>
+              <w:t>Moderate</w:t>
+            </w:r>
+          </w:p>
+        </w:tc>
+        <w:tc>
+          <w:tcPr>
+            <w:tcW w:w="1410" w:type="dxa"/>
+            <w:tcBorders>
+              <w:top w:val="single" w:sz="4" w:space="0" w:color="000000"/>
+              <w:left w:val="single" w:sz="4" w:space="0" w:color="000000"/>
+              <w:bottom w:val="single" w:sz="4" w:space="0" w:color="000000"/>
+              <w:right w:val="single" w:sz="4" w:space="0" w:color="000000"/>
+            </w:tcBorders>
+            <w:vAlign w:val="center"/>
+            <w:hideMark/>
+          </w:tcPr>
+          <w:p>
+            <w:pPr>
+              <w:pStyle w:val="NormalWeb"/>
+              <w:shd w:val="clear" w:color="auto" w:fill="FFFFFF"/>
+              <w:rPr>
+                <w:color w:val="000000" w:themeColor="text1"/>
+              </w:rPr>
+            </w:pPr>
+            <w:r>
+              <w:rPr>
+                <w:color w:val="000000" w:themeColor="text1"/>
+              </w:rPr>
+              <w:t>Entire team worked together.</w:t>
+            </w:r>
+          </w:p>
+        </w:tc>
+      </w:tr>
+      <w:tr>
+        <w:tc>
+          <w:tcPr>
+            <w:tcW w:w="640" w:type="dxa"/>
+            <w:tcBorders>
+              <w:top w:val="single" w:sz="4" w:space="0" w:color="000000"/>
+              <w:left w:val="single" w:sz="4" w:space="0" w:color="000000"/>
+              <w:bottom w:val="single" w:sz="4" w:space="0" w:color="000000"/>
+              <w:right w:val="single" w:sz="4" w:space="0" w:color="000000"/>
+            </w:tcBorders>
+            <w:vAlign w:val="center"/>
+            <w:hideMark/>
+          </w:tcPr>
+          <w:p>
+            <w:pPr>
+              <w:pStyle w:val="NormalWeb"/>
+              <w:shd w:val="clear" w:color="auto" w:fill="FFFFFF"/>
+              <w:rPr>
+                <w:color w:val="000000" w:themeColor="text1"/>
+              </w:rPr>
+            </w:pPr>
+            <w:r>
+              <w:rPr>
+                <w:color w:val="000000" w:themeColor="text1"/>
+              </w:rPr>
+              <w:t>6</w:t>
+            </w:r>
+          </w:p>
+        </w:tc>
+        <w:tc>
+          <w:tcPr>
+            <w:tcW w:w="2060" w:type="dxa"/>
+            <w:tcBorders>
+              <w:top w:val="single" w:sz="4" w:space="0" w:color="000000"/>
+              <w:left w:val="single" w:sz="4" w:space="0" w:color="000000"/>
+              <w:bottom w:val="single" w:sz="4" w:space="0" w:color="000000"/>
+              <w:right w:val="single" w:sz="4" w:space="0" w:color="000000"/>
+            </w:tcBorders>
+            <w:vAlign w:val="center"/>
+            <w:hideMark/>
+          </w:tcPr>
+          <w:p>
+            <w:pPr>
+              <w:pStyle w:val="NormalWeb"/>
+              <w:shd w:val="clear" w:color="auto" w:fill="FFFFFF"/>
+              <w:rPr>
+                <w:color w:val="000000" w:themeColor="text1"/>
+              </w:rPr>
+            </w:pPr>
+            <w:r>
+              <w:rPr>
+                <w:color w:val="000000" w:themeColor="text1"/>
+              </w:rPr>
+              <w:t>File storage (</w:t>
+            </w:r>
+            <w:proofErr w:type="spellStart"/>
+            <w:r>
+              <w:rPr>
+                <w:color w:val="000000" w:themeColor="text1"/>
+              </w:rPr>
+              <w:t>saveData</w:t>
+            </w:r>
+            <w:proofErr w:type="spellEnd"/>
+            <w:r>
+              <w:rPr>
+                <w:color w:val="000000" w:themeColor="text1"/>
+              </w:rPr>
+              <w:t xml:space="preserve"> / </w:t>
+            </w:r>
+            <w:proofErr w:type="spellStart"/>
+            <w:r>
+              <w:rPr>
+                <w:color w:val="000000" w:themeColor="text1"/>
+              </w:rPr>
+              <w:t>loadData</w:t>
+            </w:r>
+            <w:proofErr w:type="spellEnd"/>
+            <w:r>
+              <w:rPr>
+                <w:color w:val="000000" w:themeColor="text1"/>
+              </w:rPr>
+              <w:t>)</w:t>
+            </w:r>
+          </w:p>
+        </w:tc>
+        <w:tc>
+          <w:tcPr>
+            <w:tcW w:w="3100" w:type="dxa"/>
+            <w:tcBorders>
+              <w:top w:val="single" w:sz="4" w:space="0" w:color="000000"/>
+              <w:left w:val="single" w:sz="4" w:space="0" w:color="000000"/>
+              <w:bottom w:val="single" w:sz="4" w:space="0" w:color="000000"/>
+              <w:right w:val="single" w:sz="4" w:space="0" w:color="000000"/>
+            </w:tcBorders>
+            <w:vAlign w:val="center"/>
+            <w:hideMark/>
+          </w:tcPr>
+          <w:p>
+            <w:pPr>
+              <w:pStyle w:val="NormalWeb"/>
+              <w:shd w:val="clear" w:color="auto" w:fill="FFFFFF"/>
+              <w:rPr>
+                <w:color w:val="000000" w:themeColor="text1"/>
+              </w:rPr>
+            </w:pPr>
+            <w:r>
+              <w:rPr>
+                <w:color w:val="000000" w:themeColor="text1"/>
+              </w:rPr>
+              <w:t>All records are saved to bankdata.txt after every change and loaded at program start.</w:t>
+            </w:r>
+          </w:p>
+        </w:tc>
+        <w:tc>
+          <w:tcPr>
+            <w:tcW w:w="1100" w:type="dxa"/>
+            <w:tcBorders>
+              <w:top w:val="single" w:sz="4" w:space="0" w:color="000000"/>
+              <w:left w:val="single" w:sz="4" w:space="0" w:color="000000"/>
+              <w:bottom w:val="single" w:sz="4" w:space="0" w:color="000000"/>
+              <w:right w:val="single" w:sz="4" w:space="0" w:color="000000"/>
+            </w:tcBorders>
+            <w:vAlign w:val="center"/>
+            <w:hideMark/>
+          </w:tcPr>
+          <w:p>
+            <w:pPr>
+              <w:pStyle w:val="NormalWeb"/>
+              <w:shd w:val="clear" w:color="auto" w:fill="FFFFFF"/>
+              <w:rPr>
+                <w:color w:val="000000" w:themeColor="text1"/>
+              </w:rPr>
+            </w:pPr>
+            <w:r>
+              <w:rPr>
+                <w:color w:val="000000" w:themeColor="text1"/>
+              </w:rPr>
+              <w:t>High</w:t>
+            </w:r>
+          </w:p>
+        </w:tc>
+        <w:tc>
+          <w:tcPr>
+            <w:tcW w:w="1410" w:type="dxa"/>
+            <w:tcBorders>
+              <w:top w:val="single" w:sz="4" w:space="0" w:color="000000"/>
+              <w:left w:val="single" w:sz="4" w:space="0" w:color="000000"/>
+              <w:bottom w:val="single" w:sz="4" w:space="0" w:color="000000"/>
+              <w:right w:val="single" w:sz="4" w:space="0" w:color="000000"/>
+            </w:tcBorders>
+            <w:vAlign w:val="center"/>
+            <w:hideMark/>
+          </w:tcPr>
+          <w:p>
+            <w:pPr>
+              <w:pStyle w:val="NormalWeb"/>
+              <w:shd w:val="clear" w:color="auto" w:fill="FFFFFF"/>
+              <w:rPr>
+                <w:color w:val="000000" w:themeColor="text1"/>
+              </w:rPr>
+            </w:pPr>
+            <w:r>
+              <w:rPr>
+                <w:color w:val="000000" w:themeColor="text1"/>
+              </w:rPr>
+              <w:t>Entire team worked together.</w:t>
+            </w:r>
+          </w:p>
+        </w:tc>
+      </w:tr>
+    </w:tbl>
+    <w:p>
+      <w:pPr>
+        <w:pStyle w:val="NormalWeb"/>
+        <w:shd w:val="clear" w:color="auto" w:fill="FFFFFF"/>
+        <w:rPr>
+          <w:color w:val="000000" w:themeColor="text1"/>
+        </w:rPr>
+      </w:pPr>
+      <w:r>
+        <w:rPr>
+          <w:color w:val="000000" w:themeColor="text1"/>
+          <w:lang w:val="en-GB"/>
+        </w:rPr>
+        <w:t>Table 5.1 – Requirements Matrix of the Simple Banking System</w:t>
+      </w:r>
+    </w:p>
+    <w:p>
+      <w:pPr>
+        <w:pStyle w:val="NormalWeb"/>
+        <w:shd w:val="clear" w:color="auto" w:fill="FFFFFF"/>
+        <w:spacing w:before="0" w:beforeAutospacing="0" w:after="0" w:afterAutospacing="0" w:line="360" w:lineRule="auto"/>
+        <w:jc w:val="both"/>
+        <w:rPr>
+          <w:color w:val="FF0000"/>
+        </w:rPr>
+      </w:pPr>
+    </w:p>
+    <w:p>
+      <w:pPr>
         <w:spacing w:after="0" w:line="360" w:lineRule="auto"/>
         <w:jc w:val="both"/>
         <w:rPr>
-          <w:sz w:val="24"/>
+          <w:rFonts w:eastAsia="Times New Roman" w:cs="Times New Roman"/>
+          <w:color w:val="FF0000"/>
           <w:szCs w:val="24"/>
-        </w:rPr>
-      </w:pPr>
-      <w:r>
-        <w:rPr>
-          <w:sz w:val="24"/>
-          <w:szCs w:val="24"/>
-        </w:rPr>
-        <w:lastRenderedPageBreak/>
-        <w:t>Introduction</w:t>
-      </w:r>
-    </w:p>
-    <w:p>
-      <w:pPr>
-        <w:pStyle w:val="isselectedend"/>
-        <w:spacing w:line="360" w:lineRule="auto"/>
-      </w:pPr>
-      <w:r>
-        <w:t>The Banking Management System is a computerized application that enables customers to perform banking activities such as account creation, deposits, withdrawals, fund transfers, and balance inquiries while securely maintaining customer records. The main objective of this project is to provide a convenient, efficient, and secure method for managing banking operations.</w:t>
-      </w:r>
-    </w:p>
-    <w:p>
-      <w:pPr>
-        <w:pStyle w:val="isselectedend"/>
-        <w:spacing w:line="360" w:lineRule="auto"/>
-      </w:pPr>
-      <w:r>
-        <w:t>The traditional banking system relies heavily on manual record-keeping, which often results in delays, data redundancy, security risks, and difficulties in managing customer information. Retrieving records and processing transactions can be time-consuming and less reliable. To overcome these limitations, we developed a computerized Banking Management System using C.</w:t>
-      </w:r>
-    </w:p>
-    <w:p>
-      <w:pPr>
-        <w:pStyle w:val="isselectedend"/>
-        <w:spacing w:line="360" w:lineRule="auto"/>
-      </w:pPr>
-      <w:r>
-        <w:t>The project work was divided among team members, including documentation, system design, research, coding, and testing. During development, we faced several challenges related to customer data management, transaction processing, data accuracy, and system security. However, these challenges helped us improve the quality and functionality of the system.</w:t>
-      </w:r>
-    </w:p>
-    <w:p>
-      <w:pPr>
-        <w:pStyle w:val="NormalWeb"/>
-        <w:spacing w:line="360" w:lineRule="auto"/>
-      </w:pPr>
-      <w:r>
-        <w:t>The developed system reduces paperwork, improves data accuracy and security, speeds up transaction processing, and simplifies record management. As a result, it enhances the efficiency of banking operations and provides better services for both customers and bank employees.</w:t>
-      </w:r>
-    </w:p>
-    <w:p>
-      <w:pPr>
-        <w:pStyle w:val="NormalWeb"/>
-      </w:pPr>
-    </w:p>
-    <w:p>
-      <w:pPr>
-        <w:pStyle w:val="NormalWeb"/>
-      </w:pPr>
-    </w:p>
-    <w:p>
-      <w:pPr>
-        <w:pStyle w:val="NormalWeb"/>
-      </w:pPr>
-    </w:p>
-    <w:p>
-      <w:pPr>
-        <w:pStyle w:val="NormalWeb"/>
-      </w:pPr>
-    </w:p>
-    <w:p>
-      <w:pPr>
-        <w:pStyle w:val="NormalWeb"/>
-      </w:pPr>
-    </w:p>
-    <w:p>
-      <w:pPr>
-        <w:pStyle w:val="NormalWeb"/>
-      </w:pPr>
-    </w:p>
-    <w:p>
-      <w:pPr>
-        <w:pStyle w:val="NormalWeb"/>
-      </w:pPr>
-    </w:p>
-    <w:p>
-      <w:pPr>
-        <w:pStyle w:val="NormalWeb"/>
-      </w:pPr>
+          <w:lang w:val="en-US"/>
+        </w:rPr>
+      </w:pPr>
+      <w:r>
+        <w:rPr>
+          <w:color w:val="FF0000"/>
+        </w:rPr>
+        <w:br w:type="page"/>
+      </w:r>
     </w:p>
     <w:p>
       <w:pPr>
@@ -5692,1189 +6552,12 @@
         <w:spacing w:after="0" w:line="360" w:lineRule="auto"/>
         <w:jc w:val="both"/>
       </w:pPr>
-      <w:r>
-        <w:lastRenderedPageBreak/>
-        <w:t>P</w:t>
-      </w:r>
-      <w:r>
-        <w:t xml:space="preserve">roblem </w:t>
-      </w:r>
-      <w:r>
-        <w:t>S</w:t>
-      </w:r>
-      <w:r>
-        <w:t>tatement</w:t>
-      </w:r>
-    </w:p>
-    <w:p>
-      <w:pPr>
-        <w:spacing w:after="0" w:line="360" w:lineRule="auto"/>
-        <w:jc w:val="both"/>
-        <w:rPr>
-          <w:rFonts w:eastAsia="Times New Roman" w:cs="Times New Roman"/>
-          <w:szCs w:val="24"/>
-          <w:lang w:val="en-US"/>
-        </w:rPr>
-      </w:pPr>
-      <w:r>
-        <w:rPr>
-          <w:rFonts w:eastAsia="Times New Roman" w:cs="Times New Roman"/>
-          <w:szCs w:val="24"/>
-          <w:lang w:val="en-US"/>
-        </w:rPr>
-        <w:t>As this was our first programming-based project, we faced several challenges during the development process. Many errors and technical issues arose while designing and implementing the system, but overcoming these difficulties helped us gain valuable experience and improve the overall quality of the project.</w:t>
-      </w:r>
-    </w:p>
-    <w:p>
-      <w:pPr>
-        <w:spacing w:after="0" w:line="360" w:lineRule="auto"/>
-        <w:jc w:val="both"/>
-        <w:rPr>
-          <w:rFonts w:eastAsia="Times New Roman" w:cs="Times New Roman"/>
-          <w:szCs w:val="24"/>
-          <w:lang w:val="en-US"/>
-        </w:rPr>
-      </w:pPr>
-      <w:r>
-        <w:rPr>
-          <w:rFonts w:eastAsia="Times New Roman" w:cs="Times New Roman"/>
-          <w:szCs w:val="24"/>
-          <w:lang w:val="en-US"/>
-        </w:rPr>
-        <w:t>The existing banking system relied heavily on manual record-keeping, which often led to data duplication, security risks, excessive paperwork, and delays in processing transactions. Managing customer information and maintaining records were time-consuming tasks, making the system less efficient and more prone to errors.</w:t>
-      </w:r>
-    </w:p>
-    <w:p>
-      <w:pPr>
-        <w:spacing w:after="0" w:line="360" w:lineRule="auto"/>
-        <w:jc w:val="both"/>
-        <w:rPr>
-          <w:rFonts w:eastAsia="Times New Roman" w:cs="Times New Roman"/>
-          <w:szCs w:val="24"/>
-          <w:lang w:val="en-US"/>
-        </w:rPr>
-      </w:pPr>
-      <w:r>
-        <w:rPr>
-          <w:rFonts w:eastAsia="Times New Roman" w:cs="Times New Roman"/>
-          <w:szCs w:val="24"/>
-          <w:lang w:val="en-US"/>
-        </w:rPr>
-        <w:t>The major issues identified were:</w:t>
-      </w:r>
-    </w:p>
-    <w:p>
-      <w:pPr>
-        <w:numPr>
-          <w:ilvl w:val="0"/>
-          <w:numId w:val="22"/>
-        </w:numPr>
-        <w:spacing w:after="0" w:line="360" w:lineRule="auto"/>
-        <w:jc w:val="both"/>
-        <w:rPr>
-          <w:rFonts w:eastAsia="Times New Roman" w:cs="Times New Roman"/>
-          <w:szCs w:val="24"/>
-          <w:lang w:val="en-US"/>
-        </w:rPr>
-      </w:pPr>
-      <w:r>
-        <w:rPr>
-          <w:rFonts w:eastAsia="Times New Roman" w:cs="Times New Roman"/>
-          <w:szCs w:val="24"/>
-          <w:lang w:val="en-US"/>
-        </w:rPr>
-        <w:t>Data redundancy and paperwork</w:t>
-      </w:r>
-    </w:p>
-    <w:p>
-      <w:pPr>
-        <w:numPr>
-          <w:ilvl w:val="0"/>
-          <w:numId w:val="22"/>
-        </w:numPr>
-        <w:spacing w:after="0" w:line="360" w:lineRule="auto"/>
-        <w:jc w:val="both"/>
-        <w:rPr>
-          <w:rFonts w:eastAsia="Times New Roman" w:cs="Times New Roman"/>
-          <w:szCs w:val="24"/>
-          <w:lang w:val="en-US"/>
-        </w:rPr>
-      </w:pPr>
-      <w:r>
-        <w:rPr>
-          <w:rFonts w:eastAsia="Times New Roman" w:cs="Times New Roman"/>
-          <w:szCs w:val="24"/>
-          <w:lang w:val="en-US"/>
-        </w:rPr>
-        <w:t>Security and record management problems</w:t>
-      </w:r>
-    </w:p>
-    <w:p>
-      <w:pPr>
-        <w:numPr>
-          <w:ilvl w:val="0"/>
-          <w:numId w:val="22"/>
-        </w:numPr>
-        <w:spacing w:after="0" w:line="360" w:lineRule="auto"/>
-        <w:jc w:val="both"/>
-        <w:rPr>
-          <w:rFonts w:eastAsia="Times New Roman" w:cs="Times New Roman"/>
-          <w:szCs w:val="24"/>
-          <w:lang w:val="en-US"/>
-        </w:rPr>
-      </w:pPr>
-      <w:r>
-        <w:rPr>
-          <w:rFonts w:eastAsia="Times New Roman" w:cs="Times New Roman"/>
-          <w:szCs w:val="24"/>
-          <w:lang w:val="en-US"/>
-        </w:rPr>
-        <w:t>Slow and outdated manual processes</w:t>
-      </w:r>
-    </w:p>
-    <w:p>
-      <w:pPr>
-        <w:spacing w:after="0" w:line="360" w:lineRule="auto"/>
-        <w:jc w:val="both"/>
-        <w:rPr>
-          <w:rFonts w:eastAsia="Times New Roman" w:cs="Times New Roman"/>
-          <w:szCs w:val="24"/>
-          <w:lang w:val="en-US"/>
-        </w:rPr>
-      </w:pPr>
-      <w:r>
-        <w:rPr>
-          <w:rFonts w:eastAsia="Times New Roman" w:cs="Times New Roman"/>
-          <w:szCs w:val="24"/>
-          <w:lang w:val="en-US"/>
-        </w:rPr>
-        <w:t>To overcome these challenges, the Banking Management System was developed to provide a secure, organized, and efficient solution. The computerized system reduces paperwork, improves data accuracy and security, speeds up transaction processing, and simplifies record management. As a result, it enhances overall banking operations and provides better services for both customers and employees.</w:t>
-      </w:r>
-    </w:p>
-    <w:p>
-      <w:pPr>
-        <w:spacing w:after="0" w:line="360" w:lineRule="auto"/>
-        <w:jc w:val="both"/>
-      </w:pPr>
-      <w:r>
-        <w:br w:type="page"/>
-      </w:r>
-    </w:p>
-    <w:p>
-      <w:pPr>
-        <w:pStyle w:val="Heading1"/>
-        <w:numPr>
-          <w:ilvl w:val="0"/>
-          <w:numId w:val="2"/>
-        </w:numPr>
-        <w:spacing w:after="0" w:line="360" w:lineRule="auto"/>
-        <w:jc w:val="both"/>
-      </w:pPr>
-      <w:r>
-        <w:lastRenderedPageBreak/>
-        <w:t>Objectives</w:t>
-      </w:r>
-    </w:p>
-    <w:p>
-      <w:pPr>
-        <w:spacing w:line="360" w:lineRule="auto"/>
-      </w:pPr>
-      <w:r>
-        <w:t>The main objective of this project is to develop a Simple Banking System that facilitates efficient and secure management of basic banking operations. The specific objectives achieved through this project are:</w:t>
-      </w:r>
-    </w:p>
-    <w:p>
-      <w:pPr>
-        <w:pStyle w:val="ListParagraph"/>
-        <w:numPr>
-          <w:ilvl w:val="0"/>
-          <w:numId w:val="19"/>
-        </w:numPr>
-        <w:spacing w:after="0" w:line="360" w:lineRule="auto"/>
-        <w:jc w:val="both"/>
-        <w:rPr>
-          <w:lang w:val="en-US"/>
-        </w:rPr>
-      </w:pPr>
-      <w:r>
-        <w:rPr>
-          <w:lang w:val="en-US"/>
-        </w:rPr>
-        <w:t>To design a database for managing customer and transaction records, and account creation.</w:t>
-      </w:r>
-    </w:p>
-    <w:p>
-      <w:pPr>
-        <w:pStyle w:val="ListParagraph"/>
-        <w:numPr>
-          <w:ilvl w:val="0"/>
-          <w:numId w:val="19"/>
-        </w:numPr>
-        <w:spacing w:after="0" w:line="360" w:lineRule="auto"/>
-        <w:jc w:val="both"/>
-        <w:rPr>
-          <w:lang w:val="en-US"/>
-        </w:rPr>
-      </w:pPr>
-      <w:r>
-        <w:rPr>
-          <w:lang w:val="en-US"/>
-        </w:rPr>
-        <w:t>To implement secure user authentication and authorized access, as well as deposit with accurate balance updates and transaction history recording for effective account monitoring effective monitoring transaction.</w:t>
-      </w:r>
-    </w:p>
-    <w:p>
-      <w:pPr>
-        <w:pStyle w:val="ListParagraph"/>
-        <w:numPr>
-          <w:ilvl w:val="0"/>
-          <w:numId w:val="19"/>
-        </w:numPr>
-        <w:spacing w:after="0" w:line="360" w:lineRule="auto"/>
-        <w:jc w:val="both"/>
-        <w:rPr>
-          <w:lang w:val="en-US"/>
-        </w:rPr>
-      </w:pPr>
-      <w:r>
-        <w:rPr>
-          <w:lang w:val="en-US"/>
-        </w:rPr>
-        <w:t>To develop a reliable password-reset function that securely handles user credential updates, encrypts the new password, and synchronizes the change with the system files.</w:t>
-      </w:r>
-    </w:p>
-    <w:p>
-      <w:pPr>
-        <w:spacing w:after="0" w:line="360" w:lineRule="auto"/>
-        <w:jc w:val="both"/>
-        <w:rPr>
-          <w:lang w:val="en-US"/>
-        </w:rPr>
-      </w:pPr>
-    </w:p>
-    <w:p>
-      <w:pPr>
-        <w:spacing w:after="0" w:line="360" w:lineRule="auto"/>
-        <w:jc w:val="both"/>
-        <w:rPr>
-          <w:lang w:val="en-US"/>
-        </w:rPr>
-      </w:pPr>
-    </w:p>
-    <w:p>
-      <w:pPr>
-        <w:spacing w:after="0" w:line="360" w:lineRule="auto"/>
-        <w:jc w:val="both"/>
-        <w:rPr>
-          <w:lang w:val="en-US"/>
-        </w:rPr>
-      </w:pPr>
-    </w:p>
-    <w:p>
-      <w:pPr>
-        <w:spacing w:after="0" w:line="360" w:lineRule="auto"/>
-        <w:jc w:val="both"/>
-        <w:rPr>
-          <w:lang w:val="en-US"/>
-        </w:rPr>
-      </w:pPr>
-    </w:p>
-    <w:p>
-      <w:pPr>
-        <w:spacing w:after="0" w:line="360" w:lineRule="auto"/>
-        <w:jc w:val="both"/>
-        <w:rPr>
-          <w:lang w:val="en-US"/>
-        </w:rPr>
-      </w:pPr>
-    </w:p>
-    <w:p>
-      <w:pPr>
-        <w:spacing w:after="0" w:line="360" w:lineRule="auto"/>
-        <w:jc w:val="both"/>
-        <w:rPr>
-          <w:lang w:val="en-US"/>
-        </w:rPr>
-      </w:pPr>
-    </w:p>
-    <w:p>
-      <w:pPr>
-        <w:spacing w:after="0" w:line="360" w:lineRule="auto"/>
-        <w:jc w:val="both"/>
-        <w:rPr>
-          <w:lang w:val="en-US"/>
-        </w:rPr>
-      </w:pPr>
-    </w:p>
-    <w:p>
-      <w:pPr>
-        <w:spacing w:after="0" w:line="360" w:lineRule="auto"/>
-        <w:jc w:val="both"/>
-        <w:rPr>
-          <w:lang w:val="en-US"/>
-        </w:rPr>
-      </w:pPr>
-    </w:p>
-    <w:p>
-      <w:pPr>
-        <w:spacing w:after="0" w:line="360" w:lineRule="auto"/>
-        <w:jc w:val="both"/>
-        <w:rPr>
-          <w:lang w:val="en-US"/>
-        </w:rPr>
-      </w:pPr>
-    </w:p>
-    <w:p>
-      <w:pPr>
-        <w:spacing w:after="0" w:line="360" w:lineRule="auto"/>
-        <w:jc w:val="both"/>
-        <w:rPr>
-          <w:lang w:val="en-US"/>
-        </w:rPr>
-      </w:pPr>
-    </w:p>
-    <w:p>
-      <w:pPr>
-        <w:spacing w:after="0" w:line="360" w:lineRule="auto"/>
-        <w:jc w:val="both"/>
-        <w:rPr>
-          <w:lang w:val="en-US"/>
-        </w:rPr>
-      </w:pPr>
-    </w:p>
-    <w:p>
-      <w:pPr>
-        <w:spacing w:after="0" w:line="360" w:lineRule="auto"/>
-        <w:jc w:val="both"/>
-        <w:rPr>
-          <w:lang w:val="en-US"/>
-        </w:rPr>
-      </w:pPr>
-    </w:p>
-    <w:p>
-      <w:pPr>
-        <w:spacing w:after="0" w:line="360" w:lineRule="auto"/>
-        <w:jc w:val="both"/>
-        <w:rPr>
-          <w:lang w:val="en-US"/>
-        </w:rPr>
-      </w:pPr>
-    </w:p>
-    <w:p>
-      <w:pPr>
-        <w:spacing w:after="0" w:line="360" w:lineRule="auto"/>
-        <w:jc w:val="both"/>
-        <w:rPr>
-          <w:lang w:val="en-US"/>
-        </w:rPr>
-      </w:pPr>
-    </w:p>
-    <w:p>
-      <w:pPr>
-        <w:spacing w:after="0" w:line="360" w:lineRule="auto"/>
-        <w:jc w:val="both"/>
-        <w:rPr>
-          <w:lang w:val="en-US"/>
-        </w:rPr>
-      </w:pPr>
-    </w:p>
-    <w:p>
-      <w:pPr>
-        <w:keepNext/>
-        <w:spacing w:after="0" w:line="360" w:lineRule="auto"/>
-        <w:jc w:val="both"/>
-        <w:rPr>
-          <w:lang w:val="en-US"/>
-        </w:rPr>
-      </w:pPr>
-    </w:p>
-    <w:p/>
-    <w:p/>
-    <w:p>
-      <w:pPr>
-        <w:pStyle w:val="Heading1"/>
-        <w:numPr>
-          <w:ilvl w:val="0"/>
-          <w:numId w:val="2"/>
-        </w:numPr>
-        <w:spacing w:line="360" w:lineRule="auto"/>
-        <w:jc w:val="both"/>
-      </w:pPr>
-      <w:r>
-        <w:lastRenderedPageBreak/>
-        <w:t>Background Study</w:t>
-      </w:r>
-    </w:p>
-    <w:p>
-      <w:pPr>
-        <w:pStyle w:val="NormalWeb"/>
-        <w:spacing w:line="360" w:lineRule="auto"/>
-      </w:pPr>
-      <w:r>
-        <w:t>In the past, banks managed customer records and transactions manually using paper files and registers. Although this method worked, it was slow, time-consuming, and prone to human errors, theft, data loss, damage from hazards, and forgetfulness. As the number of customers increased, managing records manually became more difficult. This limitation of manual information systems has been widely discussed in Management Information Systems: Managing the Digital Firm by Laudon and Laudon (2022).</w:t>
-      </w:r>
-    </w:p>
-    <w:p>
-      <w:pPr>
-        <w:pStyle w:val="NormalWeb"/>
-        <w:spacing w:line="360" w:lineRule="auto"/>
-      </w:pPr>
-      <w:r>
-        <w:t>With the advancement of technology, computerized banking systems were introduced to improve efficiency, accuracy, and security. Research shows that digital systems reduce errors, protect data, speed up transactions, and make information easier to store and retrieve. These benefits are explained in Principles of Information Systems by Stair and Reynolds (2021) and in Pearson's overview of modern management information systems.</w:t>
-      </w:r>
-    </w:p>
-    <w:p>
-      <w:pPr>
-        <w:pStyle w:val="NormalWeb"/>
-        <w:spacing w:line="360" w:lineRule="auto"/>
-      </w:pPr>
-      <w:r>
-        <w:t>However, many small organizations and educational projects still use manual or basic systems that lack proper security and efficient record management. Therefore, this project proposes a *Simple Banking System* that allows users to create accounts, deposit and withdraw money, check balances, view transaction history, and securely change passwords. The system stores data in a database, updates records</w:t>
-      </w:r>
-      <w:r>
-        <w:t>.</w:t>
-      </w:r>
-      <w:r>
-        <w:t xml:space="preserve"> automatically, and improves accuracy, security, and overall banking operations while reducing paperwork and manual effort. This approach follows the principles of computerized information systems discussed by Laudon and Laudon (2022).</w:t>
-      </w:r>
-    </w:p>
-    <w:p>
-      <w:pPr>
-        <w:pStyle w:val="NormalWeb"/>
-      </w:pPr>
-    </w:p>
-    <w:p>
-      <w:pPr>
-        <w:pStyle w:val="NormalWeb"/>
-      </w:pPr>
-    </w:p>
-    <w:p>
-      <w:pPr>
-        <w:pStyle w:val="NormalWeb"/>
-      </w:pPr>
-    </w:p>
-    <w:p>
-      <w:pPr>
-        <w:pStyle w:val="NormalWeb"/>
-      </w:pPr>
-    </w:p>
-    <w:p/>
-    <w:p>
-      <w:pPr>
-        <w:pStyle w:val="Heading1"/>
-        <w:numPr>
-          <w:ilvl w:val="0"/>
-          <w:numId w:val="2"/>
-        </w:numPr>
-        <w:spacing w:after="0" w:line="360" w:lineRule="auto"/>
-        <w:jc w:val="both"/>
-      </w:pPr>
-      <w:r>
-        <w:lastRenderedPageBreak/>
-        <w:t>Requirement Document</w:t>
-      </w:r>
-    </w:p>
-    <w:p>
-      <w:pPr>
-        <w:spacing w:after="0" w:line="360" w:lineRule="auto"/>
-        <w:jc w:val="both"/>
-      </w:pPr>
-      <w:r>
-        <w:t>A project cannot be implemented without proper requirements being studied; the requirements mostly are directed towards business needs for the project. Since this documentation requires</w:t>
-      </w:r>
-      <w:r>
-        <w:t xml:space="preserve"> complete problem-based solutions, some part of the problem statement may be repeated. </w:t>
-      </w:r>
-      <w:r>
-        <w:rPr>
-          <w:color w:val="FF0000"/>
-        </w:rPr>
-        <w:t>The main purpose is to capture the needs which ensure that they meet the expectations of the stakeholders</w:t>
-      </w:r>
-      <w:r>
-        <w:t>.</w:t>
-      </w:r>
-    </w:p>
-    <w:p>
-      <w:pPr>
-        <w:pStyle w:val="NormalWeb"/>
-        <w:shd w:val="clear" w:color="auto" w:fill="FFFFFF"/>
-        <w:spacing w:before="0" w:beforeAutospacing="0" w:after="0" w:afterAutospacing="0" w:line="360" w:lineRule="auto"/>
-        <w:jc w:val="both"/>
-      </w:pPr>
-      <w:r>
-        <w:t>R</w:t>
-      </w:r>
-      <w:r>
-        <w:t xml:space="preserve">equirements help communicate and define </w:t>
-      </w:r>
-      <w:r>
-        <w:t>business</w:t>
-      </w:r>
-      <w:r>
-        <w:t xml:space="preserve"> needs and problems. </w:t>
-      </w:r>
-      <w:r>
-        <w:t xml:space="preserve">The process involved here are </w:t>
-      </w:r>
-      <w:r>
-        <w:t>requirements gathering, stakeholders establish a consensus on what is needed for customers</w:t>
-      </w:r>
-      <w:r>
-        <w:t>, end users, administration’s</w:t>
-      </w:r>
-      <w:r>
-        <w:t xml:space="preserve"> problems to be solved. The process also can provide a basis for estimates, timelines, and, if used effectively, help prevent failures. </w:t>
-      </w:r>
-    </w:p>
-    <w:p>
-      <w:pPr>
-        <w:spacing w:after="0" w:line="360" w:lineRule="auto"/>
-        <w:jc w:val="both"/>
-        <w:rPr>
-          <w:color w:val="FF0000"/>
-        </w:rPr>
-      </w:pPr>
-      <w:r>
-        <w:rPr>
-          <w:color w:val="FF0000"/>
-        </w:rPr>
-        <w:t>The benefits include:</w:t>
-      </w:r>
-    </w:p>
-    <w:p>
-      <w:pPr>
-        <w:numPr>
-          <w:ilvl w:val="0"/>
-          <w:numId w:val="5"/>
-        </w:numPr>
-        <w:shd w:val="clear" w:color="auto" w:fill="FFFFFF"/>
-        <w:spacing w:before="100" w:beforeAutospacing="1" w:after="0" w:line="360" w:lineRule="auto"/>
-        <w:jc w:val="both"/>
-        <w:rPr>
-          <w:color w:val="FF0000"/>
-        </w:rPr>
-      </w:pPr>
-      <w:r>
-        <w:rPr>
-          <w:color w:val="FF0000"/>
-        </w:rPr>
-        <w:t>Alignment: Consensus and agreement among stakeholders.</w:t>
-      </w:r>
-    </w:p>
-    <w:p>
-      <w:pPr>
-        <w:numPr>
-          <w:ilvl w:val="0"/>
-          <w:numId w:val="5"/>
-        </w:numPr>
-        <w:shd w:val="clear" w:color="auto" w:fill="FFFFFF"/>
-        <w:spacing w:before="100" w:beforeAutospacing="1" w:after="0" w:line="360" w:lineRule="auto"/>
-        <w:jc w:val="both"/>
-        <w:rPr>
-          <w:color w:val="FF0000"/>
-        </w:rPr>
-      </w:pPr>
-      <w:r>
-        <w:rPr>
-          <w:color w:val="FF0000"/>
-        </w:rPr>
-        <w:t>Preparation: More accurate estimates for budgets and timelines.</w:t>
-      </w:r>
-    </w:p>
-    <w:p>
-      <w:pPr>
-        <w:numPr>
-          <w:ilvl w:val="0"/>
-          <w:numId w:val="5"/>
-        </w:numPr>
-        <w:shd w:val="clear" w:color="auto" w:fill="FFFFFF"/>
-        <w:spacing w:before="100" w:beforeAutospacing="1" w:after="0" w:line="360" w:lineRule="auto"/>
-        <w:jc w:val="both"/>
-        <w:rPr>
-          <w:color w:val="FF0000"/>
-        </w:rPr>
-      </w:pPr>
-      <w:r>
-        <w:rPr>
-          <w:color w:val="FF0000"/>
-        </w:rPr>
-        <w:t>Direction: Information for design, development, QA, or vendor teams.</w:t>
-      </w:r>
-    </w:p>
-    <w:p>
-      <w:pPr>
-        <w:numPr>
-          <w:ilvl w:val="0"/>
-          <w:numId w:val="5"/>
-        </w:numPr>
-        <w:shd w:val="clear" w:color="auto" w:fill="FFFFFF"/>
-        <w:spacing w:before="100" w:beforeAutospacing="1" w:after="0" w:line="360" w:lineRule="auto"/>
-        <w:jc w:val="both"/>
-        <w:rPr>
-          <w:color w:val="FF0000"/>
-        </w:rPr>
-      </w:pPr>
-      <w:r>
-        <w:rPr>
-          <w:color w:val="FF0000"/>
-        </w:rPr>
-        <w:t>Efficiency: A defined plan before starting design and code work.</w:t>
-      </w:r>
-    </w:p>
-    <w:p>
-      <w:pPr>
-        <w:numPr>
-          <w:ilvl w:val="0"/>
-          <w:numId w:val="5"/>
-        </w:numPr>
-        <w:shd w:val="clear" w:color="auto" w:fill="FFFFFF"/>
-        <w:spacing w:before="100" w:beforeAutospacing="1" w:after="0" w:line="360" w:lineRule="auto"/>
-        <w:jc w:val="both"/>
-        <w:rPr>
-          <w:color w:val="FF0000"/>
-        </w:rPr>
-      </w:pPr>
-      <w:r>
-        <w:rPr>
-          <w:color w:val="FF0000"/>
-        </w:rPr>
-        <w:t>Productivity: Less rework and </w:t>
-      </w:r>
-      <w:hyperlink r:id="rId13" w:history="1">
-        <w:r>
-          <w:rPr>
-            <w:color w:val="FF0000"/>
-          </w:rPr>
-          <w:t>scope creep</w:t>
-        </w:r>
-      </w:hyperlink>
-      <w:r>
-        <w:rPr>
-          <w:color w:val="FF0000"/>
-        </w:rPr>
-        <w:t>.</w:t>
-      </w:r>
-    </w:p>
-    <w:p>
-      <w:pPr>
-        <w:pStyle w:val="NormalWeb"/>
-        <w:shd w:val="clear" w:color="auto" w:fill="FFFFFF"/>
-        <w:spacing w:before="0" w:beforeAutospacing="0" w:after="0" w:afterAutospacing="0" w:line="360" w:lineRule="auto"/>
-        <w:jc w:val="both"/>
-      </w:pPr>
-      <w:r>
-        <w:t>Where are you headed, how long will it take, and was it a success? Requirements are the compass for the project for everyone to consult before setting sail. Start off in the correct direction, and there is a better chance the project and its participants will end up in the right place</w:t>
-      </w:r>
-      <w:r>
-        <w:t>.</w:t>
-      </w:r>
-    </w:p>
-    <w:p>
-      <w:pPr>
-        <w:pStyle w:val="NormalWeb"/>
-        <w:shd w:val="clear" w:color="auto" w:fill="FFFFFF"/>
-        <w:spacing w:before="0" w:beforeAutospacing="0" w:after="0" w:afterAutospacing="0" w:line="360" w:lineRule="auto"/>
-        <w:jc w:val="both"/>
-      </w:pPr>
-      <w:r>
-        <w:t>It does not define how to project will be created and delivered only the requirements are mentioned. The requirement document should also implement the quality control of the project, must also mention how they should implement the quality control of the project.</w:t>
-      </w:r>
-    </w:p>
-    <w:p>
-      <w:pPr>
-        <w:pStyle w:val="NormalWeb"/>
-        <w:shd w:val="clear" w:color="auto" w:fill="FFFFFF"/>
-        <w:spacing w:before="0" w:beforeAutospacing="0" w:after="0" w:afterAutospacing="0" w:line="360" w:lineRule="auto"/>
-        <w:jc w:val="both"/>
-        <w:rPr>
-          <w:color w:val="FF0000"/>
-        </w:rPr>
-      </w:pPr>
-      <w:r>
-        <w:rPr>
-          <w:color w:val="FF0000"/>
-        </w:rPr>
-        <w:t>The best way to create a requirement document is by using a requirement matrix which prioritizes</w:t>
-      </w:r>
-      <w:r>
-        <w:rPr>
-          <w:color w:val="FF0000"/>
-        </w:rPr>
-        <w:t xml:space="preserve"> the requirements.</w:t>
-      </w:r>
-    </w:p>
-    <w:p>
-      <w:pPr>
-        <w:pStyle w:val="NormalWeb"/>
-        <w:shd w:val="clear" w:color="auto" w:fill="FFFFFF"/>
-        <w:spacing w:before="0" w:beforeAutospacing="0" w:after="0" w:afterAutospacing="0" w:line="360" w:lineRule="auto"/>
-        <w:jc w:val="both"/>
-      </w:pPr>
-      <w:r>
-        <w:rPr>
-          <w:b/>
-          <w:bCs/>
-        </w:rPr>
-        <w:t>R</w:t>
-      </w:r>
-      <w:r>
-        <w:rPr>
-          <w:b/>
-          <w:bCs/>
-        </w:rPr>
-        <w:t>equirements Matri</w:t>
-      </w:r>
-      <w:r>
-        <w:rPr>
-          <w:b/>
-          <w:bCs/>
-        </w:rPr>
-        <w:t>x</w:t>
-      </w:r>
-      <w:r>
-        <w:rPr>
-          <w:b/>
-          <w:bCs/>
-        </w:rPr>
-        <w:t xml:space="preserve">: </w:t>
-      </w:r>
-      <w:r>
-        <w:t xml:space="preserve"> A simple requirement matrix is of the following type.</w:t>
-      </w:r>
-    </w:p>
-    <w:tbl>
-      <w:tblPr>
-        <w:tblStyle w:val="GridTable1Light1"/>
-        <w:tblW w:w="5000" w:type="pct"/>
-        <w:tblLayout w:type="fixed"/>
-        <w:tblCellMar>
-          <w:left w:w="43" w:type="dxa"/>
-          <w:right w:w="43" w:type="dxa"/>
-        </w:tblCellMar>
-        <w:tblLook w:val="04A0" w:firstRow="1" w:lastRow="0" w:firstColumn="1" w:lastColumn="0" w:noHBand="0" w:noVBand="1"/>
-      </w:tblPr>
-      <w:tblGrid>
-        <w:gridCol w:w="594"/>
-        <w:gridCol w:w="1865"/>
-        <w:gridCol w:w="1725"/>
-        <w:gridCol w:w="1546"/>
-        <w:gridCol w:w="2662"/>
-      </w:tblGrid>
-      <w:tr>
-        <w:trPr>
-          <w:cnfStyle w:val="100000000000" w:firstRow="1" w:lastRow="0" w:firstColumn="0" w:lastColumn="0" w:oddVBand="0" w:evenVBand="0" w:oddHBand="0" w:evenHBand="0" w:firstRowFirstColumn="0" w:firstRowLastColumn="0" w:lastRowFirstColumn="0" w:lastRowLastColumn="0"/>
-          <w:trHeight w:val="1637"/>
-        </w:trPr>
-        <w:tc>
-          <w:tcPr>
-            <w:cnfStyle w:val="001000000000" w:firstRow="0" w:lastRow="0" w:firstColumn="1" w:lastColumn="0" w:oddVBand="0" w:evenVBand="0" w:oddHBand="0" w:evenHBand="0" w:firstRowFirstColumn="0" w:firstRowLastColumn="0" w:lastRowFirstColumn="0" w:lastRowLastColumn="0"/>
-            <w:tcW w:w="354" w:type="pct"/>
-          </w:tcPr>
-          <w:p>
-            <w:pPr>
-              <w:pStyle w:val="NormalWeb"/>
-              <w:spacing w:before="0" w:beforeAutospacing="0" w:after="0" w:afterAutospacing="0" w:line="360" w:lineRule="auto"/>
-              <w:jc w:val="both"/>
-            </w:pPr>
-            <w:r>
-              <w:t>SN.</w:t>
-            </w:r>
-          </w:p>
-        </w:tc>
-        <w:tc>
-          <w:tcPr>
-            <w:tcW w:w="1111" w:type="pct"/>
-          </w:tcPr>
-          <w:p>
-            <w:pPr>
-              <w:pStyle w:val="NormalWeb"/>
-              <w:spacing w:before="0" w:beforeAutospacing="0" w:after="0" w:afterAutospacing="0" w:line="360" w:lineRule="auto"/>
-              <w:jc w:val="both"/>
-              <w:cnfStyle w:val="100000000000" w:firstRow="1" w:lastRow="0" w:firstColumn="0" w:lastColumn="0" w:oddVBand="0" w:evenVBand="0" w:oddHBand="0" w:evenHBand="0" w:firstRowFirstColumn="0" w:firstRowLastColumn="0" w:lastRowFirstColumn="0" w:lastRowLastColumn="0"/>
-            </w:pPr>
-            <w:r>
-              <w:t>Required modules, system, and features.</w:t>
-            </w:r>
-          </w:p>
-        </w:tc>
-        <w:tc>
-          <w:tcPr>
-            <w:tcW w:w="1028" w:type="pct"/>
-          </w:tcPr>
-          <w:p>
-            <w:pPr>
-              <w:pStyle w:val="NormalWeb"/>
-              <w:spacing w:before="0" w:beforeAutospacing="0" w:after="0" w:afterAutospacing="0" w:line="360" w:lineRule="auto"/>
-              <w:jc w:val="both"/>
-              <w:cnfStyle w:val="100000000000" w:firstRow="1" w:lastRow="0" w:firstColumn="0" w:lastColumn="0" w:oddVBand="0" w:evenVBand="0" w:oddHBand="0" w:evenHBand="0" w:firstRowFirstColumn="0" w:firstRowLastColumn="0" w:lastRowFirstColumn="0" w:lastRowLastColumn="0"/>
-            </w:pPr>
-            <w:r>
-              <w:t>Description for the modules</w:t>
-            </w:r>
-          </w:p>
-        </w:tc>
-        <w:tc>
-          <w:tcPr>
-            <w:tcW w:w="921" w:type="pct"/>
-          </w:tcPr>
-          <w:p>
-            <w:pPr>
-              <w:pStyle w:val="NormalWeb"/>
-              <w:spacing w:before="0" w:beforeAutospacing="0" w:after="0" w:afterAutospacing="0" w:line="360" w:lineRule="auto"/>
-              <w:jc w:val="both"/>
-              <w:cnfStyle w:val="100000000000" w:firstRow="1" w:lastRow="0" w:firstColumn="0" w:lastColumn="0" w:oddVBand="0" w:evenVBand="0" w:oddHBand="0" w:evenHBand="0" w:firstRowFirstColumn="0" w:firstRowLastColumn="0" w:lastRowFirstColumn="0" w:lastRowLastColumn="0"/>
-            </w:pPr>
-            <w:r>
-              <w:t>Priority (</w:t>
-            </w:r>
-            <w:r>
-              <w:t>High, Moderate, low)</w:t>
-            </w:r>
-          </w:p>
-        </w:tc>
-        <w:tc>
-          <w:tcPr>
-            <w:tcW w:w="1586" w:type="pct"/>
-          </w:tcPr>
-          <w:p>
-            <w:pPr>
-              <w:pStyle w:val="NormalWeb"/>
-              <w:spacing w:before="0" w:beforeAutospacing="0" w:after="0" w:afterAutospacing="0" w:line="360" w:lineRule="auto"/>
-              <w:jc w:val="both"/>
-              <w:cnfStyle w:val="100000000000" w:firstRow="1" w:lastRow="0" w:firstColumn="0" w:lastColumn="0" w:oddVBand="0" w:evenVBand="0" w:oddHBand="0" w:evenHBand="0" w:firstRowFirstColumn="0" w:firstRowLastColumn="0" w:lastRowFirstColumn="0" w:lastRowLastColumn="0"/>
-            </w:pPr>
-            <w:r>
-              <w:t>Remarks</w:t>
-            </w:r>
-          </w:p>
-        </w:tc>
-      </w:tr>
-      <w:tr>
-        <w:trPr>
-          <w:trHeight w:val="935"/>
-        </w:trPr>
-        <w:tc>
-          <w:tcPr>
-            <w:cnfStyle w:val="001000000000" w:firstRow="0" w:lastRow="0" w:firstColumn="1" w:lastColumn="0" w:oddVBand="0" w:evenVBand="0" w:oddHBand="0" w:evenHBand="0" w:firstRowFirstColumn="0" w:firstRowLastColumn="0" w:lastRowFirstColumn="0" w:lastRowLastColumn="0"/>
-            <w:tcW w:w="354" w:type="pct"/>
-          </w:tcPr>
-          <w:p>
-            <w:pPr>
-              <w:pStyle w:val="NormalWeb"/>
-              <w:spacing w:before="0" w:beforeAutospacing="0" w:after="0" w:afterAutospacing="0" w:line="360" w:lineRule="auto"/>
-              <w:jc w:val="both"/>
-            </w:pPr>
-            <w:r>
-              <w:lastRenderedPageBreak/>
-              <w:t>1.</w:t>
-            </w:r>
-          </w:p>
-        </w:tc>
-        <w:tc>
-          <w:tcPr>
-            <w:tcW w:w="1111" w:type="pct"/>
-          </w:tcPr>
-          <w:p>
-            <w:pPr>
-              <w:pStyle w:val="NormalWeb"/>
-              <w:spacing w:before="0" w:beforeAutospacing="0" w:after="0" w:afterAutospacing="0" w:line="360" w:lineRule="auto"/>
-              <w:jc w:val="both"/>
-              <w:cnfStyle w:val="000000000000" w:firstRow="0" w:lastRow="0" w:firstColumn="0" w:lastColumn="0" w:oddVBand="0" w:evenVBand="0" w:oddHBand="0" w:evenHBand="0" w:firstRowFirstColumn="0" w:firstRowLastColumn="0" w:lastRowFirstColumn="0" w:lastRowLastColumn="0"/>
-            </w:pPr>
-            <w:r>
-              <w:t>Login and security system</w:t>
-            </w:r>
-          </w:p>
-        </w:tc>
-        <w:tc>
-          <w:tcPr>
-            <w:tcW w:w="1028" w:type="pct"/>
-          </w:tcPr>
-          <w:p>
-            <w:pPr>
-              <w:pStyle w:val="NormalWeb"/>
-              <w:spacing w:before="0" w:beforeAutospacing="0" w:after="0" w:afterAutospacing="0" w:line="360" w:lineRule="auto"/>
-              <w:jc w:val="both"/>
-              <w:cnfStyle w:val="000000000000" w:firstRow="0" w:lastRow="0" w:firstColumn="0" w:lastColumn="0" w:oddVBand="0" w:evenVBand="0" w:oddHBand="0" w:evenHBand="0" w:firstRowFirstColumn="0" w:firstRowLastColumn="0" w:lastRowFirstColumn="0" w:lastRowLastColumn="0"/>
-            </w:pPr>
-            <w:r>
-              <w:t>Only the admin can login in the system</w:t>
-            </w:r>
-          </w:p>
-        </w:tc>
-        <w:tc>
-          <w:tcPr>
-            <w:tcW w:w="921" w:type="pct"/>
-          </w:tcPr>
-          <w:p>
-            <w:pPr>
-              <w:pStyle w:val="NormalWeb"/>
-              <w:spacing w:before="0" w:beforeAutospacing="0" w:after="0" w:afterAutospacing="0" w:line="360" w:lineRule="auto"/>
-              <w:jc w:val="both"/>
-              <w:cnfStyle w:val="000000000000" w:firstRow="0" w:lastRow="0" w:firstColumn="0" w:lastColumn="0" w:oddVBand="0" w:evenVBand="0" w:oddHBand="0" w:evenHBand="0" w:firstRowFirstColumn="0" w:firstRowLastColumn="0" w:lastRowFirstColumn="0" w:lastRowLastColumn="0"/>
-            </w:pPr>
-            <w:r>
-              <w:t>High</w:t>
-            </w:r>
-          </w:p>
-        </w:tc>
-        <w:tc>
-          <w:tcPr>
-            <w:tcW w:w="1586" w:type="pct"/>
-          </w:tcPr>
-          <w:p>
-            <w:pPr>
-              <w:pStyle w:val="NormalWeb"/>
-              <w:numPr>
-                <w:ilvl w:val="0"/>
-                <w:numId w:val="6"/>
-              </w:numPr>
-              <w:spacing w:before="0" w:beforeAutospacing="0" w:after="0" w:afterAutospacing="0" w:line="360" w:lineRule="auto"/>
-              <w:ind w:left="105" w:hanging="55"/>
-              <w:jc w:val="both"/>
-              <w:cnfStyle w:val="000000000000" w:firstRow="0" w:lastRow="0" w:firstColumn="0" w:lastColumn="0" w:oddVBand="0" w:evenVBand="0" w:oddHBand="0" w:evenHBand="0" w:firstRowFirstColumn="0" w:firstRowLastColumn="0" w:lastRowFirstColumn="0" w:lastRowLastColumn="0"/>
-            </w:pPr>
-            <w:r>
-              <w:t>Binod will look after this feature.</w:t>
-            </w:r>
-          </w:p>
-        </w:tc>
-      </w:tr>
-      <w:tr>
-        <w:trPr>
-          <w:trHeight w:val="935"/>
-        </w:trPr>
-        <w:tc>
-          <w:tcPr>
-            <w:cnfStyle w:val="001000000000" w:firstRow="0" w:lastRow="0" w:firstColumn="1" w:lastColumn="0" w:oddVBand="0" w:evenVBand="0" w:oddHBand="0" w:evenHBand="0" w:firstRowFirstColumn="0" w:firstRowLastColumn="0" w:lastRowFirstColumn="0" w:lastRowLastColumn="0"/>
-            <w:tcW w:w="354" w:type="pct"/>
-          </w:tcPr>
-          <w:p>
-            <w:pPr>
-              <w:pStyle w:val="NormalWeb"/>
-              <w:spacing w:before="0" w:beforeAutospacing="0" w:after="0" w:afterAutospacing="0" w:line="360" w:lineRule="auto"/>
-              <w:jc w:val="both"/>
-            </w:pPr>
-            <w:r>
-              <w:t>2.</w:t>
-            </w:r>
-          </w:p>
-        </w:tc>
-        <w:tc>
-          <w:tcPr>
-            <w:tcW w:w="1111" w:type="pct"/>
-          </w:tcPr>
-          <w:p>
-            <w:pPr>
-              <w:pStyle w:val="NormalWeb"/>
-              <w:spacing w:before="0" w:beforeAutospacing="0" w:after="0" w:afterAutospacing="0" w:line="360" w:lineRule="auto"/>
-              <w:jc w:val="both"/>
-              <w:cnfStyle w:val="000000000000" w:firstRow="0" w:lastRow="0" w:firstColumn="0" w:lastColumn="0" w:oddVBand="0" w:evenVBand="0" w:oddHBand="0" w:evenHBand="0" w:firstRowFirstColumn="0" w:firstRowLastColumn="0" w:lastRowFirstColumn="0" w:lastRowLastColumn="0"/>
-            </w:pPr>
-            <w:r>
-              <w:t>Data entry</w:t>
-            </w:r>
-          </w:p>
-        </w:tc>
-        <w:tc>
-          <w:tcPr>
-            <w:tcW w:w="1028" w:type="pct"/>
-          </w:tcPr>
-          <w:p>
-            <w:pPr>
-              <w:pStyle w:val="NormalWeb"/>
-              <w:spacing w:before="0" w:beforeAutospacing="0" w:after="0" w:afterAutospacing="0" w:line="360" w:lineRule="auto"/>
-              <w:jc w:val="both"/>
-              <w:cnfStyle w:val="000000000000" w:firstRow="0" w:lastRow="0" w:firstColumn="0" w:lastColumn="0" w:oddVBand="0" w:evenVBand="0" w:oddHBand="0" w:evenHBand="0" w:firstRowFirstColumn="0" w:firstRowLastColumn="0" w:lastRowFirstColumn="0" w:lastRowLastColumn="0"/>
-            </w:pPr>
-            <w:r>
-              <w:t>Data entry of the major contact details of the consumer</w:t>
-            </w:r>
-          </w:p>
-        </w:tc>
-        <w:tc>
-          <w:tcPr>
-            <w:tcW w:w="921" w:type="pct"/>
-          </w:tcPr>
-          <w:p>
-            <w:pPr>
-              <w:pStyle w:val="NormalWeb"/>
-              <w:spacing w:before="0" w:beforeAutospacing="0" w:after="0" w:afterAutospacing="0" w:line="360" w:lineRule="auto"/>
-              <w:jc w:val="both"/>
-              <w:cnfStyle w:val="000000000000" w:firstRow="0" w:lastRow="0" w:firstColumn="0" w:lastColumn="0" w:oddVBand="0" w:evenVBand="0" w:oddHBand="0" w:evenHBand="0" w:firstRowFirstColumn="0" w:firstRowLastColumn="0" w:lastRowFirstColumn="0" w:lastRowLastColumn="0"/>
-            </w:pPr>
-            <w:r>
-              <w:t>High</w:t>
-            </w:r>
-          </w:p>
-        </w:tc>
-        <w:tc>
-          <w:tcPr>
-            <w:tcW w:w="1586" w:type="pct"/>
-          </w:tcPr>
-          <w:p>
-            <w:pPr>
-              <w:pStyle w:val="NormalWeb"/>
-              <w:numPr>
-                <w:ilvl w:val="0"/>
-                <w:numId w:val="6"/>
-              </w:numPr>
-              <w:spacing w:before="0" w:beforeAutospacing="0" w:after="0" w:afterAutospacing="0" w:line="360" w:lineRule="auto"/>
-              <w:ind w:left="105" w:hanging="55"/>
-              <w:jc w:val="both"/>
-              <w:cnfStyle w:val="000000000000" w:firstRow="0" w:lastRow="0" w:firstColumn="0" w:lastColumn="0" w:oddVBand="0" w:evenVBand="0" w:oddHBand="0" w:evenHBand="0" w:firstRowFirstColumn="0" w:firstRowLastColumn="0" w:lastRowFirstColumn="0" w:lastRowLastColumn="0"/>
-            </w:pPr>
-            <w:r>
-              <w:t>Entire team must work here to improve the data entry system.</w:t>
-            </w:r>
-          </w:p>
-        </w:tc>
-      </w:tr>
-    </w:tbl>
-    <w:p>
-      <w:pPr>
-        <w:pStyle w:val="NormalWeb"/>
-        <w:shd w:val="clear" w:color="auto" w:fill="FFFFFF"/>
-        <w:spacing w:before="0" w:beforeAutospacing="0" w:after="0" w:afterAutospacing="0" w:line="360" w:lineRule="auto"/>
-        <w:jc w:val="both"/>
-      </w:pPr>
-    </w:p>
-    <w:p>
-      <w:pPr>
-        <w:pStyle w:val="NormalWeb"/>
-        <w:shd w:val="clear" w:color="auto" w:fill="FFFFFF"/>
-        <w:spacing w:before="0" w:beforeAutospacing="0" w:after="0" w:afterAutospacing="0" w:line="360" w:lineRule="auto"/>
-        <w:jc w:val="both"/>
-      </w:pPr>
-      <w:r>
-        <w:t>TYPES OF REQUIREMENTS</w:t>
-      </w:r>
-    </w:p>
-    <w:p>
-      <w:pPr>
-        <w:pStyle w:val="NormalWeb"/>
-        <w:numPr>
-          <w:ilvl w:val="0"/>
-          <w:numId w:val="7"/>
-        </w:numPr>
-        <w:shd w:val="clear" w:color="auto" w:fill="FFFFFF"/>
-        <w:spacing w:before="0" w:beforeAutospacing="0" w:after="0" w:afterAutospacing="0" w:line="360" w:lineRule="auto"/>
-        <w:jc w:val="both"/>
-      </w:pPr>
-      <w:r>
-        <w:t>Business</w:t>
-      </w:r>
-      <w:r>
-        <w:t xml:space="preserve"> requirements which align to high-level business goals</w:t>
-      </w:r>
-    </w:p>
-    <w:p>
-      <w:pPr>
-        <w:pStyle w:val="NormalWeb"/>
-        <w:numPr>
-          <w:ilvl w:val="0"/>
-          <w:numId w:val="7"/>
-        </w:numPr>
-        <w:shd w:val="clear" w:color="auto" w:fill="FFFFFF"/>
-        <w:spacing w:before="0" w:beforeAutospacing="0" w:after="0" w:afterAutospacing="0" w:line="360" w:lineRule="auto"/>
-        <w:jc w:val="both"/>
-      </w:pPr>
-      <w:r>
-        <w:t xml:space="preserve">Users’ requirement what the users want to do with the systems. </w:t>
-      </w:r>
-    </w:p>
-    <w:p>
-      <w:pPr>
-        <w:pStyle w:val="NormalWeb"/>
-        <w:numPr>
-          <w:ilvl w:val="0"/>
-          <w:numId w:val="7"/>
-        </w:numPr>
-        <w:shd w:val="clear" w:color="auto" w:fill="FFFFFF"/>
-        <w:spacing w:before="0" w:beforeAutospacing="0" w:after="0" w:afterAutospacing="0" w:line="360" w:lineRule="auto"/>
-        <w:jc w:val="both"/>
-      </w:pPr>
-      <w:r>
-        <w:t>Functional (Must have) requirements: the functions involved with the system.</w:t>
-      </w:r>
-    </w:p>
-    <w:p>
-      <w:pPr>
-        <w:pStyle w:val="NormalWeb"/>
-        <w:numPr>
-          <w:ilvl w:val="0"/>
-          <w:numId w:val="7"/>
-        </w:numPr>
-        <w:shd w:val="clear" w:color="auto" w:fill="FFFFFF"/>
-        <w:spacing w:before="0" w:beforeAutospacing="0" w:after="0" w:afterAutospacing="0" w:line="360" w:lineRule="auto"/>
-        <w:jc w:val="both"/>
-      </w:pPr>
-      <w:r>
-        <w:t>Non-functional requirement (not directly stated but are present in the system), these must be identified in order to improve overall workings of the system.</w:t>
-      </w:r>
-    </w:p>
-    <w:p>
-      <w:pPr>
-        <w:pStyle w:val="NormalWeb"/>
-        <w:shd w:val="clear" w:color="auto" w:fill="FFFFFF"/>
-        <w:spacing w:before="0" w:beforeAutospacing="0" w:after="0" w:afterAutospacing="0" w:line="360" w:lineRule="auto"/>
-        <w:jc w:val="both"/>
-        <w:rPr>
-          <w:color w:val="FF0000"/>
-        </w:rPr>
-      </w:pPr>
-      <w:r>
-        <w:rPr>
-          <w:color w:val="FF0000"/>
-        </w:rPr>
-        <w:t xml:space="preserve">Segmenting the requirements based on the above-mentioned requirements will help you improve your </w:t>
-      </w:r>
-      <w:r>
-        <w:rPr>
-          <w:color w:val="FF0000"/>
-        </w:rPr>
-        <w:t>requirements analysis</w:t>
-      </w:r>
-      <w:r>
-        <w:rPr>
-          <w:color w:val="FF0000"/>
-        </w:rPr>
-        <w:t xml:space="preserve"> and speed up the process.</w:t>
-      </w:r>
-    </w:p>
-    <w:p>
-      <w:pPr>
-        <w:spacing w:after="0" w:line="360" w:lineRule="auto"/>
-        <w:jc w:val="both"/>
-        <w:rPr>
-          <w:rFonts w:eastAsia="Times New Roman" w:cs="Times New Roman"/>
-          <w:color w:val="FF0000"/>
-          <w:szCs w:val="24"/>
-          <w:lang w:val="en-US"/>
-        </w:rPr>
-      </w:pPr>
-      <w:r>
-        <w:rPr>
-          <w:color w:val="FF0000"/>
-        </w:rPr>
-        <w:br w:type="page"/>
-      </w:r>
-    </w:p>
-    <w:p>
-      <w:pPr>
-        <w:pStyle w:val="Heading1"/>
-        <w:numPr>
-          <w:ilvl w:val="0"/>
-          <w:numId w:val="2"/>
-        </w:numPr>
-        <w:spacing w:after="0" w:line="360" w:lineRule="auto"/>
-        <w:jc w:val="both"/>
-      </w:pPr>
+      <w:bookmarkStart w:id="9" w:name="_Toc234473282"/>
       <w:r>
         <w:lastRenderedPageBreak/>
         <w:t>System Design</w:t>
       </w:r>
+      <w:bookmarkEnd w:id="9"/>
     </w:p>
     <w:p>
       <w:pPr>
@@ -6988,7 +6671,7 @@
                     <pic:cNvPicPr/>
                   </pic:nvPicPr>
                   <pic:blipFill>
-                    <a:blip r:embed="rId14">
+                    <a:blip r:embed="rId13">
                       <a:extLst>
                         <a:ext uri="{28A0092B-C50C-407E-A947-70E740481C1C}">
                           <a14:useLocalDpi xmlns:a14="http://schemas.microsoft.com/office/drawing/2010/main" val="0"/>
@@ -7035,10 +6718,12 @@
         <w:spacing w:after="0" w:line="360" w:lineRule="auto"/>
         <w:jc w:val="both"/>
       </w:pPr>
+      <w:bookmarkStart w:id="10" w:name="_Toc234473283"/>
       <w:r>
         <w:lastRenderedPageBreak/>
         <w:t>Development</w:t>
       </w:r>
+      <w:bookmarkEnd w:id="10"/>
     </w:p>
     <w:p>
       <w:pPr>
@@ -7592,10 +7277,12 @@
         <w:spacing w:after="0" w:line="360" w:lineRule="auto"/>
         <w:jc w:val="both"/>
       </w:pPr>
+      <w:bookmarkStart w:id="11" w:name="_Toc234473284"/>
       <w:r>
         <w:lastRenderedPageBreak/>
         <w:t>Testing</w:t>
       </w:r>
+      <w:bookmarkEnd w:id="11"/>
     </w:p>
     <w:p>
       <w:pPr>
@@ -7716,7 +7403,7 @@
         <mc:AlternateContent>
           <mc:Choice Requires="wpg">
             <w:drawing>
-              <wp:anchor distT="0" distB="0" distL="114300" distR="114300" simplePos="0" relativeHeight="251660288" behindDoc="0" locked="0" layoutInCell="1" allowOverlap="1" wp14:anchorId="7B020EE0" wp14:editId="1901AE40">
+              <wp:anchor distT="0" distB="0" distL="114300" distR="114300" simplePos="0" relativeHeight="251659776" behindDoc="0" locked="0" layoutInCell="1" allowOverlap="1" wp14:anchorId="7B020EE0" wp14:editId="1901AE40">
                 <wp:simplePos x="0" y="0"/>
                 <wp:positionH relativeFrom="column">
                   <wp:posOffset>276225</wp:posOffset>
@@ -7755,7 +7442,7 @@
                           </pic:cNvPicPr>
                         </pic:nvPicPr>
                         <pic:blipFill rotWithShape="1">
-                          <a:blip r:embed="rId15">
+                          <a:blip r:embed="rId14">
                             <a:extLst>
                               <a:ext uri="{28A0092B-C50C-407E-A947-70E740481C1C}">
                                 <a14:useLocalDpi xmlns:a14="http://schemas.microsoft.com/office/drawing/2010/main" val="0"/>
@@ -7818,7 +7505,7 @@
                                   <w:lang w:val="en-US"/>
                                 </w:rPr>
                               </w:pPr>
-                              <w:bookmarkStart w:id="14" w:name="_Toc56929757"/>
+                              <w:bookmarkStart w:id="12" w:name="_Toc56929757"/>
                               <w:r>
                                 <w:rPr>
                                   <w:rFonts w:cs="Times New Roman"/>
@@ -7904,7 +7591,7 @@
                                 </w:rPr>
                                 <w:t>: Software Testing Life Cycle</w:t>
                               </w:r>
-                              <w:bookmarkEnd w:id="14"/>
+                              <w:bookmarkEnd w:id="12"/>
                             </w:p>
                           </w:txbxContent>
                         </wps:txbx>
@@ -7929,7 +7616,7 @@
           </mc:Choice>
           <mc:Fallback>
             <w:pict>
-              <v:group w14:anchorId="7B020EE0" id="Group 14" o:spid="_x0000_s1026" style="position:absolute;left:0;text-align:left;margin-left:21.75pt;margin-top:16.8pt;width:337.5pt;height:263.4pt;z-index:251660288;mso-width-relative:margin;mso-height-relative:margin" coordsize="45732,35693" o:gfxdata="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">
+              <v:group w14:anchorId="7B020EE0" id="Group 14" o:spid="_x0000_s1026" style="position:absolute;left:0;text-align:left;margin-left:21.75pt;margin-top:16.8pt;width:337.5pt;height:263.4pt;z-index:251659776;mso-width-relative:margin;mso-height-relative:margin" coordsize="45732,35693" o:gfxdata="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">
                 <v:shapetype id="_x0000_t202" coordsize="21600,21600" o:spt="202" path="m,l,21600r21600,l21600,xe">
                   <v:stroke joinstyle="miter"/>
                   <v:path gradientshapeok="t" o:connecttype="rect"/>
@@ -7951,7 +7638,7 @@
                             <w:lang w:val="en-US"/>
                           </w:rPr>
                         </w:pPr>
-                        <w:bookmarkStart w:id="15" w:name="_Toc56929757"/>
+                        <w:bookmarkStart w:id="13" w:name="_Toc56929757"/>
                         <w:r>
                           <w:rPr>
                             <w:rFonts w:cs="Times New Roman"/>
@@ -8037,7 +7724,7 @@
                           </w:rPr>
                           <w:t>: Software Testing Life Cycle</w:t>
                         </w:r>
-                        <w:bookmarkEnd w:id="15"/>
+                        <w:bookmarkEnd w:id="13"/>
                       </w:p>
                     </w:txbxContent>
                   </v:textbox>
@@ -8247,20 +7934,20 @@
           <w:ilvl w:val="1"/>
           <w:numId w:val="14"/>
         </w:numPr>
-        <w:spacing w:line="360" w:lineRule="auto"/>
-        <w:ind w:left="360"/>
         <w:rPr>
           <w:lang w:val="en-US"/>
         </w:rPr>
       </w:pPr>
-      <w:bookmarkStart w:id="16" w:name="_Toc57274838"/>
+      <w:bookmarkStart w:id="14" w:name="_Toc57274838"/>
+      <w:bookmarkStart w:id="15" w:name="_Toc234473285"/>
       <w:r>
         <w:rPr>
           <w:lang w:val="en-US"/>
         </w:rPr>
         <w:t>EXAMPLE OF A TEST CASE,</w:t>
       </w:r>
-      <w:bookmarkEnd w:id="16"/>
+      <w:bookmarkEnd w:id="14"/>
+      <w:bookmarkEnd w:id="15"/>
       <w:r>
         <w:rPr>
           <w:lang w:val="en-US"/>
@@ -8449,7 +8136,7 @@
           <w:lang w:val="en-US"/>
         </w:rPr>
         <w:drawing>
-          <wp:anchor distT="0" distB="0" distL="114300" distR="114300" simplePos="0" relativeHeight="251659264" behindDoc="0" locked="0" layoutInCell="1" allowOverlap="1" wp14:anchorId="70867EED" wp14:editId="72C03458">
+          <wp:anchor distT="0" distB="0" distL="114300" distR="114300" simplePos="0" relativeHeight="251654656" behindDoc="0" locked="0" layoutInCell="1" allowOverlap="1" wp14:anchorId="70867EED" wp14:editId="72C03458">
             <wp:simplePos x="0" y="0"/>
             <wp:positionH relativeFrom="column">
               <wp:posOffset>-38100</wp:posOffset>
@@ -8474,7 +8161,7 @@
                     </pic:cNvPicPr>
                   </pic:nvPicPr>
                   <pic:blipFill>
-                    <a:blip r:embed="rId16">
+                    <a:blip r:embed="rId15">
                       <a:extLst>
                         <a:ext uri="{28A0092B-C50C-407E-A947-70E740481C1C}">
                           <a14:useLocalDpi xmlns:a14="http://schemas.microsoft.com/office/drawing/2010/main" val="0"/>
@@ -8514,7 +8201,7 @@
         <mc:AlternateContent>
           <mc:Choice Requires="wps">
             <w:drawing>
-              <wp:anchor distT="0" distB="0" distL="114300" distR="114300" simplePos="0" relativeHeight="251661312" behindDoc="0" locked="0" layoutInCell="1" allowOverlap="1" wp14:anchorId="52A503B0" wp14:editId="1F8B4A2F">
+              <wp:anchor distT="0" distB="0" distL="114300" distR="114300" simplePos="0" relativeHeight="251664896" behindDoc="0" locked="0" layoutInCell="1" allowOverlap="1" wp14:anchorId="52A503B0" wp14:editId="1F8B4A2F">
                 <wp:simplePos x="0" y="0"/>
                 <wp:positionH relativeFrom="column">
                   <wp:posOffset>-38100</wp:posOffset>
@@ -8562,7 +8249,7 @@
                                 <w:lang w:val="en-US"/>
                               </w:rPr>
                             </w:pPr>
-                            <w:bookmarkStart w:id="17" w:name="_Toc56929758"/>
+                            <w:bookmarkStart w:id="16" w:name="_Toc56929758"/>
                             <w:r>
                               <w:rPr>
                                 <w:rFonts w:cs="Times New Roman"/>
@@ -8648,7 +8335,7 @@
                               </w:rPr>
                               <w:t>: Test Case using Matrix</w:t>
                             </w:r>
-                            <w:bookmarkEnd w:id="17"/>
+                            <w:bookmarkEnd w:id="16"/>
                           </w:p>
                         </w:txbxContent>
                       </wps:txbx>
@@ -8666,7 +8353,7 @@
           </mc:Choice>
           <mc:Fallback>
             <w:pict>
-              <v:shape w14:anchorId="52A503B0" id="Text Box 13" o:spid="_x0000_s1029" type="#_x0000_t202" style="position:absolute;left:0;text-align:left;margin-left:-3pt;margin-top:150.95pt;width:415.3pt;height:.05pt;z-index:251661312;visibility:visible;mso-wrap-style:square;mso-wrap-distance-left:9pt;mso-wrap-distance-top:0;mso-wrap-distance-right:9pt;mso-wrap-distance-bottom:0;mso-position-horizontal:absolute;mso-position-horizontal-relative:text;mso-position-vertical:absolute;mso-position-vertical-relative:text;v-text-anchor:top" o:gfxdata="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" stroked="f">
+              <v:shape w14:anchorId="52A503B0" id="Text Box 13" o:spid="_x0000_s1029" type="#_x0000_t202" style="position:absolute;left:0;text-align:left;margin-left:-3pt;margin-top:150.95pt;width:415.3pt;height:.05pt;z-index:251664896;visibility:visible;mso-wrap-style:square;mso-wrap-distance-left:9pt;mso-wrap-distance-top:0;mso-wrap-distance-right:9pt;mso-wrap-distance-bottom:0;mso-position-horizontal:absolute;mso-position-horizontal-relative:text;mso-position-vertical:absolute;mso-position-vertical-relative:text;v-text-anchor:top" o:gfxdata="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" stroked="f">
                 <v:textbox style="mso-fit-shape-to-text:t" inset="0,0,0,0">
                   <w:txbxContent>
                     <w:p>
@@ -8683,7 +8370,7 @@
                           <w:lang w:val="en-US"/>
                         </w:rPr>
                       </w:pPr>
-                      <w:bookmarkStart w:id="18" w:name="_Toc56929758"/>
+                      <w:bookmarkStart w:id="17" w:name="_Toc56929758"/>
                       <w:r>
                         <w:rPr>
                           <w:rFonts w:cs="Times New Roman"/>
@@ -8769,7 +8456,7 @@
                         </w:rPr>
                         <w:t>: Test Case using Matrix</w:t>
                       </w:r>
-                      <w:bookmarkEnd w:id="18"/>
+                      <w:bookmarkEnd w:id="17"/>
                     </w:p>
                   </w:txbxContent>
                 </v:textbox>
@@ -8794,14 +8481,14 @@
           <w:ilvl w:val="1"/>
           <w:numId w:val="14"/>
         </w:numPr>
-        <w:spacing w:line="360" w:lineRule="auto"/>
-        <w:ind w:left="360"/>
-      </w:pPr>
-      <w:bookmarkStart w:id="19" w:name="_Toc57274839"/>
+      </w:pPr>
+      <w:bookmarkStart w:id="18" w:name="_Toc57274839"/>
+      <w:bookmarkStart w:id="19" w:name="_Toc234473286"/>
       <w:r>
         <w:lastRenderedPageBreak/>
         <w:t>A Test Matrix with Tested modules or Requirement Traceability Matrix</w:t>
       </w:r>
+      <w:bookmarkEnd w:id="18"/>
       <w:bookmarkEnd w:id="19"/>
     </w:p>
     <w:p>
@@ -9342,6 +9029,8 @@
           <w:highlight w:val="lightGray"/>
         </w:rPr>
       </w:pPr>
+      <w:bookmarkStart w:id="20" w:name="_Toc234473287"/>
+      <w:bookmarkEnd w:id="20"/>
     </w:p>
     <w:p>
       <w:pPr>
@@ -9415,11 +9104,11 @@
                     <pic:cNvPicPr/>
                   </pic:nvPicPr>
                   <pic:blipFill>
-                    <a:blip r:embed="rId17">
+                    <a:blip r:embed="rId16">
                       <a:extLst>
                         <a:ext uri="{BEBA8EAE-BF5A-486C-A8C5-ECC9F3942E4B}">
                           <a14:imgProps xmlns:a14="http://schemas.microsoft.com/office/drawing/2010/main">
-                            <a14:imgLayer r:embed="rId18">
+                            <a14:imgLayer r:embed="rId17">
                               <a14:imgEffect>
                                 <a14:backgroundRemoval t="8511" b="91135" l="4330" r="95464">
                                   <a14:foregroundMark x1="11753" y1="40780" x2="11753" y2="40780"/>
@@ -10190,6 +9879,8 @@
           <w:color w:val="FF0000"/>
         </w:rPr>
       </w:pPr>
+      <w:bookmarkStart w:id="21" w:name="_Toc234473288"/>
+      <w:bookmarkEnd w:id="21"/>
     </w:p>
     <w:p>
       <w:pPr>
@@ -10224,6 +9915,7 @@
           <w:bCs/>
         </w:rPr>
       </w:pPr>
+      <w:bookmarkStart w:id="22" w:name="_Toc234473289"/>
       <w:r>
         <w:rPr>
           <w:bCs/>
@@ -10231,6 +9923,7 @@
         <w:lastRenderedPageBreak/>
         <w:t>Project Results</w:t>
       </w:r>
+      <w:bookmarkEnd w:id="22"/>
     </w:p>
     <w:p>
       <w:pPr>
@@ -10386,8 +10079,13 @@
       </w:pPr>
       <w:r>
         <w:lastRenderedPageBreak/>
-        <w:t xml:space="preserve"> Future Enhancements</w:t>
-      </w:r>
+        <w:t xml:space="preserve"> </w:t>
+      </w:r>
+      <w:bookmarkStart w:id="23" w:name="_Toc234473290"/>
+      <w:r>
+        <w:t>Future Enhancements</w:t>
+      </w:r>
+      <w:bookmarkEnd w:id="23"/>
     </w:p>
     <w:p>
       <w:pPr>
@@ -10549,10 +10247,12 @@
       <w:pPr>
         <w:pStyle w:val="Heading2"/>
       </w:pPr>
+      <w:bookmarkStart w:id="24" w:name="_Toc234473291"/>
       <w:r>
         <w:lastRenderedPageBreak/>
         <w:t>12. Annexures</w:t>
       </w:r>
+      <w:bookmarkEnd w:id="24"/>
     </w:p>
     <w:p>
       <w:pPr>
@@ -10624,12 +10324,12 @@
       </w:pPr>
     </w:p>
     <w:sectPr>
-      <w:headerReference w:type="even" r:id="rId19"/>
-      <w:headerReference w:type="default" r:id="rId20"/>
-      <w:footerReference w:type="even" r:id="rId21"/>
-      <w:footerReference w:type="default" r:id="rId22"/>
-      <w:headerReference w:type="first" r:id="rId23"/>
-      <w:footerReference w:type="first" r:id="rId24"/>
+      <w:headerReference w:type="even" r:id="rId18"/>
+      <w:headerReference w:type="default" r:id="rId19"/>
+      <w:footerReference w:type="even" r:id="rId20"/>
+      <w:footerReference w:type="default" r:id="rId21"/>
+      <w:headerReference w:type="first" r:id="rId22"/>
+      <w:footerReference w:type="first" r:id="rId23"/>
       <w:pgSz w:w="11906" w:h="16838" w:code="9"/>
       <w:pgMar w:top="1440" w:right="1440" w:bottom="1440" w:left="2160" w:header="720" w:footer="720" w:gutter="0"/>
       <w:cols w:space="720"/>
@@ -10795,6 +10495,92 @@
 <file path=word/numbering.xml><?xml version="1.0" encoding="utf-8"?>
 <w:numbering xmlns:wpc="http://schemas.microsoft.com/office/word/2010/wordprocessingCanvas" xmlns:cx="http://schemas.microsoft.com/office/drawing/2014/chartex" xmlns:cx1="http://schemas.microsoft.com/office/drawing/2015/9/8/chartex" xmlns:cx2="http://schemas.microsoft.com/office/drawing/2015/10/21/chartex" xmlns:cx3="http://schemas.microsoft.com/office/drawing/2016/5/9/chartex" xmlns:cx4="http://schemas.microsoft.com/office/drawing/2016/5/10/chartex" xmlns:cx5="http://schemas.microsoft.com/office/drawing/2016/5/11/chartex" xmlns:cx6="http://schemas.microsoft.com/office/drawing/2016/5/12/chartex" xmlns:cx7="http://schemas.microsoft.com/office/drawing/2016/5/13/chartex" xmlns:cx8="http://schemas.microsoft.com/office/drawing/2016/5/14/chartex" xmlns:mc="http://schemas.openxmlformats.org/markup-compatibility/2006" xmlns:aink="http://schemas.microsoft.com/office/drawing/2016/ink" xmlns:am3d="http://schemas.microsoft.com/office/drawing/2017/model3d" xmlns:o="urn:schemas-microsoft-com:office:office" xmlns:oel="http://schemas.microsoft.com/office/2019/extlst" xmlns:r="http://schemas.openxmlformats.org/officeDocument/2006/relationships" xmlns:m="http://schemas.openxmlformats.org/officeDocument/2006/math" xmlns:v="urn:schemas-microsoft-com:vml" xmlns:wp14="http://schemas.microsoft.com/office/word/2010/wordprocessingDrawing" xmlns:wp="http://schemas.openxmlformats.org/drawingml/2006/wordprocessingDrawing" xmlns:w10="urn:schemas-microsoft-com:office:word" xmlns:w="http://schemas.openxmlformats.org/wordprocessingml/2006/main" xmlns:w14="http://schemas.microsoft.com/office/word/2010/wordml" xmlns:w15="http://schemas.microsoft.com/office/word/2012/wordml" xmlns:w16cex="http://schemas.microsoft.com/office/word/2018/wordml/cex" xmlns:w16cid="http://schemas.microsoft.com/office/word/2016/wordml/cid" xmlns:w16="http://schemas.microsoft.com/office/word/2018/wordml" xmlns:w16du="http://schemas.microsoft.com/office/word/2023/wordml/word16du" xmlns:w16sdtdh="http://schemas.microsoft.com/office/word/2020/wordml/sdtdatahash" xmlns:w16sdtfl="http://schemas.microsoft.com/office/word/2024/wordml/sdtformatlock" xmlns:w16se="http://schemas.microsoft.com/office/word/2015/wordml/symex" xmlns:wpg="http://schemas.microsoft.com/office/word/2010/wordprocessingGroup" xmlns:wpi="http://schemas.microsoft.com/office/word/2010/wordprocessingInk" xmlns:wne="http://schemas.microsoft.com/office/word/2006/wordml" xmlns:wps="http://schemas.microsoft.com/office/word/2010/wordprocessingShape" mc:Ignorable="w14 w15 w16se w16cid w16 w16cex w16sdtdh w16sdtfl w16du wp14">
   <w:abstractNum w:abstractNumId="0" w15:restartNumberingAfterBreak="0">
+    <w:nsid w:val="0EBB594F"/>
+    <w:multiLevelType w:val="hybridMultilevel"/>
+    <w:tmpl w:val="A1884A04"/>
+    <w:lvl w:ilvl="0" w:tplc="0E2E78B6">
+      <w:start w:val="1"/>
+      <w:numFmt w:val="decimal"/>
+      <w:lvlText w:val="%1."/>
+      <w:lvlJc w:val="left"/>
+      <w:pPr>
+        <w:ind w:left="720" w:hanging="360"/>
+      </w:pPr>
+    </w:lvl>
+    <w:lvl w:ilvl="1" w:tplc="04090019" w:tentative="1">
+      <w:start w:val="1"/>
+      <w:numFmt w:val="lowerLetter"/>
+      <w:lvlText w:val="%2."/>
+      <w:lvlJc w:val="left"/>
+      <w:pPr>
+        <w:ind w:left="1440" w:hanging="360"/>
+      </w:pPr>
+    </w:lvl>
+    <w:lvl w:ilvl="2" w:tplc="0409001B" w:tentative="1">
+      <w:start w:val="1"/>
+      <w:numFmt w:val="lowerRoman"/>
+      <w:lvlText w:val="%3."/>
+      <w:lvlJc w:val="right"/>
+      <w:pPr>
+        <w:ind w:left="2160" w:hanging="180"/>
+      </w:pPr>
+    </w:lvl>
+    <w:lvl w:ilvl="3" w:tplc="0409000F" w:tentative="1">
+      <w:start w:val="1"/>
+      <w:numFmt w:val="decimal"/>
+      <w:lvlText w:val="%4."/>
+      <w:lvlJc w:val="left"/>
+      <w:pPr>
+        <w:ind w:left="2880" w:hanging="360"/>
+      </w:pPr>
+    </w:lvl>
+    <w:lvl w:ilvl="4" w:tplc="04090019" w:tentative="1">
+      <w:start w:val="1"/>
+      <w:numFmt w:val="lowerLetter"/>
+      <w:lvlText w:val="%5."/>
+      <w:lvlJc w:val="left"/>
+      <w:pPr>
+        <w:ind w:left="3600" w:hanging="360"/>
+      </w:pPr>
+    </w:lvl>
+    <w:lvl w:ilvl="5" w:tplc="0409001B" w:tentative="1">
+      <w:start w:val="1"/>
+      <w:numFmt w:val="lowerRoman"/>
+      <w:lvlText w:val="%6."/>
+      <w:lvlJc w:val="right"/>
+      <w:pPr>
+        <w:ind w:left="4320" w:hanging="180"/>
+      </w:pPr>
+    </w:lvl>
+    <w:lvl w:ilvl="6" w:tplc="0409000F" w:tentative="1">
+      <w:start w:val="1"/>
+      <w:numFmt w:val="decimal"/>
+      <w:lvlText w:val="%7."/>
+      <w:lvlJc w:val="left"/>
+      <w:pPr>
+        <w:ind w:left="5040" w:hanging="360"/>
+      </w:pPr>
+    </w:lvl>
+    <w:lvl w:ilvl="7" w:tplc="04090019" w:tentative="1">
+      <w:start w:val="1"/>
+      <w:numFmt w:val="lowerLetter"/>
+      <w:lvlText w:val="%8."/>
+      <w:lvlJc w:val="left"/>
+      <w:pPr>
+        <w:ind w:left="5760" w:hanging="360"/>
+      </w:pPr>
+    </w:lvl>
+    <w:lvl w:ilvl="8" w:tplc="0409001B" w:tentative="1">
+      <w:start w:val="1"/>
+      <w:numFmt w:val="lowerRoman"/>
+      <w:lvlText w:val="%9."/>
+      <w:lvlJc w:val="right"/>
+      <w:pPr>
+        <w:ind w:left="6480" w:hanging="180"/>
+      </w:pPr>
+    </w:lvl>
+  </w:abstractNum>
+  <w:abstractNum w:abstractNumId="1" w15:restartNumberingAfterBreak="0">
     <w:nsid w:val="0FA97372"/>
     <w:multiLevelType w:val="multilevel"/>
     <w:tmpl w:val="7C181842"/>
@@ -10907,7 +10693,7 @@
       </w:rPr>
     </w:lvl>
   </w:abstractNum>
-  <w:abstractNum w:abstractNumId="1" w15:restartNumberingAfterBreak="0">
+  <w:abstractNum w:abstractNumId="2" w15:restartNumberingAfterBreak="0">
     <w:nsid w:val="11080D9D"/>
     <w:multiLevelType w:val="multilevel"/>
     <w:tmpl w:val="DB1C7804"/>
@@ -11056,7 +10842,7 @@
       </w:rPr>
     </w:lvl>
   </w:abstractNum>
-  <w:abstractNum w:abstractNumId="2" w15:restartNumberingAfterBreak="0">
+  <w:abstractNum w:abstractNumId="3" w15:restartNumberingAfterBreak="0">
     <w:nsid w:val="1215531E"/>
     <w:multiLevelType w:val="multilevel"/>
     <w:tmpl w:val="77D6AD6A"/>
@@ -11172,7 +10958,7 @@
       </w:pPr>
     </w:lvl>
   </w:abstractNum>
-  <w:abstractNum w:abstractNumId="3" w15:restartNumberingAfterBreak="0">
+  <w:abstractNum w:abstractNumId="4" w15:restartNumberingAfterBreak="0">
     <w:nsid w:val="13304D52"/>
     <w:multiLevelType w:val="hybridMultilevel"/>
     <w:tmpl w:val="E7BA769C"/>
@@ -11260,7 +11046,7 @@
       </w:pPr>
     </w:lvl>
   </w:abstractNum>
-  <w:abstractNum w:abstractNumId="4" w15:restartNumberingAfterBreak="0">
+  <w:abstractNum w:abstractNumId="5" w15:restartNumberingAfterBreak="0">
     <w:nsid w:val="1F5B20BF"/>
     <w:multiLevelType w:val="hybridMultilevel"/>
     <w:tmpl w:val="0B148300"/>
@@ -11346,7 +11132,7 @@
       </w:pPr>
     </w:lvl>
   </w:abstractNum>
-  <w:abstractNum w:abstractNumId="5" w15:restartNumberingAfterBreak="0">
+  <w:abstractNum w:abstractNumId="6" w15:restartNumberingAfterBreak="0">
     <w:nsid w:val="28D53AAE"/>
     <w:multiLevelType w:val="multilevel"/>
     <w:tmpl w:val="E0D85A56"/>
@@ -11467,7 +11253,94 @@
       </w:rPr>
     </w:lvl>
   </w:abstractNum>
-  <w:abstractNum w:abstractNumId="6" w15:restartNumberingAfterBreak="0">
+  <w:abstractNum w:abstractNumId="7" w15:restartNumberingAfterBreak="0">
+    <w:nsid w:val="2AE60047"/>
+    <w:multiLevelType w:val="hybridMultilevel"/>
+    <w:tmpl w:val="2672477C"/>
+    <w:lvl w:ilvl="0" w:tplc="E272E47A">
+      <w:start w:val="1"/>
+      <w:numFmt w:val="decimal"/>
+      <w:pStyle w:val="Heading2"/>
+      <w:lvlText w:val="%1."/>
+      <w:lvlJc w:val="left"/>
+      <w:pPr>
+        <w:ind w:left="360" w:hanging="360"/>
+      </w:pPr>
+    </w:lvl>
+    <w:lvl w:ilvl="1" w:tplc="04090019" w:tentative="1">
+      <w:start w:val="1"/>
+      <w:numFmt w:val="lowerLetter"/>
+      <w:lvlText w:val="%2."/>
+      <w:lvlJc w:val="left"/>
+      <w:pPr>
+        <w:ind w:left="1080" w:hanging="360"/>
+      </w:pPr>
+    </w:lvl>
+    <w:lvl w:ilvl="2" w:tplc="0409001B" w:tentative="1">
+      <w:start w:val="1"/>
+      <w:numFmt w:val="lowerRoman"/>
+      <w:lvlText w:val="%3."/>
+      <w:lvlJc w:val="right"/>
+      <w:pPr>
+        <w:ind w:left="1800" w:hanging="180"/>
+      </w:pPr>
+    </w:lvl>
+    <w:lvl w:ilvl="3" w:tplc="0409000F" w:tentative="1">
+      <w:start w:val="1"/>
+      <w:numFmt w:val="decimal"/>
+      <w:lvlText w:val="%4."/>
+      <w:lvlJc w:val="left"/>
+      <w:pPr>
+        <w:ind w:left="2520" w:hanging="360"/>
+      </w:pPr>
+    </w:lvl>
+    <w:lvl w:ilvl="4" w:tplc="04090019" w:tentative="1">
+      <w:start w:val="1"/>
+      <w:numFmt w:val="lowerLetter"/>
+      <w:lvlText w:val="%5."/>
+      <w:lvlJc w:val="left"/>
+      <w:pPr>
+        <w:ind w:left="3240" w:hanging="360"/>
+      </w:pPr>
+    </w:lvl>
+    <w:lvl w:ilvl="5" w:tplc="0409001B" w:tentative="1">
+      <w:start w:val="1"/>
+      <w:numFmt w:val="lowerRoman"/>
+      <w:lvlText w:val="%6."/>
+      <w:lvlJc w:val="right"/>
+      <w:pPr>
+        <w:ind w:left="3960" w:hanging="180"/>
+      </w:pPr>
+    </w:lvl>
+    <w:lvl w:ilvl="6" w:tplc="0409000F" w:tentative="1">
+      <w:start w:val="1"/>
+      <w:numFmt w:val="decimal"/>
+      <w:lvlText w:val="%7."/>
+      <w:lvlJc w:val="left"/>
+      <w:pPr>
+        <w:ind w:left="4680" w:hanging="360"/>
+      </w:pPr>
+    </w:lvl>
+    <w:lvl w:ilvl="7" w:tplc="04090019" w:tentative="1">
+      <w:start w:val="1"/>
+      <w:numFmt w:val="lowerLetter"/>
+      <w:lvlText w:val="%8."/>
+      <w:lvlJc w:val="left"/>
+      <w:pPr>
+        <w:ind w:left="5400" w:hanging="360"/>
+      </w:pPr>
+    </w:lvl>
+    <w:lvl w:ilvl="8" w:tplc="0409001B" w:tentative="1">
+      <w:start w:val="1"/>
+      <w:numFmt w:val="lowerRoman"/>
+      <w:lvlText w:val="%9."/>
+      <w:lvlJc w:val="right"/>
+      <w:pPr>
+        <w:ind w:left="6120" w:hanging="180"/>
+      </w:pPr>
+    </w:lvl>
+  </w:abstractNum>
+  <w:abstractNum w:abstractNumId="8" w15:restartNumberingAfterBreak="0">
     <w:nsid w:val="304450E7"/>
     <w:multiLevelType w:val="hybridMultilevel"/>
     <w:tmpl w:val="179C1F3A"/>
@@ -11556,7 +11429,7 @@
       </w:pPr>
     </w:lvl>
   </w:abstractNum>
-  <w:abstractNum w:abstractNumId="7" w15:restartNumberingAfterBreak="0">
+  <w:abstractNum w:abstractNumId="9" w15:restartNumberingAfterBreak="0">
     <w:nsid w:val="354143F8"/>
     <w:multiLevelType w:val="hybridMultilevel"/>
     <w:tmpl w:val="80A26312"/>
@@ -11669,7 +11542,7 @@
       </w:rPr>
     </w:lvl>
   </w:abstractNum>
-  <w:abstractNum w:abstractNumId="8" w15:restartNumberingAfterBreak="0">
+  <w:abstractNum w:abstractNumId="10" w15:restartNumberingAfterBreak="0">
     <w:nsid w:val="37B976D2"/>
     <w:multiLevelType w:val="hybridMultilevel"/>
     <w:tmpl w:val="C686B4C6"/>
@@ -11758,7 +11631,93 @@
       </w:pPr>
     </w:lvl>
   </w:abstractNum>
-  <w:abstractNum w:abstractNumId="9" w15:restartNumberingAfterBreak="0">
+  <w:abstractNum w:abstractNumId="11" w15:restartNumberingAfterBreak="0">
+    <w:nsid w:val="399C4CDB"/>
+    <w:multiLevelType w:val="multilevel"/>
+    <w:tmpl w:val="0409001F"/>
+    <w:lvl w:ilvl="0">
+      <w:start w:val="1"/>
+      <w:numFmt w:val="decimal"/>
+      <w:lvlText w:val="%1."/>
+      <w:lvlJc w:val="left"/>
+      <w:pPr>
+        <w:ind w:left="360" w:hanging="360"/>
+      </w:pPr>
+    </w:lvl>
+    <w:lvl w:ilvl="1">
+      <w:start w:val="1"/>
+      <w:numFmt w:val="decimal"/>
+      <w:lvlText w:val="%1.%2."/>
+      <w:lvlJc w:val="left"/>
+      <w:pPr>
+        <w:ind w:left="792" w:hanging="432"/>
+      </w:pPr>
+    </w:lvl>
+    <w:lvl w:ilvl="2">
+      <w:start w:val="1"/>
+      <w:numFmt w:val="decimal"/>
+      <w:lvlText w:val="%1.%2.%3."/>
+      <w:lvlJc w:val="left"/>
+      <w:pPr>
+        <w:ind w:left="1224" w:hanging="504"/>
+      </w:pPr>
+    </w:lvl>
+    <w:lvl w:ilvl="3">
+      <w:start w:val="1"/>
+      <w:numFmt w:val="decimal"/>
+      <w:lvlText w:val="%1.%2.%3.%4."/>
+      <w:lvlJc w:val="left"/>
+      <w:pPr>
+        <w:ind w:left="1728" w:hanging="648"/>
+      </w:pPr>
+    </w:lvl>
+    <w:lvl w:ilvl="4">
+      <w:start w:val="1"/>
+      <w:numFmt w:val="decimal"/>
+      <w:lvlText w:val="%1.%2.%3.%4.%5."/>
+      <w:lvlJc w:val="left"/>
+      <w:pPr>
+        <w:ind w:left="2232" w:hanging="792"/>
+      </w:pPr>
+    </w:lvl>
+    <w:lvl w:ilvl="5">
+      <w:start w:val="1"/>
+      <w:numFmt w:val="decimal"/>
+      <w:lvlText w:val="%1.%2.%3.%4.%5.%6."/>
+      <w:lvlJc w:val="left"/>
+      <w:pPr>
+        <w:ind w:left="2736" w:hanging="936"/>
+      </w:pPr>
+    </w:lvl>
+    <w:lvl w:ilvl="6">
+      <w:start w:val="1"/>
+      <w:numFmt w:val="decimal"/>
+      <w:lvlText w:val="%1.%2.%3.%4.%5.%6.%7."/>
+      <w:lvlJc w:val="left"/>
+      <w:pPr>
+        <w:ind w:left="3240" w:hanging="1080"/>
+      </w:pPr>
+    </w:lvl>
+    <w:lvl w:ilvl="7">
+      <w:start w:val="1"/>
+      <w:numFmt w:val="decimal"/>
+      <w:lvlText w:val="%1.%2.%3.%4.%5.%6.%7.%8."/>
+      <w:lvlJc w:val="left"/>
+      <w:pPr>
+        <w:ind w:left="3744" w:hanging="1224"/>
+      </w:pPr>
+    </w:lvl>
+    <w:lvl w:ilvl="8">
+      <w:start w:val="1"/>
+      <w:numFmt w:val="decimal"/>
+      <w:lvlText w:val="%1.%2.%3.%4.%5.%6.%7.%8.%9."/>
+      <w:lvlJc w:val="left"/>
+      <w:pPr>
+        <w:ind w:left="4320" w:hanging="1440"/>
+      </w:pPr>
+    </w:lvl>
+  </w:abstractNum>
+  <w:abstractNum w:abstractNumId="12" w15:restartNumberingAfterBreak="0">
     <w:nsid w:val="3A103230"/>
     <w:multiLevelType w:val="hybridMultilevel"/>
     <w:tmpl w:val="420E5E74"/>
@@ -11847,7 +11806,7 @@
       </w:pPr>
     </w:lvl>
   </w:abstractNum>
-  <w:abstractNum w:abstractNumId="10" w15:restartNumberingAfterBreak="0">
+  <w:abstractNum w:abstractNumId="13" w15:restartNumberingAfterBreak="0">
     <w:nsid w:val="3D85501A"/>
     <w:multiLevelType w:val="hybridMultilevel"/>
     <w:tmpl w:val="7ED8929C"/>
@@ -11933,7 +11892,93 @@
       </w:pPr>
     </w:lvl>
   </w:abstractNum>
-  <w:abstractNum w:abstractNumId="11" w15:restartNumberingAfterBreak="0">
+  <w:abstractNum w:abstractNumId="14" w15:restartNumberingAfterBreak="0">
+    <w:nsid w:val="3E5C1B13"/>
+    <w:multiLevelType w:val="multilevel"/>
+    <w:tmpl w:val="0409001F"/>
+    <w:lvl w:ilvl="0">
+      <w:start w:val="1"/>
+      <w:numFmt w:val="decimal"/>
+      <w:lvlText w:val="%1."/>
+      <w:lvlJc w:val="left"/>
+      <w:pPr>
+        <w:ind w:left="360" w:hanging="360"/>
+      </w:pPr>
+    </w:lvl>
+    <w:lvl w:ilvl="1">
+      <w:start w:val="1"/>
+      <w:numFmt w:val="decimal"/>
+      <w:lvlText w:val="%1.%2."/>
+      <w:lvlJc w:val="left"/>
+      <w:pPr>
+        <w:ind w:left="792" w:hanging="432"/>
+      </w:pPr>
+    </w:lvl>
+    <w:lvl w:ilvl="2">
+      <w:start w:val="1"/>
+      <w:numFmt w:val="decimal"/>
+      <w:lvlText w:val="%1.%2.%3."/>
+      <w:lvlJc w:val="left"/>
+      <w:pPr>
+        <w:ind w:left="1224" w:hanging="504"/>
+      </w:pPr>
+    </w:lvl>
+    <w:lvl w:ilvl="3">
+      <w:start w:val="1"/>
+      <w:numFmt w:val="decimal"/>
+      <w:lvlText w:val="%1.%2.%3.%4."/>
+      <w:lvlJc w:val="left"/>
+      <w:pPr>
+        <w:ind w:left="1728" w:hanging="648"/>
+      </w:pPr>
+    </w:lvl>
+    <w:lvl w:ilvl="4">
+      <w:start w:val="1"/>
+      <w:numFmt w:val="decimal"/>
+      <w:lvlText w:val="%1.%2.%3.%4.%5."/>
+      <w:lvlJc w:val="left"/>
+      <w:pPr>
+        <w:ind w:left="2232" w:hanging="792"/>
+      </w:pPr>
+    </w:lvl>
+    <w:lvl w:ilvl="5">
+      <w:start w:val="1"/>
+      <w:numFmt w:val="decimal"/>
+      <w:lvlText w:val="%1.%2.%3.%4.%5.%6."/>
+      <w:lvlJc w:val="left"/>
+      <w:pPr>
+        <w:ind w:left="2736" w:hanging="936"/>
+      </w:pPr>
+    </w:lvl>
+    <w:lvl w:ilvl="6">
+      <w:start w:val="1"/>
+      <w:numFmt w:val="decimal"/>
+      <w:lvlText w:val="%1.%2.%3.%4.%5.%6.%7."/>
+      <w:lvlJc w:val="left"/>
+      <w:pPr>
+        <w:ind w:left="3240" w:hanging="1080"/>
+      </w:pPr>
+    </w:lvl>
+    <w:lvl w:ilvl="7">
+      <w:start w:val="1"/>
+      <w:numFmt w:val="decimal"/>
+      <w:lvlText w:val="%1.%2.%3.%4.%5.%6.%7.%8."/>
+      <w:lvlJc w:val="left"/>
+      <w:pPr>
+        <w:ind w:left="3744" w:hanging="1224"/>
+      </w:pPr>
+    </w:lvl>
+    <w:lvl w:ilvl="8">
+      <w:start w:val="1"/>
+      <w:numFmt w:val="decimal"/>
+      <w:lvlText w:val="%1.%2.%3.%4.%5.%6.%7.%8.%9."/>
+      <w:lvlJc w:val="left"/>
+      <w:pPr>
+        <w:ind w:left="4320" w:hanging="1440"/>
+      </w:pPr>
+    </w:lvl>
+  </w:abstractNum>
+  <w:abstractNum w:abstractNumId="15" w15:restartNumberingAfterBreak="0">
     <w:nsid w:val="40EC6F4B"/>
     <w:multiLevelType w:val="hybridMultilevel"/>
     <w:tmpl w:val="CCFC8B78"/>
@@ -12046,7 +12091,249 @@
       </w:rPr>
     </w:lvl>
   </w:abstractNum>
-  <w:abstractNum w:abstractNumId="12" w15:restartNumberingAfterBreak="0">
+  <w:abstractNum w:abstractNumId="16" w15:restartNumberingAfterBreak="0">
+    <w:nsid w:val="427A75E2"/>
+    <w:multiLevelType w:val="multilevel"/>
+    <w:tmpl w:val="E0D85A56"/>
+    <w:lvl w:ilvl="0">
+      <w:start w:val="1"/>
+      <w:numFmt w:val="decimal"/>
+      <w:lvlText w:val="%1."/>
+      <w:lvlJc w:val="left"/>
+      <w:pPr>
+        <w:ind w:left="360" w:hanging="360"/>
+      </w:pPr>
+      <w:rPr>
+        <w:rFonts w:hint="default"/>
+      </w:rPr>
+    </w:lvl>
+    <w:lvl w:ilvl="1">
+      <w:start w:val="1"/>
+      <w:numFmt w:val="decimal"/>
+      <w:isLgl/>
+      <w:lvlText w:val="%1.%2."/>
+      <w:lvlJc w:val="left"/>
+      <w:pPr>
+        <w:ind w:left="720" w:hanging="360"/>
+      </w:pPr>
+      <w:rPr>
+        <w:rFonts w:hint="default"/>
+      </w:rPr>
+    </w:lvl>
+    <w:lvl w:ilvl="2">
+      <w:start w:val="1"/>
+      <w:numFmt w:val="decimal"/>
+      <w:isLgl/>
+      <w:lvlText w:val="%1.%2.%3."/>
+      <w:lvlJc w:val="left"/>
+      <w:pPr>
+        <w:ind w:left="1440" w:hanging="720"/>
+      </w:pPr>
+      <w:rPr>
+        <w:rFonts w:hint="default"/>
+      </w:rPr>
+    </w:lvl>
+    <w:lvl w:ilvl="3">
+      <w:start w:val="1"/>
+      <w:numFmt w:val="decimal"/>
+      <w:isLgl/>
+      <w:lvlText w:val="%1.%2.%3.%4."/>
+      <w:lvlJc w:val="left"/>
+      <w:pPr>
+        <w:ind w:left="1800" w:hanging="720"/>
+      </w:pPr>
+      <w:rPr>
+        <w:rFonts w:hint="default"/>
+      </w:rPr>
+    </w:lvl>
+    <w:lvl w:ilvl="4">
+      <w:start w:val="1"/>
+      <w:numFmt w:val="decimal"/>
+      <w:isLgl/>
+      <w:lvlText w:val="%1.%2.%3.%4.%5."/>
+      <w:lvlJc w:val="left"/>
+      <w:pPr>
+        <w:ind w:left="2520" w:hanging="1080"/>
+      </w:pPr>
+      <w:rPr>
+        <w:rFonts w:hint="default"/>
+      </w:rPr>
+    </w:lvl>
+    <w:lvl w:ilvl="5">
+      <w:start w:val="1"/>
+      <w:numFmt w:val="decimal"/>
+      <w:isLgl/>
+      <w:lvlText w:val="%1.%2.%3.%4.%5.%6."/>
+      <w:lvlJc w:val="left"/>
+      <w:pPr>
+        <w:ind w:left="2880" w:hanging="1080"/>
+      </w:pPr>
+      <w:rPr>
+        <w:rFonts w:hint="default"/>
+      </w:rPr>
+    </w:lvl>
+    <w:lvl w:ilvl="6">
+      <w:start w:val="1"/>
+      <w:numFmt w:val="decimal"/>
+      <w:isLgl/>
+      <w:lvlText w:val="%1.%2.%3.%4.%5.%6.%7."/>
+      <w:lvlJc w:val="left"/>
+      <w:pPr>
+        <w:ind w:left="3600" w:hanging="1440"/>
+      </w:pPr>
+      <w:rPr>
+        <w:rFonts w:hint="default"/>
+      </w:rPr>
+    </w:lvl>
+    <w:lvl w:ilvl="7">
+      <w:start w:val="1"/>
+      <w:numFmt w:val="decimal"/>
+      <w:isLgl/>
+      <w:lvlText w:val="%1.%2.%3.%4.%5.%6.%7.%8."/>
+      <w:lvlJc w:val="left"/>
+      <w:pPr>
+        <w:ind w:left="3960" w:hanging="1440"/>
+      </w:pPr>
+      <w:rPr>
+        <w:rFonts w:hint="default"/>
+      </w:rPr>
+    </w:lvl>
+    <w:lvl w:ilvl="8">
+      <w:start w:val="1"/>
+      <w:numFmt w:val="decimal"/>
+      <w:isLgl/>
+      <w:lvlText w:val="%1.%2.%3.%4.%5.%6.%7.%8.%9."/>
+      <w:lvlJc w:val="left"/>
+      <w:pPr>
+        <w:ind w:left="4680" w:hanging="1800"/>
+      </w:pPr>
+      <w:rPr>
+        <w:rFonts w:hint="default"/>
+      </w:rPr>
+    </w:lvl>
+  </w:abstractNum>
+  <w:abstractNum w:abstractNumId="17" w15:restartNumberingAfterBreak="0">
+    <w:nsid w:val="43653DC3"/>
+    <w:multiLevelType w:val="multilevel"/>
+    <w:tmpl w:val="E0D85A56"/>
+    <w:lvl w:ilvl="0">
+      <w:start w:val="1"/>
+      <w:numFmt w:val="decimal"/>
+      <w:lvlText w:val="%1."/>
+      <w:lvlJc w:val="left"/>
+      <w:pPr>
+        <w:ind w:left="360" w:hanging="360"/>
+      </w:pPr>
+      <w:rPr>
+        <w:rFonts w:hint="default"/>
+      </w:rPr>
+    </w:lvl>
+    <w:lvl w:ilvl="1">
+      <w:start w:val="1"/>
+      <w:numFmt w:val="decimal"/>
+      <w:isLgl/>
+      <w:lvlText w:val="%1.%2."/>
+      <w:lvlJc w:val="left"/>
+      <w:pPr>
+        <w:ind w:left="720" w:hanging="360"/>
+      </w:pPr>
+      <w:rPr>
+        <w:rFonts w:hint="default"/>
+      </w:rPr>
+    </w:lvl>
+    <w:lvl w:ilvl="2">
+      <w:start w:val="1"/>
+      <w:numFmt w:val="decimal"/>
+      <w:isLgl/>
+      <w:lvlText w:val="%1.%2.%3."/>
+      <w:lvlJc w:val="left"/>
+      <w:pPr>
+        <w:ind w:left="1440" w:hanging="720"/>
+      </w:pPr>
+      <w:rPr>
+        <w:rFonts w:hint="default"/>
+      </w:rPr>
+    </w:lvl>
+    <w:lvl w:ilvl="3">
+      <w:start w:val="1"/>
+      <w:numFmt w:val="decimal"/>
+      <w:isLgl/>
+      <w:lvlText w:val="%1.%2.%3.%4."/>
+      <w:lvlJc w:val="left"/>
+      <w:pPr>
+        <w:ind w:left="1800" w:hanging="720"/>
+      </w:pPr>
+      <w:rPr>
+        <w:rFonts w:hint="default"/>
+      </w:rPr>
+    </w:lvl>
+    <w:lvl w:ilvl="4">
+      <w:start w:val="1"/>
+      <w:numFmt w:val="decimal"/>
+      <w:isLgl/>
+      <w:lvlText w:val="%1.%2.%3.%4.%5."/>
+      <w:lvlJc w:val="left"/>
+      <w:pPr>
+        <w:ind w:left="2520" w:hanging="1080"/>
+      </w:pPr>
+      <w:rPr>
+        <w:rFonts w:hint="default"/>
+      </w:rPr>
+    </w:lvl>
+    <w:lvl w:ilvl="5">
+      <w:start w:val="1"/>
+      <w:numFmt w:val="decimal"/>
+      <w:isLgl/>
+      <w:lvlText w:val="%1.%2.%3.%4.%5.%6."/>
+      <w:lvlJc w:val="left"/>
+      <w:pPr>
+        <w:ind w:left="2880" w:hanging="1080"/>
+      </w:pPr>
+      <w:rPr>
+        <w:rFonts w:hint="default"/>
+      </w:rPr>
+    </w:lvl>
+    <w:lvl w:ilvl="6">
+      <w:start w:val="1"/>
+      <w:numFmt w:val="decimal"/>
+      <w:isLgl/>
+      <w:lvlText w:val="%1.%2.%3.%4.%5.%6.%7."/>
+      <w:lvlJc w:val="left"/>
+      <w:pPr>
+        <w:ind w:left="3600" w:hanging="1440"/>
+      </w:pPr>
+      <w:rPr>
+        <w:rFonts w:hint="default"/>
+      </w:rPr>
+    </w:lvl>
+    <w:lvl w:ilvl="7">
+      <w:start w:val="1"/>
+      <w:numFmt w:val="decimal"/>
+      <w:isLgl/>
+      <w:lvlText w:val="%1.%2.%3.%4.%5.%6.%7.%8."/>
+      <w:lvlJc w:val="left"/>
+      <w:pPr>
+        <w:ind w:left="3960" w:hanging="1440"/>
+      </w:pPr>
+      <w:rPr>
+        <w:rFonts w:hint="default"/>
+      </w:rPr>
+    </w:lvl>
+    <w:lvl w:ilvl="8">
+      <w:start w:val="1"/>
+      <w:numFmt w:val="decimal"/>
+      <w:isLgl/>
+      <w:lvlText w:val="%1.%2.%3.%4.%5.%6.%7.%8.%9."/>
+      <w:lvlJc w:val="left"/>
+      <w:pPr>
+        <w:ind w:left="4680" w:hanging="1800"/>
+      </w:pPr>
+      <w:rPr>
+        <w:rFonts w:hint="default"/>
+      </w:rPr>
+    </w:lvl>
+  </w:abstractNum>
+  <w:abstractNum w:abstractNumId="18" w15:restartNumberingAfterBreak="0">
     <w:nsid w:val="45B02F2C"/>
     <w:multiLevelType w:val="hybridMultilevel"/>
     <w:tmpl w:val="32100D38"/>
@@ -12132,7 +12419,7 @@
       </w:pPr>
     </w:lvl>
   </w:abstractNum>
-  <w:abstractNum w:abstractNumId="13" w15:restartNumberingAfterBreak="0">
+  <w:abstractNum w:abstractNumId="19" w15:restartNumberingAfterBreak="0">
     <w:nsid w:val="487E4398"/>
     <w:multiLevelType w:val="hybridMultilevel"/>
     <w:tmpl w:val="A2AC2C1E"/>
@@ -12218,7 +12505,93 @@
       </w:pPr>
     </w:lvl>
   </w:abstractNum>
-  <w:abstractNum w:abstractNumId="14" w15:restartNumberingAfterBreak="0">
+  <w:abstractNum w:abstractNumId="20" w15:restartNumberingAfterBreak="0">
+    <w:nsid w:val="491D232B"/>
+    <w:multiLevelType w:val="multilevel"/>
+    <w:tmpl w:val="0409001F"/>
+    <w:lvl w:ilvl="0">
+      <w:start w:val="1"/>
+      <w:numFmt w:val="decimal"/>
+      <w:lvlText w:val="%1."/>
+      <w:lvlJc w:val="left"/>
+      <w:pPr>
+        <w:ind w:left="360" w:hanging="360"/>
+      </w:pPr>
+    </w:lvl>
+    <w:lvl w:ilvl="1">
+      <w:start w:val="1"/>
+      <w:numFmt w:val="decimal"/>
+      <w:lvlText w:val="%1.%2."/>
+      <w:lvlJc w:val="left"/>
+      <w:pPr>
+        <w:ind w:left="792" w:hanging="432"/>
+      </w:pPr>
+    </w:lvl>
+    <w:lvl w:ilvl="2">
+      <w:start w:val="1"/>
+      <w:numFmt w:val="decimal"/>
+      <w:lvlText w:val="%1.%2.%3."/>
+      <w:lvlJc w:val="left"/>
+      <w:pPr>
+        <w:ind w:left="1224" w:hanging="504"/>
+      </w:pPr>
+    </w:lvl>
+    <w:lvl w:ilvl="3">
+      <w:start w:val="1"/>
+      <w:numFmt w:val="decimal"/>
+      <w:lvlText w:val="%1.%2.%3.%4."/>
+      <w:lvlJc w:val="left"/>
+      <w:pPr>
+        <w:ind w:left="1728" w:hanging="648"/>
+      </w:pPr>
+    </w:lvl>
+    <w:lvl w:ilvl="4">
+      <w:start w:val="1"/>
+      <w:numFmt w:val="decimal"/>
+      <w:lvlText w:val="%1.%2.%3.%4.%5."/>
+      <w:lvlJc w:val="left"/>
+      <w:pPr>
+        <w:ind w:left="2232" w:hanging="792"/>
+      </w:pPr>
+    </w:lvl>
+    <w:lvl w:ilvl="5">
+      <w:start w:val="1"/>
+      <w:numFmt w:val="decimal"/>
+      <w:lvlText w:val="%1.%2.%3.%4.%5.%6."/>
+      <w:lvlJc w:val="left"/>
+      <w:pPr>
+        <w:ind w:left="2736" w:hanging="936"/>
+      </w:pPr>
+    </w:lvl>
+    <w:lvl w:ilvl="6">
+      <w:start w:val="1"/>
+      <w:numFmt w:val="decimal"/>
+      <w:lvlText w:val="%1.%2.%3.%4.%5.%6.%7."/>
+      <w:lvlJc w:val="left"/>
+      <w:pPr>
+        <w:ind w:left="3240" w:hanging="1080"/>
+      </w:pPr>
+    </w:lvl>
+    <w:lvl w:ilvl="7">
+      <w:start w:val="1"/>
+      <w:numFmt w:val="decimal"/>
+      <w:lvlText w:val="%1.%2.%3.%4.%5.%6.%7.%8."/>
+      <w:lvlJc w:val="left"/>
+      <w:pPr>
+        <w:ind w:left="3744" w:hanging="1224"/>
+      </w:pPr>
+    </w:lvl>
+    <w:lvl w:ilvl="8">
+      <w:start w:val="1"/>
+      <w:numFmt w:val="decimal"/>
+      <w:lvlText w:val="%1.%2.%3.%4.%5.%6.%7.%8.%9."/>
+      <w:lvlJc w:val="left"/>
+      <w:pPr>
+        <w:ind w:left="4320" w:hanging="1440"/>
+      </w:pPr>
+    </w:lvl>
+  </w:abstractNum>
+  <w:abstractNum w:abstractNumId="21" w15:restartNumberingAfterBreak="0">
     <w:nsid w:val="510C12AC"/>
     <w:multiLevelType w:val="hybridMultilevel"/>
     <w:tmpl w:val="1EECA868"/>
@@ -12331,7 +12704,214 @@
       </w:rPr>
     </w:lvl>
   </w:abstractNum>
-  <w:abstractNum w:abstractNumId="15" w15:restartNumberingAfterBreak="0">
+  <w:abstractNum w:abstractNumId="22" w15:restartNumberingAfterBreak="0">
+    <w:nsid w:val="5950178F"/>
+    <w:multiLevelType w:val="multilevel"/>
+    <w:tmpl w:val="E0D85A56"/>
+    <w:lvl w:ilvl="0">
+      <w:start w:val="1"/>
+      <w:numFmt w:val="decimal"/>
+      <w:lvlText w:val="%1."/>
+      <w:lvlJc w:val="left"/>
+      <w:pPr>
+        <w:ind w:left="360" w:hanging="360"/>
+      </w:pPr>
+      <w:rPr>
+        <w:rFonts w:hint="default"/>
+      </w:rPr>
+    </w:lvl>
+    <w:lvl w:ilvl="1">
+      <w:start w:val="1"/>
+      <w:numFmt w:val="decimal"/>
+      <w:isLgl/>
+      <w:lvlText w:val="%1.%2."/>
+      <w:lvlJc w:val="left"/>
+      <w:pPr>
+        <w:ind w:left="720" w:hanging="360"/>
+      </w:pPr>
+      <w:rPr>
+        <w:rFonts w:hint="default"/>
+      </w:rPr>
+    </w:lvl>
+    <w:lvl w:ilvl="2">
+      <w:start w:val="1"/>
+      <w:numFmt w:val="decimal"/>
+      <w:isLgl/>
+      <w:lvlText w:val="%1.%2.%3."/>
+      <w:lvlJc w:val="left"/>
+      <w:pPr>
+        <w:ind w:left="1440" w:hanging="720"/>
+      </w:pPr>
+      <w:rPr>
+        <w:rFonts w:hint="default"/>
+      </w:rPr>
+    </w:lvl>
+    <w:lvl w:ilvl="3">
+      <w:start w:val="1"/>
+      <w:numFmt w:val="decimal"/>
+      <w:isLgl/>
+      <w:lvlText w:val="%1.%2.%3.%4."/>
+      <w:lvlJc w:val="left"/>
+      <w:pPr>
+        <w:ind w:left="1800" w:hanging="720"/>
+      </w:pPr>
+      <w:rPr>
+        <w:rFonts w:hint="default"/>
+      </w:rPr>
+    </w:lvl>
+    <w:lvl w:ilvl="4">
+      <w:start w:val="1"/>
+      <w:numFmt w:val="decimal"/>
+      <w:isLgl/>
+      <w:lvlText w:val="%1.%2.%3.%4.%5."/>
+      <w:lvlJc w:val="left"/>
+      <w:pPr>
+        <w:ind w:left="2520" w:hanging="1080"/>
+      </w:pPr>
+      <w:rPr>
+        <w:rFonts w:hint="default"/>
+      </w:rPr>
+    </w:lvl>
+    <w:lvl w:ilvl="5">
+      <w:start w:val="1"/>
+      <w:numFmt w:val="decimal"/>
+      <w:isLgl/>
+      <w:lvlText w:val="%1.%2.%3.%4.%5.%6."/>
+      <w:lvlJc w:val="left"/>
+      <w:pPr>
+        <w:ind w:left="2880" w:hanging="1080"/>
+      </w:pPr>
+      <w:rPr>
+        <w:rFonts w:hint="default"/>
+      </w:rPr>
+    </w:lvl>
+    <w:lvl w:ilvl="6">
+      <w:start w:val="1"/>
+      <w:numFmt w:val="decimal"/>
+      <w:isLgl/>
+      <w:lvlText w:val="%1.%2.%3.%4.%5.%6.%7."/>
+      <w:lvlJc w:val="left"/>
+      <w:pPr>
+        <w:ind w:left="3600" w:hanging="1440"/>
+      </w:pPr>
+      <w:rPr>
+        <w:rFonts w:hint="default"/>
+      </w:rPr>
+    </w:lvl>
+    <w:lvl w:ilvl="7">
+      <w:start w:val="1"/>
+      <w:numFmt w:val="decimal"/>
+      <w:isLgl/>
+      <w:lvlText w:val="%1.%2.%3.%4.%5.%6.%7.%8."/>
+      <w:lvlJc w:val="left"/>
+      <w:pPr>
+        <w:ind w:left="3960" w:hanging="1440"/>
+      </w:pPr>
+      <w:rPr>
+        <w:rFonts w:hint="default"/>
+      </w:rPr>
+    </w:lvl>
+    <w:lvl w:ilvl="8">
+      <w:start w:val="1"/>
+      <w:numFmt w:val="decimal"/>
+      <w:isLgl/>
+      <w:lvlText w:val="%1.%2.%3.%4.%5.%6.%7.%8.%9."/>
+      <w:lvlJc w:val="left"/>
+      <w:pPr>
+        <w:ind w:left="4680" w:hanging="1800"/>
+      </w:pPr>
+      <w:rPr>
+        <w:rFonts w:hint="default"/>
+      </w:rPr>
+    </w:lvl>
+  </w:abstractNum>
+  <w:abstractNum w:abstractNumId="23" w15:restartNumberingAfterBreak="0">
+    <w:nsid w:val="5C335BC3"/>
+    <w:multiLevelType w:val="multilevel"/>
+    <w:tmpl w:val="0409001F"/>
+    <w:lvl w:ilvl="0">
+      <w:start w:val="1"/>
+      <w:numFmt w:val="decimal"/>
+      <w:lvlText w:val="%1."/>
+      <w:lvlJc w:val="left"/>
+      <w:pPr>
+        <w:ind w:left="360" w:hanging="360"/>
+      </w:pPr>
+    </w:lvl>
+    <w:lvl w:ilvl="1">
+      <w:start w:val="1"/>
+      <w:numFmt w:val="decimal"/>
+      <w:lvlText w:val="%1.%2."/>
+      <w:lvlJc w:val="left"/>
+      <w:pPr>
+        <w:ind w:left="792" w:hanging="432"/>
+      </w:pPr>
+    </w:lvl>
+    <w:lvl w:ilvl="2">
+      <w:start w:val="1"/>
+      <w:numFmt w:val="decimal"/>
+      <w:lvlText w:val="%1.%2.%3."/>
+      <w:lvlJc w:val="left"/>
+      <w:pPr>
+        <w:ind w:left="1224" w:hanging="504"/>
+      </w:pPr>
+    </w:lvl>
+    <w:lvl w:ilvl="3">
+      <w:start w:val="1"/>
+      <w:numFmt w:val="decimal"/>
+      <w:lvlText w:val="%1.%2.%3.%4."/>
+      <w:lvlJc w:val="left"/>
+      <w:pPr>
+        <w:ind w:left="1728" w:hanging="648"/>
+      </w:pPr>
+    </w:lvl>
+    <w:lvl w:ilvl="4">
+      <w:start w:val="1"/>
+      <w:numFmt w:val="decimal"/>
+      <w:lvlText w:val="%1.%2.%3.%4.%5."/>
+      <w:lvlJc w:val="left"/>
+      <w:pPr>
+        <w:ind w:left="2232" w:hanging="792"/>
+      </w:pPr>
+    </w:lvl>
+    <w:lvl w:ilvl="5">
+      <w:start w:val="1"/>
+      <w:numFmt w:val="decimal"/>
+      <w:lvlText w:val="%1.%2.%3.%4.%5.%6."/>
+      <w:lvlJc w:val="left"/>
+      <w:pPr>
+        <w:ind w:left="2736" w:hanging="936"/>
+      </w:pPr>
+    </w:lvl>
+    <w:lvl w:ilvl="6">
+      <w:start w:val="1"/>
+      <w:numFmt w:val="decimal"/>
+      <w:lvlText w:val="%1.%2.%3.%4.%5.%6.%7."/>
+      <w:lvlJc w:val="left"/>
+      <w:pPr>
+        <w:ind w:left="3240" w:hanging="1080"/>
+      </w:pPr>
+    </w:lvl>
+    <w:lvl w:ilvl="7">
+      <w:start w:val="1"/>
+      <w:numFmt w:val="decimal"/>
+      <w:lvlText w:val="%1.%2.%3.%4.%5.%6.%7.%8."/>
+      <w:lvlJc w:val="left"/>
+      <w:pPr>
+        <w:ind w:left="3744" w:hanging="1224"/>
+      </w:pPr>
+    </w:lvl>
+    <w:lvl w:ilvl="8">
+      <w:start w:val="1"/>
+      <w:numFmt w:val="decimal"/>
+      <w:lvlText w:val="%1.%2.%3.%4.%5.%6.%7.%8.%9."/>
+      <w:lvlJc w:val="left"/>
+      <w:pPr>
+        <w:ind w:left="4320" w:hanging="1440"/>
+      </w:pPr>
+    </w:lvl>
+  </w:abstractNum>
+  <w:abstractNum w:abstractNumId="24" w15:restartNumberingAfterBreak="0">
     <w:nsid w:val="5CFE4A2C"/>
     <w:multiLevelType w:val="hybridMultilevel"/>
     <w:tmpl w:val="07B62302"/>
@@ -12420,7 +13000,7 @@
       </w:pPr>
     </w:lvl>
   </w:abstractNum>
-  <w:abstractNum w:abstractNumId="16" w15:restartNumberingAfterBreak="0">
+  <w:abstractNum w:abstractNumId="25" w15:restartNumberingAfterBreak="0">
     <w:nsid w:val="60975DAC"/>
     <w:multiLevelType w:val="hybridMultilevel"/>
     <w:tmpl w:val="BC9058BE"/>
@@ -12510,7 +13090,7 @@
       </w:pPr>
     </w:lvl>
   </w:abstractNum>
-  <w:abstractNum w:abstractNumId="17" w15:restartNumberingAfterBreak="0">
+  <w:abstractNum w:abstractNumId="26" w15:restartNumberingAfterBreak="0">
     <w:nsid w:val="60B12A81"/>
     <w:multiLevelType w:val="multilevel"/>
     <w:tmpl w:val="BBE6D7CC"/>
@@ -12659,7 +13239,7 @@
       </w:rPr>
     </w:lvl>
   </w:abstractNum>
-  <w:abstractNum w:abstractNumId="18" w15:restartNumberingAfterBreak="0">
+  <w:abstractNum w:abstractNumId="27" w15:restartNumberingAfterBreak="0">
     <w:nsid w:val="69CA3B02"/>
     <w:multiLevelType w:val="hybridMultilevel"/>
     <w:tmpl w:val="F642E598"/>
@@ -12772,7 +13352,265 @@
       </w:rPr>
     </w:lvl>
   </w:abstractNum>
-  <w:abstractNum w:abstractNumId="19" w15:restartNumberingAfterBreak="0">
+  <w:abstractNum w:abstractNumId="28" w15:restartNumberingAfterBreak="0">
+    <w:nsid w:val="70577A53"/>
+    <w:multiLevelType w:val="multilevel"/>
+    <w:tmpl w:val="7A965D2E"/>
+    <w:lvl w:ilvl="0">
+      <w:start w:val="1"/>
+      <w:numFmt w:val="decimal"/>
+      <w:lvlText w:val="%1."/>
+      <w:lvlJc w:val="left"/>
+      <w:pPr>
+        <w:ind w:left="360" w:hanging="360"/>
+      </w:pPr>
+    </w:lvl>
+    <w:lvl w:ilvl="1">
+      <w:start w:val="1"/>
+      <w:numFmt w:val="decimal"/>
+      <w:lvlText w:val="%1.%2."/>
+      <w:lvlJc w:val="left"/>
+      <w:pPr>
+        <w:ind w:left="792" w:hanging="432"/>
+      </w:pPr>
+    </w:lvl>
+    <w:lvl w:ilvl="2">
+      <w:start w:val="1"/>
+      <w:numFmt w:val="decimal"/>
+      <w:lvlText w:val="%1.%2.%3."/>
+      <w:lvlJc w:val="left"/>
+      <w:pPr>
+        <w:ind w:left="1224" w:hanging="504"/>
+      </w:pPr>
+    </w:lvl>
+    <w:lvl w:ilvl="3">
+      <w:start w:val="1"/>
+      <w:numFmt w:val="decimal"/>
+      <w:lvlText w:val="%1.%2.%3.%4."/>
+      <w:lvlJc w:val="left"/>
+      <w:pPr>
+        <w:ind w:left="1728" w:hanging="648"/>
+      </w:pPr>
+    </w:lvl>
+    <w:lvl w:ilvl="4">
+      <w:start w:val="1"/>
+      <w:numFmt w:val="decimal"/>
+      <w:lvlText w:val="%1.%2.%3.%4.%5."/>
+      <w:lvlJc w:val="left"/>
+      <w:pPr>
+        <w:ind w:left="2232" w:hanging="792"/>
+      </w:pPr>
+    </w:lvl>
+    <w:lvl w:ilvl="5">
+      <w:start w:val="1"/>
+      <w:numFmt w:val="decimal"/>
+      <w:lvlText w:val="%1.%2.%3.%4.%5.%6."/>
+      <w:lvlJc w:val="left"/>
+      <w:pPr>
+        <w:ind w:left="2736" w:hanging="936"/>
+      </w:pPr>
+    </w:lvl>
+    <w:lvl w:ilvl="6">
+      <w:start w:val="1"/>
+      <w:numFmt w:val="decimal"/>
+      <w:lvlText w:val="%1.%2.%3.%4.%5.%6.%7."/>
+      <w:lvlJc w:val="left"/>
+      <w:pPr>
+        <w:ind w:left="3240" w:hanging="1080"/>
+      </w:pPr>
+    </w:lvl>
+    <w:lvl w:ilvl="7">
+      <w:start w:val="1"/>
+      <w:numFmt w:val="decimal"/>
+      <w:lvlText w:val="%1.%2.%3.%4.%5.%6.%7.%8."/>
+      <w:lvlJc w:val="left"/>
+      <w:pPr>
+        <w:ind w:left="3744" w:hanging="1224"/>
+      </w:pPr>
+    </w:lvl>
+    <w:lvl w:ilvl="8">
+      <w:start w:val="1"/>
+      <w:numFmt w:val="decimal"/>
+      <w:lvlText w:val="%1.%2.%3.%4.%5.%6.%7.%8.%9."/>
+      <w:lvlJc w:val="left"/>
+      <w:pPr>
+        <w:ind w:left="4320" w:hanging="1440"/>
+      </w:pPr>
+    </w:lvl>
+  </w:abstractNum>
+  <w:abstractNum w:abstractNumId="29" w15:restartNumberingAfterBreak="0">
+    <w:nsid w:val="71866EDB"/>
+    <w:multiLevelType w:val="multilevel"/>
+    <w:tmpl w:val="0409001F"/>
+    <w:lvl w:ilvl="0">
+      <w:start w:val="1"/>
+      <w:numFmt w:val="decimal"/>
+      <w:lvlText w:val="%1."/>
+      <w:lvlJc w:val="left"/>
+      <w:pPr>
+        <w:ind w:left="360" w:hanging="360"/>
+      </w:pPr>
+    </w:lvl>
+    <w:lvl w:ilvl="1">
+      <w:start w:val="1"/>
+      <w:numFmt w:val="decimal"/>
+      <w:lvlText w:val="%1.%2."/>
+      <w:lvlJc w:val="left"/>
+      <w:pPr>
+        <w:ind w:left="792" w:hanging="432"/>
+      </w:pPr>
+    </w:lvl>
+    <w:lvl w:ilvl="2">
+      <w:start w:val="1"/>
+      <w:numFmt w:val="decimal"/>
+      <w:lvlText w:val="%1.%2.%3."/>
+      <w:lvlJc w:val="left"/>
+      <w:pPr>
+        <w:ind w:left="1224" w:hanging="504"/>
+      </w:pPr>
+    </w:lvl>
+    <w:lvl w:ilvl="3">
+      <w:start w:val="1"/>
+      <w:numFmt w:val="decimal"/>
+      <w:lvlText w:val="%1.%2.%3.%4."/>
+      <w:lvlJc w:val="left"/>
+      <w:pPr>
+        <w:ind w:left="1728" w:hanging="648"/>
+      </w:pPr>
+    </w:lvl>
+    <w:lvl w:ilvl="4">
+      <w:start w:val="1"/>
+      <w:numFmt w:val="decimal"/>
+      <w:lvlText w:val="%1.%2.%3.%4.%5."/>
+      <w:lvlJc w:val="left"/>
+      <w:pPr>
+        <w:ind w:left="2232" w:hanging="792"/>
+      </w:pPr>
+    </w:lvl>
+    <w:lvl w:ilvl="5">
+      <w:start w:val="1"/>
+      <w:numFmt w:val="decimal"/>
+      <w:lvlText w:val="%1.%2.%3.%4.%5.%6."/>
+      <w:lvlJc w:val="left"/>
+      <w:pPr>
+        <w:ind w:left="2736" w:hanging="936"/>
+      </w:pPr>
+    </w:lvl>
+    <w:lvl w:ilvl="6">
+      <w:start w:val="1"/>
+      <w:numFmt w:val="decimal"/>
+      <w:lvlText w:val="%1.%2.%3.%4.%5.%6.%7."/>
+      <w:lvlJc w:val="left"/>
+      <w:pPr>
+        <w:ind w:left="3240" w:hanging="1080"/>
+      </w:pPr>
+    </w:lvl>
+    <w:lvl w:ilvl="7">
+      <w:start w:val="1"/>
+      <w:numFmt w:val="decimal"/>
+      <w:lvlText w:val="%1.%2.%3.%4.%5.%6.%7.%8."/>
+      <w:lvlJc w:val="left"/>
+      <w:pPr>
+        <w:ind w:left="3744" w:hanging="1224"/>
+      </w:pPr>
+    </w:lvl>
+    <w:lvl w:ilvl="8">
+      <w:start w:val="1"/>
+      <w:numFmt w:val="decimal"/>
+      <w:lvlText w:val="%1.%2.%3.%4.%5.%6.%7.%8.%9."/>
+      <w:lvlJc w:val="left"/>
+      <w:pPr>
+        <w:ind w:left="4320" w:hanging="1440"/>
+      </w:pPr>
+    </w:lvl>
+  </w:abstractNum>
+  <w:abstractNum w:abstractNumId="30" w15:restartNumberingAfterBreak="0">
+    <w:nsid w:val="71C55D51"/>
+    <w:multiLevelType w:val="hybridMultilevel"/>
+    <w:tmpl w:val="C556E96E"/>
+    <w:lvl w:ilvl="0" w:tplc="E7D454E6">
+      <w:start w:val="1"/>
+      <w:numFmt w:val="bullet"/>
+      <w:lvlText w:val="●"/>
+      <w:lvlJc w:val="left"/>
+      <w:pPr>
+        <w:ind w:left="720" w:hanging="360"/>
+      </w:pPr>
+    </w:lvl>
+    <w:lvl w:ilvl="1" w:tplc="5C163E44">
+      <w:start w:val="1"/>
+      <w:numFmt w:val="bullet"/>
+      <w:lvlText w:val="○"/>
+      <w:lvlJc w:val="left"/>
+      <w:pPr>
+        <w:ind w:left="1440" w:hanging="360"/>
+      </w:pPr>
+    </w:lvl>
+    <w:lvl w:ilvl="2" w:tplc="0DB2DBBE">
+      <w:start w:val="1"/>
+      <w:numFmt w:val="bullet"/>
+      <w:lvlText w:val="■"/>
+      <w:lvlJc w:val="left"/>
+      <w:pPr>
+        <w:ind w:left="2160" w:hanging="360"/>
+      </w:pPr>
+    </w:lvl>
+    <w:lvl w:ilvl="3" w:tplc="8990BE9A">
+      <w:start w:val="1"/>
+      <w:numFmt w:val="bullet"/>
+      <w:lvlText w:val="●"/>
+      <w:lvlJc w:val="left"/>
+      <w:pPr>
+        <w:ind w:left="2880" w:hanging="360"/>
+      </w:pPr>
+    </w:lvl>
+    <w:lvl w:ilvl="4" w:tplc="B6E854C6">
+      <w:start w:val="1"/>
+      <w:numFmt w:val="bullet"/>
+      <w:lvlText w:val="○"/>
+      <w:lvlJc w:val="left"/>
+      <w:pPr>
+        <w:ind w:left="3600" w:hanging="360"/>
+      </w:pPr>
+    </w:lvl>
+    <w:lvl w:ilvl="5" w:tplc="ACFCDB20">
+      <w:start w:val="1"/>
+      <w:numFmt w:val="bullet"/>
+      <w:lvlText w:val="■"/>
+      <w:lvlJc w:val="left"/>
+      <w:pPr>
+        <w:ind w:left="4320" w:hanging="360"/>
+      </w:pPr>
+    </w:lvl>
+    <w:lvl w:ilvl="6" w:tplc="145692F8">
+      <w:start w:val="1"/>
+      <w:numFmt w:val="bullet"/>
+      <w:lvlText w:val="●"/>
+      <w:lvlJc w:val="left"/>
+      <w:pPr>
+        <w:ind w:left="5040" w:hanging="360"/>
+      </w:pPr>
+    </w:lvl>
+    <w:lvl w:ilvl="7" w:tplc="B0623996">
+      <w:start w:val="1"/>
+      <w:numFmt w:val="bullet"/>
+      <w:lvlText w:val="●"/>
+      <w:lvlJc w:val="left"/>
+      <w:pPr>
+        <w:ind w:left="5760" w:hanging="360"/>
+      </w:pPr>
+    </w:lvl>
+    <w:lvl w:ilvl="8" w:tplc="BDBC5A68">
+      <w:start w:val="1"/>
+      <w:numFmt w:val="bullet"/>
+      <w:lvlText w:val="●"/>
+      <w:lvlJc w:val="left"/>
+      <w:pPr>
+        <w:ind w:left="6480" w:hanging="360"/>
+      </w:pPr>
+    </w:lvl>
+  </w:abstractNum>
+  <w:abstractNum w:abstractNumId="31" w15:restartNumberingAfterBreak="0">
     <w:nsid w:val="72BA1947"/>
     <w:multiLevelType w:val="hybridMultilevel"/>
     <w:tmpl w:val="CCE4C876"/>
@@ -12885,7 +13723,266 @@
       </w:rPr>
     </w:lvl>
   </w:abstractNum>
-  <w:abstractNum w:abstractNumId="20" w15:restartNumberingAfterBreak="0">
+  <w:abstractNum w:abstractNumId="32" w15:restartNumberingAfterBreak="0">
+    <w:nsid w:val="74202E0F"/>
+    <w:multiLevelType w:val="multilevel"/>
+    <w:tmpl w:val="7A965D2E"/>
+    <w:lvl w:ilvl="0">
+      <w:start w:val="1"/>
+      <w:numFmt w:val="decimal"/>
+      <w:lvlText w:val="%1."/>
+      <w:lvlJc w:val="left"/>
+      <w:pPr>
+        <w:ind w:left="360" w:hanging="360"/>
+      </w:pPr>
+    </w:lvl>
+    <w:lvl w:ilvl="1">
+      <w:start w:val="1"/>
+      <w:numFmt w:val="decimal"/>
+      <w:lvlText w:val="%1.%2."/>
+      <w:lvlJc w:val="left"/>
+      <w:pPr>
+        <w:ind w:left="792" w:hanging="432"/>
+      </w:pPr>
+    </w:lvl>
+    <w:lvl w:ilvl="2">
+      <w:start w:val="1"/>
+      <w:numFmt w:val="decimal"/>
+      <w:lvlText w:val="%1.%2.%3."/>
+      <w:lvlJc w:val="left"/>
+      <w:pPr>
+        <w:ind w:left="1224" w:hanging="504"/>
+      </w:pPr>
+    </w:lvl>
+    <w:lvl w:ilvl="3">
+      <w:start w:val="1"/>
+      <w:numFmt w:val="decimal"/>
+      <w:lvlText w:val="%1.%2.%3.%4."/>
+      <w:lvlJc w:val="left"/>
+      <w:pPr>
+        <w:ind w:left="1728" w:hanging="648"/>
+      </w:pPr>
+    </w:lvl>
+    <w:lvl w:ilvl="4">
+      <w:start w:val="1"/>
+      <w:numFmt w:val="decimal"/>
+      <w:lvlText w:val="%1.%2.%3.%4.%5."/>
+      <w:lvlJc w:val="left"/>
+      <w:pPr>
+        <w:ind w:left="2232" w:hanging="792"/>
+      </w:pPr>
+    </w:lvl>
+    <w:lvl w:ilvl="5">
+      <w:start w:val="1"/>
+      <w:numFmt w:val="decimal"/>
+      <w:lvlText w:val="%1.%2.%3.%4.%5.%6."/>
+      <w:lvlJc w:val="left"/>
+      <w:pPr>
+        <w:ind w:left="2736" w:hanging="936"/>
+      </w:pPr>
+    </w:lvl>
+    <w:lvl w:ilvl="6">
+      <w:start w:val="1"/>
+      <w:numFmt w:val="decimal"/>
+      <w:lvlText w:val="%1.%2.%3.%4.%5.%6.%7."/>
+      <w:lvlJc w:val="left"/>
+      <w:pPr>
+        <w:ind w:left="3240" w:hanging="1080"/>
+      </w:pPr>
+    </w:lvl>
+    <w:lvl w:ilvl="7">
+      <w:start w:val="1"/>
+      <w:numFmt w:val="decimal"/>
+      <w:lvlText w:val="%1.%2.%3.%4.%5.%6.%7.%8."/>
+      <w:lvlJc w:val="left"/>
+      <w:pPr>
+        <w:ind w:left="3744" w:hanging="1224"/>
+      </w:pPr>
+    </w:lvl>
+    <w:lvl w:ilvl="8">
+      <w:start w:val="1"/>
+      <w:numFmt w:val="decimal"/>
+      <w:lvlText w:val="%1.%2.%3.%4.%5.%6.%7.%8.%9."/>
+      <w:lvlJc w:val="left"/>
+      <w:pPr>
+        <w:ind w:left="4320" w:hanging="1440"/>
+      </w:pPr>
+    </w:lvl>
+  </w:abstractNum>
+  <w:abstractNum w:abstractNumId="33" w15:restartNumberingAfterBreak="0">
+    <w:nsid w:val="74F10980"/>
+    <w:multiLevelType w:val="multilevel"/>
+    <w:tmpl w:val="0409001D"/>
+    <w:lvl w:ilvl="0">
+      <w:start w:val="1"/>
+      <w:numFmt w:val="decimal"/>
+      <w:lvlText w:val="%1)"/>
+      <w:lvlJc w:val="left"/>
+      <w:pPr>
+        <w:ind w:left="360" w:hanging="360"/>
+      </w:pPr>
+    </w:lvl>
+    <w:lvl w:ilvl="1">
+      <w:start w:val="1"/>
+      <w:numFmt w:val="lowerLetter"/>
+      <w:lvlText w:val="%2)"/>
+      <w:lvlJc w:val="left"/>
+      <w:pPr>
+        <w:ind w:left="720" w:hanging="360"/>
+      </w:pPr>
+    </w:lvl>
+    <w:lvl w:ilvl="2">
+      <w:start w:val="1"/>
+      <w:numFmt w:val="lowerRoman"/>
+      <w:lvlText w:val="%3)"/>
+      <w:lvlJc w:val="left"/>
+      <w:pPr>
+        <w:ind w:left="1080" w:hanging="360"/>
+      </w:pPr>
+    </w:lvl>
+    <w:lvl w:ilvl="3">
+      <w:start w:val="1"/>
+      <w:numFmt w:val="decimal"/>
+      <w:lvlText w:val="(%4)"/>
+      <w:lvlJc w:val="left"/>
+      <w:pPr>
+        <w:ind w:left="1440" w:hanging="360"/>
+      </w:pPr>
+    </w:lvl>
+    <w:lvl w:ilvl="4">
+      <w:start w:val="1"/>
+      <w:numFmt w:val="lowerLetter"/>
+      <w:lvlText w:val="(%5)"/>
+      <w:lvlJc w:val="left"/>
+      <w:pPr>
+        <w:ind w:left="1800" w:hanging="360"/>
+      </w:pPr>
+    </w:lvl>
+    <w:lvl w:ilvl="5">
+      <w:start w:val="1"/>
+      <w:numFmt w:val="lowerRoman"/>
+      <w:lvlText w:val="(%6)"/>
+      <w:lvlJc w:val="left"/>
+      <w:pPr>
+        <w:ind w:left="2160" w:hanging="360"/>
+      </w:pPr>
+    </w:lvl>
+    <w:lvl w:ilvl="6">
+      <w:start w:val="1"/>
+      <w:numFmt w:val="decimal"/>
+      <w:lvlText w:val="%7."/>
+      <w:lvlJc w:val="left"/>
+      <w:pPr>
+        <w:ind w:left="2520" w:hanging="360"/>
+      </w:pPr>
+    </w:lvl>
+    <w:lvl w:ilvl="7">
+      <w:start w:val="1"/>
+      <w:numFmt w:val="lowerLetter"/>
+      <w:lvlText w:val="%8."/>
+      <w:lvlJc w:val="left"/>
+      <w:pPr>
+        <w:ind w:left="2880" w:hanging="360"/>
+      </w:pPr>
+    </w:lvl>
+    <w:lvl w:ilvl="8">
+      <w:start w:val="1"/>
+      <w:numFmt w:val="lowerRoman"/>
+      <w:lvlText w:val="%9."/>
+      <w:lvlJc w:val="left"/>
+      <w:pPr>
+        <w:ind w:left="3240" w:hanging="360"/>
+      </w:pPr>
+    </w:lvl>
+  </w:abstractNum>
+  <w:abstractNum w:abstractNumId="34" w15:restartNumberingAfterBreak="0">
+    <w:nsid w:val="76DD40C2"/>
+    <w:multiLevelType w:val="hybridMultilevel"/>
+    <w:tmpl w:val="332EFC0C"/>
+    <w:lvl w:ilvl="0" w:tplc="3862576C">
+      <w:start w:val="1"/>
+      <w:numFmt w:val="decimal"/>
+      <w:pStyle w:val="Heading1"/>
+      <w:lvlText w:val="%1."/>
+      <w:lvlJc w:val="left"/>
+      <w:pPr>
+        <w:ind w:left="360" w:hanging="360"/>
+      </w:pPr>
+    </w:lvl>
+    <w:lvl w:ilvl="1" w:tplc="04090019" w:tentative="1">
+      <w:start w:val="1"/>
+      <w:numFmt w:val="lowerLetter"/>
+      <w:lvlText w:val="%2."/>
+      <w:lvlJc w:val="left"/>
+      <w:pPr>
+        <w:ind w:left="1080" w:hanging="360"/>
+      </w:pPr>
+    </w:lvl>
+    <w:lvl w:ilvl="2" w:tplc="0409001B" w:tentative="1">
+      <w:start w:val="1"/>
+      <w:numFmt w:val="lowerRoman"/>
+      <w:lvlText w:val="%3."/>
+      <w:lvlJc w:val="right"/>
+      <w:pPr>
+        <w:ind w:left="1800" w:hanging="180"/>
+      </w:pPr>
+    </w:lvl>
+    <w:lvl w:ilvl="3" w:tplc="0409000F" w:tentative="1">
+      <w:start w:val="1"/>
+      <w:numFmt w:val="decimal"/>
+      <w:lvlText w:val="%4."/>
+      <w:lvlJc w:val="left"/>
+      <w:pPr>
+        <w:ind w:left="2520" w:hanging="360"/>
+      </w:pPr>
+    </w:lvl>
+    <w:lvl w:ilvl="4" w:tplc="04090019" w:tentative="1">
+      <w:start w:val="1"/>
+      <w:numFmt w:val="lowerLetter"/>
+      <w:lvlText w:val="%5."/>
+      <w:lvlJc w:val="left"/>
+      <w:pPr>
+        <w:ind w:left="3240" w:hanging="360"/>
+      </w:pPr>
+    </w:lvl>
+    <w:lvl w:ilvl="5" w:tplc="0409001B" w:tentative="1">
+      <w:start w:val="1"/>
+      <w:numFmt w:val="lowerRoman"/>
+      <w:lvlText w:val="%6."/>
+      <w:lvlJc w:val="right"/>
+      <w:pPr>
+        <w:ind w:left="3960" w:hanging="180"/>
+      </w:pPr>
+    </w:lvl>
+    <w:lvl w:ilvl="6" w:tplc="0409000F" w:tentative="1">
+      <w:start w:val="1"/>
+      <w:numFmt w:val="decimal"/>
+      <w:lvlText w:val="%7."/>
+      <w:lvlJc w:val="left"/>
+      <w:pPr>
+        <w:ind w:left="4680" w:hanging="360"/>
+      </w:pPr>
+    </w:lvl>
+    <w:lvl w:ilvl="7" w:tplc="04090019" w:tentative="1">
+      <w:start w:val="1"/>
+      <w:numFmt w:val="lowerLetter"/>
+      <w:lvlText w:val="%8."/>
+      <w:lvlJc w:val="left"/>
+      <w:pPr>
+        <w:ind w:left="5400" w:hanging="360"/>
+      </w:pPr>
+    </w:lvl>
+    <w:lvl w:ilvl="8" w:tplc="0409001B" w:tentative="1">
+      <w:start w:val="1"/>
+      <w:numFmt w:val="lowerRoman"/>
+      <w:lvlText w:val="%9."/>
+      <w:lvlJc w:val="right"/>
+      <w:pPr>
+        <w:ind w:left="6120" w:hanging="180"/>
+      </w:pPr>
+    </w:lvl>
+  </w:abstractNum>
+  <w:abstractNum w:abstractNumId="35" w15:restartNumberingAfterBreak="0">
     <w:nsid w:val="7A196E75"/>
     <w:multiLevelType w:val="multilevel"/>
     <w:tmpl w:val="A75E5CC4"/>
@@ -13034,7 +14131,7 @@
       </w:rPr>
     </w:lvl>
   </w:abstractNum>
-  <w:abstractNum w:abstractNumId="21" w15:restartNumberingAfterBreak="0">
+  <w:abstractNum w:abstractNumId="36" w15:restartNumberingAfterBreak="0">
     <w:nsid w:val="7A3B0902"/>
     <w:multiLevelType w:val="hybridMultilevel"/>
     <w:tmpl w:val="8F7AAA36"/>
@@ -13148,70 +14245,124 @@
     </w:lvl>
   </w:abstractNum>
   <w:num w:numId="1" w16cid:durableId="1572424820">
+    <w:abstractNumId w:val="8"/>
+  </w:num>
+  <w:num w:numId="2" w16cid:durableId="273564089">
+    <w:abstractNumId w:val="25"/>
+  </w:num>
+  <w:num w:numId="3" w16cid:durableId="55931572">
+    <w:abstractNumId w:val="9"/>
+  </w:num>
+  <w:num w:numId="4" w16cid:durableId="2126657140">
+    <w:abstractNumId w:val="21"/>
+  </w:num>
+  <w:num w:numId="5" w16cid:durableId="113409846">
+    <w:abstractNumId w:val="26"/>
+  </w:num>
+  <w:num w:numId="6" w16cid:durableId="1283607070">
+    <w:abstractNumId w:val="27"/>
+  </w:num>
+  <w:num w:numId="7" w16cid:durableId="2010210873">
+    <w:abstractNumId w:val="10"/>
+  </w:num>
+  <w:num w:numId="8" w16cid:durableId="1397240825">
+    <w:abstractNumId w:val="5"/>
+  </w:num>
+  <w:num w:numId="9" w16cid:durableId="1086148396">
+    <w:abstractNumId w:val="15"/>
+  </w:num>
+  <w:num w:numId="10" w16cid:durableId="688261492">
+    <w:abstractNumId w:val="1"/>
+  </w:num>
+  <w:num w:numId="11" w16cid:durableId="1288197777">
+    <w:abstractNumId w:val="12"/>
+  </w:num>
+  <w:num w:numId="12" w16cid:durableId="1765493050">
+    <w:abstractNumId w:val="24"/>
+  </w:num>
+  <w:num w:numId="13" w16cid:durableId="1742799083">
+    <w:abstractNumId w:val="13"/>
+  </w:num>
+  <w:num w:numId="14" w16cid:durableId="68432105">
     <w:abstractNumId w:val="6"/>
   </w:num>
-  <w:num w:numId="2" w16cid:durableId="273564089">
+  <w:num w:numId="15" w16cid:durableId="1096710375">
+    <w:abstractNumId w:val="36"/>
+  </w:num>
+  <w:num w:numId="16" w16cid:durableId="323629972">
+    <w:abstractNumId w:val="2"/>
+  </w:num>
+  <w:num w:numId="17" w16cid:durableId="130946410">
+    <w:abstractNumId w:val="31"/>
+  </w:num>
+  <w:num w:numId="18" w16cid:durableId="416100346">
+    <w:abstractNumId w:val="3"/>
+  </w:num>
+  <w:num w:numId="19" w16cid:durableId="1334378919">
+    <w:abstractNumId w:val="4"/>
+  </w:num>
+  <w:num w:numId="20" w16cid:durableId="690182324">
+    <w:abstractNumId w:val="19"/>
+  </w:num>
+  <w:num w:numId="21" w16cid:durableId="1097286351">
+    <w:abstractNumId w:val="18"/>
+  </w:num>
+  <w:num w:numId="22" w16cid:durableId="843129158">
+    <w:abstractNumId w:val="35"/>
+  </w:num>
+  <w:num w:numId="23" w16cid:durableId="16471193">
+    <w:abstractNumId w:val="30"/>
+    <w:lvlOverride w:ilvl="0"/>
+    <w:lvlOverride w:ilvl="1"/>
+    <w:lvlOverride w:ilvl="2"/>
+    <w:lvlOverride w:ilvl="3"/>
+    <w:lvlOverride w:ilvl="4"/>
+    <w:lvlOverride w:ilvl="5"/>
+    <w:lvlOverride w:ilvl="6"/>
+    <w:lvlOverride w:ilvl="7"/>
+    <w:lvlOverride w:ilvl="8"/>
+  </w:num>
+  <w:num w:numId="24" w16cid:durableId="1877229682">
+    <w:abstractNumId w:val="0"/>
+  </w:num>
+  <w:num w:numId="25" w16cid:durableId="281111275">
+    <w:abstractNumId w:val="34"/>
+  </w:num>
+  <w:num w:numId="26" w16cid:durableId="20327372">
+    <w:abstractNumId w:val="32"/>
+  </w:num>
+  <w:num w:numId="27" w16cid:durableId="1614245414">
+    <w:abstractNumId w:val="28"/>
+  </w:num>
+  <w:num w:numId="28" w16cid:durableId="544483084">
     <w:abstractNumId w:val="16"/>
   </w:num>
-  <w:num w:numId="3" w16cid:durableId="55931572">
+  <w:num w:numId="29" w16cid:durableId="662313826">
+    <w:abstractNumId w:val="17"/>
+  </w:num>
+  <w:num w:numId="30" w16cid:durableId="917834563">
     <w:abstractNumId w:val="7"/>
   </w:num>
-  <w:num w:numId="4" w16cid:durableId="2126657140">
+  <w:num w:numId="31" w16cid:durableId="1409689201">
+    <w:abstractNumId w:val="29"/>
+  </w:num>
+  <w:num w:numId="32" w16cid:durableId="1823161223">
+    <w:abstractNumId w:val="23"/>
+  </w:num>
+  <w:num w:numId="33" w16cid:durableId="389117071">
+    <w:abstractNumId w:val="22"/>
+  </w:num>
+  <w:num w:numId="34" w16cid:durableId="765199556">
+    <w:abstractNumId w:val="33"/>
+  </w:num>
+  <w:num w:numId="35" w16cid:durableId="1543248068">
+    <w:abstractNumId w:val="20"/>
+  </w:num>
+  <w:num w:numId="36" w16cid:durableId="370158148">
     <w:abstractNumId w:val="14"/>
   </w:num>
-  <w:num w:numId="5" w16cid:durableId="113409846">
-    <w:abstractNumId w:val="17"/>
-  </w:num>
-  <w:num w:numId="6" w16cid:durableId="1283607070">
-    <w:abstractNumId w:val="18"/>
-  </w:num>
-  <w:num w:numId="7" w16cid:durableId="2010210873">
-    <w:abstractNumId w:val="8"/>
-  </w:num>
-  <w:num w:numId="8" w16cid:durableId="1397240825">
-    <w:abstractNumId w:val="4"/>
-  </w:num>
-  <w:num w:numId="9" w16cid:durableId="1086148396">
+  <w:num w:numId="37" w16cid:durableId="564217785">
     <w:abstractNumId w:val="11"/>
-  </w:num>
-  <w:num w:numId="10" w16cid:durableId="688261492">
-    <w:abstractNumId w:val="0"/>
-  </w:num>
-  <w:num w:numId="11" w16cid:durableId="1288197777">
-    <w:abstractNumId w:val="9"/>
-  </w:num>
-  <w:num w:numId="12" w16cid:durableId="1765493050">
-    <w:abstractNumId w:val="15"/>
-  </w:num>
-  <w:num w:numId="13" w16cid:durableId="1742799083">
-    <w:abstractNumId w:val="10"/>
-  </w:num>
-  <w:num w:numId="14" w16cid:durableId="68432105">
-    <w:abstractNumId w:val="5"/>
-  </w:num>
-  <w:num w:numId="15" w16cid:durableId="1096710375">
-    <w:abstractNumId w:val="21"/>
-  </w:num>
-  <w:num w:numId="16" w16cid:durableId="323629972">
-    <w:abstractNumId w:val="1"/>
-  </w:num>
-  <w:num w:numId="17" w16cid:durableId="130946410">
-    <w:abstractNumId w:val="19"/>
-  </w:num>
-  <w:num w:numId="18" w16cid:durableId="416100346">
-    <w:abstractNumId w:val="2"/>
-  </w:num>
-  <w:num w:numId="19" w16cid:durableId="1334378919">
-    <w:abstractNumId w:val="3"/>
-  </w:num>
-  <w:num w:numId="20" w16cid:durableId="690182324">
-    <w:abstractNumId w:val="13"/>
-  </w:num>
-  <w:num w:numId="21" w16cid:durableId="1097286351">
-    <w:abstractNumId w:val="12"/>
-  </w:num>
-  <w:num w:numId="22" w16cid:durableId="843129158">
-    <w:abstractNumId w:val="20"/>
   </w:num>
 </w:numbering>
 </file>
@@ -13633,6 +14784,9 @@
     <w:pPr>
       <w:keepNext/>
       <w:keepLines/>
+      <w:numPr>
+        <w:numId w:val="25"/>
+      </w:numPr>
       <w:spacing w:before="120" w:after="120"/>
       <w:outlineLvl w:val="0"/>
     </w:pPr>
@@ -13646,21 +14800,25 @@
   <w:style w:type="paragraph" w:styleId="Heading2">
     <w:name w:val="heading 2"/>
     <w:basedOn w:val="Normal"/>
-    <w:next w:val="Normal"/>
+    <w:next w:val="Heading1"/>
     <w:link w:val="Heading2Char"/>
     <w:uiPriority w:val="9"/>
     <w:unhideWhenUsed/>
     <w:qFormat/>
-    <w:rsid w:val="006549AC"/>
+    <w:rsid w:val="0007591E"/>
     <w:pPr>
       <w:keepNext/>
       <w:keepLines/>
+      <w:numPr>
+        <w:numId w:val="30"/>
+      </w:numPr>
       <w:spacing w:before="240" w:after="240"/>
       <w:outlineLvl w:val="1"/>
     </w:pPr>
     <w:rPr>
       <w:rFonts w:eastAsiaTheme="majorEastAsia" w:cstheme="majorBidi"/>
       <w:b/>
+      <w:color w:val="000000" w:themeColor="text1"/>
       <w:szCs w:val="26"/>
     </w:rPr>
   </w:style>
@@ -13689,7 +14847,6 @@
   <w:style w:type="character" w:default="1" w:styleId="DefaultParagraphFont">
     <w:name w:val="Default Paragraph Font"/>
     <w:uiPriority w:val="1"/>
-    <w:semiHidden/>
     <w:unhideWhenUsed/>
   </w:style>
   <w:style w:type="table" w:default="1" w:styleId="TableNormal">
@@ -13844,10 +15001,11 @@
     <w:basedOn w:val="DefaultParagraphFont"/>
     <w:link w:val="Heading2"/>
     <w:uiPriority w:val="9"/>
-    <w:rsid w:val="006549AC"/>
+    <w:rsid w:val="0007591E"/>
     <w:rPr>
       <w:rFonts w:ascii="Times New Roman" w:eastAsiaTheme="majorEastAsia" w:hAnsi="Times New Roman" w:cstheme="majorBidi"/>
       <w:b/>
+      <w:color w:val="000000" w:themeColor="text1"/>
       <w:sz w:val="24"/>
       <w:szCs w:val="26"/>
       <w:lang w:val="en-GB"/>
@@ -14158,6 +15316,33 @@
       <w:lang w:val="en-US"/>
     </w:rPr>
   </w:style>
+  <w:style w:type="paragraph" w:styleId="TOC2">
+    <w:name w:val="toc 2"/>
+    <w:basedOn w:val="Normal"/>
+    <w:next w:val="Normal"/>
+    <w:autoRedefine/>
+    <w:uiPriority w:val="39"/>
+    <w:unhideWhenUsed/>
+    <w:rsid w:val="0007591E"/>
+    <w:pPr>
+      <w:spacing w:after="100"/>
+      <w:ind w:left="240"/>
+    </w:pPr>
+  </w:style>
+  <w:style w:type="paragraph" w:styleId="NoSpacing">
+    <w:name w:val="No Spacing"/>
+    <w:uiPriority w:val="1"/>
+    <w:qFormat/>
+    <w:rsid w:val="0007591E"/>
+    <w:pPr>
+      <w:spacing w:after="0" w:line="240" w:lineRule="auto"/>
+    </w:pPr>
+    <w:rPr>
+      <w:rFonts w:ascii="Times New Roman" w:hAnsi="Times New Roman"/>
+      <w:sz w:val="24"/>
+      <w:lang w:val="en-GB"/>
+    </w:rPr>
+  </w:style>
 </w:styles>
 </file>
 
@@ -14304,6 +15489,7 @@
     <w:rsid w:val="002228AC"/>
     <w:rsid w:val="0035202E"/>
     <w:rsid w:val="005047B6"/>
+    <w:rsid w:val="00570076"/>
     <w:rsid w:val="00586AAF"/>
     <w:rsid w:val="005954E5"/>
     <w:rsid w:val="005A53D4"/>
@@ -14318,6 +15504,7 @@
     <w:rsid w:val="00952ECC"/>
     <w:rsid w:val="00A170AD"/>
     <w:rsid w:val="00B00F7A"/>
+    <w:rsid w:val="00B276FA"/>
     <w:rsid w:val="00C4473B"/>
     <w:rsid w:val="00C86294"/>
     <w:rsid w:val="00DD3B45"/>
@@ -15097,6 +16284,12 @@
 </file>
 
 <file path=customXml/item1.xml><?xml version="1.0" encoding="utf-8"?>
+<p:properties xmlns:p="http://schemas.microsoft.com/office/2006/metadata/properties" xmlns:xsi="http://www.w3.org/2001/XMLSchema-instance" xmlns:pc="http://schemas.microsoft.com/office/infopath/2007/PartnerControls">
+  <documentManagement/>
+</p:properties>
+</file>
+
+<file path=customXml/item2.xml><?xml version="1.0" encoding="utf-8"?>
 <?mso-contentType ?>
 <FormTemplates xmlns="http://schemas.microsoft.com/sharepoint/v3/contenttype/forms">
   <Display>DocumentLibraryForm</Display>
@@ -15105,35 +16298,7 @@
 </FormTemplates>
 </file>
 
-<file path=customXml/item2.xml><?xml version="1.0" encoding="utf-8"?>
-<p:properties xmlns:p="http://schemas.microsoft.com/office/2006/metadata/properties" xmlns:xsi="http://www.w3.org/2001/XMLSchema-instance" xmlns:pc="http://schemas.microsoft.com/office/infopath/2007/PartnerControls">
-  <documentManagement/>
-</p:properties>
-</file>
-
 <file path=customXml/item3.xml><?xml version="1.0" encoding="utf-8"?>
-<b:Sources xmlns:b="http://schemas.openxmlformats.org/officeDocument/2006/bibliography" xmlns="http://schemas.openxmlformats.org/officeDocument/2006/bibliography" SelectedStyle="\APASixthEditionOfficeOnline.xsl" StyleName="APA" Version="6">
-  <b:Source>
-    <b:Tag>Lau</b:Tag>
-    <b:SourceType>InternetSite</b:SourceType>
-    <b:Guid>{DCB13D93-B085-4654-89B6-F8FCD73B8306}</b:Guid>
-    <b:Title>Management Information System</b:Title>
-    <b:Author>
-      <b:Author>
-        <b:NameList>
-          <b:Person>
-            <b:Last>K.C</b:Last>
-            <b:First>Laudon</b:First>
-          </b:Person>
-        </b:NameList>
-      </b:Author>
-    </b:Author>
-    <b:RefOrder>1</b:RefOrder>
-  </b:Source>
-</b:Sources>
-</file>
-
-<file path=customXml/item4.xml><?xml version="1.0" encoding="utf-8"?>
 <ct:contentTypeSchema xmlns:ct="http://schemas.microsoft.com/office/2006/metadata/contentType" xmlns:ma="http://schemas.microsoft.com/office/2006/metadata/properties/metaAttributes" ct:_="" ma:_="" ma:contentTypeName="Document" ma:contentTypeID="0x01010021A59588BC0053418FC88F40861DA871" ma:contentTypeVersion="10" ma:contentTypeDescription="Create a new document." ma:contentTypeScope="" ma:versionID="3673c1cf7550c71788a22a838bb0d9c0">
   <xsd:schema xmlns:xsd="http://www.w3.org/2001/XMLSchema" xmlns:xs="http://www.w3.org/2001/XMLSchema" xmlns:p="http://schemas.microsoft.com/office/2006/metadata/properties" xmlns:ns2="22f4eba5-1bf1-421f-a001-fd7acca9760c" targetNamespace="http://schemas.microsoft.com/office/2006/metadata/properties" ma:root="true" ma:fieldsID="ac330b6bfa0f539d41f40e8181b11b47" ns2:_="">
     <xsd:import namespace="22f4eba5-1bf1-421f-a001-fd7acca9760c"/>
@@ -15317,15 +16482,29 @@
 </ct:contentTypeSchema>
 </file>
 
-<file path=customXml/itemProps1.xml><?xml version="1.0" encoding="utf-8"?>
-<ds:datastoreItem xmlns:ds="http://schemas.openxmlformats.org/officeDocument/2006/customXml" ds:itemID="{56C44748-5791-4773-80AF-F953C3055353}">
-  <ds:schemaRefs>
-    <ds:schemaRef ds:uri="http://schemas.microsoft.com/sharepoint/v3/contenttype/forms"/>
-  </ds:schemaRefs>
-</ds:datastoreItem>
+<file path=customXml/item4.xml><?xml version="1.0" encoding="utf-8"?>
+<b:Sources xmlns:b="http://schemas.openxmlformats.org/officeDocument/2006/bibliography" xmlns="http://schemas.openxmlformats.org/officeDocument/2006/bibliography" SelectedStyle="\APASixthEditionOfficeOnline.xsl" StyleName="APA" Version="6">
+  <b:Source>
+    <b:Tag>Lau</b:Tag>
+    <b:SourceType>InternetSite</b:SourceType>
+    <b:Guid>{DCB13D93-B085-4654-89B6-F8FCD73B8306}</b:Guid>
+    <b:Title>Management Information System</b:Title>
+    <b:Author>
+      <b:Author>
+        <b:NameList>
+          <b:Person>
+            <b:Last>K.C</b:Last>
+            <b:First>Laudon</b:First>
+          </b:Person>
+        </b:NameList>
+      </b:Author>
+    </b:Author>
+    <b:RefOrder>1</b:RefOrder>
+  </b:Source>
+</b:Sources>
 </file>
 
-<file path=customXml/itemProps2.xml><?xml version="1.0" encoding="utf-8"?>
+<file path=customXml/itemProps1.xml><?xml version="1.0" encoding="utf-8"?>
 <ds:datastoreItem xmlns:ds="http://schemas.openxmlformats.org/officeDocument/2006/customXml" ds:itemID="{279A32A1-94B8-4C38-AF26-42DBFF0B0D86}">
   <ds:schemaRefs>
     <ds:schemaRef ds:uri="http://schemas.microsoft.com/office/2006/metadata/properties"/>
@@ -15334,15 +16513,15 @@
 </ds:datastoreItem>
 </file>
 
-<file path=customXml/itemProps3.xml><?xml version="1.0" encoding="utf-8"?>
-<ds:datastoreItem xmlns:ds="http://schemas.openxmlformats.org/officeDocument/2006/customXml" ds:itemID="{1965A6F5-E7C0-437A-BAAE-CE2F0C25D007}">
+<file path=customXml/itemProps2.xml><?xml version="1.0" encoding="utf-8"?>
+<ds:datastoreItem xmlns:ds="http://schemas.openxmlformats.org/officeDocument/2006/customXml" ds:itemID="{56C44748-5791-4773-80AF-F953C3055353}">
   <ds:schemaRefs>
-    <ds:schemaRef ds:uri="http://schemas.openxmlformats.org/officeDocument/2006/bibliography"/>
+    <ds:schemaRef ds:uri="http://schemas.microsoft.com/sharepoint/v3/contenttype/forms"/>
   </ds:schemaRefs>
 </ds:datastoreItem>
 </file>
 
-<file path=customXml/itemProps4.xml><?xml version="1.0" encoding="utf-8"?>
+<file path=customXml/itemProps3.xml><?xml version="1.0" encoding="utf-8"?>
 <ds:datastoreItem xmlns:ds="http://schemas.openxmlformats.org/officeDocument/2006/customXml" ds:itemID="{65E5B5D4-677A-455F-8552-96943537CE77}">
   <ds:schemaRefs>
     <ds:schemaRef ds:uri="http://schemas.microsoft.com/office/2006/metadata/contentType"/>
@@ -15358,4 +16537,12 @@
     <ds:schemaRef ds:uri="http://schemas.microsoft.com/internal/obd"/>
   </ds:schemaRefs>
 </ds:datastoreItem>
+</file>
+
+<file path=customXml/itemProps4.xml><?xml version="1.0" encoding="utf-8"?>
+<ds:datastoreItem xmlns:ds="http://schemas.openxmlformats.org/officeDocument/2006/customXml" ds:itemID="{1965A6F5-E7C0-437A-BAAE-CE2F0C25D007}">
+  <ds:schemaRefs>
+    <ds:schemaRef ds:uri="http://schemas.openxmlformats.org/officeDocument/2006/bibliography"/>
+  </ds:schemaRefs>
+</ds:datastoreItem>
 </file>
--- a/documentation.docx
+++ b/documentation.docx
@@ -369,7 +369,7 @@
           </mc:Choice>
           <mc:Fallback>
             <w:pict>
-              <v:group w14:anchorId="4E0A5B98" id="Group 5" o:spid="_x0000_s1026" style="width:68.5pt;height:110pt;mso-position-horizontal-relative:char;mso-position-vertical-relative:line" coordsize="6762,16097" o:gfxdata="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">
+              <v:group w14:anchorId="440E0AA3" id="Group 5" o:spid="_x0000_s1026" style="width:68.5pt;height:110pt;mso-position-horizontal-relative:char;mso-position-vertical-relative:line" coordsize="6762,16097" o:gfxdata="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">
                 <v:line id="Straight Connector 2" o:spid="_x0000_s1027" style="position:absolute;visibility:visible;mso-wrap-style:square" from="3333,0" to="3333,16097" o:connectortype="straight" o:gfxdata="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" strokecolor="black [3200]" strokeweight="2.5pt">
                   <v:stroke joinstyle="miter"/>
                 </v:line>
@@ -2306,1430 +2306,1855 @@
         <w:br w:type="page"/>
       </w:r>
     </w:p>
+    <w:sdt>
+      <w:sdtPr>
+        <w:id w:val="1308662213"/>
+        <w:docPartObj>
+          <w:docPartGallery w:val="Table of Contents"/>
+          <w:docPartUnique/>
+        </w:docPartObj>
+      </w:sdtPr>
+      <w:sdtEndPr>
+        <w:rPr>
+          <w:rFonts w:ascii="Times New Roman" w:eastAsiaTheme="minorHAnsi" w:hAnsi="Times New Roman" w:cstheme="minorBidi"/>
+          <w:b/>
+          <w:bCs/>
+          <w:noProof/>
+          <w:color w:val="auto"/>
+          <w:sz w:val="24"/>
+          <w:szCs w:val="22"/>
+          <w:lang w:val="en-GB"/>
+        </w:rPr>
+      </w:sdtEndPr>
+      <w:sdtContent>
+        <w:p>
+          <w:pPr>
+            <w:pStyle w:val="TOCHeading"/>
+            <w:rPr>
+              <w:rFonts w:ascii="Times New Roman" w:hAnsi="Times New Roman" w:cs="Times New Roman"/>
+              <w:b/>
+              <w:bCs/>
+              <w:color w:val="000000" w:themeColor="text1"/>
+            </w:rPr>
+          </w:pPr>
+          <w:r>
+            <w:rPr>
+              <w:rFonts w:ascii="Times New Roman" w:hAnsi="Times New Roman" w:cs="Times New Roman"/>
+              <w:b/>
+              <w:bCs/>
+              <w:color w:val="000000" w:themeColor="text1"/>
+            </w:rPr>
+            <w:t>Table of Contents</w:t>
+          </w:r>
+        </w:p>
+        <w:p>
+          <w:pPr>
+            <w:pStyle w:val="TOC1"/>
+            <w:rPr>
+              <w:rFonts w:asciiTheme="minorHAnsi" w:eastAsiaTheme="minorEastAsia" w:hAnsiTheme="minorHAnsi"/>
+              <w:noProof/>
+              <w:kern w:val="2"/>
+              <w:szCs w:val="24"/>
+              <w:lang w:val="en-US"/>
+              <w14:ligatures w14:val="standardContextual"/>
+            </w:rPr>
+          </w:pPr>
+          <w:r>
+            <w:fldChar w:fldCharType="begin"/>
+          </w:r>
+          <w:r>
+            <w:instrText xml:space="preserve"> TOC \o "1-3" \h \z \u </w:instrText>
+          </w:r>
+          <w:r>
+            <w:fldChar w:fldCharType="separate"/>
+          </w:r>
+          <w:hyperlink w:anchor="_Toc234474532" w:history="1">
+            <w:r>
+              <w:rPr>
+                <w:rStyle w:val="Hyperlink"/>
+                <w:noProof/>
+              </w:rPr>
+              <w:t>1</w:t>
+            </w:r>
+            <w:r>
+              <w:rPr>
+                <w:rFonts w:asciiTheme="minorHAnsi" w:eastAsiaTheme="minorEastAsia" w:hAnsiTheme="minorHAnsi"/>
+                <w:noProof/>
+                <w:kern w:val="2"/>
+                <w:szCs w:val="24"/>
+                <w:lang w:val="en-US"/>
+                <w14:ligatures w14:val="standardContextual"/>
+              </w:rPr>
+              <w:tab/>
+            </w:r>
+            <w:r>
+              <w:rPr>
+                <w:rStyle w:val="Hyperlink"/>
+                <w:noProof/>
+              </w:rPr>
+              <w:t>Introduction</w:t>
+            </w:r>
+            <w:r>
+              <w:rPr>
+                <w:noProof/>
+                <w:webHidden/>
+              </w:rPr>
+              <w:tab/>
+            </w:r>
+            <w:r>
+              <w:rPr>
+                <w:noProof/>
+                <w:webHidden/>
+              </w:rPr>
+              <w:fldChar w:fldCharType="begin"/>
+            </w:r>
+            <w:r>
+              <w:rPr>
+                <w:noProof/>
+                <w:webHidden/>
+              </w:rPr>
+              <w:instrText xml:space="preserve"> PAGEREF _Toc234474532 \h </w:instrText>
+            </w:r>
+            <w:r>
+              <w:rPr>
+                <w:noProof/>
+                <w:webHidden/>
+              </w:rPr>
+            </w:r>
+            <w:r>
+              <w:rPr>
+                <w:noProof/>
+                <w:webHidden/>
+              </w:rPr>
+              <w:fldChar w:fldCharType="separate"/>
+            </w:r>
+            <w:r>
+              <w:rPr>
+                <w:noProof/>
+                <w:webHidden/>
+              </w:rPr>
+              <w:t>9</w:t>
+            </w:r>
+            <w:r>
+              <w:rPr>
+                <w:noProof/>
+                <w:webHidden/>
+              </w:rPr>
+              <w:fldChar w:fldCharType="end"/>
+            </w:r>
+          </w:hyperlink>
+        </w:p>
+        <w:p>
+          <w:pPr>
+            <w:pStyle w:val="TOC1"/>
+            <w:rPr>
+              <w:rFonts w:asciiTheme="minorHAnsi" w:eastAsiaTheme="minorEastAsia" w:hAnsiTheme="minorHAnsi"/>
+              <w:noProof/>
+              <w:kern w:val="2"/>
+              <w:szCs w:val="24"/>
+              <w:lang w:val="en-US"/>
+              <w14:ligatures w14:val="standardContextual"/>
+            </w:rPr>
+          </w:pPr>
+          <w:hyperlink w:anchor="_Toc234474533" w:history="1">
+            <w:r>
+              <w:rPr>
+                <w:rStyle w:val="Hyperlink"/>
+                <w:noProof/>
+              </w:rPr>
+              <w:t>2</w:t>
+            </w:r>
+            <w:r>
+              <w:rPr>
+                <w:rFonts w:asciiTheme="minorHAnsi" w:eastAsiaTheme="minorEastAsia" w:hAnsiTheme="minorHAnsi"/>
+                <w:noProof/>
+                <w:kern w:val="2"/>
+                <w:szCs w:val="24"/>
+                <w:lang w:val="en-US"/>
+                <w14:ligatures w14:val="standardContextual"/>
+              </w:rPr>
+              <w:tab/>
+            </w:r>
+            <w:r>
+              <w:rPr>
+                <w:rStyle w:val="Hyperlink"/>
+                <w:noProof/>
+              </w:rPr>
+              <w:t>Problem Statement</w:t>
+            </w:r>
+            <w:r>
+              <w:rPr>
+                <w:noProof/>
+                <w:webHidden/>
+              </w:rPr>
+              <w:tab/>
+            </w:r>
+            <w:r>
+              <w:rPr>
+                <w:noProof/>
+                <w:webHidden/>
+              </w:rPr>
+              <w:fldChar w:fldCharType="begin"/>
+            </w:r>
+            <w:r>
+              <w:rPr>
+                <w:noProof/>
+                <w:webHidden/>
+              </w:rPr>
+              <w:instrText xml:space="preserve"> PAGEREF _Toc234474533 \h </w:instrText>
+            </w:r>
+            <w:r>
+              <w:rPr>
+                <w:noProof/>
+                <w:webHidden/>
+              </w:rPr>
+            </w:r>
+            <w:r>
+              <w:rPr>
+                <w:noProof/>
+                <w:webHidden/>
+              </w:rPr>
+              <w:fldChar w:fldCharType="separate"/>
+            </w:r>
+            <w:r>
+              <w:rPr>
+                <w:noProof/>
+                <w:webHidden/>
+              </w:rPr>
+              <w:t>10</w:t>
+            </w:r>
+            <w:r>
+              <w:rPr>
+                <w:noProof/>
+                <w:webHidden/>
+              </w:rPr>
+              <w:fldChar w:fldCharType="end"/>
+            </w:r>
+          </w:hyperlink>
+        </w:p>
+        <w:p>
+          <w:pPr>
+            <w:pStyle w:val="TOC1"/>
+            <w:rPr>
+              <w:rFonts w:asciiTheme="minorHAnsi" w:eastAsiaTheme="minorEastAsia" w:hAnsiTheme="minorHAnsi"/>
+              <w:noProof/>
+              <w:kern w:val="2"/>
+              <w:szCs w:val="24"/>
+              <w:lang w:val="en-US"/>
+              <w14:ligatures w14:val="standardContextual"/>
+            </w:rPr>
+          </w:pPr>
+          <w:hyperlink w:anchor="_Toc234474534" w:history="1">
+            <w:r>
+              <w:rPr>
+                <w:rStyle w:val="Hyperlink"/>
+                <w:noProof/>
+              </w:rPr>
+              <w:t>3</w:t>
+            </w:r>
+            <w:r>
+              <w:rPr>
+                <w:rFonts w:asciiTheme="minorHAnsi" w:eastAsiaTheme="minorEastAsia" w:hAnsiTheme="minorHAnsi"/>
+                <w:noProof/>
+                <w:kern w:val="2"/>
+                <w:szCs w:val="24"/>
+                <w:lang w:val="en-US"/>
+                <w14:ligatures w14:val="standardContextual"/>
+              </w:rPr>
+              <w:tab/>
+            </w:r>
+            <w:r>
+              <w:rPr>
+                <w:rStyle w:val="Hyperlink"/>
+                <w:noProof/>
+              </w:rPr>
+              <w:t>Objectives</w:t>
+            </w:r>
+            <w:r>
+              <w:rPr>
+                <w:noProof/>
+                <w:webHidden/>
+              </w:rPr>
+              <w:tab/>
+            </w:r>
+            <w:r>
+              <w:rPr>
+                <w:noProof/>
+                <w:webHidden/>
+              </w:rPr>
+              <w:fldChar w:fldCharType="begin"/>
+            </w:r>
+            <w:r>
+              <w:rPr>
+                <w:noProof/>
+                <w:webHidden/>
+              </w:rPr>
+              <w:instrText xml:space="preserve"> PAGEREF _Toc234474534 \h </w:instrText>
+            </w:r>
+            <w:r>
+              <w:rPr>
+                <w:noProof/>
+                <w:webHidden/>
+              </w:rPr>
+            </w:r>
+            <w:r>
+              <w:rPr>
+                <w:noProof/>
+                <w:webHidden/>
+              </w:rPr>
+              <w:fldChar w:fldCharType="separate"/>
+            </w:r>
+            <w:r>
+              <w:rPr>
+                <w:noProof/>
+                <w:webHidden/>
+              </w:rPr>
+              <w:t>11</w:t>
+            </w:r>
+            <w:r>
+              <w:rPr>
+                <w:noProof/>
+                <w:webHidden/>
+              </w:rPr>
+              <w:fldChar w:fldCharType="end"/>
+            </w:r>
+          </w:hyperlink>
+        </w:p>
+        <w:p>
+          <w:pPr>
+            <w:pStyle w:val="TOC1"/>
+            <w:rPr>
+              <w:rFonts w:asciiTheme="minorHAnsi" w:eastAsiaTheme="minorEastAsia" w:hAnsiTheme="minorHAnsi"/>
+              <w:noProof/>
+              <w:kern w:val="2"/>
+              <w:szCs w:val="24"/>
+              <w:lang w:val="en-US"/>
+              <w14:ligatures w14:val="standardContextual"/>
+            </w:rPr>
+          </w:pPr>
+          <w:hyperlink w:anchor="_Toc234474535" w:history="1">
+            <w:r>
+              <w:rPr>
+                <w:rStyle w:val="Hyperlink"/>
+                <w:noProof/>
+              </w:rPr>
+              <w:t>4</w:t>
+            </w:r>
+            <w:r>
+              <w:rPr>
+                <w:rFonts w:asciiTheme="minorHAnsi" w:eastAsiaTheme="minorEastAsia" w:hAnsiTheme="minorHAnsi"/>
+                <w:noProof/>
+                <w:kern w:val="2"/>
+                <w:szCs w:val="24"/>
+                <w:lang w:val="en-US"/>
+                <w14:ligatures w14:val="standardContextual"/>
+              </w:rPr>
+              <w:tab/>
+            </w:r>
+            <w:r>
+              <w:rPr>
+                <w:rStyle w:val="Hyperlink"/>
+                <w:noProof/>
+              </w:rPr>
+              <w:t>Background Study</w:t>
+            </w:r>
+            <w:r>
+              <w:rPr>
+                <w:noProof/>
+                <w:webHidden/>
+              </w:rPr>
+              <w:tab/>
+            </w:r>
+            <w:r>
+              <w:rPr>
+                <w:noProof/>
+                <w:webHidden/>
+              </w:rPr>
+              <w:fldChar w:fldCharType="begin"/>
+            </w:r>
+            <w:r>
+              <w:rPr>
+                <w:noProof/>
+                <w:webHidden/>
+              </w:rPr>
+              <w:instrText xml:space="preserve"> PAGEREF _Toc234474535 \h </w:instrText>
+            </w:r>
+            <w:r>
+              <w:rPr>
+                <w:noProof/>
+                <w:webHidden/>
+              </w:rPr>
+            </w:r>
+            <w:r>
+              <w:rPr>
+                <w:noProof/>
+                <w:webHidden/>
+              </w:rPr>
+              <w:fldChar w:fldCharType="separate"/>
+            </w:r>
+            <w:r>
+              <w:rPr>
+                <w:noProof/>
+                <w:webHidden/>
+              </w:rPr>
+              <w:t>12</w:t>
+            </w:r>
+            <w:r>
+              <w:rPr>
+                <w:noProof/>
+                <w:webHidden/>
+              </w:rPr>
+              <w:fldChar w:fldCharType="end"/>
+            </w:r>
+          </w:hyperlink>
+        </w:p>
+        <w:p>
+          <w:pPr>
+            <w:pStyle w:val="TOC1"/>
+            <w:rPr>
+              <w:rFonts w:asciiTheme="minorHAnsi" w:eastAsiaTheme="minorEastAsia" w:hAnsiTheme="minorHAnsi"/>
+              <w:noProof/>
+              <w:kern w:val="2"/>
+              <w:szCs w:val="24"/>
+              <w:lang w:val="en-US"/>
+              <w14:ligatures w14:val="standardContextual"/>
+            </w:rPr>
+          </w:pPr>
+          <w:hyperlink w:anchor="_Toc234474536" w:history="1">
+            <w:r>
+              <w:rPr>
+                <w:rStyle w:val="Hyperlink"/>
+                <w:noProof/>
+              </w:rPr>
+              <w:t>5</w:t>
+            </w:r>
+            <w:r>
+              <w:rPr>
+                <w:rFonts w:asciiTheme="minorHAnsi" w:eastAsiaTheme="minorEastAsia" w:hAnsiTheme="minorHAnsi"/>
+                <w:noProof/>
+                <w:kern w:val="2"/>
+                <w:szCs w:val="24"/>
+                <w:lang w:val="en-US"/>
+                <w14:ligatures w14:val="standardContextual"/>
+              </w:rPr>
+              <w:tab/>
+            </w:r>
+            <w:r>
+              <w:rPr>
+                <w:rStyle w:val="Hyperlink"/>
+                <w:noProof/>
+              </w:rPr>
+              <w:t>Requirement Document</w:t>
+            </w:r>
+            <w:r>
+              <w:rPr>
+                <w:noProof/>
+                <w:webHidden/>
+              </w:rPr>
+              <w:tab/>
+            </w:r>
+            <w:r>
+              <w:rPr>
+                <w:noProof/>
+                <w:webHidden/>
+              </w:rPr>
+              <w:fldChar w:fldCharType="begin"/>
+            </w:r>
+            <w:r>
+              <w:rPr>
+                <w:noProof/>
+                <w:webHidden/>
+              </w:rPr>
+              <w:instrText xml:space="preserve"> PAGEREF _Toc234474536 \h </w:instrText>
+            </w:r>
+            <w:r>
+              <w:rPr>
+                <w:noProof/>
+                <w:webHidden/>
+              </w:rPr>
+            </w:r>
+            <w:r>
+              <w:rPr>
+                <w:noProof/>
+                <w:webHidden/>
+              </w:rPr>
+              <w:fldChar w:fldCharType="separate"/>
+            </w:r>
+            <w:r>
+              <w:rPr>
+                <w:noProof/>
+                <w:webHidden/>
+              </w:rPr>
+              <w:t>13</w:t>
+            </w:r>
+            <w:r>
+              <w:rPr>
+                <w:noProof/>
+                <w:webHidden/>
+              </w:rPr>
+              <w:fldChar w:fldCharType="end"/>
+            </w:r>
+          </w:hyperlink>
+        </w:p>
+        <w:p>
+          <w:pPr>
+            <w:pStyle w:val="TOC2"/>
+            <w:tabs>
+              <w:tab w:val="left" w:pos="960"/>
+              <w:tab w:val="right" w:leader="dot" w:pos="8296"/>
+            </w:tabs>
+            <w:rPr>
+              <w:rFonts w:asciiTheme="minorHAnsi" w:eastAsiaTheme="minorEastAsia" w:hAnsiTheme="minorHAnsi"/>
+              <w:noProof/>
+              <w:kern w:val="2"/>
+              <w:szCs w:val="24"/>
+              <w:lang w:val="en-US"/>
+              <w14:ligatures w14:val="standardContextual"/>
+            </w:rPr>
+          </w:pPr>
+          <w:hyperlink w:anchor="_Toc234474537" w:history="1">
+            <w:r>
+              <w:rPr>
+                <w:rStyle w:val="Hyperlink"/>
+                <w:rFonts w:eastAsia="Times New Roman" w:cs="Times New Roman"/>
+                <w:noProof/>
+              </w:rPr>
+              <w:t>5.1</w:t>
+            </w:r>
+            <w:r>
+              <w:rPr>
+                <w:rFonts w:asciiTheme="minorHAnsi" w:eastAsiaTheme="minorEastAsia" w:hAnsiTheme="minorHAnsi"/>
+                <w:noProof/>
+                <w:kern w:val="2"/>
+                <w:szCs w:val="24"/>
+                <w:lang w:val="en-US"/>
+                <w14:ligatures w14:val="standardContextual"/>
+              </w:rPr>
+              <w:tab/>
+            </w:r>
+            <w:r>
+              <w:rPr>
+                <w:rStyle w:val="Hyperlink"/>
+                <w:bCs/>
+                <w:noProof/>
+                <w:lang w:val="en-US"/>
+              </w:rPr>
+              <w:t>Types of Requirements</w:t>
+            </w:r>
+            <w:r>
+              <w:rPr>
+                <w:noProof/>
+                <w:webHidden/>
+              </w:rPr>
+              <w:tab/>
+            </w:r>
+            <w:r>
+              <w:rPr>
+                <w:noProof/>
+                <w:webHidden/>
+              </w:rPr>
+              <w:fldChar w:fldCharType="begin"/>
+            </w:r>
+            <w:r>
+              <w:rPr>
+                <w:noProof/>
+                <w:webHidden/>
+              </w:rPr>
+              <w:instrText xml:space="preserve"> PAGEREF _Toc234474537 \h </w:instrText>
+            </w:r>
+            <w:r>
+              <w:rPr>
+                <w:noProof/>
+                <w:webHidden/>
+              </w:rPr>
+            </w:r>
+            <w:r>
+              <w:rPr>
+                <w:noProof/>
+                <w:webHidden/>
+              </w:rPr>
+              <w:fldChar w:fldCharType="separate"/>
+            </w:r>
+            <w:r>
+              <w:rPr>
+                <w:noProof/>
+                <w:webHidden/>
+              </w:rPr>
+              <w:t>13</w:t>
+            </w:r>
+            <w:r>
+              <w:rPr>
+                <w:noProof/>
+                <w:webHidden/>
+              </w:rPr>
+              <w:fldChar w:fldCharType="end"/>
+            </w:r>
+          </w:hyperlink>
+        </w:p>
+        <w:p>
+          <w:pPr>
+            <w:pStyle w:val="TOC2"/>
+            <w:tabs>
+              <w:tab w:val="left" w:pos="960"/>
+              <w:tab w:val="right" w:leader="dot" w:pos="8296"/>
+            </w:tabs>
+            <w:rPr>
+              <w:rFonts w:asciiTheme="minorHAnsi" w:eastAsiaTheme="minorEastAsia" w:hAnsiTheme="minorHAnsi"/>
+              <w:noProof/>
+              <w:kern w:val="2"/>
+              <w:szCs w:val="24"/>
+              <w:lang w:val="en-US"/>
+              <w14:ligatures w14:val="standardContextual"/>
+            </w:rPr>
+          </w:pPr>
+          <w:hyperlink w:anchor="_Toc234474538" w:history="1">
+            <w:r>
+              <w:rPr>
+                <w:rStyle w:val="Hyperlink"/>
+                <w:noProof/>
+              </w:rPr>
+              <w:t>5.2</w:t>
+            </w:r>
+            <w:r>
+              <w:rPr>
+                <w:rFonts w:asciiTheme="minorHAnsi" w:eastAsiaTheme="minorEastAsia" w:hAnsiTheme="minorHAnsi"/>
+                <w:noProof/>
+                <w:kern w:val="2"/>
+                <w:szCs w:val="24"/>
+                <w:lang w:val="en-US"/>
+                <w14:ligatures w14:val="standardContextual"/>
+              </w:rPr>
+              <w:tab/>
+            </w:r>
+            <w:r>
+              <w:rPr>
+                <w:rStyle w:val="Hyperlink"/>
+                <w:noProof/>
+              </w:rPr>
+              <w:t>Business Requirements</w:t>
+            </w:r>
+            <w:r>
+              <w:rPr>
+                <w:noProof/>
+                <w:webHidden/>
+              </w:rPr>
+              <w:tab/>
+            </w:r>
+            <w:r>
+              <w:rPr>
+                <w:noProof/>
+                <w:webHidden/>
+              </w:rPr>
+              <w:fldChar w:fldCharType="begin"/>
+            </w:r>
+            <w:r>
+              <w:rPr>
+                <w:noProof/>
+                <w:webHidden/>
+              </w:rPr>
+              <w:instrText xml:space="preserve"> PAGEREF _Toc234474538 \h </w:instrText>
+            </w:r>
+            <w:r>
+              <w:rPr>
+                <w:noProof/>
+                <w:webHidden/>
+              </w:rPr>
+            </w:r>
+            <w:r>
+              <w:rPr>
+                <w:noProof/>
+                <w:webHidden/>
+              </w:rPr>
+              <w:fldChar w:fldCharType="separate"/>
+            </w:r>
+            <w:r>
+              <w:rPr>
+                <w:noProof/>
+                <w:webHidden/>
+              </w:rPr>
+              <w:t>13</w:t>
+            </w:r>
+            <w:r>
+              <w:rPr>
+                <w:noProof/>
+                <w:webHidden/>
+              </w:rPr>
+              <w:fldChar w:fldCharType="end"/>
+            </w:r>
+          </w:hyperlink>
+        </w:p>
+        <w:p>
+          <w:pPr>
+            <w:pStyle w:val="TOC2"/>
+            <w:tabs>
+              <w:tab w:val="left" w:pos="960"/>
+              <w:tab w:val="right" w:leader="dot" w:pos="8296"/>
+            </w:tabs>
+            <w:rPr>
+              <w:rFonts w:asciiTheme="minorHAnsi" w:eastAsiaTheme="minorEastAsia" w:hAnsiTheme="minorHAnsi"/>
+              <w:noProof/>
+              <w:kern w:val="2"/>
+              <w:szCs w:val="24"/>
+              <w:lang w:val="en-US"/>
+              <w14:ligatures w14:val="standardContextual"/>
+            </w:rPr>
+          </w:pPr>
+          <w:hyperlink w:anchor="_Toc234474539" w:history="1">
+            <w:r>
+              <w:rPr>
+                <w:rStyle w:val="Hyperlink"/>
+                <w:noProof/>
+              </w:rPr>
+              <w:t>5.3</w:t>
+            </w:r>
+            <w:r>
+              <w:rPr>
+                <w:rFonts w:asciiTheme="minorHAnsi" w:eastAsiaTheme="minorEastAsia" w:hAnsiTheme="minorHAnsi"/>
+                <w:noProof/>
+                <w:kern w:val="2"/>
+                <w:szCs w:val="24"/>
+                <w:lang w:val="en-US"/>
+                <w14:ligatures w14:val="standardContextual"/>
+              </w:rPr>
+              <w:tab/>
+            </w:r>
+            <w:r>
+              <w:rPr>
+                <w:rStyle w:val="Hyperlink"/>
+                <w:noProof/>
+              </w:rPr>
+              <w:t>User Requirements</w:t>
+            </w:r>
+            <w:r>
+              <w:rPr>
+                <w:noProof/>
+                <w:webHidden/>
+              </w:rPr>
+              <w:tab/>
+            </w:r>
+            <w:r>
+              <w:rPr>
+                <w:noProof/>
+                <w:webHidden/>
+              </w:rPr>
+              <w:fldChar w:fldCharType="begin"/>
+            </w:r>
+            <w:r>
+              <w:rPr>
+                <w:noProof/>
+                <w:webHidden/>
+              </w:rPr>
+              <w:instrText xml:space="preserve"> PAGEREF _Toc234474539 \h </w:instrText>
+            </w:r>
+            <w:r>
+              <w:rPr>
+                <w:noProof/>
+                <w:webHidden/>
+              </w:rPr>
+            </w:r>
+            <w:r>
+              <w:rPr>
+                <w:noProof/>
+                <w:webHidden/>
+              </w:rPr>
+              <w:fldChar w:fldCharType="separate"/>
+            </w:r>
+            <w:r>
+              <w:rPr>
+                <w:noProof/>
+                <w:webHidden/>
+              </w:rPr>
+              <w:t>13</w:t>
+            </w:r>
+            <w:r>
+              <w:rPr>
+                <w:noProof/>
+                <w:webHidden/>
+              </w:rPr>
+              <w:fldChar w:fldCharType="end"/>
+            </w:r>
+          </w:hyperlink>
+        </w:p>
+        <w:p>
+          <w:pPr>
+            <w:pStyle w:val="TOC2"/>
+            <w:tabs>
+              <w:tab w:val="left" w:pos="960"/>
+              <w:tab w:val="right" w:leader="dot" w:pos="8296"/>
+            </w:tabs>
+            <w:rPr>
+              <w:rFonts w:asciiTheme="minorHAnsi" w:eastAsiaTheme="minorEastAsia" w:hAnsiTheme="minorHAnsi"/>
+              <w:noProof/>
+              <w:kern w:val="2"/>
+              <w:szCs w:val="24"/>
+              <w:lang w:val="en-US"/>
+              <w14:ligatures w14:val="standardContextual"/>
+            </w:rPr>
+          </w:pPr>
+          <w:hyperlink w:anchor="_Toc234474540" w:history="1">
+            <w:r>
+              <w:rPr>
+                <w:rStyle w:val="Hyperlink"/>
+                <w:noProof/>
+              </w:rPr>
+              <w:t>5.4</w:t>
+            </w:r>
+            <w:r>
+              <w:rPr>
+                <w:rFonts w:asciiTheme="minorHAnsi" w:eastAsiaTheme="minorEastAsia" w:hAnsiTheme="minorHAnsi"/>
+                <w:noProof/>
+                <w:kern w:val="2"/>
+                <w:szCs w:val="24"/>
+                <w:lang w:val="en-US"/>
+                <w14:ligatures w14:val="standardContextual"/>
+              </w:rPr>
+              <w:tab/>
+            </w:r>
+            <w:r>
+              <w:rPr>
+                <w:rStyle w:val="Hyperlink"/>
+                <w:noProof/>
+              </w:rPr>
+              <w:t>Functional Requirements</w:t>
+            </w:r>
+            <w:r>
+              <w:rPr>
+                <w:noProof/>
+                <w:webHidden/>
+              </w:rPr>
+              <w:tab/>
+            </w:r>
+            <w:r>
+              <w:rPr>
+                <w:noProof/>
+                <w:webHidden/>
+              </w:rPr>
+              <w:fldChar w:fldCharType="begin"/>
+            </w:r>
+            <w:r>
+              <w:rPr>
+                <w:noProof/>
+                <w:webHidden/>
+              </w:rPr>
+              <w:instrText xml:space="preserve"> PAGEREF _Toc234474540 \h </w:instrText>
+            </w:r>
+            <w:r>
+              <w:rPr>
+                <w:noProof/>
+                <w:webHidden/>
+              </w:rPr>
+            </w:r>
+            <w:r>
+              <w:rPr>
+                <w:noProof/>
+                <w:webHidden/>
+              </w:rPr>
+              <w:fldChar w:fldCharType="separate"/>
+            </w:r>
+            <w:r>
+              <w:rPr>
+                <w:noProof/>
+                <w:webHidden/>
+              </w:rPr>
+              <w:t>13</w:t>
+            </w:r>
+            <w:r>
+              <w:rPr>
+                <w:noProof/>
+                <w:webHidden/>
+              </w:rPr>
+              <w:fldChar w:fldCharType="end"/>
+            </w:r>
+          </w:hyperlink>
+        </w:p>
+        <w:p>
+          <w:pPr>
+            <w:pStyle w:val="TOC2"/>
+            <w:tabs>
+              <w:tab w:val="left" w:pos="720"/>
+              <w:tab w:val="right" w:leader="dot" w:pos="8296"/>
+            </w:tabs>
+            <w:rPr>
+              <w:rFonts w:asciiTheme="minorHAnsi" w:eastAsiaTheme="minorEastAsia" w:hAnsiTheme="minorHAnsi"/>
+              <w:noProof/>
+              <w:kern w:val="2"/>
+              <w:szCs w:val="24"/>
+              <w:lang w:val="en-US"/>
+              <w14:ligatures w14:val="standardContextual"/>
+            </w:rPr>
+          </w:pPr>
+          <w:hyperlink w:anchor="_Toc234474541" w:history="1">
+            <w:r>
+              <w:rPr>
+                <w:rStyle w:val="Hyperlink"/>
+                <w:noProof/>
+              </w:rPr>
+              <w:t>1.</w:t>
+            </w:r>
+            <w:r>
+              <w:rPr>
+                <w:rFonts w:asciiTheme="minorHAnsi" w:eastAsiaTheme="minorEastAsia" w:hAnsiTheme="minorHAnsi"/>
+                <w:noProof/>
+                <w:kern w:val="2"/>
+                <w:szCs w:val="24"/>
+                <w:lang w:val="en-US"/>
+                <w14:ligatures w14:val="standardContextual"/>
+              </w:rPr>
+              <w:tab/>
+            </w:r>
+            <w:r>
+              <w:rPr>
+                <w:rStyle w:val="Hyperlink"/>
+                <w:noProof/>
+              </w:rPr>
+              <w:t>Requirement Matrix:</w:t>
+            </w:r>
+            <w:r>
+              <w:rPr>
+                <w:noProof/>
+                <w:webHidden/>
+              </w:rPr>
+              <w:tab/>
+            </w:r>
+            <w:r>
+              <w:rPr>
+                <w:noProof/>
+                <w:webHidden/>
+              </w:rPr>
+              <w:fldChar w:fldCharType="begin"/>
+            </w:r>
+            <w:r>
+              <w:rPr>
+                <w:noProof/>
+                <w:webHidden/>
+              </w:rPr>
+              <w:instrText xml:space="preserve"> PAGEREF _Toc234474541 \h </w:instrText>
+            </w:r>
+            <w:r>
+              <w:rPr>
+                <w:noProof/>
+                <w:webHidden/>
+              </w:rPr>
+            </w:r>
+            <w:r>
+              <w:rPr>
+                <w:noProof/>
+                <w:webHidden/>
+              </w:rPr>
+              <w:fldChar w:fldCharType="separate"/>
+            </w:r>
+            <w:r>
+              <w:rPr>
+                <w:noProof/>
+                <w:webHidden/>
+              </w:rPr>
+              <w:t>14</w:t>
+            </w:r>
+            <w:r>
+              <w:rPr>
+                <w:noProof/>
+                <w:webHidden/>
+              </w:rPr>
+              <w:fldChar w:fldCharType="end"/>
+            </w:r>
+          </w:hyperlink>
+        </w:p>
+        <w:p>
+          <w:pPr>
+            <w:pStyle w:val="TOC1"/>
+            <w:rPr>
+              <w:rFonts w:asciiTheme="minorHAnsi" w:eastAsiaTheme="minorEastAsia" w:hAnsiTheme="minorHAnsi"/>
+              <w:noProof/>
+              <w:kern w:val="2"/>
+              <w:szCs w:val="24"/>
+              <w:lang w:val="en-US"/>
+              <w14:ligatures w14:val="standardContextual"/>
+            </w:rPr>
+          </w:pPr>
+          <w:hyperlink w:anchor="_Toc234474542" w:history="1">
+            <w:r>
+              <w:rPr>
+                <w:rStyle w:val="Hyperlink"/>
+                <w:noProof/>
+              </w:rPr>
+              <w:t>1.</w:t>
+            </w:r>
+            <w:r>
+              <w:rPr>
+                <w:rFonts w:asciiTheme="minorHAnsi" w:eastAsiaTheme="minorEastAsia" w:hAnsiTheme="minorHAnsi"/>
+                <w:noProof/>
+                <w:kern w:val="2"/>
+                <w:szCs w:val="24"/>
+                <w:lang w:val="en-US"/>
+                <w14:ligatures w14:val="standardContextual"/>
+              </w:rPr>
+              <w:tab/>
+            </w:r>
+            <w:r>
+              <w:rPr>
+                <w:rStyle w:val="Hyperlink"/>
+                <w:noProof/>
+              </w:rPr>
+              <w:t>System Design</w:t>
+            </w:r>
+            <w:r>
+              <w:rPr>
+                <w:noProof/>
+                <w:webHidden/>
+              </w:rPr>
+              <w:tab/>
+            </w:r>
+            <w:r>
+              <w:rPr>
+                <w:noProof/>
+                <w:webHidden/>
+              </w:rPr>
+              <w:fldChar w:fldCharType="begin"/>
+            </w:r>
+            <w:r>
+              <w:rPr>
+                <w:noProof/>
+                <w:webHidden/>
+              </w:rPr>
+              <w:instrText xml:space="preserve"> PAGEREF _Toc234474542 \h </w:instrText>
+            </w:r>
+            <w:r>
+              <w:rPr>
+                <w:noProof/>
+                <w:webHidden/>
+              </w:rPr>
+            </w:r>
+            <w:r>
+              <w:rPr>
+                <w:noProof/>
+                <w:webHidden/>
+              </w:rPr>
+              <w:fldChar w:fldCharType="separate"/>
+            </w:r>
+            <w:r>
+              <w:rPr>
+                <w:noProof/>
+                <w:webHidden/>
+              </w:rPr>
+              <w:t>15</w:t>
+            </w:r>
+            <w:r>
+              <w:rPr>
+                <w:noProof/>
+                <w:webHidden/>
+              </w:rPr>
+              <w:fldChar w:fldCharType="end"/>
+            </w:r>
+          </w:hyperlink>
+        </w:p>
+        <w:p>
+          <w:pPr>
+            <w:pStyle w:val="TOC1"/>
+            <w:rPr>
+              <w:rFonts w:asciiTheme="minorHAnsi" w:eastAsiaTheme="minorEastAsia" w:hAnsiTheme="minorHAnsi"/>
+              <w:noProof/>
+              <w:kern w:val="2"/>
+              <w:szCs w:val="24"/>
+              <w:lang w:val="en-US"/>
+              <w14:ligatures w14:val="standardContextual"/>
+            </w:rPr>
+          </w:pPr>
+          <w:hyperlink w:anchor="_Toc234474543" w:history="1">
+            <w:r>
+              <w:rPr>
+                <w:rStyle w:val="Hyperlink"/>
+                <w:noProof/>
+              </w:rPr>
+              <w:t>2.</w:t>
+            </w:r>
+            <w:r>
+              <w:rPr>
+                <w:rFonts w:asciiTheme="minorHAnsi" w:eastAsiaTheme="minorEastAsia" w:hAnsiTheme="minorHAnsi"/>
+                <w:noProof/>
+                <w:kern w:val="2"/>
+                <w:szCs w:val="24"/>
+                <w:lang w:val="en-US"/>
+                <w14:ligatures w14:val="standardContextual"/>
+              </w:rPr>
+              <w:tab/>
+            </w:r>
+            <w:r>
+              <w:rPr>
+                <w:rStyle w:val="Hyperlink"/>
+                <w:noProof/>
+              </w:rPr>
+              <w:t>Development</w:t>
+            </w:r>
+            <w:r>
+              <w:rPr>
+                <w:noProof/>
+                <w:webHidden/>
+              </w:rPr>
+              <w:tab/>
+            </w:r>
+            <w:r>
+              <w:rPr>
+                <w:noProof/>
+                <w:webHidden/>
+              </w:rPr>
+              <w:fldChar w:fldCharType="begin"/>
+            </w:r>
+            <w:r>
+              <w:rPr>
+                <w:noProof/>
+                <w:webHidden/>
+              </w:rPr>
+              <w:instrText xml:space="preserve"> PAGEREF _Toc234474543 \h </w:instrText>
+            </w:r>
+            <w:r>
+              <w:rPr>
+                <w:noProof/>
+                <w:webHidden/>
+              </w:rPr>
+            </w:r>
+            <w:r>
+              <w:rPr>
+                <w:noProof/>
+                <w:webHidden/>
+              </w:rPr>
+              <w:fldChar w:fldCharType="separate"/>
+            </w:r>
+            <w:r>
+              <w:rPr>
+                <w:noProof/>
+                <w:webHidden/>
+              </w:rPr>
+              <w:t>16</w:t>
+            </w:r>
+            <w:r>
+              <w:rPr>
+                <w:noProof/>
+                <w:webHidden/>
+              </w:rPr>
+              <w:fldChar w:fldCharType="end"/>
+            </w:r>
+          </w:hyperlink>
+        </w:p>
+        <w:p>
+          <w:pPr>
+            <w:pStyle w:val="TOC1"/>
+            <w:rPr>
+              <w:rFonts w:asciiTheme="minorHAnsi" w:eastAsiaTheme="minorEastAsia" w:hAnsiTheme="minorHAnsi"/>
+              <w:noProof/>
+              <w:kern w:val="2"/>
+              <w:szCs w:val="24"/>
+              <w:lang w:val="en-US"/>
+              <w14:ligatures w14:val="standardContextual"/>
+            </w:rPr>
+          </w:pPr>
+          <w:hyperlink w:anchor="_Toc234474544" w:history="1">
+            <w:r>
+              <w:rPr>
+                <w:rStyle w:val="Hyperlink"/>
+                <w:noProof/>
+              </w:rPr>
+              <w:t>3.</w:t>
+            </w:r>
+            <w:r>
+              <w:rPr>
+                <w:rFonts w:asciiTheme="minorHAnsi" w:eastAsiaTheme="minorEastAsia" w:hAnsiTheme="minorHAnsi"/>
+                <w:noProof/>
+                <w:kern w:val="2"/>
+                <w:szCs w:val="24"/>
+                <w:lang w:val="en-US"/>
+                <w14:ligatures w14:val="standardContextual"/>
+              </w:rPr>
+              <w:tab/>
+            </w:r>
+            <w:r>
+              <w:rPr>
+                <w:rStyle w:val="Hyperlink"/>
+                <w:noProof/>
+              </w:rPr>
+              <w:t>Testing</w:t>
+            </w:r>
+            <w:r>
+              <w:rPr>
+                <w:noProof/>
+                <w:webHidden/>
+              </w:rPr>
+              <w:tab/>
+            </w:r>
+            <w:r>
+              <w:rPr>
+                <w:noProof/>
+                <w:webHidden/>
+              </w:rPr>
+              <w:fldChar w:fldCharType="begin"/>
+            </w:r>
+            <w:r>
+              <w:rPr>
+                <w:noProof/>
+                <w:webHidden/>
+              </w:rPr>
+              <w:instrText xml:space="preserve"> PAGEREF _Toc234474544 \h </w:instrText>
+            </w:r>
+            <w:r>
+              <w:rPr>
+                <w:noProof/>
+                <w:webHidden/>
+              </w:rPr>
+            </w:r>
+            <w:r>
+              <w:rPr>
+                <w:noProof/>
+                <w:webHidden/>
+              </w:rPr>
+              <w:fldChar w:fldCharType="separate"/>
+            </w:r>
+            <w:r>
+              <w:rPr>
+                <w:noProof/>
+                <w:webHidden/>
+              </w:rPr>
+              <w:t>17</w:t>
+            </w:r>
+            <w:r>
+              <w:rPr>
+                <w:noProof/>
+                <w:webHidden/>
+              </w:rPr>
+              <w:fldChar w:fldCharType="end"/>
+            </w:r>
+          </w:hyperlink>
+        </w:p>
+        <w:p>
+          <w:pPr>
+            <w:pStyle w:val="TOC2"/>
+            <w:tabs>
+              <w:tab w:val="left" w:pos="960"/>
+              <w:tab w:val="right" w:leader="dot" w:pos="8296"/>
+            </w:tabs>
+            <w:rPr>
+              <w:rFonts w:asciiTheme="minorHAnsi" w:eastAsiaTheme="minorEastAsia" w:hAnsiTheme="minorHAnsi"/>
+              <w:noProof/>
+              <w:kern w:val="2"/>
+              <w:szCs w:val="24"/>
+              <w:lang w:val="en-US"/>
+              <w14:ligatures w14:val="standardContextual"/>
+            </w:rPr>
+          </w:pPr>
+          <w:hyperlink w:anchor="_Toc234474545" w:history="1">
+            <w:r>
+              <w:rPr>
+                <w:rStyle w:val="Hyperlink"/>
+                <w:noProof/>
+                <w:lang w:val="en-US"/>
+              </w:rPr>
+              <w:t>1.1.</w:t>
+            </w:r>
+            <w:r>
+              <w:rPr>
+                <w:rFonts w:asciiTheme="minorHAnsi" w:eastAsiaTheme="minorEastAsia" w:hAnsiTheme="minorHAnsi"/>
+                <w:noProof/>
+                <w:kern w:val="2"/>
+                <w:szCs w:val="24"/>
+                <w:lang w:val="en-US"/>
+                <w14:ligatures w14:val="standardContextual"/>
+              </w:rPr>
+              <w:tab/>
+            </w:r>
+            <w:r>
+              <w:rPr>
+                <w:rStyle w:val="Hyperlink"/>
+                <w:noProof/>
+                <w:lang w:val="en-US"/>
+              </w:rPr>
+              <w:t>EXAMPLE OF A TEST CASE,</w:t>
+            </w:r>
+            <w:r>
+              <w:rPr>
+                <w:noProof/>
+                <w:webHidden/>
+              </w:rPr>
+              <w:tab/>
+            </w:r>
+            <w:r>
+              <w:rPr>
+                <w:noProof/>
+                <w:webHidden/>
+              </w:rPr>
+              <w:fldChar w:fldCharType="begin"/>
+            </w:r>
+            <w:r>
+              <w:rPr>
+                <w:noProof/>
+                <w:webHidden/>
+              </w:rPr>
+              <w:instrText xml:space="preserve"> PAGEREF _Toc234474545 \h </w:instrText>
+            </w:r>
+            <w:r>
+              <w:rPr>
+                <w:noProof/>
+                <w:webHidden/>
+              </w:rPr>
+            </w:r>
+            <w:r>
+              <w:rPr>
+                <w:noProof/>
+                <w:webHidden/>
+              </w:rPr>
+              <w:fldChar w:fldCharType="separate"/>
+            </w:r>
+            <w:r>
+              <w:rPr>
+                <w:noProof/>
+                <w:webHidden/>
+              </w:rPr>
+              <w:t>18</w:t>
+            </w:r>
+            <w:r>
+              <w:rPr>
+                <w:noProof/>
+                <w:webHidden/>
+              </w:rPr>
+              <w:fldChar w:fldCharType="end"/>
+            </w:r>
+          </w:hyperlink>
+        </w:p>
+        <w:p>
+          <w:pPr>
+            <w:pStyle w:val="TOC2"/>
+            <w:tabs>
+              <w:tab w:val="left" w:pos="960"/>
+              <w:tab w:val="right" w:leader="dot" w:pos="8296"/>
+            </w:tabs>
+            <w:rPr>
+              <w:rFonts w:asciiTheme="minorHAnsi" w:eastAsiaTheme="minorEastAsia" w:hAnsiTheme="minorHAnsi"/>
+              <w:noProof/>
+              <w:kern w:val="2"/>
+              <w:szCs w:val="24"/>
+              <w:lang w:val="en-US"/>
+              <w14:ligatures w14:val="standardContextual"/>
+            </w:rPr>
+          </w:pPr>
+          <w:hyperlink w:anchor="_Toc234474546" w:history="1">
+            <w:r>
+              <w:rPr>
+                <w:rStyle w:val="Hyperlink"/>
+                <w:noProof/>
+              </w:rPr>
+              <w:t>1.2.</w:t>
+            </w:r>
+            <w:r>
+              <w:rPr>
+                <w:rFonts w:asciiTheme="minorHAnsi" w:eastAsiaTheme="minorEastAsia" w:hAnsiTheme="minorHAnsi"/>
+                <w:noProof/>
+                <w:kern w:val="2"/>
+                <w:szCs w:val="24"/>
+                <w:lang w:val="en-US"/>
+                <w14:ligatures w14:val="standardContextual"/>
+              </w:rPr>
+              <w:tab/>
+            </w:r>
+            <w:r>
+              <w:rPr>
+                <w:rStyle w:val="Hyperlink"/>
+                <w:noProof/>
+              </w:rPr>
+              <w:t>A Test Matri</w:t>
+            </w:r>
+            <w:r>
+              <w:rPr>
+                <w:rStyle w:val="Hyperlink"/>
+                <w:noProof/>
+              </w:rPr>
+              <w:t>x</w:t>
+            </w:r>
+            <w:r>
+              <w:rPr>
+                <w:rStyle w:val="Hyperlink"/>
+                <w:noProof/>
+              </w:rPr>
+              <w:t xml:space="preserve"> with Tested modules or Requirement Traceability Matrix</w:t>
+            </w:r>
+            <w:r>
+              <w:rPr>
+                <w:noProof/>
+                <w:webHidden/>
+              </w:rPr>
+              <w:tab/>
+            </w:r>
+            <w:r>
+              <w:rPr>
+                <w:noProof/>
+                <w:webHidden/>
+              </w:rPr>
+              <w:fldChar w:fldCharType="begin"/>
+            </w:r>
+            <w:r>
+              <w:rPr>
+                <w:noProof/>
+                <w:webHidden/>
+              </w:rPr>
+              <w:instrText xml:space="preserve"> PAGEREF _Toc234474546 \h </w:instrText>
+            </w:r>
+            <w:r>
+              <w:rPr>
+                <w:noProof/>
+                <w:webHidden/>
+              </w:rPr>
+            </w:r>
+            <w:r>
+              <w:rPr>
+                <w:noProof/>
+                <w:webHidden/>
+              </w:rPr>
+              <w:fldChar w:fldCharType="separate"/>
+            </w:r>
+            <w:r>
+              <w:rPr>
+                <w:noProof/>
+                <w:webHidden/>
+              </w:rPr>
+              <w:t>19</w:t>
+            </w:r>
+            <w:r>
+              <w:rPr>
+                <w:noProof/>
+                <w:webHidden/>
+              </w:rPr>
+              <w:fldChar w:fldCharType="end"/>
+            </w:r>
+          </w:hyperlink>
+        </w:p>
+        <w:p>
+          <w:pPr>
+            <w:pStyle w:val="TOC1"/>
+            <w:rPr>
+              <w:rFonts w:asciiTheme="minorHAnsi" w:eastAsiaTheme="minorEastAsia" w:hAnsiTheme="minorHAnsi"/>
+              <w:noProof/>
+              <w:kern w:val="2"/>
+              <w:szCs w:val="24"/>
+              <w:lang w:val="en-US"/>
+              <w14:ligatures w14:val="standardContextual"/>
+            </w:rPr>
+          </w:pPr>
+          <w:hyperlink w:anchor="_Toc234474547" w:history="1">
+            <w:r>
+              <w:rPr>
+                <w:rStyle w:val="Hyperlink"/>
+                <w:rFonts w:cs="Times New Roman"/>
+                <w:noProof/>
+                <w:highlight w:val="lightGray"/>
+              </w:rPr>
+              <w:t>6</w:t>
+            </w:r>
+            <w:r>
+              <w:rPr>
+                <w:noProof/>
+                <w:webHidden/>
+              </w:rPr>
+              <w:tab/>
+            </w:r>
+            <w:r>
+              <w:rPr>
+                <w:noProof/>
+                <w:webHidden/>
+              </w:rPr>
+              <w:fldChar w:fldCharType="begin"/>
+            </w:r>
+            <w:r>
+              <w:rPr>
+                <w:noProof/>
+                <w:webHidden/>
+              </w:rPr>
+              <w:instrText xml:space="preserve"> PAGEREF _Toc234474547 \h </w:instrText>
+            </w:r>
+            <w:r>
+              <w:rPr>
+                <w:noProof/>
+                <w:webHidden/>
+              </w:rPr>
+            </w:r>
+            <w:r>
+              <w:rPr>
+                <w:noProof/>
+                <w:webHidden/>
+              </w:rPr>
+              <w:fldChar w:fldCharType="separate"/>
+            </w:r>
+            <w:r>
+              <w:rPr>
+                <w:noProof/>
+                <w:webHidden/>
+              </w:rPr>
+              <w:t>19</w:t>
+            </w:r>
+            <w:r>
+              <w:rPr>
+                <w:noProof/>
+                <w:webHidden/>
+              </w:rPr>
+              <w:fldChar w:fldCharType="end"/>
+            </w:r>
+          </w:hyperlink>
+        </w:p>
+        <w:p>
+          <w:pPr>
+            <w:pStyle w:val="TOC1"/>
+            <w:rPr>
+              <w:rFonts w:asciiTheme="minorHAnsi" w:eastAsiaTheme="minorEastAsia" w:hAnsiTheme="minorHAnsi"/>
+              <w:noProof/>
+              <w:kern w:val="2"/>
+              <w:szCs w:val="24"/>
+              <w:lang w:val="en-US"/>
+              <w14:ligatures w14:val="standardContextual"/>
+            </w:rPr>
+          </w:pPr>
+          <w:hyperlink w:anchor="_Toc234474548" w:history="1">
+            <w:r>
+              <w:rPr>
+                <w:rStyle w:val="Hyperlink"/>
+                <w:noProof/>
+              </w:rPr>
+              <w:t>7</w:t>
+            </w:r>
+            <w:r>
+              <w:rPr>
+                <w:noProof/>
+                <w:webHidden/>
+              </w:rPr>
+              <w:tab/>
+            </w:r>
+            <w:r>
+              <w:rPr>
+                <w:noProof/>
+                <w:webHidden/>
+              </w:rPr>
+              <w:fldChar w:fldCharType="begin"/>
+            </w:r>
+            <w:r>
+              <w:rPr>
+                <w:noProof/>
+                <w:webHidden/>
+              </w:rPr>
+              <w:instrText xml:space="preserve"> PAGEREF _Toc234474548 \h </w:instrText>
+            </w:r>
+            <w:r>
+              <w:rPr>
+                <w:noProof/>
+                <w:webHidden/>
+              </w:rPr>
+            </w:r>
+            <w:r>
+              <w:rPr>
+                <w:noProof/>
+                <w:webHidden/>
+              </w:rPr>
+              <w:fldChar w:fldCharType="separate"/>
+            </w:r>
+            <w:r>
+              <w:rPr>
+                <w:noProof/>
+                <w:webHidden/>
+              </w:rPr>
+              <w:t>20</w:t>
+            </w:r>
+            <w:r>
+              <w:rPr>
+                <w:noProof/>
+                <w:webHidden/>
+              </w:rPr>
+              <w:fldChar w:fldCharType="end"/>
+            </w:r>
+          </w:hyperlink>
+        </w:p>
+        <w:p>
+          <w:pPr>
+            <w:pStyle w:val="TOC1"/>
+            <w:rPr>
+              <w:rFonts w:asciiTheme="minorHAnsi" w:eastAsiaTheme="minorEastAsia" w:hAnsiTheme="minorHAnsi"/>
+              <w:noProof/>
+              <w:kern w:val="2"/>
+              <w:szCs w:val="24"/>
+              <w:lang w:val="en-US"/>
+              <w14:ligatures w14:val="standardContextual"/>
+            </w:rPr>
+          </w:pPr>
+          <w:hyperlink w:anchor="_Toc234474549" w:history="1">
+            <w:r>
+              <w:rPr>
+                <w:rStyle w:val="Hyperlink"/>
+                <w:bCs/>
+                <w:noProof/>
+              </w:rPr>
+              <w:t>4.</w:t>
+            </w:r>
+            <w:r>
+              <w:rPr>
+                <w:rFonts w:asciiTheme="minorHAnsi" w:eastAsiaTheme="minorEastAsia" w:hAnsiTheme="minorHAnsi"/>
+                <w:noProof/>
+                <w:kern w:val="2"/>
+                <w:szCs w:val="24"/>
+                <w:lang w:val="en-US"/>
+                <w14:ligatures w14:val="standardContextual"/>
+              </w:rPr>
+              <w:tab/>
+            </w:r>
+            <w:r>
+              <w:rPr>
+                <w:rStyle w:val="Hyperlink"/>
+                <w:bCs/>
+                <w:noProof/>
+              </w:rPr>
+              <w:t>Project Results</w:t>
+            </w:r>
+            <w:r>
+              <w:rPr>
+                <w:noProof/>
+                <w:webHidden/>
+              </w:rPr>
+              <w:tab/>
+            </w:r>
+            <w:r>
+              <w:rPr>
+                <w:noProof/>
+                <w:webHidden/>
+              </w:rPr>
+              <w:fldChar w:fldCharType="begin"/>
+            </w:r>
+            <w:r>
+              <w:rPr>
+                <w:noProof/>
+                <w:webHidden/>
+              </w:rPr>
+              <w:instrText xml:space="preserve"> PAGEREF _Toc234474549 \h </w:instrText>
+            </w:r>
+            <w:r>
+              <w:rPr>
+                <w:noProof/>
+                <w:webHidden/>
+              </w:rPr>
+            </w:r>
+            <w:r>
+              <w:rPr>
+                <w:noProof/>
+                <w:webHidden/>
+              </w:rPr>
+              <w:fldChar w:fldCharType="separate"/>
+            </w:r>
+            <w:r>
+              <w:rPr>
+                <w:noProof/>
+                <w:webHidden/>
+              </w:rPr>
+              <w:t>21</w:t>
+            </w:r>
+            <w:r>
+              <w:rPr>
+                <w:noProof/>
+                <w:webHidden/>
+              </w:rPr>
+              <w:fldChar w:fldCharType="end"/>
+            </w:r>
+          </w:hyperlink>
+        </w:p>
+        <w:p>
+          <w:pPr>
+            <w:pStyle w:val="TOC1"/>
+            <w:rPr>
+              <w:rFonts w:asciiTheme="minorHAnsi" w:eastAsiaTheme="minorEastAsia" w:hAnsiTheme="minorHAnsi"/>
+              <w:noProof/>
+              <w:kern w:val="2"/>
+              <w:szCs w:val="24"/>
+              <w:lang w:val="en-US"/>
+              <w14:ligatures w14:val="standardContextual"/>
+            </w:rPr>
+          </w:pPr>
+          <w:hyperlink w:anchor="_Toc234474550" w:history="1">
+            <w:r>
+              <w:rPr>
+                <w:rStyle w:val="Hyperlink"/>
+                <w:noProof/>
+              </w:rPr>
+              <w:t>5.</w:t>
+            </w:r>
+            <w:r>
+              <w:rPr>
+                <w:rFonts w:asciiTheme="minorHAnsi" w:eastAsiaTheme="minorEastAsia" w:hAnsiTheme="minorHAnsi"/>
+                <w:noProof/>
+                <w:kern w:val="2"/>
+                <w:szCs w:val="24"/>
+                <w:lang w:val="en-US"/>
+                <w14:ligatures w14:val="standardContextual"/>
+              </w:rPr>
+              <w:tab/>
+            </w:r>
+            <w:r>
+              <w:rPr>
+                <w:rStyle w:val="Hyperlink"/>
+                <w:noProof/>
+              </w:rPr>
+              <w:t>Future Enhancements</w:t>
+            </w:r>
+            <w:r>
+              <w:rPr>
+                <w:noProof/>
+                <w:webHidden/>
+              </w:rPr>
+              <w:tab/>
+            </w:r>
+            <w:r>
+              <w:rPr>
+                <w:noProof/>
+                <w:webHidden/>
+              </w:rPr>
+              <w:fldChar w:fldCharType="begin"/>
+            </w:r>
+            <w:r>
+              <w:rPr>
+                <w:noProof/>
+                <w:webHidden/>
+              </w:rPr>
+              <w:instrText xml:space="preserve"> PAGEREF _Toc234474550 \h </w:instrText>
+            </w:r>
+            <w:r>
+              <w:rPr>
+                <w:noProof/>
+                <w:webHidden/>
+              </w:rPr>
+            </w:r>
+            <w:r>
+              <w:rPr>
+                <w:noProof/>
+                <w:webHidden/>
+              </w:rPr>
+              <w:fldChar w:fldCharType="separate"/>
+            </w:r>
+            <w:r>
+              <w:rPr>
+                <w:noProof/>
+                <w:webHidden/>
+              </w:rPr>
+              <w:t>23</w:t>
+            </w:r>
+            <w:r>
+              <w:rPr>
+                <w:noProof/>
+                <w:webHidden/>
+              </w:rPr>
+              <w:fldChar w:fldCharType="end"/>
+            </w:r>
+          </w:hyperlink>
+        </w:p>
+        <w:p>
+          <w:pPr>
+            <w:pStyle w:val="TOC2"/>
+            <w:tabs>
+              <w:tab w:val="left" w:pos="960"/>
+              <w:tab w:val="right" w:leader="dot" w:pos="8296"/>
+            </w:tabs>
+            <w:rPr>
+              <w:rFonts w:asciiTheme="minorHAnsi" w:eastAsiaTheme="minorEastAsia" w:hAnsiTheme="minorHAnsi"/>
+              <w:noProof/>
+              <w:kern w:val="2"/>
+              <w:szCs w:val="24"/>
+              <w:lang w:val="en-US"/>
+              <w14:ligatures w14:val="standardContextual"/>
+            </w:rPr>
+          </w:pPr>
+          <w:hyperlink w:anchor="_Toc234474551" w:history="1">
+            <w:r>
+              <w:rPr>
+                <w:rStyle w:val="Hyperlink"/>
+                <w:noProof/>
+              </w:rPr>
+              <w:t>7.1</w:t>
+            </w:r>
+            <w:r>
+              <w:rPr>
+                <w:rFonts w:asciiTheme="minorHAnsi" w:eastAsiaTheme="minorEastAsia" w:hAnsiTheme="minorHAnsi"/>
+                <w:noProof/>
+                <w:kern w:val="2"/>
+                <w:szCs w:val="24"/>
+                <w:lang w:val="en-US"/>
+                <w14:ligatures w14:val="standardContextual"/>
+              </w:rPr>
+              <w:tab/>
+            </w:r>
+            <w:r>
+              <w:rPr>
+                <w:rStyle w:val="Hyperlink"/>
+                <w:noProof/>
+              </w:rPr>
+              <w:t>12. Annexures</w:t>
+            </w:r>
+            <w:r>
+              <w:rPr>
+                <w:noProof/>
+                <w:webHidden/>
+              </w:rPr>
+              <w:tab/>
+            </w:r>
+            <w:r>
+              <w:rPr>
+                <w:noProof/>
+                <w:webHidden/>
+              </w:rPr>
+              <w:fldChar w:fldCharType="begin"/>
+            </w:r>
+            <w:r>
+              <w:rPr>
+                <w:noProof/>
+                <w:webHidden/>
+              </w:rPr>
+              <w:instrText xml:space="preserve"> PAGEREF _Toc234474551 \h </w:instrText>
+            </w:r>
+            <w:r>
+              <w:rPr>
+                <w:noProof/>
+                <w:webHidden/>
+              </w:rPr>
+            </w:r>
+            <w:r>
+              <w:rPr>
+                <w:noProof/>
+                <w:webHidden/>
+              </w:rPr>
+              <w:fldChar w:fldCharType="separate"/>
+            </w:r>
+            <w:r>
+              <w:rPr>
+                <w:noProof/>
+                <w:webHidden/>
+              </w:rPr>
+              <w:t>25</w:t>
+            </w:r>
+            <w:r>
+              <w:rPr>
+                <w:noProof/>
+                <w:webHidden/>
+              </w:rPr>
+              <w:fldChar w:fldCharType="end"/>
+            </w:r>
+          </w:hyperlink>
+        </w:p>
+        <w:p>
+          <w:r>
+            <w:rPr>
+              <w:b/>
+              <w:bCs/>
+              <w:noProof/>
+            </w:rPr>
+            <w:fldChar w:fldCharType="end"/>
+          </w:r>
+        </w:p>
+      </w:sdtContent>
+    </w:sdt>
     <w:p>
       <w:pPr>
         <w:spacing w:after="0" w:line="360" w:lineRule="auto"/>
         <w:jc w:val="both"/>
         <w:rPr>
-          <w:rFonts w:cs="Times New Roman"/>
-          <w:b/>
-          <w:sz w:val="32"/>
-          <w:szCs w:val="32"/>
-        </w:rPr>
-      </w:pPr>
-      <w:r>
-        <w:rPr>
-          <w:rFonts w:cs="Times New Roman"/>
-          <w:b/>
-          <w:sz w:val="32"/>
-          <w:szCs w:val="32"/>
-        </w:rPr>
-        <w:lastRenderedPageBreak/>
-        <w:t>TABLE OF CONTENT</w:t>
-      </w:r>
-    </w:p>
-    <w:p>
-      <w:pPr>
-        <w:pStyle w:val="TOC1"/>
-        <w:rPr>
-          <w:rFonts w:asciiTheme="minorHAnsi" w:eastAsiaTheme="minorEastAsia" w:hAnsiTheme="minorHAnsi"/>
           <w:noProof/>
-          <w:kern w:val="2"/>
-          <w:szCs w:val="24"/>
-          <w:lang w:val="en-US"/>
-          <w14:ligatures w14:val="standardContextual"/>
-        </w:rPr>
-      </w:pPr>
-      <w:r>
-        <w:fldChar w:fldCharType="begin"/>
-      </w:r>
-      <w:r>
-        <w:instrText xml:space="preserve"> TOC \o "1-3" \h \z \u </w:instrText>
-      </w:r>
-      <w:r>
-        <w:fldChar w:fldCharType="separate"/>
-      </w:r>
-      <w:hyperlink w:anchor="_Toc234473276" w:history="1">
-        <w:r>
-          <w:rPr>
-            <w:rStyle w:val="Hyperlink"/>
-            <w:noProof/>
-          </w:rPr>
-          <w:t>1.</w:t>
-        </w:r>
-        <w:r>
-          <w:rPr>
-            <w:rFonts w:asciiTheme="minorHAnsi" w:eastAsiaTheme="minorEastAsia" w:hAnsiTheme="minorHAnsi"/>
-            <w:noProof/>
-            <w:kern w:val="2"/>
-            <w:szCs w:val="24"/>
-            <w:lang w:val="en-US"/>
-            <w14:ligatures w14:val="standardContextual"/>
-          </w:rPr>
-          <w:tab/>
-        </w:r>
-        <w:r>
-          <w:rPr>
-            <w:rStyle w:val="Hyperlink"/>
-            <w:noProof/>
-          </w:rPr>
-          <w:t>Introduction</w:t>
-        </w:r>
-        <w:r>
-          <w:rPr>
-            <w:noProof/>
-            <w:webHidden/>
-          </w:rPr>
-          <w:tab/>
-        </w:r>
-        <w:r>
-          <w:rPr>
-            <w:noProof/>
-            <w:webHidden/>
-          </w:rPr>
-          <w:fldChar w:fldCharType="begin"/>
-        </w:r>
-        <w:r>
-          <w:rPr>
-            <w:noProof/>
-            <w:webHidden/>
-          </w:rPr>
-          <w:instrText xml:space="preserve"> PAGEREF _Toc234473276 \h </w:instrText>
-        </w:r>
-        <w:r>
-          <w:rPr>
-            <w:noProof/>
-            <w:webHidden/>
-          </w:rPr>
-        </w:r>
-        <w:r>
-          <w:rPr>
-            <w:noProof/>
-            <w:webHidden/>
-          </w:rPr>
-          <w:fldChar w:fldCharType="separate"/>
-        </w:r>
-        <w:r>
-          <w:rPr>
-            <w:noProof/>
-            <w:webHidden/>
-          </w:rPr>
-          <w:t>9</w:t>
-        </w:r>
-        <w:r>
-          <w:rPr>
-            <w:noProof/>
-            <w:webHidden/>
-          </w:rPr>
-          <w:fldChar w:fldCharType="end"/>
-        </w:r>
-      </w:hyperlink>
-    </w:p>
-    <w:p>
-      <w:pPr>
-        <w:pStyle w:val="TOC1"/>
-        <w:rPr>
-          <w:rFonts w:asciiTheme="minorHAnsi" w:eastAsiaTheme="minorEastAsia" w:hAnsiTheme="minorHAnsi"/>
-          <w:noProof/>
-          <w:kern w:val="2"/>
-          <w:szCs w:val="24"/>
-          <w:lang w:val="en-US"/>
-          <w14:ligatures w14:val="standardContextual"/>
-        </w:rPr>
-      </w:pPr>
-      <w:hyperlink w:anchor="_Toc234473277" w:history="1">
-        <w:r>
-          <w:rPr>
-            <w:rStyle w:val="Hyperlink"/>
-            <w:noProof/>
-          </w:rPr>
-          <w:t>1.</w:t>
-        </w:r>
-        <w:r>
-          <w:rPr>
-            <w:rFonts w:asciiTheme="minorHAnsi" w:eastAsiaTheme="minorEastAsia" w:hAnsiTheme="minorHAnsi"/>
-            <w:noProof/>
-            <w:kern w:val="2"/>
-            <w:szCs w:val="24"/>
-            <w:lang w:val="en-US"/>
-            <w14:ligatures w14:val="standardContextual"/>
-          </w:rPr>
-          <w:tab/>
-        </w:r>
-        <w:r>
-          <w:rPr>
-            <w:rStyle w:val="Hyperlink"/>
-            <w:noProof/>
-          </w:rPr>
-          <w:t>Problem Statement</w:t>
-        </w:r>
-        <w:r>
-          <w:rPr>
-            <w:noProof/>
-            <w:webHidden/>
-          </w:rPr>
-          <w:tab/>
-        </w:r>
-        <w:r>
-          <w:rPr>
-            <w:noProof/>
-            <w:webHidden/>
-          </w:rPr>
-          <w:fldChar w:fldCharType="begin"/>
-        </w:r>
-        <w:r>
-          <w:rPr>
-            <w:noProof/>
-            <w:webHidden/>
-          </w:rPr>
-          <w:instrText xml:space="preserve"> PAGEREF _Toc234473277 \h </w:instrText>
-        </w:r>
-        <w:r>
-          <w:rPr>
-            <w:noProof/>
-            <w:webHidden/>
-          </w:rPr>
-        </w:r>
-        <w:r>
-          <w:rPr>
-            <w:noProof/>
-            <w:webHidden/>
-          </w:rPr>
-          <w:fldChar w:fldCharType="separate"/>
-        </w:r>
-        <w:r>
-          <w:rPr>
-            <w:noProof/>
-            <w:webHidden/>
-          </w:rPr>
-          <w:t>10</w:t>
-        </w:r>
-        <w:r>
-          <w:rPr>
-            <w:noProof/>
-            <w:webHidden/>
-          </w:rPr>
-          <w:fldChar w:fldCharType="end"/>
-        </w:r>
-      </w:hyperlink>
-    </w:p>
-    <w:p>
-      <w:pPr>
-        <w:pStyle w:val="TOC1"/>
-        <w:rPr>
-          <w:rFonts w:asciiTheme="minorHAnsi" w:eastAsiaTheme="minorEastAsia" w:hAnsiTheme="minorHAnsi"/>
-          <w:noProof/>
-          <w:kern w:val="2"/>
-          <w:szCs w:val="24"/>
-          <w:lang w:val="en-US"/>
-          <w14:ligatures w14:val="standardContextual"/>
-        </w:rPr>
-      </w:pPr>
-      <w:hyperlink w:anchor="_Toc234473278" w:history="1">
-        <w:r>
-          <w:rPr>
-            <w:rStyle w:val="Hyperlink"/>
-            <w:noProof/>
-          </w:rPr>
-          <w:t>2.</w:t>
-        </w:r>
-        <w:r>
-          <w:rPr>
-            <w:rFonts w:asciiTheme="minorHAnsi" w:eastAsiaTheme="minorEastAsia" w:hAnsiTheme="minorHAnsi"/>
-            <w:noProof/>
-            <w:kern w:val="2"/>
-            <w:szCs w:val="24"/>
-            <w:lang w:val="en-US"/>
-            <w14:ligatures w14:val="standardContextual"/>
-          </w:rPr>
-          <w:tab/>
-        </w:r>
-        <w:r>
-          <w:rPr>
-            <w:rStyle w:val="Hyperlink"/>
-            <w:noProof/>
-          </w:rPr>
-          <w:t>Objectives</w:t>
-        </w:r>
-        <w:r>
-          <w:rPr>
-            <w:noProof/>
-            <w:webHidden/>
-          </w:rPr>
-          <w:tab/>
-        </w:r>
-        <w:r>
-          <w:rPr>
-            <w:noProof/>
-            <w:webHidden/>
-          </w:rPr>
-          <w:fldChar w:fldCharType="begin"/>
-        </w:r>
-        <w:r>
-          <w:rPr>
-            <w:noProof/>
-            <w:webHidden/>
-          </w:rPr>
-          <w:instrText xml:space="preserve"> PAGEREF _Toc234473278 \h </w:instrText>
-        </w:r>
-        <w:r>
-          <w:rPr>
-            <w:noProof/>
-            <w:webHidden/>
-          </w:rPr>
-        </w:r>
-        <w:r>
-          <w:rPr>
-            <w:noProof/>
-            <w:webHidden/>
-          </w:rPr>
-          <w:fldChar w:fldCharType="separate"/>
-        </w:r>
-        <w:r>
-          <w:rPr>
-            <w:noProof/>
-            <w:webHidden/>
-          </w:rPr>
-          <w:t>11</w:t>
-        </w:r>
-        <w:r>
-          <w:rPr>
-            <w:noProof/>
-            <w:webHidden/>
-          </w:rPr>
-          <w:fldChar w:fldCharType="end"/>
-        </w:r>
-      </w:hyperlink>
-    </w:p>
-    <w:p>
-      <w:pPr>
-        <w:pStyle w:val="TOC1"/>
-        <w:rPr>
-          <w:rFonts w:asciiTheme="minorHAnsi" w:eastAsiaTheme="minorEastAsia" w:hAnsiTheme="minorHAnsi"/>
-          <w:noProof/>
-          <w:kern w:val="2"/>
-          <w:szCs w:val="24"/>
-          <w:lang w:val="en-US"/>
-          <w14:ligatures w14:val="standardContextual"/>
-        </w:rPr>
-      </w:pPr>
-      <w:hyperlink w:anchor="_Toc234473279" w:history="1">
-        <w:r>
-          <w:rPr>
-            <w:rStyle w:val="Hyperlink"/>
-            <w:noProof/>
-          </w:rPr>
-          <w:t>3.</w:t>
-        </w:r>
-        <w:r>
-          <w:rPr>
-            <w:rFonts w:asciiTheme="minorHAnsi" w:eastAsiaTheme="minorEastAsia" w:hAnsiTheme="minorHAnsi"/>
-            <w:noProof/>
-            <w:kern w:val="2"/>
-            <w:szCs w:val="24"/>
-            <w:lang w:val="en-US"/>
-            <w14:ligatures w14:val="standardContextual"/>
-          </w:rPr>
-          <w:tab/>
-        </w:r>
-        <w:r>
-          <w:rPr>
-            <w:rStyle w:val="Hyperlink"/>
-            <w:noProof/>
-          </w:rPr>
-          <w:t>Background Study</w:t>
-        </w:r>
-        <w:r>
-          <w:rPr>
-            <w:noProof/>
-            <w:webHidden/>
-          </w:rPr>
-          <w:tab/>
-        </w:r>
-        <w:r>
-          <w:rPr>
-            <w:noProof/>
-            <w:webHidden/>
-          </w:rPr>
-          <w:fldChar w:fldCharType="begin"/>
-        </w:r>
-        <w:r>
-          <w:rPr>
-            <w:noProof/>
-            <w:webHidden/>
-          </w:rPr>
-          <w:instrText xml:space="preserve"> PAGEREF _Toc234473279 \h </w:instrText>
-        </w:r>
-        <w:r>
-          <w:rPr>
-            <w:noProof/>
-            <w:webHidden/>
-          </w:rPr>
-        </w:r>
-        <w:r>
-          <w:rPr>
-            <w:noProof/>
-            <w:webHidden/>
-          </w:rPr>
-          <w:fldChar w:fldCharType="separate"/>
-        </w:r>
-        <w:r>
-          <w:rPr>
-            <w:noProof/>
-            <w:webHidden/>
-          </w:rPr>
-          <w:t>12</w:t>
-        </w:r>
-        <w:r>
-          <w:rPr>
-            <w:noProof/>
-            <w:webHidden/>
-          </w:rPr>
-          <w:fldChar w:fldCharType="end"/>
-        </w:r>
-      </w:hyperlink>
-    </w:p>
-    <w:p>
-      <w:pPr>
-        <w:pStyle w:val="TOC1"/>
-        <w:rPr>
-          <w:rFonts w:asciiTheme="minorHAnsi" w:eastAsiaTheme="minorEastAsia" w:hAnsiTheme="minorHAnsi"/>
-          <w:noProof/>
-          <w:kern w:val="2"/>
-          <w:szCs w:val="24"/>
-          <w:lang w:val="en-US"/>
-          <w14:ligatures w14:val="standardContextual"/>
-        </w:rPr>
-      </w:pPr>
-      <w:hyperlink w:anchor="_Toc234473280" w:history="1">
-        <w:r>
-          <w:rPr>
-            <w:rStyle w:val="Hyperlink"/>
-            <w:noProof/>
-          </w:rPr>
-          <w:t>4.</w:t>
-        </w:r>
-        <w:r>
-          <w:rPr>
-            <w:rFonts w:asciiTheme="minorHAnsi" w:eastAsiaTheme="minorEastAsia" w:hAnsiTheme="minorHAnsi"/>
-            <w:noProof/>
-            <w:kern w:val="2"/>
-            <w:szCs w:val="24"/>
-            <w:lang w:val="en-US"/>
-            <w14:ligatures w14:val="standardContextual"/>
-          </w:rPr>
-          <w:tab/>
-        </w:r>
-        <w:r>
-          <w:rPr>
-            <w:rStyle w:val="Hyperlink"/>
-            <w:noProof/>
-          </w:rPr>
-          <w:t>Requirement Document</w:t>
-        </w:r>
-        <w:r>
-          <w:rPr>
-            <w:noProof/>
-            <w:webHidden/>
-          </w:rPr>
-          <w:tab/>
-        </w:r>
-        <w:r>
-          <w:rPr>
-            <w:noProof/>
-            <w:webHidden/>
-          </w:rPr>
-          <w:fldChar w:fldCharType="begin"/>
-        </w:r>
-        <w:r>
-          <w:rPr>
-            <w:noProof/>
-            <w:webHidden/>
-          </w:rPr>
-          <w:instrText xml:space="preserve"> PAGEREF _Toc234473280 \h </w:instrText>
-        </w:r>
-        <w:r>
-          <w:rPr>
-            <w:noProof/>
-            <w:webHidden/>
-          </w:rPr>
-        </w:r>
-        <w:r>
-          <w:rPr>
-            <w:noProof/>
-            <w:webHidden/>
-          </w:rPr>
-          <w:fldChar w:fldCharType="separate"/>
-        </w:r>
-        <w:r>
-          <w:rPr>
-            <w:noProof/>
-            <w:webHidden/>
-          </w:rPr>
-          <w:t>13</w:t>
-        </w:r>
-        <w:r>
-          <w:rPr>
-            <w:noProof/>
-            <w:webHidden/>
-          </w:rPr>
-          <w:fldChar w:fldCharType="end"/>
-        </w:r>
-      </w:hyperlink>
-    </w:p>
-    <w:p>
-      <w:pPr>
-        <w:pStyle w:val="TOC2"/>
-        <w:tabs>
-          <w:tab w:val="left" w:pos="720"/>
-          <w:tab w:val="right" w:leader="dot" w:pos="8296"/>
-        </w:tabs>
-        <w:rPr>
-          <w:rFonts w:asciiTheme="minorHAnsi" w:eastAsiaTheme="minorEastAsia" w:hAnsiTheme="minorHAnsi"/>
-          <w:noProof/>
-          <w:kern w:val="2"/>
-          <w:szCs w:val="24"/>
-          <w:lang w:val="en-US"/>
-          <w14:ligatures w14:val="standardContextual"/>
-        </w:rPr>
-      </w:pPr>
-      <w:hyperlink w:anchor="_Toc234473281" w:history="1">
-        <w:r>
-          <w:rPr>
-            <w:rStyle w:val="Hyperlink"/>
-            <w:noProof/>
-          </w:rPr>
-          <w:t>1.</w:t>
-        </w:r>
-        <w:r>
-          <w:rPr>
-            <w:rFonts w:asciiTheme="minorHAnsi" w:eastAsiaTheme="minorEastAsia" w:hAnsiTheme="minorHAnsi"/>
-            <w:noProof/>
-            <w:kern w:val="2"/>
-            <w:szCs w:val="24"/>
-            <w:lang w:val="en-US"/>
-            <w14:ligatures w14:val="standardContextual"/>
-          </w:rPr>
-          <w:tab/>
-        </w:r>
-        <w:r>
-          <w:rPr>
-            <w:rStyle w:val="Hyperlink"/>
-            <w:noProof/>
-          </w:rPr>
-          <w:t>Requirement Matrix:</w:t>
-        </w:r>
-        <w:r>
-          <w:rPr>
-            <w:noProof/>
-            <w:webHidden/>
-          </w:rPr>
-          <w:tab/>
-        </w:r>
-        <w:r>
-          <w:rPr>
-            <w:noProof/>
-            <w:webHidden/>
-          </w:rPr>
-          <w:fldChar w:fldCharType="begin"/>
-        </w:r>
-        <w:r>
-          <w:rPr>
-            <w:noProof/>
-            <w:webHidden/>
-          </w:rPr>
-          <w:instrText xml:space="preserve"> PAGEREF _Toc234473281 \h </w:instrText>
-        </w:r>
-        <w:r>
-          <w:rPr>
-            <w:noProof/>
-            <w:webHidden/>
-          </w:rPr>
-        </w:r>
-        <w:r>
-          <w:rPr>
-            <w:noProof/>
-            <w:webHidden/>
-          </w:rPr>
-          <w:fldChar w:fldCharType="separate"/>
-        </w:r>
-        <w:r>
-          <w:rPr>
-            <w:noProof/>
-            <w:webHidden/>
-          </w:rPr>
-          <w:t>14</w:t>
-        </w:r>
-        <w:r>
-          <w:rPr>
-            <w:noProof/>
-            <w:webHidden/>
-          </w:rPr>
-          <w:fldChar w:fldCharType="end"/>
-        </w:r>
-      </w:hyperlink>
-    </w:p>
-    <w:p>
-      <w:pPr>
-        <w:pStyle w:val="TOC1"/>
-        <w:rPr>
-          <w:rFonts w:asciiTheme="minorHAnsi" w:eastAsiaTheme="minorEastAsia" w:hAnsiTheme="minorHAnsi"/>
-          <w:noProof/>
-          <w:kern w:val="2"/>
-          <w:szCs w:val="24"/>
-          <w:lang w:val="en-US"/>
-          <w14:ligatures w14:val="standardContextual"/>
-        </w:rPr>
-      </w:pPr>
-      <w:hyperlink w:anchor="_Toc234473282" w:history="1">
-        <w:r>
-          <w:rPr>
-            <w:rStyle w:val="Hyperlink"/>
-            <w:noProof/>
-          </w:rPr>
-          <w:t>5.</w:t>
-        </w:r>
-        <w:r>
-          <w:rPr>
-            <w:rFonts w:asciiTheme="minorHAnsi" w:eastAsiaTheme="minorEastAsia" w:hAnsiTheme="minorHAnsi"/>
-            <w:noProof/>
-            <w:kern w:val="2"/>
-            <w:szCs w:val="24"/>
-            <w:lang w:val="en-US"/>
-            <w14:ligatures w14:val="standardContextual"/>
-          </w:rPr>
-          <w:tab/>
-        </w:r>
-        <w:r>
-          <w:rPr>
-            <w:rStyle w:val="Hyperlink"/>
-            <w:noProof/>
-          </w:rPr>
-          <w:t>System Design</w:t>
-        </w:r>
-        <w:r>
-          <w:rPr>
-            <w:noProof/>
-            <w:webHidden/>
-          </w:rPr>
-          <w:tab/>
-        </w:r>
-        <w:r>
-          <w:rPr>
-            <w:noProof/>
-            <w:webHidden/>
-          </w:rPr>
-          <w:fldChar w:fldCharType="begin"/>
-        </w:r>
-        <w:r>
-          <w:rPr>
-            <w:noProof/>
-            <w:webHidden/>
-          </w:rPr>
-          <w:instrText xml:space="preserve"> PAGEREF _Toc234473282 \h </w:instrText>
-        </w:r>
-        <w:r>
-          <w:rPr>
-            <w:noProof/>
-            <w:webHidden/>
-          </w:rPr>
-        </w:r>
-        <w:r>
-          <w:rPr>
-            <w:noProof/>
-            <w:webHidden/>
-          </w:rPr>
-          <w:fldChar w:fldCharType="separate"/>
-        </w:r>
-        <w:r>
-          <w:rPr>
-            <w:noProof/>
-            <w:webHidden/>
-          </w:rPr>
-          <w:t>15</w:t>
-        </w:r>
-        <w:r>
-          <w:rPr>
-            <w:noProof/>
-            <w:webHidden/>
-          </w:rPr>
-          <w:fldChar w:fldCharType="end"/>
-        </w:r>
-      </w:hyperlink>
-    </w:p>
-    <w:p>
-      <w:pPr>
-        <w:pStyle w:val="TOC1"/>
-        <w:rPr>
-          <w:rFonts w:asciiTheme="minorHAnsi" w:eastAsiaTheme="minorEastAsia" w:hAnsiTheme="minorHAnsi"/>
-          <w:noProof/>
-          <w:kern w:val="2"/>
-          <w:szCs w:val="24"/>
-          <w:lang w:val="en-US"/>
-          <w14:ligatures w14:val="standardContextual"/>
-        </w:rPr>
-      </w:pPr>
-      <w:hyperlink w:anchor="_Toc234473283" w:history="1">
-        <w:r>
-          <w:rPr>
-            <w:rStyle w:val="Hyperlink"/>
-            <w:noProof/>
-          </w:rPr>
-          <w:t>6.</w:t>
-        </w:r>
-        <w:r>
-          <w:rPr>
-            <w:rFonts w:asciiTheme="minorHAnsi" w:eastAsiaTheme="minorEastAsia" w:hAnsiTheme="minorHAnsi"/>
-            <w:noProof/>
-            <w:kern w:val="2"/>
-            <w:szCs w:val="24"/>
-            <w:lang w:val="en-US"/>
-            <w14:ligatures w14:val="standardContextual"/>
-          </w:rPr>
-          <w:tab/>
-        </w:r>
-        <w:r>
-          <w:rPr>
-            <w:rStyle w:val="Hyperlink"/>
-            <w:noProof/>
-          </w:rPr>
-          <w:t>Development</w:t>
-        </w:r>
-        <w:r>
-          <w:rPr>
-            <w:noProof/>
-            <w:webHidden/>
-          </w:rPr>
-          <w:tab/>
-        </w:r>
-        <w:r>
-          <w:rPr>
-            <w:noProof/>
-            <w:webHidden/>
-          </w:rPr>
-          <w:fldChar w:fldCharType="begin"/>
-        </w:r>
-        <w:r>
-          <w:rPr>
-            <w:noProof/>
-            <w:webHidden/>
-          </w:rPr>
-          <w:instrText xml:space="preserve"> PAGEREF _Toc234473283 \h </w:instrText>
-        </w:r>
-        <w:r>
-          <w:rPr>
-            <w:noProof/>
-            <w:webHidden/>
-          </w:rPr>
-        </w:r>
-        <w:r>
-          <w:rPr>
-            <w:noProof/>
-            <w:webHidden/>
-          </w:rPr>
-          <w:fldChar w:fldCharType="separate"/>
-        </w:r>
-        <w:r>
-          <w:rPr>
-            <w:noProof/>
-            <w:webHidden/>
-          </w:rPr>
-          <w:t>16</w:t>
-        </w:r>
-        <w:r>
-          <w:rPr>
-            <w:noProof/>
-            <w:webHidden/>
-          </w:rPr>
-          <w:fldChar w:fldCharType="end"/>
-        </w:r>
-      </w:hyperlink>
-    </w:p>
-    <w:p>
-      <w:pPr>
-        <w:pStyle w:val="TOC1"/>
-        <w:rPr>
-          <w:rFonts w:asciiTheme="minorHAnsi" w:eastAsiaTheme="minorEastAsia" w:hAnsiTheme="minorHAnsi"/>
-          <w:noProof/>
-          <w:kern w:val="2"/>
-          <w:szCs w:val="24"/>
-          <w:lang w:val="en-US"/>
-          <w14:ligatures w14:val="standardContextual"/>
-        </w:rPr>
-      </w:pPr>
-      <w:hyperlink w:anchor="_Toc234473284" w:history="1">
-        <w:r>
-          <w:rPr>
-            <w:rStyle w:val="Hyperlink"/>
-            <w:noProof/>
-          </w:rPr>
-          <w:t>7.</w:t>
-        </w:r>
-        <w:r>
-          <w:rPr>
-            <w:rFonts w:asciiTheme="minorHAnsi" w:eastAsiaTheme="minorEastAsia" w:hAnsiTheme="minorHAnsi"/>
-            <w:noProof/>
-            <w:kern w:val="2"/>
-            <w:szCs w:val="24"/>
-            <w:lang w:val="en-US"/>
-            <w14:ligatures w14:val="standardContextual"/>
-          </w:rPr>
-          <w:tab/>
-        </w:r>
-        <w:r>
-          <w:rPr>
-            <w:rStyle w:val="Hyperlink"/>
-            <w:noProof/>
-          </w:rPr>
-          <w:t>Testing</w:t>
-        </w:r>
-        <w:r>
-          <w:rPr>
-            <w:noProof/>
-            <w:webHidden/>
-          </w:rPr>
-          <w:tab/>
-        </w:r>
-        <w:r>
-          <w:rPr>
-            <w:noProof/>
-            <w:webHidden/>
-          </w:rPr>
-          <w:fldChar w:fldCharType="begin"/>
-        </w:r>
-        <w:r>
-          <w:rPr>
-            <w:noProof/>
-            <w:webHidden/>
-          </w:rPr>
-          <w:instrText xml:space="preserve"> PAGEREF _Toc234473284 \h </w:instrText>
-        </w:r>
-        <w:r>
-          <w:rPr>
-            <w:noProof/>
-            <w:webHidden/>
-          </w:rPr>
-        </w:r>
-        <w:r>
-          <w:rPr>
-            <w:noProof/>
-            <w:webHidden/>
-          </w:rPr>
-          <w:fldChar w:fldCharType="separate"/>
-        </w:r>
-        <w:r>
-          <w:rPr>
-            <w:noProof/>
-            <w:webHidden/>
-          </w:rPr>
-          <w:t>17</w:t>
-        </w:r>
-        <w:r>
-          <w:rPr>
-            <w:noProof/>
-            <w:webHidden/>
-          </w:rPr>
-          <w:fldChar w:fldCharType="end"/>
-        </w:r>
-      </w:hyperlink>
-    </w:p>
-    <w:p>
-      <w:pPr>
-        <w:pStyle w:val="TOC2"/>
-        <w:tabs>
-          <w:tab w:val="left" w:pos="960"/>
-          <w:tab w:val="right" w:leader="dot" w:pos="8296"/>
-        </w:tabs>
-        <w:rPr>
-          <w:rFonts w:asciiTheme="minorHAnsi" w:eastAsiaTheme="minorEastAsia" w:hAnsiTheme="minorHAnsi"/>
-          <w:noProof/>
-          <w:kern w:val="2"/>
-          <w:szCs w:val="24"/>
-          <w:lang w:val="en-US"/>
-          <w14:ligatures w14:val="standardContextual"/>
-        </w:rPr>
-      </w:pPr>
-      <w:hyperlink w:anchor="_Toc234473285" w:history="1">
-        <w:r>
-          <w:rPr>
-            <w:rStyle w:val="Hyperlink"/>
-            <w:noProof/>
-            <w:lang w:val="en-US"/>
-          </w:rPr>
-          <w:t>1.1.</w:t>
-        </w:r>
-        <w:r>
-          <w:rPr>
-            <w:rFonts w:asciiTheme="minorHAnsi" w:eastAsiaTheme="minorEastAsia" w:hAnsiTheme="minorHAnsi"/>
-            <w:noProof/>
-            <w:kern w:val="2"/>
-            <w:szCs w:val="24"/>
-            <w:lang w:val="en-US"/>
-            <w14:ligatures w14:val="standardContextual"/>
-          </w:rPr>
-          <w:tab/>
-        </w:r>
-        <w:r>
-          <w:rPr>
-            <w:rStyle w:val="Hyperlink"/>
-            <w:noProof/>
-            <w:lang w:val="en-US"/>
-          </w:rPr>
-          <w:t>EXAMPLE OF A TEST CASE,</w:t>
-        </w:r>
-        <w:r>
-          <w:rPr>
-            <w:noProof/>
-            <w:webHidden/>
-          </w:rPr>
-          <w:tab/>
-        </w:r>
-        <w:r>
-          <w:rPr>
-            <w:noProof/>
-            <w:webHidden/>
-          </w:rPr>
-          <w:fldChar w:fldCharType="begin"/>
-        </w:r>
-        <w:r>
-          <w:rPr>
-            <w:noProof/>
-            <w:webHidden/>
-          </w:rPr>
-          <w:instrText xml:space="preserve"> PAGEREF _Toc234473285 \h </w:instrText>
-        </w:r>
-        <w:r>
-          <w:rPr>
-            <w:noProof/>
-            <w:webHidden/>
-          </w:rPr>
-        </w:r>
-        <w:r>
-          <w:rPr>
-            <w:noProof/>
-            <w:webHidden/>
-          </w:rPr>
-          <w:fldChar w:fldCharType="separate"/>
-        </w:r>
-        <w:r>
-          <w:rPr>
-            <w:noProof/>
-            <w:webHidden/>
-          </w:rPr>
-          <w:t>18</w:t>
-        </w:r>
-        <w:r>
-          <w:rPr>
-            <w:noProof/>
-            <w:webHidden/>
-          </w:rPr>
-          <w:fldChar w:fldCharType="end"/>
-        </w:r>
-      </w:hyperlink>
-    </w:p>
-    <w:p>
-      <w:pPr>
-        <w:pStyle w:val="TOC2"/>
-        <w:tabs>
-          <w:tab w:val="left" w:pos="960"/>
-          <w:tab w:val="right" w:leader="dot" w:pos="8296"/>
-        </w:tabs>
-        <w:rPr>
-          <w:rFonts w:asciiTheme="minorHAnsi" w:eastAsiaTheme="minorEastAsia" w:hAnsiTheme="minorHAnsi"/>
-          <w:noProof/>
-          <w:kern w:val="2"/>
-          <w:szCs w:val="24"/>
-          <w:lang w:val="en-US"/>
-          <w14:ligatures w14:val="standardContextual"/>
-        </w:rPr>
-      </w:pPr>
-      <w:hyperlink w:anchor="_Toc234473286" w:history="1">
-        <w:r>
-          <w:rPr>
-            <w:rStyle w:val="Hyperlink"/>
-            <w:noProof/>
-          </w:rPr>
-          <w:t>1.2.</w:t>
-        </w:r>
-        <w:r>
-          <w:rPr>
-            <w:rFonts w:asciiTheme="minorHAnsi" w:eastAsiaTheme="minorEastAsia" w:hAnsiTheme="minorHAnsi"/>
-            <w:noProof/>
-            <w:kern w:val="2"/>
-            <w:szCs w:val="24"/>
-            <w:lang w:val="en-US"/>
-            <w14:ligatures w14:val="standardContextual"/>
-          </w:rPr>
-          <w:tab/>
-        </w:r>
-        <w:r>
-          <w:rPr>
-            <w:rStyle w:val="Hyperlink"/>
-            <w:noProof/>
-          </w:rPr>
-          <w:t>A Test Matrix with Tested modules or Requirement Traceability Matrix</w:t>
-        </w:r>
-        <w:r>
-          <w:rPr>
-            <w:noProof/>
-            <w:webHidden/>
-          </w:rPr>
-          <w:tab/>
-        </w:r>
-        <w:r>
-          <w:rPr>
-            <w:noProof/>
-            <w:webHidden/>
-          </w:rPr>
-          <w:fldChar w:fldCharType="begin"/>
-        </w:r>
-        <w:r>
-          <w:rPr>
-            <w:noProof/>
-            <w:webHidden/>
-          </w:rPr>
-          <w:instrText xml:space="preserve"> PAGEREF _Toc234473286 \h </w:instrText>
-        </w:r>
-        <w:r>
-          <w:rPr>
-            <w:noProof/>
-            <w:webHidden/>
-          </w:rPr>
-        </w:r>
-        <w:r>
-          <w:rPr>
-            <w:noProof/>
-            <w:webHidden/>
-          </w:rPr>
-          <w:fldChar w:fldCharType="separate"/>
-        </w:r>
-        <w:r>
-          <w:rPr>
-            <w:noProof/>
-            <w:webHidden/>
-          </w:rPr>
-          <w:t>19</w:t>
-        </w:r>
-        <w:r>
-          <w:rPr>
-            <w:noProof/>
-            <w:webHidden/>
-          </w:rPr>
-          <w:fldChar w:fldCharType="end"/>
-        </w:r>
-      </w:hyperlink>
-    </w:p>
-    <w:p>
-      <w:pPr>
-        <w:pStyle w:val="TOC1"/>
-        <w:rPr>
-          <w:rFonts w:asciiTheme="minorHAnsi" w:eastAsiaTheme="minorEastAsia" w:hAnsiTheme="minorHAnsi"/>
-          <w:noProof/>
-          <w:kern w:val="2"/>
-          <w:szCs w:val="24"/>
-          <w:lang w:val="en-US"/>
-          <w14:ligatures w14:val="standardContextual"/>
-        </w:rPr>
-      </w:pPr>
-      <w:hyperlink w:anchor="_Toc234473287" w:history="1">
-        <w:r>
-          <w:rPr>
-            <w:rStyle w:val="Hyperlink"/>
-            <w:rFonts w:cs="Times New Roman"/>
-            <w:noProof/>
-            <w:highlight w:val="lightGray"/>
-          </w:rPr>
-          <w:t>2.</w:t>
-        </w:r>
-        <w:r>
-          <w:rPr>
-            <w:noProof/>
-            <w:webHidden/>
-          </w:rPr>
-          <w:tab/>
-        </w:r>
-        <w:r>
-          <w:rPr>
-            <w:noProof/>
-            <w:webHidden/>
-          </w:rPr>
-          <w:fldChar w:fldCharType="begin"/>
-        </w:r>
-        <w:r>
-          <w:rPr>
-            <w:noProof/>
-            <w:webHidden/>
-          </w:rPr>
-          <w:instrText xml:space="preserve"> PAGEREF _Toc234473287 \h </w:instrText>
-        </w:r>
-        <w:r>
-          <w:rPr>
-            <w:noProof/>
-            <w:webHidden/>
-          </w:rPr>
-        </w:r>
-        <w:r>
-          <w:rPr>
-            <w:noProof/>
-            <w:webHidden/>
-          </w:rPr>
-          <w:fldChar w:fldCharType="separate"/>
-        </w:r>
-        <w:r>
-          <w:rPr>
-            <w:noProof/>
-            <w:webHidden/>
-          </w:rPr>
-          <w:t>19</w:t>
-        </w:r>
-        <w:r>
-          <w:rPr>
-            <w:noProof/>
-            <w:webHidden/>
-          </w:rPr>
-          <w:fldChar w:fldCharType="end"/>
-        </w:r>
-      </w:hyperlink>
-    </w:p>
-    <w:p>
-      <w:pPr>
-        <w:pStyle w:val="TOC1"/>
-        <w:rPr>
-          <w:rFonts w:asciiTheme="minorHAnsi" w:eastAsiaTheme="minorEastAsia" w:hAnsiTheme="minorHAnsi"/>
-          <w:noProof/>
-          <w:kern w:val="2"/>
-          <w:szCs w:val="24"/>
-          <w:lang w:val="en-US"/>
-          <w14:ligatures w14:val="standardContextual"/>
-        </w:rPr>
-      </w:pPr>
-      <w:hyperlink w:anchor="_Toc234473288" w:history="1">
-        <w:r>
-          <w:rPr>
-            <w:rStyle w:val="Hyperlink"/>
-            <w:noProof/>
-          </w:rPr>
-          <w:t>3.</w:t>
-        </w:r>
-        <w:r>
-          <w:rPr>
-            <w:noProof/>
-            <w:webHidden/>
-          </w:rPr>
-          <w:tab/>
-        </w:r>
-        <w:r>
-          <w:rPr>
-            <w:noProof/>
-            <w:webHidden/>
-          </w:rPr>
-          <w:fldChar w:fldCharType="begin"/>
-        </w:r>
-        <w:r>
-          <w:rPr>
-            <w:noProof/>
-            <w:webHidden/>
-          </w:rPr>
-          <w:instrText xml:space="preserve"> PAGEREF _Toc234473288 \h </w:instrText>
-        </w:r>
-        <w:r>
-          <w:rPr>
-            <w:noProof/>
-            <w:webHidden/>
-          </w:rPr>
-        </w:r>
-        <w:r>
-          <w:rPr>
-            <w:noProof/>
-            <w:webHidden/>
-          </w:rPr>
-          <w:fldChar w:fldCharType="separate"/>
-        </w:r>
-        <w:r>
-          <w:rPr>
-            <w:noProof/>
-            <w:webHidden/>
-          </w:rPr>
-          <w:t>20</w:t>
-        </w:r>
-        <w:r>
-          <w:rPr>
-            <w:noProof/>
-            <w:webHidden/>
-          </w:rPr>
-          <w:fldChar w:fldCharType="end"/>
-        </w:r>
-      </w:hyperlink>
-    </w:p>
-    <w:p>
-      <w:pPr>
-        <w:pStyle w:val="TOC1"/>
-        <w:rPr>
-          <w:rFonts w:asciiTheme="minorHAnsi" w:eastAsiaTheme="minorEastAsia" w:hAnsiTheme="minorHAnsi"/>
-          <w:noProof/>
-          <w:kern w:val="2"/>
-          <w:szCs w:val="24"/>
-          <w:lang w:val="en-US"/>
-          <w14:ligatures w14:val="standardContextual"/>
-        </w:rPr>
-      </w:pPr>
-      <w:hyperlink w:anchor="_Toc234473289" w:history="1">
-        <w:r>
-          <w:rPr>
-            <w:rStyle w:val="Hyperlink"/>
-            <w:bCs/>
-            <w:noProof/>
-          </w:rPr>
-          <w:t>8.</w:t>
-        </w:r>
-        <w:r>
-          <w:rPr>
-            <w:rFonts w:asciiTheme="minorHAnsi" w:eastAsiaTheme="minorEastAsia" w:hAnsiTheme="minorHAnsi"/>
-            <w:noProof/>
-            <w:kern w:val="2"/>
-            <w:szCs w:val="24"/>
-            <w:lang w:val="en-US"/>
-            <w14:ligatures w14:val="standardContextual"/>
-          </w:rPr>
-          <w:tab/>
-        </w:r>
-        <w:r>
-          <w:rPr>
-            <w:rStyle w:val="Hyperlink"/>
-            <w:bCs/>
-            <w:noProof/>
-          </w:rPr>
-          <w:t>Project Results</w:t>
-        </w:r>
-        <w:r>
-          <w:rPr>
-            <w:noProof/>
-            <w:webHidden/>
-          </w:rPr>
-          <w:tab/>
-        </w:r>
-        <w:r>
-          <w:rPr>
-            <w:noProof/>
-            <w:webHidden/>
-          </w:rPr>
-          <w:fldChar w:fldCharType="begin"/>
-        </w:r>
-        <w:r>
-          <w:rPr>
-            <w:noProof/>
-            <w:webHidden/>
-          </w:rPr>
-          <w:instrText xml:space="preserve"> PAGEREF _Toc234473289 \h </w:instrText>
-        </w:r>
-        <w:r>
-          <w:rPr>
-            <w:noProof/>
-            <w:webHidden/>
-          </w:rPr>
-        </w:r>
-        <w:r>
-          <w:rPr>
-            <w:noProof/>
-            <w:webHidden/>
-          </w:rPr>
-          <w:fldChar w:fldCharType="separate"/>
-        </w:r>
-        <w:r>
-          <w:rPr>
-            <w:noProof/>
-            <w:webHidden/>
-          </w:rPr>
-          <w:t>21</w:t>
-        </w:r>
-        <w:r>
-          <w:rPr>
-            <w:noProof/>
-            <w:webHidden/>
-          </w:rPr>
-          <w:fldChar w:fldCharType="end"/>
-        </w:r>
-      </w:hyperlink>
-    </w:p>
-    <w:p>
-      <w:pPr>
-        <w:pStyle w:val="TOC1"/>
-        <w:rPr>
-          <w:rFonts w:asciiTheme="minorHAnsi" w:eastAsiaTheme="minorEastAsia" w:hAnsiTheme="minorHAnsi"/>
-          <w:noProof/>
-          <w:kern w:val="2"/>
-          <w:szCs w:val="24"/>
-          <w:lang w:val="en-US"/>
-          <w14:ligatures w14:val="standardContextual"/>
-        </w:rPr>
-      </w:pPr>
-      <w:hyperlink w:anchor="_Toc234473290" w:history="1">
-        <w:r>
-          <w:rPr>
-            <w:rStyle w:val="Hyperlink"/>
-            <w:noProof/>
-          </w:rPr>
-          <w:t>9.</w:t>
-        </w:r>
-        <w:r>
-          <w:rPr>
-            <w:rFonts w:asciiTheme="minorHAnsi" w:eastAsiaTheme="minorEastAsia" w:hAnsiTheme="minorHAnsi"/>
-            <w:noProof/>
-            <w:kern w:val="2"/>
-            <w:szCs w:val="24"/>
-            <w:lang w:val="en-US"/>
-            <w14:ligatures w14:val="standardContextual"/>
-          </w:rPr>
-          <w:tab/>
-        </w:r>
-        <w:r>
-          <w:rPr>
-            <w:rStyle w:val="Hyperlink"/>
-            <w:noProof/>
-          </w:rPr>
-          <w:t>Future Enhancements</w:t>
-        </w:r>
-        <w:r>
-          <w:rPr>
-            <w:noProof/>
-            <w:webHidden/>
-          </w:rPr>
-          <w:tab/>
-        </w:r>
-        <w:r>
-          <w:rPr>
-            <w:noProof/>
-            <w:webHidden/>
-          </w:rPr>
-          <w:fldChar w:fldCharType="begin"/>
-        </w:r>
-        <w:r>
-          <w:rPr>
-            <w:noProof/>
-            <w:webHidden/>
-          </w:rPr>
-          <w:instrText xml:space="preserve"> PAGEREF _Toc234473290 \h </w:instrText>
-        </w:r>
-        <w:r>
-          <w:rPr>
-            <w:noProof/>
-            <w:webHidden/>
-          </w:rPr>
-        </w:r>
-        <w:r>
-          <w:rPr>
-            <w:noProof/>
-            <w:webHidden/>
-          </w:rPr>
-          <w:fldChar w:fldCharType="separate"/>
-        </w:r>
-        <w:r>
-          <w:rPr>
-            <w:noProof/>
-            <w:webHidden/>
-          </w:rPr>
-          <w:t>23</w:t>
-        </w:r>
-        <w:r>
-          <w:rPr>
-            <w:noProof/>
-            <w:webHidden/>
-          </w:rPr>
-          <w:fldChar w:fldCharType="end"/>
-        </w:r>
-      </w:hyperlink>
-    </w:p>
-    <w:p>
-      <w:pPr>
-        <w:pStyle w:val="TOC2"/>
-        <w:tabs>
-          <w:tab w:val="left" w:pos="720"/>
-          <w:tab w:val="right" w:leader="dot" w:pos="8296"/>
-        </w:tabs>
-        <w:rPr>
-          <w:rFonts w:asciiTheme="minorHAnsi" w:eastAsiaTheme="minorEastAsia" w:hAnsiTheme="minorHAnsi"/>
-          <w:noProof/>
-          <w:kern w:val="2"/>
-          <w:szCs w:val="24"/>
-          <w:lang w:val="en-US"/>
-          <w14:ligatures w14:val="standardContextual"/>
-        </w:rPr>
-      </w:pPr>
-      <w:hyperlink w:anchor="_Toc234473291" w:history="1">
-        <w:r>
-          <w:rPr>
-            <w:rStyle w:val="Hyperlink"/>
-            <w:noProof/>
-          </w:rPr>
-          <w:t>1.</w:t>
-        </w:r>
-        <w:r>
-          <w:rPr>
-            <w:rFonts w:asciiTheme="minorHAnsi" w:eastAsiaTheme="minorEastAsia" w:hAnsiTheme="minorHAnsi"/>
-            <w:noProof/>
-            <w:kern w:val="2"/>
-            <w:szCs w:val="24"/>
-            <w:lang w:val="en-US"/>
-            <w14:ligatures w14:val="standardContextual"/>
-          </w:rPr>
-          <w:tab/>
-        </w:r>
-        <w:r>
-          <w:rPr>
-            <w:rStyle w:val="Hyperlink"/>
-            <w:noProof/>
-          </w:rPr>
-          <w:t>12. Annexures</w:t>
-        </w:r>
-        <w:r>
-          <w:rPr>
-            <w:noProof/>
-            <w:webHidden/>
-          </w:rPr>
-          <w:tab/>
-        </w:r>
-        <w:r>
-          <w:rPr>
-            <w:noProof/>
-            <w:webHidden/>
-          </w:rPr>
-          <w:fldChar w:fldCharType="begin"/>
-        </w:r>
-        <w:r>
-          <w:rPr>
-            <w:noProof/>
-            <w:webHidden/>
-          </w:rPr>
-          <w:instrText xml:space="preserve"> PAGEREF _Toc234473291 \h </w:instrText>
-        </w:r>
-        <w:r>
-          <w:rPr>
-            <w:noProof/>
-            <w:webHidden/>
-          </w:rPr>
-        </w:r>
-        <w:r>
-          <w:rPr>
-            <w:noProof/>
-            <w:webHidden/>
-          </w:rPr>
-          <w:fldChar w:fldCharType="separate"/>
-        </w:r>
-        <w:r>
-          <w:rPr>
-            <w:noProof/>
-            <w:webHidden/>
-          </w:rPr>
-          <w:t>25</w:t>
-        </w:r>
-        <w:r>
-          <w:rPr>
-            <w:noProof/>
-            <w:webHidden/>
-          </w:rPr>
-          <w:fldChar w:fldCharType="end"/>
-        </w:r>
-      </w:hyperlink>
+        </w:rPr>
+      </w:pPr>
     </w:p>
     <w:p>
       <w:pPr>
@@ -3740,14 +4165,6 @@
           <w:noProof/>
         </w:rPr>
       </w:pPr>
-      <w:r>
-        <w:rPr>
-          <w:b/>
-          <w:bCs/>
-          <w:noProof/>
-        </w:rPr>
-        <w:fldChar w:fldCharType="end"/>
-      </w:r>
       <w:r>
         <w:rPr>
           <w:noProof/>
@@ -4524,11 +4941,13 @@
         <w:pStyle w:val="Heading1"/>
       </w:pPr>
       <w:bookmarkStart w:id="3" w:name="_Toc234473276"/>
+      <w:bookmarkStart w:id="4" w:name="_Toc234474532"/>
       <w:r>
         <w:lastRenderedPageBreak/>
         <w:t>Introduction</w:t>
       </w:r>
       <w:bookmarkEnd w:id="3"/>
+      <w:bookmarkEnd w:id="4"/>
     </w:p>
     <w:p>
       <w:pPr>
@@ -4610,7 +5029,8 @@
       <w:pPr>
         <w:pStyle w:val="Heading1"/>
       </w:pPr>
-      <w:bookmarkStart w:id="4" w:name="_Toc234473277"/>
+      <w:bookmarkStart w:id="5" w:name="_Toc234473277"/>
+      <w:bookmarkStart w:id="6" w:name="_Toc234474533"/>
       <w:r>
         <w:lastRenderedPageBreak/>
         <w:t>P</w:t>
@@ -4624,7 +5044,8 @@
       <w:r>
         <w:t>tatement</w:t>
       </w:r>
-      <w:bookmarkEnd w:id="4"/>
+      <w:bookmarkEnd w:id="5"/>
+      <w:bookmarkEnd w:id="6"/>
     </w:p>
     <w:p>
       <w:pPr>
@@ -4784,12 +5205,14 @@
       <w:pPr>
         <w:pStyle w:val="Heading1"/>
       </w:pPr>
-      <w:bookmarkStart w:id="5" w:name="_Toc234473278"/>
+      <w:bookmarkStart w:id="7" w:name="_Toc234473278"/>
+      <w:bookmarkStart w:id="8" w:name="_Toc234474534"/>
       <w:r>
         <w:lastRenderedPageBreak/>
         <w:t>Objectives</w:t>
       </w:r>
-      <w:bookmarkEnd w:id="5"/>
+      <w:bookmarkEnd w:id="7"/>
+      <w:bookmarkEnd w:id="8"/>
     </w:p>
     <w:p>
       <w:pPr>
@@ -5009,19 +5432,15 @@
     <w:p>
       <w:pPr>
         <w:pStyle w:val="Heading1"/>
-        <w:numPr>
-          <w:ilvl w:val="0"/>
-          <w:numId w:val="2"/>
-        </w:numPr>
-        <w:spacing w:line="360" w:lineRule="auto"/>
-        <w:jc w:val="both"/>
-      </w:pPr>
-      <w:bookmarkStart w:id="6" w:name="_Toc234473279"/>
+      </w:pPr>
+      <w:bookmarkStart w:id="9" w:name="_Toc234473279"/>
+      <w:bookmarkStart w:id="10" w:name="_Toc234474535"/>
       <w:r>
         <w:lastRenderedPageBreak/>
         <w:t>Background Study</w:t>
       </w:r>
-      <w:bookmarkEnd w:id="6"/>
+      <w:bookmarkEnd w:id="9"/>
+      <w:bookmarkEnd w:id="10"/>
     </w:p>
     <w:p>
       <w:pPr>
@@ -5081,17 +5500,19 @@
       <w:pPr>
         <w:pStyle w:val="Heading1"/>
       </w:pPr>
-      <w:bookmarkStart w:id="7" w:name="_Toc234473280"/>
+      <w:bookmarkStart w:id="11" w:name="_Toc234473280"/>
+      <w:bookmarkStart w:id="12" w:name="_Toc234474536"/>
       <w:r>
         <w:lastRenderedPageBreak/>
         <w:t>Requirement Document</w:t>
       </w:r>
-      <w:bookmarkEnd w:id="7"/>
+      <w:bookmarkEnd w:id="11"/>
+      <w:bookmarkEnd w:id="12"/>
     </w:p>
     <w:p>
       <w:pPr>
         <w:pStyle w:val="NormalWeb"/>
-        <w:shd w:val="clear" w:color="auto" w:fill="FFFFFF"/>
+        <w:spacing w:line="276" w:lineRule="auto"/>
         <w:rPr>
           <w:color w:val="000000" w:themeColor="text1"/>
         </w:rPr>
@@ -5106,7 +5527,7 @@
     <w:p>
       <w:pPr>
         <w:pStyle w:val="NormalWeb"/>
-        <w:shd w:val="clear" w:color="auto" w:fill="FFFFFF"/>
+        <w:spacing w:line="276" w:lineRule="auto"/>
         <w:rPr>
           <w:color w:val="000000" w:themeColor="text1"/>
         </w:rPr>
@@ -5125,7 +5546,7 @@
           <w:ilvl w:val="0"/>
           <w:numId w:val="23"/>
         </w:numPr>
-        <w:shd w:val="clear" w:color="auto" w:fill="FFFFFF"/>
+        <w:spacing w:line="276" w:lineRule="auto"/>
         <w:rPr>
           <w:color w:val="000000" w:themeColor="text1"/>
         </w:rPr>
@@ -5144,7 +5565,7 @@
           <w:ilvl w:val="0"/>
           <w:numId w:val="23"/>
         </w:numPr>
-        <w:shd w:val="clear" w:color="auto" w:fill="FFFFFF"/>
+        <w:spacing w:line="276" w:lineRule="auto"/>
         <w:rPr>
           <w:color w:val="000000" w:themeColor="text1"/>
         </w:rPr>
@@ -5163,7 +5584,7 @@
           <w:ilvl w:val="0"/>
           <w:numId w:val="23"/>
         </w:numPr>
-        <w:shd w:val="clear" w:color="auto" w:fill="FFFFFF"/>
+        <w:spacing w:line="276" w:lineRule="auto"/>
         <w:rPr>
           <w:color w:val="000000" w:themeColor="text1"/>
         </w:rPr>
@@ -5182,7 +5603,7 @@
           <w:ilvl w:val="0"/>
           <w:numId w:val="23"/>
         </w:numPr>
-        <w:shd w:val="clear" w:color="auto" w:fill="FFFFFF"/>
+        <w:spacing w:line="276" w:lineRule="auto"/>
         <w:rPr>
           <w:color w:val="000000" w:themeColor="text1"/>
         </w:rPr>
@@ -5201,7 +5622,7 @@
           <w:ilvl w:val="0"/>
           <w:numId w:val="23"/>
         </w:numPr>
-        <w:shd w:val="clear" w:color="auto" w:fill="FFFFFF"/>
+        <w:spacing w:line="276" w:lineRule="auto"/>
         <w:rPr>
           <w:color w:val="000000" w:themeColor="text1"/>
         </w:rPr>
@@ -5216,46 +5637,129 @@
     <w:p>
       <w:pPr>
         <w:pStyle w:val="Heading2"/>
-        <w:numPr>
-          <w:ilvl w:val="0"/>
-          <w:numId w:val="37"/>
-        </w:numPr>
         <w:rPr>
           <w:rFonts w:eastAsia="Times New Roman" w:cs="Times New Roman"/>
-          <w:sz w:val="28"/>
-          <w:szCs w:val="28"/>
-        </w:rPr>
-      </w:pPr>
+        </w:rPr>
+      </w:pPr>
+      <w:bookmarkStart w:id="13" w:name="_Toc234474537"/>
       <w:r>
         <w:rPr>
           <w:rStyle w:val="Heading2Char"/>
+          <w:b/>
+          <w:bCs/>
+          <w:szCs w:val="24"/>
           <w:lang w:val="en-US"/>
         </w:rPr>
         <w:t>Types of Requirements</w:t>
+      </w:r>
+      <w:bookmarkEnd w:id="13"/>
+    </w:p>
+    <w:p>
+      <w:pPr>
+        <w:pStyle w:val="Heading2"/>
+      </w:pPr>
+      <w:bookmarkStart w:id="14" w:name="_Toc234474538"/>
+      <w:r>
+        <w:t>Business Requirements</w:t>
+      </w:r>
+      <w:bookmarkEnd w:id="14"/>
+    </w:p>
+    <w:p>
+      <w:pPr>
+        <w:pStyle w:val="NormalWeb"/>
+        <w:spacing w:line="276" w:lineRule="auto"/>
+        <w:rPr>
+          <w:color w:val="000000" w:themeColor="text1"/>
+        </w:rPr>
+      </w:pPr>
+      <w:r>
+        <w:rPr>
+          <w:color w:val="000000" w:themeColor="text1"/>
+        </w:rPr>
+        <w:t>The system should computerize basic banking operations so that account and transaction records are accurate, secure and permanently stored, reducing the paperwork and errors of a manual process.</w:t>
+      </w:r>
+    </w:p>
+    <w:p>
+      <w:pPr>
+        <w:pStyle w:val="Heading2"/>
+      </w:pPr>
+      <w:bookmarkStart w:id="15" w:name="_Toc234474539"/>
+      <w:r>
+        <w:t>User Requirements</w:t>
+      </w:r>
+      <w:bookmarkEnd w:id="15"/>
+    </w:p>
+    <w:p>
+      <w:pPr>
+        <w:pStyle w:val="NormalWeb"/>
+        <w:spacing w:line="276" w:lineRule="auto"/>
+        <w:rPr>
+          <w:color w:val="000000" w:themeColor="text1"/>
+        </w:rPr>
+      </w:pPr>
+      <w:r>
+        <w:rPr>
+          <w:color w:val="000000" w:themeColor="text1"/>
+        </w:rPr>
+        <w:t>Users want to create a personal account with a unique username, log in securely, deposit money, view their current balance and past transactions, change their password when needed and delete their account if they no longer wish to use the system.</w:t>
+      </w:r>
+    </w:p>
+    <w:p>
+      <w:pPr>
+        <w:pStyle w:val="Heading2"/>
+      </w:pPr>
+      <w:bookmarkStart w:id="16" w:name="_Toc234474540"/>
+      <w:r>
+        <w:t>Functional Requirements</w:t>
+      </w:r>
+      <w:bookmarkEnd w:id="16"/>
+    </w:p>
+    <w:p>
+      <w:pPr>
+        <w:pStyle w:val="NormalWeb"/>
+        <w:spacing w:line="276" w:lineRule="auto"/>
+        <w:rPr>
+          <w:color w:val="000000" w:themeColor="text1"/>
+        </w:rPr>
+      </w:pPr>
+      <w:r>
+        <w:rPr>
+          <w:color w:val="000000" w:themeColor="text1"/>
+        </w:rPr>
+        <w:t>The functional (must-have) requirements of the system are: sign up with duplicate-username checking, login authentication, deposit with amount validation, balance enquiry, transaction history listing, password change with verification of the current password, account deletion with confirmation, and automatic saving and loading of all data to and from the file bankdata.txt.</w:t>
+      </w:r>
+    </w:p>
+    <w:p>
+      <w:pPr>
+        <w:pStyle w:val="Heading2"/>
+      </w:pPr>
+      <w:r>
+        <w:t>Non-Functional Requirements</w:t>
+      </w:r>
+    </w:p>
+    <w:p>
+      <w:pPr>
+        <w:pStyle w:val="NormalWeb"/>
+        <w:spacing w:line="276" w:lineRule="auto"/>
+        <w:rPr>
+          <w:color w:val="000000" w:themeColor="text1"/>
+        </w:rPr>
+      </w:pPr>
+      <w:r>
+        <w:rPr>
+          <w:color w:val="000000" w:themeColor="text1"/>
+        </w:rPr>
+        <w:t>The non-functional requirements identified are: data persistence across program runs, immediate saving after every change so that data is not lost on unexpected exit, simple menu-driven usability, and low resource usage so the program runs on any computer with a C compiler.</w:t>
       </w:r>
     </w:p>
     <w:p>
       <w:pPr>
         <w:pStyle w:val="NormalWeb"/>
         <w:shd w:val="clear" w:color="auto" w:fill="FFFFFF"/>
-        <w:spacing w:before="0" w:after="0"/>
-        <w:jc w:val="both"/>
         <w:rPr>
           <w:color w:val="000000" w:themeColor="text1"/>
-          <w:sz w:val="28"/>
-          <w:szCs w:val="28"/>
-        </w:rPr>
-      </w:pPr>
-      <w:r>
-        <w:rPr>
-          <w:b/>
-          <w:bCs/>
-          <w:color w:val="000000" w:themeColor="text1"/>
-          <w:sz w:val="28"/>
-          <w:szCs w:val="28"/>
-        </w:rPr>
-        <w:t>5.1.1 Business Requirements</w:t>
-      </w:r>
+        </w:rPr>
+      </w:pPr>
     </w:p>
     <w:p>
       <w:pPr>
@@ -5265,147 +5769,18 @@
           <w:color w:val="000000" w:themeColor="text1"/>
         </w:rPr>
       </w:pPr>
-      <w:r>
-        <w:rPr>
-          <w:color w:val="000000" w:themeColor="text1"/>
-        </w:rPr>
-        <w:t>The system should computerize basic banking operations so that account and transaction records are accurate, secure and permanently stored, reducing the paperwork and errors of a manual process.</w:t>
-      </w:r>
-    </w:p>
-    <w:p>
-      <w:pPr>
-        <w:pStyle w:val="NormalWeb"/>
-        <w:shd w:val="clear" w:color="auto" w:fill="FFFFFF"/>
-        <w:spacing w:before="0" w:after="0"/>
-        <w:jc w:val="both"/>
-        <w:rPr>
-          <w:color w:val="000000" w:themeColor="text1"/>
-        </w:rPr>
-      </w:pPr>
-      <w:r>
-        <w:rPr>
-          <w:b/>
-          <w:bCs/>
-          <w:color w:val="000000" w:themeColor="text1"/>
-        </w:rPr>
-        <w:t>5.1.2 User Requirements</w:t>
-      </w:r>
-    </w:p>
-    <w:p>
-      <w:pPr>
-        <w:pStyle w:val="NormalWeb"/>
-        <w:shd w:val="clear" w:color="auto" w:fill="FFFFFF"/>
-        <w:rPr>
-          <w:color w:val="000000" w:themeColor="text1"/>
-        </w:rPr>
-      </w:pPr>
-      <w:r>
-        <w:rPr>
-          <w:color w:val="000000" w:themeColor="text1"/>
-        </w:rPr>
-        <w:t>Users want to create a personal account with a unique username, log in securely, deposit money, view their current balance and past transactions, change their password when needed and delete their account if they no longer wish to use the system.</w:t>
-      </w:r>
-    </w:p>
-    <w:p>
-      <w:pPr>
-        <w:pStyle w:val="NormalWeb"/>
-        <w:shd w:val="clear" w:color="auto" w:fill="FFFFFF"/>
-        <w:spacing w:before="0" w:after="0"/>
-        <w:jc w:val="both"/>
-        <w:rPr>
-          <w:color w:val="000000" w:themeColor="text1"/>
-        </w:rPr>
-      </w:pPr>
-      <w:r>
-        <w:rPr>
-          <w:b/>
-          <w:bCs/>
-          <w:color w:val="000000" w:themeColor="text1"/>
-        </w:rPr>
-        <w:t>5.1.3 Functional Requirements</w:t>
-      </w:r>
-    </w:p>
-    <w:p>
-      <w:pPr>
-        <w:pStyle w:val="NormalWeb"/>
-        <w:shd w:val="clear" w:color="auto" w:fill="FFFFFF"/>
-        <w:rPr>
-          <w:color w:val="000000" w:themeColor="text1"/>
-        </w:rPr>
-      </w:pPr>
-      <w:r>
-        <w:rPr>
-          <w:color w:val="000000" w:themeColor="text1"/>
-        </w:rPr>
-        <w:t>The functional (must-have) requirements of the system are: sign up with duplicate-username checking, login authentication, deposit with amount validation, balance enquiry, transaction history listing, password change with verification of the current password, account deletion with confirmation, and automatic saving and loading of all data to and from the file bankdata.txt.</w:t>
-      </w:r>
-    </w:p>
-    <w:p>
-      <w:pPr>
-        <w:pStyle w:val="NormalWeb"/>
-        <w:shd w:val="clear" w:color="auto" w:fill="FFFFFF"/>
-        <w:spacing w:before="0" w:after="0"/>
-        <w:jc w:val="both"/>
-        <w:rPr>
-          <w:color w:val="000000" w:themeColor="text1"/>
-        </w:rPr>
-      </w:pPr>
-      <w:r>
-        <w:rPr>
-          <w:b/>
-          <w:bCs/>
-          <w:color w:val="000000" w:themeColor="text1"/>
-        </w:rPr>
-        <w:t>5.1.4 Non-Functional Requirements</w:t>
-      </w:r>
-    </w:p>
-    <w:p>
-      <w:pPr>
-        <w:pStyle w:val="NormalWeb"/>
-        <w:shd w:val="clear" w:color="auto" w:fill="FFFFFF"/>
-        <w:rPr>
-          <w:color w:val="000000" w:themeColor="text1"/>
-        </w:rPr>
-      </w:pPr>
-      <w:r>
-        <w:rPr>
-          <w:color w:val="000000" w:themeColor="text1"/>
-        </w:rPr>
-        <w:t>The non-functional requirements identified are: data persistence across program runs, immediate saving after every change so that data is not lost on unexpected exit, simple menu-driven usability, and low resource usage so the program runs on any computer with a C compiler.</w:t>
-      </w:r>
-    </w:p>
-    <w:p>
-      <w:pPr>
-        <w:pStyle w:val="NormalWeb"/>
-        <w:shd w:val="clear" w:color="auto" w:fill="FFFFFF"/>
-        <w:rPr>
-          <w:color w:val="000000" w:themeColor="text1"/>
-        </w:rPr>
-      </w:pPr>
-    </w:p>
-    <w:p>
-      <w:pPr>
-        <w:pStyle w:val="NormalWeb"/>
-        <w:shd w:val="clear" w:color="auto" w:fill="FFFFFF"/>
-        <w:rPr>
-          <w:color w:val="000000" w:themeColor="text1"/>
-        </w:rPr>
-      </w:pPr>
     </w:p>
     <w:p>
       <w:pPr>
         <w:pStyle w:val="Heading2"/>
-        <w:numPr>
-          <w:ilvl w:val="0"/>
-          <w:numId w:val="31"/>
-        </w:numPr>
-      </w:pPr>
-      <w:bookmarkStart w:id="8" w:name="_Toc234473281"/>
-      <w:r>
-        <w:lastRenderedPageBreak/>
+      </w:pPr>
+      <w:bookmarkStart w:id="17" w:name="_Toc234473281"/>
+      <w:bookmarkStart w:id="18" w:name="_Toc234474541"/>
+      <w:r>
         <w:t>Requirement Matrix:</w:t>
       </w:r>
-      <w:bookmarkEnd w:id="8"/>
+      <w:bookmarkEnd w:id="17"/>
+      <w:bookmarkEnd w:id="18"/>
     </w:p>
     <w:p>
       <w:pPr>
@@ -6545,48 +6920,30 @@
     <w:p>
       <w:pPr>
         <w:pStyle w:val="Heading1"/>
-        <w:numPr>
-          <w:ilvl w:val="0"/>
-          <w:numId w:val="2"/>
-        </w:numPr>
+      </w:pPr>
+      <w:bookmarkStart w:id="19" w:name="_Toc234473282"/>
+      <w:bookmarkStart w:id="20" w:name="_Toc234474542"/>
+      <w:r>
+        <w:lastRenderedPageBreak/>
+        <w:t>System Design</w:t>
+      </w:r>
+      <w:bookmarkEnd w:id="19"/>
+      <w:bookmarkEnd w:id="20"/>
+    </w:p>
+    <w:p>
+      <w:pPr>
         <w:spacing w:after="0" w:line="360" w:lineRule="auto"/>
         <w:jc w:val="both"/>
       </w:pPr>
-      <w:bookmarkStart w:id="9" w:name="_Toc234473282"/>
-      <w:r>
-        <w:lastRenderedPageBreak/>
-        <w:t>System Design</w:t>
-      </w:r>
-      <w:bookmarkEnd w:id="9"/>
-    </w:p>
-    <w:p>
-      <w:pPr>
-        <w:spacing w:after="0" w:line="360" w:lineRule="auto"/>
-        <w:jc w:val="both"/>
-      </w:pPr>
       <w:r>
         <w:t>You can use the system design you have created in the mid-term report, basically we need to show the system design via two methods.</w:t>
       </w:r>
     </w:p>
     <w:p>
       <w:pPr>
-        <w:pStyle w:val="ListParagraph"/>
-        <w:numPr>
-          <w:ilvl w:val="0"/>
-          <w:numId w:val="11"/>
-        </w:numPr>
-        <w:spacing w:after="0" w:line="360" w:lineRule="auto"/>
-        <w:jc w:val="both"/>
-        <w:rPr>
-          <w:b/>
-          <w:bCs/>
-        </w:rPr>
-      </w:pPr>
-      <w:r>
-        <w:rPr>
-          <w:b/>
-          <w:bCs/>
-        </w:rPr>
+        <w:pStyle w:val="Heading2"/>
+      </w:pPr>
+      <w:r>
         <w:t>Data Flow Diagram</w:t>
       </w:r>
     </w:p>
@@ -6602,23 +6959,9 @@
     </w:p>
     <w:p>
       <w:pPr>
-        <w:pStyle w:val="ListParagraph"/>
-        <w:numPr>
-          <w:ilvl w:val="0"/>
-          <w:numId w:val="11"/>
-        </w:numPr>
-        <w:spacing w:after="0" w:line="360" w:lineRule="auto"/>
-        <w:jc w:val="both"/>
-        <w:rPr>
-          <w:b/>
-          <w:bCs/>
-        </w:rPr>
-      </w:pPr>
-      <w:r>
-        <w:rPr>
-          <w:b/>
-          <w:bCs/>
-        </w:rPr>
+        <w:pStyle w:val="Heading2"/>
+      </w:pPr>
+      <w:r>
         <w:t>Flowchart</w:t>
       </w:r>
     </w:p>
@@ -6705,25 +7048,225 @@
         <w:jc w:val="both"/>
       </w:pPr>
       <w:r>
+        <w:lastRenderedPageBreak/>
         <w:t>Try to use all the symbols properly, it is quite easy once you get a hang of it.</w:t>
       </w:r>
     </w:p>
     <w:p>
       <w:pPr>
-        <w:pStyle w:val="Heading1"/>
-        <w:numPr>
-          <w:ilvl w:val="0"/>
-          <w:numId w:val="2"/>
-        </w:numPr>
+        <w:pStyle w:val="ListParagraph"/>
         <w:spacing w:after="0" w:line="360" w:lineRule="auto"/>
         <w:jc w:val="both"/>
       </w:pPr>
-      <w:bookmarkStart w:id="10" w:name="_Toc234473283"/>
+    </w:p>
+    <w:p>
+      <w:pPr>
+        <w:pStyle w:val="ListParagraph"/>
+        <w:spacing w:after="0" w:line="360" w:lineRule="auto"/>
+        <w:jc w:val="both"/>
+      </w:pPr>
+    </w:p>
+    <w:p>
+      <w:pPr>
+        <w:pStyle w:val="ListParagraph"/>
+        <w:spacing w:after="0" w:line="360" w:lineRule="auto"/>
+        <w:jc w:val="both"/>
+      </w:pPr>
+    </w:p>
+    <w:p>
+      <w:pPr>
+        <w:pStyle w:val="ListParagraph"/>
+        <w:spacing w:after="0" w:line="360" w:lineRule="auto"/>
+        <w:jc w:val="both"/>
+      </w:pPr>
+    </w:p>
+    <w:p>
+      <w:pPr>
+        <w:pStyle w:val="ListParagraph"/>
+        <w:spacing w:after="0" w:line="360" w:lineRule="auto"/>
+        <w:jc w:val="both"/>
+      </w:pPr>
+    </w:p>
+    <w:p>
+      <w:pPr>
+        <w:pStyle w:val="ListParagraph"/>
+        <w:spacing w:after="0" w:line="360" w:lineRule="auto"/>
+        <w:jc w:val="both"/>
+      </w:pPr>
+    </w:p>
+    <w:p>
+      <w:pPr>
+        <w:pStyle w:val="ListParagraph"/>
+        <w:spacing w:after="0" w:line="360" w:lineRule="auto"/>
+        <w:jc w:val="both"/>
+      </w:pPr>
+    </w:p>
+    <w:p>
+      <w:pPr>
+        <w:pStyle w:val="ListParagraph"/>
+        <w:spacing w:after="0" w:line="360" w:lineRule="auto"/>
+        <w:jc w:val="both"/>
+      </w:pPr>
+    </w:p>
+    <w:p>
+      <w:pPr>
+        <w:pStyle w:val="ListParagraph"/>
+        <w:spacing w:after="0" w:line="360" w:lineRule="auto"/>
+        <w:jc w:val="both"/>
+      </w:pPr>
+    </w:p>
+    <w:p>
+      <w:pPr>
+        <w:pStyle w:val="ListParagraph"/>
+        <w:spacing w:after="0" w:line="360" w:lineRule="auto"/>
+        <w:jc w:val="both"/>
+      </w:pPr>
+    </w:p>
+    <w:p>
+      <w:pPr>
+        <w:pStyle w:val="ListParagraph"/>
+        <w:spacing w:after="0" w:line="360" w:lineRule="auto"/>
+        <w:jc w:val="both"/>
+      </w:pPr>
+    </w:p>
+    <w:p>
+      <w:pPr>
+        <w:pStyle w:val="ListParagraph"/>
+        <w:spacing w:after="0" w:line="360" w:lineRule="auto"/>
+        <w:jc w:val="both"/>
+      </w:pPr>
+    </w:p>
+    <w:p>
+      <w:pPr>
+        <w:pStyle w:val="ListParagraph"/>
+        <w:spacing w:after="0" w:line="360" w:lineRule="auto"/>
+        <w:jc w:val="both"/>
+      </w:pPr>
+    </w:p>
+    <w:p>
+      <w:pPr>
+        <w:pStyle w:val="ListParagraph"/>
+        <w:spacing w:after="0" w:line="360" w:lineRule="auto"/>
+        <w:jc w:val="both"/>
+      </w:pPr>
+    </w:p>
+    <w:p>
+      <w:pPr>
+        <w:pStyle w:val="ListParagraph"/>
+        <w:spacing w:after="0" w:line="360" w:lineRule="auto"/>
+        <w:jc w:val="both"/>
+      </w:pPr>
+    </w:p>
+    <w:p>
+      <w:pPr>
+        <w:pStyle w:val="ListParagraph"/>
+        <w:spacing w:after="0" w:line="360" w:lineRule="auto"/>
+        <w:jc w:val="both"/>
+      </w:pPr>
+    </w:p>
+    <w:p>
+      <w:pPr>
+        <w:pStyle w:val="ListParagraph"/>
+        <w:spacing w:after="0" w:line="360" w:lineRule="auto"/>
+        <w:jc w:val="both"/>
+      </w:pPr>
+    </w:p>
+    <w:p>
+      <w:pPr>
+        <w:pStyle w:val="ListParagraph"/>
+        <w:spacing w:after="0" w:line="360" w:lineRule="auto"/>
+        <w:jc w:val="both"/>
+      </w:pPr>
+    </w:p>
+    <w:p>
+      <w:pPr>
+        <w:pStyle w:val="ListParagraph"/>
+        <w:spacing w:after="0" w:line="360" w:lineRule="auto"/>
+        <w:jc w:val="both"/>
+      </w:pPr>
+    </w:p>
+    <w:p>
+      <w:pPr>
+        <w:pStyle w:val="ListParagraph"/>
+        <w:spacing w:after="0" w:line="360" w:lineRule="auto"/>
+        <w:jc w:val="both"/>
+      </w:pPr>
+    </w:p>
+    <w:p>
+      <w:pPr>
+        <w:pStyle w:val="ListParagraph"/>
+        <w:spacing w:after="0" w:line="360" w:lineRule="auto"/>
+        <w:jc w:val="both"/>
+      </w:pPr>
+    </w:p>
+    <w:p>
+      <w:pPr>
+        <w:pStyle w:val="ListParagraph"/>
+        <w:spacing w:after="0" w:line="360" w:lineRule="auto"/>
+        <w:jc w:val="both"/>
+      </w:pPr>
+    </w:p>
+    <w:p>
+      <w:pPr>
+        <w:pStyle w:val="ListParagraph"/>
+        <w:spacing w:after="0" w:line="360" w:lineRule="auto"/>
+        <w:jc w:val="both"/>
+      </w:pPr>
+    </w:p>
+    <w:p>
+      <w:pPr>
+        <w:pStyle w:val="ListParagraph"/>
+        <w:spacing w:after="0" w:line="360" w:lineRule="auto"/>
+        <w:jc w:val="both"/>
+      </w:pPr>
+    </w:p>
+    <w:p>
+      <w:pPr>
+        <w:pStyle w:val="ListParagraph"/>
+        <w:spacing w:after="0" w:line="360" w:lineRule="auto"/>
+        <w:jc w:val="both"/>
+      </w:pPr>
+    </w:p>
+    <w:p>
+      <w:pPr>
+        <w:pStyle w:val="ListParagraph"/>
+        <w:spacing w:after="0" w:line="360" w:lineRule="auto"/>
+        <w:jc w:val="both"/>
+      </w:pPr>
+    </w:p>
+    <w:p>
+      <w:pPr>
+        <w:pStyle w:val="ListParagraph"/>
+        <w:spacing w:after="0" w:line="360" w:lineRule="auto"/>
+        <w:jc w:val="both"/>
+      </w:pPr>
+    </w:p>
+    <w:p>
+      <w:pPr>
+        <w:pStyle w:val="ListParagraph"/>
+        <w:spacing w:after="0" w:line="360" w:lineRule="auto"/>
+        <w:jc w:val="both"/>
+      </w:pPr>
+    </w:p>
+    <w:p>
+      <w:pPr>
+        <w:pStyle w:val="ListParagraph"/>
+        <w:spacing w:after="0" w:line="360" w:lineRule="auto"/>
+        <w:jc w:val="both"/>
+      </w:pPr>
+    </w:p>
+    <w:p>
+      <w:pPr>
+        <w:pStyle w:val="Heading1"/>
+      </w:pPr>
+      <w:bookmarkStart w:id="21" w:name="_Toc234473283"/>
+      <w:bookmarkStart w:id="22" w:name="_Toc234474543"/>
       <w:r>
         <w:lastRenderedPageBreak/>
         <w:t>Development</w:t>
       </w:r>
-      <w:bookmarkEnd w:id="10"/>
+      <w:bookmarkEnd w:id="21"/>
+      <w:bookmarkEnd w:id="22"/>
     </w:p>
     <w:p>
       <w:pPr>
@@ -7270,19 +7813,15 @@
     <w:p>
       <w:pPr>
         <w:pStyle w:val="Heading1"/>
-        <w:numPr>
-          <w:ilvl w:val="0"/>
-          <w:numId w:val="2"/>
-        </w:numPr>
-        <w:spacing w:after="0" w:line="360" w:lineRule="auto"/>
-        <w:jc w:val="both"/>
-      </w:pPr>
-      <w:bookmarkStart w:id="11" w:name="_Toc234473284"/>
+      </w:pPr>
+      <w:bookmarkStart w:id="23" w:name="_Toc234473284"/>
+      <w:bookmarkStart w:id="24" w:name="_Toc234474544"/>
       <w:r>
         <w:lastRenderedPageBreak/>
         <w:t>Testing</w:t>
       </w:r>
-      <w:bookmarkEnd w:id="11"/>
+      <w:bookmarkEnd w:id="23"/>
+      <w:bookmarkEnd w:id="24"/>
     </w:p>
     <w:p>
       <w:pPr>
@@ -7403,7 +7942,7 @@
         <mc:AlternateContent>
           <mc:Choice Requires="wpg">
             <w:drawing>
-              <wp:anchor distT="0" distB="0" distL="114300" distR="114300" simplePos="0" relativeHeight="251659776" behindDoc="0" locked="0" layoutInCell="1" allowOverlap="1" wp14:anchorId="7B020EE0" wp14:editId="1901AE40">
+              <wp:anchor distT="0" distB="0" distL="114300" distR="114300" simplePos="0" relativeHeight="251657728" behindDoc="0" locked="0" layoutInCell="1" allowOverlap="1" wp14:anchorId="7B020EE0" wp14:editId="1901AE40">
                 <wp:simplePos x="0" y="0"/>
                 <wp:positionH relativeFrom="column">
                   <wp:posOffset>276225</wp:posOffset>
@@ -7505,7 +8044,7 @@
                                   <w:lang w:val="en-US"/>
                                 </w:rPr>
                               </w:pPr>
-                              <w:bookmarkStart w:id="12" w:name="_Toc56929757"/>
+                              <w:bookmarkStart w:id="25" w:name="_Toc56929757"/>
                               <w:r>
                                 <w:rPr>
                                   <w:rFonts w:cs="Times New Roman"/>
@@ -7591,7 +8130,7 @@
                                 </w:rPr>
                                 <w:t>: Software Testing Life Cycle</w:t>
                               </w:r>
-                              <w:bookmarkEnd w:id="12"/>
+                              <w:bookmarkEnd w:id="25"/>
                             </w:p>
                           </w:txbxContent>
                         </wps:txbx>
@@ -7616,7 +8155,7 @@
           </mc:Choice>
           <mc:Fallback>
             <w:pict>
-              <v:group w14:anchorId="7B020EE0" id="Group 14" o:spid="_x0000_s1026" style="position:absolute;left:0;text-align:left;margin-left:21.75pt;margin-top:16.8pt;width:337.5pt;height:263.4pt;z-index:251659776;mso-width-relative:margin;mso-height-relative:margin" coordsize="45732,35693" o:gfxdata="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">
+              <v:group w14:anchorId="7B020EE0" id="Group 14" o:spid="_x0000_s1026" style="position:absolute;left:0;text-align:left;margin-left:21.75pt;margin-top:16.8pt;width:337.5pt;height:263.4pt;z-index:251657728;mso-width-relative:margin;mso-height-relative:margin" coordsize="45732,35693" o:gfxdata="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">
                 <v:shapetype id="_x0000_t202" coordsize="21600,21600" o:spt="202" path="m,l,21600r21600,l21600,xe">
                   <v:stroke joinstyle="miter"/>
                   <v:path gradientshapeok="t" o:connecttype="rect"/>
@@ -7638,7 +8177,7 @@
                             <w:lang w:val="en-US"/>
                           </w:rPr>
                         </w:pPr>
-                        <w:bookmarkStart w:id="13" w:name="_Toc56929757"/>
+                        <w:bookmarkStart w:id="26" w:name="_Toc56929757"/>
                         <w:r>
                           <w:rPr>
                             <w:rFonts w:cs="Times New Roman"/>
@@ -7724,7 +8263,7 @@
                           </w:rPr>
                           <w:t>: Software Testing Life Cycle</w:t>
                         </w:r>
-                        <w:bookmarkEnd w:id="13"/>
+                        <w:bookmarkEnd w:id="26"/>
                       </w:p>
                     </w:txbxContent>
                   </v:textbox>
@@ -7930,28 +8469,17 @@
     <w:p>
       <w:pPr>
         <w:pStyle w:val="Heading2"/>
-        <w:numPr>
-          <w:ilvl w:val="1"/>
-          <w:numId w:val="14"/>
-        </w:numPr>
-        <w:rPr>
-          <w:lang w:val="en-US"/>
-        </w:rPr>
-      </w:pPr>
-      <w:bookmarkStart w:id="14" w:name="_Toc57274838"/>
-      <w:bookmarkStart w:id="15" w:name="_Toc234473285"/>
-      <w:r>
-        <w:rPr>
-          <w:lang w:val="en-US"/>
-        </w:rPr>
+      </w:pPr>
+      <w:bookmarkStart w:id="27" w:name="_Toc57274838"/>
+      <w:bookmarkStart w:id="28" w:name="_Toc234473285"/>
+      <w:bookmarkStart w:id="29" w:name="_Toc234474545"/>
+      <w:r>
         <w:t>EXAMPLE OF A TEST CASE,</w:t>
       </w:r>
-      <w:bookmarkEnd w:id="14"/>
-      <w:bookmarkEnd w:id="15"/>
-      <w:r>
-        <w:rPr>
-          <w:lang w:val="en-US"/>
-        </w:rPr>
+      <w:bookmarkEnd w:id="27"/>
+      <w:bookmarkEnd w:id="28"/>
+      <w:bookmarkEnd w:id="29"/>
+      <w:r>
         <w:t xml:space="preserve"> </w:t>
       </w:r>
     </w:p>
@@ -8201,7 +8729,7 @@
         <mc:AlternateContent>
           <mc:Choice Requires="wps">
             <w:drawing>
-              <wp:anchor distT="0" distB="0" distL="114300" distR="114300" simplePos="0" relativeHeight="251664896" behindDoc="0" locked="0" layoutInCell="1" allowOverlap="1" wp14:anchorId="52A503B0" wp14:editId="1F8B4A2F">
+              <wp:anchor distT="0" distB="0" distL="114300" distR="114300" simplePos="0" relativeHeight="251660800" behindDoc="0" locked="0" layoutInCell="1" allowOverlap="1" wp14:anchorId="52A503B0" wp14:editId="1F8B4A2F">
                 <wp:simplePos x="0" y="0"/>
                 <wp:positionH relativeFrom="column">
                   <wp:posOffset>-38100</wp:posOffset>
@@ -8249,7 +8777,7 @@
                                 <w:lang w:val="en-US"/>
                               </w:rPr>
                             </w:pPr>
-                            <w:bookmarkStart w:id="16" w:name="_Toc56929758"/>
+                            <w:bookmarkStart w:id="30" w:name="_Toc56929758"/>
                             <w:r>
                               <w:rPr>
                                 <w:rFonts w:cs="Times New Roman"/>
@@ -8335,7 +8863,7 @@
                               </w:rPr>
                               <w:t>: Test Case using Matrix</w:t>
                             </w:r>
-                            <w:bookmarkEnd w:id="16"/>
+                            <w:bookmarkEnd w:id="30"/>
                           </w:p>
                         </w:txbxContent>
                       </wps:txbx>
@@ -8353,7 +8881,7 @@
           </mc:Choice>
           <mc:Fallback>
             <w:pict>
-              <v:shape w14:anchorId="52A503B0" id="Text Box 13" o:spid="_x0000_s1029" type="#_x0000_t202" style="position:absolute;left:0;text-align:left;margin-left:-3pt;margin-top:150.95pt;width:415.3pt;height:.05pt;z-index:251664896;visibility:visible;mso-wrap-style:square;mso-wrap-distance-left:9pt;mso-wrap-distance-top:0;mso-wrap-distance-right:9pt;mso-wrap-distance-bottom:0;mso-position-horizontal:absolute;mso-position-horizontal-relative:text;mso-position-vertical:absolute;mso-position-vertical-relative:text;v-text-anchor:top" o:gfxdata="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" stroked="f">
+              <v:shape w14:anchorId="52A503B0" id="Text Box 13" o:spid="_x0000_s1029" type="#_x0000_t202" style="position:absolute;left:0;text-align:left;margin-left:-3pt;margin-top:150.95pt;width:415.3pt;height:.05pt;z-index:251660800;visibility:visible;mso-wrap-style:square;mso-wrap-distance-left:9pt;mso-wrap-distance-top:0;mso-wrap-distance-right:9pt;mso-wrap-distance-bottom:0;mso-position-horizontal:absolute;mso-position-horizontal-relative:text;mso-position-vertical:absolute;mso-position-vertical-relative:text;v-text-anchor:top" o:gfxdata="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" stroked="f">
                 <v:textbox style="mso-fit-shape-to-text:t" inset="0,0,0,0">
                   <w:txbxContent>
                     <w:p>
@@ -8370,7 +8898,7 @@
                           <w:lang w:val="en-US"/>
                         </w:rPr>
                       </w:pPr>
-                      <w:bookmarkStart w:id="17" w:name="_Toc56929758"/>
+                      <w:bookmarkStart w:id="31" w:name="_Toc56929758"/>
                       <w:r>
                         <w:rPr>
                           <w:rFonts w:cs="Times New Roman"/>
@@ -8456,7 +8984,7 @@
                         </w:rPr>
                         <w:t>: Test Case using Matrix</w:t>
                       </w:r>
-                      <w:bookmarkEnd w:id="17"/>
+                      <w:bookmarkEnd w:id="31"/>
                     </w:p>
                   </w:txbxContent>
                 </v:textbox>
@@ -8478,18 +9006,20 @@
       <w:pPr>
         <w:pStyle w:val="Heading2"/>
         <w:numPr>
-          <w:ilvl w:val="1"/>
-          <w:numId w:val="14"/>
+          <w:ilvl w:val="0"/>
+          <w:numId w:val="0"/>
         </w:numPr>
       </w:pPr>
-      <w:bookmarkStart w:id="18" w:name="_Toc57274839"/>
-      <w:bookmarkStart w:id="19" w:name="_Toc234473286"/>
+      <w:bookmarkStart w:id="32" w:name="_Toc57274839"/>
+      <w:bookmarkStart w:id="33" w:name="_Toc234473286"/>
+      <w:bookmarkStart w:id="34" w:name="_Toc234474546"/>
       <w:r>
         <w:lastRenderedPageBreak/>
         <w:t>A Test Matrix with Tested modules or Requirement Traceability Matrix</w:t>
       </w:r>
-      <w:bookmarkEnd w:id="18"/>
-      <w:bookmarkEnd w:id="19"/>
+      <w:bookmarkEnd w:id="32"/>
+      <w:bookmarkEnd w:id="33"/>
+      <w:bookmarkEnd w:id="34"/>
     </w:p>
     <w:p>
       <w:pPr>
@@ -9021,7 +9551,6 @@
     </w:tbl>
     <w:p>
       <w:pPr>
-        <w:pStyle w:val="Heading1"/>
         <w:spacing w:line="360" w:lineRule="auto"/>
         <w:jc w:val="both"/>
         <w:rPr>
@@ -9029,18 +9558,10 @@
           <w:highlight w:val="lightGray"/>
         </w:rPr>
       </w:pPr>
-      <w:bookmarkStart w:id="20" w:name="_Toc234473287"/>
-      <w:bookmarkEnd w:id="20"/>
-    </w:p>
-    <w:p>
-      <w:pPr>
-        <w:spacing w:line="360" w:lineRule="auto"/>
-        <w:jc w:val="both"/>
-        <w:rPr>
-          <w:rFonts w:cs="Times New Roman"/>
-          <w:highlight w:val="lightGray"/>
-        </w:rPr>
-      </w:pPr>
+      <w:bookmarkStart w:id="35" w:name="_Toc234473287"/>
+      <w:bookmarkStart w:id="36" w:name="_Toc234474547"/>
+      <w:bookmarkEnd w:id="35"/>
+      <w:bookmarkEnd w:id="36"/>
       <w:r>
         <w:rPr>
           <w:rFonts w:cs="Times New Roman"/>
@@ -9873,14 +10394,20 @@
     <w:p>
       <w:pPr>
         <w:pStyle w:val="Heading1"/>
+        <w:numPr>
+          <w:ilvl w:val="0"/>
+          <w:numId w:val="0"/>
+        </w:numPr>
         <w:spacing w:after="0" w:line="360" w:lineRule="auto"/>
         <w:jc w:val="both"/>
         <w:rPr>
           <w:color w:val="FF0000"/>
         </w:rPr>
       </w:pPr>
-      <w:bookmarkStart w:id="21" w:name="_Toc234473288"/>
-      <w:bookmarkEnd w:id="21"/>
+      <w:bookmarkStart w:id="37" w:name="_Toc234473288"/>
+      <w:bookmarkStart w:id="38" w:name="_Toc234474548"/>
+      <w:bookmarkEnd w:id="37"/>
+      <w:bookmarkEnd w:id="38"/>
     </w:p>
     <w:p>
       <w:pPr>
@@ -9905,25 +10432,15 @@
     <w:p>
       <w:pPr>
         <w:pStyle w:val="Heading1"/>
-        <w:numPr>
-          <w:ilvl w:val="0"/>
-          <w:numId w:val="2"/>
-        </w:numPr>
-        <w:spacing w:after="0" w:line="360" w:lineRule="auto"/>
-        <w:jc w:val="both"/>
-        <w:rPr>
-          <w:bCs/>
-        </w:rPr>
-      </w:pPr>
-      <w:bookmarkStart w:id="22" w:name="_Toc234473289"/>
-      <w:r>
-        <w:rPr>
-          <w:bCs/>
-        </w:rPr>
+      </w:pPr>
+      <w:bookmarkStart w:id="39" w:name="_Toc234473289"/>
+      <w:bookmarkStart w:id="40" w:name="_Toc234474549"/>
+      <w:r>
         <w:lastRenderedPageBreak/>
         <w:t>Project Results</w:t>
       </w:r>
-      <w:bookmarkEnd w:id="22"/>
+      <w:bookmarkEnd w:id="39"/>
+      <w:bookmarkEnd w:id="40"/>
     </w:p>
     <w:p>
       <w:pPr>
@@ -10070,140 +10587,12 @@
     <w:p>
       <w:pPr>
         <w:pStyle w:val="Heading1"/>
-        <w:numPr>
-          <w:ilvl w:val="0"/>
-          <w:numId w:val="2"/>
-        </w:numPr>
-        <w:spacing w:after="0" w:line="360" w:lineRule="auto"/>
-        <w:jc w:val="both"/>
       </w:pPr>
       <w:r>
         <w:lastRenderedPageBreak/>
         <w:t xml:space="preserve"> </w:t>
       </w:r>
-      <w:bookmarkStart w:id="23" w:name="_Toc234473290"/>
-      <w:r>
-        <w:t>Future Enhancements</w:t>
-      </w:r>
-      <w:bookmarkEnd w:id="23"/>
-    </w:p>
-    <w:p>
-      <w:pPr>
-        <w:spacing w:line="360" w:lineRule="auto"/>
-      </w:pPr>
-      <w:r>
-        <w:t>If we get enough time then we will create a new feature of mobile transaction.</w:t>
-      </w:r>
-    </w:p>
-    <w:p>
-      <w:pPr>
-        <w:pStyle w:val="ListParagraph"/>
-        <w:numPr>
-          <w:ilvl w:val="0"/>
-          <w:numId w:val="17"/>
-        </w:numPr>
-        <w:spacing w:line="360" w:lineRule="auto"/>
-      </w:pPr>
-      <w:r>
-        <w:t>Include GUI interfaces</w:t>
-      </w:r>
-    </w:p>
-    <w:p>
-      <w:pPr>
-        <w:pStyle w:val="ListParagraph"/>
-        <w:numPr>
-          <w:ilvl w:val="0"/>
-          <w:numId w:val="17"/>
-        </w:numPr>
-        <w:spacing w:line="360" w:lineRule="auto"/>
-      </w:pPr>
-      <w:r>
-        <w:t>Use Databases</w:t>
-      </w:r>
-    </w:p>
-    <w:p>
-      <w:pPr>
-        <w:pStyle w:val="ListParagraph"/>
-        <w:numPr>
-          <w:ilvl w:val="0"/>
-          <w:numId w:val="17"/>
-        </w:numPr>
-        <w:spacing w:line="360" w:lineRule="auto"/>
-      </w:pPr>
-      <w:r>
-        <w:t>Use complex data structures.</w:t>
-      </w:r>
-    </w:p>
-    <w:p>
-      <w:pPr>
-        <w:pStyle w:val="ListParagraph"/>
-        <w:numPr>
-          <w:ilvl w:val="0"/>
-          <w:numId w:val="17"/>
-        </w:numPr>
-        <w:spacing w:line="360" w:lineRule="auto"/>
-      </w:pPr>
-      <w:r>
-        <w:t>Socket programming and computer to computer networking of data</w:t>
-      </w:r>
-    </w:p>
-    <w:p>
-      <w:pPr>
-        <w:pStyle w:val="ListParagraph"/>
-        <w:numPr>
-          <w:ilvl w:val="0"/>
-          <w:numId w:val="17"/>
-        </w:numPr>
-        <w:spacing w:line="360" w:lineRule="auto"/>
-      </w:pPr>
-      <w:r>
-        <w:t>Barcode software</w:t>
-      </w:r>
-    </w:p>
-    <w:p>
-      <w:pPr>
-        <w:pStyle w:val="ListParagraph"/>
-        <w:numPr>
-          <w:ilvl w:val="0"/>
-          <w:numId w:val="17"/>
-        </w:numPr>
-        <w:spacing w:line="360" w:lineRule="auto"/>
-      </w:pPr>
-      <w:r>
-        <w:t>More features like data manipulation and data reporting</w:t>
-      </w:r>
-    </w:p>
-    <w:p>
-      <w:pPr>
-        <w:spacing w:line="360" w:lineRule="auto"/>
-      </w:pPr>
-      <w:r>
-        <w:t>Basically, think of the possibilities in the future and write it down. Can be brief, or a longer paragraph to describe what can be done. It is up to you.</w:t>
-      </w:r>
-    </w:p>
-    <w:p>
-      <w:r>
-        <w:br w:type="page"/>
-      </w:r>
-    </w:p>
-    <w:p>
-      <w:pPr>
-        <w:spacing w:line="360" w:lineRule="auto"/>
-      </w:pPr>
-      <w:r>
-        <w:rPr>
-          <w:b/>
-        </w:rPr>
-        <w:lastRenderedPageBreak/>
-        <w:t>11</w:t>
-      </w:r>
-      <w:r>
-        <w:t xml:space="preserve">. </w:t>
-      </w:r>
-      <w:r>
-        <w:rPr>
-          <w:b/>
-        </w:rPr>
+      <w:r>
         <w:t>Conclusion</w:t>
       </w:r>
     </w:p>
@@ -10245,14 +10634,16 @@
     </w:p>
     <w:p>
       <w:pPr>
-        <w:pStyle w:val="Heading2"/>
-      </w:pPr>
-      <w:bookmarkStart w:id="24" w:name="_Toc234473291"/>
+        <w:pStyle w:val="Heading1"/>
+      </w:pPr>
+      <w:bookmarkStart w:id="41" w:name="_Toc234473291"/>
+      <w:bookmarkStart w:id="42" w:name="_Toc234474551"/>
       <w:r>
         <w:lastRenderedPageBreak/>
-        <w:t>12. Annexures</w:t>
-      </w:r>
-      <w:bookmarkEnd w:id="24"/>
+        <w:t xml:space="preserve"> Annexures</w:t>
+      </w:r>
+      <w:bookmarkEnd w:id="41"/>
+      <w:bookmarkEnd w:id="42"/>
     </w:p>
     <w:p>
       <w:pPr>
@@ -10959,6 +11350,101 @@
     </w:lvl>
   </w:abstractNum>
   <w:abstractNum w:abstractNumId="4" w15:restartNumberingAfterBreak="0">
+    <w:nsid w:val="128F1BE6"/>
+    <w:multiLevelType w:val="multilevel"/>
+    <w:tmpl w:val="D004E4DA"/>
+    <w:lvl w:ilvl="0">
+      <w:start w:val="1"/>
+      <w:numFmt w:val="decimal"/>
+      <w:pStyle w:val="Heading1"/>
+      <w:lvlText w:val="%1."/>
+      <w:lvlJc w:val="left"/>
+      <w:pPr>
+        <w:ind w:left="360" w:hanging="360"/>
+      </w:pPr>
+    </w:lvl>
+    <w:lvl w:ilvl="1">
+      <w:start w:val="1"/>
+      <w:numFmt w:val="decimal"/>
+      <w:pStyle w:val="Heading2"/>
+      <w:lvlText w:val="%1.%2"/>
+      <w:lvlJc w:val="left"/>
+      <w:pPr>
+        <w:ind w:left="576" w:hanging="576"/>
+      </w:pPr>
+    </w:lvl>
+    <w:lvl w:ilvl="2">
+      <w:start w:val="1"/>
+      <w:numFmt w:val="decimal"/>
+      <w:pStyle w:val="Heading3"/>
+      <w:lvlText w:val="%1.%2.%3"/>
+      <w:lvlJc w:val="left"/>
+      <w:pPr>
+        <w:ind w:left="720" w:hanging="720"/>
+      </w:pPr>
+    </w:lvl>
+    <w:lvl w:ilvl="3">
+      <w:start w:val="1"/>
+      <w:numFmt w:val="decimal"/>
+      <w:pStyle w:val="Heading4"/>
+      <w:lvlText w:val="%1.%2.%3.%4"/>
+      <w:lvlJc w:val="left"/>
+      <w:pPr>
+        <w:ind w:left="864" w:hanging="864"/>
+      </w:pPr>
+    </w:lvl>
+    <w:lvl w:ilvl="4">
+      <w:start w:val="1"/>
+      <w:numFmt w:val="decimal"/>
+      <w:pStyle w:val="Heading5"/>
+      <w:lvlText w:val="%1.%2.%3.%4.%5"/>
+      <w:lvlJc w:val="left"/>
+      <w:pPr>
+        <w:ind w:left="1008" w:hanging="1008"/>
+      </w:pPr>
+    </w:lvl>
+    <w:lvl w:ilvl="5">
+      <w:start w:val="1"/>
+      <w:numFmt w:val="decimal"/>
+      <w:pStyle w:val="Heading6"/>
+      <w:lvlText w:val="%1.%2.%3.%4.%5.%6"/>
+      <w:lvlJc w:val="left"/>
+      <w:pPr>
+        <w:ind w:left="1152" w:hanging="1152"/>
+      </w:pPr>
+    </w:lvl>
+    <w:lvl w:ilvl="6">
+      <w:start w:val="1"/>
+      <w:numFmt w:val="decimal"/>
+      <w:pStyle w:val="Heading7"/>
+      <w:lvlText w:val="%1.%2.%3.%4.%5.%6.%7"/>
+      <w:lvlJc w:val="left"/>
+      <w:pPr>
+        <w:ind w:left="1296" w:hanging="1296"/>
+      </w:pPr>
+    </w:lvl>
+    <w:lvl w:ilvl="7">
+      <w:start w:val="1"/>
+      <w:numFmt w:val="decimal"/>
+      <w:pStyle w:val="Heading8"/>
+      <w:lvlText w:val="%1.%2.%3.%4.%5.%6.%7.%8"/>
+      <w:lvlJc w:val="left"/>
+      <w:pPr>
+        <w:ind w:left="1440" w:hanging="1440"/>
+      </w:pPr>
+    </w:lvl>
+    <w:lvl w:ilvl="8">
+      <w:start w:val="1"/>
+      <w:numFmt w:val="decimal"/>
+      <w:pStyle w:val="Heading9"/>
+      <w:lvlText w:val="%1.%2.%3.%4.%5.%6.%7.%8.%9"/>
+      <w:lvlJc w:val="left"/>
+      <w:pPr>
+        <w:ind w:left="1584" w:hanging="1584"/>
+      </w:pPr>
+    </w:lvl>
+  </w:abstractNum>
+  <w:abstractNum w:abstractNumId="5" w15:restartNumberingAfterBreak="0">
     <w:nsid w:val="13304D52"/>
     <w:multiLevelType w:val="hybridMultilevel"/>
     <w:tmpl w:val="E7BA769C"/>
@@ -11046,7 +11532,265 @@
       </w:pPr>
     </w:lvl>
   </w:abstractNum>
-  <w:abstractNum w:abstractNumId="5" w15:restartNumberingAfterBreak="0">
+  <w:abstractNum w:abstractNumId="6" w15:restartNumberingAfterBreak="0">
+    <w:nsid w:val="1BB93861"/>
+    <w:multiLevelType w:val="multilevel"/>
+    <w:tmpl w:val="0409001F"/>
+    <w:lvl w:ilvl="0">
+      <w:start w:val="1"/>
+      <w:numFmt w:val="decimal"/>
+      <w:lvlText w:val="%1."/>
+      <w:lvlJc w:val="left"/>
+      <w:pPr>
+        <w:ind w:left="720" w:hanging="360"/>
+      </w:pPr>
+    </w:lvl>
+    <w:lvl w:ilvl="1">
+      <w:start w:val="1"/>
+      <w:numFmt w:val="decimal"/>
+      <w:lvlText w:val="%1.%2."/>
+      <w:lvlJc w:val="left"/>
+      <w:pPr>
+        <w:ind w:left="1152" w:hanging="432"/>
+      </w:pPr>
+    </w:lvl>
+    <w:lvl w:ilvl="2">
+      <w:start w:val="1"/>
+      <w:numFmt w:val="decimal"/>
+      <w:lvlText w:val="%1.%2.%3."/>
+      <w:lvlJc w:val="left"/>
+      <w:pPr>
+        <w:ind w:left="1584" w:hanging="504"/>
+      </w:pPr>
+    </w:lvl>
+    <w:lvl w:ilvl="3">
+      <w:start w:val="1"/>
+      <w:numFmt w:val="decimal"/>
+      <w:lvlText w:val="%1.%2.%3.%4."/>
+      <w:lvlJc w:val="left"/>
+      <w:pPr>
+        <w:ind w:left="2088" w:hanging="648"/>
+      </w:pPr>
+    </w:lvl>
+    <w:lvl w:ilvl="4">
+      <w:start w:val="1"/>
+      <w:numFmt w:val="decimal"/>
+      <w:lvlText w:val="%1.%2.%3.%4.%5."/>
+      <w:lvlJc w:val="left"/>
+      <w:pPr>
+        <w:ind w:left="2592" w:hanging="792"/>
+      </w:pPr>
+    </w:lvl>
+    <w:lvl w:ilvl="5">
+      <w:start w:val="1"/>
+      <w:numFmt w:val="decimal"/>
+      <w:lvlText w:val="%1.%2.%3.%4.%5.%6."/>
+      <w:lvlJc w:val="left"/>
+      <w:pPr>
+        <w:ind w:left="3096" w:hanging="936"/>
+      </w:pPr>
+    </w:lvl>
+    <w:lvl w:ilvl="6">
+      <w:start w:val="1"/>
+      <w:numFmt w:val="decimal"/>
+      <w:lvlText w:val="%1.%2.%3.%4.%5.%6.%7."/>
+      <w:lvlJc w:val="left"/>
+      <w:pPr>
+        <w:ind w:left="3600" w:hanging="1080"/>
+      </w:pPr>
+    </w:lvl>
+    <w:lvl w:ilvl="7">
+      <w:start w:val="1"/>
+      <w:numFmt w:val="decimal"/>
+      <w:lvlText w:val="%1.%2.%3.%4.%5.%6.%7.%8."/>
+      <w:lvlJc w:val="left"/>
+      <w:pPr>
+        <w:ind w:left="4104" w:hanging="1224"/>
+      </w:pPr>
+    </w:lvl>
+    <w:lvl w:ilvl="8">
+      <w:start w:val="1"/>
+      <w:numFmt w:val="decimal"/>
+      <w:lvlText w:val="%1.%2.%3.%4.%5.%6.%7.%8.%9."/>
+      <w:lvlJc w:val="left"/>
+      <w:pPr>
+        <w:ind w:left="4680" w:hanging="1440"/>
+      </w:pPr>
+    </w:lvl>
+  </w:abstractNum>
+  <w:abstractNum w:abstractNumId="7" w15:restartNumberingAfterBreak="0">
+    <w:nsid w:val="1D08752D"/>
+    <w:multiLevelType w:val="multilevel"/>
+    <w:tmpl w:val="C802A7DC"/>
+    <w:lvl w:ilvl="0">
+      <w:start w:val="1"/>
+      <w:numFmt w:val="decimal"/>
+      <w:lvlText w:val="%1."/>
+      <w:lvlJc w:val="left"/>
+      <w:pPr>
+        <w:ind w:left="360" w:hanging="360"/>
+      </w:pPr>
+    </w:lvl>
+    <w:lvl w:ilvl="1">
+      <w:start w:val="1"/>
+      <w:numFmt w:val="decimal"/>
+      <w:lvlText w:val="%1.%2."/>
+      <w:lvlJc w:val="left"/>
+      <w:pPr>
+        <w:ind w:left="792" w:hanging="432"/>
+      </w:pPr>
+    </w:lvl>
+    <w:lvl w:ilvl="2">
+      <w:start w:val="1"/>
+      <w:numFmt w:val="decimal"/>
+      <w:lvlText w:val="%1.%2.%3."/>
+      <w:lvlJc w:val="left"/>
+      <w:pPr>
+        <w:ind w:left="1224" w:hanging="504"/>
+      </w:pPr>
+    </w:lvl>
+    <w:lvl w:ilvl="3">
+      <w:start w:val="1"/>
+      <w:numFmt w:val="decimal"/>
+      <w:lvlText w:val="%1.%2.%3.%4."/>
+      <w:lvlJc w:val="left"/>
+      <w:pPr>
+        <w:ind w:left="1728" w:hanging="648"/>
+      </w:pPr>
+    </w:lvl>
+    <w:lvl w:ilvl="4">
+      <w:start w:val="1"/>
+      <w:numFmt w:val="decimal"/>
+      <w:lvlText w:val="%1.%2.%3.%4.%5."/>
+      <w:lvlJc w:val="left"/>
+      <w:pPr>
+        <w:ind w:left="2232" w:hanging="792"/>
+      </w:pPr>
+    </w:lvl>
+    <w:lvl w:ilvl="5">
+      <w:start w:val="1"/>
+      <w:numFmt w:val="decimal"/>
+      <w:lvlText w:val="%1.%2.%3.%4.%5.%6."/>
+      <w:lvlJc w:val="left"/>
+      <w:pPr>
+        <w:ind w:left="2736" w:hanging="936"/>
+      </w:pPr>
+    </w:lvl>
+    <w:lvl w:ilvl="6">
+      <w:start w:val="1"/>
+      <w:numFmt w:val="decimal"/>
+      <w:lvlText w:val="%1.%2.%3.%4.%5.%6.%7."/>
+      <w:lvlJc w:val="left"/>
+      <w:pPr>
+        <w:ind w:left="3240" w:hanging="1080"/>
+      </w:pPr>
+    </w:lvl>
+    <w:lvl w:ilvl="7">
+      <w:start w:val="1"/>
+      <w:numFmt w:val="decimal"/>
+      <w:lvlText w:val="%1.%2.%3.%4.%5.%6.%7.%8."/>
+      <w:lvlJc w:val="left"/>
+      <w:pPr>
+        <w:ind w:left="3744" w:hanging="1224"/>
+      </w:pPr>
+    </w:lvl>
+    <w:lvl w:ilvl="8">
+      <w:start w:val="1"/>
+      <w:numFmt w:val="decimal"/>
+      <w:lvlText w:val="%1.%2.%3.%4.%5.%6.%7.%8.%9."/>
+      <w:lvlJc w:val="left"/>
+      <w:pPr>
+        <w:ind w:left="4320" w:hanging="1440"/>
+      </w:pPr>
+    </w:lvl>
+  </w:abstractNum>
+  <w:abstractNum w:abstractNumId="8" w15:restartNumberingAfterBreak="0">
+    <w:nsid w:val="1E803FA0"/>
+    <w:multiLevelType w:val="multilevel"/>
+    <w:tmpl w:val="0409001F"/>
+    <w:lvl w:ilvl="0">
+      <w:start w:val="1"/>
+      <w:numFmt w:val="decimal"/>
+      <w:lvlText w:val="%1."/>
+      <w:lvlJc w:val="left"/>
+      <w:pPr>
+        <w:ind w:left="360" w:hanging="360"/>
+      </w:pPr>
+    </w:lvl>
+    <w:lvl w:ilvl="1">
+      <w:start w:val="1"/>
+      <w:numFmt w:val="decimal"/>
+      <w:lvlText w:val="%1.%2."/>
+      <w:lvlJc w:val="left"/>
+      <w:pPr>
+        <w:ind w:left="792" w:hanging="432"/>
+      </w:pPr>
+    </w:lvl>
+    <w:lvl w:ilvl="2">
+      <w:start w:val="1"/>
+      <w:numFmt w:val="decimal"/>
+      <w:lvlText w:val="%1.%2.%3."/>
+      <w:lvlJc w:val="left"/>
+      <w:pPr>
+        <w:ind w:left="1224" w:hanging="504"/>
+      </w:pPr>
+    </w:lvl>
+    <w:lvl w:ilvl="3">
+      <w:start w:val="1"/>
+      <w:numFmt w:val="decimal"/>
+      <w:lvlText w:val="%1.%2.%3.%4."/>
+      <w:lvlJc w:val="left"/>
+      <w:pPr>
+        <w:ind w:left="1728" w:hanging="648"/>
+      </w:pPr>
+    </w:lvl>
+    <w:lvl w:ilvl="4">
+      <w:start w:val="1"/>
+      <w:numFmt w:val="decimal"/>
+      <w:lvlText w:val="%1.%2.%3.%4.%5."/>
+      <w:lvlJc w:val="left"/>
+      <w:pPr>
+        <w:ind w:left="2232" w:hanging="792"/>
+      </w:pPr>
+    </w:lvl>
+    <w:lvl w:ilvl="5">
+      <w:start w:val="1"/>
+      <w:numFmt w:val="decimal"/>
+      <w:lvlText w:val="%1.%2.%3.%4.%5.%6."/>
+      <w:lvlJc w:val="left"/>
+      <w:pPr>
+        <w:ind w:left="2736" w:hanging="936"/>
+      </w:pPr>
+    </w:lvl>
+    <w:lvl w:ilvl="6">
+      <w:start w:val="1"/>
+      <w:numFmt w:val="decimal"/>
+      <w:lvlText w:val="%1.%2.%3.%4.%5.%6.%7."/>
+      <w:lvlJc w:val="left"/>
+      <w:pPr>
+        <w:ind w:left="3240" w:hanging="1080"/>
+      </w:pPr>
+    </w:lvl>
+    <w:lvl w:ilvl="7">
+      <w:start w:val="1"/>
+      <w:numFmt w:val="decimal"/>
+      <w:lvlText w:val="%1.%2.%3.%4.%5.%6.%7.%8."/>
+      <w:lvlJc w:val="left"/>
+      <w:pPr>
+        <w:ind w:left="3744" w:hanging="1224"/>
+      </w:pPr>
+    </w:lvl>
+    <w:lvl w:ilvl="8">
+      <w:start w:val="1"/>
+      <w:numFmt w:val="decimal"/>
+      <w:lvlText w:val="%1.%2.%3.%4.%5.%6.%7.%8.%9."/>
+      <w:lvlJc w:val="left"/>
+      <w:pPr>
+        <w:ind w:left="4320" w:hanging="1440"/>
+      </w:pPr>
+    </w:lvl>
+  </w:abstractNum>
+  <w:abstractNum w:abstractNumId="9" w15:restartNumberingAfterBreak="0">
     <w:nsid w:val="1F5B20BF"/>
     <w:multiLevelType w:val="hybridMultilevel"/>
     <w:tmpl w:val="0B148300"/>
@@ -11132,7 +11876,93 @@
       </w:pPr>
     </w:lvl>
   </w:abstractNum>
-  <w:abstractNum w:abstractNumId="6" w15:restartNumberingAfterBreak="0">
+  <w:abstractNum w:abstractNumId="10" w15:restartNumberingAfterBreak="0">
+    <w:nsid w:val="23E24925"/>
+    <w:multiLevelType w:val="multilevel"/>
+    <w:tmpl w:val="0409001F"/>
+    <w:lvl w:ilvl="0">
+      <w:start w:val="1"/>
+      <w:numFmt w:val="decimal"/>
+      <w:lvlText w:val="%1."/>
+      <w:lvlJc w:val="left"/>
+      <w:pPr>
+        <w:ind w:left="360" w:hanging="360"/>
+      </w:pPr>
+    </w:lvl>
+    <w:lvl w:ilvl="1">
+      <w:start w:val="1"/>
+      <w:numFmt w:val="decimal"/>
+      <w:lvlText w:val="%1.%2."/>
+      <w:lvlJc w:val="left"/>
+      <w:pPr>
+        <w:ind w:left="792" w:hanging="432"/>
+      </w:pPr>
+    </w:lvl>
+    <w:lvl w:ilvl="2">
+      <w:start w:val="1"/>
+      <w:numFmt w:val="decimal"/>
+      <w:lvlText w:val="%1.%2.%3."/>
+      <w:lvlJc w:val="left"/>
+      <w:pPr>
+        <w:ind w:left="1224" w:hanging="504"/>
+      </w:pPr>
+    </w:lvl>
+    <w:lvl w:ilvl="3">
+      <w:start w:val="1"/>
+      <w:numFmt w:val="decimal"/>
+      <w:lvlText w:val="%1.%2.%3.%4."/>
+      <w:lvlJc w:val="left"/>
+      <w:pPr>
+        <w:ind w:left="1728" w:hanging="648"/>
+      </w:pPr>
+    </w:lvl>
+    <w:lvl w:ilvl="4">
+      <w:start w:val="1"/>
+      <w:numFmt w:val="decimal"/>
+      <w:lvlText w:val="%1.%2.%3.%4.%5."/>
+      <w:lvlJc w:val="left"/>
+      <w:pPr>
+        <w:ind w:left="2232" w:hanging="792"/>
+      </w:pPr>
+    </w:lvl>
+    <w:lvl w:ilvl="5">
+      <w:start w:val="1"/>
+      <w:numFmt w:val="decimal"/>
+      <w:lvlText w:val="%1.%2.%3.%4.%5.%6."/>
+      <w:lvlJc w:val="left"/>
+      <w:pPr>
+        <w:ind w:left="2736" w:hanging="936"/>
+      </w:pPr>
+    </w:lvl>
+    <w:lvl w:ilvl="6">
+      <w:start w:val="1"/>
+      <w:numFmt w:val="decimal"/>
+      <w:lvlText w:val="%1.%2.%3.%4.%5.%6.%7."/>
+      <w:lvlJc w:val="left"/>
+      <w:pPr>
+        <w:ind w:left="3240" w:hanging="1080"/>
+      </w:pPr>
+    </w:lvl>
+    <w:lvl w:ilvl="7">
+      <w:start w:val="1"/>
+      <w:numFmt w:val="decimal"/>
+      <w:lvlText w:val="%1.%2.%3.%4.%5.%6.%7.%8."/>
+      <w:lvlJc w:val="left"/>
+      <w:pPr>
+        <w:ind w:left="3744" w:hanging="1224"/>
+      </w:pPr>
+    </w:lvl>
+    <w:lvl w:ilvl="8">
+      <w:start w:val="1"/>
+      <w:numFmt w:val="decimal"/>
+      <w:lvlText w:val="%1.%2.%3.%4.%5.%6.%7.%8.%9."/>
+      <w:lvlJc w:val="left"/>
+      <w:pPr>
+        <w:ind w:left="4320" w:hanging="1440"/>
+      </w:pPr>
+    </w:lvl>
+  </w:abstractNum>
+  <w:abstractNum w:abstractNumId="11" w15:restartNumberingAfterBreak="0">
     <w:nsid w:val="28D53AAE"/>
     <w:multiLevelType w:val="multilevel"/>
     <w:tmpl w:val="E0D85A56"/>
@@ -11253,14 +12083,13 @@
       </w:rPr>
     </w:lvl>
   </w:abstractNum>
-  <w:abstractNum w:abstractNumId="7" w15:restartNumberingAfterBreak="0">
+  <w:abstractNum w:abstractNumId="12" w15:restartNumberingAfterBreak="0">
     <w:nsid w:val="2AE60047"/>
     <w:multiLevelType w:val="hybridMultilevel"/>
     <w:tmpl w:val="2672477C"/>
     <w:lvl w:ilvl="0" w:tplc="E272E47A">
       <w:start w:val="1"/>
       <w:numFmt w:val="decimal"/>
-      <w:pStyle w:val="Heading2"/>
       <w:lvlText w:val="%1."/>
       <w:lvlJc w:val="left"/>
       <w:pPr>
@@ -11340,7 +12169,7 @@
       </w:pPr>
     </w:lvl>
   </w:abstractNum>
-  <w:abstractNum w:abstractNumId="8" w15:restartNumberingAfterBreak="0">
+  <w:abstractNum w:abstractNumId="13" w15:restartNumberingAfterBreak="0">
     <w:nsid w:val="304450E7"/>
     <w:multiLevelType w:val="hybridMultilevel"/>
     <w:tmpl w:val="179C1F3A"/>
@@ -11429,7 +12258,93 @@
       </w:pPr>
     </w:lvl>
   </w:abstractNum>
-  <w:abstractNum w:abstractNumId="9" w15:restartNumberingAfterBreak="0">
+  <w:abstractNum w:abstractNumId="14" w15:restartNumberingAfterBreak="0">
+    <w:nsid w:val="353B64CF"/>
+    <w:multiLevelType w:val="multilevel"/>
+    <w:tmpl w:val="0409001F"/>
+    <w:lvl w:ilvl="0">
+      <w:start w:val="1"/>
+      <w:numFmt w:val="decimal"/>
+      <w:lvlText w:val="%1."/>
+      <w:lvlJc w:val="left"/>
+      <w:pPr>
+        <w:ind w:left="360" w:hanging="360"/>
+      </w:pPr>
+    </w:lvl>
+    <w:lvl w:ilvl="1">
+      <w:start w:val="1"/>
+      <w:numFmt w:val="decimal"/>
+      <w:lvlText w:val="%1.%2."/>
+      <w:lvlJc w:val="left"/>
+      <w:pPr>
+        <w:ind w:left="792" w:hanging="432"/>
+      </w:pPr>
+    </w:lvl>
+    <w:lvl w:ilvl="2">
+      <w:start w:val="1"/>
+      <w:numFmt w:val="decimal"/>
+      <w:lvlText w:val="%1.%2.%3."/>
+      <w:lvlJc w:val="left"/>
+      <w:pPr>
+        <w:ind w:left="1224" w:hanging="504"/>
+      </w:pPr>
+    </w:lvl>
+    <w:lvl w:ilvl="3">
+      <w:start w:val="1"/>
+      <w:numFmt w:val="decimal"/>
+      <w:lvlText w:val="%1.%2.%3.%4."/>
+      <w:lvlJc w:val="left"/>
+      <w:pPr>
+        <w:ind w:left="1728" w:hanging="648"/>
+      </w:pPr>
+    </w:lvl>
+    <w:lvl w:ilvl="4">
+      <w:start w:val="1"/>
+      <w:numFmt w:val="decimal"/>
+      <w:lvlText w:val="%1.%2.%3.%4.%5."/>
+      <w:lvlJc w:val="left"/>
+      <w:pPr>
+        <w:ind w:left="2232" w:hanging="792"/>
+      </w:pPr>
+    </w:lvl>
+    <w:lvl w:ilvl="5">
+      <w:start w:val="1"/>
+      <w:numFmt w:val="decimal"/>
+      <w:lvlText w:val="%1.%2.%3.%4.%5.%6."/>
+      <w:lvlJc w:val="left"/>
+      <w:pPr>
+        <w:ind w:left="2736" w:hanging="936"/>
+      </w:pPr>
+    </w:lvl>
+    <w:lvl w:ilvl="6">
+      <w:start w:val="1"/>
+      <w:numFmt w:val="decimal"/>
+      <w:lvlText w:val="%1.%2.%3.%4.%5.%6.%7."/>
+      <w:lvlJc w:val="left"/>
+      <w:pPr>
+        <w:ind w:left="3240" w:hanging="1080"/>
+      </w:pPr>
+    </w:lvl>
+    <w:lvl w:ilvl="7">
+      <w:start w:val="1"/>
+      <w:numFmt w:val="decimal"/>
+      <w:lvlText w:val="%1.%2.%3.%4.%5.%6.%7.%8."/>
+      <w:lvlJc w:val="left"/>
+      <w:pPr>
+        <w:ind w:left="3744" w:hanging="1224"/>
+      </w:pPr>
+    </w:lvl>
+    <w:lvl w:ilvl="8">
+      <w:start w:val="1"/>
+      <w:numFmt w:val="decimal"/>
+      <w:lvlText w:val="%1.%2.%3.%4.%5.%6.%7.%8.%9."/>
+      <w:lvlJc w:val="left"/>
+      <w:pPr>
+        <w:ind w:left="4320" w:hanging="1440"/>
+      </w:pPr>
+    </w:lvl>
+  </w:abstractNum>
+  <w:abstractNum w:abstractNumId="15" w15:restartNumberingAfterBreak="0">
     <w:nsid w:val="354143F8"/>
     <w:multiLevelType w:val="hybridMultilevel"/>
     <w:tmpl w:val="80A26312"/>
@@ -11542,7 +12457,7 @@
       </w:rPr>
     </w:lvl>
   </w:abstractNum>
-  <w:abstractNum w:abstractNumId="10" w15:restartNumberingAfterBreak="0">
+  <w:abstractNum w:abstractNumId="16" w15:restartNumberingAfterBreak="0">
     <w:nsid w:val="37B976D2"/>
     <w:multiLevelType w:val="hybridMultilevel"/>
     <w:tmpl w:val="C686B4C6"/>
@@ -11631,7 +12546,7 @@
       </w:pPr>
     </w:lvl>
   </w:abstractNum>
-  <w:abstractNum w:abstractNumId="11" w15:restartNumberingAfterBreak="0">
+  <w:abstractNum w:abstractNumId="17" w15:restartNumberingAfterBreak="0">
     <w:nsid w:val="399C4CDB"/>
     <w:multiLevelType w:val="multilevel"/>
     <w:tmpl w:val="0409001F"/>
@@ -11717,7 +12632,7 @@
       </w:pPr>
     </w:lvl>
   </w:abstractNum>
-  <w:abstractNum w:abstractNumId="12" w15:restartNumberingAfterBreak="0">
+  <w:abstractNum w:abstractNumId="18" w15:restartNumberingAfterBreak="0">
     <w:nsid w:val="3A103230"/>
     <w:multiLevelType w:val="hybridMultilevel"/>
     <w:tmpl w:val="420E5E74"/>
@@ -11806,7 +12721,7 @@
       </w:pPr>
     </w:lvl>
   </w:abstractNum>
-  <w:abstractNum w:abstractNumId="13" w15:restartNumberingAfterBreak="0">
+  <w:abstractNum w:abstractNumId="19" w15:restartNumberingAfterBreak="0">
     <w:nsid w:val="3D85501A"/>
     <w:multiLevelType w:val="hybridMultilevel"/>
     <w:tmpl w:val="7ED8929C"/>
@@ -11892,7 +12807,7 @@
       </w:pPr>
     </w:lvl>
   </w:abstractNum>
-  <w:abstractNum w:abstractNumId="14" w15:restartNumberingAfterBreak="0">
+  <w:abstractNum w:abstractNumId="20" w15:restartNumberingAfterBreak="0">
     <w:nsid w:val="3E5C1B13"/>
     <w:multiLevelType w:val="multilevel"/>
     <w:tmpl w:val="0409001F"/>
@@ -11978,7 +12893,7 @@
       </w:pPr>
     </w:lvl>
   </w:abstractNum>
-  <w:abstractNum w:abstractNumId="15" w15:restartNumberingAfterBreak="0">
+  <w:abstractNum w:abstractNumId="21" w15:restartNumberingAfterBreak="0">
     <w:nsid w:val="40EC6F4B"/>
     <w:multiLevelType w:val="hybridMultilevel"/>
     <w:tmpl w:val="CCFC8B78"/>
@@ -12091,7 +13006,7 @@
       </w:rPr>
     </w:lvl>
   </w:abstractNum>
-  <w:abstractNum w:abstractNumId="16" w15:restartNumberingAfterBreak="0">
+  <w:abstractNum w:abstractNumId="22" w15:restartNumberingAfterBreak="0">
     <w:nsid w:val="427A75E2"/>
     <w:multiLevelType w:val="multilevel"/>
     <w:tmpl w:val="E0D85A56"/>
@@ -12212,7 +13127,7 @@
       </w:rPr>
     </w:lvl>
   </w:abstractNum>
-  <w:abstractNum w:abstractNumId="17" w15:restartNumberingAfterBreak="0">
+  <w:abstractNum w:abstractNumId="23" w15:restartNumberingAfterBreak="0">
     <w:nsid w:val="43653DC3"/>
     <w:multiLevelType w:val="multilevel"/>
     <w:tmpl w:val="E0D85A56"/>
@@ -12333,7 +13248,7 @@
       </w:rPr>
     </w:lvl>
   </w:abstractNum>
-  <w:abstractNum w:abstractNumId="18" w15:restartNumberingAfterBreak="0">
+  <w:abstractNum w:abstractNumId="24" w15:restartNumberingAfterBreak="0">
     <w:nsid w:val="45B02F2C"/>
     <w:multiLevelType w:val="hybridMultilevel"/>
     <w:tmpl w:val="32100D38"/>
@@ -12419,7 +13334,7 @@
       </w:pPr>
     </w:lvl>
   </w:abstractNum>
-  <w:abstractNum w:abstractNumId="19" w15:restartNumberingAfterBreak="0">
+  <w:abstractNum w:abstractNumId="25" w15:restartNumberingAfterBreak="0">
     <w:nsid w:val="487E4398"/>
     <w:multiLevelType w:val="hybridMultilevel"/>
     <w:tmpl w:val="A2AC2C1E"/>
@@ -12505,7 +13420,7 @@
       </w:pPr>
     </w:lvl>
   </w:abstractNum>
-  <w:abstractNum w:abstractNumId="20" w15:restartNumberingAfterBreak="0">
+  <w:abstractNum w:abstractNumId="26" w15:restartNumberingAfterBreak="0">
     <w:nsid w:val="491D232B"/>
     <w:multiLevelType w:val="multilevel"/>
     <w:tmpl w:val="0409001F"/>
@@ -12591,7 +13506,7 @@
       </w:pPr>
     </w:lvl>
   </w:abstractNum>
-  <w:abstractNum w:abstractNumId="21" w15:restartNumberingAfterBreak="0">
+  <w:abstractNum w:abstractNumId="27" w15:restartNumberingAfterBreak="0">
     <w:nsid w:val="510C12AC"/>
     <w:multiLevelType w:val="hybridMultilevel"/>
     <w:tmpl w:val="1EECA868"/>
@@ -12704,7 +13619,93 @@
       </w:rPr>
     </w:lvl>
   </w:abstractNum>
-  <w:abstractNum w:abstractNumId="22" w15:restartNumberingAfterBreak="0">
+  <w:abstractNum w:abstractNumId="28" w15:restartNumberingAfterBreak="0">
+    <w:nsid w:val="58FD3694"/>
+    <w:multiLevelType w:val="multilevel"/>
+    <w:tmpl w:val="0409001F"/>
+    <w:lvl w:ilvl="0">
+      <w:start w:val="1"/>
+      <w:numFmt w:val="decimal"/>
+      <w:lvlText w:val="%1."/>
+      <w:lvlJc w:val="left"/>
+      <w:pPr>
+        <w:ind w:left="360" w:hanging="360"/>
+      </w:pPr>
+    </w:lvl>
+    <w:lvl w:ilvl="1">
+      <w:start w:val="1"/>
+      <w:numFmt w:val="decimal"/>
+      <w:lvlText w:val="%1.%2."/>
+      <w:lvlJc w:val="left"/>
+      <w:pPr>
+        <w:ind w:left="792" w:hanging="432"/>
+      </w:pPr>
+    </w:lvl>
+    <w:lvl w:ilvl="2">
+      <w:start w:val="1"/>
+      <w:numFmt w:val="decimal"/>
+      <w:lvlText w:val="%1.%2.%3."/>
+      <w:lvlJc w:val="left"/>
+      <w:pPr>
+        <w:ind w:left="1224" w:hanging="504"/>
+      </w:pPr>
+    </w:lvl>
+    <w:lvl w:ilvl="3">
+      <w:start w:val="1"/>
+      <w:numFmt w:val="decimal"/>
+      <w:lvlText w:val="%1.%2.%3.%4."/>
+      <w:lvlJc w:val="left"/>
+      <w:pPr>
+        <w:ind w:left="1728" w:hanging="648"/>
+      </w:pPr>
+    </w:lvl>
+    <w:lvl w:ilvl="4">
+      <w:start w:val="1"/>
+      <w:numFmt w:val="decimal"/>
+      <w:lvlText w:val="%1.%2.%3.%4.%5."/>
+      <w:lvlJc w:val="left"/>
+      <w:pPr>
+        <w:ind w:left="2232" w:hanging="792"/>
+      </w:pPr>
+    </w:lvl>
+    <w:lvl w:ilvl="5">
+      <w:start w:val="1"/>
+      <w:numFmt w:val="decimal"/>
+      <w:lvlText w:val="%1.%2.%3.%4.%5.%6."/>
+      <w:lvlJc w:val="left"/>
+      <w:pPr>
+        <w:ind w:left="2736" w:hanging="936"/>
+      </w:pPr>
+    </w:lvl>
+    <w:lvl w:ilvl="6">
+      <w:start w:val="1"/>
+      <w:numFmt w:val="decimal"/>
+      <w:lvlText w:val="%1.%2.%3.%4.%5.%6.%7."/>
+      <w:lvlJc w:val="left"/>
+      <w:pPr>
+        <w:ind w:left="3240" w:hanging="1080"/>
+      </w:pPr>
+    </w:lvl>
+    <w:lvl w:ilvl="7">
+      <w:start w:val="1"/>
+      <w:numFmt w:val="decimal"/>
+      <w:lvlText w:val="%1.%2.%3.%4.%5.%6.%7.%8."/>
+      <w:lvlJc w:val="left"/>
+      <w:pPr>
+        <w:ind w:left="3744" w:hanging="1224"/>
+      </w:pPr>
+    </w:lvl>
+    <w:lvl w:ilvl="8">
+      <w:start w:val="1"/>
+      <w:numFmt w:val="decimal"/>
+      <w:lvlText w:val="%1.%2.%3.%4.%5.%6.%7.%8.%9."/>
+      <w:lvlJc w:val="left"/>
+      <w:pPr>
+        <w:ind w:left="4320" w:hanging="1440"/>
+      </w:pPr>
+    </w:lvl>
+  </w:abstractNum>
+  <w:abstractNum w:abstractNumId="29" w15:restartNumberingAfterBreak="0">
     <w:nsid w:val="5950178F"/>
     <w:multiLevelType w:val="multilevel"/>
     <w:tmpl w:val="E0D85A56"/>
@@ -12825,7 +13826,93 @@
       </w:rPr>
     </w:lvl>
   </w:abstractNum>
-  <w:abstractNum w:abstractNumId="23" w15:restartNumberingAfterBreak="0">
+  <w:abstractNum w:abstractNumId="30" w15:restartNumberingAfterBreak="0">
+    <w:nsid w:val="5AA2491C"/>
+    <w:multiLevelType w:val="multilevel"/>
+    <w:tmpl w:val="0409001F"/>
+    <w:lvl w:ilvl="0">
+      <w:start w:val="1"/>
+      <w:numFmt w:val="decimal"/>
+      <w:lvlText w:val="%1."/>
+      <w:lvlJc w:val="left"/>
+      <w:pPr>
+        <w:ind w:left="360" w:hanging="360"/>
+      </w:pPr>
+    </w:lvl>
+    <w:lvl w:ilvl="1">
+      <w:start w:val="1"/>
+      <w:numFmt w:val="decimal"/>
+      <w:lvlText w:val="%1.%2."/>
+      <w:lvlJc w:val="left"/>
+      <w:pPr>
+        <w:ind w:left="792" w:hanging="432"/>
+      </w:pPr>
+    </w:lvl>
+    <w:lvl w:ilvl="2">
+      <w:start w:val="1"/>
+      <w:numFmt w:val="decimal"/>
+      <w:lvlText w:val="%1.%2.%3."/>
+      <w:lvlJc w:val="left"/>
+      <w:pPr>
+        <w:ind w:left="1224" w:hanging="504"/>
+      </w:pPr>
+    </w:lvl>
+    <w:lvl w:ilvl="3">
+      <w:start w:val="1"/>
+      <w:numFmt w:val="decimal"/>
+      <w:lvlText w:val="%1.%2.%3.%4."/>
+      <w:lvlJc w:val="left"/>
+      <w:pPr>
+        <w:ind w:left="1728" w:hanging="648"/>
+      </w:pPr>
+    </w:lvl>
+    <w:lvl w:ilvl="4">
+      <w:start w:val="1"/>
+      <w:numFmt w:val="decimal"/>
+      <w:lvlText w:val="%1.%2.%3.%4.%5."/>
+      <w:lvlJc w:val="left"/>
+      <w:pPr>
+        <w:ind w:left="2232" w:hanging="792"/>
+      </w:pPr>
+    </w:lvl>
+    <w:lvl w:ilvl="5">
+      <w:start w:val="1"/>
+      <w:numFmt w:val="decimal"/>
+      <w:lvlText w:val="%1.%2.%3.%4.%5.%6."/>
+      <w:lvlJc w:val="left"/>
+      <w:pPr>
+        <w:ind w:left="2736" w:hanging="936"/>
+      </w:pPr>
+    </w:lvl>
+    <w:lvl w:ilvl="6">
+      <w:start w:val="1"/>
+      <w:numFmt w:val="decimal"/>
+      <w:lvlText w:val="%1.%2.%3.%4.%5.%6.%7."/>
+      <w:lvlJc w:val="left"/>
+      <w:pPr>
+        <w:ind w:left="3240" w:hanging="1080"/>
+      </w:pPr>
+    </w:lvl>
+    <w:lvl w:ilvl="7">
+      <w:start w:val="1"/>
+      <w:numFmt w:val="decimal"/>
+      <w:lvlText w:val="%1.%2.%3.%4.%5.%6.%7.%8."/>
+      <w:lvlJc w:val="left"/>
+      <w:pPr>
+        <w:ind w:left="3744" w:hanging="1224"/>
+      </w:pPr>
+    </w:lvl>
+    <w:lvl w:ilvl="8">
+      <w:start w:val="1"/>
+      <w:numFmt w:val="decimal"/>
+      <w:lvlText w:val="%1.%2.%3.%4.%5.%6.%7.%8.%9."/>
+      <w:lvlJc w:val="left"/>
+      <w:pPr>
+        <w:ind w:left="4320" w:hanging="1440"/>
+      </w:pPr>
+    </w:lvl>
+  </w:abstractNum>
+  <w:abstractNum w:abstractNumId="31" w15:restartNumberingAfterBreak="0">
     <w:nsid w:val="5C335BC3"/>
     <w:multiLevelType w:val="multilevel"/>
     <w:tmpl w:val="0409001F"/>
@@ -12911,7 +13998,7 @@
       </w:pPr>
     </w:lvl>
   </w:abstractNum>
-  <w:abstractNum w:abstractNumId="24" w15:restartNumberingAfterBreak="0">
+  <w:abstractNum w:abstractNumId="32" w15:restartNumberingAfterBreak="0">
     <w:nsid w:val="5CFE4A2C"/>
     <w:multiLevelType w:val="hybridMultilevel"/>
     <w:tmpl w:val="07B62302"/>
@@ -13000,7 +14087,7 @@
       </w:pPr>
     </w:lvl>
   </w:abstractNum>
-  <w:abstractNum w:abstractNumId="25" w15:restartNumberingAfterBreak="0">
+  <w:abstractNum w:abstractNumId="33" w15:restartNumberingAfterBreak="0">
     <w:nsid w:val="60975DAC"/>
     <w:multiLevelType w:val="hybridMultilevel"/>
     <w:tmpl w:val="BC9058BE"/>
@@ -13090,7 +14177,7 @@
       </w:pPr>
     </w:lvl>
   </w:abstractNum>
-  <w:abstractNum w:abstractNumId="26" w15:restartNumberingAfterBreak="0">
+  <w:abstractNum w:abstractNumId="34" w15:restartNumberingAfterBreak="0">
     <w:nsid w:val="60B12A81"/>
     <w:multiLevelType w:val="multilevel"/>
     <w:tmpl w:val="BBE6D7CC"/>
@@ -13239,7 +14326,7 @@
       </w:rPr>
     </w:lvl>
   </w:abstractNum>
-  <w:abstractNum w:abstractNumId="27" w15:restartNumberingAfterBreak="0">
+  <w:abstractNum w:abstractNumId="35" w15:restartNumberingAfterBreak="0">
     <w:nsid w:val="69CA3B02"/>
     <w:multiLevelType w:val="hybridMultilevel"/>
     <w:tmpl w:val="F642E598"/>
@@ -13352,7 +14439,93 @@
       </w:rPr>
     </w:lvl>
   </w:abstractNum>
-  <w:abstractNum w:abstractNumId="28" w15:restartNumberingAfterBreak="0">
+  <w:abstractNum w:abstractNumId="36" w15:restartNumberingAfterBreak="0">
+    <w:nsid w:val="6B5C7775"/>
+    <w:multiLevelType w:val="multilevel"/>
+    <w:tmpl w:val="0409001F"/>
+    <w:lvl w:ilvl="0">
+      <w:start w:val="1"/>
+      <w:numFmt w:val="decimal"/>
+      <w:lvlText w:val="%1."/>
+      <w:lvlJc w:val="left"/>
+      <w:pPr>
+        <w:ind w:left="360" w:hanging="360"/>
+      </w:pPr>
+    </w:lvl>
+    <w:lvl w:ilvl="1">
+      <w:start w:val="1"/>
+      <w:numFmt w:val="decimal"/>
+      <w:lvlText w:val="%1.%2."/>
+      <w:lvlJc w:val="left"/>
+      <w:pPr>
+        <w:ind w:left="792" w:hanging="432"/>
+      </w:pPr>
+    </w:lvl>
+    <w:lvl w:ilvl="2">
+      <w:start w:val="1"/>
+      <w:numFmt w:val="decimal"/>
+      <w:lvlText w:val="%1.%2.%3."/>
+      <w:lvlJc w:val="left"/>
+      <w:pPr>
+        <w:ind w:left="1224" w:hanging="504"/>
+      </w:pPr>
+    </w:lvl>
+    <w:lvl w:ilvl="3">
+      <w:start w:val="1"/>
+      <w:numFmt w:val="decimal"/>
+      <w:lvlText w:val="%1.%2.%3.%4."/>
+      <w:lvlJc w:val="left"/>
+      <w:pPr>
+        <w:ind w:left="1728" w:hanging="648"/>
+      </w:pPr>
+    </w:lvl>
+    <w:lvl w:ilvl="4">
+      <w:start w:val="1"/>
+      <w:numFmt w:val="decimal"/>
+      <w:lvlText w:val="%1.%2.%3.%4.%5."/>
+      <w:lvlJc w:val="left"/>
+      <w:pPr>
+        <w:ind w:left="2232" w:hanging="792"/>
+      </w:pPr>
+    </w:lvl>
+    <w:lvl w:ilvl="5">
+      <w:start w:val="1"/>
+      <w:numFmt w:val="decimal"/>
+      <w:lvlText w:val="%1.%2.%3.%4.%5.%6."/>
+      <w:lvlJc w:val="left"/>
+      <w:pPr>
+        <w:ind w:left="2736" w:hanging="936"/>
+      </w:pPr>
+    </w:lvl>
+    <w:lvl w:ilvl="6">
+      <w:start w:val="1"/>
+      <w:numFmt w:val="decimal"/>
+      <w:lvlText w:val="%1.%2.%3.%4.%5.%6.%7."/>
+      <w:lvlJc w:val="left"/>
+      <w:pPr>
+        <w:ind w:left="3240" w:hanging="1080"/>
+      </w:pPr>
+    </w:lvl>
+    <w:lvl w:ilvl="7">
+      <w:start w:val="1"/>
+      <w:numFmt w:val="decimal"/>
+      <w:lvlText w:val="%1.%2.%3.%4.%5.%6.%7.%8."/>
+      <w:lvlJc w:val="left"/>
+      <w:pPr>
+        <w:ind w:left="3744" w:hanging="1224"/>
+      </w:pPr>
+    </w:lvl>
+    <w:lvl w:ilvl="8">
+      <w:start w:val="1"/>
+      <w:numFmt w:val="decimal"/>
+      <w:lvlText w:val="%1.%2.%3.%4.%5.%6.%7.%8.%9."/>
+      <w:lvlJc w:val="left"/>
+      <w:pPr>
+        <w:ind w:left="4320" w:hanging="1440"/>
+      </w:pPr>
+    </w:lvl>
+  </w:abstractNum>
+  <w:abstractNum w:abstractNumId="37" w15:restartNumberingAfterBreak="0">
     <w:nsid w:val="70577A53"/>
     <w:multiLevelType w:val="multilevel"/>
     <w:tmpl w:val="7A965D2E"/>
@@ -13438,7 +14611,7 @@
       </w:pPr>
     </w:lvl>
   </w:abstractNum>
-  <w:abstractNum w:abstractNumId="29" w15:restartNumberingAfterBreak="0">
+  <w:abstractNum w:abstractNumId="38" w15:restartNumberingAfterBreak="0">
     <w:nsid w:val="71866EDB"/>
     <w:multiLevelType w:val="multilevel"/>
     <w:tmpl w:val="0409001F"/>
@@ -13524,7 +14697,7 @@
       </w:pPr>
     </w:lvl>
   </w:abstractNum>
-  <w:abstractNum w:abstractNumId="30" w15:restartNumberingAfterBreak="0">
+  <w:abstractNum w:abstractNumId="39" w15:restartNumberingAfterBreak="0">
     <w:nsid w:val="71C55D51"/>
     <w:multiLevelType w:val="hybridMultilevel"/>
     <w:tmpl w:val="C556E96E"/>
@@ -13610,7 +14783,7 @@
       </w:pPr>
     </w:lvl>
   </w:abstractNum>
-  <w:abstractNum w:abstractNumId="31" w15:restartNumberingAfterBreak="0">
+  <w:abstractNum w:abstractNumId="40" w15:restartNumberingAfterBreak="0">
     <w:nsid w:val="72BA1947"/>
     <w:multiLevelType w:val="hybridMultilevel"/>
     <w:tmpl w:val="CCE4C876"/>
@@ -13723,7 +14896,7 @@
       </w:rPr>
     </w:lvl>
   </w:abstractNum>
-  <w:abstractNum w:abstractNumId="32" w15:restartNumberingAfterBreak="0">
+  <w:abstractNum w:abstractNumId="41" w15:restartNumberingAfterBreak="0">
     <w:nsid w:val="74202E0F"/>
     <w:multiLevelType w:val="multilevel"/>
     <w:tmpl w:val="7A965D2E"/>
@@ -13809,7 +14982,7 @@
       </w:pPr>
     </w:lvl>
   </w:abstractNum>
-  <w:abstractNum w:abstractNumId="33" w15:restartNumberingAfterBreak="0">
+  <w:abstractNum w:abstractNumId="42" w15:restartNumberingAfterBreak="0">
     <w:nsid w:val="74F10980"/>
     <w:multiLevelType w:val="multilevel"/>
     <w:tmpl w:val="0409001D"/>
@@ -13895,94 +15068,219 @@
       </w:pPr>
     </w:lvl>
   </w:abstractNum>
-  <w:abstractNum w:abstractNumId="34" w15:restartNumberingAfterBreak="0">
+  <w:abstractNum w:abstractNumId="43" w15:restartNumberingAfterBreak="0">
     <w:nsid w:val="76DD40C2"/>
-    <w:multiLevelType w:val="hybridMultilevel"/>
-    <w:tmpl w:val="332EFC0C"/>
-    <w:lvl w:ilvl="0" w:tplc="3862576C">
-      <w:start w:val="1"/>
-      <w:numFmt w:val="decimal"/>
-      <w:pStyle w:val="Heading1"/>
+    <w:multiLevelType w:val="multilevel"/>
+    <w:tmpl w:val="5CD82586"/>
+    <w:lvl w:ilvl="0">
+      <w:start w:val="1"/>
+      <w:numFmt w:val="decimal"/>
       <w:lvlText w:val="%1."/>
       <w:lvlJc w:val="left"/>
       <w:pPr>
         <w:ind w:left="360" w:hanging="360"/>
       </w:pPr>
     </w:lvl>
-    <w:lvl w:ilvl="1" w:tplc="04090019" w:tentative="1">
-      <w:start w:val="1"/>
-      <w:numFmt w:val="lowerLetter"/>
-      <w:lvlText w:val="%2."/>
-      <w:lvlJc w:val="left"/>
-      <w:pPr>
-        <w:ind w:left="1080" w:hanging="360"/>
-      </w:pPr>
-    </w:lvl>
-    <w:lvl w:ilvl="2" w:tplc="0409001B" w:tentative="1">
-      <w:start w:val="1"/>
-      <w:numFmt w:val="lowerRoman"/>
-      <w:lvlText w:val="%3."/>
-      <w:lvlJc w:val="right"/>
-      <w:pPr>
-        <w:ind w:left="1800" w:hanging="180"/>
-      </w:pPr>
-    </w:lvl>
-    <w:lvl w:ilvl="3" w:tplc="0409000F" w:tentative="1">
-      <w:start w:val="1"/>
-      <w:numFmt w:val="decimal"/>
-      <w:lvlText w:val="%4."/>
-      <w:lvlJc w:val="left"/>
-      <w:pPr>
-        <w:ind w:left="2520" w:hanging="360"/>
-      </w:pPr>
-    </w:lvl>
-    <w:lvl w:ilvl="4" w:tplc="04090019" w:tentative="1">
-      <w:start w:val="1"/>
-      <w:numFmt w:val="lowerLetter"/>
-      <w:lvlText w:val="%5."/>
-      <w:lvlJc w:val="left"/>
-      <w:pPr>
-        <w:ind w:left="3240" w:hanging="360"/>
-      </w:pPr>
-    </w:lvl>
-    <w:lvl w:ilvl="5" w:tplc="0409001B" w:tentative="1">
-      <w:start w:val="1"/>
-      <w:numFmt w:val="lowerRoman"/>
-      <w:lvlText w:val="%6."/>
-      <w:lvlJc w:val="right"/>
-      <w:pPr>
-        <w:ind w:left="3960" w:hanging="180"/>
-      </w:pPr>
-    </w:lvl>
-    <w:lvl w:ilvl="6" w:tplc="0409000F" w:tentative="1">
-      <w:start w:val="1"/>
-      <w:numFmt w:val="decimal"/>
-      <w:lvlText w:val="%7."/>
-      <w:lvlJc w:val="left"/>
-      <w:pPr>
-        <w:ind w:left="4680" w:hanging="360"/>
-      </w:pPr>
-    </w:lvl>
-    <w:lvl w:ilvl="7" w:tplc="04090019" w:tentative="1">
-      <w:start w:val="1"/>
-      <w:numFmt w:val="lowerLetter"/>
-      <w:lvlText w:val="%8."/>
-      <w:lvlJc w:val="left"/>
-      <w:pPr>
-        <w:ind w:left="5400" w:hanging="360"/>
-      </w:pPr>
-    </w:lvl>
-    <w:lvl w:ilvl="8" w:tplc="0409001B" w:tentative="1">
-      <w:start w:val="1"/>
-      <w:numFmt w:val="lowerRoman"/>
-      <w:lvlText w:val="%9."/>
-      <w:lvlJc w:val="right"/>
-      <w:pPr>
-        <w:ind w:left="6120" w:hanging="180"/>
-      </w:pPr>
+    <w:lvl w:ilvl="1">
+      <w:start w:val="1"/>
+      <w:numFmt w:val="decimal"/>
+      <w:isLgl/>
+      <w:lvlText w:val="%1.%2"/>
+      <w:lvlJc w:val="left"/>
+      <w:pPr>
+        <w:ind w:left="540" w:hanging="540"/>
+      </w:pPr>
+      <w:rPr>
+        <w:rFonts w:hint="default"/>
+        <w:b/>
+      </w:rPr>
+    </w:lvl>
+    <w:lvl w:ilvl="2">
+      <w:start w:val="3"/>
+      <w:numFmt w:val="decimal"/>
+      <w:isLgl/>
+      <w:lvlText w:val="%1.%2.%3"/>
+      <w:lvlJc w:val="left"/>
+      <w:pPr>
+        <w:ind w:left="720" w:hanging="720"/>
+      </w:pPr>
+      <w:rPr>
+        <w:rFonts w:hint="default"/>
+        <w:b/>
+      </w:rPr>
+    </w:lvl>
+    <w:lvl w:ilvl="3">
+      <w:start w:val="1"/>
+      <w:numFmt w:val="decimal"/>
+      <w:isLgl/>
+      <w:lvlText w:val="%1.%2.%3.%4"/>
+      <w:lvlJc w:val="left"/>
+      <w:pPr>
+        <w:ind w:left="720" w:hanging="720"/>
+      </w:pPr>
+      <w:rPr>
+        <w:rFonts w:hint="default"/>
+        <w:b/>
+      </w:rPr>
+    </w:lvl>
+    <w:lvl w:ilvl="4">
+      <w:start w:val="1"/>
+      <w:numFmt w:val="decimal"/>
+      <w:isLgl/>
+      <w:lvlText w:val="%1.%2.%3.%4.%5"/>
+      <w:lvlJc w:val="left"/>
+      <w:pPr>
+        <w:ind w:left="1080" w:hanging="1080"/>
+      </w:pPr>
+      <w:rPr>
+        <w:rFonts w:hint="default"/>
+        <w:b/>
+      </w:rPr>
+    </w:lvl>
+    <w:lvl w:ilvl="5">
+      <w:start w:val="1"/>
+      <w:numFmt w:val="decimal"/>
+      <w:isLgl/>
+      <w:lvlText w:val="%1.%2.%3.%4.%5.%6"/>
+      <w:lvlJc w:val="left"/>
+      <w:pPr>
+        <w:ind w:left="1080" w:hanging="1080"/>
+      </w:pPr>
+      <w:rPr>
+        <w:rFonts w:hint="default"/>
+        <w:b/>
+      </w:rPr>
+    </w:lvl>
+    <w:lvl w:ilvl="6">
+      <w:start w:val="1"/>
+      <w:numFmt w:val="decimal"/>
+      <w:isLgl/>
+      <w:lvlText w:val="%1.%2.%3.%4.%5.%6.%7"/>
+      <w:lvlJc w:val="left"/>
+      <w:pPr>
+        <w:ind w:left="1440" w:hanging="1440"/>
+      </w:pPr>
+      <w:rPr>
+        <w:rFonts w:hint="default"/>
+        <w:b/>
+      </w:rPr>
+    </w:lvl>
+    <w:lvl w:ilvl="7">
+      <w:start w:val="1"/>
+      <w:numFmt w:val="decimal"/>
+      <w:isLgl/>
+      <w:lvlText w:val="%1.%2.%3.%4.%5.%6.%7.%8"/>
+      <w:lvlJc w:val="left"/>
+      <w:pPr>
+        <w:ind w:left="1440" w:hanging="1440"/>
+      </w:pPr>
+      <w:rPr>
+        <w:rFonts w:hint="default"/>
+        <w:b/>
+      </w:rPr>
+    </w:lvl>
+    <w:lvl w:ilvl="8">
+      <w:start w:val="1"/>
+      <w:numFmt w:val="decimal"/>
+      <w:isLgl/>
+      <w:lvlText w:val="%1.%2.%3.%4.%5.%6.%7.%8.%9"/>
+      <w:lvlJc w:val="left"/>
+      <w:pPr>
+        <w:ind w:left="1800" w:hanging="1800"/>
+      </w:pPr>
+      <w:rPr>
+        <w:rFonts w:hint="default"/>
+        <w:b/>
+      </w:rPr>
     </w:lvl>
   </w:abstractNum>
-  <w:abstractNum w:abstractNumId="35" w15:restartNumberingAfterBreak="0">
+  <w:abstractNum w:abstractNumId="44" w15:restartNumberingAfterBreak="0">
+    <w:nsid w:val="79D77056"/>
+    <w:multiLevelType w:val="multilevel"/>
+    <w:tmpl w:val="0409001F"/>
+    <w:lvl w:ilvl="0">
+      <w:start w:val="1"/>
+      <w:numFmt w:val="decimal"/>
+      <w:lvlText w:val="%1."/>
+      <w:lvlJc w:val="left"/>
+      <w:pPr>
+        <w:ind w:left="360" w:hanging="360"/>
+      </w:pPr>
+    </w:lvl>
+    <w:lvl w:ilvl="1">
+      <w:start w:val="1"/>
+      <w:numFmt w:val="decimal"/>
+      <w:lvlText w:val="%1.%2."/>
+      <w:lvlJc w:val="left"/>
+      <w:pPr>
+        <w:ind w:left="792" w:hanging="432"/>
+      </w:pPr>
+    </w:lvl>
+    <w:lvl w:ilvl="2">
+      <w:start w:val="1"/>
+      <w:numFmt w:val="decimal"/>
+      <w:lvlText w:val="%1.%2.%3."/>
+      <w:lvlJc w:val="left"/>
+      <w:pPr>
+        <w:ind w:left="1224" w:hanging="504"/>
+      </w:pPr>
+    </w:lvl>
+    <w:lvl w:ilvl="3">
+      <w:start w:val="1"/>
+      <w:numFmt w:val="decimal"/>
+      <w:lvlText w:val="%1.%2.%3.%4."/>
+      <w:lvlJc w:val="left"/>
+      <w:pPr>
+        <w:ind w:left="1728" w:hanging="648"/>
+      </w:pPr>
+    </w:lvl>
+    <w:lvl w:ilvl="4">
+      <w:start w:val="1"/>
+      <w:numFmt w:val="decimal"/>
+      <w:lvlText w:val="%1.%2.%3.%4.%5."/>
+      <w:lvlJc w:val="left"/>
+      <w:pPr>
+        <w:ind w:left="2232" w:hanging="792"/>
+      </w:pPr>
+    </w:lvl>
+    <w:lvl w:ilvl="5">
+      <w:start w:val="1"/>
+      <w:numFmt w:val="decimal"/>
+      <w:lvlText w:val="%1.%2.%3.%4.%5.%6."/>
+      <w:lvlJc w:val="left"/>
+      <w:pPr>
+        <w:ind w:left="2736" w:hanging="936"/>
+      </w:pPr>
+    </w:lvl>
+    <w:lvl w:ilvl="6">
+      <w:start w:val="1"/>
+      <w:numFmt w:val="decimal"/>
+      <w:lvlText w:val="%1.%2.%3.%4.%5.%6.%7."/>
+      <w:lvlJc w:val="left"/>
+      <w:pPr>
+        <w:ind w:left="3240" w:hanging="1080"/>
+      </w:pPr>
+    </w:lvl>
+    <w:lvl w:ilvl="7">
+      <w:start w:val="1"/>
+      <w:numFmt w:val="decimal"/>
+      <w:lvlText w:val="%1.%2.%3.%4.%5.%6.%7.%8."/>
+      <w:lvlJc w:val="left"/>
+      <w:pPr>
+        <w:ind w:left="3744" w:hanging="1224"/>
+      </w:pPr>
+    </w:lvl>
+    <w:lvl w:ilvl="8">
+      <w:start w:val="1"/>
+      <w:numFmt w:val="decimal"/>
+      <w:lvlText w:val="%1.%2.%3.%4.%5.%6.%7.%8.%9."/>
+      <w:lvlJc w:val="left"/>
+      <w:pPr>
+        <w:ind w:left="4320" w:hanging="1440"/>
+      </w:pPr>
+    </w:lvl>
+  </w:abstractNum>
+  <w:abstractNum w:abstractNumId="45" w15:restartNumberingAfterBreak="0">
     <w:nsid w:val="7A196E75"/>
     <w:multiLevelType w:val="multilevel"/>
     <w:tmpl w:val="A75E5CC4"/>
@@ -14131,7 +15429,7 @@
       </w:rPr>
     </w:lvl>
   </w:abstractNum>
-  <w:abstractNum w:abstractNumId="36" w15:restartNumberingAfterBreak="0">
+  <w:abstractNum w:abstractNumId="46" w15:restartNumberingAfterBreak="0">
     <w:nsid w:val="7A3B0902"/>
     <w:multiLevelType w:val="hybridMultilevel"/>
     <w:tmpl w:val="8F7AAA36"/>
@@ -14245,124 +15543,145 @@
     </w:lvl>
   </w:abstractNum>
   <w:num w:numId="1" w16cid:durableId="1572424820">
-    <w:abstractNumId w:val="8"/>
+    <w:abstractNumId w:val="13"/>
   </w:num>
   <w:num w:numId="2" w16cid:durableId="273564089">
-    <w:abstractNumId w:val="25"/>
+    <w:abstractNumId w:val="33"/>
   </w:num>
   <w:num w:numId="3" w16cid:durableId="55931572">
+    <w:abstractNumId w:val="15"/>
+  </w:num>
+  <w:num w:numId="4" w16cid:durableId="2126657140">
+    <w:abstractNumId w:val="27"/>
+  </w:num>
+  <w:num w:numId="5" w16cid:durableId="113409846">
+    <w:abstractNumId w:val="34"/>
+  </w:num>
+  <w:num w:numId="6" w16cid:durableId="1283607070">
+    <w:abstractNumId w:val="35"/>
+  </w:num>
+  <w:num w:numId="7" w16cid:durableId="2010210873">
+    <w:abstractNumId w:val="16"/>
+  </w:num>
+  <w:num w:numId="8" w16cid:durableId="1397240825">
     <w:abstractNumId w:val="9"/>
   </w:num>
-  <w:num w:numId="4" w16cid:durableId="2126657140">
+  <w:num w:numId="9" w16cid:durableId="1086148396">
     <w:abstractNumId w:val="21"/>
-  </w:num>
-  <w:num w:numId="5" w16cid:durableId="113409846">
-    <w:abstractNumId w:val="26"/>
-  </w:num>
-  <w:num w:numId="6" w16cid:durableId="1283607070">
-    <w:abstractNumId w:val="27"/>
-  </w:num>
-  <w:num w:numId="7" w16cid:durableId="2010210873">
-    <w:abstractNumId w:val="10"/>
-  </w:num>
-  <w:num w:numId="8" w16cid:durableId="1397240825">
-    <w:abstractNumId w:val="5"/>
-  </w:num>
-  <w:num w:numId="9" w16cid:durableId="1086148396">
-    <w:abstractNumId w:val="15"/>
   </w:num>
   <w:num w:numId="10" w16cid:durableId="688261492">
     <w:abstractNumId w:val="1"/>
   </w:num>
   <w:num w:numId="11" w16cid:durableId="1288197777">
-    <w:abstractNumId w:val="12"/>
+    <w:abstractNumId w:val="18"/>
   </w:num>
   <w:num w:numId="12" w16cid:durableId="1765493050">
-    <w:abstractNumId w:val="24"/>
+    <w:abstractNumId w:val="32"/>
   </w:num>
   <w:num w:numId="13" w16cid:durableId="1742799083">
-    <w:abstractNumId w:val="13"/>
+    <w:abstractNumId w:val="19"/>
   </w:num>
   <w:num w:numId="14" w16cid:durableId="68432105">
-    <w:abstractNumId w:val="6"/>
+    <w:abstractNumId w:val="11"/>
   </w:num>
   <w:num w:numId="15" w16cid:durableId="1096710375">
-    <w:abstractNumId w:val="36"/>
+    <w:abstractNumId w:val="46"/>
   </w:num>
   <w:num w:numId="16" w16cid:durableId="323629972">
     <w:abstractNumId w:val="2"/>
   </w:num>
   <w:num w:numId="17" w16cid:durableId="130946410">
-    <w:abstractNumId w:val="31"/>
+    <w:abstractNumId w:val="40"/>
   </w:num>
   <w:num w:numId="18" w16cid:durableId="416100346">
     <w:abstractNumId w:val="3"/>
   </w:num>
   <w:num w:numId="19" w16cid:durableId="1334378919">
-    <w:abstractNumId w:val="4"/>
+    <w:abstractNumId w:val="5"/>
   </w:num>
   <w:num w:numId="20" w16cid:durableId="690182324">
-    <w:abstractNumId w:val="19"/>
+    <w:abstractNumId w:val="25"/>
   </w:num>
   <w:num w:numId="21" w16cid:durableId="1097286351">
-    <w:abstractNumId w:val="18"/>
+    <w:abstractNumId w:val="24"/>
   </w:num>
   <w:num w:numId="22" w16cid:durableId="843129158">
-    <w:abstractNumId w:val="35"/>
+    <w:abstractNumId w:val="45"/>
   </w:num>
   <w:num w:numId="23" w16cid:durableId="16471193">
-    <w:abstractNumId w:val="30"/>
-    <w:lvlOverride w:ilvl="0"/>
-    <w:lvlOverride w:ilvl="1"/>
-    <w:lvlOverride w:ilvl="2"/>
-    <w:lvlOverride w:ilvl="3"/>
-    <w:lvlOverride w:ilvl="4"/>
-    <w:lvlOverride w:ilvl="5"/>
-    <w:lvlOverride w:ilvl="6"/>
-    <w:lvlOverride w:ilvl="7"/>
-    <w:lvlOverride w:ilvl="8"/>
+    <w:abstractNumId w:val="39"/>
   </w:num>
   <w:num w:numId="24" w16cid:durableId="1877229682">
     <w:abstractNumId w:val="0"/>
   </w:num>
   <w:num w:numId="25" w16cid:durableId="281111275">
-    <w:abstractNumId w:val="34"/>
+    <w:abstractNumId w:val="43"/>
   </w:num>
   <w:num w:numId="26" w16cid:durableId="20327372">
-    <w:abstractNumId w:val="32"/>
+    <w:abstractNumId w:val="41"/>
   </w:num>
   <w:num w:numId="27" w16cid:durableId="1614245414">
+    <w:abstractNumId w:val="37"/>
+  </w:num>
+  <w:num w:numId="28" w16cid:durableId="544483084">
+    <w:abstractNumId w:val="22"/>
+  </w:num>
+  <w:num w:numId="29" w16cid:durableId="662313826">
+    <w:abstractNumId w:val="23"/>
+  </w:num>
+  <w:num w:numId="30" w16cid:durableId="917834563">
+    <w:abstractNumId w:val="12"/>
+  </w:num>
+  <w:num w:numId="31" w16cid:durableId="1409689201">
+    <w:abstractNumId w:val="38"/>
+  </w:num>
+  <w:num w:numId="32" w16cid:durableId="1823161223">
+    <w:abstractNumId w:val="31"/>
+  </w:num>
+  <w:num w:numId="33" w16cid:durableId="389117071">
+    <w:abstractNumId w:val="29"/>
+  </w:num>
+  <w:num w:numId="34" w16cid:durableId="765199556">
+    <w:abstractNumId w:val="42"/>
+  </w:num>
+  <w:num w:numId="35" w16cid:durableId="1543248068">
+    <w:abstractNumId w:val="26"/>
+  </w:num>
+  <w:num w:numId="36" w16cid:durableId="370158148">
+    <w:abstractNumId w:val="20"/>
+  </w:num>
+  <w:num w:numId="37" w16cid:durableId="564217785">
+    <w:abstractNumId w:val="17"/>
+  </w:num>
+  <w:num w:numId="38" w16cid:durableId="1681926563">
+    <w:abstractNumId w:val="8"/>
+  </w:num>
+  <w:num w:numId="39" w16cid:durableId="416902887">
+    <w:abstractNumId w:val="36"/>
+  </w:num>
+  <w:num w:numId="40" w16cid:durableId="1086458695">
+    <w:abstractNumId w:val="30"/>
+  </w:num>
+  <w:num w:numId="41" w16cid:durableId="479075953">
+    <w:abstractNumId w:val="44"/>
+  </w:num>
+  <w:num w:numId="42" w16cid:durableId="15424615">
+    <w:abstractNumId w:val="10"/>
+  </w:num>
+  <w:num w:numId="43" w16cid:durableId="1214196141">
+    <w:abstractNumId w:val="6"/>
+  </w:num>
+  <w:num w:numId="44" w16cid:durableId="265699306">
+    <w:abstractNumId w:val="14"/>
+  </w:num>
+  <w:num w:numId="45" w16cid:durableId="1120799668">
+    <w:abstractNumId w:val="7"/>
+  </w:num>
+  <w:num w:numId="46" w16cid:durableId="1495604250">
     <w:abstractNumId w:val="28"/>
   </w:num>
-  <w:num w:numId="28" w16cid:durableId="544483084">
-    <w:abstractNumId w:val="16"/>
-  </w:num>
-  <w:num w:numId="29" w16cid:durableId="662313826">
-    <w:abstractNumId w:val="17"/>
-  </w:num>
-  <w:num w:numId="30" w16cid:durableId="917834563">
-    <w:abstractNumId w:val="7"/>
-  </w:num>
-  <w:num w:numId="31" w16cid:durableId="1409689201">
-    <w:abstractNumId w:val="29"/>
-  </w:num>
-  <w:num w:numId="32" w16cid:durableId="1823161223">
-    <w:abstractNumId w:val="23"/>
-  </w:num>
-  <w:num w:numId="33" w16cid:durableId="389117071">
-    <w:abstractNumId w:val="22"/>
-  </w:num>
-  <w:num w:numId="34" w16cid:durableId="765199556">
-    <w:abstractNumId w:val="33"/>
-  </w:num>
-  <w:num w:numId="35" w16cid:durableId="1543248068">
-    <w:abstractNumId w:val="20"/>
-  </w:num>
-  <w:num w:numId="36" w16cid:durableId="370158148">
-    <w:abstractNumId w:val="14"/>
-  </w:num>
-  <w:num w:numId="37" w16cid:durableId="564217785">
-    <w:abstractNumId w:val="11"/>
+  <w:num w:numId="47" w16cid:durableId="1631400426">
+    <w:abstractNumId w:val="4"/>
   </w:num>
 </w:numbering>
 </file>
@@ -14780,12 +16099,12 @@
     <w:link w:val="Heading1Char"/>
     <w:uiPriority w:val="9"/>
     <w:qFormat/>
-    <w:rsid w:val="002E2869"/>
+    <w:rsid w:val="0053250B"/>
     <w:pPr>
       <w:keepNext/>
       <w:keepLines/>
       <w:numPr>
-        <w:numId w:val="25"/>
+        <w:numId w:val="47"/>
       </w:numPr>
       <w:spacing w:before="120" w:after="120"/>
       <w:outlineLvl w:val="0"/>
@@ -14800,17 +16119,18 @@
   <w:style w:type="paragraph" w:styleId="Heading2">
     <w:name w:val="heading 2"/>
     <w:basedOn w:val="Normal"/>
-    <w:next w:val="Heading1"/>
+    <w:next w:val="Normal"/>
     <w:link w:val="Heading2Char"/>
     <w:uiPriority w:val="9"/>
     <w:unhideWhenUsed/>
     <w:qFormat/>
-    <w:rsid w:val="0007591E"/>
+    <w:rsid w:val="0053250B"/>
     <w:pPr>
       <w:keepNext/>
       <w:keepLines/>
       <w:numPr>
-        <w:numId w:val="30"/>
+        <w:ilvl w:val="1"/>
+        <w:numId w:val="47"/>
       </w:numPr>
       <w:spacing w:before="240" w:after="240"/>
       <w:outlineLvl w:val="1"/>
@@ -14828,13 +16148,16 @@
     <w:next w:val="Normal"/>
     <w:link w:val="Heading3Char"/>
     <w:uiPriority w:val="9"/>
-    <w:semiHidden/>
     <w:unhideWhenUsed/>
     <w:qFormat/>
     <w:rsid w:val="00C87BA3"/>
     <w:pPr>
       <w:keepNext/>
       <w:keepLines/>
+      <w:numPr>
+        <w:ilvl w:val="2"/>
+        <w:numId w:val="47"/>
+      </w:numPr>
       <w:spacing w:before="40" w:after="0"/>
       <w:outlineLvl w:val="2"/>
     </w:pPr>
@@ -14844,9 +16167,170 @@
       <w:szCs w:val="24"/>
     </w:rPr>
   </w:style>
+  <w:style w:type="paragraph" w:styleId="Heading4">
+    <w:name w:val="heading 4"/>
+    <w:basedOn w:val="Normal"/>
+    <w:next w:val="Normal"/>
+    <w:link w:val="Heading4Char"/>
+    <w:uiPriority w:val="9"/>
+    <w:semiHidden/>
+    <w:unhideWhenUsed/>
+    <w:qFormat/>
+    <w:rsid w:val="00E07D92"/>
+    <w:pPr>
+      <w:keepNext/>
+      <w:keepLines/>
+      <w:numPr>
+        <w:ilvl w:val="3"/>
+        <w:numId w:val="47"/>
+      </w:numPr>
+      <w:spacing w:before="40" w:after="0"/>
+      <w:outlineLvl w:val="3"/>
+    </w:pPr>
+    <w:rPr>
+      <w:rFonts w:asciiTheme="majorHAnsi" w:eastAsiaTheme="majorEastAsia" w:hAnsiTheme="majorHAnsi" w:cstheme="majorBidi"/>
+      <w:i/>
+      <w:iCs/>
+      <w:color w:val="2F5496" w:themeColor="accent1" w:themeShade="BF"/>
+    </w:rPr>
+  </w:style>
+  <w:style w:type="paragraph" w:styleId="Heading5">
+    <w:name w:val="heading 5"/>
+    <w:basedOn w:val="Normal"/>
+    <w:next w:val="Normal"/>
+    <w:link w:val="Heading5Char"/>
+    <w:uiPriority w:val="9"/>
+    <w:semiHidden/>
+    <w:unhideWhenUsed/>
+    <w:qFormat/>
+    <w:rsid w:val="00E07D92"/>
+    <w:pPr>
+      <w:keepNext/>
+      <w:keepLines/>
+      <w:numPr>
+        <w:ilvl w:val="4"/>
+        <w:numId w:val="47"/>
+      </w:numPr>
+      <w:spacing w:before="40" w:after="0"/>
+      <w:outlineLvl w:val="4"/>
+    </w:pPr>
+    <w:rPr>
+      <w:rFonts w:asciiTheme="majorHAnsi" w:eastAsiaTheme="majorEastAsia" w:hAnsiTheme="majorHAnsi" w:cstheme="majorBidi"/>
+      <w:color w:val="2F5496" w:themeColor="accent1" w:themeShade="BF"/>
+    </w:rPr>
+  </w:style>
+  <w:style w:type="paragraph" w:styleId="Heading6">
+    <w:name w:val="heading 6"/>
+    <w:basedOn w:val="Normal"/>
+    <w:next w:val="Normal"/>
+    <w:link w:val="Heading6Char"/>
+    <w:uiPriority w:val="9"/>
+    <w:semiHidden/>
+    <w:unhideWhenUsed/>
+    <w:qFormat/>
+    <w:rsid w:val="00E07D92"/>
+    <w:pPr>
+      <w:keepNext/>
+      <w:keepLines/>
+      <w:numPr>
+        <w:ilvl w:val="5"/>
+        <w:numId w:val="47"/>
+      </w:numPr>
+      <w:spacing w:before="40" w:after="0"/>
+      <w:outlineLvl w:val="5"/>
+    </w:pPr>
+    <w:rPr>
+      <w:rFonts w:asciiTheme="majorHAnsi" w:eastAsiaTheme="majorEastAsia" w:hAnsiTheme="majorHAnsi" w:cstheme="majorBidi"/>
+      <w:color w:val="1F3763" w:themeColor="accent1" w:themeShade="7F"/>
+    </w:rPr>
+  </w:style>
+  <w:style w:type="paragraph" w:styleId="Heading7">
+    <w:name w:val="heading 7"/>
+    <w:basedOn w:val="Normal"/>
+    <w:next w:val="Normal"/>
+    <w:link w:val="Heading7Char"/>
+    <w:uiPriority w:val="9"/>
+    <w:semiHidden/>
+    <w:unhideWhenUsed/>
+    <w:qFormat/>
+    <w:rsid w:val="00E07D92"/>
+    <w:pPr>
+      <w:keepNext/>
+      <w:keepLines/>
+      <w:numPr>
+        <w:ilvl w:val="6"/>
+        <w:numId w:val="47"/>
+      </w:numPr>
+      <w:spacing w:before="40" w:after="0"/>
+      <w:outlineLvl w:val="6"/>
+    </w:pPr>
+    <w:rPr>
+      <w:rFonts w:asciiTheme="majorHAnsi" w:eastAsiaTheme="majorEastAsia" w:hAnsiTheme="majorHAnsi" w:cstheme="majorBidi"/>
+      <w:i/>
+      <w:iCs/>
+      <w:color w:val="1F3763" w:themeColor="accent1" w:themeShade="7F"/>
+    </w:rPr>
+  </w:style>
+  <w:style w:type="paragraph" w:styleId="Heading8">
+    <w:name w:val="heading 8"/>
+    <w:basedOn w:val="Normal"/>
+    <w:next w:val="Normal"/>
+    <w:link w:val="Heading8Char"/>
+    <w:uiPriority w:val="9"/>
+    <w:semiHidden/>
+    <w:unhideWhenUsed/>
+    <w:qFormat/>
+    <w:rsid w:val="00E07D92"/>
+    <w:pPr>
+      <w:keepNext/>
+      <w:keepLines/>
+      <w:numPr>
+        <w:ilvl w:val="7"/>
+        <w:numId w:val="47"/>
+      </w:numPr>
+      <w:spacing w:before="40" w:after="0"/>
+      <w:outlineLvl w:val="7"/>
+    </w:pPr>
+    <w:rPr>
+      <w:rFonts w:asciiTheme="majorHAnsi" w:eastAsiaTheme="majorEastAsia" w:hAnsiTheme="majorHAnsi" w:cstheme="majorBidi"/>
+      <w:color w:val="272727" w:themeColor="text1" w:themeTint="D8"/>
+      <w:sz w:val="21"/>
+      <w:szCs w:val="21"/>
+    </w:rPr>
+  </w:style>
+  <w:style w:type="paragraph" w:styleId="Heading9">
+    <w:name w:val="heading 9"/>
+    <w:basedOn w:val="Normal"/>
+    <w:next w:val="Normal"/>
+    <w:link w:val="Heading9Char"/>
+    <w:uiPriority w:val="9"/>
+    <w:semiHidden/>
+    <w:unhideWhenUsed/>
+    <w:qFormat/>
+    <w:rsid w:val="00E07D92"/>
+    <w:pPr>
+      <w:keepNext/>
+      <w:keepLines/>
+      <w:numPr>
+        <w:ilvl w:val="8"/>
+        <w:numId w:val="47"/>
+      </w:numPr>
+      <w:spacing w:before="40" w:after="0"/>
+      <w:outlineLvl w:val="8"/>
+    </w:pPr>
+    <w:rPr>
+      <w:rFonts w:asciiTheme="majorHAnsi" w:eastAsiaTheme="majorEastAsia" w:hAnsiTheme="majorHAnsi" w:cstheme="majorBidi"/>
+      <w:i/>
+      <w:iCs/>
+      <w:color w:val="272727" w:themeColor="text1" w:themeTint="D8"/>
+      <w:sz w:val="21"/>
+      <w:szCs w:val="21"/>
+    </w:rPr>
+  </w:style>
   <w:style w:type="character" w:default="1" w:styleId="DefaultParagraphFont">
     <w:name w:val="Default Paragraph Font"/>
     <w:uiPriority w:val="1"/>
+    <w:semiHidden/>
     <w:unhideWhenUsed/>
   </w:style>
   <w:style w:type="table" w:default="1" w:styleId="TableNormal">
@@ -15001,7 +16485,7 @@
     <w:basedOn w:val="DefaultParagraphFont"/>
     <w:link w:val="Heading2"/>
     <w:uiPriority w:val="9"/>
-    <w:rsid w:val="0007591E"/>
+    <w:rsid w:val="0053250B"/>
     <w:rPr>
       <w:rFonts w:ascii="Times New Roman" w:eastAsiaTheme="majorEastAsia" w:hAnsi="Times New Roman" w:cstheme="majorBidi"/>
       <w:b/>
@@ -15293,7 +16777,6 @@
     <w:basedOn w:val="DefaultParagraphFont"/>
     <w:link w:val="Heading3"/>
     <w:uiPriority w:val="9"/>
-    <w:semiHidden/>
     <w:rsid w:val="00C87BA3"/>
     <w:rPr>
       <w:rFonts w:asciiTheme="majorHAnsi" w:eastAsiaTheme="majorEastAsia" w:hAnsiTheme="majorHAnsi" w:cstheme="majorBidi"/>
@@ -15341,6 +16824,121 @@
       <w:rFonts w:ascii="Times New Roman" w:hAnsi="Times New Roman"/>
       <w:sz w:val="24"/>
       <w:lang w:val="en-GB"/>
+    </w:rPr>
+  </w:style>
+  <w:style w:type="character" w:customStyle="1" w:styleId="Heading4Char">
+    <w:name w:val="Heading 4 Char"/>
+    <w:basedOn w:val="DefaultParagraphFont"/>
+    <w:link w:val="Heading4"/>
+    <w:uiPriority w:val="9"/>
+    <w:semiHidden/>
+    <w:rsid w:val="00E07D92"/>
+    <w:rPr>
+      <w:rFonts w:asciiTheme="majorHAnsi" w:eastAsiaTheme="majorEastAsia" w:hAnsiTheme="majorHAnsi" w:cstheme="majorBidi"/>
+      <w:i/>
+      <w:iCs/>
+      <w:color w:val="2F5496" w:themeColor="accent1" w:themeShade="BF"/>
+      <w:sz w:val="24"/>
+      <w:lang w:val="en-GB"/>
+    </w:rPr>
+  </w:style>
+  <w:style w:type="character" w:customStyle="1" w:styleId="Heading5Char">
+    <w:name w:val="Heading 5 Char"/>
+    <w:basedOn w:val="DefaultParagraphFont"/>
+    <w:link w:val="Heading5"/>
+    <w:uiPriority w:val="9"/>
+    <w:semiHidden/>
+    <w:rsid w:val="00E07D92"/>
+    <w:rPr>
+      <w:rFonts w:asciiTheme="majorHAnsi" w:eastAsiaTheme="majorEastAsia" w:hAnsiTheme="majorHAnsi" w:cstheme="majorBidi"/>
+      <w:color w:val="2F5496" w:themeColor="accent1" w:themeShade="BF"/>
+      <w:sz w:val="24"/>
+      <w:lang w:val="en-GB"/>
+    </w:rPr>
+  </w:style>
+  <w:style w:type="character" w:customStyle="1" w:styleId="Heading6Char">
+    <w:name w:val="Heading 6 Char"/>
+    <w:basedOn w:val="DefaultParagraphFont"/>
+    <w:link w:val="Heading6"/>
+    <w:uiPriority w:val="9"/>
+    <w:semiHidden/>
+    <w:rsid w:val="00E07D92"/>
+    <w:rPr>
+      <w:rFonts w:asciiTheme="majorHAnsi" w:eastAsiaTheme="majorEastAsia" w:hAnsiTheme="majorHAnsi" w:cstheme="majorBidi"/>
+      <w:color w:val="1F3763" w:themeColor="accent1" w:themeShade="7F"/>
+      <w:sz w:val="24"/>
+      <w:lang w:val="en-GB"/>
+    </w:rPr>
+  </w:style>
+  <w:style w:type="character" w:customStyle="1" w:styleId="Heading7Char">
+    <w:name w:val="Heading 7 Char"/>
+    <w:basedOn w:val="DefaultParagraphFont"/>
+    <w:link w:val="Heading7"/>
+    <w:uiPriority w:val="9"/>
+    <w:semiHidden/>
+    <w:rsid w:val="00E07D92"/>
+    <w:rPr>
+      <w:rFonts w:asciiTheme="majorHAnsi" w:eastAsiaTheme="majorEastAsia" w:hAnsiTheme="majorHAnsi" w:cstheme="majorBidi"/>
+      <w:i/>
+      <w:iCs/>
+      <w:color w:val="1F3763" w:themeColor="accent1" w:themeShade="7F"/>
+      <w:sz w:val="24"/>
+      <w:lang w:val="en-GB"/>
+    </w:rPr>
+  </w:style>
+  <w:style w:type="character" w:customStyle="1" w:styleId="Heading8Char">
+    <w:name w:val="Heading 8 Char"/>
+    <w:basedOn w:val="DefaultParagraphFont"/>
+    <w:link w:val="Heading8"/>
+    <w:uiPriority w:val="9"/>
+    <w:semiHidden/>
+    <w:rsid w:val="00E07D92"/>
+    <w:rPr>
+      <w:rFonts w:asciiTheme="majorHAnsi" w:eastAsiaTheme="majorEastAsia" w:hAnsiTheme="majorHAnsi" w:cstheme="majorBidi"/>
+      <w:color w:val="272727" w:themeColor="text1" w:themeTint="D8"/>
+      <w:sz w:val="21"/>
+      <w:szCs w:val="21"/>
+      <w:lang w:val="en-GB"/>
+    </w:rPr>
+  </w:style>
+  <w:style w:type="character" w:customStyle="1" w:styleId="Heading9Char">
+    <w:name w:val="Heading 9 Char"/>
+    <w:basedOn w:val="DefaultParagraphFont"/>
+    <w:link w:val="Heading9"/>
+    <w:uiPriority w:val="9"/>
+    <w:semiHidden/>
+    <w:rsid w:val="00E07D92"/>
+    <w:rPr>
+      <w:rFonts w:asciiTheme="majorHAnsi" w:eastAsiaTheme="majorEastAsia" w:hAnsiTheme="majorHAnsi" w:cstheme="majorBidi"/>
+      <w:i/>
+      <w:iCs/>
+      <w:color w:val="272727" w:themeColor="text1" w:themeTint="D8"/>
+      <w:sz w:val="21"/>
+      <w:szCs w:val="21"/>
+      <w:lang w:val="en-GB"/>
+    </w:rPr>
+  </w:style>
+  <w:style w:type="paragraph" w:styleId="TOCHeading">
+    <w:name w:val="TOC Heading"/>
+    <w:basedOn w:val="Heading1"/>
+    <w:next w:val="Normal"/>
+    <w:uiPriority w:val="39"/>
+    <w:unhideWhenUsed/>
+    <w:qFormat/>
+    <w:rsid w:val="0053250B"/>
+    <w:pPr>
+      <w:numPr>
+        <w:numId w:val="0"/>
+      </w:numPr>
+      <w:spacing w:before="240" w:after="0"/>
+      <w:outlineLvl w:val="9"/>
+    </w:pPr>
+    <w:rPr>
+      <w:rFonts w:asciiTheme="majorHAnsi" w:hAnsiTheme="majorHAnsi"/>
+      <w:b w:val="0"/>
+      <w:color w:val="2F5496" w:themeColor="accent1" w:themeShade="BF"/>
+      <w:sz w:val="32"/>
+      <w:lang w:val="en-US"/>
     </w:rPr>
   </w:style>
 </w:styles>
@@ -15446,14 +17044,14 @@
     <w:charset w:val="00"/>
     <w:family w:val="swiss"/>
     <w:pitch w:val="variable"/>
-    <w:sig w:usb0="E4002EFF" w:usb1="C000247B" w:usb2="00000009" w:usb3="00000000" w:csb0="000001FF" w:csb1="00000000"/>
+    <w:sig w:usb0="E4002EFF" w:usb1="C200247B" w:usb2="00000009" w:usb3="00000000" w:csb0="000001FF" w:csb1="00000000"/>
   </w:font>
   <w:font w:name="Calibri Light">
     <w:panose1 w:val="020F0302020204030204"/>
     <w:charset w:val="00"/>
     <w:family w:val="swiss"/>
     <w:pitch w:val="variable"/>
-    <w:sig w:usb0="E4002EFF" w:usb1="C000247B" w:usb2="00000009" w:usb3="00000000" w:csb0="000001FF" w:csb1="00000000"/>
+    <w:sig w:usb0="E4002EFF" w:usb1="C200247B" w:usb2="00000009" w:usb3="00000000" w:csb0="000001FF" w:csb1="00000000"/>
   </w:font>
   <w:font w:name="Tahoma">
     <w:panose1 w:val="020B0604030504040204"/>
@@ -15461,6 +17059,18 @@
     <w:family w:val="swiss"/>
     <w:pitch w:val="variable"/>
     <w:sig w:usb0="E1002EFF" w:usb1="C000605B" w:usb2="00000029" w:usb3="00000000" w:csb0="000101FF" w:csb1="00000000"/>
+  </w:font>
+  <w:font w:name="Aptos">
+    <w:charset w:val="00"/>
+    <w:family w:val="swiss"/>
+    <w:pitch w:val="variable"/>
+    <w:sig w:usb0="20000287" w:usb1="00000003" w:usb2="00000000" w:usb3="00000000" w:csb0="0000019F" w:csb1="00000000"/>
+  </w:font>
+  <w:font w:name="Aptos Display">
+    <w:charset w:val="00"/>
+    <w:family w:val="swiss"/>
+    <w:pitch w:val="variable"/>
+    <w:sig w:usb0="20000287" w:usb1="00000003" w:usb2="00000000" w:usb3="00000000" w:csb0="0000019F" w:csb1="00000000"/>
   </w:font>
 </w:fonts>
 </file>
@@ -15496,9 +17106,11 @@
     <w:rsid w:val="005B2798"/>
     <w:rsid w:val="00621A13"/>
     <w:rsid w:val="00632E6A"/>
+    <w:rsid w:val="00633E2F"/>
     <w:rsid w:val="006A5C13"/>
     <w:rsid w:val="007361A8"/>
     <w:rsid w:val="00743365"/>
+    <w:rsid w:val="007810D4"/>
     <w:rsid w:val="00840937"/>
     <w:rsid w:val="00911117"/>
     <w:rsid w:val="00952ECC"/>
@@ -16284,21 +17896,6 @@
 </file>
 
 <file path=customXml/item1.xml><?xml version="1.0" encoding="utf-8"?>
-<p:properties xmlns:p="http://schemas.microsoft.com/office/2006/metadata/properties" xmlns:xsi="http://www.w3.org/2001/XMLSchema-instance" xmlns:pc="http://schemas.microsoft.com/office/infopath/2007/PartnerControls">
-  <documentManagement/>
-</p:properties>
-</file>
-
-<file path=customXml/item2.xml><?xml version="1.0" encoding="utf-8"?>
-<?mso-contentType ?>
-<FormTemplates xmlns="http://schemas.microsoft.com/sharepoint/v3/contenttype/forms">
-  <Display>DocumentLibraryForm</Display>
-  <Edit>DocumentLibraryForm</Edit>
-  <New>DocumentLibraryForm</New>
-</FormTemplates>
-</file>
-
-<file path=customXml/item3.xml><?xml version="1.0" encoding="utf-8"?>
 <ct:contentTypeSchema xmlns:ct="http://schemas.microsoft.com/office/2006/metadata/contentType" xmlns:ma="http://schemas.microsoft.com/office/2006/metadata/properties/metaAttributes" ct:_="" ma:_="" ma:contentTypeName="Document" ma:contentTypeID="0x01010021A59588BC0053418FC88F40861DA871" ma:contentTypeVersion="10" ma:contentTypeDescription="Create a new document." ma:contentTypeScope="" ma:versionID="3673c1cf7550c71788a22a838bb0d9c0">
   <xsd:schema xmlns:xsd="http://www.w3.org/2001/XMLSchema" xmlns:xs="http://www.w3.org/2001/XMLSchema" xmlns:p="http://schemas.microsoft.com/office/2006/metadata/properties" xmlns:ns2="22f4eba5-1bf1-421f-a001-fd7acca9760c" targetNamespace="http://schemas.microsoft.com/office/2006/metadata/properties" ma:root="true" ma:fieldsID="ac330b6bfa0f539d41f40e8181b11b47" ns2:_="">
     <xsd:import namespace="22f4eba5-1bf1-421f-a001-fd7acca9760c"/>
@@ -16482,6 +18079,21 @@
 </ct:contentTypeSchema>
 </file>
 
+<file path=customXml/item2.xml><?xml version="1.0" encoding="utf-8"?>
+<?mso-contentType ?>
+<FormTemplates xmlns="http://schemas.microsoft.com/sharepoint/v3/contenttype/forms">
+  <Display>DocumentLibraryForm</Display>
+  <Edit>DocumentLibraryForm</Edit>
+  <New>DocumentLibraryForm</New>
+</FormTemplates>
+</file>
+
+<file path=customXml/item3.xml><?xml version="1.0" encoding="utf-8"?>
+<p:properties xmlns:p="http://schemas.microsoft.com/office/2006/metadata/properties" xmlns:xsi="http://www.w3.org/2001/XMLSchema-instance" xmlns:pc="http://schemas.microsoft.com/office/infopath/2007/PartnerControls">
+  <documentManagement/>
+</p:properties>
+</file>
+
 <file path=customXml/item4.xml><?xml version="1.0" encoding="utf-8"?>
 <b:Sources xmlns:b="http://schemas.openxmlformats.org/officeDocument/2006/bibliography" xmlns="http://schemas.openxmlformats.org/officeDocument/2006/bibliography" SelectedStyle="\APASixthEditionOfficeOnline.xsl" StyleName="APA" Version="6">
   <b:Source>
@@ -16505,23 +18117,6 @@
 </file>
 
 <file path=customXml/itemProps1.xml><?xml version="1.0" encoding="utf-8"?>
-<ds:datastoreItem xmlns:ds="http://schemas.openxmlformats.org/officeDocument/2006/customXml" ds:itemID="{279A32A1-94B8-4C38-AF26-42DBFF0B0D86}">
-  <ds:schemaRefs>
-    <ds:schemaRef ds:uri="http://schemas.microsoft.com/office/2006/metadata/properties"/>
-    <ds:schemaRef ds:uri="http://schemas.microsoft.com/office/infopath/2007/PartnerControls"/>
-  </ds:schemaRefs>
-</ds:datastoreItem>
-</file>
-
-<file path=customXml/itemProps2.xml><?xml version="1.0" encoding="utf-8"?>
-<ds:datastoreItem xmlns:ds="http://schemas.openxmlformats.org/officeDocument/2006/customXml" ds:itemID="{56C44748-5791-4773-80AF-F953C3055353}">
-  <ds:schemaRefs>
-    <ds:schemaRef ds:uri="http://schemas.microsoft.com/sharepoint/v3/contenttype/forms"/>
-  </ds:schemaRefs>
-</ds:datastoreItem>
-</file>
-
-<file path=customXml/itemProps3.xml><?xml version="1.0" encoding="utf-8"?>
 <ds:datastoreItem xmlns:ds="http://schemas.openxmlformats.org/officeDocument/2006/customXml" ds:itemID="{65E5B5D4-677A-455F-8552-96943537CE77}">
   <ds:schemaRefs>
     <ds:schemaRef ds:uri="http://schemas.microsoft.com/office/2006/metadata/contentType"/>
@@ -16539,6 +18134,23 @@
 </ds:datastoreItem>
 </file>
 
+<file path=customXml/itemProps2.xml><?xml version="1.0" encoding="utf-8"?>
+<ds:datastoreItem xmlns:ds="http://schemas.openxmlformats.org/officeDocument/2006/customXml" ds:itemID="{56C44748-5791-4773-80AF-F953C3055353}">
+  <ds:schemaRefs>
+    <ds:schemaRef ds:uri="http://schemas.microsoft.com/sharepoint/v3/contenttype/forms"/>
+  </ds:schemaRefs>
+</ds:datastoreItem>
+</file>
+
+<file path=customXml/itemProps3.xml><?xml version="1.0" encoding="utf-8"?>
+<ds:datastoreItem xmlns:ds="http://schemas.openxmlformats.org/officeDocument/2006/customXml" ds:itemID="{279A32A1-94B8-4C38-AF26-42DBFF0B0D86}">
+  <ds:schemaRefs>
+    <ds:schemaRef ds:uri="http://schemas.microsoft.com/office/2006/metadata/properties"/>
+    <ds:schemaRef ds:uri="http://schemas.microsoft.com/office/infopath/2007/PartnerControls"/>
+  </ds:schemaRefs>
+</ds:datastoreItem>
+</file>
+
 <file path=customXml/itemProps4.xml><?xml version="1.0" encoding="utf-8"?>
 <ds:datastoreItem xmlns:ds="http://schemas.openxmlformats.org/officeDocument/2006/customXml" ds:itemID="{1965A6F5-E7C0-437A-BAAE-CE2F0C25D007}">
   <ds:schemaRefs>

--- a/documentation.docx
+++ b/documentation.docx
@@ -369,7 +369,7 @@
           </mc:Choice>
           <mc:Fallback>
             <w:pict>
-              <v:group w14:anchorId="440E0AA3" id="Group 5" o:spid="_x0000_s1026" style="width:68.5pt;height:110pt;mso-position-horizontal-relative:char;mso-position-vertical-relative:line" coordsize="6762,16097" o:gfxdata="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">
+              <v:group w14:anchorId="3966C5BE" id="Group 5" o:spid="_x0000_s1026" style="width:68.5pt;height:110pt;mso-position-horizontal-relative:char;mso-position-vertical-relative:line" coordsize="6762,16097" o:gfxdata="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">
                 <v:line id="Straight Connector 2" o:spid="_x0000_s1027" style="position:absolute;visibility:visible;mso-wrap-style:square" from="3333,0" to="3333,16097" o:connectortype="straight" o:gfxdata="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" strokecolor="black [3200]" strokeweight="2.5pt">
                   <v:stroke joinstyle="miter"/>
                 </v:line>
@@ -2308,6 +2308,13 @@
     </w:p>
     <w:sdt>
       <w:sdtPr>
+        <w:rPr>
+          <w:rFonts w:ascii="Times New Roman" w:eastAsiaTheme="minorHAnsi" w:hAnsi="Times New Roman" w:cstheme="minorBidi"/>
+          <w:color w:val="auto"/>
+          <w:sz w:val="24"/>
+          <w:szCs w:val="22"/>
+          <w:lang w:val="en-GB"/>
+        </w:rPr>
         <w:id w:val="1308662213"/>
         <w:docPartObj>
           <w:docPartGallery w:val="Table of Contents"/>
@@ -2316,14 +2323,9 @@
       </w:sdtPr>
       <w:sdtEndPr>
         <w:rPr>
-          <w:rFonts w:ascii="Times New Roman" w:eastAsiaTheme="minorHAnsi" w:hAnsi="Times New Roman" w:cstheme="minorBidi"/>
           <w:b/>
           <w:bCs/>
           <w:noProof/>
-          <w:color w:val="auto"/>
-          <w:sz w:val="24"/>
-          <w:szCs w:val="22"/>
-          <w:lang w:val="en-GB"/>
         </w:rPr>
       </w:sdtEndPr>
       <w:sdtContent>
@@ -3657,21 +3659,7 @@
                 <w:rStyle w:val="Hyperlink"/>
                 <w:noProof/>
               </w:rPr>
-              <w:t>A Test Matri</w:t>
-            </w:r>
-            <w:r>
-              <w:rPr>
-                <w:rStyle w:val="Hyperlink"/>
-                <w:noProof/>
-              </w:rPr>
-              <w:t>x</w:t>
-            </w:r>
-            <w:r>
-              <w:rPr>
-                <w:rStyle w:val="Hyperlink"/>
-                <w:noProof/>
-              </w:rPr>
-              <w:t xml:space="preserve"> with Tested modules or Requirement Traceability Matrix</w:t>
+              <w:t>A Test Matrix with Tested modules or Requirement Traceability Matrix</w:t>
             </w:r>
             <w:r>
               <w:rPr>
@@ -7270,162 +7258,234 @@
     </w:p>
     <w:p>
       <w:pPr>
-        <w:spacing w:after="0" w:line="360" w:lineRule="auto"/>
+        <w:spacing w:line="360" w:lineRule="auto"/>
         <w:jc w:val="both"/>
-      </w:pPr>
-      <w:r>
-        <w:t>Here, development refers to the model you have used for the project, for instance, waterfall, spiral, however, this section is not limited to the model only.</w:t>
-      </w:r>
-      <w:r>
-        <w:t xml:space="preserve"> Here, you need to describe the model you have used – SDLC.</w:t>
-      </w:r>
-    </w:p>
-    <w:p>
-      <w:pPr>
-        <w:pStyle w:val="NormalWeb"/>
-        <w:shd w:val="clear" w:color="auto" w:fill="FFFFFF"/>
-        <w:spacing w:before="0" w:beforeAutospacing="0" w:after="0" w:afterAutospacing="0" w:line="360" w:lineRule="auto"/>
+        <w:rPr>
+          <w:lang w:val="en-US"/>
+        </w:rPr>
+      </w:pPr>
+      <w:r>
+        <w:t>Development refers to the model used for the project as well as the overall process of planning, organizing, coordinating and controlling the resources to accomplish the project objectives.</w:t>
+      </w:r>
+    </w:p>
+    <w:p>
+      <w:pPr>
+        <w:pStyle w:val="Heading2"/>
+      </w:pPr>
+      <w:r>
+        <w:t xml:space="preserve"> Development Model</w:t>
+      </w:r>
+    </w:p>
+    <w:p>
+      <w:pPr>
+        <w:spacing w:line="360" w:lineRule="auto"/>
+        <w:rPr>
+          <w:lang w:val="en-US"/>
+        </w:rPr>
+      </w:pPr>
+      <w:r>
+        <w:rPr>
+          <w:lang w:val="en-US"/>
+        </w:rPr>
+        <w:t>The project was developed using the waterfall model, because the requirements of the system were small, fixed and clearly understood at the beginning. The work proceeded through the sequential phases of requirement analysis, system design, implementation (coding), testing and documentation. Each phase was completed and reviewed before moving to the next, which suited a first project with a short timeline.</w:t>
+      </w:r>
+    </w:p>
+    <w:p>
+      <w:pPr>
+        <w:pStyle w:val="Heading2"/>
+      </w:pPr>
+      <w:r>
+        <w:t xml:space="preserve"> Tools and Collaboration Platform</w:t>
+      </w:r>
+    </w:p>
+    <w:p>
+      <w:pPr>
+        <w:spacing w:line="360" w:lineRule="auto"/>
+        <w:rPr>
+          <w:lang w:val="en-US"/>
+        </w:rPr>
+      </w:pPr>
+      <w:r>
+        <w:rPr>
+          <w:lang w:val="en-US"/>
+        </w:rPr>
+        <w:t>The system was written in the C programming language and compiled with the GCC compiler using the Code:</w:t>
+      </w:r>
+      <w:r>
+        <w:rPr>
+          <w:lang w:val="en-US"/>
+        </w:rPr>
+        <w:t xml:space="preserve"> </w:t>
+      </w:r>
+      <w:r>
+        <w:rPr>
+          <w:lang w:val="en-US"/>
+        </w:rPr>
+        <w:t>Blocks IDE. The team used GitHub to keep a shared copy of the source code and track changes, Google Drive to share the documentation files, and Messenger for day-to-day communication and coordination of the work. These platforms were chosen because they are free, simple to use and allowed every member to always work on the latest version of the code and the report.</w:t>
+      </w:r>
+    </w:p>
+    <w:p>
+      <w:pPr>
+        <w:pStyle w:val="Heading2"/>
+        <w:spacing w:line="360" w:lineRule="auto"/>
+        <w:rPr>
+          <w:sz w:val="26"/>
+          <w:lang w:val="en-US"/>
+        </w:rPr>
+      </w:pPr>
+      <w:r>
+        <w:rPr>
+          <w:color w:val="000000"/>
+          <w:sz w:val="28"/>
+          <w:szCs w:val="28"/>
+        </w:rPr>
+        <w:t>Work Assignment</w:t>
+      </w:r>
+    </w:p>
+    <w:p>
+      <w:pPr>
+        <w:spacing w:line="360" w:lineRule="auto"/>
         <w:jc w:val="both"/>
       </w:pPr>
       <w:r>
-        <w:t xml:space="preserve">Development may also refer to the entirety of process of planning, organizing, </w:t>
-      </w:r>
-      <w:r>
-        <w:t>coordinating,</w:t>
-      </w:r>
-      <w:r>
-        <w:t xml:space="preserve"> and controlling the resources to accomplish specific goals.</w:t>
-      </w:r>
-      <w:r>
-        <w:t xml:space="preserve"> You can include the development environment (IDE) you </w:t>
-      </w:r>
-      <w:r>
-        <w:t>choose</w:t>
-      </w:r>
-      <w:r>
-        <w:t xml:space="preserve"> and with reasons why, the tools you used for documentation, system design, and </w:t>
-      </w:r>
-      <w:r>
-        <w:t>Gantt</w:t>
-      </w:r>
-      <w:r>
-        <w:t xml:space="preserve"> </w:t>
-      </w:r>
-      <w:r>
-        <w:t>charts (or</w:t>
-      </w:r>
-      <w:r>
-        <w:t xml:space="preserve"> other scheduling charts).</w:t>
-      </w:r>
-    </w:p>
-    <w:p>
-      <w:pPr>
-        <w:pStyle w:val="NormalWeb"/>
-        <w:shd w:val="clear" w:color="auto" w:fill="FFFFFF"/>
-        <w:spacing w:before="0" w:beforeAutospacing="0" w:after="0" w:afterAutospacing="0" w:line="360" w:lineRule="auto"/>
-        <w:jc w:val="both"/>
-      </w:pPr>
-      <w:r>
-        <w:t>What collaboration platform you have used, also describe the reason why, for example, you might have used SLACK, GIT or other repositories,</w:t>
-      </w:r>
-      <w:r>
-        <w:t xml:space="preserve"> Microsoft</w:t>
-      </w:r>
-      <w:r>
-        <w:t xml:space="preserve"> Teams with your project supervisor or your team members.</w:t>
-      </w:r>
-    </w:p>
-    <w:p>
-      <w:pPr>
-        <w:pStyle w:val="NormalWeb"/>
-        <w:shd w:val="clear" w:color="auto" w:fill="FFFFFF"/>
-        <w:spacing w:before="0" w:beforeAutospacing="0" w:after="0" w:afterAutospacing="0" w:line="360" w:lineRule="auto"/>
-        <w:jc w:val="both"/>
-      </w:pPr>
-      <w:r>
-        <w:t xml:space="preserve">Do not forget the development paradigm is based on system designs too, you must religiously follow the system design and must not divert from the designs. </w:t>
-      </w:r>
-    </w:p>
-    <w:p>
-      <w:pPr>
-        <w:pStyle w:val="NormalWeb"/>
-        <w:shd w:val="clear" w:color="auto" w:fill="FFFFFF"/>
-        <w:spacing w:before="0" w:beforeAutospacing="0" w:after="0" w:afterAutospacing="0" w:line="360" w:lineRule="auto"/>
-        <w:jc w:val="both"/>
-      </w:pPr>
-      <w:r>
-        <w:t>Finally, most importantly, the chart of work assignment.</w:t>
+        <w:t>The chart of work assignment among the team members is given below:</w:t>
       </w:r>
     </w:p>
     <w:tbl>
       <w:tblPr>
-        <w:tblStyle w:val="TableGrid"/>
-        <w:tblW w:w="0" w:type="auto"/>
+        <w:tblW w:w="8310" w:type="dxa"/>
+        <w:tblBorders>
+          <w:top w:val="single" w:sz="4" w:space="0" w:color="auto"/>
+          <w:left w:val="single" w:sz="4" w:space="0" w:color="auto"/>
+          <w:bottom w:val="single" w:sz="4" w:space="0" w:color="auto"/>
+          <w:right w:val="single" w:sz="4" w:space="0" w:color="auto"/>
+          <w:insideH w:val="single" w:sz="4" w:space="0" w:color="auto"/>
+          <w:insideV w:val="single" w:sz="4" w:space="0" w:color="auto"/>
+        </w:tblBorders>
+        <w:tblCellMar>
+          <w:left w:w="10" w:type="dxa"/>
+          <w:right w:w="10" w:type="dxa"/>
+        </w:tblCellMar>
         <w:tblLook w:val="04A0" w:firstRow="1" w:lastRow="0" w:firstColumn="1" w:lastColumn="0" w:noHBand="0" w:noVBand="1"/>
       </w:tblPr>
       <w:tblGrid>
-        <w:gridCol w:w="643"/>
-        <w:gridCol w:w="2502"/>
-        <w:gridCol w:w="3100"/>
-        <w:gridCol w:w="2051"/>
+        <w:gridCol w:w="700"/>
+        <w:gridCol w:w="2100"/>
+        <w:gridCol w:w="3800"/>
+        <w:gridCol w:w="1710"/>
       </w:tblGrid>
       <w:tr>
+        <w:trPr>
+          <w:tblHeader/>
+        </w:trPr>
         <w:tc>
           <w:tcPr>
-            <w:tcW w:w="643" w:type="dxa"/>
+            <w:tcW w:w="700" w:type="dxa"/>
+            <w:tcBorders>
+              <w:top w:val="single" w:sz="4" w:space="0" w:color="000000"/>
+              <w:left w:val="single" w:sz="4" w:space="0" w:color="000000"/>
+              <w:bottom w:val="single" w:sz="4" w:space="0" w:color="000000"/>
+              <w:right w:val="single" w:sz="4" w:space="0" w:color="000000"/>
+            </w:tcBorders>
+            <w:shd w:val="clear" w:color="auto" w:fill="E7E7E7"/>
+            <w:vAlign w:val="center"/>
+            <w:hideMark/>
           </w:tcPr>
           <w:p>
             <w:pPr>
-              <w:pStyle w:val="NormalWeb"/>
-              <w:spacing w:before="0" w:beforeAutospacing="0" w:after="0" w:afterAutospacing="0" w:line="360" w:lineRule="auto"/>
-              <w:jc w:val="both"/>
+              <w:spacing w:before="40" w:after="40" w:line="276" w:lineRule="auto"/>
+              <w:jc w:val="center"/>
             </w:pPr>
             <w:r>
+              <w:rPr>
+                <w:b/>
+                <w:bCs/>
+                <w:sz w:val="22"/>
+              </w:rPr>
               <w:t>S.N.</w:t>
             </w:r>
           </w:p>
         </w:tc>
         <w:tc>
           <w:tcPr>
-            <w:tcW w:w="2502" w:type="dxa"/>
+            <w:tcW w:w="2100" w:type="dxa"/>
+            <w:tcBorders>
+              <w:top w:val="single" w:sz="4" w:space="0" w:color="000000"/>
+              <w:left w:val="single" w:sz="4" w:space="0" w:color="000000"/>
+              <w:bottom w:val="single" w:sz="4" w:space="0" w:color="000000"/>
+              <w:right w:val="single" w:sz="4" w:space="0" w:color="000000"/>
+            </w:tcBorders>
+            <w:shd w:val="clear" w:color="auto" w:fill="E7E7E7"/>
+            <w:vAlign w:val="center"/>
+            <w:hideMark/>
           </w:tcPr>
           <w:p>
             <w:pPr>
-              <w:pStyle w:val="NormalWeb"/>
-              <w:spacing w:before="0" w:beforeAutospacing="0" w:after="0" w:afterAutospacing="0" w:line="360" w:lineRule="auto"/>
-              <w:jc w:val="both"/>
+              <w:spacing w:before="40" w:after="40" w:line="276" w:lineRule="auto"/>
+              <w:jc w:val="center"/>
             </w:pPr>
             <w:r>
-              <w:t>Name of the member</w:t>
+              <w:rPr>
+                <w:b/>
+                <w:bCs/>
+                <w:sz w:val="22"/>
+              </w:rPr>
+              <w:t>Name of the Member</w:t>
             </w:r>
           </w:p>
         </w:tc>
         <w:tc>
           <w:tcPr>
-            <w:tcW w:w="3100" w:type="dxa"/>
+            <w:tcW w:w="3800" w:type="dxa"/>
+            <w:tcBorders>
+              <w:top w:val="single" w:sz="4" w:space="0" w:color="000000"/>
+              <w:left w:val="single" w:sz="4" w:space="0" w:color="000000"/>
+              <w:bottom w:val="single" w:sz="4" w:space="0" w:color="000000"/>
+              <w:right w:val="single" w:sz="4" w:space="0" w:color="000000"/>
+            </w:tcBorders>
+            <w:shd w:val="clear" w:color="auto" w:fill="E7E7E7"/>
+            <w:vAlign w:val="center"/>
+            <w:hideMark/>
           </w:tcPr>
           <w:p>
             <w:pPr>
-              <w:pStyle w:val="NormalWeb"/>
-              <w:spacing w:before="0" w:beforeAutospacing="0" w:after="0" w:afterAutospacing="0" w:line="360" w:lineRule="auto"/>
-              <w:jc w:val="both"/>
+              <w:spacing w:before="40" w:after="40" w:line="276" w:lineRule="auto"/>
+              <w:jc w:val="center"/>
             </w:pPr>
             <w:r>
-              <w:t xml:space="preserve">Work assigned </w:t>
+              <w:rPr>
+                <w:b/>
+                <w:bCs/>
+                <w:sz w:val="22"/>
+              </w:rPr>
+              <w:t>Work Assigned</w:t>
             </w:r>
           </w:p>
         </w:tc>
         <w:tc>
           <w:tcPr>
-            <w:tcW w:w="2051" w:type="dxa"/>
+            <w:tcW w:w="1710" w:type="dxa"/>
+            <w:tcBorders>
+              <w:top w:val="single" w:sz="4" w:space="0" w:color="000000"/>
+              <w:left w:val="single" w:sz="4" w:space="0" w:color="000000"/>
+              <w:bottom w:val="single" w:sz="4" w:space="0" w:color="000000"/>
+              <w:right w:val="single" w:sz="4" w:space="0" w:color="000000"/>
+            </w:tcBorders>
+            <w:shd w:val="clear" w:color="auto" w:fill="E7E7E7"/>
+            <w:vAlign w:val="center"/>
+            <w:hideMark/>
           </w:tcPr>
           <w:p>
             <w:pPr>
-              <w:pStyle w:val="NormalWeb"/>
-              <w:spacing w:before="0" w:beforeAutospacing="0" w:after="0" w:afterAutospacing="0" w:line="360" w:lineRule="auto"/>
-              <w:jc w:val="both"/>
+              <w:spacing w:before="40" w:after="40" w:line="276" w:lineRule="auto"/>
+              <w:jc w:val="center"/>
             </w:pPr>
             <w:r>
+              <w:rPr>
+                <w:b/>
+                <w:bCs/>
+                <w:sz w:val="22"/>
+              </w:rPr>
               <w:t>Remarks</w:t>
             </w:r>
           </w:p>
@@ -7434,374 +7494,355 @@
       <w:tr>
         <w:tc>
           <w:tcPr>
-            <w:tcW w:w="643" w:type="dxa"/>
+            <w:tcW w:w="700" w:type="dxa"/>
+            <w:tcBorders>
+              <w:top w:val="single" w:sz="4" w:space="0" w:color="000000"/>
+              <w:left w:val="single" w:sz="4" w:space="0" w:color="000000"/>
+              <w:bottom w:val="single" w:sz="4" w:space="0" w:color="000000"/>
+              <w:right w:val="single" w:sz="4" w:space="0" w:color="000000"/>
+            </w:tcBorders>
+            <w:vAlign w:val="center"/>
+            <w:hideMark/>
           </w:tcPr>
           <w:p>
             <w:pPr>
-              <w:pStyle w:val="NormalWeb"/>
-              <w:spacing w:before="0" w:beforeAutospacing="0" w:after="0" w:afterAutospacing="0" w:line="360" w:lineRule="auto"/>
-              <w:jc w:val="both"/>
+              <w:spacing w:before="40" w:after="40" w:line="276" w:lineRule="auto"/>
             </w:pPr>
             <w:r>
-              <w:t>1.</w:t>
+              <w:rPr>
+                <w:sz w:val="22"/>
+              </w:rPr>
+              <w:t>1</w:t>
             </w:r>
           </w:p>
         </w:tc>
         <w:tc>
           <w:tcPr>
-            <w:tcW w:w="2502" w:type="dxa"/>
+            <w:tcW w:w="2100" w:type="dxa"/>
+            <w:tcBorders>
+              <w:top w:val="single" w:sz="4" w:space="0" w:color="000000"/>
+              <w:left w:val="single" w:sz="4" w:space="0" w:color="000000"/>
+              <w:bottom w:val="single" w:sz="4" w:space="0" w:color="000000"/>
+              <w:right w:val="single" w:sz="4" w:space="0" w:color="000000"/>
+            </w:tcBorders>
+            <w:vAlign w:val="center"/>
+            <w:hideMark/>
           </w:tcPr>
           <w:p>
             <w:pPr>
-              <w:pStyle w:val="NormalWeb"/>
-              <w:spacing w:before="0" w:beforeAutospacing="0" w:after="0" w:afterAutospacing="0" w:line="360" w:lineRule="auto"/>
-              <w:jc w:val="both"/>
+              <w:spacing w:before="40" w:after="40" w:line="276" w:lineRule="auto"/>
             </w:pPr>
-            <w:r>
-              <w:t>Your name</w:t>
+            <w:proofErr w:type="spellStart"/>
+            <w:r>
+              <w:rPr>
+                <w:sz w:val="22"/>
+              </w:rPr>
+              <w:t>Khagaraj</w:t>
+            </w:r>
+            <w:proofErr w:type="spellEnd"/>
+            <w:r>
+              <w:rPr>
+                <w:sz w:val="22"/>
+              </w:rPr>
+              <w:t xml:space="preserve"> Poudel</w:t>
             </w:r>
           </w:p>
         </w:tc>
         <w:tc>
           <w:tcPr>
-            <w:tcW w:w="3100" w:type="dxa"/>
+            <w:tcW w:w="3800" w:type="dxa"/>
+            <w:tcBorders>
+              <w:top w:val="single" w:sz="4" w:space="0" w:color="000000"/>
+              <w:left w:val="single" w:sz="4" w:space="0" w:color="000000"/>
+              <w:bottom w:val="single" w:sz="4" w:space="0" w:color="000000"/>
+              <w:right w:val="single" w:sz="4" w:space="0" w:color="000000"/>
+            </w:tcBorders>
+            <w:vAlign w:val="center"/>
+            <w:hideMark/>
           </w:tcPr>
           <w:p>
             <w:pPr>
-              <w:pStyle w:val="NormalWeb"/>
-              <w:spacing w:before="0" w:beforeAutospacing="0" w:after="0" w:afterAutospacing="0" w:line="360" w:lineRule="auto"/>
-              <w:jc w:val="both"/>
+              <w:spacing w:before="40" w:after="40" w:line="276" w:lineRule="auto"/>
             </w:pPr>
             <w:r>
-              <w:t>Documentation</w:t>
-            </w:r>
-            <w:r>
-              <w:t xml:space="preserve"> and coding.</w:t>
-            </w:r>
-          </w:p>
-          <w:p>
-            <w:pPr>
-              <w:pStyle w:val="NormalWeb"/>
-              <w:numPr>
-                <w:ilvl w:val="0"/>
-                <w:numId w:val="6"/>
-              </w:numPr>
-              <w:spacing w:before="0" w:beforeAutospacing="0" w:after="0" w:afterAutospacing="0" w:line="360" w:lineRule="auto"/>
-              <w:ind w:left="346"/>
-              <w:jc w:val="both"/>
-            </w:pPr>
-            <w:r>
-              <w:t xml:space="preserve">DFD </w:t>
-            </w:r>
-          </w:p>
-          <w:p>
-            <w:pPr>
-              <w:pStyle w:val="NormalWeb"/>
-              <w:numPr>
-                <w:ilvl w:val="0"/>
-                <w:numId w:val="6"/>
-              </w:numPr>
-              <w:spacing w:before="0" w:beforeAutospacing="0" w:after="0" w:afterAutospacing="0" w:line="360" w:lineRule="auto"/>
-              <w:ind w:left="346"/>
-              <w:jc w:val="both"/>
-            </w:pPr>
-            <w:r>
-              <w:t>Problem Identification</w:t>
-            </w:r>
-          </w:p>
-          <w:p>
-            <w:pPr>
-              <w:pStyle w:val="NormalWeb"/>
-              <w:numPr>
-                <w:ilvl w:val="0"/>
-                <w:numId w:val="6"/>
-              </w:numPr>
-              <w:spacing w:before="0" w:beforeAutospacing="0" w:after="0" w:afterAutospacing="0" w:line="360" w:lineRule="auto"/>
-              <w:ind w:left="346"/>
-              <w:jc w:val="both"/>
-            </w:pPr>
-            <w:r>
-              <w:t>Coding support</w:t>
-            </w:r>
-          </w:p>
-          <w:p>
-            <w:pPr>
-              <w:pStyle w:val="NormalWeb"/>
-              <w:numPr>
-                <w:ilvl w:val="0"/>
-                <w:numId w:val="6"/>
-              </w:numPr>
-              <w:spacing w:before="0" w:beforeAutospacing="0" w:after="0" w:afterAutospacing="0" w:line="360" w:lineRule="auto"/>
-              <w:ind w:left="346"/>
-              <w:jc w:val="both"/>
-            </w:pPr>
-            <w:r>
-              <w:t>Support in system design.</w:t>
+              <w:rPr>
+                <w:sz w:val="22"/>
+              </w:rPr>
+              <w:t>Documentation and coding: sign up, login and file handling (</w:t>
+            </w:r>
+            <w:proofErr w:type="spellStart"/>
+            <w:r>
+              <w:rPr>
+                <w:sz w:val="22"/>
+              </w:rPr>
+              <w:t>saveData</w:t>
+            </w:r>
+            <w:proofErr w:type="spellEnd"/>
+            <w:r>
+              <w:rPr>
+                <w:sz w:val="22"/>
+              </w:rPr>
+              <w:t xml:space="preserve">, </w:t>
+            </w:r>
+            <w:proofErr w:type="spellStart"/>
+            <w:r>
+              <w:rPr>
+                <w:sz w:val="22"/>
+              </w:rPr>
+              <w:t>loadData</w:t>
+            </w:r>
+            <w:proofErr w:type="spellEnd"/>
+            <w:r>
+              <w:rPr>
+                <w:sz w:val="22"/>
+              </w:rPr>
+              <w:t>).</w:t>
             </w:r>
           </w:p>
         </w:tc>
         <w:tc>
           <w:tcPr>
-            <w:tcW w:w="2051" w:type="dxa"/>
+            <w:tcW w:w="1710" w:type="dxa"/>
+            <w:tcBorders>
+              <w:top w:val="single" w:sz="4" w:space="0" w:color="000000"/>
+              <w:left w:val="single" w:sz="4" w:space="0" w:color="000000"/>
+              <w:bottom w:val="single" w:sz="4" w:space="0" w:color="000000"/>
+              <w:right w:val="single" w:sz="4" w:space="0" w:color="000000"/>
+            </w:tcBorders>
+            <w:vAlign w:val="center"/>
+            <w:hideMark/>
           </w:tcPr>
           <w:p>
             <w:pPr>
-              <w:pStyle w:val="NormalWeb"/>
-              <w:spacing w:before="0" w:beforeAutospacing="0" w:after="0" w:afterAutospacing="0" w:line="360" w:lineRule="auto"/>
-              <w:jc w:val="both"/>
+              <w:spacing w:before="40" w:after="40" w:line="276" w:lineRule="auto"/>
             </w:pPr>
+            <w:r>
+              <w:rPr>
+                <w:sz w:val="22"/>
+              </w:rPr>
+              <w:t>Also prepared the DFD.</w:t>
+            </w:r>
           </w:p>
         </w:tc>
       </w:tr>
       <w:tr>
         <w:tc>
           <w:tcPr>
-            <w:tcW w:w="643" w:type="dxa"/>
+            <w:tcW w:w="700" w:type="dxa"/>
+            <w:tcBorders>
+              <w:top w:val="single" w:sz="4" w:space="0" w:color="000000"/>
+              <w:left w:val="single" w:sz="4" w:space="0" w:color="000000"/>
+              <w:bottom w:val="single" w:sz="4" w:space="0" w:color="000000"/>
+              <w:right w:val="single" w:sz="4" w:space="0" w:color="000000"/>
+            </w:tcBorders>
+            <w:vAlign w:val="center"/>
+            <w:hideMark/>
           </w:tcPr>
           <w:p>
             <w:pPr>
-              <w:pStyle w:val="NormalWeb"/>
-              <w:spacing w:before="0" w:beforeAutospacing="0" w:after="0" w:afterAutospacing="0" w:line="360" w:lineRule="auto"/>
-              <w:jc w:val="both"/>
+              <w:spacing w:before="40" w:after="40" w:line="276" w:lineRule="auto"/>
             </w:pPr>
             <w:r>
-              <w:t>2.</w:t>
+              <w:rPr>
+                <w:sz w:val="22"/>
+              </w:rPr>
+              <w:t>2</w:t>
             </w:r>
           </w:p>
         </w:tc>
         <w:tc>
           <w:tcPr>
-            <w:tcW w:w="2502" w:type="dxa"/>
+            <w:tcW w:w="2100" w:type="dxa"/>
+            <w:tcBorders>
+              <w:top w:val="single" w:sz="4" w:space="0" w:color="000000"/>
+              <w:left w:val="single" w:sz="4" w:space="0" w:color="000000"/>
+              <w:bottom w:val="single" w:sz="4" w:space="0" w:color="000000"/>
+              <w:right w:val="single" w:sz="4" w:space="0" w:color="000000"/>
+            </w:tcBorders>
+            <w:vAlign w:val="center"/>
+            <w:hideMark/>
           </w:tcPr>
           <w:p>
             <w:pPr>
-              <w:pStyle w:val="NormalWeb"/>
-              <w:spacing w:before="0" w:beforeAutospacing="0" w:after="0" w:afterAutospacing="0" w:line="360" w:lineRule="auto"/>
-              <w:jc w:val="both"/>
+              <w:spacing w:before="40" w:after="40" w:line="276" w:lineRule="auto"/>
             </w:pPr>
             <w:r>
-              <w:t>Name</w:t>
+              <w:rPr>
+                <w:sz w:val="22"/>
+              </w:rPr>
+              <w:t>Anish Giri</w:t>
             </w:r>
           </w:p>
         </w:tc>
         <w:tc>
           <w:tcPr>
-            <w:tcW w:w="3100" w:type="dxa"/>
+            <w:tcW w:w="3800" w:type="dxa"/>
+            <w:tcBorders>
+              <w:top w:val="single" w:sz="4" w:space="0" w:color="000000"/>
+              <w:left w:val="single" w:sz="4" w:space="0" w:color="000000"/>
+              <w:bottom w:val="single" w:sz="4" w:space="0" w:color="000000"/>
+              <w:right w:val="single" w:sz="4" w:space="0" w:color="000000"/>
+            </w:tcBorders>
+            <w:vAlign w:val="center"/>
+            <w:hideMark/>
           </w:tcPr>
           <w:p>
             <w:pPr>
-              <w:pStyle w:val="NormalWeb"/>
-              <w:spacing w:before="0" w:beforeAutospacing="0" w:after="0" w:afterAutospacing="0" w:line="360" w:lineRule="auto"/>
-              <w:jc w:val="both"/>
+              <w:spacing w:before="40" w:after="40" w:line="276" w:lineRule="auto"/>
             </w:pPr>
             <w:r>
-              <w:t>Documentation</w:t>
-            </w:r>
-            <w:r>
-              <w:t xml:space="preserve"> and coding.</w:t>
-            </w:r>
-          </w:p>
-          <w:p>
-            <w:pPr>
-              <w:pStyle w:val="NormalWeb"/>
-              <w:numPr>
-                <w:ilvl w:val="0"/>
-                <w:numId w:val="6"/>
-              </w:numPr>
-              <w:spacing w:before="0" w:beforeAutospacing="0" w:after="0" w:afterAutospacing="0" w:line="360" w:lineRule="auto"/>
-              <w:ind w:left="346"/>
-              <w:jc w:val="both"/>
-            </w:pPr>
-            <w:r>
-              <w:t xml:space="preserve">Gantt Chart </w:t>
-            </w:r>
-          </w:p>
-          <w:p>
-            <w:pPr>
-              <w:pStyle w:val="NormalWeb"/>
-              <w:numPr>
-                <w:ilvl w:val="0"/>
-                <w:numId w:val="6"/>
-              </w:numPr>
-              <w:spacing w:before="0" w:beforeAutospacing="0" w:after="0" w:afterAutospacing="0" w:line="360" w:lineRule="auto"/>
-              <w:ind w:left="346"/>
-              <w:jc w:val="both"/>
-            </w:pPr>
-            <w:r>
-              <w:t>Coding of login system</w:t>
-            </w:r>
-          </w:p>
-          <w:p>
-            <w:pPr>
-              <w:pStyle w:val="NormalWeb"/>
-              <w:numPr>
-                <w:ilvl w:val="0"/>
-                <w:numId w:val="6"/>
-              </w:numPr>
-              <w:spacing w:before="0" w:beforeAutospacing="0" w:after="0" w:afterAutospacing="0" w:line="360" w:lineRule="auto"/>
-              <w:ind w:left="346"/>
-              <w:jc w:val="both"/>
-            </w:pPr>
-            <w:r>
-              <w:t>Support in system design.</w:t>
-            </w:r>
-          </w:p>
-          <w:p>
-            <w:pPr>
-              <w:pStyle w:val="NormalWeb"/>
-              <w:numPr>
-                <w:ilvl w:val="0"/>
-                <w:numId w:val="6"/>
-              </w:numPr>
-              <w:spacing w:before="0" w:beforeAutospacing="0" w:after="0" w:afterAutospacing="0" w:line="360" w:lineRule="auto"/>
-              <w:ind w:left="346"/>
-              <w:jc w:val="both"/>
-            </w:pPr>
-            <w:r>
-              <w:t>Feasibility analysis.</w:t>
+              <w:rPr>
+                <w:sz w:val="22"/>
+              </w:rPr>
+              <w:t>Documentation and coding: add balance, check balance and transaction history.</w:t>
             </w:r>
           </w:p>
         </w:tc>
         <w:tc>
           <w:tcPr>
-            <w:tcW w:w="2051" w:type="dxa"/>
+            <w:tcW w:w="1710" w:type="dxa"/>
+            <w:tcBorders>
+              <w:top w:val="single" w:sz="4" w:space="0" w:color="000000"/>
+              <w:left w:val="single" w:sz="4" w:space="0" w:color="000000"/>
+              <w:bottom w:val="single" w:sz="4" w:space="0" w:color="000000"/>
+              <w:right w:val="single" w:sz="4" w:space="0" w:color="000000"/>
+            </w:tcBorders>
+            <w:vAlign w:val="center"/>
+            <w:hideMark/>
           </w:tcPr>
           <w:p>
             <w:pPr>
-              <w:pStyle w:val="NormalWeb"/>
-              <w:spacing w:before="0" w:beforeAutospacing="0" w:after="0" w:afterAutospacing="0" w:line="360" w:lineRule="auto"/>
-              <w:jc w:val="both"/>
+              <w:spacing w:before="40" w:after="40" w:line="276" w:lineRule="auto"/>
             </w:pPr>
+            <w:r>
+              <w:rPr>
+                <w:sz w:val="22"/>
+              </w:rPr>
+              <w:t>Also prepared the flowcharts.</w:t>
+            </w:r>
           </w:p>
         </w:tc>
       </w:tr>
       <w:tr>
         <w:tc>
           <w:tcPr>
-            <w:tcW w:w="643" w:type="dxa"/>
+            <w:tcW w:w="700" w:type="dxa"/>
+            <w:tcBorders>
+              <w:top w:val="single" w:sz="4" w:space="0" w:color="000000"/>
+              <w:left w:val="single" w:sz="4" w:space="0" w:color="000000"/>
+              <w:bottom w:val="single" w:sz="4" w:space="0" w:color="000000"/>
+              <w:right w:val="single" w:sz="4" w:space="0" w:color="000000"/>
+            </w:tcBorders>
+            <w:vAlign w:val="center"/>
+            <w:hideMark/>
           </w:tcPr>
           <w:p>
             <w:pPr>
-              <w:pStyle w:val="NormalWeb"/>
-              <w:spacing w:before="0" w:beforeAutospacing="0" w:after="0" w:afterAutospacing="0" w:line="360" w:lineRule="auto"/>
-              <w:jc w:val="both"/>
+              <w:spacing w:before="40" w:after="40" w:line="276" w:lineRule="auto"/>
             </w:pPr>
             <w:r>
-              <w:t>3.</w:t>
+              <w:rPr>
+                <w:sz w:val="22"/>
+              </w:rPr>
+              <w:t>3</w:t>
             </w:r>
           </w:p>
         </w:tc>
         <w:tc>
           <w:tcPr>
-            <w:tcW w:w="2502" w:type="dxa"/>
+            <w:tcW w:w="2100" w:type="dxa"/>
+            <w:tcBorders>
+              <w:top w:val="single" w:sz="4" w:space="0" w:color="000000"/>
+              <w:left w:val="single" w:sz="4" w:space="0" w:color="000000"/>
+              <w:bottom w:val="single" w:sz="4" w:space="0" w:color="000000"/>
+              <w:right w:val="single" w:sz="4" w:space="0" w:color="000000"/>
+            </w:tcBorders>
+            <w:vAlign w:val="center"/>
+            <w:hideMark/>
           </w:tcPr>
           <w:p>
             <w:pPr>
-              <w:pStyle w:val="NormalWeb"/>
-              <w:spacing w:before="0" w:beforeAutospacing="0" w:after="0" w:afterAutospacing="0" w:line="360" w:lineRule="auto"/>
-              <w:jc w:val="both"/>
+              <w:spacing w:before="40" w:after="40" w:line="276" w:lineRule="auto"/>
             </w:pPr>
             <w:r>
-              <w:t>Name</w:t>
+              <w:rPr>
+                <w:sz w:val="22"/>
+              </w:rPr>
+              <w:t>Ankit Sharma</w:t>
             </w:r>
           </w:p>
         </w:tc>
         <w:tc>
           <w:tcPr>
-            <w:tcW w:w="3100" w:type="dxa"/>
+            <w:tcW w:w="3800" w:type="dxa"/>
+            <w:tcBorders>
+              <w:top w:val="single" w:sz="4" w:space="0" w:color="000000"/>
+              <w:left w:val="single" w:sz="4" w:space="0" w:color="000000"/>
+              <w:bottom w:val="single" w:sz="4" w:space="0" w:color="000000"/>
+              <w:right w:val="single" w:sz="4" w:space="0" w:color="000000"/>
+            </w:tcBorders>
+            <w:vAlign w:val="center"/>
+            <w:hideMark/>
           </w:tcPr>
           <w:p>
             <w:pPr>
-              <w:pStyle w:val="NormalWeb"/>
-              <w:spacing w:before="0" w:beforeAutospacing="0" w:after="0" w:afterAutospacing="0" w:line="360" w:lineRule="auto"/>
-              <w:jc w:val="both"/>
+              <w:spacing w:before="40" w:after="40" w:line="276" w:lineRule="auto"/>
             </w:pPr>
             <w:r>
-              <w:t>Documentation and coding.</w:t>
-            </w:r>
-          </w:p>
-          <w:p>
-            <w:pPr>
-              <w:pStyle w:val="NormalWeb"/>
-              <w:numPr>
-                <w:ilvl w:val="0"/>
-                <w:numId w:val="6"/>
-              </w:numPr>
-              <w:spacing w:before="0" w:beforeAutospacing="0" w:after="0" w:afterAutospacing="0" w:line="360" w:lineRule="auto"/>
-              <w:ind w:left="346"/>
-              <w:jc w:val="both"/>
-            </w:pPr>
-            <w:r>
-              <w:t>Designed Flowchart.</w:t>
-            </w:r>
-          </w:p>
-          <w:p>
-            <w:pPr>
-              <w:pStyle w:val="NormalWeb"/>
-              <w:numPr>
-                <w:ilvl w:val="0"/>
-                <w:numId w:val="6"/>
-              </w:numPr>
-              <w:spacing w:before="0" w:beforeAutospacing="0" w:after="0" w:afterAutospacing="0" w:line="360" w:lineRule="auto"/>
-              <w:ind w:left="346"/>
-              <w:jc w:val="both"/>
-            </w:pPr>
-            <w:r>
-              <w:t>Coding for seat selection.</w:t>
-            </w:r>
-          </w:p>
-          <w:p>
-            <w:pPr>
-              <w:pStyle w:val="NormalWeb"/>
-              <w:numPr>
-                <w:ilvl w:val="0"/>
-                <w:numId w:val="6"/>
-              </w:numPr>
-              <w:spacing w:before="0" w:beforeAutospacing="0" w:after="0" w:afterAutospacing="0" w:line="360" w:lineRule="auto"/>
-              <w:ind w:left="346"/>
-              <w:jc w:val="both"/>
-            </w:pPr>
-            <w:r>
-              <w:t>Support in system design.</w:t>
-            </w:r>
-          </w:p>
-          <w:p>
-            <w:pPr>
-              <w:pStyle w:val="NormalWeb"/>
-              <w:numPr>
-                <w:ilvl w:val="0"/>
-                <w:numId w:val="6"/>
-              </w:numPr>
-              <w:spacing w:before="0" w:beforeAutospacing="0" w:after="0" w:afterAutospacing="0" w:line="360" w:lineRule="auto"/>
-              <w:ind w:left="346"/>
-              <w:jc w:val="both"/>
-            </w:pPr>
-            <w:r>
-              <w:t>Logic definition.</w:t>
-            </w:r>
-          </w:p>
-          <w:p>
-            <w:pPr>
-              <w:pStyle w:val="NormalWeb"/>
-              <w:spacing w:before="0" w:beforeAutospacing="0" w:after="0" w:afterAutospacing="0" w:line="360" w:lineRule="auto"/>
-              <w:jc w:val="both"/>
-            </w:pPr>
+              <w:rPr>
+                <w:sz w:val="22"/>
+              </w:rPr>
+              <w:t>Documentation and coding: change password, delete account and menu design.</w:t>
+            </w:r>
           </w:p>
         </w:tc>
         <w:tc>
           <w:tcPr>
-            <w:tcW w:w="2051" w:type="dxa"/>
+            <w:tcW w:w="1710" w:type="dxa"/>
+            <w:tcBorders>
+              <w:top w:val="single" w:sz="4" w:space="0" w:color="000000"/>
+              <w:left w:val="single" w:sz="4" w:space="0" w:color="000000"/>
+              <w:bottom w:val="single" w:sz="4" w:space="0" w:color="000000"/>
+              <w:right w:val="single" w:sz="4" w:space="0" w:color="000000"/>
+            </w:tcBorders>
+            <w:vAlign w:val="center"/>
+            <w:hideMark/>
           </w:tcPr>
           <w:p>
             <w:pPr>
-              <w:pStyle w:val="NormalWeb"/>
-              <w:spacing w:before="0" w:beforeAutospacing="0" w:after="0" w:afterAutospacing="0" w:line="360" w:lineRule="auto"/>
-              <w:jc w:val="both"/>
+              <w:spacing w:before="40" w:after="40" w:line="276" w:lineRule="auto"/>
             </w:pPr>
+            <w:r>
+              <w:rPr>
+                <w:sz w:val="22"/>
+              </w:rPr>
+              <w:t>Also carried out module testing.</w:t>
+            </w:r>
           </w:p>
         </w:tc>
       </w:tr>
     </w:tbl>
+    <w:p>
+      <w:pPr>
+        <w:spacing w:before="60" w:after="240"/>
+        <w:jc w:val="center"/>
+      </w:pPr>
+      <w:r>
+        <w:rPr>
+          <w:sz w:val="20"/>
+          <w:szCs w:val="20"/>
+        </w:rPr>
+        <w:t>Table 7.1 – Work Assignment Chart</w:t>
+      </w:r>
+    </w:p>
+    <w:p>
+      <w:pPr>
+        <w:spacing w:line="360" w:lineRule="auto"/>
+        <w:rPr>
+          <w:lang w:val="en-US"/>
+        </w:rPr>
+      </w:pPr>
+    </w:p>
     <w:p>
       <w:pPr>
         <w:spacing w:line="360" w:lineRule="auto"/>
@@ -16330,7 +16371,6 @@
   <w:style w:type="character" w:default="1" w:styleId="DefaultParagraphFont">
     <w:name w:val="Default Paragraph Font"/>
     <w:uiPriority w:val="1"/>
-    <w:semiHidden/>
     <w:unhideWhenUsed/>
   </w:style>
   <w:style w:type="table" w:default="1" w:styleId="TableNormal">
@@ -17044,14 +17084,14 @@
     <w:charset w:val="00"/>
     <w:family w:val="swiss"/>
     <w:pitch w:val="variable"/>
-    <w:sig w:usb0="E4002EFF" w:usb1="C200247B" w:usb2="00000009" w:usb3="00000000" w:csb0="000001FF" w:csb1="00000000"/>
+    <w:sig w:usb0="E4002EFF" w:usb1="C000247B" w:usb2="00000009" w:usb3="00000000" w:csb0="000001FF" w:csb1="00000000"/>
   </w:font>
   <w:font w:name="Calibri Light">
     <w:panose1 w:val="020F0302020204030204"/>
     <w:charset w:val="00"/>
     <w:family w:val="swiss"/>
     <w:pitch w:val="variable"/>
-    <w:sig w:usb0="E4002EFF" w:usb1="C200247B" w:usb2="00000009" w:usb3="00000000" w:csb0="000001FF" w:csb1="00000000"/>
+    <w:sig w:usb0="E4002EFF" w:usb1="C000247B" w:usb2="00000009" w:usb3="00000000" w:csb0="000001FF" w:csb1="00000000"/>
   </w:font>
   <w:font w:name="Tahoma">
     <w:panose1 w:val="020B0604030504040204"/>
@@ -17059,18 +17099,6 @@
     <w:family w:val="swiss"/>
     <w:pitch w:val="variable"/>
     <w:sig w:usb0="E1002EFF" w:usb1="C000605B" w:usb2="00000029" w:usb3="00000000" w:csb0="000101FF" w:csb1="00000000"/>
-  </w:font>
-  <w:font w:name="Aptos">
-    <w:charset w:val="00"/>
-    <w:family w:val="swiss"/>
-    <w:pitch w:val="variable"/>
-    <w:sig w:usb0="20000287" w:usb1="00000003" w:usb2="00000000" w:usb3="00000000" w:csb0="0000019F" w:csb1="00000000"/>
-  </w:font>
-  <w:font w:name="Aptos Display">
-    <w:charset w:val="00"/>
-    <w:family w:val="swiss"/>
-    <w:pitch w:val="variable"/>
-    <w:sig w:usb0="20000287" w:usb1="00000003" w:usb2="00000000" w:usb3="00000000" w:csb0="0000019F" w:csb1="00000000"/>
   </w:font>
 </w:fonts>
 </file>
@@ -17121,6 +17149,7 @@
     <w:rsid w:val="00C86294"/>
     <w:rsid w:val="00DD3B45"/>
     <w:rsid w:val="00DF390D"/>
+    <w:rsid w:val="00EF4AC3"/>
     <w:rsid w:val="00F1248B"/>
     <w:rsid w:val="00F530A9"/>
     <w:rsid w:val="00F97161"/>
@@ -17896,6 +17925,15 @@
 </file>
 
 <file path=customXml/item1.xml><?xml version="1.0" encoding="utf-8"?>
+<?mso-contentType ?>
+<FormTemplates xmlns="http://schemas.microsoft.com/sharepoint/v3/contenttype/forms">
+  <Display>DocumentLibraryForm</Display>
+  <Edit>DocumentLibraryForm</Edit>
+  <New>DocumentLibraryForm</New>
+</FormTemplates>
+</file>
+
+<file path=customXml/item2.xml><?xml version="1.0" encoding="utf-8"?>
 <ct:contentTypeSchema xmlns:ct="http://schemas.microsoft.com/office/2006/metadata/contentType" xmlns:ma="http://schemas.microsoft.com/office/2006/metadata/properties/metaAttributes" ct:_="" ma:_="" ma:contentTypeName="Document" ma:contentTypeID="0x01010021A59588BC0053418FC88F40861DA871" ma:contentTypeVersion="10" ma:contentTypeDescription="Create a new document." ma:contentTypeScope="" ma:versionID="3673c1cf7550c71788a22a838bb0d9c0">
   <xsd:schema xmlns:xsd="http://www.w3.org/2001/XMLSchema" xmlns:xs="http://www.w3.org/2001/XMLSchema" xmlns:p="http://schemas.microsoft.com/office/2006/metadata/properties" xmlns:ns2="22f4eba5-1bf1-421f-a001-fd7acca9760c" targetNamespace="http://schemas.microsoft.com/office/2006/metadata/properties" ma:root="true" ma:fieldsID="ac330b6bfa0f539d41f40e8181b11b47" ns2:_="">
     <xsd:import namespace="22f4eba5-1bf1-421f-a001-fd7acca9760c"/>
@@ -18079,22 +18117,7 @@
 </ct:contentTypeSchema>
 </file>
 
-<file path=customXml/item2.xml><?xml version="1.0" encoding="utf-8"?>
-<?mso-contentType ?>
-<FormTemplates xmlns="http://schemas.microsoft.com/sharepoint/v3/contenttype/forms">
-  <Display>DocumentLibraryForm</Display>
-  <Edit>DocumentLibraryForm</Edit>
-  <New>DocumentLibraryForm</New>
-</FormTemplates>
-</file>
-
 <file path=customXml/item3.xml><?xml version="1.0" encoding="utf-8"?>
-<p:properties xmlns:p="http://schemas.microsoft.com/office/2006/metadata/properties" xmlns:xsi="http://www.w3.org/2001/XMLSchema-instance" xmlns:pc="http://schemas.microsoft.com/office/infopath/2007/PartnerControls">
-  <documentManagement/>
-</p:properties>
-</file>
-
-<file path=customXml/item4.xml><?xml version="1.0" encoding="utf-8"?>
 <b:Sources xmlns:b="http://schemas.openxmlformats.org/officeDocument/2006/bibliography" xmlns="http://schemas.openxmlformats.org/officeDocument/2006/bibliography" SelectedStyle="\APASixthEditionOfficeOnline.xsl" StyleName="APA" Version="6">
   <b:Source>
     <b:Tag>Lau</b:Tag>
@@ -18116,7 +18139,21 @@
 </b:Sources>
 </file>
 
+<file path=customXml/item4.xml><?xml version="1.0" encoding="utf-8"?>
+<p:properties xmlns:p="http://schemas.microsoft.com/office/2006/metadata/properties" xmlns:xsi="http://www.w3.org/2001/XMLSchema-instance" xmlns:pc="http://schemas.microsoft.com/office/infopath/2007/PartnerControls">
+  <documentManagement/>
+</p:properties>
+</file>
+
 <file path=customXml/itemProps1.xml><?xml version="1.0" encoding="utf-8"?>
+<ds:datastoreItem xmlns:ds="http://schemas.openxmlformats.org/officeDocument/2006/customXml" ds:itemID="{56C44748-5791-4773-80AF-F953C3055353}">
+  <ds:schemaRefs>
+    <ds:schemaRef ds:uri="http://schemas.microsoft.com/sharepoint/v3/contenttype/forms"/>
+  </ds:schemaRefs>
+</ds:datastoreItem>
+</file>
+
+<file path=customXml/itemProps2.xml><?xml version="1.0" encoding="utf-8"?>
 <ds:datastoreItem xmlns:ds="http://schemas.openxmlformats.org/officeDocument/2006/customXml" ds:itemID="{65E5B5D4-677A-455F-8552-96943537CE77}">
   <ds:schemaRefs>
     <ds:schemaRef ds:uri="http://schemas.microsoft.com/office/2006/metadata/contentType"/>
@@ -18134,27 +18171,19 @@
 </ds:datastoreItem>
 </file>
 
-<file path=customXml/itemProps2.xml><?xml version="1.0" encoding="utf-8"?>
-<ds:datastoreItem xmlns:ds="http://schemas.openxmlformats.org/officeDocument/2006/customXml" ds:itemID="{56C44748-5791-4773-80AF-F953C3055353}">
+<file path=customXml/itemProps3.xml><?xml version="1.0" encoding="utf-8"?>
+<ds:datastoreItem xmlns:ds="http://schemas.openxmlformats.org/officeDocument/2006/customXml" ds:itemID="{1965A6F5-E7C0-437A-BAAE-CE2F0C25D007}">
   <ds:schemaRefs>
-    <ds:schemaRef ds:uri="http://schemas.microsoft.com/sharepoint/v3/contenttype/forms"/>
+    <ds:schemaRef ds:uri="http://schemas.openxmlformats.org/officeDocument/2006/bibliography"/>
   </ds:schemaRefs>
 </ds:datastoreItem>
 </file>
 
-<file path=customXml/itemProps3.xml><?xml version="1.0" encoding="utf-8"?>
+<file path=customXml/itemProps4.xml><?xml version="1.0" encoding="utf-8"?>
 <ds:datastoreItem xmlns:ds="http://schemas.openxmlformats.org/officeDocument/2006/customXml" ds:itemID="{279A32A1-94B8-4C38-AF26-42DBFF0B0D86}">
   <ds:schemaRefs>
     <ds:schemaRef ds:uri="http://schemas.microsoft.com/office/2006/metadata/properties"/>
     <ds:schemaRef ds:uri="http://schemas.microsoft.com/office/infopath/2007/PartnerControls"/>
   </ds:schemaRefs>
 </ds:datastoreItem>
-</file>
-
-<file path=customXml/itemProps4.xml><?xml version="1.0" encoding="utf-8"?>
-<ds:datastoreItem xmlns:ds="http://schemas.openxmlformats.org/officeDocument/2006/customXml" ds:itemID="{1965A6F5-E7C0-437A-BAAE-CE2F0C25D007}">
-  <ds:schemaRefs>
-    <ds:schemaRef ds:uri="http://schemas.openxmlformats.org/officeDocument/2006/bibliography"/>
-  </ds:schemaRefs>
-</ds:datastoreItem>
 </file>
--- a/documentation.docx
+++ b/documentation.docx
@@ -369,7 +369,7 @@
           </mc:Choice>
           <mc:Fallback>
             <w:pict>
-              <v:group w14:anchorId="3966C5BE" id="Group 5" o:spid="_x0000_s1026" style="width:68.5pt;height:110pt;mso-position-horizontal-relative:char;mso-position-vertical-relative:line" coordsize="6762,16097" o:gfxdata="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">
+              <v:group w14:anchorId="06DC43A9" id="Group 5" o:spid="_x0000_s1026" style="width:68.5pt;height:110pt;mso-position-horizontal-relative:char;mso-position-vertical-relative:line" coordsize="6762,16097" o:gfxdata="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">
                 <v:line id="Straight Connector 2" o:spid="_x0000_s1027" style="position:absolute;visibility:visible;mso-wrap-style:square" from="3333,0" to="3333,16097" o:connectortype="straight" o:gfxdata="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" strokecolor="black [3200]" strokeweight="2.5pt">
                   <v:stroke joinstyle="miter"/>
                 </v:line>
@@ -7866,1362 +7866,403 @@
     </w:p>
     <w:p>
       <w:pPr>
+        <w:rPr>
+          <w:lang w:val="en-US"/>
+        </w:rPr>
+      </w:pPr>
+      <w:r>
+        <w:rPr>
+          <w:lang w:val="en-US"/>
+        </w:rPr>
+        <w:t>Testing was carried out following the Software Testing Life Cycle (STLC), which is an integral part of the Software Development Life Cycle (SDLC) but deals only with the testing phases. STLC starts as soon as the requirements are defined and provides a step-by-step process to ensure quality software. The main motive behind testing is to understand the requirements, verify that every module behaves as expected and find defects before the system is delivered.</w:t>
+      </w:r>
+    </w:p>
+    <w:p>
+      <w:pPr>
+        <w:rPr>
+          <w:lang w:val="en-US"/>
+        </w:rPr>
+      </w:pPr>
+      <w:r>
+        <w:rPr>
+          <w:lang w:val="en-US"/>
+        </w:rPr>
+        <w:t>The six major phases of STLC followed in this project were:</w:t>
+      </w:r>
+    </w:p>
+    <w:p>
+      <w:pPr>
+        <w:numPr>
+          <w:ilvl w:val="0"/>
+          <w:numId w:val="48"/>
+        </w:numPr>
+        <w:rPr>
+          <w:lang w:val="en-US"/>
+        </w:rPr>
+      </w:pPr>
+      <w:r>
+        <w:rPr>
+          <w:lang w:val="en-US"/>
+        </w:rPr>
+        <w:t>Requirement Analysis – the requirement document was studied to identify what must be tested.</w:t>
+      </w:r>
+    </w:p>
+    <w:p>
+      <w:pPr>
+        <w:numPr>
+          <w:ilvl w:val="0"/>
+          <w:numId w:val="48"/>
+        </w:numPr>
+        <w:rPr>
+          <w:lang w:val="en-US"/>
+        </w:rPr>
+      </w:pPr>
+      <w:r>
+        <w:rPr>
+          <w:lang w:val="en-US"/>
+        </w:rPr>
+        <w:t>Test Planning – the team planned module-wise (forward) testing of each function after it was coded.</w:t>
+      </w:r>
+    </w:p>
+    <w:p>
+      <w:pPr>
+        <w:numPr>
+          <w:ilvl w:val="0"/>
+          <w:numId w:val="48"/>
+        </w:numPr>
+        <w:rPr>
+          <w:lang w:val="en-US"/>
+        </w:rPr>
+      </w:pPr>
+      <w:r>
+        <w:rPr>
+          <w:lang w:val="en-US"/>
+        </w:rPr>
+        <w:t>Test Case Designing – test cases were created for each module based on the requirements.</w:t>
+      </w:r>
+    </w:p>
+    <w:p>
+      <w:pPr>
+        <w:numPr>
+          <w:ilvl w:val="0"/>
+          <w:numId w:val="48"/>
+        </w:numPr>
+        <w:rPr>
+          <w:lang w:val="en-US"/>
+        </w:rPr>
+      </w:pPr>
+      <w:r>
+        <w:rPr>
+          <w:lang w:val="en-US"/>
+        </w:rPr>
+        <w:t xml:space="preserve">Test Environment Setup – the compiled program and a sample bankdata.txt file </w:t>
+      </w:r>
+      <w:proofErr w:type="gramStart"/>
+      <w:r>
+        <w:rPr>
+          <w:lang w:val="en-US"/>
+        </w:rPr>
+        <w:t>were</w:t>
+      </w:r>
+      <w:proofErr w:type="gramEnd"/>
+      <w:r>
+        <w:rPr>
+          <w:lang w:val="en-US"/>
+        </w:rPr>
+        <w:t xml:space="preserve"> prepared.</w:t>
+      </w:r>
+    </w:p>
+    <w:p>
+      <w:pPr>
+        <w:numPr>
+          <w:ilvl w:val="0"/>
+          <w:numId w:val="48"/>
+        </w:numPr>
+        <w:rPr>
+          <w:lang w:val="en-US"/>
+        </w:rPr>
+      </w:pPr>
+      <w:r>
+        <w:rPr>
+          <w:lang w:val="en-US"/>
+        </w:rPr>
+        <w:t>Test Execution – the test cases were run and defects were recorded and fixed.</w:t>
+      </w:r>
+    </w:p>
+    <w:p>
+      <w:pPr>
+        <w:numPr>
+          <w:ilvl w:val="0"/>
+          <w:numId w:val="48"/>
+        </w:numPr>
+        <w:rPr>
+          <w:lang w:val="en-US"/>
+        </w:rPr>
+      </w:pPr>
+      <w:r>
+        <w:rPr>
+          <w:lang w:val="en-US"/>
+        </w:rPr>
+        <w:t>Test Closure – the results were documented in the test matrix and traceability matrix below.</w:t>
+      </w:r>
+    </w:p>
+    <w:p>
+      <w:pPr>
+        <w:pStyle w:val="Heading2"/>
+        <w:spacing w:line="360" w:lineRule="auto"/>
+        <w:rPr>
+          <w:sz w:val="26"/>
+          <w:lang w:val="en-US"/>
+        </w:rPr>
+      </w:pPr>
+      <w:r>
+        <w:rPr>
+          <w:color w:val="000000"/>
+          <w:sz w:val="28"/>
+          <w:szCs w:val="28"/>
+        </w:rPr>
+        <w:t>Example of a Test Case</w:t>
+      </w:r>
+    </w:p>
+    <w:p>
+      <w:pPr>
         <w:spacing w:line="360" w:lineRule="auto"/>
         <w:jc w:val="both"/>
-        <w:rPr>
-          <w:rFonts w:cs="Times New Roman"/>
-        </w:rPr>
-      </w:pPr>
-      <w:r>
-        <w:rPr>
-          <w:rFonts w:cs="Times New Roman"/>
-          <w:lang w:val="en-US"/>
-        </w:rPr>
-        <w:t>Mention the testing methodology you have used,</w:t>
-      </w:r>
-      <w:r>
-        <w:rPr>
-          <w:rFonts w:cs="Times New Roman"/>
-          <w:lang w:val="en-US"/>
-        </w:rPr>
-        <w:t xml:space="preserve"> make sure that we follow the testing paradigm, or software testing life cycle when we test a prototype or module.</w:t>
-      </w:r>
-      <w:r>
-        <w:rPr>
-          <w:rFonts w:cs="Times New Roman"/>
-        </w:rPr>
-        <w:t>TLC stands for Software Testing Life Cycle. STLC is a sequence of different activities performed by the testing team to ensure the quality of the software or the product.</w:t>
+      </w:pPr>
+      <w:r>
+        <w:t>Title: Module testing of the Login function – authentication of users</w:t>
       </w:r>
     </w:p>
     <w:p>
       <w:pPr>
         <w:spacing w:line="360" w:lineRule="auto"/>
         <w:jc w:val="both"/>
-        <w:rPr>
-          <w:rFonts w:cs="Times New Roman"/>
-        </w:rPr>
-      </w:pPr>
-      <w:r>
-        <w:rPr>
-          <w:rFonts w:cs="Times New Roman"/>
-        </w:rPr>
-        <w:t xml:space="preserve">The main Motive behind Testing is that the </w:t>
-      </w:r>
-      <w:r>
-        <w:rPr>
-          <w:rFonts w:cs="Times New Roman"/>
-          <w:highlight w:val="yellow"/>
-        </w:rPr>
-        <w:t>tester or developers must be able to understand the client’s requirement</w:t>
-      </w:r>
-      <w:r>
-        <w:rPr>
-          <w:rFonts w:cs="Times New Roman"/>
-        </w:rPr>
-        <w:t>, and thoroughly inspect the modules to create a positive and negative test cases.</w:t>
-      </w:r>
-    </w:p>
-    <w:p>
-      <w:pPr>
-        <w:pStyle w:val="ListParagraph"/>
-        <w:numPr>
-          <w:ilvl w:val="0"/>
-          <w:numId w:val="15"/>
-        </w:numPr>
+      </w:pPr>
+      <w:r>
+        <w:t>TID: TC02, TC03</w:t>
+      </w:r>
+    </w:p>
+    <w:p>
+      <w:pPr>
         <w:spacing w:line="360" w:lineRule="auto"/>
         <w:jc w:val="both"/>
-        <w:rPr>
-          <w:rFonts w:cs="Times New Roman"/>
-        </w:rPr>
-      </w:pPr>
-      <w:r>
-        <w:rPr>
-          <w:rFonts w:cs="Times New Roman"/>
-        </w:rPr>
-        <w:t>STLC is an integral part of Software Development Life Cycle (SDLC). But, STLC deals only with the testing phases.</w:t>
-      </w:r>
-    </w:p>
-    <w:p>
-      <w:pPr>
-        <w:pStyle w:val="ListParagraph"/>
-        <w:numPr>
-          <w:ilvl w:val="0"/>
-          <w:numId w:val="15"/>
-        </w:numPr>
+      </w:pPr>
+      <w:r>
+        <w:t>Description: A user should be able to log in only with a proper username and password.</w:t>
+      </w:r>
+    </w:p>
+    <w:p>
+      <w:pPr>
         <w:spacing w:line="360" w:lineRule="auto"/>
         <w:jc w:val="both"/>
-        <w:rPr>
-          <w:rFonts w:cs="Times New Roman"/>
-        </w:rPr>
-      </w:pPr>
-      <w:r>
-        <w:rPr>
-          <w:rFonts w:cs="Times New Roman"/>
-        </w:rPr>
-        <w:t>STLC starts as soon as requirements are defined or SRD (Software Requirement Document) is shared by stakeholders.</w:t>
-      </w:r>
-    </w:p>
-    <w:p>
-      <w:pPr>
-        <w:pStyle w:val="ListParagraph"/>
-        <w:numPr>
-          <w:ilvl w:val="0"/>
-          <w:numId w:val="15"/>
-        </w:numPr>
+      </w:pPr>
+      <w:r>
+        <w:t>Precondition: The user must have a username and password that were previously registered.</w:t>
+      </w:r>
+    </w:p>
+    <w:p>
+      <w:pPr>
         <w:spacing w:line="360" w:lineRule="auto"/>
         <w:jc w:val="both"/>
-        <w:rPr>
-          <w:rFonts w:cs="Times New Roman"/>
-        </w:rPr>
-      </w:pPr>
-      <w:r>
-        <w:rPr>
-          <w:rFonts w:cs="Times New Roman"/>
-          <w:noProof/>
+      </w:pPr>
+      <w:r>
+        <w:t>Test Steps: Open the executable file of the project and navigate to the login option. Enter random strings, wrong passwords, capitalised usernames and valid credentials, and check whether the system correctly rejects invalid input and opens the user menu only for valid credentials.</w:t>
+      </w:r>
+    </w:p>
+    <w:p>
+      <w:pPr>
+        <w:pStyle w:val="Heading2"/>
+        <w:spacing w:line="360" w:lineRule="auto"/>
+        <w:rPr>
+          <w:sz w:val="26"/>
           <w:lang w:val="en-US"/>
         </w:rPr>
-        <mc:AlternateContent>
-          <mc:Choice Requires="wpg">
-            <w:drawing>
-              <wp:anchor distT="0" distB="0" distL="114300" distR="114300" simplePos="0" relativeHeight="251657728" behindDoc="0" locked="0" layoutInCell="1" allowOverlap="1" wp14:anchorId="7B020EE0" wp14:editId="1901AE40">
-                <wp:simplePos x="0" y="0"/>
-                <wp:positionH relativeFrom="column">
-                  <wp:posOffset>276225</wp:posOffset>
-                </wp:positionH>
-                <wp:positionV relativeFrom="paragraph">
-                  <wp:posOffset>213360</wp:posOffset>
-                </wp:positionV>
-                <wp:extent cx="4286250" cy="3345180"/>
-                <wp:effectExtent l="0" t="0" r="0" b="7620"/>
-                <wp:wrapTopAndBottom/>
-                <wp:docPr id="14" name="Group 14"/>
-                <wp:cNvGraphicFramePr/>
-                <a:graphic xmlns:a="http://schemas.openxmlformats.org/drawingml/2006/main">
-                  <a:graphicData uri="http://schemas.microsoft.com/office/word/2010/wordprocessingGroup">
-                    <wpg:wgp>
-                      <wpg:cNvGrpSpPr/>
-                      <wpg:grpSpPr>
-                        <a:xfrm>
-                          <a:off x="0" y="0"/>
-                          <a:ext cx="4286250" cy="3345180"/>
-                          <a:chOff x="0" y="0"/>
-                          <a:chExt cx="4573270" cy="3569335"/>
-                        </a:xfrm>
-                      </wpg:grpSpPr>
-                      <pic:pic xmlns:pic="http://schemas.openxmlformats.org/drawingml/2006/picture">
-                        <pic:nvPicPr>
-                          <pic:cNvPr id="1026" name="Picture 2">
-                            <a:extLst>
-                              <a:ext uri="{FF2B5EF4-FFF2-40B4-BE49-F238E27FC236}">
-                                <a16:creationId xmlns:a16="http://schemas.microsoft.com/office/drawing/2014/main" id="{F6C4AF52-ACA0-4323-B934-EF30663D567C}"/>
-                              </a:ext>
-                            </a:extLst>
-                          </pic:cNvPr>
-                          <pic:cNvPicPr>
-                            <a:picLocks noGrp="1" noChangeAspect="1"/>
-                          </pic:cNvPicPr>
-                        </pic:nvPicPr>
-                        <pic:blipFill rotWithShape="1">
-                          <a:blip r:embed="rId14">
-                            <a:extLst>
-                              <a:ext uri="{28A0092B-C50C-407E-A947-70E740481C1C}">
-                                <a14:useLocalDpi xmlns:a14="http://schemas.microsoft.com/office/drawing/2010/main" val="0"/>
-                              </a:ext>
-                            </a:extLst>
-                          </a:blip>
-                          <a:srcRect l="980" t="6685" r="229" b="7249"/>
-                          <a:stretch/>
-                        </pic:blipFill>
-                        <pic:spPr bwMode="auto">
-                          <a:xfrm>
-                            <a:off x="0" y="0"/>
-                            <a:ext cx="4019550" cy="3172460"/>
-                          </a:xfrm>
-                          <a:prstGeom prst="rect">
-                            <a:avLst/>
-                          </a:prstGeom>
-                          <a:noFill/>
-                          <a:ln>
-                            <a:noFill/>
-                          </a:ln>
-                          <a:extLst>
-                            <a:ext uri="{53640926-AAD7-44D8-BBD7-CCE9431645EC}">
-                              <a14:shadowObscured xmlns:a14="http://schemas.microsoft.com/office/drawing/2010/main"/>
-                            </a:ext>
-                          </a:extLst>
-                        </pic:spPr>
-                      </pic:pic>
-                      <wps:wsp>
-                        <wps:cNvPr id="12" name="Text Box 12"/>
-                        <wps:cNvSpPr txBox="1"/>
-                        <wps:spPr>
-                          <a:xfrm>
-                            <a:off x="0" y="3267075"/>
-                            <a:ext cx="4573270" cy="302260"/>
-                          </a:xfrm>
-                          <a:prstGeom prst="rect">
-                            <a:avLst/>
-                          </a:prstGeom>
-                          <a:solidFill>
-                            <a:prstClr val="white"/>
-                          </a:solidFill>
-                          <a:ln>
-                            <a:noFill/>
-                          </a:ln>
-                        </wps:spPr>
-                        <wps:txbx>
-                          <w:txbxContent>
-                            <w:p>
-                              <w:pPr>
-                                <w:pStyle w:val="Caption"/>
-                                <w:jc w:val="center"/>
-                                <w:rPr>
-                                  <w:rFonts w:cs="Times New Roman"/>
-                                  <w:i w:val="0"/>
-                                  <w:iCs w:val="0"/>
-                                  <w:color w:val="auto"/>
-                                  <w:sz w:val="24"/>
-                                  <w:szCs w:val="22"/>
-                                  <w:lang w:val="en-US"/>
-                                </w:rPr>
-                              </w:pPr>
-                              <w:bookmarkStart w:id="25" w:name="_Toc56929757"/>
-                              <w:r>
-                                <w:rPr>
-                                  <w:rFonts w:cs="Times New Roman"/>
-                                  <w:i w:val="0"/>
-                                  <w:iCs w:val="0"/>
-                                  <w:color w:val="auto"/>
-                                  <w:sz w:val="24"/>
-                                  <w:szCs w:val="22"/>
-                                  <w:lang w:val="en-US"/>
-                                </w:rPr>
-                                <w:t xml:space="preserve">Figure </w:t>
-                              </w:r>
-                              <w:r>
-                                <w:rPr>
-                                  <w:rFonts w:cs="Times New Roman"/>
-                                  <w:i w:val="0"/>
-                                  <w:iCs w:val="0"/>
-                                  <w:color w:val="auto"/>
-                                  <w:sz w:val="24"/>
-                                  <w:szCs w:val="22"/>
-                                  <w:lang w:val="en-US"/>
-                                </w:rPr>
-                                <w:fldChar w:fldCharType="begin"/>
-                              </w:r>
-                              <w:r>
-                                <w:rPr>
-                                  <w:rFonts w:cs="Times New Roman"/>
-                                  <w:i w:val="0"/>
-                                  <w:iCs w:val="0"/>
-                                  <w:color w:val="auto"/>
-                                  <w:sz w:val="24"/>
-                                  <w:szCs w:val="22"/>
-                                  <w:lang w:val="en-US"/>
-                                </w:rPr>
-                                <w:instrText xml:space="preserve"> SEQ Figure \* ARABIC </w:instrText>
-                              </w:r>
-                              <w:r>
-                                <w:rPr>
-                                  <w:rFonts w:cs="Times New Roman"/>
-                                  <w:i w:val="0"/>
-                                  <w:iCs w:val="0"/>
-                                  <w:color w:val="auto"/>
-                                  <w:sz w:val="24"/>
-                                  <w:szCs w:val="22"/>
-                                  <w:lang w:val="en-US"/>
-                                </w:rPr>
-                                <w:fldChar w:fldCharType="separate"/>
-                              </w:r>
-                              <w:r>
-                                <w:rPr>
-                                  <w:rFonts w:cs="Times New Roman"/>
-                                  <w:i w:val="0"/>
-                                  <w:iCs w:val="0"/>
-                                  <w:noProof/>
-                                  <w:color w:val="auto"/>
-                                  <w:sz w:val="24"/>
-                                  <w:szCs w:val="22"/>
-                                  <w:lang w:val="en-US"/>
-                                </w:rPr>
-                                <w:t>1</w:t>
-                              </w:r>
-                              <w:r>
-                                <w:rPr>
-                                  <w:rFonts w:cs="Times New Roman"/>
-                                  <w:i w:val="0"/>
-                                  <w:iCs w:val="0"/>
-                                  <w:color w:val="auto"/>
-                                  <w:sz w:val="24"/>
-                                  <w:szCs w:val="22"/>
-                                  <w:lang w:val="en-US"/>
-                                </w:rPr>
-                                <w:fldChar w:fldCharType="end"/>
-                              </w:r>
-                              <w:r>
-                                <w:rPr>
-                                  <w:rFonts w:cs="Times New Roman"/>
-                                  <w:i w:val="0"/>
-                                  <w:iCs w:val="0"/>
-                                  <w:color w:val="auto"/>
-                                  <w:sz w:val="24"/>
-                                  <w:szCs w:val="22"/>
-                                  <w:lang w:val="en-US"/>
-                                </w:rPr>
-                                <w:t>: Software Testing Life Cycle</w:t>
-                              </w:r>
-                              <w:bookmarkEnd w:id="25"/>
-                            </w:p>
-                          </w:txbxContent>
-                        </wps:txbx>
-                        <wps:bodyPr rot="0" spcFirstLastPara="0" vertOverflow="overflow" horzOverflow="overflow" vert="horz" wrap="square" lIns="0" tIns="0" rIns="0" bIns="0" numCol="1" spcCol="0" rtlCol="0" fromWordArt="0" anchor="t" anchorCtr="0" forceAA="0" compatLnSpc="1">
-                          <a:prstTxWarp prst="textNoShape">
-                            <a:avLst/>
-                          </a:prstTxWarp>
-                          <a:noAutofit/>
-                        </wps:bodyPr>
-                      </wps:wsp>
-                    </wpg:wgp>
-                  </a:graphicData>
-                </a:graphic>
-                <wp14:sizeRelH relativeFrom="margin">
-                  <wp14:pctWidth>0</wp14:pctWidth>
-                </wp14:sizeRelH>
-                <wp14:sizeRelV relativeFrom="margin">
-                  <wp14:pctHeight>0</wp14:pctHeight>
-                </wp14:sizeRelV>
-              </wp:anchor>
-            </w:drawing>
-          </mc:Choice>
-          <mc:Fallback>
-            <w:pict>
-              <v:group w14:anchorId="7B020EE0" id="Group 14" o:spid="_x0000_s1026" style="position:absolute;left:0;text-align:left;margin-left:21.75pt;margin-top:16.8pt;width:337.5pt;height:263.4pt;z-index:251657728;mso-width-relative:margin;mso-height-relative:margin" coordsize="45732,35693" o:gfxdata="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">
-                <v:shapetype id="_x0000_t202" coordsize="21600,21600" o:spt="202" path="m,l,21600r21600,l21600,xe">
-                  <v:stroke joinstyle="miter"/>
-                  <v:path gradientshapeok="t" o:connecttype="rect"/>
-                </v:shapetype>
-                <v:shape id="Text Box 12" o:spid="_x0000_s1028" type="#_x0000_t202" style="position:absolute;top:32670;width:45732;height:3023;visibility:visible;mso-wrap-style:square;v-text-anchor:top" o:gfxdata="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" stroked="f">
-                  <v:textbox inset="0,0,0,0">
-                    <w:txbxContent>
-                      <w:p>
-                        <w:pPr>
-                          <w:pStyle w:val="Caption"/>
-                          <w:jc w:val="center"/>
-                          <w:rPr>
-                            <w:rFonts w:cs="Times New Roman"/>
-                            <w:i w:val="0"/>
-                            <w:iCs w:val="0"/>
-                            <w:color w:val="auto"/>
-                            <w:sz w:val="24"/>
-                            <w:szCs w:val="22"/>
-                            <w:lang w:val="en-US"/>
-                          </w:rPr>
-                        </w:pPr>
-                        <w:bookmarkStart w:id="26" w:name="_Toc56929757"/>
-                        <w:r>
-                          <w:rPr>
-                            <w:rFonts w:cs="Times New Roman"/>
-                            <w:i w:val="0"/>
-                            <w:iCs w:val="0"/>
-                            <w:color w:val="auto"/>
-                            <w:sz w:val="24"/>
-                            <w:szCs w:val="22"/>
-                            <w:lang w:val="en-US"/>
-                          </w:rPr>
-                          <w:t xml:space="preserve">Figure </w:t>
-                        </w:r>
-                        <w:r>
-                          <w:rPr>
-                            <w:rFonts w:cs="Times New Roman"/>
-                            <w:i w:val="0"/>
-                            <w:iCs w:val="0"/>
-                            <w:color w:val="auto"/>
-                            <w:sz w:val="24"/>
-                            <w:szCs w:val="22"/>
-                            <w:lang w:val="en-US"/>
-                          </w:rPr>
-                          <w:fldChar w:fldCharType="begin"/>
-                        </w:r>
-                        <w:r>
-                          <w:rPr>
-                            <w:rFonts w:cs="Times New Roman"/>
-                            <w:i w:val="0"/>
-                            <w:iCs w:val="0"/>
-                            <w:color w:val="auto"/>
-                            <w:sz w:val="24"/>
-                            <w:szCs w:val="22"/>
-                            <w:lang w:val="en-US"/>
-                          </w:rPr>
-                          <w:instrText xml:space="preserve"> SEQ Figure \* ARABIC </w:instrText>
-                        </w:r>
-                        <w:r>
-                          <w:rPr>
-                            <w:rFonts w:cs="Times New Roman"/>
-                            <w:i w:val="0"/>
-                            <w:iCs w:val="0"/>
-                            <w:color w:val="auto"/>
-                            <w:sz w:val="24"/>
-                            <w:szCs w:val="22"/>
-                            <w:lang w:val="en-US"/>
-                          </w:rPr>
-                          <w:fldChar w:fldCharType="separate"/>
-                        </w:r>
-                        <w:r>
-                          <w:rPr>
-                            <w:rFonts w:cs="Times New Roman"/>
-                            <w:i w:val="0"/>
-                            <w:iCs w:val="0"/>
-                            <w:noProof/>
-                            <w:color w:val="auto"/>
-                            <w:sz w:val="24"/>
-                            <w:szCs w:val="22"/>
-                            <w:lang w:val="en-US"/>
-                          </w:rPr>
-                          <w:t>1</w:t>
-                        </w:r>
-                        <w:r>
-                          <w:rPr>
-                            <w:rFonts w:cs="Times New Roman"/>
-                            <w:i w:val="0"/>
-                            <w:iCs w:val="0"/>
-                            <w:color w:val="auto"/>
-                            <w:sz w:val="24"/>
-                            <w:szCs w:val="22"/>
-                            <w:lang w:val="en-US"/>
-                          </w:rPr>
-                          <w:fldChar w:fldCharType="end"/>
-                        </w:r>
-                        <w:r>
-                          <w:rPr>
-                            <w:rFonts w:cs="Times New Roman"/>
-                            <w:i w:val="0"/>
-                            <w:iCs w:val="0"/>
-                            <w:color w:val="auto"/>
-                            <w:sz w:val="24"/>
-                            <w:szCs w:val="22"/>
-                            <w:lang w:val="en-US"/>
-                          </w:rPr>
-                          <w:t>: Software Testing Life Cycle</w:t>
-                        </w:r>
-                        <w:bookmarkEnd w:id="26"/>
-                      </w:p>
-                    </w:txbxContent>
-                  </v:textbox>
-                </v:shape>
-                <w10:wrap type="topAndBottom"/>
-              </v:group>
-            </w:pict>
-          </mc:Fallback>
-        </mc:AlternateContent>
-      </w:r>
-      <w:r>
-        <w:rPr>
-          <w:rFonts w:cs="Times New Roman"/>
-        </w:rPr>
-        <w:t>STLC provides a step-by-step process to ensure quality software.</w:t>
-      </w:r>
-    </w:p>
-    <w:p>
-      <w:pPr>
-        <w:spacing w:before="120" w:after="144" w:line="360" w:lineRule="auto"/>
-        <w:ind w:left="48" w:right="48"/>
-        <w:jc w:val="both"/>
-        <w:rPr>
-          <w:rFonts w:cs="Times New Roman"/>
-          <w:lang w:val="en-US"/>
-        </w:rPr>
-      </w:pPr>
-      <w:r>
-        <w:rPr>
-          <w:rFonts w:cs="Times New Roman"/>
-          <w:lang w:val="en-US"/>
-        </w:rPr>
-        <w:t>There are 6 major phases of STLC −</w:t>
-      </w:r>
-    </w:p>
-    <w:p>
-      <w:pPr>
-        <w:numPr>
-          <w:ilvl w:val="0"/>
-          <w:numId w:val="16"/>
-        </w:numPr>
-        <w:spacing w:before="120" w:after="144" w:line="360" w:lineRule="auto"/>
-        <w:ind w:left="768" w:right="48"/>
-        <w:jc w:val="both"/>
-        <w:rPr>
-          <w:rFonts w:cs="Times New Roman"/>
-          <w:lang w:val="en-US"/>
-        </w:rPr>
-      </w:pPr>
-      <w:r>
-        <w:rPr>
-          <w:rFonts w:cs="Times New Roman"/>
-          <w:b/>
+      </w:pPr>
+      <w:r>
+        <w:rPr>
+          <w:b w:val="0"/>
           <w:bCs/>
-          <w:lang w:val="en-US"/>
-        </w:rPr>
-        <w:t>Requirement Analysis</w:t>
-      </w:r>
-      <w:r>
-        <w:rPr>
-          <w:rFonts w:cs="Times New Roman"/>
-          <w:lang w:val="en-US"/>
-        </w:rPr>
-        <w:t> − SRD is ready and shared with the stakeholders, the testing team starts high level analysis concerning the AUT (Application under Test).</w:t>
-      </w:r>
-    </w:p>
-    <w:p>
-      <w:pPr>
-        <w:numPr>
-          <w:ilvl w:val="0"/>
-          <w:numId w:val="16"/>
-        </w:numPr>
-        <w:spacing w:before="120" w:after="144" w:line="360" w:lineRule="auto"/>
-        <w:ind w:left="768" w:right="48"/>
-        <w:jc w:val="both"/>
-        <w:rPr>
-          <w:rFonts w:cs="Times New Roman"/>
-          <w:lang w:val="en-US"/>
-        </w:rPr>
-      </w:pPr>
-      <w:r>
-        <w:rPr>
-          <w:rFonts w:cs="Times New Roman"/>
-          <w:b/>
-          <w:bCs/>
-          <w:lang w:val="en-US"/>
+          <w:color w:val="000000"/>
+          <w:sz w:val="28"/>
+          <w:szCs w:val="28"/>
         </w:rPr>
         <w:lastRenderedPageBreak/>
-        <w:t>Test Planning or Execution</w:t>
-      </w:r>
-      <w:r>
-        <w:rPr>
-          <w:rFonts w:cs="Times New Roman"/>
-          <w:lang w:val="en-US"/>
-        </w:rPr>
-        <w:t>− Test Team plans the strategy and approach, can be forward testing, backward testing, concurrent testing, modular testing.</w:t>
-      </w:r>
-    </w:p>
-    <w:p>
-      <w:pPr>
-        <w:numPr>
-          <w:ilvl w:val="0"/>
-          <w:numId w:val="16"/>
-        </w:numPr>
-        <w:spacing w:before="120" w:after="144" w:line="360" w:lineRule="auto"/>
-        <w:ind w:left="768" w:right="48"/>
-        <w:jc w:val="both"/>
-        <w:rPr>
-          <w:rFonts w:cs="Times New Roman"/>
-          <w:lang w:val="en-US"/>
-        </w:rPr>
-      </w:pPr>
-      <w:r>
-        <w:rPr>
-          <w:rFonts w:cs="Times New Roman"/>
-          <w:lang w:val="en-US"/>
-        </w:rPr>
-        <w:t xml:space="preserve">Test Case Designing − create the test cases based on </w:t>
-      </w:r>
-      <w:r>
-        <w:rPr>
-          <w:rFonts w:cs="Times New Roman"/>
-          <w:b/>
-          <w:bCs/>
-          <w:lang w:val="en-US"/>
-        </w:rPr>
-        <w:t>scope and criteria</w:t>
-      </w:r>
-      <w:r>
-        <w:rPr>
-          <w:rFonts w:cs="Times New Roman"/>
-          <w:lang w:val="en-US"/>
-        </w:rPr>
-        <w:t>.</w:t>
-      </w:r>
-    </w:p>
-    <w:p>
-      <w:pPr>
-        <w:numPr>
-          <w:ilvl w:val="0"/>
-          <w:numId w:val="16"/>
-        </w:numPr>
-        <w:spacing w:before="120" w:after="144" w:line="360" w:lineRule="auto"/>
-        <w:ind w:left="768" w:right="48"/>
-        <w:jc w:val="both"/>
-        <w:rPr>
-          <w:rFonts w:cs="Times New Roman"/>
-          <w:lang w:val="en-US"/>
-        </w:rPr>
-      </w:pPr>
-      <w:r>
-        <w:rPr>
-          <w:rFonts w:cs="Times New Roman"/>
-          <w:lang w:val="en-US"/>
-        </w:rPr>
-        <w:t>Test Environment Setup − When integrated environment is ready to validate the product.</w:t>
-      </w:r>
-    </w:p>
-    <w:p>
-      <w:pPr>
-        <w:numPr>
-          <w:ilvl w:val="0"/>
-          <w:numId w:val="16"/>
-        </w:numPr>
-        <w:spacing w:before="120" w:after="144" w:line="360" w:lineRule="auto"/>
-        <w:ind w:left="768" w:right="48"/>
-        <w:jc w:val="both"/>
-        <w:rPr>
-          <w:rFonts w:cs="Times New Roman"/>
-          <w:lang w:val="en-US"/>
-        </w:rPr>
-      </w:pPr>
-      <w:r>
-        <w:rPr>
-          <w:rFonts w:cs="Times New Roman"/>
-          <w:lang w:val="en-US"/>
-        </w:rPr>
-        <w:t>Test Execution − Real-time validation of product and finding bugs.</w:t>
-      </w:r>
-    </w:p>
-    <w:p>
-      <w:pPr>
-        <w:numPr>
-          <w:ilvl w:val="0"/>
-          <w:numId w:val="16"/>
-        </w:numPr>
-        <w:spacing w:before="120" w:after="144" w:line="360" w:lineRule="auto"/>
-        <w:ind w:left="768" w:right="48"/>
-        <w:jc w:val="both"/>
-        <w:rPr>
-          <w:rFonts w:cs="Times New Roman"/>
-          <w:lang w:val="en-US"/>
-        </w:rPr>
-      </w:pPr>
-      <w:r>
-        <w:rPr>
-          <w:rFonts w:cs="Times New Roman"/>
-          <w:lang w:val="en-US"/>
-        </w:rPr>
-        <w:t>Test Closure − Once testing is completed, matrix, reports, results are documented.</w:t>
-      </w:r>
-    </w:p>
-    <w:p>
-      <w:pPr>
-        <w:pStyle w:val="Heading2"/>
-      </w:pPr>
-      <w:bookmarkStart w:id="27" w:name="_Toc57274838"/>
-      <w:bookmarkStart w:id="28" w:name="_Toc234473285"/>
-      <w:bookmarkStart w:id="29" w:name="_Toc234474545"/>
-      <w:r>
-        <w:t>EXAMPLE OF A TEST CASE,</w:t>
-      </w:r>
-      <w:bookmarkEnd w:id="27"/>
-      <w:bookmarkEnd w:id="28"/>
-      <w:bookmarkEnd w:id="29"/>
-      <w:r>
         <w:t xml:space="preserve"> </w:t>
       </w:r>
-    </w:p>
-    <w:p>
-      <w:pPr>
-        <w:spacing w:before="120" w:after="144" w:line="360" w:lineRule="auto"/>
-        <w:ind w:right="48"/>
-        <w:jc w:val="both"/>
-        <w:rPr>
-          <w:rFonts w:cs="Times New Roman"/>
-          <w:b/>
-          <w:bCs/>
-          <w:lang w:val="en-US"/>
-        </w:rPr>
-      </w:pPr>
-      <w:r>
-        <w:rPr>
-          <w:rFonts w:cs="Times New Roman"/>
-          <w:b/>
-          <w:bCs/>
-          <w:lang w:val="en-US"/>
-        </w:rPr>
-        <w:t>can use matrix or can use like this</w:t>
-      </w:r>
-    </w:p>
-    <w:p>
-      <w:pPr>
-        <w:spacing w:line="360" w:lineRule="auto"/>
-        <w:jc w:val="both"/>
-        <w:rPr>
-          <w:rFonts w:cs="Times New Roman"/>
-          <w:szCs w:val="24"/>
-        </w:rPr>
-      </w:pPr>
-      <w:r>
-        <w:rPr>
-          <w:rFonts w:cs="Times New Roman"/>
-        </w:rPr>
-        <w:t>Here is an example of a software test case:</w:t>
-      </w:r>
-    </w:p>
-    <w:p>
-      <w:pPr>
-        <w:spacing w:line="360" w:lineRule="auto"/>
-        <w:jc w:val="both"/>
-        <w:rPr>
-          <w:rFonts w:cs="Times New Roman"/>
-        </w:rPr>
-      </w:pPr>
-      <w:r>
-        <w:rPr>
-          <w:rStyle w:val="Strong"/>
-          <w:rFonts w:cs="Times New Roman"/>
-          <w:bdr w:val="none" w:sz="0" w:space="0" w:color="auto" w:frame="1"/>
-        </w:rPr>
-        <w:t>Title</w:t>
-      </w:r>
-      <w:r>
-        <w:rPr>
-          <w:rFonts w:cs="Times New Roman"/>
-        </w:rPr>
-        <w:t>: Module Testing of a Login function– Authentication of users</w:t>
-      </w:r>
-    </w:p>
-    <w:p>
-      <w:pPr>
-        <w:spacing w:line="360" w:lineRule="auto"/>
-        <w:jc w:val="both"/>
-        <w:rPr>
-          <w:rFonts w:cs="Times New Roman"/>
-        </w:rPr>
-      </w:pPr>
-      <w:r>
-        <w:rPr>
-          <w:rFonts w:cs="Times New Roman"/>
-          <w:b/>
-          <w:bCs/>
-        </w:rPr>
-        <w:t>TID</w:t>
-      </w:r>
-      <w:r>
-        <w:rPr>
-          <w:rFonts w:cs="Times New Roman"/>
-        </w:rPr>
-        <w:t>: 001, 002, 003</w:t>
-      </w:r>
-    </w:p>
-    <w:p>
-      <w:pPr>
-        <w:spacing w:line="360" w:lineRule="auto"/>
-        <w:jc w:val="both"/>
-        <w:rPr>
-          <w:rFonts w:cs="Times New Roman"/>
-        </w:rPr>
-      </w:pPr>
-      <w:r>
-        <w:rPr>
-          <w:rStyle w:val="Strong"/>
-          <w:rFonts w:cs="Times New Roman"/>
-          <w:bdr w:val="none" w:sz="0" w:space="0" w:color="auto" w:frame="1"/>
-        </w:rPr>
-        <w:t>Description: </w:t>
-      </w:r>
-      <w:r>
-        <w:rPr>
-          <w:rFonts w:cs="Times New Roman"/>
-        </w:rPr>
-        <w:t>A user should be able to log in with proper username and password</w:t>
-      </w:r>
-    </w:p>
-    <w:p>
-      <w:pPr>
-        <w:spacing w:line="360" w:lineRule="auto"/>
-        <w:jc w:val="both"/>
-        <w:rPr>
-          <w:rFonts w:cs="Times New Roman"/>
-        </w:rPr>
-      </w:pPr>
-      <w:r>
-        <w:rPr>
-          <w:rStyle w:val="Strong"/>
-          <w:rFonts w:cs="Times New Roman"/>
-          <w:bdr w:val="none" w:sz="0" w:space="0" w:color="auto" w:frame="1"/>
-        </w:rPr>
-        <w:t>Precondition:</w:t>
-      </w:r>
-      <w:r>
-        <w:rPr>
-          <w:rFonts w:cs="Times New Roman"/>
-        </w:rPr>
-        <w:t> The user must have username and password that is previously registered.</w:t>
-      </w:r>
-    </w:p>
-    <w:p>
-      <w:pPr>
-        <w:spacing w:line="360" w:lineRule="auto"/>
-        <w:jc w:val="both"/>
-        <w:rPr>
-          <w:rFonts w:cs="Times New Roman"/>
-        </w:rPr>
-      </w:pPr>
-      <w:r>
-        <w:rPr>
-          <w:rStyle w:val="Strong"/>
-          <w:rFonts w:cs="Times New Roman"/>
-          <w:bdr w:val="none" w:sz="0" w:space="0" w:color="auto" w:frame="1"/>
-        </w:rPr>
-        <w:t>Test Steps:</w:t>
-      </w:r>
-    </w:p>
-    <w:p>
-      <w:pPr>
-        <w:spacing w:line="360" w:lineRule="auto"/>
-        <w:jc w:val="both"/>
-        <w:rPr>
-          <w:rFonts w:cs="Times New Roman"/>
-          <w:spacing w:val="15"/>
-        </w:rPr>
-      </w:pPr>
-      <w:r>
-        <w:rPr>
-          <w:rFonts w:cs="Times New Roman"/>
-          <w:spacing w:val="15"/>
-        </w:rPr>
-        <w:t>Open the Executable file of the project, navigate to the login panel</w:t>
-      </w:r>
-    </w:p>
-    <w:p>
-      <w:pPr>
-        <w:spacing w:before="120" w:after="144" w:line="360" w:lineRule="auto"/>
-        <w:ind w:right="48"/>
-        <w:jc w:val="both"/>
-        <w:rPr>
-          <w:rFonts w:cs="Times New Roman"/>
-          <w:spacing w:val="15"/>
-        </w:rPr>
-      </w:pPr>
-      <w:r>
-        <w:rPr>
-          <w:rFonts w:cs="Times New Roman"/>
-          <w:noProof/>
-          <w:lang w:val="en-US"/>
-        </w:rPr>
-        <w:drawing>
-          <wp:anchor distT="0" distB="0" distL="114300" distR="114300" simplePos="0" relativeHeight="251654656" behindDoc="0" locked="0" layoutInCell="1" allowOverlap="1" wp14:anchorId="70867EED" wp14:editId="72C03458">
-            <wp:simplePos x="0" y="0"/>
-            <wp:positionH relativeFrom="column">
-              <wp:posOffset>-38100</wp:posOffset>
-            </wp:positionH>
-            <wp:positionV relativeFrom="paragraph">
-              <wp:posOffset>763905</wp:posOffset>
-            </wp:positionV>
-            <wp:extent cx="5274310" cy="1210310"/>
-            <wp:effectExtent l="0" t="0" r="2540" b="8890"/>
-            <wp:wrapTopAndBottom/>
-            <wp:docPr id="8" name="Picture 8" descr="How to Create Requirements Traceability Matrix (RTM)"/>
-            <wp:cNvGraphicFramePr>
-              <a:graphicFrameLocks xmlns:a="http://schemas.openxmlformats.org/drawingml/2006/main" noChangeAspect="1"/>
-            </wp:cNvGraphicFramePr>
-            <a:graphic xmlns:a="http://schemas.openxmlformats.org/drawingml/2006/main">
-              <a:graphicData uri="http://schemas.openxmlformats.org/drawingml/2006/picture">
-                <pic:pic xmlns:pic="http://schemas.openxmlformats.org/drawingml/2006/picture">
-                  <pic:nvPicPr>
-                    <pic:cNvPr id="0" name="Picture 1" descr="How to Create Requirements Traceability Matrix (RTM)"/>
-                    <pic:cNvPicPr>
-                      <a:picLocks noChangeAspect="1" noChangeArrowheads="1"/>
-                    </pic:cNvPicPr>
-                  </pic:nvPicPr>
-                  <pic:blipFill>
-                    <a:blip r:embed="rId15">
-                      <a:extLst>
-                        <a:ext uri="{28A0092B-C50C-407E-A947-70E740481C1C}">
-                          <a14:useLocalDpi xmlns:a14="http://schemas.microsoft.com/office/drawing/2010/main" val="0"/>
-                        </a:ext>
-                      </a:extLst>
-                    </a:blip>
-                    <a:srcRect/>
-                    <a:stretch>
-                      <a:fillRect/>
-                    </a:stretch>
-                  </pic:blipFill>
-                  <pic:spPr bwMode="auto">
-                    <a:xfrm>
-                      <a:off x="0" y="0"/>
-                      <a:ext cx="5274310" cy="1210310"/>
-                    </a:xfrm>
-                    <a:prstGeom prst="rect">
-                      <a:avLst/>
-                    </a:prstGeom>
-                    <a:noFill/>
-                    <a:ln>
-                      <a:noFill/>
-                    </a:ln>
-                  </pic:spPr>
-                </pic:pic>
-              </a:graphicData>
-            </a:graphic>
-          </wp:anchor>
-        </w:drawing>
-      </w:r>
-      <w:r>
-        <w:rPr>
-          <w:rFonts w:cs="Times New Roman"/>
-          <w:noProof/>
-          <w:lang w:val="en-US"/>
-        </w:rPr>
-        <mc:AlternateContent>
-          <mc:Choice Requires="wps">
-            <w:drawing>
-              <wp:anchor distT="0" distB="0" distL="114300" distR="114300" simplePos="0" relativeHeight="251660800" behindDoc="0" locked="0" layoutInCell="1" allowOverlap="1" wp14:anchorId="52A503B0" wp14:editId="1F8B4A2F">
-                <wp:simplePos x="0" y="0"/>
-                <wp:positionH relativeFrom="column">
-                  <wp:posOffset>-38100</wp:posOffset>
-                </wp:positionH>
-                <wp:positionV relativeFrom="paragraph">
-                  <wp:posOffset>1917065</wp:posOffset>
-                </wp:positionV>
-                <wp:extent cx="5274310" cy="635"/>
-                <wp:effectExtent l="0" t="0" r="0" b="0"/>
-                <wp:wrapTopAndBottom/>
-                <wp:docPr id="13" name="Text Box 13"/>
-                <wp:cNvGraphicFramePr/>
-                <a:graphic xmlns:a="http://schemas.openxmlformats.org/drawingml/2006/main">
-                  <a:graphicData uri="http://schemas.microsoft.com/office/word/2010/wordprocessingShape">
-                    <wps:wsp>
-                      <wps:cNvSpPr txBox="1"/>
-                      <wps:spPr>
-                        <a:xfrm>
-                          <a:off x="0" y="0"/>
-                          <a:ext cx="5274310" cy="635"/>
-                        </a:xfrm>
-                        <a:prstGeom prst="rect">
-                          <a:avLst/>
-                        </a:prstGeom>
-                        <a:solidFill>
-                          <a:prstClr val="white"/>
-                        </a:solidFill>
-                        <a:ln>
-                          <a:noFill/>
-                        </a:ln>
-                      </wps:spPr>
-                      <wps:txbx>
-                        <w:txbxContent>
-                          <w:p>
-                            <w:pPr>
-                              <w:pStyle w:val="Caption"/>
-                              <w:jc w:val="center"/>
-                              <w:rPr>
-                                <w:rFonts w:cs="Times New Roman"/>
-                                <w:i w:val="0"/>
-                                <w:iCs w:val="0"/>
-                                <w:color w:val="auto"/>
-                                <w:sz w:val="24"/>
-                                <w:szCs w:val="22"/>
-                                <w:lang w:val="en-US"/>
-                              </w:rPr>
-                            </w:pPr>
-                            <w:bookmarkStart w:id="30" w:name="_Toc56929758"/>
-                            <w:r>
-                              <w:rPr>
-                                <w:rFonts w:cs="Times New Roman"/>
-                                <w:i w:val="0"/>
-                                <w:iCs w:val="0"/>
-                                <w:color w:val="auto"/>
-                                <w:sz w:val="24"/>
-                                <w:szCs w:val="22"/>
-                                <w:lang w:val="en-US"/>
-                              </w:rPr>
-                              <w:t xml:space="preserve">Figure </w:t>
-                            </w:r>
-                            <w:r>
-                              <w:rPr>
-                                <w:rFonts w:cs="Times New Roman"/>
-                                <w:i w:val="0"/>
-                                <w:iCs w:val="0"/>
-                                <w:color w:val="auto"/>
-                                <w:sz w:val="24"/>
-                                <w:szCs w:val="22"/>
-                                <w:lang w:val="en-US"/>
-                              </w:rPr>
-                              <w:fldChar w:fldCharType="begin"/>
-                            </w:r>
-                            <w:r>
-                              <w:rPr>
-                                <w:rFonts w:cs="Times New Roman"/>
-                                <w:i w:val="0"/>
-                                <w:iCs w:val="0"/>
-                                <w:color w:val="auto"/>
-                                <w:sz w:val="24"/>
-                                <w:szCs w:val="22"/>
-                                <w:lang w:val="en-US"/>
-                              </w:rPr>
-                              <w:instrText xml:space="preserve"> SEQ Figure \* ARABIC </w:instrText>
-                            </w:r>
-                            <w:r>
-                              <w:rPr>
-                                <w:rFonts w:cs="Times New Roman"/>
-                                <w:i w:val="0"/>
-                                <w:iCs w:val="0"/>
-                                <w:color w:val="auto"/>
-                                <w:sz w:val="24"/>
-                                <w:szCs w:val="22"/>
-                                <w:lang w:val="en-US"/>
-                              </w:rPr>
-                              <w:fldChar w:fldCharType="separate"/>
-                            </w:r>
-                            <w:r>
-                              <w:rPr>
-                                <w:rFonts w:cs="Times New Roman"/>
-                                <w:i w:val="0"/>
-                                <w:iCs w:val="0"/>
-                                <w:noProof/>
-                                <w:color w:val="auto"/>
-                                <w:sz w:val="24"/>
-                                <w:szCs w:val="22"/>
-                                <w:lang w:val="en-US"/>
-                              </w:rPr>
-                              <w:t>2</w:t>
-                            </w:r>
-                            <w:r>
-                              <w:rPr>
-                                <w:rFonts w:cs="Times New Roman"/>
-                                <w:i w:val="0"/>
-                                <w:iCs w:val="0"/>
-                                <w:color w:val="auto"/>
-                                <w:sz w:val="24"/>
-                                <w:szCs w:val="22"/>
-                                <w:lang w:val="en-US"/>
-                              </w:rPr>
-                              <w:fldChar w:fldCharType="end"/>
-                            </w:r>
-                            <w:r>
-                              <w:rPr>
-                                <w:rFonts w:cs="Times New Roman"/>
-                                <w:i w:val="0"/>
-                                <w:iCs w:val="0"/>
-                                <w:color w:val="auto"/>
-                                <w:sz w:val="24"/>
-                                <w:szCs w:val="22"/>
-                                <w:lang w:val="en-US"/>
-                              </w:rPr>
-                              <w:t>: Test Case using Matrix</w:t>
-                            </w:r>
-                            <w:bookmarkEnd w:id="30"/>
-                          </w:p>
-                        </w:txbxContent>
-                      </wps:txbx>
-                      <wps:bodyPr rot="0" spcFirstLastPara="0" vertOverflow="overflow" horzOverflow="overflow" vert="horz" wrap="square" lIns="0" tIns="0" rIns="0" bIns="0" numCol="1" spcCol="0" rtlCol="0" fromWordArt="0" anchor="t" anchorCtr="0" forceAA="0" compatLnSpc="1">
-                        <a:prstTxWarp prst="textNoShape">
-                          <a:avLst/>
-                        </a:prstTxWarp>
-                        <a:spAutoFit/>
-                      </wps:bodyPr>
-                    </wps:wsp>
-                  </a:graphicData>
-                </a:graphic>
-              </wp:anchor>
-            </w:drawing>
-          </mc:Choice>
-          <mc:Fallback>
-            <w:pict>
-              <v:shape w14:anchorId="52A503B0" id="Text Box 13" o:spid="_x0000_s1029" type="#_x0000_t202" style="position:absolute;left:0;text-align:left;margin-left:-3pt;margin-top:150.95pt;width:415.3pt;height:.05pt;z-index:251660800;visibility:visible;mso-wrap-style:square;mso-wrap-distance-left:9pt;mso-wrap-distance-top:0;mso-wrap-distance-right:9pt;mso-wrap-distance-bottom:0;mso-position-horizontal:absolute;mso-position-horizontal-relative:text;mso-position-vertical:absolute;mso-position-vertical-relative:text;v-text-anchor:top" o:gfxdata="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" stroked="f">
-                <v:textbox style="mso-fit-shape-to-text:t" inset="0,0,0,0">
-                  <w:txbxContent>
-                    <w:p>
-                      <w:pPr>
-                        <w:pStyle w:val="Caption"/>
-                        <w:jc w:val="center"/>
-                        <w:rPr>
-                          <w:rFonts w:cs="Times New Roman"/>
-                          <w:i w:val="0"/>
-                          <w:iCs w:val="0"/>
-                          <w:color w:val="auto"/>
-                          <w:sz w:val="24"/>
-                          <w:szCs w:val="22"/>
-                          <w:lang w:val="en-US"/>
-                        </w:rPr>
-                      </w:pPr>
-                      <w:bookmarkStart w:id="31" w:name="_Toc56929758"/>
-                      <w:r>
-                        <w:rPr>
-                          <w:rFonts w:cs="Times New Roman"/>
-                          <w:i w:val="0"/>
-                          <w:iCs w:val="0"/>
-                          <w:color w:val="auto"/>
-                          <w:sz w:val="24"/>
-                          <w:szCs w:val="22"/>
-                          <w:lang w:val="en-US"/>
-                        </w:rPr>
-                        <w:t xml:space="preserve">Figure </w:t>
-                      </w:r>
-                      <w:r>
-                        <w:rPr>
-                          <w:rFonts w:cs="Times New Roman"/>
-                          <w:i w:val="0"/>
-                          <w:iCs w:val="0"/>
-                          <w:color w:val="auto"/>
-                          <w:sz w:val="24"/>
-                          <w:szCs w:val="22"/>
-                          <w:lang w:val="en-US"/>
-                        </w:rPr>
-                        <w:fldChar w:fldCharType="begin"/>
-                      </w:r>
-                      <w:r>
-                        <w:rPr>
-                          <w:rFonts w:cs="Times New Roman"/>
-                          <w:i w:val="0"/>
-                          <w:iCs w:val="0"/>
-                          <w:color w:val="auto"/>
-                          <w:sz w:val="24"/>
-                          <w:szCs w:val="22"/>
-                          <w:lang w:val="en-US"/>
-                        </w:rPr>
-                        <w:instrText xml:space="preserve"> SEQ Figure \* ARABIC </w:instrText>
-                      </w:r>
-                      <w:r>
-                        <w:rPr>
-                          <w:rFonts w:cs="Times New Roman"/>
-                          <w:i w:val="0"/>
-                          <w:iCs w:val="0"/>
-                          <w:color w:val="auto"/>
-                          <w:sz w:val="24"/>
-                          <w:szCs w:val="22"/>
-                          <w:lang w:val="en-US"/>
-                        </w:rPr>
-                        <w:fldChar w:fldCharType="separate"/>
-                      </w:r>
-                      <w:r>
-                        <w:rPr>
-                          <w:rFonts w:cs="Times New Roman"/>
-                          <w:i w:val="0"/>
-                          <w:iCs w:val="0"/>
-                          <w:noProof/>
-                          <w:color w:val="auto"/>
-                          <w:sz w:val="24"/>
-                          <w:szCs w:val="22"/>
-                          <w:lang w:val="en-US"/>
-                        </w:rPr>
-                        <w:t>2</w:t>
-                      </w:r>
-                      <w:r>
-                        <w:rPr>
-                          <w:rFonts w:cs="Times New Roman"/>
-                          <w:i w:val="0"/>
-                          <w:iCs w:val="0"/>
-                          <w:color w:val="auto"/>
-                          <w:sz w:val="24"/>
-                          <w:szCs w:val="22"/>
-                          <w:lang w:val="en-US"/>
-                        </w:rPr>
-                        <w:fldChar w:fldCharType="end"/>
-                      </w:r>
-                      <w:r>
-                        <w:rPr>
-                          <w:rFonts w:cs="Times New Roman"/>
-                          <w:i w:val="0"/>
-                          <w:iCs w:val="0"/>
-                          <w:color w:val="auto"/>
-                          <w:sz w:val="24"/>
-                          <w:szCs w:val="22"/>
-                          <w:lang w:val="en-US"/>
-                        </w:rPr>
-                        <w:t>: Test Case using Matrix</w:t>
-                      </w:r>
-                      <w:bookmarkEnd w:id="31"/>
-                    </w:p>
-                  </w:txbxContent>
-                </v:textbox>
-                <w10:wrap type="topAndBottom"/>
-              </v:shape>
-            </w:pict>
-          </mc:Fallback>
-        </mc:AlternateContent>
-      </w:r>
-      <w:r>
-        <w:rPr>
-          <w:rFonts w:cs="Times New Roman"/>
-          <w:spacing w:val="15"/>
-        </w:rPr>
-        <w:t>Enter random strings, zero values, null values, Capitalised strings, functions within functions, check whether it redirects to authorised sections.</w:t>
-      </w:r>
-    </w:p>
-    <w:p>
-      <w:pPr>
-        <w:pStyle w:val="Heading2"/>
-        <w:numPr>
-          <w:ilvl w:val="0"/>
-          <w:numId w:val="0"/>
-        </w:numPr>
-      </w:pPr>
-      <w:bookmarkStart w:id="32" w:name="_Toc57274839"/>
-      <w:bookmarkStart w:id="33" w:name="_Toc234473286"/>
-      <w:bookmarkStart w:id="34" w:name="_Toc234474546"/>
-      <w:r>
-        <w:lastRenderedPageBreak/>
-        <w:t>A Test Matrix with Tested modules or Requirement Traceability Matrix</w:t>
-      </w:r>
-      <w:bookmarkEnd w:id="32"/>
-      <w:bookmarkEnd w:id="33"/>
-      <w:bookmarkEnd w:id="34"/>
-    </w:p>
-    <w:p>
-      <w:pPr>
-        <w:spacing w:line="360" w:lineRule="auto"/>
-        <w:jc w:val="both"/>
-        <w:rPr>
-          <w:rFonts w:cs="Times New Roman"/>
-          <w:szCs w:val="24"/>
-          <w:shd w:val="clear" w:color="auto" w:fill="FFFFFF"/>
-        </w:rPr>
-      </w:pPr>
-      <w:r>
-        <w:rPr>
-          <w:rStyle w:val="Strong"/>
-          <w:rFonts w:cs="Times New Roman"/>
-          <w:szCs w:val="24"/>
-          <w:shd w:val="clear" w:color="auto" w:fill="FFFFFF"/>
-        </w:rPr>
-        <w:t>Requirement Traceability Matrix (RTM)</w:t>
-      </w:r>
-      <w:r>
-        <w:rPr>
-          <w:rFonts w:cs="Times New Roman"/>
-          <w:szCs w:val="24"/>
-          <w:shd w:val="clear" w:color="auto" w:fill="FFFFFF"/>
-        </w:rPr>
-        <w:t xml:space="preserve"> is a document that maps and traces the user requirement with different test cases. </w:t>
-      </w:r>
-    </w:p>
-    <w:p>
-      <w:pPr>
-        <w:spacing w:line="360" w:lineRule="auto"/>
-        <w:jc w:val="both"/>
-        <w:rPr>
-          <w:rFonts w:cs="Times New Roman"/>
-          <w:sz w:val="22"/>
-          <w:szCs w:val="20"/>
-        </w:rPr>
-      </w:pPr>
-      <w:r>
-        <w:rPr>
-          <w:rFonts w:cs="Times New Roman"/>
-          <w:szCs w:val="24"/>
-          <w:shd w:val="clear" w:color="auto" w:fill="FFFFFF"/>
-        </w:rPr>
-        <w:t>It collects all requirements addressed by the client or the requirement analysts and requirement traceability in a single document, delivered at the conclusion of the Software development life cycle.</w:t>
+      <w:r>
+        <w:rPr>
+          <w:color w:val="000000"/>
+          <w:sz w:val="28"/>
+          <w:szCs w:val="28"/>
+        </w:rPr>
+        <w:t>Test Matrix of Tested Modules</w:t>
       </w:r>
     </w:p>
     <w:tbl>
       <w:tblPr>
-        <w:tblStyle w:val="TableGrid"/>
-        <w:tblW w:w="0" w:type="auto"/>
+        <w:tblW w:w="8310" w:type="dxa"/>
+        <w:tblBorders>
+          <w:top w:val="single" w:sz="4" w:space="0" w:color="auto"/>
+          <w:left w:val="single" w:sz="4" w:space="0" w:color="auto"/>
+          <w:bottom w:val="single" w:sz="4" w:space="0" w:color="auto"/>
+          <w:right w:val="single" w:sz="4" w:space="0" w:color="auto"/>
+          <w:insideH w:val="single" w:sz="4" w:space="0" w:color="auto"/>
+          <w:insideV w:val="single" w:sz="4" w:space="0" w:color="auto"/>
+        </w:tblBorders>
+        <w:tblCellMar>
+          <w:left w:w="10" w:type="dxa"/>
+          <w:right w:w="10" w:type="dxa"/>
+        </w:tblCellMar>
         <w:tblLook w:val="04A0" w:firstRow="1" w:lastRow="0" w:firstColumn="1" w:lastColumn="0" w:noHBand="0" w:noVBand="1"/>
       </w:tblPr>
       <w:tblGrid>
-        <w:gridCol w:w="583"/>
-        <w:gridCol w:w="2742"/>
-        <w:gridCol w:w="1350"/>
-        <w:gridCol w:w="1963"/>
-        <w:gridCol w:w="1658"/>
+        <w:gridCol w:w="800"/>
+        <w:gridCol w:w="1500"/>
+        <w:gridCol w:w="2600"/>
+        <w:gridCol w:w="2500"/>
+        <w:gridCol w:w="910"/>
       </w:tblGrid>
       <w:tr>
-        <w:tc>
-          <w:tcPr>
-            <w:tcW w:w="583" w:type="dxa"/>
-          </w:tcPr>
-          <w:p>
-            <w:pPr>
-              <w:spacing w:line="360" w:lineRule="auto"/>
-              <w:jc w:val="both"/>
-              <w:rPr>
-                <w:rFonts w:cs="Times New Roman"/>
-              </w:rPr>
-            </w:pPr>
-            <w:proofErr w:type="gramStart"/>
-            <w:r>
-              <w:rPr>
-                <w:rFonts w:cs="Times New Roman"/>
-              </w:rPr>
-              <w:t>S.N</w:t>
-            </w:r>
-            <w:proofErr w:type="gramEnd"/>
-          </w:p>
-        </w:tc>
-        <w:tc>
-          <w:tcPr>
-            <w:tcW w:w="2742" w:type="dxa"/>
-          </w:tcPr>
-          <w:p>
-            <w:pPr>
-              <w:spacing w:line="360" w:lineRule="auto"/>
-              <w:jc w:val="both"/>
-              <w:rPr>
-                <w:rFonts w:cs="Times New Roman"/>
-              </w:rPr>
-            </w:pPr>
-            <w:r>
-              <w:rPr>
-                <w:rFonts w:cs="Times New Roman"/>
-              </w:rPr>
-              <w:t>Requirement Description</w:t>
-            </w:r>
-          </w:p>
-        </w:tc>
-        <w:tc>
-          <w:tcPr>
-            <w:tcW w:w="1350" w:type="dxa"/>
-          </w:tcPr>
-          <w:p>
-            <w:pPr>
-              <w:spacing w:line="360" w:lineRule="auto"/>
-              <w:jc w:val="both"/>
-              <w:rPr>
-                <w:rFonts w:cs="Times New Roman"/>
-              </w:rPr>
-            </w:pPr>
-            <w:r>
-              <w:rPr>
-                <w:rFonts w:cs="Times New Roman"/>
-              </w:rPr>
-              <w:t>Testcase ID</w:t>
-            </w:r>
-          </w:p>
-        </w:tc>
-        <w:tc>
-          <w:tcPr>
-            <w:tcW w:w="1963" w:type="dxa"/>
-          </w:tcPr>
-          <w:p>
-            <w:pPr>
-              <w:spacing w:line="360" w:lineRule="auto"/>
-              <w:jc w:val="both"/>
-              <w:rPr>
-                <w:rFonts w:cs="Times New Roman"/>
-              </w:rPr>
-            </w:pPr>
-            <w:r>
-              <w:rPr>
-                <w:rFonts w:cs="Times New Roman"/>
+        <w:trPr>
+          <w:tblHeader/>
+        </w:trPr>
+        <w:tc>
+          <w:tcPr>
+            <w:tcW w:w="800" w:type="dxa"/>
+            <w:tcBorders>
+              <w:top w:val="single" w:sz="4" w:space="0" w:color="000000"/>
+              <w:left w:val="single" w:sz="4" w:space="0" w:color="000000"/>
+              <w:bottom w:val="single" w:sz="4" w:space="0" w:color="000000"/>
+              <w:right w:val="single" w:sz="4" w:space="0" w:color="000000"/>
+            </w:tcBorders>
+            <w:shd w:val="clear" w:color="auto" w:fill="E7E7E7"/>
+            <w:vAlign w:val="center"/>
+            <w:hideMark/>
+          </w:tcPr>
+          <w:p>
+            <w:pPr>
+              <w:spacing w:before="40" w:after="40" w:line="276" w:lineRule="auto"/>
+              <w:jc w:val="center"/>
+            </w:pPr>
+            <w:r>
+              <w:rPr>
+                <w:b/>
+                <w:bCs/>
+                <w:sz w:val="22"/>
+              </w:rPr>
+              <w:t>TID</w:t>
+            </w:r>
+          </w:p>
+        </w:tc>
+        <w:tc>
+          <w:tcPr>
+            <w:tcW w:w="1500" w:type="dxa"/>
+            <w:tcBorders>
+              <w:top w:val="single" w:sz="4" w:space="0" w:color="000000"/>
+              <w:left w:val="single" w:sz="4" w:space="0" w:color="000000"/>
+              <w:bottom w:val="single" w:sz="4" w:space="0" w:color="000000"/>
+              <w:right w:val="single" w:sz="4" w:space="0" w:color="000000"/>
+            </w:tcBorders>
+            <w:shd w:val="clear" w:color="auto" w:fill="E7E7E7"/>
+            <w:vAlign w:val="center"/>
+            <w:hideMark/>
+          </w:tcPr>
+          <w:p>
+            <w:pPr>
+              <w:spacing w:before="40" w:after="40" w:line="276" w:lineRule="auto"/>
+              <w:jc w:val="center"/>
+            </w:pPr>
+            <w:r>
+              <w:rPr>
+                <w:b/>
+                <w:bCs/>
+                <w:sz w:val="22"/>
+              </w:rPr>
+              <w:t>Module</w:t>
+            </w:r>
+          </w:p>
+        </w:tc>
+        <w:tc>
+          <w:tcPr>
+            <w:tcW w:w="2600" w:type="dxa"/>
+            <w:tcBorders>
+              <w:top w:val="single" w:sz="4" w:space="0" w:color="000000"/>
+              <w:left w:val="single" w:sz="4" w:space="0" w:color="000000"/>
+              <w:bottom w:val="single" w:sz="4" w:space="0" w:color="000000"/>
+              <w:right w:val="single" w:sz="4" w:space="0" w:color="000000"/>
+            </w:tcBorders>
+            <w:shd w:val="clear" w:color="auto" w:fill="E7E7E7"/>
+            <w:vAlign w:val="center"/>
+            <w:hideMark/>
+          </w:tcPr>
+          <w:p>
+            <w:pPr>
+              <w:spacing w:before="40" w:after="40" w:line="276" w:lineRule="auto"/>
+              <w:jc w:val="center"/>
+            </w:pPr>
+            <w:r>
+              <w:rPr>
+                <w:b/>
+                <w:bCs/>
+                <w:sz w:val="22"/>
+              </w:rPr>
+              <w:t>Test Description</w:t>
+            </w:r>
+          </w:p>
+        </w:tc>
+        <w:tc>
+          <w:tcPr>
+            <w:tcW w:w="2500" w:type="dxa"/>
+            <w:tcBorders>
+              <w:top w:val="single" w:sz="4" w:space="0" w:color="000000"/>
+              <w:left w:val="single" w:sz="4" w:space="0" w:color="000000"/>
+              <w:bottom w:val="single" w:sz="4" w:space="0" w:color="000000"/>
+              <w:right w:val="single" w:sz="4" w:space="0" w:color="000000"/>
+            </w:tcBorders>
+            <w:shd w:val="clear" w:color="auto" w:fill="E7E7E7"/>
+            <w:vAlign w:val="center"/>
+            <w:hideMark/>
+          </w:tcPr>
+          <w:p>
+            <w:pPr>
+              <w:spacing w:before="40" w:after="40" w:line="276" w:lineRule="auto"/>
+              <w:jc w:val="center"/>
+            </w:pPr>
+            <w:r>
+              <w:rPr>
+                <w:b/>
+                <w:bCs/>
+                <w:sz w:val="22"/>
+              </w:rPr>
+              <w:t>Expected Result</w:t>
+            </w:r>
+          </w:p>
+        </w:tc>
+        <w:tc>
+          <w:tcPr>
+            <w:tcW w:w="910" w:type="dxa"/>
+            <w:tcBorders>
+              <w:top w:val="single" w:sz="4" w:space="0" w:color="000000"/>
+              <w:left w:val="single" w:sz="4" w:space="0" w:color="000000"/>
+              <w:bottom w:val="single" w:sz="4" w:space="0" w:color="000000"/>
+              <w:right w:val="single" w:sz="4" w:space="0" w:color="000000"/>
+            </w:tcBorders>
+            <w:shd w:val="clear" w:color="auto" w:fill="E7E7E7"/>
+            <w:vAlign w:val="center"/>
+            <w:hideMark/>
+          </w:tcPr>
+          <w:p>
+            <w:pPr>
+              <w:spacing w:before="40" w:after="40" w:line="276" w:lineRule="auto"/>
+              <w:jc w:val="center"/>
+            </w:pPr>
+            <w:r>
+              <w:rPr>
+                <w:b/>
+                <w:bCs/>
+                <w:sz w:val="22"/>
               </w:rPr>
               <w:t>Status</w:t>
-            </w:r>
-          </w:p>
-        </w:tc>
-        <w:tc>
-          <w:tcPr>
-            <w:tcW w:w="1658" w:type="dxa"/>
-          </w:tcPr>
-          <w:p>
-            <w:pPr>
-              <w:spacing w:line="360" w:lineRule="auto"/>
-              <w:jc w:val="both"/>
-              <w:rPr>
-                <w:rFonts w:cs="Times New Roman"/>
-              </w:rPr>
-            </w:pPr>
-            <w:r>
-              <w:rPr>
-                <w:rFonts w:cs="Times New Roman"/>
-              </w:rPr>
-              <w:t>Remarks if any:</w:t>
             </w:r>
           </w:p>
         </w:tc>
@@ -9229,128 +8270,121 @@
       <w:tr>
         <w:tc>
           <w:tcPr>
-            <w:tcW w:w="583" w:type="dxa"/>
-          </w:tcPr>
-          <w:p>
-            <w:pPr>
-              <w:spacing w:line="360" w:lineRule="auto"/>
-              <w:jc w:val="both"/>
-              <w:rPr>
-                <w:rFonts w:cs="Times New Roman"/>
-              </w:rPr>
-            </w:pPr>
-            <w:r>
-              <w:rPr>
-                <w:rFonts w:cs="Times New Roman"/>
-              </w:rPr>
-              <w:t>101</w:t>
-            </w:r>
-          </w:p>
-        </w:tc>
-        <w:tc>
-          <w:tcPr>
-            <w:tcW w:w="2742" w:type="dxa"/>
-          </w:tcPr>
-          <w:p>
-            <w:pPr>
-              <w:spacing w:line="360" w:lineRule="auto"/>
-              <w:jc w:val="both"/>
-              <w:rPr>
-                <w:rFonts w:cs="Times New Roman"/>
-              </w:rPr>
-            </w:pPr>
-            <w:r>
-              <w:rPr>
-                <w:rFonts w:cs="Times New Roman"/>
-              </w:rPr>
-              <w:t>Login into the application</w:t>
-            </w:r>
-          </w:p>
-        </w:tc>
-        <w:tc>
-          <w:tcPr>
-            <w:tcW w:w="1350" w:type="dxa"/>
-          </w:tcPr>
-          <w:p>
-            <w:pPr>
-              <w:spacing w:line="360" w:lineRule="auto"/>
-              <w:jc w:val="both"/>
-              <w:rPr>
-                <w:rFonts w:cs="Times New Roman"/>
-              </w:rPr>
-            </w:pPr>
-            <w:r>
-              <w:rPr>
-                <w:rFonts w:cs="Times New Roman"/>
-              </w:rPr>
-              <w:t>TC01, TC02</w:t>
-            </w:r>
-          </w:p>
-        </w:tc>
-        <w:tc>
-          <w:tcPr>
-            <w:tcW w:w="1963" w:type="dxa"/>
-          </w:tcPr>
-          <w:p>
-            <w:pPr>
-              <w:spacing w:line="360" w:lineRule="auto"/>
-              <w:jc w:val="both"/>
-              <w:rPr>
-                <w:rFonts w:cs="Times New Roman"/>
-              </w:rPr>
-            </w:pPr>
-            <w:r>
-              <w:rPr>
-                <w:rFonts w:cs="Times New Roman"/>
-              </w:rPr>
-              <w:t>TC01- Pass</w:t>
-            </w:r>
-          </w:p>
-          <w:p>
-            <w:pPr>
-              <w:spacing w:line="360" w:lineRule="auto"/>
-              <w:jc w:val="both"/>
-              <w:rPr>
-                <w:rFonts w:cs="Times New Roman"/>
-              </w:rPr>
-            </w:pPr>
-            <w:r>
-              <w:rPr>
-                <w:rFonts w:cs="Times New Roman"/>
-              </w:rPr>
-              <w:t>TC0</w:t>
-            </w:r>
-            <w:r>
-              <w:rPr>
-                <w:rFonts w:cs="Times New Roman"/>
-              </w:rPr>
-              <w:t>2</w:t>
-            </w:r>
-            <w:r>
-              <w:rPr>
-                <w:rFonts w:cs="Times New Roman"/>
-              </w:rPr>
-              <w:t>- Fail</w:t>
-            </w:r>
-          </w:p>
-        </w:tc>
-        <w:tc>
-          <w:tcPr>
-            <w:tcW w:w="1658" w:type="dxa"/>
-          </w:tcPr>
-          <w:p>
-            <w:pPr>
-              <w:spacing w:line="360" w:lineRule="auto"/>
-              <w:jc w:val="both"/>
-              <w:rPr>
-                <w:rFonts w:cs="Times New Roman"/>
-              </w:rPr>
-            </w:pPr>
-            <w:r>
-              <w:rPr>
-                <w:rFonts w:cs="Times New Roman"/>
-              </w:rPr>
-              <w:t>Changes needed in masking the password</w:t>
+            <w:tcW w:w="800" w:type="dxa"/>
+            <w:tcBorders>
+              <w:top w:val="single" w:sz="4" w:space="0" w:color="000000"/>
+              <w:left w:val="single" w:sz="4" w:space="0" w:color="000000"/>
+              <w:bottom w:val="single" w:sz="4" w:space="0" w:color="000000"/>
+              <w:right w:val="single" w:sz="4" w:space="0" w:color="000000"/>
+            </w:tcBorders>
+            <w:vAlign w:val="center"/>
+            <w:hideMark/>
+          </w:tcPr>
+          <w:p>
+            <w:pPr>
+              <w:spacing w:before="40" w:after="40" w:line="276" w:lineRule="auto"/>
+            </w:pPr>
+            <w:r>
+              <w:rPr>
+                <w:sz w:val="22"/>
+              </w:rPr>
+              <w:t>TC01</w:t>
+            </w:r>
+          </w:p>
+        </w:tc>
+        <w:tc>
+          <w:tcPr>
+            <w:tcW w:w="1500" w:type="dxa"/>
+            <w:tcBorders>
+              <w:top w:val="single" w:sz="4" w:space="0" w:color="000000"/>
+              <w:left w:val="single" w:sz="4" w:space="0" w:color="000000"/>
+              <w:bottom w:val="single" w:sz="4" w:space="0" w:color="000000"/>
+              <w:right w:val="single" w:sz="4" w:space="0" w:color="000000"/>
+            </w:tcBorders>
+            <w:vAlign w:val="center"/>
+            <w:hideMark/>
+          </w:tcPr>
+          <w:p>
+            <w:pPr>
+              <w:spacing w:before="40" w:after="40" w:line="276" w:lineRule="auto"/>
+            </w:pPr>
+            <w:r>
+              <w:rPr>
+                <w:sz w:val="22"/>
+              </w:rPr>
+              <w:t>Sign Up</w:t>
+            </w:r>
+          </w:p>
+        </w:tc>
+        <w:tc>
+          <w:tcPr>
+            <w:tcW w:w="2600" w:type="dxa"/>
+            <w:tcBorders>
+              <w:top w:val="single" w:sz="4" w:space="0" w:color="000000"/>
+              <w:left w:val="single" w:sz="4" w:space="0" w:color="000000"/>
+              <w:bottom w:val="single" w:sz="4" w:space="0" w:color="000000"/>
+              <w:right w:val="single" w:sz="4" w:space="0" w:color="000000"/>
+            </w:tcBorders>
+            <w:vAlign w:val="center"/>
+            <w:hideMark/>
+          </w:tcPr>
+          <w:p>
+            <w:pPr>
+              <w:spacing w:before="40" w:after="40" w:line="276" w:lineRule="auto"/>
+            </w:pPr>
+            <w:r>
+              <w:rPr>
+                <w:sz w:val="22"/>
+              </w:rPr>
+              <w:t>Create a new account with an already existing username.</w:t>
+            </w:r>
+          </w:p>
+        </w:tc>
+        <w:tc>
+          <w:tcPr>
+            <w:tcW w:w="2500" w:type="dxa"/>
+            <w:tcBorders>
+              <w:top w:val="single" w:sz="4" w:space="0" w:color="000000"/>
+              <w:left w:val="single" w:sz="4" w:space="0" w:color="000000"/>
+              <w:bottom w:val="single" w:sz="4" w:space="0" w:color="000000"/>
+              <w:right w:val="single" w:sz="4" w:space="0" w:color="000000"/>
+            </w:tcBorders>
+            <w:vAlign w:val="center"/>
+            <w:hideMark/>
+          </w:tcPr>
+          <w:p>
+            <w:pPr>
+              <w:spacing w:before="40" w:after="40" w:line="276" w:lineRule="auto"/>
+            </w:pPr>
+            <w:r>
+              <w:rPr>
+                <w:sz w:val="22"/>
+              </w:rPr>
+              <w:t>“Username already exists” message is shown.</w:t>
+            </w:r>
+          </w:p>
+        </w:tc>
+        <w:tc>
+          <w:tcPr>
+            <w:tcW w:w="910" w:type="dxa"/>
+            <w:tcBorders>
+              <w:top w:val="single" w:sz="4" w:space="0" w:color="000000"/>
+              <w:left w:val="single" w:sz="4" w:space="0" w:color="000000"/>
+              <w:bottom w:val="single" w:sz="4" w:space="0" w:color="000000"/>
+              <w:right w:val="single" w:sz="4" w:space="0" w:color="000000"/>
+            </w:tcBorders>
+            <w:vAlign w:val="center"/>
+            <w:hideMark/>
+          </w:tcPr>
+          <w:p>
+            <w:pPr>
+              <w:spacing w:before="40" w:after="40" w:line="276" w:lineRule="auto"/>
+            </w:pPr>
+            <w:r>
+              <w:rPr>
+                <w:sz w:val="22"/>
+              </w:rPr>
+              <w:t>Pass</w:t>
             </w:r>
           </w:p>
         </w:tc>
@@ -9358,101 +8392,121 @@
       <w:tr>
         <w:tc>
           <w:tcPr>
-            <w:tcW w:w="583" w:type="dxa"/>
-          </w:tcPr>
-          <w:p>
-            <w:pPr>
-              <w:spacing w:line="360" w:lineRule="auto"/>
-              <w:jc w:val="both"/>
-              <w:rPr>
-                <w:rFonts w:cs="Times New Roman"/>
-              </w:rPr>
-            </w:pPr>
-            <w:r>
-              <w:rPr>
-                <w:rFonts w:cs="Times New Roman"/>
-              </w:rPr>
-              <w:t>102</w:t>
-            </w:r>
-          </w:p>
-        </w:tc>
-        <w:tc>
-          <w:tcPr>
-            <w:tcW w:w="2742" w:type="dxa"/>
-          </w:tcPr>
-          <w:p>
-            <w:pPr>
-              <w:spacing w:line="360" w:lineRule="auto"/>
-              <w:jc w:val="both"/>
-              <w:rPr>
-                <w:rFonts w:cs="Times New Roman"/>
-              </w:rPr>
-            </w:pPr>
-            <w:r>
-              <w:rPr>
-                <w:rFonts w:cs="Times New Roman"/>
-              </w:rPr>
-              <w:t>ID Creation</w:t>
-            </w:r>
-          </w:p>
-        </w:tc>
-        <w:tc>
-          <w:tcPr>
-            <w:tcW w:w="1350" w:type="dxa"/>
-          </w:tcPr>
-          <w:p>
-            <w:pPr>
-              <w:spacing w:line="360" w:lineRule="auto"/>
-              <w:jc w:val="both"/>
-              <w:rPr>
-                <w:rFonts w:cs="Times New Roman"/>
-              </w:rPr>
-            </w:pPr>
-            <w:r>
-              <w:rPr>
-                <w:rFonts w:cs="Times New Roman"/>
-              </w:rPr>
-              <w:t>TC03</w:t>
-            </w:r>
-          </w:p>
-        </w:tc>
-        <w:tc>
-          <w:tcPr>
-            <w:tcW w:w="1963" w:type="dxa"/>
-          </w:tcPr>
-          <w:p>
-            <w:pPr>
-              <w:spacing w:line="360" w:lineRule="auto"/>
-              <w:jc w:val="both"/>
-              <w:rPr>
-                <w:rFonts w:cs="Times New Roman"/>
-              </w:rPr>
-            </w:pPr>
-            <w:r>
-              <w:rPr>
-                <w:rFonts w:cs="Times New Roman"/>
-              </w:rPr>
-              <w:t>TC03- pass</w:t>
-            </w:r>
-          </w:p>
-        </w:tc>
-        <w:tc>
-          <w:tcPr>
-            <w:tcW w:w="1658" w:type="dxa"/>
-          </w:tcPr>
-          <w:p>
-            <w:pPr>
-              <w:spacing w:line="360" w:lineRule="auto"/>
-              <w:jc w:val="both"/>
-              <w:rPr>
-                <w:rFonts w:cs="Times New Roman"/>
-              </w:rPr>
-            </w:pPr>
-            <w:r>
-              <w:rPr>
-                <w:rFonts w:cs="Times New Roman"/>
-              </w:rPr>
-              <w:t>No changes required</w:t>
+            <w:tcW w:w="800" w:type="dxa"/>
+            <w:tcBorders>
+              <w:top w:val="single" w:sz="4" w:space="0" w:color="000000"/>
+              <w:left w:val="single" w:sz="4" w:space="0" w:color="000000"/>
+              <w:bottom w:val="single" w:sz="4" w:space="0" w:color="000000"/>
+              <w:right w:val="single" w:sz="4" w:space="0" w:color="000000"/>
+            </w:tcBorders>
+            <w:vAlign w:val="center"/>
+            <w:hideMark/>
+          </w:tcPr>
+          <w:p>
+            <w:pPr>
+              <w:spacing w:before="40" w:after="40" w:line="276" w:lineRule="auto"/>
+            </w:pPr>
+            <w:r>
+              <w:rPr>
+                <w:sz w:val="22"/>
+              </w:rPr>
+              <w:t>TC02</w:t>
+            </w:r>
+          </w:p>
+        </w:tc>
+        <w:tc>
+          <w:tcPr>
+            <w:tcW w:w="1500" w:type="dxa"/>
+            <w:tcBorders>
+              <w:top w:val="single" w:sz="4" w:space="0" w:color="000000"/>
+              <w:left w:val="single" w:sz="4" w:space="0" w:color="000000"/>
+              <w:bottom w:val="single" w:sz="4" w:space="0" w:color="000000"/>
+              <w:right w:val="single" w:sz="4" w:space="0" w:color="000000"/>
+            </w:tcBorders>
+            <w:vAlign w:val="center"/>
+            <w:hideMark/>
+          </w:tcPr>
+          <w:p>
+            <w:pPr>
+              <w:spacing w:before="40" w:after="40" w:line="276" w:lineRule="auto"/>
+            </w:pPr>
+            <w:r>
+              <w:rPr>
+                <w:sz w:val="22"/>
+              </w:rPr>
+              <w:t>Login</w:t>
+            </w:r>
+          </w:p>
+        </w:tc>
+        <w:tc>
+          <w:tcPr>
+            <w:tcW w:w="2600" w:type="dxa"/>
+            <w:tcBorders>
+              <w:top w:val="single" w:sz="4" w:space="0" w:color="000000"/>
+              <w:left w:val="single" w:sz="4" w:space="0" w:color="000000"/>
+              <w:bottom w:val="single" w:sz="4" w:space="0" w:color="000000"/>
+              <w:right w:val="single" w:sz="4" w:space="0" w:color="000000"/>
+            </w:tcBorders>
+            <w:vAlign w:val="center"/>
+            <w:hideMark/>
+          </w:tcPr>
+          <w:p>
+            <w:pPr>
+              <w:spacing w:before="40" w:after="40" w:line="276" w:lineRule="auto"/>
+            </w:pPr>
+            <w:r>
+              <w:rPr>
+                <w:sz w:val="22"/>
+              </w:rPr>
+              <w:t>Log in with a wrong password.</w:t>
+            </w:r>
+          </w:p>
+        </w:tc>
+        <w:tc>
+          <w:tcPr>
+            <w:tcW w:w="2500" w:type="dxa"/>
+            <w:tcBorders>
+              <w:top w:val="single" w:sz="4" w:space="0" w:color="000000"/>
+              <w:left w:val="single" w:sz="4" w:space="0" w:color="000000"/>
+              <w:bottom w:val="single" w:sz="4" w:space="0" w:color="000000"/>
+              <w:right w:val="single" w:sz="4" w:space="0" w:color="000000"/>
+            </w:tcBorders>
+            <w:vAlign w:val="center"/>
+            <w:hideMark/>
+          </w:tcPr>
+          <w:p>
+            <w:pPr>
+              <w:spacing w:before="40" w:after="40" w:line="276" w:lineRule="auto"/>
+            </w:pPr>
+            <w:r>
+              <w:rPr>
+                <w:sz w:val="22"/>
+              </w:rPr>
+              <w:t>“Invalid username or password” message is shown.</w:t>
+            </w:r>
+          </w:p>
+        </w:tc>
+        <w:tc>
+          <w:tcPr>
+            <w:tcW w:w="910" w:type="dxa"/>
+            <w:tcBorders>
+              <w:top w:val="single" w:sz="4" w:space="0" w:color="000000"/>
+              <w:left w:val="single" w:sz="4" w:space="0" w:color="000000"/>
+              <w:bottom w:val="single" w:sz="4" w:space="0" w:color="000000"/>
+              <w:right w:val="single" w:sz="4" w:space="0" w:color="000000"/>
+            </w:tcBorders>
+            <w:vAlign w:val="center"/>
+            <w:hideMark/>
+          </w:tcPr>
+          <w:p>
+            <w:pPr>
+              <w:spacing w:before="40" w:after="40" w:line="276" w:lineRule="auto"/>
+            </w:pPr>
+            <w:r>
+              <w:rPr>
+                <w:sz w:val="22"/>
+              </w:rPr>
+              <w:t>Pass</w:t>
             </w:r>
           </w:p>
         </w:tc>
@@ -9460,131 +8514,989 @@
       <w:tr>
         <w:tc>
           <w:tcPr>
-            <w:tcW w:w="583" w:type="dxa"/>
-          </w:tcPr>
-          <w:p>
-            <w:pPr>
-              <w:spacing w:line="360" w:lineRule="auto"/>
-              <w:jc w:val="both"/>
-              <w:rPr>
-                <w:rFonts w:cs="Times New Roman"/>
-              </w:rPr>
-            </w:pPr>
-            <w:r>
-              <w:rPr>
-                <w:rFonts w:cs="Times New Roman"/>
-              </w:rPr>
-              <w:t>103</w:t>
-            </w:r>
-          </w:p>
-        </w:tc>
-        <w:tc>
-          <w:tcPr>
-            <w:tcW w:w="2742" w:type="dxa"/>
-          </w:tcPr>
-          <w:p>
-            <w:pPr>
-              <w:spacing w:line="360" w:lineRule="auto"/>
-              <w:jc w:val="both"/>
-              <w:rPr>
-                <w:rFonts w:cs="Times New Roman"/>
-              </w:rPr>
-            </w:pPr>
-            <w:r>
-              <w:rPr>
-                <w:rFonts w:cs="Times New Roman"/>
-              </w:rPr>
-              <w:t>Ticket Search</w:t>
-            </w:r>
-          </w:p>
-        </w:tc>
-        <w:tc>
-          <w:tcPr>
-            <w:tcW w:w="1350" w:type="dxa"/>
-          </w:tcPr>
-          <w:p>
-            <w:pPr>
-              <w:spacing w:line="360" w:lineRule="auto"/>
-              <w:jc w:val="both"/>
-              <w:rPr>
-                <w:rFonts w:cs="Times New Roman"/>
-              </w:rPr>
-            </w:pPr>
-            <w:r>
-              <w:rPr>
-                <w:rFonts w:cs="Times New Roman"/>
-              </w:rPr>
-              <w:t>TC04, TC05, TC06</w:t>
-            </w:r>
-          </w:p>
-        </w:tc>
-        <w:tc>
-          <w:tcPr>
-            <w:tcW w:w="1963" w:type="dxa"/>
-          </w:tcPr>
-          <w:p>
-            <w:pPr>
-              <w:spacing w:line="360" w:lineRule="auto"/>
-              <w:jc w:val="both"/>
-              <w:rPr>
-                <w:rFonts w:cs="Times New Roman"/>
-              </w:rPr>
-            </w:pPr>
-            <w:r>
-              <w:rPr>
-                <w:rFonts w:cs="Times New Roman"/>
-              </w:rPr>
-              <w:t>TC04- Pass</w:t>
-            </w:r>
-          </w:p>
-          <w:p>
-            <w:pPr>
-              <w:spacing w:line="360" w:lineRule="auto"/>
-              <w:jc w:val="both"/>
-              <w:rPr>
-                <w:rFonts w:cs="Times New Roman"/>
-              </w:rPr>
-            </w:pPr>
-            <w:r>
-              <w:rPr>
-                <w:rFonts w:cs="Times New Roman"/>
-              </w:rPr>
-              <w:t>TC05- fail</w:t>
-            </w:r>
-          </w:p>
-          <w:p>
-            <w:pPr>
-              <w:spacing w:line="360" w:lineRule="auto"/>
-              <w:jc w:val="both"/>
-              <w:rPr>
-                <w:rFonts w:cs="Times New Roman"/>
-              </w:rPr>
-            </w:pPr>
-            <w:r>
-              <w:rPr>
-                <w:rFonts w:cs="Times New Roman"/>
-              </w:rPr>
-              <w:t>TC06- Pass</w:t>
-            </w:r>
-          </w:p>
-        </w:tc>
-        <w:tc>
-          <w:tcPr>
-            <w:tcW w:w="1658" w:type="dxa"/>
-          </w:tcPr>
-          <w:p>
-            <w:pPr>
-              <w:spacing w:line="360" w:lineRule="auto"/>
-              <w:jc w:val="both"/>
-              <w:rPr>
-                <w:rFonts w:cs="Times New Roman"/>
-              </w:rPr>
-            </w:pPr>
-            <w:r>
-              <w:rPr>
-                <w:rFonts w:cs="Times New Roman"/>
-              </w:rPr>
-              <w:t>Search mechanism failed.</w:t>
+            <w:tcW w:w="800" w:type="dxa"/>
+            <w:tcBorders>
+              <w:top w:val="single" w:sz="4" w:space="0" w:color="000000"/>
+              <w:left w:val="single" w:sz="4" w:space="0" w:color="000000"/>
+              <w:bottom w:val="single" w:sz="4" w:space="0" w:color="000000"/>
+              <w:right w:val="single" w:sz="4" w:space="0" w:color="000000"/>
+            </w:tcBorders>
+            <w:vAlign w:val="center"/>
+            <w:hideMark/>
+          </w:tcPr>
+          <w:p>
+            <w:pPr>
+              <w:spacing w:before="40" w:after="40" w:line="276" w:lineRule="auto"/>
+            </w:pPr>
+            <w:r>
+              <w:rPr>
+                <w:sz w:val="22"/>
+              </w:rPr>
+              <w:t>TC03</w:t>
+            </w:r>
+          </w:p>
+        </w:tc>
+        <w:tc>
+          <w:tcPr>
+            <w:tcW w:w="1500" w:type="dxa"/>
+            <w:tcBorders>
+              <w:top w:val="single" w:sz="4" w:space="0" w:color="000000"/>
+              <w:left w:val="single" w:sz="4" w:space="0" w:color="000000"/>
+              <w:bottom w:val="single" w:sz="4" w:space="0" w:color="000000"/>
+              <w:right w:val="single" w:sz="4" w:space="0" w:color="000000"/>
+            </w:tcBorders>
+            <w:vAlign w:val="center"/>
+            <w:hideMark/>
+          </w:tcPr>
+          <w:p>
+            <w:pPr>
+              <w:spacing w:before="40" w:after="40" w:line="276" w:lineRule="auto"/>
+            </w:pPr>
+            <w:r>
+              <w:rPr>
+                <w:sz w:val="22"/>
+              </w:rPr>
+              <w:t>Login</w:t>
+            </w:r>
+          </w:p>
+        </w:tc>
+        <w:tc>
+          <w:tcPr>
+            <w:tcW w:w="2600" w:type="dxa"/>
+            <w:tcBorders>
+              <w:top w:val="single" w:sz="4" w:space="0" w:color="000000"/>
+              <w:left w:val="single" w:sz="4" w:space="0" w:color="000000"/>
+              <w:bottom w:val="single" w:sz="4" w:space="0" w:color="000000"/>
+              <w:right w:val="single" w:sz="4" w:space="0" w:color="000000"/>
+            </w:tcBorders>
+            <w:vAlign w:val="center"/>
+            <w:hideMark/>
+          </w:tcPr>
+          <w:p>
+            <w:pPr>
+              <w:spacing w:before="40" w:after="40" w:line="276" w:lineRule="auto"/>
+            </w:pPr>
+            <w:r>
+              <w:rPr>
+                <w:sz w:val="22"/>
+              </w:rPr>
+              <w:t>Log in with correct username and password.</w:t>
+            </w:r>
+          </w:p>
+        </w:tc>
+        <w:tc>
+          <w:tcPr>
+            <w:tcW w:w="2500" w:type="dxa"/>
+            <w:tcBorders>
+              <w:top w:val="single" w:sz="4" w:space="0" w:color="000000"/>
+              <w:left w:val="single" w:sz="4" w:space="0" w:color="000000"/>
+              <w:bottom w:val="single" w:sz="4" w:space="0" w:color="000000"/>
+              <w:right w:val="single" w:sz="4" w:space="0" w:color="000000"/>
+            </w:tcBorders>
+            <w:vAlign w:val="center"/>
+            <w:hideMark/>
+          </w:tcPr>
+          <w:p>
+            <w:pPr>
+              <w:spacing w:before="40" w:after="40" w:line="276" w:lineRule="auto"/>
+            </w:pPr>
+            <w:r>
+              <w:rPr>
+                <w:sz w:val="22"/>
+              </w:rPr>
+              <w:t>Login succeeds and the user menu opens.</w:t>
+            </w:r>
+          </w:p>
+        </w:tc>
+        <w:tc>
+          <w:tcPr>
+            <w:tcW w:w="910" w:type="dxa"/>
+            <w:tcBorders>
+              <w:top w:val="single" w:sz="4" w:space="0" w:color="000000"/>
+              <w:left w:val="single" w:sz="4" w:space="0" w:color="000000"/>
+              <w:bottom w:val="single" w:sz="4" w:space="0" w:color="000000"/>
+              <w:right w:val="single" w:sz="4" w:space="0" w:color="000000"/>
+            </w:tcBorders>
+            <w:vAlign w:val="center"/>
+            <w:hideMark/>
+          </w:tcPr>
+          <w:p>
+            <w:pPr>
+              <w:spacing w:before="40" w:after="40" w:line="276" w:lineRule="auto"/>
+            </w:pPr>
+            <w:r>
+              <w:rPr>
+                <w:sz w:val="22"/>
+              </w:rPr>
+              <w:t>Pass</w:t>
+            </w:r>
+          </w:p>
+        </w:tc>
+      </w:tr>
+      <w:tr>
+        <w:tc>
+          <w:tcPr>
+            <w:tcW w:w="800" w:type="dxa"/>
+            <w:tcBorders>
+              <w:top w:val="single" w:sz="4" w:space="0" w:color="000000"/>
+              <w:left w:val="single" w:sz="4" w:space="0" w:color="000000"/>
+              <w:bottom w:val="single" w:sz="4" w:space="0" w:color="000000"/>
+              <w:right w:val="single" w:sz="4" w:space="0" w:color="000000"/>
+            </w:tcBorders>
+            <w:vAlign w:val="center"/>
+            <w:hideMark/>
+          </w:tcPr>
+          <w:p>
+            <w:pPr>
+              <w:spacing w:before="40" w:after="40" w:line="276" w:lineRule="auto"/>
+            </w:pPr>
+            <w:r>
+              <w:rPr>
+                <w:sz w:val="22"/>
+              </w:rPr>
+              <w:t>TC04</w:t>
+            </w:r>
+          </w:p>
+        </w:tc>
+        <w:tc>
+          <w:tcPr>
+            <w:tcW w:w="1500" w:type="dxa"/>
+            <w:tcBorders>
+              <w:top w:val="single" w:sz="4" w:space="0" w:color="000000"/>
+              <w:left w:val="single" w:sz="4" w:space="0" w:color="000000"/>
+              <w:bottom w:val="single" w:sz="4" w:space="0" w:color="000000"/>
+              <w:right w:val="single" w:sz="4" w:space="0" w:color="000000"/>
+            </w:tcBorders>
+            <w:vAlign w:val="center"/>
+            <w:hideMark/>
+          </w:tcPr>
+          <w:p>
+            <w:pPr>
+              <w:spacing w:before="40" w:after="40" w:line="276" w:lineRule="auto"/>
+            </w:pPr>
+            <w:r>
+              <w:rPr>
+                <w:sz w:val="22"/>
+              </w:rPr>
+              <w:t>Add Balance</w:t>
+            </w:r>
+          </w:p>
+        </w:tc>
+        <w:tc>
+          <w:tcPr>
+            <w:tcW w:w="2600" w:type="dxa"/>
+            <w:tcBorders>
+              <w:top w:val="single" w:sz="4" w:space="0" w:color="000000"/>
+              <w:left w:val="single" w:sz="4" w:space="0" w:color="000000"/>
+              <w:bottom w:val="single" w:sz="4" w:space="0" w:color="000000"/>
+              <w:right w:val="single" w:sz="4" w:space="0" w:color="000000"/>
+            </w:tcBorders>
+            <w:vAlign w:val="center"/>
+            <w:hideMark/>
+          </w:tcPr>
+          <w:p>
+            <w:pPr>
+              <w:spacing w:before="40" w:after="40" w:line="276" w:lineRule="auto"/>
+            </w:pPr>
+            <w:r>
+              <w:rPr>
+                <w:sz w:val="22"/>
+              </w:rPr>
+              <w:t>Deposit a negative amount or zero.</w:t>
+            </w:r>
+          </w:p>
+        </w:tc>
+        <w:tc>
+          <w:tcPr>
+            <w:tcW w:w="2500" w:type="dxa"/>
+            <w:tcBorders>
+              <w:top w:val="single" w:sz="4" w:space="0" w:color="000000"/>
+              <w:left w:val="single" w:sz="4" w:space="0" w:color="000000"/>
+              <w:bottom w:val="single" w:sz="4" w:space="0" w:color="000000"/>
+              <w:right w:val="single" w:sz="4" w:space="0" w:color="000000"/>
+            </w:tcBorders>
+            <w:vAlign w:val="center"/>
+            <w:hideMark/>
+          </w:tcPr>
+          <w:p>
+            <w:pPr>
+              <w:spacing w:before="40" w:after="40" w:line="276" w:lineRule="auto"/>
+            </w:pPr>
+            <w:r>
+              <w:rPr>
+                <w:sz w:val="22"/>
+              </w:rPr>
+              <w:t>“Invalid amount” message; balance unchanged.</w:t>
+            </w:r>
+          </w:p>
+        </w:tc>
+        <w:tc>
+          <w:tcPr>
+            <w:tcW w:w="910" w:type="dxa"/>
+            <w:tcBorders>
+              <w:top w:val="single" w:sz="4" w:space="0" w:color="000000"/>
+              <w:left w:val="single" w:sz="4" w:space="0" w:color="000000"/>
+              <w:bottom w:val="single" w:sz="4" w:space="0" w:color="000000"/>
+              <w:right w:val="single" w:sz="4" w:space="0" w:color="000000"/>
+            </w:tcBorders>
+            <w:vAlign w:val="center"/>
+            <w:hideMark/>
+          </w:tcPr>
+          <w:p>
+            <w:pPr>
+              <w:spacing w:before="40" w:after="40" w:line="276" w:lineRule="auto"/>
+            </w:pPr>
+            <w:r>
+              <w:rPr>
+                <w:sz w:val="22"/>
+              </w:rPr>
+              <w:t>Pass</w:t>
+            </w:r>
+          </w:p>
+        </w:tc>
+      </w:tr>
+      <w:tr>
+        <w:tc>
+          <w:tcPr>
+            <w:tcW w:w="800" w:type="dxa"/>
+            <w:tcBorders>
+              <w:top w:val="single" w:sz="4" w:space="0" w:color="000000"/>
+              <w:left w:val="single" w:sz="4" w:space="0" w:color="000000"/>
+              <w:bottom w:val="single" w:sz="4" w:space="0" w:color="000000"/>
+              <w:right w:val="single" w:sz="4" w:space="0" w:color="000000"/>
+            </w:tcBorders>
+            <w:vAlign w:val="center"/>
+            <w:hideMark/>
+          </w:tcPr>
+          <w:p>
+            <w:pPr>
+              <w:spacing w:before="40" w:after="40" w:line="276" w:lineRule="auto"/>
+            </w:pPr>
+            <w:r>
+              <w:rPr>
+                <w:sz w:val="22"/>
+              </w:rPr>
+              <w:t>TC05</w:t>
+            </w:r>
+          </w:p>
+        </w:tc>
+        <w:tc>
+          <w:tcPr>
+            <w:tcW w:w="1500" w:type="dxa"/>
+            <w:tcBorders>
+              <w:top w:val="single" w:sz="4" w:space="0" w:color="000000"/>
+              <w:left w:val="single" w:sz="4" w:space="0" w:color="000000"/>
+              <w:bottom w:val="single" w:sz="4" w:space="0" w:color="000000"/>
+              <w:right w:val="single" w:sz="4" w:space="0" w:color="000000"/>
+            </w:tcBorders>
+            <w:vAlign w:val="center"/>
+            <w:hideMark/>
+          </w:tcPr>
+          <w:p>
+            <w:pPr>
+              <w:spacing w:before="40" w:after="40" w:line="276" w:lineRule="auto"/>
+            </w:pPr>
+            <w:r>
+              <w:rPr>
+                <w:sz w:val="22"/>
+              </w:rPr>
+              <w:t>Add Balance</w:t>
+            </w:r>
+          </w:p>
+        </w:tc>
+        <w:tc>
+          <w:tcPr>
+            <w:tcW w:w="2600" w:type="dxa"/>
+            <w:tcBorders>
+              <w:top w:val="single" w:sz="4" w:space="0" w:color="000000"/>
+              <w:left w:val="single" w:sz="4" w:space="0" w:color="000000"/>
+              <w:bottom w:val="single" w:sz="4" w:space="0" w:color="000000"/>
+              <w:right w:val="single" w:sz="4" w:space="0" w:color="000000"/>
+            </w:tcBorders>
+            <w:vAlign w:val="center"/>
+            <w:hideMark/>
+          </w:tcPr>
+          <w:p>
+            <w:pPr>
+              <w:spacing w:before="40" w:after="40" w:line="276" w:lineRule="auto"/>
+            </w:pPr>
+            <w:r>
+              <w:rPr>
+                <w:sz w:val="22"/>
+              </w:rPr>
+              <w:t>Deposit a valid amount.</w:t>
+            </w:r>
+          </w:p>
+        </w:tc>
+        <w:tc>
+          <w:tcPr>
+            <w:tcW w:w="2500" w:type="dxa"/>
+            <w:tcBorders>
+              <w:top w:val="single" w:sz="4" w:space="0" w:color="000000"/>
+              <w:left w:val="single" w:sz="4" w:space="0" w:color="000000"/>
+              <w:bottom w:val="single" w:sz="4" w:space="0" w:color="000000"/>
+              <w:right w:val="single" w:sz="4" w:space="0" w:color="000000"/>
+            </w:tcBorders>
+            <w:vAlign w:val="center"/>
+            <w:hideMark/>
+          </w:tcPr>
+          <w:p>
+            <w:pPr>
+              <w:spacing w:before="40" w:after="40" w:line="276" w:lineRule="auto"/>
+            </w:pPr>
+            <w:r>
+              <w:rPr>
+                <w:sz w:val="22"/>
+              </w:rPr>
+              <w:t xml:space="preserve">Balance increases and the deposit </w:t>
+            </w:r>
+            <w:proofErr w:type="gramStart"/>
+            <w:r>
+              <w:rPr>
+                <w:sz w:val="22"/>
+              </w:rPr>
+              <w:t>appears</w:t>
+            </w:r>
+            <w:proofErr w:type="gramEnd"/>
+            <w:r>
+              <w:rPr>
+                <w:sz w:val="22"/>
+              </w:rPr>
+              <w:t xml:space="preserve"> in history.</w:t>
+            </w:r>
+          </w:p>
+        </w:tc>
+        <w:tc>
+          <w:tcPr>
+            <w:tcW w:w="910" w:type="dxa"/>
+            <w:tcBorders>
+              <w:top w:val="single" w:sz="4" w:space="0" w:color="000000"/>
+              <w:left w:val="single" w:sz="4" w:space="0" w:color="000000"/>
+              <w:bottom w:val="single" w:sz="4" w:space="0" w:color="000000"/>
+              <w:right w:val="single" w:sz="4" w:space="0" w:color="000000"/>
+            </w:tcBorders>
+            <w:vAlign w:val="center"/>
+            <w:hideMark/>
+          </w:tcPr>
+          <w:p>
+            <w:pPr>
+              <w:spacing w:before="40" w:after="40" w:line="276" w:lineRule="auto"/>
+            </w:pPr>
+            <w:r>
+              <w:rPr>
+                <w:sz w:val="22"/>
+              </w:rPr>
+              <w:t>Pass</w:t>
+            </w:r>
+          </w:p>
+        </w:tc>
+      </w:tr>
+      <w:tr>
+        <w:tc>
+          <w:tcPr>
+            <w:tcW w:w="800" w:type="dxa"/>
+            <w:tcBorders>
+              <w:top w:val="single" w:sz="4" w:space="0" w:color="000000"/>
+              <w:left w:val="single" w:sz="4" w:space="0" w:color="000000"/>
+              <w:bottom w:val="single" w:sz="4" w:space="0" w:color="000000"/>
+              <w:right w:val="single" w:sz="4" w:space="0" w:color="000000"/>
+            </w:tcBorders>
+            <w:vAlign w:val="center"/>
+            <w:hideMark/>
+          </w:tcPr>
+          <w:p>
+            <w:pPr>
+              <w:spacing w:before="40" w:after="40" w:line="276" w:lineRule="auto"/>
+            </w:pPr>
+            <w:r>
+              <w:rPr>
+                <w:sz w:val="22"/>
+              </w:rPr>
+              <w:t>TC06</w:t>
+            </w:r>
+          </w:p>
+        </w:tc>
+        <w:tc>
+          <w:tcPr>
+            <w:tcW w:w="1500" w:type="dxa"/>
+            <w:tcBorders>
+              <w:top w:val="single" w:sz="4" w:space="0" w:color="000000"/>
+              <w:left w:val="single" w:sz="4" w:space="0" w:color="000000"/>
+              <w:bottom w:val="single" w:sz="4" w:space="0" w:color="000000"/>
+              <w:right w:val="single" w:sz="4" w:space="0" w:color="000000"/>
+            </w:tcBorders>
+            <w:vAlign w:val="center"/>
+            <w:hideMark/>
+          </w:tcPr>
+          <w:p>
+            <w:pPr>
+              <w:spacing w:before="40" w:after="40" w:line="276" w:lineRule="auto"/>
+            </w:pPr>
+            <w:r>
+              <w:rPr>
+                <w:sz w:val="22"/>
+              </w:rPr>
+              <w:t>Check Balance</w:t>
+            </w:r>
+          </w:p>
+        </w:tc>
+        <w:tc>
+          <w:tcPr>
+            <w:tcW w:w="2600" w:type="dxa"/>
+            <w:tcBorders>
+              <w:top w:val="single" w:sz="4" w:space="0" w:color="000000"/>
+              <w:left w:val="single" w:sz="4" w:space="0" w:color="000000"/>
+              <w:bottom w:val="single" w:sz="4" w:space="0" w:color="000000"/>
+              <w:right w:val="single" w:sz="4" w:space="0" w:color="000000"/>
+            </w:tcBorders>
+            <w:vAlign w:val="center"/>
+            <w:hideMark/>
+          </w:tcPr>
+          <w:p>
+            <w:pPr>
+              <w:spacing w:before="40" w:after="40" w:line="276" w:lineRule="auto"/>
+            </w:pPr>
+            <w:r>
+              <w:rPr>
+                <w:sz w:val="22"/>
+              </w:rPr>
+              <w:t>View balance after a deposit.</w:t>
+            </w:r>
+          </w:p>
+        </w:tc>
+        <w:tc>
+          <w:tcPr>
+            <w:tcW w:w="2500" w:type="dxa"/>
+            <w:tcBorders>
+              <w:top w:val="single" w:sz="4" w:space="0" w:color="000000"/>
+              <w:left w:val="single" w:sz="4" w:space="0" w:color="000000"/>
+              <w:bottom w:val="single" w:sz="4" w:space="0" w:color="000000"/>
+              <w:right w:val="single" w:sz="4" w:space="0" w:color="000000"/>
+            </w:tcBorders>
+            <w:vAlign w:val="center"/>
+            <w:hideMark/>
+          </w:tcPr>
+          <w:p>
+            <w:pPr>
+              <w:spacing w:before="40" w:after="40" w:line="276" w:lineRule="auto"/>
+            </w:pPr>
+            <w:r>
+              <w:rPr>
+                <w:sz w:val="22"/>
+              </w:rPr>
+              <w:t>The updated balance is displayed.</w:t>
+            </w:r>
+          </w:p>
+        </w:tc>
+        <w:tc>
+          <w:tcPr>
+            <w:tcW w:w="910" w:type="dxa"/>
+            <w:tcBorders>
+              <w:top w:val="single" w:sz="4" w:space="0" w:color="000000"/>
+              <w:left w:val="single" w:sz="4" w:space="0" w:color="000000"/>
+              <w:bottom w:val="single" w:sz="4" w:space="0" w:color="000000"/>
+              <w:right w:val="single" w:sz="4" w:space="0" w:color="000000"/>
+            </w:tcBorders>
+            <w:vAlign w:val="center"/>
+            <w:hideMark/>
+          </w:tcPr>
+          <w:p>
+            <w:pPr>
+              <w:spacing w:before="40" w:after="40" w:line="276" w:lineRule="auto"/>
+            </w:pPr>
+            <w:r>
+              <w:rPr>
+                <w:sz w:val="22"/>
+              </w:rPr>
+              <w:t>Pass</w:t>
+            </w:r>
+          </w:p>
+        </w:tc>
+      </w:tr>
+      <w:tr>
+        <w:tc>
+          <w:tcPr>
+            <w:tcW w:w="800" w:type="dxa"/>
+            <w:tcBorders>
+              <w:top w:val="single" w:sz="4" w:space="0" w:color="000000"/>
+              <w:left w:val="single" w:sz="4" w:space="0" w:color="000000"/>
+              <w:bottom w:val="single" w:sz="4" w:space="0" w:color="000000"/>
+              <w:right w:val="single" w:sz="4" w:space="0" w:color="000000"/>
+            </w:tcBorders>
+            <w:vAlign w:val="center"/>
+            <w:hideMark/>
+          </w:tcPr>
+          <w:p>
+            <w:pPr>
+              <w:spacing w:before="40" w:after="40" w:line="276" w:lineRule="auto"/>
+            </w:pPr>
+            <w:r>
+              <w:rPr>
+                <w:sz w:val="22"/>
+              </w:rPr>
+              <w:t>TC07</w:t>
+            </w:r>
+          </w:p>
+        </w:tc>
+        <w:tc>
+          <w:tcPr>
+            <w:tcW w:w="1500" w:type="dxa"/>
+            <w:tcBorders>
+              <w:top w:val="single" w:sz="4" w:space="0" w:color="000000"/>
+              <w:left w:val="single" w:sz="4" w:space="0" w:color="000000"/>
+              <w:bottom w:val="single" w:sz="4" w:space="0" w:color="000000"/>
+              <w:right w:val="single" w:sz="4" w:space="0" w:color="000000"/>
+            </w:tcBorders>
+            <w:vAlign w:val="center"/>
+            <w:hideMark/>
+          </w:tcPr>
+          <w:p>
+            <w:pPr>
+              <w:spacing w:before="40" w:after="40" w:line="276" w:lineRule="auto"/>
+            </w:pPr>
+            <w:r>
+              <w:rPr>
+                <w:sz w:val="22"/>
+              </w:rPr>
+              <w:t>View History</w:t>
+            </w:r>
+          </w:p>
+        </w:tc>
+        <w:tc>
+          <w:tcPr>
+            <w:tcW w:w="2600" w:type="dxa"/>
+            <w:tcBorders>
+              <w:top w:val="single" w:sz="4" w:space="0" w:color="000000"/>
+              <w:left w:val="single" w:sz="4" w:space="0" w:color="000000"/>
+              <w:bottom w:val="single" w:sz="4" w:space="0" w:color="000000"/>
+              <w:right w:val="single" w:sz="4" w:space="0" w:color="000000"/>
+            </w:tcBorders>
+            <w:vAlign w:val="center"/>
+            <w:hideMark/>
+          </w:tcPr>
+          <w:p>
+            <w:pPr>
+              <w:spacing w:before="40" w:after="40" w:line="276" w:lineRule="auto"/>
+            </w:pPr>
+            <w:r>
+              <w:rPr>
+                <w:sz w:val="22"/>
+              </w:rPr>
+              <w:t>View history with no transactions.</w:t>
+            </w:r>
+          </w:p>
+        </w:tc>
+        <w:tc>
+          <w:tcPr>
+            <w:tcW w:w="2500" w:type="dxa"/>
+            <w:tcBorders>
+              <w:top w:val="single" w:sz="4" w:space="0" w:color="000000"/>
+              <w:left w:val="single" w:sz="4" w:space="0" w:color="000000"/>
+              <w:bottom w:val="single" w:sz="4" w:space="0" w:color="000000"/>
+              <w:right w:val="single" w:sz="4" w:space="0" w:color="000000"/>
+            </w:tcBorders>
+            <w:vAlign w:val="center"/>
+            <w:hideMark/>
+          </w:tcPr>
+          <w:p>
+            <w:pPr>
+              <w:spacing w:before="40" w:after="40" w:line="276" w:lineRule="auto"/>
+            </w:pPr>
+            <w:r>
+              <w:rPr>
+                <w:sz w:val="22"/>
+              </w:rPr>
+              <w:t>“No transactions available” message is shown.</w:t>
+            </w:r>
+          </w:p>
+        </w:tc>
+        <w:tc>
+          <w:tcPr>
+            <w:tcW w:w="910" w:type="dxa"/>
+            <w:tcBorders>
+              <w:top w:val="single" w:sz="4" w:space="0" w:color="000000"/>
+              <w:left w:val="single" w:sz="4" w:space="0" w:color="000000"/>
+              <w:bottom w:val="single" w:sz="4" w:space="0" w:color="000000"/>
+              <w:right w:val="single" w:sz="4" w:space="0" w:color="000000"/>
+            </w:tcBorders>
+            <w:vAlign w:val="center"/>
+            <w:hideMark/>
+          </w:tcPr>
+          <w:p>
+            <w:pPr>
+              <w:spacing w:before="40" w:after="40" w:line="276" w:lineRule="auto"/>
+            </w:pPr>
+            <w:r>
+              <w:rPr>
+                <w:sz w:val="22"/>
+              </w:rPr>
+              <w:t>Pass</w:t>
+            </w:r>
+          </w:p>
+        </w:tc>
+      </w:tr>
+      <w:tr>
+        <w:tc>
+          <w:tcPr>
+            <w:tcW w:w="800" w:type="dxa"/>
+            <w:tcBorders>
+              <w:top w:val="single" w:sz="4" w:space="0" w:color="000000"/>
+              <w:left w:val="single" w:sz="4" w:space="0" w:color="000000"/>
+              <w:bottom w:val="single" w:sz="4" w:space="0" w:color="000000"/>
+              <w:right w:val="single" w:sz="4" w:space="0" w:color="000000"/>
+            </w:tcBorders>
+            <w:vAlign w:val="center"/>
+            <w:hideMark/>
+          </w:tcPr>
+          <w:p>
+            <w:pPr>
+              <w:spacing w:before="40" w:after="40" w:line="276" w:lineRule="auto"/>
+            </w:pPr>
+            <w:r>
+              <w:rPr>
+                <w:sz w:val="22"/>
+              </w:rPr>
+              <w:t>TC08</w:t>
+            </w:r>
+          </w:p>
+        </w:tc>
+        <w:tc>
+          <w:tcPr>
+            <w:tcW w:w="1500" w:type="dxa"/>
+            <w:tcBorders>
+              <w:top w:val="single" w:sz="4" w:space="0" w:color="000000"/>
+              <w:left w:val="single" w:sz="4" w:space="0" w:color="000000"/>
+              <w:bottom w:val="single" w:sz="4" w:space="0" w:color="000000"/>
+              <w:right w:val="single" w:sz="4" w:space="0" w:color="000000"/>
+            </w:tcBorders>
+            <w:vAlign w:val="center"/>
+            <w:hideMark/>
+          </w:tcPr>
+          <w:p>
+            <w:pPr>
+              <w:spacing w:before="40" w:after="40" w:line="276" w:lineRule="auto"/>
+            </w:pPr>
+            <w:r>
+              <w:rPr>
+                <w:sz w:val="22"/>
+              </w:rPr>
+              <w:t>Change Password</w:t>
+            </w:r>
+          </w:p>
+        </w:tc>
+        <w:tc>
+          <w:tcPr>
+            <w:tcW w:w="2600" w:type="dxa"/>
+            <w:tcBorders>
+              <w:top w:val="single" w:sz="4" w:space="0" w:color="000000"/>
+              <w:left w:val="single" w:sz="4" w:space="0" w:color="000000"/>
+              <w:bottom w:val="single" w:sz="4" w:space="0" w:color="000000"/>
+              <w:right w:val="single" w:sz="4" w:space="0" w:color="000000"/>
+            </w:tcBorders>
+            <w:vAlign w:val="center"/>
+            <w:hideMark/>
+          </w:tcPr>
+          <w:p>
+            <w:pPr>
+              <w:spacing w:before="40" w:after="40" w:line="276" w:lineRule="auto"/>
+            </w:pPr>
+            <w:r>
+              <w:rPr>
+                <w:sz w:val="22"/>
+              </w:rPr>
+              <w:t>Enter a wrong current password.</w:t>
+            </w:r>
+          </w:p>
+        </w:tc>
+        <w:tc>
+          <w:tcPr>
+            <w:tcW w:w="2500" w:type="dxa"/>
+            <w:tcBorders>
+              <w:top w:val="single" w:sz="4" w:space="0" w:color="000000"/>
+              <w:left w:val="single" w:sz="4" w:space="0" w:color="000000"/>
+              <w:bottom w:val="single" w:sz="4" w:space="0" w:color="000000"/>
+              <w:right w:val="single" w:sz="4" w:space="0" w:color="000000"/>
+            </w:tcBorders>
+            <w:vAlign w:val="center"/>
+            <w:hideMark/>
+          </w:tcPr>
+          <w:p>
+            <w:pPr>
+              <w:spacing w:before="40" w:after="40" w:line="276" w:lineRule="auto"/>
+            </w:pPr>
+            <w:r>
+              <w:rPr>
+                <w:sz w:val="22"/>
+              </w:rPr>
+              <w:t>“Incorrect password” message; password unchanged.</w:t>
+            </w:r>
+          </w:p>
+        </w:tc>
+        <w:tc>
+          <w:tcPr>
+            <w:tcW w:w="910" w:type="dxa"/>
+            <w:tcBorders>
+              <w:top w:val="single" w:sz="4" w:space="0" w:color="000000"/>
+              <w:left w:val="single" w:sz="4" w:space="0" w:color="000000"/>
+              <w:bottom w:val="single" w:sz="4" w:space="0" w:color="000000"/>
+              <w:right w:val="single" w:sz="4" w:space="0" w:color="000000"/>
+            </w:tcBorders>
+            <w:vAlign w:val="center"/>
+            <w:hideMark/>
+          </w:tcPr>
+          <w:p>
+            <w:pPr>
+              <w:spacing w:before="40" w:after="40" w:line="276" w:lineRule="auto"/>
+            </w:pPr>
+            <w:r>
+              <w:rPr>
+                <w:sz w:val="22"/>
+              </w:rPr>
+              <w:t>Pass</w:t>
+            </w:r>
+          </w:p>
+        </w:tc>
+      </w:tr>
+      <w:tr>
+        <w:tc>
+          <w:tcPr>
+            <w:tcW w:w="800" w:type="dxa"/>
+            <w:tcBorders>
+              <w:top w:val="single" w:sz="4" w:space="0" w:color="000000"/>
+              <w:left w:val="single" w:sz="4" w:space="0" w:color="000000"/>
+              <w:bottom w:val="single" w:sz="4" w:space="0" w:color="000000"/>
+              <w:right w:val="single" w:sz="4" w:space="0" w:color="000000"/>
+            </w:tcBorders>
+            <w:vAlign w:val="center"/>
+            <w:hideMark/>
+          </w:tcPr>
+          <w:p>
+            <w:pPr>
+              <w:spacing w:before="40" w:after="40" w:line="276" w:lineRule="auto"/>
+            </w:pPr>
+            <w:r>
+              <w:rPr>
+                <w:sz w:val="22"/>
+              </w:rPr>
+              <w:t>TC09</w:t>
+            </w:r>
+          </w:p>
+        </w:tc>
+        <w:tc>
+          <w:tcPr>
+            <w:tcW w:w="1500" w:type="dxa"/>
+            <w:tcBorders>
+              <w:top w:val="single" w:sz="4" w:space="0" w:color="000000"/>
+              <w:left w:val="single" w:sz="4" w:space="0" w:color="000000"/>
+              <w:bottom w:val="single" w:sz="4" w:space="0" w:color="000000"/>
+              <w:right w:val="single" w:sz="4" w:space="0" w:color="000000"/>
+            </w:tcBorders>
+            <w:vAlign w:val="center"/>
+            <w:hideMark/>
+          </w:tcPr>
+          <w:p>
+            <w:pPr>
+              <w:spacing w:before="40" w:after="40" w:line="276" w:lineRule="auto"/>
+            </w:pPr>
+            <w:r>
+              <w:rPr>
+                <w:sz w:val="22"/>
+              </w:rPr>
+              <w:t>Delete Account</w:t>
+            </w:r>
+          </w:p>
+        </w:tc>
+        <w:tc>
+          <w:tcPr>
+            <w:tcW w:w="2600" w:type="dxa"/>
+            <w:tcBorders>
+              <w:top w:val="single" w:sz="4" w:space="0" w:color="000000"/>
+              <w:left w:val="single" w:sz="4" w:space="0" w:color="000000"/>
+              <w:bottom w:val="single" w:sz="4" w:space="0" w:color="000000"/>
+              <w:right w:val="single" w:sz="4" w:space="0" w:color="000000"/>
+            </w:tcBorders>
+            <w:vAlign w:val="center"/>
+            <w:hideMark/>
+          </w:tcPr>
+          <w:p>
+            <w:pPr>
+              <w:spacing w:before="40" w:after="40" w:line="276" w:lineRule="auto"/>
+            </w:pPr>
+            <w:r>
+              <w:rPr>
+                <w:sz w:val="22"/>
+              </w:rPr>
+              <w:t>Cancel deletion by entering N.</w:t>
+            </w:r>
+          </w:p>
+        </w:tc>
+        <w:tc>
+          <w:tcPr>
+            <w:tcW w:w="2500" w:type="dxa"/>
+            <w:tcBorders>
+              <w:top w:val="single" w:sz="4" w:space="0" w:color="000000"/>
+              <w:left w:val="single" w:sz="4" w:space="0" w:color="000000"/>
+              <w:bottom w:val="single" w:sz="4" w:space="0" w:color="000000"/>
+              <w:right w:val="single" w:sz="4" w:space="0" w:color="000000"/>
+            </w:tcBorders>
+            <w:vAlign w:val="center"/>
+            <w:hideMark/>
+          </w:tcPr>
+          <w:p>
+            <w:pPr>
+              <w:spacing w:before="40" w:after="40" w:line="276" w:lineRule="auto"/>
+            </w:pPr>
+            <w:r>
+              <w:rPr>
+                <w:sz w:val="22"/>
+              </w:rPr>
+              <w:t>Account is not deleted and menu is shown again.</w:t>
+            </w:r>
+          </w:p>
+        </w:tc>
+        <w:tc>
+          <w:tcPr>
+            <w:tcW w:w="910" w:type="dxa"/>
+            <w:tcBorders>
+              <w:top w:val="single" w:sz="4" w:space="0" w:color="000000"/>
+              <w:left w:val="single" w:sz="4" w:space="0" w:color="000000"/>
+              <w:bottom w:val="single" w:sz="4" w:space="0" w:color="000000"/>
+              <w:right w:val="single" w:sz="4" w:space="0" w:color="000000"/>
+            </w:tcBorders>
+            <w:vAlign w:val="center"/>
+            <w:hideMark/>
+          </w:tcPr>
+          <w:p>
+            <w:pPr>
+              <w:spacing w:before="40" w:after="40" w:line="276" w:lineRule="auto"/>
+            </w:pPr>
+            <w:r>
+              <w:rPr>
+                <w:sz w:val="22"/>
+              </w:rPr>
+              <w:t>Pass</w:t>
+            </w:r>
+          </w:p>
+        </w:tc>
+      </w:tr>
+      <w:tr>
+        <w:tc>
+          <w:tcPr>
+            <w:tcW w:w="800" w:type="dxa"/>
+            <w:tcBorders>
+              <w:top w:val="single" w:sz="4" w:space="0" w:color="000000"/>
+              <w:left w:val="single" w:sz="4" w:space="0" w:color="000000"/>
+              <w:bottom w:val="single" w:sz="4" w:space="0" w:color="000000"/>
+              <w:right w:val="single" w:sz="4" w:space="0" w:color="000000"/>
+            </w:tcBorders>
+            <w:vAlign w:val="center"/>
+            <w:hideMark/>
+          </w:tcPr>
+          <w:p>
+            <w:pPr>
+              <w:spacing w:before="40" w:after="40" w:line="276" w:lineRule="auto"/>
+            </w:pPr>
+            <w:r>
+              <w:rPr>
+                <w:sz w:val="22"/>
+              </w:rPr>
+              <w:t>TC10</w:t>
+            </w:r>
+          </w:p>
+        </w:tc>
+        <w:tc>
+          <w:tcPr>
+            <w:tcW w:w="1500" w:type="dxa"/>
+            <w:tcBorders>
+              <w:top w:val="single" w:sz="4" w:space="0" w:color="000000"/>
+              <w:left w:val="single" w:sz="4" w:space="0" w:color="000000"/>
+              <w:bottom w:val="single" w:sz="4" w:space="0" w:color="000000"/>
+              <w:right w:val="single" w:sz="4" w:space="0" w:color="000000"/>
+            </w:tcBorders>
+            <w:vAlign w:val="center"/>
+            <w:hideMark/>
+          </w:tcPr>
+          <w:p>
+            <w:pPr>
+              <w:spacing w:before="40" w:after="40" w:line="276" w:lineRule="auto"/>
+            </w:pPr>
+            <w:r>
+              <w:rPr>
+                <w:sz w:val="22"/>
+              </w:rPr>
+              <w:t>File Storage</w:t>
+            </w:r>
+          </w:p>
+        </w:tc>
+        <w:tc>
+          <w:tcPr>
+            <w:tcW w:w="2600" w:type="dxa"/>
+            <w:tcBorders>
+              <w:top w:val="single" w:sz="4" w:space="0" w:color="000000"/>
+              <w:left w:val="single" w:sz="4" w:space="0" w:color="000000"/>
+              <w:bottom w:val="single" w:sz="4" w:space="0" w:color="000000"/>
+              <w:right w:val="single" w:sz="4" w:space="0" w:color="000000"/>
+            </w:tcBorders>
+            <w:vAlign w:val="center"/>
+            <w:hideMark/>
+          </w:tcPr>
+          <w:p>
+            <w:pPr>
+              <w:spacing w:before="40" w:after="40" w:line="276" w:lineRule="auto"/>
+            </w:pPr>
+            <w:r>
+              <w:rPr>
+                <w:sz w:val="22"/>
+              </w:rPr>
+              <w:t>Restart the program after a deposit.</w:t>
+            </w:r>
+          </w:p>
+        </w:tc>
+        <w:tc>
+          <w:tcPr>
+            <w:tcW w:w="2500" w:type="dxa"/>
+            <w:tcBorders>
+              <w:top w:val="single" w:sz="4" w:space="0" w:color="000000"/>
+              <w:left w:val="single" w:sz="4" w:space="0" w:color="000000"/>
+              <w:bottom w:val="single" w:sz="4" w:space="0" w:color="000000"/>
+              <w:right w:val="single" w:sz="4" w:space="0" w:color="000000"/>
+            </w:tcBorders>
+            <w:vAlign w:val="center"/>
+            <w:hideMark/>
+          </w:tcPr>
+          <w:p>
+            <w:pPr>
+              <w:spacing w:before="40" w:after="40" w:line="276" w:lineRule="auto"/>
+            </w:pPr>
+            <w:r>
+              <w:rPr>
+                <w:sz w:val="22"/>
+              </w:rPr>
+              <w:t>The saved balance and history are loaded correctly.</w:t>
+            </w:r>
+          </w:p>
+        </w:tc>
+        <w:tc>
+          <w:tcPr>
+            <w:tcW w:w="910" w:type="dxa"/>
+            <w:tcBorders>
+              <w:top w:val="single" w:sz="4" w:space="0" w:color="000000"/>
+              <w:left w:val="single" w:sz="4" w:space="0" w:color="000000"/>
+              <w:bottom w:val="single" w:sz="4" w:space="0" w:color="000000"/>
+              <w:right w:val="single" w:sz="4" w:space="0" w:color="000000"/>
+            </w:tcBorders>
+            <w:vAlign w:val="center"/>
+            <w:hideMark/>
+          </w:tcPr>
+          <w:p>
+            <w:pPr>
+              <w:spacing w:before="40" w:after="40" w:line="276" w:lineRule="auto"/>
+            </w:pPr>
+            <w:r>
+              <w:rPr>
+                <w:sz w:val="22"/>
+              </w:rPr>
+              <w:t>Pass</w:t>
             </w:r>
           </w:p>
         </w:tc>
@@ -9592,381 +9504,213 @@
     </w:tbl>
     <w:p>
       <w:pPr>
+        <w:spacing w:before="60" w:after="240"/>
+        <w:jc w:val="center"/>
+        <w:rPr>
+          <w:sz w:val="20"/>
+          <w:szCs w:val="20"/>
+        </w:rPr>
+      </w:pPr>
+      <w:r>
+        <w:rPr>
+          <w:sz w:val="20"/>
+          <w:szCs w:val="20"/>
+        </w:rPr>
+        <w:t>Table 8.1 – Module-wise Test Cases</w:t>
+      </w:r>
+    </w:p>
+    <w:p>
+      <w:pPr>
+        <w:pStyle w:val="Heading2"/>
+        <w:spacing w:line="360" w:lineRule="auto"/>
+        <w:rPr>
+          <w:sz w:val="26"/>
+          <w:lang w:val="en-US"/>
+        </w:rPr>
+      </w:pPr>
+      <w:r>
+        <w:rPr>
+          <w:color w:val="000000"/>
+          <w:sz w:val="28"/>
+          <w:szCs w:val="28"/>
+        </w:rPr>
+        <w:t>Requirement Traceability Matrix</w:t>
+      </w:r>
+    </w:p>
+    <w:p>
+      <w:pPr>
         <w:spacing w:line="360" w:lineRule="auto"/>
         <w:jc w:val="both"/>
-        <w:rPr>
-          <w:rFonts w:cs="Times New Roman"/>
-          <w:highlight w:val="lightGray"/>
-        </w:rPr>
-      </w:pPr>
-      <w:bookmarkStart w:id="35" w:name="_Toc234473287"/>
-      <w:bookmarkStart w:id="36" w:name="_Toc234474547"/>
-      <w:bookmarkEnd w:id="35"/>
-      <w:bookmarkEnd w:id="36"/>
-      <w:r>
-        <w:rPr>
-          <w:rFonts w:cs="Times New Roman"/>
-          <w:highlight w:val="lightGray"/>
-        </w:rPr>
-        <w:t xml:space="preserve">NOTE: </w:t>
-      </w:r>
-      <w:proofErr w:type="gramStart"/>
-      <w:r>
-        <w:rPr>
-          <w:rFonts w:cs="Times New Roman"/>
-          <w:highlight w:val="lightGray"/>
-        </w:rPr>
-        <w:t>UAT(</w:t>
-      </w:r>
-      <w:proofErr w:type="gramEnd"/>
-      <w:r>
-        <w:rPr>
-          <w:rFonts w:cs="Times New Roman"/>
-          <w:highlight w:val="lightGray"/>
-        </w:rPr>
-        <w:t xml:space="preserve">User Acceptance Testing) must be addressed in the final report, so here it is not required in mid-term report. </w:t>
-      </w:r>
-    </w:p>
-    <w:p>
-      <w:pPr>
-        <w:spacing w:line="360" w:lineRule="auto"/>
-        <w:jc w:val="both"/>
-      </w:pPr>
-      <w:r>
-        <w:t>User Acceptance Testing (UAT), also known as beta or end-user testing, is defined as testing the software by the user or client to determine whether it can be accepted or not. This is the final testing performed once the functional, system and regression testing are completed.</w:t>
-      </w:r>
-    </w:p>
-    <w:p>
-      <w:pPr>
-        <w:spacing w:line="360" w:lineRule="auto"/>
-        <w:jc w:val="both"/>
-        <w:rPr>
-          <w:highlight w:val="lightGray"/>
-        </w:rPr>
-      </w:pPr>
-      <w:r>
-        <w:rPr>
-          <w:noProof/>
-          <w:lang w:val="en-US"/>
-        </w:rPr>
-        <w:lastRenderedPageBreak/>
-        <w:drawing>
-          <wp:inline distT="0" distB="0" distL="0" distR="0" wp14:anchorId="69C8A1A5" wp14:editId="31CC3CF4">
-            <wp:extent cx="4619626" cy="2686050"/>
-            <wp:effectExtent l="0" t="0" r="0" b="0"/>
-            <wp:docPr id="9" name="Picture 9" descr="when is UAT performed"/>
-            <wp:cNvGraphicFramePr>
-              <a:graphicFrameLocks xmlns:a="http://schemas.openxmlformats.org/drawingml/2006/main" noChangeAspect="1"/>
-            </wp:cNvGraphicFramePr>
-            <a:graphic xmlns:a="http://schemas.openxmlformats.org/drawingml/2006/main">
-              <a:graphicData uri="http://schemas.openxmlformats.org/drawingml/2006/picture">
-                <pic:pic xmlns:pic="http://schemas.openxmlformats.org/drawingml/2006/picture">
-                  <pic:nvPicPr>
-                    <pic:cNvPr id="0" name="Picture 9"/>
-                    <pic:cNvPicPr/>
-                  </pic:nvPicPr>
-                  <pic:blipFill>
-                    <a:blip r:embed="rId16">
-                      <a:extLst>
-                        <a:ext uri="{BEBA8EAE-BF5A-486C-A8C5-ECC9F3942E4B}">
-                          <a14:imgProps xmlns:a14="http://schemas.microsoft.com/office/drawing/2010/main">
-                            <a14:imgLayer r:embed="rId17">
-                              <a14:imgEffect>
-                                <a14:backgroundRemoval t="8511" b="91135" l="4330" r="95464">
-                                  <a14:foregroundMark x1="11753" y1="40780" x2="11753" y2="40780"/>
-                                  <a14:foregroundMark x1="19588" y1="40780" x2="7629" y2="37589"/>
-                                  <a14:foregroundMark x1="7629" y1="37589" x2="7216" y2="55319"/>
-                                  <a14:foregroundMark x1="7216" y1="55319" x2="19381" y2="55674"/>
-                                  <a14:foregroundMark x1="19381" y1="55674" x2="18969" y2="40780"/>
-                                  <a14:foregroundMark x1="42062" y1="39007" x2="30928" y2="38652"/>
-                                  <a14:foregroundMark x1="30928" y1="38652" x2="35464" y2="65248"/>
-                                  <a14:foregroundMark x1="35464" y1="65248" x2="47629" y2="55674"/>
-                                  <a14:foregroundMark x1="47629" y1="55674" x2="40825" y2="37589"/>
-                                  <a14:foregroundMark x1="40825" y1="37589" x2="38763" y2="37589"/>
-                                  <a14:foregroundMark x1="7216" y1="27660" x2="4536" y2="46454"/>
-                                  <a14:foregroundMark x1="4536" y1="46454" x2="16289" y2="64894"/>
-                                  <a14:foregroundMark x1="16289" y1="64894" x2="24948" y2="47163"/>
-                                  <a14:foregroundMark x1="24948" y1="47163" x2="15464" y2="30496"/>
-                                  <a14:foregroundMark x1="15464" y1="30496" x2="4742" y2="28014"/>
-                                  <a14:foregroundMark x1="4742" y1="28014" x2="4742" y2="28014"/>
-                                  <a14:foregroundMark x1="58351" y1="34397" x2="56495" y2="59574"/>
-                                  <a14:foregroundMark x1="56495" y1="59574" x2="74639" y2="69504"/>
-                                  <a14:foregroundMark x1="74639" y1="69504" x2="76495" y2="43972"/>
-                                  <a14:foregroundMark x1="76495" y1="43972" x2="63093" y2="39716"/>
-                                  <a14:foregroundMark x1="63093" y1="39716" x2="51753" y2="43617"/>
-                                  <a14:foregroundMark x1="73402" y1="32979" x2="56907" y2="40071"/>
-                                  <a14:foregroundMark x1="56907" y1="40071" x2="68041" y2="62766"/>
-                                  <a14:foregroundMark x1="68041" y1="62766" x2="81031" y2="62766"/>
-                                  <a14:foregroundMark x1="81031" y1="62766" x2="92784" y2="63830"/>
-                                  <a14:foregroundMark x1="92784" y1="63830" x2="95876" y2="42553"/>
-                                  <a14:foregroundMark x1="95876" y1="42553" x2="86186" y2="26950"/>
-                                  <a14:foregroundMark x1="86186" y1="26950" x2="71340" y2="32270"/>
-                                  <a14:foregroundMark x1="82268" y1="41489" x2="94021" y2="56028"/>
-                                  <a14:foregroundMark x1="94021" y1="56028" x2="87629" y2="42199"/>
-                                  <a14:foregroundMark x1="87629" y1="42199" x2="83711" y2="42199"/>
-                                  <a14:foregroundMark x1="79381" y1="42908" x2="76907" y2="43262"/>
-                                  <a14:foregroundMark x1="77320" y1="46099" x2="79175" y2="44326"/>
-                                  <a14:foregroundMark x1="79175" y1="46454" x2="79175" y2="46454"/>
-                                  <a14:foregroundMark x1="80619" y1="46809" x2="80619" y2="46809"/>
-                                  <a14:foregroundMark x1="80619" y1="46809" x2="80619" y2="46809"/>
-                                  <a14:foregroundMark x1="83918" y1="46809" x2="83918" y2="46809"/>
-                                  <a14:foregroundMark x1="10515" y1="48936" x2="10515" y2="48936"/>
-                                  <a14:foregroundMark x1="35670" y1="48582" x2="35670" y2="48582"/>
-                                  <a14:foregroundMark x1="63505" y1="8511" x2="63505" y2="8511"/>
-                                  <a14:foregroundMark x1="63093" y1="91135" x2="63093" y2="91135"/>
-                                  <a14:foregroundMark x1="14433" y1="49645" x2="14433" y2="49645"/>
-                                </a14:backgroundRemoval>
-                              </a14:imgEffect>
-                            </a14:imgLayer>
-                          </a14:imgProps>
-                        </a:ext>
-                        <a:ext uri="{28A0092B-C50C-407E-A947-70E740481C1C}">
-                          <a14:useLocalDpi xmlns:a14="http://schemas.microsoft.com/office/drawing/2010/main" val="0"/>
-                        </a:ext>
-                      </a:extLst>
-                    </a:blip>
-                    <a:stretch>
-                      <a:fillRect/>
-                    </a:stretch>
-                  </pic:blipFill>
-                  <pic:spPr>
-                    <a:xfrm>
-                      <a:off x="0" y="0"/>
-                      <a:ext cx="4619626" cy="2686050"/>
-                    </a:xfrm>
-                    <a:prstGeom prst="rect">
-                      <a:avLst/>
-                    </a:prstGeom>
-                  </pic:spPr>
-                </pic:pic>
-              </a:graphicData>
-            </a:graphic>
-          </wp:inline>
-        </w:drawing>
+      </w:pPr>
+      <w:r>
+        <w:t>The Requirement Traceability Matrix (RTM) maps and traces each user requirement to its test cases, collecting all requirements and their test status in a single document:</w:t>
       </w:r>
     </w:p>
     <w:tbl>
       <w:tblPr>
-        <w:tblStyle w:val="TableGrid"/>
-        <w:tblW w:w="0" w:type="auto"/>
+        <w:tblW w:w="8310" w:type="dxa"/>
+        <w:tblBorders>
+          <w:top w:val="single" w:sz="4" w:space="0" w:color="auto"/>
+          <w:left w:val="single" w:sz="4" w:space="0" w:color="auto"/>
+          <w:bottom w:val="single" w:sz="4" w:space="0" w:color="auto"/>
+          <w:right w:val="single" w:sz="4" w:space="0" w:color="auto"/>
+          <w:insideH w:val="single" w:sz="4" w:space="0" w:color="auto"/>
+          <w:insideV w:val="single" w:sz="4" w:space="0" w:color="auto"/>
+        </w:tblBorders>
+        <w:tblCellMar>
+          <w:left w:w="10" w:type="dxa"/>
+          <w:right w:w="10" w:type="dxa"/>
+        </w:tblCellMar>
         <w:tblLook w:val="04A0" w:firstRow="1" w:lastRow="0" w:firstColumn="1" w:lastColumn="0" w:noHBand="0" w:noVBand="1"/>
       </w:tblPr>
       <w:tblGrid>
-        <w:gridCol w:w="571"/>
-        <w:gridCol w:w="2034"/>
-        <w:gridCol w:w="989"/>
-        <w:gridCol w:w="979"/>
-        <w:gridCol w:w="1034"/>
-        <w:gridCol w:w="1032"/>
-        <w:gridCol w:w="1883"/>
+        <w:gridCol w:w="700"/>
+        <w:gridCol w:w="3000"/>
+        <w:gridCol w:w="1600"/>
+        <w:gridCol w:w="1600"/>
+        <w:gridCol w:w="1410"/>
       </w:tblGrid>
       <w:tr>
-        <w:tc>
-          <w:tcPr>
-            <w:tcW w:w="570" w:type="dxa"/>
-            <w:vMerge w:val="restart"/>
-            <w:shd w:val="clear" w:color="auto" w:fill="FFFFFF" w:themeFill="background1"/>
-          </w:tcPr>
-          <w:p>
-            <w:pPr>
-              <w:spacing w:line="360" w:lineRule="auto"/>
-              <w:rPr>
-                <w:szCs w:val="24"/>
-                <w:highlight w:val="lightGray"/>
-              </w:rPr>
-            </w:pPr>
-            <w:r>
-              <w:rPr>
-                <w:szCs w:val="24"/>
-                <w:shd w:val="clear" w:color="auto" w:fill="FFFFFF" w:themeFill="background1"/>
-              </w:rPr>
-              <w:t>No</w:t>
-            </w:r>
-            <w:r>
-              <w:rPr>
-                <w:szCs w:val="24"/>
-              </w:rPr>
-              <w:t>.</w:t>
-            </w:r>
-          </w:p>
-        </w:tc>
-        <w:tc>
-          <w:tcPr>
-            <w:tcW w:w="2035" w:type="dxa"/>
-            <w:vMerge w:val="restart"/>
-          </w:tcPr>
-          <w:p>
-            <w:pPr>
-              <w:spacing w:line="360" w:lineRule="auto"/>
-              <w:jc w:val="both"/>
-              <w:rPr>
-                <w:rFonts w:eastAsiaTheme="majorEastAsia" w:cs="Times New Roman"/>
+        <w:trPr>
+          <w:tblHeader/>
+        </w:trPr>
+        <w:tc>
+          <w:tcPr>
+            <w:tcW w:w="700" w:type="dxa"/>
+            <w:tcBorders>
+              <w:top w:val="single" w:sz="4" w:space="0" w:color="000000"/>
+              <w:left w:val="single" w:sz="4" w:space="0" w:color="000000"/>
+              <w:bottom w:val="single" w:sz="4" w:space="0" w:color="000000"/>
+              <w:right w:val="single" w:sz="4" w:space="0" w:color="000000"/>
+            </w:tcBorders>
+            <w:shd w:val="clear" w:color="auto" w:fill="E7E7E7"/>
+            <w:vAlign w:val="center"/>
+            <w:hideMark/>
+          </w:tcPr>
+          <w:p>
+            <w:pPr>
+              <w:spacing w:before="40" w:after="40" w:line="276" w:lineRule="auto"/>
+              <w:jc w:val="center"/>
+            </w:pPr>
+            <w:r>
+              <w:rPr>
+                <w:b/>
                 <w:bCs/>
-                <w:szCs w:val="24"/>
-              </w:rPr>
-            </w:pPr>
-            <w:r>
-              <w:rPr>
-                <w:rFonts w:eastAsiaTheme="majorEastAsia" w:cs="Times New Roman"/>
+                <w:sz w:val="22"/>
+              </w:rPr>
+              <w:t>S.N.</w:t>
+            </w:r>
+          </w:p>
+        </w:tc>
+        <w:tc>
+          <w:tcPr>
+            <w:tcW w:w="3000" w:type="dxa"/>
+            <w:tcBorders>
+              <w:top w:val="single" w:sz="4" w:space="0" w:color="000000"/>
+              <w:left w:val="single" w:sz="4" w:space="0" w:color="000000"/>
+              <w:bottom w:val="single" w:sz="4" w:space="0" w:color="000000"/>
+              <w:right w:val="single" w:sz="4" w:space="0" w:color="000000"/>
+            </w:tcBorders>
+            <w:shd w:val="clear" w:color="auto" w:fill="E7E7E7"/>
+            <w:vAlign w:val="center"/>
+            <w:hideMark/>
+          </w:tcPr>
+          <w:p>
+            <w:pPr>
+              <w:spacing w:before="40" w:after="40" w:line="276" w:lineRule="auto"/>
+              <w:jc w:val="center"/>
+            </w:pPr>
+            <w:r>
+              <w:rPr>
+                <w:b/>
                 <w:bCs/>
-                <w:szCs w:val="24"/>
-              </w:rPr>
-              <w:t xml:space="preserve">Acceptance </w:t>
-            </w:r>
-            <w:proofErr w:type="gramStart"/>
-            <w:r>
-              <w:rPr>
-                <w:rFonts w:eastAsiaTheme="majorEastAsia" w:cs="Times New Roman"/>
+                <w:sz w:val="22"/>
+              </w:rPr>
+              <w:t>Requirement Description</w:t>
+            </w:r>
+          </w:p>
+        </w:tc>
+        <w:tc>
+          <w:tcPr>
+            <w:tcW w:w="1600" w:type="dxa"/>
+            <w:tcBorders>
+              <w:top w:val="single" w:sz="4" w:space="0" w:color="000000"/>
+              <w:left w:val="single" w:sz="4" w:space="0" w:color="000000"/>
+              <w:bottom w:val="single" w:sz="4" w:space="0" w:color="000000"/>
+              <w:right w:val="single" w:sz="4" w:space="0" w:color="000000"/>
+            </w:tcBorders>
+            <w:shd w:val="clear" w:color="auto" w:fill="E7E7E7"/>
+            <w:vAlign w:val="center"/>
+            <w:hideMark/>
+          </w:tcPr>
+          <w:p>
+            <w:pPr>
+              <w:spacing w:before="40" w:after="40" w:line="276" w:lineRule="auto"/>
+              <w:jc w:val="center"/>
+            </w:pPr>
+            <w:r>
+              <w:rPr>
+                <w:b/>
                 <w:bCs/>
-                <w:szCs w:val="24"/>
-              </w:rPr>
-              <w:t>requirement</w:t>
-            </w:r>
-            <w:r>
-              <w:rPr>
-                <w:rFonts w:eastAsiaTheme="majorEastAsia" w:cs="Times New Roman"/>
+                <w:sz w:val="22"/>
+              </w:rPr>
+              <w:t>Test Case ID</w:t>
+            </w:r>
+          </w:p>
+        </w:tc>
+        <w:tc>
+          <w:tcPr>
+            <w:tcW w:w="1600" w:type="dxa"/>
+            <w:tcBorders>
+              <w:top w:val="single" w:sz="4" w:space="0" w:color="000000"/>
+              <w:left w:val="single" w:sz="4" w:space="0" w:color="000000"/>
+              <w:bottom w:val="single" w:sz="4" w:space="0" w:color="000000"/>
+              <w:right w:val="single" w:sz="4" w:space="0" w:color="000000"/>
+            </w:tcBorders>
+            <w:shd w:val="clear" w:color="auto" w:fill="E7E7E7"/>
+            <w:vAlign w:val="center"/>
+            <w:hideMark/>
+          </w:tcPr>
+          <w:p>
+            <w:pPr>
+              <w:spacing w:before="40" w:after="40" w:line="276" w:lineRule="auto"/>
+              <w:jc w:val="center"/>
+            </w:pPr>
+            <w:r>
+              <w:rPr>
+                <w:b/>
                 <w:bCs/>
-                <w:szCs w:val="24"/>
-              </w:rPr>
-              <w:t>(</w:t>
-            </w:r>
-            <w:proofErr w:type="gramEnd"/>
-            <w:r>
-              <w:rPr>
-                <w:rFonts w:eastAsiaTheme="majorEastAsia" w:cs="Times New Roman"/>
+                <w:sz w:val="22"/>
+              </w:rPr>
+              <w:t>Status</w:t>
+            </w:r>
+          </w:p>
+        </w:tc>
+        <w:tc>
+          <w:tcPr>
+            <w:tcW w:w="1410" w:type="dxa"/>
+            <w:tcBorders>
+              <w:top w:val="single" w:sz="4" w:space="0" w:color="000000"/>
+              <w:left w:val="single" w:sz="4" w:space="0" w:color="000000"/>
+              <w:bottom w:val="single" w:sz="4" w:space="0" w:color="000000"/>
+              <w:right w:val="single" w:sz="4" w:space="0" w:color="000000"/>
+            </w:tcBorders>
+            <w:shd w:val="clear" w:color="auto" w:fill="E7E7E7"/>
+            <w:vAlign w:val="center"/>
+            <w:hideMark/>
+          </w:tcPr>
+          <w:p>
+            <w:pPr>
+              <w:spacing w:before="40" w:after="40" w:line="276" w:lineRule="auto"/>
+              <w:jc w:val="center"/>
+            </w:pPr>
+            <w:r>
+              <w:rPr>
+                <w:b/>
                 <w:bCs/>
-                <w:szCs w:val="24"/>
-              </w:rPr>
-              <w:t>USR)</w:t>
-            </w:r>
-          </w:p>
-        </w:tc>
-        <w:tc>
-          <w:tcPr>
-            <w:tcW w:w="1980" w:type="dxa"/>
-            <w:gridSpan w:val="2"/>
-          </w:tcPr>
-          <w:p>
-            <w:pPr>
-              <w:spacing w:line="360" w:lineRule="auto"/>
-              <w:jc w:val="both"/>
-              <w:rPr>
-                <w:rFonts w:eastAsiaTheme="majorEastAsia" w:cs="Times New Roman"/>
-                <w:bCs/>
-                <w:szCs w:val="24"/>
-              </w:rPr>
-            </w:pPr>
-            <w:r>
-              <w:rPr>
-                <w:rFonts w:eastAsiaTheme="majorEastAsia" w:cs="Times New Roman"/>
-                <w:bCs/>
-                <w:szCs w:val="24"/>
-              </w:rPr>
-              <w:t xml:space="preserve">Critical </w:t>
-            </w:r>
-            <w:r>
-              <w:rPr>
-                <w:rFonts w:eastAsiaTheme="majorEastAsia" w:cs="Times New Roman"/>
-                <w:bCs/>
-                <w:szCs w:val="24"/>
-              </w:rPr>
-              <w:t>(DEV)</w:t>
-            </w:r>
-          </w:p>
-        </w:tc>
-        <w:tc>
-          <w:tcPr>
-            <w:tcW w:w="2073" w:type="dxa"/>
-            <w:gridSpan w:val="2"/>
-          </w:tcPr>
-          <w:p>
-            <w:pPr>
-              <w:spacing w:line="360" w:lineRule="auto"/>
-              <w:jc w:val="both"/>
-              <w:rPr>
-                <w:rFonts w:eastAsiaTheme="majorEastAsia" w:cs="Times New Roman"/>
-                <w:b/>
-                <w:szCs w:val="24"/>
-                <w:highlight w:val="lightGray"/>
-              </w:rPr>
-            </w:pPr>
-            <w:r>
-              <w:rPr>
-                <w:rFonts w:eastAsiaTheme="majorEastAsia" w:cs="Times New Roman"/>
-                <w:bCs/>
-                <w:szCs w:val="24"/>
-              </w:rPr>
-              <w:t xml:space="preserve">Test </w:t>
-            </w:r>
-            <w:proofErr w:type="gramStart"/>
-            <w:r>
-              <w:rPr>
-                <w:rFonts w:eastAsiaTheme="majorEastAsia" w:cs="Times New Roman"/>
-                <w:bCs/>
-                <w:szCs w:val="24"/>
-              </w:rPr>
-              <w:t>Results</w:t>
-            </w:r>
-            <w:r>
-              <w:rPr>
-                <w:rFonts w:eastAsiaTheme="majorEastAsia" w:cs="Times New Roman"/>
-                <w:bCs/>
-                <w:szCs w:val="24"/>
-              </w:rPr>
-              <w:t>(</w:t>
-            </w:r>
-            <w:proofErr w:type="gramEnd"/>
-            <w:r>
-              <w:rPr>
-                <w:rFonts w:eastAsiaTheme="majorEastAsia" w:cs="Times New Roman"/>
-                <w:bCs/>
-                <w:szCs w:val="24"/>
-              </w:rPr>
-              <w:t>DEV)</w:t>
-            </w:r>
-          </w:p>
-        </w:tc>
-        <w:tc>
-          <w:tcPr>
-            <w:tcW w:w="1638" w:type="dxa"/>
-            <w:vMerge w:val="restart"/>
-          </w:tcPr>
-          <w:p>
-            <w:pPr>
-              <w:spacing w:line="360" w:lineRule="auto"/>
-              <w:jc w:val="both"/>
-              <w:rPr>
-                <w:rFonts w:eastAsiaTheme="majorEastAsia" w:cs="Times New Roman"/>
-                <w:b/>
-                <w:szCs w:val="24"/>
-                <w:highlight w:val="lightGray"/>
-              </w:rPr>
-            </w:pPr>
-            <w:proofErr w:type="gramStart"/>
-            <w:r>
-              <w:rPr>
-                <w:rFonts w:eastAsiaTheme="majorEastAsia" w:cs="Times New Roman"/>
-                <w:bCs/>
-                <w:szCs w:val="24"/>
-              </w:rPr>
-              <w:t>Comments</w:t>
-            </w:r>
-            <w:r>
-              <w:rPr>
-                <w:rFonts w:eastAsiaTheme="majorEastAsia" w:cs="Times New Roman"/>
-                <w:bCs/>
-                <w:szCs w:val="24"/>
-              </w:rPr>
-              <w:t>(</w:t>
-            </w:r>
-            <w:proofErr w:type="gramEnd"/>
-            <w:r>
-              <w:rPr>
-                <w:rFonts w:eastAsiaTheme="majorEastAsia" w:cs="Times New Roman"/>
-                <w:bCs/>
-                <w:szCs w:val="24"/>
-              </w:rPr>
-              <w:t>USR)</w:t>
+                <w:sz w:val="22"/>
+              </w:rPr>
+              <w:t>Remarks</w:t>
             </w:r>
           </w:p>
         </w:tc>
@@ -9974,307 +9718,243 @@
       <w:tr>
         <w:tc>
           <w:tcPr>
-            <w:tcW w:w="570" w:type="dxa"/>
-            <w:vMerge/>
-            <w:shd w:val="clear" w:color="auto" w:fill="FFFFFF" w:themeFill="background1"/>
-          </w:tcPr>
-          <w:p>
-            <w:pPr>
-              <w:spacing w:line="360" w:lineRule="auto"/>
-              <w:rPr>
-                <w:szCs w:val="24"/>
-                <w:shd w:val="clear" w:color="auto" w:fill="FFFFFF" w:themeFill="background1"/>
-              </w:rPr>
-            </w:pPr>
-          </w:p>
-        </w:tc>
-        <w:tc>
-          <w:tcPr>
-            <w:tcW w:w="2035" w:type="dxa"/>
-            <w:vMerge/>
-          </w:tcPr>
-          <w:p>
-            <w:pPr>
-              <w:spacing w:line="360" w:lineRule="auto"/>
-              <w:jc w:val="both"/>
-              <w:rPr>
-                <w:rFonts w:eastAsiaTheme="majorEastAsia" w:cs="Times New Roman"/>
-                <w:bCs/>
-                <w:szCs w:val="24"/>
-              </w:rPr>
-            </w:pPr>
-          </w:p>
-        </w:tc>
-        <w:tc>
-          <w:tcPr>
-            <w:tcW w:w="990" w:type="dxa"/>
-          </w:tcPr>
-          <w:p>
-            <w:pPr>
-              <w:spacing w:line="360" w:lineRule="auto"/>
-              <w:jc w:val="both"/>
-              <w:rPr>
-                <w:rFonts w:eastAsiaTheme="majorEastAsia" w:cs="Times New Roman"/>
-                <w:bCs/>
-                <w:szCs w:val="24"/>
-              </w:rPr>
-            </w:pPr>
-            <w:r>
-              <w:rPr>
-                <w:rFonts w:eastAsiaTheme="majorEastAsia" w:cs="Times New Roman"/>
-                <w:bCs/>
-                <w:szCs w:val="24"/>
-              </w:rPr>
-              <w:t>Yes</w:t>
-            </w:r>
-          </w:p>
-        </w:tc>
-        <w:tc>
-          <w:tcPr>
-            <w:tcW w:w="990" w:type="dxa"/>
-          </w:tcPr>
-          <w:p>
-            <w:pPr>
-              <w:spacing w:line="360" w:lineRule="auto"/>
-              <w:jc w:val="both"/>
-              <w:rPr>
-                <w:rFonts w:eastAsiaTheme="majorEastAsia" w:cs="Times New Roman"/>
-                <w:bCs/>
-                <w:szCs w:val="24"/>
-              </w:rPr>
-            </w:pPr>
-            <w:r>
-              <w:rPr>
-                <w:rFonts w:eastAsiaTheme="majorEastAsia" w:cs="Times New Roman"/>
-                <w:bCs/>
-                <w:szCs w:val="24"/>
-              </w:rPr>
-              <w:t>No</w:t>
-            </w:r>
-          </w:p>
-        </w:tc>
-        <w:tc>
-          <w:tcPr>
-            <w:tcW w:w="1036" w:type="dxa"/>
-          </w:tcPr>
-          <w:p>
-            <w:pPr>
-              <w:spacing w:line="360" w:lineRule="auto"/>
-              <w:jc w:val="both"/>
-              <w:rPr>
-                <w:rFonts w:eastAsiaTheme="majorEastAsia" w:cs="Times New Roman"/>
-                <w:bCs/>
-                <w:szCs w:val="24"/>
-              </w:rPr>
-            </w:pPr>
-            <w:r>
-              <w:rPr>
-                <w:rFonts w:eastAsiaTheme="majorEastAsia" w:cs="Times New Roman"/>
-                <w:bCs/>
-                <w:szCs w:val="24"/>
-              </w:rPr>
-              <w:t>Accept</w:t>
-            </w:r>
-          </w:p>
-        </w:tc>
-        <w:tc>
-          <w:tcPr>
-            <w:tcW w:w="1037" w:type="dxa"/>
-          </w:tcPr>
-          <w:p>
-            <w:pPr>
-              <w:spacing w:line="360" w:lineRule="auto"/>
-              <w:jc w:val="both"/>
-              <w:rPr>
-                <w:rFonts w:eastAsiaTheme="majorEastAsia" w:cs="Times New Roman"/>
-                <w:bCs/>
-                <w:szCs w:val="24"/>
-              </w:rPr>
-            </w:pPr>
-            <w:r>
-              <w:rPr>
-                <w:rFonts w:eastAsiaTheme="majorEastAsia" w:cs="Times New Roman"/>
-                <w:bCs/>
-                <w:szCs w:val="24"/>
-              </w:rPr>
-              <w:t>Reject</w:t>
-            </w:r>
-          </w:p>
-        </w:tc>
-        <w:tc>
-          <w:tcPr>
-            <w:tcW w:w="1638" w:type="dxa"/>
-            <w:vMerge/>
-          </w:tcPr>
-          <w:p>
-            <w:pPr>
-              <w:spacing w:line="360" w:lineRule="auto"/>
-              <w:jc w:val="both"/>
-              <w:rPr>
-                <w:rFonts w:eastAsiaTheme="majorEastAsia" w:cs="Times New Roman"/>
-                <w:bCs/>
-                <w:szCs w:val="24"/>
-              </w:rPr>
-            </w:pPr>
+            <w:tcW w:w="700" w:type="dxa"/>
+            <w:tcBorders>
+              <w:top w:val="single" w:sz="4" w:space="0" w:color="000000"/>
+              <w:left w:val="single" w:sz="4" w:space="0" w:color="000000"/>
+              <w:bottom w:val="single" w:sz="4" w:space="0" w:color="000000"/>
+              <w:right w:val="single" w:sz="4" w:space="0" w:color="000000"/>
+            </w:tcBorders>
+            <w:vAlign w:val="center"/>
+            <w:hideMark/>
+          </w:tcPr>
+          <w:p>
+            <w:pPr>
+              <w:spacing w:before="40" w:after="40" w:line="276" w:lineRule="auto"/>
+            </w:pPr>
+            <w:r>
+              <w:rPr>
+                <w:sz w:val="22"/>
+              </w:rPr>
+              <w:t>101</w:t>
+            </w:r>
+          </w:p>
+        </w:tc>
+        <w:tc>
+          <w:tcPr>
+            <w:tcW w:w="3000" w:type="dxa"/>
+            <w:tcBorders>
+              <w:top w:val="single" w:sz="4" w:space="0" w:color="000000"/>
+              <w:left w:val="single" w:sz="4" w:space="0" w:color="000000"/>
+              <w:bottom w:val="single" w:sz="4" w:space="0" w:color="000000"/>
+              <w:right w:val="single" w:sz="4" w:space="0" w:color="000000"/>
+            </w:tcBorders>
+            <w:vAlign w:val="center"/>
+            <w:hideMark/>
+          </w:tcPr>
+          <w:p>
+            <w:pPr>
+              <w:spacing w:before="40" w:after="40" w:line="276" w:lineRule="auto"/>
+            </w:pPr>
+            <w:r>
+              <w:rPr>
+                <w:sz w:val="22"/>
+              </w:rPr>
+              <w:t>Account creation with unique username</w:t>
+            </w:r>
+          </w:p>
+        </w:tc>
+        <w:tc>
+          <w:tcPr>
+            <w:tcW w:w="1600" w:type="dxa"/>
+            <w:tcBorders>
+              <w:top w:val="single" w:sz="4" w:space="0" w:color="000000"/>
+              <w:left w:val="single" w:sz="4" w:space="0" w:color="000000"/>
+              <w:bottom w:val="single" w:sz="4" w:space="0" w:color="000000"/>
+              <w:right w:val="single" w:sz="4" w:space="0" w:color="000000"/>
+            </w:tcBorders>
+            <w:vAlign w:val="center"/>
+            <w:hideMark/>
+          </w:tcPr>
+          <w:p>
+            <w:pPr>
+              <w:spacing w:before="40" w:after="40" w:line="276" w:lineRule="auto"/>
+            </w:pPr>
+            <w:r>
+              <w:rPr>
+                <w:sz w:val="22"/>
+              </w:rPr>
+              <w:t>TC01</w:t>
+            </w:r>
+          </w:p>
+        </w:tc>
+        <w:tc>
+          <w:tcPr>
+            <w:tcW w:w="1600" w:type="dxa"/>
+            <w:tcBorders>
+              <w:top w:val="single" w:sz="4" w:space="0" w:color="000000"/>
+              <w:left w:val="single" w:sz="4" w:space="0" w:color="000000"/>
+              <w:bottom w:val="single" w:sz="4" w:space="0" w:color="000000"/>
+              <w:right w:val="single" w:sz="4" w:space="0" w:color="000000"/>
+            </w:tcBorders>
+            <w:vAlign w:val="center"/>
+            <w:hideMark/>
+          </w:tcPr>
+          <w:p>
+            <w:pPr>
+              <w:spacing w:before="40" w:after="40" w:line="276" w:lineRule="auto"/>
+            </w:pPr>
+            <w:r>
+              <w:rPr>
+                <w:sz w:val="22"/>
+              </w:rPr>
+              <w:t>TC01 – Pass</w:t>
+            </w:r>
+          </w:p>
+        </w:tc>
+        <w:tc>
+          <w:tcPr>
+            <w:tcW w:w="1410" w:type="dxa"/>
+            <w:tcBorders>
+              <w:top w:val="single" w:sz="4" w:space="0" w:color="000000"/>
+              <w:left w:val="single" w:sz="4" w:space="0" w:color="000000"/>
+              <w:bottom w:val="single" w:sz="4" w:space="0" w:color="000000"/>
+              <w:right w:val="single" w:sz="4" w:space="0" w:color="000000"/>
+            </w:tcBorders>
+            <w:vAlign w:val="center"/>
+            <w:hideMark/>
+          </w:tcPr>
+          <w:p>
+            <w:pPr>
+              <w:spacing w:before="40" w:after="40" w:line="276" w:lineRule="auto"/>
+            </w:pPr>
+            <w:r>
+              <w:rPr>
+                <w:sz w:val="22"/>
+              </w:rPr>
+              <w:t>No changes required.</w:t>
+            </w:r>
           </w:p>
         </w:tc>
       </w:tr>
       <w:tr>
         <w:tc>
           <w:tcPr>
-            <w:tcW w:w="570" w:type="dxa"/>
-            <w:shd w:val="clear" w:color="auto" w:fill="FFFFFF" w:themeFill="background1"/>
-          </w:tcPr>
-          <w:p>
-            <w:pPr>
-              <w:spacing w:line="360" w:lineRule="auto"/>
-              <w:rPr>
-                <w:szCs w:val="24"/>
-                <w:shd w:val="clear" w:color="auto" w:fill="FFFFFF" w:themeFill="background1"/>
-              </w:rPr>
-            </w:pPr>
-            <w:r>
-              <w:rPr>
-                <w:szCs w:val="24"/>
-                <w:shd w:val="clear" w:color="auto" w:fill="FFFFFF" w:themeFill="background1"/>
-              </w:rPr>
-              <w:t>1.</w:t>
-            </w:r>
-          </w:p>
-        </w:tc>
-        <w:tc>
-          <w:tcPr>
-            <w:tcW w:w="2035" w:type="dxa"/>
-          </w:tcPr>
-          <w:p>
-            <w:pPr>
-              <w:spacing w:line="360" w:lineRule="auto"/>
-              <w:jc w:val="both"/>
-              <w:rPr>
-                <w:rFonts w:eastAsiaTheme="majorEastAsia" w:cs="Times New Roman"/>
-                <w:bCs/>
-                <w:szCs w:val="24"/>
-              </w:rPr>
-            </w:pPr>
-            <w:r>
-              <w:rPr>
-                <w:rFonts w:eastAsiaTheme="majorEastAsia" w:cs="Times New Roman"/>
-                <w:bCs/>
-                <w:szCs w:val="24"/>
-              </w:rPr>
-              <w:t>The login system should ensure security</w:t>
-            </w:r>
-          </w:p>
-        </w:tc>
-        <w:tc>
-          <w:tcPr>
-            <w:tcW w:w="990" w:type="dxa"/>
-          </w:tcPr>
-          <w:p>
-            <w:pPr>
-              <w:spacing w:line="360" w:lineRule="auto"/>
-              <w:jc w:val="both"/>
-              <w:rPr>
-                <w:rFonts w:eastAsiaTheme="majorEastAsia" w:cs="Times New Roman"/>
-                <w:bCs/>
-                <w:szCs w:val="24"/>
-              </w:rPr>
-            </w:pPr>
-            <w:r>
-              <w:rPr>
-                <w:rFonts w:eastAsiaTheme="majorEastAsia" w:cs="Times New Roman"/>
-                <w:bCs/>
-                <w:szCs w:val="24"/>
-              </w:rPr>
-              <w:t>Affirm</w:t>
-            </w:r>
-            <w:r>
-              <w:rPr>
-                <w:rFonts w:eastAsiaTheme="majorEastAsia" w:cs="Times New Roman"/>
-                <w:bCs/>
-                <w:szCs w:val="24"/>
-              </w:rPr>
-              <w:t>.</w:t>
-            </w:r>
-          </w:p>
-        </w:tc>
-        <w:tc>
-          <w:tcPr>
-            <w:tcW w:w="990" w:type="dxa"/>
-          </w:tcPr>
-          <w:p>
-            <w:pPr>
-              <w:spacing w:line="360" w:lineRule="auto"/>
-              <w:jc w:val="both"/>
-              <w:rPr>
-                <w:rFonts w:eastAsiaTheme="majorEastAsia" w:cs="Times New Roman"/>
-                <w:bCs/>
-                <w:szCs w:val="24"/>
-              </w:rPr>
-            </w:pPr>
-          </w:p>
-        </w:tc>
-        <w:tc>
-          <w:tcPr>
-            <w:tcW w:w="1036" w:type="dxa"/>
-          </w:tcPr>
-          <w:p>
-            <w:pPr>
-              <w:spacing w:line="360" w:lineRule="auto"/>
-              <w:jc w:val="both"/>
-              <w:rPr>
-                <w:rFonts w:eastAsiaTheme="majorEastAsia" w:cs="Times New Roman"/>
-                <w:bCs/>
-                <w:szCs w:val="24"/>
-              </w:rPr>
-            </w:pPr>
-            <w:r>
-              <w:rPr>
-                <w:rFonts w:eastAsiaTheme="majorEastAsia" w:cs="Times New Roman"/>
-                <w:bCs/>
-                <w:szCs w:val="24"/>
-              </w:rPr>
-              <w:t>Affirm</w:t>
-            </w:r>
-          </w:p>
-        </w:tc>
-        <w:tc>
-          <w:tcPr>
-            <w:tcW w:w="1037" w:type="dxa"/>
-          </w:tcPr>
-          <w:p>
-            <w:pPr>
-              <w:spacing w:line="360" w:lineRule="auto"/>
-              <w:jc w:val="both"/>
-              <w:rPr>
-                <w:rFonts w:eastAsiaTheme="majorEastAsia" w:cs="Times New Roman"/>
-                <w:bCs/>
-                <w:szCs w:val="24"/>
-              </w:rPr>
-            </w:pPr>
-          </w:p>
-        </w:tc>
-        <w:tc>
-          <w:tcPr>
-            <w:tcW w:w="1638" w:type="dxa"/>
-          </w:tcPr>
-          <w:p>
-            <w:pPr>
-              <w:spacing w:line="360" w:lineRule="auto"/>
-              <w:jc w:val="both"/>
-              <w:rPr>
-                <w:rFonts w:eastAsiaTheme="majorEastAsia" w:cs="Times New Roman"/>
-                <w:bCs/>
-                <w:szCs w:val="24"/>
-              </w:rPr>
-            </w:pPr>
-            <w:r>
-              <w:rPr>
-                <w:rFonts w:eastAsiaTheme="majorEastAsia" w:cs="Times New Roman"/>
-                <w:bCs/>
-                <w:szCs w:val="24"/>
-              </w:rPr>
-              <w:t>The system is felt secured.</w:t>
+            <w:tcW w:w="700" w:type="dxa"/>
+            <w:tcBorders>
+              <w:top w:val="single" w:sz="4" w:space="0" w:color="000000"/>
+              <w:left w:val="single" w:sz="4" w:space="0" w:color="000000"/>
+              <w:bottom w:val="single" w:sz="4" w:space="0" w:color="000000"/>
+              <w:right w:val="single" w:sz="4" w:space="0" w:color="000000"/>
+            </w:tcBorders>
+            <w:vAlign w:val="center"/>
+            <w:hideMark/>
+          </w:tcPr>
+          <w:p>
+            <w:pPr>
+              <w:spacing w:before="40" w:after="40" w:line="276" w:lineRule="auto"/>
+            </w:pPr>
+            <w:r>
+              <w:rPr>
+                <w:sz w:val="22"/>
+              </w:rPr>
+              <w:t>102</w:t>
+            </w:r>
+          </w:p>
+        </w:tc>
+        <w:tc>
+          <w:tcPr>
+            <w:tcW w:w="3000" w:type="dxa"/>
+            <w:tcBorders>
+              <w:top w:val="single" w:sz="4" w:space="0" w:color="000000"/>
+              <w:left w:val="single" w:sz="4" w:space="0" w:color="000000"/>
+              <w:bottom w:val="single" w:sz="4" w:space="0" w:color="000000"/>
+              <w:right w:val="single" w:sz="4" w:space="0" w:color="000000"/>
+            </w:tcBorders>
+            <w:vAlign w:val="center"/>
+            <w:hideMark/>
+          </w:tcPr>
+          <w:p>
+            <w:pPr>
+              <w:spacing w:before="40" w:after="40" w:line="276" w:lineRule="auto"/>
+            </w:pPr>
+            <w:r>
+              <w:rPr>
+                <w:sz w:val="22"/>
+              </w:rPr>
+              <w:t>Login into the application</w:t>
+            </w:r>
+          </w:p>
+        </w:tc>
+        <w:tc>
+          <w:tcPr>
+            <w:tcW w:w="1600" w:type="dxa"/>
+            <w:tcBorders>
+              <w:top w:val="single" w:sz="4" w:space="0" w:color="000000"/>
+              <w:left w:val="single" w:sz="4" w:space="0" w:color="000000"/>
+              <w:bottom w:val="single" w:sz="4" w:space="0" w:color="000000"/>
+              <w:right w:val="single" w:sz="4" w:space="0" w:color="000000"/>
+            </w:tcBorders>
+            <w:vAlign w:val="center"/>
+            <w:hideMark/>
+          </w:tcPr>
+          <w:p>
+            <w:pPr>
+              <w:spacing w:before="40" w:after="40" w:line="276" w:lineRule="auto"/>
+            </w:pPr>
+            <w:r>
+              <w:rPr>
+                <w:sz w:val="22"/>
+              </w:rPr>
+              <w:t>TC02, TC03</w:t>
+            </w:r>
+          </w:p>
+        </w:tc>
+        <w:tc>
+          <w:tcPr>
+            <w:tcW w:w="1600" w:type="dxa"/>
+            <w:tcBorders>
+              <w:top w:val="single" w:sz="4" w:space="0" w:color="000000"/>
+              <w:left w:val="single" w:sz="4" w:space="0" w:color="000000"/>
+              <w:bottom w:val="single" w:sz="4" w:space="0" w:color="000000"/>
+              <w:right w:val="single" w:sz="4" w:space="0" w:color="000000"/>
+            </w:tcBorders>
+            <w:vAlign w:val="center"/>
+            <w:hideMark/>
+          </w:tcPr>
+          <w:p>
+            <w:pPr>
+              <w:spacing w:before="40" w:after="40" w:line="276" w:lineRule="auto"/>
+            </w:pPr>
+            <w:r>
+              <w:rPr>
+                <w:sz w:val="22"/>
+              </w:rPr>
+              <w:t>TC02 – Pass, TC03 – Pass</w:t>
+            </w:r>
+          </w:p>
+        </w:tc>
+        <w:tc>
+          <w:tcPr>
+            <w:tcW w:w="1410" w:type="dxa"/>
+            <w:tcBorders>
+              <w:top w:val="single" w:sz="4" w:space="0" w:color="000000"/>
+              <w:left w:val="single" w:sz="4" w:space="0" w:color="000000"/>
+              <w:bottom w:val="single" w:sz="4" w:space="0" w:color="000000"/>
+              <w:right w:val="single" w:sz="4" w:space="0" w:color="000000"/>
+            </w:tcBorders>
+            <w:vAlign w:val="center"/>
+            <w:hideMark/>
+          </w:tcPr>
+          <w:p>
+            <w:pPr>
+              <w:spacing w:before="40" w:after="40" w:line="276" w:lineRule="auto"/>
+            </w:pPr>
+            <w:r>
+              <w:rPr>
+                <w:sz w:val="22"/>
+              </w:rPr>
+              <w:t>No changes required.</w:t>
             </w:r>
           </w:p>
         </w:tc>
@@ -10282,151 +9962,503 @@
       <w:tr>
         <w:tc>
           <w:tcPr>
-            <w:tcW w:w="570" w:type="dxa"/>
-            <w:shd w:val="clear" w:color="auto" w:fill="FFFFFF" w:themeFill="background1"/>
-          </w:tcPr>
-          <w:p>
-            <w:pPr>
-              <w:spacing w:line="360" w:lineRule="auto"/>
-              <w:rPr>
-                <w:szCs w:val="24"/>
-                <w:shd w:val="clear" w:color="auto" w:fill="FFFFFF" w:themeFill="background1"/>
-              </w:rPr>
-            </w:pPr>
-            <w:r>
-              <w:rPr>
-                <w:szCs w:val="24"/>
-                <w:shd w:val="clear" w:color="auto" w:fill="FFFFFF" w:themeFill="background1"/>
-              </w:rPr>
-              <w:t>2.</w:t>
-            </w:r>
-          </w:p>
-        </w:tc>
-        <w:tc>
-          <w:tcPr>
-            <w:tcW w:w="2035" w:type="dxa"/>
-          </w:tcPr>
-          <w:p>
-            <w:pPr>
-              <w:spacing w:line="360" w:lineRule="auto"/>
-              <w:jc w:val="both"/>
-              <w:rPr>
-                <w:rFonts w:eastAsiaTheme="majorEastAsia" w:cs="Times New Roman"/>
-                <w:bCs/>
-                <w:szCs w:val="24"/>
-              </w:rPr>
-            </w:pPr>
-            <w:r>
-              <w:rPr>
-                <w:rFonts w:eastAsiaTheme="majorEastAsia" w:cs="Times New Roman"/>
-                <w:bCs/>
-                <w:szCs w:val="24"/>
-              </w:rPr>
-              <w:t>The results must be correct for inventory</w:t>
-            </w:r>
-          </w:p>
-        </w:tc>
-        <w:tc>
-          <w:tcPr>
-            <w:tcW w:w="990" w:type="dxa"/>
-          </w:tcPr>
-          <w:p>
-            <w:pPr>
-              <w:spacing w:line="360" w:lineRule="auto"/>
-              <w:jc w:val="both"/>
-              <w:rPr>
-                <w:rFonts w:eastAsiaTheme="majorEastAsia" w:cs="Times New Roman"/>
-                <w:bCs/>
-                <w:szCs w:val="24"/>
-              </w:rPr>
-            </w:pPr>
-            <w:r>
-              <w:rPr>
-                <w:rFonts w:eastAsiaTheme="majorEastAsia" w:cs="Times New Roman"/>
-                <w:bCs/>
-                <w:szCs w:val="24"/>
-              </w:rPr>
-              <w:t>Affirm.</w:t>
-            </w:r>
-          </w:p>
-        </w:tc>
-        <w:tc>
-          <w:tcPr>
-            <w:tcW w:w="990" w:type="dxa"/>
-          </w:tcPr>
-          <w:p>
-            <w:pPr>
-              <w:spacing w:line="360" w:lineRule="auto"/>
-              <w:jc w:val="both"/>
-              <w:rPr>
-                <w:rFonts w:eastAsiaTheme="majorEastAsia" w:cs="Times New Roman"/>
-                <w:bCs/>
-                <w:szCs w:val="24"/>
-              </w:rPr>
-            </w:pPr>
-          </w:p>
-        </w:tc>
-        <w:tc>
-          <w:tcPr>
-            <w:tcW w:w="1036" w:type="dxa"/>
-          </w:tcPr>
-          <w:p>
-            <w:pPr>
-              <w:spacing w:line="360" w:lineRule="auto"/>
-              <w:jc w:val="both"/>
-              <w:rPr>
-                <w:rFonts w:eastAsiaTheme="majorEastAsia" w:cs="Times New Roman"/>
-                <w:bCs/>
-                <w:szCs w:val="24"/>
-              </w:rPr>
-            </w:pPr>
-            <w:r>
-              <w:rPr>
-                <w:rFonts w:eastAsiaTheme="majorEastAsia" w:cs="Times New Roman"/>
-                <w:bCs/>
-                <w:szCs w:val="24"/>
-              </w:rPr>
-              <w:t>Affirm.</w:t>
-            </w:r>
-          </w:p>
-        </w:tc>
-        <w:tc>
-          <w:tcPr>
-            <w:tcW w:w="1037" w:type="dxa"/>
-          </w:tcPr>
-          <w:p>
-            <w:pPr>
-              <w:spacing w:line="360" w:lineRule="auto"/>
-              <w:jc w:val="both"/>
-              <w:rPr>
-                <w:rFonts w:eastAsiaTheme="majorEastAsia" w:cs="Times New Roman"/>
-                <w:bCs/>
-                <w:szCs w:val="24"/>
-              </w:rPr>
-            </w:pPr>
-          </w:p>
-        </w:tc>
-        <w:tc>
-          <w:tcPr>
-            <w:tcW w:w="1638" w:type="dxa"/>
-          </w:tcPr>
-          <w:p>
-            <w:pPr>
-              <w:spacing w:line="360" w:lineRule="auto"/>
-              <w:jc w:val="both"/>
-              <w:rPr>
-                <w:rFonts w:eastAsiaTheme="majorEastAsia" w:cs="Times New Roman"/>
-                <w:bCs/>
-                <w:szCs w:val="24"/>
-              </w:rPr>
-            </w:pPr>
-            <w:r>
-              <w:rPr>
-                <w:rFonts w:eastAsiaTheme="majorEastAsia" w:cs="Times New Roman"/>
-                <w:bCs/>
-                <w:szCs w:val="24"/>
-              </w:rPr>
-              <w:t>The results were correct</w:t>
+            <w:tcW w:w="700" w:type="dxa"/>
+            <w:tcBorders>
+              <w:top w:val="single" w:sz="4" w:space="0" w:color="000000"/>
+              <w:left w:val="single" w:sz="4" w:space="0" w:color="000000"/>
+              <w:bottom w:val="single" w:sz="4" w:space="0" w:color="000000"/>
+              <w:right w:val="single" w:sz="4" w:space="0" w:color="000000"/>
+            </w:tcBorders>
+            <w:vAlign w:val="center"/>
+            <w:hideMark/>
+          </w:tcPr>
+          <w:p>
+            <w:pPr>
+              <w:spacing w:before="40" w:after="40" w:line="276" w:lineRule="auto"/>
+            </w:pPr>
+            <w:r>
+              <w:rPr>
+                <w:sz w:val="22"/>
+              </w:rPr>
+              <w:t>103</w:t>
+            </w:r>
+          </w:p>
+        </w:tc>
+        <w:tc>
+          <w:tcPr>
+            <w:tcW w:w="3000" w:type="dxa"/>
+            <w:tcBorders>
+              <w:top w:val="single" w:sz="4" w:space="0" w:color="000000"/>
+              <w:left w:val="single" w:sz="4" w:space="0" w:color="000000"/>
+              <w:bottom w:val="single" w:sz="4" w:space="0" w:color="000000"/>
+              <w:right w:val="single" w:sz="4" w:space="0" w:color="000000"/>
+            </w:tcBorders>
+            <w:vAlign w:val="center"/>
+            <w:hideMark/>
+          </w:tcPr>
+          <w:p>
+            <w:pPr>
+              <w:spacing w:before="40" w:after="40" w:line="276" w:lineRule="auto"/>
+            </w:pPr>
+            <w:r>
+              <w:rPr>
+                <w:sz w:val="22"/>
+              </w:rPr>
+              <w:t>Deposit with validation and history</w:t>
+            </w:r>
+          </w:p>
+        </w:tc>
+        <w:tc>
+          <w:tcPr>
+            <w:tcW w:w="1600" w:type="dxa"/>
+            <w:tcBorders>
+              <w:top w:val="single" w:sz="4" w:space="0" w:color="000000"/>
+              <w:left w:val="single" w:sz="4" w:space="0" w:color="000000"/>
+              <w:bottom w:val="single" w:sz="4" w:space="0" w:color="000000"/>
+              <w:right w:val="single" w:sz="4" w:space="0" w:color="000000"/>
+            </w:tcBorders>
+            <w:vAlign w:val="center"/>
+            <w:hideMark/>
+          </w:tcPr>
+          <w:p>
+            <w:pPr>
+              <w:spacing w:before="40" w:after="40" w:line="276" w:lineRule="auto"/>
+            </w:pPr>
+            <w:r>
+              <w:rPr>
+                <w:sz w:val="22"/>
+              </w:rPr>
+              <w:t>TC04, TC05</w:t>
+            </w:r>
+          </w:p>
+        </w:tc>
+        <w:tc>
+          <w:tcPr>
+            <w:tcW w:w="1600" w:type="dxa"/>
+            <w:tcBorders>
+              <w:top w:val="single" w:sz="4" w:space="0" w:color="000000"/>
+              <w:left w:val="single" w:sz="4" w:space="0" w:color="000000"/>
+              <w:bottom w:val="single" w:sz="4" w:space="0" w:color="000000"/>
+              <w:right w:val="single" w:sz="4" w:space="0" w:color="000000"/>
+            </w:tcBorders>
+            <w:vAlign w:val="center"/>
+            <w:hideMark/>
+          </w:tcPr>
+          <w:p>
+            <w:pPr>
+              <w:spacing w:before="40" w:after="40" w:line="276" w:lineRule="auto"/>
+            </w:pPr>
+            <w:r>
+              <w:rPr>
+                <w:sz w:val="22"/>
+              </w:rPr>
+              <w:t>TC04 – Pass, TC05 – Pass</w:t>
+            </w:r>
+          </w:p>
+        </w:tc>
+        <w:tc>
+          <w:tcPr>
+            <w:tcW w:w="1410" w:type="dxa"/>
+            <w:tcBorders>
+              <w:top w:val="single" w:sz="4" w:space="0" w:color="000000"/>
+              <w:left w:val="single" w:sz="4" w:space="0" w:color="000000"/>
+              <w:bottom w:val="single" w:sz="4" w:space="0" w:color="000000"/>
+              <w:right w:val="single" w:sz="4" w:space="0" w:color="000000"/>
+            </w:tcBorders>
+            <w:vAlign w:val="center"/>
+            <w:hideMark/>
+          </w:tcPr>
+          <w:p>
+            <w:pPr>
+              <w:spacing w:before="40" w:after="40" w:line="276" w:lineRule="auto"/>
+            </w:pPr>
+            <w:r>
+              <w:rPr>
+                <w:sz w:val="22"/>
+              </w:rPr>
+              <w:t>No changes required.</w:t>
+            </w:r>
+          </w:p>
+        </w:tc>
+      </w:tr>
+      <w:tr>
+        <w:tc>
+          <w:tcPr>
+            <w:tcW w:w="700" w:type="dxa"/>
+            <w:tcBorders>
+              <w:top w:val="single" w:sz="4" w:space="0" w:color="000000"/>
+              <w:left w:val="single" w:sz="4" w:space="0" w:color="000000"/>
+              <w:bottom w:val="single" w:sz="4" w:space="0" w:color="000000"/>
+              <w:right w:val="single" w:sz="4" w:space="0" w:color="000000"/>
+            </w:tcBorders>
+            <w:vAlign w:val="center"/>
+            <w:hideMark/>
+          </w:tcPr>
+          <w:p>
+            <w:pPr>
+              <w:spacing w:before="40" w:after="40" w:line="276" w:lineRule="auto"/>
+            </w:pPr>
+            <w:r>
+              <w:rPr>
+                <w:sz w:val="22"/>
+              </w:rPr>
+              <w:t>104</w:t>
+            </w:r>
+          </w:p>
+        </w:tc>
+        <w:tc>
+          <w:tcPr>
+            <w:tcW w:w="3000" w:type="dxa"/>
+            <w:tcBorders>
+              <w:top w:val="single" w:sz="4" w:space="0" w:color="000000"/>
+              <w:left w:val="single" w:sz="4" w:space="0" w:color="000000"/>
+              <w:bottom w:val="single" w:sz="4" w:space="0" w:color="000000"/>
+              <w:right w:val="single" w:sz="4" w:space="0" w:color="000000"/>
+            </w:tcBorders>
+            <w:vAlign w:val="center"/>
+            <w:hideMark/>
+          </w:tcPr>
+          <w:p>
+            <w:pPr>
+              <w:spacing w:before="40" w:after="40" w:line="276" w:lineRule="auto"/>
+            </w:pPr>
+            <w:r>
+              <w:rPr>
+                <w:sz w:val="22"/>
+              </w:rPr>
+              <w:t>Balance enquiry and history view</w:t>
+            </w:r>
+          </w:p>
+        </w:tc>
+        <w:tc>
+          <w:tcPr>
+            <w:tcW w:w="1600" w:type="dxa"/>
+            <w:tcBorders>
+              <w:top w:val="single" w:sz="4" w:space="0" w:color="000000"/>
+              <w:left w:val="single" w:sz="4" w:space="0" w:color="000000"/>
+              <w:bottom w:val="single" w:sz="4" w:space="0" w:color="000000"/>
+              <w:right w:val="single" w:sz="4" w:space="0" w:color="000000"/>
+            </w:tcBorders>
+            <w:vAlign w:val="center"/>
+            <w:hideMark/>
+          </w:tcPr>
+          <w:p>
+            <w:pPr>
+              <w:spacing w:before="40" w:after="40" w:line="276" w:lineRule="auto"/>
+            </w:pPr>
+            <w:r>
+              <w:rPr>
+                <w:sz w:val="22"/>
+              </w:rPr>
+              <w:t>TC06, TC07</w:t>
+            </w:r>
+          </w:p>
+        </w:tc>
+        <w:tc>
+          <w:tcPr>
+            <w:tcW w:w="1600" w:type="dxa"/>
+            <w:tcBorders>
+              <w:top w:val="single" w:sz="4" w:space="0" w:color="000000"/>
+              <w:left w:val="single" w:sz="4" w:space="0" w:color="000000"/>
+              <w:bottom w:val="single" w:sz="4" w:space="0" w:color="000000"/>
+              <w:right w:val="single" w:sz="4" w:space="0" w:color="000000"/>
+            </w:tcBorders>
+            <w:vAlign w:val="center"/>
+            <w:hideMark/>
+          </w:tcPr>
+          <w:p>
+            <w:pPr>
+              <w:spacing w:before="40" w:after="40" w:line="276" w:lineRule="auto"/>
+            </w:pPr>
+            <w:r>
+              <w:rPr>
+                <w:sz w:val="22"/>
+              </w:rPr>
+              <w:t xml:space="preserve">TC06 – Pass, </w:t>
+            </w:r>
+            <w:r>
+              <w:rPr>
+                <w:sz w:val="22"/>
+              </w:rPr>
+              <w:lastRenderedPageBreak/>
+              <w:t>TC07 – Pass</w:t>
+            </w:r>
+          </w:p>
+        </w:tc>
+        <w:tc>
+          <w:tcPr>
+            <w:tcW w:w="1410" w:type="dxa"/>
+            <w:tcBorders>
+              <w:top w:val="single" w:sz="4" w:space="0" w:color="000000"/>
+              <w:left w:val="single" w:sz="4" w:space="0" w:color="000000"/>
+              <w:bottom w:val="single" w:sz="4" w:space="0" w:color="000000"/>
+              <w:right w:val="single" w:sz="4" w:space="0" w:color="000000"/>
+            </w:tcBorders>
+            <w:vAlign w:val="center"/>
+            <w:hideMark/>
+          </w:tcPr>
+          <w:p>
+            <w:pPr>
+              <w:spacing w:before="40" w:after="40" w:line="276" w:lineRule="auto"/>
+            </w:pPr>
+            <w:r>
+              <w:rPr>
+                <w:sz w:val="22"/>
+              </w:rPr>
+              <w:lastRenderedPageBreak/>
+              <w:t xml:space="preserve">No changes </w:t>
+            </w:r>
+            <w:r>
+              <w:rPr>
+                <w:sz w:val="22"/>
+              </w:rPr>
+              <w:lastRenderedPageBreak/>
+              <w:t>required.</w:t>
+            </w:r>
+          </w:p>
+        </w:tc>
+      </w:tr>
+      <w:tr>
+        <w:tc>
+          <w:tcPr>
+            <w:tcW w:w="700" w:type="dxa"/>
+            <w:tcBorders>
+              <w:top w:val="single" w:sz="4" w:space="0" w:color="000000"/>
+              <w:left w:val="single" w:sz="4" w:space="0" w:color="000000"/>
+              <w:bottom w:val="single" w:sz="4" w:space="0" w:color="000000"/>
+              <w:right w:val="single" w:sz="4" w:space="0" w:color="000000"/>
+            </w:tcBorders>
+            <w:vAlign w:val="center"/>
+            <w:hideMark/>
+          </w:tcPr>
+          <w:p>
+            <w:pPr>
+              <w:spacing w:before="40" w:after="40" w:line="276" w:lineRule="auto"/>
+            </w:pPr>
+            <w:r>
+              <w:rPr>
+                <w:sz w:val="22"/>
+              </w:rPr>
+              <w:lastRenderedPageBreak/>
+              <w:t>105</w:t>
+            </w:r>
+          </w:p>
+        </w:tc>
+        <w:tc>
+          <w:tcPr>
+            <w:tcW w:w="3000" w:type="dxa"/>
+            <w:tcBorders>
+              <w:top w:val="single" w:sz="4" w:space="0" w:color="000000"/>
+              <w:left w:val="single" w:sz="4" w:space="0" w:color="000000"/>
+              <w:bottom w:val="single" w:sz="4" w:space="0" w:color="000000"/>
+              <w:right w:val="single" w:sz="4" w:space="0" w:color="000000"/>
+            </w:tcBorders>
+            <w:vAlign w:val="center"/>
+            <w:hideMark/>
+          </w:tcPr>
+          <w:p>
+            <w:pPr>
+              <w:spacing w:before="40" w:after="40" w:line="276" w:lineRule="auto"/>
+            </w:pPr>
+            <w:r>
+              <w:rPr>
+                <w:sz w:val="22"/>
+              </w:rPr>
+              <w:t>Password change with verification</w:t>
+            </w:r>
+          </w:p>
+        </w:tc>
+        <w:tc>
+          <w:tcPr>
+            <w:tcW w:w="1600" w:type="dxa"/>
+            <w:tcBorders>
+              <w:top w:val="single" w:sz="4" w:space="0" w:color="000000"/>
+              <w:left w:val="single" w:sz="4" w:space="0" w:color="000000"/>
+              <w:bottom w:val="single" w:sz="4" w:space="0" w:color="000000"/>
+              <w:right w:val="single" w:sz="4" w:space="0" w:color="000000"/>
+            </w:tcBorders>
+            <w:vAlign w:val="center"/>
+            <w:hideMark/>
+          </w:tcPr>
+          <w:p>
+            <w:pPr>
+              <w:spacing w:before="40" w:after="40" w:line="276" w:lineRule="auto"/>
+            </w:pPr>
+            <w:r>
+              <w:rPr>
+                <w:sz w:val="22"/>
+              </w:rPr>
+              <w:t>TC08</w:t>
+            </w:r>
+          </w:p>
+        </w:tc>
+        <w:tc>
+          <w:tcPr>
+            <w:tcW w:w="1600" w:type="dxa"/>
+            <w:tcBorders>
+              <w:top w:val="single" w:sz="4" w:space="0" w:color="000000"/>
+              <w:left w:val="single" w:sz="4" w:space="0" w:color="000000"/>
+              <w:bottom w:val="single" w:sz="4" w:space="0" w:color="000000"/>
+              <w:right w:val="single" w:sz="4" w:space="0" w:color="000000"/>
+            </w:tcBorders>
+            <w:vAlign w:val="center"/>
+            <w:hideMark/>
+          </w:tcPr>
+          <w:p>
+            <w:pPr>
+              <w:spacing w:before="40" w:after="40" w:line="276" w:lineRule="auto"/>
+            </w:pPr>
+            <w:r>
+              <w:rPr>
+                <w:sz w:val="22"/>
+              </w:rPr>
+              <w:t>TC08 – Pass</w:t>
+            </w:r>
+          </w:p>
+        </w:tc>
+        <w:tc>
+          <w:tcPr>
+            <w:tcW w:w="1410" w:type="dxa"/>
+            <w:tcBorders>
+              <w:top w:val="single" w:sz="4" w:space="0" w:color="000000"/>
+              <w:left w:val="single" w:sz="4" w:space="0" w:color="000000"/>
+              <w:bottom w:val="single" w:sz="4" w:space="0" w:color="000000"/>
+              <w:right w:val="single" w:sz="4" w:space="0" w:color="000000"/>
+            </w:tcBorders>
+            <w:vAlign w:val="center"/>
+            <w:hideMark/>
+          </w:tcPr>
+          <w:p>
+            <w:pPr>
+              <w:spacing w:before="40" w:after="40" w:line="276" w:lineRule="auto"/>
+            </w:pPr>
+            <w:r>
+              <w:rPr>
+                <w:sz w:val="22"/>
+              </w:rPr>
+              <w:t>No changes required.</w:t>
+            </w:r>
+          </w:p>
+        </w:tc>
+      </w:tr>
+      <w:tr>
+        <w:tc>
+          <w:tcPr>
+            <w:tcW w:w="700" w:type="dxa"/>
+            <w:tcBorders>
+              <w:top w:val="single" w:sz="4" w:space="0" w:color="000000"/>
+              <w:left w:val="single" w:sz="4" w:space="0" w:color="000000"/>
+              <w:bottom w:val="single" w:sz="4" w:space="0" w:color="000000"/>
+              <w:right w:val="single" w:sz="4" w:space="0" w:color="000000"/>
+            </w:tcBorders>
+            <w:vAlign w:val="center"/>
+            <w:hideMark/>
+          </w:tcPr>
+          <w:p>
+            <w:pPr>
+              <w:spacing w:before="40" w:after="40" w:line="276" w:lineRule="auto"/>
+            </w:pPr>
+            <w:r>
+              <w:rPr>
+                <w:sz w:val="22"/>
+              </w:rPr>
+              <w:t>106</w:t>
+            </w:r>
+          </w:p>
+        </w:tc>
+        <w:tc>
+          <w:tcPr>
+            <w:tcW w:w="3000" w:type="dxa"/>
+            <w:tcBorders>
+              <w:top w:val="single" w:sz="4" w:space="0" w:color="000000"/>
+              <w:left w:val="single" w:sz="4" w:space="0" w:color="000000"/>
+              <w:bottom w:val="single" w:sz="4" w:space="0" w:color="000000"/>
+              <w:right w:val="single" w:sz="4" w:space="0" w:color="000000"/>
+            </w:tcBorders>
+            <w:vAlign w:val="center"/>
+            <w:hideMark/>
+          </w:tcPr>
+          <w:p>
+            <w:pPr>
+              <w:spacing w:before="40" w:after="40" w:line="276" w:lineRule="auto"/>
+            </w:pPr>
+            <w:r>
+              <w:rPr>
+                <w:sz w:val="22"/>
+              </w:rPr>
+              <w:t>Account deletion and data persistence</w:t>
+            </w:r>
+          </w:p>
+        </w:tc>
+        <w:tc>
+          <w:tcPr>
+            <w:tcW w:w="1600" w:type="dxa"/>
+            <w:tcBorders>
+              <w:top w:val="single" w:sz="4" w:space="0" w:color="000000"/>
+              <w:left w:val="single" w:sz="4" w:space="0" w:color="000000"/>
+              <w:bottom w:val="single" w:sz="4" w:space="0" w:color="000000"/>
+              <w:right w:val="single" w:sz="4" w:space="0" w:color="000000"/>
+            </w:tcBorders>
+            <w:vAlign w:val="center"/>
+            <w:hideMark/>
+          </w:tcPr>
+          <w:p>
+            <w:pPr>
+              <w:spacing w:before="40" w:after="40" w:line="276" w:lineRule="auto"/>
+            </w:pPr>
+            <w:r>
+              <w:rPr>
+                <w:sz w:val="22"/>
+              </w:rPr>
+              <w:t>TC09, TC10</w:t>
+            </w:r>
+          </w:p>
+        </w:tc>
+        <w:tc>
+          <w:tcPr>
+            <w:tcW w:w="1600" w:type="dxa"/>
+            <w:tcBorders>
+              <w:top w:val="single" w:sz="4" w:space="0" w:color="000000"/>
+              <w:left w:val="single" w:sz="4" w:space="0" w:color="000000"/>
+              <w:bottom w:val="single" w:sz="4" w:space="0" w:color="000000"/>
+              <w:right w:val="single" w:sz="4" w:space="0" w:color="000000"/>
+            </w:tcBorders>
+            <w:vAlign w:val="center"/>
+            <w:hideMark/>
+          </w:tcPr>
+          <w:p>
+            <w:pPr>
+              <w:spacing w:before="40" w:after="40" w:line="276" w:lineRule="auto"/>
+            </w:pPr>
+            <w:r>
+              <w:rPr>
+                <w:sz w:val="22"/>
+              </w:rPr>
+              <w:t>TC09 – Pass, TC10 – Pass</w:t>
+            </w:r>
+          </w:p>
+        </w:tc>
+        <w:tc>
+          <w:tcPr>
+            <w:tcW w:w="1410" w:type="dxa"/>
+            <w:tcBorders>
+              <w:top w:val="single" w:sz="4" w:space="0" w:color="000000"/>
+              <w:left w:val="single" w:sz="4" w:space="0" w:color="000000"/>
+              <w:bottom w:val="single" w:sz="4" w:space="0" w:color="000000"/>
+              <w:right w:val="single" w:sz="4" w:space="0" w:color="000000"/>
+            </w:tcBorders>
+            <w:vAlign w:val="center"/>
+            <w:hideMark/>
+          </w:tcPr>
+          <w:p>
+            <w:pPr>
+              <w:spacing w:before="40" w:after="40" w:line="276" w:lineRule="auto"/>
+            </w:pPr>
+            <w:r>
+              <w:rPr>
+                <w:sz w:val="22"/>
+              </w:rPr>
+              <w:t>No changes required.</w:t>
             </w:r>
           </w:p>
         </w:tc>
@@ -10434,54 +10466,152 @@
     </w:tbl>
     <w:p>
       <w:pPr>
+        <w:spacing w:before="60" w:after="240"/>
+        <w:jc w:val="center"/>
+        <w:rPr>
+          <w:sz w:val="20"/>
+          <w:szCs w:val="20"/>
+        </w:rPr>
+      </w:pPr>
+      <w:r>
+        <w:rPr>
+          <w:sz w:val="20"/>
+          <w:szCs w:val="20"/>
+        </w:rPr>
+        <w:t>Table 8.</w:t>
+      </w:r>
+      <w:r>
+        <w:rPr>
+          <w:sz w:val="20"/>
+          <w:szCs w:val="20"/>
+        </w:rPr>
+        <w:t>3</w:t>
+      </w:r>
+      <w:r>
+        <w:rPr>
+          <w:sz w:val="20"/>
+          <w:szCs w:val="20"/>
+        </w:rPr>
+        <w:t xml:space="preserve"> – Requirement Traceability Matrix</w:t>
+      </w:r>
+    </w:p>
+    <w:p>
+      <w:pPr>
+        <w:pStyle w:val="Heading2"/>
+        <w:spacing w:line="360" w:lineRule="auto"/>
+        <w:rPr>
+          <w:sz w:val="26"/>
+          <w:lang w:val="en-US"/>
+        </w:rPr>
+      </w:pPr>
+      <w:r>
+        <w:rPr>
+          <w:b w:val="0"/>
+          <w:bCs/>
+          <w:color w:val="000000"/>
+          <w:sz w:val="28"/>
+          <w:szCs w:val="28"/>
+        </w:rPr>
+        <w:t xml:space="preserve"> User Acceptance Testing</w:t>
+      </w:r>
+    </w:p>
+    <w:p>
+      <w:pPr>
+        <w:spacing w:line="360" w:lineRule="auto"/>
+        <w:jc w:val="both"/>
+      </w:pPr>
+      <w:r>
+        <w:t>User Acceptance Testing (UAT), also known as beta or end-user testing, is testing the software by the user or client to determine whether it can be accepted or not. Fellow students were asked to use the system as end users; they were able to create accounts, log in, deposit money and view their history without guidance, and they accepted the system as easy to use.</w:t>
+      </w:r>
+    </w:p>
+    <w:p>
+      <w:pPr>
+        <w:spacing w:line="360" w:lineRule="auto"/>
+        <w:jc w:val="both"/>
+      </w:pPr>
+      <w:r>
+        <w:t>Supervisor’s note: the system works well for its intended scope, and further updates such as withdrawals, password encryption and a graphical interface are recommended as future improvements.</w:t>
+      </w:r>
+    </w:p>
+    <w:p>
+      <w:pPr>
+        <w:spacing w:before="60" w:after="240"/>
+      </w:pPr>
+    </w:p>
+    <w:p>
+      <w:pPr>
+        <w:spacing w:before="60" w:after="240"/>
+      </w:pPr>
+    </w:p>
+    <w:p>
+      <w:pPr>
+        <w:spacing w:before="60" w:after="240"/>
+      </w:pPr>
+    </w:p>
+    <w:p>
+      <w:pPr>
+        <w:spacing w:before="60" w:after="240"/>
+      </w:pPr>
+    </w:p>
+    <w:p>
+      <w:pPr>
+        <w:spacing w:before="60" w:after="240"/>
+      </w:pPr>
+    </w:p>
+    <w:p>
+      <w:pPr>
+        <w:spacing w:before="60" w:after="240"/>
+      </w:pPr>
+    </w:p>
+    <w:p>
+      <w:pPr>
+        <w:spacing w:before="60" w:after="240"/>
+      </w:pPr>
+    </w:p>
+    <w:p>
+      <w:pPr>
+        <w:spacing w:before="60" w:after="240"/>
+      </w:pPr>
+    </w:p>
+    <w:p>
+      <w:pPr>
+        <w:spacing w:before="60" w:after="240"/>
+      </w:pPr>
+    </w:p>
+    <w:p>
+      <w:pPr>
+        <w:spacing w:before="60" w:after="240"/>
+      </w:pPr>
+    </w:p>
+    <w:p>
+      <w:pPr>
+        <w:spacing w:line="360" w:lineRule="auto"/>
+        <w:jc w:val="both"/>
+      </w:pPr>
+    </w:p>
+    <w:p/>
+    <w:p>
+      <w:pPr>
+        <w:pStyle w:val="ListParagraph"/>
+        <w:spacing w:line="360" w:lineRule="auto"/>
+        <w:jc w:val="both"/>
+        <w:rPr>
+          <w:rFonts w:cs="Times New Roman"/>
+        </w:rPr>
+      </w:pPr>
+    </w:p>
+    <w:p>
+      <w:pPr>
         <w:pStyle w:val="Heading1"/>
-        <w:numPr>
-          <w:ilvl w:val="0"/>
-          <w:numId w:val="0"/>
-        </w:numPr>
-        <w:spacing w:after="0" w:line="360" w:lineRule="auto"/>
-        <w:jc w:val="both"/>
-        <w:rPr>
-          <w:color w:val="FF0000"/>
-        </w:rPr>
-      </w:pPr>
-      <w:bookmarkStart w:id="37" w:name="_Toc234473288"/>
-      <w:bookmarkStart w:id="38" w:name="_Toc234474548"/>
-      <w:bookmarkEnd w:id="37"/>
-      <w:bookmarkEnd w:id="38"/>
-    </w:p>
-    <w:p>
-      <w:pPr>
-        <w:spacing w:line="360" w:lineRule="auto"/>
-        <w:rPr>
-          <w:rFonts w:eastAsiaTheme="majorEastAsia" w:cstheme="majorBidi"/>
-          <w:b/>
-          <w:sz w:val="28"/>
-          <w:szCs w:val="32"/>
-        </w:rPr>
-      </w:pPr>
-      <w:r>
-        <w:rPr>
-          <w:color w:val="FF0000"/>
-        </w:rPr>
-        <w:t>Finally, include the user’s note or the supervisor’s note that the system works well and still a lot of updates are required for the future enhancements.</w:t>
-      </w:r>
-      <w:r>
-        <w:br w:type="page"/>
-      </w:r>
-    </w:p>
-    <w:p>
-      <w:pPr>
-        <w:pStyle w:val="Heading1"/>
-      </w:pPr>
-      <w:bookmarkStart w:id="39" w:name="_Toc234473289"/>
-      <w:bookmarkStart w:id="40" w:name="_Toc234474549"/>
+      </w:pPr>
+      <w:bookmarkStart w:id="25" w:name="_Toc234473289"/>
+      <w:bookmarkStart w:id="26" w:name="_Toc234474549"/>
       <w:r>
         <w:lastRenderedPageBreak/>
         <w:t>Project Results</w:t>
       </w:r>
-      <w:bookmarkEnd w:id="39"/>
-      <w:bookmarkEnd w:id="40"/>
+      <w:bookmarkEnd w:id="25"/>
+      <w:bookmarkEnd w:id="26"/>
     </w:p>
     <w:p>
       <w:pPr>
@@ -10677,14 +10807,14 @@
       <w:pPr>
         <w:pStyle w:val="Heading1"/>
       </w:pPr>
-      <w:bookmarkStart w:id="41" w:name="_Toc234473291"/>
-      <w:bookmarkStart w:id="42" w:name="_Toc234474551"/>
+      <w:bookmarkStart w:id="27" w:name="_Toc234473291"/>
+      <w:bookmarkStart w:id="28" w:name="_Toc234474551"/>
       <w:r>
         <w:lastRenderedPageBreak/>
         <w:t xml:space="preserve"> Annexures</w:t>
       </w:r>
-      <w:bookmarkEnd w:id="41"/>
-      <w:bookmarkEnd w:id="42"/>
+      <w:bookmarkEnd w:id="27"/>
+      <w:bookmarkEnd w:id="28"/>
     </w:p>
     <w:p>
       <w:pPr>
@@ -10756,12 +10886,12 @@
       </w:pPr>
     </w:p>
     <w:sectPr>
-      <w:headerReference w:type="even" r:id="rId18"/>
-      <w:headerReference w:type="default" r:id="rId19"/>
-      <w:footerReference w:type="even" r:id="rId20"/>
-      <w:footerReference w:type="default" r:id="rId21"/>
-      <w:headerReference w:type="first" r:id="rId22"/>
-      <w:footerReference w:type="first" r:id="rId23"/>
+      <w:headerReference w:type="even" r:id="rId14"/>
+      <w:headerReference w:type="default" r:id="rId15"/>
+      <w:footerReference w:type="even" r:id="rId16"/>
+      <w:footerReference w:type="default" r:id="rId17"/>
+      <w:headerReference w:type="first" r:id="rId18"/>
+      <w:footerReference w:type="first" r:id="rId19"/>
       <w:pgSz w:w="11906" w:h="16838" w:code="9"/>
       <w:pgMar w:top="1440" w:right="1440" w:bottom="1440" w:left="2160" w:header="720" w:footer="720" w:gutter="0"/>
       <w:cols w:space="720"/>
@@ -15723,6 +15853,18 @@
   </w:num>
   <w:num w:numId="47" w16cid:durableId="1631400426">
     <w:abstractNumId w:val="4"/>
+  </w:num>
+  <w:num w:numId="48" w16cid:durableId="1144467572">
+    <w:abstractNumId w:val="39"/>
+    <w:lvlOverride w:ilvl="0"/>
+    <w:lvlOverride w:ilvl="1"/>
+    <w:lvlOverride w:ilvl="2"/>
+    <w:lvlOverride w:ilvl="3"/>
+    <w:lvlOverride w:ilvl="4"/>
+    <w:lvlOverride w:ilvl="5"/>
+    <w:lvlOverride w:ilvl="6"/>
+    <w:lvlOverride w:ilvl="7"/>
+    <w:lvlOverride w:ilvl="8"/>
   </w:num>
 </w:numbering>
 </file>
@@ -17142,6 +17284,7 @@
     <w:rsid w:val="00840937"/>
     <w:rsid w:val="00911117"/>
     <w:rsid w:val="00952ECC"/>
+    <w:rsid w:val="009B40BA"/>
     <w:rsid w:val="00A170AD"/>
     <w:rsid w:val="00B00F7A"/>
     <w:rsid w:val="00B276FA"/>
@@ -17149,7 +17292,6 @@
     <w:rsid w:val="00C86294"/>
     <w:rsid w:val="00DD3B45"/>
     <w:rsid w:val="00DF390D"/>
-    <w:rsid w:val="00EF4AC3"/>
     <w:rsid w:val="00F1248B"/>
     <w:rsid w:val="00F530A9"/>
     <w:rsid w:val="00F97161"/>

--- a/documentation.docx
+++ b/documentation.docx
@@ -369,7 +369,7 @@
           </mc:Choice>
           <mc:Fallback>
             <w:pict>
-              <v:group w14:anchorId="06DC43A9" id="Group 5" o:spid="_x0000_s1026" style="width:68.5pt;height:110pt;mso-position-horizontal-relative:char;mso-position-vertical-relative:line" coordsize="6762,16097" o:gfxdata="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">
+              <v:group w14:anchorId="6DA89E53" id="Group 5" o:spid="_x0000_s1026" style="width:68.5pt;height:110pt;mso-position-horizontal-relative:char;mso-position-vertical-relative:line" coordsize="6762,16097" o:gfxdata="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">
                 <v:line id="Straight Connector 2" o:spid="_x0000_s1027" style="position:absolute;visibility:visible;mso-wrap-style:square" from="3333,0" to="3333,16097" o:connectortype="straight" o:gfxdata="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" strokecolor="black [3200]" strokeweight="2.5pt">
                   <v:stroke joinstyle="miter"/>
                 </v:line>
@@ -2332,6 +2332,7 @@
         <w:p>
           <w:pPr>
             <w:pStyle w:val="TOCHeading"/>
+            <w:jc w:val="center"/>
             <w:rPr>
               <w:rFonts w:ascii="Times New Roman" w:hAnsi="Times New Roman" w:cs="Times New Roman"/>
               <w:b/>
@@ -2370,13 +2371,13 @@
           <w:r>
             <w:fldChar w:fldCharType="separate"/>
           </w:r>
-          <w:hyperlink w:anchor="_Toc234474532" w:history="1">
+          <w:hyperlink w:anchor="_Toc234481639" w:history="1">
             <w:r>
               <w:rPr>
                 <w:rStyle w:val="Hyperlink"/>
                 <w:noProof/>
               </w:rPr>
-              <w:t>1</w:t>
+              <w:t>1.</w:t>
             </w:r>
             <w:r>
               <w:rPr>
@@ -2415,7 +2416,7 @@
                 <w:noProof/>
                 <w:webHidden/>
               </w:rPr>
-              <w:instrText xml:space="preserve"> PAGEREF _Toc234474532 \h </w:instrText>
+              <w:instrText xml:space="preserve"> PAGEREF _Toc234481639 \h </w:instrText>
             </w:r>
             <w:r>
               <w:rPr>
@@ -2435,7 +2436,7 @@
                 <w:noProof/>
                 <w:webHidden/>
               </w:rPr>
-              <w:t>9</w:t>
+              <w:t>10</w:t>
             </w:r>
             <w:r>
               <w:rPr>
@@ -2458,13 +2459,13 @@
               <w14:ligatures w14:val="standardContextual"/>
             </w:rPr>
           </w:pPr>
-          <w:hyperlink w:anchor="_Toc234474533" w:history="1">
+          <w:hyperlink w:anchor="_Toc234481640" w:history="1">
             <w:r>
               <w:rPr>
                 <w:rStyle w:val="Hyperlink"/>
                 <w:noProof/>
               </w:rPr>
-              <w:t>2</w:t>
+              <w:t>2.</w:t>
             </w:r>
             <w:r>
               <w:rPr>
@@ -2503,7 +2504,7 @@
                 <w:noProof/>
                 <w:webHidden/>
               </w:rPr>
-              <w:instrText xml:space="preserve"> PAGEREF _Toc234474533 \h </w:instrText>
+              <w:instrText xml:space="preserve"> PAGEREF _Toc234481640 \h </w:instrText>
             </w:r>
             <w:r>
               <w:rPr>
@@ -2523,7 +2524,7 @@
                 <w:noProof/>
                 <w:webHidden/>
               </w:rPr>
-              <w:t>10</w:t>
+              <w:t>11</w:t>
             </w:r>
             <w:r>
               <w:rPr>
@@ -2546,13 +2547,13 @@
               <w14:ligatures w14:val="standardContextual"/>
             </w:rPr>
           </w:pPr>
-          <w:hyperlink w:anchor="_Toc234474534" w:history="1">
+          <w:hyperlink w:anchor="_Toc234481641" w:history="1">
             <w:r>
               <w:rPr>
                 <w:rStyle w:val="Hyperlink"/>
                 <w:noProof/>
               </w:rPr>
-              <w:t>3</w:t>
+              <w:t>3.</w:t>
             </w:r>
             <w:r>
               <w:rPr>
@@ -2591,7 +2592,7 @@
                 <w:noProof/>
                 <w:webHidden/>
               </w:rPr>
-              <w:instrText xml:space="preserve"> PAGEREF _Toc234474534 \h </w:instrText>
+              <w:instrText xml:space="preserve"> PAGEREF _Toc234481641 \h </w:instrText>
             </w:r>
             <w:r>
               <w:rPr>
@@ -2611,7 +2612,7 @@
                 <w:noProof/>
                 <w:webHidden/>
               </w:rPr>
-              <w:t>11</w:t>
+              <w:t>12</w:t>
             </w:r>
             <w:r>
               <w:rPr>
@@ -2634,13 +2635,13 @@
               <w14:ligatures w14:val="standardContextual"/>
             </w:rPr>
           </w:pPr>
-          <w:hyperlink w:anchor="_Toc234474535" w:history="1">
+          <w:hyperlink w:anchor="_Toc234481642" w:history="1">
             <w:r>
               <w:rPr>
                 <w:rStyle w:val="Hyperlink"/>
                 <w:noProof/>
               </w:rPr>
-              <w:t>4</w:t>
+              <w:t>4.</w:t>
             </w:r>
             <w:r>
               <w:rPr>
@@ -2679,7 +2680,7 @@
                 <w:noProof/>
                 <w:webHidden/>
               </w:rPr>
-              <w:instrText xml:space="preserve"> PAGEREF _Toc234474535 \h </w:instrText>
+              <w:instrText xml:space="preserve"> PAGEREF _Toc234481642 \h </w:instrText>
             </w:r>
             <w:r>
               <w:rPr>
@@ -2699,7 +2700,7 @@
                 <w:noProof/>
                 <w:webHidden/>
               </w:rPr>
-              <w:t>12</w:t>
+              <w:t>13</w:t>
             </w:r>
             <w:r>
               <w:rPr>
@@ -2722,13 +2723,13 @@
               <w14:ligatures w14:val="standardContextual"/>
             </w:rPr>
           </w:pPr>
-          <w:hyperlink w:anchor="_Toc234474536" w:history="1">
+          <w:hyperlink w:anchor="_Toc234481643" w:history="1">
             <w:r>
               <w:rPr>
                 <w:rStyle w:val="Hyperlink"/>
                 <w:noProof/>
               </w:rPr>
-              <w:t>5</w:t>
+              <w:t>5.</w:t>
             </w:r>
             <w:r>
               <w:rPr>
@@ -2767,7 +2768,7 @@
                 <w:noProof/>
                 <w:webHidden/>
               </w:rPr>
-              <w:instrText xml:space="preserve"> PAGEREF _Toc234474536 \h </w:instrText>
+              <w:instrText xml:space="preserve"> PAGEREF _Toc234481643 \h </w:instrText>
             </w:r>
             <w:r>
               <w:rPr>
@@ -2787,7 +2788,7 @@
                 <w:noProof/>
                 <w:webHidden/>
               </w:rPr>
-              <w:t>13</w:t>
+              <w:t>14</w:t>
             </w:r>
             <w:r>
               <w:rPr>
@@ -2814,7 +2815,7 @@
               <w14:ligatures w14:val="standardContextual"/>
             </w:rPr>
           </w:pPr>
-          <w:hyperlink w:anchor="_Toc234474537" w:history="1">
+          <w:hyperlink w:anchor="_Toc234481644" w:history="1">
             <w:r>
               <w:rPr>
                 <w:rStyle w:val="Hyperlink"/>
@@ -2862,7 +2863,7 @@
                 <w:noProof/>
                 <w:webHidden/>
               </w:rPr>
-              <w:instrText xml:space="preserve"> PAGEREF _Toc234474537 \h </w:instrText>
+              <w:instrText xml:space="preserve"> PAGEREF _Toc234481644 \h </w:instrText>
             </w:r>
             <w:r>
               <w:rPr>
@@ -2882,7 +2883,7 @@
                 <w:noProof/>
                 <w:webHidden/>
               </w:rPr>
-              <w:t>13</w:t>
+              <w:t>14</w:t>
             </w:r>
             <w:r>
               <w:rPr>
@@ -2909,7 +2910,7 @@
               <w14:ligatures w14:val="standardContextual"/>
             </w:rPr>
           </w:pPr>
-          <w:hyperlink w:anchor="_Toc234474538" w:history="1">
+          <w:hyperlink w:anchor="_Toc234481645" w:history="1">
             <w:r>
               <w:rPr>
                 <w:rStyle w:val="Hyperlink"/>
@@ -2954,7 +2955,7 @@
                 <w:noProof/>
                 <w:webHidden/>
               </w:rPr>
-              <w:instrText xml:space="preserve"> PAGEREF _Toc234474538 \h </w:instrText>
+              <w:instrText xml:space="preserve"> PAGEREF _Toc234481645 \h </w:instrText>
             </w:r>
             <w:r>
               <w:rPr>
@@ -2974,7 +2975,7 @@
                 <w:noProof/>
                 <w:webHidden/>
               </w:rPr>
-              <w:t>13</w:t>
+              <w:t>14</w:t>
             </w:r>
             <w:r>
               <w:rPr>
@@ -3001,7 +3002,7 @@
               <w14:ligatures w14:val="standardContextual"/>
             </w:rPr>
           </w:pPr>
-          <w:hyperlink w:anchor="_Toc234474539" w:history="1">
+          <w:hyperlink w:anchor="_Toc234481646" w:history="1">
             <w:r>
               <w:rPr>
                 <w:rStyle w:val="Hyperlink"/>
@@ -3046,7 +3047,7 @@
                 <w:noProof/>
                 <w:webHidden/>
               </w:rPr>
-              <w:instrText xml:space="preserve"> PAGEREF _Toc234474539 \h </w:instrText>
+              <w:instrText xml:space="preserve"> PAGEREF _Toc234481646 \h </w:instrText>
             </w:r>
             <w:r>
               <w:rPr>
@@ -3066,7 +3067,7 @@
                 <w:noProof/>
                 <w:webHidden/>
               </w:rPr>
-              <w:t>13</w:t>
+              <w:t>14</w:t>
             </w:r>
             <w:r>
               <w:rPr>
@@ -3093,7 +3094,7 @@
               <w14:ligatures w14:val="standardContextual"/>
             </w:rPr>
           </w:pPr>
-          <w:hyperlink w:anchor="_Toc234474540" w:history="1">
+          <w:hyperlink w:anchor="_Toc234481647" w:history="1">
             <w:r>
               <w:rPr>
                 <w:rStyle w:val="Hyperlink"/>
@@ -3138,7 +3139,7 @@
                 <w:noProof/>
                 <w:webHidden/>
               </w:rPr>
-              <w:instrText xml:space="preserve"> PAGEREF _Toc234474540 \h </w:instrText>
+              <w:instrText xml:space="preserve"> PAGEREF _Toc234481647 \h </w:instrText>
             </w:r>
             <w:r>
               <w:rPr>
@@ -3158,363 +3159,7 @@
                 <w:noProof/>
                 <w:webHidden/>
               </w:rPr>
-              <w:t>13</w:t>
-            </w:r>
-            <w:r>
-              <w:rPr>
-                <w:noProof/>
-                <w:webHidden/>
-              </w:rPr>
-              <w:fldChar w:fldCharType="end"/>
-            </w:r>
-          </w:hyperlink>
-        </w:p>
-        <w:p>
-          <w:pPr>
-            <w:pStyle w:val="TOC2"/>
-            <w:tabs>
-              <w:tab w:val="left" w:pos="720"/>
-              <w:tab w:val="right" w:leader="dot" w:pos="8296"/>
-            </w:tabs>
-            <w:rPr>
-              <w:rFonts w:asciiTheme="minorHAnsi" w:eastAsiaTheme="minorEastAsia" w:hAnsiTheme="minorHAnsi"/>
-              <w:noProof/>
-              <w:kern w:val="2"/>
-              <w:szCs w:val="24"/>
-              <w:lang w:val="en-US"/>
-              <w14:ligatures w14:val="standardContextual"/>
-            </w:rPr>
-          </w:pPr>
-          <w:hyperlink w:anchor="_Toc234474541" w:history="1">
-            <w:r>
-              <w:rPr>
-                <w:rStyle w:val="Hyperlink"/>
-                <w:noProof/>
-              </w:rPr>
-              <w:t>1.</w:t>
-            </w:r>
-            <w:r>
-              <w:rPr>
-                <w:rFonts w:asciiTheme="minorHAnsi" w:eastAsiaTheme="minorEastAsia" w:hAnsiTheme="minorHAnsi"/>
-                <w:noProof/>
-                <w:kern w:val="2"/>
-                <w:szCs w:val="24"/>
-                <w:lang w:val="en-US"/>
-                <w14:ligatures w14:val="standardContextual"/>
-              </w:rPr>
-              <w:tab/>
-            </w:r>
-            <w:r>
-              <w:rPr>
-                <w:rStyle w:val="Hyperlink"/>
-                <w:noProof/>
-              </w:rPr>
-              <w:t>Requirement Matrix:</w:t>
-            </w:r>
-            <w:r>
-              <w:rPr>
-                <w:noProof/>
-                <w:webHidden/>
-              </w:rPr>
-              <w:tab/>
-            </w:r>
-            <w:r>
-              <w:rPr>
-                <w:noProof/>
-                <w:webHidden/>
-              </w:rPr>
-              <w:fldChar w:fldCharType="begin"/>
-            </w:r>
-            <w:r>
-              <w:rPr>
-                <w:noProof/>
-                <w:webHidden/>
-              </w:rPr>
-              <w:instrText xml:space="preserve"> PAGEREF _Toc234474541 \h </w:instrText>
-            </w:r>
-            <w:r>
-              <w:rPr>
-                <w:noProof/>
-                <w:webHidden/>
-              </w:rPr>
-            </w:r>
-            <w:r>
-              <w:rPr>
-                <w:noProof/>
-                <w:webHidden/>
-              </w:rPr>
-              <w:fldChar w:fldCharType="separate"/>
-            </w:r>
-            <w:r>
-              <w:rPr>
-                <w:noProof/>
-                <w:webHidden/>
-              </w:rPr>
               <w:t>14</w:t>
-            </w:r>
-            <w:r>
-              <w:rPr>
-                <w:noProof/>
-                <w:webHidden/>
-              </w:rPr>
-              <w:fldChar w:fldCharType="end"/>
-            </w:r>
-          </w:hyperlink>
-        </w:p>
-        <w:p>
-          <w:pPr>
-            <w:pStyle w:val="TOC1"/>
-            <w:rPr>
-              <w:rFonts w:asciiTheme="minorHAnsi" w:eastAsiaTheme="minorEastAsia" w:hAnsiTheme="minorHAnsi"/>
-              <w:noProof/>
-              <w:kern w:val="2"/>
-              <w:szCs w:val="24"/>
-              <w:lang w:val="en-US"/>
-              <w14:ligatures w14:val="standardContextual"/>
-            </w:rPr>
-          </w:pPr>
-          <w:hyperlink w:anchor="_Toc234474542" w:history="1">
-            <w:r>
-              <w:rPr>
-                <w:rStyle w:val="Hyperlink"/>
-                <w:noProof/>
-              </w:rPr>
-              <w:t>1.</w:t>
-            </w:r>
-            <w:r>
-              <w:rPr>
-                <w:rFonts w:asciiTheme="minorHAnsi" w:eastAsiaTheme="minorEastAsia" w:hAnsiTheme="minorHAnsi"/>
-                <w:noProof/>
-                <w:kern w:val="2"/>
-                <w:szCs w:val="24"/>
-                <w:lang w:val="en-US"/>
-                <w14:ligatures w14:val="standardContextual"/>
-              </w:rPr>
-              <w:tab/>
-            </w:r>
-            <w:r>
-              <w:rPr>
-                <w:rStyle w:val="Hyperlink"/>
-                <w:noProof/>
-              </w:rPr>
-              <w:t>System Design</w:t>
-            </w:r>
-            <w:r>
-              <w:rPr>
-                <w:noProof/>
-                <w:webHidden/>
-              </w:rPr>
-              <w:tab/>
-            </w:r>
-            <w:r>
-              <w:rPr>
-                <w:noProof/>
-                <w:webHidden/>
-              </w:rPr>
-              <w:fldChar w:fldCharType="begin"/>
-            </w:r>
-            <w:r>
-              <w:rPr>
-                <w:noProof/>
-                <w:webHidden/>
-              </w:rPr>
-              <w:instrText xml:space="preserve"> PAGEREF _Toc234474542 \h </w:instrText>
-            </w:r>
-            <w:r>
-              <w:rPr>
-                <w:noProof/>
-                <w:webHidden/>
-              </w:rPr>
-            </w:r>
-            <w:r>
-              <w:rPr>
-                <w:noProof/>
-                <w:webHidden/>
-              </w:rPr>
-              <w:fldChar w:fldCharType="separate"/>
-            </w:r>
-            <w:r>
-              <w:rPr>
-                <w:noProof/>
-                <w:webHidden/>
-              </w:rPr>
-              <w:t>15</w:t>
-            </w:r>
-            <w:r>
-              <w:rPr>
-                <w:noProof/>
-                <w:webHidden/>
-              </w:rPr>
-              <w:fldChar w:fldCharType="end"/>
-            </w:r>
-          </w:hyperlink>
-        </w:p>
-        <w:p>
-          <w:pPr>
-            <w:pStyle w:val="TOC1"/>
-            <w:rPr>
-              <w:rFonts w:asciiTheme="minorHAnsi" w:eastAsiaTheme="minorEastAsia" w:hAnsiTheme="minorHAnsi"/>
-              <w:noProof/>
-              <w:kern w:val="2"/>
-              <w:szCs w:val="24"/>
-              <w:lang w:val="en-US"/>
-              <w14:ligatures w14:val="standardContextual"/>
-            </w:rPr>
-          </w:pPr>
-          <w:hyperlink w:anchor="_Toc234474543" w:history="1">
-            <w:r>
-              <w:rPr>
-                <w:rStyle w:val="Hyperlink"/>
-                <w:noProof/>
-              </w:rPr>
-              <w:t>2.</w:t>
-            </w:r>
-            <w:r>
-              <w:rPr>
-                <w:rFonts w:asciiTheme="minorHAnsi" w:eastAsiaTheme="minorEastAsia" w:hAnsiTheme="minorHAnsi"/>
-                <w:noProof/>
-                <w:kern w:val="2"/>
-                <w:szCs w:val="24"/>
-                <w:lang w:val="en-US"/>
-                <w14:ligatures w14:val="standardContextual"/>
-              </w:rPr>
-              <w:tab/>
-            </w:r>
-            <w:r>
-              <w:rPr>
-                <w:rStyle w:val="Hyperlink"/>
-                <w:noProof/>
-              </w:rPr>
-              <w:t>Development</w:t>
-            </w:r>
-            <w:r>
-              <w:rPr>
-                <w:noProof/>
-                <w:webHidden/>
-              </w:rPr>
-              <w:tab/>
-            </w:r>
-            <w:r>
-              <w:rPr>
-                <w:noProof/>
-                <w:webHidden/>
-              </w:rPr>
-              <w:fldChar w:fldCharType="begin"/>
-            </w:r>
-            <w:r>
-              <w:rPr>
-                <w:noProof/>
-                <w:webHidden/>
-              </w:rPr>
-              <w:instrText xml:space="preserve"> PAGEREF _Toc234474543 \h </w:instrText>
-            </w:r>
-            <w:r>
-              <w:rPr>
-                <w:noProof/>
-                <w:webHidden/>
-              </w:rPr>
-            </w:r>
-            <w:r>
-              <w:rPr>
-                <w:noProof/>
-                <w:webHidden/>
-              </w:rPr>
-              <w:fldChar w:fldCharType="separate"/>
-            </w:r>
-            <w:r>
-              <w:rPr>
-                <w:noProof/>
-                <w:webHidden/>
-              </w:rPr>
-              <w:t>16</w:t>
-            </w:r>
-            <w:r>
-              <w:rPr>
-                <w:noProof/>
-                <w:webHidden/>
-              </w:rPr>
-              <w:fldChar w:fldCharType="end"/>
-            </w:r>
-          </w:hyperlink>
-        </w:p>
-        <w:p>
-          <w:pPr>
-            <w:pStyle w:val="TOC1"/>
-            <w:rPr>
-              <w:rFonts w:asciiTheme="minorHAnsi" w:eastAsiaTheme="minorEastAsia" w:hAnsiTheme="minorHAnsi"/>
-              <w:noProof/>
-              <w:kern w:val="2"/>
-              <w:szCs w:val="24"/>
-              <w:lang w:val="en-US"/>
-              <w14:ligatures w14:val="standardContextual"/>
-            </w:rPr>
-          </w:pPr>
-          <w:hyperlink w:anchor="_Toc234474544" w:history="1">
-            <w:r>
-              <w:rPr>
-                <w:rStyle w:val="Hyperlink"/>
-                <w:noProof/>
-              </w:rPr>
-              <w:t>3.</w:t>
-            </w:r>
-            <w:r>
-              <w:rPr>
-                <w:rFonts w:asciiTheme="minorHAnsi" w:eastAsiaTheme="minorEastAsia" w:hAnsiTheme="minorHAnsi"/>
-                <w:noProof/>
-                <w:kern w:val="2"/>
-                <w:szCs w:val="24"/>
-                <w:lang w:val="en-US"/>
-                <w14:ligatures w14:val="standardContextual"/>
-              </w:rPr>
-              <w:tab/>
-            </w:r>
-            <w:r>
-              <w:rPr>
-                <w:rStyle w:val="Hyperlink"/>
-                <w:noProof/>
-              </w:rPr>
-              <w:t>Testing</w:t>
-            </w:r>
-            <w:r>
-              <w:rPr>
-                <w:noProof/>
-                <w:webHidden/>
-              </w:rPr>
-              <w:tab/>
-            </w:r>
-            <w:r>
-              <w:rPr>
-                <w:noProof/>
-                <w:webHidden/>
-              </w:rPr>
-              <w:fldChar w:fldCharType="begin"/>
-            </w:r>
-            <w:r>
-              <w:rPr>
-                <w:noProof/>
-                <w:webHidden/>
-              </w:rPr>
-              <w:instrText xml:space="preserve"> PAGEREF _Toc234474544 \h </w:instrText>
-            </w:r>
-            <w:r>
-              <w:rPr>
-                <w:noProof/>
-                <w:webHidden/>
-              </w:rPr>
-            </w:r>
-            <w:r>
-              <w:rPr>
-                <w:noProof/>
-                <w:webHidden/>
-              </w:rPr>
-              <w:fldChar w:fldCharType="separate"/>
-            </w:r>
-            <w:r>
-              <w:rPr>
-                <w:noProof/>
-                <w:webHidden/>
-              </w:rPr>
-              <w:t>17</w:t>
             </w:r>
             <w:r>
               <w:rPr>
@@ -3541,14 +3186,13 @@
               <w14:ligatures w14:val="standardContextual"/>
             </w:rPr>
           </w:pPr>
-          <w:hyperlink w:anchor="_Toc234474545" w:history="1">
+          <w:hyperlink w:anchor="_Toc234481648" w:history="1">
             <w:r>
               <w:rPr>
                 <w:rStyle w:val="Hyperlink"/>
                 <w:noProof/>
-                <w:lang w:val="en-US"/>
-              </w:rPr>
-              <w:t>1.1.</w:t>
+              </w:rPr>
+              <w:t>5.5</w:t>
             </w:r>
             <w:r>
               <w:rPr>
@@ -3565,9 +3209,8 @@
               <w:rPr>
                 <w:rStyle w:val="Hyperlink"/>
                 <w:noProof/>
-                <w:lang w:val="en-US"/>
-              </w:rPr>
-              <w:t>EXAMPLE OF A TEST CASE,</w:t>
+              </w:rPr>
+              <w:t>Non-Functional Requirements</w:t>
             </w:r>
             <w:r>
               <w:rPr>
@@ -3588,7 +3231,7 @@
                 <w:noProof/>
                 <w:webHidden/>
               </w:rPr>
-              <w:instrText xml:space="preserve"> PAGEREF _Toc234474545 \h </w:instrText>
+              <w:instrText xml:space="preserve"> PAGEREF _Toc234481648 \h </w:instrText>
             </w:r>
             <w:r>
               <w:rPr>
@@ -3608,7 +3251,7 @@
                 <w:noProof/>
                 <w:webHidden/>
               </w:rPr>
-              <w:t>18</w:t>
+              <w:t>14</w:t>
             </w:r>
             <w:r>
               <w:rPr>
@@ -3635,13 +3278,13 @@
               <w14:ligatures w14:val="standardContextual"/>
             </w:rPr>
           </w:pPr>
-          <w:hyperlink w:anchor="_Toc234474546" w:history="1">
+          <w:hyperlink w:anchor="_Toc234481649" w:history="1">
             <w:r>
               <w:rPr>
                 <w:rStyle w:val="Hyperlink"/>
                 <w:noProof/>
               </w:rPr>
-              <w:t>1.2.</w:t>
+              <w:t>5.6</w:t>
             </w:r>
             <w:r>
               <w:rPr>
@@ -3659,7 +3302,7 @@
                 <w:rStyle w:val="Hyperlink"/>
                 <w:noProof/>
               </w:rPr>
-              <w:t>A Test Matrix with Tested modules or Requirement Traceability Matrix</w:t>
+              <w:t>Requirement Matrix:</w:t>
             </w:r>
             <w:r>
               <w:rPr>
@@ -3680,7 +3323,7 @@
                 <w:noProof/>
                 <w:webHidden/>
               </w:rPr>
-              <w:instrText xml:space="preserve"> PAGEREF _Toc234474546 \h </w:instrText>
+              <w:instrText xml:space="preserve"> PAGEREF _Toc234481649 \h </w:instrText>
             </w:r>
             <w:r>
               <w:rPr>
@@ -3700,7 +3343,7 @@
                 <w:noProof/>
                 <w:webHidden/>
               </w:rPr>
-              <w:t>19</w:t>
+              <w:t>15</w:t>
             </w:r>
             <w:r>
               <w:rPr>
@@ -3723,156 +3366,13 @@
               <w14:ligatures w14:val="standardContextual"/>
             </w:rPr>
           </w:pPr>
-          <w:hyperlink w:anchor="_Toc234474547" w:history="1">
+          <w:hyperlink w:anchor="_Toc234481650" w:history="1">
             <w:r>
               <w:rPr>
                 <w:rStyle w:val="Hyperlink"/>
-                <w:rFonts w:cs="Times New Roman"/>
-                <w:noProof/>
-                <w:highlight w:val="lightGray"/>
-              </w:rPr>
-              <w:t>6</w:t>
-            </w:r>
-            <w:r>
-              <w:rPr>
-                <w:noProof/>
-                <w:webHidden/>
-              </w:rPr>
-              <w:tab/>
-            </w:r>
-            <w:r>
-              <w:rPr>
-                <w:noProof/>
-                <w:webHidden/>
-              </w:rPr>
-              <w:fldChar w:fldCharType="begin"/>
-            </w:r>
-            <w:r>
-              <w:rPr>
-                <w:noProof/>
-                <w:webHidden/>
-              </w:rPr>
-              <w:instrText xml:space="preserve"> PAGEREF _Toc234474547 \h </w:instrText>
-            </w:r>
-            <w:r>
-              <w:rPr>
-                <w:noProof/>
-                <w:webHidden/>
-              </w:rPr>
-            </w:r>
-            <w:r>
-              <w:rPr>
-                <w:noProof/>
-                <w:webHidden/>
-              </w:rPr>
-              <w:fldChar w:fldCharType="separate"/>
-            </w:r>
-            <w:r>
-              <w:rPr>
-                <w:noProof/>
-                <w:webHidden/>
-              </w:rPr>
-              <w:t>19</w:t>
-            </w:r>
-            <w:r>
-              <w:rPr>
-                <w:noProof/>
-                <w:webHidden/>
-              </w:rPr>
-              <w:fldChar w:fldCharType="end"/>
-            </w:r>
-          </w:hyperlink>
-        </w:p>
-        <w:p>
-          <w:pPr>
-            <w:pStyle w:val="TOC1"/>
-            <w:rPr>
-              <w:rFonts w:asciiTheme="minorHAnsi" w:eastAsiaTheme="minorEastAsia" w:hAnsiTheme="minorHAnsi"/>
-              <w:noProof/>
-              <w:kern w:val="2"/>
-              <w:szCs w:val="24"/>
-              <w:lang w:val="en-US"/>
-              <w14:ligatures w14:val="standardContextual"/>
-            </w:rPr>
-          </w:pPr>
-          <w:hyperlink w:anchor="_Toc234474548" w:history="1">
-            <w:r>
-              <w:rPr>
-                <w:rStyle w:val="Hyperlink"/>
-                <w:noProof/>
-              </w:rPr>
-              <w:t>7</w:t>
-            </w:r>
-            <w:r>
-              <w:rPr>
-                <w:noProof/>
-                <w:webHidden/>
-              </w:rPr>
-              <w:tab/>
-            </w:r>
-            <w:r>
-              <w:rPr>
-                <w:noProof/>
-                <w:webHidden/>
-              </w:rPr>
-              <w:fldChar w:fldCharType="begin"/>
-            </w:r>
-            <w:r>
-              <w:rPr>
-                <w:noProof/>
-                <w:webHidden/>
-              </w:rPr>
-              <w:instrText xml:space="preserve"> PAGEREF _Toc234474548 \h </w:instrText>
-            </w:r>
-            <w:r>
-              <w:rPr>
-                <w:noProof/>
-                <w:webHidden/>
-              </w:rPr>
-            </w:r>
-            <w:r>
-              <w:rPr>
-                <w:noProof/>
-                <w:webHidden/>
-              </w:rPr>
-              <w:fldChar w:fldCharType="separate"/>
-            </w:r>
-            <w:r>
-              <w:rPr>
-                <w:noProof/>
-                <w:webHidden/>
-              </w:rPr>
-              <w:t>20</w:t>
-            </w:r>
-            <w:r>
-              <w:rPr>
-                <w:noProof/>
-                <w:webHidden/>
-              </w:rPr>
-              <w:fldChar w:fldCharType="end"/>
-            </w:r>
-          </w:hyperlink>
-        </w:p>
-        <w:p>
-          <w:pPr>
-            <w:pStyle w:val="TOC1"/>
-            <w:rPr>
-              <w:rFonts w:asciiTheme="minorHAnsi" w:eastAsiaTheme="minorEastAsia" w:hAnsiTheme="minorHAnsi"/>
-              <w:noProof/>
-              <w:kern w:val="2"/>
-              <w:szCs w:val="24"/>
-              <w:lang w:val="en-US"/>
-              <w14:ligatures w14:val="standardContextual"/>
-            </w:rPr>
-          </w:pPr>
-          <w:hyperlink w:anchor="_Toc234474549" w:history="1">
-            <w:r>
-              <w:rPr>
-                <w:rStyle w:val="Hyperlink"/>
-                <w:bCs/>
-                <w:noProof/>
-              </w:rPr>
-              <w:t>4.</w:t>
+                <w:noProof/>
+              </w:rPr>
+              <w:t>6.</w:t>
             </w:r>
             <w:r>
               <w:rPr>
@@ -3888,10 +3388,9 @@
             <w:r>
               <w:rPr>
                 <w:rStyle w:val="Hyperlink"/>
-                <w:bCs/>
-                <w:noProof/>
-              </w:rPr>
-              <w:t>Project Results</w:t>
+                <w:noProof/>
+              </w:rPr>
+              <w:t>System Design</w:t>
             </w:r>
             <w:r>
               <w:rPr>
@@ -3912,7 +3411,7 @@
                 <w:noProof/>
                 <w:webHidden/>
               </w:rPr>
-              <w:instrText xml:space="preserve"> PAGEREF _Toc234474549 \h </w:instrText>
+              <w:instrText xml:space="preserve"> PAGEREF _Toc234481650 \h </w:instrText>
             </w:r>
             <w:r>
               <w:rPr>
@@ -3932,95 +3431,7 @@
                 <w:noProof/>
                 <w:webHidden/>
               </w:rPr>
-              <w:t>21</w:t>
-            </w:r>
-            <w:r>
-              <w:rPr>
-                <w:noProof/>
-                <w:webHidden/>
-              </w:rPr>
-              <w:fldChar w:fldCharType="end"/>
-            </w:r>
-          </w:hyperlink>
-        </w:p>
-        <w:p>
-          <w:pPr>
-            <w:pStyle w:val="TOC1"/>
-            <w:rPr>
-              <w:rFonts w:asciiTheme="minorHAnsi" w:eastAsiaTheme="minorEastAsia" w:hAnsiTheme="minorHAnsi"/>
-              <w:noProof/>
-              <w:kern w:val="2"/>
-              <w:szCs w:val="24"/>
-              <w:lang w:val="en-US"/>
-              <w14:ligatures w14:val="standardContextual"/>
-            </w:rPr>
-          </w:pPr>
-          <w:hyperlink w:anchor="_Toc234474550" w:history="1">
-            <w:r>
-              <w:rPr>
-                <w:rStyle w:val="Hyperlink"/>
-                <w:noProof/>
-              </w:rPr>
-              <w:t>5.</w:t>
-            </w:r>
-            <w:r>
-              <w:rPr>
-                <w:rFonts w:asciiTheme="minorHAnsi" w:eastAsiaTheme="minorEastAsia" w:hAnsiTheme="minorHAnsi"/>
-                <w:noProof/>
-                <w:kern w:val="2"/>
-                <w:szCs w:val="24"/>
-                <w:lang w:val="en-US"/>
-                <w14:ligatures w14:val="standardContextual"/>
-              </w:rPr>
-              <w:tab/>
-            </w:r>
-            <w:r>
-              <w:rPr>
-                <w:rStyle w:val="Hyperlink"/>
-                <w:noProof/>
-              </w:rPr>
-              <w:t>Future Enhancements</w:t>
-            </w:r>
-            <w:r>
-              <w:rPr>
-                <w:noProof/>
-                <w:webHidden/>
-              </w:rPr>
-              <w:tab/>
-            </w:r>
-            <w:r>
-              <w:rPr>
-                <w:noProof/>
-                <w:webHidden/>
-              </w:rPr>
-              <w:fldChar w:fldCharType="begin"/>
-            </w:r>
-            <w:r>
-              <w:rPr>
-                <w:noProof/>
-                <w:webHidden/>
-              </w:rPr>
-              <w:instrText xml:space="preserve"> PAGEREF _Toc234474550 \h </w:instrText>
-            </w:r>
-            <w:r>
-              <w:rPr>
-                <w:noProof/>
-                <w:webHidden/>
-              </w:rPr>
-            </w:r>
-            <w:r>
-              <w:rPr>
-                <w:noProof/>
-                <w:webHidden/>
-              </w:rPr>
-              <w:fldChar w:fldCharType="separate"/>
-            </w:r>
-            <w:r>
-              <w:rPr>
-                <w:noProof/>
-                <w:webHidden/>
-              </w:rPr>
-              <w:t>23</w:t>
+              <w:t>16</w:t>
             </w:r>
             <w:r>
               <w:rPr>
@@ -4047,13 +3458,13 @@
               <w14:ligatures w14:val="standardContextual"/>
             </w:rPr>
           </w:pPr>
-          <w:hyperlink w:anchor="_Toc234474551" w:history="1">
+          <w:hyperlink w:anchor="_Toc234481651" w:history="1">
             <w:r>
               <w:rPr>
                 <w:rStyle w:val="Hyperlink"/>
                 <w:noProof/>
               </w:rPr>
-              <w:t>7.1</w:t>
+              <w:t>6.1</w:t>
             </w:r>
             <w:r>
               <w:rPr>
@@ -4071,7 +3482,7 @@
                 <w:rStyle w:val="Hyperlink"/>
                 <w:noProof/>
               </w:rPr>
-              <w:t>12. Annexures</w:t>
+              <w:t>Data Flow Diagram</w:t>
             </w:r>
             <w:r>
               <w:rPr>
@@ -4092,7 +3503,1194 @@
                 <w:noProof/>
                 <w:webHidden/>
               </w:rPr>
-              <w:instrText xml:space="preserve"> PAGEREF _Toc234474551 \h </w:instrText>
+              <w:instrText xml:space="preserve"> PAGEREF _Toc234481651 \h </w:instrText>
+            </w:r>
+            <w:r>
+              <w:rPr>
+                <w:noProof/>
+                <w:webHidden/>
+              </w:rPr>
+            </w:r>
+            <w:r>
+              <w:rPr>
+                <w:noProof/>
+                <w:webHidden/>
+              </w:rPr>
+              <w:fldChar w:fldCharType="separate"/>
+            </w:r>
+            <w:r>
+              <w:rPr>
+                <w:noProof/>
+                <w:webHidden/>
+              </w:rPr>
+              <w:t>16</w:t>
+            </w:r>
+            <w:r>
+              <w:rPr>
+                <w:noProof/>
+                <w:webHidden/>
+              </w:rPr>
+              <w:fldChar w:fldCharType="end"/>
+            </w:r>
+          </w:hyperlink>
+        </w:p>
+        <w:p>
+          <w:pPr>
+            <w:pStyle w:val="TOC2"/>
+            <w:tabs>
+              <w:tab w:val="left" w:pos="960"/>
+              <w:tab w:val="right" w:leader="dot" w:pos="8296"/>
+            </w:tabs>
+            <w:rPr>
+              <w:rFonts w:asciiTheme="minorHAnsi" w:eastAsiaTheme="minorEastAsia" w:hAnsiTheme="minorHAnsi"/>
+              <w:noProof/>
+              <w:kern w:val="2"/>
+              <w:szCs w:val="24"/>
+              <w:lang w:val="en-US"/>
+              <w14:ligatures w14:val="standardContextual"/>
+            </w:rPr>
+          </w:pPr>
+          <w:hyperlink w:anchor="_Toc234481652" w:history="1">
+            <w:r>
+              <w:rPr>
+                <w:rStyle w:val="Hyperlink"/>
+                <w:noProof/>
+              </w:rPr>
+              <w:t>6.2</w:t>
+            </w:r>
+            <w:r>
+              <w:rPr>
+                <w:rFonts w:asciiTheme="minorHAnsi" w:eastAsiaTheme="minorEastAsia" w:hAnsiTheme="minorHAnsi"/>
+                <w:noProof/>
+                <w:kern w:val="2"/>
+                <w:szCs w:val="24"/>
+                <w:lang w:val="en-US"/>
+                <w14:ligatures w14:val="standardContextual"/>
+              </w:rPr>
+              <w:tab/>
+            </w:r>
+            <w:r>
+              <w:rPr>
+                <w:rStyle w:val="Hyperlink"/>
+                <w:noProof/>
+              </w:rPr>
+              <w:t>Flowchart</w:t>
+            </w:r>
+            <w:r>
+              <w:rPr>
+                <w:noProof/>
+                <w:webHidden/>
+              </w:rPr>
+              <w:tab/>
+            </w:r>
+            <w:r>
+              <w:rPr>
+                <w:noProof/>
+                <w:webHidden/>
+              </w:rPr>
+              <w:fldChar w:fldCharType="begin"/>
+            </w:r>
+            <w:r>
+              <w:rPr>
+                <w:noProof/>
+                <w:webHidden/>
+              </w:rPr>
+              <w:instrText xml:space="preserve"> PAGEREF _Toc234481652 \h </w:instrText>
+            </w:r>
+            <w:r>
+              <w:rPr>
+                <w:noProof/>
+                <w:webHidden/>
+              </w:rPr>
+            </w:r>
+            <w:r>
+              <w:rPr>
+                <w:noProof/>
+                <w:webHidden/>
+              </w:rPr>
+              <w:fldChar w:fldCharType="separate"/>
+            </w:r>
+            <w:r>
+              <w:rPr>
+                <w:noProof/>
+                <w:webHidden/>
+              </w:rPr>
+              <w:t>16</w:t>
+            </w:r>
+            <w:r>
+              <w:rPr>
+                <w:noProof/>
+                <w:webHidden/>
+              </w:rPr>
+              <w:fldChar w:fldCharType="end"/>
+            </w:r>
+          </w:hyperlink>
+        </w:p>
+        <w:p>
+          <w:pPr>
+            <w:pStyle w:val="TOC1"/>
+            <w:rPr>
+              <w:rFonts w:asciiTheme="minorHAnsi" w:eastAsiaTheme="minorEastAsia" w:hAnsiTheme="minorHAnsi"/>
+              <w:noProof/>
+              <w:kern w:val="2"/>
+              <w:szCs w:val="24"/>
+              <w:lang w:val="en-US"/>
+              <w14:ligatures w14:val="standardContextual"/>
+            </w:rPr>
+          </w:pPr>
+          <w:hyperlink w:anchor="_Toc234481653" w:history="1">
+            <w:r>
+              <w:rPr>
+                <w:rStyle w:val="Hyperlink"/>
+                <w:noProof/>
+              </w:rPr>
+              <w:t>7.</w:t>
+            </w:r>
+            <w:r>
+              <w:rPr>
+                <w:rFonts w:asciiTheme="minorHAnsi" w:eastAsiaTheme="minorEastAsia" w:hAnsiTheme="minorHAnsi"/>
+                <w:noProof/>
+                <w:kern w:val="2"/>
+                <w:szCs w:val="24"/>
+                <w:lang w:val="en-US"/>
+                <w14:ligatures w14:val="standardContextual"/>
+              </w:rPr>
+              <w:tab/>
+            </w:r>
+            <w:r>
+              <w:rPr>
+                <w:rStyle w:val="Hyperlink"/>
+                <w:noProof/>
+              </w:rPr>
+              <w:t>Development</w:t>
+            </w:r>
+            <w:r>
+              <w:rPr>
+                <w:noProof/>
+                <w:webHidden/>
+              </w:rPr>
+              <w:tab/>
+            </w:r>
+            <w:r>
+              <w:rPr>
+                <w:noProof/>
+                <w:webHidden/>
+              </w:rPr>
+              <w:fldChar w:fldCharType="begin"/>
+            </w:r>
+            <w:r>
+              <w:rPr>
+                <w:noProof/>
+                <w:webHidden/>
+              </w:rPr>
+              <w:instrText xml:space="preserve"> PAGEREF _Toc234481653 \h </w:instrText>
+            </w:r>
+            <w:r>
+              <w:rPr>
+                <w:noProof/>
+                <w:webHidden/>
+              </w:rPr>
+            </w:r>
+            <w:r>
+              <w:rPr>
+                <w:noProof/>
+                <w:webHidden/>
+              </w:rPr>
+              <w:fldChar w:fldCharType="separate"/>
+            </w:r>
+            <w:r>
+              <w:rPr>
+                <w:noProof/>
+                <w:webHidden/>
+              </w:rPr>
+              <w:t>18</w:t>
+            </w:r>
+            <w:r>
+              <w:rPr>
+                <w:noProof/>
+                <w:webHidden/>
+              </w:rPr>
+              <w:fldChar w:fldCharType="end"/>
+            </w:r>
+          </w:hyperlink>
+        </w:p>
+        <w:p>
+          <w:pPr>
+            <w:pStyle w:val="TOC2"/>
+            <w:tabs>
+              <w:tab w:val="left" w:pos="960"/>
+              <w:tab w:val="right" w:leader="dot" w:pos="8296"/>
+            </w:tabs>
+            <w:rPr>
+              <w:rFonts w:asciiTheme="minorHAnsi" w:eastAsiaTheme="minorEastAsia" w:hAnsiTheme="minorHAnsi"/>
+              <w:noProof/>
+              <w:kern w:val="2"/>
+              <w:szCs w:val="24"/>
+              <w:lang w:val="en-US"/>
+              <w14:ligatures w14:val="standardContextual"/>
+            </w:rPr>
+          </w:pPr>
+          <w:hyperlink w:anchor="_Toc234481654" w:history="1">
+            <w:r>
+              <w:rPr>
+                <w:rStyle w:val="Hyperlink"/>
+                <w:noProof/>
+              </w:rPr>
+              <w:t>7.1</w:t>
+            </w:r>
+            <w:r>
+              <w:rPr>
+                <w:rFonts w:asciiTheme="minorHAnsi" w:eastAsiaTheme="minorEastAsia" w:hAnsiTheme="minorHAnsi"/>
+                <w:noProof/>
+                <w:kern w:val="2"/>
+                <w:szCs w:val="24"/>
+                <w:lang w:val="en-US"/>
+                <w14:ligatures w14:val="standardContextual"/>
+              </w:rPr>
+              <w:tab/>
+            </w:r>
+            <w:r>
+              <w:rPr>
+                <w:rStyle w:val="Hyperlink"/>
+                <w:noProof/>
+              </w:rPr>
+              <w:t>Development Model</w:t>
+            </w:r>
+            <w:r>
+              <w:rPr>
+                <w:noProof/>
+                <w:webHidden/>
+              </w:rPr>
+              <w:tab/>
+            </w:r>
+            <w:r>
+              <w:rPr>
+                <w:noProof/>
+                <w:webHidden/>
+              </w:rPr>
+              <w:fldChar w:fldCharType="begin"/>
+            </w:r>
+            <w:r>
+              <w:rPr>
+                <w:noProof/>
+                <w:webHidden/>
+              </w:rPr>
+              <w:instrText xml:space="preserve"> PAGEREF _Toc234481654 \h </w:instrText>
+            </w:r>
+            <w:r>
+              <w:rPr>
+                <w:noProof/>
+                <w:webHidden/>
+              </w:rPr>
+            </w:r>
+            <w:r>
+              <w:rPr>
+                <w:noProof/>
+                <w:webHidden/>
+              </w:rPr>
+              <w:fldChar w:fldCharType="separate"/>
+            </w:r>
+            <w:r>
+              <w:rPr>
+                <w:noProof/>
+                <w:webHidden/>
+              </w:rPr>
+              <w:t>18</w:t>
+            </w:r>
+            <w:r>
+              <w:rPr>
+                <w:noProof/>
+                <w:webHidden/>
+              </w:rPr>
+              <w:fldChar w:fldCharType="end"/>
+            </w:r>
+          </w:hyperlink>
+        </w:p>
+        <w:p>
+          <w:pPr>
+            <w:pStyle w:val="TOC2"/>
+            <w:tabs>
+              <w:tab w:val="left" w:pos="960"/>
+              <w:tab w:val="right" w:leader="dot" w:pos="8296"/>
+            </w:tabs>
+            <w:rPr>
+              <w:rFonts w:asciiTheme="minorHAnsi" w:eastAsiaTheme="minorEastAsia" w:hAnsiTheme="minorHAnsi"/>
+              <w:noProof/>
+              <w:kern w:val="2"/>
+              <w:szCs w:val="24"/>
+              <w:lang w:val="en-US"/>
+              <w14:ligatures w14:val="standardContextual"/>
+            </w:rPr>
+          </w:pPr>
+          <w:hyperlink w:anchor="_Toc234481655" w:history="1">
+            <w:r>
+              <w:rPr>
+                <w:rStyle w:val="Hyperlink"/>
+                <w:noProof/>
+              </w:rPr>
+              <w:t>7.2</w:t>
+            </w:r>
+            <w:r>
+              <w:rPr>
+                <w:rFonts w:asciiTheme="minorHAnsi" w:eastAsiaTheme="minorEastAsia" w:hAnsiTheme="minorHAnsi"/>
+                <w:noProof/>
+                <w:kern w:val="2"/>
+                <w:szCs w:val="24"/>
+                <w:lang w:val="en-US"/>
+                <w14:ligatures w14:val="standardContextual"/>
+              </w:rPr>
+              <w:tab/>
+            </w:r>
+            <w:r>
+              <w:rPr>
+                <w:rStyle w:val="Hyperlink"/>
+                <w:noProof/>
+              </w:rPr>
+              <w:t>Tools and Collaboration Platform</w:t>
+            </w:r>
+            <w:r>
+              <w:rPr>
+                <w:noProof/>
+                <w:webHidden/>
+              </w:rPr>
+              <w:tab/>
+            </w:r>
+            <w:r>
+              <w:rPr>
+                <w:noProof/>
+                <w:webHidden/>
+              </w:rPr>
+              <w:fldChar w:fldCharType="begin"/>
+            </w:r>
+            <w:r>
+              <w:rPr>
+                <w:noProof/>
+                <w:webHidden/>
+              </w:rPr>
+              <w:instrText xml:space="preserve"> PAGEREF _Toc234481655 \h </w:instrText>
+            </w:r>
+            <w:r>
+              <w:rPr>
+                <w:noProof/>
+                <w:webHidden/>
+              </w:rPr>
+            </w:r>
+            <w:r>
+              <w:rPr>
+                <w:noProof/>
+                <w:webHidden/>
+              </w:rPr>
+              <w:fldChar w:fldCharType="separate"/>
+            </w:r>
+            <w:r>
+              <w:rPr>
+                <w:noProof/>
+                <w:webHidden/>
+              </w:rPr>
+              <w:t>18</w:t>
+            </w:r>
+            <w:r>
+              <w:rPr>
+                <w:noProof/>
+                <w:webHidden/>
+              </w:rPr>
+              <w:fldChar w:fldCharType="end"/>
+            </w:r>
+          </w:hyperlink>
+        </w:p>
+        <w:p>
+          <w:pPr>
+            <w:pStyle w:val="TOC2"/>
+            <w:tabs>
+              <w:tab w:val="left" w:pos="960"/>
+              <w:tab w:val="right" w:leader="dot" w:pos="8296"/>
+            </w:tabs>
+            <w:rPr>
+              <w:rFonts w:asciiTheme="minorHAnsi" w:eastAsiaTheme="minorEastAsia" w:hAnsiTheme="minorHAnsi"/>
+              <w:noProof/>
+              <w:kern w:val="2"/>
+              <w:szCs w:val="24"/>
+              <w:lang w:val="en-US"/>
+              <w14:ligatures w14:val="standardContextual"/>
+            </w:rPr>
+          </w:pPr>
+          <w:hyperlink w:anchor="_Toc234481656" w:history="1">
+            <w:r>
+              <w:rPr>
+                <w:rStyle w:val="Hyperlink"/>
+                <w:noProof/>
+                <w:lang w:val="en-US"/>
+              </w:rPr>
+              <w:t>7.3</w:t>
+            </w:r>
+            <w:r>
+              <w:rPr>
+                <w:rFonts w:asciiTheme="minorHAnsi" w:eastAsiaTheme="minorEastAsia" w:hAnsiTheme="minorHAnsi"/>
+                <w:noProof/>
+                <w:kern w:val="2"/>
+                <w:szCs w:val="24"/>
+                <w:lang w:val="en-US"/>
+                <w14:ligatures w14:val="standardContextual"/>
+              </w:rPr>
+              <w:tab/>
+            </w:r>
+            <w:r>
+              <w:rPr>
+                <w:rStyle w:val="Hyperlink"/>
+                <w:noProof/>
+              </w:rPr>
+              <w:t>Work Assignment</w:t>
+            </w:r>
+            <w:r>
+              <w:rPr>
+                <w:noProof/>
+                <w:webHidden/>
+              </w:rPr>
+              <w:tab/>
+            </w:r>
+            <w:r>
+              <w:rPr>
+                <w:noProof/>
+                <w:webHidden/>
+              </w:rPr>
+              <w:fldChar w:fldCharType="begin"/>
+            </w:r>
+            <w:r>
+              <w:rPr>
+                <w:noProof/>
+                <w:webHidden/>
+              </w:rPr>
+              <w:instrText xml:space="preserve"> PAGEREF _Toc234481656 \h </w:instrText>
+            </w:r>
+            <w:r>
+              <w:rPr>
+                <w:noProof/>
+                <w:webHidden/>
+              </w:rPr>
+            </w:r>
+            <w:r>
+              <w:rPr>
+                <w:noProof/>
+                <w:webHidden/>
+              </w:rPr>
+              <w:fldChar w:fldCharType="separate"/>
+            </w:r>
+            <w:r>
+              <w:rPr>
+                <w:noProof/>
+                <w:webHidden/>
+              </w:rPr>
+              <w:t>18</w:t>
+            </w:r>
+            <w:r>
+              <w:rPr>
+                <w:noProof/>
+                <w:webHidden/>
+              </w:rPr>
+              <w:fldChar w:fldCharType="end"/>
+            </w:r>
+          </w:hyperlink>
+        </w:p>
+        <w:p>
+          <w:pPr>
+            <w:pStyle w:val="TOC1"/>
+            <w:rPr>
+              <w:rFonts w:asciiTheme="minorHAnsi" w:eastAsiaTheme="minorEastAsia" w:hAnsiTheme="minorHAnsi"/>
+              <w:noProof/>
+              <w:kern w:val="2"/>
+              <w:szCs w:val="24"/>
+              <w:lang w:val="en-US"/>
+              <w14:ligatures w14:val="standardContextual"/>
+            </w:rPr>
+          </w:pPr>
+          <w:hyperlink w:anchor="_Toc234481657" w:history="1">
+            <w:r>
+              <w:rPr>
+                <w:rStyle w:val="Hyperlink"/>
+                <w:noProof/>
+              </w:rPr>
+              <w:t>8.</w:t>
+            </w:r>
+            <w:r>
+              <w:rPr>
+                <w:rFonts w:asciiTheme="minorHAnsi" w:eastAsiaTheme="minorEastAsia" w:hAnsiTheme="minorHAnsi"/>
+                <w:noProof/>
+                <w:kern w:val="2"/>
+                <w:szCs w:val="24"/>
+                <w:lang w:val="en-US"/>
+                <w14:ligatures w14:val="standardContextual"/>
+              </w:rPr>
+              <w:tab/>
+            </w:r>
+            <w:r>
+              <w:rPr>
+                <w:rStyle w:val="Hyperlink"/>
+                <w:noProof/>
+              </w:rPr>
+              <w:t>Testing</w:t>
+            </w:r>
+            <w:r>
+              <w:rPr>
+                <w:noProof/>
+                <w:webHidden/>
+              </w:rPr>
+              <w:tab/>
+            </w:r>
+            <w:r>
+              <w:rPr>
+                <w:noProof/>
+                <w:webHidden/>
+              </w:rPr>
+              <w:fldChar w:fldCharType="begin"/>
+            </w:r>
+            <w:r>
+              <w:rPr>
+                <w:noProof/>
+                <w:webHidden/>
+              </w:rPr>
+              <w:instrText xml:space="preserve"> PAGEREF _Toc234481657 \h </w:instrText>
+            </w:r>
+            <w:r>
+              <w:rPr>
+                <w:noProof/>
+                <w:webHidden/>
+              </w:rPr>
+            </w:r>
+            <w:r>
+              <w:rPr>
+                <w:noProof/>
+                <w:webHidden/>
+              </w:rPr>
+              <w:fldChar w:fldCharType="separate"/>
+            </w:r>
+            <w:r>
+              <w:rPr>
+                <w:noProof/>
+                <w:webHidden/>
+              </w:rPr>
+              <w:t>19</w:t>
+            </w:r>
+            <w:r>
+              <w:rPr>
+                <w:noProof/>
+                <w:webHidden/>
+              </w:rPr>
+              <w:fldChar w:fldCharType="end"/>
+            </w:r>
+          </w:hyperlink>
+        </w:p>
+        <w:p>
+          <w:pPr>
+            <w:pStyle w:val="TOC2"/>
+            <w:tabs>
+              <w:tab w:val="left" w:pos="960"/>
+              <w:tab w:val="right" w:leader="dot" w:pos="8296"/>
+            </w:tabs>
+            <w:rPr>
+              <w:rFonts w:asciiTheme="minorHAnsi" w:eastAsiaTheme="minorEastAsia" w:hAnsiTheme="minorHAnsi"/>
+              <w:noProof/>
+              <w:kern w:val="2"/>
+              <w:szCs w:val="24"/>
+              <w:lang w:val="en-US"/>
+              <w14:ligatures w14:val="standardContextual"/>
+            </w:rPr>
+          </w:pPr>
+          <w:hyperlink w:anchor="_Toc234481658" w:history="1">
+            <w:r>
+              <w:rPr>
+                <w:rStyle w:val="Hyperlink"/>
+                <w:noProof/>
+                <w:lang w:val="en-US"/>
+              </w:rPr>
+              <w:t>8.1</w:t>
+            </w:r>
+            <w:r>
+              <w:rPr>
+                <w:rFonts w:asciiTheme="minorHAnsi" w:eastAsiaTheme="minorEastAsia" w:hAnsiTheme="minorHAnsi"/>
+                <w:noProof/>
+                <w:kern w:val="2"/>
+                <w:szCs w:val="24"/>
+                <w:lang w:val="en-US"/>
+                <w14:ligatures w14:val="standardContextual"/>
+              </w:rPr>
+              <w:tab/>
+            </w:r>
+            <w:r>
+              <w:rPr>
+                <w:rStyle w:val="Hyperlink"/>
+                <w:noProof/>
+              </w:rPr>
+              <w:t>Example of a Test Case</w:t>
+            </w:r>
+            <w:r>
+              <w:rPr>
+                <w:noProof/>
+                <w:webHidden/>
+              </w:rPr>
+              <w:tab/>
+            </w:r>
+            <w:r>
+              <w:rPr>
+                <w:noProof/>
+                <w:webHidden/>
+              </w:rPr>
+              <w:fldChar w:fldCharType="begin"/>
+            </w:r>
+            <w:r>
+              <w:rPr>
+                <w:noProof/>
+                <w:webHidden/>
+              </w:rPr>
+              <w:instrText xml:space="preserve"> PAGEREF _Toc234481658 \h </w:instrText>
+            </w:r>
+            <w:r>
+              <w:rPr>
+                <w:noProof/>
+                <w:webHidden/>
+              </w:rPr>
+            </w:r>
+            <w:r>
+              <w:rPr>
+                <w:noProof/>
+                <w:webHidden/>
+              </w:rPr>
+              <w:fldChar w:fldCharType="separate"/>
+            </w:r>
+            <w:r>
+              <w:rPr>
+                <w:noProof/>
+                <w:webHidden/>
+              </w:rPr>
+              <w:t>19</w:t>
+            </w:r>
+            <w:r>
+              <w:rPr>
+                <w:noProof/>
+                <w:webHidden/>
+              </w:rPr>
+              <w:fldChar w:fldCharType="end"/>
+            </w:r>
+          </w:hyperlink>
+        </w:p>
+        <w:p>
+          <w:pPr>
+            <w:pStyle w:val="TOC2"/>
+            <w:tabs>
+              <w:tab w:val="left" w:pos="960"/>
+              <w:tab w:val="right" w:leader="dot" w:pos="8296"/>
+            </w:tabs>
+            <w:rPr>
+              <w:rFonts w:asciiTheme="minorHAnsi" w:eastAsiaTheme="minorEastAsia" w:hAnsiTheme="minorHAnsi"/>
+              <w:noProof/>
+              <w:kern w:val="2"/>
+              <w:szCs w:val="24"/>
+              <w:lang w:val="en-US"/>
+              <w14:ligatures w14:val="standardContextual"/>
+            </w:rPr>
+          </w:pPr>
+          <w:hyperlink w:anchor="_Toc234481659" w:history="1">
+            <w:r>
+              <w:rPr>
+                <w:rStyle w:val="Hyperlink"/>
+                <w:noProof/>
+                <w:lang w:val="en-US"/>
+              </w:rPr>
+              <w:t>8.2</w:t>
+            </w:r>
+            <w:r>
+              <w:rPr>
+                <w:rFonts w:asciiTheme="minorHAnsi" w:eastAsiaTheme="minorEastAsia" w:hAnsiTheme="minorHAnsi"/>
+                <w:noProof/>
+                <w:kern w:val="2"/>
+                <w:szCs w:val="24"/>
+                <w:lang w:val="en-US"/>
+                <w14:ligatures w14:val="standardContextual"/>
+              </w:rPr>
+              <w:tab/>
+            </w:r>
+            <w:r>
+              <w:rPr>
+                <w:rStyle w:val="Hyperlink"/>
+                <w:noProof/>
+              </w:rPr>
+              <w:t>Test Matrix of Tested Modules</w:t>
+            </w:r>
+            <w:r>
+              <w:rPr>
+                <w:noProof/>
+                <w:webHidden/>
+              </w:rPr>
+              <w:tab/>
+            </w:r>
+            <w:r>
+              <w:rPr>
+                <w:noProof/>
+                <w:webHidden/>
+              </w:rPr>
+              <w:fldChar w:fldCharType="begin"/>
+            </w:r>
+            <w:r>
+              <w:rPr>
+                <w:noProof/>
+                <w:webHidden/>
+              </w:rPr>
+              <w:instrText xml:space="preserve"> PAGEREF _Toc234481659 \h </w:instrText>
+            </w:r>
+            <w:r>
+              <w:rPr>
+                <w:noProof/>
+                <w:webHidden/>
+              </w:rPr>
+            </w:r>
+            <w:r>
+              <w:rPr>
+                <w:noProof/>
+                <w:webHidden/>
+              </w:rPr>
+              <w:fldChar w:fldCharType="separate"/>
+            </w:r>
+            <w:r>
+              <w:rPr>
+                <w:noProof/>
+                <w:webHidden/>
+              </w:rPr>
+              <w:t>20</w:t>
+            </w:r>
+            <w:r>
+              <w:rPr>
+                <w:noProof/>
+                <w:webHidden/>
+              </w:rPr>
+              <w:fldChar w:fldCharType="end"/>
+            </w:r>
+          </w:hyperlink>
+        </w:p>
+        <w:p>
+          <w:pPr>
+            <w:pStyle w:val="TOC2"/>
+            <w:tabs>
+              <w:tab w:val="left" w:pos="960"/>
+              <w:tab w:val="right" w:leader="dot" w:pos="8296"/>
+            </w:tabs>
+            <w:rPr>
+              <w:rFonts w:asciiTheme="minorHAnsi" w:eastAsiaTheme="minorEastAsia" w:hAnsiTheme="minorHAnsi"/>
+              <w:noProof/>
+              <w:kern w:val="2"/>
+              <w:szCs w:val="24"/>
+              <w:lang w:val="en-US"/>
+              <w14:ligatures w14:val="standardContextual"/>
+            </w:rPr>
+          </w:pPr>
+          <w:hyperlink w:anchor="_Toc234481660" w:history="1">
+            <w:r>
+              <w:rPr>
+                <w:rStyle w:val="Hyperlink"/>
+                <w:noProof/>
+                <w:lang w:val="en-US"/>
+              </w:rPr>
+              <w:t>8.3</w:t>
+            </w:r>
+            <w:r>
+              <w:rPr>
+                <w:rFonts w:asciiTheme="minorHAnsi" w:eastAsiaTheme="minorEastAsia" w:hAnsiTheme="minorHAnsi"/>
+                <w:noProof/>
+                <w:kern w:val="2"/>
+                <w:szCs w:val="24"/>
+                <w:lang w:val="en-US"/>
+                <w14:ligatures w14:val="standardContextual"/>
+              </w:rPr>
+              <w:tab/>
+            </w:r>
+            <w:r>
+              <w:rPr>
+                <w:rStyle w:val="Hyperlink"/>
+                <w:noProof/>
+              </w:rPr>
+              <w:t>Requirement Traceability Matrix</w:t>
+            </w:r>
+            <w:r>
+              <w:rPr>
+                <w:noProof/>
+                <w:webHidden/>
+              </w:rPr>
+              <w:tab/>
+            </w:r>
+            <w:r>
+              <w:rPr>
+                <w:noProof/>
+                <w:webHidden/>
+              </w:rPr>
+              <w:fldChar w:fldCharType="begin"/>
+            </w:r>
+            <w:r>
+              <w:rPr>
+                <w:noProof/>
+                <w:webHidden/>
+              </w:rPr>
+              <w:instrText xml:space="preserve"> PAGEREF _Toc234481660 \h </w:instrText>
+            </w:r>
+            <w:r>
+              <w:rPr>
+                <w:noProof/>
+                <w:webHidden/>
+              </w:rPr>
+            </w:r>
+            <w:r>
+              <w:rPr>
+                <w:noProof/>
+                <w:webHidden/>
+              </w:rPr>
+              <w:fldChar w:fldCharType="separate"/>
+            </w:r>
+            <w:r>
+              <w:rPr>
+                <w:noProof/>
+                <w:webHidden/>
+              </w:rPr>
+              <w:t>20</w:t>
+            </w:r>
+            <w:r>
+              <w:rPr>
+                <w:noProof/>
+                <w:webHidden/>
+              </w:rPr>
+              <w:fldChar w:fldCharType="end"/>
+            </w:r>
+          </w:hyperlink>
+        </w:p>
+        <w:p>
+          <w:pPr>
+            <w:pStyle w:val="TOC2"/>
+            <w:tabs>
+              <w:tab w:val="left" w:pos="960"/>
+              <w:tab w:val="right" w:leader="dot" w:pos="8296"/>
+            </w:tabs>
+            <w:rPr>
+              <w:rFonts w:asciiTheme="minorHAnsi" w:eastAsiaTheme="minorEastAsia" w:hAnsiTheme="minorHAnsi"/>
+              <w:noProof/>
+              <w:kern w:val="2"/>
+              <w:szCs w:val="24"/>
+              <w:lang w:val="en-US"/>
+              <w14:ligatures w14:val="standardContextual"/>
+            </w:rPr>
+          </w:pPr>
+          <w:hyperlink w:anchor="_Toc234481661" w:history="1">
+            <w:r>
+              <w:rPr>
+                <w:rStyle w:val="Hyperlink"/>
+                <w:noProof/>
+                <w:lang w:val="en-US"/>
+              </w:rPr>
+              <w:t>8.4</w:t>
+            </w:r>
+            <w:r>
+              <w:rPr>
+                <w:rFonts w:asciiTheme="minorHAnsi" w:eastAsiaTheme="minorEastAsia" w:hAnsiTheme="minorHAnsi"/>
+                <w:noProof/>
+                <w:kern w:val="2"/>
+                <w:szCs w:val="24"/>
+                <w:lang w:val="en-US"/>
+                <w14:ligatures w14:val="standardContextual"/>
+              </w:rPr>
+              <w:tab/>
+            </w:r>
+            <w:r>
+              <w:rPr>
+                <w:rStyle w:val="Hyperlink"/>
+                <w:noProof/>
+              </w:rPr>
+              <w:t>User Acceptance Testing</w:t>
+            </w:r>
+            <w:r>
+              <w:rPr>
+                <w:noProof/>
+                <w:webHidden/>
+              </w:rPr>
+              <w:tab/>
+            </w:r>
+            <w:r>
+              <w:rPr>
+                <w:noProof/>
+                <w:webHidden/>
+              </w:rPr>
+              <w:fldChar w:fldCharType="begin"/>
+            </w:r>
+            <w:r>
+              <w:rPr>
+                <w:noProof/>
+                <w:webHidden/>
+              </w:rPr>
+              <w:instrText xml:space="preserve"> PAGEREF _Toc234481661 \h </w:instrText>
+            </w:r>
+            <w:r>
+              <w:rPr>
+                <w:noProof/>
+                <w:webHidden/>
+              </w:rPr>
+            </w:r>
+            <w:r>
+              <w:rPr>
+                <w:noProof/>
+                <w:webHidden/>
+              </w:rPr>
+              <w:fldChar w:fldCharType="separate"/>
+            </w:r>
+            <w:r>
+              <w:rPr>
+                <w:noProof/>
+                <w:webHidden/>
+              </w:rPr>
+              <w:t>21</w:t>
+            </w:r>
+            <w:r>
+              <w:rPr>
+                <w:noProof/>
+                <w:webHidden/>
+              </w:rPr>
+              <w:fldChar w:fldCharType="end"/>
+            </w:r>
+          </w:hyperlink>
+        </w:p>
+        <w:p>
+          <w:pPr>
+            <w:pStyle w:val="TOC1"/>
+            <w:rPr>
+              <w:rFonts w:asciiTheme="minorHAnsi" w:eastAsiaTheme="minorEastAsia" w:hAnsiTheme="minorHAnsi"/>
+              <w:noProof/>
+              <w:kern w:val="2"/>
+              <w:szCs w:val="24"/>
+              <w:lang w:val="en-US"/>
+              <w14:ligatures w14:val="standardContextual"/>
+            </w:rPr>
+          </w:pPr>
+          <w:hyperlink w:anchor="_Toc234481662" w:history="1">
+            <w:r>
+              <w:rPr>
+                <w:rStyle w:val="Hyperlink"/>
+                <w:noProof/>
+              </w:rPr>
+              <w:t>9.</w:t>
+            </w:r>
+            <w:r>
+              <w:rPr>
+                <w:rFonts w:asciiTheme="minorHAnsi" w:eastAsiaTheme="minorEastAsia" w:hAnsiTheme="minorHAnsi"/>
+                <w:noProof/>
+                <w:kern w:val="2"/>
+                <w:szCs w:val="24"/>
+                <w:lang w:val="en-US"/>
+                <w14:ligatures w14:val="standardContextual"/>
+              </w:rPr>
+              <w:tab/>
+            </w:r>
+            <w:r>
+              <w:rPr>
+                <w:rStyle w:val="Hyperlink"/>
+                <w:noProof/>
+              </w:rPr>
+              <w:t>Project Results</w:t>
+            </w:r>
+            <w:r>
+              <w:rPr>
+                <w:noProof/>
+                <w:webHidden/>
+              </w:rPr>
+              <w:tab/>
+            </w:r>
+            <w:r>
+              <w:rPr>
+                <w:noProof/>
+                <w:webHidden/>
+              </w:rPr>
+              <w:fldChar w:fldCharType="begin"/>
+            </w:r>
+            <w:r>
+              <w:rPr>
+                <w:noProof/>
+                <w:webHidden/>
+              </w:rPr>
+              <w:instrText xml:space="preserve"> PAGEREF _Toc234481662 \h </w:instrText>
+            </w:r>
+            <w:r>
+              <w:rPr>
+                <w:noProof/>
+                <w:webHidden/>
+              </w:rPr>
+            </w:r>
+            <w:r>
+              <w:rPr>
+                <w:noProof/>
+                <w:webHidden/>
+              </w:rPr>
+              <w:fldChar w:fldCharType="separate"/>
+            </w:r>
+            <w:r>
+              <w:rPr>
+                <w:noProof/>
+                <w:webHidden/>
+              </w:rPr>
+              <w:t>22</w:t>
+            </w:r>
+            <w:r>
+              <w:rPr>
+                <w:noProof/>
+                <w:webHidden/>
+              </w:rPr>
+              <w:fldChar w:fldCharType="end"/>
+            </w:r>
+          </w:hyperlink>
+        </w:p>
+        <w:p>
+          <w:pPr>
+            <w:pStyle w:val="TOC1"/>
+            <w:tabs>
+              <w:tab w:val="left" w:pos="720"/>
+            </w:tabs>
+            <w:rPr>
+              <w:rFonts w:asciiTheme="minorHAnsi" w:eastAsiaTheme="minorEastAsia" w:hAnsiTheme="minorHAnsi"/>
+              <w:noProof/>
+              <w:kern w:val="2"/>
+              <w:szCs w:val="24"/>
+              <w:lang w:val="en-US"/>
+              <w14:ligatures w14:val="standardContextual"/>
+            </w:rPr>
+          </w:pPr>
+          <w:hyperlink w:anchor="_Toc234481663" w:history="1">
+            <w:r>
+              <w:rPr>
+                <w:rStyle w:val="Hyperlink"/>
+                <w:noProof/>
+              </w:rPr>
+              <w:t>10.</w:t>
+            </w:r>
+            <w:r>
+              <w:rPr>
+                <w:rFonts w:asciiTheme="minorHAnsi" w:eastAsiaTheme="minorEastAsia" w:hAnsiTheme="minorHAnsi"/>
+                <w:noProof/>
+                <w:kern w:val="2"/>
+                <w:szCs w:val="24"/>
+                <w:lang w:val="en-US"/>
+                <w14:ligatures w14:val="standardContextual"/>
+              </w:rPr>
+              <w:tab/>
+            </w:r>
+            <w:r>
+              <w:rPr>
+                <w:rStyle w:val="Hyperlink"/>
+                <w:noProof/>
+              </w:rPr>
+              <w:t>Conclusion</w:t>
+            </w:r>
+            <w:r>
+              <w:rPr>
+                <w:noProof/>
+                <w:webHidden/>
+              </w:rPr>
+              <w:tab/>
+            </w:r>
+            <w:r>
+              <w:rPr>
+                <w:noProof/>
+                <w:webHidden/>
+              </w:rPr>
+              <w:fldChar w:fldCharType="begin"/>
+            </w:r>
+            <w:r>
+              <w:rPr>
+                <w:noProof/>
+                <w:webHidden/>
+              </w:rPr>
+              <w:instrText xml:space="preserve"> PAGEREF _Toc234481663 \h </w:instrText>
+            </w:r>
+            <w:r>
+              <w:rPr>
+                <w:noProof/>
+                <w:webHidden/>
+              </w:rPr>
+            </w:r>
+            <w:r>
+              <w:rPr>
+                <w:noProof/>
+                <w:webHidden/>
+              </w:rPr>
+              <w:fldChar w:fldCharType="separate"/>
+            </w:r>
+            <w:r>
+              <w:rPr>
+                <w:noProof/>
+                <w:webHidden/>
+              </w:rPr>
+              <w:t>24</w:t>
+            </w:r>
+            <w:r>
+              <w:rPr>
+                <w:noProof/>
+                <w:webHidden/>
+              </w:rPr>
+              <w:fldChar w:fldCharType="end"/>
+            </w:r>
+          </w:hyperlink>
+        </w:p>
+        <w:p>
+          <w:pPr>
+            <w:pStyle w:val="TOC1"/>
+            <w:tabs>
+              <w:tab w:val="left" w:pos="720"/>
+            </w:tabs>
+            <w:rPr>
+              <w:rFonts w:asciiTheme="minorHAnsi" w:eastAsiaTheme="minorEastAsia" w:hAnsiTheme="minorHAnsi"/>
+              <w:noProof/>
+              <w:kern w:val="2"/>
+              <w:szCs w:val="24"/>
+              <w:lang w:val="en-US"/>
+              <w14:ligatures w14:val="standardContextual"/>
+            </w:rPr>
+          </w:pPr>
+          <w:hyperlink w:anchor="_Toc234481664" w:history="1">
+            <w:r>
+              <w:rPr>
+                <w:rStyle w:val="Hyperlink"/>
+                <w:noProof/>
+              </w:rPr>
+              <w:t>11.</w:t>
+            </w:r>
+            <w:r>
+              <w:rPr>
+                <w:rFonts w:asciiTheme="minorHAnsi" w:eastAsiaTheme="minorEastAsia" w:hAnsiTheme="minorHAnsi"/>
+                <w:noProof/>
+                <w:kern w:val="2"/>
+                <w:szCs w:val="24"/>
+                <w:lang w:val="en-US"/>
+                <w14:ligatures w14:val="standardContextual"/>
+              </w:rPr>
+              <w:tab/>
+            </w:r>
+            <w:r>
+              <w:rPr>
+                <w:rStyle w:val="Hyperlink"/>
+                <w:noProof/>
+              </w:rPr>
+              <w:t>Annexures</w:t>
+            </w:r>
+            <w:r>
+              <w:rPr>
+                <w:noProof/>
+                <w:webHidden/>
+              </w:rPr>
+              <w:tab/>
+            </w:r>
+            <w:r>
+              <w:rPr>
+                <w:noProof/>
+                <w:webHidden/>
+              </w:rPr>
+              <w:fldChar w:fldCharType="begin"/>
+            </w:r>
+            <w:r>
+              <w:rPr>
+                <w:noProof/>
+                <w:webHidden/>
+              </w:rPr>
+              <w:instrText xml:space="preserve"> PAGEREF _Toc234481664 \h </w:instrText>
             </w:r>
             <w:r>
               <w:rPr>
@@ -4226,7 +4824,10 @@
     </w:p>
     <w:p>
       <w:pPr>
-        <w:spacing w:after="0" w:line="360" w:lineRule="auto"/>
+        <w:pStyle w:val="TableofFigures"/>
+        <w:tabs>
+          <w:tab w:val="right" w:leader="dot" w:pos="8296"/>
+        </w:tabs>
         <w:jc w:val="center"/>
         <w:rPr>
           <w:rFonts w:cs="Times New Roman"/>
@@ -4243,51 +4844,447 @@
           <w:szCs w:val="32"/>
         </w:rPr>
         <w:lastRenderedPageBreak/>
+        <w:t>LIST OF TABLES</w:t>
+      </w:r>
+    </w:p>
+    <w:p>
+      <w:pPr>
+        <w:pStyle w:val="TableofFigures"/>
+        <w:tabs>
+          <w:tab w:val="right" w:leader="dot" w:pos="8296"/>
+        </w:tabs>
+        <w:rPr>
+          <w:rFonts w:asciiTheme="minorHAnsi" w:eastAsiaTheme="minorEastAsia" w:hAnsiTheme="minorHAnsi"/>
+          <w:noProof/>
+          <w:kern w:val="2"/>
+          <w:szCs w:val="24"/>
+          <w:lang w:val="en-US"/>
+          <w14:ligatures w14:val="standardContextual"/>
+        </w:rPr>
+      </w:pPr>
+      <w:r>
+        <w:rPr>
+          <w:rFonts w:cs="Times New Roman"/>
+          <w:b/>
+          <w:sz w:val="32"/>
+          <w:szCs w:val="32"/>
+        </w:rPr>
+        <w:fldChar w:fldCharType="begin"/>
+      </w:r>
+      <w:r>
+        <w:rPr>
+          <w:rFonts w:cs="Times New Roman"/>
+          <w:b/>
+          <w:sz w:val="32"/>
+          <w:szCs w:val="32"/>
+        </w:rPr>
+        <w:instrText xml:space="preserve"> TOC \h \z \c "Table" </w:instrText>
+      </w:r>
+      <w:r>
+        <w:rPr>
+          <w:rFonts w:cs="Times New Roman"/>
+          <w:b/>
+          <w:sz w:val="32"/>
+          <w:szCs w:val="32"/>
+        </w:rPr>
+        <w:fldChar w:fldCharType="separate"/>
+      </w:r>
+      <w:hyperlink w:anchor="_Toc234482380" w:history="1">
+        <w:r>
+          <w:rPr>
+            <w:rStyle w:val="Hyperlink"/>
+            <w:noProof/>
+          </w:rPr>
+          <w:t>Table 1:Requirement Matrix</w:t>
+        </w:r>
+        <w:r>
+          <w:rPr>
+            <w:noProof/>
+            <w:webHidden/>
+          </w:rPr>
+          <w:tab/>
+        </w:r>
+        <w:r>
+          <w:rPr>
+            <w:noProof/>
+            <w:webHidden/>
+          </w:rPr>
+          <w:fldChar w:fldCharType="begin"/>
+        </w:r>
+        <w:r>
+          <w:rPr>
+            <w:noProof/>
+            <w:webHidden/>
+          </w:rPr>
+          <w:instrText xml:space="preserve"> PAGEREF _Toc234482380 \h </w:instrText>
+        </w:r>
+        <w:r>
+          <w:rPr>
+            <w:noProof/>
+            <w:webHidden/>
+          </w:rPr>
+        </w:r>
+        <w:r>
+          <w:rPr>
+            <w:noProof/>
+            <w:webHidden/>
+          </w:rPr>
+          <w:fldChar w:fldCharType="separate"/>
+        </w:r>
+        <w:r>
+          <w:rPr>
+            <w:noProof/>
+            <w:webHidden/>
+          </w:rPr>
+          <w:t>15</w:t>
+        </w:r>
+        <w:r>
+          <w:rPr>
+            <w:noProof/>
+            <w:webHidden/>
+          </w:rPr>
+          <w:fldChar w:fldCharType="end"/>
+        </w:r>
+      </w:hyperlink>
+    </w:p>
+    <w:p>
+      <w:pPr>
+        <w:pStyle w:val="TableofFigures"/>
+        <w:tabs>
+          <w:tab w:val="right" w:leader="dot" w:pos="8296"/>
+        </w:tabs>
+        <w:rPr>
+          <w:rFonts w:asciiTheme="minorHAnsi" w:eastAsiaTheme="minorEastAsia" w:hAnsiTheme="minorHAnsi"/>
+          <w:noProof/>
+          <w:kern w:val="2"/>
+          <w:szCs w:val="24"/>
+          <w:lang w:val="en-US"/>
+          <w14:ligatures w14:val="standardContextual"/>
+        </w:rPr>
+      </w:pPr>
+      <w:hyperlink w:anchor="_Toc234482381" w:history="1">
+        <w:r>
+          <w:rPr>
+            <w:rStyle w:val="Hyperlink"/>
+            <w:noProof/>
+          </w:rPr>
+          <w:t>Table 2:Work Assignment Chart</w:t>
+        </w:r>
+        <w:r>
+          <w:rPr>
+            <w:noProof/>
+            <w:webHidden/>
+          </w:rPr>
+          <w:tab/>
+        </w:r>
+        <w:r>
+          <w:rPr>
+            <w:noProof/>
+            <w:webHidden/>
+          </w:rPr>
+          <w:fldChar w:fldCharType="begin"/>
+        </w:r>
+        <w:r>
+          <w:rPr>
+            <w:noProof/>
+            <w:webHidden/>
+          </w:rPr>
+          <w:instrText xml:space="preserve"> PAGEREF _Toc234482381 \h </w:instrText>
+        </w:r>
+        <w:r>
+          <w:rPr>
+            <w:noProof/>
+            <w:webHidden/>
+          </w:rPr>
+        </w:r>
+        <w:r>
+          <w:rPr>
+            <w:noProof/>
+            <w:webHidden/>
+          </w:rPr>
+          <w:fldChar w:fldCharType="separate"/>
+        </w:r>
+        <w:r>
+          <w:rPr>
+            <w:noProof/>
+            <w:webHidden/>
+          </w:rPr>
+          <w:t>18</w:t>
+        </w:r>
+        <w:r>
+          <w:rPr>
+            <w:noProof/>
+            <w:webHidden/>
+          </w:rPr>
+          <w:fldChar w:fldCharType="end"/>
+        </w:r>
+      </w:hyperlink>
+    </w:p>
+    <w:p>
+      <w:pPr>
+        <w:pStyle w:val="TableofFigures"/>
+        <w:tabs>
+          <w:tab w:val="right" w:leader="dot" w:pos="8296"/>
+        </w:tabs>
+        <w:rPr>
+          <w:rFonts w:asciiTheme="minorHAnsi" w:eastAsiaTheme="minorEastAsia" w:hAnsiTheme="minorHAnsi"/>
+          <w:noProof/>
+          <w:kern w:val="2"/>
+          <w:szCs w:val="24"/>
+          <w:lang w:val="en-US"/>
+          <w14:ligatures w14:val="standardContextual"/>
+        </w:rPr>
+      </w:pPr>
+      <w:hyperlink w:anchor="_Toc234482382" w:history="1">
+        <w:r>
+          <w:rPr>
+            <w:rStyle w:val="Hyperlink"/>
+            <w:noProof/>
+          </w:rPr>
+          <w:t>Table 3: Module wise Test Cases</w:t>
+        </w:r>
+        <w:r>
+          <w:rPr>
+            <w:noProof/>
+            <w:webHidden/>
+          </w:rPr>
+          <w:tab/>
+        </w:r>
+        <w:r>
+          <w:rPr>
+            <w:noProof/>
+            <w:webHidden/>
+          </w:rPr>
+          <w:fldChar w:fldCharType="begin"/>
+        </w:r>
+        <w:r>
+          <w:rPr>
+            <w:noProof/>
+            <w:webHidden/>
+          </w:rPr>
+          <w:instrText xml:space="preserve"> PAGEREF _Toc234482382 \h </w:instrText>
+        </w:r>
+        <w:r>
+          <w:rPr>
+            <w:noProof/>
+            <w:webHidden/>
+          </w:rPr>
+        </w:r>
+        <w:r>
+          <w:rPr>
+            <w:noProof/>
+            <w:webHidden/>
+          </w:rPr>
+          <w:fldChar w:fldCharType="separate"/>
+        </w:r>
+        <w:r>
+          <w:rPr>
+            <w:noProof/>
+            <w:webHidden/>
+          </w:rPr>
+          <w:t>20</w:t>
+        </w:r>
+        <w:r>
+          <w:rPr>
+            <w:noProof/>
+            <w:webHidden/>
+          </w:rPr>
+          <w:fldChar w:fldCharType="end"/>
+        </w:r>
+      </w:hyperlink>
+    </w:p>
+    <w:p>
+      <w:pPr>
+        <w:pStyle w:val="TableofFigures"/>
+        <w:tabs>
+          <w:tab w:val="right" w:leader="dot" w:pos="8296"/>
+        </w:tabs>
+        <w:rPr>
+          <w:rFonts w:asciiTheme="minorHAnsi" w:eastAsiaTheme="minorEastAsia" w:hAnsiTheme="minorHAnsi"/>
+          <w:noProof/>
+          <w:kern w:val="2"/>
+          <w:szCs w:val="24"/>
+          <w:lang w:val="en-US"/>
+          <w14:ligatures w14:val="standardContextual"/>
+        </w:rPr>
+      </w:pPr>
+      <w:hyperlink w:anchor="_Toc234482383" w:history="1">
+        <w:r>
+          <w:rPr>
+            <w:rStyle w:val="Hyperlink"/>
+            <w:noProof/>
+          </w:rPr>
+          <w:t>Table 4: Requirement Traceability Matrix</w:t>
+        </w:r>
+        <w:r>
+          <w:rPr>
+            <w:noProof/>
+            <w:webHidden/>
+          </w:rPr>
+          <w:tab/>
+        </w:r>
+        <w:r>
+          <w:rPr>
+            <w:noProof/>
+            <w:webHidden/>
+          </w:rPr>
+          <w:fldChar w:fldCharType="begin"/>
+        </w:r>
+        <w:r>
+          <w:rPr>
+            <w:noProof/>
+            <w:webHidden/>
+          </w:rPr>
+          <w:instrText xml:space="preserve"> PAGEREF _Toc234482383 \h </w:instrText>
+        </w:r>
+        <w:r>
+          <w:rPr>
+            <w:noProof/>
+            <w:webHidden/>
+          </w:rPr>
+        </w:r>
+        <w:r>
+          <w:rPr>
+            <w:noProof/>
+            <w:webHidden/>
+          </w:rPr>
+          <w:fldChar w:fldCharType="separate"/>
+        </w:r>
+        <w:r>
+          <w:rPr>
+            <w:noProof/>
+            <w:webHidden/>
+          </w:rPr>
+          <w:t>21</w:t>
+        </w:r>
+        <w:r>
+          <w:rPr>
+            <w:noProof/>
+            <w:webHidden/>
+          </w:rPr>
+          <w:fldChar w:fldCharType="end"/>
+        </w:r>
+      </w:hyperlink>
+    </w:p>
+    <w:p>
+      <w:pPr>
+        <w:rPr>
+          <w:rFonts w:cs="Times New Roman"/>
+          <w:b/>
+          <w:sz w:val="32"/>
+          <w:szCs w:val="32"/>
+        </w:rPr>
+      </w:pPr>
+      <w:r>
+        <w:rPr>
+          <w:rFonts w:cs="Times New Roman"/>
+          <w:b/>
+          <w:sz w:val="32"/>
+          <w:szCs w:val="32"/>
+        </w:rPr>
+        <w:fldChar w:fldCharType="end"/>
+      </w:r>
+    </w:p>
+    <w:p>
+      <w:pPr>
+        <w:rPr>
+          <w:rFonts w:cs="Times New Roman"/>
+          <w:b/>
+          <w:sz w:val="32"/>
+          <w:szCs w:val="32"/>
+        </w:rPr>
+      </w:pPr>
+      <w:r>
+        <w:rPr>
+          <w:rFonts w:cs="Times New Roman"/>
+          <w:b/>
+          <w:sz w:val="32"/>
+          <w:szCs w:val="32"/>
+        </w:rPr>
+        <w:br w:type="page"/>
+      </w:r>
+    </w:p>
+    <w:p>
+      <w:pPr>
+        <w:spacing w:after="0" w:line="360" w:lineRule="auto"/>
+        <w:jc w:val="center"/>
+        <w:rPr>
+          <w:rFonts w:cs="Times New Roman"/>
+          <w:b/>
+          <w:sz w:val="32"/>
+          <w:szCs w:val="32"/>
+        </w:rPr>
+      </w:pPr>
+      <w:r>
+        <w:rPr>
+          <w:rFonts w:cs="Times New Roman"/>
+          <w:b/>
+          <w:sz w:val="32"/>
+          <w:szCs w:val="32"/>
+        </w:rPr>
+        <w:lastRenderedPageBreak/>
         <w:t>ABBREVIATIONS</w:t>
       </w:r>
     </w:p>
     <w:tbl>
       <w:tblPr>
-        <w:tblStyle w:val="TableGrid"/>
-        <w:tblW w:w="0" w:type="auto"/>
+        <w:tblStyle w:val="GridTable1Light1"/>
+        <w:tblW w:w="8310" w:type="dxa"/>
         <w:tblLook w:val="04A0" w:firstRow="1" w:lastRow="0" w:firstColumn="1" w:lastColumn="0" w:noHBand="0" w:noVBand="1"/>
       </w:tblPr>
       <w:tblGrid>
-        <w:gridCol w:w="2048"/>
-        <w:gridCol w:w="6248"/>
+        <w:gridCol w:w="2600"/>
+        <w:gridCol w:w="5710"/>
       </w:tblGrid>
       <w:tr>
+        <w:trPr>
+          <w:cnfStyle w:val="100000000000" w:firstRow="1" w:lastRow="0" w:firstColumn="0" w:lastColumn="0" w:oddVBand="0" w:evenVBand="0" w:oddHBand="0" w:evenHBand="0" w:firstRowFirstColumn="0" w:firstRowLastColumn="0" w:lastRowFirstColumn="0" w:lastRowLastColumn="0"/>
+        </w:trPr>
         <w:tc>
           <w:tcPr>
-            <w:tcW w:w="2048" w:type="dxa"/>
+            <w:cnfStyle w:val="001000000000" w:firstRow="0" w:lastRow="0" w:firstColumn="1" w:lastColumn="0" w:oddVBand="0" w:evenVBand="0" w:oddHBand="0" w:evenHBand="0" w:firstRowFirstColumn="0" w:firstRowLastColumn="0" w:lastRowFirstColumn="0" w:lastRowLastColumn="0"/>
+            <w:tcW w:w="2600" w:type="dxa"/>
+            <w:hideMark/>
           </w:tcPr>
           <w:p>
             <w:pPr>
-              <w:spacing w:line="360" w:lineRule="auto"/>
+              <w:spacing w:after="160" w:line="360" w:lineRule="auto"/>
               <w:jc w:val="both"/>
-            </w:pPr>
-            <w:r>
-              <w:rPr>
+              <w:rPr>
+                <w:highlight w:val="lightGray"/>
                 <w:lang w:val="en-US"/>
               </w:rPr>
-              <w:t>A/D</w:t>
+            </w:pPr>
+            <w:r>
+              <w:rPr>
+                <w:highlight w:val="lightGray"/>
+                <w:lang w:val="en-US"/>
+              </w:rPr>
+              <w:t>Abbreviation</w:t>
             </w:r>
           </w:p>
         </w:tc>
         <w:tc>
           <w:tcPr>
-            <w:tcW w:w="6248" w:type="dxa"/>
+            <w:tcW w:w="5710" w:type="dxa"/>
+            <w:hideMark/>
           </w:tcPr>
           <w:p>
             <w:pPr>
-              <w:spacing w:line="360" w:lineRule="auto"/>
+              <w:spacing w:after="160" w:line="360" w:lineRule="auto"/>
               <w:jc w:val="both"/>
-            </w:pPr>
-            <w:r>
-              <w:rPr>
+              <w:cnfStyle w:val="100000000000" w:firstRow="1" w:lastRow="0" w:firstColumn="0" w:lastColumn="0" w:oddVBand="0" w:evenVBand="0" w:oddHBand="0" w:evenHBand="0" w:firstRowFirstColumn="0" w:firstRowLastColumn="0" w:lastRowFirstColumn="0" w:lastRowLastColumn="0"/>
+              <w:rPr>
+                <w:highlight w:val="lightGray"/>
                 <w:lang w:val="en-US"/>
               </w:rPr>
-              <w:t>Analog-to-Digital</w:t>
+            </w:pPr>
+            <w:r>
+              <w:rPr>
+                <w:highlight w:val="lightGray"/>
+                <w:lang w:val="en-US"/>
+              </w:rPr>
+              <w:t>Full Form</w:t>
             </w:r>
           </w:p>
         </w:tc>
@@ -4295,35 +5292,49 @@
       <w:tr>
         <w:tc>
           <w:tcPr>
-            <w:tcW w:w="2048" w:type="dxa"/>
+            <w:cnfStyle w:val="001000000000" w:firstRow="0" w:lastRow="0" w:firstColumn="1" w:lastColumn="0" w:oddVBand="0" w:evenVBand="0" w:oddHBand="0" w:evenHBand="0" w:firstRowFirstColumn="0" w:firstRowLastColumn="0" w:lastRowFirstColumn="0" w:lastRowLastColumn="0"/>
+            <w:tcW w:w="2600" w:type="dxa"/>
+            <w:hideMark/>
           </w:tcPr>
           <w:p>
             <w:pPr>
-              <w:spacing w:line="360" w:lineRule="auto"/>
+              <w:spacing w:after="160" w:line="360" w:lineRule="auto"/>
               <w:jc w:val="both"/>
-            </w:pPr>
-            <w:r>
-              <w:rPr>
+              <w:rPr>
+                <w:highlight w:val="lightGray"/>
                 <w:lang w:val="en-US"/>
               </w:rPr>
-              <w:t>ABC</w:t>
+            </w:pPr>
+            <w:r>
+              <w:rPr>
+                <w:highlight w:val="lightGray"/>
+                <w:lang w:val="en-US"/>
+              </w:rPr>
+              <w:t>BCA</w:t>
             </w:r>
           </w:p>
         </w:tc>
         <w:tc>
           <w:tcPr>
-            <w:tcW w:w="6248" w:type="dxa"/>
+            <w:tcW w:w="5710" w:type="dxa"/>
+            <w:hideMark/>
           </w:tcPr>
           <w:p>
             <w:pPr>
-              <w:spacing w:line="360" w:lineRule="auto"/>
+              <w:spacing w:after="160" w:line="360" w:lineRule="auto"/>
               <w:jc w:val="both"/>
-            </w:pPr>
-            <w:r>
-              <w:rPr>
+              <w:cnfStyle w:val="000000000000" w:firstRow="0" w:lastRow="0" w:firstColumn="0" w:lastColumn="0" w:oddVBand="0" w:evenVBand="0" w:oddHBand="0" w:evenHBand="0" w:firstRowFirstColumn="0" w:firstRowLastColumn="0" w:lastRowFirstColumn="0" w:lastRowLastColumn="0"/>
+              <w:rPr>
+                <w:highlight w:val="lightGray"/>
                 <w:lang w:val="en-US"/>
               </w:rPr>
-              <w:t>Atanasoff Berry Computer</w:t>
+            </w:pPr>
+            <w:r>
+              <w:rPr>
+                <w:highlight w:val="lightGray"/>
+                <w:lang w:val="en-US"/>
+              </w:rPr>
+              <w:t>Bachelor of Computer Application</w:t>
             </w:r>
           </w:p>
         </w:tc>
@@ -4331,35 +5342,49 @@
       <w:tr>
         <w:tc>
           <w:tcPr>
-            <w:tcW w:w="2048" w:type="dxa"/>
+            <w:cnfStyle w:val="001000000000" w:firstRow="0" w:lastRow="0" w:firstColumn="1" w:lastColumn="0" w:oddVBand="0" w:evenVBand="0" w:oddHBand="0" w:evenHBand="0" w:firstRowFirstColumn="0" w:firstRowLastColumn="0" w:lastRowFirstColumn="0" w:lastRowLastColumn="0"/>
+            <w:tcW w:w="2600" w:type="dxa"/>
+            <w:hideMark/>
           </w:tcPr>
           <w:p>
             <w:pPr>
-              <w:spacing w:line="360" w:lineRule="auto"/>
+              <w:spacing w:after="160" w:line="360" w:lineRule="auto"/>
               <w:jc w:val="both"/>
-            </w:pPr>
-            <w:r>
-              <w:rPr>
+              <w:rPr>
+                <w:highlight w:val="lightGray"/>
                 <w:lang w:val="en-US"/>
               </w:rPr>
-              <w:t>ACM</w:t>
+            </w:pPr>
+            <w:r>
+              <w:rPr>
+                <w:highlight w:val="lightGray"/>
+                <w:lang w:val="en-US"/>
+              </w:rPr>
+              <w:t>CLI</w:t>
             </w:r>
           </w:p>
         </w:tc>
         <w:tc>
           <w:tcPr>
-            <w:tcW w:w="6248" w:type="dxa"/>
+            <w:tcW w:w="5710" w:type="dxa"/>
+            <w:hideMark/>
           </w:tcPr>
           <w:p>
             <w:pPr>
-              <w:spacing w:line="360" w:lineRule="auto"/>
+              <w:spacing w:after="160" w:line="360" w:lineRule="auto"/>
               <w:jc w:val="both"/>
-            </w:pPr>
-            <w:r>
-              <w:rPr>
+              <w:cnfStyle w:val="000000000000" w:firstRow="0" w:lastRow="0" w:firstColumn="0" w:lastColumn="0" w:oddVBand="0" w:evenVBand="0" w:oddHBand="0" w:evenHBand="0" w:firstRowFirstColumn="0" w:firstRowLastColumn="0" w:lastRowFirstColumn="0" w:lastRowLastColumn="0"/>
+              <w:rPr>
+                <w:highlight w:val="lightGray"/>
                 <w:lang w:val="en-US"/>
               </w:rPr>
-              <w:t>Association for Computing Machinery</w:t>
+            </w:pPr>
+            <w:r>
+              <w:rPr>
+                <w:highlight w:val="lightGray"/>
+                <w:lang w:val="en-US"/>
+              </w:rPr>
+              <w:t>Command Line Interface</w:t>
             </w:r>
           </w:p>
         </w:tc>
@@ -4367,35 +5392,49 @@
       <w:tr>
         <w:tc>
           <w:tcPr>
-            <w:tcW w:w="2048" w:type="dxa"/>
+            <w:cnfStyle w:val="001000000000" w:firstRow="0" w:lastRow="0" w:firstColumn="1" w:lastColumn="0" w:oddVBand="0" w:evenVBand="0" w:oddHBand="0" w:evenHBand="0" w:firstRowFirstColumn="0" w:firstRowLastColumn="0" w:lastRowFirstColumn="0" w:lastRowLastColumn="0"/>
+            <w:tcW w:w="2600" w:type="dxa"/>
+            <w:hideMark/>
           </w:tcPr>
           <w:p>
             <w:pPr>
-              <w:spacing w:line="360" w:lineRule="auto"/>
+              <w:spacing w:after="160" w:line="360" w:lineRule="auto"/>
               <w:jc w:val="both"/>
-            </w:pPr>
-            <w:r>
-              <w:rPr>
+              <w:rPr>
+                <w:highlight w:val="lightGray"/>
                 <w:lang w:val="en-US"/>
               </w:rPr>
-              <w:t>AI</w:t>
+            </w:pPr>
+            <w:r>
+              <w:rPr>
+                <w:highlight w:val="lightGray"/>
+                <w:lang w:val="en-US"/>
+              </w:rPr>
+              <w:t>DFD</w:t>
             </w:r>
           </w:p>
         </w:tc>
         <w:tc>
           <w:tcPr>
-            <w:tcW w:w="6248" w:type="dxa"/>
+            <w:tcW w:w="5710" w:type="dxa"/>
+            <w:hideMark/>
           </w:tcPr>
           <w:p>
             <w:pPr>
-              <w:spacing w:line="360" w:lineRule="auto"/>
+              <w:spacing w:after="160" w:line="360" w:lineRule="auto"/>
               <w:jc w:val="both"/>
-            </w:pPr>
-            <w:r>
-              <w:rPr>
+              <w:cnfStyle w:val="000000000000" w:firstRow="0" w:lastRow="0" w:firstColumn="0" w:lastColumn="0" w:oddVBand="0" w:evenVBand="0" w:oddHBand="0" w:evenHBand="0" w:firstRowFirstColumn="0" w:firstRowLastColumn="0" w:lastRowFirstColumn="0" w:lastRowLastColumn="0"/>
+              <w:rPr>
+                <w:highlight w:val="lightGray"/>
                 <w:lang w:val="en-US"/>
               </w:rPr>
-              <w:t>Artificial Intelligence</w:t>
+            </w:pPr>
+            <w:r>
+              <w:rPr>
+                <w:highlight w:val="lightGray"/>
+                <w:lang w:val="en-US"/>
+              </w:rPr>
+              <w:t>Data Flow Diagram</w:t>
             </w:r>
           </w:p>
         </w:tc>
@@ -4403,41 +5442,49 @@
       <w:tr>
         <w:tc>
           <w:tcPr>
-            <w:tcW w:w="2048" w:type="dxa"/>
+            <w:cnfStyle w:val="001000000000" w:firstRow="0" w:lastRow="0" w:firstColumn="1" w:lastColumn="0" w:oddVBand="0" w:evenVBand="0" w:oddHBand="0" w:evenHBand="0" w:firstRowFirstColumn="0" w:firstRowLastColumn="0" w:lastRowFirstColumn="0" w:lastRowLastColumn="0"/>
+            <w:tcW w:w="2600" w:type="dxa"/>
+            <w:hideMark/>
           </w:tcPr>
           <w:p>
             <w:pPr>
-              <w:spacing w:line="360" w:lineRule="auto"/>
+              <w:spacing w:after="160" w:line="360" w:lineRule="auto"/>
               <w:jc w:val="both"/>
-            </w:pPr>
-            <w:r>
-              <w:rPr>
+              <w:rPr>
+                <w:highlight w:val="lightGray"/>
                 <w:lang w:val="en-US"/>
               </w:rPr>
-              <w:t>ALGOL</w:t>
+            </w:pPr>
+            <w:r>
+              <w:rPr>
+                <w:highlight w:val="lightGray"/>
+                <w:lang w:val="en-US"/>
+              </w:rPr>
+              <w:t>I/O</w:t>
             </w:r>
           </w:p>
         </w:tc>
         <w:tc>
           <w:tcPr>
-            <w:tcW w:w="6248" w:type="dxa"/>
+            <w:tcW w:w="5710" w:type="dxa"/>
+            <w:hideMark/>
           </w:tcPr>
           <w:p>
             <w:pPr>
-              <w:spacing w:line="360" w:lineRule="auto"/>
+              <w:spacing w:after="160" w:line="360" w:lineRule="auto"/>
               <w:jc w:val="both"/>
-            </w:pPr>
-            <w:r>
-              <w:rPr>
+              <w:cnfStyle w:val="000000000000" w:firstRow="0" w:lastRow="0" w:firstColumn="0" w:lastColumn="0" w:oddVBand="0" w:evenVBand="0" w:oddHBand="0" w:evenHBand="0" w:firstRowFirstColumn="0" w:firstRowLastColumn="0" w:lastRowFirstColumn="0" w:lastRowLastColumn="0"/>
+              <w:rPr>
+                <w:highlight w:val="lightGray"/>
                 <w:lang w:val="en-US"/>
               </w:rPr>
-              <w:t>Algorithmic</w:t>
-            </w:r>
-            <w:r>
-              <w:rPr>
+            </w:pPr>
+            <w:r>
+              <w:rPr>
+                <w:highlight w:val="lightGray"/>
                 <w:lang w:val="en-US"/>
               </w:rPr>
-              <w:t xml:space="preserve"> Language</w:t>
+              <w:t>Input / Output</w:t>
             </w:r>
           </w:p>
         </w:tc>
@@ -4445,35 +5492,49 @@
       <w:tr>
         <w:tc>
           <w:tcPr>
-            <w:tcW w:w="2048" w:type="dxa"/>
+            <w:cnfStyle w:val="001000000000" w:firstRow="0" w:lastRow="0" w:firstColumn="1" w:lastColumn="0" w:oddVBand="0" w:evenVBand="0" w:oddHBand="0" w:evenHBand="0" w:firstRowFirstColumn="0" w:firstRowLastColumn="0" w:lastRowFirstColumn="0" w:lastRowLastColumn="0"/>
+            <w:tcW w:w="2600" w:type="dxa"/>
+            <w:hideMark/>
           </w:tcPr>
           <w:p>
             <w:pPr>
-              <w:spacing w:line="360" w:lineRule="auto"/>
+              <w:spacing w:after="160" w:line="360" w:lineRule="auto"/>
               <w:jc w:val="both"/>
-            </w:pPr>
-            <w:r>
-              <w:rPr>
+              <w:rPr>
+                <w:highlight w:val="lightGray"/>
                 <w:lang w:val="en-US"/>
               </w:rPr>
-              <w:t>ALU</w:t>
+            </w:pPr>
+            <w:r>
+              <w:rPr>
+                <w:highlight w:val="lightGray"/>
+                <w:lang w:val="en-US"/>
+              </w:rPr>
+              <w:t>P.U.</w:t>
             </w:r>
           </w:p>
         </w:tc>
         <w:tc>
           <w:tcPr>
-            <w:tcW w:w="6248" w:type="dxa"/>
+            <w:tcW w:w="5710" w:type="dxa"/>
+            <w:hideMark/>
           </w:tcPr>
           <w:p>
             <w:pPr>
-              <w:spacing w:line="360" w:lineRule="auto"/>
+              <w:spacing w:after="160" w:line="360" w:lineRule="auto"/>
               <w:jc w:val="both"/>
-            </w:pPr>
-            <w:r>
-              <w:rPr>
+              <w:cnfStyle w:val="000000000000" w:firstRow="0" w:lastRow="0" w:firstColumn="0" w:lastColumn="0" w:oddVBand="0" w:evenVBand="0" w:oddHBand="0" w:evenHBand="0" w:firstRowFirstColumn="0" w:firstRowLastColumn="0" w:lastRowFirstColumn="0" w:lastRowLastColumn="0"/>
+              <w:rPr>
+                <w:highlight w:val="lightGray"/>
                 <w:lang w:val="en-US"/>
               </w:rPr>
-              <w:t>Arithmetic Logic Unit</w:t>
+            </w:pPr>
+            <w:r>
+              <w:rPr>
+                <w:highlight w:val="lightGray"/>
+                <w:lang w:val="en-US"/>
+              </w:rPr>
+              <w:t>Pokhara University</w:t>
             </w:r>
           </w:p>
         </w:tc>
@@ -4481,35 +5542,49 @@
       <w:tr>
         <w:tc>
           <w:tcPr>
-            <w:tcW w:w="2048" w:type="dxa"/>
+            <w:cnfStyle w:val="001000000000" w:firstRow="0" w:lastRow="0" w:firstColumn="1" w:lastColumn="0" w:oddVBand="0" w:evenVBand="0" w:oddHBand="0" w:evenHBand="0" w:firstRowFirstColumn="0" w:firstRowLastColumn="0" w:lastRowFirstColumn="0" w:lastRowLastColumn="0"/>
+            <w:tcW w:w="2600" w:type="dxa"/>
+            <w:hideMark/>
           </w:tcPr>
           <w:p>
             <w:pPr>
-              <w:spacing w:line="360" w:lineRule="auto"/>
+              <w:spacing w:after="160" w:line="360" w:lineRule="auto"/>
               <w:jc w:val="both"/>
-            </w:pPr>
-            <w:r>
-              <w:rPr>
+              <w:rPr>
+                <w:highlight w:val="lightGray"/>
                 <w:lang w:val="en-US"/>
               </w:rPr>
-              <w:t>AMD</w:t>
+            </w:pPr>
+            <w:r>
+              <w:rPr>
+                <w:highlight w:val="lightGray"/>
+                <w:lang w:val="en-US"/>
+              </w:rPr>
+              <w:t>RTM</w:t>
             </w:r>
           </w:p>
         </w:tc>
         <w:tc>
           <w:tcPr>
-            <w:tcW w:w="6248" w:type="dxa"/>
+            <w:tcW w:w="5710" w:type="dxa"/>
+            <w:hideMark/>
           </w:tcPr>
           <w:p>
             <w:pPr>
-              <w:spacing w:line="360" w:lineRule="auto"/>
+              <w:spacing w:after="160" w:line="360" w:lineRule="auto"/>
               <w:jc w:val="both"/>
-            </w:pPr>
-            <w:r>
-              <w:rPr>
+              <w:cnfStyle w:val="000000000000" w:firstRow="0" w:lastRow="0" w:firstColumn="0" w:lastColumn="0" w:oddVBand="0" w:evenVBand="0" w:oddHBand="0" w:evenHBand="0" w:firstRowFirstColumn="0" w:firstRowLastColumn="0" w:lastRowFirstColumn="0" w:lastRowLastColumn="0"/>
+              <w:rPr>
+                <w:highlight w:val="lightGray"/>
                 <w:lang w:val="en-US"/>
               </w:rPr>
-              <w:t>Advanced Micro Devices</w:t>
+            </w:pPr>
+            <w:r>
+              <w:rPr>
+                <w:highlight w:val="lightGray"/>
+                <w:lang w:val="en-US"/>
+              </w:rPr>
+              <w:t>Requirement Traceability Matrix</w:t>
             </w:r>
           </w:p>
         </w:tc>
@@ -4517,35 +5592,49 @@
       <w:tr>
         <w:tc>
           <w:tcPr>
-            <w:tcW w:w="2048" w:type="dxa"/>
+            <w:cnfStyle w:val="001000000000" w:firstRow="0" w:lastRow="0" w:firstColumn="1" w:lastColumn="0" w:oddVBand="0" w:evenVBand="0" w:oddHBand="0" w:evenHBand="0" w:firstRowFirstColumn="0" w:firstRowLastColumn="0" w:lastRowFirstColumn="0" w:lastRowLastColumn="0"/>
+            <w:tcW w:w="2600" w:type="dxa"/>
+            <w:hideMark/>
           </w:tcPr>
           <w:p>
             <w:pPr>
-              <w:spacing w:line="360" w:lineRule="auto"/>
+              <w:spacing w:after="160" w:line="360" w:lineRule="auto"/>
               <w:jc w:val="both"/>
-            </w:pPr>
-            <w:r>
-              <w:rPr>
+              <w:rPr>
+                <w:highlight w:val="lightGray"/>
                 <w:lang w:val="en-US"/>
               </w:rPr>
-              <w:t>ARPANET</w:t>
+            </w:pPr>
+            <w:r>
+              <w:rPr>
+                <w:highlight w:val="lightGray"/>
+                <w:lang w:val="en-US"/>
+              </w:rPr>
+              <w:t>SDLC</w:t>
             </w:r>
           </w:p>
         </w:tc>
         <w:tc>
           <w:tcPr>
-            <w:tcW w:w="6248" w:type="dxa"/>
+            <w:tcW w:w="5710" w:type="dxa"/>
+            <w:hideMark/>
           </w:tcPr>
           <w:p>
             <w:pPr>
-              <w:spacing w:line="360" w:lineRule="auto"/>
+              <w:spacing w:after="160" w:line="360" w:lineRule="auto"/>
               <w:jc w:val="both"/>
-            </w:pPr>
-            <w:r>
-              <w:rPr>
+              <w:cnfStyle w:val="000000000000" w:firstRow="0" w:lastRow="0" w:firstColumn="0" w:lastColumn="0" w:oddVBand="0" w:evenVBand="0" w:oddHBand="0" w:evenHBand="0" w:firstRowFirstColumn="0" w:firstRowLastColumn="0" w:lastRowFirstColumn="0" w:lastRowLastColumn="0"/>
+              <w:rPr>
+                <w:highlight w:val="lightGray"/>
                 <w:lang w:val="en-US"/>
               </w:rPr>
-              <w:t>Advanced Research Project Agency Network</w:t>
+            </w:pPr>
+            <w:r>
+              <w:rPr>
+                <w:highlight w:val="lightGray"/>
+                <w:lang w:val="en-US"/>
+              </w:rPr>
+              <w:t>Software Development Life Cycle</w:t>
             </w:r>
           </w:p>
         </w:tc>
@@ -4553,35 +5642,49 @@
       <w:tr>
         <w:tc>
           <w:tcPr>
-            <w:tcW w:w="2048" w:type="dxa"/>
+            <w:cnfStyle w:val="001000000000" w:firstRow="0" w:lastRow="0" w:firstColumn="1" w:lastColumn="0" w:oddVBand="0" w:evenVBand="0" w:oddHBand="0" w:evenHBand="0" w:firstRowFirstColumn="0" w:firstRowLastColumn="0" w:lastRowFirstColumn="0" w:lastRowLastColumn="0"/>
+            <w:tcW w:w="2600" w:type="dxa"/>
+            <w:hideMark/>
           </w:tcPr>
           <w:p>
             <w:pPr>
-              <w:spacing w:line="360" w:lineRule="auto"/>
+              <w:spacing w:after="160" w:line="360" w:lineRule="auto"/>
               <w:jc w:val="both"/>
-            </w:pPr>
-            <w:r>
-              <w:rPr>
+              <w:rPr>
+                <w:highlight w:val="lightGray"/>
                 <w:lang w:val="en-US"/>
               </w:rPr>
-              <w:t>ASCII</w:t>
+            </w:pPr>
+            <w:r>
+              <w:rPr>
+                <w:highlight w:val="lightGray"/>
+                <w:lang w:val="en-US"/>
+              </w:rPr>
+              <w:t>SRD</w:t>
             </w:r>
           </w:p>
         </w:tc>
         <w:tc>
           <w:tcPr>
-            <w:tcW w:w="6248" w:type="dxa"/>
+            <w:tcW w:w="5710" w:type="dxa"/>
+            <w:hideMark/>
           </w:tcPr>
           <w:p>
             <w:pPr>
-              <w:spacing w:line="360" w:lineRule="auto"/>
+              <w:spacing w:after="160" w:line="360" w:lineRule="auto"/>
               <w:jc w:val="both"/>
-            </w:pPr>
-            <w:r>
-              <w:rPr>
+              <w:cnfStyle w:val="000000000000" w:firstRow="0" w:lastRow="0" w:firstColumn="0" w:lastColumn="0" w:oddVBand="0" w:evenVBand="0" w:oddHBand="0" w:evenHBand="0" w:firstRowFirstColumn="0" w:firstRowLastColumn="0" w:lastRowFirstColumn="0" w:lastRowLastColumn="0"/>
+              <w:rPr>
+                <w:highlight w:val="lightGray"/>
                 <w:lang w:val="en-US"/>
               </w:rPr>
-              <w:t>American Standard Code for Information Interchange</w:t>
+            </w:pPr>
+            <w:r>
+              <w:rPr>
+                <w:highlight w:val="lightGray"/>
+                <w:lang w:val="en-US"/>
+              </w:rPr>
+              <w:t>Software Requirement Document</w:t>
             </w:r>
           </w:p>
         </w:tc>
@@ -4589,35 +5692,49 @@
       <w:tr>
         <w:tc>
           <w:tcPr>
-            <w:tcW w:w="2048" w:type="dxa"/>
+            <w:cnfStyle w:val="001000000000" w:firstRow="0" w:lastRow="0" w:firstColumn="1" w:lastColumn="0" w:oddVBand="0" w:evenVBand="0" w:oddHBand="0" w:evenHBand="0" w:firstRowFirstColumn="0" w:firstRowLastColumn="0" w:lastRowFirstColumn="0" w:lastRowLastColumn="0"/>
+            <w:tcW w:w="2600" w:type="dxa"/>
+            <w:hideMark/>
           </w:tcPr>
           <w:p>
             <w:pPr>
-              <w:spacing w:line="360" w:lineRule="auto"/>
+              <w:spacing w:after="160" w:line="360" w:lineRule="auto"/>
               <w:jc w:val="both"/>
-            </w:pPr>
-            <w:r>
-              <w:rPr>
+              <w:rPr>
+                <w:highlight w:val="lightGray"/>
                 <w:lang w:val="en-US"/>
               </w:rPr>
-              <w:t>BASIC</w:t>
+            </w:pPr>
+            <w:r>
+              <w:rPr>
+                <w:highlight w:val="lightGray"/>
+                <w:lang w:val="en-US"/>
+              </w:rPr>
+              <w:t>STLC</w:t>
             </w:r>
           </w:p>
         </w:tc>
         <w:tc>
           <w:tcPr>
-            <w:tcW w:w="6248" w:type="dxa"/>
+            <w:tcW w:w="5710" w:type="dxa"/>
+            <w:hideMark/>
           </w:tcPr>
           <w:p>
             <w:pPr>
-              <w:spacing w:line="360" w:lineRule="auto"/>
+              <w:spacing w:after="160" w:line="360" w:lineRule="auto"/>
               <w:jc w:val="both"/>
-            </w:pPr>
-            <w:r>
-              <w:rPr>
+              <w:cnfStyle w:val="000000000000" w:firstRow="0" w:lastRow="0" w:firstColumn="0" w:lastColumn="0" w:oddVBand="0" w:evenVBand="0" w:oddHBand="0" w:evenHBand="0" w:firstRowFirstColumn="0" w:firstRowLastColumn="0" w:lastRowFirstColumn="0" w:lastRowLastColumn="0"/>
+              <w:rPr>
+                <w:highlight w:val="lightGray"/>
                 <w:lang w:val="en-US"/>
               </w:rPr>
-              <w:t>Beginners All-purpose Symbolic Instruction Code</w:t>
+            </w:pPr>
+            <w:r>
+              <w:rPr>
+                <w:highlight w:val="lightGray"/>
+                <w:lang w:val="en-US"/>
+              </w:rPr>
+              <w:t>Software Testing Life Cycle</w:t>
             </w:r>
           </w:p>
         </w:tc>
@@ -4625,35 +5742,49 @@
       <w:tr>
         <w:tc>
           <w:tcPr>
-            <w:tcW w:w="2048" w:type="dxa"/>
+            <w:cnfStyle w:val="001000000000" w:firstRow="0" w:lastRow="0" w:firstColumn="1" w:lastColumn="0" w:oddVBand="0" w:evenVBand="0" w:oddHBand="0" w:evenHBand="0" w:firstRowFirstColumn="0" w:firstRowLastColumn="0" w:lastRowFirstColumn="0" w:lastRowLastColumn="0"/>
+            <w:tcW w:w="2600" w:type="dxa"/>
+            <w:hideMark/>
           </w:tcPr>
           <w:p>
             <w:pPr>
-              <w:spacing w:line="360" w:lineRule="auto"/>
+              <w:spacing w:after="160" w:line="360" w:lineRule="auto"/>
               <w:jc w:val="both"/>
-            </w:pPr>
-            <w:r>
-              <w:rPr>
+              <w:rPr>
+                <w:highlight w:val="lightGray"/>
                 <w:lang w:val="en-US"/>
               </w:rPr>
-              <w:t>BCD</w:t>
+            </w:pPr>
+            <w:r>
+              <w:rPr>
+                <w:highlight w:val="lightGray"/>
+                <w:lang w:val="en-US"/>
+              </w:rPr>
+              <w:t>TID</w:t>
             </w:r>
           </w:p>
         </w:tc>
         <w:tc>
           <w:tcPr>
-            <w:tcW w:w="6248" w:type="dxa"/>
+            <w:tcW w:w="5710" w:type="dxa"/>
+            <w:hideMark/>
           </w:tcPr>
           <w:p>
             <w:pPr>
-              <w:spacing w:line="360" w:lineRule="auto"/>
+              <w:spacing w:after="160" w:line="360" w:lineRule="auto"/>
               <w:jc w:val="both"/>
-            </w:pPr>
-            <w:r>
-              <w:rPr>
+              <w:cnfStyle w:val="000000000000" w:firstRow="0" w:lastRow="0" w:firstColumn="0" w:lastColumn="0" w:oddVBand="0" w:evenVBand="0" w:oddHBand="0" w:evenHBand="0" w:firstRowFirstColumn="0" w:firstRowLastColumn="0" w:lastRowFirstColumn="0" w:lastRowLastColumn="0"/>
+              <w:rPr>
+                <w:highlight w:val="lightGray"/>
                 <w:lang w:val="en-US"/>
               </w:rPr>
-              <w:t>Binary Coded Decimal</w:t>
+            </w:pPr>
+            <w:r>
+              <w:rPr>
+                <w:highlight w:val="lightGray"/>
+                <w:lang w:val="en-US"/>
+              </w:rPr>
+              <w:t>Test Case Identifier</w:t>
             </w:r>
           </w:p>
         </w:tc>
@@ -4661,245 +5792,49 @@
       <w:tr>
         <w:tc>
           <w:tcPr>
-            <w:tcW w:w="2048" w:type="dxa"/>
+            <w:cnfStyle w:val="001000000000" w:firstRow="0" w:lastRow="0" w:firstColumn="1" w:lastColumn="0" w:oddVBand="0" w:evenVBand="0" w:oddHBand="0" w:evenHBand="0" w:firstRowFirstColumn="0" w:firstRowLastColumn="0" w:lastRowFirstColumn="0" w:lastRowLastColumn="0"/>
+            <w:tcW w:w="2600" w:type="dxa"/>
+            <w:hideMark/>
           </w:tcPr>
           <w:p>
             <w:pPr>
-              <w:spacing w:line="360" w:lineRule="auto"/>
+              <w:spacing w:after="160" w:line="360" w:lineRule="auto"/>
               <w:jc w:val="both"/>
-            </w:pPr>
-            <w:r>
-              <w:rPr>
+              <w:rPr>
+                <w:highlight w:val="lightGray"/>
                 <w:lang w:val="en-US"/>
               </w:rPr>
-              <w:t>BIOS</w:t>
+            </w:pPr>
+            <w:r>
+              <w:rPr>
+                <w:highlight w:val="lightGray"/>
+                <w:lang w:val="en-US"/>
+              </w:rPr>
+              <w:t>UAT</w:t>
             </w:r>
           </w:p>
         </w:tc>
         <w:tc>
           <w:tcPr>
-            <w:tcW w:w="6248" w:type="dxa"/>
+            <w:tcW w:w="5710" w:type="dxa"/>
+            <w:hideMark/>
           </w:tcPr>
           <w:p>
             <w:pPr>
-              <w:spacing w:line="360" w:lineRule="auto"/>
+              <w:spacing w:after="160" w:line="360" w:lineRule="auto"/>
               <w:jc w:val="both"/>
-            </w:pPr>
-            <w:r>
-              <w:rPr>
+              <w:cnfStyle w:val="000000000000" w:firstRow="0" w:lastRow="0" w:firstColumn="0" w:lastColumn="0" w:oddVBand="0" w:evenVBand="0" w:oddHBand="0" w:evenHBand="0" w:firstRowFirstColumn="0" w:firstRowLastColumn="0" w:lastRowFirstColumn="0" w:lastRowLastColumn="0"/>
+              <w:rPr>
+                <w:highlight w:val="lightGray"/>
                 <w:lang w:val="en-US"/>
               </w:rPr>
-              <w:t>Basic Input Output System</w:t>
-            </w:r>
-          </w:p>
-        </w:tc>
-      </w:tr>
-      <w:tr>
-        <w:tc>
-          <w:tcPr>
-            <w:tcW w:w="2048" w:type="dxa"/>
-          </w:tcPr>
-          <w:p>
-            <w:pPr>
-              <w:spacing w:line="360" w:lineRule="auto"/>
-              <w:jc w:val="both"/>
-            </w:pPr>
-            <w:r>
-              <w:rPr>
+            </w:pPr>
+            <w:r>
+              <w:rPr>
+                <w:highlight w:val="lightGray"/>
                 <w:lang w:val="en-US"/>
               </w:rPr>
-              <w:t>BIPS</w:t>
-            </w:r>
-          </w:p>
-        </w:tc>
-        <w:tc>
-          <w:tcPr>
-            <w:tcW w:w="6248" w:type="dxa"/>
-          </w:tcPr>
-          <w:p>
-            <w:pPr>
-              <w:spacing w:line="360" w:lineRule="auto"/>
-              <w:jc w:val="both"/>
-            </w:pPr>
-            <w:r>
-              <w:rPr>
-                <w:lang w:val="en-US"/>
-              </w:rPr>
-              <w:t>Billions of Instructions Per Second</w:t>
-            </w:r>
-          </w:p>
-        </w:tc>
-      </w:tr>
-      <w:tr>
-        <w:tc>
-          <w:tcPr>
-            <w:tcW w:w="2048" w:type="dxa"/>
-          </w:tcPr>
-          <w:p>
-            <w:pPr>
-              <w:spacing w:line="360" w:lineRule="auto"/>
-              <w:jc w:val="both"/>
-            </w:pPr>
-            <w:r>
-              <w:rPr>
-                <w:lang w:val="en-US"/>
-              </w:rPr>
-              <w:t>BPI</w:t>
-            </w:r>
-          </w:p>
-        </w:tc>
-        <w:tc>
-          <w:tcPr>
-            <w:tcW w:w="6248" w:type="dxa"/>
-          </w:tcPr>
-          <w:p>
-            <w:pPr>
-              <w:spacing w:line="360" w:lineRule="auto"/>
-              <w:jc w:val="both"/>
-            </w:pPr>
-            <w:r>
-              <w:rPr>
-                <w:lang w:val="en-US"/>
-              </w:rPr>
-              <w:t>Bytes Per Inch</w:t>
-            </w:r>
-          </w:p>
-        </w:tc>
-      </w:tr>
-      <w:tr>
-        <w:tc>
-          <w:tcPr>
-            <w:tcW w:w="2048" w:type="dxa"/>
-          </w:tcPr>
-          <w:p>
-            <w:pPr>
-              <w:spacing w:line="360" w:lineRule="auto"/>
-              <w:jc w:val="both"/>
-            </w:pPr>
-            <w:r>
-              <w:rPr>
-                <w:lang w:val="en-US"/>
-              </w:rPr>
-              <w:t>CAD</w:t>
-            </w:r>
-          </w:p>
-        </w:tc>
-        <w:tc>
-          <w:tcPr>
-            <w:tcW w:w="6248" w:type="dxa"/>
-          </w:tcPr>
-          <w:p>
-            <w:pPr>
-              <w:spacing w:line="360" w:lineRule="auto"/>
-              <w:jc w:val="both"/>
-            </w:pPr>
-            <w:r>
-              <w:rPr>
-                <w:lang w:val="en-US"/>
-              </w:rPr>
-              <w:t>Computer Aided Design</w:t>
-            </w:r>
-          </w:p>
-        </w:tc>
-      </w:tr>
-      <w:tr>
-        <w:tc>
-          <w:tcPr>
-            <w:tcW w:w="2048" w:type="dxa"/>
-          </w:tcPr>
-          <w:p>
-            <w:pPr>
-              <w:spacing w:line="360" w:lineRule="auto"/>
-              <w:jc w:val="both"/>
-            </w:pPr>
-            <w:r>
-              <w:rPr>
-                <w:lang w:val="en-US"/>
-              </w:rPr>
-              <w:t>CAE</w:t>
-            </w:r>
-          </w:p>
-        </w:tc>
-        <w:tc>
-          <w:tcPr>
-            <w:tcW w:w="6248" w:type="dxa"/>
-          </w:tcPr>
-          <w:p>
-            <w:pPr>
-              <w:spacing w:line="360" w:lineRule="auto"/>
-              <w:jc w:val="both"/>
-            </w:pPr>
-            <w:r>
-              <w:rPr>
-                <w:lang w:val="en-US"/>
-              </w:rPr>
-              <w:t>Computer Aided Engineering</w:t>
-            </w:r>
-          </w:p>
-        </w:tc>
-      </w:tr>
-      <w:tr>
-        <w:tc>
-          <w:tcPr>
-            <w:tcW w:w="2048" w:type="dxa"/>
-          </w:tcPr>
-          <w:p>
-            <w:pPr>
-              <w:spacing w:line="360" w:lineRule="auto"/>
-              <w:jc w:val="both"/>
-            </w:pPr>
-            <w:r>
-              <w:rPr>
-                <w:lang w:val="en-US"/>
-              </w:rPr>
-              <w:t>CAN</w:t>
-            </w:r>
-          </w:p>
-        </w:tc>
-        <w:tc>
-          <w:tcPr>
-            <w:tcW w:w="6248" w:type="dxa"/>
-          </w:tcPr>
-          <w:p>
-            <w:pPr>
-              <w:spacing w:line="360" w:lineRule="auto"/>
-              <w:jc w:val="both"/>
-            </w:pPr>
-            <w:r>
-              <w:rPr>
-                <w:lang w:val="en-US"/>
-              </w:rPr>
-              <w:t>Campus Area Network</w:t>
-            </w:r>
-          </w:p>
-        </w:tc>
-      </w:tr>
-      <w:tr>
-        <w:tc>
-          <w:tcPr>
-            <w:tcW w:w="2048" w:type="dxa"/>
-          </w:tcPr>
-          <w:p>
-            <w:pPr>
-              <w:spacing w:line="360" w:lineRule="auto"/>
-              <w:jc w:val="both"/>
-            </w:pPr>
-            <w:r>
-              <w:t>E.G.</w:t>
-            </w:r>
-          </w:p>
-        </w:tc>
-        <w:tc>
-          <w:tcPr>
-            <w:tcW w:w="6248" w:type="dxa"/>
-          </w:tcPr>
-          <w:p>
-            <w:pPr>
-              <w:spacing w:line="360" w:lineRule="auto"/>
-              <w:jc w:val="both"/>
-            </w:pPr>
-            <w:r>
-              <w:t>Example</w:t>
+              <w:t>User Acceptance Testing</w:t>
             </w:r>
           </w:p>
         </w:tc>
@@ -4929,7 +5864,7 @@
         <w:pStyle w:val="Heading1"/>
       </w:pPr>
       <w:bookmarkStart w:id="3" w:name="_Toc234473276"/>
-      <w:bookmarkStart w:id="4" w:name="_Toc234474532"/>
+      <w:bookmarkStart w:id="4" w:name="_Toc234481639"/>
       <w:r>
         <w:lastRenderedPageBreak/>
         <w:t>Introduction</w:t>
@@ -5018,7 +5953,7 @@
         <w:pStyle w:val="Heading1"/>
       </w:pPr>
       <w:bookmarkStart w:id="5" w:name="_Toc234473277"/>
-      <w:bookmarkStart w:id="6" w:name="_Toc234474533"/>
+      <w:bookmarkStart w:id="6" w:name="_Toc234481640"/>
       <w:r>
         <w:lastRenderedPageBreak/>
         <w:t>P</w:t>
@@ -5194,7 +6129,7 @@
         <w:pStyle w:val="Heading1"/>
       </w:pPr>
       <w:bookmarkStart w:id="7" w:name="_Toc234473278"/>
-      <w:bookmarkStart w:id="8" w:name="_Toc234474534"/>
+      <w:bookmarkStart w:id="8" w:name="_Toc234481641"/>
       <w:r>
         <w:lastRenderedPageBreak/>
         <w:t>Objectives</w:t>
@@ -5422,7 +6357,7 @@
         <w:pStyle w:val="Heading1"/>
       </w:pPr>
       <w:bookmarkStart w:id="9" w:name="_Toc234473279"/>
-      <w:bookmarkStart w:id="10" w:name="_Toc234474535"/>
+      <w:bookmarkStart w:id="10" w:name="_Toc234481642"/>
       <w:r>
         <w:lastRenderedPageBreak/>
         <w:t>Background Study</w:t>
@@ -5489,7 +6424,7 @@
         <w:pStyle w:val="Heading1"/>
       </w:pPr>
       <w:bookmarkStart w:id="11" w:name="_Toc234473280"/>
-      <w:bookmarkStart w:id="12" w:name="_Toc234474536"/>
+      <w:bookmarkStart w:id="12" w:name="_Toc234481643"/>
       <w:r>
         <w:lastRenderedPageBreak/>
         <w:t>Requirement Document</w:t>
@@ -5629,7 +6564,7 @@
           <w:rFonts w:eastAsia="Times New Roman" w:cs="Times New Roman"/>
         </w:rPr>
       </w:pPr>
-      <w:bookmarkStart w:id="13" w:name="_Toc234474537"/>
+      <w:bookmarkStart w:id="13" w:name="_Toc234481644"/>
       <w:r>
         <w:rPr>
           <w:rStyle w:val="Heading2Char"/>
@@ -5646,7 +6581,7 @@
       <w:pPr>
         <w:pStyle w:val="Heading2"/>
       </w:pPr>
-      <w:bookmarkStart w:id="14" w:name="_Toc234474538"/>
+      <w:bookmarkStart w:id="14" w:name="_Toc234481645"/>
       <w:r>
         <w:t>Business Requirements</w:t>
       </w:r>
@@ -5671,7 +6606,7 @@
       <w:pPr>
         <w:pStyle w:val="Heading2"/>
       </w:pPr>
-      <w:bookmarkStart w:id="15" w:name="_Toc234474539"/>
+      <w:bookmarkStart w:id="15" w:name="_Toc234481646"/>
       <w:r>
         <w:t>User Requirements</w:t>
       </w:r>
@@ -5696,7 +6631,7 @@
       <w:pPr>
         <w:pStyle w:val="Heading2"/>
       </w:pPr>
-      <w:bookmarkStart w:id="16" w:name="_Toc234474540"/>
+      <w:bookmarkStart w:id="16" w:name="_Toc234481647"/>
       <w:r>
         <w:t>Functional Requirements</w:t>
       </w:r>
@@ -5721,9 +6656,11 @@
       <w:pPr>
         <w:pStyle w:val="Heading2"/>
       </w:pPr>
+      <w:bookmarkStart w:id="17" w:name="_Toc234481648"/>
       <w:r>
         <w:t>Non-Functional Requirements</w:t>
       </w:r>
+      <w:bookmarkEnd w:id="17"/>
     </w:p>
     <w:p>
       <w:pPr>
@@ -5762,26 +6699,16 @@
       <w:pPr>
         <w:pStyle w:val="Heading2"/>
       </w:pPr>
-      <w:bookmarkStart w:id="17" w:name="_Toc234473281"/>
-      <w:bookmarkStart w:id="18" w:name="_Toc234474541"/>
+      <w:bookmarkStart w:id="18" w:name="_Toc234473281"/>
+      <w:bookmarkStart w:id="19" w:name="_Toc234481649"/>
       <w:r>
         <w:t>Requirement Matrix:</w:t>
       </w:r>
-      <w:bookmarkEnd w:id="17"/>
       <w:bookmarkEnd w:id="18"/>
-    </w:p>
-    <w:p>
-      <w:pPr>
-        <w:pStyle w:val="NormalWeb"/>
-        <w:shd w:val="clear" w:color="auto" w:fill="FFFFFF"/>
-        <w:rPr>
-          <w:color w:val="000000" w:themeColor="text1"/>
-        </w:rPr>
-      </w:pPr>
-      <w:r>
-        <w:rPr>
-          <w:color w:val="000000" w:themeColor="text1"/>
-        </w:rPr>
+      <w:bookmarkEnd w:id="19"/>
+    </w:p>
+    <w:p>
+      <w:r>
         <w:t>The requirements were prioritized using the following requirements matrix:</w:t>
       </w:r>
     </w:p>
@@ -6845,6 +7772,7 @@
           <w:p>
             <w:pPr>
               <w:pStyle w:val="NormalWeb"/>
+              <w:keepNext/>
               <w:shd w:val="clear" w:color="auto" w:fill="FFFFFF"/>
               <w:rPr>
                 <w:color w:val="000000" w:themeColor="text1"/>
@@ -6862,30 +7790,44 @@
     </w:tbl>
     <w:p>
       <w:pPr>
-        <w:pStyle w:val="NormalWeb"/>
-        <w:shd w:val="clear" w:color="auto" w:fill="FFFFFF"/>
-        <w:rPr>
-          <w:color w:val="000000" w:themeColor="text1"/>
-        </w:rPr>
-      </w:pPr>
-      <w:r>
-        <w:rPr>
-          <w:color w:val="000000" w:themeColor="text1"/>
-          <w:lang w:val="en-GB"/>
-        </w:rPr>
-        <w:t>Table 5.1 – Requirements Matrix of the Simple Banking System</w:t>
-      </w:r>
-    </w:p>
-    <w:p>
-      <w:pPr>
-        <w:pStyle w:val="NormalWeb"/>
-        <w:shd w:val="clear" w:color="auto" w:fill="FFFFFF"/>
-        <w:spacing w:before="0" w:beforeAutospacing="0" w:after="0" w:afterAutospacing="0" w:line="360" w:lineRule="auto"/>
-        <w:jc w:val="both"/>
+        <w:pStyle w:val="Caption"/>
+        <w:jc w:val="center"/>
+      </w:pPr>
+    </w:p>
+    <w:p>
+      <w:pPr>
+        <w:pStyle w:val="Caption"/>
+        <w:jc w:val="center"/>
         <w:rPr>
           <w:color w:val="FF0000"/>
         </w:rPr>
       </w:pPr>
+      <w:bookmarkStart w:id="20" w:name="_Toc234482380"/>
+      <w:r>
+        <w:t xml:space="preserve">Table </w:t>
+      </w:r>
+      <w:r>
+        <w:fldChar w:fldCharType="begin"/>
+      </w:r>
+      <w:r>
+        <w:instrText xml:space="preserve"> SEQ Table \* ARABIC </w:instrText>
+      </w:r>
+      <w:r>
+        <w:fldChar w:fldCharType="separate"/>
+      </w:r>
+      <w:r>
+        <w:rPr>
+          <w:noProof/>
+        </w:rPr>
+        <w:t>1</w:t>
+      </w:r>
+      <w:r>
+        <w:fldChar w:fldCharType="end"/>
+      </w:r>
+      <w:r>
+        <w:t>:Requirement Matrix</w:t>
+      </w:r>
+      <w:bookmarkEnd w:id="20"/>
     </w:p>
     <w:p>
       <w:pPr>
@@ -6909,14 +7851,14 @@
       <w:pPr>
         <w:pStyle w:val="Heading1"/>
       </w:pPr>
-      <w:bookmarkStart w:id="19" w:name="_Toc234473282"/>
-      <w:bookmarkStart w:id="20" w:name="_Toc234474542"/>
+      <w:bookmarkStart w:id="21" w:name="_Toc234473282"/>
+      <w:bookmarkStart w:id="22" w:name="_Toc234481650"/>
       <w:r>
         <w:lastRenderedPageBreak/>
         <w:t>System Design</w:t>
       </w:r>
-      <w:bookmarkEnd w:id="19"/>
-      <w:bookmarkEnd w:id="20"/>
+      <w:bookmarkEnd w:id="21"/>
+      <w:bookmarkEnd w:id="22"/>
     </w:p>
     <w:p>
       <w:pPr>
@@ -6931,9 +7873,11 @@
       <w:pPr>
         <w:pStyle w:val="Heading2"/>
       </w:pPr>
+      <w:bookmarkStart w:id="23" w:name="_Toc234481651"/>
       <w:r>
         <w:t>Data Flow Diagram</w:t>
       </w:r>
+      <w:bookmarkEnd w:id="23"/>
     </w:p>
     <w:p>
       <w:pPr>
@@ -6949,9 +7893,11 @@
       <w:pPr>
         <w:pStyle w:val="Heading2"/>
       </w:pPr>
+      <w:bookmarkStart w:id="24" w:name="_Toc234481652"/>
       <w:r>
         <w:t>Flowchart</w:t>
       </w:r>
+      <w:bookmarkEnd w:id="24"/>
     </w:p>
     <w:p>
       <w:pPr>
@@ -7247,14 +8193,14 @@
       <w:pPr>
         <w:pStyle w:val="Heading1"/>
       </w:pPr>
-      <w:bookmarkStart w:id="21" w:name="_Toc234473283"/>
-      <w:bookmarkStart w:id="22" w:name="_Toc234474543"/>
+      <w:bookmarkStart w:id="25" w:name="_Toc234473283"/>
+      <w:bookmarkStart w:id="26" w:name="_Toc234481653"/>
       <w:r>
         <w:lastRenderedPageBreak/>
         <w:t>Development</w:t>
       </w:r>
-      <w:bookmarkEnd w:id="21"/>
-      <w:bookmarkEnd w:id="22"/>
+      <w:bookmarkEnd w:id="25"/>
+      <w:bookmarkEnd w:id="26"/>
     </w:p>
     <w:p>
       <w:pPr>
@@ -7273,8 +8219,13 @@
         <w:pStyle w:val="Heading2"/>
       </w:pPr>
       <w:r>
-        <w:t xml:space="preserve"> Development Model</w:t>
-      </w:r>
+        <w:t xml:space="preserve"> </w:t>
+      </w:r>
+      <w:bookmarkStart w:id="27" w:name="_Toc234481654"/>
+      <w:r>
+        <w:t>Development Model</w:t>
+      </w:r>
+      <w:bookmarkEnd w:id="27"/>
     </w:p>
     <w:p>
       <w:pPr>
@@ -7295,8 +8246,13 @@
         <w:pStyle w:val="Heading2"/>
       </w:pPr>
       <w:r>
-        <w:t xml:space="preserve"> Tools and Collaboration Platform</w:t>
-      </w:r>
+        <w:t xml:space="preserve"> </w:t>
+      </w:r>
+      <w:bookmarkStart w:id="28" w:name="_Toc234481655"/>
+      <w:r>
+        <w:t>Tools and Collaboration Platform</w:t>
+      </w:r>
+      <w:bookmarkEnd w:id="28"/>
     </w:p>
     <w:p>
       <w:pPr>
@@ -7333,6 +8289,7 @@
           <w:lang w:val="en-US"/>
         </w:rPr>
       </w:pPr>
+      <w:bookmarkStart w:id="29" w:name="_Toc234481656"/>
       <w:r>
         <w:rPr>
           <w:color w:val="000000"/>
@@ -7341,6 +8298,7 @@
         </w:rPr>
         <w:t>Work Assignment</w:t>
       </w:r>
+      <w:bookmarkEnd w:id="29"/>
     </w:p>
     <w:p>
       <w:pPr>
@@ -7810,6 +8768,7 @@
           </w:tcPr>
           <w:p>
             <w:pPr>
+              <w:keepNext/>
               <w:spacing w:before="40" w:after="40" w:line="276" w:lineRule="auto"/>
             </w:pPr>
             <w:r>
@@ -7824,16 +8783,41 @@
     </w:tbl>
     <w:p>
       <w:pPr>
-        <w:spacing w:before="60" w:after="240"/>
+        <w:pStyle w:val="Caption"/>
         <w:jc w:val="center"/>
       </w:pPr>
-      <w:r>
-        <w:rPr>
-          <w:sz w:val="20"/>
-          <w:szCs w:val="20"/>
-        </w:rPr>
-        <w:t>Table 7.1 – Work Assignment Chart</w:t>
-      </w:r>
+    </w:p>
+    <w:p>
+      <w:pPr>
+        <w:pStyle w:val="Caption"/>
+        <w:jc w:val="center"/>
+      </w:pPr>
+      <w:bookmarkStart w:id="30" w:name="_Toc234482381"/>
+      <w:r>
+        <w:t xml:space="preserve">Table </w:t>
+      </w:r>
+      <w:r>
+        <w:fldChar w:fldCharType="begin"/>
+      </w:r>
+      <w:r>
+        <w:instrText xml:space="preserve"> SEQ Table \* ARABIC </w:instrText>
+      </w:r>
+      <w:r>
+        <w:fldChar w:fldCharType="separate"/>
+      </w:r>
+      <w:r>
+        <w:rPr>
+          <w:noProof/>
+        </w:rPr>
+        <w:t>2</w:t>
+      </w:r>
+      <w:r>
+        <w:fldChar w:fldCharType="end"/>
+      </w:r>
+      <w:r>
+        <w:t>:Work Assignment Chart</w:t>
+      </w:r>
+      <w:bookmarkEnd w:id="30"/>
     </w:p>
     <w:p>
       <w:pPr>
@@ -7855,17 +8839,18 @@
       <w:pPr>
         <w:pStyle w:val="Heading1"/>
       </w:pPr>
-      <w:bookmarkStart w:id="23" w:name="_Toc234473284"/>
-      <w:bookmarkStart w:id="24" w:name="_Toc234474544"/>
+      <w:bookmarkStart w:id="31" w:name="_Toc234473284"/>
+      <w:bookmarkStart w:id="32" w:name="_Toc234481657"/>
       <w:r>
         <w:lastRenderedPageBreak/>
         <w:t>Testing</w:t>
       </w:r>
-      <w:bookmarkEnd w:id="23"/>
-      <w:bookmarkEnd w:id="24"/>
-    </w:p>
-    <w:p>
-      <w:pPr>
+      <w:bookmarkEnd w:id="31"/>
+      <w:bookmarkEnd w:id="32"/>
+    </w:p>
+    <w:p>
+      <w:pPr>
+        <w:spacing w:line="276" w:lineRule="auto"/>
         <w:rPr>
           <w:lang w:val="en-US"/>
         </w:rPr>
@@ -8015,6 +9000,7 @@
           <w:lang w:val="en-US"/>
         </w:rPr>
       </w:pPr>
+      <w:bookmarkStart w:id="33" w:name="_Toc234481658"/>
       <w:r>
         <w:rPr>
           <w:color w:val="000000"/>
@@ -8023,6 +9009,7 @@
         </w:rPr>
         <w:t>Example of a Test Case</w:t>
       </w:r>
+      <w:bookmarkEnd w:id="33"/>
     </w:p>
     <w:p>
       <w:pPr>
@@ -8089,6 +9076,7 @@
         <w:lastRenderedPageBreak/>
         <w:t xml:space="preserve"> </w:t>
       </w:r>
+      <w:bookmarkStart w:id="34" w:name="_Toc234481659"/>
       <w:r>
         <w:rPr>
           <w:color w:val="000000"/>
@@ -8097,6 +9085,7 @@
         </w:rPr>
         <w:t>Test Matrix of Tested Modules</w:t>
       </w:r>
+      <w:bookmarkEnd w:id="34"/>
     </w:p>
     <w:tbl>
       <w:tblPr>
@@ -9490,6 +10479,7 @@
           </w:tcPr>
           <w:p>
             <w:pPr>
+              <w:keepNext/>
               <w:spacing w:before="40" w:after="40" w:line="276" w:lineRule="auto"/>
             </w:pPr>
             <w:r>
@@ -9504,20 +10494,41 @@
     </w:tbl>
     <w:p>
       <w:pPr>
-        <w:spacing w:before="60" w:after="240"/>
+        <w:pStyle w:val="Caption"/>
         <w:jc w:val="center"/>
-        <w:rPr>
-          <w:sz w:val="20"/>
-          <w:szCs w:val="20"/>
-        </w:rPr>
-      </w:pPr>
-      <w:r>
-        <w:rPr>
-          <w:sz w:val="20"/>
-          <w:szCs w:val="20"/>
-        </w:rPr>
-        <w:t>Table 8.1 – Module-wise Test Cases</w:t>
-      </w:r>
+      </w:pPr>
+    </w:p>
+    <w:p>
+      <w:pPr>
+        <w:pStyle w:val="Caption"/>
+        <w:jc w:val="center"/>
+      </w:pPr>
+      <w:bookmarkStart w:id="35" w:name="_Toc234482382"/>
+      <w:r>
+        <w:t xml:space="preserve">Table </w:t>
+      </w:r>
+      <w:r>
+        <w:fldChar w:fldCharType="begin"/>
+      </w:r>
+      <w:r>
+        <w:instrText xml:space="preserve"> SEQ Table \* ARABIC </w:instrText>
+      </w:r>
+      <w:r>
+        <w:fldChar w:fldCharType="separate"/>
+      </w:r>
+      <w:r>
+        <w:rPr>
+          <w:noProof/>
+        </w:rPr>
+        <w:t>3</w:t>
+      </w:r>
+      <w:r>
+        <w:fldChar w:fldCharType="end"/>
+      </w:r>
+      <w:r>
+        <w:t>: Module wise Test Cases</w:t>
+      </w:r>
+      <w:bookmarkEnd w:id="35"/>
     </w:p>
     <w:p>
       <w:pPr>
@@ -9528,6 +10539,7 @@
           <w:lang w:val="en-US"/>
         </w:rPr>
       </w:pPr>
+      <w:bookmarkStart w:id="36" w:name="_Toc234481660"/>
       <w:r>
         <w:rPr>
           <w:color w:val="000000"/>
@@ -9536,6 +10548,7 @@
         </w:rPr>
         <w:t>Requirement Traceability Matrix</w:t>
       </w:r>
+      <w:bookmarkEnd w:id="36"/>
     </w:p>
     <w:p>
       <w:pPr>
@@ -10102,6 +11115,7 @@
               <w:rPr>
                 <w:sz w:val="22"/>
               </w:rPr>
+              <w:lastRenderedPageBreak/>
               <w:t>104</w:t>
             </w:r>
           </w:p>
@@ -10174,14 +11188,7 @@
               <w:rPr>
                 <w:sz w:val="22"/>
               </w:rPr>
-              <w:t xml:space="preserve">TC06 – Pass, </w:t>
-            </w:r>
-            <w:r>
-              <w:rPr>
-                <w:sz w:val="22"/>
-              </w:rPr>
-              <w:lastRenderedPageBreak/>
-              <w:t>TC07 – Pass</w:t>
+              <w:t>TC06 – Pass, TC07 – Pass</w:t>
             </w:r>
           </w:p>
         </w:tc>
@@ -10205,15 +11212,7 @@
               <w:rPr>
                 <w:sz w:val="22"/>
               </w:rPr>
-              <w:lastRenderedPageBreak/>
-              <w:t xml:space="preserve">No changes </w:t>
-            </w:r>
-            <w:r>
-              <w:rPr>
-                <w:sz w:val="22"/>
-              </w:rPr>
-              <w:lastRenderedPageBreak/>
-              <w:t>required.</w:t>
+              <w:t>No changes required.</w:t>
             </w:r>
           </w:p>
         </w:tc>
@@ -10239,7 +11238,6 @@
               <w:rPr>
                 <w:sz w:val="22"/>
               </w:rPr>
-              <w:lastRenderedPageBreak/>
               <w:t>105</w:t>
             </w:r>
           </w:p>
@@ -10452,6 +11450,7 @@
           </w:tcPr>
           <w:p>
             <w:pPr>
+              <w:keepNext/>
               <w:spacing w:before="40" w:after="40" w:line="276" w:lineRule="auto"/>
             </w:pPr>
             <w:r>
@@ -10466,34 +11465,40 @@
     </w:tbl>
     <w:p>
       <w:pPr>
-        <w:spacing w:before="60" w:after="240"/>
+        <w:pStyle w:val="Caption"/>
+      </w:pPr>
+    </w:p>
+    <w:p>
+      <w:pPr>
+        <w:pStyle w:val="Caption"/>
         <w:jc w:val="center"/>
-        <w:rPr>
-          <w:sz w:val="20"/>
-          <w:szCs w:val="20"/>
-        </w:rPr>
-      </w:pPr>
-      <w:r>
-        <w:rPr>
-          <w:sz w:val="20"/>
-          <w:szCs w:val="20"/>
-        </w:rPr>
-        <w:t>Table 8.</w:t>
-      </w:r>
-      <w:r>
-        <w:rPr>
-          <w:sz w:val="20"/>
-          <w:szCs w:val="20"/>
-        </w:rPr>
-        <w:t>3</w:t>
-      </w:r>
-      <w:r>
-        <w:rPr>
-          <w:sz w:val="20"/>
-          <w:szCs w:val="20"/>
-        </w:rPr>
-        <w:t xml:space="preserve"> – Requirement Traceability Matrix</w:t>
-      </w:r>
+      </w:pPr>
+      <w:bookmarkStart w:id="37" w:name="_Toc234482383"/>
+      <w:r>
+        <w:t xml:space="preserve">Table </w:t>
+      </w:r>
+      <w:r>
+        <w:fldChar w:fldCharType="begin"/>
+      </w:r>
+      <w:r>
+        <w:instrText xml:space="preserve"> SEQ Table \* ARABIC </w:instrText>
+      </w:r>
+      <w:r>
+        <w:fldChar w:fldCharType="separate"/>
+      </w:r>
+      <w:r>
+        <w:rPr>
+          <w:noProof/>
+        </w:rPr>
+        <w:t>4</w:t>
+      </w:r>
+      <w:r>
+        <w:fldChar w:fldCharType="end"/>
+      </w:r>
+      <w:r>
+        <w:t>: Requirement Traceability Matrix</w:t>
+      </w:r>
+      <w:bookmarkEnd w:id="37"/>
     </w:p>
     <w:p>
       <w:pPr>
@@ -10504,16 +11509,16 @@
           <w:lang w:val="en-US"/>
         </w:rPr>
       </w:pPr>
-      <w:r>
-        <w:rPr>
-          <w:b w:val="0"/>
-          <w:bCs/>
+      <w:bookmarkStart w:id="38" w:name="_Toc234481661"/>
+      <w:r>
+        <w:rPr>
           <w:color w:val="000000"/>
           <w:sz w:val="28"/>
           <w:szCs w:val="28"/>
         </w:rPr>
-        <w:t xml:space="preserve"> User Acceptance Testing</w:t>
-      </w:r>
+        <w:t>User Acceptance Testing</w:t>
+      </w:r>
+      <w:bookmarkEnd w:id="38"/>
     </w:p>
     <w:p>
       <w:pPr>
@@ -10604,14 +11609,13 @@
       <w:pPr>
         <w:pStyle w:val="Heading1"/>
       </w:pPr>
-      <w:bookmarkStart w:id="25" w:name="_Toc234473289"/>
-      <w:bookmarkStart w:id="26" w:name="_Toc234474549"/>
-      <w:r>
-        <w:lastRenderedPageBreak/>
+      <w:bookmarkStart w:id="39" w:name="_Toc234473289"/>
+      <w:bookmarkStart w:id="40" w:name="_Toc234481662"/>
+      <w:r>
         <w:t>Project Results</w:t>
       </w:r>
-      <w:bookmarkEnd w:id="25"/>
-      <w:bookmarkEnd w:id="26"/>
+      <w:bookmarkEnd w:id="39"/>
+      <w:bookmarkEnd w:id="40"/>
     </w:p>
     <w:p>
       <w:pPr>
@@ -10731,17 +11735,17 @@
         <w:t xml:space="preserve">At the beginning of project, we were unfamiliar about the C Programming and we were having fear about the project </w:t>
       </w:r>
       <w:r>
-        <w:t xml:space="preserve">risks. This project work has been a difficult task as well as very fruitful one as there were a lot of new and useful topics that we got to interact. This project helped us to share and present our ideas in the group as well as help us to know </w:t>
+        <w:t xml:space="preserve">risks. This project work has been a difficult task as well as very fruitful one as there were a lot of new and useful topics that we got to </w:t>
+      </w:r>
+      <w:r>
+        <w:lastRenderedPageBreak/>
+        <w:t xml:space="preserve">interact. This project helped us to share and present our ideas in the group as well as help us to know </w:t>
       </w:r>
       <w:r>
         <w:t xml:space="preserve">about “How the teamwork works”. Spiritually throughout the </w:t>
       </w:r>
       <w:r>
-        <w:t xml:space="preserve">project </w:t>
-      </w:r>
-      <w:r>
-        <w:lastRenderedPageBreak/>
-        <w:t>journey we acquire knowledge that everything can be learnt with passion and patience. Similarly, we developed friendly bond than the beginning.</w:t>
+        <w:t>project journey we acquire knowledge that everything can be learnt with passion and patience. Similarly, we developed friendly bond than the beginning.</w:t>
       </w:r>
     </w:p>
     <w:p>
@@ -10763,9 +11767,11 @@
         <w:lastRenderedPageBreak/>
         <w:t xml:space="preserve"> </w:t>
       </w:r>
+      <w:bookmarkStart w:id="41" w:name="_Toc234481663"/>
       <w:r>
         <w:t>Conclusion</w:t>
       </w:r>
+      <w:bookmarkEnd w:id="41"/>
     </w:p>
     <w:p>
       <w:pPr>
@@ -10807,14 +11813,17 @@
       <w:pPr>
         <w:pStyle w:val="Heading1"/>
       </w:pPr>
-      <w:bookmarkStart w:id="27" w:name="_Toc234473291"/>
-      <w:bookmarkStart w:id="28" w:name="_Toc234474551"/>
+      <w:bookmarkStart w:id="42" w:name="_Toc234473291"/>
       <w:r>
         <w:lastRenderedPageBreak/>
-        <w:t xml:space="preserve"> Annexures</w:t>
-      </w:r>
-      <w:bookmarkEnd w:id="27"/>
-      <w:bookmarkEnd w:id="28"/>
+        <w:t xml:space="preserve"> </w:t>
+      </w:r>
+      <w:bookmarkStart w:id="43" w:name="_Toc234481664"/>
+      <w:r>
+        <w:t>Annexures</w:t>
+      </w:r>
+      <w:bookmarkEnd w:id="42"/>
+      <w:bookmarkEnd w:id="43"/>
     </w:p>
     <w:p>
       <w:pPr>
@@ -15856,15 +16865,6 @@
   </w:num>
   <w:num w:numId="48" w16cid:durableId="1144467572">
     <w:abstractNumId w:val="39"/>
-    <w:lvlOverride w:ilvl="0"/>
-    <w:lvlOverride w:ilvl="1"/>
-    <w:lvlOverride w:ilvl="2"/>
-    <w:lvlOverride w:ilvl="3"/>
-    <w:lvlOverride w:ilvl="4"/>
-    <w:lvlOverride w:ilvl="5"/>
-    <w:lvlOverride w:ilvl="6"/>
-    <w:lvlOverride w:ilvl="7"/>
-    <w:lvlOverride w:ilvl="8"/>
   </w:num>
 </w:numbering>
 </file>
@@ -16624,15 +17624,14 @@
     <w:uiPriority w:val="35"/>
     <w:unhideWhenUsed/>
     <w:qFormat/>
-    <w:rsid w:val="00FF49F4"/>
+    <w:rsid w:val="00FB6C18"/>
     <w:pPr>
       <w:spacing w:after="200" w:line="240" w:lineRule="auto"/>
     </w:pPr>
     <w:rPr>
-      <w:i/>
       <w:iCs/>
-      <w:color w:val="44546A" w:themeColor="text2"/>
-      <w:sz w:val="18"/>
+      <w:color w:val="000000" w:themeColor="text1"/>
+      <w:sz w:val="20"/>
       <w:szCs w:val="18"/>
     </w:rPr>
   </w:style>
@@ -17123,6 +18122,17 @@
       <w:lang w:val="en-US"/>
     </w:rPr>
   </w:style>
+  <w:style w:type="paragraph" w:styleId="TableofFigures">
+    <w:name w:val="table of figures"/>
+    <w:basedOn w:val="Normal"/>
+    <w:next w:val="Normal"/>
+    <w:uiPriority w:val="99"/>
+    <w:unhideWhenUsed/>
+    <w:rsid w:val="00FB6C18"/>
+    <w:pPr>
+      <w:spacing w:after="0"/>
+    </w:pPr>
+  </w:style>
 </w:styles>
 </file>
 
@@ -17268,6 +18278,7 @@
     <w:rsid w:val="002071AE"/>
     <w:rsid w:val="002228AC"/>
     <w:rsid w:val="0035202E"/>
+    <w:rsid w:val="0042280A"/>
     <w:rsid w:val="005047B6"/>
     <w:rsid w:val="00570076"/>
     <w:rsid w:val="00586AAF"/>
@@ -17284,7 +18295,6 @@
     <w:rsid w:val="00840937"/>
     <w:rsid w:val="00911117"/>
     <w:rsid w:val="00952ECC"/>
-    <w:rsid w:val="009B40BA"/>
     <w:rsid w:val="00A170AD"/>
     <w:rsid w:val="00B00F7A"/>
     <w:rsid w:val="00B276FA"/>
@@ -17292,6 +18302,8 @@
     <w:rsid w:val="00C86294"/>
     <w:rsid w:val="00DD3B45"/>
     <w:rsid w:val="00DF390D"/>
+    <w:rsid w:val="00E00C38"/>
+    <w:rsid w:val="00E02306"/>
     <w:rsid w:val="00F1248B"/>
     <w:rsid w:val="00F530A9"/>
     <w:rsid w:val="00F97161"/>
@@ -18067,15 +19079,6 @@
 </file>
 
 <file path=customXml/item1.xml><?xml version="1.0" encoding="utf-8"?>
-<?mso-contentType ?>
-<FormTemplates xmlns="http://schemas.microsoft.com/sharepoint/v3/contenttype/forms">
-  <Display>DocumentLibraryForm</Display>
-  <Edit>DocumentLibraryForm</Edit>
-  <New>DocumentLibraryForm</New>
-</FormTemplates>
-</file>
-
-<file path=customXml/item2.xml><?xml version="1.0" encoding="utf-8"?>
 <ct:contentTypeSchema xmlns:ct="http://schemas.microsoft.com/office/2006/metadata/contentType" xmlns:ma="http://schemas.microsoft.com/office/2006/metadata/properties/metaAttributes" ct:_="" ma:_="" ma:contentTypeName="Document" ma:contentTypeID="0x01010021A59588BC0053418FC88F40861DA871" ma:contentTypeVersion="10" ma:contentTypeDescription="Create a new document." ma:contentTypeScope="" ma:versionID="3673c1cf7550c71788a22a838bb0d9c0">
   <xsd:schema xmlns:xsd="http://www.w3.org/2001/XMLSchema" xmlns:xs="http://www.w3.org/2001/XMLSchema" xmlns:p="http://schemas.microsoft.com/office/2006/metadata/properties" xmlns:ns2="22f4eba5-1bf1-421f-a001-fd7acca9760c" targetNamespace="http://schemas.microsoft.com/office/2006/metadata/properties" ma:root="true" ma:fieldsID="ac330b6bfa0f539d41f40e8181b11b47" ns2:_="">
     <xsd:import namespace="22f4eba5-1bf1-421f-a001-fd7acca9760c"/>
@@ -18259,7 +19262,22 @@
 </ct:contentTypeSchema>
 </file>
 
+<file path=customXml/item2.xml><?xml version="1.0" encoding="utf-8"?>
+<?mso-contentType ?>
+<FormTemplates xmlns="http://schemas.microsoft.com/sharepoint/v3/contenttype/forms">
+  <Display>DocumentLibraryForm</Display>
+  <Edit>DocumentLibraryForm</Edit>
+  <New>DocumentLibraryForm</New>
+</FormTemplates>
+</file>
+
 <file path=customXml/item3.xml><?xml version="1.0" encoding="utf-8"?>
+<p:properties xmlns:p="http://schemas.microsoft.com/office/2006/metadata/properties" xmlns:xsi="http://www.w3.org/2001/XMLSchema-instance" xmlns:pc="http://schemas.microsoft.com/office/infopath/2007/PartnerControls">
+  <documentManagement/>
+</p:properties>
+</file>
+
+<file path=customXml/item4.xml><?xml version="1.0" encoding="utf-8"?>
 <b:Sources xmlns:b="http://schemas.openxmlformats.org/officeDocument/2006/bibliography" xmlns="http://schemas.openxmlformats.org/officeDocument/2006/bibliography" SelectedStyle="\APASixthEditionOfficeOnline.xsl" StyleName="APA" Version="6">
   <b:Source>
     <b:Tag>Lau</b:Tag>
@@ -18281,21 +19299,7 @@
 </b:Sources>
 </file>
 
-<file path=customXml/item4.xml><?xml version="1.0" encoding="utf-8"?>
-<p:properties xmlns:p="http://schemas.microsoft.com/office/2006/metadata/properties" xmlns:xsi="http://www.w3.org/2001/XMLSchema-instance" xmlns:pc="http://schemas.microsoft.com/office/infopath/2007/PartnerControls">
-  <documentManagement/>
-</p:properties>
-</file>
-
 <file path=customXml/itemProps1.xml><?xml version="1.0" encoding="utf-8"?>
-<ds:datastoreItem xmlns:ds="http://schemas.openxmlformats.org/officeDocument/2006/customXml" ds:itemID="{56C44748-5791-4773-80AF-F953C3055353}">
-  <ds:schemaRefs>
-    <ds:schemaRef ds:uri="http://schemas.microsoft.com/sharepoint/v3/contenttype/forms"/>
-  </ds:schemaRefs>
-</ds:datastoreItem>
-</file>
-
-<file path=customXml/itemProps2.xml><?xml version="1.0" encoding="utf-8"?>
 <ds:datastoreItem xmlns:ds="http://schemas.openxmlformats.org/officeDocument/2006/customXml" ds:itemID="{65E5B5D4-677A-455F-8552-96943537CE77}">
   <ds:schemaRefs>
     <ds:schemaRef ds:uri="http://schemas.microsoft.com/office/2006/metadata/contentType"/>
@@ -18313,19 +19317,27 @@
 </ds:datastoreItem>
 </file>
 
-<file path=customXml/itemProps3.xml><?xml version="1.0" encoding="utf-8"?>
-<ds:datastoreItem xmlns:ds="http://schemas.openxmlformats.org/officeDocument/2006/customXml" ds:itemID="{1965A6F5-E7C0-437A-BAAE-CE2F0C25D007}">
+<file path=customXml/itemProps2.xml><?xml version="1.0" encoding="utf-8"?>
+<ds:datastoreItem xmlns:ds="http://schemas.openxmlformats.org/officeDocument/2006/customXml" ds:itemID="{56C44748-5791-4773-80AF-F953C3055353}">
   <ds:schemaRefs>
-    <ds:schemaRef ds:uri="http://schemas.openxmlformats.org/officeDocument/2006/bibliography"/>
+    <ds:schemaRef ds:uri="http://schemas.microsoft.com/sharepoint/v3/contenttype/forms"/>
   </ds:schemaRefs>
 </ds:datastoreItem>
 </file>
 
-<file path=customXml/itemProps4.xml><?xml version="1.0" encoding="utf-8"?>
+<file path=customXml/itemProps3.xml><?xml version="1.0" encoding="utf-8"?>
 <ds:datastoreItem xmlns:ds="http://schemas.openxmlformats.org/officeDocument/2006/customXml" ds:itemID="{279A32A1-94B8-4C38-AF26-42DBFF0B0D86}">
   <ds:schemaRefs>
     <ds:schemaRef ds:uri="http://schemas.microsoft.com/office/2006/metadata/properties"/>
     <ds:schemaRef ds:uri="http://schemas.microsoft.com/office/infopath/2007/PartnerControls"/>
   </ds:schemaRefs>
 </ds:datastoreItem>
+</file>
+
+<file path=customXml/itemProps4.xml><?xml version="1.0" encoding="utf-8"?>
+<ds:datastoreItem xmlns:ds="http://schemas.openxmlformats.org/officeDocument/2006/customXml" ds:itemID="{1965A6F5-E7C0-437A-BAAE-CE2F0C25D007}">
+  <ds:schemaRefs>
+    <ds:schemaRef ds:uri="http://schemas.openxmlformats.org/officeDocument/2006/bibliography"/>
+  </ds:schemaRefs>
+</ds:datastoreItem>
 </file>
--- a/documentation.docx
+++ b/documentation.docx
@@ -369,7 +369,7 @@
           </mc:Choice>
           <mc:Fallback>
             <w:pict>
-              <v:group w14:anchorId="6DA89E53" id="Group 5" o:spid="_x0000_s1026" style="width:68.5pt;height:110pt;mso-position-horizontal-relative:char;mso-position-vertical-relative:line" coordsize="6762,16097" o:gfxdata="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">
+              <v:group w14:anchorId="294471D8" id="Group 5" o:spid="_x0000_s1026" style="width:68.5pt;height:110pt;mso-position-horizontal-relative:char;mso-position-vertical-relative:line" coordsize="6762,16097" o:gfxdata="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">
                 <v:line id="Straight Connector 2" o:spid="_x0000_s1027" style="position:absolute;visibility:visible;mso-wrap-style:square" from="3333,0" to="3333,16097" o:connectortype="straight" o:gfxdata="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" strokecolor="black [3200]" strokeweight="2.5pt">
                   <v:stroke joinstyle="miter"/>
                 </v:line>
@@ -2332,7 +2332,6 @@
         <w:p>
           <w:pPr>
             <w:pStyle w:val="TOCHeading"/>
-            <w:jc w:val="center"/>
             <w:rPr>
               <w:rFonts w:ascii="Times New Roman" w:hAnsi="Times New Roman" w:cs="Times New Roman"/>
               <w:b/>
@@ -4853,6 +4852,7 @@
         <w:tabs>
           <w:tab w:val="right" w:leader="dot" w:pos="8296"/>
         </w:tabs>
+        <w:spacing w:line="360" w:lineRule="auto"/>
         <w:rPr>
           <w:rFonts w:asciiTheme="minorHAnsi" w:eastAsiaTheme="minorEastAsia" w:hAnsiTheme="minorHAnsi"/>
           <w:noProof/>
@@ -4953,6 +4953,7 @@
         <w:tabs>
           <w:tab w:val="right" w:leader="dot" w:pos="8296"/>
         </w:tabs>
+        <w:spacing w:line="360" w:lineRule="auto"/>
         <w:rPr>
           <w:rFonts w:asciiTheme="minorHAnsi" w:eastAsiaTheme="minorEastAsia" w:hAnsiTheme="minorHAnsi"/>
           <w:noProof/>
@@ -5026,6 +5027,7 @@
         <w:tabs>
           <w:tab w:val="right" w:leader="dot" w:pos="8296"/>
         </w:tabs>
+        <w:spacing w:line="360" w:lineRule="auto"/>
         <w:rPr>
           <w:rFonts w:asciiTheme="minorHAnsi" w:eastAsiaTheme="minorEastAsia" w:hAnsiTheme="minorHAnsi"/>
           <w:noProof/>
@@ -5099,6 +5101,7 @@
         <w:tabs>
           <w:tab w:val="right" w:leader="dot" w:pos="8296"/>
         </w:tabs>
+        <w:spacing w:line="360" w:lineRule="auto"/>
         <w:rPr>
           <w:rFonts w:asciiTheme="minorHAnsi" w:eastAsiaTheme="minorEastAsia" w:hAnsiTheme="minorHAnsi"/>
           <w:noProof/>
@@ -5229,12 +5232,12 @@
     <w:tbl>
       <w:tblPr>
         <w:tblStyle w:val="GridTable1Light1"/>
-        <w:tblW w:w="8310" w:type="dxa"/>
+        <w:tblW w:w="0" w:type="auto"/>
         <w:tblLook w:val="04A0" w:firstRow="1" w:lastRow="0" w:firstColumn="1" w:lastColumn="0" w:noHBand="0" w:noVBand="1"/>
       </w:tblPr>
       <w:tblGrid>
-        <w:gridCol w:w="2600"/>
-        <w:gridCol w:w="5710"/>
+        <w:gridCol w:w="4261"/>
+        <w:gridCol w:w="4261"/>
       </w:tblGrid>
       <w:tr>
         <w:trPr>
@@ -5243,49 +5246,31 @@
         <w:tc>
           <w:tcPr>
             <w:cnfStyle w:val="001000000000" w:firstRow="0" w:lastRow="0" w:firstColumn="1" w:lastColumn="0" w:oddVBand="0" w:evenVBand="0" w:oddHBand="0" w:evenHBand="0" w:firstRowFirstColumn="0" w:firstRowLastColumn="0" w:lastRowFirstColumn="0" w:lastRowLastColumn="0"/>
-            <w:tcW w:w="2600" w:type="dxa"/>
-            <w:hideMark/>
+            <w:tcW w:w="4261" w:type="dxa"/>
           </w:tcPr>
           <w:p>
             <w:pPr>
-              <w:spacing w:after="160" w:line="360" w:lineRule="auto"/>
+              <w:spacing w:line="360" w:lineRule="auto"/>
               <w:jc w:val="both"/>
               <w:rPr>
                 <w:highlight w:val="lightGray"/>
-                <w:lang w:val="en-US"/>
               </w:rPr>
             </w:pPr>
-            <w:r>
-              <w:rPr>
-                <w:highlight w:val="lightGray"/>
-                <w:lang w:val="en-US"/>
-              </w:rPr>
-              <w:t>Abbreviation</w:t>
-            </w:r>
           </w:p>
         </w:tc>
         <w:tc>
           <w:tcPr>
-            <w:tcW w:w="5710" w:type="dxa"/>
-            <w:hideMark/>
+            <w:tcW w:w="4261" w:type="dxa"/>
           </w:tcPr>
           <w:p>
             <w:pPr>
-              <w:spacing w:after="160" w:line="360" w:lineRule="auto"/>
+              <w:spacing w:line="360" w:lineRule="auto"/>
               <w:jc w:val="both"/>
               <w:cnfStyle w:val="100000000000" w:firstRow="1" w:lastRow="0" w:firstColumn="0" w:lastColumn="0" w:oddVBand="0" w:evenVBand="0" w:oddHBand="0" w:evenHBand="0" w:firstRowFirstColumn="0" w:firstRowLastColumn="0" w:lastRowFirstColumn="0" w:lastRowLastColumn="0"/>
               <w:rPr>
                 <w:highlight w:val="lightGray"/>
-                <w:lang w:val="en-US"/>
               </w:rPr>
             </w:pPr>
-            <w:r>
-              <w:rPr>
-                <w:highlight w:val="lightGray"/>
-                <w:lang w:val="en-US"/>
-              </w:rPr>
-              <w:t>Full Form</w:t>
-            </w:r>
           </w:p>
         </w:tc>
       </w:tr>
@@ -5293,49 +5278,31 @@
         <w:tc>
           <w:tcPr>
             <w:cnfStyle w:val="001000000000" w:firstRow="0" w:lastRow="0" w:firstColumn="1" w:lastColumn="0" w:oddVBand="0" w:evenVBand="0" w:oddHBand="0" w:evenHBand="0" w:firstRowFirstColumn="0" w:firstRowLastColumn="0" w:lastRowFirstColumn="0" w:lastRowLastColumn="0"/>
-            <w:tcW w:w="2600" w:type="dxa"/>
-            <w:hideMark/>
+            <w:tcW w:w="4261" w:type="dxa"/>
           </w:tcPr>
           <w:p>
             <w:pPr>
-              <w:spacing w:after="160" w:line="360" w:lineRule="auto"/>
+              <w:spacing w:line="360" w:lineRule="auto"/>
               <w:jc w:val="both"/>
               <w:rPr>
                 <w:highlight w:val="lightGray"/>
-                <w:lang w:val="en-US"/>
               </w:rPr>
             </w:pPr>
-            <w:r>
-              <w:rPr>
-                <w:highlight w:val="lightGray"/>
-                <w:lang w:val="en-US"/>
-              </w:rPr>
-              <w:t>BCA</w:t>
-            </w:r>
           </w:p>
         </w:tc>
         <w:tc>
           <w:tcPr>
-            <w:tcW w:w="5710" w:type="dxa"/>
-            <w:hideMark/>
+            <w:tcW w:w="4261" w:type="dxa"/>
           </w:tcPr>
           <w:p>
             <w:pPr>
-              <w:spacing w:after="160" w:line="360" w:lineRule="auto"/>
+              <w:spacing w:line="360" w:lineRule="auto"/>
               <w:jc w:val="both"/>
               <w:cnfStyle w:val="000000000000" w:firstRow="0" w:lastRow="0" w:firstColumn="0" w:lastColumn="0" w:oddVBand="0" w:evenVBand="0" w:oddHBand="0" w:evenHBand="0" w:firstRowFirstColumn="0" w:firstRowLastColumn="0" w:lastRowFirstColumn="0" w:lastRowLastColumn="0"/>
               <w:rPr>
                 <w:highlight w:val="lightGray"/>
-                <w:lang w:val="en-US"/>
               </w:rPr>
             </w:pPr>
-            <w:r>
-              <w:rPr>
-                <w:highlight w:val="lightGray"/>
-                <w:lang w:val="en-US"/>
-              </w:rPr>
-              <w:t>Bachelor of Computer Application</w:t>
-            </w:r>
           </w:p>
         </w:tc>
       </w:tr>
@@ -5343,49 +5310,31 @@
         <w:tc>
           <w:tcPr>
             <w:cnfStyle w:val="001000000000" w:firstRow="0" w:lastRow="0" w:firstColumn="1" w:lastColumn="0" w:oddVBand="0" w:evenVBand="0" w:oddHBand="0" w:evenHBand="0" w:firstRowFirstColumn="0" w:firstRowLastColumn="0" w:lastRowFirstColumn="0" w:lastRowLastColumn="0"/>
-            <w:tcW w:w="2600" w:type="dxa"/>
-            <w:hideMark/>
+            <w:tcW w:w="4261" w:type="dxa"/>
           </w:tcPr>
           <w:p>
             <w:pPr>
-              <w:spacing w:after="160" w:line="360" w:lineRule="auto"/>
+              <w:spacing w:line="360" w:lineRule="auto"/>
               <w:jc w:val="both"/>
               <w:rPr>
                 <w:highlight w:val="lightGray"/>
-                <w:lang w:val="en-US"/>
               </w:rPr>
             </w:pPr>
-            <w:r>
-              <w:rPr>
-                <w:highlight w:val="lightGray"/>
-                <w:lang w:val="en-US"/>
-              </w:rPr>
-              <w:t>CLI</w:t>
-            </w:r>
           </w:p>
         </w:tc>
         <w:tc>
           <w:tcPr>
-            <w:tcW w:w="5710" w:type="dxa"/>
-            <w:hideMark/>
+            <w:tcW w:w="4261" w:type="dxa"/>
           </w:tcPr>
           <w:p>
             <w:pPr>
-              <w:spacing w:after="160" w:line="360" w:lineRule="auto"/>
+              <w:spacing w:line="360" w:lineRule="auto"/>
               <w:jc w:val="both"/>
               <w:cnfStyle w:val="000000000000" w:firstRow="0" w:lastRow="0" w:firstColumn="0" w:lastColumn="0" w:oddVBand="0" w:evenVBand="0" w:oddHBand="0" w:evenHBand="0" w:firstRowFirstColumn="0" w:firstRowLastColumn="0" w:lastRowFirstColumn="0" w:lastRowLastColumn="0"/>
               <w:rPr>
                 <w:highlight w:val="lightGray"/>
-                <w:lang w:val="en-US"/>
               </w:rPr>
             </w:pPr>
-            <w:r>
-              <w:rPr>
-                <w:highlight w:val="lightGray"/>
-                <w:lang w:val="en-US"/>
-              </w:rPr>
-              <w:t>Command Line Interface</w:t>
-            </w:r>
           </w:p>
         </w:tc>
       </w:tr>
@@ -5393,49 +5342,31 @@
         <w:tc>
           <w:tcPr>
             <w:cnfStyle w:val="001000000000" w:firstRow="0" w:lastRow="0" w:firstColumn="1" w:lastColumn="0" w:oddVBand="0" w:evenVBand="0" w:oddHBand="0" w:evenHBand="0" w:firstRowFirstColumn="0" w:firstRowLastColumn="0" w:lastRowFirstColumn="0" w:lastRowLastColumn="0"/>
-            <w:tcW w:w="2600" w:type="dxa"/>
-            <w:hideMark/>
+            <w:tcW w:w="4261" w:type="dxa"/>
           </w:tcPr>
           <w:p>
             <w:pPr>
-              <w:spacing w:after="160" w:line="360" w:lineRule="auto"/>
+              <w:spacing w:line="360" w:lineRule="auto"/>
               <w:jc w:val="both"/>
               <w:rPr>
                 <w:highlight w:val="lightGray"/>
-                <w:lang w:val="en-US"/>
               </w:rPr>
             </w:pPr>
-            <w:r>
-              <w:rPr>
-                <w:highlight w:val="lightGray"/>
-                <w:lang w:val="en-US"/>
-              </w:rPr>
-              <w:t>DFD</w:t>
-            </w:r>
           </w:p>
         </w:tc>
         <w:tc>
           <w:tcPr>
-            <w:tcW w:w="5710" w:type="dxa"/>
-            <w:hideMark/>
+            <w:tcW w:w="4261" w:type="dxa"/>
           </w:tcPr>
           <w:p>
             <w:pPr>
-              <w:spacing w:after="160" w:line="360" w:lineRule="auto"/>
+              <w:spacing w:line="360" w:lineRule="auto"/>
               <w:jc w:val="both"/>
               <w:cnfStyle w:val="000000000000" w:firstRow="0" w:lastRow="0" w:firstColumn="0" w:lastColumn="0" w:oddVBand="0" w:evenVBand="0" w:oddHBand="0" w:evenHBand="0" w:firstRowFirstColumn="0" w:firstRowLastColumn="0" w:lastRowFirstColumn="0" w:lastRowLastColumn="0"/>
               <w:rPr>
                 <w:highlight w:val="lightGray"/>
-                <w:lang w:val="en-US"/>
               </w:rPr>
             </w:pPr>
-            <w:r>
-              <w:rPr>
-                <w:highlight w:val="lightGray"/>
-                <w:lang w:val="en-US"/>
-              </w:rPr>
-              <w:t>Data Flow Diagram</w:t>
-            </w:r>
           </w:p>
         </w:tc>
       </w:tr>
@@ -5443,49 +5374,31 @@
         <w:tc>
           <w:tcPr>
             <w:cnfStyle w:val="001000000000" w:firstRow="0" w:lastRow="0" w:firstColumn="1" w:lastColumn="0" w:oddVBand="0" w:evenVBand="0" w:oddHBand="0" w:evenHBand="0" w:firstRowFirstColumn="0" w:firstRowLastColumn="0" w:lastRowFirstColumn="0" w:lastRowLastColumn="0"/>
-            <w:tcW w:w="2600" w:type="dxa"/>
-            <w:hideMark/>
+            <w:tcW w:w="4261" w:type="dxa"/>
           </w:tcPr>
           <w:p>
             <w:pPr>
-              <w:spacing w:after="160" w:line="360" w:lineRule="auto"/>
+              <w:spacing w:line="360" w:lineRule="auto"/>
               <w:jc w:val="both"/>
               <w:rPr>
                 <w:highlight w:val="lightGray"/>
-                <w:lang w:val="en-US"/>
               </w:rPr>
             </w:pPr>
-            <w:r>
-              <w:rPr>
-                <w:highlight w:val="lightGray"/>
-                <w:lang w:val="en-US"/>
-              </w:rPr>
-              <w:t>I/O</w:t>
-            </w:r>
           </w:p>
         </w:tc>
         <w:tc>
           <w:tcPr>
-            <w:tcW w:w="5710" w:type="dxa"/>
-            <w:hideMark/>
+            <w:tcW w:w="4261" w:type="dxa"/>
           </w:tcPr>
           <w:p>
             <w:pPr>
-              <w:spacing w:after="160" w:line="360" w:lineRule="auto"/>
+              <w:spacing w:line="360" w:lineRule="auto"/>
               <w:jc w:val="both"/>
               <w:cnfStyle w:val="000000000000" w:firstRow="0" w:lastRow="0" w:firstColumn="0" w:lastColumn="0" w:oddVBand="0" w:evenVBand="0" w:oddHBand="0" w:evenHBand="0" w:firstRowFirstColumn="0" w:firstRowLastColumn="0" w:lastRowFirstColumn="0" w:lastRowLastColumn="0"/>
               <w:rPr>
                 <w:highlight w:val="lightGray"/>
-                <w:lang w:val="en-US"/>
               </w:rPr>
             </w:pPr>
-            <w:r>
-              <w:rPr>
-                <w:highlight w:val="lightGray"/>
-                <w:lang w:val="en-US"/>
-              </w:rPr>
-              <w:t>Input / Output</w:t>
-            </w:r>
           </w:p>
         </w:tc>
       </w:tr>
@@ -5493,349 +5406,31 @@
         <w:tc>
           <w:tcPr>
             <w:cnfStyle w:val="001000000000" w:firstRow="0" w:lastRow="0" w:firstColumn="1" w:lastColumn="0" w:oddVBand="0" w:evenVBand="0" w:oddHBand="0" w:evenHBand="0" w:firstRowFirstColumn="0" w:firstRowLastColumn="0" w:lastRowFirstColumn="0" w:lastRowLastColumn="0"/>
-            <w:tcW w:w="2600" w:type="dxa"/>
-            <w:hideMark/>
+            <w:tcW w:w="4261" w:type="dxa"/>
           </w:tcPr>
           <w:p>
             <w:pPr>
-              <w:spacing w:after="160" w:line="360" w:lineRule="auto"/>
+              <w:spacing w:line="360" w:lineRule="auto"/>
               <w:jc w:val="both"/>
               <w:rPr>
                 <w:highlight w:val="lightGray"/>
-                <w:lang w:val="en-US"/>
               </w:rPr>
             </w:pPr>
-            <w:r>
-              <w:rPr>
-                <w:highlight w:val="lightGray"/>
-                <w:lang w:val="en-US"/>
-              </w:rPr>
-              <w:t>P.U.</w:t>
-            </w:r>
           </w:p>
         </w:tc>
         <w:tc>
           <w:tcPr>
-            <w:tcW w:w="5710" w:type="dxa"/>
-            <w:hideMark/>
+            <w:tcW w:w="4261" w:type="dxa"/>
           </w:tcPr>
           <w:p>
             <w:pPr>
-              <w:spacing w:after="160" w:line="360" w:lineRule="auto"/>
+              <w:spacing w:line="360" w:lineRule="auto"/>
               <w:jc w:val="both"/>
               <w:cnfStyle w:val="000000000000" w:firstRow="0" w:lastRow="0" w:firstColumn="0" w:lastColumn="0" w:oddVBand="0" w:evenVBand="0" w:oddHBand="0" w:evenHBand="0" w:firstRowFirstColumn="0" w:firstRowLastColumn="0" w:lastRowFirstColumn="0" w:lastRowLastColumn="0"/>
               <w:rPr>
                 <w:highlight w:val="lightGray"/>
-                <w:lang w:val="en-US"/>
               </w:rPr>
             </w:pPr>
-            <w:r>
-              <w:rPr>
-                <w:highlight w:val="lightGray"/>
-                <w:lang w:val="en-US"/>
-              </w:rPr>
-              <w:t>Pokhara University</w:t>
-            </w:r>
-          </w:p>
-        </w:tc>
-      </w:tr>
-      <w:tr>
-        <w:tc>
-          <w:tcPr>
-            <w:cnfStyle w:val="001000000000" w:firstRow="0" w:lastRow="0" w:firstColumn="1" w:lastColumn="0" w:oddVBand="0" w:evenVBand="0" w:oddHBand="0" w:evenHBand="0" w:firstRowFirstColumn="0" w:firstRowLastColumn="0" w:lastRowFirstColumn="0" w:lastRowLastColumn="0"/>
-            <w:tcW w:w="2600" w:type="dxa"/>
-            <w:hideMark/>
-          </w:tcPr>
-          <w:p>
-            <w:pPr>
-              <w:spacing w:after="160" w:line="360" w:lineRule="auto"/>
-              <w:jc w:val="both"/>
-              <w:rPr>
-                <w:highlight w:val="lightGray"/>
-                <w:lang w:val="en-US"/>
-              </w:rPr>
-            </w:pPr>
-            <w:r>
-              <w:rPr>
-                <w:highlight w:val="lightGray"/>
-                <w:lang w:val="en-US"/>
-              </w:rPr>
-              <w:t>RTM</w:t>
-            </w:r>
-          </w:p>
-        </w:tc>
-        <w:tc>
-          <w:tcPr>
-            <w:tcW w:w="5710" w:type="dxa"/>
-            <w:hideMark/>
-          </w:tcPr>
-          <w:p>
-            <w:pPr>
-              <w:spacing w:after="160" w:line="360" w:lineRule="auto"/>
-              <w:jc w:val="both"/>
-              <w:cnfStyle w:val="000000000000" w:firstRow="0" w:lastRow="0" w:firstColumn="0" w:lastColumn="0" w:oddVBand="0" w:evenVBand="0" w:oddHBand="0" w:evenHBand="0" w:firstRowFirstColumn="0" w:firstRowLastColumn="0" w:lastRowFirstColumn="0" w:lastRowLastColumn="0"/>
-              <w:rPr>
-                <w:highlight w:val="lightGray"/>
-                <w:lang w:val="en-US"/>
-              </w:rPr>
-            </w:pPr>
-            <w:r>
-              <w:rPr>
-                <w:highlight w:val="lightGray"/>
-                <w:lang w:val="en-US"/>
-              </w:rPr>
-              <w:t>Requirement Traceability Matrix</w:t>
-            </w:r>
-          </w:p>
-        </w:tc>
-      </w:tr>
-      <w:tr>
-        <w:tc>
-          <w:tcPr>
-            <w:cnfStyle w:val="001000000000" w:firstRow="0" w:lastRow="0" w:firstColumn="1" w:lastColumn="0" w:oddVBand="0" w:evenVBand="0" w:oddHBand="0" w:evenHBand="0" w:firstRowFirstColumn="0" w:firstRowLastColumn="0" w:lastRowFirstColumn="0" w:lastRowLastColumn="0"/>
-            <w:tcW w:w="2600" w:type="dxa"/>
-            <w:hideMark/>
-          </w:tcPr>
-          <w:p>
-            <w:pPr>
-              <w:spacing w:after="160" w:line="360" w:lineRule="auto"/>
-              <w:jc w:val="both"/>
-              <w:rPr>
-                <w:highlight w:val="lightGray"/>
-                <w:lang w:val="en-US"/>
-              </w:rPr>
-            </w:pPr>
-            <w:r>
-              <w:rPr>
-                <w:highlight w:val="lightGray"/>
-                <w:lang w:val="en-US"/>
-              </w:rPr>
-              <w:t>SDLC</w:t>
-            </w:r>
-          </w:p>
-        </w:tc>
-        <w:tc>
-          <w:tcPr>
-            <w:tcW w:w="5710" w:type="dxa"/>
-            <w:hideMark/>
-          </w:tcPr>
-          <w:p>
-            <w:pPr>
-              <w:spacing w:after="160" w:line="360" w:lineRule="auto"/>
-              <w:jc w:val="both"/>
-              <w:cnfStyle w:val="000000000000" w:firstRow="0" w:lastRow="0" w:firstColumn="0" w:lastColumn="0" w:oddVBand="0" w:evenVBand="0" w:oddHBand="0" w:evenHBand="0" w:firstRowFirstColumn="0" w:firstRowLastColumn="0" w:lastRowFirstColumn="0" w:lastRowLastColumn="0"/>
-              <w:rPr>
-                <w:highlight w:val="lightGray"/>
-                <w:lang w:val="en-US"/>
-              </w:rPr>
-            </w:pPr>
-            <w:r>
-              <w:rPr>
-                <w:highlight w:val="lightGray"/>
-                <w:lang w:val="en-US"/>
-              </w:rPr>
-              <w:t>Software Development Life Cycle</w:t>
-            </w:r>
-          </w:p>
-        </w:tc>
-      </w:tr>
-      <w:tr>
-        <w:tc>
-          <w:tcPr>
-            <w:cnfStyle w:val="001000000000" w:firstRow="0" w:lastRow="0" w:firstColumn="1" w:lastColumn="0" w:oddVBand="0" w:evenVBand="0" w:oddHBand="0" w:evenHBand="0" w:firstRowFirstColumn="0" w:firstRowLastColumn="0" w:lastRowFirstColumn="0" w:lastRowLastColumn="0"/>
-            <w:tcW w:w="2600" w:type="dxa"/>
-            <w:hideMark/>
-          </w:tcPr>
-          <w:p>
-            <w:pPr>
-              <w:spacing w:after="160" w:line="360" w:lineRule="auto"/>
-              <w:jc w:val="both"/>
-              <w:rPr>
-                <w:highlight w:val="lightGray"/>
-                <w:lang w:val="en-US"/>
-              </w:rPr>
-            </w:pPr>
-            <w:r>
-              <w:rPr>
-                <w:highlight w:val="lightGray"/>
-                <w:lang w:val="en-US"/>
-              </w:rPr>
-              <w:t>SRD</w:t>
-            </w:r>
-          </w:p>
-        </w:tc>
-        <w:tc>
-          <w:tcPr>
-            <w:tcW w:w="5710" w:type="dxa"/>
-            <w:hideMark/>
-          </w:tcPr>
-          <w:p>
-            <w:pPr>
-              <w:spacing w:after="160" w:line="360" w:lineRule="auto"/>
-              <w:jc w:val="both"/>
-              <w:cnfStyle w:val="000000000000" w:firstRow="0" w:lastRow="0" w:firstColumn="0" w:lastColumn="0" w:oddVBand="0" w:evenVBand="0" w:oddHBand="0" w:evenHBand="0" w:firstRowFirstColumn="0" w:firstRowLastColumn="0" w:lastRowFirstColumn="0" w:lastRowLastColumn="0"/>
-              <w:rPr>
-                <w:highlight w:val="lightGray"/>
-                <w:lang w:val="en-US"/>
-              </w:rPr>
-            </w:pPr>
-            <w:r>
-              <w:rPr>
-                <w:highlight w:val="lightGray"/>
-                <w:lang w:val="en-US"/>
-              </w:rPr>
-              <w:t>Software Requirement Document</w:t>
-            </w:r>
-          </w:p>
-        </w:tc>
-      </w:tr>
-      <w:tr>
-        <w:tc>
-          <w:tcPr>
-            <w:cnfStyle w:val="001000000000" w:firstRow="0" w:lastRow="0" w:firstColumn="1" w:lastColumn="0" w:oddVBand="0" w:evenVBand="0" w:oddHBand="0" w:evenHBand="0" w:firstRowFirstColumn="0" w:firstRowLastColumn="0" w:lastRowFirstColumn="0" w:lastRowLastColumn="0"/>
-            <w:tcW w:w="2600" w:type="dxa"/>
-            <w:hideMark/>
-          </w:tcPr>
-          <w:p>
-            <w:pPr>
-              <w:spacing w:after="160" w:line="360" w:lineRule="auto"/>
-              <w:jc w:val="both"/>
-              <w:rPr>
-                <w:highlight w:val="lightGray"/>
-                <w:lang w:val="en-US"/>
-              </w:rPr>
-            </w:pPr>
-            <w:r>
-              <w:rPr>
-                <w:highlight w:val="lightGray"/>
-                <w:lang w:val="en-US"/>
-              </w:rPr>
-              <w:t>STLC</w:t>
-            </w:r>
-          </w:p>
-        </w:tc>
-        <w:tc>
-          <w:tcPr>
-            <w:tcW w:w="5710" w:type="dxa"/>
-            <w:hideMark/>
-          </w:tcPr>
-          <w:p>
-            <w:pPr>
-              <w:spacing w:after="160" w:line="360" w:lineRule="auto"/>
-              <w:jc w:val="both"/>
-              <w:cnfStyle w:val="000000000000" w:firstRow="0" w:lastRow="0" w:firstColumn="0" w:lastColumn="0" w:oddVBand="0" w:evenVBand="0" w:oddHBand="0" w:evenHBand="0" w:firstRowFirstColumn="0" w:firstRowLastColumn="0" w:lastRowFirstColumn="0" w:lastRowLastColumn="0"/>
-              <w:rPr>
-                <w:highlight w:val="lightGray"/>
-                <w:lang w:val="en-US"/>
-              </w:rPr>
-            </w:pPr>
-            <w:r>
-              <w:rPr>
-                <w:highlight w:val="lightGray"/>
-                <w:lang w:val="en-US"/>
-              </w:rPr>
-              <w:t>Software Testing Life Cycle</w:t>
-            </w:r>
-          </w:p>
-        </w:tc>
-      </w:tr>
-      <w:tr>
-        <w:tc>
-          <w:tcPr>
-            <w:cnfStyle w:val="001000000000" w:firstRow="0" w:lastRow="0" w:firstColumn="1" w:lastColumn="0" w:oddVBand="0" w:evenVBand="0" w:oddHBand="0" w:evenHBand="0" w:firstRowFirstColumn="0" w:firstRowLastColumn="0" w:lastRowFirstColumn="0" w:lastRowLastColumn="0"/>
-            <w:tcW w:w="2600" w:type="dxa"/>
-            <w:hideMark/>
-          </w:tcPr>
-          <w:p>
-            <w:pPr>
-              <w:spacing w:after="160" w:line="360" w:lineRule="auto"/>
-              <w:jc w:val="both"/>
-              <w:rPr>
-                <w:highlight w:val="lightGray"/>
-                <w:lang w:val="en-US"/>
-              </w:rPr>
-            </w:pPr>
-            <w:r>
-              <w:rPr>
-                <w:highlight w:val="lightGray"/>
-                <w:lang w:val="en-US"/>
-              </w:rPr>
-              <w:t>TID</w:t>
-            </w:r>
-          </w:p>
-        </w:tc>
-        <w:tc>
-          <w:tcPr>
-            <w:tcW w:w="5710" w:type="dxa"/>
-            <w:hideMark/>
-          </w:tcPr>
-          <w:p>
-            <w:pPr>
-              <w:spacing w:after="160" w:line="360" w:lineRule="auto"/>
-              <w:jc w:val="both"/>
-              <w:cnfStyle w:val="000000000000" w:firstRow="0" w:lastRow="0" w:firstColumn="0" w:lastColumn="0" w:oddVBand="0" w:evenVBand="0" w:oddHBand="0" w:evenHBand="0" w:firstRowFirstColumn="0" w:firstRowLastColumn="0" w:lastRowFirstColumn="0" w:lastRowLastColumn="0"/>
-              <w:rPr>
-                <w:highlight w:val="lightGray"/>
-                <w:lang w:val="en-US"/>
-              </w:rPr>
-            </w:pPr>
-            <w:r>
-              <w:rPr>
-                <w:highlight w:val="lightGray"/>
-                <w:lang w:val="en-US"/>
-              </w:rPr>
-              <w:t>Test Case Identifier</w:t>
-            </w:r>
-          </w:p>
-        </w:tc>
-      </w:tr>
-      <w:tr>
-        <w:tc>
-          <w:tcPr>
-            <w:cnfStyle w:val="001000000000" w:firstRow="0" w:lastRow="0" w:firstColumn="1" w:lastColumn="0" w:oddVBand="0" w:evenVBand="0" w:oddHBand="0" w:evenHBand="0" w:firstRowFirstColumn="0" w:firstRowLastColumn="0" w:lastRowFirstColumn="0" w:lastRowLastColumn="0"/>
-            <w:tcW w:w="2600" w:type="dxa"/>
-            <w:hideMark/>
-          </w:tcPr>
-          <w:p>
-            <w:pPr>
-              <w:spacing w:after="160" w:line="360" w:lineRule="auto"/>
-              <w:jc w:val="both"/>
-              <w:rPr>
-                <w:highlight w:val="lightGray"/>
-                <w:lang w:val="en-US"/>
-              </w:rPr>
-            </w:pPr>
-            <w:r>
-              <w:rPr>
-                <w:highlight w:val="lightGray"/>
-                <w:lang w:val="en-US"/>
-              </w:rPr>
-              <w:t>UAT</w:t>
-            </w:r>
-          </w:p>
-        </w:tc>
-        <w:tc>
-          <w:tcPr>
-            <w:tcW w:w="5710" w:type="dxa"/>
-            <w:hideMark/>
-          </w:tcPr>
-          <w:p>
-            <w:pPr>
-              <w:spacing w:after="160" w:line="360" w:lineRule="auto"/>
-              <w:jc w:val="both"/>
-              <w:cnfStyle w:val="000000000000" w:firstRow="0" w:lastRow="0" w:firstColumn="0" w:lastColumn="0" w:oddVBand="0" w:evenVBand="0" w:oddHBand="0" w:evenHBand="0" w:firstRowFirstColumn="0" w:firstRowLastColumn="0" w:lastRowFirstColumn="0" w:lastRowLastColumn="0"/>
-              <w:rPr>
-                <w:highlight w:val="lightGray"/>
-                <w:lang w:val="en-US"/>
-              </w:rPr>
-            </w:pPr>
-            <w:r>
-              <w:rPr>
-                <w:highlight w:val="lightGray"/>
-                <w:lang w:val="en-US"/>
-              </w:rPr>
-              <w:t>User Acceptance Testing</w:t>
-            </w:r>
           </w:p>
         </w:tc>
       </w:tr>
@@ -6435,7 +6030,7 @@
     <w:p>
       <w:pPr>
         <w:pStyle w:val="NormalWeb"/>
-        <w:spacing w:line="276" w:lineRule="auto"/>
+        <w:spacing w:line="360" w:lineRule="auto"/>
         <w:rPr>
           <w:color w:val="000000" w:themeColor="text1"/>
         </w:rPr>
@@ -6450,7 +6045,7 @@
     <w:p>
       <w:pPr>
         <w:pStyle w:val="NormalWeb"/>
-        <w:spacing w:line="276" w:lineRule="auto"/>
+        <w:spacing w:line="360" w:lineRule="auto"/>
         <w:rPr>
           <w:color w:val="000000" w:themeColor="text1"/>
         </w:rPr>
@@ -6469,7 +6064,7 @@
           <w:ilvl w:val="0"/>
           <w:numId w:val="23"/>
         </w:numPr>
-        <w:spacing w:line="276" w:lineRule="auto"/>
+        <w:spacing w:line="360" w:lineRule="auto"/>
         <w:rPr>
           <w:color w:val="000000" w:themeColor="text1"/>
         </w:rPr>
@@ -6488,7 +6083,7 @@
           <w:ilvl w:val="0"/>
           <w:numId w:val="23"/>
         </w:numPr>
-        <w:spacing w:line="276" w:lineRule="auto"/>
+        <w:spacing w:line="360" w:lineRule="auto"/>
         <w:rPr>
           <w:color w:val="000000" w:themeColor="text1"/>
         </w:rPr>
@@ -6507,7 +6102,7 @@
           <w:ilvl w:val="0"/>
           <w:numId w:val="23"/>
         </w:numPr>
-        <w:spacing w:line="276" w:lineRule="auto"/>
+        <w:spacing w:line="360" w:lineRule="auto"/>
         <w:rPr>
           <w:color w:val="000000" w:themeColor="text1"/>
         </w:rPr>
@@ -6526,7 +6121,7 @@
           <w:ilvl w:val="0"/>
           <w:numId w:val="23"/>
         </w:numPr>
-        <w:spacing w:line="276" w:lineRule="auto"/>
+        <w:spacing w:line="360" w:lineRule="auto"/>
         <w:rPr>
           <w:color w:val="000000" w:themeColor="text1"/>
         </w:rPr>
@@ -6545,7 +6140,7 @@
           <w:ilvl w:val="0"/>
           <w:numId w:val="23"/>
         </w:numPr>
-        <w:spacing w:line="276" w:lineRule="auto"/>
+        <w:spacing w:line="360" w:lineRule="auto"/>
         <w:rPr>
           <w:color w:val="000000" w:themeColor="text1"/>
         </w:rPr>
@@ -6590,7 +6185,7 @@
     <w:p>
       <w:pPr>
         <w:pStyle w:val="NormalWeb"/>
-        <w:spacing w:line="276" w:lineRule="auto"/>
+        <w:spacing w:line="360" w:lineRule="auto"/>
         <w:rPr>
           <w:color w:val="000000" w:themeColor="text1"/>
         </w:rPr>
@@ -6615,7 +6210,7 @@
     <w:p>
       <w:pPr>
         <w:pStyle w:val="NormalWeb"/>
-        <w:spacing w:line="276" w:lineRule="auto"/>
+        <w:spacing w:line="360" w:lineRule="auto"/>
         <w:rPr>
           <w:color w:val="000000" w:themeColor="text1"/>
         </w:rPr>
@@ -6640,7 +6235,7 @@
     <w:p>
       <w:pPr>
         <w:pStyle w:val="NormalWeb"/>
-        <w:spacing w:line="276" w:lineRule="auto"/>
+        <w:spacing w:line="360" w:lineRule="auto"/>
         <w:rPr>
           <w:color w:val="000000" w:themeColor="text1"/>
         </w:rPr>
@@ -6658,6 +6253,7 @@
       </w:pPr>
       <w:bookmarkStart w:id="17" w:name="_Toc234481648"/>
       <w:r>
+        <w:lastRenderedPageBreak/>
         <w:t>Non-Functional Requirements</w:t>
       </w:r>
       <w:bookmarkEnd w:id="17"/>
@@ -6665,7 +6261,7 @@
     <w:p>
       <w:pPr>
         <w:pStyle w:val="NormalWeb"/>
-        <w:spacing w:line="276" w:lineRule="auto"/>
+        <w:spacing w:line="360" w:lineRule="auto"/>
         <w:rPr>
           <w:color w:val="000000" w:themeColor="text1"/>
         </w:rPr>
@@ -8850,7 +8446,7 @@
     </w:p>
     <w:p>
       <w:pPr>
-        <w:spacing w:line="276" w:lineRule="auto"/>
+        <w:spacing w:line="360" w:lineRule="auto"/>
         <w:rPr>
           <w:lang w:val="en-US"/>
         </w:rPr>
@@ -8864,6 +8460,7 @@
     </w:p>
     <w:p>
       <w:pPr>
+        <w:spacing w:line="360" w:lineRule="auto"/>
         <w:rPr>
           <w:lang w:val="en-US"/>
         </w:rPr>
@@ -8881,6 +8478,7 @@
           <w:ilvl w:val="0"/>
           <w:numId w:val="48"/>
         </w:numPr>
+        <w:spacing w:line="360" w:lineRule="auto"/>
         <w:rPr>
           <w:lang w:val="en-US"/>
         </w:rPr>
@@ -8898,6 +8496,7 @@
           <w:ilvl w:val="0"/>
           <w:numId w:val="48"/>
         </w:numPr>
+        <w:spacing w:line="360" w:lineRule="auto"/>
         <w:rPr>
           <w:lang w:val="en-US"/>
         </w:rPr>
@@ -8915,6 +8514,7 @@
           <w:ilvl w:val="0"/>
           <w:numId w:val="48"/>
         </w:numPr>
+        <w:spacing w:line="360" w:lineRule="auto"/>
         <w:rPr>
           <w:lang w:val="en-US"/>
         </w:rPr>
@@ -8932,6 +8532,7 @@
           <w:ilvl w:val="0"/>
           <w:numId w:val="48"/>
         </w:numPr>
+        <w:spacing w:line="360" w:lineRule="auto"/>
         <w:rPr>
           <w:lang w:val="en-US"/>
         </w:rPr>
@@ -8963,6 +8564,7 @@
           <w:ilvl w:val="0"/>
           <w:numId w:val="48"/>
         </w:numPr>
+        <w:spacing w:line="360" w:lineRule="auto"/>
         <w:rPr>
           <w:lang w:val="en-US"/>
         </w:rPr>
@@ -8980,6 +8582,7 @@
           <w:ilvl w:val="0"/>
           <w:numId w:val="48"/>
         </w:numPr>
+        <w:spacing w:line="360" w:lineRule="auto"/>
         <w:rPr>
           <w:lang w:val="en-US"/>
         </w:rPr>
@@ -9053,7 +8656,11 @@
         <w:jc w:val="both"/>
       </w:pPr>
       <w:r>
-        <w:t>Test Steps: Open the executable file of the project and navigate to the login option. Enter random strings, wrong passwords, capitalised usernames and valid credentials, and check whether the system correctly rejects invalid input and opens the user menu only for valid credentials.</w:t>
+        <w:t xml:space="preserve">Test Steps: Open the executable file of the project and navigate to the login option. Enter random strings, wrong passwords, capitalised usernames and valid credentials, </w:t>
+      </w:r>
+      <w:r>
+        <w:lastRenderedPageBreak/>
+        <w:t>and check whether the system correctly rejects invalid input and opens the user menu only for valid credentials.</w:t>
       </w:r>
     </w:p>
     <w:p>
@@ -9073,7 +8680,6 @@
           <w:sz w:val="28"/>
           <w:szCs w:val="28"/>
         </w:rPr>
-        <w:lastRenderedPageBreak/>
         <w:t xml:space="preserve"> </w:t>
       </w:r>
       <w:bookmarkStart w:id="34" w:name="_Toc234481659"/>
@@ -10943,7 +10549,14 @@
               <w:rPr>
                 <w:sz w:val="22"/>
               </w:rPr>
-              <w:t>TC02 – Pass, TC03 – Pass</w:t>
+              <w:t xml:space="preserve">TC02 – Pass, </w:t>
+            </w:r>
+            <w:r>
+              <w:rPr>
+                <w:sz w:val="22"/>
+              </w:rPr>
+              <w:lastRenderedPageBreak/>
+              <w:t>TC03 – Pass</w:t>
             </w:r>
           </w:p>
         </w:tc>
@@ -10967,7 +10580,15 @@
               <w:rPr>
                 <w:sz w:val="22"/>
               </w:rPr>
-              <w:t>No changes required.</w:t>
+              <w:lastRenderedPageBreak/>
+              <w:t xml:space="preserve">No changes </w:t>
+            </w:r>
+            <w:r>
+              <w:rPr>
+                <w:sz w:val="22"/>
+              </w:rPr>
+              <w:lastRenderedPageBreak/>
+              <w:t>required.</w:t>
             </w:r>
           </w:p>
         </w:tc>
@@ -10993,6 +10614,7 @@
               <w:rPr>
                 <w:sz w:val="22"/>
               </w:rPr>
+              <w:lastRenderedPageBreak/>
               <w:t>103</w:t>
             </w:r>
           </w:p>
@@ -11115,7 +10737,6 @@
               <w:rPr>
                 <w:sz w:val="22"/>
               </w:rPr>
-              <w:lastRenderedPageBreak/>
               <w:t>104</w:t>
             </w:r>
           </w:p>
@@ -11732,14 +11353,11 @@
         <w:spacing w:line="360" w:lineRule="auto"/>
       </w:pPr>
       <w:r>
+        <w:lastRenderedPageBreak/>
         <w:t xml:space="preserve">At the beginning of project, we were unfamiliar about the C Programming and we were having fear about the project </w:t>
       </w:r>
       <w:r>
-        <w:t xml:space="preserve">risks. This project work has been a difficult task as well as very fruitful one as there were a lot of new and useful topics that we got to </w:t>
-      </w:r>
-      <w:r>
-        <w:lastRenderedPageBreak/>
-        <w:t xml:space="preserve">interact. This project helped us to share and present our ideas in the group as well as help us to know </w:t>
+        <w:t xml:space="preserve">risks. This project work has been a difficult task as well as very fruitful one as there were a lot of new and useful topics that we got to interact. This project helped us to share and present our ideas in the group as well as help us to know </w:t>
       </w:r>
       <w:r>
         <w:t xml:space="preserve">about “How the teamwork works”. Spiritually throughout the </w:t>
@@ -17513,6 +17131,7 @@
   <w:style w:type="character" w:default="1" w:styleId="DefaultParagraphFont">
     <w:name w:val="Default Paragraph Font"/>
     <w:uiPriority w:val="1"/>
+    <w:semiHidden/>
     <w:unhideWhenUsed/>
   </w:style>
   <w:style w:type="table" w:default="1" w:styleId="TableNormal">
@@ -18295,6 +17914,7 @@
     <w:rsid w:val="00840937"/>
     <w:rsid w:val="00911117"/>
     <w:rsid w:val="00952ECC"/>
+    <w:rsid w:val="009E7A4F"/>
     <w:rsid w:val="00A170AD"/>
     <w:rsid w:val="00B00F7A"/>
     <w:rsid w:val="00B276FA"/>
@@ -19079,6 +18699,43 @@
 </file>
 
 <file path=customXml/item1.xml><?xml version="1.0" encoding="utf-8"?>
+<b:Sources xmlns:b="http://schemas.openxmlformats.org/officeDocument/2006/bibliography" xmlns="http://schemas.openxmlformats.org/officeDocument/2006/bibliography" SelectedStyle="\APASixthEditionOfficeOnline.xsl" StyleName="APA" Version="6">
+  <b:Source>
+    <b:Tag>Lau</b:Tag>
+    <b:SourceType>InternetSite</b:SourceType>
+    <b:Guid>{DCB13D93-B085-4654-89B6-F8FCD73B8306}</b:Guid>
+    <b:Title>Management Information System</b:Title>
+    <b:Author>
+      <b:Author>
+        <b:NameList>
+          <b:Person>
+            <b:Last>K.C</b:Last>
+            <b:First>Laudon</b:First>
+          </b:Person>
+        </b:NameList>
+      </b:Author>
+    </b:Author>
+    <b:RefOrder>1</b:RefOrder>
+  </b:Source>
+</b:Sources>
+</file>
+
+<file path=customXml/item2.xml><?xml version="1.0" encoding="utf-8"?>
+<p:properties xmlns:p="http://schemas.microsoft.com/office/2006/metadata/properties" xmlns:xsi="http://www.w3.org/2001/XMLSchema-instance" xmlns:pc="http://schemas.microsoft.com/office/infopath/2007/PartnerControls">
+  <documentManagement/>
+</p:properties>
+</file>
+
+<file path=customXml/item3.xml><?xml version="1.0" encoding="utf-8"?>
+<?mso-contentType ?>
+<FormTemplates xmlns="http://schemas.microsoft.com/sharepoint/v3/contenttype/forms">
+  <Display>DocumentLibraryForm</Display>
+  <Edit>DocumentLibraryForm</Edit>
+  <New>DocumentLibraryForm</New>
+</FormTemplates>
+</file>
+
+<file path=customXml/item4.xml><?xml version="1.0" encoding="utf-8"?>
 <ct:contentTypeSchema xmlns:ct="http://schemas.microsoft.com/office/2006/metadata/contentType" xmlns:ma="http://schemas.microsoft.com/office/2006/metadata/properties/metaAttributes" ct:_="" ma:_="" ma:contentTypeName="Document" ma:contentTypeID="0x01010021A59588BC0053418FC88F40861DA871" ma:contentTypeVersion="10" ma:contentTypeDescription="Create a new document." ma:contentTypeScope="" ma:versionID="3673c1cf7550c71788a22a838bb0d9c0">
   <xsd:schema xmlns:xsd="http://www.w3.org/2001/XMLSchema" xmlns:xs="http://www.w3.org/2001/XMLSchema" xmlns:p="http://schemas.microsoft.com/office/2006/metadata/properties" xmlns:ns2="22f4eba5-1bf1-421f-a001-fd7acca9760c" targetNamespace="http://schemas.microsoft.com/office/2006/metadata/properties" ma:root="true" ma:fieldsID="ac330b6bfa0f539d41f40e8181b11b47" ns2:_="">
     <xsd:import namespace="22f4eba5-1bf1-421f-a001-fd7acca9760c"/>
@@ -19262,44 +18919,32 @@
 </ct:contentTypeSchema>
 </file>
 
-<file path=customXml/item2.xml><?xml version="1.0" encoding="utf-8"?>
-<?mso-contentType ?>
-<FormTemplates xmlns="http://schemas.microsoft.com/sharepoint/v3/contenttype/forms">
-  <Display>DocumentLibraryForm</Display>
-  <Edit>DocumentLibraryForm</Edit>
-  <New>DocumentLibraryForm</New>
-</FormTemplates>
+<file path=customXml/itemProps1.xml><?xml version="1.0" encoding="utf-8"?>
+<ds:datastoreItem xmlns:ds="http://schemas.openxmlformats.org/officeDocument/2006/customXml" ds:itemID="{1965A6F5-E7C0-437A-BAAE-CE2F0C25D007}">
+  <ds:schemaRefs>
+    <ds:schemaRef ds:uri="http://schemas.openxmlformats.org/officeDocument/2006/bibliography"/>
+  </ds:schemaRefs>
+</ds:datastoreItem>
 </file>
 
-<file path=customXml/item3.xml><?xml version="1.0" encoding="utf-8"?>
-<p:properties xmlns:p="http://schemas.microsoft.com/office/2006/metadata/properties" xmlns:xsi="http://www.w3.org/2001/XMLSchema-instance" xmlns:pc="http://schemas.microsoft.com/office/infopath/2007/PartnerControls">
-  <documentManagement/>
-</p:properties>
+<file path=customXml/itemProps2.xml><?xml version="1.0" encoding="utf-8"?>
+<ds:datastoreItem xmlns:ds="http://schemas.openxmlformats.org/officeDocument/2006/customXml" ds:itemID="{279A32A1-94B8-4C38-AF26-42DBFF0B0D86}">
+  <ds:schemaRefs>
+    <ds:schemaRef ds:uri="http://schemas.microsoft.com/office/2006/metadata/properties"/>
+    <ds:schemaRef ds:uri="http://schemas.microsoft.com/office/infopath/2007/PartnerControls"/>
+  </ds:schemaRefs>
+</ds:datastoreItem>
 </file>
 
-<file path=customXml/item4.xml><?xml version="1.0" encoding="utf-8"?>
-<b:Sources xmlns:b="http://schemas.openxmlformats.org/officeDocument/2006/bibliography" xmlns="http://schemas.openxmlformats.org/officeDocument/2006/bibliography" SelectedStyle="\APASixthEditionOfficeOnline.xsl" StyleName="APA" Version="6">
-  <b:Source>
-    <b:Tag>Lau</b:Tag>
-    <b:SourceType>InternetSite</b:SourceType>
-    <b:Guid>{DCB13D93-B085-4654-89B6-F8FCD73B8306}</b:Guid>
-    <b:Title>Management Information System</b:Title>
-    <b:Author>
-      <b:Author>
-        <b:NameList>
-          <b:Person>
-            <b:Last>K.C</b:Last>
-            <b:First>Laudon</b:First>
-          </b:Person>
-        </b:NameList>
-      </b:Author>
-    </b:Author>
-    <b:RefOrder>1</b:RefOrder>
-  </b:Source>
-</b:Sources>
+<file path=customXml/itemProps3.xml><?xml version="1.0" encoding="utf-8"?>
+<ds:datastoreItem xmlns:ds="http://schemas.openxmlformats.org/officeDocument/2006/customXml" ds:itemID="{56C44748-5791-4773-80AF-F953C3055353}">
+  <ds:schemaRefs>
+    <ds:schemaRef ds:uri="http://schemas.microsoft.com/sharepoint/v3/contenttype/forms"/>
+  </ds:schemaRefs>
+</ds:datastoreItem>
 </file>
 
-<file path=customXml/itemProps1.xml><?xml version="1.0" encoding="utf-8"?>
+<file path=customXml/itemProps4.xml><?xml version="1.0" encoding="utf-8"?>
 <ds:datastoreItem xmlns:ds="http://schemas.openxmlformats.org/officeDocument/2006/customXml" ds:itemID="{65E5B5D4-677A-455F-8552-96943537CE77}">
   <ds:schemaRefs>
     <ds:schemaRef ds:uri="http://schemas.microsoft.com/office/2006/metadata/contentType"/>
@@ -19315,29 +18960,4 @@
     <ds:schemaRef ds:uri="http://schemas.microsoft.com/internal/obd"/>
   </ds:schemaRefs>
 </ds:datastoreItem>
-</file>
-
-<file path=customXml/itemProps2.xml><?xml version="1.0" encoding="utf-8"?>
-<ds:datastoreItem xmlns:ds="http://schemas.openxmlformats.org/officeDocument/2006/customXml" ds:itemID="{56C44748-5791-4773-80AF-F953C3055353}">
-  <ds:schemaRefs>
-    <ds:schemaRef ds:uri="http://schemas.microsoft.com/sharepoint/v3/contenttype/forms"/>
-  </ds:schemaRefs>
-</ds:datastoreItem>
-</file>
-
-<file path=customXml/itemProps3.xml><?xml version="1.0" encoding="utf-8"?>
-<ds:datastoreItem xmlns:ds="http://schemas.openxmlformats.org/officeDocument/2006/customXml" ds:itemID="{279A32A1-94B8-4C38-AF26-42DBFF0B0D86}">
-  <ds:schemaRefs>
-    <ds:schemaRef ds:uri="http://schemas.microsoft.com/office/2006/metadata/properties"/>
-    <ds:schemaRef ds:uri="http://schemas.microsoft.com/office/infopath/2007/PartnerControls"/>
-  </ds:schemaRefs>
-</ds:datastoreItem>
-</file>
-
-<file path=customXml/itemProps4.xml><?xml version="1.0" encoding="utf-8"?>
-<ds:datastoreItem xmlns:ds="http://schemas.openxmlformats.org/officeDocument/2006/customXml" ds:itemID="{1965A6F5-E7C0-437A-BAAE-CE2F0C25D007}">
-  <ds:schemaRefs>
-    <ds:schemaRef ds:uri="http://schemas.openxmlformats.org/officeDocument/2006/bibliography"/>
-  </ds:schemaRefs>
-</ds:datastoreItem>
 </file>
--- a/documentation.docx
+++ b/documentation.docx
@@ -1,6 +1,6 @@
 
 <file path=word/document.xml><?xml version="1.0" encoding="utf-8"?>
-<w:document xmlns:wpc="http://schemas.microsoft.com/office/word/2010/wordprocessingCanvas" xmlns:cx="http://schemas.microsoft.com/office/drawing/2014/chartex" xmlns:cx1="http://schemas.microsoft.com/office/drawing/2015/9/8/chartex" xmlns:cx2="http://schemas.microsoft.com/office/drawing/2015/10/21/chartex" xmlns:cx3="http://schemas.microsoft.com/office/drawing/2016/5/9/chartex" xmlns:cx4="http://schemas.microsoft.com/office/drawing/2016/5/10/chartex" xmlns:cx5="http://schemas.microsoft.com/office/drawing/2016/5/11/chartex" xmlns:cx6="http://schemas.microsoft.com/office/drawing/2016/5/12/chartex" xmlns:cx7="http://schemas.microsoft.com/office/drawing/2016/5/13/chartex" xmlns:cx8="http://schemas.microsoft.com/office/drawing/2016/5/14/chartex" xmlns:mc="http://schemas.openxmlformats.org/markup-compatibility/2006" xmlns:aink="http://schemas.microsoft.com/office/drawing/2016/ink" xmlns:am3d="http://schemas.microsoft.com/office/drawing/2017/model3d" xmlns:o="urn:schemas-microsoft-com:office:office" xmlns:oel="http://schemas.microsoft.com/office/2019/extlst" xmlns:r="http://schemas.openxmlformats.org/officeDocument/2006/relationships" xmlns:m="http://schemas.openxmlformats.org/officeDocument/2006/math" xmlns:v="urn:schemas-microsoft-com:vml" xmlns:wp14="http://schemas.microsoft.com/office/word/2010/wordprocessingDrawing" xmlns:wp="http://schemas.openxmlformats.org/drawingml/2006/wordprocessingDrawing" xmlns:w10="urn:schemas-microsoft-com:office:word" xmlns:w="http://schemas.openxmlformats.org/wordprocessingml/2006/main" xmlns:w14="http://schemas.microsoft.com/office/word/2010/wordml" xmlns:w15="http://schemas.microsoft.com/office/word/2012/wordml" xmlns:w16cex="http://schemas.microsoft.com/office/word/2018/wordml/cex" xmlns:w16cid="http://schemas.microsoft.com/office/word/2016/wordml/cid" xmlns:w16="http://schemas.microsoft.com/office/word/2018/wordml" xmlns:w16du="http://schemas.microsoft.com/office/word/2023/wordml/word16du" xmlns:w16sdtdh="http://schemas.microsoft.com/office/word/2020/wordml/sdtdatahash" xmlns:w16sdtfl="http://schemas.microsoft.com/office/word/2024/wordml/sdtformatlock" xmlns:w16se="http://schemas.microsoft.com/office/word/2015/wordml/symex" xmlns:wpg="http://schemas.microsoft.com/office/word/2010/wordprocessingGroup" xmlns:wpi="http://schemas.microsoft.com/office/word/2010/wordprocessingInk" xmlns:wne="http://schemas.microsoft.com/office/word/2006/wordml" xmlns:wps="http://schemas.microsoft.com/office/word/2010/wordprocessingShape" mc:Ignorable="w14 w15 w16se w16cid w16 w16cex w16sdtdh w16sdtfl w16du wp14">
+<w:document xmlns:wpc="http://schemas.microsoft.com/office/word/2010/wordprocessingCanvas" xmlns:cx="http://schemas.microsoft.com/office/drawing/2014/chartex" xmlns:cx1="http://schemas.microsoft.com/office/drawing/2015/9/8/chartex" xmlns:cx2="http://schemas.microsoft.com/office/drawing/2015/10/21/chartex" xmlns:cx3="http://schemas.microsoft.com/office/drawing/2016/5/9/chartex" xmlns:cx4="http://schemas.microsoft.com/office/drawing/2016/5/10/chartex" xmlns:cx5="http://schemas.microsoft.com/office/drawing/2016/5/11/chartex" xmlns:cx6="http://schemas.microsoft.com/office/drawing/2016/5/12/chartex" xmlns:cx7="http://schemas.microsoft.com/office/drawing/2016/5/13/chartex" xmlns:cx8="http://schemas.microsoft.com/office/drawing/2016/5/14/chartex" xmlns:mc="http://schemas.openxmlformats.org/markup-compatibility/2006" xmlns:aink="http://schemas.microsoft.com/office/drawing/2016/ink" xmlns:am3d="http://schemas.microsoft.com/office/drawing/2017/model3d" xmlns:o="urn:schemas-microsoft-com:office:office" xmlns:r="http://schemas.openxmlformats.org/officeDocument/2006/relationships" xmlns:m="http://schemas.openxmlformats.org/officeDocument/2006/math" xmlns:v="urn:schemas-microsoft-com:vml" xmlns:wp14="http://schemas.microsoft.com/office/word/2010/wordprocessingDrawing" xmlns:wp="http://schemas.openxmlformats.org/drawingml/2006/wordprocessingDrawing" xmlns:w10="urn:schemas-microsoft-com:office:word" xmlns:w="http://schemas.openxmlformats.org/wordprocessingml/2006/main" xmlns:w14="http://schemas.microsoft.com/office/word/2010/wordml" xmlns:w15="http://schemas.microsoft.com/office/word/2012/wordml" xmlns:w16cid="http://schemas.microsoft.com/office/word/2016/wordml/cid" xmlns:w16se="http://schemas.microsoft.com/office/word/2015/wordml/symex" xmlns:wpg="http://schemas.microsoft.com/office/word/2010/wordprocessingGroup" xmlns:wpi="http://schemas.microsoft.com/office/word/2010/wordprocessingInk" xmlns:wne="http://schemas.microsoft.com/office/word/2006/wordml" xmlns:wps="http://schemas.microsoft.com/office/word/2010/wordprocessingShape" mc:Ignorable="w14 w15 w16se w16cid wp14">
   <w:body>
     <w:p>
       <w:pPr>
@@ -213,6 +213,7 @@
           <w:dataBinding w:prefixMappings="xmlns:ns0='http://purl.org/dc/elements/1.1/' xmlns:ns1='http://schemas.openxmlformats.org/package/2006/metadata/core-properties' " w:xpath="/ns1:coreProperties[1]/ns0:title[1]" w:storeItemID="{6C3C8BC8-F283-45AE-878A-BAB7291924A1}"/>
           <w:text/>
         </w:sdtPr>
+        <w:sdtEndPr/>
         <w:sdtContent>
           <w:r>
             <w:rPr>
@@ -369,7 +370,7 @@
           </mc:Choice>
           <mc:Fallback>
             <w:pict>
-              <v:group w14:anchorId="294471D8" id="Group 5" o:spid="_x0000_s1026" style="width:68.5pt;height:110pt;mso-position-horizontal-relative:char;mso-position-vertical-relative:line" coordsize="6762,16097" o:gfxdata="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">
+              <v:group w14:anchorId="5F217AE6" id="Group 5" o:spid="_x0000_s1026" style="width:68.5pt;height:110pt;mso-position-horizontal-relative:char;mso-position-vertical-relative:line" coordsize="6762,16097" o:gfxdata="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">
                 <v:line id="Straight Connector 2" o:spid="_x0000_s1027" style="position:absolute;visibility:visible;mso-wrap-style:square" from="3333,0" to="3333,16097" o:connectortype="straight" o:gfxdata="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" strokecolor="black [3200]" strokeweight="2.5pt">
                   <v:stroke joinstyle="miter"/>
                 </v:line>
@@ -636,6 +637,7 @@
             <w:dataBinding w:prefixMappings="xmlns:ns0='http://purl.org/dc/elements/1.1/' xmlns:ns1='http://schemas.openxmlformats.org/package/2006/metadata/core-properties' " w:xpath="/ns1:coreProperties[1]/ns0:creator[1]" w:storeItemID="{6C3C8BC8-F283-45AE-878A-BAB7291924A1}"/>
             <w:text/>
           </w:sdtPr>
+          <w:sdtEndPr/>
           <w:sdtContent>
             <w:tc>
               <w:tcPr>
@@ -5253,6 +5255,7 @@
               <w:spacing w:line="360" w:lineRule="auto"/>
               <w:jc w:val="both"/>
               <w:rPr>
+                <w:b w:val="0"/>
                 <w:highlight w:val="lightGray"/>
               </w:rPr>
             </w:pPr>
@@ -9443,21 +9446,7 @@
               <w:rPr>
                 <w:sz w:val="22"/>
               </w:rPr>
-              <w:t xml:space="preserve">Balance increases and the deposit </w:t>
-            </w:r>
-            <w:proofErr w:type="gramStart"/>
-            <w:r>
-              <w:rPr>
-                <w:sz w:val="22"/>
-              </w:rPr>
-              <w:t>appears</w:t>
-            </w:r>
-            <w:proofErr w:type="gramEnd"/>
-            <w:r>
-              <w:rPr>
-                <w:sz w:val="22"/>
-              </w:rPr>
-              <w:t xml:space="preserve"> in history.</w:t>
+              <w:t>Balance increases and the deposit appears in history.</w:t>
             </w:r>
           </w:p>
         </w:tc>
@@ -11206,176 +11195,225 @@
     </w:p>
     <w:p>
       <w:pPr>
-        <w:spacing w:before="60" w:after="240"/>
-      </w:pPr>
-    </w:p>
-    <w:p>
-      <w:pPr>
         <w:spacing w:line="360" w:lineRule="auto"/>
         <w:jc w:val="both"/>
-      </w:pPr>
-    </w:p>
-    <w:p/>
-    <w:p>
-      <w:pPr>
-        <w:pStyle w:val="ListParagraph"/>
+        <w:rPr>
+          <w:rFonts w:cs="Times New Roman"/>
+        </w:rPr>
+      </w:pPr>
+    </w:p>
+    <w:p>
+      <w:pPr>
+        <w:pStyle w:val="Heading1"/>
+      </w:pPr>
+      <w:bookmarkStart w:id="39" w:name="_Toc234473289"/>
+      <w:bookmarkStart w:id="40" w:name="_Toc234481662"/>
+      <w:r>
+        <w:lastRenderedPageBreak/>
+        <w:t>Project Results</w:t>
+      </w:r>
+      <w:bookmarkEnd w:id="39"/>
+      <w:bookmarkEnd w:id="40"/>
+    </w:p>
+    <w:p>
+      <w:pPr>
         <w:spacing w:line="360" w:lineRule="auto"/>
         <w:jc w:val="both"/>
-        <w:rPr>
-          <w:rFonts w:cs="Times New Roman"/>
-        </w:rPr>
-      </w:pPr>
-    </w:p>
-    <w:p>
-      <w:pPr>
-        <w:pStyle w:val="Heading1"/>
-      </w:pPr>
-      <w:bookmarkStart w:id="39" w:name="_Toc234473289"/>
-      <w:bookmarkStart w:id="40" w:name="_Toc234481662"/>
-      <w:r>
-        <w:t>Project Results</w:t>
-      </w:r>
-      <w:bookmarkEnd w:id="39"/>
-      <w:bookmarkEnd w:id="40"/>
-    </w:p>
-    <w:p>
-      <w:pPr>
-        <w:pStyle w:val="NormalWeb"/>
-        <w:shd w:val="clear" w:color="auto" w:fill="FFFFFF"/>
-        <w:spacing w:before="0" w:beforeAutospacing="0" w:after="0" w:afterAutospacing="0" w:line="360" w:lineRule="auto"/>
+      </w:pPr>
+      <w:r>
+        <w:rPr>
+          <w:rFonts w:eastAsia="Times New Roman" w:cs="Times New Roman"/>
+          <w:szCs w:val="24"/>
+        </w:rPr>
+        <w:t>T</w:t>
+      </w:r>
+      <w:r>
+        <w:rPr>
+          <w:rFonts w:eastAsia="Times New Roman" w:cs="Times New Roman"/>
+          <w:szCs w:val="24"/>
+        </w:rPr>
+        <w:t>ransaction management easy, accurate and permanent. After completing development and testing</w:t>
+      </w:r>
+      <w:r>
+        <w:t xml:space="preserve"> </w:t>
+      </w:r>
+      <w:r>
+        <w:rPr>
+          <w:rFonts w:eastAsia="Times New Roman" w:cs="Times New Roman"/>
+          <w:szCs w:val="24"/>
+        </w:rPr>
+        <w:t>The Simple Banking System project was conceptualized to make basic account and, the system fulfils all of the objectives set at the beginning of the project.</w:t>
+      </w:r>
+    </w:p>
+    <w:p>
+      <w:pPr>
+        <w:spacing w:line="360" w:lineRule="auto"/>
         <w:jc w:val="both"/>
       </w:pPr>
       <w:r>
-        <w:t>Here in this section, you must put forward the results, on the basis of the following:</w:t>
+        <w:rPr>
+          <w:rFonts w:eastAsia="Times New Roman" w:cs="Times New Roman"/>
+          <w:szCs w:val="24"/>
+        </w:rPr>
+        <w:t>The problems that have been solved by the project are:</w:t>
+      </w:r>
+    </w:p>
+    <w:p>
+      <w:pPr>
+        <w:pStyle w:val="ListParagraph"/>
+        <w:numPr>
+          <w:ilvl w:val="0"/>
+          <w:numId w:val="49"/>
+        </w:numPr>
+        <w:spacing w:after="0" w:line="360" w:lineRule="auto"/>
+        <w:contextualSpacing w:val="0"/>
+        <w:jc w:val="both"/>
+      </w:pPr>
+      <w:r>
+        <w:rPr>
+          <w:rFonts w:eastAsia="Times New Roman" w:cs="Times New Roman"/>
+          <w:szCs w:val="24"/>
+        </w:rPr>
+        <w:t>Time consumed in manual record searching is reduced, since a user’s record is found instantly after login.</w:t>
+      </w:r>
+    </w:p>
+    <w:p>
+      <w:pPr>
+        <w:pStyle w:val="ListParagraph"/>
+        <w:numPr>
+          <w:ilvl w:val="0"/>
+          <w:numId w:val="49"/>
+        </w:numPr>
+        <w:spacing w:after="0" w:line="360" w:lineRule="auto"/>
+        <w:contextualSpacing w:val="0"/>
+        <w:jc w:val="both"/>
+      </w:pPr>
+      <w:r>
+        <w:rPr>
+          <w:rFonts w:eastAsia="Times New Roman" w:cs="Times New Roman"/>
+          <w:szCs w:val="24"/>
+        </w:rPr>
+        <w:t>Duplicate accounts are prevented, because the system rejects usernames that already exist.</w:t>
+      </w:r>
+    </w:p>
+    <w:p>
+      <w:pPr>
+        <w:pStyle w:val="ListParagraph"/>
+        <w:numPr>
+          <w:ilvl w:val="0"/>
+          <w:numId w:val="49"/>
+        </w:numPr>
+        <w:spacing w:after="0" w:line="360" w:lineRule="auto"/>
+        <w:contextualSpacing w:val="0"/>
+        <w:jc w:val="both"/>
+      </w:pPr>
+      <w:r>
+        <w:rPr>
+          <w:rFonts w:eastAsia="Times New Roman" w:cs="Times New Roman"/>
+          <w:szCs w:val="24"/>
+        </w:rPr>
+        <w:t>Data is stored in a proper structured way; customer details and transaction details are quickly and comfortably found.</w:t>
+      </w:r>
+    </w:p>
+    <w:p>
+      <w:pPr>
+        <w:pStyle w:val="ListParagraph"/>
+        <w:numPr>
+          <w:ilvl w:val="0"/>
+          <w:numId w:val="49"/>
+        </w:numPr>
+        <w:spacing w:after="0" w:line="360" w:lineRule="auto"/>
+        <w:contextualSpacing w:val="0"/>
+        <w:jc w:val="both"/>
+      </w:pPr>
+      <w:r>
+        <w:rPr>
+          <w:rFonts w:eastAsia="Times New Roman" w:cs="Times New Roman"/>
+          <w:szCs w:val="24"/>
+        </w:rPr>
+        <w:t>Data can be copied simply and stored in multiple places, which lowers the risk of data loss.</w:t>
+      </w:r>
+    </w:p>
+    <w:p>
+      <w:pPr>
+        <w:pStyle w:val="ListParagraph"/>
+        <w:numPr>
+          <w:ilvl w:val="0"/>
+          <w:numId w:val="49"/>
+        </w:numPr>
+        <w:spacing w:after="0" w:line="360" w:lineRule="auto"/>
+        <w:contextualSpacing w:val="0"/>
+        <w:jc w:val="both"/>
+      </w:pPr>
+      <w:r>
+        <w:rPr>
+          <w:rFonts w:eastAsia="Times New Roman" w:cs="Times New Roman"/>
+          <w:szCs w:val="24"/>
+        </w:rPr>
+        <w:t>Calculation errors are eliminated, as the balance is updated automatically after every validated deposit.</w:t>
+      </w:r>
+    </w:p>
+    <w:p>
+      <w:pPr>
+        <w:pStyle w:val="ListParagraph"/>
+        <w:numPr>
+          <w:ilvl w:val="0"/>
+          <w:numId w:val="49"/>
+        </w:numPr>
+        <w:spacing w:after="0" w:line="360" w:lineRule="auto"/>
+        <w:contextualSpacing w:val="0"/>
+        <w:jc w:val="both"/>
+      </w:pPr>
+      <w:r>
+        <w:rPr>
+          <w:rFonts w:eastAsia="Times New Roman" w:cs="Times New Roman"/>
+          <w:szCs w:val="24"/>
+        </w:rPr>
+        <w:t>Clarity and consistency in operation is achieved through the fixed menu-driven interface.</w:t>
       </w:r>
     </w:p>
     <w:p>
       <w:pPr>
         <w:spacing w:line="360" w:lineRule="auto"/>
-      </w:pPr>
-      <w:r>
-        <w:t>The Movie Ticket Management System project was conceptualized for the easiness during ticket purchase, food purchase as well as to end repetition, confusion during seat booking for the users. The functions which we visualized during the project were completely achieved.</w:t>
+        <w:jc w:val="both"/>
+      </w:pPr>
+      <w:r>
+        <w:rPr>
+          <w:rFonts w:eastAsia="Times New Roman" w:cs="Times New Roman"/>
+          <w:szCs w:val="24"/>
+        </w:rPr>
+        <w:t>At the beginning of the project, we were unfamiliar with C programming and were apprehensive about the project risks. Through this project, we learned structured programming, file handling, debugging, testing and teamwork, and gained the confidence to take on larger projects in the coming semesters.</w:t>
       </w:r>
     </w:p>
     <w:p>
       <w:pPr>
         <w:spacing w:line="360" w:lineRule="auto"/>
       </w:pPr>
-      <w:r>
-        <w:t xml:space="preserve">The problems that have been solved with the project are: </w:t>
-      </w:r>
     </w:p>
     <w:p>
       <w:pPr>
         <w:spacing w:line="360" w:lineRule="auto"/>
       </w:pPr>
-      <w:r>
-        <w:t>&gt;Time consumption during purchase of ticket and food is reduced.</w:t>
-      </w:r>
     </w:p>
     <w:p>
       <w:pPr>
         <w:spacing w:line="360" w:lineRule="auto"/>
       </w:pPr>
-      <w:r>
-        <w:t>&gt;</w:t>
-      </w:r>
-      <w:r>
-        <w:t>Probability of reoccurrence of booking same seat is terminated.</w:t>
-      </w:r>
     </w:p>
     <w:p>
       <w:pPr>
         <w:spacing w:line="360" w:lineRule="auto"/>
       </w:pPr>
-      <w:r>
-        <w:t>&gt;Data are stored in a proper way, customer details and transaction details are quickly and comfortably found.</w:t>
-      </w:r>
     </w:p>
     <w:p>
       <w:pPr>
         <w:spacing w:line="360" w:lineRule="auto"/>
       </w:pPr>
-      <w:r>
-        <w:t>&gt;Data can be copied simply and can be stored in multiple places which lower the risk of data loss.</w:t>
-      </w:r>
     </w:p>
     <w:p>
       <w:pPr>
         <w:spacing w:line="360" w:lineRule="auto"/>
       </w:pPr>
-      <w:r>
-        <w:t>After the background study about the manual ticketing systems, we got information about the drawbacks of manual system and by designing different features in digital system we tried to put an end to it and through our system following market necessity were met:</w:t>
-      </w:r>
-    </w:p>
-    <w:p>
-      <w:pPr>
-        <w:spacing w:line="360" w:lineRule="auto"/>
-      </w:pPr>
-      <w:r>
-        <w:t>&gt;Reduction in large numbers of staff in ticket counter.</w:t>
-      </w:r>
-    </w:p>
-    <w:p>
-      <w:pPr>
-        <w:spacing w:line="360" w:lineRule="auto"/>
-      </w:pPr>
-      <w:r>
-        <w:t>&gt;Customers are provided fast service and customers detailed were easily generated.</w:t>
-      </w:r>
-    </w:p>
-    <w:p>
-      <w:pPr>
-        <w:spacing w:line="360" w:lineRule="auto"/>
-      </w:pPr>
-      <w:r>
-        <w:t>&gt;After the proper management of customer details, sales report and cut off in usage of large quantities pen and papers profit is achieved.</w:t>
-      </w:r>
-    </w:p>
-    <w:p>
-      <w:pPr>
-        <w:spacing w:line="360" w:lineRule="auto"/>
-      </w:pPr>
-      <w:r>
-        <w:t>&gt;Data errors were speedily decreased such as repetition of customer details or forgotten of customer details.</w:t>
-      </w:r>
-    </w:p>
-    <w:p>
-      <w:pPr>
-        <w:spacing w:line="360" w:lineRule="auto"/>
-      </w:pPr>
-      <w:r>
-        <w:t>&gt;Clarity and consistency in operation is seen.</w:t>
-      </w:r>
-    </w:p>
-    <w:p>
-      <w:pPr>
-        <w:spacing w:line="360" w:lineRule="auto"/>
-      </w:pPr>
-      <w:r>
-        <w:lastRenderedPageBreak/>
-        <w:t xml:space="preserve">At the beginning of project, we were unfamiliar about the C Programming and we were having fear about the project </w:t>
-      </w:r>
-      <w:r>
-        <w:t xml:space="preserve">risks. This project work has been a difficult task as well as very fruitful one as there were a lot of new and useful topics that we got to interact. This project helped us to share and present our ideas in the group as well as help us to know </w:t>
-      </w:r>
-      <w:r>
-        <w:t xml:space="preserve">about “How the teamwork works”. Spiritually throughout the </w:t>
-      </w:r>
-      <w:r>
-        <w:t>project journey we acquire knowledge that everything can be learnt with passion and patience. Similarly, we developed friendly bond than the beginning.</w:t>
-      </w:r>
-    </w:p>
-    <w:p>
-      <w:pPr>
-        <w:spacing w:line="360" w:lineRule="auto"/>
-      </w:pPr>
-      <w:r>
-        <w:t xml:space="preserve"> </w:t>
-      </w:r>
-      <w:r>
-        <w:br w:type="page"/>
-      </w:r>
     </w:p>
     <w:p>
       <w:pPr>
@@ -11394,25 +11432,60 @@
     <w:p>
       <w:pPr>
         <w:spacing w:line="360" w:lineRule="auto"/>
-      </w:pPr>
-      <w:r>
-        <w:t xml:space="preserve">Final, summary of the documentation, write down the most important components and findings. of </w:t>
-      </w:r>
-      <w:r>
-        <w:t>each</w:t>
-      </w:r>
-      <w:r>
-        <w:t xml:space="preserve"> </w:t>
+        <w:jc w:val="both"/>
+      </w:pPr>
+      <w:bookmarkStart w:id="42" w:name="_GoBack"/>
+      <w:r>
+        <w:rPr>
+          <w:rFonts w:eastAsia="Times New Roman" w:cs="Times New Roman"/>
+          <w:szCs w:val="24"/>
+        </w:rPr>
+        <w:t>The Simple Banking System successfully computerizes the fundamental operations of a bank account: registration, authentication, deposits, balance enquiry, transaction history, password management and account deletion. The problem of unreliable manual record-keeping identified in the problem statement was solved through structured file-based storage, in which every change is immediately saved to bankdata.txt and reloaded at the next program start.</w:t>
+      </w:r>
+    </w:p>
+    <w:p>
+      <w:pPr>
+        <w:spacing w:line="360" w:lineRule="auto"/>
+        <w:jc w:val="both"/>
+      </w:pPr>
+      <w:r>
+        <w:rPr>
+          <w:rFonts w:eastAsia="Times New Roman" w:cs="Times New Roman"/>
+          <w:szCs w:val="24"/>
+        </w:rPr>
+        <w:t>The system was designed using flowcharts and a Level-1 Data Flow Diagram, developed under the waterfall model with a clear division of work among the team members, and verified through module-wise testing traced back to the requirements in the Requirement Traceability Matrix, with all test cases passing. User Acceptance Testing confirmed that the system is simple enough for a new user to operate without guidance.</w:t>
+      </w:r>
+    </w:p>
+    <w:p>
+      <w:pPr>
+        <w:spacing w:line="360" w:lineRule="auto"/>
+        <w:jc w:val="both"/>
+      </w:pPr>
+      <w:r>
+        <w:rPr>
+          <w:rFonts w:eastAsia="Times New Roman" w:cs="Times New Roman"/>
+          <w:szCs w:val="24"/>
+        </w:rPr>
+        <w:t xml:space="preserve">The project fulfilled all of its objectives and, equally importantly, gave the team practical experience of the complete software development </w:t>
       </w:r>
       <w:proofErr w:type="gramStart"/>
       <w:r>
-        <w:t>headings</w:t>
+        <w:rPr>
+          <w:rFonts w:eastAsia="Times New Roman" w:cs="Times New Roman"/>
+          <w:szCs w:val="24"/>
+        </w:rPr>
+        <w:t>process  from</w:t>
       </w:r>
       <w:proofErr w:type="gramEnd"/>
       <w:r>
-        <w:t>.</w:t>
-      </w:r>
-    </w:p>
+        <w:rPr>
+          <w:rFonts w:eastAsia="Times New Roman" w:cs="Times New Roman"/>
+          <w:szCs w:val="24"/>
+        </w:rPr>
+        <w:t xml:space="preserve"> requirement analysis and design through coding, testing and documentation.</w:t>
+      </w:r>
+    </w:p>
+    <w:bookmarkEnd w:id="42"/>
     <w:p>
       <w:pPr>
         <w:spacing w:line="360" w:lineRule="auto"/>
@@ -11431,17 +11504,17 @@
       <w:pPr>
         <w:pStyle w:val="Heading1"/>
       </w:pPr>
-      <w:bookmarkStart w:id="42" w:name="_Toc234473291"/>
+      <w:bookmarkStart w:id="43" w:name="_Toc234473291"/>
       <w:r>
         <w:lastRenderedPageBreak/>
         <w:t xml:space="preserve"> </w:t>
       </w:r>
-      <w:bookmarkStart w:id="43" w:name="_Toc234481664"/>
+      <w:bookmarkStart w:id="44" w:name="_Toc234481664"/>
       <w:r>
         <w:t>Annexures</w:t>
       </w:r>
-      <w:bookmarkEnd w:id="42"/>
       <w:bookmarkEnd w:id="43"/>
+      <w:bookmarkEnd w:id="44"/>
     </w:p>
     <w:p>
       <w:pPr>
@@ -11529,7 +11602,7 @@
 </file>
 
 <file path=word/endnotes.xml><?xml version="1.0" encoding="utf-8"?>
-<w:endnotes xmlns:wpc="http://schemas.microsoft.com/office/word/2010/wordprocessingCanvas" xmlns:cx="http://schemas.microsoft.com/office/drawing/2014/chartex" xmlns:cx1="http://schemas.microsoft.com/office/drawing/2015/9/8/chartex" xmlns:cx2="http://schemas.microsoft.com/office/drawing/2015/10/21/chartex" xmlns:cx3="http://schemas.microsoft.com/office/drawing/2016/5/9/chartex" xmlns:cx4="http://schemas.microsoft.com/office/drawing/2016/5/10/chartex" xmlns:cx5="http://schemas.microsoft.com/office/drawing/2016/5/11/chartex" xmlns:cx6="http://schemas.microsoft.com/office/drawing/2016/5/12/chartex" xmlns:cx7="http://schemas.microsoft.com/office/drawing/2016/5/13/chartex" xmlns:cx8="http://schemas.microsoft.com/office/drawing/2016/5/14/chartex" xmlns:mc="http://schemas.openxmlformats.org/markup-compatibility/2006" xmlns:aink="http://schemas.microsoft.com/office/drawing/2016/ink" xmlns:am3d="http://schemas.microsoft.com/office/drawing/2017/model3d" xmlns:o="urn:schemas-microsoft-com:office:office" xmlns:oel="http://schemas.microsoft.com/office/2019/extlst" xmlns:r="http://schemas.openxmlformats.org/officeDocument/2006/relationships" xmlns:m="http://schemas.openxmlformats.org/officeDocument/2006/math" xmlns:v="urn:schemas-microsoft-com:vml" xmlns:wp14="http://schemas.microsoft.com/office/word/2010/wordprocessingDrawing" xmlns:wp="http://schemas.openxmlformats.org/drawingml/2006/wordprocessingDrawing" xmlns:w10="urn:schemas-microsoft-com:office:word" xmlns:w="http://schemas.openxmlformats.org/wordprocessingml/2006/main" xmlns:w14="http://schemas.microsoft.com/office/word/2010/wordml" xmlns:w15="http://schemas.microsoft.com/office/word/2012/wordml" xmlns:w16cex="http://schemas.microsoft.com/office/word/2018/wordml/cex" xmlns:w16cid="http://schemas.microsoft.com/office/word/2016/wordml/cid" xmlns:w16="http://schemas.microsoft.com/office/word/2018/wordml" xmlns:w16du="http://schemas.microsoft.com/office/word/2023/wordml/word16du" xmlns:w16sdtdh="http://schemas.microsoft.com/office/word/2020/wordml/sdtdatahash" xmlns:w16sdtfl="http://schemas.microsoft.com/office/word/2024/wordml/sdtformatlock" xmlns:w16se="http://schemas.microsoft.com/office/word/2015/wordml/symex" xmlns:wpg="http://schemas.microsoft.com/office/word/2010/wordprocessingGroup" xmlns:wpi="http://schemas.microsoft.com/office/word/2010/wordprocessingInk" xmlns:wne="http://schemas.microsoft.com/office/word/2006/wordml" xmlns:wps="http://schemas.microsoft.com/office/word/2010/wordprocessingShape" mc:Ignorable="w14 w15 w16se w16cid w16 w16cex w16sdtdh w16sdtfl w16du wp14">
+<w:endnotes xmlns:wpc="http://schemas.microsoft.com/office/word/2010/wordprocessingCanvas" xmlns:cx="http://schemas.microsoft.com/office/drawing/2014/chartex" xmlns:cx1="http://schemas.microsoft.com/office/drawing/2015/9/8/chartex" xmlns:cx2="http://schemas.microsoft.com/office/drawing/2015/10/21/chartex" xmlns:cx3="http://schemas.microsoft.com/office/drawing/2016/5/9/chartex" xmlns:cx4="http://schemas.microsoft.com/office/drawing/2016/5/10/chartex" xmlns:cx5="http://schemas.microsoft.com/office/drawing/2016/5/11/chartex" xmlns:cx6="http://schemas.microsoft.com/office/drawing/2016/5/12/chartex" xmlns:cx7="http://schemas.microsoft.com/office/drawing/2016/5/13/chartex" xmlns:cx8="http://schemas.microsoft.com/office/drawing/2016/5/14/chartex" xmlns:mc="http://schemas.openxmlformats.org/markup-compatibility/2006" xmlns:aink="http://schemas.microsoft.com/office/drawing/2016/ink" xmlns:am3d="http://schemas.microsoft.com/office/drawing/2017/model3d" xmlns:o="urn:schemas-microsoft-com:office:office" xmlns:r="http://schemas.openxmlformats.org/officeDocument/2006/relationships" xmlns:m="http://schemas.openxmlformats.org/officeDocument/2006/math" xmlns:v="urn:schemas-microsoft-com:vml" xmlns:wp14="http://schemas.microsoft.com/office/word/2010/wordprocessingDrawing" xmlns:wp="http://schemas.openxmlformats.org/drawingml/2006/wordprocessingDrawing" xmlns:w10="urn:schemas-microsoft-com:office:word" xmlns:w="http://schemas.openxmlformats.org/wordprocessingml/2006/main" xmlns:w14="http://schemas.microsoft.com/office/word/2010/wordml" xmlns:w15="http://schemas.microsoft.com/office/word/2012/wordml" xmlns:w16cid="http://schemas.microsoft.com/office/word/2016/wordml/cid" xmlns:w16se="http://schemas.microsoft.com/office/word/2015/wordml/symex" xmlns:wpg="http://schemas.microsoft.com/office/word/2010/wordprocessingGroup" xmlns:wpi="http://schemas.microsoft.com/office/word/2010/wordprocessingInk" xmlns:wne="http://schemas.microsoft.com/office/word/2006/wordml" xmlns:wps="http://schemas.microsoft.com/office/word/2010/wordprocessingShape" mc:Ignorable="w14 w15 w16se w16cid wp14">
   <w:endnote w:type="separator" w:id="-1">
     <w:p>
       <w:pPr>
@@ -11554,7 +11627,7 @@
 </file>
 
 <file path=word/footer1.xml><?xml version="1.0" encoding="utf-8"?>
-<w:ftr xmlns:wpc="http://schemas.microsoft.com/office/word/2010/wordprocessingCanvas" xmlns:cx="http://schemas.microsoft.com/office/drawing/2014/chartex" xmlns:cx1="http://schemas.microsoft.com/office/drawing/2015/9/8/chartex" xmlns:cx2="http://schemas.microsoft.com/office/drawing/2015/10/21/chartex" xmlns:cx3="http://schemas.microsoft.com/office/drawing/2016/5/9/chartex" xmlns:cx4="http://schemas.microsoft.com/office/drawing/2016/5/10/chartex" xmlns:cx5="http://schemas.microsoft.com/office/drawing/2016/5/11/chartex" xmlns:cx6="http://schemas.microsoft.com/office/drawing/2016/5/12/chartex" xmlns:cx7="http://schemas.microsoft.com/office/drawing/2016/5/13/chartex" xmlns:cx8="http://schemas.microsoft.com/office/drawing/2016/5/14/chartex" xmlns:mc="http://schemas.openxmlformats.org/markup-compatibility/2006" xmlns:aink="http://schemas.microsoft.com/office/drawing/2016/ink" xmlns:am3d="http://schemas.microsoft.com/office/drawing/2017/model3d" xmlns:o="urn:schemas-microsoft-com:office:office" xmlns:oel="http://schemas.microsoft.com/office/2019/extlst" xmlns:r="http://schemas.openxmlformats.org/officeDocument/2006/relationships" xmlns:m="http://schemas.openxmlformats.org/officeDocument/2006/math" xmlns:v="urn:schemas-microsoft-com:vml" xmlns:wp14="http://schemas.microsoft.com/office/word/2010/wordprocessingDrawing" xmlns:wp="http://schemas.openxmlformats.org/drawingml/2006/wordprocessingDrawing" xmlns:w10="urn:schemas-microsoft-com:office:word" xmlns:w="http://schemas.openxmlformats.org/wordprocessingml/2006/main" xmlns:w14="http://schemas.microsoft.com/office/word/2010/wordml" xmlns:w15="http://schemas.microsoft.com/office/word/2012/wordml" xmlns:w16cex="http://schemas.microsoft.com/office/word/2018/wordml/cex" xmlns:w16cid="http://schemas.microsoft.com/office/word/2016/wordml/cid" xmlns:w16="http://schemas.microsoft.com/office/word/2018/wordml" xmlns:w16du="http://schemas.microsoft.com/office/word/2023/wordml/word16du" xmlns:w16sdtdh="http://schemas.microsoft.com/office/word/2020/wordml/sdtdatahash" xmlns:w16sdtfl="http://schemas.microsoft.com/office/word/2024/wordml/sdtformatlock" xmlns:w16se="http://schemas.microsoft.com/office/word/2015/wordml/symex" xmlns:wpg="http://schemas.microsoft.com/office/word/2010/wordprocessingGroup" xmlns:wpi="http://schemas.microsoft.com/office/word/2010/wordprocessingInk" xmlns:wne="http://schemas.microsoft.com/office/word/2006/wordml" xmlns:wps="http://schemas.microsoft.com/office/word/2010/wordprocessingShape" mc:Ignorable="w14 w15 w16se w16cid w16 w16cex w16sdtdh w16sdtfl w16du wp14">
+<w:ftr xmlns:wpc="http://schemas.microsoft.com/office/word/2010/wordprocessingCanvas" xmlns:cx="http://schemas.microsoft.com/office/drawing/2014/chartex" xmlns:cx1="http://schemas.microsoft.com/office/drawing/2015/9/8/chartex" xmlns:cx2="http://schemas.microsoft.com/office/drawing/2015/10/21/chartex" xmlns:cx3="http://schemas.microsoft.com/office/drawing/2016/5/9/chartex" xmlns:cx4="http://schemas.microsoft.com/office/drawing/2016/5/10/chartex" xmlns:cx5="http://schemas.microsoft.com/office/drawing/2016/5/11/chartex" xmlns:cx6="http://schemas.microsoft.com/office/drawing/2016/5/12/chartex" xmlns:cx7="http://schemas.microsoft.com/office/drawing/2016/5/13/chartex" xmlns:cx8="http://schemas.microsoft.com/office/drawing/2016/5/14/chartex" xmlns:mc="http://schemas.openxmlformats.org/markup-compatibility/2006" xmlns:aink="http://schemas.microsoft.com/office/drawing/2016/ink" xmlns:am3d="http://schemas.microsoft.com/office/drawing/2017/model3d" xmlns:o="urn:schemas-microsoft-com:office:office" xmlns:r="http://schemas.openxmlformats.org/officeDocument/2006/relationships" xmlns:m="http://schemas.openxmlformats.org/officeDocument/2006/math" xmlns:v="urn:schemas-microsoft-com:vml" xmlns:wp14="http://schemas.microsoft.com/office/word/2010/wordprocessingDrawing" xmlns:wp="http://schemas.openxmlformats.org/drawingml/2006/wordprocessingDrawing" xmlns:w10="urn:schemas-microsoft-com:office:word" xmlns:w="http://schemas.openxmlformats.org/wordprocessingml/2006/main" xmlns:w14="http://schemas.microsoft.com/office/word/2010/wordml" xmlns:w15="http://schemas.microsoft.com/office/word/2012/wordml" xmlns:w16cid="http://schemas.microsoft.com/office/word/2016/wordml/cid" xmlns:w16se="http://schemas.microsoft.com/office/word/2015/wordml/symex" xmlns:wpg="http://schemas.microsoft.com/office/word/2010/wordprocessingGroup" xmlns:wpi="http://schemas.microsoft.com/office/word/2010/wordprocessingInk" xmlns:wne="http://schemas.microsoft.com/office/word/2006/wordml" xmlns:wps="http://schemas.microsoft.com/office/word/2010/wordprocessingShape" mc:Ignorable="w14 w15 w16se w16cid wp14">
   <w:p>
     <w:pPr>
       <w:pStyle w:val="Footer"/>
@@ -11564,7 +11637,7 @@
 </file>
 
 <file path=word/footer2.xml><?xml version="1.0" encoding="utf-8"?>
-<w:ftr xmlns:wpc="http://schemas.microsoft.com/office/word/2010/wordprocessingCanvas" xmlns:cx="http://schemas.microsoft.com/office/drawing/2014/chartex" xmlns:cx1="http://schemas.microsoft.com/office/drawing/2015/9/8/chartex" xmlns:cx2="http://schemas.microsoft.com/office/drawing/2015/10/21/chartex" xmlns:cx3="http://schemas.microsoft.com/office/drawing/2016/5/9/chartex" xmlns:cx4="http://schemas.microsoft.com/office/drawing/2016/5/10/chartex" xmlns:cx5="http://schemas.microsoft.com/office/drawing/2016/5/11/chartex" xmlns:cx6="http://schemas.microsoft.com/office/drawing/2016/5/12/chartex" xmlns:cx7="http://schemas.microsoft.com/office/drawing/2016/5/13/chartex" xmlns:cx8="http://schemas.microsoft.com/office/drawing/2016/5/14/chartex" xmlns:mc="http://schemas.openxmlformats.org/markup-compatibility/2006" xmlns:aink="http://schemas.microsoft.com/office/drawing/2016/ink" xmlns:am3d="http://schemas.microsoft.com/office/drawing/2017/model3d" xmlns:o="urn:schemas-microsoft-com:office:office" xmlns:oel="http://schemas.microsoft.com/office/2019/extlst" xmlns:r="http://schemas.openxmlformats.org/officeDocument/2006/relationships" xmlns:m="http://schemas.openxmlformats.org/officeDocument/2006/math" xmlns:v="urn:schemas-microsoft-com:vml" xmlns:wp14="http://schemas.microsoft.com/office/word/2010/wordprocessingDrawing" xmlns:wp="http://schemas.openxmlformats.org/drawingml/2006/wordprocessingDrawing" xmlns:w10="urn:schemas-microsoft-com:office:word" xmlns:w="http://schemas.openxmlformats.org/wordprocessingml/2006/main" xmlns:w14="http://schemas.microsoft.com/office/word/2010/wordml" xmlns:w15="http://schemas.microsoft.com/office/word/2012/wordml" xmlns:w16cex="http://schemas.microsoft.com/office/word/2018/wordml/cex" xmlns:w16cid="http://schemas.microsoft.com/office/word/2016/wordml/cid" xmlns:w16="http://schemas.microsoft.com/office/word/2018/wordml" xmlns:w16du="http://schemas.microsoft.com/office/word/2023/wordml/word16du" xmlns:w16sdtdh="http://schemas.microsoft.com/office/word/2020/wordml/sdtdatahash" xmlns:w16sdtfl="http://schemas.microsoft.com/office/word/2024/wordml/sdtformatlock" xmlns:w16se="http://schemas.microsoft.com/office/word/2015/wordml/symex" xmlns:wpg="http://schemas.microsoft.com/office/word/2010/wordprocessingGroup" xmlns:wpi="http://schemas.microsoft.com/office/word/2010/wordprocessingInk" xmlns:wne="http://schemas.microsoft.com/office/word/2006/wordml" xmlns:wps="http://schemas.microsoft.com/office/word/2010/wordprocessingShape" mc:Ignorable="w14 w15 w16se w16cid w16 w16cex w16sdtdh w16sdtfl w16du wp14">
+<w:ftr xmlns:wpc="http://schemas.microsoft.com/office/word/2010/wordprocessingCanvas" xmlns:cx="http://schemas.microsoft.com/office/drawing/2014/chartex" xmlns:cx1="http://schemas.microsoft.com/office/drawing/2015/9/8/chartex" xmlns:cx2="http://schemas.microsoft.com/office/drawing/2015/10/21/chartex" xmlns:cx3="http://schemas.microsoft.com/office/drawing/2016/5/9/chartex" xmlns:cx4="http://schemas.microsoft.com/office/drawing/2016/5/10/chartex" xmlns:cx5="http://schemas.microsoft.com/office/drawing/2016/5/11/chartex" xmlns:cx6="http://schemas.microsoft.com/office/drawing/2016/5/12/chartex" xmlns:cx7="http://schemas.microsoft.com/office/drawing/2016/5/13/chartex" xmlns:cx8="http://schemas.microsoft.com/office/drawing/2016/5/14/chartex" xmlns:mc="http://schemas.openxmlformats.org/markup-compatibility/2006" xmlns:aink="http://schemas.microsoft.com/office/drawing/2016/ink" xmlns:am3d="http://schemas.microsoft.com/office/drawing/2017/model3d" xmlns:o="urn:schemas-microsoft-com:office:office" xmlns:r="http://schemas.openxmlformats.org/officeDocument/2006/relationships" xmlns:m="http://schemas.openxmlformats.org/officeDocument/2006/math" xmlns:v="urn:schemas-microsoft-com:vml" xmlns:wp14="http://schemas.microsoft.com/office/word/2010/wordprocessingDrawing" xmlns:wp="http://schemas.openxmlformats.org/drawingml/2006/wordprocessingDrawing" xmlns:w10="urn:schemas-microsoft-com:office:word" xmlns:w="http://schemas.openxmlformats.org/wordprocessingml/2006/main" xmlns:w14="http://schemas.microsoft.com/office/word/2010/wordml" xmlns:w15="http://schemas.microsoft.com/office/word/2012/wordml" xmlns:w16cid="http://schemas.microsoft.com/office/word/2016/wordml/cid" xmlns:w16se="http://schemas.microsoft.com/office/word/2015/wordml/symex" xmlns:wpg="http://schemas.microsoft.com/office/word/2010/wordprocessingGroup" xmlns:wpi="http://schemas.microsoft.com/office/word/2010/wordprocessingInk" xmlns:wne="http://schemas.microsoft.com/office/word/2006/wordml" xmlns:wps="http://schemas.microsoft.com/office/word/2010/wordprocessingShape" mc:Ignorable="w14 w15 w16se w16cid wp14">
   <w:sdt>
     <w:sdtPr>
       <w:id w:val="1769740165"/>
@@ -11617,7 +11690,7 @@
 </file>
 
 <file path=word/footer3.xml><?xml version="1.0" encoding="utf-8"?>
-<w:ftr xmlns:wpc="http://schemas.microsoft.com/office/word/2010/wordprocessingCanvas" xmlns:cx="http://schemas.microsoft.com/office/drawing/2014/chartex" xmlns:cx1="http://schemas.microsoft.com/office/drawing/2015/9/8/chartex" xmlns:cx2="http://schemas.microsoft.com/office/drawing/2015/10/21/chartex" xmlns:cx3="http://schemas.microsoft.com/office/drawing/2016/5/9/chartex" xmlns:cx4="http://schemas.microsoft.com/office/drawing/2016/5/10/chartex" xmlns:cx5="http://schemas.microsoft.com/office/drawing/2016/5/11/chartex" xmlns:cx6="http://schemas.microsoft.com/office/drawing/2016/5/12/chartex" xmlns:cx7="http://schemas.microsoft.com/office/drawing/2016/5/13/chartex" xmlns:cx8="http://schemas.microsoft.com/office/drawing/2016/5/14/chartex" xmlns:mc="http://schemas.openxmlformats.org/markup-compatibility/2006" xmlns:aink="http://schemas.microsoft.com/office/drawing/2016/ink" xmlns:am3d="http://schemas.microsoft.com/office/drawing/2017/model3d" xmlns:o="urn:schemas-microsoft-com:office:office" xmlns:oel="http://schemas.microsoft.com/office/2019/extlst" xmlns:r="http://schemas.openxmlformats.org/officeDocument/2006/relationships" xmlns:m="http://schemas.openxmlformats.org/officeDocument/2006/math" xmlns:v="urn:schemas-microsoft-com:vml" xmlns:wp14="http://schemas.microsoft.com/office/word/2010/wordprocessingDrawing" xmlns:wp="http://schemas.openxmlformats.org/drawingml/2006/wordprocessingDrawing" xmlns:w10="urn:schemas-microsoft-com:office:word" xmlns:w="http://schemas.openxmlformats.org/wordprocessingml/2006/main" xmlns:w14="http://schemas.microsoft.com/office/word/2010/wordml" xmlns:w15="http://schemas.microsoft.com/office/word/2012/wordml" xmlns:w16cex="http://schemas.microsoft.com/office/word/2018/wordml/cex" xmlns:w16cid="http://schemas.microsoft.com/office/word/2016/wordml/cid" xmlns:w16="http://schemas.microsoft.com/office/word/2018/wordml" xmlns:w16du="http://schemas.microsoft.com/office/word/2023/wordml/word16du" xmlns:w16sdtdh="http://schemas.microsoft.com/office/word/2020/wordml/sdtdatahash" xmlns:w16sdtfl="http://schemas.microsoft.com/office/word/2024/wordml/sdtformatlock" xmlns:w16se="http://schemas.microsoft.com/office/word/2015/wordml/symex" xmlns:wpg="http://schemas.microsoft.com/office/word/2010/wordprocessingGroup" xmlns:wpi="http://schemas.microsoft.com/office/word/2010/wordprocessingInk" xmlns:wne="http://schemas.microsoft.com/office/word/2006/wordml" xmlns:wps="http://schemas.microsoft.com/office/word/2010/wordprocessingShape" mc:Ignorable="w14 w15 w16se w16cid w16 w16cex w16sdtdh w16sdtfl w16du wp14">
+<w:ftr xmlns:wpc="http://schemas.microsoft.com/office/word/2010/wordprocessingCanvas" xmlns:cx="http://schemas.microsoft.com/office/drawing/2014/chartex" xmlns:cx1="http://schemas.microsoft.com/office/drawing/2015/9/8/chartex" xmlns:cx2="http://schemas.microsoft.com/office/drawing/2015/10/21/chartex" xmlns:cx3="http://schemas.microsoft.com/office/drawing/2016/5/9/chartex" xmlns:cx4="http://schemas.microsoft.com/office/drawing/2016/5/10/chartex" xmlns:cx5="http://schemas.microsoft.com/office/drawing/2016/5/11/chartex" xmlns:cx6="http://schemas.microsoft.com/office/drawing/2016/5/12/chartex" xmlns:cx7="http://schemas.microsoft.com/office/drawing/2016/5/13/chartex" xmlns:cx8="http://schemas.microsoft.com/office/drawing/2016/5/14/chartex" xmlns:mc="http://schemas.openxmlformats.org/markup-compatibility/2006" xmlns:aink="http://schemas.microsoft.com/office/drawing/2016/ink" xmlns:am3d="http://schemas.microsoft.com/office/drawing/2017/model3d" xmlns:o="urn:schemas-microsoft-com:office:office" xmlns:r="http://schemas.openxmlformats.org/officeDocument/2006/relationships" xmlns:m="http://schemas.openxmlformats.org/officeDocument/2006/math" xmlns:v="urn:schemas-microsoft-com:vml" xmlns:wp14="http://schemas.microsoft.com/office/word/2010/wordprocessingDrawing" xmlns:wp="http://schemas.openxmlformats.org/drawingml/2006/wordprocessingDrawing" xmlns:w10="urn:schemas-microsoft-com:office:word" xmlns:w="http://schemas.openxmlformats.org/wordprocessingml/2006/main" xmlns:w14="http://schemas.microsoft.com/office/word/2010/wordml" xmlns:w15="http://schemas.microsoft.com/office/word/2012/wordml" xmlns:w16cid="http://schemas.microsoft.com/office/word/2016/wordml/cid" xmlns:w16se="http://schemas.microsoft.com/office/word/2015/wordml/symex" xmlns:wpg="http://schemas.microsoft.com/office/word/2010/wordprocessingGroup" xmlns:wpi="http://schemas.microsoft.com/office/word/2010/wordprocessingInk" xmlns:wne="http://schemas.microsoft.com/office/word/2006/wordml" xmlns:wps="http://schemas.microsoft.com/office/word/2010/wordprocessingShape" mc:Ignorable="w14 w15 w16se w16cid wp14">
   <w:p>
     <w:pPr>
       <w:pStyle w:val="Footer"/>
@@ -11627,7 +11700,7 @@
 </file>
 
 <file path=word/footnotes.xml><?xml version="1.0" encoding="utf-8"?>
-<w:footnotes xmlns:wpc="http://schemas.microsoft.com/office/word/2010/wordprocessingCanvas" xmlns:cx="http://schemas.microsoft.com/office/drawing/2014/chartex" xmlns:cx1="http://schemas.microsoft.com/office/drawing/2015/9/8/chartex" xmlns:cx2="http://schemas.microsoft.com/office/drawing/2015/10/21/chartex" xmlns:cx3="http://schemas.microsoft.com/office/drawing/2016/5/9/chartex" xmlns:cx4="http://schemas.microsoft.com/office/drawing/2016/5/10/chartex" xmlns:cx5="http://schemas.microsoft.com/office/drawing/2016/5/11/chartex" xmlns:cx6="http://schemas.microsoft.com/office/drawing/2016/5/12/chartex" xmlns:cx7="http://schemas.microsoft.com/office/drawing/2016/5/13/chartex" xmlns:cx8="http://schemas.microsoft.com/office/drawing/2016/5/14/chartex" xmlns:mc="http://schemas.openxmlformats.org/markup-compatibility/2006" xmlns:aink="http://schemas.microsoft.com/office/drawing/2016/ink" xmlns:am3d="http://schemas.microsoft.com/office/drawing/2017/model3d" xmlns:o="urn:schemas-microsoft-com:office:office" xmlns:oel="http://schemas.microsoft.com/office/2019/extlst" xmlns:r="http://schemas.openxmlformats.org/officeDocument/2006/relationships" xmlns:m="http://schemas.openxmlformats.org/officeDocument/2006/math" xmlns:v="urn:schemas-microsoft-com:vml" xmlns:wp14="http://schemas.microsoft.com/office/word/2010/wordprocessingDrawing" xmlns:wp="http://schemas.openxmlformats.org/drawingml/2006/wordprocessingDrawing" xmlns:w10="urn:schemas-microsoft-com:office:word" xmlns:w="http://schemas.openxmlformats.org/wordprocessingml/2006/main" xmlns:w14="http://schemas.microsoft.com/office/word/2010/wordml" xmlns:w15="http://schemas.microsoft.com/office/word/2012/wordml" xmlns:w16cex="http://schemas.microsoft.com/office/word/2018/wordml/cex" xmlns:w16cid="http://schemas.microsoft.com/office/word/2016/wordml/cid" xmlns:w16="http://schemas.microsoft.com/office/word/2018/wordml" xmlns:w16du="http://schemas.microsoft.com/office/word/2023/wordml/word16du" xmlns:w16sdtdh="http://schemas.microsoft.com/office/word/2020/wordml/sdtdatahash" xmlns:w16sdtfl="http://schemas.microsoft.com/office/word/2024/wordml/sdtformatlock" xmlns:w16se="http://schemas.microsoft.com/office/word/2015/wordml/symex" xmlns:wpg="http://schemas.microsoft.com/office/word/2010/wordprocessingGroup" xmlns:wpi="http://schemas.microsoft.com/office/word/2010/wordprocessingInk" xmlns:wne="http://schemas.microsoft.com/office/word/2006/wordml" xmlns:wps="http://schemas.microsoft.com/office/word/2010/wordprocessingShape" mc:Ignorable="w14 w15 w16se w16cid w16 w16cex w16sdtdh w16sdtfl w16du wp14">
+<w:footnotes xmlns:wpc="http://schemas.microsoft.com/office/word/2010/wordprocessingCanvas" xmlns:cx="http://schemas.microsoft.com/office/drawing/2014/chartex" xmlns:cx1="http://schemas.microsoft.com/office/drawing/2015/9/8/chartex" xmlns:cx2="http://schemas.microsoft.com/office/drawing/2015/10/21/chartex" xmlns:cx3="http://schemas.microsoft.com/office/drawing/2016/5/9/chartex" xmlns:cx4="http://schemas.microsoft.com/office/drawing/2016/5/10/chartex" xmlns:cx5="http://schemas.microsoft.com/office/drawing/2016/5/11/chartex" xmlns:cx6="http://schemas.microsoft.com/office/drawing/2016/5/12/chartex" xmlns:cx7="http://schemas.microsoft.com/office/drawing/2016/5/13/chartex" xmlns:cx8="http://schemas.microsoft.com/office/drawing/2016/5/14/chartex" xmlns:mc="http://schemas.openxmlformats.org/markup-compatibility/2006" xmlns:aink="http://schemas.microsoft.com/office/drawing/2016/ink" xmlns:am3d="http://schemas.microsoft.com/office/drawing/2017/model3d" xmlns:o="urn:schemas-microsoft-com:office:office" xmlns:r="http://schemas.openxmlformats.org/officeDocument/2006/relationships" xmlns:m="http://schemas.openxmlformats.org/officeDocument/2006/math" xmlns:v="urn:schemas-microsoft-com:vml" xmlns:wp14="http://schemas.microsoft.com/office/word/2010/wordprocessingDrawing" xmlns:wp="http://schemas.openxmlformats.org/drawingml/2006/wordprocessingDrawing" xmlns:w10="urn:schemas-microsoft-com:office:word" xmlns:w="http://schemas.openxmlformats.org/wordprocessingml/2006/main" xmlns:w14="http://schemas.microsoft.com/office/word/2010/wordml" xmlns:w15="http://schemas.microsoft.com/office/word/2012/wordml" xmlns:w16cid="http://schemas.microsoft.com/office/word/2016/wordml/cid" xmlns:w16se="http://schemas.microsoft.com/office/word/2015/wordml/symex" xmlns:wpg="http://schemas.microsoft.com/office/word/2010/wordprocessingGroup" xmlns:wpi="http://schemas.microsoft.com/office/word/2010/wordprocessingInk" xmlns:wne="http://schemas.microsoft.com/office/word/2006/wordml" xmlns:wps="http://schemas.microsoft.com/office/word/2010/wordprocessingShape" mc:Ignorable="w14 w15 w16se w16cid wp14">
   <w:footnote w:type="separator" w:id="-1">
     <w:p>
       <w:pPr>
@@ -11652,7 +11725,7 @@
 </file>
 
 <file path=word/header1.xml><?xml version="1.0" encoding="utf-8"?>
-<w:hdr xmlns:wpc="http://schemas.microsoft.com/office/word/2010/wordprocessingCanvas" xmlns:cx="http://schemas.microsoft.com/office/drawing/2014/chartex" xmlns:cx1="http://schemas.microsoft.com/office/drawing/2015/9/8/chartex" xmlns:cx2="http://schemas.microsoft.com/office/drawing/2015/10/21/chartex" xmlns:cx3="http://schemas.microsoft.com/office/drawing/2016/5/9/chartex" xmlns:cx4="http://schemas.microsoft.com/office/drawing/2016/5/10/chartex" xmlns:cx5="http://schemas.microsoft.com/office/drawing/2016/5/11/chartex" xmlns:cx6="http://schemas.microsoft.com/office/drawing/2016/5/12/chartex" xmlns:cx7="http://schemas.microsoft.com/office/drawing/2016/5/13/chartex" xmlns:cx8="http://schemas.microsoft.com/office/drawing/2016/5/14/chartex" xmlns:mc="http://schemas.openxmlformats.org/markup-compatibility/2006" xmlns:aink="http://schemas.microsoft.com/office/drawing/2016/ink" xmlns:am3d="http://schemas.microsoft.com/office/drawing/2017/model3d" xmlns:o="urn:schemas-microsoft-com:office:office" xmlns:oel="http://schemas.microsoft.com/office/2019/extlst" xmlns:r="http://schemas.openxmlformats.org/officeDocument/2006/relationships" xmlns:m="http://schemas.openxmlformats.org/officeDocument/2006/math" xmlns:v="urn:schemas-microsoft-com:vml" xmlns:wp14="http://schemas.microsoft.com/office/word/2010/wordprocessingDrawing" xmlns:wp="http://schemas.openxmlformats.org/drawingml/2006/wordprocessingDrawing" xmlns:w10="urn:schemas-microsoft-com:office:word" xmlns:w="http://schemas.openxmlformats.org/wordprocessingml/2006/main" xmlns:w14="http://schemas.microsoft.com/office/word/2010/wordml" xmlns:w15="http://schemas.microsoft.com/office/word/2012/wordml" xmlns:w16cex="http://schemas.microsoft.com/office/word/2018/wordml/cex" xmlns:w16cid="http://schemas.microsoft.com/office/word/2016/wordml/cid" xmlns:w16="http://schemas.microsoft.com/office/word/2018/wordml" xmlns:w16du="http://schemas.microsoft.com/office/word/2023/wordml/word16du" xmlns:w16sdtdh="http://schemas.microsoft.com/office/word/2020/wordml/sdtdatahash" xmlns:w16sdtfl="http://schemas.microsoft.com/office/word/2024/wordml/sdtformatlock" xmlns:w16se="http://schemas.microsoft.com/office/word/2015/wordml/symex" xmlns:wpg="http://schemas.microsoft.com/office/word/2010/wordprocessingGroup" xmlns:wpi="http://schemas.microsoft.com/office/word/2010/wordprocessingInk" xmlns:wne="http://schemas.microsoft.com/office/word/2006/wordml" xmlns:wps="http://schemas.microsoft.com/office/word/2010/wordprocessingShape" mc:Ignorable="w14 w15 w16se w16cid w16 w16cex w16sdtdh w16sdtfl w16du wp14">
+<w:hdr xmlns:wpc="http://schemas.microsoft.com/office/word/2010/wordprocessingCanvas" xmlns:cx="http://schemas.microsoft.com/office/drawing/2014/chartex" xmlns:cx1="http://schemas.microsoft.com/office/drawing/2015/9/8/chartex" xmlns:cx2="http://schemas.microsoft.com/office/drawing/2015/10/21/chartex" xmlns:cx3="http://schemas.microsoft.com/office/drawing/2016/5/9/chartex" xmlns:cx4="http://schemas.microsoft.com/office/drawing/2016/5/10/chartex" xmlns:cx5="http://schemas.microsoft.com/office/drawing/2016/5/11/chartex" xmlns:cx6="http://schemas.microsoft.com/office/drawing/2016/5/12/chartex" xmlns:cx7="http://schemas.microsoft.com/office/drawing/2016/5/13/chartex" xmlns:cx8="http://schemas.microsoft.com/office/drawing/2016/5/14/chartex" xmlns:mc="http://schemas.openxmlformats.org/markup-compatibility/2006" xmlns:aink="http://schemas.microsoft.com/office/drawing/2016/ink" xmlns:am3d="http://schemas.microsoft.com/office/drawing/2017/model3d" xmlns:o="urn:schemas-microsoft-com:office:office" xmlns:r="http://schemas.openxmlformats.org/officeDocument/2006/relationships" xmlns:m="http://schemas.openxmlformats.org/officeDocument/2006/math" xmlns:v="urn:schemas-microsoft-com:vml" xmlns:wp14="http://schemas.microsoft.com/office/word/2010/wordprocessingDrawing" xmlns:wp="http://schemas.openxmlformats.org/drawingml/2006/wordprocessingDrawing" xmlns:w10="urn:schemas-microsoft-com:office:word" xmlns:w="http://schemas.openxmlformats.org/wordprocessingml/2006/main" xmlns:w14="http://schemas.microsoft.com/office/word/2010/wordml" xmlns:w15="http://schemas.microsoft.com/office/word/2012/wordml" xmlns:w16cid="http://schemas.microsoft.com/office/word/2016/wordml/cid" xmlns:w16se="http://schemas.microsoft.com/office/word/2015/wordml/symex" xmlns:wpg="http://schemas.microsoft.com/office/word/2010/wordprocessingGroup" xmlns:wpi="http://schemas.microsoft.com/office/word/2010/wordprocessingInk" xmlns:wne="http://schemas.microsoft.com/office/word/2006/wordml" xmlns:wps="http://schemas.microsoft.com/office/word/2010/wordprocessingShape" mc:Ignorable="w14 w15 w16se w16cid wp14">
   <w:p>
     <w:pPr>
       <w:pStyle w:val="Header"/>
@@ -11662,7 +11735,7 @@
 </file>
 
 <file path=word/header2.xml><?xml version="1.0" encoding="utf-8"?>
-<w:hdr xmlns:wpc="http://schemas.microsoft.com/office/word/2010/wordprocessingCanvas" xmlns:cx="http://schemas.microsoft.com/office/drawing/2014/chartex" xmlns:cx1="http://schemas.microsoft.com/office/drawing/2015/9/8/chartex" xmlns:cx2="http://schemas.microsoft.com/office/drawing/2015/10/21/chartex" xmlns:cx3="http://schemas.microsoft.com/office/drawing/2016/5/9/chartex" xmlns:cx4="http://schemas.microsoft.com/office/drawing/2016/5/10/chartex" xmlns:cx5="http://schemas.microsoft.com/office/drawing/2016/5/11/chartex" xmlns:cx6="http://schemas.microsoft.com/office/drawing/2016/5/12/chartex" xmlns:cx7="http://schemas.microsoft.com/office/drawing/2016/5/13/chartex" xmlns:cx8="http://schemas.microsoft.com/office/drawing/2016/5/14/chartex" xmlns:mc="http://schemas.openxmlformats.org/markup-compatibility/2006" xmlns:aink="http://schemas.microsoft.com/office/drawing/2016/ink" xmlns:am3d="http://schemas.microsoft.com/office/drawing/2017/model3d" xmlns:o="urn:schemas-microsoft-com:office:office" xmlns:oel="http://schemas.microsoft.com/office/2019/extlst" xmlns:r="http://schemas.openxmlformats.org/officeDocument/2006/relationships" xmlns:m="http://schemas.openxmlformats.org/officeDocument/2006/math" xmlns:v="urn:schemas-microsoft-com:vml" xmlns:wp14="http://schemas.microsoft.com/office/word/2010/wordprocessingDrawing" xmlns:wp="http://schemas.openxmlformats.org/drawingml/2006/wordprocessingDrawing" xmlns:w10="urn:schemas-microsoft-com:office:word" xmlns:w="http://schemas.openxmlformats.org/wordprocessingml/2006/main" xmlns:w14="http://schemas.microsoft.com/office/word/2010/wordml" xmlns:w15="http://schemas.microsoft.com/office/word/2012/wordml" xmlns:w16cex="http://schemas.microsoft.com/office/word/2018/wordml/cex" xmlns:w16cid="http://schemas.microsoft.com/office/word/2016/wordml/cid" xmlns:w16="http://schemas.microsoft.com/office/word/2018/wordml" xmlns:w16du="http://schemas.microsoft.com/office/word/2023/wordml/word16du" xmlns:w16sdtdh="http://schemas.microsoft.com/office/word/2020/wordml/sdtdatahash" xmlns:w16sdtfl="http://schemas.microsoft.com/office/word/2024/wordml/sdtformatlock" xmlns:w16se="http://schemas.microsoft.com/office/word/2015/wordml/symex" xmlns:wpg="http://schemas.microsoft.com/office/word/2010/wordprocessingGroup" xmlns:wpi="http://schemas.microsoft.com/office/word/2010/wordprocessingInk" xmlns:wne="http://schemas.microsoft.com/office/word/2006/wordml" xmlns:wps="http://schemas.microsoft.com/office/word/2010/wordprocessingShape" mc:Ignorable="w14 w15 w16se w16cid w16 w16cex w16sdtdh w16sdtfl w16du wp14">
+<w:hdr xmlns:wpc="http://schemas.microsoft.com/office/word/2010/wordprocessingCanvas" xmlns:cx="http://schemas.microsoft.com/office/drawing/2014/chartex" xmlns:cx1="http://schemas.microsoft.com/office/drawing/2015/9/8/chartex" xmlns:cx2="http://schemas.microsoft.com/office/drawing/2015/10/21/chartex" xmlns:cx3="http://schemas.microsoft.com/office/drawing/2016/5/9/chartex" xmlns:cx4="http://schemas.microsoft.com/office/drawing/2016/5/10/chartex" xmlns:cx5="http://schemas.microsoft.com/office/drawing/2016/5/11/chartex" xmlns:cx6="http://schemas.microsoft.com/office/drawing/2016/5/12/chartex" xmlns:cx7="http://schemas.microsoft.com/office/drawing/2016/5/13/chartex" xmlns:cx8="http://schemas.microsoft.com/office/drawing/2016/5/14/chartex" xmlns:mc="http://schemas.openxmlformats.org/markup-compatibility/2006" xmlns:aink="http://schemas.microsoft.com/office/drawing/2016/ink" xmlns:am3d="http://schemas.microsoft.com/office/drawing/2017/model3d" xmlns:o="urn:schemas-microsoft-com:office:office" xmlns:r="http://schemas.openxmlformats.org/officeDocument/2006/relationships" xmlns:m="http://schemas.openxmlformats.org/officeDocument/2006/math" xmlns:v="urn:schemas-microsoft-com:vml" xmlns:wp14="http://schemas.microsoft.com/office/word/2010/wordprocessingDrawing" xmlns:wp="http://schemas.openxmlformats.org/drawingml/2006/wordprocessingDrawing" xmlns:w10="urn:schemas-microsoft-com:office:word" xmlns:w="http://schemas.openxmlformats.org/wordprocessingml/2006/main" xmlns:w14="http://schemas.microsoft.com/office/word/2010/wordml" xmlns:w15="http://schemas.microsoft.com/office/word/2012/wordml" xmlns:w16cid="http://schemas.microsoft.com/office/word/2016/wordml/cid" xmlns:w16se="http://schemas.microsoft.com/office/word/2015/wordml/symex" xmlns:wpg="http://schemas.microsoft.com/office/word/2010/wordprocessingGroup" xmlns:wpi="http://schemas.microsoft.com/office/word/2010/wordprocessingInk" xmlns:wne="http://schemas.microsoft.com/office/word/2006/wordml" xmlns:wps="http://schemas.microsoft.com/office/word/2010/wordprocessingShape" mc:Ignorable="w14 w15 w16se w16cid wp14">
   <w:p>
     <w:pPr>
       <w:pStyle w:val="Header"/>
@@ -11672,7 +11745,7 @@
 </file>
 
 <file path=word/header3.xml><?xml version="1.0" encoding="utf-8"?>
-<w:hdr xmlns:wpc="http://schemas.microsoft.com/office/word/2010/wordprocessingCanvas" xmlns:cx="http://schemas.microsoft.com/office/drawing/2014/chartex" xmlns:cx1="http://schemas.microsoft.com/office/drawing/2015/9/8/chartex" xmlns:cx2="http://schemas.microsoft.com/office/drawing/2015/10/21/chartex" xmlns:cx3="http://schemas.microsoft.com/office/drawing/2016/5/9/chartex" xmlns:cx4="http://schemas.microsoft.com/office/drawing/2016/5/10/chartex" xmlns:cx5="http://schemas.microsoft.com/office/drawing/2016/5/11/chartex" xmlns:cx6="http://schemas.microsoft.com/office/drawing/2016/5/12/chartex" xmlns:cx7="http://schemas.microsoft.com/office/drawing/2016/5/13/chartex" xmlns:cx8="http://schemas.microsoft.com/office/drawing/2016/5/14/chartex" xmlns:mc="http://schemas.openxmlformats.org/markup-compatibility/2006" xmlns:aink="http://schemas.microsoft.com/office/drawing/2016/ink" xmlns:am3d="http://schemas.microsoft.com/office/drawing/2017/model3d" xmlns:o="urn:schemas-microsoft-com:office:office" xmlns:oel="http://schemas.microsoft.com/office/2019/extlst" xmlns:r="http://schemas.openxmlformats.org/officeDocument/2006/relationships" xmlns:m="http://schemas.openxmlformats.org/officeDocument/2006/math" xmlns:v="urn:schemas-microsoft-com:vml" xmlns:wp14="http://schemas.microsoft.com/office/word/2010/wordprocessingDrawing" xmlns:wp="http://schemas.openxmlformats.org/drawingml/2006/wordprocessingDrawing" xmlns:w10="urn:schemas-microsoft-com:office:word" xmlns:w="http://schemas.openxmlformats.org/wordprocessingml/2006/main" xmlns:w14="http://schemas.microsoft.com/office/word/2010/wordml" xmlns:w15="http://schemas.microsoft.com/office/word/2012/wordml" xmlns:w16cex="http://schemas.microsoft.com/office/word/2018/wordml/cex" xmlns:w16cid="http://schemas.microsoft.com/office/word/2016/wordml/cid" xmlns:w16="http://schemas.microsoft.com/office/word/2018/wordml" xmlns:w16du="http://schemas.microsoft.com/office/word/2023/wordml/word16du" xmlns:w16sdtdh="http://schemas.microsoft.com/office/word/2020/wordml/sdtdatahash" xmlns:w16sdtfl="http://schemas.microsoft.com/office/word/2024/wordml/sdtformatlock" xmlns:w16se="http://schemas.microsoft.com/office/word/2015/wordml/symex" xmlns:wpg="http://schemas.microsoft.com/office/word/2010/wordprocessingGroup" xmlns:wpi="http://schemas.microsoft.com/office/word/2010/wordprocessingInk" xmlns:wne="http://schemas.microsoft.com/office/word/2006/wordml" xmlns:wps="http://schemas.microsoft.com/office/word/2010/wordprocessingShape" mc:Ignorable="w14 w15 w16se w16cid w16 w16cex w16sdtdh w16sdtfl w16du wp14">
+<w:hdr xmlns:wpc="http://schemas.microsoft.com/office/word/2010/wordprocessingCanvas" xmlns:cx="http://schemas.microsoft.com/office/drawing/2014/chartex" xmlns:cx1="http://schemas.microsoft.com/office/drawing/2015/9/8/chartex" xmlns:cx2="http://schemas.microsoft.com/office/drawing/2015/10/21/chartex" xmlns:cx3="http://schemas.microsoft.com/office/drawing/2016/5/9/chartex" xmlns:cx4="http://schemas.microsoft.com/office/drawing/2016/5/10/chartex" xmlns:cx5="http://schemas.microsoft.com/office/drawing/2016/5/11/chartex" xmlns:cx6="http://schemas.microsoft.com/office/drawing/2016/5/12/chartex" xmlns:cx7="http://schemas.microsoft.com/office/drawing/2016/5/13/chartex" xmlns:cx8="http://schemas.microsoft.com/office/drawing/2016/5/14/chartex" xmlns:mc="http://schemas.openxmlformats.org/markup-compatibility/2006" xmlns:aink="http://schemas.microsoft.com/office/drawing/2016/ink" xmlns:am3d="http://schemas.microsoft.com/office/drawing/2017/model3d" xmlns:o="urn:schemas-microsoft-com:office:office" xmlns:r="http://schemas.openxmlformats.org/officeDocument/2006/relationships" xmlns:m="http://schemas.openxmlformats.org/officeDocument/2006/math" xmlns:v="urn:schemas-microsoft-com:vml" xmlns:wp14="http://schemas.microsoft.com/office/word/2010/wordprocessingDrawing" xmlns:wp="http://schemas.openxmlformats.org/drawingml/2006/wordprocessingDrawing" xmlns:w10="urn:schemas-microsoft-com:office:word" xmlns:w="http://schemas.openxmlformats.org/wordprocessingml/2006/main" xmlns:w14="http://schemas.microsoft.com/office/word/2010/wordml" xmlns:w15="http://schemas.microsoft.com/office/word/2012/wordml" xmlns:w16cid="http://schemas.microsoft.com/office/word/2016/wordml/cid" xmlns:w16se="http://schemas.microsoft.com/office/word/2015/wordml/symex" xmlns:wpg="http://schemas.microsoft.com/office/word/2010/wordprocessingGroup" xmlns:wpi="http://schemas.microsoft.com/office/word/2010/wordprocessingInk" xmlns:wne="http://schemas.microsoft.com/office/word/2006/wordml" xmlns:wps="http://schemas.microsoft.com/office/word/2010/wordprocessingShape" mc:Ignorable="w14 w15 w16se w16cid wp14">
   <w:p>
     <w:pPr>
       <w:pStyle w:val="Header"/>
@@ -11682,7 +11755,7 @@
 </file>
 
 <file path=word/numbering.xml><?xml version="1.0" encoding="utf-8"?>
-<w:numbering xmlns:wpc="http://schemas.microsoft.com/office/word/2010/wordprocessingCanvas" xmlns:cx="http://schemas.microsoft.com/office/drawing/2014/chartex" xmlns:cx1="http://schemas.microsoft.com/office/drawing/2015/9/8/chartex" xmlns:cx2="http://schemas.microsoft.com/office/drawing/2015/10/21/chartex" xmlns:cx3="http://schemas.microsoft.com/office/drawing/2016/5/9/chartex" xmlns:cx4="http://schemas.microsoft.com/office/drawing/2016/5/10/chartex" xmlns:cx5="http://schemas.microsoft.com/office/drawing/2016/5/11/chartex" xmlns:cx6="http://schemas.microsoft.com/office/drawing/2016/5/12/chartex" xmlns:cx7="http://schemas.microsoft.com/office/drawing/2016/5/13/chartex" xmlns:cx8="http://schemas.microsoft.com/office/drawing/2016/5/14/chartex" xmlns:mc="http://schemas.openxmlformats.org/markup-compatibility/2006" xmlns:aink="http://schemas.microsoft.com/office/drawing/2016/ink" xmlns:am3d="http://schemas.microsoft.com/office/drawing/2017/model3d" xmlns:o="urn:schemas-microsoft-com:office:office" xmlns:oel="http://schemas.microsoft.com/office/2019/extlst" xmlns:r="http://schemas.openxmlformats.org/officeDocument/2006/relationships" xmlns:m="http://schemas.openxmlformats.org/officeDocument/2006/math" xmlns:v="urn:schemas-microsoft-com:vml" xmlns:wp14="http://schemas.microsoft.com/office/word/2010/wordprocessingDrawing" xmlns:wp="http://schemas.openxmlformats.org/drawingml/2006/wordprocessingDrawing" xmlns:w10="urn:schemas-microsoft-com:office:word" xmlns:w="http://schemas.openxmlformats.org/wordprocessingml/2006/main" xmlns:w14="http://schemas.microsoft.com/office/word/2010/wordml" xmlns:w15="http://schemas.microsoft.com/office/word/2012/wordml" xmlns:w16cex="http://schemas.microsoft.com/office/word/2018/wordml/cex" xmlns:w16cid="http://schemas.microsoft.com/office/word/2016/wordml/cid" xmlns:w16="http://schemas.microsoft.com/office/word/2018/wordml" xmlns:w16du="http://schemas.microsoft.com/office/word/2023/wordml/word16du" xmlns:w16sdtdh="http://schemas.microsoft.com/office/word/2020/wordml/sdtdatahash" xmlns:w16sdtfl="http://schemas.microsoft.com/office/word/2024/wordml/sdtformatlock" xmlns:w16se="http://schemas.microsoft.com/office/word/2015/wordml/symex" xmlns:wpg="http://schemas.microsoft.com/office/word/2010/wordprocessingGroup" xmlns:wpi="http://schemas.microsoft.com/office/word/2010/wordprocessingInk" xmlns:wne="http://schemas.microsoft.com/office/word/2006/wordml" xmlns:wps="http://schemas.microsoft.com/office/word/2010/wordprocessingShape" mc:Ignorable="w14 w15 w16se w16cid w16 w16cex w16sdtdh w16sdtfl w16du wp14">
+<w:numbering xmlns:wpc="http://schemas.microsoft.com/office/word/2010/wordprocessingCanvas" xmlns:cx="http://schemas.microsoft.com/office/drawing/2014/chartex" xmlns:cx1="http://schemas.microsoft.com/office/drawing/2015/9/8/chartex" xmlns:cx2="http://schemas.microsoft.com/office/drawing/2015/10/21/chartex" xmlns:cx3="http://schemas.microsoft.com/office/drawing/2016/5/9/chartex" xmlns:cx4="http://schemas.microsoft.com/office/drawing/2016/5/10/chartex" xmlns:cx5="http://schemas.microsoft.com/office/drawing/2016/5/11/chartex" xmlns:cx6="http://schemas.microsoft.com/office/drawing/2016/5/12/chartex" xmlns:cx7="http://schemas.microsoft.com/office/drawing/2016/5/13/chartex" xmlns:cx8="http://schemas.microsoft.com/office/drawing/2016/5/14/chartex" xmlns:mc="http://schemas.openxmlformats.org/markup-compatibility/2006" xmlns:aink="http://schemas.microsoft.com/office/drawing/2016/ink" xmlns:am3d="http://schemas.microsoft.com/office/drawing/2017/model3d" xmlns:o="urn:schemas-microsoft-com:office:office" xmlns:r="http://schemas.openxmlformats.org/officeDocument/2006/relationships" xmlns:m="http://schemas.openxmlformats.org/officeDocument/2006/math" xmlns:v="urn:schemas-microsoft-com:vml" xmlns:wp14="http://schemas.microsoft.com/office/word/2010/wordprocessingDrawing" xmlns:wp="http://schemas.openxmlformats.org/drawingml/2006/wordprocessingDrawing" xmlns:w10="urn:schemas-microsoft-com:office:word" xmlns:w="http://schemas.openxmlformats.org/wordprocessingml/2006/main" xmlns:w14="http://schemas.microsoft.com/office/word/2010/wordml" xmlns:w15="http://schemas.microsoft.com/office/word/2012/wordml" xmlns:w16cid="http://schemas.microsoft.com/office/word/2016/wordml/cid" xmlns:w16se="http://schemas.microsoft.com/office/word/2015/wordml/symex" xmlns:wpg="http://schemas.microsoft.com/office/word/2010/wordprocessingGroup" xmlns:wpi="http://schemas.microsoft.com/office/word/2010/wordprocessingInk" xmlns:wne="http://schemas.microsoft.com/office/word/2006/wordml" xmlns:wps="http://schemas.microsoft.com/office/word/2010/wordprocessingShape" mc:Ignorable="w14 w15 w16se w16cid wp14">
   <w:abstractNum w:abstractNumId="0" w15:restartNumberingAfterBreak="0">
     <w:nsid w:val="0EBB594F"/>
     <w:multiLevelType w:val="hybridMultilevel"/>
@@ -15125,6 +15198,92 @@
     </w:lvl>
   </w:abstractNum>
   <w:abstractNum w:abstractNumId="35" w15:restartNumberingAfterBreak="0">
+    <w:nsid w:val="63F16669"/>
+    <w:multiLevelType w:val="hybridMultilevel"/>
+    <w:tmpl w:val="0C0ED6F0"/>
+    <w:lvl w:ilvl="0" w:tplc="68F28240">
+      <w:start w:val="1"/>
+      <w:numFmt w:val="bullet"/>
+      <w:lvlText w:val="●"/>
+      <w:lvlJc w:val="left"/>
+      <w:pPr>
+        <w:ind w:left="720" w:hanging="360"/>
+      </w:pPr>
+    </w:lvl>
+    <w:lvl w:ilvl="1" w:tplc="54CA4B3A">
+      <w:start w:val="1"/>
+      <w:numFmt w:val="bullet"/>
+      <w:lvlText w:val="○"/>
+      <w:lvlJc w:val="left"/>
+      <w:pPr>
+        <w:ind w:left="1440" w:hanging="360"/>
+      </w:pPr>
+    </w:lvl>
+    <w:lvl w:ilvl="2" w:tplc="5D480A5A">
+      <w:start w:val="1"/>
+      <w:numFmt w:val="bullet"/>
+      <w:lvlText w:val="■"/>
+      <w:lvlJc w:val="left"/>
+      <w:pPr>
+        <w:ind w:left="2160" w:hanging="360"/>
+      </w:pPr>
+    </w:lvl>
+    <w:lvl w:ilvl="3" w:tplc="8304CC96">
+      <w:start w:val="1"/>
+      <w:numFmt w:val="bullet"/>
+      <w:lvlText w:val="●"/>
+      <w:lvlJc w:val="left"/>
+      <w:pPr>
+        <w:ind w:left="2880" w:hanging="360"/>
+      </w:pPr>
+    </w:lvl>
+    <w:lvl w:ilvl="4" w:tplc="4F56FFF6">
+      <w:start w:val="1"/>
+      <w:numFmt w:val="bullet"/>
+      <w:lvlText w:val="○"/>
+      <w:lvlJc w:val="left"/>
+      <w:pPr>
+        <w:ind w:left="3600" w:hanging="360"/>
+      </w:pPr>
+    </w:lvl>
+    <w:lvl w:ilvl="5" w:tplc="06A41700">
+      <w:start w:val="1"/>
+      <w:numFmt w:val="bullet"/>
+      <w:lvlText w:val="■"/>
+      <w:lvlJc w:val="left"/>
+      <w:pPr>
+        <w:ind w:left="4320" w:hanging="360"/>
+      </w:pPr>
+    </w:lvl>
+    <w:lvl w:ilvl="6" w:tplc="C09CA5B4">
+      <w:start w:val="1"/>
+      <w:numFmt w:val="bullet"/>
+      <w:lvlText w:val="●"/>
+      <w:lvlJc w:val="left"/>
+      <w:pPr>
+        <w:ind w:left="5040" w:hanging="360"/>
+      </w:pPr>
+    </w:lvl>
+    <w:lvl w:ilvl="7" w:tplc="5BEA8124">
+      <w:start w:val="1"/>
+      <w:numFmt w:val="bullet"/>
+      <w:lvlText w:val="●"/>
+      <w:lvlJc w:val="left"/>
+      <w:pPr>
+        <w:ind w:left="5760" w:hanging="360"/>
+      </w:pPr>
+    </w:lvl>
+    <w:lvl w:ilvl="8" w:tplc="AFC0EB54">
+      <w:start w:val="1"/>
+      <w:numFmt w:val="bullet"/>
+      <w:lvlText w:val="●"/>
+      <w:lvlJc w:val="left"/>
+      <w:pPr>
+        <w:ind w:left="6480" w:hanging="360"/>
+      </w:pPr>
+    </w:lvl>
+  </w:abstractNum>
+  <w:abstractNum w:abstractNumId="36" w15:restartNumberingAfterBreak="0">
     <w:nsid w:val="69CA3B02"/>
     <w:multiLevelType w:val="hybridMultilevel"/>
     <w:tmpl w:val="F642E598"/>
@@ -15237,7 +15396,7 @@
       </w:rPr>
     </w:lvl>
   </w:abstractNum>
-  <w:abstractNum w:abstractNumId="36" w15:restartNumberingAfterBreak="0">
+  <w:abstractNum w:abstractNumId="37" w15:restartNumberingAfterBreak="0">
     <w:nsid w:val="6B5C7775"/>
     <w:multiLevelType w:val="multilevel"/>
     <w:tmpl w:val="0409001F"/>
@@ -15323,7 +15482,7 @@
       </w:pPr>
     </w:lvl>
   </w:abstractNum>
-  <w:abstractNum w:abstractNumId="37" w15:restartNumberingAfterBreak="0">
+  <w:abstractNum w:abstractNumId="38" w15:restartNumberingAfterBreak="0">
     <w:nsid w:val="70577A53"/>
     <w:multiLevelType w:val="multilevel"/>
     <w:tmpl w:val="7A965D2E"/>
@@ -15409,7 +15568,7 @@
       </w:pPr>
     </w:lvl>
   </w:abstractNum>
-  <w:abstractNum w:abstractNumId="38" w15:restartNumberingAfterBreak="0">
+  <w:abstractNum w:abstractNumId="39" w15:restartNumberingAfterBreak="0">
     <w:nsid w:val="71866EDB"/>
     <w:multiLevelType w:val="multilevel"/>
     <w:tmpl w:val="0409001F"/>
@@ -15495,7 +15654,7 @@
       </w:pPr>
     </w:lvl>
   </w:abstractNum>
-  <w:abstractNum w:abstractNumId="39" w15:restartNumberingAfterBreak="0">
+  <w:abstractNum w:abstractNumId="40" w15:restartNumberingAfterBreak="0">
     <w:nsid w:val="71C55D51"/>
     <w:multiLevelType w:val="hybridMultilevel"/>
     <w:tmpl w:val="C556E96E"/>
@@ -15581,7 +15740,7 @@
       </w:pPr>
     </w:lvl>
   </w:abstractNum>
-  <w:abstractNum w:abstractNumId="40" w15:restartNumberingAfterBreak="0">
+  <w:abstractNum w:abstractNumId="41" w15:restartNumberingAfterBreak="0">
     <w:nsid w:val="72BA1947"/>
     <w:multiLevelType w:val="hybridMultilevel"/>
     <w:tmpl w:val="CCE4C876"/>
@@ -15694,7 +15853,7 @@
       </w:rPr>
     </w:lvl>
   </w:abstractNum>
-  <w:abstractNum w:abstractNumId="41" w15:restartNumberingAfterBreak="0">
+  <w:abstractNum w:abstractNumId="42" w15:restartNumberingAfterBreak="0">
     <w:nsid w:val="74202E0F"/>
     <w:multiLevelType w:val="multilevel"/>
     <w:tmpl w:val="7A965D2E"/>
@@ -15780,7 +15939,7 @@
       </w:pPr>
     </w:lvl>
   </w:abstractNum>
-  <w:abstractNum w:abstractNumId="42" w15:restartNumberingAfterBreak="0">
+  <w:abstractNum w:abstractNumId="43" w15:restartNumberingAfterBreak="0">
     <w:nsid w:val="74F10980"/>
     <w:multiLevelType w:val="multilevel"/>
     <w:tmpl w:val="0409001D"/>
@@ -15866,7 +16025,7 @@
       </w:pPr>
     </w:lvl>
   </w:abstractNum>
-  <w:abstractNum w:abstractNumId="43" w15:restartNumberingAfterBreak="0">
+  <w:abstractNum w:abstractNumId="44" w15:restartNumberingAfterBreak="0">
     <w:nsid w:val="76DD40C2"/>
     <w:multiLevelType w:val="multilevel"/>
     <w:tmpl w:val="5CD82586"/>
@@ -15992,7 +16151,7 @@
       </w:rPr>
     </w:lvl>
   </w:abstractNum>
-  <w:abstractNum w:abstractNumId="44" w15:restartNumberingAfterBreak="0">
+  <w:abstractNum w:abstractNumId="45" w15:restartNumberingAfterBreak="0">
     <w:nsid w:val="79D77056"/>
     <w:multiLevelType w:val="multilevel"/>
     <w:tmpl w:val="0409001F"/>
@@ -16078,7 +16237,7 @@
       </w:pPr>
     </w:lvl>
   </w:abstractNum>
-  <w:abstractNum w:abstractNumId="45" w15:restartNumberingAfterBreak="0">
+  <w:abstractNum w:abstractNumId="46" w15:restartNumberingAfterBreak="0">
     <w:nsid w:val="7A196E75"/>
     <w:multiLevelType w:val="multilevel"/>
     <w:tmpl w:val="A75E5CC4"/>
@@ -16227,7 +16386,7 @@
       </w:rPr>
     </w:lvl>
   </w:abstractNum>
-  <w:abstractNum w:abstractNumId="46" w15:restartNumberingAfterBreak="0">
+  <w:abstractNum w:abstractNumId="47" w15:restartNumberingAfterBreak="0">
     <w:nsid w:val="7A3B0902"/>
     <w:multiLevelType w:val="hybridMultilevel"/>
     <w:tmpl w:val="8F7AAA36"/>
@@ -16340,155 +16499,161 @@
       </w:rPr>
     </w:lvl>
   </w:abstractNum>
-  <w:num w:numId="1" w16cid:durableId="1572424820">
+  <w:num w:numId="1">
     <w:abstractNumId w:val="13"/>
   </w:num>
-  <w:num w:numId="2" w16cid:durableId="273564089">
+  <w:num w:numId="2">
     <w:abstractNumId w:val="33"/>
   </w:num>
-  <w:num w:numId="3" w16cid:durableId="55931572">
+  <w:num w:numId="3">
     <w:abstractNumId w:val="15"/>
   </w:num>
-  <w:num w:numId="4" w16cid:durableId="2126657140">
+  <w:num w:numId="4">
     <w:abstractNumId w:val="27"/>
   </w:num>
-  <w:num w:numId="5" w16cid:durableId="113409846">
+  <w:num w:numId="5">
     <w:abstractNumId w:val="34"/>
   </w:num>
-  <w:num w:numId="6" w16cid:durableId="1283607070">
-    <w:abstractNumId w:val="35"/>
+  <w:num w:numId="6">
+    <w:abstractNumId w:val="36"/>
   </w:num>
-  <w:num w:numId="7" w16cid:durableId="2010210873">
+  <w:num w:numId="7">
     <w:abstractNumId w:val="16"/>
   </w:num>
-  <w:num w:numId="8" w16cid:durableId="1397240825">
+  <w:num w:numId="8">
     <w:abstractNumId w:val="9"/>
   </w:num>
-  <w:num w:numId="9" w16cid:durableId="1086148396">
+  <w:num w:numId="9">
     <w:abstractNumId w:val="21"/>
   </w:num>
-  <w:num w:numId="10" w16cid:durableId="688261492">
+  <w:num w:numId="10">
     <w:abstractNumId w:val="1"/>
   </w:num>
-  <w:num w:numId="11" w16cid:durableId="1288197777">
+  <w:num w:numId="11">
     <w:abstractNumId w:val="18"/>
   </w:num>
-  <w:num w:numId="12" w16cid:durableId="1765493050">
+  <w:num w:numId="12">
     <w:abstractNumId w:val="32"/>
   </w:num>
-  <w:num w:numId="13" w16cid:durableId="1742799083">
+  <w:num w:numId="13">
     <w:abstractNumId w:val="19"/>
   </w:num>
-  <w:num w:numId="14" w16cid:durableId="68432105">
+  <w:num w:numId="14">
     <w:abstractNumId w:val="11"/>
   </w:num>
-  <w:num w:numId="15" w16cid:durableId="1096710375">
+  <w:num w:numId="15">
+    <w:abstractNumId w:val="47"/>
+  </w:num>
+  <w:num w:numId="16">
+    <w:abstractNumId w:val="2"/>
+  </w:num>
+  <w:num w:numId="17">
+    <w:abstractNumId w:val="41"/>
+  </w:num>
+  <w:num w:numId="18">
+    <w:abstractNumId w:val="3"/>
+  </w:num>
+  <w:num w:numId="19">
+    <w:abstractNumId w:val="5"/>
+  </w:num>
+  <w:num w:numId="20">
+    <w:abstractNumId w:val="25"/>
+  </w:num>
+  <w:num w:numId="21">
+    <w:abstractNumId w:val="24"/>
+  </w:num>
+  <w:num w:numId="22">
     <w:abstractNumId w:val="46"/>
   </w:num>
-  <w:num w:numId="16" w16cid:durableId="323629972">
-    <w:abstractNumId w:val="2"/>
-  </w:num>
-  <w:num w:numId="17" w16cid:durableId="130946410">
+  <w:num w:numId="23">
     <w:abstractNumId w:val="40"/>
   </w:num>
-  <w:num w:numId="18" w16cid:durableId="416100346">
-    <w:abstractNumId w:val="3"/>
+  <w:num w:numId="24">
+    <w:abstractNumId w:val="0"/>
   </w:num>
-  <w:num w:numId="19" w16cid:durableId="1334378919">
-    <w:abstractNumId w:val="5"/>
+  <w:num w:numId="25">
+    <w:abstractNumId w:val="44"/>
   </w:num>
-  <w:num w:numId="20" w16cid:durableId="690182324">
-    <w:abstractNumId w:val="25"/>
+  <w:num w:numId="26">
+    <w:abstractNumId w:val="42"/>
   </w:num>
-  <w:num w:numId="21" w16cid:durableId="1097286351">
-    <w:abstractNumId w:val="24"/>
+  <w:num w:numId="27">
+    <w:abstractNumId w:val="38"/>
   </w:num>
-  <w:num w:numId="22" w16cid:durableId="843129158">
+  <w:num w:numId="28">
+    <w:abstractNumId w:val="22"/>
+  </w:num>
+  <w:num w:numId="29">
+    <w:abstractNumId w:val="23"/>
+  </w:num>
+  <w:num w:numId="30">
+    <w:abstractNumId w:val="12"/>
+  </w:num>
+  <w:num w:numId="31">
+    <w:abstractNumId w:val="39"/>
+  </w:num>
+  <w:num w:numId="32">
+    <w:abstractNumId w:val="31"/>
+  </w:num>
+  <w:num w:numId="33">
+    <w:abstractNumId w:val="29"/>
+  </w:num>
+  <w:num w:numId="34">
+    <w:abstractNumId w:val="43"/>
+  </w:num>
+  <w:num w:numId="35">
+    <w:abstractNumId w:val="26"/>
+  </w:num>
+  <w:num w:numId="36">
+    <w:abstractNumId w:val="20"/>
+  </w:num>
+  <w:num w:numId="37">
+    <w:abstractNumId w:val="17"/>
+  </w:num>
+  <w:num w:numId="38">
+    <w:abstractNumId w:val="8"/>
+  </w:num>
+  <w:num w:numId="39">
+    <w:abstractNumId w:val="37"/>
+  </w:num>
+  <w:num w:numId="40">
+    <w:abstractNumId w:val="30"/>
+  </w:num>
+  <w:num w:numId="41">
     <w:abstractNumId w:val="45"/>
   </w:num>
-  <w:num w:numId="23" w16cid:durableId="16471193">
-    <w:abstractNumId w:val="39"/>
-  </w:num>
-  <w:num w:numId="24" w16cid:durableId="1877229682">
-    <w:abstractNumId w:val="0"/>
-  </w:num>
-  <w:num w:numId="25" w16cid:durableId="281111275">
-    <w:abstractNumId w:val="43"/>
-  </w:num>
-  <w:num w:numId="26" w16cid:durableId="20327372">
-    <w:abstractNumId w:val="41"/>
-  </w:num>
-  <w:num w:numId="27" w16cid:durableId="1614245414">
-    <w:abstractNumId w:val="37"/>
-  </w:num>
-  <w:num w:numId="28" w16cid:durableId="544483084">
-    <w:abstractNumId w:val="22"/>
-  </w:num>
-  <w:num w:numId="29" w16cid:durableId="662313826">
-    <w:abstractNumId w:val="23"/>
-  </w:num>
-  <w:num w:numId="30" w16cid:durableId="917834563">
-    <w:abstractNumId w:val="12"/>
-  </w:num>
-  <w:num w:numId="31" w16cid:durableId="1409689201">
-    <w:abstractNumId w:val="38"/>
-  </w:num>
-  <w:num w:numId="32" w16cid:durableId="1823161223">
-    <w:abstractNumId w:val="31"/>
-  </w:num>
-  <w:num w:numId="33" w16cid:durableId="389117071">
-    <w:abstractNumId w:val="29"/>
-  </w:num>
-  <w:num w:numId="34" w16cid:durableId="765199556">
-    <w:abstractNumId w:val="42"/>
-  </w:num>
-  <w:num w:numId="35" w16cid:durableId="1543248068">
-    <w:abstractNumId w:val="26"/>
-  </w:num>
-  <w:num w:numId="36" w16cid:durableId="370158148">
-    <w:abstractNumId w:val="20"/>
-  </w:num>
-  <w:num w:numId="37" w16cid:durableId="564217785">
-    <w:abstractNumId w:val="17"/>
-  </w:num>
-  <w:num w:numId="38" w16cid:durableId="1681926563">
-    <w:abstractNumId w:val="8"/>
-  </w:num>
-  <w:num w:numId="39" w16cid:durableId="416902887">
-    <w:abstractNumId w:val="36"/>
-  </w:num>
-  <w:num w:numId="40" w16cid:durableId="1086458695">
-    <w:abstractNumId w:val="30"/>
-  </w:num>
-  <w:num w:numId="41" w16cid:durableId="479075953">
-    <w:abstractNumId w:val="44"/>
-  </w:num>
-  <w:num w:numId="42" w16cid:durableId="15424615">
+  <w:num w:numId="42">
     <w:abstractNumId w:val="10"/>
   </w:num>
-  <w:num w:numId="43" w16cid:durableId="1214196141">
+  <w:num w:numId="43">
     <w:abstractNumId w:val="6"/>
   </w:num>
-  <w:num w:numId="44" w16cid:durableId="265699306">
+  <w:num w:numId="44">
     <w:abstractNumId w:val="14"/>
   </w:num>
-  <w:num w:numId="45" w16cid:durableId="1120799668">
+  <w:num w:numId="45">
     <w:abstractNumId w:val="7"/>
   </w:num>
-  <w:num w:numId="46" w16cid:durableId="1495604250">
+  <w:num w:numId="46">
     <w:abstractNumId w:val="28"/>
   </w:num>
-  <w:num w:numId="47" w16cid:durableId="1631400426">
+  <w:num w:numId="47">
     <w:abstractNumId w:val="4"/>
   </w:num>
-  <w:num w:numId="48" w16cid:durableId="1144467572">
-    <w:abstractNumId w:val="39"/>
+  <w:num w:numId="48">
+    <w:abstractNumId w:val="40"/>
+  </w:num>
+  <w:num w:numId="49">
+    <w:abstractNumId w:val="35"/>
+    <w:lvlOverride w:ilvl="0">
+      <w:startOverride w:val="1"/>
+    </w:lvlOverride>
   </w:num>
 </w:numbering>
 </file>
 
 <file path=word/styles.xml><?xml version="1.0" encoding="utf-8"?>
-<w:styles xmlns:mc="http://schemas.openxmlformats.org/markup-compatibility/2006" xmlns:r="http://schemas.openxmlformats.org/officeDocument/2006/relationships" xmlns:w="http://schemas.openxmlformats.org/wordprocessingml/2006/main" xmlns:w14="http://schemas.microsoft.com/office/word/2010/wordml" xmlns:w15="http://schemas.microsoft.com/office/word/2012/wordml" xmlns:w16cex="http://schemas.microsoft.com/office/word/2018/wordml/cex" xmlns:w16cid="http://schemas.microsoft.com/office/word/2016/wordml/cid" xmlns:w16="http://schemas.microsoft.com/office/word/2018/wordml" xmlns:w16du="http://schemas.microsoft.com/office/word/2023/wordml/word16du" xmlns:w16sdtdh="http://schemas.microsoft.com/office/word/2020/wordml/sdtdatahash" xmlns:w16sdtfl="http://schemas.microsoft.com/office/word/2024/wordml/sdtformatlock" xmlns:w16se="http://schemas.microsoft.com/office/word/2015/wordml/symex" mc:Ignorable="w14 w15 w16se w16cid w16 w16cex w16sdtdh w16sdtfl w16du">
+<w:styles xmlns:mc="http://schemas.openxmlformats.org/markup-compatibility/2006" xmlns:r="http://schemas.openxmlformats.org/officeDocument/2006/relationships" xmlns:w="http://schemas.openxmlformats.org/wordprocessingml/2006/main" xmlns:w14="http://schemas.microsoft.com/office/word/2010/wordml" xmlns:w15="http://schemas.microsoft.com/office/word/2012/wordml" xmlns:w16cid="http://schemas.microsoft.com/office/word/2016/wordml/cid" xmlns:w16se="http://schemas.microsoft.com/office/word/2015/wordml/symex" mc:Ignorable="w14 w15 w16se w16cid">
   <w:docDefaults>
     <w:rPrDefault>
       <w:rPr>
@@ -16504,7 +16669,7 @@
       </w:pPr>
     </w:pPrDefault>
   </w:docDefaults>
-  <w:latentStyles w:defLockedState="0" w:defUIPriority="99" w:defSemiHidden="0" w:defUnhideWhenUsed="0" w:defQFormat="0" w:count="376">
+  <w:latentStyles w:defLockedState="0" w:defUIPriority="99" w:defSemiHidden="0" w:defUnhideWhenUsed="0" w:defQFormat="0" w:count="375">
     <w:lsdException w:name="Normal" w:uiPriority="0" w:qFormat="1"/>
     <w:lsdException w:name="heading 1" w:uiPriority="9" w:qFormat="1"/>
     <w:lsdException w:name="heading 2" w:semiHidden="1" w:uiPriority="9" w:unhideWhenUsed="1" w:qFormat="1"/>
@@ -16684,7 +16849,7 @@
     <w:lsdException w:name="Medium Shading 2 Accent 1" w:uiPriority="64"/>
     <w:lsdException w:name="Medium List 1 Accent 1" w:uiPriority="65"/>
     <w:lsdException w:name="Revision" w:semiHidden="1"/>
-    <w:lsdException w:name="List Paragraph" w:uiPriority="34" w:qFormat="1"/>
+    <w:lsdException w:name="List Paragraph" w:uiPriority="0" w:qFormat="1"/>
     <w:lsdException w:name="Quote" w:uiPriority="29" w:qFormat="1"/>
     <w:lsdException w:name="Intense Quote" w:uiPriority="30" w:qFormat="1"/>
     <w:lsdException w:name="Medium List 2 Accent 1" w:uiPriority="66"/>
@@ -16880,7 +17045,6 @@
     <w:lsdException w:name="Smart Hyperlink" w:semiHidden="1" w:unhideWhenUsed="1"/>
     <w:lsdException w:name="Hashtag" w:semiHidden="1" w:unhideWhenUsed="1"/>
     <w:lsdException w:name="Unresolved Mention" w:semiHidden="1" w:unhideWhenUsed="1"/>
-    <w:lsdException w:name="Smart Link" w:semiHidden="1" w:unhideWhenUsed="1"/>
   </w:latentStyles>
   <w:style w:type="paragraph" w:default="1" w:styleId="Normal">
     <w:name w:val="Normal"/>
@@ -17214,7 +17378,6 @@
   <w:style w:type="paragraph" w:styleId="ListParagraph">
     <w:name w:val="List Paragraph"/>
     <w:basedOn w:val="Normal"/>
-    <w:uiPriority w:val="34"/>
     <w:qFormat/>
     <w:rsid w:val="002E2869"/>
     <w:pPr>
@@ -17756,7 +17919,7 @@
 </file>
 
 <file path=word/glossary/document.xml><?xml version="1.0" encoding="utf-8"?>
-<w:glossaryDocument xmlns:wpc="http://schemas.microsoft.com/office/word/2010/wordprocessingCanvas" xmlns:cx="http://schemas.microsoft.com/office/drawing/2014/chartex" xmlns:cx1="http://schemas.microsoft.com/office/drawing/2015/9/8/chartex" xmlns:cx2="http://schemas.microsoft.com/office/drawing/2015/10/21/chartex" xmlns:cx3="http://schemas.microsoft.com/office/drawing/2016/5/9/chartex" xmlns:cx4="http://schemas.microsoft.com/office/drawing/2016/5/10/chartex" xmlns:cx5="http://schemas.microsoft.com/office/drawing/2016/5/11/chartex" xmlns:cx6="http://schemas.microsoft.com/office/drawing/2016/5/12/chartex" xmlns:cx7="http://schemas.microsoft.com/office/drawing/2016/5/13/chartex" xmlns:cx8="http://schemas.microsoft.com/office/drawing/2016/5/14/chartex" xmlns:mc="http://schemas.openxmlformats.org/markup-compatibility/2006" xmlns:aink="http://schemas.microsoft.com/office/drawing/2016/ink" xmlns:am3d="http://schemas.microsoft.com/office/drawing/2017/model3d" xmlns:o="urn:schemas-microsoft-com:office:office" xmlns:oel="http://schemas.microsoft.com/office/2019/extlst" xmlns:r="http://schemas.openxmlformats.org/officeDocument/2006/relationships" xmlns:m="http://schemas.openxmlformats.org/officeDocument/2006/math" xmlns:v="urn:schemas-microsoft-com:vml" xmlns:wp14="http://schemas.microsoft.com/office/word/2010/wordprocessingDrawing" xmlns:wp="http://schemas.openxmlformats.org/drawingml/2006/wordprocessingDrawing" xmlns:w10="urn:schemas-microsoft-com:office:word" xmlns:w="http://schemas.openxmlformats.org/wordprocessingml/2006/main" xmlns:w14="http://schemas.microsoft.com/office/word/2010/wordml" xmlns:w15="http://schemas.microsoft.com/office/word/2012/wordml" xmlns:w16cex="http://schemas.microsoft.com/office/word/2018/wordml/cex" xmlns:w16cid="http://schemas.microsoft.com/office/word/2016/wordml/cid" xmlns:w16="http://schemas.microsoft.com/office/word/2018/wordml" xmlns:w16du="http://schemas.microsoft.com/office/word/2023/wordml/word16du" xmlns:w16sdtdh="http://schemas.microsoft.com/office/word/2020/wordml/sdtdatahash" xmlns:w16sdtfl="http://schemas.microsoft.com/office/word/2024/wordml/sdtformatlock" xmlns:w16se="http://schemas.microsoft.com/office/word/2015/wordml/symex" xmlns:wpg="http://schemas.microsoft.com/office/word/2010/wordprocessingGroup" xmlns:wpi="http://schemas.microsoft.com/office/word/2010/wordprocessingInk" xmlns:wne="http://schemas.microsoft.com/office/word/2006/wordml" xmlns:wps="http://schemas.microsoft.com/office/word/2010/wordprocessingShape" mc:Ignorable="w14 w15 w16se w16cid w16 w16cex w16sdtdh w16sdtfl w16du wp14">
+<w:glossaryDocument xmlns:wpc="http://schemas.microsoft.com/office/word/2010/wordprocessingCanvas" xmlns:cx="http://schemas.microsoft.com/office/drawing/2014/chartex" xmlns:cx1="http://schemas.microsoft.com/office/drawing/2015/9/8/chartex" xmlns:cx2="http://schemas.microsoft.com/office/drawing/2015/10/21/chartex" xmlns:cx3="http://schemas.microsoft.com/office/drawing/2016/5/9/chartex" xmlns:cx4="http://schemas.microsoft.com/office/drawing/2016/5/10/chartex" xmlns:cx5="http://schemas.microsoft.com/office/drawing/2016/5/11/chartex" xmlns:cx6="http://schemas.microsoft.com/office/drawing/2016/5/12/chartex" xmlns:cx7="http://schemas.microsoft.com/office/drawing/2016/5/13/chartex" xmlns:cx8="http://schemas.microsoft.com/office/drawing/2016/5/14/chartex" xmlns:mc="http://schemas.openxmlformats.org/markup-compatibility/2006" xmlns:aink="http://schemas.microsoft.com/office/drawing/2016/ink" xmlns:am3d="http://schemas.microsoft.com/office/drawing/2017/model3d" xmlns:o="urn:schemas-microsoft-com:office:office" xmlns:r="http://schemas.openxmlformats.org/officeDocument/2006/relationships" xmlns:m="http://schemas.openxmlformats.org/officeDocument/2006/math" xmlns:v="urn:schemas-microsoft-com:vml" xmlns:wp14="http://schemas.microsoft.com/office/word/2010/wordprocessingDrawing" xmlns:wp="http://schemas.openxmlformats.org/drawingml/2006/wordprocessingDrawing" xmlns:w10="urn:schemas-microsoft-com:office:word" xmlns:w="http://schemas.openxmlformats.org/wordprocessingml/2006/main" xmlns:w14="http://schemas.microsoft.com/office/word/2010/wordml" xmlns:w15="http://schemas.microsoft.com/office/word/2012/wordml" xmlns:w16cid="http://schemas.microsoft.com/office/word/2016/wordml/cid" xmlns:w16se="http://schemas.microsoft.com/office/word/2015/wordml/symex" xmlns:wpg="http://schemas.microsoft.com/office/word/2010/wordprocessingGroup" xmlns:wpi="http://schemas.microsoft.com/office/word/2010/wordprocessingInk" xmlns:wne="http://schemas.microsoft.com/office/word/2006/wordml" xmlns:wps="http://schemas.microsoft.com/office/word/2010/wordprocessingShape" mc:Ignorable="w14 w15 w16se w16cid wp14">
   <w:docParts>
     <w:docPart>
       <w:docPartPr>
@@ -17821,7 +17984,7 @@
 </file>
 
 <file path=word/glossary/fontTable.xml><?xml version="1.0" encoding="utf-8"?>
-<w:fonts xmlns:mc="http://schemas.openxmlformats.org/markup-compatibility/2006" xmlns:r="http://schemas.openxmlformats.org/officeDocument/2006/relationships" xmlns:w="http://schemas.openxmlformats.org/wordprocessingml/2006/main" xmlns:w14="http://schemas.microsoft.com/office/word/2010/wordml" xmlns:w15="http://schemas.microsoft.com/office/word/2012/wordml" xmlns:w16cex="http://schemas.microsoft.com/office/word/2018/wordml/cex" xmlns:w16cid="http://schemas.microsoft.com/office/word/2016/wordml/cid" xmlns:w16="http://schemas.microsoft.com/office/word/2018/wordml" xmlns:w16du="http://schemas.microsoft.com/office/word/2023/wordml/word16du" xmlns:w16sdtdh="http://schemas.microsoft.com/office/word/2020/wordml/sdtdatahash" xmlns:w16sdtfl="http://schemas.microsoft.com/office/word/2024/wordml/sdtformatlock" xmlns:w16se="http://schemas.microsoft.com/office/word/2015/wordml/symex" mc:Ignorable="w14 w15 w16se w16cid w16 w16cex w16sdtdh w16sdtfl w16du">
+<w:fonts xmlns:mc="http://schemas.openxmlformats.org/markup-compatibility/2006" xmlns:r="http://schemas.openxmlformats.org/officeDocument/2006/relationships" xmlns:w="http://schemas.openxmlformats.org/wordprocessingml/2006/main" xmlns:w14="http://schemas.microsoft.com/office/word/2010/wordml" xmlns:w15="http://schemas.microsoft.com/office/word/2012/wordml" xmlns:w16cid="http://schemas.microsoft.com/office/word/2016/wordml/cid" xmlns:w16se="http://schemas.microsoft.com/office/word/2015/wordml/symex" mc:Ignorable="w14 w15 w16se w16cid">
   <w:font w:name="Times New Roman">
     <w:panose1 w:val="02020603050405020304"/>
     <w:charset w:val="00"/>
@@ -17855,14 +18018,14 @@
     <w:charset w:val="00"/>
     <w:family w:val="swiss"/>
     <w:pitch w:val="variable"/>
-    <w:sig w:usb0="E4002EFF" w:usb1="C000247B" w:usb2="00000009" w:usb3="00000000" w:csb0="000001FF" w:csb1="00000000"/>
+    <w:sig w:usb0="E4002EFF" w:usb1="C200247B" w:usb2="00000009" w:usb3="00000000" w:csb0="000001FF" w:csb1="00000000"/>
   </w:font>
   <w:font w:name="Calibri Light">
     <w:panose1 w:val="020F0302020204030204"/>
     <w:charset w:val="00"/>
     <w:family w:val="swiss"/>
     <w:pitch w:val="variable"/>
-    <w:sig w:usb0="E4002EFF" w:usb1="C000247B" w:usb2="00000009" w:usb3="00000000" w:csb0="000001FF" w:csb1="00000000"/>
+    <w:sig w:usb0="E4002EFF" w:usb1="C200247B" w:usb2="00000009" w:usb3="00000000" w:csb0="000001FF" w:csb1="00000000"/>
   </w:font>
   <w:font w:name="Tahoma">
     <w:panose1 w:val="020B0604030504040204"/>
@@ -17875,7 +18038,7 @@
 </file>
 
 <file path=word/glossary/settings.xml><?xml version="1.0" encoding="utf-8"?>
-<w:settings xmlns:mc="http://schemas.openxmlformats.org/markup-compatibility/2006" xmlns:o="urn:schemas-microsoft-com:office:office" xmlns:r="http://schemas.openxmlformats.org/officeDocument/2006/relationships" xmlns:m="http://schemas.openxmlformats.org/officeDocument/2006/math" xmlns:v="urn:schemas-microsoft-com:vml" xmlns:w10="urn:schemas-microsoft-com:office:word" xmlns:w="http://schemas.openxmlformats.org/wordprocessingml/2006/main" xmlns:w14="http://schemas.microsoft.com/office/word/2010/wordml" xmlns:w15="http://schemas.microsoft.com/office/word/2012/wordml" xmlns:w16cex="http://schemas.microsoft.com/office/word/2018/wordml/cex" xmlns:w16cid="http://schemas.microsoft.com/office/word/2016/wordml/cid" xmlns:w16="http://schemas.microsoft.com/office/word/2018/wordml" xmlns:w16du="http://schemas.microsoft.com/office/word/2023/wordml/word16du" xmlns:w16sdtdh="http://schemas.microsoft.com/office/word/2020/wordml/sdtdatahash" xmlns:w16sdtfl="http://schemas.microsoft.com/office/word/2024/wordml/sdtformatlock" xmlns:w16se="http://schemas.microsoft.com/office/word/2015/wordml/symex" xmlns:sl="http://schemas.openxmlformats.org/schemaLibrary/2006/main" mc:Ignorable="w14 w15 w16se w16cid w16 w16cex w16sdtdh w16sdtfl w16du">
+<w:settings xmlns:mc="http://schemas.openxmlformats.org/markup-compatibility/2006" xmlns:o="urn:schemas-microsoft-com:office:office" xmlns:r="http://schemas.openxmlformats.org/officeDocument/2006/relationships" xmlns:m="http://schemas.openxmlformats.org/officeDocument/2006/math" xmlns:v="urn:schemas-microsoft-com:vml" xmlns:w10="urn:schemas-microsoft-com:office:word" xmlns:w="http://schemas.openxmlformats.org/wordprocessingml/2006/main" xmlns:w14="http://schemas.microsoft.com/office/word/2010/wordml" xmlns:w15="http://schemas.microsoft.com/office/word/2012/wordml" xmlns:w16cid="http://schemas.microsoft.com/office/word/2016/wordml/cid" xmlns:w16se="http://schemas.microsoft.com/office/word/2015/wordml/symex" xmlns:sl="http://schemas.openxmlformats.org/schemaLibrary/2006/main" mc:Ignorable="w14 w15 w16se w16cid">
   <w:view w:val="normal"/>
   <w:defaultTabStop w:val="720"/>
   <w:characterSpacingControl w:val="doNotCompress"/>
@@ -17904,6 +18067,7 @@
     <w:rsid w:val="005954E5"/>
     <w:rsid w:val="005A53D4"/>
     <w:rsid w:val="005B2798"/>
+    <w:rsid w:val="005F7B84"/>
     <w:rsid w:val="00621A13"/>
     <w:rsid w:val="00632E6A"/>
     <w:rsid w:val="00633E2F"/>
@@ -17950,7 +18114,7 @@
 </file>
 
 <file path=word/glossary/styles.xml><?xml version="1.0" encoding="utf-8"?>
-<w:styles xmlns:mc="http://schemas.openxmlformats.org/markup-compatibility/2006" xmlns:r="http://schemas.openxmlformats.org/officeDocument/2006/relationships" xmlns:w="http://schemas.openxmlformats.org/wordprocessingml/2006/main" xmlns:w14="http://schemas.microsoft.com/office/word/2010/wordml" xmlns:w15="http://schemas.microsoft.com/office/word/2012/wordml" xmlns:w16cex="http://schemas.microsoft.com/office/word/2018/wordml/cex" xmlns:w16cid="http://schemas.microsoft.com/office/word/2016/wordml/cid" xmlns:w16="http://schemas.microsoft.com/office/word/2018/wordml" xmlns:w16du="http://schemas.microsoft.com/office/word/2023/wordml/word16du" xmlns:w16sdtdh="http://schemas.microsoft.com/office/word/2020/wordml/sdtdatahash" xmlns:w16sdtfl="http://schemas.microsoft.com/office/word/2024/wordml/sdtformatlock" xmlns:w16se="http://schemas.microsoft.com/office/word/2015/wordml/symex" mc:Ignorable="w14 w15 w16se w16cid w16 w16cex w16sdtdh w16sdtfl w16du">
+<w:styles xmlns:mc="http://schemas.openxmlformats.org/markup-compatibility/2006" xmlns:r="http://schemas.openxmlformats.org/officeDocument/2006/relationships" xmlns:w="http://schemas.openxmlformats.org/wordprocessingml/2006/main" xmlns:w14="http://schemas.microsoft.com/office/word/2010/wordml" xmlns:w15="http://schemas.microsoft.com/office/word/2012/wordml" xmlns:w16cid="http://schemas.microsoft.com/office/word/2016/wordml/cid" xmlns:w16se="http://schemas.microsoft.com/office/word/2015/wordml/symex" mc:Ignorable="w14 w15 w16se w16cid">
   <w:docDefaults>
     <w:rPrDefault>
       <w:rPr>
@@ -17966,7 +18130,7 @@
       </w:pPr>
     </w:pPrDefault>
   </w:docDefaults>
-  <w:latentStyles w:defLockedState="0" w:defUIPriority="99" w:defSemiHidden="0" w:defUnhideWhenUsed="0" w:defQFormat="0" w:count="376">
+  <w:latentStyles w:defLockedState="0" w:defUIPriority="99" w:defSemiHidden="0" w:defUnhideWhenUsed="0" w:defQFormat="0" w:count="375">
     <w:lsdException w:name="Normal" w:uiPriority="0" w:qFormat="1"/>
     <w:lsdException w:name="heading 1" w:uiPriority="9" w:qFormat="1"/>
     <w:lsdException w:name="heading 2" w:semiHidden="1" w:uiPriority="9" w:unhideWhenUsed="1" w:qFormat="1"/>
@@ -18342,7 +18506,6 @@
     <w:lsdException w:name="Smart Hyperlink" w:semiHidden="1" w:unhideWhenUsed="1"/>
     <w:lsdException w:name="Hashtag" w:semiHidden="1" w:unhideWhenUsed="1"/>
     <w:lsdException w:name="Unresolved Mention" w:semiHidden="1" w:unhideWhenUsed="1"/>
-    <w:lsdException w:name="Smart Link" w:semiHidden="1" w:unhideWhenUsed="1"/>
   </w:latentStyles>
   <w:style w:type="paragraph" w:default="1" w:styleId="Normal">
     <w:name w:val="Normal"/>
@@ -18397,7 +18560,7 @@
 </file>
 
 <file path=word/glossary/webSettings.xml><?xml version="1.0" encoding="utf-8"?>
-<w:webSettings xmlns:mc="http://schemas.openxmlformats.org/markup-compatibility/2006" xmlns:r="http://schemas.openxmlformats.org/officeDocument/2006/relationships" xmlns:w="http://schemas.openxmlformats.org/wordprocessingml/2006/main" xmlns:w14="http://schemas.microsoft.com/office/word/2010/wordml" xmlns:w15="http://schemas.microsoft.com/office/word/2012/wordml" xmlns:w16cex="http://schemas.microsoft.com/office/word/2018/wordml/cex" xmlns:w16cid="http://schemas.microsoft.com/office/word/2016/wordml/cid" xmlns:w16="http://schemas.microsoft.com/office/word/2018/wordml" xmlns:w16du="http://schemas.microsoft.com/office/word/2023/wordml/word16du" xmlns:w16sdtdh="http://schemas.microsoft.com/office/word/2020/wordml/sdtdatahash" xmlns:w16sdtfl="http://schemas.microsoft.com/office/word/2024/wordml/sdtformatlock" xmlns:w16se="http://schemas.microsoft.com/office/word/2015/wordml/symex" mc:Ignorable="w14 w15 w16se w16cid w16 w16cex w16sdtdh w16sdtfl w16du">
+<w:webSettings xmlns:mc="http://schemas.openxmlformats.org/markup-compatibility/2006" xmlns:r="http://schemas.openxmlformats.org/officeDocument/2006/relationships" xmlns:w="http://schemas.openxmlformats.org/wordprocessingml/2006/main" xmlns:w14="http://schemas.microsoft.com/office/word/2010/wordml" xmlns:w15="http://schemas.microsoft.com/office/word/2012/wordml" xmlns:w16cid="http://schemas.microsoft.com/office/word/2016/wordml/cid" xmlns:w16se="http://schemas.microsoft.com/office/word/2015/wordml/symex" mc:Ignorable="w14 w15 w16se w16cid">
   <w:optimizeForBrowser/>
   <w:allowPNG/>
 </w:webSettings>
@@ -18699,43 +18862,6 @@
 </file>
 
 <file path=customXml/item1.xml><?xml version="1.0" encoding="utf-8"?>
-<b:Sources xmlns:b="http://schemas.openxmlformats.org/officeDocument/2006/bibliography" xmlns="http://schemas.openxmlformats.org/officeDocument/2006/bibliography" SelectedStyle="\APASixthEditionOfficeOnline.xsl" StyleName="APA" Version="6">
-  <b:Source>
-    <b:Tag>Lau</b:Tag>
-    <b:SourceType>InternetSite</b:SourceType>
-    <b:Guid>{DCB13D93-B085-4654-89B6-F8FCD73B8306}</b:Guid>
-    <b:Title>Management Information System</b:Title>
-    <b:Author>
-      <b:Author>
-        <b:NameList>
-          <b:Person>
-            <b:Last>K.C</b:Last>
-            <b:First>Laudon</b:First>
-          </b:Person>
-        </b:NameList>
-      </b:Author>
-    </b:Author>
-    <b:RefOrder>1</b:RefOrder>
-  </b:Source>
-</b:Sources>
-</file>
-
-<file path=customXml/item2.xml><?xml version="1.0" encoding="utf-8"?>
-<p:properties xmlns:p="http://schemas.microsoft.com/office/2006/metadata/properties" xmlns:xsi="http://www.w3.org/2001/XMLSchema-instance" xmlns:pc="http://schemas.microsoft.com/office/infopath/2007/PartnerControls">
-  <documentManagement/>
-</p:properties>
-</file>
-
-<file path=customXml/item3.xml><?xml version="1.0" encoding="utf-8"?>
-<?mso-contentType ?>
-<FormTemplates xmlns="http://schemas.microsoft.com/sharepoint/v3/contenttype/forms">
-  <Display>DocumentLibraryForm</Display>
-  <Edit>DocumentLibraryForm</Edit>
-  <New>DocumentLibraryForm</New>
-</FormTemplates>
-</file>
-
-<file path=customXml/item4.xml><?xml version="1.0" encoding="utf-8"?>
 <ct:contentTypeSchema xmlns:ct="http://schemas.microsoft.com/office/2006/metadata/contentType" xmlns:ma="http://schemas.microsoft.com/office/2006/metadata/properties/metaAttributes" ct:_="" ma:_="" ma:contentTypeName="Document" ma:contentTypeID="0x01010021A59588BC0053418FC88F40861DA871" ma:contentTypeVersion="10" ma:contentTypeDescription="Create a new document." ma:contentTypeScope="" ma:versionID="3673c1cf7550c71788a22a838bb0d9c0">
   <xsd:schema xmlns:xsd="http://www.w3.org/2001/XMLSchema" xmlns:xs="http://www.w3.org/2001/XMLSchema" xmlns:p="http://schemas.microsoft.com/office/2006/metadata/properties" xmlns:ns2="22f4eba5-1bf1-421f-a001-fd7acca9760c" targetNamespace="http://schemas.microsoft.com/office/2006/metadata/properties" ma:root="true" ma:fieldsID="ac330b6bfa0f539d41f40e8181b11b47" ns2:_="">
     <xsd:import namespace="22f4eba5-1bf1-421f-a001-fd7acca9760c"/>
@@ -18919,32 +19045,44 @@
 </ct:contentTypeSchema>
 </file>
 
-<file path=customXml/itemProps1.xml><?xml version="1.0" encoding="utf-8"?>
-<ds:datastoreItem xmlns:ds="http://schemas.openxmlformats.org/officeDocument/2006/customXml" ds:itemID="{1965A6F5-E7C0-437A-BAAE-CE2F0C25D007}">
-  <ds:schemaRefs>
-    <ds:schemaRef ds:uri="http://schemas.openxmlformats.org/officeDocument/2006/bibliography"/>
-  </ds:schemaRefs>
-</ds:datastoreItem>
+<file path=customXml/item2.xml><?xml version="1.0" encoding="utf-8"?>
+<?mso-contentType ?>
+<FormTemplates xmlns="http://schemas.microsoft.com/sharepoint/v3/contenttype/forms">
+  <Display>DocumentLibraryForm</Display>
+  <Edit>DocumentLibraryForm</Edit>
+  <New>DocumentLibraryForm</New>
+</FormTemplates>
 </file>
 
-<file path=customXml/itemProps2.xml><?xml version="1.0" encoding="utf-8"?>
-<ds:datastoreItem xmlns:ds="http://schemas.openxmlformats.org/officeDocument/2006/customXml" ds:itemID="{279A32A1-94B8-4C38-AF26-42DBFF0B0D86}">
-  <ds:schemaRefs>
-    <ds:schemaRef ds:uri="http://schemas.microsoft.com/office/2006/metadata/properties"/>
-    <ds:schemaRef ds:uri="http://schemas.microsoft.com/office/infopath/2007/PartnerControls"/>
-  </ds:schemaRefs>
-</ds:datastoreItem>
+<file path=customXml/item3.xml><?xml version="1.0" encoding="utf-8"?>
+<p:properties xmlns:p="http://schemas.microsoft.com/office/2006/metadata/properties" xmlns:xsi="http://www.w3.org/2001/XMLSchema-instance" xmlns:pc="http://schemas.microsoft.com/office/infopath/2007/PartnerControls">
+  <documentManagement/>
+</p:properties>
 </file>
 
-<file path=customXml/itemProps3.xml><?xml version="1.0" encoding="utf-8"?>
-<ds:datastoreItem xmlns:ds="http://schemas.openxmlformats.org/officeDocument/2006/customXml" ds:itemID="{56C44748-5791-4773-80AF-F953C3055353}">
-  <ds:schemaRefs>
-    <ds:schemaRef ds:uri="http://schemas.microsoft.com/sharepoint/v3/contenttype/forms"/>
-  </ds:schemaRefs>
-</ds:datastoreItem>
+<file path=customXml/item4.xml><?xml version="1.0" encoding="utf-8"?>
+<b:Sources xmlns:b="http://schemas.openxmlformats.org/officeDocument/2006/bibliography" xmlns="http://schemas.openxmlformats.org/officeDocument/2006/bibliography" SelectedStyle="\APASixthEditionOfficeOnline.xsl" StyleName="APA" Version="6">
+  <b:Source>
+    <b:Tag>Lau</b:Tag>
+    <b:SourceType>InternetSite</b:SourceType>
+    <b:Guid>{DCB13D93-B085-4654-89B6-F8FCD73B8306}</b:Guid>
+    <b:Title>Management Information System</b:Title>
+    <b:Author>
+      <b:Author>
+        <b:NameList>
+          <b:Person>
+            <b:Last>K.C</b:Last>
+            <b:First>Laudon</b:First>
+          </b:Person>
+        </b:NameList>
+      </b:Author>
+    </b:Author>
+    <b:RefOrder>1</b:RefOrder>
+  </b:Source>
+</b:Sources>
 </file>
 
-<file path=customXml/itemProps4.xml><?xml version="1.0" encoding="utf-8"?>
+<file path=customXml/itemProps1.xml><?xml version="1.0" encoding="utf-8"?>
 <ds:datastoreItem xmlns:ds="http://schemas.openxmlformats.org/officeDocument/2006/customXml" ds:itemID="{65E5B5D4-677A-455F-8552-96943537CE77}">
   <ds:schemaRefs>
     <ds:schemaRef ds:uri="http://schemas.microsoft.com/office/2006/metadata/contentType"/>
@@ -18960,4 +19098,29 @@
     <ds:schemaRef ds:uri="http://schemas.microsoft.com/internal/obd"/>
   </ds:schemaRefs>
 </ds:datastoreItem>
+</file>
+
+<file path=customXml/itemProps2.xml><?xml version="1.0" encoding="utf-8"?>
+<ds:datastoreItem xmlns:ds="http://schemas.openxmlformats.org/officeDocument/2006/customXml" ds:itemID="{56C44748-5791-4773-80AF-F953C3055353}">
+  <ds:schemaRefs>
+    <ds:schemaRef ds:uri="http://schemas.microsoft.com/sharepoint/v3/contenttype/forms"/>
+  </ds:schemaRefs>
+</ds:datastoreItem>
+</file>
+
+<file path=customXml/itemProps3.xml><?xml version="1.0" encoding="utf-8"?>
+<ds:datastoreItem xmlns:ds="http://schemas.openxmlformats.org/officeDocument/2006/customXml" ds:itemID="{279A32A1-94B8-4C38-AF26-42DBFF0B0D86}">
+  <ds:schemaRefs>
+    <ds:schemaRef ds:uri="http://schemas.microsoft.com/office/2006/metadata/properties"/>
+    <ds:schemaRef ds:uri="http://schemas.microsoft.com/office/infopath/2007/PartnerControls"/>
+  </ds:schemaRefs>
+</ds:datastoreItem>
+</file>
+
+<file path=customXml/itemProps4.xml><?xml version="1.0" encoding="utf-8"?>
+<ds:datastoreItem xmlns:ds="http://schemas.openxmlformats.org/officeDocument/2006/customXml" ds:itemID="{9484C916-3609-422F-B63F-7FC61775B3A3}">
+  <ds:schemaRefs>
+    <ds:schemaRef ds:uri="http://schemas.openxmlformats.org/officeDocument/2006/bibliography"/>
+  </ds:schemaRefs>
+</ds:datastoreItem>
 </file>
--- a/documentation.docx
+++ b/documentation.docx
@@ -1,6 +1,6 @@
 
 <file path=word/document.xml><?xml version="1.0" encoding="utf-8"?>
-<w:document xmlns:wpc="http://schemas.microsoft.com/office/word/2010/wordprocessingCanvas" xmlns:cx="http://schemas.microsoft.com/office/drawing/2014/chartex" xmlns:cx1="http://schemas.microsoft.com/office/drawing/2015/9/8/chartex" xmlns:cx2="http://schemas.microsoft.com/office/drawing/2015/10/21/chartex" xmlns:cx3="http://schemas.microsoft.com/office/drawing/2016/5/9/chartex" xmlns:cx4="http://schemas.microsoft.com/office/drawing/2016/5/10/chartex" xmlns:cx5="http://schemas.microsoft.com/office/drawing/2016/5/11/chartex" xmlns:cx6="http://schemas.microsoft.com/office/drawing/2016/5/12/chartex" xmlns:cx7="http://schemas.microsoft.com/office/drawing/2016/5/13/chartex" xmlns:cx8="http://schemas.microsoft.com/office/drawing/2016/5/14/chartex" xmlns:mc="http://schemas.openxmlformats.org/markup-compatibility/2006" xmlns:aink="http://schemas.microsoft.com/office/drawing/2016/ink" xmlns:am3d="http://schemas.microsoft.com/office/drawing/2017/model3d" xmlns:o="urn:schemas-microsoft-com:office:office" xmlns:r="http://schemas.openxmlformats.org/officeDocument/2006/relationships" xmlns:m="http://schemas.openxmlformats.org/officeDocument/2006/math" xmlns:v="urn:schemas-microsoft-com:vml" xmlns:wp14="http://schemas.microsoft.com/office/word/2010/wordprocessingDrawing" xmlns:wp="http://schemas.openxmlformats.org/drawingml/2006/wordprocessingDrawing" xmlns:w10="urn:schemas-microsoft-com:office:word" xmlns:w="http://schemas.openxmlformats.org/wordprocessingml/2006/main" xmlns:w14="http://schemas.microsoft.com/office/word/2010/wordml" xmlns:w15="http://schemas.microsoft.com/office/word/2012/wordml" xmlns:w16cid="http://schemas.microsoft.com/office/word/2016/wordml/cid" xmlns:w16se="http://schemas.microsoft.com/office/word/2015/wordml/symex" xmlns:wpg="http://schemas.microsoft.com/office/word/2010/wordprocessingGroup" xmlns:wpi="http://schemas.microsoft.com/office/word/2010/wordprocessingInk" xmlns:wne="http://schemas.microsoft.com/office/word/2006/wordml" xmlns:wps="http://schemas.microsoft.com/office/word/2010/wordprocessingShape" mc:Ignorable="w14 w15 w16se w16cid wp14">
+<w:document xmlns:wpc="http://schemas.microsoft.com/office/word/2010/wordprocessingCanvas" xmlns:cx="http://schemas.microsoft.com/office/drawing/2014/chartex" xmlns:cx1="http://schemas.microsoft.com/office/drawing/2015/9/8/chartex" xmlns:cx2="http://schemas.microsoft.com/office/drawing/2015/10/21/chartex" xmlns:cx3="http://schemas.microsoft.com/office/drawing/2016/5/9/chartex" xmlns:cx4="http://schemas.microsoft.com/office/drawing/2016/5/10/chartex" xmlns:cx5="http://schemas.microsoft.com/office/drawing/2016/5/11/chartex" xmlns:cx6="http://schemas.microsoft.com/office/drawing/2016/5/12/chartex" xmlns:cx7="http://schemas.microsoft.com/office/drawing/2016/5/13/chartex" xmlns:cx8="http://schemas.microsoft.com/office/drawing/2016/5/14/chartex" xmlns:mc="http://schemas.openxmlformats.org/markup-compatibility/2006" xmlns:aink="http://schemas.microsoft.com/office/drawing/2016/ink" xmlns:am3d="http://schemas.microsoft.com/office/drawing/2017/model3d" xmlns:o="urn:schemas-microsoft-com:office:office" xmlns:oel="http://schemas.microsoft.com/office/2019/extlst" xmlns:r="http://schemas.openxmlformats.org/officeDocument/2006/relationships" xmlns:m="http://schemas.openxmlformats.org/officeDocument/2006/math" xmlns:v="urn:schemas-microsoft-com:vml" xmlns:wp14="http://schemas.microsoft.com/office/word/2010/wordprocessingDrawing" xmlns:wp="http://schemas.openxmlformats.org/drawingml/2006/wordprocessingDrawing" xmlns:w10="urn:schemas-microsoft-com:office:word" xmlns:w="http://schemas.openxmlformats.org/wordprocessingml/2006/main" xmlns:w14="http://schemas.microsoft.com/office/word/2010/wordml" xmlns:w15="http://schemas.microsoft.com/office/word/2012/wordml" xmlns:w16cex="http://schemas.microsoft.com/office/word/2018/wordml/cex" xmlns:w16cid="http://schemas.microsoft.com/office/word/2016/wordml/cid" xmlns:w16="http://schemas.microsoft.com/office/word/2018/wordml" xmlns:w16du="http://schemas.microsoft.com/office/word/2023/wordml/word16du" xmlns:w16sdtdh="http://schemas.microsoft.com/office/word/2020/wordml/sdtdatahash" xmlns:w16sdtfl="http://schemas.microsoft.com/office/word/2024/wordml/sdtformatlock" xmlns:w16se="http://schemas.microsoft.com/office/word/2015/wordml/symex" xmlns:wpg="http://schemas.microsoft.com/office/word/2010/wordprocessingGroup" xmlns:wpi="http://schemas.microsoft.com/office/word/2010/wordprocessingInk" xmlns:wne="http://schemas.microsoft.com/office/word/2006/wordml" xmlns:wps="http://schemas.microsoft.com/office/word/2010/wordprocessingShape" mc:Ignorable="w14 w15 w16se w16cid w16 w16cex w16sdtdh w16sdtfl w16du wp14">
   <w:body>
     <w:p>
       <w:pPr>
@@ -99,7 +99,6 @@
           <w:szCs w:val="28"/>
         </w:rPr>
       </w:pPr>
-      <w:proofErr w:type="spellStart"/>
       <w:r>
         <w:rPr>
           <w:rFonts w:cs="Times New Roman"/>
@@ -108,18 +107,7 @@
           <w:sz w:val="28"/>
           <w:szCs w:val="28"/>
         </w:rPr>
-        <w:t>Simalchaur</w:t>
-      </w:r>
-      <w:proofErr w:type="spellEnd"/>
-      <w:r>
-        <w:rPr>
-          <w:rFonts w:cs="Times New Roman"/>
-          <w:b/>
-          <w:bCs/>
-          <w:sz w:val="28"/>
-          <w:szCs w:val="28"/>
-        </w:rPr>
-        <w:t>, Pokhara</w:t>
+        <w:t>Simalchaur, Pokhara</w:t>
       </w:r>
       <w:r>
         <w:rPr>
@@ -213,7 +201,6 @@
           <w:dataBinding w:prefixMappings="xmlns:ns0='http://purl.org/dc/elements/1.1/' xmlns:ns1='http://schemas.openxmlformats.org/package/2006/metadata/core-properties' " w:xpath="/ns1:coreProperties[1]/ns0:title[1]" w:storeItemID="{6C3C8BC8-F283-45AE-878A-BAB7291924A1}"/>
           <w:text/>
         </w:sdtPr>
-        <w:sdtEndPr/>
         <w:sdtContent>
           <w:r>
             <w:rPr>
@@ -370,7 +357,7 @@
           </mc:Choice>
           <mc:Fallback>
             <w:pict>
-              <v:group w14:anchorId="5F217AE6" id="Group 5" o:spid="_x0000_s1026" style="width:68.5pt;height:110pt;mso-position-horizontal-relative:char;mso-position-vertical-relative:line" coordsize="6762,16097" o:gfxdata="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">
+              <v:group w14:anchorId="78D4054D" id="Group 5" o:spid="_x0000_s1026" style="width:68.5pt;height:110pt;mso-position-horizontal-relative:char;mso-position-vertical-relative:line" coordsize="6762,16097" o:gfxdata="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">
                 <v:line id="Straight Connector 2" o:spid="_x0000_s1027" style="position:absolute;visibility:visible;mso-wrap-style:square" from="3333,0" to="3333,16097" o:connectortype="straight" o:gfxdata="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" strokecolor="black [3200]" strokeweight="2.5pt">
                   <v:stroke joinstyle="miter"/>
                 </v:line>
@@ -637,7 +624,6 @@
             <w:dataBinding w:prefixMappings="xmlns:ns0='http://purl.org/dc/elements/1.1/' xmlns:ns1='http://schemas.openxmlformats.org/package/2006/metadata/core-properties' " w:xpath="/ns1:coreProperties[1]/ns0:creator[1]" w:storeItemID="{6C3C8BC8-F283-45AE-878A-BAB7291924A1}"/>
             <w:text/>
           </w:sdtPr>
-          <w:sdtEndPr/>
           <w:sdtContent>
             <w:tc>
               <w:tcPr>
@@ -652,19 +638,11 @@
                     <w:rFonts w:cs="Times New Roman"/>
                   </w:rPr>
                 </w:pPr>
-                <w:proofErr w:type="spellStart"/>
                 <w:r>
                   <w:rPr>
                     <w:rFonts w:cs="Times New Roman"/>
                   </w:rPr>
-                  <w:t>Khagaraj</w:t>
-                </w:r>
-                <w:proofErr w:type="spellEnd"/>
-                <w:r>
-                  <w:rPr>
-                    <w:rFonts w:cs="Times New Roman"/>
-                  </w:rPr>
-                  <w:t xml:space="preserve"> Poudel</w:t>
+                  <w:t>Khagaraj Poudel</w:t>
                 </w:r>
               </w:p>
             </w:tc>
@@ -1267,13 +1245,8 @@
         <w:spacing w:before="120" w:after="0" w:line="360" w:lineRule="auto"/>
         <w:jc w:val="both"/>
       </w:pPr>
-      <w:proofErr w:type="spellStart"/>
-      <w:r>
-        <w:t>Khagaraj</w:t>
-      </w:r>
-      <w:proofErr w:type="spellEnd"/>
-      <w:r>
-        <w:t xml:space="preserve"> Poudel </w:t>
+      <w:r>
+        <w:t xml:space="preserve">Khagaraj Poudel </w:t>
       </w:r>
     </w:p>
     <w:p>
@@ -1497,21 +1470,12 @@
           <w:szCs w:val="24"/>
         </w:rPr>
       </w:pPr>
-      <w:proofErr w:type="gramStart"/>
       <w:r>
         <w:rPr>
           <w:rFonts w:cs="Times New Roman"/>
           <w:szCs w:val="24"/>
         </w:rPr>
-        <w:t>Date:_</w:t>
-      </w:r>
-      <w:proofErr w:type="gramEnd"/>
-      <w:r>
-        <w:rPr>
-          <w:rFonts w:cs="Times New Roman"/>
-          <w:szCs w:val="24"/>
-        </w:rPr>
-        <w:t>___ / ____ / ________</w:t>
+        <w:t>Date:____ / ____ / ________</w:t>
       </w:r>
     </w:p>
     <w:p>
@@ -1595,7 +1559,6 @@
         </w:rPr>
         <w:t xml:space="preserve">” is done under my supervision by </w:t>
       </w:r>
-      <w:proofErr w:type="spellStart"/>
       <w:r>
         <w:rPr>
           <w:rFonts w:cs="Times New Roman"/>
@@ -1610,16 +1573,15 @@
           <w:b/>
           <w:szCs w:val="24"/>
         </w:rPr>
-        <w:t>hagaraj</w:t>
-      </w:r>
-      <w:proofErr w:type="spellEnd"/>
+        <w:t xml:space="preserve">hagaraj </w:t>
+      </w:r>
       <w:r>
         <w:rPr>
           <w:rFonts w:cs="Times New Roman"/>
           <w:b/>
           <w:szCs w:val="24"/>
         </w:rPr>
-        <w:t xml:space="preserve"> </w:t>
+        <w:t>P</w:t>
       </w:r>
       <w:r>
         <w:rPr>
@@ -1627,7 +1589,7 @@
           <w:b/>
           <w:szCs w:val="24"/>
         </w:rPr>
-        <w:t>P</w:t>
+        <w:t>oudel</w:t>
       </w:r>
       <w:r>
         <w:rPr>
@@ -1635,7 +1597,7 @@
           <w:b/>
           <w:szCs w:val="24"/>
         </w:rPr>
-        <w:t>oudel</w:t>
+        <w:t xml:space="preserve">, Anish Giri </w:t>
       </w:r>
       <w:r>
         <w:rPr>
@@ -1643,7 +1605,7 @@
           <w:b/>
           <w:szCs w:val="24"/>
         </w:rPr>
-        <w:t xml:space="preserve">, Anish Giri </w:t>
+        <w:t>and</w:t>
       </w:r>
       <w:r>
         <w:rPr>
@@ -1651,7 +1613,7 @@
           <w:b/>
           <w:szCs w:val="24"/>
         </w:rPr>
-        <w:t>and</w:t>
+        <w:t xml:space="preserve"> </w:t>
       </w:r>
       <w:r>
         <w:rPr>
@@ -1659,7 +1621,42 @@
           <w:b/>
           <w:szCs w:val="24"/>
         </w:rPr>
-        <w:t xml:space="preserve"> </w:t>
+        <w:t>Ankit Sharma</w:t>
+      </w:r>
+      <w:r>
+        <w:rPr>
+          <w:rFonts w:cs="Times New Roman"/>
+          <w:szCs w:val="24"/>
+        </w:rPr>
+        <w:t xml:space="preserve"> during their </w:t>
+      </w:r>
+      <w:r>
+        <w:rPr>
+          <w:rFonts w:cs="Times New Roman"/>
+          <w:szCs w:val="24"/>
+        </w:rPr>
+        <w:t xml:space="preserve">second </w:t>
+      </w:r>
+      <w:r>
+        <w:rPr>
+          <w:rFonts w:cs="Times New Roman"/>
+          <w:szCs w:val="24"/>
+        </w:rPr>
+        <w:t xml:space="preserve">Semester in partial </w:t>
+      </w:r>
+      <w:r>
+        <w:rPr>
+          <w:rFonts w:cs="Times New Roman"/>
+          <w:szCs w:val="24"/>
+        </w:rPr>
+        <w:t>fulfilment</w:t>
+      </w:r>
+      <w:r>
+        <w:rPr>
+          <w:rFonts w:cs="Times New Roman"/>
+          <w:szCs w:val="24"/>
+        </w:rPr>
+        <w:t xml:space="preserve"> of the requirements for the degree of </w:t>
       </w:r>
       <w:r>
         <w:rPr>
@@ -1667,42 +1664,14 @@
           <w:b/>
           <w:szCs w:val="24"/>
         </w:rPr>
-        <w:t>Ankit Sharma</w:t>
+        <w:t>BCA</w:t>
       </w:r>
       <w:r>
         <w:rPr>
           <w:rFonts w:cs="Times New Roman"/>
           <w:szCs w:val="24"/>
         </w:rPr>
-        <w:t xml:space="preserve"> during their </w:t>
-      </w:r>
-      <w:r>
-        <w:rPr>
-          <w:rFonts w:cs="Times New Roman"/>
-          <w:szCs w:val="24"/>
-        </w:rPr>
-        <w:t xml:space="preserve">second </w:t>
-      </w:r>
-      <w:r>
-        <w:rPr>
-          <w:rFonts w:cs="Times New Roman"/>
-          <w:szCs w:val="24"/>
-        </w:rPr>
-        <w:t xml:space="preserve">Semester in partial </w:t>
-      </w:r>
-      <w:r>
-        <w:rPr>
-          <w:rFonts w:cs="Times New Roman"/>
-          <w:szCs w:val="24"/>
-        </w:rPr>
-        <w:t>fulfilment</w:t>
-      </w:r>
-      <w:r>
-        <w:rPr>
-          <w:rFonts w:cs="Times New Roman"/>
-          <w:szCs w:val="24"/>
-        </w:rPr>
-        <w:t xml:space="preserve"> of the requirements for the degree of </w:t>
+        <w:t xml:space="preserve"> under </w:t>
       </w:r>
       <w:r>
         <w:rPr>
@@ -1710,74 +1679,59 @@
           <w:b/>
           <w:szCs w:val="24"/>
         </w:rPr>
-        <w:t>BCA</w:t>
+        <w:t>Pokhara University</w:t>
       </w:r>
       <w:r>
         <w:rPr>
           <w:rFonts w:cs="Times New Roman"/>
           <w:szCs w:val="24"/>
         </w:rPr>
-        <w:t xml:space="preserve"> under </w:t>
-      </w:r>
-      <w:r>
+        <w:t xml:space="preserve"> is completed to my satisfaction and be processed for final evaluation.</w:t>
+      </w:r>
+    </w:p>
+    <w:p>
+      <w:pPr>
+        <w:spacing w:after="0" w:line="360" w:lineRule="auto"/>
+        <w:jc w:val="both"/>
+        <w:rPr>
+          <w:rFonts w:cs="Times New Roman"/>
+          <w:szCs w:val="24"/>
+        </w:rPr>
+      </w:pPr>
+    </w:p>
+    <w:p>
+      <w:pPr>
+        <w:spacing w:after="0" w:line="360" w:lineRule="auto"/>
+        <w:jc w:val="both"/>
+        <w:rPr>
+          <w:rFonts w:cs="Times New Roman"/>
+          <w:szCs w:val="24"/>
+        </w:rPr>
+      </w:pPr>
+      <w:r>
+        <w:rPr>
+          <w:rFonts w:cs="Times New Roman"/>
+          <w:szCs w:val="24"/>
+        </w:rPr>
+        <w:t>____________________________</w:t>
+      </w:r>
+    </w:p>
+    <w:p>
+      <w:pPr>
+        <w:spacing w:after="0" w:line="360" w:lineRule="auto"/>
+        <w:jc w:val="both"/>
         <w:rPr>
           <w:rFonts w:cs="Times New Roman"/>
           <w:b/>
           <w:szCs w:val="24"/>
         </w:rPr>
-        <w:t>Pokhara University</w:t>
-      </w:r>
-      <w:r>
-        <w:rPr>
-          <w:rFonts w:cs="Times New Roman"/>
-          <w:szCs w:val="24"/>
-        </w:rPr>
-        <w:t xml:space="preserve"> is completed to my satisfaction and be processed for final evaluation.</w:t>
-      </w:r>
-    </w:p>
-    <w:p>
-      <w:pPr>
-        <w:spacing w:after="0" w:line="360" w:lineRule="auto"/>
-        <w:jc w:val="both"/>
-        <w:rPr>
-          <w:rFonts w:cs="Times New Roman"/>
-          <w:szCs w:val="24"/>
-        </w:rPr>
-      </w:pPr>
-    </w:p>
-    <w:p>
-      <w:pPr>
-        <w:spacing w:after="0" w:line="360" w:lineRule="auto"/>
-        <w:jc w:val="both"/>
-        <w:rPr>
-          <w:rFonts w:cs="Times New Roman"/>
-          <w:szCs w:val="24"/>
-        </w:rPr>
-      </w:pPr>
-      <w:r>
-        <w:rPr>
-          <w:rFonts w:cs="Times New Roman"/>
-          <w:szCs w:val="24"/>
-        </w:rPr>
-        <w:t>____________________________</w:t>
-      </w:r>
-    </w:p>
-    <w:p>
-      <w:pPr>
-        <w:spacing w:after="0" w:line="360" w:lineRule="auto"/>
-        <w:jc w:val="both"/>
+      </w:pPr>
+      <w:r>
         <w:rPr>
           <w:rFonts w:cs="Times New Roman"/>
           <w:b/>
           <w:szCs w:val="24"/>
         </w:rPr>
-      </w:pPr>
-      <w:r>
-        <w:rPr>
-          <w:rFonts w:cs="Times New Roman"/>
-          <w:b/>
-          <w:szCs w:val="24"/>
-        </w:rPr>
         <w:t>Name of the Supervisor</w:t>
       </w:r>
     </w:p>
@@ -1790,21 +1744,12 @@
           <w:szCs w:val="24"/>
         </w:rPr>
       </w:pPr>
-      <w:proofErr w:type="gramStart"/>
       <w:r>
         <w:rPr>
           <w:rFonts w:cs="Times New Roman"/>
           <w:szCs w:val="24"/>
         </w:rPr>
-        <w:t>Date:_</w:t>
-      </w:r>
-      <w:proofErr w:type="gramEnd"/>
-      <w:r>
-        <w:rPr>
-          <w:rFonts w:cs="Times New Roman"/>
-          <w:szCs w:val="24"/>
-        </w:rPr>
-        <w:t>___ / ____ / ________</w:t>
+        <w:t>Date:____ / ____ / ________</w:t>
       </w:r>
     </w:p>
     <w:p>
@@ -2138,21 +2083,12 @@
                 <w:szCs w:val="24"/>
               </w:rPr>
             </w:pPr>
-            <w:proofErr w:type="gramStart"/>
             <w:r>
               <w:rPr>
                 <w:rFonts w:cs="Times New Roman"/>
                 <w:szCs w:val="24"/>
               </w:rPr>
-              <w:t>Date:_</w:t>
-            </w:r>
-            <w:proofErr w:type="gramEnd"/>
-            <w:r>
-              <w:rPr>
-                <w:rFonts w:cs="Times New Roman"/>
-                <w:szCs w:val="24"/>
-              </w:rPr>
-              <w:t>___ / ____ / ________</w:t>
+              <w:t>Date:____ / ____ / ________</w:t>
             </w:r>
           </w:p>
           <w:p>
@@ -6630,19 +6566,11 @@
                 <w:color w:val="000000" w:themeColor="text1"/>
               </w:rPr>
             </w:pPr>
-            <w:proofErr w:type="spellStart"/>
             <w:r>
               <w:rPr>
                 <w:color w:val="000000" w:themeColor="text1"/>
               </w:rPr>
-              <w:t>Khagaraj</w:t>
-            </w:r>
-            <w:proofErr w:type="spellEnd"/>
-            <w:r>
-              <w:rPr>
-                <w:color w:val="000000" w:themeColor="text1"/>
-              </w:rPr>
-              <w:t xml:space="preserve"> looked after this feature.</w:t>
+              <w:t>Khagaraj looked after this feature.</w:t>
             </w:r>
           </w:p>
         </w:tc>
@@ -7268,35 +7196,7 @@
               <w:rPr>
                 <w:color w:val="000000" w:themeColor="text1"/>
               </w:rPr>
-              <w:t>File storage (</w:t>
-            </w:r>
-            <w:proofErr w:type="spellStart"/>
-            <w:r>
-              <w:rPr>
-                <w:color w:val="000000" w:themeColor="text1"/>
-              </w:rPr>
-              <w:t>saveData</w:t>
-            </w:r>
-            <w:proofErr w:type="spellEnd"/>
-            <w:r>
-              <w:rPr>
-                <w:color w:val="000000" w:themeColor="text1"/>
-              </w:rPr>
-              <w:t xml:space="preserve"> / </w:t>
-            </w:r>
-            <w:proofErr w:type="spellStart"/>
-            <w:r>
-              <w:rPr>
-                <w:color w:val="000000" w:themeColor="text1"/>
-              </w:rPr>
-              <w:t>loadData</w:t>
-            </w:r>
-            <w:proofErr w:type="spellEnd"/>
-            <w:r>
-              <w:rPr>
-                <w:color w:val="000000" w:themeColor="text1"/>
-              </w:rPr>
-              <w:t>)</w:t>
+              <w:t>File storage (saveData / loadData)</w:t>
             </w:r>
           </w:p>
         </w:tc>
@@ -7460,6 +7360,121 @@
       <w:bookmarkEnd w:id="22"/>
     </w:p>
     <w:p>
+      <w:r>
+        <w:t>Gantt Chart</w:t>
+      </w:r>
+    </w:p>
+    <w:p>
+      <w:pPr>
+        <w:spacing w:line="360" w:lineRule="auto"/>
+        <w:rPr>
+          <w:lang w:val="en-US"/>
+        </w:rPr>
+      </w:pPr>
+      <w:r>
+        <w:rPr>
+          <w:lang w:val="en-US"/>
+        </w:rPr>
+        <w:t>A Gantt chart is a project management tool that displays tasks on a timeline, showing their start and end dates. It helps track project progress, schedule activities, and manage task dependencies efficiently.</w:t>
+      </w:r>
+    </w:p>
+    <w:p>
+      <w:pPr>
+        <w:spacing w:line="360" w:lineRule="auto"/>
+        <w:rPr>
+          <w:lang w:val="en-US"/>
+        </w:rPr>
+      </w:pPr>
+    </w:p>
+    <w:p>
+      <w:pPr>
+        <w:spacing w:line="360" w:lineRule="auto"/>
+        <w:rPr>
+          <w:lang w:val="en-US"/>
+        </w:rPr>
+      </w:pPr>
+    </w:p>
+    <w:p>
+      <w:pPr>
+        <w:spacing w:line="360" w:lineRule="auto"/>
+        <w:rPr>
+          <w:lang w:val="en-US"/>
+        </w:rPr>
+      </w:pPr>
+    </w:p>
+    <w:p>
+      <w:pPr>
+        <w:spacing w:line="360" w:lineRule="auto"/>
+        <w:rPr>
+          <w:lang w:val="en-US"/>
+        </w:rPr>
+      </w:pPr>
+    </w:p>
+    <w:p>
+      <w:pPr>
+        <w:keepNext/>
+        <w:spacing w:line="360" w:lineRule="auto"/>
+      </w:pPr>
+      <w:r>
+        <w:rPr>
+          <w:noProof/>
+        </w:rPr>
+        <w:drawing>
+          <wp:inline distT="0" distB="0" distL="0" distR="0" wp14:anchorId="1D2B9573" wp14:editId="306EB4AC">
+            <wp:extent cx="5274310" cy="2292985"/>
+            <wp:effectExtent l="0" t="0" r="2540" b="12065"/>
+            <wp:docPr id="13336032" name="Chart 1">
+              <a:extLst xmlns:a="http://schemas.openxmlformats.org/drawingml/2006/main">
+                <a:ext uri="{FF2B5EF4-FFF2-40B4-BE49-F238E27FC236}">
+                  <a16:creationId xmlns:a16="http://schemas.microsoft.com/office/drawing/2014/main" id="{9A0C730F-811B-9986-139B-63BEAC9BBC94}"/>
+                </a:ext>
+              </a:extLst>
+            </wp:docPr>
+            <wp:cNvGraphicFramePr/>
+            <a:graphic xmlns:a="http://schemas.openxmlformats.org/drawingml/2006/main">
+              <a:graphicData uri="http://schemas.openxmlformats.org/drawingml/2006/chart">
+                <c:chart xmlns:c="http://schemas.openxmlformats.org/drawingml/2006/chart" xmlns:r="http://schemas.openxmlformats.org/officeDocument/2006/relationships" r:id="rId13"/>
+              </a:graphicData>
+            </a:graphic>
+          </wp:inline>
+        </w:drawing>
+      </w:r>
+    </w:p>
+    <w:p>
+      <w:pPr>
+        <w:pStyle w:val="Caption"/>
+        <w:jc w:val="center"/>
+        <w:rPr>
+          <w:lang w:val="en-US"/>
+        </w:rPr>
+      </w:pPr>
+      <w:r>
+        <w:t xml:space="preserve">Figure </w:t>
+      </w:r>
+      <w:r>
+        <w:fldChar w:fldCharType="begin"/>
+      </w:r>
+      <w:r>
+        <w:instrText xml:space="preserve"> SEQ Figure \* ARABIC </w:instrText>
+      </w:r>
+      <w:r>
+        <w:fldChar w:fldCharType="separate"/>
+      </w:r>
+      <w:r>
+        <w:rPr>
+          <w:noProof/>
+        </w:rPr>
+        <w:t>1</w:t>
+      </w:r>
+      <w:r>
+        <w:fldChar w:fldCharType="end"/>
+      </w:r>
+      <w:r>
+        <w:t>: Gantt Chart</w:t>
+      </w:r>
+    </w:p>
+    <w:p/>
+    <w:p>
       <w:pPr>
         <w:spacing w:after="0" w:line="360" w:lineRule="auto"/>
         <w:jc w:val="both"/>
@@ -7494,6 +7509,7 @@
       </w:pPr>
       <w:bookmarkStart w:id="24" w:name="_Toc234481652"/>
       <w:r>
+        <w:lastRenderedPageBreak/>
         <w:t>Flowchart</w:t>
       </w:r>
       <w:bookmarkEnd w:id="24"/>
@@ -7547,7 +7563,7 @@
                     <pic:cNvPicPr/>
                   </pic:nvPicPr>
                   <pic:blipFill>
-                    <a:blip r:embed="rId13">
+                    <a:blip r:embed="rId14">
                       <a:extLst>
                         <a:ext uri="{28A0092B-C50C-407E-A947-70E740481C1C}">
                           <a14:useLocalDpi xmlns:a14="http://schemas.microsoft.com/office/drawing/2010/main" val="0"/>
@@ -7581,7 +7597,6 @@
         <w:jc w:val="both"/>
       </w:pPr>
       <w:r>
-        <w:lastRenderedPageBreak/>
         <w:t>Try to use all the symbols properly, it is quite easy once you get a hang of it.</w:t>
       </w:r>
     </w:p>
@@ -7795,7 +7810,6 @@
       <w:bookmarkStart w:id="25" w:name="_Toc234473283"/>
       <w:bookmarkStart w:id="26" w:name="_Toc234481653"/>
       <w:r>
-        <w:lastRenderedPageBreak/>
         <w:t>Development</w:t>
       </w:r>
       <w:bookmarkEnd w:id="25"/>
@@ -7845,6 +7859,7 @@
         <w:pStyle w:val="Heading2"/>
       </w:pPr>
       <w:r>
+        <w:lastRenderedPageBreak/>
         <w:t xml:space="preserve"> </w:t>
       </w:r>
       <w:bookmarkStart w:id="28" w:name="_Toc234481655"/>
@@ -8089,19 +8104,11 @@
             <w:pPr>
               <w:spacing w:before="40" w:after="40" w:line="276" w:lineRule="auto"/>
             </w:pPr>
-            <w:proofErr w:type="spellStart"/>
             <w:r>
               <w:rPr>
                 <w:sz w:val="22"/>
               </w:rPr>
-              <w:t>Khagaraj</w:t>
-            </w:r>
-            <w:proofErr w:type="spellEnd"/>
-            <w:r>
-              <w:rPr>
-                <w:sz w:val="22"/>
-              </w:rPr>
-              <w:t xml:space="preserve"> Poudel</w:t>
+              <w:t>Khagaraj Poudel</w:t>
             </w:r>
           </w:p>
         </w:tc>
@@ -8125,35 +8132,7 @@
               <w:rPr>
                 <w:sz w:val="22"/>
               </w:rPr>
-              <w:t>Documentation and coding: sign up, login and file handling (</w:t>
-            </w:r>
-            <w:proofErr w:type="spellStart"/>
-            <w:r>
-              <w:rPr>
-                <w:sz w:val="22"/>
-              </w:rPr>
-              <w:t>saveData</w:t>
-            </w:r>
-            <w:proofErr w:type="spellEnd"/>
-            <w:r>
-              <w:rPr>
-                <w:sz w:val="22"/>
-              </w:rPr>
-              <w:t xml:space="preserve">, </w:t>
-            </w:r>
-            <w:proofErr w:type="spellStart"/>
-            <w:r>
-              <w:rPr>
-                <w:sz w:val="22"/>
-              </w:rPr>
-              <w:t>loadData</w:t>
-            </w:r>
-            <w:proofErr w:type="spellEnd"/>
-            <w:r>
-              <w:rPr>
-                <w:sz w:val="22"/>
-              </w:rPr>
-              <w:t>).</w:t>
+              <w:t>Documentation and coding: sign up, login and file handling (saveData, loadData).</w:t>
             </w:r>
           </w:p>
         </w:tc>
@@ -8544,21 +8523,7 @@
         <w:rPr>
           <w:lang w:val="en-US"/>
         </w:rPr>
-        <w:t xml:space="preserve">Test Environment Setup – the compiled program and a sample bankdata.txt file </w:t>
-      </w:r>
-      <w:proofErr w:type="gramStart"/>
-      <w:r>
-        <w:rPr>
-          <w:lang w:val="en-US"/>
-        </w:rPr>
-        <w:t>were</w:t>
-      </w:r>
-      <w:proofErr w:type="gramEnd"/>
-      <w:r>
-        <w:rPr>
-          <w:lang w:val="en-US"/>
-        </w:rPr>
-        <w:t xml:space="preserve"> prepared.</w:t>
+        <w:t>Test Environment Setup – the compiled program and a sample bankdata.txt file were prepared.</w:t>
       </w:r>
     </w:p>
     <w:p>
@@ -11225,14 +11190,7 @@
           <w:rFonts w:eastAsia="Times New Roman" w:cs="Times New Roman"/>
           <w:szCs w:val="24"/>
         </w:rPr>
-        <w:t>T</w:t>
-      </w:r>
-      <w:r>
-        <w:rPr>
-          <w:rFonts w:eastAsia="Times New Roman" w:cs="Times New Roman"/>
-          <w:szCs w:val="24"/>
-        </w:rPr>
-        <w:t>ransaction management easy, accurate and permanent. After completing development and testing</w:t>
+        <w:t>Transaction management easy, accurate and permanent. After completing development and testing</w:t>
       </w:r>
       <w:r>
         <w:t xml:space="preserve"> </w:t>
@@ -11434,7 +11392,6 @@
         <w:spacing w:line="360" w:lineRule="auto"/>
         <w:jc w:val="both"/>
       </w:pPr>
-      <w:bookmarkStart w:id="42" w:name="_GoBack"/>
       <w:r>
         <w:rPr>
           <w:rFonts w:eastAsia="Times New Roman" w:cs="Times New Roman"/>
@@ -11466,26 +11423,9 @@
           <w:rFonts w:eastAsia="Times New Roman" w:cs="Times New Roman"/>
           <w:szCs w:val="24"/>
         </w:rPr>
-        <w:t xml:space="preserve">The project fulfilled all of its objectives and, equally importantly, gave the team practical experience of the complete software development </w:t>
-      </w:r>
-      <w:proofErr w:type="gramStart"/>
-      <w:r>
-        <w:rPr>
-          <w:rFonts w:eastAsia="Times New Roman" w:cs="Times New Roman"/>
-          <w:szCs w:val="24"/>
-        </w:rPr>
-        <w:t>process  from</w:t>
-      </w:r>
-      <w:proofErr w:type="gramEnd"/>
-      <w:r>
-        <w:rPr>
-          <w:rFonts w:eastAsia="Times New Roman" w:cs="Times New Roman"/>
-          <w:szCs w:val="24"/>
-        </w:rPr>
-        <w:t xml:space="preserve"> requirement analysis and design through coding, testing and documentation.</w:t>
-      </w:r>
-    </w:p>
-    <w:bookmarkEnd w:id="42"/>
+        <w:t>The project fulfilled all of its objectives and, equally importantly, gave the team practical experience of the complete software development process  from requirement analysis and design through coding, testing and documentation.</w:t>
+      </w:r>
+    </w:p>
     <w:p>
       <w:pPr>
         <w:spacing w:line="360" w:lineRule="auto"/>
@@ -11504,17 +11444,17 @@
       <w:pPr>
         <w:pStyle w:val="Heading1"/>
       </w:pPr>
-      <w:bookmarkStart w:id="43" w:name="_Toc234473291"/>
+      <w:bookmarkStart w:id="42" w:name="_Toc234473291"/>
       <w:r>
         <w:lastRenderedPageBreak/>
         <w:t xml:space="preserve"> </w:t>
       </w:r>
-      <w:bookmarkStart w:id="44" w:name="_Toc234481664"/>
+      <w:bookmarkStart w:id="43" w:name="_Toc234481664"/>
       <w:r>
         <w:t>Annexures</w:t>
       </w:r>
+      <w:bookmarkEnd w:id="42"/>
       <w:bookmarkEnd w:id="43"/>
-      <w:bookmarkEnd w:id="44"/>
     </w:p>
     <w:p>
       <w:pPr>
@@ -11586,12 +11526,12 @@
       </w:pPr>
     </w:p>
     <w:sectPr>
-      <w:headerReference w:type="even" r:id="rId14"/>
-      <w:headerReference w:type="default" r:id="rId15"/>
-      <w:footerReference w:type="even" r:id="rId16"/>
-      <w:footerReference w:type="default" r:id="rId17"/>
-      <w:headerReference w:type="first" r:id="rId18"/>
-      <w:footerReference w:type="first" r:id="rId19"/>
+      <w:headerReference w:type="even" r:id="rId15"/>
+      <w:headerReference w:type="default" r:id="rId16"/>
+      <w:footerReference w:type="even" r:id="rId17"/>
+      <w:footerReference w:type="default" r:id="rId18"/>
+      <w:headerReference w:type="first" r:id="rId19"/>
+      <w:footerReference w:type="first" r:id="rId20"/>
       <w:pgSz w:w="11906" w:h="16838" w:code="9"/>
       <w:pgMar w:top="1440" w:right="1440" w:bottom="1440" w:left="2160" w:header="720" w:footer="720" w:gutter="0"/>
       <w:cols w:space="720"/>
@@ -11602,7 +11542,7 @@
 </file>
 
 <file path=word/endnotes.xml><?xml version="1.0" encoding="utf-8"?>
-<w:endnotes xmlns:wpc="http://schemas.microsoft.com/office/word/2010/wordprocessingCanvas" xmlns:cx="http://schemas.microsoft.com/office/drawing/2014/chartex" xmlns:cx1="http://schemas.microsoft.com/office/drawing/2015/9/8/chartex" xmlns:cx2="http://schemas.microsoft.com/office/drawing/2015/10/21/chartex" xmlns:cx3="http://schemas.microsoft.com/office/drawing/2016/5/9/chartex" xmlns:cx4="http://schemas.microsoft.com/office/drawing/2016/5/10/chartex" xmlns:cx5="http://schemas.microsoft.com/office/drawing/2016/5/11/chartex" xmlns:cx6="http://schemas.microsoft.com/office/drawing/2016/5/12/chartex" xmlns:cx7="http://schemas.microsoft.com/office/drawing/2016/5/13/chartex" xmlns:cx8="http://schemas.microsoft.com/office/drawing/2016/5/14/chartex" xmlns:mc="http://schemas.openxmlformats.org/markup-compatibility/2006" xmlns:aink="http://schemas.microsoft.com/office/drawing/2016/ink" xmlns:am3d="http://schemas.microsoft.com/office/drawing/2017/model3d" xmlns:o="urn:schemas-microsoft-com:office:office" xmlns:r="http://schemas.openxmlformats.org/officeDocument/2006/relationships" xmlns:m="http://schemas.openxmlformats.org/officeDocument/2006/math" xmlns:v="urn:schemas-microsoft-com:vml" xmlns:wp14="http://schemas.microsoft.com/office/word/2010/wordprocessingDrawing" xmlns:wp="http://schemas.openxmlformats.org/drawingml/2006/wordprocessingDrawing" xmlns:w10="urn:schemas-microsoft-com:office:word" xmlns:w="http://schemas.openxmlformats.org/wordprocessingml/2006/main" xmlns:w14="http://schemas.microsoft.com/office/word/2010/wordml" xmlns:w15="http://schemas.microsoft.com/office/word/2012/wordml" xmlns:w16cid="http://schemas.microsoft.com/office/word/2016/wordml/cid" xmlns:w16se="http://schemas.microsoft.com/office/word/2015/wordml/symex" xmlns:wpg="http://schemas.microsoft.com/office/word/2010/wordprocessingGroup" xmlns:wpi="http://schemas.microsoft.com/office/word/2010/wordprocessingInk" xmlns:wne="http://schemas.microsoft.com/office/word/2006/wordml" xmlns:wps="http://schemas.microsoft.com/office/word/2010/wordprocessingShape" mc:Ignorable="w14 w15 w16se w16cid wp14">
+<w:endnotes xmlns:wpc="http://schemas.microsoft.com/office/word/2010/wordprocessingCanvas" xmlns:cx="http://schemas.microsoft.com/office/drawing/2014/chartex" xmlns:cx1="http://schemas.microsoft.com/office/drawing/2015/9/8/chartex" xmlns:cx2="http://schemas.microsoft.com/office/drawing/2015/10/21/chartex" xmlns:cx3="http://schemas.microsoft.com/office/drawing/2016/5/9/chartex" xmlns:cx4="http://schemas.microsoft.com/office/drawing/2016/5/10/chartex" xmlns:cx5="http://schemas.microsoft.com/office/drawing/2016/5/11/chartex" xmlns:cx6="http://schemas.microsoft.com/office/drawing/2016/5/12/chartex" xmlns:cx7="http://schemas.microsoft.com/office/drawing/2016/5/13/chartex" xmlns:cx8="http://schemas.microsoft.com/office/drawing/2016/5/14/chartex" xmlns:mc="http://schemas.openxmlformats.org/markup-compatibility/2006" xmlns:aink="http://schemas.microsoft.com/office/drawing/2016/ink" xmlns:am3d="http://schemas.microsoft.com/office/drawing/2017/model3d" xmlns:o="urn:schemas-microsoft-com:office:office" xmlns:oel="http://schemas.microsoft.com/office/2019/extlst" xmlns:r="http://schemas.openxmlformats.org/officeDocument/2006/relationships" xmlns:m="http://schemas.openxmlformats.org/officeDocument/2006/math" xmlns:v="urn:schemas-microsoft-com:vml" xmlns:wp14="http://schemas.microsoft.com/office/word/2010/wordprocessingDrawing" xmlns:wp="http://schemas.openxmlformats.org/drawingml/2006/wordprocessingDrawing" xmlns:w10="urn:schemas-microsoft-com:office:word" xmlns:w="http://schemas.openxmlformats.org/wordprocessingml/2006/main" xmlns:w14="http://schemas.microsoft.com/office/word/2010/wordml" xmlns:w15="http://schemas.microsoft.com/office/word/2012/wordml" xmlns:w16cex="http://schemas.microsoft.com/office/word/2018/wordml/cex" xmlns:w16cid="http://schemas.microsoft.com/office/word/2016/wordml/cid" xmlns:w16="http://schemas.microsoft.com/office/word/2018/wordml" xmlns:w16du="http://schemas.microsoft.com/office/word/2023/wordml/word16du" xmlns:w16sdtdh="http://schemas.microsoft.com/office/word/2020/wordml/sdtdatahash" xmlns:w16sdtfl="http://schemas.microsoft.com/office/word/2024/wordml/sdtformatlock" xmlns:w16se="http://schemas.microsoft.com/office/word/2015/wordml/symex" xmlns:wpg="http://schemas.microsoft.com/office/word/2010/wordprocessingGroup" xmlns:wpi="http://schemas.microsoft.com/office/word/2010/wordprocessingInk" xmlns:wne="http://schemas.microsoft.com/office/word/2006/wordml" xmlns:wps="http://schemas.microsoft.com/office/word/2010/wordprocessingShape" mc:Ignorable="w14 w15 w16se w16cid w16 w16cex w16sdtdh w16sdtfl w16du wp14">
   <w:endnote w:type="separator" w:id="-1">
     <w:p>
       <w:pPr>
@@ -11627,7 +11567,7 @@
 </file>
 
 <file path=word/footer1.xml><?xml version="1.0" encoding="utf-8"?>
-<w:ftr xmlns:wpc="http://schemas.microsoft.com/office/word/2010/wordprocessingCanvas" xmlns:cx="http://schemas.microsoft.com/office/drawing/2014/chartex" xmlns:cx1="http://schemas.microsoft.com/office/drawing/2015/9/8/chartex" xmlns:cx2="http://schemas.microsoft.com/office/drawing/2015/10/21/chartex" xmlns:cx3="http://schemas.microsoft.com/office/drawing/2016/5/9/chartex" xmlns:cx4="http://schemas.microsoft.com/office/drawing/2016/5/10/chartex" xmlns:cx5="http://schemas.microsoft.com/office/drawing/2016/5/11/chartex" xmlns:cx6="http://schemas.microsoft.com/office/drawing/2016/5/12/chartex" xmlns:cx7="http://schemas.microsoft.com/office/drawing/2016/5/13/chartex" xmlns:cx8="http://schemas.microsoft.com/office/drawing/2016/5/14/chartex" xmlns:mc="http://schemas.openxmlformats.org/markup-compatibility/2006" xmlns:aink="http://schemas.microsoft.com/office/drawing/2016/ink" xmlns:am3d="http://schemas.microsoft.com/office/drawing/2017/model3d" xmlns:o="urn:schemas-microsoft-com:office:office" xmlns:r="http://schemas.openxmlformats.org/officeDocument/2006/relationships" xmlns:m="http://schemas.openxmlformats.org/officeDocument/2006/math" xmlns:v="urn:schemas-microsoft-com:vml" xmlns:wp14="http://schemas.microsoft.com/office/word/2010/wordprocessingDrawing" xmlns:wp="http://schemas.openxmlformats.org/drawingml/2006/wordprocessingDrawing" xmlns:w10="urn:schemas-microsoft-com:office:word" xmlns:w="http://schemas.openxmlformats.org/wordprocessingml/2006/main" xmlns:w14="http://schemas.microsoft.com/office/word/2010/wordml" xmlns:w15="http://schemas.microsoft.com/office/word/2012/wordml" xmlns:w16cid="http://schemas.microsoft.com/office/word/2016/wordml/cid" xmlns:w16se="http://schemas.microsoft.com/office/word/2015/wordml/symex" xmlns:wpg="http://schemas.microsoft.com/office/word/2010/wordprocessingGroup" xmlns:wpi="http://schemas.microsoft.com/office/word/2010/wordprocessingInk" xmlns:wne="http://schemas.microsoft.com/office/word/2006/wordml" xmlns:wps="http://schemas.microsoft.com/office/word/2010/wordprocessingShape" mc:Ignorable="w14 w15 w16se w16cid wp14">
+<w:ftr xmlns:wpc="http://schemas.microsoft.com/office/word/2010/wordprocessingCanvas" xmlns:cx="http://schemas.microsoft.com/office/drawing/2014/chartex" xmlns:cx1="http://schemas.microsoft.com/office/drawing/2015/9/8/chartex" xmlns:cx2="http://schemas.microsoft.com/office/drawing/2015/10/21/chartex" xmlns:cx3="http://schemas.microsoft.com/office/drawing/2016/5/9/chartex" xmlns:cx4="http://schemas.microsoft.com/office/drawing/2016/5/10/chartex" xmlns:cx5="http://schemas.microsoft.com/office/drawing/2016/5/11/chartex" xmlns:cx6="http://schemas.microsoft.com/office/drawing/2016/5/12/chartex" xmlns:cx7="http://schemas.microsoft.com/office/drawing/2016/5/13/chartex" xmlns:cx8="http://schemas.microsoft.com/office/drawing/2016/5/14/chartex" xmlns:mc="http://schemas.openxmlformats.org/markup-compatibility/2006" xmlns:aink="http://schemas.microsoft.com/office/drawing/2016/ink" xmlns:am3d="http://schemas.microsoft.com/office/drawing/2017/model3d" xmlns:o="urn:schemas-microsoft-com:office:office" xmlns:oel="http://schemas.microsoft.com/office/2019/extlst" xmlns:r="http://schemas.openxmlformats.org/officeDocument/2006/relationships" xmlns:m="http://schemas.openxmlformats.org/officeDocument/2006/math" xmlns:v="urn:schemas-microsoft-com:vml" xmlns:wp14="http://schemas.microsoft.com/office/word/2010/wordprocessingDrawing" xmlns:wp="http://schemas.openxmlformats.org/drawingml/2006/wordprocessingDrawing" xmlns:w10="urn:schemas-microsoft-com:office:word" xmlns:w="http://schemas.openxmlformats.org/wordprocessingml/2006/main" xmlns:w14="http://schemas.microsoft.com/office/word/2010/wordml" xmlns:w15="http://schemas.microsoft.com/office/word/2012/wordml" xmlns:w16cex="http://schemas.microsoft.com/office/word/2018/wordml/cex" xmlns:w16cid="http://schemas.microsoft.com/office/word/2016/wordml/cid" xmlns:w16="http://schemas.microsoft.com/office/word/2018/wordml" xmlns:w16du="http://schemas.microsoft.com/office/word/2023/wordml/word16du" xmlns:w16sdtdh="http://schemas.microsoft.com/office/word/2020/wordml/sdtdatahash" xmlns:w16sdtfl="http://schemas.microsoft.com/office/word/2024/wordml/sdtformatlock" xmlns:w16se="http://schemas.microsoft.com/office/word/2015/wordml/symex" xmlns:wpg="http://schemas.microsoft.com/office/word/2010/wordprocessingGroup" xmlns:wpi="http://schemas.microsoft.com/office/word/2010/wordprocessingInk" xmlns:wne="http://schemas.microsoft.com/office/word/2006/wordml" xmlns:wps="http://schemas.microsoft.com/office/word/2010/wordprocessingShape" mc:Ignorable="w14 w15 w16se w16cid w16 w16cex w16sdtdh w16sdtfl w16du wp14">
   <w:p>
     <w:pPr>
       <w:pStyle w:val="Footer"/>
@@ -11637,7 +11577,7 @@
 </file>
 
 <file path=word/footer2.xml><?xml version="1.0" encoding="utf-8"?>
-<w:ftr xmlns:wpc="http://schemas.microsoft.com/office/word/2010/wordprocessingCanvas" xmlns:cx="http://schemas.microsoft.com/office/drawing/2014/chartex" xmlns:cx1="http://schemas.microsoft.com/office/drawing/2015/9/8/chartex" xmlns:cx2="http://schemas.microsoft.com/office/drawing/2015/10/21/chartex" xmlns:cx3="http://schemas.microsoft.com/office/drawing/2016/5/9/chartex" xmlns:cx4="http://schemas.microsoft.com/office/drawing/2016/5/10/chartex" xmlns:cx5="http://schemas.microsoft.com/office/drawing/2016/5/11/chartex" xmlns:cx6="http://schemas.microsoft.com/office/drawing/2016/5/12/chartex" xmlns:cx7="http://schemas.microsoft.com/office/drawing/2016/5/13/chartex" xmlns:cx8="http://schemas.microsoft.com/office/drawing/2016/5/14/chartex" xmlns:mc="http://schemas.openxmlformats.org/markup-compatibility/2006" xmlns:aink="http://schemas.microsoft.com/office/drawing/2016/ink" xmlns:am3d="http://schemas.microsoft.com/office/drawing/2017/model3d" xmlns:o="urn:schemas-microsoft-com:office:office" xmlns:r="http://schemas.openxmlformats.org/officeDocument/2006/relationships" xmlns:m="http://schemas.openxmlformats.org/officeDocument/2006/math" xmlns:v="urn:schemas-microsoft-com:vml" xmlns:wp14="http://schemas.microsoft.com/office/word/2010/wordprocessingDrawing" xmlns:wp="http://schemas.openxmlformats.org/drawingml/2006/wordprocessingDrawing" xmlns:w10="urn:schemas-microsoft-com:office:word" xmlns:w="http://schemas.openxmlformats.org/wordprocessingml/2006/main" xmlns:w14="http://schemas.microsoft.com/office/word/2010/wordml" xmlns:w15="http://schemas.microsoft.com/office/word/2012/wordml" xmlns:w16cid="http://schemas.microsoft.com/office/word/2016/wordml/cid" xmlns:w16se="http://schemas.microsoft.com/office/word/2015/wordml/symex" xmlns:wpg="http://schemas.microsoft.com/office/word/2010/wordprocessingGroup" xmlns:wpi="http://schemas.microsoft.com/office/word/2010/wordprocessingInk" xmlns:wne="http://schemas.microsoft.com/office/word/2006/wordml" xmlns:wps="http://schemas.microsoft.com/office/word/2010/wordprocessingShape" mc:Ignorable="w14 w15 w16se w16cid wp14">
+<w:ftr xmlns:wpc="http://schemas.microsoft.com/office/word/2010/wordprocessingCanvas" xmlns:cx="http://schemas.microsoft.com/office/drawing/2014/chartex" xmlns:cx1="http://schemas.microsoft.com/office/drawing/2015/9/8/chartex" xmlns:cx2="http://schemas.microsoft.com/office/drawing/2015/10/21/chartex" xmlns:cx3="http://schemas.microsoft.com/office/drawing/2016/5/9/chartex" xmlns:cx4="http://schemas.microsoft.com/office/drawing/2016/5/10/chartex" xmlns:cx5="http://schemas.microsoft.com/office/drawing/2016/5/11/chartex" xmlns:cx6="http://schemas.microsoft.com/office/drawing/2016/5/12/chartex" xmlns:cx7="http://schemas.microsoft.com/office/drawing/2016/5/13/chartex" xmlns:cx8="http://schemas.microsoft.com/office/drawing/2016/5/14/chartex" xmlns:mc="http://schemas.openxmlformats.org/markup-compatibility/2006" xmlns:aink="http://schemas.microsoft.com/office/drawing/2016/ink" xmlns:am3d="http://schemas.microsoft.com/office/drawing/2017/model3d" xmlns:o="urn:schemas-microsoft-com:office:office" xmlns:oel="http://schemas.microsoft.com/office/2019/extlst" xmlns:r="http://schemas.openxmlformats.org/officeDocument/2006/relationships" xmlns:m="http://schemas.openxmlformats.org/officeDocument/2006/math" xmlns:v="urn:schemas-microsoft-com:vml" xmlns:wp14="http://schemas.microsoft.com/office/word/2010/wordprocessingDrawing" xmlns:wp="http://schemas.openxmlformats.org/drawingml/2006/wordprocessingDrawing" xmlns:w10="urn:schemas-microsoft-com:office:word" xmlns:w="http://schemas.openxmlformats.org/wordprocessingml/2006/main" xmlns:w14="http://schemas.microsoft.com/office/word/2010/wordml" xmlns:w15="http://schemas.microsoft.com/office/word/2012/wordml" xmlns:w16cex="http://schemas.microsoft.com/office/word/2018/wordml/cex" xmlns:w16cid="http://schemas.microsoft.com/office/word/2016/wordml/cid" xmlns:w16="http://schemas.microsoft.com/office/word/2018/wordml" xmlns:w16du="http://schemas.microsoft.com/office/word/2023/wordml/word16du" xmlns:w16sdtdh="http://schemas.microsoft.com/office/word/2020/wordml/sdtdatahash" xmlns:w16sdtfl="http://schemas.microsoft.com/office/word/2024/wordml/sdtformatlock" xmlns:w16se="http://schemas.microsoft.com/office/word/2015/wordml/symex" xmlns:wpg="http://schemas.microsoft.com/office/word/2010/wordprocessingGroup" xmlns:wpi="http://schemas.microsoft.com/office/word/2010/wordprocessingInk" xmlns:wne="http://schemas.microsoft.com/office/word/2006/wordml" xmlns:wps="http://schemas.microsoft.com/office/word/2010/wordprocessingShape" mc:Ignorable="w14 w15 w16se w16cid w16 w16cex w16sdtdh w16sdtfl w16du wp14">
   <w:sdt>
     <w:sdtPr>
       <w:id w:val="1769740165"/>
@@ -11690,7 +11630,7 @@
 </file>
 
 <file path=word/footer3.xml><?xml version="1.0" encoding="utf-8"?>
-<w:ftr xmlns:wpc="http://schemas.microsoft.com/office/word/2010/wordprocessingCanvas" xmlns:cx="http://schemas.microsoft.com/office/drawing/2014/chartex" xmlns:cx1="http://schemas.microsoft.com/office/drawing/2015/9/8/chartex" xmlns:cx2="http://schemas.microsoft.com/office/drawing/2015/10/21/chartex" xmlns:cx3="http://schemas.microsoft.com/office/drawing/2016/5/9/chartex" xmlns:cx4="http://schemas.microsoft.com/office/drawing/2016/5/10/chartex" xmlns:cx5="http://schemas.microsoft.com/office/drawing/2016/5/11/chartex" xmlns:cx6="http://schemas.microsoft.com/office/drawing/2016/5/12/chartex" xmlns:cx7="http://schemas.microsoft.com/office/drawing/2016/5/13/chartex" xmlns:cx8="http://schemas.microsoft.com/office/drawing/2016/5/14/chartex" xmlns:mc="http://schemas.openxmlformats.org/markup-compatibility/2006" xmlns:aink="http://schemas.microsoft.com/office/drawing/2016/ink" xmlns:am3d="http://schemas.microsoft.com/office/drawing/2017/model3d" xmlns:o="urn:schemas-microsoft-com:office:office" xmlns:r="http://schemas.openxmlformats.org/officeDocument/2006/relationships" xmlns:m="http://schemas.openxmlformats.org/officeDocument/2006/math" xmlns:v="urn:schemas-microsoft-com:vml" xmlns:wp14="http://schemas.microsoft.com/office/word/2010/wordprocessingDrawing" xmlns:wp="http://schemas.openxmlformats.org/drawingml/2006/wordprocessingDrawing" xmlns:w10="urn:schemas-microsoft-com:office:word" xmlns:w="http://schemas.openxmlformats.org/wordprocessingml/2006/main" xmlns:w14="http://schemas.microsoft.com/office/word/2010/wordml" xmlns:w15="http://schemas.microsoft.com/office/word/2012/wordml" xmlns:w16cid="http://schemas.microsoft.com/office/word/2016/wordml/cid" xmlns:w16se="http://schemas.microsoft.com/office/word/2015/wordml/symex" xmlns:wpg="http://schemas.microsoft.com/office/word/2010/wordprocessingGroup" xmlns:wpi="http://schemas.microsoft.com/office/word/2010/wordprocessingInk" xmlns:wne="http://schemas.microsoft.com/office/word/2006/wordml" xmlns:wps="http://schemas.microsoft.com/office/word/2010/wordprocessingShape" mc:Ignorable="w14 w15 w16se w16cid wp14">
+<w:ftr xmlns:wpc="http://schemas.microsoft.com/office/word/2010/wordprocessingCanvas" xmlns:cx="http://schemas.microsoft.com/office/drawing/2014/chartex" xmlns:cx1="http://schemas.microsoft.com/office/drawing/2015/9/8/chartex" xmlns:cx2="http://schemas.microsoft.com/office/drawing/2015/10/21/chartex" xmlns:cx3="http://schemas.microsoft.com/office/drawing/2016/5/9/chartex" xmlns:cx4="http://schemas.microsoft.com/office/drawing/2016/5/10/chartex" xmlns:cx5="http://schemas.microsoft.com/office/drawing/2016/5/11/chartex" xmlns:cx6="http://schemas.microsoft.com/office/drawing/2016/5/12/chartex" xmlns:cx7="http://schemas.microsoft.com/office/drawing/2016/5/13/chartex" xmlns:cx8="http://schemas.microsoft.com/office/drawing/2016/5/14/chartex" xmlns:mc="http://schemas.openxmlformats.org/markup-compatibility/2006" xmlns:aink="http://schemas.microsoft.com/office/drawing/2016/ink" xmlns:am3d="http://schemas.microsoft.com/office/drawing/2017/model3d" xmlns:o="urn:schemas-microsoft-com:office:office" xmlns:oel="http://schemas.microsoft.com/office/2019/extlst" xmlns:r="http://schemas.openxmlformats.org/officeDocument/2006/relationships" xmlns:m="http://schemas.openxmlformats.org/officeDocument/2006/math" xmlns:v="urn:schemas-microsoft-com:vml" xmlns:wp14="http://schemas.microsoft.com/office/word/2010/wordprocessingDrawing" xmlns:wp="http://schemas.openxmlformats.org/drawingml/2006/wordprocessingDrawing" xmlns:w10="urn:schemas-microsoft-com:office:word" xmlns:w="http://schemas.openxmlformats.org/wordprocessingml/2006/main" xmlns:w14="http://schemas.microsoft.com/office/word/2010/wordml" xmlns:w15="http://schemas.microsoft.com/office/word/2012/wordml" xmlns:w16cex="http://schemas.microsoft.com/office/word/2018/wordml/cex" xmlns:w16cid="http://schemas.microsoft.com/office/word/2016/wordml/cid" xmlns:w16="http://schemas.microsoft.com/office/word/2018/wordml" xmlns:w16du="http://schemas.microsoft.com/office/word/2023/wordml/word16du" xmlns:w16sdtdh="http://schemas.microsoft.com/office/word/2020/wordml/sdtdatahash" xmlns:w16sdtfl="http://schemas.microsoft.com/office/word/2024/wordml/sdtformatlock" xmlns:w16se="http://schemas.microsoft.com/office/word/2015/wordml/symex" xmlns:wpg="http://schemas.microsoft.com/office/word/2010/wordprocessingGroup" xmlns:wpi="http://schemas.microsoft.com/office/word/2010/wordprocessingInk" xmlns:wne="http://schemas.microsoft.com/office/word/2006/wordml" xmlns:wps="http://schemas.microsoft.com/office/word/2010/wordprocessingShape" mc:Ignorable="w14 w15 w16se w16cid w16 w16cex w16sdtdh w16sdtfl w16du wp14">
   <w:p>
     <w:pPr>
       <w:pStyle w:val="Footer"/>
@@ -11700,7 +11640,7 @@
 </file>
 
 <file path=word/footnotes.xml><?xml version="1.0" encoding="utf-8"?>
-<w:footnotes xmlns:wpc="http://schemas.microsoft.com/office/word/2010/wordprocessingCanvas" xmlns:cx="http://schemas.microsoft.com/office/drawing/2014/chartex" xmlns:cx1="http://schemas.microsoft.com/office/drawing/2015/9/8/chartex" xmlns:cx2="http://schemas.microsoft.com/office/drawing/2015/10/21/chartex" xmlns:cx3="http://schemas.microsoft.com/office/drawing/2016/5/9/chartex" xmlns:cx4="http://schemas.microsoft.com/office/drawing/2016/5/10/chartex" xmlns:cx5="http://schemas.microsoft.com/office/drawing/2016/5/11/chartex" xmlns:cx6="http://schemas.microsoft.com/office/drawing/2016/5/12/chartex" xmlns:cx7="http://schemas.microsoft.com/office/drawing/2016/5/13/chartex" xmlns:cx8="http://schemas.microsoft.com/office/drawing/2016/5/14/chartex" xmlns:mc="http://schemas.openxmlformats.org/markup-compatibility/2006" xmlns:aink="http://schemas.microsoft.com/office/drawing/2016/ink" xmlns:am3d="http://schemas.microsoft.com/office/drawing/2017/model3d" xmlns:o="urn:schemas-microsoft-com:office:office" xmlns:r="http://schemas.openxmlformats.org/officeDocument/2006/relationships" xmlns:m="http://schemas.openxmlformats.org/officeDocument/2006/math" xmlns:v="urn:schemas-microsoft-com:vml" xmlns:wp14="http://schemas.microsoft.com/office/word/2010/wordprocessingDrawing" xmlns:wp="http://schemas.openxmlformats.org/drawingml/2006/wordprocessingDrawing" xmlns:w10="urn:schemas-microsoft-com:office:word" xmlns:w="http://schemas.openxmlformats.org/wordprocessingml/2006/main" xmlns:w14="http://schemas.microsoft.com/office/word/2010/wordml" xmlns:w15="http://schemas.microsoft.com/office/word/2012/wordml" xmlns:w16cid="http://schemas.microsoft.com/office/word/2016/wordml/cid" xmlns:w16se="http://schemas.microsoft.com/office/word/2015/wordml/symex" xmlns:wpg="http://schemas.microsoft.com/office/word/2010/wordprocessingGroup" xmlns:wpi="http://schemas.microsoft.com/office/word/2010/wordprocessingInk" xmlns:wne="http://schemas.microsoft.com/office/word/2006/wordml" xmlns:wps="http://schemas.microsoft.com/office/word/2010/wordprocessingShape" mc:Ignorable="w14 w15 w16se w16cid wp14">
+<w:footnotes xmlns:wpc="http://schemas.microsoft.com/office/word/2010/wordprocessingCanvas" xmlns:cx="http://schemas.microsoft.com/office/drawing/2014/chartex" xmlns:cx1="http://schemas.microsoft.com/office/drawing/2015/9/8/chartex" xmlns:cx2="http://schemas.microsoft.com/office/drawing/2015/10/21/chartex" xmlns:cx3="http://schemas.microsoft.com/office/drawing/2016/5/9/chartex" xmlns:cx4="http://schemas.microsoft.com/office/drawing/2016/5/10/chartex" xmlns:cx5="http://schemas.microsoft.com/office/drawing/2016/5/11/chartex" xmlns:cx6="http://schemas.microsoft.com/office/drawing/2016/5/12/chartex" xmlns:cx7="http://schemas.microsoft.com/office/drawing/2016/5/13/chartex" xmlns:cx8="http://schemas.microsoft.com/office/drawing/2016/5/14/chartex" xmlns:mc="http://schemas.openxmlformats.org/markup-compatibility/2006" xmlns:aink="http://schemas.microsoft.com/office/drawing/2016/ink" xmlns:am3d="http://schemas.microsoft.com/office/drawing/2017/model3d" xmlns:o="urn:schemas-microsoft-com:office:office" xmlns:oel="http://schemas.microsoft.com/office/2019/extlst" xmlns:r="http://schemas.openxmlformats.org/officeDocument/2006/relationships" xmlns:m="http://schemas.openxmlformats.org/officeDocument/2006/math" xmlns:v="urn:schemas-microsoft-com:vml" xmlns:wp14="http://schemas.microsoft.com/office/word/2010/wordprocessingDrawing" xmlns:wp="http://schemas.openxmlformats.org/drawingml/2006/wordprocessingDrawing" xmlns:w10="urn:schemas-microsoft-com:office:word" xmlns:w="http://schemas.openxmlformats.org/wordprocessingml/2006/main" xmlns:w14="http://schemas.microsoft.com/office/word/2010/wordml" xmlns:w15="http://schemas.microsoft.com/office/word/2012/wordml" xmlns:w16cex="http://schemas.microsoft.com/office/word/2018/wordml/cex" xmlns:w16cid="http://schemas.microsoft.com/office/word/2016/wordml/cid" xmlns:w16="http://schemas.microsoft.com/office/word/2018/wordml" xmlns:w16du="http://schemas.microsoft.com/office/word/2023/wordml/word16du" xmlns:w16sdtdh="http://schemas.microsoft.com/office/word/2020/wordml/sdtdatahash" xmlns:w16sdtfl="http://schemas.microsoft.com/office/word/2024/wordml/sdtformatlock" xmlns:w16se="http://schemas.microsoft.com/office/word/2015/wordml/symex" xmlns:wpg="http://schemas.microsoft.com/office/word/2010/wordprocessingGroup" xmlns:wpi="http://schemas.microsoft.com/office/word/2010/wordprocessingInk" xmlns:wne="http://schemas.microsoft.com/office/word/2006/wordml" xmlns:wps="http://schemas.microsoft.com/office/word/2010/wordprocessingShape" mc:Ignorable="w14 w15 w16se w16cid w16 w16cex w16sdtdh w16sdtfl w16du wp14">
   <w:footnote w:type="separator" w:id="-1">
     <w:p>
       <w:pPr>
@@ -11725,7 +11665,7 @@
 </file>
 
 <file path=word/header1.xml><?xml version="1.0" encoding="utf-8"?>
-<w:hdr xmlns:wpc="http://schemas.microsoft.com/office/word/2010/wordprocessingCanvas" xmlns:cx="http://schemas.microsoft.com/office/drawing/2014/chartex" xmlns:cx1="http://schemas.microsoft.com/office/drawing/2015/9/8/chartex" xmlns:cx2="http://schemas.microsoft.com/office/drawing/2015/10/21/chartex" xmlns:cx3="http://schemas.microsoft.com/office/drawing/2016/5/9/chartex" xmlns:cx4="http://schemas.microsoft.com/office/drawing/2016/5/10/chartex" xmlns:cx5="http://schemas.microsoft.com/office/drawing/2016/5/11/chartex" xmlns:cx6="http://schemas.microsoft.com/office/drawing/2016/5/12/chartex" xmlns:cx7="http://schemas.microsoft.com/office/drawing/2016/5/13/chartex" xmlns:cx8="http://schemas.microsoft.com/office/drawing/2016/5/14/chartex" xmlns:mc="http://schemas.openxmlformats.org/markup-compatibility/2006" xmlns:aink="http://schemas.microsoft.com/office/drawing/2016/ink" xmlns:am3d="http://schemas.microsoft.com/office/drawing/2017/model3d" xmlns:o="urn:schemas-microsoft-com:office:office" xmlns:r="http://schemas.openxmlformats.org/officeDocument/2006/relationships" xmlns:m="http://schemas.openxmlformats.org/officeDocument/2006/math" xmlns:v="urn:schemas-microsoft-com:vml" xmlns:wp14="http://schemas.microsoft.com/office/word/2010/wordprocessingDrawing" xmlns:wp="http://schemas.openxmlformats.org/drawingml/2006/wordprocessingDrawing" xmlns:w10="urn:schemas-microsoft-com:office:word" xmlns:w="http://schemas.openxmlformats.org/wordprocessingml/2006/main" xmlns:w14="http://schemas.microsoft.com/office/word/2010/wordml" xmlns:w15="http://schemas.microsoft.com/office/word/2012/wordml" xmlns:w16cid="http://schemas.microsoft.com/office/word/2016/wordml/cid" xmlns:w16se="http://schemas.microsoft.com/office/word/2015/wordml/symex" xmlns:wpg="http://schemas.microsoft.com/office/word/2010/wordprocessingGroup" xmlns:wpi="http://schemas.microsoft.com/office/word/2010/wordprocessingInk" xmlns:wne="http://schemas.microsoft.com/office/word/2006/wordml" xmlns:wps="http://schemas.microsoft.com/office/word/2010/wordprocessingShape" mc:Ignorable="w14 w15 w16se w16cid wp14">
+<w:hdr xmlns:wpc="http://schemas.microsoft.com/office/word/2010/wordprocessingCanvas" xmlns:cx="http://schemas.microsoft.com/office/drawing/2014/chartex" xmlns:cx1="http://schemas.microsoft.com/office/drawing/2015/9/8/chartex" xmlns:cx2="http://schemas.microsoft.com/office/drawing/2015/10/21/chartex" xmlns:cx3="http://schemas.microsoft.com/office/drawing/2016/5/9/chartex" xmlns:cx4="http://schemas.microsoft.com/office/drawing/2016/5/10/chartex" xmlns:cx5="http://schemas.microsoft.com/office/drawing/2016/5/11/chartex" xmlns:cx6="http://schemas.microsoft.com/office/drawing/2016/5/12/chartex" xmlns:cx7="http://schemas.microsoft.com/office/drawing/2016/5/13/chartex" xmlns:cx8="http://schemas.microsoft.com/office/drawing/2016/5/14/chartex" xmlns:mc="http://schemas.openxmlformats.org/markup-compatibility/2006" xmlns:aink="http://schemas.microsoft.com/office/drawing/2016/ink" xmlns:am3d="http://schemas.microsoft.com/office/drawing/2017/model3d" xmlns:o="urn:schemas-microsoft-com:office:office" xmlns:oel="http://schemas.microsoft.com/office/2019/extlst" xmlns:r="http://schemas.openxmlformats.org/officeDocument/2006/relationships" xmlns:m="http://schemas.openxmlformats.org/officeDocument/2006/math" xmlns:v="urn:schemas-microsoft-com:vml" xmlns:wp14="http://schemas.microsoft.com/office/word/2010/wordprocessingDrawing" xmlns:wp="http://schemas.openxmlformats.org/drawingml/2006/wordprocessingDrawing" xmlns:w10="urn:schemas-microsoft-com:office:word" xmlns:w="http://schemas.openxmlformats.org/wordprocessingml/2006/main" xmlns:w14="http://schemas.microsoft.com/office/word/2010/wordml" xmlns:w15="http://schemas.microsoft.com/office/word/2012/wordml" xmlns:w16cex="http://schemas.microsoft.com/office/word/2018/wordml/cex" xmlns:w16cid="http://schemas.microsoft.com/office/word/2016/wordml/cid" xmlns:w16="http://schemas.microsoft.com/office/word/2018/wordml" xmlns:w16du="http://schemas.microsoft.com/office/word/2023/wordml/word16du" xmlns:w16sdtdh="http://schemas.microsoft.com/office/word/2020/wordml/sdtdatahash" xmlns:w16sdtfl="http://schemas.microsoft.com/office/word/2024/wordml/sdtformatlock" xmlns:w16se="http://schemas.microsoft.com/office/word/2015/wordml/symex" xmlns:wpg="http://schemas.microsoft.com/office/word/2010/wordprocessingGroup" xmlns:wpi="http://schemas.microsoft.com/office/word/2010/wordprocessingInk" xmlns:wne="http://schemas.microsoft.com/office/word/2006/wordml" xmlns:wps="http://schemas.microsoft.com/office/word/2010/wordprocessingShape" mc:Ignorable="w14 w15 w16se w16cid w16 w16cex w16sdtdh w16sdtfl w16du wp14">
   <w:p>
     <w:pPr>
       <w:pStyle w:val="Header"/>
@@ -11735,7 +11675,7 @@
 </file>
 
 <file path=word/header2.xml><?xml version="1.0" encoding="utf-8"?>
-<w:hdr xmlns:wpc="http://schemas.microsoft.com/office/word/2010/wordprocessingCanvas" xmlns:cx="http://schemas.microsoft.com/office/drawing/2014/chartex" xmlns:cx1="http://schemas.microsoft.com/office/drawing/2015/9/8/chartex" xmlns:cx2="http://schemas.microsoft.com/office/drawing/2015/10/21/chartex" xmlns:cx3="http://schemas.microsoft.com/office/drawing/2016/5/9/chartex" xmlns:cx4="http://schemas.microsoft.com/office/drawing/2016/5/10/chartex" xmlns:cx5="http://schemas.microsoft.com/office/drawing/2016/5/11/chartex" xmlns:cx6="http://schemas.microsoft.com/office/drawing/2016/5/12/chartex" xmlns:cx7="http://schemas.microsoft.com/office/drawing/2016/5/13/chartex" xmlns:cx8="http://schemas.microsoft.com/office/drawing/2016/5/14/chartex" xmlns:mc="http://schemas.openxmlformats.org/markup-compatibility/2006" xmlns:aink="http://schemas.microsoft.com/office/drawing/2016/ink" xmlns:am3d="http://schemas.microsoft.com/office/drawing/2017/model3d" xmlns:o="urn:schemas-microsoft-com:office:office" xmlns:r="http://schemas.openxmlformats.org/officeDocument/2006/relationships" xmlns:m="http://schemas.openxmlformats.org/officeDocument/2006/math" xmlns:v="urn:schemas-microsoft-com:vml" xmlns:wp14="http://schemas.microsoft.com/office/word/2010/wordprocessingDrawing" xmlns:wp="http://schemas.openxmlformats.org/drawingml/2006/wordprocessingDrawing" xmlns:w10="urn:schemas-microsoft-com:office:word" xmlns:w="http://schemas.openxmlformats.org/wordprocessingml/2006/main" xmlns:w14="http://schemas.microsoft.com/office/word/2010/wordml" xmlns:w15="http://schemas.microsoft.com/office/word/2012/wordml" xmlns:w16cid="http://schemas.microsoft.com/office/word/2016/wordml/cid" xmlns:w16se="http://schemas.microsoft.com/office/word/2015/wordml/symex" xmlns:wpg="http://schemas.microsoft.com/office/word/2010/wordprocessingGroup" xmlns:wpi="http://schemas.microsoft.com/office/word/2010/wordprocessingInk" xmlns:wne="http://schemas.microsoft.com/office/word/2006/wordml" xmlns:wps="http://schemas.microsoft.com/office/word/2010/wordprocessingShape" mc:Ignorable="w14 w15 w16se w16cid wp14">
+<w:hdr xmlns:wpc="http://schemas.microsoft.com/office/word/2010/wordprocessingCanvas" xmlns:cx="http://schemas.microsoft.com/office/drawing/2014/chartex" xmlns:cx1="http://schemas.microsoft.com/office/drawing/2015/9/8/chartex" xmlns:cx2="http://schemas.microsoft.com/office/drawing/2015/10/21/chartex" xmlns:cx3="http://schemas.microsoft.com/office/drawing/2016/5/9/chartex" xmlns:cx4="http://schemas.microsoft.com/office/drawing/2016/5/10/chartex" xmlns:cx5="http://schemas.microsoft.com/office/drawing/2016/5/11/chartex" xmlns:cx6="http://schemas.microsoft.com/office/drawing/2016/5/12/chartex" xmlns:cx7="http://schemas.microsoft.com/office/drawing/2016/5/13/chartex" xmlns:cx8="http://schemas.microsoft.com/office/drawing/2016/5/14/chartex" xmlns:mc="http://schemas.openxmlformats.org/markup-compatibility/2006" xmlns:aink="http://schemas.microsoft.com/office/drawing/2016/ink" xmlns:am3d="http://schemas.microsoft.com/office/drawing/2017/model3d" xmlns:o="urn:schemas-microsoft-com:office:office" xmlns:oel="http://schemas.microsoft.com/office/2019/extlst" xmlns:r="http://schemas.openxmlformats.org/officeDocument/2006/relationships" xmlns:m="http://schemas.openxmlformats.org/officeDocument/2006/math" xmlns:v="urn:schemas-microsoft-com:vml" xmlns:wp14="http://schemas.microsoft.com/office/word/2010/wordprocessingDrawing" xmlns:wp="http://schemas.openxmlformats.org/drawingml/2006/wordprocessingDrawing" xmlns:w10="urn:schemas-microsoft-com:office:word" xmlns:w="http://schemas.openxmlformats.org/wordprocessingml/2006/main" xmlns:w14="http://schemas.microsoft.com/office/word/2010/wordml" xmlns:w15="http://schemas.microsoft.com/office/word/2012/wordml" xmlns:w16cex="http://schemas.microsoft.com/office/word/2018/wordml/cex" xmlns:w16cid="http://schemas.microsoft.com/office/word/2016/wordml/cid" xmlns:w16="http://schemas.microsoft.com/office/word/2018/wordml" xmlns:w16du="http://schemas.microsoft.com/office/word/2023/wordml/word16du" xmlns:w16sdtdh="http://schemas.microsoft.com/office/word/2020/wordml/sdtdatahash" xmlns:w16sdtfl="http://schemas.microsoft.com/office/word/2024/wordml/sdtformatlock" xmlns:w16se="http://schemas.microsoft.com/office/word/2015/wordml/symex" xmlns:wpg="http://schemas.microsoft.com/office/word/2010/wordprocessingGroup" xmlns:wpi="http://schemas.microsoft.com/office/word/2010/wordprocessingInk" xmlns:wne="http://schemas.microsoft.com/office/word/2006/wordml" xmlns:wps="http://schemas.microsoft.com/office/word/2010/wordprocessingShape" mc:Ignorable="w14 w15 w16se w16cid w16 w16cex w16sdtdh w16sdtfl w16du wp14">
   <w:p>
     <w:pPr>
       <w:pStyle w:val="Header"/>
@@ -11745,7 +11685,7 @@
 </file>
 
 <file path=word/header3.xml><?xml version="1.0" encoding="utf-8"?>
-<w:hdr xmlns:wpc="http://schemas.microsoft.com/office/word/2010/wordprocessingCanvas" xmlns:cx="http://schemas.microsoft.com/office/drawing/2014/chartex" xmlns:cx1="http://schemas.microsoft.com/office/drawing/2015/9/8/chartex" xmlns:cx2="http://schemas.microsoft.com/office/drawing/2015/10/21/chartex" xmlns:cx3="http://schemas.microsoft.com/office/drawing/2016/5/9/chartex" xmlns:cx4="http://schemas.microsoft.com/office/drawing/2016/5/10/chartex" xmlns:cx5="http://schemas.microsoft.com/office/drawing/2016/5/11/chartex" xmlns:cx6="http://schemas.microsoft.com/office/drawing/2016/5/12/chartex" xmlns:cx7="http://schemas.microsoft.com/office/drawing/2016/5/13/chartex" xmlns:cx8="http://schemas.microsoft.com/office/drawing/2016/5/14/chartex" xmlns:mc="http://schemas.openxmlformats.org/markup-compatibility/2006" xmlns:aink="http://schemas.microsoft.com/office/drawing/2016/ink" xmlns:am3d="http://schemas.microsoft.com/office/drawing/2017/model3d" xmlns:o="urn:schemas-microsoft-com:office:office" xmlns:r="http://schemas.openxmlformats.org/officeDocument/2006/relationships" xmlns:m="http://schemas.openxmlformats.org/officeDocument/2006/math" xmlns:v="urn:schemas-microsoft-com:vml" xmlns:wp14="http://schemas.microsoft.com/office/word/2010/wordprocessingDrawing" xmlns:wp="http://schemas.openxmlformats.org/drawingml/2006/wordprocessingDrawing" xmlns:w10="urn:schemas-microsoft-com:office:word" xmlns:w="http://schemas.openxmlformats.org/wordprocessingml/2006/main" xmlns:w14="http://schemas.microsoft.com/office/word/2010/wordml" xmlns:w15="http://schemas.microsoft.com/office/word/2012/wordml" xmlns:w16cid="http://schemas.microsoft.com/office/word/2016/wordml/cid" xmlns:w16se="http://schemas.microsoft.com/office/word/2015/wordml/symex" xmlns:wpg="http://schemas.microsoft.com/office/word/2010/wordprocessingGroup" xmlns:wpi="http://schemas.microsoft.com/office/word/2010/wordprocessingInk" xmlns:wne="http://schemas.microsoft.com/office/word/2006/wordml" xmlns:wps="http://schemas.microsoft.com/office/word/2010/wordprocessingShape" mc:Ignorable="w14 w15 w16se w16cid wp14">
+<w:hdr xmlns:wpc="http://schemas.microsoft.com/office/word/2010/wordprocessingCanvas" xmlns:cx="http://schemas.microsoft.com/office/drawing/2014/chartex" xmlns:cx1="http://schemas.microsoft.com/office/drawing/2015/9/8/chartex" xmlns:cx2="http://schemas.microsoft.com/office/drawing/2015/10/21/chartex" xmlns:cx3="http://schemas.microsoft.com/office/drawing/2016/5/9/chartex" xmlns:cx4="http://schemas.microsoft.com/office/drawing/2016/5/10/chartex" xmlns:cx5="http://schemas.microsoft.com/office/drawing/2016/5/11/chartex" xmlns:cx6="http://schemas.microsoft.com/office/drawing/2016/5/12/chartex" xmlns:cx7="http://schemas.microsoft.com/office/drawing/2016/5/13/chartex" xmlns:cx8="http://schemas.microsoft.com/office/drawing/2016/5/14/chartex" xmlns:mc="http://schemas.openxmlformats.org/markup-compatibility/2006" xmlns:aink="http://schemas.microsoft.com/office/drawing/2016/ink" xmlns:am3d="http://schemas.microsoft.com/office/drawing/2017/model3d" xmlns:o="urn:schemas-microsoft-com:office:office" xmlns:oel="http://schemas.microsoft.com/office/2019/extlst" xmlns:r="http://schemas.openxmlformats.org/officeDocument/2006/relationships" xmlns:m="http://schemas.openxmlformats.org/officeDocument/2006/math" xmlns:v="urn:schemas-microsoft-com:vml" xmlns:wp14="http://schemas.microsoft.com/office/word/2010/wordprocessingDrawing" xmlns:wp="http://schemas.openxmlformats.org/drawingml/2006/wordprocessingDrawing" xmlns:w10="urn:schemas-microsoft-com:office:word" xmlns:w="http://schemas.openxmlformats.org/wordprocessingml/2006/main" xmlns:w14="http://schemas.microsoft.com/office/word/2010/wordml" xmlns:w15="http://schemas.microsoft.com/office/word/2012/wordml" xmlns:w16cex="http://schemas.microsoft.com/office/word/2018/wordml/cex" xmlns:w16cid="http://schemas.microsoft.com/office/word/2016/wordml/cid" xmlns:w16="http://schemas.microsoft.com/office/word/2018/wordml" xmlns:w16du="http://schemas.microsoft.com/office/word/2023/wordml/word16du" xmlns:w16sdtdh="http://schemas.microsoft.com/office/word/2020/wordml/sdtdatahash" xmlns:w16sdtfl="http://schemas.microsoft.com/office/word/2024/wordml/sdtformatlock" xmlns:w16se="http://schemas.microsoft.com/office/word/2015/wordml/symex" xmlns:wpg="http://schemas.microsoft.com/office/word/2010/wordprocessingGroup" xmlns:wpi="http://schemas.microsoft.com/office/word/2010/wordprocessingInk" xmlns:wne="http://schemas.microsoft.com/office/word/2006/wordml" xmlns:wps="http://schemas.microsoft.com/office/word/2010/wordprocessingShape" mc:Ignorable="w14 w15 w16se w16cid w16 w16cex w16sdtdh w16sdtfl w16du wp14">
   <w:p>
     <w:pPr>
       <w:pStyle w:val="Header"/>
@@ -11755,7 +11695,7 @@
 </file>
 
 <file path=word/numbering.xml><?xml version="1.0" encoding="utf-8"?>
-<w:numbering xmlns:wpc="http://schemas.microsoft.com/office/word/2010/wordprocessingCanvas" xmlns:cx="http://schemas.microsoft.com/office/drawing/2014/chartex" xmlns:cx1="http://schemas.microsoft.com/office/drawing/2015/9/8/chartex" xmlns:cx2="http://schemas.microsoft.com/office/drawing/2015/10/21/chartex" xmlns:cx3="http://schemas.microsoft.com/office/drawing/2016/5/9/chartex" xmlns:cx4="http://schemas.microsoft.com/office/drawing/2016/5/10/chartex" xmlns:cx5="http://schemas.microsoft.com/office/drawing/2016/5/11/chartex" xmlns:cx6="http://schemas.microsoft.com/office/drawing/2016/5/12/chartex" xmlns:cx7="http://schemas.microsoft.com/office/drawing/2016/5/13/chartex" xmlns:cx8="http://schemas.microsoft.com/office/drawing/2016/5/14/chartex" xmlns:mc="http://schemas.openxmlformats.org/markup-compatibility/2006" xmlns:aink="http://schemas.microsoft.com/office/drawing/2016/ink" xmlns:am3d="http://schemas.microsoft.com/office/drawing/2017/model3d" xmlns:o="urn:schemas-microsoft-com:office:office" xmlns:r="http://schemas.openxmlformats.org/officeDocument/2006/relationships" xmlns:m="http://schemas.openxmlformats.org/officeDocument/2006/math" xmlns:v="urn:schemas-microsoft-com:vml" xmlns:wp14="http://schemas.microsoft.com/office/word/2010/wordprocessingDrawing" xmlns:wp="http://schemas.openxmlformats.org/drawingml/2006/wordprocessingDrawing" xmlns:w10="urn:schemas-microsoft-com:office:word" xmlns:w="http://schemas.openxmlformats.org/wordprocessingml/2006/main" xmlns:w14="http://schemas.microsoft.com/office/word/2010/wordml" xmlns:w15="http://schemas.microsoft.com/office/word/2012/wordml" xmlns:w16cid="http://schemas.microsoft.com/office/word/2016/wordml/cid" xmlns:w16se="http://schemas.microsoft.com/office/word/2015/wordml/symex" xmlns:wpg="http://schemas.microsoft.com/office/word/2010/wordprocessingGroup" xmlns:wpi="http://schemas.microsoft.com/office/word/2010/wordprocessingInk" xmlns:wne="http://schemas.microsoft.com/office/word/2006/wordml" xmlns:wps="http://schemas.microsoft.com/office/word/2010/wordprocessingShape" mc:Ignorable="w14 w15 w16se w16cid wp14">
+<w:numbering xmlns:wpc="http://schemas.microsoft.com/office/word/2010/wordprocessingCanvas" xmlns:cx="http://schemas.microsoft.com/office/drawing/2014/chartex" xmlns:cx1="http://schemas.microsoft.com/office/drawing/2015/9/8/chartex" xmlns:cx2="http://schemas.microsoft.com/office/drawing/2015/10/21/chartex" xmlns:cx3="http://schemas.microsoft.com/office/drawing/2016/5/9/chartex" xmlns:cx4="http://schemas.microsoft.com/office/drawing/2016/5/10/chartex" xmlns:cx5="http://schemas.microsoft.com/office/drawing/2016/5/11/chartex" xmlns:cx6="http://schemas.microsoft.com/office/drawing/2016/5/12/chartex" xmlns:cx7="http://schemas.microsoft.com/office/drawing/2016/5/13/chartex" xmlns:cx8="http://schemas.microsoft.com/office/drawing/2016/5/14/chartex" xmlns:mc="http://schemas.openxmlformats.org/markup-compatibility/2006" xmlns:aink="http://schemas.microsoft.com/office/drawing/2016/ink" xmlns:am3d="http://schemas.microsoft.com/office/drawing/2017/model3d" xmlns:o="urn:schemas-microsoft-com:office:office" xmlns:oel="http://schemas.microsoft.com/office/2019/extlst" xmlns:r="http://schemas.openxmlformats.org/officeDocument/2006/relationships" xmlns:m="http://schemas.openxmlformats.org/officeDocument/2006/math" xmlns:v="urn:schemas-microsoft-com:vml" xmlns:wp14="http://schemas.microsoft.com/office/word/2010/wordprocessingDrawing" xmlns:wp="http://schemas.openxmlformats.org/drawingml/2006/wordprocessingDrawing" xmlns:w10="urn:schemas-microsoft-com:office:word" xmlns:w="http://schemas.openxmlformats.org/wordprocessingml/2006/main" xmlns:w14="http://schemas.microsoft.com/office/word/2010/wordml" xmlns:w15="http://schemas.microsoft.com/office/word/2012/wordml" xmlns:w16cex="http://schemas.microsoft.com/office/word/2018/wordml/cex" xmlns:w16cid="http://schemas.microsoft.com/office/word/2016/wordml/cid" xmlns:w16="http://schemas.microsoft.com/office/word/2018/wordml" xmlns:w16du="http://schemas.microsoft.com/office/word/2023/wordml/word16du" xmlns:w16sdtdh="http://schemas.microsoft.com/office/word/2020/wordml/sdtdatahash" xmlns:w16sdtfl="http://schemas.microsoft.com/office/word/2024/wordml/sdtformatlock" xmlns:w16se="http://schemas.microsoft.com/office/word/2015/wordml/symex" xmlns:wpg="http://schemas.microsoft.com/office/word/2010/wordprocessingGroup" xmlns:wpi="http://schemas.microsoft.com/office/word/2010/wordprocessingInk" xmlns:wne="http://schemas.microsoft.com/office/word/2006/wordml" xmlns:wps="http://schemas.microsoft.com/office/word/2010/wordprocessingShape" mc:Ignorable="w14 w15 w16se w16cid w16 w16cex w16sdtdh w16sdtfl w16du wp14">
   <w:abstractNum w:abstractNumId="0" w15:restartNumberingAfterBreak="0">
     <w:nsid w:val="0EBB594F"/>
     <w:multiLevelType w:val="hybridMultilevel"/>
@@ -16499,151 +16439,151 @@
       </w:rPr>
     </w:lvl>
   </w:abstractNum>
-  <w:num w:numId="1">
+  <w:num w:numId="1" w16cid:durableId="599412461">
     <w:abstractNumId w:val="13"/>
   </w:num>
-  <w:num w:numId="2">
+  <w:num w:numId="2" w16cid:durableId="1938906414">
     <w:abstractNumId w:val="33"/>
   </w:num>
-  <w:num w:numId="3">
+  <w:num w:numId="3" w16cid:durableId="660740235">
     <w:abstractNumId w:val="15"/>
   </w:num>
-  <w:num w:numId="4">
+  <w:num w:numId="4" w16cid:durableId="721370036">
     <w:abstractNumId w:val="27"/>
   </w:num>
-  <w:num w:numId="5">
+  <w:num w:numId="5" w16cid:durableId="272175356">
     <w:abstractNumId w:val="34"/>
   </w:num>
-  <w:num w:numId="6">
+  <w:num w:numId="6" w16cid:durableId="2147157566">
     <w:abstractNumId w:val="36"/>
   </w:num>
-  <w:num w:numId="7">
+  <w:num w:numId="7" w16cid:durableId="492991572">
     <w:abstractNumId w:val="16"/>
   </w:num>
-  <w:num w:numId="8">
+  <w:num w:numId="8" w16cid:durableId="1837838404">
     <w:abstractNumId w:val="9"/>
   </w:num>
-  <w:num w:numId="9">
+  <w:num w:numId="9" w16cid:durableId="592710645">
     <w:abstractNumId w:val="21"/>
   </w:num>
-  <w:num w:numId="10">
+  <w:num w:numId="10" w16cid:durableId="445389217">
     <w:abstractNumId w:val="1"/>
   </w:num>
-  <w:num w:numId="11">
+  <w:num w:numId="11" w16cid:durableId="69084225">
     <w:abstractNumId w:val="18"/>
   </w:num>
-  <w:num w:numId="12">
+  <w:num w:numId="12" w16cid:durableId="313030259">
     <w:abstractNumId w:val="32"/>
   </w:num>
-  <w:num w:numId="13">
+  <w:num w:numId="13" w16cid:durableId="236014688">
     <w:abstractNumId w:val="19"/>
   </w:num>
-  <w:num w:numId="14">
+  <w:num w:numId="14" w16cid:durableId="1018653691">
     <w:abstractNumId w:val="11"/>
   </w:num>
-  <w:num w:numId="15">
+  <w:num w:numId="15" w16cid:durableId="1832525402">
     <w:abstractNumId w:val="47"/>
   </w:num>
-  <w:num w:numId="16">
+  <w:num w:numId="16" w16cid:durableId="1778481294">
     <w:abstractNumId w:val="2"/>
   </w:num>
-  <w:num w:numId="17">
+  <w:num w:numId="17" w16cid:durableId="1418482937">
     <w:abstractNumId w:val="41"/>
   </w:num>
-  <w:num w:numId="18">
+  <w:num w:numId="18" w16cid:durableId="833178559">
     <w:abstractNumId w:val="3"/>
   </w:num>
-  <w:num w:numId="19">
+  <w:num w:numId="19" w16cid:durableId="736365280">
     <w:abstractNumId w:val="5"/>
   </w:num>
-  <w:num w:numId="20">
+  <w:num w:numId="20" w16cid:durableId="720910865">
     <w:abstractNumId w:val="25"/>
   </w:num>
-  <w:num w:numId="21">
+  <w:num w:numId="21" w16cid:durableId="2122407606">
     <w:abstractNumId w:val="24"/>
   </w:num>
-  <w:num w:numId="22">
+  <w:num w:numId="22" w16cid:durableId="1337615408">
     <w:abstractNumId w:val="46"/>
   </w:num>
-  <w:num w:numId="23">
+  <w:num w:numId="23" w16cid:durableId="457072949">
     <w:abstractNumId w:val="40"/>
   </w:num>
-  <w:num w:numId="24">
+  <w:num w:numId="24" w16cid:durableId="1591427199">
     <w:abstractNumId w:val="0"/>
   </w:num>
-  <w:num w:numId="25">
+  <w:num w:numId="25" w16cid:durableId="1396204283">
     <w:abstractNumId w:val="44"/>
   </w:num>
-  <w:num w:numId="26">
+  <w:num w:numId="26" w16cid:durableId="1229071098">
     <w:abstractNumId w:val="42"/>
   </w:num>
-  <w:num w:numId="27">
+  <w:num w:numId="27" w16cid:durableId="1518959252">
     <w:abstractNumId w:val="38"/>
   </w:num>
-  <w:num w:numId="28">
+  <w:num w:numId="28" w16cid:durableId="825515848">
     <w:abstractNumId w:val="22"/>
   </w:num>
-  <w:num w:numId="29">
+  <w:num w:numId="29" w16cid:durableId="890192852">
     <w:abstractNumId w:val="23"/>
   </w:num>
-  <w:num w:numId="30">
+  <w:num w:numId="30" w16cid:durableId="1264919814">
     <w:abstractNumId w:val="12"/>
   </w:num>
-  <w:num w:numId="31">
+  <w:num w:numId="31" w16cid:durableId="871108856">
     <w:abstractNumId w:val="39"/>
   </w:num>
-  <w:num w:numId="32">
+  <w:num w:numId="32" w16cid:durableId="96367154">
     <w:abstractNumId w:val="31"/>
   </w:num>
-  <w:num w:numId="33">
+  <w:num w:numId="33" w16cid:durableId="26682757">
     <w:abstractNumId w:val="29"/>
   </w:num>
-  <w:num w:numId="34">
+  <w:num w:numId="34" w16cid:durableId="1978293130">
     <w:abstractNumId w:val="43"/>
   </w:num>
-  <w:num w:numId="35">
+  <w:num w:numId="35" w16cid:durableId="821850432">
     <w:abstractNumId w:val="26"/>
   </w:num>
-  <w:num w:numId="36">
+  <w:num w:numId="36" w16cid:durableId="1447848275">
     <w:abstractNumId w:val="20"/>
   </w:num>
-  <w:num w:numId="37">
+  <w:num w:numId="37" w16cid:durableId="1488665105">
     <w:abstractNumId w:val="17"/>
   </w:num>
-  <w:num w:numId="38">
+  <w:num w:numId="38" w16cid:durableId="2128355438">
     <w:abstractNumId w:val="8"/>
   </w:num>
-  <w:num w:numId="39">
+  <w:num w:numId="39" w16cid:durableId="1974173049">
     <w:abstractNumId w:val="37"/>
   </w:num>
-  <w:num w:numId="40">
+  <w:num w:numId="40" w16cid:durableId="19939438">
     <w:abstractNumId w:val="30"/>
   </w:num>
-  <w:num w:numId="41">
+  <w:num w:numId="41" w16cid:durableId="34894238">
     <w:abstractNumId w:val="45"/>
   </w:num>
-  <w:num w:numId="42">
+  <w:num w:numId="42" w16cid:durableId="1506357895">
     <w:abstractNumId w:val="10"/>
   </w:num>
-  <w:num w:numId="43">
+  <w:num w:numId="43" w16cid:durableId="1086224043">
     <w:abstractNumId w:val="6"/>
   </w:num>
-  <w:num w:numId="44">
+  <w:num w:numId="44" w16cid:durableId="139812087">
     <w:abstractNumId w:val="14"/>
   </w:num>
-  <w:num w:numId="45">
+  <w:num w:numId="45" w16cid:durableId="1874686807">
     <w:abstractNumId w:val="7"/>
   </w:num>
-  <w:num w:numId="46">
+  <w:num w:numId="46" w16cid:durableId="794569267">
     <w:abstractNumId w:val="28"/>
   </w:num>
-  <w:num w:numId="47">
+  <w:num w:numId="47" w16cid:durableId="228467974">
     <w:abstractNumId w:val="4"/>
   </w:num>
-  <w:num w:numId="48">
+  <w:num w:numId="48" w16cid:durableId="2117214300">
     <w:abstractNumId w:val="40"/>
   </w:num>
-  <w:num w:numId="49">
+  <w:num w:numId="49" w16cid:durableId="694693085">
     <w:abstractNumId w:val="35"/>
     <w:lvlOverride w:ilvl="0">
       <w:startOverride w:val="1"/>
@@ -16653,7 +16593,7 @@
 </file>
 
 <file path=word/styles.xml><?xml version="1.0" encoding="utf-8"?>
-<w:styles xmlns:mc="http://schemas.openxmlformats.org/markup-compatibility/2006" xmlns:r="http://schemas.openxmlformats.org/officeDocument/2006/relationships" xmlns:w="http://schemas.openxmlformats.org/wordprocessingml/2006/main" xmlns:w14="http://schemas.microsoft.com/office/word/2010/wordml" xmlns:w15="http://schemas.microsoft.com/office/word/2012/wordml" xmlns:w16cid="http://schemas.microsoft.com/office/word/2016/wordml/cid" xmlns:w16se="http://schemas.microsoft.com/office/word/2015/wordml/symex" mc:Ignorable="w14 w15 w16se w16cid">
+<w:styles xmlns:mc="http://schemas.openxmlformats.org/markup-compatibility/2006" xmlns:r="http://schemas.openxmlformats.org/officeDocument/2006/relationships" xmlns:w="http://schemas.openxmlformats.org/wordprocessingml/2006/main" xmlns:w14="http://schemas.microsoft.com/office/word/2010/wordml" xmlns:w15="http://schemas.microsoft.com/office/word/2012/wordml" xmlns:w16cex="http://schemas.microsoft.com/office/word/2018/wordml/cex" xmlns:w16cid="http://schemas.microsoft.com/office/word/2016/wordml/cid" xmlns:w16="http://schemas.microsoft.com/office/word/2018/wordml" xmlns:w16du="http://schemas.microsoft.com/office/word/2023/wordml/word16du" xmlns:w16sdtdh="http://schemas.microsoft.com/office/word/2020/wordml/sdtdatahash" xmlns:w16sdtfl="http://schemas.microsoft.com/office/word/2024/wordml/sdtformatlock" xmlns:w16se="http://schemas.microsoft.com/office/word/2015/wordml/symex" mc:Ignorable="w14 w15 w16se w16cid w16 w16cex w16sdtdh w16sdtfl w16du">
   <w:docDefaults>
     <w:rPrDefault>
       <w:rPr>
@@ -16669,7 +16609,7 @@
       </w:pPr>
     </w:pPrDefault>
   </w:docDefaults>
-  <w:latentStyles w:defLockedState="0" w:defUIPriority="99" w:defSemiHidden="0" w:defUnhideWhenUsed="0" w:defQFormat="0" w:count="375">
+  <w:latentStyles w:defLockedState="0" w:defUIPriority="99" w:defSemiHidden="0" w:defUnhideWhenUsed="0" w:defQFormat="0" w:count="376">
     <w:lsdException w:name="Normal" w:uiPriority="0" w:qFormat="1"/>
     <w:lsdException w:name="heading 1" w:uiPriority="9" w:qFormat="1"/>
     <w:lsdException w:name="heading 2" w:semiHidden="1" w:uiPriority="9" w:unhideWhenUsed="1" w:qFormat="1"/>
@@ -17045,6 +16985,7 @@
     <w:lsdException w:name="Smart Hyperlink" w:semiHidden="1" w:unhideWhenUsed="1"/>
     <w:lsdException w:name="Hashtag" w:semiHidden="1" w:unhideWhenUsed="1"/>
     <w:lsdException w:name="Unresolved Mention" w:semiHidden="1" w:unhideWhenUsed="1"/>
+    <w:lsdException w:name="Smart Link" w:semiHidden="1" w:unhideWhenUsed="1"/>
   </w:latentStyles>
   <w:style w:type="paragraph" w:default="1" w:styleId="Normal">
     <w:name w:val="Normal"/>
@@ -17295,7 +17236,6 @@
   <w:style w:type="character" w:default="1" w:styleId="DefaultParagraphFont">
     <w:name w:val="Default Paragraph Font"/>
     <w:uiPriority w:val="1"/>
-    <w:semiHidden/>
     <w:unhideWhenUsed/>
   </w:style>
   <w:style w:type="table" w:default="1" w:styleId="TableNormal">
@@ -17918,8 +17858,922 @@
 </w:styles>
 </file>
 
+<file path=word/charts/chart1.xml><?xml version="1.0" encoding="utf-8"?>
+<c:chartSpace xmlns:c="http://schemas.openxmlformats.org/drawingml/2006/chart" xmlns:a="http://schemas.openxmlformats.org/drawingml/2006/main" xmlns:r="http://schemas.openxmlformats.org/officeDocument/2006/relationships" xmlns:c16r2="http://schemas.microsoft.com/office/drawing/2015/06/chart">
+  <c:date1904 val="0"/>
+  <c:lang val="en-US"/>
+  <c:roundedCorners val="0"/>
+  <mc:AlternateContent xmlns:mc="http://schemas.openxmlformats.org/markup-compatibility/2006">
+    <mc:Choice xmlns:c14="http://schemas.microsoft.com/office/drawing/2007/8/2/chart" Requires="c14">
+      <c14:style val="102"/>
+    </mc:Choice>
+    <mc:Fallback>
+      <c:style val="2"/>
+    </mc:Fallback>
+  </mc:AlternateContent>
+  <c:chart>
+    <c:autoTitleDeleted val="0"/>
+    <c:plotArea>
+      <c:layout/>
+      <c:barChart>
+        <c:barDir val="bar"/>
+        <c:grouping val="stacked"/>
+        <c:varyColors val="0"/>
+        <c:ser>
+          <c:idx val="0"/>
+          <c:order val="0"/>
+          <c:tx>
+            <c:strRef>
+              <c:f>Sheet1!$B$1</c:f>
+              <c:strCache>
+                <c:ptCount val="1"/>
+                <c:pt idx="0">
+                  <c:v>Start date</c:v>
+                </c:pt>
+              </c:strCache>
+            </c:strRef>
+          </c:tx>
+          <c:spPr>
+            <a:noFill/>
+            <a:ln>
+              <a:noFill/>
+            </a:ln>
+            <a:effectLst/>
+          </c:spPr>
+          <c:invertIfNegative val="0"/>
+          <c:cat>
+            <c:strRef>
+              <c:f>Sheet1!$A$2:$A$8</c:f>
+              <c:strCache>
+                <c:ptCount val="7"/>
+                <c:pt idx="0">
+                  <c:v>Requriment</c:v>
+                </c:pt>
+                <c:pt idx="1">
+                  <c:v>Design</c:v>
+                </c:pt>
+                <c:pt idx="2">
+                  <c:v>Development</c:v>
+                </c:pt>
+                <c:pt idx="3">
+                  <c:v>Testing</c:v>
+                </c:pt>
+                <c:pt idx="4">
+                  <c:v>Deployment</c:v>
+                </c:pt>
+                <c:pt idx="5">
+                  <c:v>Maintenace</c:v>
+                </c:pt>
+                <c:pt idx="6">
+                  <c:v>Documentation</c:v>
+                </c:pt>
+              </c:strCache>
+            </c:strRef>
+          </c:cat>
+          <c:val>
+            <c:numRef>
+              <c:f>Sheet1!$B$2:$B$8</c:f>
+              <c:numCache>
+                <c:formatCode>m/d/yyyy</c:formatCode>
+                <c:ptCount val="7"/>
+                <c:pt idx="0">
+                  <c:v>46168</c:v>
+                </c:pt>
+                <c:pt idx="1">
+                  <c:v>46174</c:v>
+                </c:pt>
+                <c:pt idx="2">
+                  <c:v>46179</c:v>
+                </c:pt>
+                <c:pt idx="3">
+                  <c:v>46199</c:v>
+                </c:pt>
+                <c:pt idx="4">
+                  <c:v>46203</c:v>
+                </c:pt>
+                <c:pt idx="5">
+                  <c:v>46208</c:v>
+                </c:pt>
+                <c:pt idx="6">
+                  <c:v>46168</c:v>
+                </c:pt>
+              </c:numCache>
+            </c:numRef>
+          </c:val>
+          <c:extLst>
+            <c:ext xmlns:c16="http://schemas.microsoft.com/office/drawing/2014/chart" uri="{C3380CC4-5D6E-409C-BE32-E72D297353CC}">
+              <c16:uniqueId val="{00000000-8F91-4157-986C-0CF29CB45E5A}"/>
+            </c:ext>
+          </c:extLst>
+        </c:ser>
+        <c:ser>
+          <c:idx val="1"/>
+          <c:order val="1"/>
+          <c:tx>
+            <c:strRef>
+              <c:f>Sheet1!$D$1</c:f>
+              <c:strCache>
+                <c:ptCount val="1"/>
+                <c:pt idx="0">
+                  <c:v>Duration</c:v>
+                </c:pt>
+              </c:strCache>
+            </c:strRef>
+          </c:tx>
+          <c:spPr>
+            <a:solidFill>
+              <a:schemeClr val="accent2"/>
+            </a:solidFill>
+            <a:ln>
+              <a:noFill/>
+            </a:ln>
+            <a:effectLst/>
+          </c:spPr>
+          <c:invertIfNegative val="0"/>
+          <c:cat>
+            <c:strRef>
+              <c:f>Sheet1!$A$2:$A$8</c:f>
+              <c:strCache>
+                <c:ptCount val="7"/>
+                <c:pt idx="0">
+                  <c:v>Requriment</c:v>
+                </c:pt>
+                <c:pt idx="1">
+                  <c:v>Design</c:v>
+                </c:pt>
+                <c:pt idx="2">
+                  <c:v>Development</c:v>
+                </c:pt>
+                <c:pt idx="3">
+                  <c:v>Testing</c:v>
+                </c:pt>
+                <c:pt idx="4">
+                  <c:v>Deployment</c:v>
+                </c:pt>
+                <c:pt idx="5">
+                  <c:v>Maintenace</c:v>
+                </c:pt>
+                <c:pt idx="6">
+                  <c:v>Documentation</c:v>
+                </c:pt>
+              </c:strCache>
+            </c:strRef>
+          </c:cat>
+          <c:val>
+            <c:numRef>
+              <c:f>Sheet1!$D$2:$D$8</c:f>
+              <c:numCache>
+                <c:formatCode>General</c:formatCode>
+                <c:ptCount val="7"/>
+                <c:pt idx="0">
+                  <c:v>5</c:v>
+                </c:pt>
+                <c:pt idx="1">
+                  <c:v>4</c:v>
+                </c:pt>
+                <c:pt idx="2">
+                  <c:v>19</c:v>
+                </c:pt>
+                <c:pt idx="3">
+                  <c:v>3</c:v>
+                </c:pt>
+                <c:pt idx="4">
+                  <c:v>4</c:v>
+                </c:pt>
+                <c:pt idx="5">
+                  <c:v>2</c:v>
+                </c:pt>
+                <c:pt idx="6">
+                  <c:v>42</c:v>
+                </c:pt>
+              </c:numCache>
+            </c:numRef>
+          </c:val>
+          <c:extLst>
+            <c:ext xmlns:c16="http://schemas.microsoft.com/office/drawing/2014/chart" uri="{C3380CC4-5D6E-409C-BE32-E72D297353CC}">
+              <c16:uniqueId val="{00000001-8F91-4157-986C-0CF29CB45E5A}"/>
+            </c:ext>
+          </c:extLst>
+        </c:ser>
+        <c:dLbls>
+          <c:showLegendKey val="0"/>
+          <c:showVal val="0"/>
+          <c:showCatName val="0"/>
+          <c:showSerName val="0"/>
+          <c:showPercent val="0"/>
+          <c:showBubbleSize val="0"/>
+        </c:dLbls>
+        <c:gapWidth val="150"/>
+        <c:overlap val="100"/>
+        <c:axId val="811589328"/>
+        <c:axId val="766917232"/>
+      </c:barChart>
+      <c:catAx>
+        <c:axId val="811589328"/>
+        <c:scaling>
+          <c:orientation val="maxMin"/>
+        </c:scaling>
+        <c:delete val="0"/>
+        <c:axPos val="l"/>
+        <c:numFmt formatCode="General" sourceLinked="1"/>
+        <c:majorTickMark val="none"/>
+        <c:minorTickMark val="none"/>
+        <c:tickLblPos val="nextTo"/>
+        <c:spPr>
+          <a:noFill/>
+          <a:ln w="9525" cap="flat" cmpd="sng" algn="ctr">
+            <a:solidFill>
+              <a:schemeClr val="tx1">
+                <a:lumMod val="15000"/>
+                <a:lumOff val="85000"/>
+              </a:schemeClr>
+            </a:solidFill>
+            <a:round/>
+          </a:ln>
+          <a:effectLst/>
+        </c:spPr>
+        <c:txPr>
+          <a:bodyPr rot="-60000000" spcFirstLastPara="1" vertOverflow="ellipsis" vert="horz" wrap="square" anchor="ctr" anchorCtr="1"/>
+          <a:lstStyle/>
+          <a:p>
+            <a:pPr>
+              <a:defRPr sz="900" b="0" i="0" u="none" strike="noStrike" kern="1200" baseline="0">
+                <a:solidFill>
+                  <a:schemeClr val="tx1">
+                    <a:lumMod val="65000"/>
+                    <a:lumOff val="35000"/>
+                  </a:schemeClr>
+                </a:solidFill>
+                <a:latin typeface="+mn-lt"/>
+                <a:ea typeface="+mn-ea"/>
+                <a:cs typeface="+mn-cs"/>
+              </a:defRPr>
+            </a:pPr>
+            <a:endParaRPr lang="en-US"/>
+          </a:p>
+        </c:txPr>
+        <c:crossAx val="766917232"/>
+        <c:crosses val="autoZero"/>
+        <c:auto val="1"/>
+        <c:lblAlgn val="ctr"/>
+        <c:lblOffset val="100"/>
+        <c:noMultiLvlLbl val="0"/>
+      </c:catAx>
+      <c:valAx>
+        <c:axId val="766917232"/>
+        <c:scaling>
+          <c:orientation val="minMax"/>
+          <c:max val="46210"/>
+          <c:min val="46168"/>
+        </c:scaling>
+        <c:delete val="0"/>
+        <c:axPos val="t"/>
+        <c:majorGridlines>
+          <c:spPr>
+            <a:ln w="9525" cap="flat" cmpd="sng" algn="ctr">
+              <a:solidFill>
+                <a:schemeClr val="tx1">
+                  <a:lumMod val="15000"/>
+                  <a:lumOff val="85000"/>
+                </a:schemeClr>
+              </a:solidFill>
+              <a:round/>
+            </a:ln>
+            <a:effectLst/>
+          </c:spPr>
+        </c:majorGridlines>
+        <c:numFmt formatCode="m/d/yyyy" sourceLinked="1"/>
+        <c:majorTickMark val="none"/>
+        <c:minorTickMark val="none"/>
+        <c:tickLblPos val="nextTo"/>
+        <c:spPr>
+          <a:noFill/>
+          <a:ln>
+            <a:noFill/>
+          </a:ln>
+          <a:effectLst/>
+        </c:spPr>
+        <c:txPr>
+          <a:bodyPr rot="-60000000" spcFirstLastPara="1" vertOverflow="ellipsis" vert="horz" wrap="square" anchor="ctr" anchorCtr="1"/>
+          <a:lstStyle/>
+          <a:p>
+            <a:pPr>
+              <a:defRPr sz="900" b="0" i="0" u="none" strike="noStrike" kern="1200" baseline="0">
+                <a:solidFill>
+                  <a:schemeClr val="tx1">
+                    <a:lumMod val="65000"/>
+                    <a:lumOff val="35000"/>
+                  </a:schemeClr>
+                </a:solidFill>
+                <a:latin typeface="+mn-lt"/>
+                <a:ea typeface="+mn-ea"/>
+                <a:cs typeface="+mn-cs"/>
+              </a:defRPr>
+            </a:pPr>
+            <a:endParaRPr lang="en-US"/>
+          </a:p>
+        </c:txPr>
+        <c:crossAx val="811589328"/>
+        <c:crosses val="autoZero"/>
+        <c:crossBetween val="between"/>
+      </c:valAx>
+      <c:spPr>
+        <a:noFill/>
+        <a:ln>
+          <a:noFill/>
+        </a:ln>
+        <a:effectLst/>
+      </c:spPr>
+    </c:plotArea>
+    <c:plotVisOnly val="1"/>
+    <c:dispBlanksAs val="gap"/>
+    <c:showDLblsOverMax val="0"/>
+    <c:extLst>
+      <c:ext xmlns:c16r3="http://schemas.microsoft.com/office/drawing/2017/03/chart" uri="{56B9EC1D-385E-4148-901F-78D8002777C0}">
+        <c16r3:dataDisplayOptions16>
+          <c16r3:dispNaAsBlank val="1"/>
+        </c16r3:dataDisplayOptions16>
+      </c:ext>
+    </c:extLst>
+  </c:chart>
+  <c:spPr>
+    <a:solidFill>
+      <a:schemeClr val="bg1"/>
+    </a:solidFill>
+    <a:ln w="9525" cap="flat" cmpd="sng" algn="ctr">
+      <a:solidFill>
+        <a:schemeClr val="tx1">
+          <a:lumMod val="15000"/>
+          <a:lumOff val="85000"/>
+        </a:schemeClr>
+      </a:solidFill>
+      <a:round/>
+    </a:ln>
+    <a:effectLst/>
+  </c:spPr>
+  <c:txPr>
+    <a:bodyPr/>
+    <a:lstStyle/>
+    <a:p>
+      <a:pPr>
+        <a:defRPr/>
+      </a:pPr>
+      <a:endParaRPr lang="en-US"/>
+    </a:p>
+  </c:txPr>
+  <c:externalData r:id="rId3">
+    <c:autoUpdate val="0"/>
+  </c:externalData>
+</c:chartSpace>
+</file>
+
+<file path=word/charts/colors1.xml><?xml version="1.0" encoding="utf-8"?>
+<cs:colorStyle xmlns:cs="http://schemas.microsoft.com/office/drawing/2012/chartStyle" xmlns:a="http://schemas.openxmlformats.org/drawingml/2006/main" meth="cycle" id="10">
+  <a:schemeClr val="accent1"/>
+  <a:schemeClr val="accent2"/>
+  <a:schemeClr val="accent3"/>
+  <a:schemeClr val="accent4"/>
+  <a:schemeClr val="accent5"/>
+  <a:schemeClr val="accent6"/>
+  <cs:variation/>
+  <cs:variation>
+    <a:lumMod val="60000"/>
+  </cs:variation>
+  <cs:variation>
+    <a:lumMod val="80000"/>
+    <a:lumOff val="20000"/>
+  </cs:variation>
+  <cs:variation>
+    <a:lumMod val="80000"/>
+  </cs:variation>
+  <cs:variation>
+    <a:lumMod val="60000"/>
+    <a:lumOff val="40000"/>
+  </cs:variation>
+  <cs:variation>
+    <a:lumMod val="50000"/>
+  </cs:variation>
+  <cs:variation>
+    <a:lumMod val="70000"/>
+    <a:lumOff val="30000"/>
+  </cs:variation>
+  <cs:variation>
+    <a:lumMod val="70000"/>
+  </cs:variation>
+  <cs:variation>
+    <a:lumMod val="50000"/>
+    <a:lumOff val="50000"/>
+  </cs:variation>
+</cs:colorStyle>
+</file>
+
+<file path=word/charts/style1.xml><?xml version="1.0" encoding="utf-8"?>
+<cs:chartStyle xmlns:cs="http://schemas.microsoft.com/office/drawing/2012/chartStyle" xmlns:a="http://schemas.openxmlformats.org/drawingml/2006/main" id="297">
+  <cs:axisTitle>
+    <cs:lnRef idx="0"/>
+    <cs:fillRef idx="0"/>
+    <cs:effectRef idx="0"/>
+    <cs:fontRef idx="minor">
+      <a:schemeClr val="tx1">
+        <a:lumMod val="65000"/>
+        <a:lumOff val="35000"/>
+      </a:schemeClr>
+    </cs:fontRef>
+    <cs:defRPr sz="1000" kern="1200"/>
+  </cs:axisTitle>
+  <cs:categoryAxis>
+    <cs:lnRef idx="0"/>
+    <cs:fillRef idx="0"/>
+    <cs:effectRef idx="0"/>
+    <cs:fontRef idx="minor">
+      <a:schemeClr val="tx1">
+        <a:lumMod val="65000"/>
+        <a:lumOff val="35000"/>
+      </a:schemeClr>
+    </cs:fontRef>
+    <cs:spPr>
+      <a:ln w="9525" cap="flat" cmpd="sng" algn="ctr">
+        <a:solidFill>
+          <a:schemeClr val="tx1">
+            <a:lumMod val="15000"/>
+            <a:lumOff val="85000"/>
+          </a:schemeClr>
+        </a:solidFill>
+        <a:round/>
+      </a:ln>
+    </cs:spPr>
+    <cs:defRPr sz="900" kern="1200"/>
+  </cs:categoryAxis>
+  <cs:chartArea mods="allowNoFillOverride allowNoLineOverride">
+    <cs:lnRef idx="0"/>
+    <cs:fillRef idx="0"/>
+    <cs:effectRef idx="0"/>
+    <cs:fontRef idx="minor">
+      <a:schemeClr val="tx1"/>
+    </cs:fontRef>
+    <cs:spPr>
+      <a:solidFill>
+        <a:schemeClr val="bg1"/>
+      </a:solidFill>
+      <a:ln w="9525" cap="flat" cmpd="sng" algn="ctr">
+        <a:solidFill>
+          <a:schemeClr val="tx1">
+            <a:lumMod val="15000"/>
+            <a:lumOff val="85000"/>
+          </a:schemeClr>
+        </a:solidFill>
+        <a:round/>
+      </a:ln>
+    </cs:spPr>
+    <cs:defRPr sz="1000" kern="1200"/>
+  </cs:chartArea>
+  <cs:dataLabel>
+    <cs:lnRef idx="0"/>
+    <cs:fillRef idx="0"/>
+    <cs:effectRef idx="0"/>
+    <cs:fontRef idx="minor">
+      <a:schemeClr val="tx1">
+        <a:lumMod val="75000"/>
+        <a:lumOff val="25000"/>
+      </a:schemeClr>
+    </cs:fontRef>
+    <cs:defRPr sz="900" kern="1200"/>
+  </cs:dataLabel>
+  <cs:dataLabelCallout>
+    <cs:lnRef idx="0"/>
+    <cs:fillRef idx="0"/>
+    <cs:effectRef idx="0"/>
+    <cs:fontRef idx="minor">
+      <a:schemeClr val="dk1">
+        <a:lumMod val="65000"/>
+        <a:lumOff val="35000"/>
+      </a:schemeClr>
+    </cs:fontRef>
+    <cs:spPr>
+      <a:solidFill>
+        <a:schemeClr val="lt1"/>
+      </a:solidFill>
+      <a:ln>
+        <a:solidFill>
+          <a:schemeClr val="dk1">
+            <a:lumMod val="25000"/>
+            <a:lumOff val="75000"/>
+          </a:schemeClr>
+        </a:solidFill>
+      </a:ln>
+    </cs:spPr>
+    <cs:defRPr sz="900" kern="1200"/>
+    <cs:bodyPr rot="0" spcFirstLastPara="1" vertOverflow="clip" horzOverflow="clip" vert="horz" wrap="square" lIns="36576" tIns="18288" rIns="36576" bIns="18288" anchor="ctr" anchorCtr="1">
+      <a:spAutoFit/>
+    </cs:bodyPr>
+  </cs:dataLabelCallout>
+  <cs:dataPoint>
+    <cs:lnRef idx="0"/>
+    <cs:fillRef idx="1">
+      <cs:styleClr val="auto"/>
+    </cs:fillRef>
+    <cs:effectRef idx="0"/>
+    <cs:fontRef idx="minor">
+      <a:schemeClr val="tx1"/>
+    </cs:fontRef>
+  </cs:dataPoint>
+  <cs:dataPoint3D>
+    <cs:lnRef idx="0"/>
+    <cs:fillRef idx="1">
+      <cs:styleClr val="auto"/>
+    </cs:fillRef>
+    <cs:effectRef idx="0"/>
+    <cs:fontRef idx="minor">
+      <a:schemeClr val="tx1"/>
+    </cs:fontRef>
+  </cs:dataPoint3D>
+  <cs:dataPointLine>
+    <cs:lnRef idx="0">
+      <cs:styleClr val="auto"/>
+    </cs:lnRef>
+    <cs:fillRef idx="1"/>
+    <cs:effectRef idx="0"/>
+    <cs:fontRef idx="minor">
+      <a:schemeClr val="tx1"/>
+    </cs:fontRef>
+    <cs:spPr>
+      <a:ln w="28575" cap="rnd">
+        <a:solidFill>
+          <a:schemeClr val="phClr"/>
+        </a:solidFill>
+        <a:round/>
+      </a:ln>
+    </cs:spPr>
+  </cs:dataPointLine>
+  <cs:dataPointMarker>
+    <cs:lnRef idx="0">
+      <cs:styleClr val="auto"/>
+    </cs:lnRef>
+    <cs:fillRef idx="1">
+      <cs:styleClr val="auto"/>
+    </cs:fillRef>
+    <cs:effectRef idx="0"/>
+    <cs:fontRef idx="minor">
+      <a:schemeClr val="tx1"/>
+    </cs:fontRef>
+    <cs:spPr>
+      <a:ln w="9525">
+        <a:solidFill>
+          <a:schemeClr val="phClr"/>
+        </a:solidFill>
+      </a:ln>
+    </cs:spPr>
+  </cs:dataPointMarker>
+  <cs:dataPointMarkerLayout symbol="circle" size="5"/>
+  <cs:dataPointWireframe>
+    <cs:lnRef idx="0">
+      <cs:styleClr val="auto"/>
+    </cs:lnRef>
+    <cs:fillRef idx="1"/>
+    <cs:effectRef idx="0"/>
+    <cs:fontRef idx="minor">
+      <a:schemeClr val="tx1"/>
+    </cs:fontRef>
+    <cs:spPr>
+      <a:ln w="9525" cap="rnd">
+        <a:solidFill>
+          <a:schemeClr val="phClr"/>
+        </a:solidFill>
+        <a:round/>
+      </a:ln>
+    </cs:spPr>
+  </cs:dataPointWireframe>
+  <cs:dataTable>
+    <cs:lnRef idx="0"/>
+    <cs:fillRef idx="0"/>
+    <cs:effectRef idx="0"/>
+    <cs:fontRef idx="minor">
+      <a:schemeClr val="tx1">
+        <a:lumMod val="65000"/>
+        <a:lumOff val="35000"/>
+      </a:schemeClr>
+    </cs:fontRef>
+    <cs:spPr>
+      <a:noFill/>
+      <a:ln w="9525" cap="flat" cmpd="sng" algn="ctr">
+        <a:solidFill>
+          <a:schemeClr val="tx1">
+            <a:lumMod val="15000"/>
+            <a:lumOff val="85000"/>
+          </a:schemeClr>
+        </a:solidFill>
+        <a:round/>
+      </a:ln>
+    </cs:spPr>
+    <cs:defRPr sz="900" kern="1200"/>
+  </cs:dataTable>
+  <cs:downBar>
+    <cs:lnRef idx="0"/>
+    <cs:fillRef idx="0"/>
+    <cs:effectRef idx="0"/>
+    <cs:fontRef idx="minor">
+      <a:schemeClr val="tx1"/>
+    </cs:fontRef>
+    <cs:spPr>
+      <a:solidFill>
+        <a:schemeClr val="dk1">
+          <a:lumMod val="75000"/>
+          <a:lumOff val="25000"/>
+        </a:schemeClr>
+      </a:solidFill>
+      <a:ln w="9525" cap="flat" cmpd="sng" algn="ctr">
+        <a:solidFill>
+          <a:schemeClr val="tx1">
+            <a:lumMod val="65000"/>
+            <a:lumOff val="35000"/>
+          </a:schemeClr>
+        </a:solidFill>
+        <a:round/>
+      </a:ln>
+    </cs:spPr>
+  </cs:downBar>
+  <cs:dropLine>
+    <cs:lnRef idx="0"/>
+    <cs:fillRef idx="0"/>
+    <cs:effectRef idx="0"/>
+    <cs:fontRef idx="minor">
+      <a:schemeClr val="tx1"/>
+    </cs:fontRef>
+    <cs:spPr>
+      <a:ln w="9525" cap="flat" cmpd="sng" algn="ctr">
+        <a:solidFill>
+          <a:schemeClr val="tx1">
+            <a:lumMod val="35000"/>
+            <a:lumOff val="65000"/>
+          </a:schemeClr>
+        </a:solidFill>
+        <a:round/>
+      </a:ln>
+    </cs:spPr>
+  </cs:dropLine>
+  <cs:errorBar>
+    <cs:lnRef idx="0"/>
+    <cs:fillRef idx="0"/>
+    <cs:effectRef idx="0"/>
+    <cs:fontRef idx="minor">
+      <a:schemeClr val="tx1"/>
+    </cs:fontRef>
+    <cs:spPr>
+      <a:ln w="9525" cap="flat" cmpd="sng" algn="ctr">
+        <a:solidFill>
+          <a:schemeClr val="tx1">
+            <a:lumMod val="65000"/>
+            <a:lumOff val="35000"/>
+          </a:schemeClr>
+        </a:solidFill>
+        <a:round/>
+      </a:ln>
+    </cs:spPr>
+  </cs:errorBar>
+  <cs:floor>
+    <cs:lnRef idx="0"/>
+    <cs:fillRef idx="0"/>
+    <cs:effectRef idx="0"/>
+    <cs:fontRef idx="minor">
+      <a:schemeClr val="tx1"/>
+    </cs:fontRef>
+    <cs:spPr>
+      <a:noFill/>
+      <a:ln>
+        <a:noFill/>
+      </a:ln>
+    </cs:spPr>
+  </cs:floor>
+  <cs:gridlineMajor>
+    <cs:lnRef idx="0"/>
+    <cs:fillRef idx="0"/>
+    <cs:effectRef idx="0"/>
+    <cs:fontRef idx="minor">
+      <a:schemeClr val="tx1"/>
+    </cs:fontRef>
+    <cs:spPr>
+      <a:ln w="9525" cap="flat" cmpd="sng" algn="ctr">
+        <a:solidFill>
+          <a:schemeClr val="tx1">
+            <a:lumMod val="15000"/>
+            <a:lumOff val="85000"/>
+          </a:schemeClr>
+        </a:solidFill>
+        <a:round/>
+      </a:ln>
+    </cs:spPr>
+  </cs:gridlineMajor>
+  <cs:gridlineMinor>
+    <cs:lnRef idx="0"/>
+    <cs:fillRef idx="0"/>
+    <cs:effectRef idx="0"/>
+    <cs:fontRef idx="minor">
+      <a:schemeClr val="tx1"/>
+    </cs:fontRef>
+    <cs:spPr>
+      <a:ln w="9525" cap="flat" cmpd="sng" algn="ctr">
+        <a:solidFill>
+          <a:schemeClr val="tx1">
+            <a:lumMod val="5000"/>
+            <a:lumOff val="95000"/>
+          </a:schemeClr>
+        </a:solidFill>
+        <a:round/>
+      </a:ln>
+    </cs:spPr>
+  </cs:gridlineMinor>
+  <cs:hiLoLine>
+    <cs:lnRef idx="0"/>
+    <cs:fillRef idx="0"/>
+    <cs:effectRef idx="0"/>
+    <cs:fontRef idx="minor">
+      <a:schemeClr val="tx1"/>
+    </cs:fontRef>
+    <cs:spPr>
+      <a:ln w="9525" cap="flat" cmpd="sng" algn="ctr">
+        <a:solidFill>
+          <a:schemeClr val="tx1">
+            <a:lumMod val="50000"/>
+            <a:lumOff val="50000"/>
+          </a:schemeClr>
+        </a:solidFill>
+        <a:round/>
+      </a:ln>
+    </cs:spPr>
+  </cs:hiLoLine>
+  <cs:leaderLine>
+    <cs:lnRef idx="0"/>
+    <cs:fillRef idx="0"/>
+    <cs:effectRef idx="0"/>
+    <cs:fontRef idx="minor">
+      <a:schemeClr val="tx1"/>
+    </cs:fontRef>
+    <cs:spPr>
+      <a:ln w="9525" cap="flat" cmpd="sng" algn="ctr">
+        <a:solidFill>
+          <a:schemeClr val="tx1">
+            <a:lumMod val="35000"/>
+            <a:lumOff val="65000"/>
+          </a:schemeClr>
+        </a:solidFill>
+        <a:round/>
+      </a:ln>
+    </cs:spPr>
+  </cs:leaderLine>
+  <cs:legend>
+    <cs:lnRef idx="0"/>
+    <cs:fillRef idx="0"/>
+    <cs:effectRef idx="0"/>
+    <cs:fontRef idx="minor">
+      <a:schemeClr val="tx1">
+        <a:lumMod val="65000"/>
+        <a:lumOff val="35000"/>
+      </a:schemeClr>
+    </cs:fontRef>
+    <cs:defRPr sz="900" kern="1200"/>
+  </cs:legend>
+  <cs:plotArea mods="allowNoFillOverride allowNoLineOverride">
+    <cs:lnRef idx="0"/>
+    <cs:fillRef idx="0"/>
+    <cs:effectRef idx="0"/>
+    <cs:fontRef idx="minor">
+      <a:schemeClr val="tx1"/>
+    </cs:fontRef>
+  </cs:plotArea>
+  <cs:plotArea3D mods="allowNoFillOverride allowNoLineOverride">
+    <cs:lnRef idx="0"/>
+    <cs:fillRef idx="0"/>
+    <cs:effectRef idx="0"/>
+    <cs:fontRef idx="minor">
+      <a:schemeClr val="tx1"/>
+    </cs:fontRef>
+  </cs:plotArea3D>
+  <cs:seriesAxis>
+    <cs:lnRef idx="0"/>
+    <cs:fillRef idx="0"/>
+    <cs:effectRef idx="0"/>
+    <cs:fontRef idx="minor">
+      <a:schemeClr val="tx1">
+        <a:lumMod val="65000"/>
+        <a:lumOff val="35000"/>
+      </a:schemeClr>
+    </cs:fontRef>
+    <cs:defRPr sz="900" kern="1200"/>
+  </cs:seriesAxis>
+  <cs:seriesLine>
+    <cs:lnRef idx="0"/>
+    <cs:fillRef idx="0"/>
+    <cs:effectRef idx="0"/>
+    <cs:fontRef idx="minor">
+      <a:schemeClr val="tx1"/>
+    </cs:fontRef>
+    <cs:spPr>
+      <a:ln w="9525" cap="flat" cmpd="sng" algn="ctr">
+        <a:solidFill>
+          <a:schemeClr val="tx1">
+            <a:lumMod val="35000"/>
+            <a:lumOff val="65000"/>
+          </a:schemeClr>
+        </a:solidFill>
+        <a:round/>
+      </a:ln>
+    </cs:spPr>
+  </cs:seriesLine>
+  <cs:title>
+    <cs:lnRef idx="0"/>
+    <cs:fillRef idx="0"/>
+    <cs:effectRef idx="0"/>
+    <cs:fontRef idx="minor">
+      <a:schemeClr val="tx1">
+        <a:lumMod val="65000"/>
+        <a:lumOff val="35000"/>
+      </a:schemeClr>
+    </cs:fontRef>
+    <cs:defRPr sz="1400" b="0" kern="1200" spc="0" baseline="0"/>
+  </cs:title>
+  <cs:trendline>
+    <cs:lnRef idx="0">
+      <cs:styleClr val="auto"/>
+    </cs:lnRef>
+    <cs:fillRef idx="0"/>
+    <cs:effectRef idx="0"/>
+    <cs:fontRef idx="minor">
+      <a:schemeClr val="tx1"/>
+    </cs:fontRef>
+    <cs:spPr>
+      <a:ln w="19050" cap="rnd">
+        <a:solidFill>
+          <a:schemeClr val="phClr"/>
+        </a:solidFill>
+        <a:prstDash val="sysDot"/>
+      </a:ln>
+    </cs:spPr>
+  </cs:trendline>
+  <cs:trendlineLabel>
+    <cs:lnRef idx="0"/>
+    <cs:fillRef idx="0"/>
+    <cs:effectRef idx="0"/>
+    <cs:fontRef idx="minor">
+      <a:schemeClr val="tx1">
+        <a:lumMod val="65000"/>
+        <a:lumOff val="35000"/>
+      </a:schemeClr>
+    </cs:fontRef>
+    <cs:defRPr sz="900" kern="1200"/>
+  </cs:trendlineLabel>
+  <cs:upBar>
+    <cs:lnRef idx="0"/>
+    <cs:fillRef idx="0"/>
+    <cs:effectRef idx="0"/>
+    <cs:fontRef idx="minor">
+      <a:schemeClr val="tx1"/>
+    </cs:fontRef>
+    <cs:spPr>
+      <a:solidFill>
+        <a:schemeClr val="lt1"/>
+      </a:solidFill>
+      <a:ln w="9525" cap="flat" cmpd="sng" algn="ctr">
+        <a:solidFill>
+          <a:schemeClr val="tx1">
+            <a:lumMod val="65000"/>
+            <a:lumOff val="35000"/>
+          </a:schemeClr>
+        </a:solidFill>
+        <a:round/>
+      </a:ln>
+    </cs:spPr>
+  </cs:upBar>
+  <cs:valueAxis>
+    <cs:lnRef idx="0"/>
+    <cs:fillRef idx="0"/>
+    <cs:effectRef idx="0"/>
+    <cs:fontRef idx="minor">
+      <a:schemeClr val="tx1">
+        <a:lumMod val="65000"/>
+        <a:lumOff val="35000"/>
+      </a:schemeClr>
+    </cs:fontRef>
+    <cs:defRPr sz="900" kern="1200"/>
+  </cs:valueAxis>
+  <cs:wall>
+    <cs:lnRef idx="0"/>
+    <cs:fillRef idx="0"/>
+    <cs:effectRef idx="0"/>
+    <cs:fontRef idx="minor">
+      <a:schemeClr val="tx1"/>
+    </cs:fontRef>
+    <cs:spPr>
+      <a:noFill/>
+      <a:ln>
+        <a:noFill/>
+      </a:ln>
+    </cs:spPr>
+  </cs:wall>
+</cs:chartStyle>
+</file>
+
 <file path=word/glossary/document.xml><?xml version="1.0" encoding="utf-8"?>
-<w:glossaryDocument xmlns:wpc="http://schemas.microsoft.com/office/word/2010/wordprocessingCanvas" xmlns:cx="http://schemas.microsoft.com/office/drawing/2014/chartex" xmlns:cx1="http://schemas.microsoft.com/office/drawing/2015/9/8/chartex" xmlns:cx2="http://schemas.microsoft.com/office/drawing/2015/10/21/chartex" xmlns:cx3="http://schemas.microsoft.com/office/drawing/2016/5/9/chartex" xmlns:cx4="http://schemas.microsoft.com/office/drawing/2016/5/10/chartex" xmlns:cx5="http://schemas.microsoft.com/office/drawing/2016/5/11/chartex" xmlns:cx6="http://schemas.microsoft.com/office/drawing/2016/5/12/chartex" xmlns:cx7="http://schemas.microsoft.com/office/drawing/2016/5/13/chartex" xmlns:cx8="http://schemas.microsoft.com/office/drawing/2016/5/14/chartex" xmlns:mc="http://schemas.openxmlformats.org/markup-compatibility/2006" xmlns:aink="http://schemas.microsoft.com/office/drawing/2016/ink" xmlns:am3d="http://schemas.microsoft.com/office/drawing/2017/model3d" xmlns:o="urn:schemas-microsoft-com:office:office" xmlns:r="http://schemas.openxmlformats.org/officeDocument/2006/relationships" xmlns:m="http://schemas.openxmlformats.org/officeDocument/2006/math" xmlns:v="urn:schemas-microsoft-com:vml" xmlns:wp14="http://schemas.microsoft.com/office/word/2010/wordprocessingDrawing" xmlns:wp="http://schemas.openxmlformats.org/drawingml/2006/wordprocessingDrawing" xmlns:w10="urn:schemas-microsoft-com:office:word" xmlns:w="http://schemas.openxmlformats.org/wordprocessingml/2006/main" xmlns:w14="http://schemas.microsoft.com/office/word/2010/wordml" xmlns:w15="http://schemas.microsoft.com/office/word/2012/wordml" xmlns:w16cid="http://schemas.microsoft.com/office/word/2016/wordml/cid" xmlns:w16se="http://schemas.microsoft.com/office/word/2015/wordml/symex" xmlns:wpg="http://schemas.microsoft.com/office/word/2010/wordprocessingGroup" xmlns:wpi="http://schemas.microsoft.com/office/word/2010/wordprocessingInk" xmlns:wne="http://schemas.microsoft.com/office/word/2006/wordml" xmlns:wps="http://schemas.microsoft.com/office/word/2010/wordprocessingShape" mc:Ignorable="w14 w15 w16se w16cid wp14">
+<w:glossaryDocument xmlns:wpc="http://schemas.microsoft.com/office/word/2010/wordprocessingCanvas" xmlns:cx="http://schemas.microsoft.com/office/drawing/2014/chartex" xmlns:cx1="http://schemas.microsoft.com/office/drawing/2015/9/8/chartex" xmlns:cx2="http://schemas.microsoft.com/office/drawing/2015/10/21/chartex" xmlns:cx3="http://schemas.microsoft.com/office/drawing/2016/5/9/chartex" xmlns:cx4="http://schemas.microsoft.com/office/drawing/2016/5/10/chartex" xmlns:cx5="http://schemas.microsoft.com/office/drawing/2016/5/11/chartex" xmlns:cx6="http://schemas.microsoft.com/office/drawing/2016/5/12/chartex" xmlns:cx7="http://schemas.microsoft.com/office/drawing/2016/5/13/chartex" xmlns:cx8="http://schemas.microsoft.com/office/drawing/2016/5/14/chartex" xmlns:mc="http://schemas.openxmlformats.org/markup-compatibility/2006" xmlns:aink="http://schemas.microsoft.com/office/drawing/2016/ink" xmlns:am3d="http://schemas.microsoft.com/office/drawing/2017/model3d" xmlns:o="urn:schemas-microsoft-com:office:office" xmlns:oel="http://schemas.microsoft.com/office/2019/extlst" xmlns:r="http://schemas.openxmlformats.org/officeDocument/2006/relationships" xmlns:m="http://schemas.openxmlformats.org/officeDocument/2006/math" xmlns:v="urn:schemas-microsoft-com:vml" xmlns:wp14="http://schemas.microsoft.com/office/word/2010/wordprocessingDrawing" xmlns:wp="http://schemas.openxmlformats.org/drawingml/2006/wordprocessingDrawing" xmlns:w10="urn:schemas-microsoft-com:office:word" xmlns:w="http://schemas.openxmlformats.org/wordprocessingml/2006/main" xmlns:w14="http://schemas.microsoft.com/office/word/2010/wordml" xmlns:w15="http://schemas.microsoft.com/office/word/2012/wordml" xmlns:w16cex="http://schemas.microsoft.com/office/word/2018/wordml/cex" xmlns:w16cid="http://schemas.microsoft.com/office/word/2016/wordml/cid" xmlns:w16="http://schemas.microsoft.com/office/word/2018/wordml" xmlns:w16du="http://schemas.microsoft.com/office/word/2023/wordml/word16du" xmlns:w16sdtdh="http://schemas.microsoft.com/office/word/2020/wordml/sdtdatahash" xmlns:w16sdtfl="http://schemas.microsoft.com/office/word/2024/wordml/sdtformatlock" xmlns:w16se="http://schemas.microsoft.com/office/word/2015/wordml/symex" xmlns:wpg="http://schemas.microsoft.com/office/word/2010/wordprocessingGroup" xmlns:wpi="http://schemas.microsoft.com/office/word/2010/wordprocessingInk" xmlns:wne="http://schemas.microsoft.com/office/word/2006/wordml" xmlns:wps="http://schemas.microsoft.com/office/word/2010/wordprocessingShape" mc:Ignorable="w14 w15 w16se w16cid w16 w16cex w16sdtdh w16sdtfl w16du wp14">
   <w:docParts>
     <w:docPart>
       <w:docPartPr>
@@ -17984,7 +18838,7 @@
 </file>
 
 <file path=word/glossary/fontTable.xml><?xml version="1.0" encoding="utf-8"?>
-<w:fonts xmlns:mc="http://schemas.openxmlformats.org/markup-compatibility/2006" xmlns:r="http://schemas.openxmlformats.org/officeDocument/2006/relationships" xmlns:w="http://schemas.openxmlformats.org/wordprocessingml/2006/main" xmlns:w14="http://schemas.microsoft.com/office/word/2010/wordml" xmlns:w15="http://schemas.microsoft.com/office/word/2012/wordml" xmlns:w16cid="http://schemas.microsoft.com/office/word/2016/wordml/cid" xmlns:w16se="http://schemas.microsoft.com/office/word/2015/wordml/symex" mc:Ignorable="w14 w15 w16se w16cid">
+<w:fonts xmlns:mc="http://schemas.openxmlformats.org/markup-compatibility/2006" xmlns:r="http://schemas.openxmlformats.org/officeDocument/2006/relationships" xmlns:w="http://schemas.openxmlformats.org/wordprocessingml/2006/main" xmlns:w14="http://schemas.microsoft.com/office/word/2010/wordml" xmlns:w15="http://schemas.microsoft.com/office/word/2012/wordml" xmlns:w16cex="http://schemas.microsoft.com/office/word/2018/wordml/cex" xmlns:w16cid="http://schemas.microsoft.com/office/word/2016/wordml/cid" xmlns:w16="http://schemas.microsoft.com/office/word/2018/wordml" xmlns:w16du="http://schemas.microsoft.com/office/word/2023/wordml/word16du" xmlns:w16sdtdh="http://schemas.microsoft.com/office/word/2020/wordml/sdtdatahash" xmlns:w16sdtfl="http://schemas.microsoft.com/office/word/2024/wordml/sdtformatlock" xmlns:w16se="http://schemas.microsoft.com/office/word/2015/wordml/symex" mc:Ignorable="w14 w15 w16se w16cid w16 w16cex w16sdtdh w16sdtfl w16du">
   <w:font w:name="Times New Roman">
     <w:panose1 w:val="02020603050405020304"/>
     <w:charset w:val="00"/>
@@ -18034,11 +18888,23 @@
     <w:pitch w:val="variable"/>
     <w:sig w:usb0="E1002EFF" w:usb1="C000605B" w:usb2="00000029" w:usb3="00000000" w:csb0="000101FF" w:csb1="00000000"/>
   </w:font>
+  <w:font w:name="Aptos">
+    <w:charset w:val="00"/>
+    <w:family w:val="swiss"/>
+    <w:pitch w:val="variable"/>
+    <w:sig w:usb0="20000287" w:usb1="00000003" w:usb2="00000000" w:usb3="00000000" w:csb0="0000019F" w:csb1="00000000"/>
+  </w:font>
+  <w:font w:name="Aptos Display">
+    <w:charset w:val="00"/>
+    <w:family w:val="swiss"/>
+    <w:pitch w:val="variable"/>
+    <w:sig w:usb0="20000287" w:usb1="00000003" w:usb2="00000000" w:usb3="00000000" w:csb0="0000019F" w:csb1="00000000"/>
+  </w:font>
 </w:fonts>
 </file>
 
 <file path=word/glossary/settings.xml><?xml version="1.0" encoding="utf-8"?>
-<w:settings xmlns:mc="http://schemas.openxmlformats.org/markup-compatibility/2006" xmlns:o="urn:schemas-microsoft-com:office:office" xmlns:r="http://schemas.openxmlformats.org/officeDocument/2006/relationships" xmlns:m="http://schemas.openxmlformats.org/officeDocument/2006/math" xmlns:v="urn:schemas-microsoft-com:vml" xmlns:w10="urn:schemas-microsoft-com:office:word" xmlns:w="http://schemas.openxmlformats.org/wordprocessingml/2006/main" xmlns:w14="http://schemas.microsoft.com/office/word/2010/wordml" xmlns:w15="http://schemas.microsoft.com/office/word/2012/wordml" xmlns:w16cid="http://schemas.microsoft.com/office/word/2016/wordml/cid" xmlns:w16se="http://schemas.microsoft.com/office/word/2015/wordml/symex" xmlns:sl="http://schemas.openxmlformats.org/schemaLibrary/2006/main" mc:Ignorable="w14 w15 w16se w16cid">
+<w:settings xmlns:mc="http://schemas.openxmlformats.org/markup-compatibility/2006" xmlns:o="urn:schemas-microsoft-com:office:office" xmlns:r="http://schemas.openxmlformats.org/officeDocument/2006/relationships" xmlns:m="http://schemas.openxmlformats.org/officeDocument/2006/math" xmlns:v="urn:schemas-microsoft-com:vml" xmlns:w10="urn:schemas-microsoft-com:office:word" xmlns:w="http://schemas.openxmlformats.org/wordprocessingml/2006/main" xmlns:w14="http://schemas.microsoft.com/office/word/2010/wordml" xmlns:w15="http://schemas.microsoft.com/office/word/2012/wordml" xmlns:w16cex="http://schemas.microsoft.com/office/word/2018/wordml/cex" xmlns:w16cid="http://schemas.microsoft.com/office/word/2016/wordml/cid" xmlns:w16="http://schemas.microsoft.com/office/word/2018/wordml" xmlns:w16du="http://schemas.microsoft.com/office/word/2023/wordml/word16du" xmlns:w16sdtdh="http://schemas.microsoft.com/office/word/2020/wordml/sdtdatahash" xmlns:w16sdtfl="http://schemas.microsoft.com/office/word/2024/wordml/sdtformatlock" xmlns:w16se="http://schemas.microsoft.com/office/word/2015/wordml/symex" xmlns:sl="http://schemas.openxmlformats.org/schemaLibrary/2006/main" mc:Ignorable="w14 w15 w16se w16cid w16 w16cex w16sdtdh w16sdtfl w16du">
   <w:view w:val="normal"/>
   <w:defaultTabStop w:val="720"/>
   <w:characterSpacingControl w:val="doNotCompress"/>
@@ -18060,6 +18926,7 @@
     <w:rsid w:val="002071AE"/>
     <w:rsid w:val="002228AC"/>
     <w:rsid w:val="0035202E"/>
+    <w:rsid w:val="0035752E"/>
     <w:rsid w:val="0042280A"/>
     <w:rsid w:val="005047B6"/>
     <w:rsid w:val="00570076"/>
@@ -18084,6 +18951,7 @@
     <w:rsid w:val="00B276FA"/>
     <w:rsid w:val="00C4473B"/>
     <w:rsid w:val="00C86294"/>
+    <w:rsid w:val="00D3296F"/>
     <w:rsid w:val="00DD3B45"/>
     <w:rsid w:val="00DF390D"/>
     <w:rsid w:val="00E00C38"/>
@@ -18114,7 +18982,7 @@
 </file>
 
 <file path=word/glossary/styles.xml><?xml version="1.0" encoding="utf-8"?>
-<w:styles xmlns:mc="http://schemas.openxmlformats.org/markup-compatibility/2006" xmlns:r="http://schemas.openxmlformats.org/officeDocument/2006/relationships" xmlns:w="http://schemas.openxmlformats.org/wordprocessingml/2006/main" xmlns:w14="http://schemas.microsoft.com/office/word/2010/wordml" xmlns:w15="http://schemas.microsoft.com/office/word/2012/wordml" xmlns:w16cid="http://schemas.microsoft.com/office/word/2016/wordml/cid" xmlns:w16se="http://schemas.microsoft.com/office/word/2015/wordml/symex" mc:Ignorable="w14 w15 w16se w16cid">
+<w:styles xmlns:mc="http://schemas.openxmlformats.org/markup-compatibility/2006" xmlns:r="http://schemas.openxmlformats.org/officeDocument/2006/relationships" xmlns:w="http://schemas.openxmlformats.org/wordprocessingml/2006/main" xmlns:w14="http://schemas.microsoft.com/office/word/2010/wordml" xmlns:w15="http://schemas.microsoft.com/office/word/2012/wordml" xmlns:w16cex="http://schemas.microsoft.com/office/word/2018/wordml/cex" xmlns:w16cid="http://schemas.microsoft.com/office/word/2016/wordml/cid" xmlns:w16="http://schemas.microsoft.com/office/word/2018/wordml" xmlns:w16du="http://schemas.microsoft.com/office/word/2023/wordml/word16du" xmlns:w16sdtdh="http://schemas.microsoft.com/office/word/2020/wordml/sdtdatahash" xmlns:w16sdtfl="http://schemas.microsoft.com/office/word/2024/wordml/sdtformatlock" xmlns:w16se="http://schemas.microsoft.com/office/word/2015/wordml/symex" mc:Ignorable="w14 w15 w16se w16cid w16 w16cex w16sdtdh w16sdtfl w16du">
   <w:docDefaults>
     <w:rPrDefault>
       <w:rPr>
@@ -18130,7 +18998,7 @@
       </w:pPr>
     </w:pPrDefault>
   </w:docDefaults>
-  <w:latentStyles w:defLockedState="0" w:defUIPriority="99" w:defSemiHidden="0" w:defUnhideWhenUsed="0" w:defQFormat="0" w:count="375">
+  <w:latentStyles w:defLockedState="0" w:defUIPriority="99" w:defSemiHidden="0" w:defUnhideWhenUsed="0" w:defQFormat="0" w:count="376">
     <w:lsdException w:name="Normal" w:uiPriority="0" w:qFormat="1"/>
     <w:lsdException w:name="heading 1" w:uiPriority="9" w:qFormat="1"/>
     <w:lsdException w:name="heading 2" w:semiHidden="1" w:uiPriority="9" w:unhideWhenUsed="1" w:qFormat="1"/>
@@ -18506,6 +19374,7 @@
     <w:lsdException w:name="Smart Hyperlink" w:semiHidden="1" w:unhideWhenUsed="1"/>
     <w:lsdException w:name="Hashtag" w:semiHidden="1" w:unhideWhenUsed="1"/>
     <w:lsdException w:name="Unresolved Mention" w:semiHidden="1" w:unhideWhenUsed="1"/>
+    <w:lsdException w:name="Smart Link" w:semiHidden="1" w:unhideWhenUsed="1"/>
   </w:latentStyles>
   <w:style w:type="paragraph" w:default="1" w:styleId="Normal">
     <w:name w:val="Normal"/>
@@ -18560,7 +19429,7 @@
 </file>
 
 <file path=word/glossary/webSettings.xml><?xml version="1.0" encoding="utf-8"?>
-<w:webSettings xmlns:mc="http://schemas.openxmlformats.org/markup-compatibility/2006" xmlns:r="http://schemas.openxmlformats.org/officeDocument/2006/relationships" xmlns:w="http://schemas.openxmlformats.org/wordprocessingml/2006/main" xmlns:w14="http://schemas.microsoft.com/office/word/2010/wordml" xmlns:w15="http://schemas.microsoft.com/office/word/2012/wordml" xmlns:w16cid="http://schemas.microsoft.com/office/word/2016/wordml/cid" xmlns:w16se="http://schemas.microsoft.com/office/word/2015/wordml/symex" mc:Ignorable="w14 w15 w16se w16cid">
+<w:webSettings xmlns:mc="http://schemas.openxmlformats.org/markup-compatibility/2006" xmlns:r="http://schemas.openxmlformats.org/officeDocument/2006/relationships" xmlns:w="http://schemas.openxmlformats.org/wordprocessingml/2006/main" xmlns:w14="http://schemas.microsoft.com/office/word/2010/wordml" xmlns:w15="http://schemas.microsoft.com/office/word/2012/wordml" xmlns:w16cex="http://schemas.microsoft.com/office/word/2018/wordml/cex" xmlns:w16cid="http://schemas.microsoft.com/office/word/2016/wordml/cid" xmlns:w16="http://schemas.microsoft.com/office/word/2018/wordml" xmlns:w16du="http://schemas.microsoft.com/office/word/2023/wordml/word16du" xmlns:w16sdtdh="http://schemas.microsoft.com/office/word/2020/wordml/sdtdatahash" xmlns:w16sdtfl="http://schemas.microsoft.com/office/word/2024/wordml/sdtformatlock" xmlns:w16se="http://schemas.microsoft.com/office/word/2015/wordml/symex" mc:Ignorable="w14 w15 w16se w16cid w16 w16cex w16sdtdh w16sdtfl w16du">
   <w:optimizeForBrowser/>
   <w:allowPNG/>
 </w:webSettings>
@@ -18862,6 +19731,15 @@
 </file>
 
 <file path=customXml/item1.xml><?xml version="1.0" encoding="utf-8"?>
+<?mso-contentType ?>
+<FormTemplates xmlns="http://schemas.microsoft.com/sharepoint/v3/contenttype/forms">
+  <Display>DocumentLibraryForm</Display>
+  <Edit>DocumentLibraryForm</Edit>
+  <New>DocumentLibraryForm</New>
+</FormTemplates>
+</file>
+
+<file path=customXml/item2.xml><?xml version="1.0" encoding="utf-8"?>
 <ct:contentTypeSchema xmlns:ct="http://schemas.microsoft.com/office/2006/metadata/contentType" xmlns:ma="http://schemas.microsoft.com/office/2006/metadata/properties/metaAttributes" ct:_="" ma:_="" ma:contentTypeName="Document" ma:contentTypeID="0x01010021A59588BC0053418FC88F40861DA871" ma:contentTypeVersion="10" ma:contentTypeDescription="Create a new document." ma:contentTypeScope="" ma:versionID="3673c1cf7550c71788a22a838bb0d9c0">
   <xsd:schema xmlns:xsd="http://www.w3.org/2001/XMLSchema" xmlns:xs="http://www.w3.org/2001/XMLSchema" xmlns:p="http://schemas.microsoft.com/office/2006/metadata/properties" xmlns:ns2="22f4eba5-1bf1-421f-a001-fd7acca9760c" targetNamespace="http://schemas.microsoft.com/office/2006/metadata/properties" ma:root="true" ma:fieldsID="ac330b6bfa0f539d41f40e8181b11b47" ns2:_="">
     <xsd:import namespace="22f4eba5-1bf1-421f-a001-fd7acca9760c"/>
@@ -19045,22 +19923,7 @@
 </ct:contentTypeSchema>
 </file>
 
-<file path=customXml/item2.xml><?xml version="1.0" encoding="utf-8"?>
-<?mso-contentType ?>
-<FormTemplates xmlns="http://schemas.microsoft.com/sharepoint/v3/contenttype/forms">
-  <Display>DocumentLibraryForm</Display>
-  <Edit>DocumentLibraryForm</Edit>
-  <New>DocumentLibraryForm</New>
-</FormTemplates>
-</file>
-
 <file path=customXml/item3.xml><?xml version="1.0" encoding="utf-8"?>
-<p:properties xmlns:p="http://schemas.microsoft.com/office/2006/metadata/properties" xmlns:xsi="http://www.w3.org/2001/XMLSchema-instance" xmlns:pc="http://schemas.microsoft.com/office/infopath/2007/PartnerControls">
-  <documentManagement/>
-</p:properties>
-</file>
-
-<file path=customXml/item4.xml><?xml version="1.0" encoding="utf-8"?>
 <b:Sources xmlns:b="http://schemas.openxmlformats.org/officeDocument/2006/bibliography" xmlns="http://schemas.openxmlformats.org/officeDocument/2006/bibliography" SelectedStyle="\APASixthEditionOfficeOnline.xsl" StyleName="APA" Version="6">
   <b:Source>
     <b:Tag>Lau</b:Tag>
@@ -19082,7 +19945,21 @@
 </b:Sources>
 </file>
 
+<file path=customXml/item4.xml><?xml version="1.0" encoding="utf-8"?>
+<p:properties xmlns:p="http://schemas.microsoft.com/office/2006/metadata/properties" xmlns:xsi="http://www.w3.org/2001/XMLSchema-instance" xmlns:pc="http://schemas.microsoft.com/office/infopath/2007/PartnerControls">
+  <documentManagement/>
+</p:properties>
+</file>
+
 <file path=customXml/itemProps1.xml><?xml version="1.0" encoding="utf-8"?>
+<ds:datastoreItem xmlns:ds="http://schemas.openxmlformats.org/officeDocument/2006/customXml" ds:itemID="{56C44748-5791-4773-80AF-F953C3055353}">
+  <ds:schemaRefs>
+    <ds:schemaRef ds:uri="http://schemas.microsoft.com/sharepoint/v3/contenttype/forms"/>
+  </ds:schemaRefs>
+</ds:datastoreItem>
+</file>
+
+<file path=customXml/itemProps2.xml><?xml version="1.0" encoding="utf-8"?>
 <ds:datastoreItem xmlns:ds="http://schemas.openxmlformats.org/officeDocument/2006/customXml" ds:itemID="{65E5B5D4-677A-455F-8552-96943537CE77}">
   <ds:schemaRefs>
     <ds:schemaRef ds:uri="http://schemas.microsoft.com/office/2006/metadata/contentType"/>
@@ -19100,27 +19977,19 @@
 </ds:datastoreItem>
 </file>
 
-<file path=customXml/itemProps2.xml><?xml version="1.0" encoding="utf-8"?>
-<ds:datastoreItem xmlns:ds="http://schemas.openxmlformats.org/officeDocument/2006/customXml" ds:itemID="{56C44748-5791-4773-80AF-F953C3055353}">
+<file path=customXml/itemProps3.xml><?xml version="1.0" encoding="utf-8"?>
+<ds:datastoreItem xmlns:ds="http://schemas.openxmlformats.org/officeDocument/2006/customXml" ds:itemID="{9484C916-3609-422F-B63F-7FC61775B3A3}">
   <ds:schemaRefs>
-    <ds:schemaRef ds:uri="http://schemas.microsoft.com/sharepoint/v3/contenttype/forms"/>
+    <ds:schemaRef ds:uri="http://schemas.openxmlformats.org/officeDocument/2006/bibliography"/>
   </ds:schemaRefs>
 </ds:datastoreItem>
 </file>
 
-<file path=customXml/itemProps3.xml><?xml version="1.0" encoding="utf-8"?>
+<file path=customXml/itemProps4.xml><?xml version="1.0" encoding="utf-8"?>
 <ds:datastoreItem xmlns:ds="http://schemas.openxmlformats.org/officeDocument/2006/customXml" ds:itemID="{279A32A1-94B8-4C38-AF26-42DBFF0B0D86}">
   <ds:schemaRefs>
     <ds:schemaRef ds:uri="http://schemas.microsoft.com/office/2006/metadata/properties"/>
     <ds:schemaRef ds:uri="http://schemas.microsoft.com/office/infopath/2007/PartnerControls"/>
   </ds:schemaRefs>
 </ds:datastoreItem>
-</file>
-
-<file path=customXml/itemProps4.xml><?xml version="1.0" encoding="utf-8"?>
-<ds:datastoreItem xmlns:ds="http://schemas.openxmlformats.org/officeDocument/2006/customXml" ds:itemID="{9484C916-3609-422F-B63F-7FC61775B3A3}">
-  <ds:schemaRefs>
-    <ds:schemaRef ds:uri="http://schemas.openxmlformats.org/officeDocument/2006/bibliography"/>
-  </ds:schemaRefs>
-</ds:datastoreItem>
 </file>
--- a/documentation.docx
+++ b/documentation.docx
@@ -357,7 +357,7 @@
           </mc:Choice>
           <mc:Fallback>
             <w:pict>
-              <v:group w14:anchorId="78D4054D" id="Group 5" o:spid="_x0000_s1026" style="width:68.5pt;height:110pt;mso-position-horizontal-relative:char;mso-position-vertical-relative:line" coordsize="6762,16097" o:gfxdata="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">
+              <v:group w14:anchorId="6FAF8FDB" id="Group 5" o:spid="_x0000_s1026" style="width:68.5pt;height:110pt;mso-position-horizontal-relative:char;mso-position-vertical-relative:line" coordsize="6762,16097" o:gfxdata="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">
                 <v:line id="Straight Connector 2" o:spid="_x0000_s1027" style="position:absolute;visibility:visible;mso-wrap-style:square" from="3333,0" to="3333,16097" o:connectortype="straight" o:gfxdata="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" strokecolor="black [3200]" strokeweight="2.5pt">
                   <v:stroke joinstyle="miter"/>
                 </v:line>
@@ -7388,30 +7388,6 @@
     </w:p>
     <w:p>
       <w:pPr>
-        <w:spacing w:line="360" w:lineRule="auto"/>
-        <w:rPr>
-          <w:lang w:val="en-US"/>
-        </w:rPr>
-      </w:pPr>
-    </w:p>
-    <w:p>
-      <w:pPr>
-        <w:spacing w:line="360" w:lineRule="auto"/>
-        <w:rPr>
-          <w:lang w:val="en-US"/>
-        </w:rPr>
-      </w:pPr>
-    </w:p>
-    <w:p>
-      <w:pPr>
-        <w:spacing w:line="360" w:lineRule="auto"/>
-        <w:rPr>
-          <w:lang w:val="en-US"/>
-        </w:rPr>
-      </w:pPr>
-    </w:p>
-    <w:p>
-      <w:pPr>
         <w:keepNext/>
         <w:spacing w:line="360" w:lineRule="auto"/>
       </w:pPr>
@@ -7509,7 +7485,6 @@
       </w:pPr>
       <w:bookmarkStart w:id="24" w:name="_Toc234481652"/>
       <w:r>
-        <w:lastRenderedPageBreak/>
         <w:t>Flowchart</w:t>
       </w:r>
       <w:bookmarkEnd w:id="24"/>
@@ -7547,6 +7522,7 @@
           <w:noProof/>
           <w:lang w:val="en-US"/>
         </w:rPr>
+        <w:lastRenderedPageBreak/>
         <w:drawing>
           <wp:inline distT="0" distB="0" distL="0" distR="0" wp14:anchorId="23DD7EC3" wp14:editId="723BBC67">
             <wp:extent cx="4274794" cy="5438774"/>
@@ -7859,39 +7835,45 @@
         <w:pStyle w:val="Heading2"/>
       </w:pPr>
       <w:r>
+        <w:t xml:space="preserve"> </w:t>
+      </w:r>
+      <w:bookmarkStart w:id="28" w:name="_Toc234481655"/>
+      <w:r>
+        <w:t>Tools and Collaboration Platform</w:t>
+      </w:r>
+      <w:bookmarkEnd w:id="28"/>
+    </w:p>
+    <w:p>
+      <w:pPr>
+        <w:spacing w:line="360" w:lineRule="auto"/>
+        <w:rPr>
+          <w:lang w:val="en-US"/>
+        </w:rPr>
+      </w:pPr>
+      <w:r>
+        <w:rPr>
+          <w:lang w:val="en-US"/>
+        </w:rPr>
+        <w:t>The system was written in the C programming language and compiled with the GCC compiler using the Code:</w:t>
+      </w:r>
+      <w:r>
+        <w:rPr>
+          <w:lang w:val="en-US"/>
+        </w:rPr>
+        <w:t xml:space="preserve"> </w:t>
+      </w:r>
+      <w:r>
+        <w:rPr>
+          <w:lang w:val="en-US"/>
+        </w:rPr>
+        <w:t xml:space="preserve">Blocks IDE. The team used GitHub to keep a shared copy of the source code and track changes, Google Drive to share the documentation files, and </w:t>
+      </w:r>
+      <w:r>
+        <w:rPr>
+          <w:lang w:val="en-US"/>
+        </w:rPr>
         <w:lastRenderedPageBreak/>
-        <w:t xml:space="preserve"> </w:t>
-      </w:r>
-      <w:bookmarkStart w:id="28" w:name="_Toc234481655"/>
-      <w:r>
-        <w:t>Tools and Collaboration Platform</w:t>
-      </w:r>
-      <w:bookmarkEnd w:id="28"/>
-    </w:p>
-    <w:p>
-      <w:pPr>
-        <w:spacing w:line="360" w:lineRule="auto"/>
-        <w:rPr>
-          <w:lang w:val="en-US"/>
-        </w:rPr>
-      </w:pPr>
-      <w:r>
-        <w:rPr>
-          <w:lang w:val="en-US"/>
-        </w:rPr>
-        <w:t>The system was written in the C programming language and compiled with the GCC compiler using the Code:</w:t>
-      </w:r>
-      <w:r>
-        <w:rPr>
-          <w:lang w:val="en-US"/>
-        </w:rPr>
-        <w:t xml:space="preserve"> </w:t>
-      </w:r>
-      <w:r>
-        <w:rPr>
-          <w:lang w:val="en-US"/>
-        </w:rPr>
-        <w:t>Blocks IDE. The team used GitHub to keep a shared copy of the source code and track changes, Google Drive to share the documentation files, and Messenger for day-to-day communication and coordination of the work. These platforms were chosen because they are free, simple to use and allowed every member to always work on the latest version of the code and the report.</w:t>
+        <w:t>Messenger for day-to-day communication and coordination of the work. These platforms were chosen because they are free, simple to use and allowed every member to always work on the latest version of the code and the report.</w:t>
       </w:r>
     </w:p>
     <w:p>
@@ -17236,6 +17218,7 @@
   <w:style w:type="character" w:default="1" w:styleId="DefaultParagraphFont">
     <w:name w:val="Default Paragraph Font"/>
     <w:uiPriority w:val="1"/>
+    <w:semiHidden/>
     <w:unhideWhenUsed/>
   </w:style>
   <w:style w:type="table" w:default="1" w:styleId="TableNormal">
@@ -18920,6 +18903,7 @@
     <w:rsidRoot w:val="001B1BB0"/>
     <w:rsid w:val="000F3C26"/>
     <w:rsid w:val="001300FF"/>
+    <w:rsid w:val="00163853"/>
     <w:rsid w:val="001B1BB0"/>
     <w:rsid w:val="001E1CC9"/>
     <w:rsid w:val="001F40DB"/>
@@ -18928,6 +18912,7 @@
     <w:rsid w:val="0035202E"/>
     <w:rsid w:val="0035752E"/>
     <w:rsid w:val="0042280A"/>
+    <w:rsid w:val="004E5472"/>
     <w:rsid w:val="005047B6"/>
     <w:rsid w:val="00570076"/>
     <w:rsid w:val="00586AAF"/>
@@ -19731,15 +19716,6 @@
 </file>
 
 <file path=customXml/item1.xml><?xml version="1.0" encoding="utf-8"?>
-<?mso-contentType ?>
-<FormTemplates xmlns="http://schemas.microsoft.com/sharepoint/v3/contenttype/forms">
-  <Display>DocumentLibraryForm</Display>
-  <Edit>DocumentLibraryForm</Edit>
-  <New>DocumentLibraryForm</New>
-</FormTemplates>
-</file>
-
-<file path=customXml/item2.xml><?xml version="1.0" encoding="utf-8"?>
 <ct:contentTypeSchema xmlns:ct="http://schemas.microsoft.com/office/2006/metadata/contentType" xmlns:ma="http://schemas.microsoft.com/office/2006/metadata/properties/metaAttributes" ct:_="" ma:_="" ma:contentTypeName="Document" ma:contentTypeID="0x01010021A59588BC0053418FC88F40861DA871" ma:contentTypeVersion="10" ma:contentTypeDescription="Create a new document." ma:contentTypeScope="" ma:versionID="3673c1cf7550c71788a22a838bb0d9c0">
   <xsd:schema xmlns:xsd="http://www.w3.org/2001/XMLSchema" xmlns:xs="http://www.w3.org/2001/XMLSchema" xmlns:p="http://schemas.microsoft.com/office/2006/metadata/properties" xmlns:ns2="22f4eba5-1bf1-421f-a001-fd7acca9760c" targetNamespace="http://schemas.microsoft.com/office/2006/metadata/properties" ma:root="true" ma:fieldsID="ac330b6bfa0f539d41f40e8181b11b47" ns2:_="">
     <xsd:import namespace="22f4eba5-1bf1-421f-a001-fd7acca9760c"/>
@@ -19923,7 +19899,22 @@
 </ct:contentTypeSchema>
 </file>
 
+<file path=customXml/item2.xml><?xml version="1.0" encoding="utf-8"?>
+<?mso-contentType ?>
+<FormTemplates xmlns="http://schemas.microsoft.com/sharepoint/v3/contenttype/forms">
+  <Display>DocumentLibraryForm</Display>
+  <Edit>DocumentLibraryForm</Edit>
+  <New>DocumentLibraryForm</New>
+</FormTemplates>
+</file>
+
 <file path=customXml/item3.xml><?xml version="1.0" encoding="utf-8"?>
+<p:properties xmlns:p="http://schemas.microsoft.com/office/2006/metadata/properties" xmlns:xsi="http://www.w3.org/2001/XMLSchema-instance" xmlns:pc="http://schemas.microsoft.com/office/infopath/2007/PartnerControls">
+  <documentManagement/>
+</p:properties>
+</file>
+
+<file path=customXml/item4.xml><?xml version="1.0" encoding="utf-8"?>
 <b:Sources xmlns:b="http://schemas.openxmlformats.org/officeDocument/2006/bibliography" xmlns="http://schemas.openxmlformats.org/officeDocument/2006/bibliography" SelectedStyle="\APASixthEditionOfficeOnline.xsl" StyleName="APA" Version="6">
   <b:Source>
     <b:Tag>Lau</b:Tag>
@@ -19945,21 +19936,7 @@
 </b:Sources>
 </file>
 
-<file path=customXml/item4.xml><?xml version="1.0" encoding="utf-8"?>
-<p:properties xmlns:p="http://schemas.microsoft.com/office/2006/metadata/properties" xmlns:xsi="http://www.w3.org/2001/XMLSchema-instance" xmlns:pc="http://schemas.microsoft.com/office/infopath/2007/PartnerControls">
-  <documentManagement/>
-</p:properties>
-</file>
-
 <file path=customXml/itemProps1.xml><?xml version="1.0" encoding="utf-8"?>
-<ds:datastoreItem xmlns:ds="http://schemas.openxmlformats.org/officeDocument/2006/customXml" ds:itemID="{56C44748-5791-4773-80AF-F953C3055353}">
-  <ds:schemaRefs>
-    <ds:schemaRef ds:uri="http://schemas.microsoft.com/sharepoint/v3/contenttype/forms"/>
-  </ds:schemaRefs>
-</ds:datastoreItem>
-</file>
-
-<file path=customXml/itemProps2.xml><?xml version="1.0" encoding="utf-8"?>
 <ds:datastoreItem xmlns:ds="http://schemas.openxmlformats.org/officeDocument/2006/customXml" ds:itemID="{65E5B5D4-677A-455F-8552-96943537CE77}">
   <ds:schemaRefs>
     <ds:schemaRef ds:uri="http://schemas.microsoft.com/office/2006/metadata/contentType"/>
@@ -19977,19 +19954,27 @@
 </ds:datastoreItem>
 </file>
 
-<file path=customXml/itemProps3.xml><?xml version="1.0" encoding="utf-8"?>
-<ds:datastoreItem xmlns:ds="http://schemas.openxmlformats.org/officeDocument/2006/customXml" ds:itemID="{9484C916-3609-422F-B63F-7FC61775B3A3}">
+<file path=customXml/itemProps2.xml><?xml version="1.0" encoding="utf-8"?>
+<ds:datastoreItem xmlns:ds="http://schemas.openxmlformats.org/officeDocument/2006/customXml" ds:itemID="{56C44748-5791-4773-80AF-F953C3055353}">
   <ds:schemaRefs>
-    <ds:schemaRef ds:uri="http://schemas.openxmlformats.org/officeDocument/2006/bibliography"/>
+    <ds:schemaRef ds:uri="http://schemas.microsoft.com/sharepoint/v3/contenttype/forms"/>
   </ds:schemaRefs>
 </ds:datastoreItem>
 </file>
 
-<file path=customXml/itemProps4.xml><?xml version="1.0" encoding="utf-8"?>
+<file path=customXml/itemProps3.xml><?xml version="1.0" encoding="utf-8"?>
 <ds:datastoreItem xmlns:ds="http://schemas.openxmlformats.org/officeDocument/2006/customXml" ds:itemID="{279A32A1-94B8-4C38-AF26-42DBFF0B0D86}">
   <ds:schemaRefs>
     <ds:schemaRef ds:uri="http://schemas.microsoft.com/office/2006/metadata/properties"/>
     <ds:schemaRef ds:uri="http://schemas.microsoft.com/office/infopath/2007/PartnerControls"/>
   </ds:schemaRefs>
 </ds:datastoreItem>
+</file>
+
+<file path=customXml/itemProps4.xml><?xml version="1.0" encoding="utf-8"?>
+<ds:datastoreItem xmlns:ds="http://schemas.openxmlformats.org/officeDocument/2006/customXml" ds:itemID="{9484C916-3609-422F-B63F-7FC61775B3A3}">
+  <ds:schemaRefs>
+    <ds:schemaRef ds:uri="http://schemas.openxmlformats.org/officeDocument/2006/bibliography"/>
+  </ds:schemaRefs>
+</ds:datastoreItem>
 </file>
--- a/documentation.docx
+++ b/documentation.docx
@@ -99,6 +99,7 @@
           <w:szCs w:val="28"/>
         </w:rPr>
       </w:pPr>
+      <w:proofErr w:type="spellStart"/>
       <w:r>
         <w:rPr>
           <w:rFonts w:cs="Times New Roman"/>
@@ -107,7 +108,18 @@
           <w:sz w:val="28"/>
           <w:szCs w:val="28"/>
         </w:rPr>
-        <w:t>Simalchaur, Pokhara</w:t>
+        <w:t>Simalchaur</w:t>
+      </w:r>
+      <w:proofErr w:type="spellEnd"/>
+      <w:r>
+        <w:rPr>
+          <w:rFonts w:cs="Times New Roman"/>
+          <w:b/>
+          <w:bCs/>
+          <w:sz w:val="28"/>
+          <w:szCs w:val="28"/>
+        </w:rPr>
+        <w:t>, Pokhara</w:t>
       </w:r>
       <w:r>
         <w:rPr>
@@ -357,7 +369,7 @@
           </mc:Choice>
           <mc:Fallback>
             <w:pict>
-              <v:group w14:anchorId="6FAF8FDB" id="Group 5" o:spid="_x0000_s1026" style="width:68.5pt;height:110pt;mso-position-horizontal-relative:char;mso-position-vertical-relative:line" coordsize="6762,16097" o:gfxdata="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">
+              <v:group w14:anchorId="78679CF6" id="Group 5" o:spid="_x0000_s1026" style="width:68.5pt;height:110pt;mso-position-horizontal-relative:char;mso-position-vertical-relative:line" coordsize="6762,16097" o:gfxdata="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">
                 <v:line id="Straight Connector 2" o:spid="_x0000_s1027" style="position:absolute;visibility:visible;mso-wrap-style:square" from="3333,0" to="3333,16097" o:connectortype="straight" o:gfxdata="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" strokecolor="black [3200]" strokeweight="2.5pt">
                   <v:stroke joinstyle="miter"/>
                 </v:line>
@@ -638,11 +650,19 @@
                     <w:rFonts w:cs="Times New Roman"/>
                   </w:rPr>
                 </w:pPr>
+                <w:proofErr w:type="spellStart"/>
                 <w:r>
                   <w:rPr>
                     <w:rFonts w:cs="Times New Roman"/>
                   </w:rPr>
-                  <w:t>Khagaraj Poudel</w:t>
+                  <w:t>Khagaraj</w:t>
+                </w:r>
+                <w:proofErr w:type="spellEnd"/>
+                <w:r>
+                  <w:rPr>
+                    <w:rFonts w:cs="Times New Roman"/>
+                  </w:rPr>
+                  <w:t xml:space="preserve"> Poudel</w:t>
                 </w:r>
               </w:p>
             </w:tc>
@@ -1245,8 +1265,13 @@
         <w:spacing w:before="120" w:after="0" w:line="360" w:lineRule="auto"/>
         <w:jc w:val="both"/>
       </w:pPr>
-      <w:r>
-        <w:t xml:space="preserve">Khagaraj Poudel </w:t>
+      <w:proofErr w:type="spellStart"/>
+      <w:r>
+        <w:t>Khagaraj</w:t>
+      </w:r>
+      <w:proofErr w:type="spellEnd"/>
+      <w:r>
+        <w:t xml:space="preserve"> Poudel </w:t>
       </w:r>
     </w:p>
     <w:p>
@@ -1470,12 +1495,21 @@
           <w:szCs w:val="24"/>
         </w:rPr>
       </w:pPr>
+      <w:proofErr w:type="gramStart"/>
       <w:r>
         <w:rPr>
           <w:rFonts w:cs="Times New Roman"/>
           <w:szCs w:val="24"/>
         </w:rPr>
-        <w:t>Date:____ / ____ / ________</w:t>
+        <w:t>Date:_</w:t>
+      </w:r>
+      <w:proofErr w:type="gramEnd"/>
+      <w:r>
+        <w:rPr>
+          <w:rFonts w:cs="Times New Roman"/>
+          <w:szCs w:val="24"/>
+        </w:rPr>
+        <w:t>___ / ____ / ________</w:t>
       </w:r>
     </w:p>
     <w:p>
@@ -1559,6 +1593,7 @@
         </w:rPr>
         <w:t xml:space="preserve">” is done under my supervision by </w:t>
       </w:r>
+      <w:proofErr w:type="spellStart"/>
       <w:r>
         <w:rPr>
           <w:rFonts w:cs="Times New Roman"/>
@@ -1573,15 +1608,16 @@
           <w:b/>
           <w:szCs w:val="24"/>
         </w:rPr>
-        <w:t xml:space="preserve">hagaraj </w:t>
-      </w:r>
+        <w:t>hagaraj</w:t>
+      </w:r>
+      <w:proofErr w:type="spellEnd"/>
       <w:r>
         <w:rPr>
           <w:rFonts w:cs="Times New Roman"/>
           <w:b/>
           <w:szCs w:val="24"/>
         </w:rPr>
-        <w:t>P</w:t>
+        <w:t xml:space="preserve"> </w:t>
       </w:r>
       <w:r>
         <w:rPr>
@@ -1589,7 +1625,7 @@
           <w:b/>
           <w:szCs w:val="24"/>
         </w:rPr>
-        <w:t>oudel</w:t>
+        <w:t>P</w:t>
       </w:r>
       <w:r>
         <w:rPr>
@@ -1597,7 +1633,7 @@
           <w:b/>
           <w:szCs w:val="24"/>
         </w:rPr>
-        <w:t xml:space="preserve">, Anish Giri </w:t>
+        <w:t>oudel</w:t>
       </w:r>
       <w:r>
         <w:rPr>
@@ -1605,7 +1641,7 @@
           <w:b/>
           <w:szCs w:val="24"/>
         </w:rPr>
-        <w:t>and</w:t>
+        <w:t xml:space="preserve">, Anish Giri </w:t>
       </w:r>
       <w:r>
         <w:rPr>
@@ -1613,7 +1649,7 @@
           <w:b/>
           <w:szCs w:val="24"/>
         </w:rPr>
-        <w:t xml:space="preserve"> </w:t>
+        <w:t>and</w:t>
       </w:r>
       <w:r>
         <w:rPr>
@@ -1621,42 +1657,7 @@
           <w:b/>
           <w:szCs w:val="24"/>
         </w:rPr>
-        <w:t>Ankit Sharma</w:t>
-      </w:r>
-      <w:r>
-        <w:rPr>
-          <w:rFonts w:cs="Times New Roman"/>
-          <w:szCs w:val="24"/>
-        </w:rPr>
-        <w:t xml:space="preserve"> during their </w:t>
-      </w:r>
-      <w:r>
-        <w:rPr>
-          <w:rFonts w:cs="Times New Roman"/>
-          <w:szCs w:val="24"/>
-        </w:rPr>
-        <w:t xml:space="preserve">second </w:t>
-      </w:r>
-      <w:r>
-        <w:rPr>
-          <w:rFonts w:cs="Times New Roman"/>
-          <w:szCs w:val="24"/>
-        </w:rPr>
-        <w:t xml:space="preserve">Semester in partial </w:t>
-      </w:r>
-      <w:r>
-        <w:rPr>
-          <w:rFonts w:cs="Times New Roman"/>
-          <w:szCs w:val="24"/>
-        </w:rPr>
-        <w:t>fulfilment</w:t>
-      </w:r>
-      <w:r>
-        <w:rPr>
-          <w:rFonts w:cs="Times New Roman"/>
-          <w:szCs w:val="24"/>
-        </w:rPr>
-        <w:t xml:space="preserve"> of the requirements for the degree of </w:t>
+        <w:t xml:space="preserve"> </w:t>
       </w:r>
       <w:r>
         <w:rPr>
@@ -1664,14 +1665,42 @@
           <w:b/>
           <w:szCs w:val="24"/>
         </w:rPr>
-        <w:t>BCA</w:t>
+        <w:t>Ankit Sharma</w:t>
       </w:r>
       <w:r>
         <w:rPr>
           <w:rFonts w:cs="Times New Roman"/>
           <w:szCs w:val="24"/>
         </w:rPr>
-        <w:t xml:space="preserve"> under </w:t>
+        <w:t xml:space="preserve"> during their </w:t>
+      </w:r>
+      <w:r>
+        <w:rPr>
+          <w:rFonts w:cs="Times New Roman"/>
+          <w:szCs w:val="24"/>
+        </w:rPr>
+        <w:t xml:space="preserve">second </w:t>
+      </w:r>
+      <w:r>
+        <w:rPr>
+          <w:rFonts w:cs="Times New Roman"/>
+          <w:szCs w:val="24"/>
+        </w:rPr>
+        <w:t xml:space="preserve">Semester in partial </w:t>
+      </w:r>
+      <w:r>
+        <w:rPr>
+          <w:rFonts w:cs="Times New Roman"/>
+          <w:szCs w:val="24"/>
+        </w:rPr>
+        <w:t>fulfilment</w:t>
+      </w:r>
+      <w:r>
+        <w:rPr>
+          <w:rFonts w:cs="Times New Roman"/>
+          <w:szCs w:val="24"/>
+        </w:rPr>
+        <w:t xml:space="preserve"> of the requirements for the degree of </w:t>
       </w:r>
       <w:r>
         <w:rPr>
@@ -1679,59 +1708,74 @@
           <w:b/>
           <w:szCs w:val="24"/>
         </w:rPr>
-        <w:t>Pokhara University</w:t>
+        <w:t>BCA</w:t>
       </w:r>
       <w:r>
         <w:rPr>
           <w:rFonts w:cs="Times New Roman"/>
           <w:szCs w:val="24"/>
         </w:rPr>
-        <w:t xml:space="preserve"> is completed to my satisfaction and be processed for final evaluation.</w:t>
-      </w:r>
-    </w:p>
-    <w:p>
-      <w:pPr>
-        <w:spacing w:after="0" w:line="360" w:lineRule="auto"/>
-        <w:jc w:val="both"/>
-        <w:rPr>
-          <w:rFonts w:cs="Times New Roman"/>
-          <w:szCs w:val="24"/>
-        </w:rPr>
-      </w:pPr>
-    </w:p>
-    <w:p>
-      <w:pPr>
-        <w:spacing w:after="0" w:line="360" w:lineRule="auto"/>
-        <w:jc w:val="both"/>
-        <w:rPr>
-          <w:rFonts w:cs="Times New Roman"/>
-          <w:szCs w:val="24"/>
-        </w:rPr>
-      </w:pPr>
-      <w:r>
-        <w:rPr>
-          <w:rFonts w:cs="Times New Roman"/>
-          <w:szCs w:val="24"/>
-        </w:rPr>
-        <w:t>____________________________</w:t>
-      </w:r>
-    </w:p>
-    <w:p>
-      <w:pPr>
-        <w:spacing w:after="0" w:line="360" w:lineRule="auto"/>
-        <w:jc w:val="both"/>
+        <w:t xml:space="preserve"> under </w:t>
+      </w:r>
+      <w:r>
         <w:rPr>
           <w:rFonts w:cs="Times New Roman"/>
           <w:b/>
           <w:szCs w:val="24"/>
         </w:rPr>
-      </w:pPr>
-      <w:r>
+        <w:t>Pokhara University</w:t>
+      </w:r>
+      <w:r>
+        <w:rPr>
+          <w:rFonts w:cs="Times New Roman"/>
+          <w:szCs w:val="24"/>
+        </w:rPr>
+        <w:t xml:space="preserve"> is completed to my satisfaction and be processed for final evaluation.</w:t>
+      </w:r>
+    </w:p>
+    <w:p>
+      <w:pPr>
+        <w:spacing w:after="0" w:line="360" w:lineRule="auto"/>
+        <w:jc w:val="both"/>
+        <w:rPr>
+          <w:rFonts w:cs="Times New Roman"/>
+          <w:szCs w:val="24"/>
+        </w:rPr>
+      </w:pPr>
+    </w:p>
+    <w:p>
+      <w:pPr>
+        <w:spacing w:after="0" w:line="360" w:lineRule="auto"/>
+        <w:jc w:val="both"/>
+        <w:rPr>
+          <w:rFonts w:cs="Times New Roman"/>
+          <w:szCs w:val="24"/>
+        </w:rPr>
+      </w:pPr>
+      <w:r>
+        <w:rPr>
+          <w:rFonts w:cs="Times New Roman"/>
+          <w:szCs w:val="24"/>
+        </w:rPr>
+        <w:t>____________________________</w:t>
+      </w:r>
+    </w:p>
+    <w:p>
+      <w:pPr>
+        <w:spacing w:after="0" w:line="360" w:lineRule="auto"/>
+        <w:jc w:val="both"/>
         <w:rPr>
           <w:rFonts w:cs="Times New Roman"/>
           <w:b/>
           <w:szCs w:val="24"/>
         </w:rPr>
+      </w:pPr>
+      <w:r>
+        <w:rPr>
+          <w:rFonts w:cs="Times New Roman"/>
+          <w:b/>
+          <w:szCs w:val="24"/>
+        </w:rPr>
         <w:t>Name of the Supervisor</w:t>
       </w:r>
     </w:p>
@@ -1744,12 +1788,21 @@
           <w:szCs w:val="24"/>
         </w:rPr>
       </w:pPr>
+      <w:proofErr w:type="gramStart"/>
       <w:r>
         <w:rPr>
           <w:rFonts w:cs="Times New Roman"/>
           <w:szCs w:val="24"/>
         </w:rPr>
-        <w:t>Date:____ / ____ / ________</w:t>
+        <w:t>Date:_</w:t>
+      </w:r>
+      <w:proofErr w:type="gramEnd"/>
+      <w:r>
+        <w:rPr>
+          <w:rFonts w:cs="Times New Roman"/>
+          <w:szCs w:val="24"/>
+        </w:rPr>
+        <w:t>___ / ____ / ________</w:t>
       </w:r>
     </w:p>
     <w:p>
@@ -2083,12 +2136,21 @@
                 <w:szCs w:val="24"/>
               </w:rPr>
             </w:pPr>
+            <w:proofErr w:type="gramStart"/>
             <w:r>
               <w:rPr>
                 <w:rFonts w:cs="Times New Roman"/>
                 <w:szCs w:val="24"/>
               </w:rPr>
-              <w:t>Date:____ / ____ / ________</w:t>
+              <w:t>Date:_</w:t>
+            </w:r>
+            <w:proofErr w:type="gramEnd"/>
+            <w:r>
+              <w:rPr>
+                <w:rFonts w:cs="Times New Roman"/>
+                <w:szCs w:val="24"/>
+              </w:rPr>
+              <w:t>___ / ____ / ________</w:t>
             </w:r>
           </w:p>
           <w:p>
@@ -6566,11 +6628,19 @@
                 <w:color w:val="000000" w:themeColor="text1"/>
               </w:rPr>
             </w:pPr>
+            <w:proofErr w:type="spellStart"/>
             <w:r>
               <w:rPr>
                 <w:color w:val="000000" w:themeColor="text1"/>
               </w:rPr>
-              <w:t>Khagaraj looked after this feature.</w:t>
+              <w:t>Khagaraj</w:t>
+            </w:r>
+            <w:proofErr w:type="spellEnd"/>
+            <w:r>
+              <w:rPr>
+                <w:color w:val="000000" w:themeColor="text1"/>
+              </w:rPr>
+              <w:t xml:space="preserve"> looked after this feature.</w:t>
             </w:r>
           </w:p>
         </w:tc>
@@ -7196,7 +7266,35 @@
               <w:rPr>
                 <w:color w:val="000000" w:themeColor="text1"/>
               </w:rPr>
-              <w:t>File storage (saveData / loadData)</w:t>
+              <w:t>File storage (</w:t>
+            </w:r>
+            <w:proofErr w:type="spellStart"/>
+            <w:r>
+              <w:rPr>
+                <w:color w:val="000000" w:themeColor="text1"/>
+              </w:rPr>
+              <w:t>saveData</w:t>
+            </w:r>
+            <w:proofErr w:type="spellEnd"/>
+            <w:r>
+              <w:rPr>
+                <w:color w:val="000000" w:themeColor="text1"/>
+              </w:rPr>
+              <w:t xml:space="preserve"> / </w:t>
+            </w:r>
+            <w:proofErr w:type="spellStart"/>
+            <w:r>
+              <w:rPr>
+                <w:color w:val="000000" w:themeColor="text1"/>
+              </w:rPr>
+              <w:t>loadData</w:t>
+            </w:r>
+            <w:proofErr w:type="spellEnd"/>
+            <w:r>
+              <w:rPr>
+                <w:color w:val="000000" w:themeColor="text1"/>
+              </w:rPr>
+              <w:t>)</w:t>
             </w:r>
           </w:p>
         </w:tc>
@@ -7396,8 +7494,8 @@
           <w:noProof/>
         </w:rPr>
         <w:drawing>
-          <wp:inline distT="0" distB="0" distL="0" distR="0" wp14:anchorId="1D2B9573" wp14:editId="306EB4AC">
-            <wp:extent cx="5274310" cy="2292985"/>
+          <wp:inline distT="0" distB="0" distL="0" distR="0" wp14:anchorId="1D2B9573" wp14:editId="4AF86628">
+            <wp:extent cx="5807710" cy="2292985"/>
             <wp:effectExtent l="0" t="0" r="2540" b="12065"/>
             <wp:docPr id="13336032" name="Chart 1">
               <a:extLst xmlns:a="http://schemas.openxmlformats.org/drawingml/2006/main">
@@ -8086,11 +8184,19 @@
             <w:pPr>
               <w:spacing w:before="40" w:after="40" w:line="276" w:lineRule="auto"/>
             </w:pPr>
+            <w:proofErr w:type="spellStart"/>
             <w:r>
               <w:rPr>
                 <w:sz w:val="22"/>
               </w:rPr>
-              <w:t>Khagaraj Poudel</w:t>
+              <w:t>Khagaraj</w:t>
+            </w:r>
+            <w:proofErr w:type="spellEnd"/>
+            <w:r>
+              <w:rPr>
+                <w:sz w:val="22"/>
+              </w:rPr>
+              <w:t xml:space="preserve"> Poudel</w:t>
             </w:r>
           </w:p>
         </w:tc>
@@ -8114,7 +8220,35 @@
               <w:rPr>
                 <w:sz w:val="22"/>
               </w:rPr>
-              <w:t>Documentation and coding: sign up, login and file handling (saveData, loadData).</w:t>
+              <w:t>Documentation and coding: sign up, login and file handling (</w:t>
+            </w:r>
+            <w:proofErr w:type="spellStart"/>
+            <w:r>
+              <w:rPr>
+                <w:sz w:val="22"/>
+              </w:rPr>
+              <w:t>saveData</w:t>
+            </w:r>
+            <w:proofErr w:type="spellEnd"/>
+            <w:r>
+              <w:rPr>
+                <w:sz w:val="22"/>
+              </w:rPr>
+              <w:t xml:space="preserve">, </w:t>
+            </w:r>
+            <w:proofErr w:type="spellStart"/>
+            <w:r>
+              <w:rPr>
+                <w:sz w:val="22"/>
+              </w:rPr>
+              <w:t>loadData</w:t>
+            </w:r>
+            <w:proofErr w:type="spellEnd"/>
+            <w:r>
+              <w:rPr>
+                <w:sz w:val="22"/>
+              </w:rPr>
+              <w:t>).</w:t>
             </w:r>
           </w:p>
         </w:tc>
@@ -8505,7 +8639,21 @@
         <w:rPr>
           <w:lang w:val="en-US"/>
         </w:rPr>
-        <w:t>Test Environment Setup – the compiled program and a sample bankdata.txt file were prepared.</w:t>
+        <w:t xml:space="preserve">Test Environment Setup – the compiled program and a sample bankdata.txt file </w:t>
+      </w:r>
+      <w:proofErr w:type="gramStart"/>
+      <w:r>
+        <w:rPr>
+          <w:lang w:val="en-US"/>
+        </w:rPr>
+        <w:t>were</w:t>
+      </w:r>
+      <w:proofErr w:type="gramEnd"/>
+      <w:r>
+        <w:rPr>
+          <w:lang w:val="en-US"/>
+        </w:rPr>
+        <w:t xml:space="preserve"> prepared.</w:t>
       </w:r>
     </w:p>
     <w:p>
@@ -9393,7 +9541,21 @@
               <w:rPr>
                 <w:sz w:val="22"/>
               </w:rPr>
-              <w:t>Balance increases and the deposit appears in history.</w:t>
+              <w:t xml:space="preserve">Balance increases and the deposit </w:t>
+            </w:r>
+            <w:proofErr w:type="gramStart"/>
+            <w:r>
+              <w:rPr>
+                <w:sz w:val="22"/>
+              </w:rPr>
+              <w:t>appears</w:t>
+            </w:r>
+            <w:proofErr w:type="gramEnd"/>
+            <w:r>
+              <w:rPr>
+                <w:sz w:val="22"/>
+              </w:rPr>
+              <w:t xml:space="preserve"> in history.</w:t>
             </w:r>
           </w:p>
         </w:tc>
@@ -11405,7 +11567,23 @@
           <w:rFonts w:eastAsia="Times New Roman" w:cs="Times New Roman"/>
           <w:szCs w:val="24"/>
         </w:rPr>
-        <w:t>The project fulfilled all of its objectives and, equally importantly, gave the team practical experience of the complete software development process  from requirement analysis and design through coding, testing and documentation.</w:t>
+        <w:t xml:space="preserve">The project fulfilled all of its objectives and, equally importantly, gave the team practical experience of the complete software development </w:t>
+      </w:r>
+      <w:proofErr w:type="gramStart"/>
+      <w:r>
+        <w:rPr>
+          <w:rFonts w:eastAsia="Times New Roman" w:cs="Times New Roman"/>
+          <w:szCs w:val="24"/>
+        </w:rPr>
+        <w:t>process  from</w:t>
+      </w:r>
+      <w:proofErr w:type="gramEnd"/>
+      <w:r>
+        <w:rPr>
+          <w:rFonts w:eastAsia="Times New Roman" w:cs="Times New Roman"/>
+          <w:szCs w:val="24"/>
+        </w:rPr>
+        <w:t xml:space="preserve"> requirement analysis and design through coding, testing and documentation.</w:t>
       </w:r>
     </w:p>
     <w:p>
@@ -18912,7 +19090,6 @@
     <w:rsid w:val="0035202E"/>
     <w:rsid w:val="0035752E"/>
     <w:rsid w:val="0042280A"/>
-    <w:rsid w:val="004E5472"/>
     <w:rsid w:val="005047B6"/>
     <w:rsid w:val="00570076"/>
     <w:rsid w:val="00586AAF"/>
@@ -18944,6 +19121,7 @@
     <w:rsid w:val="00F1248B"/>
     <w:rsid w:val="00F530A9"/>
     <w:rsid w:val="00F97161"/>
+    <w:rsid w:val="00FF198C"/>
     <w:rsid w:val="00FF73DC"/>
   </w:rsids>
   <m:mathPr>

--- a/documentation.docx
+++ b/documentation.docx
@@ -1,6 +1,6 @@
 
 <file path=word/document.xml><?xml version="1.0" encoding="utf-8"?>
-<w:document xmlns:wpc="http://schemas.microsoft.com/office/word/2010/wordprocessingCanvas" xmlns:cx="http://schemas.microsoft.com/office/drawing/2014/chartex" xmlns:cx1="http://schemas.microsoft.com/office/drawing/2015/9/8/chartex" xmlns:cx2="http://schemas.microsoft.com/office/drawing/2015/10/21/chartex" xmlns:cx3="http://schemas.microsoft.com/office/drawing/2016/5/9/chartex" xmlns:cx4="http://schemas.microsoft.com/office/drawing/2016/5/10/chartex" xmlns:cx5="http://schemas.microsoft.com/office/drawing/2016/5/11/chartex" xmlns:cx6="http://schemas.microsoft.com/office/drawing/2016/5/12/chartex" xmlns:cx7="http://schemas.microsoft.com/office/drawing/2016/5/13/chartex" xmlns:cx8="http://schemas.microsoft.com/office/drawing/2016/5/14/chartex" xmlns:mc="http://schemas.openxmlformats.org/markup-compatibility/2006" xmlns:aink="http://schemas.microsoft.com/office/drawing/2016/ink" xmlns:am3d="http://schemas.microsoft.com/office/drawing/2017/model3d" xmlns:o="urn:schemas-microsoft-com:office:office" xmlns:oel="http://schemas.microsoft.com/office/2019/extlst" xmlns:r="http://schemas.openxmlformats.org/officeDocument/2006/relationships" xmlns:m="http://schemas.openxmlformats.org/officeDocument/2006/math" xmlns:v="urn:schemas-microsoft-com:vml" xmlns:wp14="http://schemas.microsoft.com/office/word/2010/wordprocessingDrawing" xmlns:wp="http://schemas.openxmlformats.org/drawingml/2006/wordprocessingDrawing" xmlns:w10="urn:schemas-microsoft-com:office:word" xmlns:w="http://schemas.openxmlformats.org/wordprocessingml/2006/main" xmlns:w14="http://schemas.microsoft.com/office/word/2010/wordml" xmlns:w15="http://schemas.microsoft.com/office/word/2012/wordml" xmlns:w16cex="http://schemas.microsoft.com/office/word/2018/wordml/cex" xmlns:w16cid="http://schemas.microsoft.com/office/word/2016/wordml/cid" xmlns:w16="http://schemas.microsoft.com/office/word/2018/wordml" xmlns:w16du="http://schemas.microsoft.com/office/word/2023/wordml/word16du" xmlns:w16sdtdh="http://schemas.microsoft.com/office/word/2020/wordml/sdtdatahash" xmlns:w16sdtfl="http://schemas.microsoft.com/office/word/2024/wordml/sdtformatlock" xmlns:w16se="http://schemas.microsoft.com/office/word/2015/wordml/symex" xmlns:wpg="http://schemas.microsoft.com/office/word/2010/wordprocessingGroup" xmlns:wpi="http://schemas.microsoft.com/office/word/2010/wordprocessingInk" xmlns:wne="http://schemas.microsoft.com/office/word/2006/wordml" xmlns:wps="http://schemas.microsoft.com/office/word/2010/wordprocessingShape" mc:Ignorable="w14 w15 w16se w16cid w16 w16cex w16sdtdh w16sdtfl w16du wp14">
+<w:document xmlns:wpc="http://schemas.microsoft.com/office/word/2010/wordprocessingCanvas" xmlns:cx="http://schemas.microsoft.com/office/drawing/2014/chartex" xmlns:cx1="http://schemas.microsoft.com/office/drawing/2015/9/8/chartex" xmlns:cx2="http://schemas.microsoft.com/office/drawing/2015/10/21/chartex" xmlns:cx3="http://schemas.microsoft.com/office/drawing/2016/5/9/chartex" xmlns:cx4="http://schemas.microsoft.com/office/drawing/2016/5/10/chartex" xmlns:cx5="http://schemas.microsoft.com/office/drawing/2016/5/11/chartex" xmlns:cx6="http://schemas.microsoft.com/office/drawing/2016/5/12/chartex" xmlns:cx7="http://schemas.microsoft.com/office/drawing/2016/5/13/chartex" xmlns:cx8="http://schemas.microsoft.com/office/drawing/2016/5/14/chartex" xmlns:mc="http://schemas.openxmlformats.org/markup-compatibility/2006" xmlns:aink="http://schemas.microsoft.com/office/drawing/2016/ink" xmlns:am3d="http://schemas.microsoft.com/office/drawing/2017/model3d" xmlns:o="urn:schemas-microsoft-com:office:office" xmlns:r="http://schemas.openxmlformats.org/officeDocument/2006/relationships" xmlns:m="http://schemas.openxmlformats.org/officeDocument/2006/math" xmlns:v="urn:schemas-microsoft-com:vml" xmlns:wp14="http://schemas.microsoft.com/office/word/2010/wordprocessingDrawing" xmlns:wp="http://schemas.openxmlformats.org/drawingml/2006/wordprocessingDrawing" xmlns:w10="urn:schemas-microsoft-com:office:word" xmlns:w="http://schemas.openxmlformats.org/wordprocessingml/2006/main" xmlns:w14="http://schemas.microsoft.com/office/word/2010/wordml" xmlns:w15="http://schemas.microsoft.com/office/word/2012/wordml" xmlns:w16cid="http://schemas.microsoft.com/office/word/2016/wordml/cid" xmlns:w16se="http://schemas.microsoft.com/office/word/2015/wordml/symex" xmlns:wpg="http://schemas.microsoft.com/office/word/2010/wordprocessingGroup" xmlns:wpi="http://schemas.microsoft.com/office/word/2010/wordprocessingInk" xmlns:wne="http://schemas.microsoft.com/office/word/2006/wordml" xmlns:wps="http://schemas.microsoft.com/office/word/2010/wordprocessingShape" mc:Ignorable="w14 w15 w16se w16cid wp14">
   <w:body>
     <w:p>
       <w:pPr>
@@ -154,7 +154,7 @@
         <w:rPr>
           <w:rFonts w:cs="Times New Roman"/>
         </w:rPr>
-        <w:t>A Project Proposal</w:t>
+        <w:t>Final Project</w:t>
       </w:r>
     </w:p>
     <w:p>
@@ -369,7 +369,7 @@
           </mc:Choice>
           <mc:Fallback>
             <w:pict>
-              <v:group w14:anchorId="78679CF6" id="Group 5" o:spid="_x0000_s1026" style="width:68.5pt;height:110pt;mso-position-horizontal-relative:char;mso-position-vertical-relative:line" coordsize="6762,16097" o:gfxdata="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">
+              <v:group w14:anchorId="46BC65C3" id="Group 5" o:spid="_x0000_s1026" style="width:68.5pt;height:110pt;mso-position-horizontal-relative:char;mso-position-vertical-relative:line" coordsize="6762,16097" o:gfxdata="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">
                 <v:line id="Straight Connector 2" o:spid="_x0000_s1027" style="position:absolute;visibility:visible;mso-wrap-style:square" from="3333,0" to="3333,16097" o:connectortype="straight" o:gfxdata="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" strokecolor="black [3200]" strokeweight="2.5pt">
                   <v:stroke joinstyle="miter"/>
                 </v:line>
@@ -1403,7 +1403,35 @@
           <w:rFonts w:cs="Times New Roman"/>
           <w:szCs w:val="24"/>
         </w:rPr>
-        <w:t>I (We) hereby declare that I (we) am (are) the only author(s) of this work and that no sources other than the listed here have been used in this work.</w:t>
+        <w:t>We</w:t>
+      </w:r>
+      <w:r>
+        <w:rPr>
+          <w:rFonts w:cs="Times New Roman"/>
+          <w:szCs w:val="24"/>
+        </w:rPr>
+        <w:t xml:space="preserve"> </w:t>
+      </w:r>
+      <w:r>
+        <w:rPr>
+          <w:rFonts w:cs="Times New Roman"/>
+          <w:szCs w:val="24"/>
+        </w:rPr>
+        <w:t>hereby</w:t>
+      </w:r>
+      <w:r>
+        <w:rPr>
+          <w:rFonts w:cs="Times New Roman"/>
+          <w:szCs w:val="24"/>
+        </w:rPr>
+        <w:t xml:space="preserve"> </w:t>
+      </w:r>
+      <w:r>
+        <w:rPr>
+          <w:rFonts w:cs="Times New Roman"/>
+          <w:szCs w:val="24"/>
+        </w:rPr>
+        <w:t>declare that we are the only authors of this work and that no sources other than the listed here have been used in this work.</w:t>
       </w:r>
     </w:p>
     <w:p>
@@ -1777,6 +1805,14 @@
           <w:szCs w:val="24"/>
         </w:rPr>
         <w:t>Name of the Supervisor</w:t>
+      </w:r>
+      <w:r>
+        <w:rPr>
+          <w:rFonts w:cs="Times New Roman"/>
+          <w:b/>
+          <w:szCs w:val="24"/>
+        </w:rPr>
+        <w:t>: ER Gurung</w:t>
       </w:r>
     </w:p>
     <w:p>
@@ -4570,7 +4606,7 @@
                 <w:lang w:val="en-US"/>
                 <w14:ligatures w14:val="standardContextual"/>
               </w:rPr>
-              <w:tab/>
+              <w:t xml:space="preserve"> </w:t>
             </w:r>
             <w:r>
               <w:rPr>
@@ -4661,7 +4697,7 @@
                 <w:lang w:val="en-US"/>
                 <w14:ligatures w14:val="standardContextual"/>
               </w:rPr>
-              <w:tab/>
+              <w:t xml:space="preserve"> </w:t>
             </w:r>
             <w:r>
               <w:rPr>
@@ -4827,6 +4863,7 @@
         <w:tabs>
           <w:tab w:val="right" w:leader="dot" w:pos="8296"/>
         </w:tabs>
+        <w:spacing w:line="360" w:lineRule="auto"/>
         <w:jc w:val="center"/>
         <w:rPr>
           <w:rFonts w:cs="Times New Roman"/>
@@ -4845,6 +4882,11 @@
         <w:lastRenderedPageBreak/>
         <w:t>LIST OF TABLES</w:t>
       </w:r>
+    </w:p>
+    <w:p>
+      <w:pPr>
+        <w:spacing w:line="360" w:lineRule="auto"/>
+      </w:pPr>
     </w:p>
     <w:p>
       <w:pPr>
@@ -5171,6 +5213,7 @@
     </w:p>
     <w:p>
       <w:pPr>
+        <w:spacing w:line="360" w:lineRule="auto"/>
         <w:rPr>
           <w:rFonts w:cs="Times New Roman"/>
           <w:b/>
@@ -5458,6 +5501,7 @@
     <w:p>
       <w:pPr>
         <w:pStyle w:val="Heading1"/>
+        <w:spacing w:line="360" w:lineRule="auto"/>
       </w:pPr>
       <w:bookmarkStart w:id="3" w:name="_Toc234473276"/>
       <w:bookmarkStart w:id="4" w:name="_Toc234481639"/>
@@ -5470,83 +5514,162 @@
     </w:p>
     <w:p>
       <w:pPr>
-        <w:pStyle w:val="isselectedend"/>
+        <w:pStyle w:val="font-claude-response-body"/>
         <w:spacing w:line="360" w:lineRule="auto"/>
-      </w:pPr>
-      <w:r>
-        <w:t>The Banking Management System is a computerized application that enables customers to perform banking activities such as account creation, deposits, withdrawals, fund transfers, and balance inquiries while securely maintaining customer records. The main objective of this project is to provide a convenient, efficient, and secure method for managing banking operations.</w:t>
-      </w:r>
-    </w:p>
-    <w:p>
-      <w:pPr>
-        <w:pStyle w:val="isselectedend"/>
+        <w:jc w:val="both"/>
+      </w:pPr>
+      <w:r>
+        <w:t xml:space="preserve">The </w:t>
+      </w:r>
+      <w:r>
+        <w:rPr>
+          <w:rStyle w:val="Strong"/>
+          <w:b w:val="0"/>
+        </w:rPr>
+        <w:t>Banking Management System</w:t>
+      </w:r>
+      <w:r>
+        <w:rPr>
+          <w:b/>
+        </w:rPr>
+        <w:t xml:space="preserve"> </w:t>
+      </w:r>
+      <w:r>
+        <w:t>is a computerized application designed to enable customers to perform essential banking activities such as account creation, deposits, withdrawals, fund transfers, and balance inquiries, all while securely maintaining customer records. In today's fast-paced world, banking has become an integral part of everyday life, and the demand for quick, reliable, and secure financial services has increased significantly. Keeping this in mind, the main objective of this project is to provide a convenient, efficient, and secure method for managing banking operations, reducing the dependency on manual processes and human intervention.</w:t>
+      </w:r>
+    </w:p>
+    <w:p>
+      <w:pPr>
+        <w:pStyle w:val="font-claude-response-body"/>
         <w:spacing w:line="360" w:lineRule="auto"/>
-      </w:pPr>
-      <w:r>
-        <w:t>The traditional banking system relies heavily on manual record-keeping, which often results in delays, data redundancy, security risks, and difficulties in managing customer information. Retrieving records and processing transactions can be time-consuming and less reliable. To overcome these limitations, we developed a computerized Banking Management System using C.</w:t>
-      </w:r>
-    </w:p>
-    <w:p>
-      <w:pPr>
-        <w:pStyle w:val="isselectedend"/>
+        <w:jc w:val="both"/>
+      </w:pPr>
+      <w:r>
+        <w:t>The traditional banking system relies heavily on manual record-keeping, which often results in delays, data redundancy, security risks, and difficulties in managing customer information. In a manual system, maintaining ledgers, registers, and paper-based records makes it difficult to update information in real time, increases the chances of human error, and makes it nearly impossible to ensure complete data security. Retrieving records and processing transactions can be time-consuming and less reliable, especially as the number of customers and transactions grows. Additionally, manual systems make it difficult to generate accurate reports, track transaction histories, and detect fraudulent activities in a timely manner.</w:t>
+      </w:r>
+    </w:p>
+    <w:p>
+      <w:pPr>
+        <w:pStyle w:val="font-claude-response-body"/>
         <w:spacing w:line="360" w:lineRule="auto"/>
-      </w:pPr>
-      <w:r>
-        <w:t>The project work was divided among team members, including documentation, system design, research, coding, and testing. During development, we faced several challenges related to customer data management, transaction processing, data accuracy, and system security. However, these challenges helped us improve the quality and functionality of the system.</w:t>
+        <w:jc w:val="both"/>
+      </w:pPr>
+      <w:r>
+        <w:t>To overcome these limitations, we developed a computerized Banking Management System using the C programming language. This system was designed to automate the core functions of banking, ensuring that customer information and transactions are handled in a structured, accurate, and secure manner. By using file handling and structured programming concepts in C, the system is able to store, retrieve, and update customer data efficiently without the drawbacks associated with paper-based methods.</w:t>
+      </w:r>
+    </w:p>
+    <w:p>
+      <w:pPr>
+        <w:pStyle w:val="font-claude-response-body"/>
+        <w:spacing w:line="360" w:lineRule="auto"/>
+        <w:jc w:val="both"/>
+      </w:pPr>
+      <w:r>
+        <w:t xml:space="preserve">The project work was divided among team members, including documentation, system design, research, coding, and testing, ensuring that each aspect of the project received proper attention and expertise. During development, we faced several challenges related to customer data management, transaction processing, data accuracy, and system security. Overcoming these challenges required careful planning, logical problem-solving, and continuous testing and debugging. However, these challenges ultimately helped us improve the quality, reliability, and </w:t>
+      </w:r>
+      <w:r>
+        <w:lastRenderedPageBreak/>
+        <w:t>functionality of the system, while also enhancing our understanding of software development practices.</w:t>
+      </w:r>
+    </w:p>
+    <w:p>
+      <w:pPr>
+        <w:pStyle w:val="font-claude-response-body"/>
+        <w:spacing w:line="360" w:lineRule="auto"/>
+        <w:jc w:val="both"/>
+      </w:pPr>
+      <w:r>
+        <w:t>The developed system reduces paperwork, improves data accuracy and security, speeds up transaction processing, and simplifies record management. It also minimizes the possibility of errors that commonly occur in manual systems and ensures that sensitive customer information remains protected. As a result, the Banking Management System enhances the overall efficiency of banking operations and provides better, faster, and more reliable services for both customers and bank employees, making it a valuable step towards modernizing the banking sector.</w:t>
       </w:r>
     </w:p>
     <w:p>
       <w:pPr>
         <w:pStyle w:val="NormalWeb"/>
+        <w:jc w:val="both"/>
+      </w:pPr>
+    </w:p>
+    <w:p>
+      <w:pPr>
+        <w:pStyle w:val="NormalWeb"/>
+        <w:jc w:val="both"/>
+      </w:pPr>
+    </w:p>
+    <w:p>
+      <w:pPr>
+        <w:pStyle w:val="NormalWeb"/>
+        <w:jc w:val="both"/>
+      </w:pPr>
+    </w:p>
+    <w:p>
+      <w:pPr>
+        <w:pStyle w:val="NormalWeb"/>
+      </w:pPr>
+    </w:p>
+    <w:p>
+      <w:pPr>
+        <w:pStyle w:val="NormalWeb"/>
+      </w:pPr>
+    </w:p>
+    <w:p>
+      <w:pPr>
+        <w:pStyle w:val="NormalWeb"/>
+      </w:pPr>
+    </w:p>
+    <w:p>
+      <w:pPr>
+        <w:pStyle w:val="NormalWeb"/>
+      </w:pPr>
+    </w:p>
+    <w:p>
+      <w:pPr>
+        <w:pStyle w:val="NormalWeb"/>
+      </w:pPr>
+    </w:p>
+    <w:p>
+      <w:pPr>
+        <w:pStyle w:val="NormalWeb"/>
+      </w:pPr>
+    </w:p>
+    <w:p>
+      <w:pPr>
+        <w:pStyle w:val="NormalWeb"/>
+      </w:pPr>
+    </w:p>
+    <w:p>
+      <w:pPr>
+        <w:pStyle w:val="NormalWeb"/>
+      </w:pPr>
+    </w:p>
+    <w:p>
+      <w:pPr>
+        <w:pStyle w:val="NormalWeb"/>
+      </w:pPr>
+    </w:p>
+    <w:p>
+      <w:pPr>
+        <w:pStyle w:val="NormalWeb"/>
+      </w:pPr>
+    </w:p>
+    <w:p>
+      <w:pPr>
+        <w:pStyle w:val="NormalWeb"/>
+      </w:pPr>
+    </w:p>
+    <w:p>
+      <w:pPr>
+        <w:pStyle w:val="NormalWeb"/>
+      </w:pPr>
+    </w:p>
+    <w:p>
+      <w:pPr>
+        <w:pStyle w:val="NormalWeb"/>
+      </w:pPr>
+    </w:p>
+    <w:p>
+      <w:pPr>
+        <w:pStyle w:val="Heading1"/>
         <w:spacing w:line="360" w:lineRule="auto"/>
-      </w:pPr>
-      <w:r>
-        <w:t>The developed system reduces paperwork, improves data accuracy and security, speeds up transaction processing, and simplifies record management. As a result, it enhances the efficiency of banking operations and provides better services for both customers and bank employees.</w:t>
-      </w:r>
-    </w:p>
-    <w:p>
-      <w:pPr>
-        <w:pStyle w:val="NormalWeb"/>
-      </w:pPr>
-    </w:p>
-    <w:p>
-      <w:pPr>
-        <w:pStyle w:val="NormalWeb"/>
-      </w:pPr>
-    </w:p>
-    <w:p>
-      <w:pPr>
-        <w:pStyle w:val="NormalWeb"/>
-      </w:pPr>
-    </w:p>
-    <w:p>
-      <w:pPr>
-        <w:pStyle w:val="NormalWeb"/>
-      </w:pPr>
-    </w:p>
-    <w:p>
-      <w:pPr>
-        <w:pStyle w:val="NormalWeb"/>
-      </w:pPr>
-    </w:p>
-    <w:p>
-      <w:pPr>
-        <w:pStyle w:val="NormalWeb"/>
-      </w:pPr>
-    </w:p>
-    <w:p>
-      <w:pPr>
-        <w:pStyle w:val="NormalWeb"/>
-      </w:pPr>
-    </w:p>
-    <w:p>
-      <w:pPr>
-        <w:pStyle w:val="NormalWeb"/>
-      </w:pPr>
-    </w:p>
-    <w:p>
-      <w:pPr>
-        <w:pStyle w:val="Heading1"/>
+        <w:jc w:val="both"/>
       </w:pPr>
       <w:bookmarkStart w:id="5" w:name="_Toc234473277"/>
       <w:bookmarkStart w:id="6" w:name="_Toc234481640"/>
@@ -5568,147 +5691,104 @@
     </w:p>
     <w:p>
       <w:pPr>
-        <w:spacing w:after="0" w:line="360" w:lineRule="auto"/>
-        <w:jc w:val="both"/>
-        <w:rPr>
-          <w:rFonts w:eastAsia="Times New Roman" w:cs="Times New Roman"/>
-          <w:szCs w:val="24"/>
-          <w:lang w:val="en-US"/>
-        </w:rPr>
-      </w:pPr>
-      <w:r>
-        <w:rPr>
-          <w:rFonts w:eastAsia="Times New Roman" w:cs="Times New Roman"/>
-          <w:szCs w:val="24"/>
-          <w:lang w:val="en-US"/>
-        </w:rPr>
-        <w:t>As this was our first programming-based project, we faced several challenges during the development process. Many errors and technical issues arose while designing and implementing the system, but overcoming these difficulties helped us gain valuable experience and improve the overall quality of the project.</w:t>
-      </w:r>
-    </w:p>
-    <w:p>
-      <w:pPr>
-        <w:spacing w:after="0" w:line="360" w:lineRule="auto"/>
-        <w:jc w:val="both"/>
-        <w:rPr>
-          <w:rFonts w:eastAsia="Times New Roman" w:cs="Times New Roman"/>
-          <w:szCs w:val="24"/>
-          <w:lang w:val="en-US"/>
-        </w:rPr>
-      </w:pPr>
-      <w:r>
-        <w:rPr>
-          <w:rFonts w:eastAsia="Times New Roman" w:cs="Times New Roman"/>
-          <w:szCs w:val="24"/>
-          <w:lang w:val="en-US"/>
-        </w:rPr>
-        <w:t>The existing banking system relied heavily on manual record-keeping, which often led to data duplication, security risks, excessive paperwork, and delays in processing transactions. Managing customer information and maintaining records were time-consuming tasks, making the system less efficient and more prone to errors.</w:t>
-      </w:r>
-    </w:p>
-    <w:p>
-      <w:pPr>
-        <w:spacing w:after="0" w:line="360" w:lineRule="auto"/>
-        <w:jc w:val="both"/>
-        <w:rPr>
-          <w:rFonts w:eastAsia="Times New Roman" w:cs="Times New Roman"/>
-          <w:szCs w:val="24"/>
-          <w:lang w:val="en-US"/>
-        </w:rPr>
-      </w:pPr>
-      <w:r>
-        <w:rPr>
-          <w:rFonts w:eastAsia="Times New Roman" w:cs="Times New Roman"/>
-          <w:szCs w:val="24"/>
-          <w:lang w:val="en-US"/>
-        </w:rPr>
+        <w:pStyle w:val="font-claude-response-body"/>
+        <w:spacing w:line="360" w:lineRule="auto"/>
+        <w:jc w:val="both"/>
+      </w:pPr>
+      <w:r>
+        <w:t>As this was our first programming-based project, we faced several challenges during the development process. Since none of us had prior experience working on a complete software project of this scale, many errors and technical issues arose while designing and implementing the system. There were times when we had to revisit our code, correct logical errors, and rework certain modules to make the system function properly. However, overcoming these difficulties helped us gain valuable practical experience, strengthen our programming and problem-solving skills, and significantly improve the overall quality of the project.</w:t>
+      </w:r>
+    </w:p>
+    <w:p>
+      <w:pPr>
+        <w:pStyle w:val="font-claude-response-body"/>
+        <w:spacing w:line="360" w:lineRule="auto"/>
+        <w:jc w:val="both"/>
+      </w:pPr>
+      <w:r>
+        <w:t>The existing banking system relied heavily on manual record-keeping, which often led to data duplication, security risks, excessive paperwork, and delays in processing transactions. Managing customer information and maintaining records were time-consuming tasks that required constant manual effort, making the system less efficient, more prone to errors, and difficult to scale as the number of customers increased. Employees often had to spend a considerable amount of time searching through physical files just to retrieve basic customer details, which further slowed down day-to-day banking operations.</w:t>
+      </w:r>
+    </w:p>
+    <w:p>
+      <w:pPr>
+        <w:pStyle w:val="font-claude-response-body"/>
+        <w:spacing w:line="360" w:lineRule="auto"/>
+        <w:jc w:val="both"/>
+      </w:pPr>
+      <w:r>
         <w:t>The major issues identified were:</w:t>
       </w:r>
     </w:p>
     <w:p>
       <w:pPr>
-        <w:numPr>
-          <w:ilvl w:val="0"/>
-          <w:numId w:val="22"/>
-        </w:numPr>
-        <w:spacing w:after="0" w:line="360" w:lineRule="auto"/>
-        <w:jc w:val="both"/>
-        <w:rPr>
-          <w:rFonts w:eastAsia="Times New Roman" w:cs="Times New Roman"/>
-          <w:szCs w:val="24"/>
-          <w:lang w:val="en-US"/>
-        </w:rPr>
-      </w:pPr>
-      <w:r>
-        <w:rPr>
-          <w:rFonts w:eastAsia="Times New Roman" w:cs="Times New Roman"/>
-          <w:szCs w:val="24"/>
-          <w:lang w:val="en-US"/>
-        </w:rPr>
-        <w:t>Data redundancy and paperwork</w:t>
-      </w:r>
-    </w:p>
-    <w:p>
-      <w:pPr>
-        <w:numPr>
-          <w:ilvl w:val="0"/>
-          <w:numId w:val="22"/>
-        </w:numPr>
-        <w:spacing w:after="0" w:line="360" w:lineRule="auto"/>
-        <w:jc w:val="both"/>
-        <w:rPr>
-          <w:rFonts w:eastAsia="Times New Roman" w:cs="Times New Roman"/>
-          <w:szCs w:val="24"/>
-          <w:lang w:val="en-US"/>
-        </w:rPr>
-      </w:pPr>
-      <w:r>
-        <w:rPr>
-          <w:rFonts w:eastAsia="Times New Roman" w:cs="Times New Roman"/>
-          <w:szCs w:val="24"/>
-          <w:lang w:val="en-US"/>
-        </w:rPr>
-        <w:t>Security and record management problems</w:t>
-      </w:r>
-    </w:p>
-    <w:p>
-      <w:pPr>
-        <w:numPr>
-          <w:ilvl w:val="0"/>
-          <w:numId w:val="22"/>
-        </w:numPr>
-        <w:spacing w:after="0" w:line="360" w:lineRule="auto"/>
-        <w:jc w:val="both"/>
-        <w:rPr>
-          <w:rFonts w:eastAsia="Times New Roman" w:cs="Times New Roman"/>
-          <w:szCs w:val="24"/>
-          <w:lang w:val="en-US"/>
-        </w:rPr>
-      </w:pPr>
-      <w:r>
-        <w:rPr>
-          <w:rFonts w:eastAsia="Times New Roman" w:cs="Times New Roman"/>
-          <w:szCs w:val="24"/>
-          <w:lang w:val="en-US"/>
-        </w:rPr>
-        <w:t>Slow and outdated manual processes</w:t>
-      </w:r>
-    </w:p>
-    <w:p>
-      <w:pPr>
-        <w:spacing w:after="0" w:line="360" w:lineRule="auto"/>
-        <w:jc w:val="both"/>
-        <w:rPr>
-          <w:rFonts w:eastAsia="Times New Roman" w:cs="Times New Roman"/>
-          <w:szCs w:val="24"/>
-          <w:lang w:val="en-US"/>
-        </w:rPr>
-      </w:pPr>
-      <w:r>
-        <w:rPr>
-          <w:rFonts w:eastAsia="Times New Roman" w:cs="Times New Roman"/>
-          <w:szCs w:val="24"/>
-          <w:lang w:val="en-US"/>
-        </w:rPr>
-        <w:t>To overcome these challenges, the Banking Management System was developed to provide a secure, organized, and efficient solution. The computerized system reduces paperwork, improves data accuracy and security, speeds up transaction processing, and simplifies record management. As a result, it enhances overall banking operations and provides better services for both customers and employees.</w:t>
+        <w:pStyle w:val="font-claude-response-body"/>
+        <w:spacing w:line="360" w:lineRule="auto"/>
+        <w:jc w:val="both"/>
+      </w:pPr>
+      <w:r>
+        <w:t>    </w:t>
+      </w:r>
+      <w:proofErr w:type="spellStart"/>
+      <w:r>
+        <w:t>i</w:t>
+      </w:r>
+      <w:proofErr w:type="spellEnd"/>
+      <w:r>
+        <w:t>. Data redundancy and paperwork</w:t>
+      </w:r>
+    </w:p>
+    <w:p>
+      <w:pPr>
+        <w:pStyle w:val="font-claude-response-body"/>
+        <w:spacing w:line="360" w:lineRule="auto"/>
+        <w:jc w:val="both"/>
+      </w:pPr>
+      <w:r>
+        <w:t>    ii. Security and record management problems</w:t>
+      </w:r>
+    </w:p>
+    <w:p>
+      <w:pPr>
+        <w:pStyle w:val="font-claude-response-body"/>
+        <w:spacing w:line="360" w:lineRule="auto"/>
+        <w:jc w:val="both"/>
+      </w:pPr>
+      <w:r>
+        <w:t>    iii. Slow and outdated manual processes</w:t>
+      </w:r>
+    </w:p>
+    <w:p>
+      <w:pPr>
+        <w:pStyle w:val="font-claude-response-body"/>
+        <w:spacing w:line="360" w:lineRule="auto"/>
+        <w:jc w:val="both"/>
+      </w:pPr>
+      <w:r>
+        <w:t>    iv. Lack of accuracy in transactions</w:t>
+      </w:r>
+    </w:p>
+    <w:p>
+      <w:pPr>
+        <w:pStyle w:val="font-claude-response-body"/>
+        <w:spacing w:line="360" w:lineRule="auto"/>
+        <w:jc w:val="both"/>
+      </w:pPr>
+      <w:r>
+        <w:t>    v. Difficulty in generating reports and tracking history</w:t>
+      </w:r>
+    </w:p>
+    <w:p>
+      <w:pPr>
+        <w:pStyle w:val="font-claude-response-body"/>
+        <w:spacing w:line="360" w:lineRule="auto"/>
+        <w:jc w:val="both"/>
+      </w:pPr>
+      <w:r>
+        <w:t xml:space="preserve">To overcome these challenges, the Banking Management System was developed to provide a secure, organized, and efficient solution for handling banking operations. The computerized system reduces paperwork, improves data accuracy and security, speeds up transaction processing, and simplifies record management. It also </w:t>
+      </w:r>
+      <w:r>
+        <w:lastRenderedPageBreak/>
+        <w:t>minimizes the risk of manual errors, safeguards sensitive customer information from unauthorized access, and allows for quick and reliable retrieval of records whenever needed. As a result, the system enhances overall banking operations and provides faster, more secure, and more dependable services for both customers and employees, marking a significant improvement over the traditional manual approach.</w:t>
       </w:r>
     </w:p>
     <w:p>
@@ -5746,7 +5826,7 @@
         <w:pStyle w:val="ListParagraph"/>
         <w:numPr>
           <w:ilvl w:val="0"/>
-          <w:numId w:val="19"/>
+          <w:numId w:val="1"/>
         </w:numPr>
         <w:spacing w:after="0" w:line="360" w:lineRule="auto"/>
         <w:jc w:val="both"/>
@@ -5766,7 +5846,7 @@
         <w:pStyle w:val="ListParagraph"/>
         <w:numPr>
           <w:ilvl w:val="0"/>
-          <w:numId w:val="19"/>
+          <w:numId w:val="1"/>
         </w:numPr>
         <w:spacing w:after="0" w:line="360" w:lineRule="auto"/>
         <w:jc w:val="both"/>
@@ -5786,7 +5866,7 @@
         <w:pStyle w:val="ListParagraph"/>
         <w:numPr>
           <w:ilvl w:val="0"/>
-          <w:numId w:val="19"/>
+          <w:numId w:val="1"/>
         </w:numPr>
         <w:spacing w:after="0" w:line="360" w:lineRule="auto"/>
         <w:jc w:val="both"/>
@@ -5951,6 +6031,8 @@
     <w:p>
       <w:pPr>
         <w:pStyle w:val="Heading1"/>
+        <w:spacing w:line="360" w:lineRule="auto"/>
+        <w:jc w:val="both"/>
       </w:pPr>
       <w:bookmarkStart w:id="9" w:name="_Toc234473279"/>
       <w:bookmarkStart w:id="10" w:name="_Toc234481642"/>
@@ -5965,6 +6047,7 @@
       <w:pPr>
         <w:pStyle w:val="NormalWeb"/>
         <w:spacing w:line="360" w:lineRule="auto"/>
+        <w:jc w:val="both"/>
       </w:pPr>
       <w:r>
         <w:t>In the past, banks managed customer records and transactions manually using paper files and registers. Although this method worked, it was slow, time-consuming, and prone to human errors, theft, data loss, damage from hazards, and forgetfulness. As the number of customers increased, managing records manually became more difficult. This limitation of manual information systems has been widely discussed in Management Information Systems: Managing the Digital Firm by Laudon and Laudon (2022).</w:t>
@@ -5974,6 +6057,7 @@
       <w:pPr>
         <w:pStyle w:val="NormalWeb"/>
         <w:spacing w:line="360" w:lineRule="auto"/>
+        <w:jc w:val="both"/>
       </w:pPr>
       <w:r>
         <w:t>With the advancement of technology, computerized banking systems were introduced to improve efficiency, accuracy, and security. Research shows that digital systems reduce errors, protect data, speed up transactions, and make information easier to store and retrieve. These benefits are explained in Principles of Information Systems by Stair and Reynolds (2021) and in Pearson's overview of modern management information systems.</w:t>
@@ -5983,6 +6067,7 @@
       <w:pPr>
         <w:pStyle w:val="NormalWeb"/>
         <w:spacing w:line="360" w:lineRule="auto"/>
+        <w:jc w:val="both"/>
       </w:pPr>
       <w:r>
         <w:t>However, many small organizations and educational projects still use manual or basic systems that lack proper security and efficient record management. Therefore, this project proposes a *Simple Banking System* that allows users to create accounts, deposit and withdraw money, check balances, view transaction history, and securely change passwords. The system stores data in a database, updates records</w:t>
@@ -6032,6 +6117,7 @@
       <w:pPr>
         <w:pStyle w:val="NormalWeb"/>
         <w:spacing w:line="360" w:lineRule="auto"/>
+        <w:jc w:val="both"/>
         <w:rPr>
           <w:color w:val="000000" w:themeColor="text1"/>
         </w:rPr>
@@ -6047,6 +6133,7 @@
       <w:pPr>
         <w:pStyle w:val="NormalWeb"/>
         <w:spacing w:line="360" w:lineRule="auto"/>
+        <w:jc w:val="both"/>
         <w:rPr>
           <w:color w:val="000000" w:themeColor="text1"/>
         </w:rPr>
@@ -6063,9 +6150,10 @@
         <w:pStyle w:val="NormalWeb"/>
         <w:numPr>
           <w:ilvl w:val="0"/>
-          <w:numId w:val="23"/>
+          <w:numId w:val="2"/>
         </w:numPr>
         <w:spacing w:line="360" w:lineRule="auto"/>
+        <w:jc w:val="both"/>
         <w:rPr>
           <w:color w:val="000000" w:themeColor="text1"/>
         </w:rPr>
@@ -6082,9 +6170,10 @@
         <w:pStyle w:val="NormalWeb"/>
         <w:numPr>
           <w:ilvl w:val="0"/>
-          <w:numId w:val="23"/>
+          <w:numId w:val="2"/>
         </w:numPr>
         <w:spacing w:line="360" w:lineRule="auto"/>
+        <w:jc w:val="both"/>
         <w:rPr>
           <w:color w:val="000000" w:themeColor="text1"/>
         </w:rPr>
@@ -6101,9 +6190,10 @@
         <w:pStyle w:val="NormalWeb"/>
         <w:numPr>
           <w:ilvl w:val="0"/>
-          <w:numId w:val="23"/>
+          <w:numId w:val="2"/>
         </w:numPr>
         <w:spacing w:line="360" w:lineRule="auto"/>
+        <w:jc w:val="both"/>
         <w:rPr>
           <w:color w:val="000000" w:themeColor="text1"/>
         </w:rPr>
@@ -6120,9 +6210,10 @@
         <w:pStyle w:val="NormalWeb"/>
         <w:numPr>
           <w:ilvl w:val="0"/>
-          <w:numId w:val="23"/>
+          <w:numId w:val="2"/>
         </w:numPr>
         <w:spacing w:line="360" w:lineRule="auto"/>
+        <w:jc w:val="both"/>
         <w:rPr>
           <w:color w:val="000000" w:themeColor="text1"/>
         </w:rPr>
@@ -6139,9 +6230,10 @@
         <w:pStyle w:val="NormalWeb"/>
         <w:numPr>
           <w:ilvl w:val="0"/>
-          <w:numId w:val="23"/>
+          <w:numId w:val="2"/>
         </w:numPr>
         <w:spacing w:line="360" w:lineRule="auto"/>
+        <w:jc w:val="both"/>
         <w:rPr>
           <w:color w:val="000000" w:themeColor="text1"/>
         </w:rPr>
@@ -6156,6 +6248,8 @@
     <w:p>
       <w:pPr>
         <w:pStyle w:val="Heading2"/>
+        <w:spacing w:line="360" w:lineRule="auto"/>
+        <w:jc w:val="both"/>
         <w:rPr>
           <w:rFonts w:eastAsia="Times New Roman" w:cs="Times New Roman"/>
         </w:rPr>
@@ -6175,10 +6269,40 @@
     </w:p>
     <w:p>
       <w:pPr>
-        <w:pStyle w:val="Heading2"/>
+        <w:pStyle w:val="Heading3"/>
+        <w:spacing w:line="360" w:lineRule="auto"/>
+        <w:jc w:val="both"/>
+        <w:rPr>
+          <w:b/>
+          <w:color w:val="000000" w:themeColor="text1"/>
+          <w14:shadow w14:blurRad="38100" w14:dist="19050" w14:dir="2700000" w14:sx="100000" w14:sy="100000" w14:kx="0" w14:ky="0" w14:algn="tl">
+            <w14:schemeClr w14:val="dk1">
+              <w14:alpha w14:val="60000"/>
+            </w14:schemeClr>
+          </w14:shadow>
+          <w14:textOutline w14:w="0" w14:cap="flat" w14:cmpd="sng" w14:algn="ctr">
+            <w14:noFill/>
+            <w14:prstDash w14:val="solid"/>
+            <w14:round/>
+          </w14:textOutline>
+        </w:rPr>
       </w:pPr>
       <w:bookmarkStart w:id="14" w:name="_Toc234481645"/>
       <w:r>
+        <w:rPr>
+          <w:b/>
+          <w:color w:val="000000" w:themeColor="text1"/>
+          <w14:shadow w14:blurRad="38100" w14:dist="19050" w14:dir="2700000" w14:sx="100000" w14:sy="100000" w14:kx="0" w14:ky="0" w14:algn="tl">
+            <w14:schemeClr w14:val="dk1">
+              <w14:alpha w14:val="60000"/>
+            </w14:schemeClr>
+          </w14:shadow>
+          <w14:textOutline w14:w="0" w14:cap="flat" w14:cmpd="sng" w14:algn="ctr">
+            <w14:noFill/>
+            <w14:prstDash w14:val="solid"/>
+            <w14:round/>
+          </w14:textOutline>
+        </w:rPr>
         <w:t>Business Requirements</w:t>
       </w:r>
       <w:bookmarkEnd w:id="14"/>
@@ -6187,6 +6311,7 @@
       <w:pPr>
         <w:pStyle w:val="NormalWeb"/>
         <w:spacing w:line="360" w:lineRule="auto"/>
+        <w:jc w:val="both"/>
         <w:rPr>
           <w:color w:val="000000" w:themeColor="text1"/>
         </w:rPr>
@@ -6200,10 +6325,20 @@
     </w:p>
     <w:p>
       <w:pPr>
-        <w:pStyle w:val="Heading2"/>
+        <w:pStyle w:val="Heading3"/>
+        <w:spacing w:line="360" w:lineRule="auto"/>
+        <w:jc w:val="both"/>
+        <w:rPr>
+          <w:b/>
+          <w:color w:val="000000" w:themeColor="text1"/>
+        </w:rPr>
       </w:pPr>
       <w:bookmarkStart w:id="15" w:name="_Toc234481646"/>
       <w:r>
+        <w:rPr>
+          <w:b/>
+          <w:color w:val="000000" w:themeColor="text1"/>
+        </w:rPr>
         <w:t>User Requirements</w:t>
       </w:r>
       <w:bookmarkEnd w:id="15"/>
@@ -6212,6 +6347,7 @@
       <w:pPr>
         <w:pStyle w:val="NormalWeb"/>
         <w:spacing w:line="360" w:lineRule="auto"/>
+        <w:jc w:val="both"/>
         <w:rPr>
           <w:color w:val="000000" w:themeColor="text1"/>
         </w:rPr>
@@ -6220,15 +6356,54 @@
         <w:rPr>
           <w:color w:val="000000" w:themeColor="text1"/>
         </w:rPr>
-        <w:t>Users want to create a personal account with a unique username, log in securely, deposit money, view their current balance and past transactions, change their password when needed and delete their account if they no longer wish to use the system.</w:t>
-      </w:r>
-    </w:p>
-    <w:p>
-      <w:pPr>
-        <w:pStyle w:val="Heading2"/>
+        <w:t xml:space="preserve">Users want to create a personal account with a unique username, log in securely, deposit money, view their current balance and past transactions, change their password when needed and delete </w:t>
+      </w:r>
+      <w:r>
+        <w:t>their</w:t>
+      </w:r>
+      <w:r>
+        <w:rPr>
+          <w:color w:val="000000" w:themeColor="text1"/>
+        </w:rPr>
+        <w:t xml:space="preserve"> account if they no longer wish to use the system.</w:t>
+      </w:r>
+    </w:p>
+    <w:p>
+      <w:pPr>
+        <w:pStyle w:val="Heading3"/>
+        <w:spacing w:line="360" w:lineRule="auto"/>
+        <w:jc w:val="both"/>
+        <w:rPr>
+          <w:rFonts w:ascii="Times New Roman" w:hAnsi="Times New Roman" w:cs="Times New Roman"/>
+          <w:color w:val="000000" w:themeColor="text1"/>
+          <w14:shadow w14:blurRad="38100" w14:dist="19050" w14:dir="2700000" w14:sx="100000" w14:sy="100000" w14:kx="0" w14:ky="0" w14:algn="tl">
+            <w14:schemeClr w14:val="dk1">
+              <w14:alpha w14:val="60000"/>
+            </w14:schemeClr>
+          </w14:shadow>
+          <w14:textOutline w14:w="0" w14:cap="flat" w14:cmpd="sng" w14:algn="ctr">
+            <w14:noFill/>
+            <w14:prstDash w14:val="solid"/>
+            <w14:round/>
+          </w14:textOutline>
+        </w:rPr>
       </w:pPr>
       <w:bookmarkStart w:id="16" w:name="_Toc234481647"/>
       <w:r>
+        <w:rPr>
+          <w:rFonts w:ascii="Times New Roman" w:hAnsi="Times New Roman" w:cs="Times New Roman"/>
+          <w:color w:val="000000" w:themeColor="text1"/>
+          <w14:shadow w14:blurRad="38100" w14:dist="19050" w14:dir="2700000" w14:sx="100000" w14:sy="100000" w14:kx="0" w14:ky="0" w14:algn="tl">
+            <w14:schemeClr w14:val="dk1">
+              <w14:alpha w14:val="60000"/>
+            </w14:schemeClr>
+          </w14:shadow>
+          <w14:textOutline w14:w="0" w14:cap="flat" w14:cmpd="sng" w14:algn="ctr">
+            <w14:noFill/>
+            <w14:prstDash w14:val="solid"/>
+            <w14:round/>
+          </w14:textOutline>
+        </w:rPr>
         <w:t>Functional Requirements</w:t>
       </w:r>
       <w:bookmarkEnd w:id="16"/>
@@ -6237,6 +6412,7 @@
       <w:pPr>
         <w:pStyle w:val="NormalWeb"/>
         <w:spacing w:line="360" w:lineRule="auto"/>
+        <w:jc w:val="both"/>
         <w:rPr>
           <w:color w:val="000000" w:themeColor="text1"/>
         </w:rPr>
@@ -6245,16 +6421,32 @@
         <w:rPr>
           <w:color w:val="000000" w:themeColor="text1"/>
         </w:rPr>
-        <w:t>The functional (must-have) requirements of the system are: sign up with duplicate-username checking, login authentication, deposit with amount validation, balance enquiry, transaction history listing, password change with verification of the current password, account deletion with confirmation, and automatic saving and loading of all data to and from the file bankdata.txt.</w:t>
-      </w:r>
-    </w:p>
-    <w:p>
-      <w:pPr>
-        <w:pStyle w:val="Heading2"/>
+        <w:t xml:space="preserve">The functional (must-have) requirements of the system are: sign up with duplicate-username checking, login authentication, deposit with amount validation, balance enquiry, transaction history listing, password change with verification of the current </w:t>
+      </w:r>
+      <w:r>
+        <w:rPr>
+          <w:color w:val="000000" w:themeColor="text1"/>
+        </w:rPr>
+        <w:lastRenderedPageBreak/>
+        <w:t>password, account deletion with confirmation, and automatic saving and loading of all data to and from the file bankdata.txt.</w:t>
+      </w:r>
+    </w:p>
+    <w:p>
+      <w:pPr>
+        <w:pStyle w:val="Heading3"/>
+        <w:spacing w:line="360" w:lineRule="auto"/>
+        <w:jc w:val="both"/>
+        <w:rPr>
+          <w:b/>
+          <w:color w:val="auto"/>
+        </w:rPr>
       </w:pPr>
       <w:bookmarkStart w:id="17" w:name="_Toc234481648"/>
       <w:r>
-        <w:lastRenderedPageBreak/>
+        <w:rPr>
+          <w:b/>
+          <w:color w:val="auto"/>
+        </w:rPr>
         <w:t>Non-Functional Requirements</w:t>
       </w:r>
       <w:bookmarkEnd w:id="17"/>
@@ -6263,6 +6455,7 @@
       <w:pPr>
         <w:pStyle w:val="NormalWeb"/>
         <w:spacing w:line="360" w:lineRule="auto"/>
+        <w:jc w:val="both"/>
         <w:rPr>
           <w:color w:val="000000" w:themeColor="text1"/>
         </w:rPr>
@@ -6276,25 +6469,9 @@
     </w:p>
     <w:p>
       <w:pPr>
-        <w:pStyle w:val="NormalWeb"/>
-        <w:shd w:val="clear" w:color="auto" w:fill="FFFFFF"/>
-        <w:rPr>
-          <w:color w:val="000000" w:themeColor="text1"/>
-        </w:rPr>
-      </w:pPr>
-    </w:p>
-    <w:p>
-      <w:pPr>
-        <w:pStyle w:val="NormalWeb"/>
-        <w:shd w:val="clear" w:color="auto" w:fill="FFFFFF"/>
-        <w:rPr>
-          <w:color w:val="000000" w:themeColor="text1"/>
-        </w:rPr>
-      </w:pPr>
-    </w:p>
-    <w:p>
-      <w:pPr>
         <w:pStyle w:val="Heading2"/>
+        <w:spacing w:line="360" w:lineRule="auto"/>
+        <w:jc w:val="both"/>
       </w:pPr>
       <w:bookmarkStart w:id="18" w:name="_Toc234473281"/>
       <w:bookmarkStart w:id="19" w:name="_Toc234481649"/>
@@ -6305,6 +6482,10 @@
       <w:bookmarkEnd w:id="19"/>
     </w:p>
     <w:p>
+      <w:pPr>
+        <w:spacing w:line="360" w:lineRule="auto"/>
+        <w:jc w:val="both"/>
+      </w:pPr>
       <w:r>
         <w:t>The requirements were prioritized using the following requirements matrix:</w:t>
       </w:r>
@@ -7397,31 +7578,59 @@
         <w:jc w:val="center"/>
         <w:rPr>
           <w:color w:val="FF0000"/>
+          <w:sz w:val="24"/>
+          <w:szCs w:val="24"/>
         </w:rPr>
       </w:pPr>
       <w:bookmarkStart w:id="20" w:name="_Toc234482380"/>
       <w:r>
+        <w:rPr>
+          <w:sz w:val="24"/>
+          <w:szCs w:val="24"/>
+        </w:rPr>
         <w:t xml:space="preserve">Table </w:t>
       </w:r>
       <w:r>
+        <w:rPr>
+          <w:sz w:val="24"/>
+          <w:szCs w:val="24"/>
+        </w:rPr>
         <w:fldChar w:fldCharType="begin"/>
       </w:r>
       <w:r>
+        <w:rPr>
+          <w:sz w:val="24"/>
+          <w:szCs w:val="24"/>
+        </w:rPr>
         <w:instrText xml:space="preserve"> SEQ Table \* ARABIC </w:instrText>
       </w:r>
       <w:r>
+        <w:rPr>
+          <w:sz w:val="24"/>
+          <w:szCs w:val="24"/>
+        </w:rPr>
         <w:fldChar w:fldCharType="separate"/>
       </w:r>
       <w:r>
         <w:rPr>
           <w:noProof/>
+          <w:sz w:val="24"/>
+          <w:szCs w:val="24"/>
         </w:rPr>
         <w:t>1</w:t>
       </w:r>
       <w:r>
+        <w:rPr>
+          <w:sz w:val="24"/>
+          <w:szCs w:val="24"/>
+        </w:rPr>
         <w:fldChar w:fldCharType="end"/>
       </w:r>
       <w:r>
+        <w:rPr>
+          <w:sz w:val="24"/>
+          <w:szCs w:val="24"/>
+        </w:rPr>
         <w:t>:Requirement Matrix</w:t>
       </w:r>
       <w:bookmarkEnd w:id="20"/>
@@ -7458,6 +7667,11 @@
       <w:bookmarkEnd w:id="22"/>
     </w:p>
     <w:p>
+      <w:pPr>
+        <w:pStyle w:val="Heading2"/>
+        <w:spacing w:line="360" w:lineRule="auto"/>
+        <w:jc w:val="both"/>
+      </w:pPr>
       <w:r>
         <w:t>Gantt Chart</w:t>
       </w:r>
@@ -7465,6 +7679,7 @@
     <w:p>
       <w:pPr>
         <w:spacing w:line="360" w:lineRule="auto"/>
+        <w:jc w:val="both"/>
         <w:rPr>
           <w:lang w:val="en-US"/>
         </w:rPr>
@@ -7494,9 +7709,9 @@
           <w:noProof/>
         </w:rPr>
         <w:drawing>
-          <wp:inline distT="0" distB="0" distL="0" distR="0" wp14:anchorId="1D2B9573" wp14:editId="4AF86628">
-            <wp:extent cx="5807710" cy="2292985"/>
-            <wp:effectExtent l="0" t="0" r="2540" b="12065"/>
+          <wp:inline distT="0" distB="0" distL="0" distR="0" wp14:anchorId="1D2B9573" wp14:editId="79E01A76">
+            <wp:extent cx="5807710" cy="2901950"/>
+            <wp:effectExtent l="0" t="0" r="2540" b="12700"/>
             <wp:docPr id="13336032" name="Chart 1">
               <a:extLst xmlns:a="http://schemas.openxmlformats.org/drawingml/2006/main">
                 <a:ext uri="{FF2B5EF4-FFF2-40B4-BE49-F238E27FC236}">
@@ -7517,55 +7732,305 @@
     <w:p>
       <w:pPr>
         <w:pStyle w:val="Caption"/>
+        <w:spacing w:line="360" w:lineRule="auto"/>
         <w:jc w:val="center"/>
         <w:rPr>
-          <w:lang w:val="en-US"/>
-        </w:rPr>
-      </w:pPr>
-      <w:r>
+          <w:sz w:val="24"/>
+          <w:szCs w:val="24"/>
+        </w:rPr>
+      </w:pPr>
+      <w:r>
+        <w:rPr>
+          <w:sz w:val="24"/>
+          <w:szCs w:val="24"/>
+        </w:rPr>
         <w:t xml:space="preserve">Figure </w:t>
       </w:r>
       <w:r>
+        <w:rPr>
+          <w:sz w:val="24"/>
+          <w:szCs w:val="24"/>
+        </w:rPr>
         <w:fldChar w:fldCharType="begin"/>
       </w:r>
       <w:r>
+        <w:rPr>
+          <w:sz w:val="24"/>
+          <w:szCs w:val="24"/>
+        </w:rPr>
         <w:instrText xml:space="preserve"> SEQ Figure \* ARABIC </w:instrText>
       </w:r>
       <w:r>
+        <w:rPr>
+          <w:sz w:val="24"/>
+          <w:szCs w:val="24"/>
+        </w:rPr>
         <w:fldChar w:fldCharType="separate"/>
       </w:r>
       <w:r>
         <w:rPr>
           <w:noProof/>
+          <w:sz w:val="24"/>
+          <w:szCs w:val="24"/>
         </w:rPr>
         <w:t>1</w:t>
       </w:r>
       <w:r>
+        <w:rPr>
+          <w:sz w:val="24"/>
+          <w:szCs w:val="24"/>
+        </w:rPr>
         <w:fldChar w:fldCharType="end"/>
       </w:r>
       <w:r>
+        <w:rPr>
+          <w:sz w:val="24"/>
+          <w:szCs w:val="24"/>
+        </w:rPr>
         <w:t>: Gantt Chart</w:t>
       </w:r>
     </w:p>
     <w:p/>
-    <w:p>
-      <w:pPr>
-        <w:spacing w:after="0" w:line="360" w:lineRule="auto"/>
-        <w:jc w:val="both"/>
-      </w:pPr>
-      <w:r>
-        <w:t>You can use the system design you have created in the mid-term report, basically we need to show the system design via two methods.</w:t>
-      </w:r>
-    </w:p>
+    <w:p/>
+    <w:p/>
+    <w:p/>
+    <w:p/>
+    <w:p/>
+    <w:p/>
+    <w:p/>
+    <w:p/>
+    <w:p/>
     <w:p>
       <w:pPr>
         <w:pStyle w:val="Heading2"/>
+        <w:spacing w:line="360" w:lineRule="auto"/>
+        <w:jc w:val="both"/>
       </w:pPr>
       <w:bookmarkStart w:id="23" w:name="_Toc234481651"/>
       <w:r>
+        <w:lastRenderedPageBreak/>
+        <w:t>Use Case Diagram</w:t>
+      </w:r>
+    </w:p>
+    <w:p>
+      <w:pPr>
+        <w:spacing w:line="360" w:lineRule="auto"/>
+        <w:jc w:val="both"/>
+      </w:pPr>
+      <w:r>
+        <w:t>The use case diagram defines the behavioural boundaries of the application, illustrating how the primary actor (user) triggers core operations without detailing the background storage mechanics.</w:t>
+      </w:r>
+    </w:p>
+    <w:p>
+      <w:pPr>
+        <w:spacing w:line="360" w:lineRule="auto"/>
+        <w:jc w:val="both"/>
+      </w:pPr>
+    </w:p>
+    <w:p>
+      <w:pPr>
+        <w:keepNext/>
+        <w:spacing w:line="360" w:lineRule="auto"/>
+        <w:jc w:val="center"/>
+      </w:pPr>
+      <w:r>
+        <w:rPr>
+          <w:noProof/>
+        </w:rPr>
+        <w:drawing>
+          <wp:inline distT="0" distB="0" distL="0" distR="0" wp14:anchorId="7610C347" wp14:editId="7282D6A2">
+            <wp:extent cx="3121152" cy="3121152"/>
+            <wp:effectExtent l="0" t="0" r="3175" b="3175"/>
+            <wp:docPr id="6" name="Picture 6"/>
+            <wp:cNvGraphicFramePr>
+              <a:graphicFrameLocks xmlns:a="http://schemas.openxmlformats.org/drawingml/2006/main" noChangeAspect="1"/>
+            </wp:cNvGraphicFramePr>
+            <a:graphic xmlns:a="http://schemas.openxmlformats.org/drawingml/2006/main">
+              <a:graphicData uri="http://schemas.openxmlformats.org/drawingml/2006/picture">
+                <pic:pic xmlns:pic="http://schemas.openxmlformats.org/drawingml/2006/picture">
+                  <pic:nvPicPr>
+                    <pic:cNvPr id="6" name="use_case_diagram.png"/>
+                    <pic:cNvPicPr/>
+                  </pic:nvPicPr>
+                  <pic:blipFill>
+                    <a:blip r:embed="rId14" cstate="print">
+                      <a:extLst>
+                        <a:ext uri="{28A0092B-C50C-407E-A947-70E740481C1C}">
+                          <a14:useLocalDpi xmlns:a14="http://schemas.microsoft.com/office/drawing/2010/main" val="0"/>
+                        </a:ext>
+                      </a:extLst>
+                    </a:blip>
+                    <a:stretch>
+                      <a:fillRect/>
+                    </a:stretch>
+                  </pic:blipFill>
+                  <pic:spPr>
+                    <a:xfrm>
+                      <a:off x="0" y="0"/>
+                      <a:ext cx="3121152" cy="3121152"/>
+                    </a:xfrm>
+                    <a:prstGeom prst="rect">
+                      <a:avLst/>
+                    </a:prstGeom>
+                  </pic:spPr>
+                </pic:pic>
+              </a:graphicData>
+            </a:graphic>
+          </wp:inline>
+        </w:drawing>
+      </w:r>
+    </w:p>
+    <w:p>
+      <w:pPr>
+        <w:pStyle w:val="Caption"/>
+        <w:jc w:val="center"/>
+        <w:rPr>
+          <w:sz w:val="24"/>
+        </w:rPr>
+      </w:pPr>
+      <w:r>
+        <w:rPr>
+          <w:sz w:val="24"/>
+        </w:rPr>
+        <w:t xml:space="preserve">Figure </w:t>
+      </w:r>
+      <w:r>
+        <w:rPr>
+          <w:sz w:val="24"/>
+        </w:rPr>
+        <w:fldChar w:fldCharType="begin"/>
+      </w:r>
+      <w:r>
+        <w:rPr>
+          <w:sz w:val="24"/>
+        </w:rPr>
+        <w:instrText xml:space="preserve"> SEQ Figure \* ARABIC </w:instrText>
+      </w:r>
+      <w:r>
+        <w:rPr>
+          <w:sz w:val="24"/>
+        </w:rPr>
+        <w:fldChar w:fldCharType="separate"/>
+      </w:r>
+      <w:r>
+        <w:rPr>
+          <w:noProof/>
+          <w:sz w:val="24"/>
+        </w:rPr>
+        <w:t>2</w:t>
+      </w:r>
+      <w:r>
+        <w:rPr>
+          <w:sz w:val="24"/>
+        </w:rPr>
+        <w:fldChar w:fldCharType="end"/>
+      </w:r>
+      <w:r>
+        <w:rPr>
+          <w:sz w:val="24"/>
+        </w:rPr>
+        <w:t>: Use Case Diagram</w:t>
+      </w:r>
+    </w:p>
+    <w:p>
+      <w:pPr>
+        <w:pStyle w:val="Caption"/>
+      </w:pPr>
+    </w:p>
+    <w:p>
+      <w:pPr>
+        <w:spacing w:line="360" w:lineRule="auto"/>
+        <w:jc w:val="both"/>
+      </w:pPr>
+    </w:p>
+    <w:p>
+      <w:pPr>
+        <w:spacing w:line="360" w:lineRule="auto"/>
+        <w:jc w:val="both"/>
+      </w:pPr>
+    </w:p>
+    <w:p>
+      <w:pPr>
+        <w:spacing w:line="360" w:lineRule="auto"/>
+        <w:jc w:val="both"/>
+      </w:pPr>
+    </w:p>
+    <w:p>
+      <w:pPr>
+        <w:spacing w:line="360" w:lineRule="auto"/>
+        <w:jc w:val="both"/>
+      </w:pPr>
+    </w:p>
+    <w:p>
+      <w:pPr>
+        <w:spacing w:line="360" w:lineRule="auto"/>
+        <w:jc w:val="both"/>
+      </w:pPr>
+    </w:p>
+    <w:p>
+      <w:pPr>
+        <w:spacing w:line="360" w:lineRule="auto"/>
+        <w:jc w:val="both"/>
+      </w:pPr>
+    </w:p>
+    <w:p>
+      <w:pPr>
+        <w:spacing w:line="360" w:lineRule="auto"/>
+        <w:jc w:val="both"/>
+      </w:pPr>
+    </w:p>
+    <w:p>
+      <w:pPr>
+        <w:pStyle w:val="Heading2"/>
+      </w:pPr>
+      <w:r>
+        <w:lastRenderedPageBreak/>
         <w:t>Data Flow Diagram</w:t>
       </w:r>
       <w:bookmarkEnd w:id="23"/>
+    </w:p>
+    <w:p>
+      <w:r>
+        <w:t xml:space="preserve">A </w:t>
+      </w:r>
+      <w:r>
+        <w:rPr>
+          <w:rStyle w:val="Strong"/>
+          <w:b w:val="0"/>
+        </w:rPr>
+        <w:t>Data Flow Diagram (DFD) Level 0</w:t>
+      </w:r>
+      <w:r>
+        <w:t xml:space="preserve">, also known as the </w:t>
+      </w:r>
+      <w:r>
+        <w:rPr>
+          <w:rStyle w:val="Strong"/>
+          <w:b w:val="0"/>
+        </w:rPr>
+        <w:t>Context Diagram</w:t>
+      </w:r>
+      <w:r>
+        <w:t>, provides a high-level overview of the entire system by representing it as a single process. It illustrates the interaction between the system and external entities through data flows but does not show any internal processes or data stores.</w:t>
+      </w:r>
+      <w:r>
+        <w:br/>
+      </w:r>
+      <w:r>
+        <w:br/>
+      </w:r>
+      <w:bookmarkStart w:id="24" w:name="_GoBack"/>
+      <w:bookmarkEnd w:id="24"/>
+    </w:p>
+    <w:p>
+      <w:pPr>
+        <w:pStyle w:val="Heading2"/>
+      </w:pPr>
+      <w:bookmarkStart w:id="25" w:name="_Toc234481652"/>
+      <w:r>
+        <w:t>Flowchart</w:t>
+      </w:r>
+      <w:bookmarkEnd w:id="25"/>
     </w:p>
     <w:p>
       <w:pPr>
@@ -7574,18 +8039,20 @@
         <w:jc w:val="both"/>
       </w:pPr>
       <w:r>
-        <w:t>In the case of DFDs, do not include context level diagram rather use level-1 or level-2 DFD, given the limited time you guys have one may use the correctly amended DFD diagrams.</w:t>
-      </w:r>
-    </w:p>
-    <w:p>
-      <w:pPr>
-        <w:pStyle w:val="Heading2"/>
-      </w:pPr>
-      <w:bookmarkStart w:id="24" w:name="_Toc234481652"/>
-      <w:r>
-        <w:t>Flowchart</w:t>
-      </w:r>
-      <w:bookmarkEnd w:id="24"/>
+        <w:t xml:space="preserve">Make sure, the flowchart encompasses all the components of the </w:t>
+      </w:r>
+      <w:r>
+        <w:t>project</w:t>
+      </w:r>
+      <w:r>
+        <w:rPr>
+          <w:color w:val="FF0000"/>
+        </w:rPr>
+        <w:t xml:space="preserve">, the best approach would be creating flow chart for the CRUD operations </w:t>
+      </w:r>
+      <w:r>
+        <w:t>what you use for the data-entry, data selection, data modification and deletion.</w:t>
+      </w:r>
     </w:p>
     <w:p>
       <w:pPr>
@@ -7594,33 +8061,10 @@
         <w:jc w:val="both"/>
       </w:pPr>
       <w:r>
-        <w:t xml:space="preserve">Make sure, the flowchart encompasses all the components of the </w:t>
-      </w:r>
-      <w:r>
-        <w:t>project</w:t>
-      </w:r>
-      <w:r>
-        <w:rPr>
-          <w:color w:val="FF0000"/>
-        </w:rPr>
-        <w:t xml:space="preserve">, the best approach would be creating flow chart for the CRUD operations </w:t>
-      </w:r>
-      <w:r>
-        <w:t>what you use for the data-entry, data selection, data modification and deletion.</w:t>
-      </w:r>
-    </w:p>
-    <w:p>
-      <w:pPr>
-        <w:pStyle w:val="ListParagraph"/>
-        <w:spacing w:after="0" w:line="360" w:lineRule="auto"/>
-        <w:jc w:val="both"/>
-      </w:pPr>
-      <w:r>
         <w:rPr>
           <w:noProof/>
           <w:lang w:val="en-US"/>
         </w:rPr>
-        <w:lastRenderedPageBreak/>
         <w:drawing>
           <wp:inline distT="0" distB="0" distL="0" distR="0" wp14:anchorId="23DD7EC3" wp14:editId="723BBC67">
             <wp:extent cx="4274794" cy="5438774"/>
@@ -7637,7 +8081,7 @@
                     <pic:cNvPicPr/>
                   </pic:nvPicPr>
                   <pic:blipFill>
-                    <a:blip r:embed="rId14">
+                    <a:blip r:embed="rId15">
                       <a:extLst>
                         <a:ext uri="{28A0092B-C50C-407E-A947-70E740481C1C}">
                           <a14:useLocalDpi xmlns:a14="http://schemas.microsoft.com/office/drawing/2010/main" val="0"/>
@@ -7881,13 +8325,13 @@
       <w:pPr>
         <w:pStyle w:val="Heading1"/>
       </w:pPr>
-      <w:bookmarkStart w:id="25" w:name="_Toc234473283"/>
-      <w:bookmarkStart w:id="26" w:name="_Toc234481653"/>
+      <w:bookmarkStart w:id="26" w:name="_Toc234473283"/>
+      <w:bookmarkStart w:id="27" w:name="_Toc234481653"/>
       <w:r>
         <w:t>Development</w:t>
       </w:r>
-      <w:bookmarkEnd w:id="25"/>
       <w:bookmarkEnd w:id="26"/>
+      <w:bookmarkEnd w:id="27"/>
     </w:p>
     <w:p>
       <w:pPr>
@@ -7906,13 +8350,14 @@
         <w:pStyle w:val="Heading2"/>
       </w:pPr>
       <w:r>
+        <w:lastRenderedPageBreak/>
         <w:t xml:space="preserve"> </w:t>
       </w:r>
-      <w:bookmarkStart w:id="27" w:name="_Toc234481654"/>
+      <w:bookmarkStart w:id="28" w:name="_Toc234481654"/>
       <w:r>
         <w:t>Development Model</w:t>
       </w:r>
-      <w:bookmarkEnd w:id="27"/>
+      <w:bookmarkEnd w:id="28"/>
     </w:p>
     <w:p>
       <w:pPr>
@@ -7935,11 +8380,11 @@
       <w:r>
         <w:t xml:space="preserve"> </w:t>
       </w:r>
-      <w:bookmarkStart w:id="28" w:name="_Toc234481655"/>
+      <w:bookmarkStart w:id="29" w:name="_Toc234481655"/>
       <w:r>
         <w:t>Tools and Collaboration Platform</w:t>
       </w:r>
-      <w:bookmarkEnd w:id="28"/>
+      <w:bookmarkEnd w:id="29"/>
     </w:p>
     <w:p>
       <w:pPr>
@@ -7964,14 +8409,7 @@
         <w:rPr>
           <w:lang w:val="en-US"/>
         </w:rPr>
-        <w:t xml:space="preserve">Blocks IDE. The team used GitHub to keep a shared copy of the source code and track changes, Google Drive to share the documentation files, and </w:t>
-      </w:r>
-      <w:r>
-        <w:rPr>
-          <w:lang w:val="en-US"/>
-        </w:rPr>
-        <w:lastRenderedPageBreak/>
-        <w:t>Messenger for day-to-day communication and coordination of the work. These platforms were chosen because they are free, simple to use and allowed every member to always work on the latest version of the code and the report.</w:t>
+        <w:t>Blocks IDE. The team used GitHub to keep a shared copy of the source code and track changes, Google Drive to share the documentation files, and Messenger for day-to-day communication and coordination of the work. These platforms were chosen because they are free, simple to use and allowed every member to always work on the latest version of the code and the report.</w:t>
       </w:r>
     </w:p>
     <w:p>
@@ -7983,7 +8421,7 @@
           <w:lang w:val="en-US"/>
         </w:rPr>
       </w:pPr>
-      <w:bookmarkStart w:id="29" w:name="_Toc234481656"/>
+      <w:bookmarkStart w:id="30" w:name="_Toc234481656"/>
       <w:r>
         <w:rPr>
           <w:color w:val="000000"/>
@@ -7992,7 +8430,7 @@
         </w:rPr>
         <w:t>Work Assignment</w:t>
       </w:r>
-      <w:bookmarkEnd w:id="29"/>
+      <w:bookmarkEnd w:id="30"/>
     </w:p>
     <w:p>
       <w:pPr>
@@ -8486,7 +8924,7 @@
         <w:pStyle w:val="Caption"/>
         <w:jc w:val="center"/>
       </w:pPr>
-      <w:bookmarkStart w:id="30" w:name="_Toc234482381"/>
+      <w:bookmarkStart w:id="31" w:name="_Toc234482381"/>
       <w:r>
         <w:t xml:space="preserve">Table </w:t>
       </w:r>
@@ -8511,7 +8949,7 @@
       <w:r>
         <w:t>:Work Assignment Chart</w:t>
       </w:r>
-      <w:bookmarkEnd w:id="30"/>
+      <w:bookmarkEnd w:id="31"/>
     </w:p>
     <w:p>
       <w:pPr>
@@ -8533,14 +8971,14 @@
       <w:pPr>
         <w:pStyle w:val="Heading1"/>
       </w:pPr>
-      <w:bookmarkStart w:id="31" w:name="_Toc234473284"/>
-      <w:bookmarkStart w:id="32" w:name="_Toc234481657"/>
+      <w:bookmarkStart w:id="32" w:name="_Toc234473284"/>
+      <w:bookmarkStart w:id="33" w:name="_Toc234481657"/>
       <w:r>
         <w:lastRenderedPageBreak/>
         <w:t>Testing</w:t>
       </w:r>
-      <w:bookmarkEnd w:id="31"/>
       <w:bookmarkEnd w:id="32"/>
+      <w:bookmarkEnd w:id="33"/>
     </w:p>
     <w:p>
       <w:pPr>
@@ -8574,7 +9012,7 @@
       <w:pPr>
         <w:numPr>
           <w:ilvl w:val="0"/>
-          <w:numId w:val="48"/>
+          <w:numId w:val="4"/>
         </w:numPr>
         <w:spacing w:line="360" w:lineRule="auto"/>
         <w:rPr>
@@ -8592,7 +9030,7 @@
       <w:pPr>
         <w:numPr>
           <w:ilvl w:val="0"/>
-          <w:numId w:val="48"/>
+          <w:numId w:val="4"/>
         </w:numPr>
         <w:spacing w:line="360" w:lineRule="auto"/>
         <w:rPr>
@@ -8610,7 +9048,7 @@
       <w:pPr>
         <w:numPr>
           <w:ilvl w:val="0"/>
-          <w:numId w:val="48"/>
+          <w:numId w:val="4"/>
         </w:numPr>
         <w:spacing w:line="360" w:lineRule="auto"/>
         <w:rPr>
@@ -8628,7 +9066,7 @@
       <w:pPr>
         <w:numPr>
           <w:ilvl w:val="0"/>
-          <w:numId w:val="48"/>
+          <w:numId w:val="4"/>
         </w:numPr>
         <w:spacing w:line="360" w:lineRule="auto"/>
         <w:rPr>
@@ -8660,7 +9098,7 @@
       <w:pPr>
         <w:numPr>
           <w:ilvl w:val="0"/>
-          <w:numId w:val="48"/>
+          <w:numId w:val="4"/>
         </w:numPr>
         <w:spacing w:line="360" w:lineRule="auto"/>
         <w:rPr>
@@ -8678,7 +9116,7 @@
       <w:pPr>
         <w:numPr>
           <w:ilvl w:val="0"/>
-          <w:numId w:val="48"/>
+          <w:numId w:val="4"/>
         </w:numPr>
         <w:spacing w:line="360" w:lineRule="auto"/>
         <w:rPr>
@@ -8701,7 +9139,7 @@
           <w:lang w:val="en-US"/>
         </w:rPr>
       </w:pPr>
-      <w:bookmarkStart w:id="33" w:name="_Toc234481658"/>
+      <w:bookmarkStart w:id="34" w:name="_Toc234481658"/>
       <w:r>
         <w:rPr>
           <w:color w:val="000000"/>
@@ -8710,7 +9148,7 @@
         </w:rPr>
         <w:t>Example of a Test Case</w:t>
       </w:r>
-      <w:bookmarkEnd w:id="33"/>
+      <w:bookmarkEnd w:id="34"/>
     </w:p>
     <w:p>
       <w:pPr>
@@ -8780,7 +9218,7 @@
         </w:rPr>
         <w:t xml:space="preserve"> </w:t>
       </w:r>
-      <w:bookmarkStart w:id="34" w:name="_Toc234481659"/>
+      <w:bookmarkStart w:id="35" w:name="_Toc234481659"/>
       <w:r>
         <w:rPr>
           <w:color w:val="000000"/>
@@ -8789,7 +9227,7 @@
         </w:rPr>
         <w:t>Test Matrix of Tested Modules</w:t>
       </w:r>
-      <w:bookmarkEnd w:id="34"/>
+      <w:bookmarkEnd w:id="35"/>
     </w:p>
     <w:tbl>
       <w:tblPr>
@@ -9541,21 +9979,7 @@
               <w:rPr>
                 <w:sz w:val="22"/>
               </w:rPr>
-              <w:t xml:space="preserve">Balance increases and the deposit </w:t>
-            </w:r>
-            <w:proofErr w:type="gramStart"/>
-            <w:r>
-              <w:rPr>
-                <w:sz w:val="22"/>
-              </w:rPr>
-              <w:t>appears</w:t>
-            </w:r>
-            <w:proofErr w:type="gramEnd"/>
-            <w:r>
-              <w:rPr>
-                <w:sz w:val="22"/>
-              </w:rPr>
-              <w:t xml:space="preserve"> in history.</w:t>
+              <w:t>Balance increases and the deposit appears in history.</w:t>
             </w:r>
           </w:p>
         </w:tc>
@@ -10207,7 +10631,7 @@
         <w:pStyle w:val="Caption"/>
         <w:jc w:val="center"/>
       </w:pPr>
-      <w:bookmarkStart w:id="35" w:name="_Toc234482382"/>
+      <w:bookmarkStart w:id="36" w:name="_Toc234482382"/>
       <w:r>
         <w:t xml:space="preserve">Table </w:t>
       </w:r>
@@ -10232,7 +10656,7 @@
       <w:r>
         <w:t>: Module wise Test Cases</w:t>
       </w:r>
-      <w:bookmarkEnd w:id="35"/>
+      <w:bookmarkEnd w:id="36"/>
     </w:p>
     <w:p>
       <w:pPr>
@@ -10243,7 +10667,7 @@
           <w:lang w:val="en-US"/>
         </w:rPr>
       </w:pPr>
-      <w:bookmarkStart w:id="36" w:name="_Toc234481660"/>
+      <w:bookmarkStart w:id="37" w:name="_Toc234481660"/>
       <w:r>
         <w:rPr>
           <w:color w:val="000000"/>
@@ -10252,7 +10676,7 @@
         </w:rPr>
         <w:t>Requirement Traceability Matrix</w:t>
       </w:r>
-      <w:bookmarkEnd w:id="36"/>
+      <w:bookmarkEnd w:id="37"/>
     </w:p>
     <w:p>
       <w:pPr>
@@ -11192,7 +11616,7 @@
         <w:pStyle w:val="Caption"/>
         <w:jc w:val="center"/>
       </w:pPr>
-      <w:bookmarkStart w:id="37" w:name="_Toc234482383"/>
+      <w:bookmarkStart w:id="38" w:name="_Toc234482383"/>
       <w:r>
         <w:t xml:space="preserve">Table </w:t>
       </w:r>
@@ -11217,7 +11641,7 @@
       <w:r>
         <w:t>: Requirement Traceability Matrix</w:t>
       </w:r>
-      <w:bookmarkEnd w:id="37"/>
+      <w:bookmarkEnd w:id="38"/>
     </w:p>
     <w:p>
       <w:pPr>
@@ -11228,7 +11652,7 @@
           <w:lang w:val="en-US"/>
         </w:rPr>
       </w:pPr>
-      <w:bookmarkStart w:id="38" w:name="_Toc234481661"/>
+      <w:bookmarkStart w:id="39" w:name="_Toc234481661"/>
       <w:r>
         <w:rPr>
           <w:color w:val="000000"/>
@@ -11237,7 +11661,7 @@
         </w:rPr>
         <w:t>User Acceptance Testing</w:t>
       </w:r>
-      <w:bookmarkEnd w:id="38"/>
+      <w:bookmarkEnd w:id="39"/>
     </w:p>
     <w:p>
       <w:pPr>
@@ -11315,14 +11739,14 @@
       <w:pPr>
         <w:pStyle w:val="Heading1"/>
       </w:pPr>
-      <w:bookmarkStart w:id="39" w:name="_Toc234473289"/>
-      <w:bookmarkStart w:id="40" w:name="_Toc234481662"/>
+      <w:bookmarkStart w:id="40" w:name="_Toc234473289"/>
+      <w:bookmarkStart w:id="41" w:name="_Toc234481662"/>
       <w:r>
         <w:lastRenderedPageBreak/>
         <w:t>Project Results</w:t>
       </w:r>
-      <w:bookmarkEnd w:id="39"/>
       <w:bookmarkEnd w:id="40"/>
+      <w:bookmarkEnd w:id="41"/>
     </w:p>
     <w:p>
       <w:pPr>
@@ -11365,7 +11789,7 @@
         <w:pStyle w:val="ListParagraph"/>
         <w:numPr>
           <w:ilvl w:val="0"/>
-          <w:numId w:val="49"/>
+          <w:numId w:val="5"/>
         </w:numPr>
         <w:spacing w:after="0" w:line="360" w:lineRule="auto"/>
         <w:contextualSpacing w:val="0"/>
@@ -11384,7 +11808,7 @@
         <w:pStyle w:val="ListParagraph"/>
         <w:numPr>
           <w:ilvl w:val="0"/>
-          <w:numId w:val="49"/>
+          <w:numId w:val="5"/>
         </w:numPr>
         <w:spacing w:after="0" w:line="360" w:lineRule="auto"/>
         <w:contextualSpacing w:val="0"/>
@@ -11403,7 +11827,7 @@
         <w:pStyle w:val="ListParagraph"/>
         <w:numPr>
           <w:ilvl w:val="0"/>
-          <w:numId w:val="49"/>
+          <w:numId w:val="5"/>
         </w:numPr>
         <w:spacing w:after="0" w:line="360" w:lineRule="auto"/>
         <w:contextualSpacing w:val="0"/>
@@ -11422,7 +11846,7 @@
         <w:pStyle w:val="ListParagraph"/>
         <w:numPr>
           <w:ilvl w:val="0"/>
-          <w:numId w:val="49"/>
+          <w:numId w:val="5"/>
         </w:numPr>
         <w:spacing w:after="0" w:line="360" w:lineRule="auto"/>
         <w:contextualSpacing w:val="0"/>
@@ -11441,7 +11865,7 @@
         <w:pStyle w:val="ListParagraph"/>
         <w:numPr>
           <w:ilvl w:val="0"/>
-          <w:numId w:val="49"/>
+          <w:numId w:val="5"/>
         </w:numPr>
         <w:spacing w:after="0" w:line="360" w:lineRule="auto"/>
         <w:contextualSpacing w:val="0"/>
@@ -11460,7 +11884,7 @@
         <w:pStyle w:val="ListParagraph"/>
         <w:numPr>
           <w:ilvl w:val="0"/>
-          <w:numId w:val="49"/>
+          <w:numId w:val="5"/>
         </w:numPr>
         <w:spacing w:after="0" w:line="360" w:lineRule="auto"/>
         <w:contextualSpacing w:val="0"/>
@@ -11525,11 +11949,11 @@
         <w:lastRenderedPageBreak/>
         <w:t xml:space="preserve"> </w:t>
       </w:r>
-      <w:bookmarkStart w:id="41" w:name="_Toc234481663"/>
+      <w:bookmarkStart w:id="42" w:name="_Toc234481663"/>
       <w:r>
         <w:t>Conclusion</w:t>
       </w:r>
-      <w:bookmarkEnd w:id="41"/>
+      <w:bookmarkEnd w:id="42"/>
     </w:p>
     <w:p>
       <w:pPr>
@@ -11604,17 +12028,17 @@
       <w:pPr>
         <w:pStyle w:val="Heading1"/>
       </w:pPr>
-      <w:bookmarkStart w:id="42" w:name="_Toc234473291"/>
+      <w:bookmarkStart w:id="43" w:name="_Toc234473291"/>
       <w:r>
         <w:lastRenderedPageBreak/>
         <w:t xml:space="preserve"> </w:t>
       </w:r>
-      <w:bookmarkStart w:id="43" w:name="_Toc234481664"/>
+      <w:bookmarkStart w:id="44" w:name="_Toc234481664"/>
       <w:r>
         <w:t>Annexures</w:t>
       </w:r>
-      <w:bookmarkEnd w:id="42"/>
       <w:bookmarkEnd w:id="43"/>
+      <w:bookmarkEnd w:id="44"/>
     </w:p>
     <w:p>
       <w:pPr>
@@ -11686,12 +12110,12 @@
       </w:pPr>
     </w:p>
     <w:sectPr>
-      <w:headerReference w:type="even" r:id="rId15"/>
-      <w:headerReference w:type="default" r:id="rId16"/>
-      <w:footerReference w:type="even" r:id="rId17"/>
-      <w:footerReference w:type="default" r:id="rId18"/>
-      <w:headerReference w:type="first" r:id="rId19"/>
-      <w:footerReference w:type="first" r:id="rId20"/>
+      <w:headerReference w:type="even" r:id="rId16"/>
+      <w:headerReference w:type="default" r:id="rId17"/>
+      <w:footerReference w:type="even" r:id="rId18"/>
+      <w:footerReference w:type="default" r:id="rId19"/>
+      <w:headerReference w:type="first" r:id="rId20"/>
+      <w:footerReference w:type="first" r:id="rId21"/>
       <w:pgSz w:w="11906" w:h="16838" w:code="9"/>
       <w:pgMar w:top="1440" w:right="1440" w:bottom="1440" w:left="2160" w:header="720" w:footer="720" w:gutter="0"/>
       <w:cols w:space="720"/>
@@ -11702,7 +12126,7 @@
 </file>
 
 <file path=word/endnotes.xml><?xml version="1.0" encoding="utf-8"?>
-<w:endnotes xmlns:wpc="http://schemas.microsoft.com/office/word/2010/wordprocessingCanvas" xmlns:cx="http://schemas.microsoft.com/office/drawing/2014/chartex" xmlns:cx1="http://schemas.microsoft.com/office/drawing/2015/9/8/chartex" xmlns:cx2="http://schemas.microsoft.com/office/drawing/2015/10/21/chartex" xmlns:cx3="http://schemas.microsoft.com/office/drawing/2016/5/9/chartex" xmlns:cx4="http://schemas.microsoft.com/office/drawing/2016/5/10/chartex" xmlns:cx5="http://schemas.microsoft.com/office/drawing/2016/5/11/chartex" xmlns:cx6="http://schemas.microsoft.com/office/drawing/2016/5/12/chartex" xmlns:cx7="http://schemas.microsoft.com/office/drawing/2016/5/13/chartex" xmlns:cx8="http://schemas.microsoft.com/office/drawing/2016/5/14/chartex" xmlns:mc="http://schemas.openxmlformats.org/markup-compatibility/2006" xmlns:aink="http://schemas.microsoft.com/office/drawing/2016/ink" xmlns:am3d="http://schemas.microsoft.com/office/drawing/2017/model3d" xmlns:o="urn:schemas-microsoft-com:office:office" xmlns:oel="http://schemas.microsoft.com/office/2019/extlst" xmlns:r="http://schemas.openxmlformats.org/officeDocument/2006/relationships" xmlns:m="http://schemas.openxmlformats.org/officeDocument/2006/math" xmlns:v="urn:schemas-microsoft-com:vml" xmlns:wp14="http://schemas.microsoft.com/office/word/2010/wordprocessingDrawing" xmlns:wp="http://schemas.openxmlformats.org/drawingml/2006/wordprocessingDrawing" xmlns:w10="urn:schemas-microsoft-com:office:word" xmlns:w="http://schemas.openxmlformats.org/wordprocessingml/2006/main" xmlns:w14="http://schemas.microsoft.com/office/word/2010/wordml" xmlns:w15="http://schemas.microsoft.com/office/word/2012/wordml" xmlns:w16cex="http://schemas.microsoft.com/office/word/2018/wordml/cex" xmlns:w16cid="http://schemas.microsoft.com/office/word/2016/wordml/cid" xmlns:w16="http://schemas.microsoft.com/office/word/2018/wordml" xmlns:w16du="http://schemas.microsoft.com/office/word/2023/wordml/word16du" xmlns:w16sdtdh="http://schemas.microsoft.com/office/word/2020/wordml/sdtdatahash" xmlns:w16sdtfl="http://schemas.microsoft.com/office/word/2024/wordml/sdtformatlock" xmlns:w16se="http://schemas.microsoft.com/office/word/2015/wordml/symex" xmlns:wpg="http://schemas.microsoft.com/office/word/2010/wordprocessingGroup" xmlns:wpi="http://schemas.microsoft.com/office/word/2010/wordprocessingInk" xmlns:wne="http://schemas.microsoft.com/office/word/2006/wordml" xmlns:wps="http://schemas.microsoft.com/office/word/2010/wordprocessingShape" mc:Ignorable="w14 w15 w16se w16cid w16 w16cex w16sdtdh w16sdtfl w16du wp14">
+<w:endnotes xmlns:wpc="http://schemas.microsoft.com/office/word/2010/wordprocessingCanvas" xmlns:cx="http://schemas.microsoft.com/office/drawing/2014/chartex" xmlns:cx1="http://schemas.microsoft.com/office/drawing/2015/9/8/chartex" xmlns:cx2="http://schemas.microsoft.com/office/drawing/2015/10/21/chartex" xmlns:cx3="http://schemas.microsoft.com/office/drawing/2016/5/9/chartex" xmlns:cx4="http://schemas.microsoft.com/office/drawing/2016/5/10/chartex" xmlns:cx5="http://schemas.microsoft.com/office/drawing/2016/5/11/chartex" xmlns:cx6="http://schemas.microsoft.com/office/drawing/2016/5/12/chartex" xmlns:cx7="http://schemas.microsoft.com/office/drawing/2016/5/13/chartex" xmlns:cx8="http://schemas.microsoft.com/office/drawing/2016/5/14/chartex" xmlns:mc="http://schemas.openxmlformats.org/markup-compatibility/2006" xmlns:aink="http://schemas.microsoft.com/office/drawing/2016/ink" xmlns:am3d="http://schemas.microsoft.com/office/drawing/2017/model3d" xmlns:o="urn:schemas-microsoft-com:office:office" xmlns:r="http://schemas.openxmlformats.org/officeDocument/2006/relationships" xmlns:m="http://schemas.openxmlformats.org/officeDocument/2006/math" xmlns:v="urn:schemas-microsoft-com:vml" xmlns:wp14="http://schemas.microsoft.com/office/word/2010/wordprocessingDrawing" xmlns:wp="http://schemas.openxmlformats.org/drawingml/2006/wordprocessingDrawing" xmlns:w10="urn:schemas-microsoft-com:office:word" xmlns:w="http://schemas.openxmlformats.org/wordprocessingml/2006/main" xmlns:w14="http://schemas.microsoft.com/office/word/2010/wordml" xmlns:w15="http://schemas.microsoft.com/office/word/2012/wordml" xmlns:w16cid="http://schemas.microsoft.com/office/word/2016/wordml/cid" xmlns:w16se="http://schemas.microsoft.com/office/word/2015/wordml/symex" xmlns:wpg="http://schemas.microsoft.com/office/word/2010/wordprocessingGroup" xmlns:wpi="http://schemas.microsoft.com/office/word/2010/wordprocessingInk" xmlns:wne="http://schemas.microsoft.com/office/word/2006/wordml" xmlns:wps="http://schemas.microsoft.com/office/word/2010/wordprocessingShape" mc:Ignorable="w14 w15 w16se w16cid wp14">
   <w:endnote w:type="separator" w:id="-1">
     <w:p>
       <w:pPr>
@@ -11727,7 +12151,7 @@
 </file>
 
 <file path=word/footer1.xml><?xml version="1.0" encoding="utf-8"?>
-<w:ftr xmlns:wpc="http://schemas.microsoft.com/office/word/2010/wordprocessingCanvas" xmlns:cx="http://schemas.microsoft.com/office/drawing/2014/chartex" xmlns:cx1="http://schemas.microsoft.com/office/drawing/2015/9/8/chartex" xmlns:cx2="http://schemas.microsoft.com/office/drawing/2015/10/21/chartex" xmlns:cx3="http://schemas.microsoft.com/office/drawing/2016/5/9/chartex" xmlns:cx4="http://schemas.microsoft.com/office/drawing/2016/5/10/chartex" xmlns:cx5="http://schemas.microsoft.com/office/drawing/2016/5/11/chartex" xmlns:cx6="http://schemas.microsoft.com/office/drawing/2016/5/12/chartex" xmlns:cx7="http://schemas.microsoft.com/office/drawing/2016/5/13/chartex" xmlns:cx8="http://schemas.microsoft.com/office/drawing/2016/5/14/chartex" xmlns:mc="http://schemas.openxmlformats.org/markup-compatibility/2006" xmlns:aink="http://schemas.microsoft.com/office/drawing/2016/ink" xmlns:am3d="http://schemas.microsoft.com/office/drawing/2017/model3d" xmlns:o="urn:schemas-microsoft-com:office:office" xmlns:oel="http://schemas.microsoft.com/office/2019/extlst" xmlns:r="http://schemas.openxmlformats.org/officeDocument/2006/relationships" xmlns:m="http://schemas.openxmlformats.org/officeDocument/2006/math" xmlns:v="urn:schemas-microsoft-com:vml" xmlns:wp14="http://schemas.microsoft.com/office/word/2010/wordprocessingDrawing" xmlns:wp="http://schemas.openxmlformats.org/drawingml/2006/wordprocessingDrawing" xmlns:w10="urn:schemas-microsoft-com:office:word" xmlns:w="http://schemas.openxmlformats.org/wordprocessingml/2006/main" xmlns:w14="http://schemas.microsoft.com/office/word/2010/wordml" xmlns:w15="http://schemas.microsoft.com/office/word/2012/wordml" xmlns:w16cex="http://schemas.microsoft.com/office/word/2018/wordml/cex" xmlns:w16cid="http://schemas.microsoft.com/office/word/2016/wordml/cid" xmlns:w16="http://schemas.microsoft.com/office/word/2018/wordml" xmlns:w16du="http://schemas.microsoft.com/office/word/2023/wordml/word16du" xmlns:w16sdtdh="http://schemas.microsoft.com/office/word/2020/wordml/sdtdatahash" xmlns:w16sdtfl="http://schemas.microsoft.com/office/word/2024/wordml/sdtformatlock" xmlns:w16se="http://schemas.microsoft.com/office/word/2015/wordml/symex" xmlns:wpg="http://schemas.microsoft.com/office/word/2010/wordprocessingGroup" xmlns:wpi="http://schemas.microsoft.com/office/word/2010/wordprocessingInk" xmlns:wne="http://schemas.microsoft.com/office/word/2006/wordml" xmlns:wps="http://schemas.microsoft.com/office/word/2010/wordprocessingShape" mc:Ignorable="w14 w15 w16se w16cid w16 w16cex w16sdtdh w16sdtfl w16du wp14">
+<w:ftr xmlns:wpc="http://schemas.microsoft.com/office/word/2010/wordprocessingCanvas" xmlns:cx="http://schemas.microsoft.com/office/drawing/2014/chartex" xmlns:cx1="http://schemas.microsoft.com/office/drawing/2015/9/8/chartex" xmlns:cx2="http://schemas.microsoft.com/office/drawing/2015/10/21/chartex" xmlns:cx3="http://schemas.microsoft.com/office/drawing/2016/5/9/chartex" xmlns:cx4="http://schemas.microsoft.com/office/drawing/2016/5/10/chartex" xmlns:cx5="http://schemas.microsoft.com/office/drawing/2016/5/11/chartex" xmlns:cx6="http://schemas.microsoft.com/office/drawing/2016/5/12/chartex" xmlns:cx7="http://schemas.microsoft.com/office/drawing/2016/5/13/chartex" xmlns:cx8="http://schemas.microsoft.com/office/drawing/2016/5/14/chartex" xmlns:mc="http://schemas.openxmlformats.org/markup-compatibility/2006" xmlns:aink="http://schemas.microsoft.com/office/drawing/2016/ink" xmlns:am3d="http://schemas.microsoft.com/office/drawing/2017/model3d" xmlns:o="urn:schemas-microsoft-com:office:office" xmlns:r="http://schemas.openxmlformats.org/officeDocument/2006/relationships" xmlns:m="http://schemas.openxmlformats.org/officeDocument/2006/math" xmlns:v="urn:schemas-microsoft-com:vml" xmlns:wp14="http://schemas.microsoft.com/office/word/2010/wordprocessingDrawing" xmlns:wp="http://schemas.openxmlformats.org/drawingml/2006/wordprocessingDrawing" xmlns:w10="urn:schemas-microsoft-com:office:word" xmlns:w="http://schemas.openxmlformats.org/wordprocessingml/2006/main" xmlns:w14="http://schemas.microsoft.com/office/word/2010/wordml" xmlns:w15="http://schemas.microsoft.com/office/word/2012/wordml" xmlns:w16cid="http://schemas.microsoft.com/office/word/2016/wordml/cid" xmlns:w16se="http://schemas.microsoft.com/office/word/2015/wordml/symex" xmlns:wpg="http://schemas.microsoft.com/office/word/2010/wordprocessingGroup" xmlns:wpi="http://schemas.microsoft.com/office/word/2010/wordprocessingInk" xmlns:wne="http://schemas.microsoft.com/office/word/2006/wordml" xmlns:wps="http://schemas.microsoft.com/office/word/2010/wordprocessingShape" mc:Ignorable="w14 w15 w16se w16cid wp14">
   <w:p>
     <w:pPr>
       <w:pStyle w:val="Footer"/>
@@ -11737,7 +12161,7 @@
 </file>
 
 <file path=word/footer2.xml><?xml version="1.0" encoding="utf-8"?>
-<w:ftr xmlns:wpc="http://schemas.microsoft.com/office/word/2010/wordprocessingCanvas" xmlns:cx="http://schemas.microsoft.com/office/drawing/2014/chartex" xmlns:cx1="http://schemas.microsoft.com/office/drawing/2015/9/8/chartex" xmlns:cx2="http://schemas.microsoft.com/office/drawing/2015/10/21/chartex" xmlns:cx3="http://schemas.microsoft.com/office/drawing/2016/5/9/chartex" xmlns:cx4="http://schemas.microsoft.com/office/drawing/2016/5/10/chartex" xmlns:cx5="http://schemas.microsoft.com/office/drawing/2016/5/11/chartex" xmlns:cx6="http://schemas.microsoft.com/office/drawing/2016/5/12/chartex" xmlns:cx7="http://schemas.microsoft.com/office/drawing/2016/5/13/chartex" xmlns:cx8="http://schemas.microsoft.com/office/drawing/2016/5/14/chartex" xmlns:mc="http://schemas.openxmlformats.org/markup-compatibility/2006" xmlns:aink="http://schemas.microsoft.com/office/drawing/2016/ink" xmlns:am3d="http://schemas.microsoft.com/office/drawing/2017/model3d" xmlns:o="urn:schemas-microsoft-com:office:office" xmlns:oel="http://schemas.microsoft.com/office/2019/extlst" xmlns:r="http://schemas.openxmlformats.org/officeDocument/2006/relationships" xmlns:m="http://schemas.openxmlformats.org/officeDocument/2006/math" xmlns:v="urn:schemas-microsoft-com:vml" xmlns:wp14="http://schemas.microsoft.com/office/word/2010/wordprocessingDrawing" xmlns:wp="http://schemas.openxmlformats.org/drawingml/2006/wordprocessingDrawing" xmlns:w10="urn:schemas-microsoft-com:office:word" xmlns:w="http://schemas.openxmlformats.org/wordprocessingml/2006/main" xmlns:w14="http://schemas.microsoft.com/office/word/2010/wordml" xmlns:w15="http://schemas.microsoft.com/office/word/2012/wordml" xmlns:w16cex="http://schemas.microsoft.com/office/word/2018/wordml/cex" xmlns:w16cid="http://schemas.microsoft.com/office/word/2016/wordml/cid" xmlns:w16="http://schemas.microsoft.com/office/word/2018/wordml" xmlns:w16du="http://schemas.microsoft.com/office/word/2023/wordml/word16du" xmlns:w16sdtdh="http://schemas.microsoft.com/office/word/2020/wordml/sdtdatahash" xmlns:w16sdtfl="http://schemas.microsoft.com/office/word/2024/wordml/sdtformatlock" xmlns:w16se="http://schemas.microsoft.com/office/word/2015/wordml/symex" xmlns:wpg="http://schemas.microsoft.com/office/word/2010/wordprocessingGroup" xmlns:wpi="http://schemas.microsoft.com/office/word/2010/wordprocessingInk" xmlns:wne="http://schemas.microsoft.com/office/word/2006/wordml" xmlns:wps="http://schemas.microsoft.com/office/word/2010/wordprocessingShape" mc:Ignorable="w14 w15 w16se w16cid w16 w16cex w16sdtdh w16sdtfl w16du wp14">
+<w:ftr xmlns:wpc="http://schemas.microsoft.com/office/word/2010/wordprocessingCanvas" xmlns:cx="http://schemas.microsoft.com/office/drawing/2014/chartex" xmlns:cx1="http://schemas.microsoft.com/office/drawing/2015/9/8/chartex" xmlns:cx2="http://schemas.microsoft.com/office/drawing/2015/10/21/chartex" xmlns:cx3="http://schemas.microsoft.com/office/drawing/2016/5/9/chartex" xmlns:cx4="http://schemas.microsoft.com/office/drawing/2016/5/10/chartex" xmlns:cx5="http://schemas.microsoft.com/office/drawing/2016/5/11/chartex" xmlns:cx6="http://schemas.microsoft.com/office/drawing/2016/5/12/chartex" xmlns:cx7="http://schemas.microsoft.com/office/drawing/2016/5/13/chartex" xmlns:cx8="http://schemas.microsoft.com/office/drawing/2016/5/14/chartex" xmlns:mc="http://schemas.openxmlformats.org/markup-compatibility/2006" xmlns:aink="http://schemas.microsoft.com/office/drawing/2016/ink" xmlns:am3d="http://schemas.microsoft.com/office/drawing/2017/model3d" xmlns:o="urn:schemas-microsoft-com:office:office" xmlns:r="http://schemas.openxmlformats.org/officeDocument/2006/relationships" xmlns:m="http://schemas.openxmlformats.org/officeDocument/2006/math" xmlns:v="urn:schemas-microsoft-com:vml" xmlns:wp14="http://schemas.microsoft.com/office/word/2010/wordprocessingDrawing" xmlns:wp="http://schemas.openxmlformats.org/drawingml/2006/wordprocessingDrawing" xmlns:w10="urn:schemas-microsoft-com:office:word" xmlns:w="http://schemas.openxmlformats.org/wordprocessingml/2006/main" xmlns:w14="http://schemas.microsoft.com/office/word/2010/wordml" xmlns:w15="http://schemas.microsoft.com/office/word/2012/wordml" xmlns:w16cid="http://schemas.microsoft.com/office/word/2016/wordml/cid" xmlns:w16se="http://schemas.microsoft.com/office/word/2015/wordml/symex" xmlns:wpg="http://schemas.microsoft.com/office/word/2010/wordprocessingGroup" xmlns:wpi="http://schemas.microsoft.com/office/word/2010/wordprocessingInk" xmlns:wne="http://schemas.microsoft.com/office/word/2006/wordml" xmlns:wps="http://schemas.microsoft.com/office/word/2010/wordprocessingShape" mc:Ignorable="w14 w15 w16se w16cid wp14">
   <w:sdt>
     <w:sdtPr>
       <w:id w:val="1769740165"/>
@@ -11790,7 +12214,7 @@
 </file>
 
 <file path=word/footer3.xml><?xml version="1.0" encoding="utf-8"?>
-<w:ftr xmlns:wpc="http://schemas.microsoft.com/office/word/2010/wordprocessingCanvas" xmlns:cx="http://schemas.microsoft.com/office/drawing/2014/chartex" xmlns:cx1="http://schemas.microsoft.com/office/drawing/2015/9/8/chartex" xmlns:cx2="http://schemas.microsoft.com/office/drawing/2015/10/21/chartex" xmlns:cx3="http://schemas.microsoft.com/office/drawing/2016/5/9/chartex" xmlns:cx4="http://schemas.microsoft.com/office/drawing/2016/5/10/chartex" xmlns:cx5="http://schemas.microsoft.com/office/drawing/2016/5/11/chartex" xmlns:cx6="http://schemas.microsoft.com/office/drawing/2016/5/12/chartex" xmlns:cx7="http://schemas.microsoft.com/office/drawing/2016/5/13/chartex" xmlns:cx8="http://schemas.microsoft.com/office/drawing/2016/5/14/chartex" xmlns:mc="http://schemas.openxmlformats.org/markup-compatibility/2006" xmlns:aink="http://schemas.microsoft.com/office/drawing/2016/ink" xmlns:am3d="http://schemas.microsoft.com/office/drawing/2017/model3d" xmlns:o="urn:schemas-microsoft-com:office:office" xmlns:oel="http://schemas.microsoft.com/office/2019/extlst" xmlns:r="http://schemas.openxmlformats.org/officeDocument/2006/relationships" xmlns:m="http://schemas.openxmlformats.org/officeDocument/2006/math" xmlns:v="urn:schemas-microsoft-com:vml" xmlns:wp14="http://schemas.microsoft.com/office/word/2010/wordprocessingDrawing" xmlns:wp="http://schemas.openxmlformats.org/drawingml/2006/wordprocessingDrawing" xmlns:w10="urn:schemas-microsoft-com:office:word" xmlns:w="http://schemas.openxmlformats.org/wordprocessingml/2006/main" xmlns:w14="http://schemas.microsoft.com/office/word/2010/wordml" xmlns:w15="http://schemas.microsoft.com/office/word/2012/wordml" xmlns:w16cex="http://schemas.microsoft.com/office/word/2018/wordml/cex" xmlns:w16cid="http://schemas.microsoft.com/office/word/2016/wordml/cid" xmlns:w16="http://schemas.microsoft.com/office/word/2018/wordml" xmlns:w16du="http://schemas.microsoft.com/office/word/2023/wordml/word16du" xmlns:w16sdtdh="http://schemas.microsoft.com/office/word/2020/wordml/sdtdatahash" xmlns:w16sdtfl="http://schemas.microsoft.com/office/word/2024/wordml/sdtformatlock" xmlns:w16se="http://schemas.microsoft.com/office/word/2015/wordml/symex" xmlns:wpg="http://schemas.microsoft.com/office/word/2010/wordprocessingGroup" xmlns:wpi="http://schemas.microsoft.com/office/word/2010/wordprocessingInk" xmlns:wne="http://schemas.microsoft.com/office/word/2006/wordml" xmlns:wps="http://schemas.microsoft.com/office/word/2010/wordprocessingShape" mc:Ignorable="w14 w15 w16se w16cid w16 w16cex w16sdtdh w16sdtfl w16du wp14">
+<w:ftr xmlns:wpc="http://schemas.microsoft.com/office/word/2010/wordprocessingCanvas" xmlns:cx="http://schemas.microsoft.com/office/drawing/2014/chartex" xmlns:cx1="http://schemas.microsoft.com/office/drawing/2015/9/8/chartex" xmlns:cx2="http://schemas.microsoft.com/office/drawing/2015/10/21/chartex" xmlns:cx3="http://schemas.microsoft.com/office/drawing/2016/5/9/chartex" xmlns:cx4="http://schemas.microsoft.com/office/drawing/2016/5/10/chartex" xmlns:cx5="http://schemas.microsoft.com/office/drawing/2016/5/11/chartex" xmlns:cx6="http://schemas.microsoft.com/office/drawing/2016/5/12/chartex" xmlns:cx7="http://schemas.microsoft.com/office/drawing/2016/5/13/chartex" xmlns:cx8="http://schemas.microsoft.com/office/drawing/2016/5/14/chartex" xmlns:mc="http://schemas.openxmlformats.org/markup-compatibility/2006" xmlns:aink="http://schemas.microsoft.com/office/drawing/2016/ink" xmlns:am3d="http://schemas.microsoft.com/office/drawing/2017/model3d" xmlns:o="urn:schemas-microsoft-com:office:office" xmlns:r="http://schemas.openxmlformats.org/officeDocument/2006/relationships" xmlns:m="http://schemas.openxmlformats.org/officeDocument/2006/math" xmlns:v="urn:schemas-microsoft-com:vml" xmlns:wp14="http://schemas.microsoft.com/office/word/2010/wordprocessingDrawing" xmlns:wp="http://schemas.openxmlformats.org/drawingml/2006/wordprocessingDrawing" xmlns:w10="urn:schemas-microsoft-com:office:word" xmlns:w="http://schemas.openxmlformats.org/wordprocessingml/2006/main" xmlns:w14="http://schemas.microsoft.com/office/word/2010/wordml" xmlns:w15="http://schemas.microsoft.com/office/word/2012/wordml" xmlns:w16cid="http://schemas.microsoft.com/office/word/2016/wordml/cid" xmlns:w16se="http://schemas.microsoft.com/office/word/2015/wordml/symex" xmlns:wpg="http://schemas.microsoft.com/office/word/2010/wordprocessingGroup" xmlns:wpi="http://schemas.microsoft.com/office/word/2010/wordprocessingInk" xmlns:wne="http://schemas.microsoft.com/office/word/2006/wordml" xmlns:wps="http://schemas.microsoft.com/office/word/2010/wordprocessingShape" mc:Ignorable="w14 w15 w16se w16cid wp14">
   <w:p>
     <w:pPr>
       <w:pStyle w:val="Footer"/>
@@ -11800,7 +12224,7 @@
 </file>
 
 <file path=word/footnotes.xml><?xml version="1.0" encoding="utf-8"?>
-<w:footnotes xmlns:wpc="http://schemas.microsoft.com/office/word/2010/wordprocessingCanvas" xmlns:cx="http://schemas.microsoft.com/office/drawing/2014/chartex" xmlns:cx1="http://schemas.microsoft.com/office/drawing/2015/9/8/chartex" xmlns:cx2="http://schemas.microsoft.com/office/drawing/2015/10/21/chartex" xmlns:cx3="http://schemas.microsoft.com/office/drawing/2016/5/9/chartex" xmlns:cx4="http://schemas.microsoft.com/office/drawing/2016/5/10/chartex" xmlns:cx5="http://schemas.microsoft.com/office/drawing/2016/5/11/chartex" xmlns:cx6="http://schemas.microsoft.com/office/drawing/2016/5/12/chartex" xmlns:cx7="http://schemas.microsoft.com/office/drawing/2016/5/13/chartex" xmlns:cx8="http://schemas.microsoft.com/office/drawing/2016/5/14/chartex" xmlns:mc="http://schemas.openxmlformats.org/markup-compatibility/2006" xmlns:aink="http://schemas.microsoft.com/office/drawing/2016/ink" xmlns:am3d="http://schemas.microsoft.com/office/drawing/2017/model3d" xmlns:o="urn:schemas-microsoft-com:office:office" xmlns:oel="http://schemas.microsoft.com/office/2019/extlst" xmlns:r="http://schemas.openxmlformats.org/officeDocument/2006/relationships" xmlns:m="http://schemas.openxmlformats.org/officeDocument/2006/math" xmlns:v="urn:schemas-microsoft-com:vml" xmlns:wp14="http://schemas.microsoft.com/office/word/2010/wordprocessingDrawing" xmlns:wp="http://schemas.openxmlformats.org/drawingml/2006/wordprocessingDrawing" xmlns:w10="urn:schemas-microsoft-com:office:word" xmlns:w="http://schemas.openxmlformats.org/wordprocessingml/2006/main" xmlns:w14="http://schemas.microsoft.com/office/word/2010/wordml" xmlns:w15="http://schemas.microsoft.com/office/word/2012/wordml" xmlns:w16cex="http://schemas.microsoft.com/office/word/2018/wordml/cex" xmlns:w16cid="http://schemas.microsoft.com/office/word/2016/wordml/cid" xmlns:w16="http://schemas.microsoft.com/office/word/2018/wordml" xmlns:w16du="http://schemas.microsoft.com/office/word/2023/wordml/word16du" xmlns:w16sdtdh="http://schemas.microsoft.com/office/word/2020/wordml/sdtdatahash" xmlns:w16sdtfl="http://schemas.microsoft.com/office/word/2024/wordml/sdtformatlock" xmlns:w16se="http://schemas.microsoft.com/office/word/2015/wordml/symex" xmlns:wpg="http://schemas.microsoft.com/office/word/2010/wordprocessingGroup" xmlns:wpi="http://schemas.microsoft.com/office/word/2010/wordprocessingInk" xmlns:wne="http://schemas.microsoft.com/office/word/2006/wordml" xmlns:wps="http://schemas.microsoft.com/office/word/2010/wordprocessingShape" mc:Ignorable="w14 w15 w16se w16cid w16 w16cex w16sdtdh w16sdtfl w16du wp14">
+<w:footnotes xmlns:wpc="http://schemas.microsoft.com/office/word/2010/wordprocessingCanvas" xmlns:cx="http://schemas.microsoft.com/office/drawing/2014/chartex" xmlns:cx1="http://schemas.microsoft.com/office/drawing/2015/9/8/chartex" xmlns:cx2="http://schemas.microsoft.com/office/drawing/2015/10/21/chartex" xmlns:cx3="http://schemas.microsoft.com/office/drawing/2016/5/9/chartex" xmlns:cx4="http://schemas.microsoft.com/office/drawing/2016/5/10/chartex" xmlns:cx5="http://schemas.microsoft.com/office/drawing/2016/5/11/chartex" xmlns:cx6="http://schemas.microsoft.com/office/drawing/2016/5/12/chartex" xmlns:cx7="http://schemas.microsoft.com/office/drawing/2016/5/13/chartex" xmlns:cx8="http://schemas.microsoft.com/office/drawing/2016/5/14/chartex" xmlns:mc="http://schemas.openxmlformats.org/markup-compatibility/2006" xmlns:aink="http://schemas.microsoft.com/office/drawing/2016/ink" xmlns:am3d="http://schemas.microsoft.com/office/drawing/2017/model3d" xmlns:o="urn:schemas-microsoft-com:office:office" xmlns:r="http://schemas.openxmlformats.org/officeDocument/2006/relationships" xmlns:m="http://schemas.openxmlformats.org/officeDocument/2006/math" xmlns:v="urn:schemas-microsoft-com:vml" xmlns:wp14="http://schemas.microsoft.com/office/word/2010/wordprocessingDrawing" xmlns:wp="http://schemas.openxmlformats.org/drawingml/2006/wordprocessingDrawing" xmlns:w10="urn:schemas-microsoft-com:office:word" xmlns:w="http://schemas.openxmlformats.org/wordprocessingml/2006/main" xmlns:w14="http://schemas.microsoft.com/office/word/2010/wordml" xmlns:w15="http://schemas.microsoft.com/office/word/2012/wordml" xmlns:w16cid="http://schemas.microsoft.com/office/word/2016/wordml/cid" xmlns:w16se="http://schemas.microsoft.com/office/word/2015/wordml/symex" xmlns:wpg="http://schemas.microsoft.com/office/word/2010/wordprocessingGroup" xmlns:wpi="http://schemas.microsoft.com/office/word/2010/wordprocessingInk" xmlns:wne="http://schemas.microsoft.com/office/word/2006/wordml" xmlns:wps="http://schemas.microsoft.com/office/word/2010/wordprocessingShape" mc:Ignorable="w14 w15 w16se w16cid wp14">
   <w:footnote w:type="separator" w:id="-1">
     <w:p>
       <w:pPr>
@@ -11825,7 +12249,7 @@
 </file>
 
 <file path=word/header1.xml><?xml version="1.0" encoding="utf-8"?>
-<w:hdr xmlns:wpc="http://schemas.microsoft.com/office/word/2010/wordprocessingCanvas" xmlns:cx="http://schemas.microsoft.com/office/drawing/2014/chartex" xmlns:cx1="http://schemas.microsoft.com/office/drawing/2015/9/8/chartex" xmlns:cx2="http://schemas.microsoft.com/office/drawing/2015/10/21/chartex" xmlns:cx3="http://schemas.microsoft.com/office/drawing/2016/5/9/chartex" xmlns:cx4="http://schemas.microsoft.com/office/drawing/2016/5/10/chartex" xmlns:cx5="http://schemas.microsoft.com/office/drawing/2016/5/11/chartex" xmlns:cx6="http://schemas.microsoft.com/office/drawing/2016/5/12/chartex" xmlns:cx7="http://schemas.microsoft.com/office/drawing/2016/5/13/chartex" xmlns:cx8="http://schemas.microsoft.com/office/drawing/2016/5/14/chartex" xmlns:mc="http://schemas.openxmlformats.org/markup-compatibility/2006" xmlns:aink="http://schemas.microsoft.com/office/drawing/2016/ink" xmlns:am3d="http://schemas.microsoft.com/office/drawing/2017/model3d" xmlns:o="urn:schemas-microsoft-com:office:office" xmlns:oel="http://schemas.microsoft.com/office/2019/extlst" xmlns:r="http://schemas.openxmlformats.org/officeDocument/2006/relationships" xmlns:m="http://schemas.openxmlformats.org/officeDocument/2006/math" xmlns:v="urn:schemas-microsoft-com:vml" xmlns:wp14="http://schemas.microsoft.com/office/word/2010/wordprocessingDrawing" xmlns:wp="http://schemas.openxmlformats.org/drawingml/2006/wordprocessingDrawing" xmlns:w10="urn:schemas-microsoft-com:office:word" xmlns:w="http://schemas.openxmlformats.org/wordprocessingml/2006/main" xmlns:w14="http://schemas.microsoft.com/office/word/2010/wordml" xmlns:w15="http://schemas.microsoft.com/office/word/2012/wordml" xmlns:w16cex="http://schemas.microsoft.com/office/word/2018/wordml/cex" xmlns:w16cid="http://schemas.microsoft.com/office/word/2016/wordml/cid" xmlns:w16="http://schemas.microsoft.com/office/word/2018/wordml" xmlns:w16du="http://schemas.microsoft.com/office/word/2023/wordml/word16du" xmlns:w16sdtdh="http://schemas.microsoft.com/office/word/2020/wordml/sdtdatahash" xmlns:w16sdtfl="http://schemas.microsoft.com/office/word/2024/wordml/sdtformatlock" xmlns:w16se="http://schemas.microsoft.com/office/word/2015/wordml/symex" xmlns:wpg="http://schemas.microsoft.com/office/word/2010/wordprocessingGroup" xmlns:wpi="http://schemas.microsoft.com/office/word/2010/wordprocessingInk" xmlns:wne="http://schemas.microsoft.com/office/word/2006/wordml" xmlns:wps="http://schemas.microsoft.com/office/word/2010/wordprocessingShape" mc:Ignorable="w14 w15 w16se w16cid w16 w16cex w16sdtdh w16sdtfl w16du wp14">
+<w:hdr xmlns:wpc="http://schemas.microsoft.com/office/word/2010/wordprocessingCanvas" xmlns:cx="http://schemas.microsoft.com/office/drawing/2014/chartex" xmlns:cx1="http://schemas.microsoft.com/office/drawing/2015/9/8/chartex" xmlns:cx2="http://schemas.microsoft.com/office/drawing/2015/10/21/chartex" xmlns:cx3="http://schemas.microsoft.com/office/drawing/2016/5/9/chartex" xmlns:cx4="http://schemas.microsoft.com/office/drawing/2016/5/10/chartex" xmlns:cx5="http://schemas.microsoft.com/office/drawing/2016/5/11/chartex" xmlns:cx6="http://schemas.microsoft.com/office/drawing/2016/5/12/chartex" xmlns:cx7="http://schemas.microsoft.com/office/drawing/2016/5/13/chartex" xmlns:cx8="http://schemas.microsoft.com/office/drawing/2016/5/14/chartex" xmlns:mc="http://schemas.openxmlformats.org/markup-compatibility/2006" xmlns:aink="http://schemas.microsoft.com/office/drawing/2016/ink" xmlns:am3d="http://schemas.microsoft.com/office/drawing/2017/model3d" xmlns:o="urn:schemas-microsoft-com:office:office" xmlns:r="http://schemas.openxmlformats.org/officeDocument/2006/relationships" xmlns:m="http://schemas.openxmlformats.org/officeDocument/2006/math" xmlns:v="urn:schemas-microsoft-com:vml" xmlns:wp14="http://schemas.microsoft.com/office/word/2010/wordprocessingDrawing" xmlns:wp="http://schemas.openxmlformats.org/drawingml/2006/wordprocessingDrawing" xmlns:w10="urn:schemas-microsoft-com:office:word" xmlns:w="http://schemas.openxmlformats.org/wordprocessingml/2006/main" xmlns:w14="http://schemas.microsoft.com/office/word/2010/wordml" xmlns:w15="http://schemas.microsoft.com/office/word/2012/wordml" xmlns:w16cid="http://schemas.microsoft.com/office/word/2016/wordml/cid" xmlns:w16se="http://schemas.microsoft.com/office/word/2015/wordml/symex" xmlns:wpg="http://schemas.microsoft.com/office/word/2010/wordprocessingGroup" xmlns:wpi="http://schemas.microsoft.com/office/word/2010/wordprocessingInk" xmlns:wne="http://schemas.microsoft.com/office/word/2006/wordml" xmlns:wps="http://schemas.microsoft.com/office/word/2010/wordprocessingShape" mc:Ignorable="w14 w15 w16se w16cid wp14">
   <w:p>
     <w:pPr>
       <w:pStyle w:val="Header"/>
@@ -11835,7 +12259,7 @@
 </file>
 
 <file path=word/header2.xml><?xml version="1.0" encoding="utf-8"?>
-<w:hdr xmlns:wpc="http://schemas.microsoft.com/office/word/2010/wordprocessingCanvas" xmlns:cx="http://schemas.microsoft.com/office/drawing/2014/chartex" xmlns:cx1="http://schemas.microsoft.com/office/drawing/2015/9/8/chartex" xmlns:cx2="http://schemas.microsoft.com/office/drawing/2015/10/21/chartex" xmlns:cx3="http://schemas.microsoft.com/office/drawing/2016/5/9/chartex" xmlns:cx4="http://schemas.microsoft.com/office/drawing/2016/5/10/chartex" xmlns:cx5="http://schemas.microsoft.com/office/drawing/2016/5/11/chartex" xmlns:cx6="http://schemas.microsoft.com/office/drawing/2016/5/12/chartex" xmlns:cx7="http://schemas.microsoft.com/office/drawing/2016/5/13/chartex" xmlns:cx8="http://schemas.microsoft.com/office/drawing/2016/5/14/chartex" xmlns:mc="http://schemas.openxmlformats.org/markup-compatibility/2006" xmlns:aink="http://schemas.microsoft.com/office/drawing/2016/ink" xmlns:am3d="http://schemas.microsoft.com/office/drawing/2017/model3d" xmlns:o="urn:schemas-microsoft-com:office:office" xmlns:oel="http://schemas.microsoft.com/office/2019/extlst" xmlns:r="http://schemas.openxmlformats.org/officeDocument/2006/relationships" xmlns:m="http://schemas.openxmlformats.org/officeDocument/2006/math" xmlns:v="urn:schemas-microsoft-com:vml" xmlns:wp14="http://schemas.microsoft.com/office/word/2010/wordprocessingDrawing" xmlns:wp="http://schemas.openxmlformats.org/drawingml/2006/wordprocessingDrawing" xmlns:w10="urn:schemas-microsoft-com:office:word" xmlns:w="http://schemas.openxmlformats.org/wordprocessingml/2006/main" xmlns:w14="http://schemas.microsoft.com/office/word/2010/wordml" xmlns:w15="http://schemas.microsoft.com/office/word/2012/wordml" xmlns:w16cex="http://schemas.microsoft.com/office/word/2018/wordml/cex" xmlns:w16cid="http://schemas.microsoft.com/office/word/2016/wordml/cid" xmlns:w16="http://schemas.microsoft.com/office/word/2018/wordml" xmlns:w16du="http://schemas.microsoft.com/office/word/2023/wordml/word16du" xmlns:w16sdtdh="http://schemas.microsoft.com/office/word/2020/wordml/sdtdatahash" xmlns:w16sdtfl="http://schemas.microsoft.com/office/word/2024/wordml/sdtformatlock" xmlns:w16se="http://schemas.microsoft.com/office/word/2015/wordml/symex" xmlns:wpg="http://schemas.microsoft.com/office/word/2010/wordprocessingGroup" xmlns:wpi="http://schemas.microsoft.com/office/word/2010/wordprocessingInk" xmlns:wne="http://schemas.microsoft.com/office/word/2006/wordml" xmlns:wps="http://schemas.microsoft.com/office/word/2010/wordprocessingShape" mc:Ignorable="w14 w15 w16se w16cid w16 w16cex w16sdtdh w16sdtfl w16du wp14">
+<w:hdr xmlns:wpc="http://schemas.microsoft.com/office/word/2010/wordprocessingCanvas" xmlns:cx="http://schemas.microsoft.com/office/drawing/2014/chartex" xmlns:cx1="http://schemas.microsoft.com/office/drawing/2015/9/8/chartex" xmlns:cx2="http://schemas.microsoft.com/office/drawing/2015/10/21/chartex" xmlns:cx3="http://schemas.microsoft.com/office/drawing/2016/5/9/chartex" xmlns:cx4="http://schemas.microsoft.com/office/drawing/2016/5/10/chartex" xmlns:cx5="http://schemas.microsoft.com/office/drawing/2016/5/11/chartex" xmlns:cx6="http://schemas.microsoft.com/office/drawing/2016/5/12/chartex" xmlns:cx7="http://schemas.microsoft.com/office/drawing/2016/5/13/chartex" xmlns:cx8="http://schemas.microsoft.com/office/drawing/2016/5/14/chartex" xmlns:mc="http://schemas.openxmlformats.org/markup-compatibility/2006" xmlns:aink="http://schemas.microsoft.com/office/drawing/2016/ink" xmlns:am3d="http://schemas.microsoft.com/office/drawing/2017/model3d" xmlns:o="urn:schemas-microsoft-com:office:office" xmlns:r="http://schemas.openxmlformats.org/officeDocument/2006/relationships" xmlns:m="http://schemas.openxmlformats.org/officeDocument/2006/math" xmlns:v="urn:schemas-microsoft-com:vml" xmlns:wp14="http://schemas.microsoft.com/office/word/2010/wordprocessingDrawing" xmlns:wp="http://schemas.openxmlformats.org/drawingml/2006/wordprocessingDrawing" xmlns:w10="urn:schemas-microsoft-com:office:word" xmlns:w="http://schemas.openxmlformats.org/wordprocessingml/2006/main" xmlns:w14="http://schemas.microsoft.com/office/word/2010/wordml" xmlns:w15="http://schemas.microsoft.com/office/word/2012/wordml" xmlns:w16cid="http://schemas.microsoft.com/office/word/2016/wordml/cid" xmlns:w16se="http://schemas.microsoft.com/office/word/2015/wordml/symex" xmlns:wpg="http://schemas.microsoft.com/office/word/2010/wordprocessingGroup" xmlns:wpi="http://schemas.microsoft.com/office/word/2010/wordprocessingInk" xmlns:wne="http://schemas.microsoft.com/office/word/2006/wordml" xmlns:wps="http://schemas.microsoft.com/office/word/2010/wordprocessingShape" mc:Ignorable="w14 w15 w16se w16cid wp14">
   <w:p>
     <w:pPr>
       <w:pStyle w:val="Header"/>
@@ -11845,7 +12269,7 @@
 </file>
 
 <file path=word/header3.xml><?xml version="1.0" encoding="utf-8"?>
-<w:hdr xmlns:wpc="http://schemas.microsoft.com/office/word/2010/wordprocessingCanvas" xmlns:cx="http://schemas.microsoft.com/office/drawing/2014/chartex" xmlns:cx1="http://schemas.microsoft.com/office/drawing/2015/9/8/chartex" xmlns:cx2="http://schemas.microsoft.com/office/drawing/2015/10/21/chartex" xmlns:cx3="http://schemas.microsoft.com/office/drawing/2016/5/9/chartex" xmlns:cx4="http://schemas.microsoft.com/office/drawing/2016/5/10/chartex" xmlns:cx5="http://schemas.microsoft.com/office/drawing/2016/5/11/chartex" xmlns:cx6="http://schemas.mi